--- a/research_protocol/protocol.docx
+++ b/research_protocol/protocol.docx
@@ -20,87 +20,1243 @@
           <w:sz w:val="24"/>
           <w:szCs w:val="24"/>
         </w:rPr>
-        <w:t>Engenharia de Software</w:t>
+        <w:t>U</w:t>
+      </w:r>
+      <w:r>
+        <w:rPr>
+          <w:b/>
+          <w:bCs/>
+          <w:sz w:val="24"/>
+          <w:szCs w:val="24"/>
+        </w:rPr>
+        <w:t>NIVERSIDADE FEDERAL DE GOIÁS</w:t>
+      </w:r>
+      <w:r>
+        <w:rPr>
+          <w:b/>
+          <w:bCs/>
+          <w:sz w:val="24"/>
+          <w:szCs w:val="24"/>
+        </w:rPr>
+        <w:t xml:space="preserve"> (UFG)</w:t>
       </w:r>
     </w:p>
     <w:p>
       <w:pPr>
         <w:spacing w:before="240" w:after="240"/>
         <w:jc w:val="center"/>
-      </w:pPr>
-      <w:r>
-        <w:t>Prof. Dr. Valdemar Vicente Graciano Neto</w:t>
-      </w:r>
-    </w:p>
-    <w:p>
-      <w:pPr>
-        <w:rPr>
-          <w:b/>
-          <w:bCs/>
-        </w:rPr>
-      </w:pPr>
+        <w:rPr>
+          <w:sz w:val="24"/>
+          <w:szCs w:val="24"/>
+        </w:rPr>
+      </w:pPr>
+      <w:r>
+        <w:rPr>
+          <w:sz w:val="24"/>
+          <w:szCs w:val="24"/>
+        </w:rPr>
+        <w:t>PROGRAMA</w:t>
+      </w:r>
+      <w:r>
+        <w:rPr>
+          <w:sz w:val="24"/>
+          <w:szCs w:val="24"/>
+        </w:rPr>
+        <w:t xml:space="preserve"> </w:t>
+      </w:r>
+      <w:r>
+        <w:rPr>
+          <w:sz w:val="24"/>
+          <w:szCs w:val="24"/>
+        </w:rPr>
+        <w:t>DE</w:t>
+      </w:r>
+      <w:r>
+        <w:rPr>
+          <w:sz w:val="24"/>
+          <w:szCs w:val="24"/>
+        </w:rPr>
+        <w:t xml:space="preserve"> </w:t>
+      </w:r>
+      <w:r>
+        <w:rPr>
+          <w:sz w:val="24"/>
+          <w:szCs w:val="24"/>
+        </w:rPr>
+        <w:t>PÓS</w:t>
+      </w:r>
+      <w:r>
+        <w:rPr>
+          <w:sz w:val="24"/>
+          <w:szCs w:val="24"/>
+        </w:rPr>
+        <w:t>-</w:t>
+      </w:r>
+      <w:r>
+        <w:rPr>
+          <w:sz w:val="24"/>
+          <w:szCs w:val="24"/>
+        </w:rPr>
+        <w:t>GRADUAÇÃO</w:t>
+      </w:r>
+      <w:r>
+        <w:rPr>
+          <w:sz w:val="24"/>
+          <w:szCs w:val="24"/>
+        </w:rPr>
+        <w:t xml:space="preserve"> </w:t>
+      </w:r>
+      <w:r>
+        <w:rPr>
+          <w:sz w:val="24"/>
+          <w:szCs w:val="24"/>
+        </w:rPr>
+        <w:t>EM CIÊNCIA DA COMPUTAÇÃO</w:t>
+      </w:r>
+      <w:r>
+        <w:rPr>
+          <w:sz w:val="24"/>
+          <w:szCs w:val="24"/>
+        </w:rPr>
+        <w:t xml:space="preserve"> (PPGCC)</w:t>
+      </w:r>
+    </w:p>
+    <w:p>
+      <w:pPr>
+        <w:jc w:val="center"/>
+      </w:pPr>
+      <w:r>
+        <w:t>ALEX FERREIRA DE ALMEIDA</w:t>
+      </w:r>
+    </w:p>
+    <w:p>
+      <w:pPr>
+        <w:jc w:val="center"/>
+      </w:pPr>
+      <w:r>
+        <w:t>PAULO AUGUSTO DE OLIVEIRA GONÇALVES</w:t>
+      </w:r>
     </w:p>
     <w:p>
       <w:pPr>
         <w:jc w:val="right"/>
       </w:pPr>
-      <w:r>
-        <w:t>Discentes: Alex Almeida e Paulo Augusto</w:t>
-      </w:r>
-    </w:p>
-    <w:p>
-      <w:pPr>
+    </w:p>
+    <w:p>
+      <w:pPr>
+        <w:rPr>
+          <w:b/>
+          <w:bCs/>
+        </w:rPr>
+      </w:pPr>
+    </w:p>
+    <w:p>
+      <w:pPr>
+        <w:rPr>
+          <w:b/>
+          <w:bCs/>
+        </w:rPr>
+      </w:pPr>
+    </w:p>
+    <w:p>
+      <w:pPr>
+        <w:rPr>
+          <w:b/>
+          <w:bCs/>
+        </w:rPr>
+      </w:pPr>
+    </w:p>
+    <w:p>
+      <w:pPr>
+        <w:rPr>
+          <w:b/>
+          <w:bCs/>
+        </w:rPr>
+      </w:pPr>
+    </w:p>
+    <w:p>
+      <w:pPr>
+        <w:rPr>
+          <w:b/>
+          <w:bCs/>
+        </w:rPr>
+      </w:pPr>
+    </w:p>
+    <w:p>
+      <w:pPr>
+        <w:rPr>
+          <w:b/>
+          <w:bCs/>
+        </w:rPr>
+      </w:pPr>
+    </w:p>
+    <w:p>
+      <w:pPr>
+        <w:rPr>
+          <w:b/>
+          <w:bCs/>
+        </w:rPr>
+      </w:pPr>
+    </w:p>
+    <w:p>
+      <w:pPr>
+        <w:rPr>
+          <w:b/>
+          <w:bCs/>
+        </w:rPr>
+      </w:pPr>
+    </w:p>
+    <w:p>
+      <w:pPr>
+        <w:rPr>
+          <w:b/>
+          <w:bCs/>
+        </w:rPr>
+      </w:pPr>
+    </w:p>
+    <w:p>
+      <w:pPr>
+        <w:rPr>
+          <w:b/>
+          <w:bCs/>
+        </w:rPr>
+      </w:pPr>
+    </w:p>
+    <w:p>
+      <w:pPr>
+        <w:rPr>
+          <w:b/>
+          <w:bCs/>
+        </w:rPr>
+      </w:pPr>
+    </w:p>
+    <w:p>
+      <w:pPr>
+        <w:jc w:val="center"/>
+        <w:rPr>
+          <w:b/>
+          <w:bCs/>
+        </w:rPr>
+      </w:pPr>
+      <w:r>
+        <w:rPr>
+          <w:b/>
+          <w:bCs/>
+        </w:rPr>
+        <w:t>G</w:t>
+      </w:r>
+      <w:r>
+        <w:rPr>
+          <w:b/>
+          <w:bCs/>
+        </w:rPr>
+        <w:t>ERAÇÂO</w:t>
+      </w:r>
+      <w:r>
+        <w:rPr>
+          <w:b/>
+          <w:bCs/>
+        </w:rPr>
+        <w:t xml:space="preserve"> A</w:t>
+      </w:r>
+      <w:r>
+        <w:rPr>
+          <w:b/>
+          <w:bCs/>
+        </w:rPr>
+        <w:t>UMENTADA</w:t>
+      </w:r>
+      <w:r>
+        <w:rPr>
+          <w:b/>
+          <w:bCs/>
+        </w:rPr>
+        <w:t xml:space="preserve"> </w:t>
+      </w:r>
+      <w:r>
+        <w:rPr>
+          <w:b/>
+          <w:bCs/>
+        </w:rPr>
+        <w:t>POR</w:t>
+      </w:r>
+      <w:r>
+        <w:rPr>
+          <w:b/>
+          <w:bCs/>
+        </w:rPr>
+        <w:t xml:space="preserve"> R</w:t>
+      </w:r>
+      <w:r>
+        <w:rPr>
+          <w:b/>
+          <w:bCs/>
+        </w:rPr>
+        <w:t>ECUPERAÇÃO</w:t>
+      </w:r>
+      <w:r>
+        <w:rPr>
+          <w:b/>
+          <w:bCs/>
+        </w:rPr>
+        <w:t xml:space="preserve"> A</w:t>
+      </w:r>
+      <w:r>
+        <w:rPr>
+          <w:b/>
+          <w:bCs/>
+        </w:rPr>
+        <w:t>PLICADA</w:t>
+      </w:r>
+      <w:r>
+        <w:rPr>
+          <w:b/>
+          <w:bCs/>
+        </w:rPr>
+        <w:t xml:space="preserve"> </w:t>
+      </w:r>
+      <w:r>
+        <w:rPr>
+          <w:b/>
+          <w:bCs/>
+        </w:rPr>
+        <w:t>A</w:t>
+      </w:r>
+      <w:r>
+        <w:rPr>
+          <w:b/>
+          <w:bCs/>
+        </w:rPr>
+        <w:t xml:space="preserve"> B</w:t>
+      </w:r>
+      <w:r>
+        <w:rPr>
+          <w:b/>
+          <w:bCs/>
+        </w:rPr>
+        <w:t>ASES</w:t>
+      </w:r>
+      <w:r>
+        <w:rPr>
+          <w:b/>
+          <w:bCs/>
+        </w:rPr>
+        <w:t xml:space="preserve"> </w:t>
+      </w:r>
+      <w:r>
+        <w:rPr>
+          <w:b/>
+          <w:bCs/>
+        </w:rPr>
+        <w:t>DE</w:t>
+      </w:r>
+      <w:r>
+        <w:rPr>
+          <w:b/>
+          <w:bCs/>
+        </w:rPr>
+        <w:t xml:space="preserve"> C</w:t>
+      </w:r>
+      <w:r>
+        <w:rPr>
+          <w:b/>
+          <w:bCs/>
+        </w:rPr>
+        <w:t>ÓDIGO</w:t>
+      </w:r>
+      <w:r>
+        <w:rPr>
+          <w:b/>
+          <w:bCs/>
+        </w:rPr>
+        <w:t xml:space="preserve"> </w:t>
+      </w:r>
+      <w:r>
+        <w:rPr>
+          <w:b/>
+          <w:bCs/>
+        </w:rPr>
+        <w:t>DE</w:t>
+      </w:r>
+      <w:r>
+        <w:rPr>
+          <w:b/>
+          <w:bCs/>
+        </w:rPr>
+        <w:t xml:space="preserve"> </w:t>
+      </w:r>
+      <w:r>
+        <w:rPr>
+          <w:b/>
+          <w:bCs/>
+        </w:rPr>
+        <w:t>SOFTWARE</w:t>
+      </w:r>
+      <w:r>
+        <w:rPr>
+          <w:b/>
+          <w:bCs/>
+        </w:rPr>
+        <w:t xml:space="preserve">: </w:t>
+      </w:r>
+      <w:r>
+        <w:rPr>
+          <w:b/>
+          <w:bCs/>
+        </w:rPr>
+        <w:t>UM</w:t>
+      </w:r>
+      <w:r>
+        <w:rPr>
+          <w:b/>
+          <w:bCs/>
+        </w:rPr>
+        <w:t xml:space="preserve"> E</w:t>
+      </w:r>
+      <w:r>
+        <w:rPr>
+          <w:b/>
+          <w:bCs/>
+        </w:rPr>
+        <w:t>STUDO</w:t>
+      </w:r>
+      <w:r>
+        <w:rPr>
+          <w:b/>
+          <w:bCs/>
+        </w:rPr>
+        <w:t xml:space="preserve"> </w:t>
+      </w:r>
+      <w:r>
+        <w:rPr>
+          <w:b/>
+          <w:bCs/>
+        </w:rPr>
+        <w:t>DE</w:t>
+      </w:r>
+      <w:r>
+        <w:rPr>
+          <w:b/>
+          <w:bCs/>
+        </w:rPr>
+        <w:t xml:space="preserve"> </w:t>
+      </w:r>
+      <w:r>
+        <w:rPr>
+          <w:b/>
+          <w:bCs/>
+        </w:rPr>
+        <w:t>MAPEAMENTO</w:t>
+      </w:r>
+      <w:r>
+        <w:rPr>
+          <w:b/>
+          <w:bCs/>
+        </w:rPr>
+        <w:t xml:space="preserve"> </w:t>
+      </w:r>
+      <w:r>
+        <w:rPr>
+          <w:b/>
+          <w:bCs/>
+        </w:rPr>
+        <w:t>SISTEMÁTICO</w:t>
+      </w:r>
+    </w:p>
+    <w:p>
+      <w:pPr>
+        <w:rPr>
+          <w:b/>
+          <w:bCs/>
+        </w:rPr>
+      </w:pPr>
+    </w:p>
+    <w:p>
+      <w:pPr>
+        <w:rPr>
+          <w:b/>
+          <w:bCs/>
+        </w:rPr>
+      </w:pPr>
+    </w:p>
+    <w:p>
+      <w:pPr>
+        <w:rPr>
+          <w:b/>
+          <w:bCs/>
+        </w:rPr>
+      </w:pPr>
+    </w:p>
+    <w:p>
+      <w:pPr>
+        <w:rPr>
+          <w:b/>
+          <w:bCs/>
+        </w:rPr>
+      </w:pPr>
+    </w:p>
+    <w:p>
+      <w:pPr>
+        <w:rPr>
+          <w:b/>
+          <w:bCs/>
+        </w:rPr>
+      </w:pPr>
+    </w:p>
+    <w:p>
+      <w:pPr>
+        <w:rPr>
+          <w:b/>
+          <w:bCs/>
+        </w:rPr>
+      </w:pPr>
+    </w:p>
+    <w:p>
+      <w:pPr>
+        <w:rPr>
+          <w:b/>
+          <w:bCs/>
+        </w:rPr>
+      </w:pPr>
+    </w:p>
+    <w:p>
+      <w:pPr>
+        <w:rPr>
+          <w:b/>
+          <w:bCs/>
+        </w:rPr>
+      </w:pPr>
+    </w:p>
+    <w:p>
+      <w:pPr>
+        <w:spacing w:line="360" w:lineRule="auto"/>
+        <w:jc w:val="center"/>
+        <w:rPr>
+          <w:b/>
+          <w:color w:val="000000"/>
+        </w:rPr>
+      </w:pPr>
+      <w:r>
+        <w:rPr>
+          <w:noProof/>
+        </w:rPr>
+        <mc:AlternateContent>
+          <mc:Choice Requires="wps">
+            <w:drawing>
+              <wp:anchor distT="0" distB="0" distL="114935" distR="114935" simplePos="0" relativeHeight="251659264" behindDoc="0" locked="0" layoutInCell="1" allowOverlap="1" wp14:anchorId="35ECE321" wp14:editId="36BA792A">
+                <wp:simplePos x="0" y="0"/>
+                <wp:positionH relativeFrom="column">
+                  <wp:posOffset>854710</wp:posOffset>
+                </wp:positionH>
+                <wp:positionV relativeFrom="paragraph">
+                  <wp:posOffset>207010</wp:posOffset>
+                </wp:positionV>
+                <wp:extent cx="4664075" cy="1162685"/>
+                <wp:effectExtent l="1270" t="2540" r="1905" b="6350"/>
+                <wp:wrapNone/>
+                <wp:docPr id="1617058645" name="Caixa de Texto 2"/>
+                <wp:cNvGraphicFramePr>
+                  <a:graphicFrameLocks xmlns:a="http://schemas.openxmlformats.org/drawingml/2006/main"/>
+                </wp:cNvGraphicFramePr>
+                <a:graphic xmlns:a="http://schemas.openxmlformats.org/drawingml/2006/main">
+                  <a:graphicData uri="http://schemas.microsoft.com/office/word/2010/wordprocessingShape">
+                    <wps:wsp>
+                      <wps:cNvSpPr txBox="1">
+                        <a:spLocks noChangeArrowheads="1"/>
+                      </wps:cNvSpPr>
+                      <wps:spPr bwMode="auto">
+                        <a:xfrm>
+                          <a:off x="0" y="0"/>
+                          <a:ext cx="4664075" cy="1162685"/>
+                        </a:xfrm>
+                        <a:prstGeom prst="rect">
+                          <a:avLst/>
+                        </a:prstGeom>
+                        <a:solidFill>
+                          <a:srgbClr val="FFFFFF">
+                            <a:alpha val="0"/>
+                          </a:srgbClr>
+                        </a:solidFill>
+                        <a:ln>
+                          <a:noFill/>
+                        </a:ln>
+                        <a:extLst>
+                          <a:ext uri="{91240B29-F687-4F45-9708-019B960494DF}">
+                            <a14:hiddenLine xmlns:a14="http://schemas.microsoft.com/office/drawing/2010/main" w="0">
+                              <a:solidFill>
+                                <a:srgbClr val="808080"/>
+                              </a:solidFill>
+                              <a:miter lim="800000"/>
+                              <a:headEnd/>
+                              <a:tailEnd/>
+                            </a14:hiddenLine>
+                          </a:ext>
+                        </a:extLst>
+                      </wps:spPr>
+                      <wps:txbx>
+                        <w:txbxContent>
+                          <w:p>
+                            <w:pPr>
+                              <w:ind w:left="2835"/>
+                              <w:jc w:val="both"/>
+                              <w:rPr>
+                                <w:rFonts w:cs="Tahoma"/>
+                              </w:rPr>
+                            </w:pPr>
+                            <w:r>
+                              <w:rPr>
+                                <w:rFonts w:cs="Tahoma"/>
+                              </w:rPr>
+                              <w:t>Protocolo de pesquisa</w:t>
+                            </w:r>
+                            <w:r>
+                              <w:rPr>
+                                <w:rFonts w:cs="Tahoma"/>
+                              </w:rPr>
+                              <w:t xml:space="preserve"> </w:t>
+                            </w:r>
+                            <w:r>
+                              <w:rPr>
+                                <w:rFonts w:cs="Tahoma"/>
+                              </w:rPr>
+                              <w:t>criado</w:t>
+                            </w:r>
+                            <w:r>
+                              <w:rPr>
+                                <w:rFonts w:cs="Tahoma"/>
+                              </w:rPr>
+                              <w:t xml:space="preserve"> para</w:t>
+                            </w:r>
+                            <w:r>
+                              <w:rPr>
+                                <w:rFonts w:cs="Tahoma"/>
+                              </w:rPr>
+                              <w:t xml:space="preserve"> subsidiar </w:t>
+                            </w:r>
+                            <w:r>
+                              <w:rPr>
+                                <w:rFonts w:cs="Tahoma"/>
+                              </w:rPr>
+                              <w:t>a elaboração</w:t>
+                            </w:r>
+                            <w:r>
+                              <w:rPr>
+                                <w:rFonts w:cs="Tahoma"/>
+                              </w:rPr>
+                              <w:t xml:space="preserve"> de um artigo científico para </w:t>
+                            </w:r>
+                            <w:r>
+                              <w:rPr>
+                                <w:rFonts w:cs="Tahoma"/>
+                              </w:rPr>
+                              <w:t>disciplina</w:t>
+                            </w:r>
+                            <w:r>
+                              <w:rPr>
+                                <w:rFonts w:cs="Tahoma"/>
+                              </w:rPr>
+                              <w:t xml:space="preserve"> de</w:t>
+                            </w:r>
+                            <w:r>
+                              <w:rPr>
+                                <w:rFonts w:cs="Tahoma"/>
+                              </w:rPr>
+                              <w:t xml:space="preserve"> </w:t>
+                            </w:r>
+                            <w:r>
+                              <w:rPr>
+                                <w:rFonts w:cs="Tahoma"/>
+                              </w:rPr>
+                              <w:t>Engenharia de Software</w:t>
+                            </w:r>
+                            <w:r>
+                              <w:rPr>
+                                <w:rFonts w:cs="Tahoma"/>
+                              </w:rPr>
+                              <w:t xml:space="preserve"> d</w:t>
+                            </w:r>
+                            <w:r>
+                              <w:rPr>
+                                <w:rFonts w:cs="Tahoma"/>
+                              </w:rPr>
+                              <w:t>o PPGCC da</w:t>
+                            </w:r>
+                            <w:r>
+                              <w:rPr>
+                                <w:rFonts w:cs="Tahoma"/>
+                              </w:rPr>
+                              <w:t xml:space="preserve"> </w:t>
+                            </w:r>
+                            <w:r>
+                              <w:rPr>
+                                <w:rFonts w:cs="Tahoma"/>
+                              </w:rPr>
+                              <w:t>UFG.</w:t>
+                            </w:r>
+                          </w:p>
+                          <w:p>
+                            <w:pPr>
+                              <w:ind w:left="2835"/>
+                              <w:jc w:val="both"/>
+                            </w:pPr>
+                            <w:r>
+                              <w:t>Professor Orientador: Dr. Valdemar Vicente Graciano Neto</w:t>
+                            </w:r>
+                            <w:r>
+                              <w:t>.</w:t>
+                            </w:r>
+                          </w:p>
+                        </w:txbxContent>
+                      </wps:txbx>
+                      <wps:bodyPr rot="0" vert="horz" wrap="square" lIns="9525" tIns="9525" rIns="9525" bIns="9525" anchor="t" anchorCtr="0" upright="1">
+                        <a:noAutofit/>
+                      </wps:bodyPr>
+                    </wps:wsp>
+                  </a:graphicData>
+                </a:graphic>
+                <wp14:sizeRelH relativeFrom="page">
+                  <wp14:pctWidth>0</wp14:pctWidth>
+                </wp14:sizeRelH>
+                <wp14:sizeRelV relativeFrom="page">
+                  <wp14:pctHeight>0</wp14:pctHeight>
+                </wp14:sizeRelV>
+              </wp:anchor>
+            </w:drawing>
+          </mc:Choice>
+          <mc:Fallback>
+            <w:pict>
+              <v:shapetype w14:anchorId="35ECE321" id="_x0000_t202" coordsize="21600,21600" o:spt="202" path="m,l,21600r21600,l21600,xe">
+                <v:stroke joinstyle="miter"/>
+                <v:path gradientshapeok="t" o:connecttype="rect"/>
+              </v:shapetype>
+              <v:shape id="Caixa de Texto 2" o:spid="_x0000_s1026" type="#_x0000_t202" style="position:absolute;left:0;text-align:left;margin-left:67.3pt;margin-top:16.3pt;width:367.25pt;height:91.55pt;z-index:251659264;visibility:visible;mso-wrap-style:square;mso-width-percent:0;mso-height-percent:0;mso-wrap-distance-left:9.05pt;mso-wrap-distance-top:0;mso-wrap-distance-right:9.05pt;mso-wrap-distance-bottom:0;mso-position-horizontal:absolute;mso-position-horizontal-relative:text;mso-position-vertical:absolute;mso-position-vertical-relative:text;mso-width-percent:0;mso-height-percent:0;mso-width-relative:page;mso-height-relative:page;v-text-anchor:top" o:gfxdata="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" stroked="f" strokecolor="gray" strokeweight="0">
+                <v:fill opacity="0"/>
+                <v:textbox inset=".75pt,.75pt,.75pt,.75pt">
+                  <w:txbxContent>
+                    <w:p>
+                      <w:pPr>
+                        <w:ind w:left="2835"/>
+                        <w:jc w:val="both"/>
+                        <w:rPr>
+                          <w:rFonts w:cs="Tahoma"/>
+                        </w:rPr>
+                      </w:pPr>
+                      <w:r>
+                        <w:rPr>
+                          <w:rFonts w:cs="Tahoma"/>
+                        </w:rPr>
+                        <w:t>Protocolo de pesquisa</w:t>
+                      </w:r>
+                      <w:r>
+                        <w:rPr>
+                          <w:rFonts w:cs="Tahoma"/>
+                        </w:rPr>
+                        <w:t xml:space="preserve"> </w:t>
+                      </w:r>
+                      <w:r>
+                        <w:rPr>
+                          <w:rFonts w:cs="Tahoma"/>
+                        </w:rPr>
+                        <w:t>criado</w:t>
+                      </w:r>
+                      <w:r>
+                        <w:rPr>
+                          <w:rFonts w:cs="Tahoma"/>
+                        </w:rPr>
+                        <w:t xml:space="preserve"> para</w:t>
+                      </w:r>
+                      <w:r>
+                        <w:rPr>
+                          <w:rFonts w:cs="Tahoma"/>
+                        </w:rPr>
+                        <w:t xml:space="preserve"> subsidiar </w:t>
+                      </w:r>
+                      <w:r>
+                        <w:rPr>
+                          <w:rFonts w:cs="Tahoma"/>
+                        </w:rPr>
+                        <w:t>a elaboração</w:t>
+                      </w:r>
+                      <w:r>
+                        <w:rPr>
+                          <w:rFonts w:cs="Tahoma"/>
+                        </w:rPr>
+                        <w:t xml:space="preserve"> de um artigo científico para </w:t>
+                      </w:r>
+                      <w:r>
+                        <w:rPr>
+                          <w:rFonts w:cs="Tahoma"/>
+                        </w:rPr>
+                        <w:t>disciplina</w:t>
+                      </w:r>
+                      <w:r>
+                        <w:rPr>
+                          <w:rFonts w:cs="Tahoma"/>
+                        </w:rPr>
+                        <w:t xml:space="preserve"> de</w:t>
+                      </w:r>
+                      <w:r>
+                        <w:rPr>
+                          <w:rFonts w:cs="Tahoma"/>
+                        </w:rPr>
+                        <w:t xml:space="preserve"> </w:t>
+                      </w:r>
+                      <w:r>
+                        <w:rPr>
+                          <w:rFonts w:cs="Tahoma"/>
+                        </w:rPr>
+                        <w:t>Engenharia de Software</w:t>
+                      </w:r>
+                      <w:r>
+                        <w:rPr>
+                          <w:rFonts w:cs="Tahoma"/>
+                        </w:rPr>
+                        <w:t xml:space="preserve"> d</w:t>
+                      </w:r>
+                      <w:r>
+                        <w:rPr>
+                          <w:rFonts w:cs="Tahoma"/>
+                        </w:rPr>
+                        <w:t>o PPGCC da</w:t>
+                      </w:r>
+                      <w:r>
+                        <w:rPr>
+                          <w:rFonts w:cs="Tahoma"/>
+                        </w:rPr>
+                        <w:t xml:space="preserve"> </w:t>
+                      </w:r>
+                      <w:r>
+                        <w:rPr>
+                          <w:rFonts w:cs="Tahoma"/>
+                        </w:rPr>
+                        <w:t>UFG.</w:t>
+                      </w:r>
+                    </w:p>
+                    <w:p>
+                      <w:pPr>
+                        <w:ind w:left="2835"/>
+                        <w:jc w:val="both"/>
+                      </w:pPr>
+                      <w:r>
+                        <w:t>Professor Orientador: Dr. Valdemar Vicente Graciano Neto</w:t>
+                      </w:r>
+                      <w:r>
+                        <w:t>.</w:t>
+                      </w:r>
+                    </w:p>
+                  </w:txbxContent>
+                </v:textbox>
+              </v:shape>
+            </w:pict>
+          </mc:Fallback>
+        </mc:AlternateContent>
+      </w:r>
+    </w:p>
+    <w:p>
+      <w:pPr>
+        <w:spacing w:line="360" w:lineRule="auto"/>
+        <w:jc w:val="center"/>
+        <w:rPr>
+          <w:b/>
+          <w:color w:val="000000"/>
+        </w:rPr>
+      </w:pPr>
+    </w:p>
+    <w:p>
+      <w:pPr>
+        <w:pStyle w:val="Recuodecorpodetexto"/>
+        <w:spacing w:line="200" w:lineRule="atLeast"/>
+        <w:ind w:left="2694"/>
         <w:jc w:val="right"/>
-      </w:pPr>
-    </w:p>
-    <w:p>
-      <w:pPr>
-        <w:jc w:val="right"/>
-      </w:pPr>
-    </w:p>
-    <w:p>
-      <w:pPr>
+        <w:rPr>
+          <w:color w:val="000000"/>
+          <w:sz w:val="24"/>
+          <w:szCs w:val="24"/>
+        </w:rPr>
+      </w:pPr>
+    </w:p>
+    <w:p>
+      <w:pPr>
+        <w:spacing w:line="360" w:lineRule="auto"/>
         <w:jc w:val="center"/>
-      </w:pPr>
-      <w:r>
-        <w:rPr>
-          <w:b/>
-          <w:bCs/>
-          <w:sz w:val="24"/>
-          <w:szCs w:val="24"/>
-        </w:rPr>
-        <w:t>Protocolo de Pesquisa</w:t>
-      </w:r>
-    </w:p>
-    <w:p>
-      <w:pPr>
-        <w:rPr>
-          <w:b/>
-          <w:bCs/>
-        </w:rPr>
-      </w:pPr>
-    </w:p>
-    <w:p>
-      <w:pPr>
-        <w:rPr>
-          <w:b/>
-          <w:bCs/>
-        </w:rPr>
-      </w:pPr>
-      <w:r>
-        <w:rPr>
-          <w:b/>
-          <w:bCs/>
-        </w:rPr>
-        <w:t>1. Título</w:t>
+        <w:rPr>
+          <w:b/>
+          <w:color w:val="000000"/>
+        </w:rPr>
+      </w:pPr>
+    </w:p>
+    <w:p>
+      <w:pPr>
+        <w:spacing w:line="360" w:lineRule="auto"/>
+        <w:jc w:val="center"/>
+        <w:rPr>
+          <w:b/>
+          <w:color w:val="000000"/>
+        </w:rPr>
+      </w:pPr>
+    </w:p>
+    <w:p>
+      <w:pPr>
+        <w:rPr>
+          <w:b/>
+          <w:bCs/>
+        </w:rPr>
+      </w:pPr>
+    </w:p>
+    <w:p>
+      <w:pPr>
+        <w:rPr>
+          <w:b/>
+          <w:bCs/>
+        </w:rPr>
+      </w:pPr>
+    </w:p>
+    <w:p>
+      <w:pPr>
+        <w:rPr>
+          <w:b/>
+          <w:bCs/>
+        </w:rPr>
+      </w:pPr>
+    </w:p>
+    <w:p>
+      <w:pPr>
+        <w:rPr>
+          <w:b/>
+          <w:bCs/>
+        </w:rPr>
+      </w:pPr>
+    </w:p>
+    <w:p>
+      <w:pPr>
+        <w:rPr>
+          <w:b/>
+          <w:bCs/>
+        </w:rPr>
+      </w:pPr>
+    </w:p>
+    <w:p>
+      <w:pPr>
+        <w:rPr>
+          <w:b/>
+          <w:bCs/>
+        </w:rPr>
+      </w:pPr>
+    </w:p>
+    <w:p>
+      <w:pPr>
+        <w:rPr>
+          <w:b/>
+          <w:bCs/>
+        </w:rPr>
+      </w:pPr>
+    </w:p>
+    <w:p>
+      <w:pPr>
+        <w:rPr>
+          <w:b/>
+          <w:bCs/>
+        </w:rPr>
+      </w:pPr>
+    </w:p>
+    <w:p>
+      <w:pPr>
+        <w:rPr>
+          <w:b/>
+          <w:bCs/>
+        </w:rPr>
+      </w:pPr>
+    </w:p>
+    <w:p>
+      <w:pPr>
+        <w:rPr>
+          <w:b/>
+          <w:bCs/>
+        </w:rPr>
+      </w:pPr>
+    </w:p>
+    <w:p>
+      <w:pPr>
+        <w:jc w:val="center"/>
+      </w:pPr>
+      <w:r>
+        <w:t>Goiânia</w:t>
+      </w:r>
+      <w:r>
+        <w:t>-</w:t>
+      </w:r>
+      <w:r>
+        <w:t>GO</w:t>
+      </w:r>
+    </w:p>
+    <w:p>
+      <w:pPr>
+        <w:jc w:val="center"/>
+      </w:pPr>
+      <w:r>
+        <w:t>2026</w:t>
+      </w:r>
+    </w:p>
+    <w:p>
+      <w:pPr>
+        <w:rPr>
+          <w:b/>
+          <w:bCs/>
+        </w:rPr>
+      </w:pPr>
+      <w:r>
+        <w:rPr>
+          <w:b/>
+          <w:bCs/>
+        </w:rPr>
+        <w:lastRenderedPageBreak/>
+        <w:t>INTRODUÇÃO</w:t>
       </w:r>
     </w:p>
     <w:p>
       <w:pPr>
         <w:jc w:val="both"/>
       </w:pPr>
-      <w:r>
-        <w:t>Geração Aumentada por Recuperação Aplicada a Bases de Código de Software: Um Estudo de Mapeamento Sistemático (Retrieval-Augmented Generation Applied to Software Codebases: A Systematic Mapping Study)</w:t>
+    </w:p>
+    <w:p>
+      <w:pPr>
+        <w:jc w:val="both"/>
+      </w:pPr>
+      <w:r>
+        <w:tab/>
+      </w:r>
+      <w:r>
+        <w:t>Este estudo consiste em um Mapeamento Sistemático de Literatura (MSL), caracterizado como uma pesquisa metodológica secundária. A condução deste trabalho segue estritamente as diretrizes e o framework propostos por Petersen et al. (2015), projetados para estruturar, categorizar e quantificar visualmente o estado da arte de um determinado campo de conhecimento. O processo é executado em cinco etapas sequenciais: (i) definição das questões de pesquisa; (</w:t>
+      </w:r>
+      <w:proofErr w:type="spellStart"/>
+      <w:r>
+        <w:t>ii</w:t>
+      </w:r>
+      <w:proofErr w:type="spellEnd"/>
+      <w:r>
+        <w:t>) condução da busca por estudos primários em bases de dados eletrônicas; (</w:t>
+      </w:r>
+      <w:proofErr w:type="spellStart"/>
+      <w:r>
+        <w:t>iii</w:t>
+      </w:r>
+      <w:proofErr w:type="spellEnd"/>
+      <w:r>
+        <w:t>) triagem dos estudos por meio da aplicação de critérios explícitos de inclusão e exclusão; (</w:t>
+      </w:r>
+      <w:proofErr w:type="spellStart"/>
+      <w:r>
+        <w:t>iv</w:t>
+      </w:r>
+      <w:proofErr w:type="spellEnd"/>
+      <w:r>
+        <w:t>) desenvolvimento de um esquema de classificação baseado em palavras-chave (</w:t>
+      </w:r>
+      <w:proofErr w:type="spellStart"/>
+      <w:r>
+        <w:rPr>
+          <w:i/>
+          <w:iCs/>
+        </w:rPr>
+        <w:t>keywording</w:t>
+      </w:r>
+      <w:proofErr w:type="spellEnd"/>
+      <w:r>
+        <w:t xml:space="preserve">); e (v) extração de dados e mapeamento sistemático dos resultados. Adicionalmente, adota-se o guia de </w:t>
+      </w:r>
+      <w:proofErr w:type="spellStart"/>
+      <w:r>
+        <w:t>Kitchenham</w:t>
+      </w:r>
+      <w:proofErr w:type="spellEnd"/>
+      <w:r>
+        <w:t xml:space="preserve"> e Charters (2007) para assegurar o rigor técnico e a reprodutibilidade dos procedimentos de busca e seleção bibliográfica.</w:t>
+      </w:r>
+    </w:p>
+    <w:p>
+      <w:pPr>
+        <w:jc w:val="both"/>
+      </w:pPr>
+      <w:r>
+        <w:tab/>
+      </w:r>
+      <w:r>
+        <w:t xml:space="preserve">Para a estruturação rigorosa das questões de pesquisa e identificação precisa das palavras-chave que compõem a </w:t>
+      </w:r>
+      <w:proofErr w:type="spellStart"/>
+      <w:r>
+        <w:t>string</w:t>
+      </w:r>
+      <w:proofErr w:type="spellEnd"/>
+      <w:r>
+        <w:t xml:space="preserve"> de busca, adota-se o framework PICOC (acrônimo para </w:t>
+      </w:r>
+      <w:proofErr w:type="spellStart"/>
+      <w:r>
+        <w:t>Population</w:t>
+      </w:r>
+      <w:proofErr w:type="spellEnd"/>
+      <w:r>
+        <w:t xml:space="preserve">, </w:t>
+      </w:r>
+      <w:proofErr w:type="spellStart"/>
+      <w:r>
+        <w:t>Intervention</w:t>
+      </w:r>
+      <w:proofErr w:type="spellEnd"/>
+      <w:r>
+        <w:t xml:space="preserve">, </w:t>
+      </w:r>
+      <w:proofErr w:type="spellStart"/>
+      <w:r>
+        <w:t>Comparison</w:t>
+      </w:r>
+      <w:proofErr w:type="spellEnd"/>
+      <w:r>
+        <w:t xml:space="preserve">, </w:t>
+      </w:r>
+      <w:proofErr w:type="spellStart"/>
+      <w:r>
+        <w:t>Outcome</w:t>
+      </w:r>
+      <w:proofErr w:type="spellEnd"/>
+      <w:r>
+        <w:t xml:space="preserve">, </w:t>
+      </w:r>
+      <w:proofErr w:type="spellStart"/>
+      <w:r>
+        <w:t>and</w:t>
+      </w:r>
+      <w:proofErr w:type="spellEnd"/>
+      <w:r>
+        <w:t xml:space="preserve"> </w:t>
+      </w:r>
+      <w:proofErr w:type="spellStart"/>
+      <w:r>
+        <w:t>Context</w:t>
+      </w:r>
+      <w:proofErr w:type="spellEnd"/>
+      <w:r>
+        <w:t xml:space="preserve">). </w:t>
+      </w:r>
+      <w:r>
+        <w:t>Integrado</w:t>
+      </w:r>
+      <w:r>
+        <w:t xml:space="preserve"> formalmente à Engenharia de Software por </w:t>
+      </w:r>
+      <w:proofErr w:type="spellStart"/>
+      <w:r>
+        <w:t>Kitchenham</w:t>
+      </w:r>
+      <w:proofErr w:type="spellEnd"/>
+      <w:r>
+        <w:t xml:space="preserve"> e Charters (2007), essa estrutura estende os modelos tradicionais de revisão ao decompor o escopo da investigação em cinco dimensões fundamentais: (i) População (P), que delimita o grupo de interesse, papel ou área afetada; (</w:t>
+      </w:r>
+      <w:proofErr w:type="spellStart"/>
+      <w:r>
+        <w:t>ii</w:t>
+      </w:r>
+      <w:proofErr w:type="spellEnd"/>
+      <w:r>
+        <w:t>) Intervenção (I), correspondente à tecnologia, ferramenta ou metodologia específica sob análise; (</w:t>
+      </w:r>
+      <w:proofErr w:type="spellStart"/>
+      <w:r>
+        <w:t>iii</w:t>
+      </w:r>
+      <w:proofErr w:type="spellEnd"/>
+      <w:r>
+        <w:t>) Comparação (C), que identifica a alternativa ou estado atual com o qual a intervenção é contrastada; (</w:t>
+      </w:r>
+      <w:proofErr w:type="spellStart"/>
+      <w:r>
+        <w:t>iv</w:t>
+      </w:r>
+      <w:proofErr w:type="spellEnd"/>
+      <w:r>
+        <w:t>) Resultado (</w:t>
+      </w:r>
+      <w:proofErr w:type="spellStart"/>
+      <w:r>
+        <w:t>Outcome</w:t>
+      </w:r>
+      <w:proofErr w:type="spellEnd"/>
+      <w:r>
+        <w:t xml:space="preserve"> - O), que define os efeitos, benefícios ou métricas de interesse a serem medidos; e (v) Contexto (C)</w:t>
+      </w:r>
+      <w:r>
+        <w:t xml:space="preserve">, </w:t>
+      </w:r>
+      <w:r>
+        <w:t>que especifica o ambiente ou cenário no qual a investigação se insere, delimitando o escopo da pesquisa em termos de domínio, tipo de estudo ou período considerado.</w:t>
+      </w:r>
+    </w:p>
+    <w:p>
+      <w:pPr>
+        <w:jc w:val="both"/>
+      </w:pPr>
+      <w:r>
+        <w:tab/>
+      </w:r>
+      <w:r>
+        <w:t xml:space="preserve">Para a definição estruturada e alinhamento do escopo deste estudo, adota-se a abordagem </w:t>
+      </w:r>
+      <w:proofErr w:type="spellStart"/>
+      <w:r>
+        <w:t>Goal-Question-Metric</w:t>
+      </w:r>
+      <w:proofErr w:type="spellEnd"/>
+      <w:r>
+        <w:t xml:space="preserve"> (GQM), desenvolvida originalmente por Basili e Weiss (1984) e consolidada por Basili (1992). O GQM é um paradigma de medição orientado a objetivos que estabelece uma estrutura hierárquica dividida em três níveis: (i) Conceitual (</w:t>
+      </w:r>
+      <w:proofErr w:type="spellStart"/>
+      <w:r>
+        <w:t>Goal</w:t>
+      </w:r>
+      <w:proofErr w:type="spellEnd"/>
+      <w:r>
+        <w:t>), onde se define o objetivo principal da investigação sob uma perspectiva e contexto específicos; (</w:t>
+      </w:r>
+      <w:proofErr w:type="spellStart"/>
+      <w:r>
+        <w:t>ii</w:t>
+      </w:r>
+      <w:proofErr w:type="spellEnd"/>
+      <w:r>
+        <w:t>) Operacional (</w:t>
+      </w:r>
+      <w:proofErr w:type="spellStart"/>
+      <w:r>
+        <w:t>Question</w:t>
+      </w:r>
+      <w:proofErr w:type="spellEnd"/>
+      <w:r>
+        <w:t>), no qual o objetivo é refinado em um conjunto de questões que caracterizam o objeto de estudo de forma quantificável; e (</w:t>
+      </w:r>
+      <w:proofErr w:type="spellStart"/>
+      <w:r>
+        <w:t>iii</w:t>
+      </w:r>
+      <w:proofErr w:type="spellEnd"/>
+      <w:r>
+        <w:t>) Quantitativo (</w:t>
+      </w:r>
+      <w:proofErr w:type="spellStart"/>
+      <w:r>
+        <w:t>Metric</w:t>
+      </w:r>
+      <w:proofErr w:type="spellEnd"/>
+      <w:r>
+        <w:t xml:space="preserve">), onde são associadas as métricas de dados necessárias para responder satisfatoriamente a cada questão formulada. No âmbito deste protocolo, a aplicação do framework GQM garante que a coleta e a análise das evidências da literatura estejam rigorosamente vinculadas às metas centrais da pesquisa, evitando a inclusão de métricas </w:t>
+      </w:r>
+      <w:proofErr w:type="spellStart"/>
+      <w:r>
+        <w:t>ad-hoc</w:t>
+      </w:r>
+      <w:proofErr w:type="spellEnd"/>
+      <w:r>
+        <w:t xml:space="preserve"> ou desconexas do propósito científico.</w:t>
       </w:r>
     </w:p>
     <w:p/>
@@ -111,50 +1267,205 @@
           <w:bCs/>
         </w:rPr>
       </w:pPr>
-      <w:r>
-        <w:rPr>
-          <w:b/>
-          <w:bCs/>
-        </w:rPr>
-        <w:t>2. Objetivo GQM</w:t>
-      </w:r>
-      <w:r>
-        <w:rPr>
-          <w:b/>
-          <w:bCs/>
-        </w:rPr>
-        <w:t xml:space="preserve"> (Goal Question Metric)</w:t>
-      </w:r>
-    </w:p>
-    <w:p>
-      <w:r>
-        <w:t xml:space="preserve">Analisar abordagens de Retrieval-Augmented Generation (RAG) </w:t>
-      </w:r>
-    </w:p>
-    <w:p>
-      <w:r>
-        <w:t xml:space="preserve">            baseadas em Large Language Models (LLMs)</w:t>
-      </w:r>
-    </w:p>
-    <w:p>
-      <w:r>
-        <w:t xml:space="preserve">            aplicadas a codebases de software</w:t>
-      </w:r>
-    </w:p>
-    <w:p>
-      <w:r>
-        <w:t>com o propósito de identificar e classificar</w:t>
+    </w:p>
+    <w:p>
+      <w:pPr>
+        <w:rPr>
+          <w:b/>
+          <w:bCs/>
+        </w:rPr>
+      </w:pPr>
+    </w:p>
+    <w:p>
+      <w:pPr>
+        <w:rPr>
+          <w:b/>
+          <w:bCs/>
+        </w:rPr>
+      </w:pPr>
+    </w:p>
+    <w:p>
+      <w:pPr>
+        <w:rPr>
+          <w:b/>
+          <w:bCs/>
+        </w:rPr>
+      </w:pPr>
+    </w:p>
+    <w:p>
+      <w:pPr>
+        <w:rPr>
+          <w:b/>
+          <w:bCs/>
+        </w:rPr>
+      </w:pPr>
+    </w:p>
+    <w:p>
+      <w:pPr>
+        <w:rPr>
+          <w:b/>
+          <w:bCs/>
+        </w:rPr>
+      </w:pPr>
+    </w:p>
+    <w:p>
+      <w:pPr>
+        <w:rPr>
+          <w:b/>
+          <w:bCs/>
+        </w:rPr>
+      </w:pPr>
+    </w:p>
+    <w:p>
+      <w:pPr>
+        <w:rPr>
+          <w:b/>
+          <w:bCs/>
+        </w:rPr>
+      </w:pPr>
+    </w:p>
+    <w:p>
+      <w:pPr>
+        <w:rPr>
+          <w:b/>
+          <w:bCs/>
+        </w:rPr>
+      </w:pPr>
+    </w:p>
+    <w:p>
+      <w:pPr>
+        <w:rPr>
+          <w:b/>
+          <w:bCs/>
+        </w:rPr>
+      </w:pPr>
+      <w:r>
+        <w:rPr>
+          <w:b/>
+          <w:bCs/>
+        </w:rPr>
+        <w:lastRenderedPageBreak/>
+        <w:t>1</w:t>
+      </w:r>
+      <w:r>
+        <w:rPr>
+          <w:b/>
+          <w:bCs/>
+        </w:rPr>
+        <w:t xml:space="preserve">. </w:t>
+      </w:r>
+      <w:r>
+        <w:rPr>
+          <w:b/>
+          <w:bCs/>
+        </w:rPr>
+        <w:t>OBJETIVO</w:t>
+      </w:r>
+      <w:r>
+        <w:rPr>
+          <w:b/>
+          <w:bCs/>
+        </w:rPr>
+        <w:t xml:space="preserve"> GQM</w:t>
+      </w:r>
+    </w:p>
+    <w:p>
+      <w:pPr>
+        <w:rPr>
+          <w:b/>
+          <w:bCs/>
+        </w:rPr>
+      </w:pPr>
+    </w:p>
+    <w:p>
+      <w:r>
+        <w:rPr>
+          <w:b/>
+          <w:bCs/>
+        </w:rPr>
+        <w:t>Analisar</w:t>
+      </w:r>
+      <w:r>
+        <w:t xml:space="preserve"> abordagens de </w:t>
+      </w:r>
+      <w:proofErr w:type="spellStart"/>
+      <w:r>
+        <w:t>Retrieval-Augmented</w:t>
+      </w:r>
+      <w:proofErr w:type="spellEnd"/>
+      <w:r>
+        <w:t xml:space="preserve"> Generation (RAG) </w:t>
+      </w:r>
+    </w:p>
+    <w:p>
+      <w:r>
+        <w:t xml:space="preserve">            baseadas em Large </w:t>
+      </w:r>
+      <w:proofErr w:type="spellStart"/>
+      <w:r>
+        <w:t>Language</w:t>
+      </w:r>
+      <w:proofErr w:type="spellEnd"/>
+      <w:r>
+        <w:t xml:space="preserve"> Models (</w:t>
+      </w:r>
+      <w:proofErr w:type="spellStart"/>
+      <w:r>
+        <w:t>LLMs</w:t>
+      </w:r>
+      <w:proofErr w:type="spellEnd"/>
+      <w:r>
+        <w:t>)</w:t>
+      </w:r>
+    </w:p>
+    <w:p>
+      <w:r>
+        <w:t xml:space="preserve">            aplicadas a </w:t>
+      </w:r>
+      <w:proofErr w:type="spellStart"/>
+      <w:r>
+        <w:t>codebases</w:t>
+      </w:r>
+      <w:proofErr w:type="spellEnd"/>
+      <w:r>
+        <w:t xml:space="preserve"> de software</w:t>
+      </w:r>
+    </w:p>
+    <w:p>
+      <w:r>
+        <w:rPr>
+          <w:b/>
+          <w:bCs/>
+        </w:rPr>
+        <w:t>com o propósito de</w:t>
+      </w:r>
+      <w:r>
+        <w:t xml:space="preserve"> identificar e classificar</w:t>
       </w:r>
       <w:r>
         <w:t xml:space="preserve"> suas</w:t>
       </w:r>
       <w:r>
-        <w:t xml:space="preserve"> técnicas, LLMs empregadas,</w:t>
-      </w:r>
-    </w:p>
-    <w:p>
-      <w:r>
-        <w:t xml:space="preserve">            linguagens/sistemas estudados,</w:t>
+        <w:t xml:space="preserve"> técnicas, </w:t>
+      </w:r>
+      <w:proofErr w:type="spellStart"/>
+      <w:r>
+        <w:t>LLMs</w:t>
+      </w:r>
+      <w:proofErr w:type="spellEnd"/>
+      <w:r>
+        <w:t xml:space="preserve"> empregadas,</w:t>
+      </w:r>
+    </w:p>
+    <w:p>
+      <w:r>
+        <w:t xml:space="preserve">            linguagens</w:t>
+      </w:r>
+      <w:r>
+        <w:t xml:space="preserve"> de programação e tipos de </w:t>
+      </w:r>
+      <w:r>
+        <w:t>sistemas estudados,</w:t>
       </w:r>
     </w:p>
     <w:p>
@@ -164,336 +1475,1424 @@
     </w:p>
     <w:p>
       <w:r>
-        <w:t>do ponto de vista de pesquisadores e praticantes de Engenharia de Software</w:t>
-      </w:r>
-    </w:p>
-    <w:p>
-      <w:r>
-        <w:t>no contexto de estudos primários publicados entre 2020 e 2026</w:t>
+        <w:rPr>
+          <w:b/>
+          <w:bCs/>
+        </w:rPr>
+        <w:t>do ponto de vista de</w:t>
+      </w:r>
+      <w:r>
+        <w:t xml:space="preserve"> pesquisadores e praticantes de Engenharia de Software</w:t>
+      </w:r>
+    </w:p>
+    <w:p>
+      <w:r>
+        <w:rPr>
+          <w:b/>
+          <w:bCs/>
+        </w:rPr>
+        <w:t>no contexto de</w:t>
+      </w:r>
+      <w:r>
+        <w:t xml:space="preserve"> estudos primários publicados entre 2020 e 2026</w:t>
       </w:r>
       <w:r>
         <w:t>.</w:t>
       </w:r>
     </w:p>
     <w:p/>
-    <w:p>
-      <w:pPr>
-        <w:rPr>
-          <w:b/>
-          <w:bCs/>
-        </w:rPr>
-      </w:pPr>
-      <w:r>
-        <w:rPr>
-          <w:b/>
-          <w:bCs/>
-        </w:rPr>
-        <w:t>3. Método</w:t>
-      </w:r>
+    <w:p/>
+    <w:p>
+      <w:pPr>
+        <w:rPr>
+          <w:b/>
+          <w:bCs/>
+        </w:rPr>
+      </w:pPr>
+      <w:r>
+        <w:rPr>
+          <w:b/>
+          <w:bCs/>
+        </w:rPr>
+        <w:t>2</w:t>
+      </w:r>
+      <w:r>
+        <w:rPr>
+          <w:b/>
+          <w:bCs/>
+        </w:rPr>
+        <w:t xml:space="preserve">. </w:t>
+      </w:r>
+      <w:r>
+        <w:rPr>
+          <w:b/>
+          <w:bCs/>
+        </w:rPr>
+        <w:t>QUESTÕES DE PESQUISA</w:t>
+      </w:r>
+    </w:p>
+    <w:p>
+      <w:pPr>
+        <w:rPr>
+          <w:b/>
+          <w:bCs/>
+        </w:rPr>
+      </w:pPr>
     </w:p>
     <w:p>
       <w:pPr>
         <w:jc w:val="both"/>
       </w:pPr>
       <w:r>
-        <w:t>Mapeamento Sistemático da Literatura (MSL), seguindo as diretrizes de Kitchenham &amp; Charters (2007) e Petersen et al. (2015):</w:t>
+        <w:t xml:space="preserve">- RQ1: Quais técnicas e arquiteturas de RAG são propostas para aplicação em </w:t>
+      </w:r>
+      <w:proofErr w:type="spellStart"/>
+      <w:r>
+        <w:t>codebases</w:t>
+      </w:r>
+      <w:proofErr w:type="spellEnd"/>
+      <w:r>
+        <w:t xml:space="preserve"> de software?</w:t>
       </w:r>
     </w:p>
     <w:p>
       <w:pPr>
         <w:jc w:val="both"/>
       </w:pPr>
-      <w:r>
-        <w:t>Guidelines for performing Systematic Literature Reviews in Software Engineering, 2007.</w:t>
+      <w:proofErr w:type="spellStart"/>
+      <w:r>
+        <w:t>Rationale</w:t>
+      </w:r>
+      <w:proofErr w:type="spellEnd"/>
+      <w:r>
+        <w:t>: Identificar e classificar as arquiteturas existentes: permite consolidar o estado da arte quanto às estratégias de recuperação e processamento de código, servindo de base para as demais questões do mapeamento.</w:t>
       </w:r>
     </w:p>
     <w:p>
       <w:pPr>
         <w:jc w:val="both"/>
       </w:pPr>
-      <w:r>
-        <w:t>Guidelines for Conducting Systematic Mapping Studies in Software Engineering: An Update, 2015.</w:t>
+    </w:p>
+    <w:p>
+      <w:pPr>
+        <w:jc w:val="both"/>
+      </w:pPr>
+      <w:r>
+        <w:t xml:space="preserve">- RQ2: Quais Large </w:t>
+      </w:r>
+      <w:proofErr w:type="spellStart"/>
+      <w:r>
+        <w:t>Language</w:t>
+      </w:r>
+      <w:proofErr w:type="spellEnd"/>
+      <w:r>
+        <w:t xml:space="preserve"> Models são empregadas como componente gerador nas abordagens de RAG para </w:t>
+      </w:r>
+      <w:proofErr w:type="spellStart"/>
+      <w:r>
+        <w:t>codebases</w:t>
+      </w:r>
+      <w:proofErr w:type="spellEnd"/>
+      <w:r>
+        <w:t>?</w:t>
+      </w:r>
+    </w:p>
+    <w:p>
+      <w:pPr>
+        <w:jc w:val="both"/>
+      </w:pPr>
+      <w:proofErr w:type="spellStart"/>
+      <w:r>
+        <w:t>Rationale</w:t>
+      </w:r>
+      <w:proofErr w:type="spellEnd"/>
+      <w:r>
+        <w:t xml:space="preserve">: Compreender quais </w:t>
+      </w:r>
+      <w:proofErr w:type="spellStart"/>
+      <w:r>
+        <w:t>LLMs</w:t>
+      </w:r>
+      <w:proofErr w:type="spellEnd"/>
+      <w:r>
+        <w:t xml:space="preserve"> são predominantemente adotadas auxilia pesquisadores e praticantes na seleção de modelos adequados para implementações futuras, além de revelar tendências de adoção na área.</w:t>
+      </w:r>
+    </w:p>
+    <w:p>
+      <w:pPr>
+        <w:jc w:val="both"/>
+      </w:pPr>
+    </w:p>
+    <w:p>
+      <w:pPr>
+        <w:jc w:val="both"/>
+      </w:pPr>
+      <w:r>
+        <w:t>- RQ3: Quais linguagens de programação e tipos de sistemas são mais estudados?</w:t>
+      </w:r>
+    </w:p>
+    <w:p>
+      <w:pPr>
+        <w:jc w:val="both"/>
+      </w:pPr>
+      <w:proofErr w:type="spellStart"/>
+      <w:r>
+        <w:t>Rationale</w:t>
+      </w:r>
+      <w:proofErr w:type="spellEnd"/>
+      <w:r>
+        <w:t>: Conhecer o escopo das linguagens e sistemas investigados evidencia o alcance das abordagens propostas e possíveis vieses de cobertura na literatura.</w:t>
+      </w:r>
+    </w:p>
+    <w:p>
+      <w:pPr>
+        <w:jc w:val="both"/>
+      </w:pPr>
+    </w:p>
+    <w:p>
+      <w:pPr>
+        <w:jc w:val="both"/>
+      </w:pPr>
+      <w:r>
+        <w:t xml:space="preserve">- RQ4: Quais métricas são utilizadas para avaliar a efetividade das abordagens de RAG em </w:t>
+      </w:r>
+      <w:proofErr w:type="spellStart"/>
+      <w:r>
+        <w:t>codebases</w:t>
+      </w:r>
+      <w:proofErr w:type="spellEnd"/>
+      <w:r>
+        <w:t>?</w:t>
+      </w:r>
+    </w:p>
+    <w:p>
+      <w:pPr>
+        <w:jc w:val="both"/>
+      </w:pPr>
+      <w:proofErr w:type="spellStart"/>
+      <w:r>
+        <w:t>Rationale</w:t>
+      </w:r>
+      <w:proofErr w:type="spellEnd"/>
+      <w:r>
+        <w:t>: Mapear as métricas utilizadas permite avaliar o rigor dos estudos e identificar padrões de avaliação que possam orientar trabalhos futuros.</w:t>
+      </w:r>
+    </w:p>
+    <w:p>
+      <w:pPr>
+        <w:jc w:val="both"/>
+      </w:pPr>
+    </w:p>
+    <w:p>
+      <w:pPr>
+        <w:jc w:val="both"/>
+      </w:pPr>
+      <w:r>
+        <w:t xml:space="preserve">- RQ5: Quais são as principais lacunas identificadas na literatura sobre RAG aplicado a </w:t>
+      </w:r>
+      <w:proofErr w:type="spellStart"/>
+      <w:r>
+        <w:t>codebases</w:t>
+      </w:r>
+      <w:proofErr w:type="spellEnd"/>
+      <w:r>
+        <w:t>?</w:t>
+      </w:r>
+    </w:p>
+    <w:p>
+      <w:proofErr w:type="spellStart"/>
+      <w:r>
+        <w:t>Rationale</w:t>
+      </w:r>
+      <w:proofErr w:type="spellEnd"/>
+      <w:r>
+        <w:t>: Identificar lacunas contribui diretamente para a agenda de pesquisa da área, apontando oportunidades para estudos futuros.</w:t>
       </w:r>
     </w:p>
     <w:p/>
-    <w:p>
-      <w:pPr>
-        <w:rPr>
-          <w:b/>
-          <w:bCs/>
-        </w:rPr>
-      </w:pPr>
-      <w:r>
-        <w:rPr>
-          <w:b/>
-          <w:bCs/>
-        </w:rPr>
-        <w:t>4. Strings de Busca</w:t>
-      </w:r>
-    </w:p>
-    <w:p>
-      <w:r>
-        <w:t>("Retrieval-Augmented Generation" OR "RAG") AND</w:t>
-      </w:r>
-    </w:p>
-    <w:p>
-      <w:r>
-        <w:t>("source code" OR "codebase" OR "code repository") AND</w:t>
-      </w:r>
-    </w:p>
-    <w:p>
-      <w:r>
-        <w:t>("LLM" OR "Large Language Model" OR "GenAI" OR "Generative AI")</w:t>
-      </w:r>
-    </w:p>
     <w:p/>
-    <w:p>
-      <w:pPr>
-        <w:rPr>
-          <w:b/>
-          <w:bCs/>
-        </w:rPr>
-      </w:pPr>
-      <w:r>
-        <w:rPr>
-          <w:b/>
-          <w:bCs/>
-        </w:rPr>
-        <w:t>5. Questões de Pesquisa (RQs)</w:t>
-      </w:r>
-    </w:p>
+    <w:p/>
+    <w:p/>
+    <w:p/>
+    <w:p/>
+    <w:p/>
+    <w:p/>
+    <w:p/>
+    <w:p>
+      <w:pPr>
+        <w:rPr>
+          <w:b/>
+          <w:bCs/>
+        </w:rPr>
+      </w:pPr>
+      <w:r>
+        <w:rPr>
+          <w:b/>
+          <w:bCs/>
+        </w:rPr>
+        <w:lastRenderedPageBreak/>
+        <w:t>3</w:t>
+      </w:r>
+      <w:r>
+        <w:rPr>
+          <w:b/>
+          <w:bCs/>
+        </w:rPr>
+        <w:t xml:space="preserve">. </w:t>
+      </w:r>
+      <w:r>
+        <w:rPr>
+          <w:b/>
+          <w:bCs/>
+        </w:rPr>
+        <w:t>PICOC</w:t>
+      </w:r>
+    </w:p>
+    <w:p/>
+    <w:tbl>
+      <w:tblPr>
+        <w:tblStyle w:val="Tabelacomgrade"/>
+        <w:tblW w:w="0" w:type="auto"/>
+        <w:tblLook w:val="04A0" w:firstRow="1" w:lastRow="0" w:firstColumn="1" w:lastColumn="0" w:noHBand="0" w:noVBand="1"/>
+      </w:tblPr>
+      <w:tblGrid>
+        <w:gridCol w:w="4509"/>
+        <w:gridCol w:w="4510"/>
+      </w:tblGrid>
+      <w:tr>
+        <w:tc>
+          <w:tcPr>
+            <w:tcW w:w="4509" w:type="dxa"/>
+          </w:tcPr>
+          <w:p>
+            <w:pPr>
+              <w:rPr>
+                <w:b/>
+                <w:bCs/>
+              </w:rPr>
+            </w:pPr>
+            <w:r>
+              <w:rPr>
+                <w:b/>
+                <w:bCs/>
+              </w:rPr>
+              <w:t>Elemento</w:t>
+            </w:r>
+          </w:p>
+        </w:tc>
+        <w:tc>
+          <w:tcPr>
+            <w:tcW w:w="4510" w:type="dxa"/>
+          </w:tcPr>
+          <w:p>
+            <w:pPr>
+              <w:rPr>
+                <w:b/>
+                <w:bCs/>
+              </w:rPr>
+            </w:pPr>
+            <w:r>
+              <w:rPr>
+                <w:b/>
+                <w:bCs/>
+              </w:rPr>
+              <w:t>Definição</w:t>
+            </w:r>
+          </w:p>
+        </w:tc>
+      </w:tr>
+      <w:tr>
+        <w:tc>
+          <w:tcPr>
+            <w:tcW w:w="4509" w:type="dxa"/>
+          </w:tcPr>
+          <w:p>
+            <w:r>
+              <w:t>P - População</w:t>
+            </w:r>
+          </w:p>
+        </w:tc>
+        <w:tc>
+          <w:tcPr>
+            <w:tcW w:w="4510" w:type="dxa"/>
+          </w:tcPr>
+          <w:p>
+            <w:pPr>
+              <w:jc w:val="both"/>
+            </w:pPr>
+            <w:proofErr w:type="spellStart"/>
+            <w:r>
+              <w:t>Codebases</w:t>
+            </w:r>
+            <w:proofErr w:type="spellEnd"/>
+            <w:r>
+              <w:t xml:space="preserve"> de software</w:t>
+            </w:r>
+            <w:r>
+              <w:t>:</w:t>
+            </w:r>
+            <w:r>
+              <w:t xml:space="preserve"> </w:t>
+            </w:r>
+            <w:r>
+              <w:t>código-fonte</w:t>
+            </w:r>
+            <w:r>
+              <w:t xml:space="preserve"> e repositórios de código</w:t>
+            </w:r>
+            <w:r>
+              <w:t>.</w:t>
+            </w:r>
+          </w:p>
+        </w:tc>
+      </w:tr>
+      <w:tr>
+        <w:tc>
+          <w:tcPr>
+            <w:tcW w:w="4509" w:type="dxa"/>
+          </w:tcPr>
+          <w:p>
+            <w:r>
+              <w:t>I - Intervenção</w:t>
+            </w:r>
+          </w:p>
+        </w:tc>
+        <w:tc>
+          <w:tcPr>
+            <w:tcW w:w="4510" w:type="dxa"/>
+          </w:tcPr>
+          <w:p>
+            <w:pPr>
+              <w:jc w:val="both"/>
+            </w:pPr>
+            <w:r>
+              <w:t xml:space="preserve">Abordagens de RAG baseadas em </w:t>
+            </w:r>
+            <w:proofErr w:type="spellStart"/>
+            <w:r>
+              <w:t>LLMs</w:t>
+            </w:r>
+            <w:proofErr w:type="spellEnd"/>
+            <w:r>
+              <w:t xml:space="preserve"> ou IA Generativa.</w:t>
+            </w:r>
+          </w:p>
+        </w:tc>
+      </w:tr>
+      <w:tr>
+        <w:tc>
+          <w:tcPr>
+            <w:tcW w:w="4509" w:type="dxa"/>
+          </w:tcPr>
+          <w:p>
+            <w:r>
+              <w:t>C - Comparação</w:t>
+            </w:r>
+          </w:p>
+        </w:tc>
+        <w:tc>
+          <w:tcPr>
+            <w:tcW w:w="4510" w:type="dxa"/>
+          </w:tcPr>
+          <w:p>
+            <w:pPr>
+              <w:jc w:val="both"/>
+            </w:pPr>
+            <w:r>
+              <w:t>Não se aplica</w:t>
+            </w:r>
+            <w:r>
+              <w:t>.</w:t>
+            </w:r>
+            <w:r>
+              <w:t xml:space="preserve"> </w:t>
+            </w:r>
+            <w:r>
+              <w:t>O</w:t>
+            </w:r>
+            <w:r>
+              <w:t xml:space="preserve"> mapeamento não pressupõe um grupo controle</w:t>
+            </w:r>
+            <w:r>
+              <w:t>;</w:t>
+            </w:r>
+            <w:r>
+              <w:t xml:space="preserve"> </w:t>
+            </w:r>
+            <w:r>
+              <w:t>o</w:t>
+            </w:r>
+            <w:r>
+              <w:t xml:space="preserve"> foco é catalogar o estado da arte, não comparar abordagens entre si.</w:t>
+            </w:r>
+          </w:p>
+        </w:tc>
+      </w:tr>
+      <w:tr>
+        <w:tc>
+          <w:tcPr>
+            <w:tcW w:w="4509" w:type="dxa"/>
+          </w:tcPr>
+          <w:p>
+            <w:r>
+              <w:t>O - Outcome (Resultado)</w:t>
+            </w:r>
+          </w:p>
+        </w:tc>
+        <w:tc>
+          <w:tcPr>
+            <w:tcW w:w="4510" w:type="dxa"/>
+          </w:tcPr>
+          <w:p>
+            <w:pPr>
+              <w:jc w:val="both"/>
+            </w:pPr>
+            <w:r>
+              <w:t>Técnicas e arquiteturas de RAG.</w:t>
+            </w:r>
+          </w:p>
+          <w:p>
+            <w:pPr>
+              <w:jc w:val="both"/>
+            </w:pPr>
+            <w:proofErr w:type="spellStart"/>
+            <w:r>
+              <w:t>LLMs</w:t>
+            </w:r>
+            <w:proofErr w:type="spellEnd"/>
+            <w:r>
+              <w:t xml:space="preserve"> empregadas.</w:t>
+            </w:r>
+          </w:p>
+          <w:p>
+            <w:pPr>
+              <w:jc w:val="both"/>
+            </w:pPr>
+            <w:r>
+              <w:t>Linguagens de programação e tipos de sistemas estu</w:t>
+            </w:r>
+            <w:r>
+              <w:t>d</w:t>
+            </w:r>
+            <w:r>
+              <w:t>ados.</w:t>
+            </w:r>
+          </w:p>
+          <w:p>
+            <w:pPr>
+              <w:jc w:val="both"/>
+            </w:pPr>
+            <w:r>
+              <w:t>Métricas de avaliação.</w:t>
+            </w:r>
+          </w:p>
+          <w:p>
+            <w:pPr>
+              <w:jc w:val="both"/>
+            </w:pPr>
+            <w:r>
+              <w:t>Lacunas de pesquisa.</w:t>
+            </w:r>
+          </w:p>
+        </w:tc>
+      </w:tr>
+      <w:tr>
+        <w:tc>
+          <w:tcPr>
+            <w:tcW w:w="4509" w:type="dxa"/>
+          </w:tcPr>
+          <w:p>
+            <w:r>
+              <w:t>C - Contexto</w:t>
+            </w:r>
+          </w:p>
+        </w:tc>
+        <w:tc>
+          <w:tcPr>
+            <w:tcW w:w="4510" w:type="dxa"/>
+          </w:tcPr>
+          <w:p>
+            <w:pPr>
+              <w:jc w:val="both"/>
+            </w:pPr>
+            <w:r>
+              <w:t xml:space="preserve">Estudos primários com revisão por pares </w:t>
+            </w:r>
+            <w:r>
+              <w:t>no domínio de</w:t>
+            </w:r>
+            <w:r>
+              <w:t xml:space="preserve"> Engenharia de Softwar</w:t>
+            </w:r>
+            <w:r>
+              <w:t>e, delimitado pelo foco em artefatos de código-fonte.</w:t>
+            </w:r>
+          </w:p>
+        </w:tc>
+      </w:tr>
+    </w:tbl>
+    <w:p/>
+    <w:p/>
+    <w:p>
+      <w:pPr>
+        <w:rPr>
+          <w:b/>
+          <w:bCs/>
+        </w:rPr>
+      </w:pPr>
+      <w:r>
+        <w:rPr>
+          <w:b/>
+          <w:bCs/>
+        </w:rPr>
+        <w:t>4</w:t>
+      </w:r>
+      <w:r>
+        <w:rPr>
+          <w:b/>
+          <w:bCs/>
+        </w:rPr>
+        <w:t>. S</w:t>
+      </w:r>
+      <w:r>
+        <w:rPr>
+          <w:b/>
+          <w:bCs/>
+        </w:rPr>
+        <w:t>TRINGS</w:t>
+      </w:r>
+      <w:r>
+        <w:rPr>
+          <w:b/>
+          <w:bCs/>
+        </w:rPr>
+        <w:t xml:space="preserve"> </w:t>
+      </w:r>
+      <w:r>
+        <w:rPr>
+          <w:b/>
+          <w:bCs/>
+        </w:rPr>
+        <w:t>DE</w:t>
+      </w:r>
+      <w:r>
+        <w:rPr>
+          <w:b/>
+          <w:bCs/>
+        </w:rPr>
+        <w:t xml:space="preserve"> B</w:t>
+      </w:r>
+      <w:r>
+        <w:rPr>
+          <w:b/>
+          <w:bCs/>
+        </w:rPr>
+        <w:t>USCA</w:t>
+      </w:r>
+    </w:p>
+    <w:p>
+      <w:pPr>
+        <w:rPr>
+          <w:b/>
+          <w:bCs/>
+        </w:rPr>
+      </w:pPr>
+    </w:p>
+    <w:p>
+      <w:r>
+        <w:t>("</w:t>
+      </w:r>
+      <w:proofErr w:type="spellStart"/>
+      <w:r>
+        <w:t>source</w:t>
+      </w:r>
+      <w:proofErr w:type="spellEnd"/>
+      <w:r>
+        <w:t xml:space="preserve"> </w:t>
+      </w:r>
+      <w:proofErr w:type="spellStart"/>
+      <w:r>
+        <w:t>code</w:t>
+      </w:r>
+      <w:proofErr w:type="spellEnd"/>
+      <w:r>
+        <w:t>" OR "</w:t>
+      </w:r>
+      <w:proofErr w:type="spellStart"/>
+      <w:r>
+        <w:t>codebase</w:t>
+      </w:r>
+      <w:proofErr w:type="spellEnd"/>
+      <w:r>
+        <w:t>" OR "</w:t>
+      </w:r>
+      <w:proofErr w:type="spellStart"/>
+      <w:r>
+        <w:t>code</w:t>
+      </w:r>
+      <w:proofErr w:type="spellEnd"/>
+      <w:r>
+        <w:t xml:space="preserve"> </w:t>
+      </w:r>
+      <w:proofErr w:type="spellStart"/>
+      <w:r>
+        <w:t>repository</w:t>
+      </w:r>
+      <w:proofErr w:type="spellEnd"/>
+      <w:r>
+        <w:t>") AND</w:t>
+      </w:r>
+    </w:p>
+    <w:p>
+      <w:r>
+        <w:t>("</w:t>
+      </w:r>
+      <w:proofErr w:type="spellStart"/>
+      <w:r>
+        <w:t>Retrieval-Augmented</w:t>
+      </w:r>
+      <w:proofErr w:type="spellEnd"/>
+      <w:r>
+        <w:t xml:space="preserve"> Generation" OR "RAG") AND</w:t>
+      </w:r>
+    </w:p>
+    <w:p>
+      <w:r>
+        <w:t xml:space="preserve">("LLM" OR "Large </w:t>
+      </w:r>
+      <w:proofErr w:type="spellStart"/>
+      <w:r>
+        <w:t>Language</w:t>
+      </w:r>
+      <w:proofErr w:type="spellEnd"/>
+      <w:r>
+        <w:t xml:space="preserve"> Model" OR "</w:t>
+      </w:r>
+      <w:proofErr w:type="spellStart"/>
+      <w:r>
+        <w:t>GenAI</w:t>
+      </w:r>
+      <w:proofErr w:type="spellEnd"/>
+      <w:r>
+        <w:t>" OR "</w:t>
+      </w:r>
+      <w:proofErr w:type="spellStart"/>
+      <w:r>
+        <w:t>Generative</w:t>
+      </w:r>
+      <w:proofErr w:type="spellEnd"/>
+      <w:r>
+        <w:t xml:space="preserve"> AI")</w:t>
+      </w:r>
+    </w:p>
+    <w:p/>
     <w:p>
       <w:pPr>
         <w:jc w:val="both"/>
-      </w:pPr>
-      <w:r>
-        <w:t>- RQ1: Quais técnicas e arquiteturas de RAG são propostas para aplicação em codebases de software?</w:t>
+        <w:rPr>
+          <w:i/>
+          <w:iCs/>
+        </w:rPr>
+      </w:pPr>
+      <w:r>
+        <w:rPr>
+          <w:i/>
+          <w:iCs/>
+        </w:rPr>
+        <w:t>Ob</w:t>
+      </w:r>
+      <w:r>
+        <w:rPr>
+          <w:i/>
+          <w:iCs/>
+        </w:rPr>
+        <w:t>s</w:t>
+      </w:r>
+      <w:r>
+        <w:rPr>
+          <w:i/>
+          <w:iCs/>
+        </w:rPr>
+        <w:t>ervaç</w:t>
+      </w:r>
+      <w:r>
+        <w:rPr>
+          <w:i/>
+          <w:iCs/>
+        </w:rPr>
+        <w:t>ões</w:t>
+      </w:r>
+      <w:r>
+        <w:rPr>
+          <w:i/>
+          <w:iCs/>
+        </w:rPr>
+        <w:t xml:space="preserve">: </w:t>
       </w:r>
     </w:p>
     <w:p>
       <w:pPr>
         <w:jc w:val="both"/>
-      </w:pPr>
-      <w:r>
-        <w:t>Rationale: Identificar e classificar as arquiteturas existentes</w:t>
+        <w:rPr>
+          <w:i/>
+          <w:iCs/>
+        </w:rPr>
+      </w:pPr>
+      <w:r>
+        <w:rPr>
+          <w:i/>
+          <w:iCs/>
+        </w:rPr>
+        <w:t xml:space="preserve">- O “Resultado” não compõe a </w:t>
+      </w:r>
+      <w:proofErr w:type="spellStart"/>
+      <w:r>
+        <w:rPr>
+          <w:i/>
+          <w:iCs/>
+        </w:rPr>
+        <w:t>string</w:t>
+      </w:r>
+      <w:proofErr w:type="spellEnd"/>
+      <w:r>
+        <w:rPr>
+          <w:i/>
+          <w:iCs/>
+        </w:rPr>
+        <w:t xml:space="preserve"> pois representa o que será extraído dos estudos, não um critério de busca.</w:t>
+      </w:r>
+    </w:p>
+    <w:p>
+      <w:pPr>
+        <w:jc w:val="both"/>
+        <w:rPr>
+          <w:i/>
+          <w:iCs/>
+        </w:rPr>
+      </w:pPr>
+      <w:r>
+        <w:rPr>
+          <w:i/>
+          <w:iCs/>
+        </w:rPr>
+        <w:t xml:space="preserve">- </w:t>
+      </w:r>
+      <w:r>
+        <w:rPr>
+          <w:i/>
+          <w:iCs/>
+        </w:rPr>
+        <w:t xml:space="preserve">O "Contexto" não compõe a </w:t>
+      </w:r>
+      <w:proofErr w:type="spellStart"/>
+      <w:r>
+        <w:rPr>
+          <w:i/>
+          <w:iCs/>
+        </w:rPr>
+        <w:t>string</w:t>
+      </w:r>
+      <w:proofErr w:type="spellEnd"/>
+      <w:r>
+        <w:rPr>
+          <w:i/>
+          <w:iCs/>
+        </w:rPr>
+        <w:t xml:space="preserve"> de busca pois é garantido pelos critérios de seleção: a delimitação ao domínio de Engenharia de Software é assegurada pelo CI1, e a exigência de revisão por pares é assegurada pelo CE5.</w:t>
+      </w:r>
+    </w:p>
+    <w:p>
+      <w:pPr>
+        <w:jc w:val="both"/>
+        <w:rPr>
+          <w:i/>
+          <w:iCs/>
+        </w:rPr>
+      </w:pPr>
+      <w:r>
+        <w:rPr>
+          <w:i/>
+          <w:iCs/>
+        </w:rPr>
+        <w:t xml:space="preserve">- </w:t>
+      </w:r>
+      <w:r>
+        <w:rPr>
+          <w:i/>
+          <w:iCs/>
+        </w:rPr>
+        <w:t xml:space="preserve">Embora RAG e LLM componham conceitualmente a mesma Intervenção, eles são representados como dois grupos distintos conectados por AND na </w:t>
+      </w:r>
+      <w:proofErr w:type="spellStart"/>
+      <w:r>
+        <w:rPr>
+          <w:i/>
+          <w:iCs/>
+        </w:rPr>
+        <w:t>string</w:t>
+      </w:r>
+      <w:proofErr w:type="spellEnd"/>
+      <w:r>
+        <w:rPr>
+          <w:i/>
+          <w:iCs/>
+        </w:rPr>
+        <w:t xml:space="preserve"> de busca. Essa decisão é intencional: o AND garante que apenas estudos que tratam explicitamente da combinação RAG+LLM sejam recuperados, excluindo trabalhos sobre RAG sem base em modelos de linguagem de grande escala e trabalhos sobre </w:t>
+      </w:r>
+      <w:proofErr w:type="spellStart"/>
+      <w:r>
+        <w:rPr>
+          <w:i/>
+          <w:iCs/>
+        </w:rPr>
+        <w:t>LLMs</w:t>
+      </w:r>
+      <w:proofErr w:type="spellEnd"/>
+      <w:r>
+        <w:rPr>
+          <w:i/>
+          <w:iCs/>
+        </w:rPr>
+        <w:t xml:space="preserve"> aplicados a código sem componente de recuperação. Trata-se de uma escolha de precisão sobre sensibilidade. Está-se ciente de que artigos que referenciam modelos específicos (</w:t>
+      </w:r>
+      <w:r>
+        <w:rPr>
+          <w:i/>
+          <w:iCs/>
+        </w:rPr>
+        <w:t>Ex.:</w:t>
+      </w:r>
+      <w:r>
+        <w:rPr>
+          <w:i/>
+          <w:iCs/>
+        </w:rPr>
+        <w:t xml:space="preserve"> GPT, </w:t>
+      </w:r>
+      <w:proofErr w:type="spellStart"/>
+      <w:r>
+        <w:rPr>
+          <w:i/>
+          <w:iCs/>
+        </w:rPr>
+        <w:t>Llama</w:t>
+      </w:r>
+      <w:proofErr w:type="spellEnd"/>
+      <w:r>
+        <w:rPr>
+          <w:i/>
+          <w:iCs/>
+        </w:rPr>
+        <w:t>, Gemini</w:t>
+      </w:r>
+      <w:r>
+        <w:rPr>
+          <w:i/>
+          <w:iCs/>
+        </w:rPr>
+        <w:t xml:space="preserve">, </w:t>
+      </w:r>
+      <w:proofErr w:type="gramStart"/>
+      <w:r>
+        <w:rPr>
+          <w:i/>
+          <w:iCs/>
+        </w:rPr>
+        <w:t>Claude, etc.</w:t>
+      </w:r>
+      <w:proofErr w:type="gramEnd"/>
+      <w:r>
+        <w:rPr>
+          <w:i/>
+          <w:iCs/>
+        </w:rPr>
+        <w:t xml:space="preserve">) sem empregar os termos "LLM" ou "Large </w:t>
+      </w:r>
+      <w:proofErr w:type="spellStart"/>
+      <w:r>
+        <w:rPr>
+          <w:i/>
+          <w:iCs/>
+        </w:rPr>
+        <w:t>Language</w:t>
+      </w:r>
+      <w:proofErr w:type="spellEnd"/>
+      <w:r>
+        <w:rPr>
+          <w:i/>
+          <w:iCs/>
+        </w:rPr>
+        <w:t xml:space="preserve"> Model" podem não ser recuperados; para mitigar parcialmente esse risco, o termo "</w:t>
+      </w:r>
+      <w:proofErr w:type="spellStart"/>
+      <w:r>
+        <w:rPr>
+          <w:i/>
+          <w:iCs/>
+        </w:rPr>
+        <w:t>Generative</w:t>
+      </w:r>
+      <w:proofErr w:type="spellEnd"/>
+      <w:r>
+        <w:rPr>
+          <w:i/>
+          <w:iCs/>
+        </w:rPr>
+        <w:t xml:space="preserve"> AI" foi incluído como hiperônimo de uso corrente na literatura, aumentando a chance de cobertura indireta desses modelos. Essa decisão é documentada aqui para fins de rastreabilidade e reprodutibilidade da busca.</w:t>
+      </w:r>
+    </w:p>
+    <w:p/>
+    <w:p/>
+    <w:p/>
+    <w:p>
+      <w:pPr>
+        <w:rPr>
+          <w:b/>
+          <w:bCs/>
+        </w:rPr>
+      </w:pPr>
+      <w:r>
+        <w:rPr>
+          <w:b/>
+          <w:bCs/>
+        </w:rPr>
+        <w:lastRenderedPageBreak/>
+        <w:t>5</w:t>
+      </w:r>
+      <w:r>
+        <w:rPr>
+          <w:b/>
+          <w:bCs/>
+        </w:rPr>
+        <w:t xml:space="preserve">. </w:t>
+      </w:r>
+      <w:r>
+        <w:rPr>
+          <w:b/>
+          <w:bCs/>
+        </w:rPr>
+        <w:t>B</w:t>
+      </w:r>
+      <w:r>
+        <w:rPr>
+          <w:b/>
+          <w:bCs/>
+        </w:rPr>
+        <w:t>ASES</w:t>
+      </w:r>
+    </w:p>
+    <w:p>
+      <w:pPr>
+        <w:rPr>
+          <w:b/>
+          <w:bCs/>
+        </w:rPr>
+      </w:pPr>
+    </w:p>
+    <w:tbl>
+      <w:tblPr>
+        <w:tblStyle w:val="Tabelacomgrade"/>
+        <w:tblW w:w="0" w:type="auto"/>
+        <w:tblLook w:val="04A0" w:firstRow="1" w:lastRow="0" w:firstColumn="1" w:lastColumn="0" w:noHBand="0" w:noVBand="1"/>
+      </w:tblPr>
+      <w:tblGrid>
+        <w:gridCol w:w="3006"/>
+        <w:gridCol w:w="3006"/>
+        <w:gridCol w:w="3007"/>
+      </w:tblGrid>
+      <w:tr>
+        <w:tc>
+          <w:tcPr>
+            <w:tcW w:w="3006" w:type="dxa"/>
+          </w:tcPr>
+          <w:p>
+            <w:pPr>
+              <w:rPr>
+                <w:b/>
+                <w:bCs/>
+              </w:rPr>
+            </w:pPr>
+            <w:r>
+              <w:rPr>
+                <w:b/>
+                <w:bCs/>
+              </w:rPr>
+              <w:t>Base</w:t>
+            </w:r>
+          </w:p>
+        </w:tc>
+        <w:tc>
+          <w:tcPr>
+            <w:tcW w:w="3006" w:type="dxa"/>
+          </w:tcPr>
+          <w:p>
+            <w:pPr>
+              <w:rPr>
+                <w:b/>
+                <w:bCs/>
+              </w:rPr>
+            </w:pPr>
+            <w:r>
+              <w:rPr>
+                <w:b/>
+                <w:bCs/>
+              </w:rPr>
+              <w:t>URL</w:t>
+            </w:r>
+          </w:p>
+        </w:tc>
+        <w:tc>
+          <w:tcPr>
+            <w:tcW w:w="3007" w:type="dxa"/>
+          </w:tcPr>
+          <w:p>
+            <w:pPr>
+              <w:rPr>
+                <w:b/>
+                <w:bCs/>
+              </w:rPr>
+            </w:pPr>
+            <w:r>
+              <w:rPr>
+                <w:b/>
+                <w:bCs/>
+              </w:rPr>
+              <w:t>Justificativa</w:t>
+            </w:r>
+          </w:p>
+        </w:tc>
+      </w:tr>
+      <w:tr>
+        <w:tc>
+          <w:tcPr>
+            <w:tcW w:w="3006" w:type="dxa"/>
+          </w:tcPr>
+          <w:p>
+            <w:r>
+              <w:t>ACM Digital Library</w:t>
+            </w:r>
+          </w:p>
+        </w:tc>
+        <w:tc>
+          <w:tcPr>
+            <w:tcW w:w="3006" w:type="dxa"/>
+          </w:tcPr>
+          <w:p>
+            <w:r>
+              <w:t>https://dl.acm.org/</w:t>
+            </w:r>
+          </w:p>
+        </w:tc>
+        <w:tc>
+          <w:tcPr>
+            <w:tcW w:w="3007" w:type="dxa"/>
+          </w:tcPr>
+          <w:p>
+            <w:pPr>
+              <w:jc w:val="both"/>
+            </w:pPr>
+            <w:r>
+              <w:t xml:space="preserve">Principal repositório de publicações da </w:t>
+            </w:r>
+            <w:proofErr w:type="spellStart"/>
+            <w:r>
+              <w:t>Association</w:t>
+            </w:r>
+            <w:proofErr w:type="spellEnd"/>
+            <w:r>
+              <w:t xml:space="preserve"> for </w:t>
+            </w:r>
+            <w:proofErr w:type="spellStart"/>
+            <w:r>
+              <w:t>Computing</w:t>
+            </w:r>
+            <w:proofErr w:type="spellEnd"/>
+            <w:r>
+              <w:t xml:space="preserve"> Machinery (ACM), com cobertura abrangente de Engenharia de Software e áreas correlatas. Indexa </w:t>
+            </w:r>
+            <w:proofErr w:type="spellStart"/>
+            <w:r>
+              <w:t>venues</w:t>
+            </w:r>
+            <w:proofErr w:type="spellEnd"/>
+            <w:r>
+              <w:t xml:space="preserve"> de alto impacto como ESEC/FSE, ISSTA, ICSE (</w:t>
+            </w:r>
+            <w:proofErr w:type="spellStart"/>
+            <w:r>
+              <w:t>co-publicada</w:t>
+            </w:r>
+            <w:proofErr w:type="spellEnd"/>
+            <w:r>
+              <w:t xml:space="preserve"> com IEEE) e periódicos como TOSEM e CACM. Oferece busca avançada com operadores booleanos e exportação estruturada em </w:t>
+            </w:r>
+            <w:proofErr w:type="spellStart"/>
+            <w:r>
+              <w:t>BibTeX</w:t>
+            </w:r>
+            <w:proofErr w:type="spellEnd"/>
+            <w:r>
+              <w:t xml:space="preserve"> </w:t>
+            </w:r>
+            <w:r>
+              <w:t>-</w:t>
+            </w:r>
+            <w:r>
+              <w:t xml:space="preserve"> fundamentais para a condução sistemática e reproduzível da busca.</w:t>
+            </w:r>
+          </w:p>
+        </w:tc>
+      </w:tr>
+      <w:tr>
+        <w:tc>
+          <w:tcPr>
+            <w:tcW w:w="3006" w:type="dxa"/>
+          </w:tcPr>
+          <w:p>
+            <w:r>
+              <w:t xml:space="preserve">IEEE </w:t>
+            </w:r>
+            <w:proofErr w:type="spellStart"/>
+            <w:r>
+              <w:t>Xplore</w:t>
+            </w:r>
+            <w:proofErr w:type="spellEnd"/>
+          </w:p>
+        </w:tc>
+        <w:tc>
+          <w:tcPr>
+            <w:tcW w:w="3006" w:type="dxa"/>
+          </w:tcPr>
+          <w:p>
+            <w:r>
+              <w:t>https://ieeexplore.ieee.org/</w:t>
+            </w:r>
+          </w:p>
+        </w:tc>
+        <w:tc>
+          <w:tcPr>
+            <w:tcW w:w="3007" w:type="dxa"/>
+          </w:tcPr>
+          <w:p>
+            <w:pPr>
+              <w:jc w:val="both"/>
+            </w:pPr>
+            <w:r>
+              <w:t>Principal repositório de publicações IEEE e IET em Engenharia de Software, Computação e áreas afins. Indexa conferências de alto impacto como ICSE, ASE, SANER e MSR, além dos principais periódicos da área (e.g., IEEE TSE, IEEE Software). Oferece busca avançada com exportação em CSV/</w:t>
+            </w:r>
+            <w:proofErr w:type="spellStart"/>
+            <w:r>
+              <w:t>BibTeX</w:t>
+            </w:r>
+            <w:proofErr w:type="spellEnd"/>
+            <w:r>
+              <w:t>.</w:t>
+            </w:r>
+          </w:p>
+        </w:tc>
+      </w:tr>
+      <w:tr>
+        <w:tc>
+          <w:tcPr>
+            <w:tcW w:w="3006" w:type="dxa"/>
+          </w:tcPr>
+          <w:p>
+            <w:r>
+              <w:t>Scopus</w:t>
+            </w:r>
+          </w:p>
+        </w:tc>
+        <w:tc>
+          <w:tcPr>
+            <w:tcW w:w="3006" w:type="dxa"/>
+          </w:tcPr>
+          <w:p>
+            <w:r>
+              <w:t>https://www.scopus.com/</w:t>
+            </w:r>
+          </w:p>
+        </w:tc>
+        <w:tc>
+          <w:tcPr>
+            <w:tcW w:w="3007" w:type="dxa"/>
+          </w:tcPr>
+          <w:p>
+            <w:pPr>
+              <w:jc w:val="both"/>
+            </w:pPr>
+            <w:r>
+              <w:t>Base multidisciplinar da Elsevier com ampla cobertura de Engenharia de Software, incluindo publicações ACM, Springer e Elsevier. Possui índice de citações e ferramentas de análise bibliométrica, além de suporte a exportação estruturada — fundamentais para a condução sistemática e reproduzível da busca.</w:t>
+            </w:r>
+          </w:p>
+        </w:tc>
+      </w:tr>
+    </w:tbl>
+    <w:p>
+      <w:pPr>
+        <w:jc w:val="both"/>
+      </w:pPr>
+    </w:p>
+    <w:p>
+      <w:r>
+        <w:rPr>
+          <w:i/>
+          <w:iCs/>
+        </w:rPr>
+        <w:t xml:space="preserve">Observação: As bases selecionadas apresentam sobreposição intencional de cobertura. O Scopus indexa publicações da ACM e do IEEE, podendo duplicar resultados já retornados pela ACM Digital Library e pelo IEEE </w:t>
+      </w:r>
+      <w:proofErr w:type="spellStart"/>
+      <w:r>
+        <w:rPr>
+          <w:i/>
+          <w:iCs/>
+        </w:rPr>
+        <w:t>Xplore</w:t>
+      </w:r>
+      <w:proofErr w:type="spellEnd"/>
+      <w:r>
+        <w:rPr>
+          <w:i/>
+          <w:iCs/>
+        </w:rPr>
+        <w:t xml:space="preserve">. Adicionalmente, alguns </w:t>
+      </w:r>
+      <w:proofErr w:type="spellStart"/>
+      <w:r>
+        <w:rPr>
+          <w:i/>
+          <w:iCs/>
+        </w:rPr>
+        <w:t>venues</w:t>
+      </w:r>
+      <w:proofErr w:type="spellEnd"/>
+      <w:r>
+        <w:rPr>
+          <w:i/>
+          <w:iCs/>
+        </w:rPr>
+        <w:t xml:space="preserve"> são </w:t>
+      </w:r>
+      <w:proofErr w:type="spellStart"/>
+      <w:r>
+        <w:rPr>
+          <w:i/>
+          <w:iCs/>
+        </w:rPr>
+        <w:t>co-publicados</w:t>
+      </w:r>
+      <w:proofErr w:type="spellEnd"/>
+      <w:r>
+        <w:rPr>
+          <w:i/>
+          <w:iCs/>
+        </w:rPr>
+        <w:t xml:space="preserve"> por mais de uma editora </w:t>
+      </w:r>
+      <w:r>
+        <w:rPr>
+          <w:i/>
+          <w:iCs/>
+        </w:rPr>
+        <w:t>(</w:t>
+      </w:r>
+      <w:r>
+        <w:rPr>
+          <w:i/>
+          <w:iCs/>
+        </w:rPr>
+        <w:t xml:space="preserve">notadamente o ICSE, </w:t>
+      </w:r>
+      <w:proofErr w:type="spellStart"/>
+      <w:r>
+        <w:rPr>
+          <w:i/>
+          <w:iCs/>
+        </w:rPr>
+        <w:t>co-publicado</w:t>
+      </w:r>
+      <w:proofErr w:type="spellEnd"/>
+      <w:r>
+        <w:rPr>
+          <w:i/>
+          <w:iCs/>
+        </w:rPr>
+        <w:t xml:space="preserve"> pela ACM e pelo IEEE</w:t>
+      </w:r>
+      <w:r>
+        <w:rPr>
+          <w:i/>
+          <w:iCs/>
+        </w:rPr>
+        <w:t>)</w:t>
+      </w:r>
+      <w:r>
+        <w:rPr>
+          <w:i/>
+          <w:iCs/>
+        </w:rPr>
+        <w:t>. Eventuais duplicatas resultantes da busca em múltiplas bases serão identificadas e tratadas conforme o critério CE3.</w:t>
+      </w:r>
+    </w:p>
+    <w:p/>
+    <w:p>
+      <w:pPr>
+        <w:rPr>
+          <w:b/>
+          <w:bCs/>
+        </w:rPr>
+      </w:pPr>
+      <w:r>
+        <w:rPr>
+          <w:b/>
+          <w:bCs/>
+        </w:rPr>
+        <w:lastRenderedPageBreak/>
+        <w:t>6</w:t>
+      </w:r>
+      <w:r>
+        <w:rPr>
+          <w:b/>
+          <w:bCs/>
+        </w:rPr>
+        <w:t>. Critérios</w:t>
+      </w:r>
+    </w:p>
+    <w:p>
+      <w:r>
+        <w:t>Definição formal dos critérios de inclusão e exclusão dos artigos</w:t>
       </w:r>
       <w:r>
         <w:t>:</w:t>
       </w:r>
-      <w:r>
-        <w:t xml:space="preserve"> permite consolidar o estado da arte quanto às estratégias de recuperação e processamento de código, servindo de base para as demais questões do mapeamento.</w:t>
-      </w:r>
-    </w:p>
-    <w:p>
-      <w:pPr>
-        <w:jc w:val="both"/>
-      </w:pPr>
-    </w:p>
-    <w:p>
-      <w:pPr>
-        <w:jc w:val="both"/>
-      </w:pPr>
-      <w:r>
-        <w:t>- RQ2: Quais Large Language Models são empregadas como componente gerador nas abordagens de RAG para codebases?</w:t>
-      </w:r>
-    </w:p>
-    <w:p>
-      <w:pPr>
-        <w:jc w:val="both"/>
-      </w:pPr>
-      <w:r>
-        <w:lastRenderedPageBreak/>
-        <w:t>Rationale: Compreender quais LLMs são predominantemente adotadas auxilia pesquisadores e praticantes na seleção de modelos adequados para implementações futuras, além de revelar tendências de adoção na área.</w:t>
-      </w:r>
-    </w:p>
-    <w:p>
-      <w:pPr>
-        <w:jc w:val="both"/>
-      </w:pPr>
-    </w:p>
-    <w:p>
-      <w:pPr>
-        <w:jc w:val="both"/>
-      </w:pPr>
-      <w:r>
-        <w:t>- RQ3: Quais linguagens de programação e tipos de sistemas são mais estudados?</w:t>
-      </w:r>
-    </w:p>
-    <w:p>
-      <w:pPr>
-        <w:jc w:val="both"/>
-      </w:pPr>
-      <w:r>
-        <w:t>Rationale: Conhecer o escopo das linguagens e sistemas investigados evidencia o alcance das abordagens propostas e possíveis vieses de cobertura na literatura.</w:t>
-      </w:r>
-    </w:p>
-    <w:p>
-      <w:pPr>
-        <w:jc w:val="both"/>
-      </w:pPr>
-    </w:p>
-    <w:p>
-      <w:pPr>
-        <w:jc w:val="both"/>
-      </w:pPr>
-      <w:r>
-        <w:t>- RQ4: Quais métricas são utilizadas para avaliar a efetividade das abordagens de RAG em codebases?</w:t>
-      </w:r>
-    </w:p>
-    <w:p>
-      <w:pPr>
-        <w:jc w:val="both"/>
-      </w:pPr>
-      <w:r>
-        <w:t>Rationale: Mapear as métricas utilizadas permite avaliar o rigor dos estudos e identificar padrões de avaliação que possam orientar trabalhos futuros.</w:t>
-      </w:r>
-    </w:p>
-    <w:p>
-      <w:pPr>
-        <w:jc w:val="both"/>
-      </w:pPr>
-    </w:p>
-    <w:p>
-      <w:pPr>
-        <w:jc w:val="both"/>
-      </w:pPr>
-      <w:r>
-        <w:t>- RQ5: Quais são as principais lacunas identificadas na literatura sobre RAG aplicado a codebases?</w:t>
-      </w:r>
-    </w:p>
-    <w:p>
-      <w:pPr>
-        <w:jc w:val="both"/>
-      </w:pPr>
-      <w:r>
-        <w:t>Rationale: Identificar lacunas contribui diretamente para a agenda de pesquisa da área, apontando oportunidades para estudos futuros.</w:t>
-      </w:r>
-    </w:p>
-    <w:p/>
-    <w:p>
-      <w:pPr>
-        <w:rPr>
-          <w:b/>
-          <w:bCs/>
-        </w:rPr>
-      </w:pPr>
-      <w:r>
-        <w:rPr>
-          <w:b/>
-          <w:bCs/>
-        </w:rPr>
-        <w:t>6. Fontes</w:t>
-      </w:r>
-    </w:p>
-    <w:p>
-      <w:r>
-        <w:t>- IEEE Xplore</w:t>
-      </w:r>
-      <w:r>
-        <w:t xml:space="preserve"> (</w:t>
-      </w:r>
-      <w:r>
-        <w:t>https://ieeexplore.ieee.org/</w:t>
-      </w:r>
-      <w:r>
-        <w:t>)</w:t>
-      </w:r>
-    </w:p>
-    <w:p>
-      <w:r>
-        <w:t>- Scopus</w:t>
-      </w:r>
-      <w:r>
-        <w:t xml:space="preserve"> (</w:t>
-      </w:r>
-      <w:r>
-        <w:t>https://www.scopus.com/</w:t>
-      </w:r>
-      <w:r>
-        <w:t>)</w:t>
-      </w:r>
-    </w:p>
-    <w:p/>
-    <w:p>
-      <w:pPr>
-        <w:jc w:val="both"/>
-      </w:pPr>
-      <w:r>
-        <w:t xml:space="preserve">Observação: </w:t>
-      </w:r>
-      <w:r>
-        <w:t>A ACM</w:t>
-      </w:r>
-      <w:r>
-        <w:t xml:space="preserve"> </w:t>
-      </w:r>
-      <w:r>
-        <w:t>Digital Library</w:t>
-      </w:r>
-      <w:r>
-        <w:t xml:space="preserve"> (</w:t>
-      </w:r>
-      <w:r>
-        <w:t>https://dl.acm.org/</w:t>
-      </w:r>
-      <w:r>
-        <w:t>)</w:t>
-      </w:r>
-      <w:r>
-        <w:t xml:space="preserve"> foi inicialmente prevista como fonte de busca. Porém, foi removida do protocolo devido a restrições de acesso às funcionalidades de busca avançada e exportação estruturada</w:t>
-      </w:r>
-      <w:r>
-        <w:t xml:space="preserve"> na Basic Edition</w:t>
-      </w:r>
-      <w:r>
-        <w:t>, inviabilizando a condução sistemática e reproduzível da busca nessa base. A cobertura da literatura é mantida pelas bases IEEE Xplore e Scopus, que indexam os principais venues de Engenharia de Software, incluindo publicações originalmente indexadas pela ACM.</w:t>
-      </w:r>
-    </w:p>
-    <w:p/>
-    <w:p>
-      <w:pPr>
-        <w:rPr>
-          <w:b/>
-          <w:bCs/>
-        </w:rPr>
-      </w:pPr>
-      <w:r>
-        <w:rPr>
-          <w:b/>
-          <w:bCs/>
-        </w:rPr>
-        <w:t>7. Critérios</w:t>
-      </w:r>
-    </w:p>
-    <w:p>
-      <w:r>
-        <w:t>Definição formal dos critérios de inclusão e exclusão dos artigos</w:t>
-      </w:r>
-      <w:r>
-        <w:t>:</w:t>
-      </w:r>
-    </w:p>
-    <w:p>
-      <w:pPr>
-        <w:rPr>
-          <w:b/>
-          <w:bCs/>
-        </w:rPr>
-      </w:pPr>
-    </w:p>
-    <w:p>
-      <w:pPr>
-        <w:rPr>
-          <w:b/>
-          <w:bCs/>
-        </w:rPr>
-      </w:pPr>
-      <w:r>
-        <w:rPr>
-          <w:b/>
-          <w:bCs/>
-        </w:rPr>
-        <w:t>7.1. Inclusão</w:t>
+    </w:p>
+    <w:p>
+      <w:pPr>
+        <w:rPr>
+          <w:b/>
+          <w:bCs/>
+        </w:rPr>
+      </w:pPr>
+    </w:p>
+    <w:p>
+      <w:pPr>
+        <w:rPr>
+          <w:b/>
+          <w:bCs/>
+        </w:rPr>
+      </w:pPr>
+      <w:r>
+        <w:rPr>
+          <w:b/>
+          <w:bCs/>
+        </w:rPr>
+        <w:t>6</w:t>
+      </w:r>
+      <w:r>
+        <w:rPr>
+          <w:b/>
+          <w:bCs/>
+        </w:rPr>
+        <w:t>.1. Inclusão</w:t>
       </w:r>
     </w:p>
     <w:p/>
@@ -515,8 +2914,16 @@
           <w:p>
             <w:pPr>
               <w:jc w:val="center"/>
+              <w:rPr>
+                <w:b/>
+                <w:bCs/>
+              </w:rPr>
             </w:pPr>
             <w:r>
+              <w:rPr>
+                <w:b/>
+                <w:bCs/>
+              </w:rPr>
               <w:t>ID</w:t>
             </w:r>
           </w:p>
@@ -526,7 +2933,17 @@
             <w:tcW w:w="8315" w:type="dxa"/>
           </w:tcPr>
           <w:p>
-            <w:r>
+            <w:pPr>
+              <w:rPr>
+                <w:b/>
+                <w:bCs/>
+              </w:rPr>
+            </w:pPr>
+            <w:r>
+              <w:rPr>
+                <w:b/>
+                <w:bCs/>
+              </w:rPr>
               <w:t>Critério</w:t>
             </w:r>
           </w:p>
@@ -540,8 +2957,16 @@
           <w:p>
             <w:pPr>
               <w:jc w:val="center"/>
+              <w:rPr>
+                <w:b/>
+                <w:bCs/>
+              </w:rPr>
             </w:pPr>
             <w:r>
+              <w:rPr>
+                <w:b/>
+                <w:bCs/>
+              </w:rPr>
               <w:t>CI1</w:t>
             </w:r>
           </w:p>
@@ -555,137 +2980,19 @@
               <w:jc w:val="both"/>
             </w:pPr>
             <w:r>
-              <w:t>O artigo propõe, implementa ou avalia empiricamente uma abordagem de RAG baseada em LLM.</w:t>
-            </w:r>
-          </w:p>
-        </w:tc>
-      </w:tr>
-      <w:tr>
-        <w:tc>
-          <w:tcPr>
-            <w:tcW w:w="704" w:type="dxa"/>
-          </w:tcPr>
-          <w:p>
-            <w:pPr>
-              <w:jc w:val="center"/>
-            </w:pPr>
-            <w:r>
-              <w:t>CI2</w:t>
-            </w:r>
-          </w:p>
-        </w:tc>
-        <w:tc>
-          <w:tcPr>
-            <w:tcW w:w="8315" w:type="dxa"/>
-          </w:tcPr>
-          <w:p>
-            <w:pPr>
-              <w:jc w:val="both"/>
-            </w:pPr>
-            <w:r>
-              <w:t>A abordagem de RAG é aplicada</w:t>
-            </w:r>
-            <w:r>
-              <w:t xml:space="preserve"> diretamente a artefatos de código-fonte (código de produção,</w:t>
-            </w:r>
-            <w:r>
-              <w:t xml:space="preserve"> documentação técnica gerada a partir de código,</w:t>
-            </w:r>
-            <w:r>
-              <w:t xml:space="preserve"> testes automatizados, scripts de infraestrutura ou queries de banco de dados).</w:t>
-            </w:r>
-          </w:p>
-        </w:tc>
-      </w:tr>
-      <w:tr>
-        <w:tc>
-          <w:tcPr>
-            <w:tcW w:w="704" w:type="dxa"/>
-          </w:tcPr>
-          <w:p>
-            <w:pPr>
-              <w:jc w:val="center"/>
-            </w:pPr>
-            <w:r>
-              <w:t>CI3</w:t>
-            </w:r>
-          </w:p>
-        </w:tc>
-        <w:tc>
-          <w:tcPr>
-            <w:tcW w:w="8315" w:type="dxa"/>
-          </w:tcPr>
-          <w:p>
-            <w:pPr>
-              <w:jc w:val="both"/>
-            </w:pPr>
-            <w:r>
-              <w:t xml:space="preserve">Publicado entre janeiro de 2020 e </w:t>
-            </w:r>
-            <w:r>
-              <w:t>abril</w:t>
-            </w:r>
-            <w:r>
-              <w:t xml:space="preserve"> de 2026.</w:t>
-            </w:r>
-            <w:r>
-              <w:t xml:space="preserve"> O filtro de período (2020-2026) é aplicado diretamente nas interfaces de busca das fontes.</w:t>
-            </w:r>
-          </w:p>
-        </w:tc>
-      </w:tr>
-      <w:tr>
-        <w:tc>
-          <w:tcPr>
-            <w:tcW w:w="704" w:type="dxa"/>
-          </w:tcPr>
-          <w:p>
-            <w:pPr>
-              <w:jc w:val="center"/>
-            </w:pPr>
-            <w:r>
-              <w:t>CI4</w:t>
-            </w:r>
-          </w:p>
-        </w:tc>
-        <w:tc>
-          <w:tcPr>
-            <w:tcW w:w="8315" w:type="dxa"/>
-          </w:tcPr>
-          <w:p>
-            <w:pPr>
-              <w:jc w:val="both"/>
-            </w:pPr>
-            <w:r>
-              <w:t>Redigido em língua inglesa.</w:t>
-            </w:r>
-          </w:p>
-        </w:tc>
-      </w:tr>
-      <w:tr>
-        <w:tc>
-          <w:tcPr>
-            <w:tcW w:w="704" w:type="dxa"/>
-          </w:tcPr>
-          <w:p>
-            <w:pPr>
-              <w:jc w:val="center"/>
-            </w:pPr>
-            <w:r>
-              <w:t>CI5</w:t>
-            </w:r>
-          </w:p>
-        </w:tc>
-        <w:tc>
-          <w:tcPr>
-            <w:tcW w:w="8315" w:type="dxa"/>
-          </w:tcPr>
-          <w:p>
-            <w:pPr>
-              <w:jc w:val="both"/>
-            </w:pPr>
-            <w:r>
-              <w:t>Publicado em venue com revisão por pares (conference paper, journal article ou early access article).</w:t>
+              <w:t>O artigo propõe, implementa ou avalia empiricamente uma abordagem de RAG baseada em LLM</w:t>
+            </w:r>
+            <w:r>
+              <w:t xml:space="preserve"> </w:t>
+            </w:r>
+            <w:r>
+              <w:t xml:space="preserve">cujo foco principal seja a aplicação </w:t>
+            </w:r>
+            <w:r>
+              <w:t xml:space="preserve">a artefatos de código-fonte </w:t>
+            </w:r>
+            <w:r>
+              <w:t>(código de produção, documentação técnica gerada a partir de código, testes automatizados, scripts de infraestrutura ou queries de banco de dados).</w:t>
             </w:r>
           </w:p>
         </w:tc>
@@ -712,7 +3019,14 @@
           <w:b/>
           <w:bCs/>
         </w:rPr>
-        <w:t>7.2. Exclusão</w:t>
+        <w:t>6</w:t>
+      </w:r>
+      <w:r>
+        <w:rPr>
+          <w:b/>
+          <w:bCs/>
+        </w:rPr>
+        <w:t>.2. Exclusão</w:t>
       </w:r>
     </w:p>
     <w:p/>
@@ -734,9 +3048,16 @@
           <w:p>
             <w:pPr>
               <w:jc w:val="center"/>
+              <w:rPr>
+                <w:b/>
+                <w:bCs/>
+              </w:rPr>
             </w:pPr>
             <w:r>
-              <w:lastRenderedPageBreak/>
+              <w:rPr>
+                <w:b/>
+                <w:bCs/>
+              </w:rPr>
               <w:t>ID</w:t>
             </w:r>
           </w:p>
@@ -746,7 +3067,17 @@
             <w:tcW w:w="8315" w:type="dxa"/>
           </w:tcPr>
           <w:p>
-            <w:r>
+            <w:pPr>
+              <w:rPr>
+                <w:b/>
+                <w:bCs/>
+              </w:rPr>
+            </w:pPr>
+            <w:r>
+              <w:rPr>
+                <w:b/>
+                <w:bCs/>
+              </w:rPr>
               <w:t>Critério</w:t>
             </w:r>
           </w:p>
@@ -760,8 +3091,16 @@
           <w:p>
             <w:pPr>
               <w:jc w:val="center"/>
+              <w:rPr>
+                <w:b/>
+                <w:bCs/>
+              </w:rPr>
             </w:pPr>
             <w:r>
+              <w:rPr>
+                <w:b/>
+                <w:bCs/>
+              </w:rPr>
               <w:t>CE1</w:t>
             </w:r>
           </w:p>
@@ -775,19 +3114,10 @@
               <w:jc w:val="both"/>
             </w:pPr>
             <w:r>
-              <w:t>O objeto da recuperação RAG não é código-fonte de software</w:t>
-            </w:r>
-            <w:r>
-              <w:t xml:space="preserve">. </w:t>
-            </w:r>
-            <w:r>
-              <w:t>Ex.:</w:t>
-            </w:r>
-            <w:r>
-              <w:t xml:space="preserve"> textos clínicos, documentos legais, artigos científicos, documentação não-técnica</w:t>
-            </w:r>
-            <w:r>
-              <w:t>. Nota: documentação técnica gerada diretamente a partir de código-fonte (Ex.: Javadoc, docstrings) não se enquadra neste critério de exclusão.</w:t>
+              <w:t>P</w:t>
+            </w:r>
+            <w:r>
+              <w:t>ublicado fora do período de janeiro de 2020 a abril de 2026.</w:t>
             </w:r>
           </w:p>
         </w:tc>
@@ -800,8 +3130,16 @@
           <w:p>
             <w:pPr>
               <w:jc w:val="center"/>
+              <w:rPr>
+                <w:b/>
+                <w:bCs/>
+              </w:rPr>
             </w:pPr>
             <w:r>
+              <w:rPr>
+                <w:b/>
+                <w:bCs/>
+              </w:rPr>
               <w:t>CE2</w:t>
             </w:r>
           </w:p>
@@ -815,13 +3153,7 @@
               <w:jc w:val="both"/>
             </w:pPr>
             <w:r>
-              <w:t xml:space="preserve">O artigo utiliza LLM para tarefas de código sem componente de recuperação: </w:t>
-            </w:r>
-            <w:r>
-              <w:t>o</w:t>
-            </w:r>
-            <w:r>
-              <w:t xml:space="preserve"> RAG não é central na abordagem.</w:t>
+              <w:t>Não redigido em língua inglesa.</w:t>
             </w:r>
           </w:p>
         </w:tc>
@@ -834,8 +3166,16 @@
           <w:p>
             <w:pPr>
               <w:jc w:val="center"/>
+              <w:rPr>
+                <w:b/>
+                <w:bCs/>
+              </w:rPr>
             </w:pPr>
             <w:r>
+              <w:rPr>
+                <w:b/>
+                <w:bCs/>
+              </w:rPr>
               <w:t>CE3</w:t>
             </w:r>
           </w:p>
@@ -855,7 +3195,15 @@
               <w:t>e</w:t>
             </w:r>
             <w:r>
-              <w:t xml:space="preserve">m caso de mesmo trabalho em múltiplos venues, manter apenas a versão publicada com </w:t>
+              <w:t xml:space="preserve">m caso de mesmo trabalho em múltiplos </w:t>
+            </w:r>
+            <w:proofErr w:type="spellStart"/>
+            <w:r>
+              <w:t>venues</w:t>
+            </w:r>
+            <w:proofErr w:type="spellEnd"/>
+            <w:r>
+              <w:t xml:space="preserve">, manter apenas a versão publicada com </w:t>
             </w:r>
             <w:r>
               <w:t>revisão</w:t>
@@ -874,8 +3222,16 @@
           <w:p>
             <w:pPr>
               <w:jc w:val="center"/>
+              <w:rPr>
+                <w:b/>
+                <w:bCs/>
+              </w:rPr>
             </w:pPr>
             <w:r>
+              <w:rPr>
+                <w:b/>
+                <w:bCs/>
+              </w:rPr>
               <w:t>CE4</w:t>
             </w:r>
           </w:p>
@@ -902,8 +3258,16 @@
           <w:p>
             <w:pPr>
               <w:jc w:val="center"/>
+              <w:rPr>
+                <w:b/>
+                <w:bCs/>
+              </w:rPr>
             </w:pPr>
             <w:r>
+              <w:rPr>
+                <w:b/>
+                <w:bCs/>
+              </w:rPr>
               <w:t>CE5</w:t>
             </w:r>
           </w:p>
@@ -917,7 +3281,23 @@
               <w:jc w:val="both"/>
             </w:pPr>
             <w:r>
-              <w:t>Literatura cinzenta: preprints, relatórios técnicos, whitepapers, posts e artigos sem revisão por pares formal.</w:t>
+              <w:t xml:space="preserve">Literatura cinzenta: </w:t>
+            </w:r>
+            <w:proofErr w:type="spellStart"/>
+            <w:r>
+              <w:t>preprints</w:t>
+            </w:r>
+            <w:proofErr w:type="spellEnd"/>
+            <w:r>
+              <w:t xml:space="preserve">, relatórios técnicos, </w:t>
+            </w:r>
+            <w:proofErr w:type="spellStart"/>
+            <w:r>
+              <w:t>whitepapers</w:t>
+            </w:r>
+            <w:proofErr w:type="spellEnd"/>
+            <w:r>
+              <w:t>, posts e artigos sem revisão por pares formal.</w:t>
             </w:r>
           </w:p>
         </w:tc>
@@ -927,9 +3307,1109 @@
     <w:p>
       <w:pPr>
         <w:jc w:val="both"/>
-      </w:pPr>
-      <w:r>
+        <w:rPr>
+          <w:i/>
+          <w:iCs/>
+        </w:rPr>
+      </w:pPr>
+      <w:r>
+        <w:rPr>
+          <w:i/>
+          <w:iCs/>
+        </w:rPr>
         <w:t>Observação: Quando houver dúvida entre incluir ou excluir um artigo, a prática padrão em MSL é incluir na dúvida durante a triagem por título/abstract, e só excluir com certeza na leitura do texto completo. Isso evita descartar artigos relevantes prematuramente (reduz viés de exclusão).</w:t>
+      </w:r>
+    </w:p>
+    <w:p/>
+    <w:p/>
+    <w:p/>
+    <w:p/>
+    <w:p/>
+    <w:p/>
+    <w:p/>
+    <w:p/>
+    <w:p/>
+    <w:p/>
+    <w:p/>
+    <w:p/>
+    <w:p/>
+    <w:p/>
+    <w:p/>
+    <w:p/>
+    <w:p/>
+    <w:p/>
+    <w:p/>
+    <w:p/>
+    <w:p/>
+    <w:p>
+      <w:pPr>
+        <w:rPr>
+          <w:b/>
+          <w:bCs/>
+        </w:rPr>
+      </w:pPr>
+      <w:r>
+        <w:rPr>
+          <w:b/>
+          <w:bCs/>
+        </w:rPr>
+        <w:lastRenderedPageBreak/>
+        <w:t>REFERÊNCIAS</w:t>
+      </w:r>
+    </w:p>
+    <w:p/>
+    <w:p>
+      <w:pPr>
+        <w:jc w:val="both"/>
+      </w:pPr>
+      <w:r>
+        <w:rPr>
+          <w:sz w:val="24"/>
+          <w:szCs w:val="24"/>
+        </w:rPr>
+        <w:t>BASILI, Victor</w:t>
+      </w:r>
+      <w:r>
+        <w:rPr>
+          <w:sz w:val="24"/>
+          <w:szCs w:val="24"/>
+        </w:rPr>
+        <w:t xml:space="preserve"> </w:t>
+      </w:r>
+      <w:proofErr w:type="gramStart"/>
+      <w:r>
+        <w:rPr>
+          <w:sz w:val="24"/>
+          <w:szCs w:val="24"/>
+        </w:rPr>
+        <w:t>R.</w:t>
+      </w:r>
+      <w:r>
+        <w:rPr>
+          <w:sz w:val="24"/>
+          <w:szCs w:val="24"/>
+        </w:rPr>
+        <w:t>.</w:t>
+      </w:r>
+      <w:proofErr w:type="gramEnd"/>
+      <w:r>
+        <w:rPr>
+          <w:sz w:val="24"/>
+          <w:szCs w:val="24"/>
+        </w:rPr>
+        <w:t xml:space="preserve"> </w:t>
+      </w:r>
+      <w:r>
+        <w:rPr>
+          <w:sz w:val="24"/>
+          <w:szCs w:val="24"/>
+        </w:rPr>
+        <w:t xml:space="preserve">Software </w:t>
+      </w:r>
+      <w:proofErr w:type="spellStart"/>
+      <w:r>
+        <w:rPr>
+          <w:sz w:val="24"/>
+          <w:szCs w:val="24"/>
+        </w:rPr>
+        <w:t>Modeling</w:t>
+      </w:r>
+      <w:proofErr w:type="spellEnd"/>
+      <w:r>
+        <w:rPr>
+          <w:sz w:val="24"/>
+          <w:szCs w:val="24"/>
+        </w:rPr>
+        <w:t xml:space="preserve"> </w:t>
+      </w:r>
+      <w:proofErr w:type="spellStart"/>
+      <w:r>
+        <w:rPr>
+          <w:sz w:val="24"/>
+          <w:szCs w:val="24"/>
+        </w:rPr>
+        <w:t>and</w:t>
+      </w:r>
+      <w:proofErr w:type="spellEnd"/>
+      <w:r>
+        <w:rPr>
+          <w:sz w:val="24"/>
+          <w:szCs w:val="24"/>
+        </w:rPr>
+        <w:t xml:space="preserve"> </w:t>
+      </w:r>
+      <w:proofErr w:type="spellStart"/>
+      <w:r>
+        <w:rPr>
+          <w:sz w:val="24"/>
+          <w:szCs w:val="24"/>
+        </w:rPr>
+        <w:t>Measurement</w:t>
+      </w:r>
+      <w:proofErr w:type="spellEnd"/>
+      <w:r>
+        <w:rPr>
+          <w:sz w:val="24"/>
+          <w:szCs w:val="24"/>
+        </w:rPr>
+        <w:t xml:space="preserve">: The </w:t>
+      </w:r>
+      <w:proofErr w:type="spellStart"/>
+      <w:r>
+        <w:rPr>
+          <w:sz w:val="24"/>
+          <w:szCs w:val="24"/>
+        </w:rPr>
+        <w:t>Goal</w:t>
+      </w:r>
+      <w:proofErr w:type="spellEnd"/>
+      <w:r>
+        <w:rPr>
+          <w:sz w:val="24"/>
+          <w:szCs w:val="24"/>
+        </w:rPr>
+        <w:t>/</w:t>
+      </w:r>
+      <w:proofErr w:type="spellStart"/>
+      <w:r>
+        <w:rPr>
+          <w:sz w:val="24"/>
+          <w:szCs w:val="24"/>
+        </w:rPr>
+        <w:t>Question</w:t>
+      </w:r>
+      <w:proofErr w:type="spellEnd"/>
+      <w:r>
+        <w:rPr>
+          <w:sz w:val="24"/>
+          <w:szCs w:val="24"/>
+        </w:rPr>
+        <w:t>/</w:t>
+      </w:r>
+      <w:proofErr w:type="spellStart"/>
+      <w:r>
+        <w:rPr>
+          <w:sz w:val="24"/>
+          <w:szCs w:val="24"/>
+        </w:rPr>
+        <w:t>Metric</w:t>
+      </w:r>
+      <w:proofErr w:type="spellEnd"/>
+      <w:r>
+        <w:rPr>
+          <w:sz w:val="24"/>
+          <w:szCs w:val="24"/>
+        </w:rPr>
+        <w:t xml:space="preserve"> </w:t>
+      </w:r>
+      <w:proofErr w:type="spellStart"/>
+      <w:r>
+        <w:rPr>
+          <w:sz w:val="24"/>
+          <w:szCs w:val="24"/>
+        </w:rPr>
+        <w:t>Paradigm</w:t>
+      </w:r>
+      <w:proofErr w:type="spellEnd"/>
+      <w:r>
+        <w:rPr>
+          <w:sz w:val="24"/>
+          <w:szCs w:val="24"/>
+        </w:rPr>
+        <w:t xml:space="preserve">. </w:t>
+      </w:r>
+      <w:proofErr w:type="spellStart"/>
+      <w:r>
+        <w:rPr>
+          <w:b/>
+          <w:bCs/>
+          <w:sz w:val="24"/>
+          <w:szCs w:val="24"/>
+        </w:rPr>
+        <w:t>I</w:t>
+      </w:r>
+      <w:r>
+        <w:rPr>
+          <w:b/>
+          <w:bCs/>
+          <w:sz w:val="24"/>
+          <w:szCs w:val="24"/>
+        </w:rPr>
+        <w:t>nstitute</w:t>
+      </w:r>
+      <w:proofErr w:type="spellEnd"/>
+      <w:r>
+        <w:rPr>
+          <w:b/>
+          <w:bCs/>
+          <w:sz w:val="24"/>
+          <w:szCs w:val="24"/>
+        </w:rPr>
+        <w:t xml:space="preserve"> for </w:t>
+      </w:r>
+      <w:proofErr w:type="spellStart"/>
+      <w:r>
+        <w:rPr>
+          <w:b/>
+          <w:bCs/>
+          <w:sz w:val="24"/>
+          <w:szCs w:val="24"/>
+        </w:rPr>
+        <w:t>Advanced</w:t>
+      </w:r>
+      <w:proofErr w:type="spellEnd"/>
+      <w:r>
+        <w:rPr>
+          <w:b/>
+          <w:bCs/>
+          <w:sz w:val="24"/>
+          <w:szCs w:val="24"/>
+        </w:rPr>
+        <w:t xml:space="preserve"> Computer </w:t>
+      </w:r>
+      <w:proofErr w:type="spellStart"/>
+      <w:r>
+        <w:rPr>
+          <w:b/>
+          <w:bCs/>
+          <w:sz w:val="24"/>
+          <w:szCs w:val="24"/>
+        </w:rPr>
+        <w:t>Studies</w:t>
+      </w:r>
+      <w:proofErr w:type="spellEnd"/>
+      <w:r>
+        <w:rPr>
+          <w:sz w:val="24"/>
+          <w:szCs w:val="24"/>
+        </w:rPr>
+        <w:t>,</w:t>
+      </w:r>
+      <w:r>
+        <w:rPr>
+          <w:sz w:val="24"/>
+          <w:szCs w:val="24"/>
+        </w:rPr>
+        <w:t xml:space="preserve"> </w:t>
+      </w:r>
+      <w:proofErr w:type="spellStart"/>
+      <w:r>
+        <w:rPr>
+          <w:sz w:val="24"/>
+          <w:szCs w:val="24"/>
+        </w:rPr>
+        <w:t>Department</w:t>
+      </w:r>
+      <w:proofErr w:type="spellEnd"/>
+      <w:r>
+        <w:rPr>
+          <w:sz w:val="24"/>
+          <w:szCs w:val="24"/>
+        </w:rPr>
+        <w:t xml:space="preserve"> </w:t>
+      </w:r>
+      <w:proofErr w:type="spellStart"/>
+      <w:r>
+        <w:rPr>
+          <w:sz w:val="24"/>
+          <w:szCs w:val="24"/>
+        </w:rPr>
+        <w:t>of</w:t>
+      </w:r>
+      <w:proofErr w:type="spellEnd"/>
+      <w:r>
+        <w:rPr>
+          <w:sz w:val="24"/>
+          <w:szCs w:val="24"/>
+        </w:rPr>
+        <w:t xml:space="preserve"> Computer Science,</w:t>
+      </w:r>
+      <w:r>
+        <w:rPr>
+          <w:sz w:val="24"/>
+          <w:szCs w:val="24"/>
+        </w:rPr>
+        <w:t xml:space="preserve"> </w:t>
+      </w:r>
+      <w:proofErr w:type="spellStart"/>
+      <w:r>
+        <w:rPr>
+          <w:sz w:val="24"/>
+          <w:szCs w:val="24"/>
+        </w:rPr>
+        <w:t>University</w:t>
+      </w:r>
+      <w:proofErr w:type="spellEnd"/>
+      <w:r>
+        <w:rPr>
+          <w:sz w:val="24"/>
+          <w:szCs w:val="24"/>
+        </w:rPr>
+        <w:t xml:space="preserve"> </w:t>
+      </w:r>
+      <w:proofErr w:type="spellStart"/>
+      <w:r>
+        <w:rPr>
+          <w:sz w:val="24"/>
+          <w:szCs w:val="24"/>
+        </w:rPr>
+        <w:t>of</w:t>
+      </w:r>
+      <w:proofErr w:type="spellEnd"/>
+      <w:r>
+        <w:rPr>
+          <w:sz w:val="24"/>
+          <w:szCs w:val="24"/>
+        </w:rPr>
+        <w:t xml:space="preserve"> Maryland</w:t>
+      </w:r>
+      <w:r>
+        <w:rPr>
+          <w:sz w:val="24"/>
+          <w:szCs w:val="24"/>
+        </w:rPr>
+        <w:t>, 1</w:t>
+      </w:r>
+      <w:r>
+        <w:rPr>
+          <w:sz w:val="24"/>
+          <w:szCs w:val="24"/>
+        </w:rPr>
+        <w:t>992</w:t>
+      </w:r>
+      <w:r>
+        <w:rPr>
+          <w:sz w:val="24"/>
+          <w:szCs w:val="24"/>
+        </w:rPr>
+        <w:t>.</w:t>
+      </w:r>
+    </w:p>
+    <w:p>
+      <w:pPr>
+        <w:jc w:val="both"/>
+      </w:pPr>
+    </w:p>
+    <w:p>
+      <w:pPr>
+        <w:jc w:val="both"/>
+      </w:pPr>
+      <w:r>
+        <w:rPr>
+          <w:sz w:val="24"/>
+          <w:szCs w:val="24"/>
+        </w:rPr>
+        <w:t>BASILI</w:t>
+      </w:r>
+      <w:r>
+        <w:rPr>
+          <w:sz w:val="24"/>
+          <w:szCs w:val="24"/>
+        </w:rPr>
+        <w:t xml:space="preserve">, </w:t>
+      </w:r>
+      <w:r>
+        <w:rPr>
+          <w:sz w:val="24"/>
+          <w:szCs w:val="24"/>
+        </w:rPr>
+        <w:t>Victor</w:t>
+      </w:r>
+      <w:r>
+        <w:rPr>
+          <w:sz w:val="24"/>
+          <w:szCs w:val="24"/>
+        </w:rPr>
+        <w:t xml:space="preserve">; </w:t>
+      </w:r>
+      <w:r>
+        <w:rPr>
+          <w:sz w:val="24"/>
+          <w:szCs w:val="24"/>
+        </w:rPr>
+        <w:t>WEISS</w:t>
+      </w:r>
+      <w:r>
+        <w:rPr>
+          <w:sz w:val="24"/>
+          <w:szCs w:val="24"/>
+        </w:rPr>
+        <w:t xml:space="preserve">, </w:t>
+      </w:r>
+      <w:r>
+        <w:rPr>
+          <w:sz w:val="24"/>
+          <w:szCs w:val="24"/>
+        </w:rPr>
+        <w:t xml:space="preserve">David </w:t>
+      </w:r>
+      <w:proofErr w:type="gramStart"/>
+      <w:r>
+        <w:rPr>
+          <w:sz w:val="24"/>
+          <w:szCs w:val="24"/>
+        </w:rPr>
+        <w:t>M.</w:t>
+      </w:r>
+      <w:r>
+        <w:rPr>
+          <w:sz w:val="24"/>
+          <w:szCs w:val="24"/>
+        </w:rPr>
+        <w:t>.</w:t>
+      </w:r>
+      <w:proofErr w:type="gramEnd"/>
+      <w:r>
+        <w:rPr>
+          <w:sz w:val="24"/>
+          <w:szCs w:val="24"/>
+        </w:rPr>
+        <w:t xml:space="preserve"> </w:t>
+      </w:r>
+      <w:r>
+        <w:rPr>
+          <w:sz w:val="24"/>
+          <w:szCs w:val="24"/>
+        </w:rPr>
+        <w:t xml:space="preserve">A </w:t>
+      </w:r>
+      <w:proofErr w:type="spellStart"/>
+      <w:r>
+        <w:rPr>
+          <w:sz w:val="24"/>
+          <w:szCs w:val="24"/>
+        </w:rPr>
+        <w:t>Methodology</w:t>
+      </w:r>
+      <w:proofErr w:type="spellEnd"/>
+      <w:r>
+        <w:rPr>
+          <w:sz w:val="24"/>
+          <w:szCs w:val="24"/>
+        </w:rPr>
+        <w:t xml:space="preserve"> for </w:t>
+      </w:r>
+      <w:proofErr w:type="spellStart"/>
+      <w:r>
+        <w:rPr>
+          <w:sz w:val="24"/>
+          <w:szCs w:val="24"/>
+        </w:rPr>
+        <w:t>Collecting</w:t>
+      </w:r>
+      <w:proofErr w:type="spellEnd"/>
+      <w:r>
+        <w:rPr>
+          <w:sz w:val="24"/>
+          <w:szCs w:val="24"/>
+        </w:rPr>
+        <w:t xml:space="preserve"> </w:t>
+      </w:r>
+      <w:proofErr w:type="spellStart"/>
+      <w:r>
+        <w:rPr>
+          <w:sz w:val="24"/>
+          <w:szCs w:val="24"/>
+        </w:rPr>
+        <w:t>Valid</w:t>
+      </w:r>
+      <w:proofErr w:type="spellEnd"/>
+      <w:r>
+        <w:rPr>
+          <w:sz w:val="24"/>
+          <w:szCs w:val="24"/>
+        </w:rPr>
+        <w:t xml:space="preserve"> Software </w:t>
+      </w:r>
+      <w:proofErr w:type="spellStart"/>
+      <w:r>
+        <w:rPr>
+          <w:sz w:val="24"/>
+          <w:szCs w:val="24"/>
+        </w:rPr>
+        <w:t>Engineering</w:t>
+      </w:r>
+      <w:proofErr w:type="spellEnd"/>
+      <w:r>
+        <w:rPr>
+          <w:sz w:val="24"/>
+          <w:szCs w:val="24"/>
+        </w:rPr>
+        <w:t xml:space="preserve"> Data</w:t>
+      </w:r>
+      <w:r>
+        <w:rPr>
+          <w:sz w:val="24"/>
+          <w:szCs w:val="24"/>
+        </w:rPr>
+        <w:t xml:space="preserve">. </w:t>
+      </w:r>
+      <w:r>
+        <w:rPr>
+          <w:b/>
+          <w:bCs/>
+          <w:sz w:val="24"/>
+          <w:szCs w:val="24"/>
+        </w:rPr>
+        <w:t xml:space="preserve">IEEE </w:t>
+      </w:r>
+      <w:proofErr w:type="spellStart"/>
+      <w:r>
+        <w:rPr>
+          <w:b/>
+          <w:bCs/>
+          <w:sz w:val="24"/>
+          <w:szCs w:val="24"/>
+        </w:rPr>
+        <w:t>Transactions</w:t>
+      </w:r>
+      <w:proofErr w:type="spellEnd"/>
+      <w:r>
+        <w:rPr>
+          <w:b/>
+          <w:bCs/>
+          <w:sz w:val="24"/>
+          <w:szCs w:val="24"/>
+        </w:rPr>
+        <w:t xml:space="preserve"> </w:t>
+      </w:r>
+      <w:proofErr w:type="spellStart"/>
+      <w:r>
+        <w:rPr>
+          <w:b/>
+          <w:bCs/>
+          <w:sz w:val="24"/>
+          <w:szCs w:val="24"/>
+        </w:rPr>
+        <w:t>on</w:t>
+      </w:r>
+      <w:proofErr w:type="spellEnd"/>
+      <w:r>
+        <w:rPr>
+          <w:b/>
+          <w:bCs/>
+          <w:sz w:val="24"/>
+          <w:szCs w:val="24"/>
+        </w:rPr>
+        <w:t xml:space="preserve"> Software </w:t>
+      </w:r>
+      <w:proofErr w:type="spellStart"/>
+      <w:r>
+        <w:rPr>
+          <w:b/>
+          <w:bCs/>
+          <w:sz w:val="24"/>
+          <w:szCs w:val="24"/>
+        </w:rPr>
+        <w:t>Engineering</w:t>
+      </w:r>
+      <w:proofErr w:type="spellEnd"/>
+      <w:r>
+        <w:rPr>
+          <w:sz w:val="24"/>
+          <w:szCs w:val="24"/>
+        </w:rPr>
+        <w:t xml:space="preserve">, </w:t>
+      </w:r>
+      <w:r>
+        <w:rPr>
+          <w:sz w:val="24"/>
+          <w:szCs w:val="24"/>
+        </w:rPr>
+        <w:t xml:space="preserve">v. </w:t>
+      </w:r>
+      <w:r>
+        <w:rPr>
+          <w:sz w:val="24"/>
+          <w:szCs w:val="24"/>
+        </w:rPr>
+        <w:t>SE</w:t>
+      </w:r>
+      <w:r>
+        <w:rPr>
+          <w:sz w:val="24"/>
+          <w:szCs w:val="24"/>
+        </w:rPr>
+        <w:t>-10, n. 6</w:t>
+      </w:r>
+      <w:r>
+        <w:rPr>
+          <w:sz w:val="24"/>
+          <w:szCs w:val="24"/>
+        </w:rPr>
+        <w:t>,</w:t>
+      </w:r>
+      <w:r>
+        <w:rPr>
+          <w:sz w:val="24"/>
+          <w:szCs w:val="24"/>
+        </w:rPr>
+        <w:t xml:space="preserve"> p. 728-738,</w:t>
+      </w:r>
+      <w:r>
+        <w:rPr>
+          <w:sz w:val="24"/>
+          <w:szCs w:val="24"/>
+        </w:rPr>
+        <w:t xml:space="preserve"> </w:t>
+      </w:r>
+      <w:r>
+        <w:rPr>
+          <w:sz w:val="24"/>
+          <w:szCs w:val="24"/>
+        </w:rPr>
+        <w:t>1984</w:t>
+      </w:r>
+      <w:r>
+        <w:rPr>
+          <w:sz w:val="24"/>
+          <w:szCs w:val="24"/>
+        </w:rPr>
+        <w:t>.</w:t>
+      </w:r>
+    </w:p>
+    <w:p>
+      <w:pPr>
+        <w:spacing w:before="240" w:after="240"/>
+        <w:jc w:val="both"/>
+        <w:rPr>
+          <w:sz w:val="24"/>
+          <w:szCs w:val="24"/>
+        </w:rPr>
+      </w:pPr>
+      <w:r>
+        <w:rPr>
+          <w:sz w:val="24"/>
+          <w:szCs w:val="24"/>
+        </w:rPr>
+        <w:t>KITCHENHAM, B</w:t>
+      </w:r>
+      <w:r>
+        <w:rPr>
+          <w:sz w:val="24"/>
+          <w:szCs w:val="24"/>
+        </w:rPr>
+        <w:t>arbara</w:t>
+      </w:r>
+      <w:r>
+        <w:rPr>
+          <w:sz w:val="24"/>
+          <w:szCs w:val="24"/>
+        </w:rPr>
+        <w:t>; CHARTERS, S</w:t>
+      </w:r>
+      <w:r>
+        <w:rPr>
+          <w:sz w:val="24"/>
+          <w:szCs w:val="24"/>
+        </w:rPr>
+        <w:t>tuart</w:t>
+      </w:r>
+      <w:r>
+        <w:rPr>
+          <w:sz w:val="24"/>
+          <w:szCs w:val="24"/>
+        </w:rPr>
+        <w:t xml:space="preserve">. </w:t>
+      </w:r>
+      <w:proofErr w:type="spellStart"/>
+      <w:r>
+        <w:rPr>
+          <w:sz w:val="24"/>
+          <w:szCs w:val="24"/>
+        </w:rPr>
+        <w:t>Guidelines</w:t>
+      </w:r>
+      <w:proofErr w:type="spellEnd"/>
+      <w:r>
+        <w:rPr>
+          <w:sz w:val="24"/>
+          <w:szCs w:val="24"/>
+        </w:rPr>
+        <w:t xml:space="preserve"> for </w:t>
+      </w:r>
+      <w:proofErr w:type="spellStart"/>
+      <w:r>
+        <w:rPr>
+          <w:sz w:val="24"/>
+          <w:szCs w:val="24"/>
+        </w:rPr>
+        <w:t>performing</w:t>
+      </w:r>
+      <w:proofErr w:type="spellEnd"/>
+      <w:r>
+        <w:rPr>
+          <w:sz w:val="24"/>
+          <w:szCs w:val="24"/>
+        </w:rPr>
+        <w:t xml:space="preserve"> </w:t>
+      </w:r>
+      <w:proofErr w:type="spellStart"/>
+      <w:r>
+        <w:rPr>
+          <w:sz w:val="24"/>
+          <w:szCs w:val="24"/>
+        </w:rPr>
+        <w:t>S</w:t>
+      </w:r>
+      <w:r>
+        <w:rPr>
+          <w:sz w:val="24"/>
+          <w:szCs w:val="24"/>
+        </w:rPr>
+        <w:t>ystematic</w:t>
+      </w:r>
+      <w:proofErr w:type="spellEnd"/>
+      <w:r>
+        <w:rPr>
+          <w:sz w:val="24"/>
+          <w:szCs w:val="24"/>
+        </w:rPr>
+        <w:t xml:space="preserve"> </w:t>
+      </w:r>
+      <w:proofErr w:type="spellStart"/>
+      <w:r>
+        <w:rPr>
+          <w:sz w:val="24"/>
+          <w:szCs w:val="24"/>
+        </w:rPr>
+        <w:t>L</w:t>
+      </w:r>
+      <w:r>
+        <w:rPr>
+          <w:sz w:val="24"/>
+          <w:szCs w:val="24"/>
+        </w:rPr>
+        <w:t>iterature</w:t>
+      </w:r>
+      <w:proofErr w:type="spellEnd"/>
+      <w:r>
+        <w:rPr>
+          <w:sz w:val="24"/>
+          <w:szCs w:val="24"/>
+        </w:rPr>
+        <w:t xml:space="preserve"> </w:t>
+      </w:r>
+      <w:r>
+        <w:rPr>
+          <w:sz w:val="24"/>
+          <w:szCs w:val="24"/>
+        </w:rPr>
+        <w:t>R</w:t>
+      </w:r>
+      <w:r>
+        <w:rPr>
+          <w:sz w:val="24"/>
+          <w:szCs w:val="24"/>
+        </w:rPr>
+        <w:t xml:space="preserve">eviews in </w:t>
+      </w:r>
+      <w:r>
+        <w:rPr>
+          <w:sz w:val="24"/>
+          <w:szCs w:val="24"/>
+        </w:rPr>
+        <w:t>S</w:t>
+      </w:r>
+      <w:r>
+        <w:rPr>
+          <w:sz w:val="24"/>
+          <w:szCs w:val="24"/>
+        </w:rPr>
+        <w:t xml:space="preserve">oftware </w:t>
+      </w:r>
+      <w:proofErr w:type="spellStart"/>
+      <w:r>
+        <w:rPr>
+          <w:sz w:val="24"/>
+          <w:szCs w:val="24"/>
+        </w:rPr>
+        <w:t>E</w:t>
+      </w:r>
+      <w:r>
+        <w:rPr>
+          <w:sz w:val="24"/>
+          <w:szCs w:val="24"/>
+        </w:rPr>
+        <w:t>ngineering</w:t>
+      </w:r>
+      <w:proofErr w:type="spellEnd"/>
+      <w:r>
+        <w:rPr>
+          <w:sz w:val="24"/>
+          <w:szCs w:val="24"/>
+        </w:rPr>
+        <w:t xml:space="preserve">. </w:t>
+      </w:r>
+      <w:r>
+        <w:rPr>
+          <w:b/>
+          <w:bCs/>
+          <w:sz w:val="24"/>
+          <w:szCs w:val="24"/>
+        </w:rPr>
+        <w:t xml:space="preserve">EBSE </w:t>
+      </w:r>
+      <w:proofErr w:type="spellStart"/>
+      <w:r>
+        <w:rPr>
+          <w:b/>
+          <w:bCs/>
+          <w:sz w:val="24"/>
+          <w:szCs w:val="24"/>
+        </w:rPr>
+        <w:t>Technical</w:t>
+      </w:r>
+      <w:proofErr w:type="spellEnd"/>
+      <w:r>
+        <w:rPr>
+          <w:b/>
+          <w:bCs/>
+          <w:sz w:val="24"/>
+          <w:szCs w:val="24"/>
+        </w:rPr>
+        <w:t xml:space="preserve"> Report EBSE-2007-01</w:t>
+      </w:r>
+      <w:r>
+        <w:rPr>
+          <w:sz w:val="24"/>
+          <w:szCs w:val="24"/>
+        </w:rPr>
+        <w:t xml:space="preserve">, </w:t>
+      </w:r>
+      <w:proofErr w:type="spellStart"/>
+      <w:r>
+        <w:rPr>
+          <w:sz w:val="24"/>
+          <w:szCs w:val="24"/>
+        </w:rPr>
+        <w:t>Keele</w:t>
+      </w:r>
+      <w:proofErr w:type="spellEnd"/>
+      <w:r>
+        <w:rPr>
+          <w:sz w:val="24"/>
+          <w:szCs w:val="24"/>
+        </w:rPr>
+        <w:t xml:space="preserve"> </w:t>
+      </w:r>
+      <w:proofErr w:type="spellStart"/>
+      <w:r>
+        <w:rPr>
+          <w:sz w:val="24"/>
+          <w:szCs w:val="24"/>
+        </w:rPr>
+        <w:t>University</w:t>
+      </w:r>
+      <w:proofErr w:type="spellEnd"/>
+      <w:r>
+        <w:rPr>
+          <w:sz w:val="24"/>
+          <w:szCs w:val="24"/>
+        </w:rPr>
+        <w:t>,</w:t>
+      </w:r>
+      <w:r>
+        <w:rPr>
+          <w:sz w:val="24"/>
+          <w:szCs w:val="24"/>
+        </w:rPr>
+        <w:t xml:space="preserve"> v. 2.3,</w:t>
+      </w:r>
+      <w:r>
+        <w:rPr>
+          <w:sz w:val="24"/>
+          <w:szCs w:val="24"/>
+        </w:rPr>
+        <w:t xml:space="preserve"> 2007.</w:t>
+      </w:r>
+    </w:p>
+    <w:p>
+      <w:pPr>
+        <w:spacing w:before="240" w:after="240"/>
+        <w:jc w:val="both"/>
+        <w:rPr>
+          <w:sz w:val="24"/>
+          <w:szCs w:val="24"/>
+        </w:rPr>
+      </w:pPr>
+      <w:r>
+        <w:rPr>
+          <w:sz w:val="24"/>
+          <w:szCs w:val="24"/>
+        </w:rPr>
+        <w:t>PETERSEN, K</w:t>
+      </w:r>
+      <w:r>
+        <w:rPr>
+          <w:sz w:val="24"/>
+          <w:szCs w:val="24"/>
+        </w:rPr>
+        <w:t>ai</w:t>
+      </w:r>
+      <w:r>
+        <w:rPr>
+          <w:sz w:val="24"/>
+          <w:szCs w:val="24"/>
+        </w:rPr>
+        <w:t xml:space="preserve"> et al. </w:t>
+      </w:r>
+      <w:proofErr w:type="spellStart"/>
+      <w:r>
+        <w:rPr>
+          <w:sz w:val="24"/>
+          <w:szCs w:val="24"/>
+        </w:rPr>
+        <w:t>Guidelines</w:t>
+      </w:r>
+      <w:proofErr w:type="spellEnd"/>
+      <w:r>
+        <w:rPr>
+          <w:sz w:val="24"/>
+          <w:szCs w:val="24"/>
+        </w:rPr>
+        <w:t xml:space="preserve"> for </w:t>
+      </w:r>
+      <w:proofErr w:type="spellStart"/>
+      <w:r>
+        <w:rPr>
+          <w:sz w:val="24"/>
+          <w:szCs w:val="24"/>
+        </w:rPr>
+        <w:t>conducting</w:t>
+      </w:r>
+      <w:proofErr w:type="spellEnd"/>
+      <w:r>
+        <w:rPr>
+          <w:sz w:val="24"/>
+          <w:szCs w:val="24"/>
+        </w:rPr>
+        <w:t xml:space="preserve"> </w:t>
+      </w:r>
+      <w:proofErr w:type="spellStart"/>
+      <w:r>
+        <w:rPr>
+          <w:sz w:val="24"/>
+          <w:szCs w:val="24"/>
+        </w:rPr>
+        <w:t>systematic</w:t>
+      </w:r>
+      <w:proofErr w:type="spellEnd"/>
+      <w:r>
+        <w:rPr>
+          <w:sz w:val="24"/>
+          <w:szCs w:val="24"/>
+        </w:rPr>
+        <w:t xml:space="preserve"> mapping </w:t>
+      </w:r>
+      <w:proofErr w:type="spellStart"/>
+      <w:r>
+        <w:rPr>
+          <w:sz w:val="24"/>
+          <w:szCs w:val="24"/>
+        </w:rPr>
+        <w:t>studies</w:t>
+      </w:r>
+      <w:proofErr w:type="spellEnd"/>
+      <w:r>
+        <w:rPr>
+          <w:sz w:val="24"/>
+          <w:szCs w:val="24"/>
+        </w:rPr>
+        <w:t xml:space="preserve"> in software </w:t>
+      </w:r>
+      <w:proofErr w:type="spellStart"/>
+      <w:r>
+        <w:rPr>
+          <w:sz w:val="24"/>
+          <w:szCs w:val="24"/>
+        </w:rPr>
+        <w:t>engineering</w:t>
+      </w:r>
+      <w:proofErr w:type="spellEnd"/>
+      <w:r>
+        <w:rPr>
+          <w:sz w:val="24"/>
+          <w:szCs w:val="24"/>
+        </w:rPr>
+        <w:t xml:space="preserve">: </w:t>
+      </w:r>
+      <w:proofErr w:type="spellStart"/>
+      <w:r>
+        <w:rPr>
+          <w:sz w:val="24"/>
+          <w:szCs w:val="24"/>
+        </w:rPr>
+        <w:t>An</w:t>
+      </w:r>
+      <w:proofErr w:type="spellEnd"/>
+      <w:r>
+        <w:rPr>
+          <w:sz w:val="24"/>
+          <w:szCs w:val="24"/>
+        </w:rPr>
+        <w:t xml:space="preserve"> update. </w:t>
+      </w:r>
+      <w:proofErr w:type="spellStart"/>
+      <w:r>
+        <w:rPr>
+          <w:b/>
+          <w:bCs/>
+          <w:sz w:val="24"/>
+          <w:szCs w:val="24"/>
+        </w:rPr>
+        <w:t>Information</w:t>
+      </w:r>
+      <w:proofErr w:type="spellEnd"/>
+      <w:r>
+        <w:rPr>
+          <w:b/>
+          <w:bCs/>
+          <w:sz w:val="24"/>
+          <w:szCs w:val="24"/>
+        </w:rPr>
+        <w:t xml:space="preserve"> </w:t>
+      </w:r>
+      <w:proofErr w:type="spellStart"/>
+      <w:r>
+        <w:rPr>
+          <w:b/>
+          <w:bCs/>
+          <w:sz w:val="24"/>
+          <w:szCs w:val="24"/>
+        </w:rPr>
+        <w:t>and</w:t>
+      </w:r>
+      <w:proofErr w:type="spellEnd"/>
+      <w:r>
+        <w:rPr>
+          <w:b/>
+          <w:bCs/>
+          <w:sz w:val="24"/>
+          <w:szCs w:val="24"/>
+        </w:rPr>
+        <w:t xml:space="preserve"> Software Technology</w:t>
+      </w:r>
+      <w:r>
+        <w:rPr>
+          <w:sz w:val="24"/>
+          <w:szCs w:val="24"/>
+        </w:rPr>
+        <w:t>, v. 64, p. 1</w:t>
+      </w:r>
+      <w:r>
+        <w:rPr>
+          <w:sz w:val="24"/>
+          <w:szCs w:val="24"/>
+        </w:rPr>
+        <w:t>-</w:t>
+      </w:r>
+      <w:r>
+        <w:rPr>
+          <w:sz w:val="24"/>
+          <w:szCs w:val="24"/>
+        </w:rPr>
+        <w:t>18, 2015.</w:t>
       </w:r>
     </w:p>
     <w:p/>
@@ -1028,7 +4508,7 @@
     <w:lsdException w:name="Signature" w:semiHidden="1" w:unhideWhenUsed="1"/>
     <w:lsdException w:name="Default Paragraph Font" w:semiHidden="1" w:uiPriority="1" w:unhideWhenUsed="1"/>
     <w:lsdException w:name="Body Text" w:semiHidden="1" w:unhideWhenUsed="1"/>
-    <w:lsdException w:name="Body Text Indent" w:semiHidden="1" w:unhideWhenUsed="1"/>
+    <w:lsdException w:name="Body Text Indent" w:semiHidden="1" w:uiPriority="0" w:unhideWhenUsed="1"/>
     <w:lsdException w:name="List Continue" w:semiHidden="1" w:unhideWhenUsed="1"/>
     <w:lsdException w:name="List Continue 2" w:semiHidden="1" w:unhideWhenUsed="1"/>
     <w:lsdException w:name="List Continue 3" w:semiHidden="1" w:unhideWhenUsed="1"/>
@@ -1341,7 +4821,7 @@
   <w:style w:type="paragraph" w:default="1" w:styleId="Normal">
     <w:name w:val="Normal"/>
     <w:qFormat/>
-    <w:rsid w:val="00377435"/>
+    <w:rsid w:val="00E14693"/>
   </w:style>
   <w:style w:type="paragraph" w:styleId="Ttulo1">
     <w:name w:val="heading 1"/>
@@ -1545,6 +5025,57 @@
         <w:insideV w:val="single" w:sz="4" w:space="0" w:color="auto"/>
       </w:tblBorders>
     </w:tblPr>
+  </w:style>
+  <w:style w:type="paragraph" w:styleId="Recuodecorpodetexto">
+    <w:name w:val="Body Text Indent"/>
+    <w:basedOn w:val="Normal"/>
+    <w:link w:val="RecuodecorpodetextoChar"/>
+    <w:rsid w:val="00732E67"/>
+    <w:pPr>
+      <w:spacing w:after="120" w:line="240" w:lineRule="auto"/>
+      <w:ind w:left="283"/>
+    </w:pPr>
+    <w:rPr>
+      <w:rFonts w:ascii="Times New Roman" w:eastAsia="Times New Roman" w:hAnsi="Times New Roman" w:cs="Times New Roman"/>
+      <w:sz w:val="20"/>
+      <w:szCs w:val="20"/>
+      <w:lang/>
+    </w:rPr>
+  </w:style>
+  <w:style w:type="character" w:customStyle="1" w:styleId="RecuodecorpodetextoChar">
+    <w:name w:val="Recuo de corpo de texto Char"/>
+    <w:basedOn w:val="Fontepargpadro"/>
+    <w:link w:val="Recuodecorpodetexto"/>
+    <w:rsid w:val="00732E67"/>
+    <w:rPr>
+      <w:rFonts w:ascii="Times New Roman" w:eastAsia="Times New Roman" w:hAnsi="Times New Roman" w:cs="Times New Roman"/>
+      <w:sz w:val="20"/>
+      <w:szCs w:val="20"/>
+      <w:lang/>
+    </w:rPr>
+  </w:style>
+  <w:style w:type="character" w:styleId="Hyperlink">
+    <w:name w:val="Hyperlink"/>
+    <w:basedOn w:val="Fontepargpadro"/>
+    <w:uiPriority w:val="99"/>
+    <w:unhideWhenUsed/>
+    <w:rsid w:val="00122080"/>
+    <w:rPr>
+      <w:color w:val="0000FF" w:themeColor="hyperlink"/>
+      <w:u w:val="single"/>
+    </w:rPr>
+  </w:style>
+  <w:style w:type="character" w:styleId="MenoPendente">
+    <w:name w:val="Unresolved Mention"/>
+    <w:basedOn w:val="Fontepargpadro"/>
+    <w:uiPriority w:val="99"/>
+    <w:semiHidden/>
+    <w:unhideWhenUsed/>
+    <w:rsid w:val="00122080"/>
+    <w:rPr>
+      <w:color w:val="605E5C"/>
+      <w:shd w:val="clear" w:color="auto" w:fill="E1DFDD"/>
+    </w:rPr>
   </w:style>
 </w:styles>
 </file>

--- a/research_protocol/protocol.docx
+++ b/research_protocol/protocol.docx
@@ -1453,7 +1453,14 @@
           </w:tcPr>
           <w:p>
             <w:r>
-              <w:t>P - População</w:t>
+              <w:rPr>
+                <w:b/>
+                <w:bCs/>
+              </w:rPr>
+              <w:t>P</w:t>
+            </w:r>
+            <w:r>
+              <w:t xml:space="preserve"> - População</w:t>
             </w:r>
           </w:p>
         </w:tc>
@@ -1493,7 +1500,14 @@
           </w:tcPr>
           <w:p>
             <w:r>
-              <w:t>I - Intervenção</w:t>
+              <w:rPr>
+                <w:b/>
+                <w:bCs/>
+              </w:rPr>
+              <w:t>I</w:t>
+            </w:r>
+            <w:r>
+              <w:t xml:space="preserve"> - Intervenção</w:t>
             </w:r>
           </w:p>
         </w:tc>
@@ -1518,7 +1532,14 @@
           </w:tcPr>
           <w:p>
             <w:r>
-              <w:t>C - Comparação</w:t>
+              <w:rPr>
+                <w:b/>
+                <w:bCs/>
+              </w:rPr>
+              <w:t>C</w:t>
+            </w:r>
+            <w:r>
+              <w:t xml:space="preserve"> - Comparação</w:t>
             </w:r>
           </w:p>
         </w:tc>
@@ -1567,7 +1588,14 @@
           </w:tcPr>
           <w:p>
             <w:r>
-              <w:t>O - Outcome (Resultado)</w:t>
+              <w:rPr>
+                <w:b/>
+                <w:bCs/>
+              </w:rPr>
+              <w:t>O</w:t>
+            </w:r>
+            <w:r>
+              <w:t xml:space="preserve"> - Outcome (Resultado)</w:t>
             </w:r>
           </w:p>
         </w:tc>
@@ -1630,7 +1658,14 @@
           </w:tcPr>
           <w:p>
             <w:r>
-              <w:t>C - Contexto</w:t>
+              <w:rPr>
+                <w:b/>
+                <w:bCs/>
+              </w:rPr>
+              <w:t>C</w:t>
+            </w:r>
+            <w:r>
+              <w:t xml:space="preserve"> - Contexto</w:t>
             </w:r>
           </w:p>
         </w:tc>
@@ -1672,32 +1707,88 @@
           <w:b/>
           <w:bCs/>
         </w:rPr>
-        <w:t>4. STRINGS DE BUSCA</w:t>
-      </w:r>
-    </w:p>
-    <w:p>
-      <w:pPr>
-        <w:rPr>
-          <w:b/>
-          <w:bCs/>
-        </w:rPr>
-      </w:pPr>
-    </w:p>
-    <w:p>
-      <w:r>
-        <w:t>("source code" OR "codebase" OR "code repository") AND</w:t>
-      </w:r>
-    </w:p>
-    <w:p>
-      <w:r>
-        <w:t>("Retrieval-Augmented Generation" OR "RAG") AND</w:t>
-      </w:r>
-    </w:p>
-    <w:p>
-      <w:r>
-        <w:t>("LLM" OR "Large Language Model" OR "GenAI" OR "Generative AI")</w:t>
-      </w:r>
-    </w:p>
+        <w:t>4. STRING DE BUSCA</w:t>
+      </w:r>
+      <w:r>
+        <w:rPr>
+          <w:b/>
+          <w:bCs/>
+        </w:rPr>
+        <w:t xml:space="preserve"> (CANÔNICA)</w:t>
+      </w:r>
+    </w:p>
+    <w:p>
+      <w:pPr>
+        <w:rPr>
+          <w:b/>
+          <w:bCs/>
+        </w:rPr>
+      </w:pPr>
+    </w:p>
+    <w:tbl>
+      <w:tblPr>
+        <w:tblStyle w:val="Tabelacomgrade"/>
+        <w:tblW w:w="0" w:type="auto"/>
+        <w:shd w:val="clear" w:color="auto" w:fill="F2F2F2" w:themeFill="background1" w:themeFillShade="F2"/>
+        <w:tblLook w:val="04A0" w:firstRow="1" w:lastRow="0" w:firstColumn="1" w:lastColumn="0" w:noHBand="0" w:noVBand="1"/>
+      </w:tblPr>
+      <w:tblGrid>
+        <w:gridCol w:w="9019"/>
+      </w:tblGrid>
+      <w:tr>
+        <w:tc>
+          <w:tcPr>
+            <w:tcW w:w="9019" w:type="dxa"/>
+            <w:shd w:val="clear" w:color="auto" w:fill="F2F2F2" w:themeFill="background1" w:themeFillShade="F2"/>
+          </w:tcPr>
+          <w:p>
+            <w:pPr>
+              <w:rPr>
+                <w:sz w:val="20"/>
+                <w:szCs w:val="20"/>
+              </w:rPr>
+            </w:pPr>
+            <w:r>
+              <w:rPr>
+                <w:sz w:val="20"/>
+                <w:szCs w:val="20"/>
+              </w:rPr>
+              <w:t>("source code" OR "source codes" OR "codebase" OR "code repository" OR "code search") AND</w:t>
+            </w:r>
+          </w:p>
+          <w:p>
+            <w:pPr>
+              <w:rPr>
+                <w:sz w:val="20"/>
+                <w:szCs w:val="20"/>
+              </w:rPr>
+            </w:pPr>
+            <w:r>
+              <w:rPr>
+                <w:sz w:val="20"/>
+                <w:szCs w:val="20"/>
+              </w:rPr>
+              <w:t>("Retrieval-Augmented Generation" OR "Retrieval Augmented Generation" OR "RAG") AND</w:t>
+            </w:r>
+          </w:p>
+          <w:p>
+            <w:pPr>
+              <w:rPr>
+                <w:b/>
+                <w:bCs/>
+              </w:rPr>
+            </w:pPr>
+            <w:r>
+              <w:rPr>
+                <w:sz w:val="20"/>
+                <w:szCs w:val="20"/>
+              </w:rPr>
+              <w:t>("LLM" OR "Large Language Model" OR "GenAI" OR "Generative AI")</w:t>
+            </w:r>
+          </w:p>
+        </w:tc>
+      </w:tr>
+    </w:tbl>
     <w:p/>
     <w:p>
       <w:pPr>
@@ -1865,13 +1956,524 @@
         </w:rPr>
         <w:t>ASES</w:t>
       </w:r>
-    </w:p>
-    <w:p>
-      <w:pPr>
-        <w:rPr>
-          <w:b/>
-          <w:bCs/>
-        </w:rPr>
+      <w:r>
+        <w:rPr>
+          <w:b/>
+          <w:bCs/>
+        </w:rPr>
+        <w:t xml:space="preserve"> DE BUSCA</w:t>
+      </w:r>
+    </w:p>
+    <w:p>
+      <w:pPr>
+        <w:rPr>
+          <w:b/>
+          <w:bCs/>
+        </w:rPr>
+      </w:pPr>
+    </w:p>
+    <w:p>
+      <w:pPr>
+        <w:rPr>
+          <w:b/>
+          <w:bCs/>
+        </w:rPr>
+      </w:pPr>
+      <w:r>
+        <w:rPr>
+          <w:b/>
+          <w:bCs/>
+        </w:rPr>
+        <w:t>5</w:t>
+      </w:r>
+      <w:r>
+        <w:rPr>
+          <w:b/>
+          <w:bCs/>
+        </w:rPr>
+        <w:t xml:space="preserve">.1. </w:t>
+      </w:r>
+      <w:r>
+        <w:rPr>
+          <w:b/>
+          <w:bCs/>
+        </w:rPr>
+        <w:t>ACM Digital Library</w:t>
+      </w:r>
+    </w:p>
+    <w:p>
+      <w:pPr>
+        <w:jc w:val="both"/>
+      </w:pPr>
+      <w:r>
+        <w:br/>
+      </w:r>
+      <w:r>
+        <w:t xml:space="preserve">Disponível em </w:t>
+      </w:r>
+      <w:hyperlink r:id="rId6" w:history="1">
+        <w:r>
+          <w:rPr>
+            <w:rStyle w:val="Hyperlink"/>
+          </w:rPr>
+          <w:t>https://dl.acm.org/</w:t>
+        </w:r>
+      </w:hyperlink>
+      <w:r>
+        <w:t>, é o p</w:t>
+      </w:r>
+      <w:r>
+        <w:t xml:space="preserve">rincipal repositório de publicações da Association for Computing Machinery (ACM), com cobertura abrangente de Engenharia de Software e áreas correlatas. Indexa venues de alto impacto como ESEC/FSE, ISSTA, ICSE (co-publicada com IEEE) e periódicos como TOSEM e CACM. Oferece busca avançada com operadores booleanos e exportação estruturada em BibTeX </w:t>
+      </w:r>
+      <w:r>
+        <w:t>-</w:t>
+      </w:r>
+      <w:r>
+        <w:t xml:space="preserve"> fundamentais para a condução sistemática e reproduzível da busca.</w:t>
+      </w:r>
+      <w:r>
+        <w:br/>
+      </w:r>
+    </w:p>
+    <w:p>
+      <w:pPr>
+        <w:jc w:val="both"/>
+        <w:rPr>
+          <w:b/>
+          <w:bCs/>
+        </w:rPr>
+      </w:pPr>
+      <w:r>
+        <w:rPr>
+          <w:b/>
+          <w:bCs/>
+        </w:rPr>
+        <w:t>5.1.1. String adaptada para sintaxe</w:t>
+      </w:r>
+      <w:r>
+        <w:rPr>
+          <w:b/>
+          <w:bCs/>
+        </w:rPr>
+        <w:t xml:space="preserve"> de busca</w:t>
+      </w:r>
+      <w:r>
+        <w:rPr>
+          <w:b/>
+          <w:bCs/>
+        </w:rPr>
+        <w:t xml:space="preserve"> específica </w:t>
+      </w:r>
+      <w:r>
+        <w:rPr>
+          <w:b/>
+          <w:bCs/>
+        </w:rPr>
+        <w:t>n</w:t>
+      </w:r>
+      <w:r>
+        <w:rPr>
+          <w:b/>
+          <w:bCs/>
+        </w:rPr>
+        <w:t>o ACM</w:t>
+      </w:r>
+    </w:p>
+    <w:p>
+      <w:pPr>
+        <w:jc w:val="both"/>
+      </w:pPr>
+    </w:p>
+    <w:tbl>
+      <w:tblPr>
+        <w:tblStyle w:val="Tabelacomgrade"/>
+        <w:tblW w:w="0" w:type="auto"/>
+        <w:shd w:val="clear" w:color="auto" w:fill="F2F2F2" w:themeFill="background1" w:themeFillShade="F2"/>
+        <w:tblLook w:val="04A0" w:firstRow="1" w:lastRow="0" w:firstColumn="1" w:lastColumn="0" w:noHBand="0" w:noVBand="1"/>
+      </w:tblPr>
+      <w:tblGrid>
+        <w:gridCol w:w="9019"/>
+      </w:tblGrid>
+      <w:tr>
+        <w:tc>
+          <w:tcPr>
+            <w:tcW w:w="9019" w:type="dxa"/>
+            <w:shd w:val="clear" w:color="auto" w:fill="F2F2F2" w:themeFill="background1" w:themeFillShade="F2"/>
+          </w:tcPr>
+          <w:p>
+            <w:pPr>
+              <w:rPr>
+                <w:rFonts w:ascii="Consolas" w:hAnsi="Consolas"/>
+                <w:sz w:val="20"/>
+                <w:szCs w:val="20"/>
+              </w:rPr>
+            </w:pPr>
+            <w:r>
+              <w:rPr>
+                <w:rFonts w:ascii="Consolas" w:hAnsi="Consolas"/>
+                <w:sz w:val="20"/>
+                <w:szCs w:val="20"/>
+              </w:rPr>
+              <w:t>(Title:"source code" OR Title:"source codes" OR Title:"codebase" OR Title:"code repository" OR Title:"code search" OR</w:t>
+            </w:r>
+          </w:p>
+          <w:p>
+            <w:pPr>
+              <w:rPr>
+                <w:rFonts w:ascii="Consolas" w:hAnsi="Consolas"/>
+                <w:sz w:val="20"/>
+                <w:szCs w:val="20"/>
+              </w:rPr>
+            </w:pPr>
+            <w:r>
+              <w:rPr>
+                <w:rFonts w:ascii="Consolas" w:hAnsi="Consolas"/>
+                <w:sz w:val="20"/>
+                <w:szCs w:val="20"/>
+              </w:rPr>
+              <w:t xml:space="preserve"> Abstract:"source code" OR Abstract:"source codes" OR Abstract:"codebase" OR Abstract:"code repository" OR Abstract:"code search" OR</w:t>
+            </w:r>
+          </w:p>
+          <w:p>
+            <w:pPr>
+              <w:rPr>
+                <w:rFonts w:ascii="Consolas" w:hAnsi="Consolas"/>
+                <w:sz w:val="20"/>
+                <w:szCs w:val="20"/>
+              </w:rPr>
+            </w:pPr>
+            <w:r>
+              <w:rPr>
+                <w:rFonts w:ascii="Consolas" w:hAnsi="Consolas"/>
+                <w:sz w:val="20"/>
+                <w:szCs w:val="20"/>
+              </w:rPr>
+              <w:t xml:space="preserve"> Keyword:"source code" OR Keyword:"source codes" OR Keyword:"codebase" OR Keyword:"code repository" OR Keyword:"code search")</w:t>
+            </w:r>
+          </w:p>
+          <w:p>
+            <w:pPr>
+              <w:rPr>
+                <w:rFonts w:ascii="Consolas" w:hAnsi="Consolas"/>
+                <w:sz w:val="20"/>
+                <w:szCs w:val="20"/>
+              </w:rPr>
+            </w:pPr>
+            <w:r>
+              <w:rPr>
+                <w:rFonts w:ascii="Consolas" w:hAnsi="Consolas"/>
+                <w:sz w:val="20"/>
+                <w:szCs w:val="20"/>
+              </w:rPr>
+              <w:t>AND</w:t>
+            </w:r>
+          </w:p>
+          <w:p>
+            <w:pPr>
+              <w:rPr>
+                <w:rFonts w:ascii="Consolas" w:hAnsi="Consolas"/>
+                <w:sz w:val="20"/>
+                <w:szCs w:val="20"/>
+              </w:rPr>
+            </w:pPr>
+            <w:r>
+              <w:rPr>
+                <w:rFonts w:ascii="Consolas" w:hAnsi="Consolas"/>
+                <w:sz w:val="20"/>
+                <w:szCs w:val="20"/>
+              </w:rPr>
+              <w:t>(Title:"Retrieval-Augmented Generation" OR Title:"Retrieval Augmented Generation" OR Title:"RAG" OR</w:t>
+            </w:r>
+          </w:p>
+          <w:p>
+            <w:pPr>
+              <w:rPr>
+                <w:rFonts w:ascii="Consolas" w:hAnsi="Consolas"/>
+                <w:sz w:val="20"/>
+                <w:szCs w:val="20"/>
+              </w:rPr>
+            </w:pPr>
+            <w:r>
+              <w:rPr>
+                <w:rFonts w:ascii="Consolas" w:hAnsi="Consolas"/>
+                <w:sz w:val="20"/>
+                <w:szCs w:val="20"/>
+              </w:rPr>
+              <w:t xml:space="preserve"> Abstract:"Retrieval-Augmented Generation" OR Abstract:"Retrieval Augmented Generation" OR Abstract:"RAG" OR</w:t>
+            </w:r>
+          </w:p>
+          <w:p>
+            <w:pPr>
+              <w:rPr>
+                <w:rFonts w:ascii="Consolas" w:hAnsi="Consolas"/>
+                <w:sz w:val="20"/>
+                <w:szCs w:val="20"/>
+              </w:rPr>
+            </w:pPr>
+            <w:r>
+              <w:rPr>
+                <w:rFonts w:ascii="Consolas" w:hAnsi="Consolas"/>
+                <w:sz w:val="20"/>
+                <w:szCs w:val="20"/>
+              </w:rPr>
+              <w:t xml:space="preserve"> Keyword:"Retrieval-Augmented Generation" OR Keyword:"Retrieval Augmented Generation" OR Keyword:"RAG")</w:t>
+            </w:r>
+          </w:p>
+          <w:p>
+            <w:pPr>
+              <w:rPr>
+                <w:rFonts w:ascii="Consolas" w:hAnsi="Consolas"/>
+                <w:sz w:val="20"/>
+                <w:szCs w:val="20"/>
+              </w:rPr>
+            </w:pPr>
+            <w:r>
+              <w:rPr>
+                <w:rFonts w:ascii="Consolas" w:hAnsi="Consolas"/>
+                <w:sz w:val="20"/>
+                <w:szCs w:val="20"/>
+              </w:rPr>
+              <w:t>AND</w:t>
+            </w:r>
+          </w:p>
+          <w:p>
+            <w:pPr>
+              <w:rPr>
+                <w:rFonts w:ascii="Consolas" w:hAnsi="Consolas"/>
+                <w:sz w:val="20"/>
+                <w:szCs w:val="20"/>
+              </w:rPr>
+            </w:pPr>
+            <w:r>
+              <w:rPr>
+                <w:rFonts w:ascii="Consolas" w:hAnsi="Consolas"/>
+                <w:sz w:val="20"/>
+                <w:szCs w:val="20"/>
+              </w:rPr>
+              <w:t>(Title:"LLM" OR Title:"Large Language Model" OR Title:"GenAI" OR Title:"Generative AI" OR</w:t>
+            </w:r>
+          </w:p>
+          <w:p>
+            <w:pPr>
+              <w:rPr>
+                <w:rFonts w:ascii="Consolas" w:hAnsi="Consolas"/>
+                <w:sz w:val="20"/>
+                <w:szCs w:val="20"/>
+              </w:rPr>
+            </w:pPr>
+            <w:r>
+              <w:rPr>
+                <w:rFonts w:ascii="Consolas" w:hAnsi="Consolas"/>
+                <w:sz w:val="20"/>
+                <w:szCs w:val="20"/>
+              </w:rPr>
+              <w:t xml:space="preserve"> Abstract:"LLM" OR Abstract:"Large Language Model" OR Abstract:"GenAI" OR Abstract:"Generative AI" OR</w:t>
+            </w:r>
+          </w:p>
+          <w:p>
+            <w:pPr>
+              <w:rPr>
+                <w:rFonts w:ascii="Consolas" w:hAnsi="Consolas"/>
+                <w:sz w:val="20"/>
+                <w:szCs w:val="20"/>
+              </w:rPr>
+            </w:pPr>
+            <w:r>
+              <w:rPr>
+                <w:rFonts w:ascii="Consolas" w:hAnsi="Consolas"/>
+                <w:sz w:val="20"/>
+                <w:szCs w:val="20"/>
+              </w:rPr>
+              <w:t xml:space="preserve"> Keyword:"LLM" OR Keyword:"Large Language Model" OR Keyword:"GenAI" OR Keyword:"Generative AI")</w:t>
+            </w:r>
+          </w:p>
+        </w:tc>
+      </w:tr>
+    </w:tbl>
+    <w:p/>
+    <w:p>
+      <w:pPr>
+        <w:jc w:val="both"/>
+      </w:pPr>
+    </w:p>
+    <w:p>
+      <w:pPr>
+        <w:rPr>
+          <w:b/>
+          <w:bCs/>
+        </w:rPr>
+      </w:pPr>
+      <w:r>
+        <w:rPr>
+          <w:b/>
+          <w:bCs/>
+        </w:rPr>
+        <w:t>5.</w:t>
+      </w:r>
+      <w:r>
+        <w:rPr>
+          <w:b/>
+          <w:bCs/>
+        </w:rPr>
+        <w:t>2</w:t>
+      </w:r>
+      <w:r>
+        <w:rPr>
+          <w:b/>
+          <w:bCs/>
+        </w:rPr>
+        <w:t xml:space="preserve">. </w:t>
+      </w:r>
+      <w:r>
+        <w:rPr>
+          <w:b/>
+          <w:bCs/>
+        </w:rPr>
+        <w:t>IEEE Explore</w:t>
+      </w:r>
+    </w:p>
+    <w:p/>
+    <w:p>
+      <w:pPr>
+        <w:jc w:val="both"/>
+      </w:pPr>
+      <w:r>
+        <w:t xml:space="preserve">Disponível em </w:t>
+      </w:r>
+      <w:hyperlink r:id="rId7" w:history="1">
+        <w:r>
+          <w:rPr>
+            <w:rStyle w:val="Hyperlink"/>
+          </w:rPr>
+          <w:t>https://ieeexplore.ieee.org/</w:t>
+        </w:r>
+      </w:hyperlink>
+      <w:r>
+        <w:t>, é o p</w:t>
+      </w:r>
+      <w:r>
+        <w:t>rincipal repositório de publicações IEEE e IET em Engenharia de Software, Computação e áreas afins. Indexa conferências de alto impacto como ICSE, ASE, SANER e MSR, além dos principais periódicos da área (e.g., IEEE TSE, IEEE Software). Oferece busca avançada com exportação em CSV/BibTeX.</w:t>
+      </w:r>
+    </w:p>
+    <w:p>
+      <w:pPr>
+        <w:jc w:val="both"/>
+      </w:pPr>
+    </w:p>
+    <w:p>
+      <w:pPr>
+        <w:jc w:val="both"/>
+      </w:pPr>
+    </w:p>
+    <w:p>
+      <w:pPr>
+        <w:jc w:val="both"/>
+      </w:pPr>
+    </w:p>
+    <w:p>
+      <w:pPr>
+        <w:jc w:val="both"/>
+      </w:pPr>
+    </w:p>
+    <w:p>
+      <w:pPr>
+        <w:jc w:val="both"/>
+      </w:pPr>
+    </w:p>
+    <w:p>
+      <w:pPr>
+        <w:jc w:val="both"/>
+      </w:pPr>
+    </w:p>
+    <w:p>
+      <w:pPr>
+        <w:jc w:val="both"/>
+      </w:pPr>
+    </w:p>
+    <w:p>
+      <w:pPr>
+        <w:jc w:val="both"/>
+      </w:pPr>
+    </w:p>
+    <w:p>
+      <w:pPr>
+        <w:jc w:val="both"/>
+      </w:pPr>
+    </w:p>
+    <w:p>
+      <w:pPr>
+        <w:jc w:val="both"/>
+      </w:pPr>
+    </w:p>
+    <w:p>
+      <w:pPr>
+        <w:jc w:val="both"/>
+        <w:rPr>
+          <w:b/>
+          <w:bCs/>
+        </w:rPr>
+      </w:pPr>
+      <w:r>
+        <w:rPr>
+          <w:b/>
+          <w:bCs/>
+        </w:rPr>
+        <w:lastRenderedPageBreak/>
+        <w:t>5.</w:t>
+      </w:r>
+      <w:r>
+        <w:rPr>
+          <w:b/>
+          <w:bCs/>
+        </w:rPr>
+        <w:t>2</w:t>
+      </w:r>
+      <w:r>
+        <w:rPr>
+          <w:b/>
+          <w:bCs/>
+        </w:rPr>
+        <w:t>.1. String adaptada para sintaxe</w:t>
+      </w:r>
+      <w:r>
+        <w:rPr>
+          <w:b/>
+          <w:bCs/>
+        </w:rPr>
+        <w:t xml:space="preserve"> de busca</w:t>
+      </w:r>
+      <w:r>
+        <w:rPr>
+          <w:b/>
+          <w:bCs/>
+        </w:rPr>
+        <w:t xml:space="preserve"> específica </w:t>
+      </w:r>
+      <w:r>
+        <w:rPr>
+          <w:b/>
+          <w:bCs/>
+        </w:rPr>
+        <w:t>n</w:t>
+      </w:r>
+      <w:r>
+        <w:rPr>
+          <w:b/>
+          <w:bCs/>
+        </w:rPr>
+        <w:t xml:space="preserve">o </w:t>
+      </w:r>
+      <w:r>
+        <w:rPr>
+          <w:b/>
+          <w:bCs/>
+        </w:rPr>
+        <w:t>IEEE</w:t>
+      </w:r>
+    </w:p>
+    <w:p>
+      <w:pPr>
+        <w:jc w:val="both"/>
       </w:pPr>
     </w:p>
     <w:tbl>
@@ -1881,179 +2483,437 @@
         <w:tblLook w:val="04A0" w:firstRow="1" w:lastRow="0" w:firstColumn="1" w:lastColumn="0" w:noHBand="0" w:noVBand="1"/>
       </w:tblPr>
       <w:tblGrid>
-        <w:gridCol w:w="3006"/>
-        <w:gridCol w:w="3006"/>
-        <w:gridCol w:w="3007"/>
+        <w:gridCol w:w="9019"/>
       </w:tblGrid>
       <w:tr>
         <w:tc>
           <w:tcPr>
-            <w:tcW w:w="3006" w:type="dxa"/>
+            <w:tcW w:w="9019" w:type="dxa"/>
+            <w:shd w:val="clear" w:color="auto" w:fill="F2F2F2" w:themeFill="background1" w:themeFillShade="F2"/>
           </w:tcPr>
           <w:p>
             <w:pPr>
-              <w:rPr>
-                <w:b/>
-                <w:bCs/>
+              <w:jc w:val="both"/>
+              <w:rPr>
+                <w:rFonts w:ascii="Consolas" w:hAnsi="Consolas"/>
+                <w:sz w:val="20"/>
+                <w:szCs w:val="20"/>
               </w:rPr>
             </w:pPr>
             <w:r>
               <w:rPr>
-                <w:b/>
-                <w:bCs/>
-              </w:rPr>
-              <w:t>Base</w:t>
-            </w:r>
-          </w:p>
-        </w:tc>
-        <w:tc>
-          <w:tcPr>
-            <w:tcW w:w="3006" w:type="dxa"/>
-          </w:tcPr>
+                <w:rFonts w:ascii="Consolas" w:hAnsi="Consolas"/>
+                <w:sz w:val="20"/>
+                <w:szCs w:val="20"/>
+              </w:rPr>
+              <w:t>("Document Title":"source code" OR "Document Title":"source codes" OR "Document Title":"codebase" OR "Document Title":"code repository" OR "Document Title":"code search" OR</w:t>
+            </w:r>
+          </w:p>
           <w:p>
             <w:pPr>
-              <w:rPr>
-                <w:b/>
-                <w:bCs/>
+              <w:jc w:val="both"/>
+              <w:rPr>
+                <w:rFonts w:ascii="Consolas" w:hAnsi="Consolas"/>
+                <w:sz w:val="20"/>
+                <w:szCs w:val="20"/>
               </w:rPr>
             </w:pPr>
             <w:r>
               <w:rPr>
-                <w:b/>
-                <w:bCs/>
-              </w:rPr>
-              <w:t>URL</w:t>
-            </w:r>
-          </w:p>
-        </w:tc>
-        <w:tc>
-          <w:tcPr>
-            <w:tcW w:w="3007" w:type="dxa"/>
-          </w:tcPr>
+                <w:rFonts w:ascii="Consolas" w:hAnsi="Consolas"/>
+                <w:sz w:val="20"/>
+                <w:szCs w:val="20"/>
+              </w:rPr>
+              <w:t xml:space="preserve"> "Abstract":"source code" OR "Abstract":"source codes" OR "Abstract":"codebase" OR "Abstract":"code repository" OR "Abstract":"code search" OR</w:t>
+            </w:r>
+          </w:p>
           <w:p>
             <w:pPr>
-              <w:rPr>
-                <w:b/>
-                <w:bCs/>
+              <w:jc w:val="both"/>
+              <w:rPr>
+                <w:rFonts w:ascii="Consolas" w:hAnsi="Consolas"/>
+                <w:sz w:val="20"/>
+                <w:szCs w:val="20"/>
               </w:rPr>
             </w:pPr>
             <w:r>
               <w:rPr>
-                <w:b/>
-                <w:bCs/>
-              </w:rPr>
-              <w:t>Justificativa</w:t>
+                <w:rFonts w:ascii="Consolas" w:hAnsi="Consolas"/>
+                <w:sz w:val="20"/>
+                <w:szCs w:val="20"/>
+              </w:rPr>
+              <w:t xml:space="preserve"> "Author Keywords":"source code" OR "Author Keywords":"source codes" OR "Author Keywords":"codebase" OR "Author Keywords":"code repository" OR "Author Keywords":"code search")</w:t>
+            </w:r>
+          </w:p>
+          <w:p>
+            <w:pPr>
+              <w:jc w:val="both"/>
+              <w:rPr>
+                <w:rFonts w:ascii="Consolas" w:hAnsi="Consolas"/>
+                <w:sz w:val="20"/>
+                <w:szCs w:val="20"/>
+              </w:rPr>
+            </w:pPr>
+            <w:r>
+              <w:rPr>
+                <w:rFonts w:ascii="Consolas" w:hAnsi="Consolas"/>
+                <w:sz w:val="20"/>
+                <w:szCs w:val="20"/>
+              </w:rPr>
+              <w:t>AND</w:t>
+            </w:r>
+          </w:p>
+          <w:p>
+            <w:pPr>
+              <w:jc w:val="both"/>
+              <w:rPr>
+                <w:rFonts w:ascii="Consolas" w:hAnsi="Consolas"/>
+                <w:sz w:val="20"/>
+                <w:szCs w:val="20"/>
+              </w:rPr>
+            </w:pPr>
+            <w:r>
+              <w:rPr>
+                <w:rFonts w:ascii="Consolas" w:hAnsi="Consolas"/>
+                <w:sz w:val="20"/>
+                <w:szCs w:val="20"/>
+              </w:rPr>
+              <w:t>("Document Title":"Retrieval-Augmented Generation" OR "Document Title":"Retrieval Augmented Generation" OR "Document Title":"RAG" OR</w:t>
+            </w:r>
+          </w:p>
+          <w:p>
+            <w:pPr>
+              <w:jc w:val="both"/>
+              <w:rPr>
+                <w:rFonts w:ascii="Consolas" w:hAnsi="Consolas"/>
+                <w:sz w:val="20"/>
+                <w:szCs w:val="20"/>
+              </w:rPr>
+            </w:pPr>
+            <w:r>
+              <w:rPr>
+                <w:rFonts w:ascii="Consolas" w:hAnsi="Consolas"/>
+                <w:sz w:val="20"/>
+                <w:szCs w:val="20"/>
+              </w:rPr>
+              <w:t xml:space="preserve"> "Abstract":"Retrieval-Augmented Generation" OR "Abstract":"Retrieval Augmented Generation" OR "Abstract":"RAG" OR</w:t>
+            </w:r>
+          </w:p>
+          <w:p>
+            <w:pPr>
+              <w:jc w:val="both"/>
+              <w:rPr>
+                <w:rFonts w:ascii="Consolas" w:hAnsi="Consolas"/>
+                <w:sz w:val="20"/>
+                <w:szCs w:val="20"/>
+              </w:rPr>
+            </w:pPr>
+            <w:r>
+              <w:rPr>
+                <w:rFonts w:ascii="Consolas" w:hAnsi="Consolas"/>
+                <w:sz w:val="20"/>
+                <w:szCs w:val="20"/>
+              </w:rPr>
+              <w:t xml:space="preserve"> "Author Keywords":"Retrieval-Augmented Generation" OR "Author Keywords":"Retrieval Augmented Generation" OR "Author Keywords":"RAG")</w:t>
+            </w:r>
+          </w:p>
+          <w:p>
+            <w:pPr>
+              <w:jc w:val="both"/>
+              <w:rPr>
+                <w:rFonts w:ascii="Consolas" w:hAnsi="Consolas"/>
+                <w:sz w:val="20"/>
+                <w:szCs w:val="20"/>
+              </w:rPr>
+            </w:pPr>
+            <w:r>
+              <w:rPr>
+                <w:rFonts w:ascii="Consolas" w:hAnsi="Consolas"/>
+                <w:sz w:val="20"/>
+                <w:szCs w:val="20"/>
+              </w:rPr>
+              <w:t>AND</w:t>
+            </w:r>
+          </w:p>
+          <w:p>
+            <w:pPr>
+              <w:jc w:val="both"/>
+              <w:rPr>
+                <w:rFonts w:ascii="Consolas" w:hAnsi="Consolas"/>
+                <w:sz w:val="20"/>
+                <w:szCs w:val="20"/>
+              </w:rPr>
+            </w:pPr>
+            <w:r>
+              <w:rPr>
+                <w:rFonts w:ascii="Consolas" w:hAnsi="Consolas"/>
+                <w:sz w:val="20"/>
+                <w:szCs w:val="20"/>
+              </w:rPr>
+              <w:t>("Document Title":"LLM" OR "Document Title":"Large Language Model" OR "Document Title":"GenAI" OR "Document Title":"Generative AI" OR</w:t>
+            </w:r>
+          </w:p>
+          <w:p>
+            <w:pPr>
+              <w:jc w:val="both"/>
+              <w:rPr>
+                <w:rFonts w:ascii="Consolas" w:hAnsi="Consolas"/>
+                <w:sz w:val="20"/>
+                <w:szCs w:val="20"/>
+              </w:rPr>
+            </w:pPr>
+            <w:r>
+              <w:rPr>
+                <w:rFonts w:ascii="Consolas" w:hAnsi="Consolas"/>
+                <w:sz w:val="20"/>
+                <w:szCs w:val="20"/>
+              </w:rPr>
+              <w:t xml:space="preserve"> "Abstract":"LLM" OR "Abstract":"Large Language Model" OR "Abstract":"GenAI" OR "Abstract":"Generative AI" OR</w:t>
+            </w:r>
+          </w:p>
+          <w:p>
+            <w:pPr>
+              <w:jc w:val="both"/>
+              <w:rPr>
+                <w:rFonts w:ascii="Consolas" w:hAnsi="Consolas"/>
+                <w:sz w:val="20"/>
+                <w:szCs w:val="20"/>
+              </w:rPr>
+            </w:pPr>
+            <w:r>
+              <w:rPr>
+                <w:rFonts w:ascii="Consolas" w:hAnsi="Consolas"/>
+                <w:sz w:val="20"/>
+                <w:szCs w:val="20"/>
+              </w:rPr>
+              <w:t xml:space="preserve"> "Author Keywords":"LLM" OR "Author Keywords":"Large Language Model" OR "Author Keywords":"GenAI" OR "Author Keywords":"Generative AI")</w:t>
             </w:r>
           </w:p>
         </w:tc>
       </w:tr>
+    </w:tbl>
+    <w:p>
+      <w:pPr>
+        <w:jc w:val="both"/>
+      </w:pPr>
+    </w:p>
+    <w:p/>
+    <w:p>
+      <w:pPr>
+        <w:rPr>
+          <w:b/>
+          <w:bCs/>
+        </w:rPr>
+      </w:pPr>
+      <w:r>
+        <w:rPr>
+          <w:b/>
+          <w:bCs/>
+        </w:rPr>
+        <w:t>5.3. Scopus</w:t>
+      </w:r>
+    </w:p>
+    <w:p/>
+    <w:p>
+      <w:pPr>
+        <w:jc w:val="both"/>
+      </w:pPr>
+      <w:r>
+        <w:t xml:space="preserve">Disponível em </w:t>
+      </w:r>
+      <w:hyperlink r:id="rId8" w:history="1">
+        <w:r>
+          <w:rPr>
+            <w:rStyle w:val="Hyperlink"/>
+          </w:rPr>
+          <w:t>https://www.scopus.com/</w:t>
+        </w:r>
+      </w:hyperlink>
+      <w:r>
+        <w:t xml:space="preserve">, </w:t>
+      </w:r>
+      <w:r>
+        <w:t>é a b</w:t>
+      </w:r>
+      <w:r>
+        <w:t>ase multidisciplinar da Elsevier com ampla cobertura de Engenharia de Software,</w:t>
+      </w:r>
+      <w:r>
+        <w:t xml:space="preserve"> inclusive,</w:t>
+      </w:r>
+      <w:r>
+        <w:t xml:space="preserve"> </w:t>
+      </w:r>
+      <w:r>
+        <w:t>indexando</w:t>
+      </w:r>
+      <w:r>
+        <w:t xml:space="preserve"> publicações </w:t>
+      </w:r>
+      <w:r>
+        <w:t xml:space="preserve">da </w:t>
+      </w:r>
+      <w:r>
+        <w:t>ACM</w:t>
+      </w:r>
+      <w:r>
+        <w:t xml:space="preserve"> e IEEE</w:t>
+      </w:r>
+      <w:r>
+        <w:t>. Possui índice de citações e ferramentas de análise bibliométrica, além de suporte a exportação estruturada</w:t>
+      </w:r>
+      <w:r>
+        <w:t>,</w:t>
+      </w:r>
+      <w:r>
+        <w:t xml:space="preserve"> fundamentais para a condução sistemática e reproduzível da busca.</w:t>
+      </w:r>
+    </w:p>
+    <w:p>
+      <w:pPr>
+        <w:rPr>
+          <w:b/>
+          <w:bCs/>
+        </w:rPr>
+      </w:pPr>
+    </w:p>
+    <w:p>
+      <w:pPr>
+        <w:jc w:val="both"/>
+        <w:rPr>
+          <w:b/>
+          <w:bCs/>
+        </w:rPr>
+      </w:pPr>
+      <w:r>
+        <w:rPr>
+          <w:b/>
+          <w:bCs/>
+        </w:rPr>
+        <w:t>5.</w:t>
+      </w:r>
+      <w:r>
+        <w:rPr>
+          <w:b/>
+          <w:bCs/>
+        </w:rPr>
+        <w:t>3</w:t>
+      </w:r>
+      <w:r>
+        <w:rPr>
+          <w:b/>
+          <w:bCs/>
+        </w:rPr>
+        <w:t>.1. String adaptada para sintaxe</w:t>
+      </w:r>
+      <w:r>
+        <w:rPr>
+          <w:b/>
+          <w:bCs/>
+        </w:rPr>
+        <w:t xml:space="preserve"> de busca</w:t>
+      </w:r>
+      <w:r>
+        <w:rPr>
+          <w:b/>
+          <w:bCs/>
+        </w:rPr>
+        <w:t xml:space="preserve"> específica </w:t>
+      </w:r>
+      <w:r>
+        <w:rPr>
+          <w:b/>
+          <w:bCs/>
+        </w:rPr>
+        <w:t>n</w:t>
+      </w:r>
+      <w:r>
+        <w:rPr>
+          <w:b/>
+          <w:bCs/>
+        </w:rPr>
+        <w:t xml:space="preserve">o </w:t>
+      </w:r>
+      <w:r>
+        <w:rPr>
+          <w:b/>
+          <w:bCs/>
+        </w:rPr>
+        <w:t>Scopus</w:t>
+      </w:r>
+    </w:p>
+    <w:p>
+      <w:pPr>
+        <w:rPr>
+          <w:b/>
+          <w:bCs/>
+        </w:rPr>
+      </w:pPr>
+    </w:p>
+    <w:tbl>
+      <w:tblPr>
+        <w:tblStyle w:val="Tabelacomgrade"/>
+        <w:tblW w:w="0" w:type="auto"/>
+        <w:tblLook w:val="04A0" w:firstRow="1" w:lastRow="0" w:firstColumn="1" w:lastColumn="0" w:noHBand="0" w:noVBand="1"/>
+      </w:tblPr>
+      <w:tblGrid>
+        <w:gridCol w:w="9019"/>
+      </w:tblGrid>
       <w:tr>
         <w:tc>
           <w:tcPr>
-            <w:tcW w:w="3006" w:type="dxa"/>
+            <w:tcW w:w="9019" w:type="dxa"/>
+            <w:shd w:val="clear" w:color="auto" w:fill="F2F2F2" w:themeFill="background1" w:themeFillShade="F2"/>
           </w:tcPr>
           <w:p>
-            <w:r>
-              <w:t>ACM Digital Library</w:t>
-            </w:r>
-          </w:p>
-        </w:tc>
-        <w:tc>
-          <w:tcPr>
-            <w:tcW w:w="3006" w:type="dxa"/>
-          </w:tcPr>
-          <w:p>
-            <w:r>
-              <w:t>https://dl.acm.org/</w:t>
-            </w:r>
-          </w:p>
-        </w:tc>
-        <w:tc>
-          <w:tcPr>
-            <w:tcW w:w="3007" w:type="dxa"/>
-          </w:tcPr>
-          <w:p>
             <w:pPr>
-              <w:jc w:val="both"/>
+              <w:rPr>
+                <w:rFonts w:ascii="Consolas" w:hAnsi="Consolas"/>
+                <w:sz w:val="20"/>
+                <w:szCs w:val="20"/>
+              </w:rPr>
             </w:pPr>
             <w:r>
-              <w:t xml:space="preserve">Principal repositório de publicações da Association for Computing Machinery (ACM), com cobertura abrangente de Engenharia de Software e áreas correlatas. Indexa venues de alto impacto como ESEC/FSE, ISSTA, ICSE (co-publicada com IEEE) e periódicos como TOSEM e CACM. Oferece busca avançada com operadores booleanos e exportação estruturada em BibTeX </w:t>
-            </w:r>
-            <w:r>
-              <w:t>-</w:t>
-            </w:r>
-            <w:r>
-              <w:t xml:space="preserve"> fundamentais para a condução sistemática e reproduzível da busca.</w:t>
-            </w:r>
-          </w:p>
-        </w:tc>
-      </w:tr>
-      <w:tr>
-        <w:tc>
-          <w:tcPr>
-            <w:tcW w:w="3006" w:type="dxa"/>
-          </w:tcPr>
-          <w:p>
-            <w:r>
-              <w:t>IEEE Xplore</w:t>
-            </w:r>
-          </w:p>
-        </w:tc>
-        <w:tc>
-          <w:tcPr>
-            <w:tcW w:w="3006" w:type="dxa"/>
-          </w:tcPr>
-          <w:p>
-            <w:r>
-              <w:t>https://ieeexplore.ieee.org/</w:t>
-            </w:r>
-          </w:p>
-        </w:tc>
-        <w:tc>
-          <w:tcPr>
-            <w:tcW w:w="3007" w:type="dxa"/>
-          </w:tcPr>
+              <w:rPr>
+                <w:rFonts w:ascii="Consolas" w:hAnsi="Consolas"/>
+                <w:sz w:val="20"/>
+                <w:szCs w:val="20"/>
+              </w:rPr>
+              <w:t>TITLE-ABS-KEY("source code" OR "source codes" OR "codebase" OR "code repository" OR "code search")</w:t>
+            </w:r>
+          </w:p>
           <w:p>
             <w:pPr>
-              <w:jc w:val="both"/>
+              <w:rPr>
+                <w:rFonts w:ascii="Consolas" w:hAnsi="Consolas"/>
+                <w:sz w:val="20"/>
+                <w:szCs w:val="20"/>
+              </w:rPr>
             </w:pPr>
             <w:r>
-              <w:t>Principal repositório de publicações IEEE e IET em Engenharia de Software, Computação e áreas afins. Indexa conferências de alto impacto como ICSE, ASE, SANER e MSR, além dos principais periódicos da área (e.g., IEEE TSE, IEEE Software). Oferece busca avançada com exportação em CSV/BibTeX.</w:t>
-            </w:r>
-          </w:p>
-        </w:tc>
-      </w:tr>
-      <w:tr>
-        <w:tc>
-          <w:tcPr>
-            <w:tcW w:w="3006" w:type="dxa"/>
-          </w:tcPr>
-          <w:p>
-            <w:r>
-              <w:t>Scopus</w:t>
-            </w:r>
-          </w:p>
-        </w:tc>
-        <w:tc>
-          <w:tcPr>
-            <w:tcW w:w="3006" w:type="dxa"/>
-          </w:tcPr>
-          <w:p>
-            <w:r>
-              <w:t>https://www.scopus.com/</w:t>
-            </w:r>
-          </w:p>
-        </w:tc>
-        <w:tc>
-          <w:tcPr>
-            <w:tcW w:w="3007" w:type="dxa"/>
-          </w:tcPr>
+              <w:rPr>
+                <w:rFonts w:ascii="Consolas" w:hAnsi="Consolas"/>
+                <w:sz w:val="20"/>
+                <w:szCs w:val="20"/>
+              </w:rPr>
+              <w:t>AND TITLE-ABS-KEY("Retrieval-Augmented Generation" OR "Retrieval Augmented Generation" OR "RAG")</w:t>
+            </w:r>
+          </w:p>
           <w:p>
             <w:pPr>
-              <w:jc w:val="both"/>
+              <w:rPr>
+                <w:rFonts w:ascii="Consolas" w:hAnsi="Consolas"/>
+                <w:sz w:val="20"/>
+                <w:szCs w:val="20"/>
+              </w:rPr>
             </w:pPr>
             <w:r>
-              <w:t>Base multidisciplinar da Elsevier com ampla cobertura de Engenharia de Software, incluindo publicações ACM, Springer e Elsevier. Possui índice de citações e ferramentas de análise bibliométrica, além de suporte a exportação estruturada — fundamentais para a condução sistemática e reproduzível da busca.</w:t>
+              <w:rPr>
+                <w:rFonts w:ascii="Consolas" w:hAnsi="Consolas"/>
+                <w:sz w:val="20"/>
+                <w:szCs w:val="20"/>
+              </w:rPr>
+              <w:t>AND TITLE-ABS-KEY("LLM" OR "Large Language Model" OR "GenAI" OR "Generative AI")</w:t>
             </w:r>
           </w:p>
         </w:tc>
@@ -2061,47 +2921,93 @@
     </w:tbl>
     <w:p>
       <w:pPr>
-        <w:jc w:val="both"/>
-      </w:pPr>
-    </w:p>
-    <w:p>
-      <w:r>
+        <w:rPr>
+          <w:b/>
+          <w:bCs/>
+        </w:rPr>
+      </w:pPr>
+    </w:p>
+    <w:p>
+      <w:pPr>
+        <w:jc w:val="both"/>
+      </w:pPr>
+    </w:p>
+    <w:p>
+      <w:pPr>
         <w:rPr>
           <w:i/>
           <w:iCs/>
         </w:rPr>
-        <w:t xml:space="preserve">Observação: As bases selecionadas apresentam sobreposição intencional de cobertura. O Scopus indexa publicações da ACM e do IEEE, podendo duplicar resultados já retornados pela ACM Digital Library e pelo IEEE Xplore. Adicionalmente, alguns venues são co-publicados por mais de uma editora </w:t>
-      </w:r>
+      </w:pPr>
       <w:r>
         <w:rPr>
           <w:i/>
           <w:iCs/>
         </w:rPr>
-        <w:t>(</w:t>
+        <w:t xml:space="preserve">Observação: As bases selecionadas apresentam sobreposição intencional de cobertura. O Scopus indexa publicações da ACM e do IEEE, podendo duplicar resultados já retornados pela ACM Digital Library e pelo IEEE Xplore. Adicionalmente, alguns venues são co-publicados por mais de uma editora </w:t>
       </w:r>
       <w:r>
         <w:rPr>
           <w:i/>
           <w:iCs/>
         </w:rPr>
-        <w:t>notadamente o ICSE, co-publicado pela ACM e pelo IEEE</w:t>
+        <w:t>(</w:t>
       </w:r>
       <w:r>
         <w:rPr>
           <w:i/>
           <w:iCs/>
         </w:rPr>
-        <w:t>)</w:t>
+        <w:t>notadamente o ICSE, co-publicado pela ACM e pelo IEEE</w:t>
       </w:r>
       <w:r>
         <w:rPr>
           <w:i/>
           <w:iCs/>
         </w:rPr>
+        <w:t>)</w:t>
+      </w:r>
+      <w:r>
+        <w:rPr>
+          <w:i/>
+          <w:iCs/>
+        </w:rPr>
         <w:t>. Eventuais duplicatas resultantes da busca em múltiplas bases serão identificadas e tratadas conforme o critério CE3.</w:t>
       </w:r>
     </w:p>
     <w:p/>
+    <w:p>
+      <w:pPr>
+        <w:rPr>
+          <w:b/>
+          <w:bCs/>
+        </w:rPr>
+      </w:pPr>
+    </w:p>
+    <w:p>
+      <w:pPr>
+        <w:rPr>
+          <w:b/>
+          <w:bCs/>
+        </w:rPr>
+      </w:pPr>
+    </w:p>
+    <w:p>
+      <w:pPr>
+        <w:rPr>
+          <w:b/>
+          <w:bCs/>
+        </w:rPr>
+      </w:pPr>
+    </w:p>
+    <w:p>
+      <w:pPr>
+        <w:rPr>
+          <w:b/>
+          <w:bCs/>
+        </w:rPr>
+      </w:pPr>
+    </w:p>
     <w:p>
       <w:pPr>
         <w:rPr>
@@ -2542,7 +3448,25 @@
               <w:jc w:val="both"/>
             </w:pPr>
             <w:r>
-              <w:t>Literatura cinzenta: preprints, relatórios técnicos, whitepapers, posts e artigos sem revisão por pares formal.</w:t>
+              <w:t>Publicação que não seja artigo de periódico científico ou artigo de conferência com revisão por pares formal</w:t>
+            </w:r>
+            <w:r>
+              <w:t xml:space="preserve">: </w:t>
+            </w:r>
+            <w:r>
+              <w:t>preprints, relatórios técnicos, whitepapers, posts, capítulos de livro, livros, teses</w:t>
+            </w:r>
+            <w:r>
+              <w:t xml:space="preserve">, </w:t>
+            </w:r>
+            <w:r>
+              <w:t>dissertações</w:t>
+            </w:r>
+            <w:r>
+              <w:t>, etc</w:t>
+            </w:r>
+            <w:r>
+              <w:t>.</w:t>
             </w:r>
           </w:p>
         </w:tc>
@@ -2643,7 +3567,6 @@
           <w:b/>
           <w:bCs/>
         </w:rPr>
-        <w:lastRenderedPageBreak/>
         <w:t>7. PRISMA</w:t>
       </w:r>
     </w:p>
@@ -2886,7 +3809,6 @@
           <w:b/>
           <w:bCs/>
         </w:rPr>
-        <w:lastRenderedPageBreak/>
         <w:t>REFERÊNCIAS</w:t>
       </w:r>
     </w:p>
@@ -4190,7 +5112,7 @@
   <w:style w:type="paragraph" w:default="1" w:styleId="Normal">
     <w:name w:val="Normal"/>
     <w:qFormat/>
-    <w:rsid w:val="00A729D0"/>
+    <w:rsid w:val="001E7D6F"/>
   </w:style>
   <w:style w:type="paragraph" w:styleId="Ttulo1">
     <w:name w:val="heading 1"/>
@@ -4309,7 +5231,6 @@
   <w:style w:type="character" w:default="1" w:styleId="Fontepargpadro">
     <w:name w:val="Default Paragraph Font"/>
     <w:uiPriority w:val="1"/>
-    <w:semiHidden/>
     <w:unhideWhenUsed/>
   </w:style>
   <w:style w:type="table" w:default="1" w:styleId="Tabelanormal">
@@ -4777,4 +5698,16 @@
   </a:objectDefaults>
   <a:extraClrSchemeLst/>
 </a:theme>
+</file>
+
+<file path=customXml/item1.xml><?xml version="1.0" encoding="utf-8"?>
+<b:Sources xmlns:b="http://schemas.openxmlformats.org/officeDocument/2006/bibliography" xmlns="http://schemas.openxmlformats.org/officeDocument/2006/bibliography" SelectedStyle="\APASixthEditionOfficeOnline.xsl" StyleName="APA" Version="6"/>
+</file>
+
+<file path=customXml/itemProps1.xml><?xml version="1.0" encoding="utf-8"?>
+<ds:datastoreItem xmlns:ds="http://schemas.openxmlformats.org/officeDocument/2006/customXml" ds:itemID="{1F7B2014-6258-4928-8C22-9D15AAF27367}">
+  <ds:schemaRefs>
+    <ds:schemaRef ds:uri="http://schemas.openxmlformats.org/officeDocument/2006/bibliography"/>
+  </ds:schemaRefs>
+</ds:datastoreItem>
 </file>
--- a/research_protocol/protocol.docx
+++ b/research_protocol/protocol.docx
@@ -956,6 +956,7 @@
       <w:r>
         <w:t>) desenvolvimento de um esquema de classificação baseado em palavras-chave (</w:t>
       </w:r>
+      <w:proofErr w:type="spellStart"/>
       <w:r>
         <w:rPr>
           <w:i/>
@@ -963,6 +964,7 @@
         </w:rPr>
         <w:t>keywording</w:t>
       </w:r>
+      <w:proofErr w:type="spellEnd"/>
       <w:r>
         <w:t xml:space="preserve">); e </w:t>
       </w:r>
@@ -993,19 +995,83 @@
         <w:t xml:space="preserve"> </w:t>
       </w:r>
       <w:r>
-        <w:t>identificação precisa das palavras-chave que compõem a string de busca</w:t>
+        <w:t xml:space="preserve">identificação precisa das palavras-chave que compõem a </w:t>
+      </w:r>
+      <w:proofErr w:type="spellStart"/>
+      <w:r>
+        <w:t>string</w:t>
+      </w:r>
+      <w:proofErr w:type="spellEnd"/>
+      <w:r>
+        <w:t xml:space="preserve"> de busca</w:t>
       </w:r>
       <w:r>
         <w:t xml:space="preserve"> </w:t>
       </w:r>
       <w:r>
-        <w:t xml:space="preserve">adota-se o framework PICOC (acrônimo para Population, Intervention, Comparison, Outcome, and Context). </w:t>
+        <w:t xml:space="preserve">adota-se o framework PICOC (acrônimo para </w:t>
+      </w:r>
+      <w:proofErr w:type="spellStart"/>
+      <w:r>
+        <w:t>Population</w:t>
+      </w:r>
+      <w:proofErr w:type="spellEnd"/>
+      <w:r>
+        <w:t xml:space="preserve">, </w:t>
+      </w:r>
+      <w:proofErr w:type="spellStart"/>
+      <w:r>
+        <w:t>Intervention</w:t>
+      </w:r>
+      <w:proofErr w:type="spellEnd"/>
+      <w:r>
+        <w:t xml:space="preserve">, </w:t>
+      </w:r>
+      <w:proofErr w:type="spellStart"/>
+      <w:r>
+        <w:t>Comparison</w:t>
+      </w:r>
+      <w:proofErr w:type="spellEnd"/>
+      <w:r>
+        <w:t xml:space="preserve">, </w:t>
+      </w:r>
+      <w:proofErr w:type="spellStart"/>
+      <w:r>
+        <w:t>Outcome</w:t>
+      </w:r>
+      <w:proofErr w:type="spellEnd"/>
+      <w:r>
+        <w:t xml:space="preserve">, </w:t>
+      </w:r>
+      <w:proofErr w:type="spellStart"/>
+      <w:r>
+        <w:t>and</w:t>
+      </w:r>
+      <w:proofErr w:type="spellEnd"/>
+      <w:r>
+        <w:t xml:space="preserve"> </w:t>
+      </w:r>
+      <w:proofErr w:type="spellStart"/>
+      <w:r>
+        <w:t>Context</w:t>
+      </w:r>
+      <w:proofErr w:type="spellEnd"/>
+      <w:r>
+        <w:t xml:space="preserve">). </w:t>
       </w:r>
       <w:r>
         <w:t>Integrado</w:t>
       </w:r>
       <w:r>
-        <w:t xml:space="preserve"> formalmente à Engenharia de Software por Kitchenham e Charters (2007), essa estrutura estende os modelos tradicionais de revisão ao decompor o escopo da investigação em cinco dimensões fundamentais: </w:t>
+        <w:t xml:space="preserve"> formalmente à Engenharia de Software por </w:t>
+      </w:r>
+      <w:proofErr w:type="spellStart"/>
+      <w:r>
+        <w:t>Kitchenham</w:t>
+      </w:r>
+      <w:proofErr w:type="spellEnd"/>
+      <w:r>
+        <w:t xml:space="preserve"> e Charters (2007), essa estrutura estende os modelos tradicionais de revisão ao decompor o escopo da investigação em cinco dimensões fundamentais: </w:t>
       </w:r>
       <w:r>
         <w:t>1</w:t>
@@ -1029,7 +1095,15 @@
         <w:t>4</w:t>
       </w:r>
       <w:r>
-        <w:t xml:space="preserve">) Resultado (Outcome - O), que define os efeitos, benefícios ou métricas de interesse a serem medidos; e </w:t>
+        <w:t>) Resultado (</w:t>
+      </w:r>
+      <w:proofErr w:type="spellStart"/>
+      <w:r>
+        <w:t>Outcome</w:t>
+      </w:r>
+      <w:proofErr w:type="spellEnd"/>
+      <w:r>
+        <w:t xml:space="preserve"> - O), que define os efeitos, benefícios ou métricas de interesse a serem medidos; e </w:t>
       </w:r>
       <w:r>
         <w:t>5</w:t>
@@ -1052,7 +1126,63 @@
         <w:tab/>
       </w:r>
       <w:r>
-        <w:t>Para garantir a transparência, o rigor e a reprodutibilidade visual no processo de seleção dos estudos primários, adota-se o fluxograma PRISMA (Preferred Reporting Items for Systematic Reviews and Meta-Analyses). Embora originado como uma diretriz de relato em outras ciências, o modelo de fluxo de quatro fases do PRISMA é integrado a este estudo de forma complementar e adaptada às práticas de revisão de Kitchenham e Charters (2007) e de mapeamento de Petersen et al. (2015). O diagrama documenta de forma rastreável o funil de dados da pesquisa por meio de quatro etapas</w:t>
+        <w:t>Para garantir a transparência, o rigor e a reprodutibilidade visual no processo de seleção dos estudos primários, adota-se o fluxograma PRISMA (</w:t>
+      </w:r>
+      <w:proofErr w:type="spellStart"/>
+      <w:r>
+        <w:t>Preferred</w:t>
+      </w:r>
+      <w:proofErr w:type="spellEnd"/>
+      <w:r>
+        <w:t xml:space="preserve"> </w:t>
+      </w:r>
+      <w:proofErr w:type="spellStart"/>
+      <w:r>
+        <w:t>Reporting</w:t>
+      </w:r>
+      <w:proofErr w:type="spellEnd"/>
+      <w:r>
+        <w:t xml:space="preserve"> </w:t>
+      </w:r>
+      <w:proofErr w:type="spellStart"/>
+      <w:r>
+        <w:t>Items</w:t>
+      </w:r>
+      <w:proofErr w:type="spellEnd"/>
+      <w:r>
+        <w:t xml:space="preserve"> for </w:t>
+      </w:r>
+      <w:proofErr w:type="spellStart"/>
+      <w:r>
+        <w:t>Systematic</w:t>
+      </w:r>
+      <w:proofErr w:type="spellEnd"/>
+      <w:r>
+        <w:t xml:space="preserve"> Reviews </w:t>
+      </w:r>
+      <w:proofErr w:type="spellStart"/>
+      <w:r>
+        <w:t>and</w:t>
+      </w:r>
+      <w:proofErr w:type="spellEnd"/>
+      <w:r>
+        <w:t xml:space="preserve"> Meta-</w:t>
+      </w:r>
+      <w:proofErr w:type="spellStart"/>
+      <w:r>
+        <w:t>Analyses</w:t>
+      </w:r>
+      <w:proofErr w:type="spellEnd"/>
+      <w:r>
+        <w:t xml:space="preserve">). Embora originado como uma diretriz de relato em outras ciências, o modelo de fluxo de quatro fases do PRISMA é integrado a este estudo de forma complementar e adaptada às práticas de revisão de </w:t>
+      </w:r>
+      <w:proofErr w:type="spellStart"/>
+      <w:r>
+        <w:t>Kitchenham</w:t>
+      </w:r>
+      <w:proofErr w:type="spellEnd"/>
+      <w:r>
+        <w:t xml:space="preserve"> e Charters (2007) e de mapeamento de Petersen et al. (2015). O diagrama documenta de forma rastreável o funil de dados da pesquisa por meio de quatro etapas</w:t>
       </w:r>
       <w:r>
         <w:t xml:space="preserve"> principais</w:t>
@@ -1070,7 +1200,15 @@
         <w:t>2</w:t>
       </w:r>
       <w:r>
-        <w:t xml:space="preserve">) Triagem (Screening), que mapeia a exclusão inicial com base na leitura de títulos e resumos; </w:t>
+        <w:t>) Triagem (</w:t>
+      </w:r>
+      <w:proofErr w:type="spellStart"/>
+      <w:r>
+        <w:t>Screening</w:t>
+      </w:r>
+      <w:proofErr w:type="spellEnd"/>
+      <w:r>
+        <w:t xml:space="preserve">), que mapeia a exclusão inicial com base na leitura de títulos e resumos; </w:t>
       </w:r>
       <w:r>
         <w:t>3</w:t>
@@ -1093,25 +1231,65 @@
         <w:tab/>
       </w:r>
       <w:r>
-        <w:t xml:space="preserve">Para a definição estruturada e alinhamento do escopo deste estudo, adota-se a abordagem Goal-Question-Metric (GQM), desenvolvida originalmente por Basili e Weiss (1984) e consolidada por Basili (1992). O GQM é um paradigma de medição orientado a objetivos que estabelece uma estrutura hierárquica dividida em três níveis: </w:t>
+        <w:t xml:space="preserve">Para a definição estruturada e alinhamento do escopo deste estudo, adota-se a abordagem </w:t>
+      </w:r>
+      <w:proofErr w:type="spellStart"/>
+      <w:r>
+        <w:t>Goal-Question-Metric</w:t>
+      </w:r>
+      <w:proofErr w:type="spellEnd"/>
+      <w:r>
+        <w:t xml:space="preserve"> (GQM), desenvolvida originalmente por Basili e Weiss (1984) e consolidada por Basili (1992). O GQM é um paradigma de medição orientado a objetivos que estabelece uma estrutura hierárquica dividida em três níveis: </w:t>
       </w:r>
       <w:r>
         <w:t>1</w:t>
       </w:r>
       <w:r>
-        <w:t xml:space="preserve">) Conceitual (Goal), onde se define o objetivo principal da investigação sob uma perspectiva e contexto específicos; </w:t>
+        <w:t>) Conceitual (</w:t>
+      </w:r>
+      <w:proofErr w:type="spellStart"/>
+      <w:r>
+        <w:t>Goal</w:t>
+      </w:r>
+      <w:proofErr w:type="spellEnd"/>
+      <w:r>
+        <w:t xml:space="preserve">), onde se define o objetivo principal da investigação sob uma perspectiva e contexto específicos; </w:t>
       </w:r>
       <w:r>
         <w:t>2</w:t>
       </w:r>
       <w:r>
-        <w:t xml:space="preserve">) Operacional (Question), no qual o objetivo é refinado em um conjunto de questões que caracterizam o objeto de estudo de forma quantificável; e </w:t>
+        <w:t>) Operacional (</w:t>
+      </w:r>
+      <w:proofErr w:type="spellStart"/>
+      <w:r>
+        <w:t>Question</w:t>
+      </w:r>
+      <w:proofErr w:type="spellEnd"/>
+      <w:r>
+        <w:t xml:space="preserve">), no qual o objetivo é refinado em um conjunto de questões que caracterizam o objeto de estudo de forma quantificável; e </w:t>
       </w:r>
       <w:r>
         <w:t>3</w:t>
       </w:r>
       <w:r>
-        <w:t>) Quantitativo (Metric), onde são associadas as métricas de dados necessárias para responder satisfatoriamente a cada questão formulada. No âmbito deste protocolo, a aplicação do framework GQM garante que a coleta e a análise das evidências da literatura estejam rigorosamente vinculadas às metas centrais da pesquisa, evitando a inclusão de métricas ad-hoc ou desconexas do propósito científico.</w:t>
+        <w:t>) Quantitativo (</w:t>
+      </w:r>
+      <w:proofErr w:type="spellStart"/>
+      <w:r>
+        <w:t>Metric</w:t>
+      </w:r>
+      <w:proofErr w:type="spellEnd"/>
+      <w:r>
+        <w:t xml:space="preserve">), onde são associadas as métricas de dados necessárias para responder satisfatoriamente a cada questão formulada. No âmbito deste protocolo, a aplicação do framework GQM garante que a coleta e a análise das evidências da literatura estejam rigorosamente vinculadas às metas centrais da pesquisa, evitando a inclusão de métricas </w:t>
+      </w:r>
+      <w:proofErr w:type="spellStart"/>
+      <w:r>
+        <w:t>ad-hoc</w:t>
+      </w:r>
+      <w:proofErr w:type="spellEnd"/>
+      <w:r>
+        <w:t xml:space="preserve"> ou desconexas do propósito científico.</w:t>
       </w:r>
     </w:p>
     <w:p>
@@ -1151,17 +1329,49 @@
         <w:t>Analisar</w:t>
       </w:r>
       <w:r>
-        <w:t xml:space="preserve"> abordagens de Retrieval-Augmented Generation (RAG) </w:t>
-      </w:r>
-    </w:p>
-    <w:p>
-      <w:r>
-        <w:t xml:space="preserve">            baseadas em Large Language Models (LLMs)</w:t>
-      </w:r>
-    </w:p>
-    <w:p>
-      <w:r>
-        <w:t xml:space="preserve">            aplicadas a codebases de software</w:t>
+        <w:t xml:space="preserve"> abordagens de </w:t>
+      </w:r>
+      <w:proofErr w:type="spellStart"/>
+      <w:r>
+        <w:t>Retrieval-Augmented</w:t>
+      </w:r>
+      <w:proofErr w:type="spellEnd"/>
+      <w:r>
+        <w:t xml:space="preserve"> Generation (RAG) </w:t>
+      </w:r>
+    </w:p>
+    <w:p>
+      <w:r>
+        <w:t xml:space="preserve">            baseadas em Large </w:t>
+      </w:r>
+      <w:proofErr w:type="spellStart"/>
+      <w:r>
+        <w:t>Language</w:t>
+      </w:r>
+      <w:proofErr w:type="spellEnd"/>
+      <w:r>
+        <w:t xml:space="preserve"> Models (</w:t>
+      </w:r>
+      <w:proofErr w:type="spellStart"/>
+      <w:r>
+        <w:t>LLMs</w:t>
+      </w:r>
+      <w:proofErr w:type="spellEnd"/>
+      <w:r>
+        <w:t>)</w:t>
+      </w:r>
+    </w:p>
+    <w:p>
+      <w:r>
+        <w:t xml:space="preserve">            aplicadas a </w:t>
+      </w:r>
+      <w:proofErr w:type="spellStart"/>
+      <w:r>
+        <w:t>codebases</w:t>
+      </w:r>
+      <w:proofErr w:type="spellEnd"/>
+      <w:r>
+        <w:t xml:space="preserve"> de software</w:t>
       </w:r>
     </w:p>
     <w:p>
@@ -1179,7 +1389,15 @@
         <w:t xml:space="preserve"> suas</w:t>
       </w:r>
       <w:r>
-        <w:t xml:space="preserve"> técnicas, LLMs empregadas,</w:t>
+        <w:t xml:space="preserve"> técnicas, </w:t>
+      </w:r>
+      <w:proofErr w:type="spellStart"/>
+      <w:r>
+        <w:t>LLMs</w:t>
+      </w:r>
+      <w:proofErr w:type="spellEnd"/>
+      <w:r>
+        <w:t xml:space="preserve"> empregadas,</w:t>
       </w:r>
     </w:p>
     <w:p>
@@ -1269,15 +1487,28 @@
         <w:jc w:val="both"/>
       </w:pPr>
       <w:r>
-        <w:t>- RQ1: Quais técnicas e arquiteturas de RAG são propostas para aplicação em codebases de software?</w:t>
+        <w:t xml:space="preserve">- RQ1: Quais técnicas e arquiteturas de RAG são propostas para aplicação em </w:t>
+      </w:r>
+      <w:proofErr w:type="spellStart"/>
+      <w:r>
+        <w:t>codebases</w:t>
+      </w:r>
+      <w:proofErr w:type="spellEnd"/>
+      <w:r>
+        <w:t xml:space="preserve"> de software?</w:t>
       </w:r>
     </w:p>
     <w:p>
       <w:pPr>
         <w:jc w:val="both"/>
       </w:pPr>
-      <w:r>
-        <w:t>Rationale: Identificar e classificar as arquiteturas existentes: permite consolidar o estado da arte quanto às estratégias de recuperação e processamento de código, servindo de base para as demais questões do mapeamento.</w:t>
+      <w:proofErr w:type="spellStart"/>
+      <w:r>
+        <w:t>Rationale</w:t>
+      </w:r>
+      <w:proofErr w:type="spellEnd"/>
+      <w:r>
+        <w:t>: Identificar e classificar as arquiteturas existentes: permite consolidar o estado da arte quanto às estratégias de recuperação e processamento de código, servindo de base para as demais questões do mapeamento.</w:t>
       </w:r>
     </w:p>
     <w:p>
@@ -1290,15 +1521,44 @@
         <w:jc w:val="both"/>
       </w:pPr>
       <w:r>
-        <w:t>- RQ2: Quais Large Language Models são empregadas como componente gerador nas abordagens de RAG para codebases?</w:t>
+        <w:t xml:space="preserve">- RQ2: Quais Large </w:t>
+      </w:r>
+      <w:proofErr w:type="spellStart"/>
+      <w:r>
+        <w:t>Language</w:t>
+      </w:r>
+      <w:proofErr w:type="spellEnd"/>
+      <w:r>
+        <w:t xml:space="preserve"> Models são empregadas como componente gerador nas abordagens de RAG para </w:t>
+      </w:r>
+      <w:proofErr w:type="spellStart"/>
+      <w:r>
+        <w:t>codebases</w:t>
+      </w:r>
+      <w:proofErr w:type="spellEnd"/>
+      <w:r>
+        <w:t>?</w:t>
       </w:r>
     </w:p>
     <w:p>
       <w:pPr>
         <w:jc w:val="both"/>
       </w:pPr>
-      <w:r>
-        <w:t>Rationale: Compreender quais LLMs são predominantemente adotadas auxilia pesquisadores e praticantes na seleção de modelos adequados para implementações futuras, além de revelar tendências de adoção na área.</w:t>
+      <w:proofErr w:type="spellStart"/>
+      <w:r>
+        <w:t>Rationale</w:t>
+      </w:r>
+      <w:proofErr w:type="spellEnd"/>
+      <w:r>
+        <w:t xml:space="preserve">: Compreender quais </w:t>
+      </w:r>
+      <w:proofErr w:type="spellStart"/>
+      <w:r>
+        <w:t>LLMs</w:t>
+      </w:r>
+      <w:proofErr w:type="spellEnd"/>
+      <w:r>
+        <w:t xml:space="preserve"> são predominantemente adotadas auxilia pesquisadores e praticantes na seleção de modelos adequados para implementações futuras, além de revelar tendências de adoção na área.</w:t>
       </w:r>
     </w:p>
     <w:p>
@@ -1318,8 +1578,13 @@
       <w:pPr>
         <w:jc w:val="both"/>
       </w:pPr>
-      <w:r>
-        <w:t>Rationale: Conhecer o escopo das linguagens e sistemas investigados evidencia o alcance das abordagens propostas e possíveis vieses de cobertura na literatura.</w:t>
+      <w:proofErr w:type="spellStart"/>
+      <w:r>
+        <w:t>Rationale</w:t>
+      </w:r>
+      <w:proofErr w:type="spellEnd"/>
+      <w:r>
+        <w:t>: Conhecer o escopo das linguagens e sistemas investigados evidencia o alcance das abordagens propostas e possíveis vieses de cobertura na literatura.</w:t>
       </w:r>
     </w:p>
     <w:p>
@@ -1332,15 +1597,28 @@
         <w:jc w:val="both"/>
       </w:pPr>
       <w:r>
-        <w:t>- RQ4: Quais métricas são utilizadas para avaliar a efetividade das abordagens de RAG em codebases?</w:t>
+        <w:t xml:space="preserve">- RQ4: Quais métricas são utilizadas para avaliar a efetividade das abordagens de RAG em </w:t>
+      </w:r>
+      <w:proofErr w:type="spellStart"/>
+      <w:r>
+        <w:t>codebases</w:t>
+      </w:r>
+      <w:proofErr w:type="spellEnd"/>
+      <w:r>
+        <w:t>?</w:t>
       </w:r>
     </w:p>
     <w:p>
       <w:pPr>
         <w:jc w:val="both"/>
       </w:pPr>
-      <w:r>
-        <w:t>Rationale: Mapear as métricas utilizadas permite avaliar o rigor dos estudos e identificar padrões de avaliação que possam orientar trabalhos futuros.</w:t>
+      <w:proofErr w:type="spellStart"/>
+      <w:r>
+        <w:t>Rationale</w:t>
+      </w:r>
+      <w:proofErr w:type="spellEnd"/>
+      <w:r>
+        <w:t>: Mapear as métricas utilizadas permite avaliar o rigor dos estudos e identificar padrões de avaliação que possam orientar trabalhos futuros.</w:t>
       </w:r>
     </w:p>
     <w:p>
@@ -1353,12 +1631,25 @@
         <w:jc w:val="both"/>
       </w:pPr>
       <w:r>
-        <w:t>- RQ5: Quais são as principais lacunas identificadas na literatura sobre RAG aplicado a codebases?</w:t>
-      </w:r>
-    </w:p>
-    <w:p>
-      <w:r>
-        <w:t>Rationale: Identificar lacunas contribui diretamente para a agenda de pesquisa da área, apontando oportunidades para estudos futuros.</w:t>
+        <w:t xml:space="preserve">- RQ5: Quais são as principais lacunas identificadas na literatura sobre RAG aplicado a </w:t>
+      </w:r>
+      <w:proofErr w:type="spellStart"/>
+      <w:r>
+        <w:t>codebases</w:t>
+      </w:r>
+      <w:proofErr w:type="spellEnd"/>
+      <w:r>
+        <w:t>?</w:t>
+      </w:r>
+    </w:p>
+    <w:p>
+      <w:proofErr w:type="spellStart"/>
+      <w:r>
+        <w:t>Rationale</w:t>
+      </w:r>
+      <w:proofErr w:type="spellEnd"/>
+      <w:r>
+        <w:t>: Identificar lacunas contribui diretamente para a agenda de pesquisa da área, apontando oportunidades para estudos futuros.</w:t>
       </w:r>
     </w:p>
     <w:p/>
@@ -1472,8 +1763,13 @@
             <w:pPr>
               <w:jc w:val="both"/>
             </w:pPr>
-            <w:r>
-              <w:t>Codebases de software</w:t>
+            <w:proofErr w:type="spellStart"/>
+            <w:r>
+              <w:t>Codebases</w:t>
+            </w:r>
+            <w:proofErr w:type="spellEnd"/>
+            <w:r>
+              <w:t xml:space="preserve"> de software</w:t>
             </w:r>
             <w:r>
               <w:t>:</w:t>
@@ -1520,7 +1816,15 @@
               <w:jc w:val="both"/>
             </w:pPr>
             <w:r>
-              <w:t>Abordagens de RAG baseadas em LLMs ou IA Generativa.</w:t>
+              <w:t xml:space="preserve">Abordagens de RAG baseadas em </w:t>
+            </w:r>
+            <w:proofErr w:type="spellStart"/>
+            <w:r>
+              <w:t>LLMs</w:t>
+            </w:r>
+            <w:proofErr w:type="spellEnd"/>
+            <w:r>
+              <w:t xml:space="preserve"> ou IA Generativa.</w:t>
             </w:r>
           </w:p>
         </w:tc>
@@ -1595,7 +1899,15 @@
               <w:t>O</w:t>
             </w:r>
             <w:r>
-              <w:t xml:space="preserve"> - Outcome (Resultado)</w:t>
+              <w:t xml:space="preserve"> - </w:t>
+            </w:r>
+            <w:proofErr w:type="spellStart"/>
+            <w:r>
+              <w:t>Outcome</w:t>
+            </w:r>
+            <w:proofErr w:type="spellEnd"/>
+            <w:r>
+              <w:t xml:space="preserve"> (Resultado)</w:t>
             </w:r>
           </w:p>
         </w:tc>
@@ -1615,8 +1927,13 @@
             <w:pPr>
               <w:jc w:val="both"/>
             </w:pPr>
-            <w:r>
-              <w:t>LLMs empregadas.</w:t>
+            <w:proofErr w:type="spellStart"/>
+            <w:r>
+              <w:t>LLMs</w:t>
+            </w:r>
+            <w:proofErr w:type="spellEnd"/>
+            <w:r>
+              <w:t xml:space="preserve"> empregadas.</w:t>
             </w:r>
           </w:p>
           <w:p>
@@ -1753,7 +2070,151 @@
                 <w:sz w:val="20"/>
                 <w:szCs w:val="20"/>
               </w:rPr>
-              <w:t>("source code" OR "source codes" OR "codebase" OR "code repository" OR "code search") AND</w:t>
+              <w:t>("</w:t>
+            </w:r>
+            <w:proofErr w:type="spellStart"/>
+            <w:r>
+              <w:rPr>
+                <w:sz w:val="20"/>
+                <w:szCs w:val="20"/>
+              </w:rPr>
+              <w:t>source</w:t>
+            </w:r>
+            <w:proofErr w:type="spellEnd"/>
+            <w:r>
+              <w:rPr>
+                <w:sz w:val="20"/>
+                <w:szCs w:val="20"/>
+              </w:rPr>
+              <w:t xml:space="preserve"> </w:t>
+            </w:r>
+            <w:proofErr w:type="spellStart"/>
+            <w:r>
+              <w:rPr>
+                <w:sz w:val="20"/>
+                <w:szCs w:val="20"/>
+              </w:rPr>
+              <w:t>code</w:t>
+            </w:r>
+            <w:proofErr w:type="spellEnd"/>
+            <w:r>
+              <w:rPr>
+                <w:sz w:val="20"/>
+                <w:szCs w:val="20"/>
+              </w:rPr>
+              <w:t>" OR "</w:t>
+            </w:r>
+            <w:proofErr w:type="spellStart"/>
+            <w:r>
+              <w:rPr>
+                <w:sz w:val="20"/>
+                <w:szCs w:val="20"/>
+              </w:rPr>
+              <w:t>source</w:t>
+            </w:r>
+            <w:proofErr w:type="spellEnd"/>
+            <w:r>
+              <w:rPr>
+                <w:sz w:val="20"/>
+                <w:szCs w:val="20"/>
+              </w:rPr>
+              <w:t xml:space="preserve"> </w:t>
+            </w:r>
+            <w:proofErr w:type="spellStart"/>
+            <w:r>
+              <w:rPr>
+                <w:sz w:val="20"/>
+                <w:szCs w:val="20"/>
+              </w:rPr>
+              <w:t>codes</w:t>
+            </w:r>
+            <w:proofErr w:type="spellEnd"/>
+            <w:r>
+              <w:rPr>
+                <w:sz w:val="20"/>
+                <w:szCs w:val="20"/>
+              </w:rPr>
+              <w:t>" OR "</w:t>
+            </w:r>
+            <w:proofErr w:type="spellStart"/>
+            <w:r>
+              <w:rPr>
+                <w:sz w:val="20"/>
+                <w:szCs w:val="20"/>
+              </w:rPr>
+              <w:t>codebase</w:t>
+            </w:r>
+            <w:proofErr w:type="spellEnd"/>
+            <w:r>
+              <w:rPr>
+                <w:sz w:val="20"/>
+                <w:szCs w:val="20"/>
+              </w:rPr>
+              <w:t>" OR "</w:t>
+            </w:r>
+            <w:proofErr w:type="spellStart"/>
+            <w:r>
+              <w:rPr>
+                <w:sz w:val="20"/>
+                <w:szCs w:val="20"/>
+              </w:rPr>
+              <w:t>code</w:t>
+            </w:r>
+            <w:proofErr w:type="spellEnd"/>
+            <w:r>
+              <w:rPr>
+                <w:sz w:val="20"/>
+                <w:szCs w:val="20"/>
+              </w:rPr>
+              <w:t xml:space="preserve"> </w:t>
+            </w:r>
+            <w:proofErr w:type="spellStart"/>
+            <w:r>
+              <w:rPr>
+                <w:sz w:val="20"/>
+                <w:szCs w:val="20"/>
+              </w:rPr>
+              <w:t>repository</w:t>
+            </w:r>
+            <w:proofErr w:type="spellEnd"/>
+            <w:r>
+              <w:rPr>
+                <w:sz w:val="20"/>
+                <w:szCs w:val="20"/>
+              </w:rPr>
+              <w:t>" OR "</w:t>
+            </w:r>
+            <w:proofErr w:type="spellStart"/>
+            <w:r>
+              <w:rPr>
+                <w:sz w:val="20"/>
+                <w:szCs w:val="20"/>
+              </w:rPr>
+              <w:t>code</w:t>
+            </w:r>
+            <w:proofErr w:type="spellEnd"/>
+            <w:r>
+              <w:rPr>
+                <w:sz w:val="20"/>
+                <w:szCs w:val="20"/>
+              </w:rPr>
+              <w:t xml:space="preserve"> </w:t>
+            </w:r>
+            <w:proofErr w:type="spellStart"/>
+            <w:r>
+              <w:rPr>
+                <w:sz w:val="20"/>
+                <w:szCs w:val="20"/>
+              </w:rPr>
+              <w:t>search</w:t>
+            </w:r>
+            <w:proofErr w:type="spellEnd"/>
+            <w:r>
+              <w:rPr>
+                <w:sz w:val="20"/>
+                <w:szCs w:val="20"/>
+              </w:rPr>
+              <w:t>") AND</w:t>
             </w:r>
           </w:p>
           <w:p>
@@ -1768,7 +2229,55 @@
                 <w:sz w:val="20"/>
                 <w:szCs w:val="20"/>
               </w:rPr>
-              <w:t>("Retrieval-Augmented Generation" OR "Retrieval Augmented Generation" OR "RAG") AND</w:t>
+              <w:t>("</w:t>
+            </w:r>
+            <w:proofErr w:type="spellStart"/>
+            <w:r>
+              <w:rPr>
+                <w:sz w:val="20"/>
+                <w:szCs w:val="20"/>
+              </w:rPr>
+              <w:t>Retrieval-Augmented</w:t>
+            </w:r>
+            <w:proofErr w:type="spellEnd"/>
+            <w:r>
+              <w:rPr>
+                <w:sz w:val="20"/>
+                <w:szCs w:val="20"/>
+              </w:rPr>
+              <w:t xml:space="preserve"> Generation" OR "</w:t>
+            </w:r>
+            <w:proofErr w:type="spellStart"/>
+            <w:r>
+              <w:rPr>
+                <w:sz w:val="20"/>
+                <w:szCs w:val="20"/>
+              </w:rPr>
+              <w:t>Retrieval</w:t>
+            </w:r>
+            <w:proofErr w:type="spellEnd"/>
+            <w:r>
+              <w:rPr>
+                <w:sz w:val="20"/>
+                <w:szCs w:val="20"/>
+              </w:rPr>
+              <w:t xml:space="preserve"> </w:t>
+            </w:r>
+            <w:proofErr w:type="spellStart"/>
+            <w:r>
+              <w:rPr>
+                <w:sz w:val="20"/>
+                <w:szCs w:val="20"/>
+              </w:rPr>
+              <w:t>Augmented</w:t>
+            </w:r>
+            <w:proofErr w:type="spellEnd"/>
+            <w:r>
+              <w:rPr>
+                <w:sz w:val="20"/>
+                <w:szCs w:val="20"/>
+              </w:rPr>
+              <w:t xml:space="preserve"> Generation" OR "RAG") AND</w:t>
             </w:r>
           </w:p>
           <w:p>
@@ -1783,7 +2292,55 @@
                 <w:sz w:val="20"/>
                 <w:szCs w:val="20"/>
               </w:rPr>
-              <w:t>("LLM" OR "Large Language Model" OR "GenAI" OR "Generative AI")</w:t>
+              <w:t xml:space="preserve">("LLM" OR "Large </w:t>
+            </w:r>
+            <w:proofErr w:type="spellStart"/>
+            <w:r>
+              <w:rPr>
+                <w:sz w:val="20"/>
+                <w:szCs w:val="20"/>
+              </w:rPr>
+              <w:t>Language</w:t>
+            </w:r>
+            <w:proofErr w:type="spellEnd"/>
+            <w:r>
+              <w:rPr>
+                <w:sz w:val="20"/>
+                <w:szCs w:val="20"/>
+              </w:rPr>
+              <w:t xml:space="preserve"> Model" OR "</w:t>
+            </w:r>
+            <w:proofErr w:type="spellStart"/>
+            <w:r>
+              <w:rPr>
+                <w:sz w:val="20"/>
+                <w:szCs w:val="20"/>
+              </w:rPr>
+              <w:t>GenAI</w:t>
+            </w:r>
+            <w:proofErr w:type="spellEnd"/>
+            <w:r>
+              <w:rPr>
+                <w:sz w:val="20"/>
+                <w:szCs w:val="20"/>
+              </w:rPr>
+              <w:t>" OR "</w:t>
+            </w:r>
+            <w:proofErr w:type="spellStart"/>
+            <w:r>
+              <w:rPr>
+                <w:sz w:val="20"/>
+                <w:szCs w:val="20"/>
+              </w:rPr>
+              <w:t>Generative</w:t>
+            </w:r>
+            <w:proofErr w:type="spellEnd"/>
+            <w:r>
+              <w:rPr>
+                <w:sz w:val="20"/>
+                <w:szCs w:val="20"/>
+              </w:rPr>
+              <w:t xml:space="preserve"> AI")</w:t>
             </w:r>
           </w:p>
         </w:tc>
@@ -1847,81 +2404,202 @@
           <w:i/>
           <w:iCs/>
         </w:rPr>
-        <w:t>- O “Resultado” não compõe a string pois representa o que será extraído dos estudos, não um critério de busca.</w:t>
-      </w:r>
-    </w:p>
-    <w:p>
-      <w:pPr>
-        <w:jc w:val="both"/>
+        <w:t xml:space="preserve">- O “Resultado” não compõe a </w:t>
+      </w:r>
+      <w:proofErr w:type="spellStart"/>
+      <w:r>
         <w:rPr>
           <w:i/>
           <w:iCs/>
         </w:rPr>
-      </w:pPr>
+        <w:t>string</w:t>
+      </w:r>
+      <w:proofErr w:type="spellEnd"/>
       <w:r>
         <w:rPr>
           <w:i/>
           <w:iCs/>
         </w:rPr>
-        <w:t xml:space="preserve">- </w:t>
-      </w:r>
-      <w:r>
+        <w:t xml:space="preserve"> pois representa o que será extraído dos estudos, não um critério de busca.</w:t>
+      </w:r>
+    </w:p>
+    <w:p>
+      <w:pPr>
+        <w:jc w:val="both"/>
         <w:rPr>
           <w:i/>
           <w:iCs/>
         </w:rPr>
-        <w:t>O "Contexto" não compõe a string de busca pois é garantido pelos critérios de seleção: a delimitação ao domínio de Engenharia de Software é assegurada pelo CI1, e a exigência de revisão por pares é assegurada pelo CE5.</w:t>
-      </w:r>
-    </w:p>
-    <w:p>
-      <w:pPr>
-        <w:jc w:val="both"/>
+      </w:pPr>
+      <w:r>
         <w:rPr>
           <w:i/>
           <w:iCs/>
         </w:rPr>
-      </w:pPr>
+        <w:t xml:space="preserve">- </w:t>
+      </w:r>
       <w:r>
         <w:rPr>
           <w:i/>
           <w:iCs/>
         </w:rPr>
-        <w:t xml:space="preserve">- </w:t>
-      </w:r>
+        <w:t xml:space="preserve">O "Contexto" não compõe a </w:t>
+      </w:r>
+      <w:proofErr w:type="spellStart"/>
       <w:r>
         <w:rPr>
           <w:i/>
           <w:iCs/>
         </w:rPr>
-        <w:t>Embora RAG e LLM componham conceitualmente a mesma Intervenção, eles são representados como dois grupos distintos conectados por AND na string de busca. Essa decisão é intencional: o AND garante que apenas estudos que tratam explicitamente da combinação RAG+LLM sejam recuperados, excluindo trabalhos sobre RAG sem base em modelos de linguagem de grande escala e trabalhos sobre LLMs aplicados a código sem componente de recuperação. Trata-se de uma escolha de precisão sobre sensibilidade. Está-se ciente de que artigos que referenciam modelos específicos (</w:t>
-      </w:r>
+        <w:t>string</w:t>
+      </w:r>
+      <w:proofErr w:type="spellEnd"/>
       <w:r>
         <w:rPr>
           <w:i/>
           <w:iCs/>
         </w:rPr>
-        <w:t>Ex.:</w:t>
-      </w:r>
-      <w:r>
+        <w:t xml:space="preserve"> de busca pois é garantido pelos critérios de seleção: a delimitação ao domínio de Engenharia de Software é assegurada pelo CI1, e a exigência de revisão por pares é assegurada pelo CE5.</w:t>
+      </w:r>
+    </w:p>
+    <w:p>
+      <w:pPr>
+        <w:jc w:val="both"/>
         <w:rPr>
           <w:i/>
           <w:iCs/>
         </w:rPr>
-        <w:t xml:space="preserve"> GPT, Llama, Gemini</w:t>
-      </w:r>
+      </w:pPr>
       <w:r>
         <w:rPr>
           <w:i/>
           <w:iCs/>
         </w:rPr>
-        <w:t>, Claude, etc.</w:t>
+        <w:t xml:space="preserve">- </w:t>
       </w:r>
       <w:r>
         <w:rPr>
           <w:i/>
           <w:iCs/>
         </w:rPr>
-        <w:t>) sem empregar os termos "LLM" ou "Large Language Model" podem não ser recuperados; para mitigar parcialmente esse risco, o termo "Generative AI" foi incluído como hiperônimo de uso corrente na literatura, aumentando a chance de cobertura indireta desses modelos. Essa decisão é documentada aqui para fins de rastreabilidade e reprodutibilidade da busca.</w:t>
+        <w:t xml:space="preserve">Embora RAG e LLM componham conceitualmente a mesma Intervenção, eles são representados como dois grupos distintos conectados por AND na </w:t>
+      </w:r>
+      <w:proofErr w:type="spellStart"/>
+      <w:r>
+        <w:rPr>
+          <w:i/>
+          <w:iCs/>
+        </w:rPr>
+        <w:t>string</w:t>
+      </w:r>
+      <w:proofErr w:type="spellEnd"/>
+      <w:r>
+        <w:rPr>
+          <w:i/>
+          <w:iCs/>
+        </w:rPr>
+        <w:t xml:space="preserve"> de busca. Essa decisão é intencional: o AND garante que apenas estudos que tratam explicitamente da combinação RAG+LLM sejam recuperados, excluindo trabalhos sobre RAG sem base em modelos de linguagem de grande escala e trabalhos sobre </w:t>
+      </w:r>
+      <w:proofErr w:type="spellStart"/>
+      <w:r>
+        <w:rPr>
+          <w:i/>
+          <w:iCs/>
+        </w:rPr>
+        <w:t>LLMs</w:t>
+      </w:r>
+      <w:proofErr w:type="spellEnd"/>
+      <w:r>
+        <w:rPr>
+          <w:i/>
+          <w:iCs/>
+        </w:rPr>
+        <w:t xml:space="preserve"> aplicados a código sem componente de recuperação. Trata-se de uma escolha de precisão sobre sensibilidade. Está-se ciente de que artigos que referenciam modelos específicos (</w:t>
+      </w:r>
+      <w:r>
+        <w:rPr>
+          <w:i/>
+          <w:iCs/>
+        </w:rPr>
+        <w:t>Ex.:</w:t>
+      </w:r>
+      <w:r>
+        <w:rPr>
+          <w:i/>
+          <w:iCs/>
+        </w:rPr>
+        <w:t xml:space="preserve"> GPT, </w:t>
+      </w:r>
+      <w:proofErr w:type="spellStart"/>
+      <w:r>
+        <w:rPr>
+          <w:i/>
+          <w:iCs/>
+        </w:rPr>
+        <w:t>Llama</w:t>
+      </w:r>
+      <w:proofErr w:type="spellEnd"/>
+      <w:r>
+        <w:rPr>
+          <w:i/>
+          <w:iCs/>
+        </w:rPr>
+        <w:t>, Gemini</w:t>
+      </w:r>
+      <w:r>
+        <w:rPr>
+          <w:i/>
+          <w:iCs/>
+        </w:rPr>
+        <w:t xml:space="preserve">, </w:t>
+      </w:r>
+      <w:proofErr w:type="gramStart"/>
+      <w:r>
+        <w:rPr>
+          <w:i/>
+          <w:iCs/>
+        </w:rPr>
+        <w:t>Claude, etc.</w:t>
+      </w:r>
+      <w:proofErr w:type="gramEnd"/>
+      <w:r>
+        <w:rPr>
+          <w:i/>
+          <w:iCs/>
+        </w:rPr>
+        <w:t xml:space="preserve">) sem empregar os termos "LLM" ou "Large </w:t>
+      </w:r>
+      <w:proofErr w:type="spellStart"/>
+      <w:r>
+        <w:rPr>
+          <w:i/>
+          <w:iCs/>
+        </w:rPr>
+        <w:t>Language</w:t>
+      </w:r>
+      <w:proofErr w:type="spellEnd"/>
+      <w:r>
+        <w:rPr>
+          <w:i/>
+          <w:iCs/>
+        </w:rPr>
+        <w:t xml:space="preserve"> Model" podem não ser recuperados; para mitigar parcialmente esse risco, o termo "</w:t>
+      </w:r>
+      <w:proofErr w:type="spellStart"/>
+      <w:r>
+        <w:rPr>
+          <w:i/>
+          <w:iCs/>
+        </w:rPr>
+        <w:t>Generative</w:t>
+      </w:r>
+      <w:proofErr w:type="spellEnd"/>
+      <w:r>
+        <w:rPr>
+          <w:i/>
+          <w:iCs/>
+        </w:rPr>
+        <w:t xml:space="preserve"> AI" foi incluído como hiperônimo de uso corrente na literatura, aumentando a chance de cobertura indireta desses modelos. Essa decisão é documentada aqui para fins de rastreabilidade e reprodutibilidade da busca.</w:t>
       </w:r>
     </w:p>
     <w:p/>
@@ -2023,7 +2701,47 @@
         <w:t>, é o p</w:t>
       </w:r>
       <w:r>
-        <w:t xml:space="preserve">rincipal repositório de publicações da Association for Computing Machinery (ACM), com cobertura abrangente de Engenharia de Software e áreas correlatas. Indexa venues de alto impacto como ESEC/FSE, ISSTA, ICSE (co-publicada com IEEE) e periódicos como TOSEM e CACM. Oferece busca avançada com operadores booleanos e exportação estruturada em BibTeX </w:t>
+        <w:t xml:space="preserve">rincipal repositório de publicações da </w:t>
+      </w:r>
+      <w:proofErr w:type="spellStart"/>
+      <w:r>
+        <w:t>Association</w:t>
+      </w:r>
+      <w:proofErr w:type="spellEnd"/>
+      <w:r>
+        <w:t xml:space="preserve"> for </w:t>
+      </w:r>
+      <w:proofErr w:type="spellStart"/>
+      <w:r>
+        <w:t>Computing</w:t>
+      </w:r>
+      <w:proofErr w:type="spellEnd"/>
+      <w:r>
+        <w:t xml:space="preserve"> Machinery (ACM), com cobertura abrangente de Engenharia de Software e áreas correlatas. Indexa </w:t>
+      </w:r>
+      <w:proofErr w:type="spellStart"/>
+      <w:r>
+        <w:t>venues</w:t>
+      </w:r>
+      <w:proofErr w:type="spellEnd"/>
+      <w:r>
+        <w:t xml:space="preserve"> de alto impacto como ESEC/FSE, ISSTA, ICSE (</w:t>
+      </w:r>
+      <w:proofErr w:type="spellStart"/>
+      <w:r>
+        <w:t>co-publicada</w:t>
+      </w:r>
+      <w:proofErr w:type="spellEnd"/>
+      <w:r>
+        <w:t xml:space="preserve"> com IEEE) e periódicos como TOSEM e CACM. Oferece busca avançada com operadores booleanos e exportação estruturada em </w:t>
+      </w:r>
+      <w:proofErr w:type="spellStart"/>
+      <w:r>
+        <w:t>BibTeX</w:t>
+      </w:r>
+      <w:proofErr w:type="spellEnd"/>
+      <w:r>
+        <w:t xml:space="preserve"> </w:t>
       </w:r>
       <w:r>
         <w:t>-</w:t>
@@ -2048,7 +2766,23 @@
           <w:b/>
           <w:bCs/>
         </w:rPr>
-        <w:t>5.1.1. String adaptada para sintaxe</w:t>
+        <w:t xml:space="preserve">5.1.1. </w:t>
+      </w:r>
+      <w:proofErr w:type="spellStart"/>
+      <w:r>
+        <w:rPr>
+          <w:b/>
+          <w:bCs/>
+        </w:rPr>
+        <w:t>String</w:t>
+      </w:r>
+      <w:proofErr w:type="spellEnd"/>
+      <w:r>
+        <w:rPr>
+          <w:b/>
+          <w:bCs/>
+        </w:rPr>
+        <w:t xml:space="preserve"> adaptada para sintaxe</w:t>
       </w:r>
       <w:r>
         <w:rPr>
@@ -2114,7 +2848,259 @@
                 <w:sz w:val="20"/>
                 <w:szCs w:val="20"/>
               </w:rPr>
-              <w:t>(Title:"source code" OR Title:"source codes" OR Title:"codebase" OR Title:"code repository" OR Title:"code search" OR</w:t>
+              <w:t>(</w:t>
+            </w:r>
+            <w:proofErr w:type="spellStart"/>
+            <w:r>
+              <w:rPr>
+                <w:rFonts w:ascii="Consolas" w:hAnsi="Consolas"/>
+                <w:sz w:val="20"/>
+                <w:szCs w:val="20"/>
+              </w:rPr>
+              <w:t>Title</w:t>
+            </w:r>
+            <w:proofErr w:type="spellEnd"/>
+            <w:r>
+              <w:rPr>
+                <w:rFonts w:ascii="Consolas" w:hAnsi="Consolas"/>
+                <w:sz w:val="20"/>
+                <w:szCs w:val="20"/>
+              </w:rPr>
+              <w:t>:"</w:t>
+            </w:r>
+            <w:proofErr w:type="spellStart"/>
+            <w:r>
+              <w:rPr>
+                <w:rFonts w:ascii="Consolas" w:hAnsi="Consolas"/>
+                <w:sz w:val="20"/>
+                <w:szCs w:val="20"/>
+              </w:rPr>
+              <w:t>source</w:t>
+            </w:r>
+            <w:proofErr w:type="spellEnd"/>
+            <w:r>
+              <w:rPr>
+                <w:rFonts w:ascii="Consolas" w:hAnsi="Consolas"/>
+                <w:sz w:val="20"/>
+                <w:szCs w:val="20"/>
+              </w:rPr>
+              <w:t xml:space="preserve"> </w:t>
+            </w:r>
+            <w:proofErr w:type="spellStart"/>
+            <w:r>
+              <w:rPr>
+                <w:rFonts w:ascii="Consolas" w:hAnsi="Consolas"/>
+                <w:sz w:val="20"/>
+                <w:szCs w:val="20"/>
+              </w:rPr>
+              <w:t>code</w:t>
+            </w:r>
+            <w:proofErr w:type="spellEnd"/>
+            <w:r>
+              <w:rPr>
+                <w:rFonts w:ascii="Consolas" w:hAnsi="Consolas"/>
+                <w:sz w:val="20"/>
+                <w:szCs w:val="20"/>
+              </w:rPr>
+              <w:t xml:space="preserve">" OR </w:t>
+            </w:r>
+            <w:proofErr w:type="spellStart"/>
+            <w:r>
+              <w:rPr>
+                <w:rFonts w:ascii="Consolas" w:hAnsi="Consolas"/>
+                <w:sz w:val="20"/>
+                <w:szCs w:val="20"/>
+              </w:rPr>
+              <w:t>Title</w:t>
+            </w:r>
+            <w:proofErr w:type="spellEnd"/>
+            <w:r>
+              <w:rPr>
+                <w:rFonts w:ascii="Consolas" w:hAnsi="Consolas"/>
+                <w:sz w:val="20"/>
+                <w:szCs w:val="20"/>
+              </w:rPr>
+              <w:t>:"</w:t>
+            </w:r>
+            <w:proofErr w:type="spellStart"/>
+            <w:r>
+              <w:rPr>
+                <w:rFonts w:ascii="Consolas" w:hAnsi="Consolas"/>
+                <w:sz w:val="20"/>
+                <w:szCs w:val="20"/>
+              </w:rPr>
+              <w:t>source</w:t>
+            </w:r>
+            <w:proofErr w:type="spellEnd"/>
+            <w:r>
+              <w:rPr>
+                <w:rFonts w:ascii="Consolas" w:hAnsi="Consolas"/>
+                <w:sz w:val="20"/>
+                <w:szCs w:val="20"/>
+              </w:rPr>
+              <w:t xml:space="preserve"> </w:t>
+            </w:r>
+            <w:proofErr w:type="spellStart"/>
+            <w:r>
+              <w:rPr>
+                <w:rFonts w:ascii="Consolas" w:hAnsi="Consolas"/>
+                <w:sz w:val="20"/>
+                <w:szCs w:val="20"/>
+              </w:rPr>
+              <w:t>codes</w:t>
+            </w:r>
+            <w:proofErr w:type="spellEnd"/>
+            <w:r>
+              <w:rPr>
+                <w:rFonts w:ascii="Consolas" w:hAnsi="Consolas"/>
+                <w:sz w:val="20"/>
+                <w:szCs w:val="20"/>
+              </w:rPr>
+              <w:t xml:space="preserve">" OR </w:t>
+            </w:r>
+            <w:proofErr w:type="spellStart"/>
+            <w:r>
+              <w:rPr>
+                <w:rFonts w:ascii="Consolas" w:hAnsi="Consolas"/>
+                <w:sz w:val="20"/>
+                <w:szCs w:val="20"/>
+              </w:rPr>
+              <w:t>Title</w:t>
+            </w:r>
+            <w:proofErr w:type="spellEnd"/>
+            <w:r>
+              <w:rPr>
+                <w:rFonts w:ascii="Consolas" w:hAnsi="Consolas"/>
+                <w:sz w:val="20"/>
+                <w:szCs w:val="20"/>
+              </w:rPr>
+              <w:t>:"</w:t>
+            </w:r>
+            <w:proofErr w:type="spellStart"/>
+            <w:r>
+              <w:rPr>
+                <w:rFonts w:ascii="Consolas" w:hAnsi="Consolas"/>
+                <w:sz w:val="20"/>
+                <w:szCs w:val="20"/>
+              </w:rPr>
+              <w:t>codebase</w:t>
+            </w:r>
+            <w:proofErr w:type="spellEnd"/>
+            <w:r>
+              <w:rPr>
+                <w:rFonts w:ascii="Consolas" w:hAnsi="Consolas"/>
+                <w:sz w:val="20"/>
+                <w:szCs w:val="20"/>
+              </w:rPr>
+              <w:t xml:space="preserve">" OR </w:t>
+            </w:r>
+            <w:proofErr w:type="spellStart"/>
+            <w:r>
+              <w:rPr>
+                <w:rFonts w:ascii="Consolas" w:hAnsi="Consolas"/>
+                <w:sz w:val="20"/>
+                <w:szCs w:val="20"/>
+              </w:rPr>
+              <w:t>Title</w:t>
+            </w:r>
+            <w:proofErr w:type="spellEnd"/>
+            <w:r>
+              <w:rPr>
+                <w:rFonts w:ascii="Consolas" w:hAnsi="Consolas"/>
+                <w:sz w:val="20"/>
+                <w:szCs w:val="20"/>
+              </w:rPr>
+              <w:t>:"</w:t>
+            </w:r>
+            <w:proofErr w:type="spellStart"/>
+            <w:r>
+              <w:rPr>
+                <w:rFonts w:ascii="Consolas" w:hAnsi="Consolas"/>
+                <w:sz w:val="20"/>
+                <w:szCs w:val="20"/>
+              </w:rPr>
+              <w:t>code</w:t>
+            </w:r>
+            <w:proofErr w:type="spellEnd"/>
+            <w:r>
+              <w:rPr>
+                <w:rFonts w:ascii="Consolas" w:hAnsi="Consolas"/>
+                <w:sz w:val="20"/>
+                <w:szCs w:val="20"/>
+              </w:rPr>
+              <w:t xml:space="preserve"> </w:t>
+            </w:r>
+            <w:proofErr w:type="spellStart"/>
+            <w:r>
+              <w:rPr>
+                <w:rFonts w:ascii="Consolas" w:hAnsi="Consolas"/>
+                <w:sz w:val="20"/>
+                <w:szCs w:val="20"/>
+              </w:rPr>
+              <w:t>repository</w:t>
+            </w:r>
+            <w:proofErr w:type="spellEnd"/>
+            <w:r>
+              <w:rPr>
+                <w:rFonts w:ascii="Consolas" w:hAnsi="Consolas"/>
+                <w:sz w:val="20"/>
+                <w:szCs w:val="20"/>
+              </w:rPr>
+              <w:t xml:space="preserve">" OR </w:t>
+            </w:r>
+            <w:proofErr w:type="spellStart"/>
+            <w:r>
+              <w:rPr>
+                <w:rFonts w:ascii="Consolas" w:hAnsi="Consolas"/>
+                <w:sz w:val="20"/>
+                <w:szCs w:val="20"/>
+              </w:rPr>
+              <w:t>Title</w:t>
+            </w:r>
+            <w:proofErr w:type="spellEnd"/>
+            <w:r>
+              <w:rPr>
+                <w:rFonts w:ascii="Consolas" w:hAnsi="Consolas"/>
+                <w:sz w:val="20"/>
+                <w:szCs w:val="20"/>
+              </w:rPr>
+              <w:t>:"</w:t>
+            </w:r>
+            <w:proofErr w:type="spellStart"/>
+            <w:r>
+              <w:rPr>
+                <w:rFonts w:ascii="Consolas" w:hAnsi="Consolas"/>
+                <w:sz w:val="20"/>
+                <w:szCs w:val="20"/>
+              </w:rPr>
+              <w:t>code</w:t>
+            </w:r>
+            <w:proofErr w:type="spellEnd"/>
+            <w:r>
+              <w:rPr>
+                <w:rFonts w:ascii="Consolas" w:hAnsi="Consolas"/>
+                <w:sz w:val="20"/>
+                <w:szCs w:val="20"/>
+              </w:rPr>
+              <w:t xml:space="preserve"> </w:t>
+            </w:r>
+            <w:proofErr w:type="spellStart"/>
+            <w:r>
+              <w:rPr>
+                <w:rFonts w:ascii="Consolas" w:hAnsi="Consolas"/>
+                <w:sz w:val="20"/>
+                <w:szCs w:val="20"/>
+              </w:rPr>
+              <w:t>search</w:t>
+            </w:r>
+            <w:proofErr w:type="spellEnd"/>
+            <w:r>
+              <w:rPr>
+                <w:rFonts w:ascii="Consolas" w:hAnsi="Consolas"/>
+                <w:sz w:val="20"/>
+                <w:szCs w:val="20"/>
+              </w:rPr>
+              <w:t>" OR</w:t>
             </w:r>
           </w:p>
           <w:p>
@@ -2131,7 +3117,169 @@
                 <w:sz w:val="20"/>
                 <w:szCs w:val="20"/>
               </w:rPr>
-              <w:t xml:space="preserve"> Abstract:"source code" OR Abstract:"source codes" OR Abstract:"codebase" OR Abstract:"code repository" OR Abstract:"code search" OR</w:t>
+              <w:t xml:space="preserve"> Abstract:"</w:t>
+            </w:r>
+            <w:proofErr w:type="spellStart"/>
+            <w:r>
+              <w:rPr>
+                <w:rFonts w:ascii="Consolas" w:hAnsi="Consolas"/>
+                <w:sz w:val="20"/>
+                <w:szCs w:val="20"/>
+              </w:rPr>
+              <w:t>source</w:t>
+            </w:r>
+            <w:proofErr w:type="spellEnd"/>
+            <w:r>
+              <w:rPr>
+                <w:rFonts w:ascii="Consolas" w:hAnsi="Consolas"/>
+                <w:sz w:val="20"/>
+                <w:szCs w:val="20"/>
+              </w:rPr>
+              <w:t xml:space="preserve"> </w:t>
+            </w:r>
+            <w:proofErr w:type="spellStart"/>
+            <w:r>
+              <w:rPr>
+                <w:rFonts w:ascii="Consolas" w:hAnsi="Consolas"/>
+                <w:sz w:val="20"/>
+                <w:szCs w:val="20"/>
+              </w:rPr>
+              <w:t>code</w:t>
+            </w:r>
+            <w:proofErr w:type="spellEnd"/>
+            <w:r>
+              <w:rPr>
+                <w:rFonts w:ascii="Consolas" w:hAnsi="Consolas"/>
+                <w:sz w:val="20"/>
+                <w:szCs w:val="20"/>
+              </w:rPr>
+              <w:t>" OR Abstract:"</w:t>
+            </w:r>
+            <w:proofErr w:type="spellStart"/>
+            <w:r>
+              <w:rPr>
+                <w:rFonts w:ascii="Consolas" w:hAnsi="Consolas"/>
+                <w:sz w:val="20"/>
+                <w:szCs w:val="20"/>
+              </w:rPr>
+              <w:t>source</w:t>
+            </w:r>
+            <w:proofErr w:type="spellEnd"/>
+            <w:r>
+              <w:rPr>
+                <w:rFonts w:ascii="Consolas" w:hAnsi="Consolas"/>
+                <w:sz w:val="20"/>
+                <w:szCs w:val="20"/>
+              </w:rPr>
+              <w:t xml:space="preserve"> </w:t>
+            </w:r>
+            <w:proofErr w:type="spellStart"/>
+            <w:r>
+              <w:rPr>
+                <w:rFonts w:ascii="Consolas" w:hAnsi="Consolas"/>
+                <w:sz w:val="20"/>
+                <w:szCs w:val="20"/>
+              </w:rPr>
+              <w:t>codes</w:t>
+            </w:r>
+            <w:proofErr w:type="spellEnd"/>
+            <w:r>
+              <w:rPr>
+                <w:rFonts w:ascii="Consolas" w:hAnsi="Consolas"/>
+                <w:sz w:val="20"/>
+                <w:szCs w:val="20"/>
+              </w:rPr>
+              <w:t>" OR Abstract:"</w:t>
+            </w:r>
+            <w:proofErr w:type="spellStart"/>
+            <w:r>
+              <w:rPr>
+                <w:rFonts w:ascii="Consolas" w:hAnsi="Consolas"/>
+                <w:sz w:val="20"/>
+                <w:szCs w:val="20"/>
+              </w:rPr>
+              <w:t>codebase</w:t>
+            </w:r>
+            <w:proofErr w:type="spellEnd"/>
+            <w:r>
+              <w:rPr>
+                <w:rFonts w:ascii="Consolas" w:hAnsi="Consolas"/>
+                <w:sz w:val="20"/>
+                <w:szCs w:val="20"/>
+              </w:rPr>
+              <w:t>" OR Abstract:"</w:t>
+            </w:r>
+            <w:proofErr w:type="spellStart"/>
+            <w:r>
+              <w:rPr>
+                <w:rFonts w:ascii="Consolas" w:hAnsi="Consolas"/>
+                <w:sz w:val="20"/>
+                <w:szCs w:val="20"/>
+              </w:rPr>
+              <w:t>code</w:t>
+            </w:r>
+            <w:proofErr w:type="spellEnd"/>
+            <w:r>
+              <w:rPr>
+                <w:rFonts w:ascii="Consolas" w:hAnsi="Consolas"/>
+                <w:sz w:val="20"/>
+                <w:szCs w:val="20"/>
+              </w:rPr>
+              <w:t xml:space="preserve"> </w:t>
+            </w:r>
+            <w:proofErr w:type="spellStart"/>
+            <w:r>
+              <w:rPr>
+                <w:rFonts w:ascii="Consolas" w:hAnsi="Consolas"/>
+                <w:sz w:val="20"/>
+                <w:szCs w:val="20"/>
+              </w:rPr>
+              <w:t>repository</w:t>
+            </w:r>
+            <w:proofErr w:type="spellEnd"/>
+            <w:r>
+              <w:rPr>
+                <w:rFonts w:ascii="Consolas" w:hAnsi="Consolas"/>
+                <w:sz w:val="20"/>
+                <w:szCs w:val="20"/>
+              </w:rPr>
+              <w:t>" OR Abstract:"</w:t>
+            </w:r>
+            <w:proofErr w:type="spellStart"/>
+            <w:r>
+              <w:rPr>
+                <w:rFonts w:ascii="Consolas" w:hAnsi="Consolas"/>
+                <w:sz w:val="20"/>
+                <w:szCs w:val="20"/>
+              </w:rPr>
+              <w:t>code</w:t>
+            </w:r>
+            <w:proofErr w:type="spellEnd"/>
+            <w:r>
+              <w:rPr>
+                <w:rFonts w:ascii="Consolas" w:hAnsi="Consolas"/>
+                <w:sz w:val="20"/>
+                <w:szCs w:val="20"/>
+              </w:rPr>
+              <w:t xml:space="preserve"> </w:t>
+            </w:r>
+            <w:proofErr w:type="spellStart"/>
+            <w:r>
+              <w:rPr>
+                <w:rFonts w:ascii="Consolas" w:hAnsi="Consolas"/>
+                <w:sz w:val="20"/>
+                <w:szCs w:val="20"/>
+              </w:rPr>
+              <w:t>search</w:t>
+            </w:r>
+            <w:proofErr w:type="spellEnd"/>
+            <w:r>
+              <w:rPr>
+                <w:rFonts w:ascii="Consolas" w:hAnsi="Consolas"/>
+                <w:sz w:val="20"/>
+                <w:szCs w:val="20"/>
+              </w:rPr>
+              <w:t>" OR</w:t>
             </w:r>
           </w:p>
           <w:p>
@@ -2148,7 +3296,259 @@
                 <w:sz w:val="20"/>
                 <w:szCs w:val="20"/>
               </w:rPr>
-              <w:t xml:space="preserve"> Keyword:"source code" OR Keyword:"source codes" OR Keyword:"codebase" OR Keyword:"code repository" OR Keyword:"code search")</w:t>
+              <w:t xml:space="preserve"> </w:t>
+            </w:r>
+            <w:proofErr w:type="spellStart"/>
+            <w:r>
+              <w:rPr>
+                <w:rFonts w:ascii="Consolas" w:hAnsi="Consolas"/>
+                <w:sz w:val="20"/>
+                <w:szCs w:val="20"/>
+              </w:rPr>
+              <w:t>Keyword</w:t>
+            </w:r>
+            <w:proofErr w:type="spellEnd"/>
+            <w:r>
+              <w:rPr>
+                <w:rFonts w:ascii="Consolas" w:hAnsi="Consolas"/>
+                <w:sz w:val="20"/>
+                <w:szCs w:val="20"/>
+              </w:rPr>
+              <w:t>:"</w:t>
+            </w:r>
+            <w:proofErr w:type="spellStart"/>
+            <w:r>
+              <w:rPr>
+                <w:rFonts w:ascii="Consolas" w:hAnsi="Consolas"/>
+                <w:sz w:val="20"/>
+                <w:szCs w:val="20"/>
+              </w:rPr>
+              <w:t>source</w:t>
+            </w:r>
+            <w:proofErr w:type="spellEnd"/>
+            <w:r>
+              <w:rPr>
+                <w:rFonts w:ascii="Consolas" w:hAnsi="Consolas"/>
+                <w:sz w:val="20"/>
+                <w:szCs w:val="20"/>
+              </w:rPr>
+              <w:t xml:space="preserve"> </w:t>
+            </w:r>
+            <w:proofErr w:type="spellStart"/>
+            <w:r>
+              <w:rPr>
+                <w:rFonts w:ascii="Consolas" w:hAnsi="Consolas"/>
+                <w:sz w:val="20"/>
+                <w:szCs w:val="20"/>
+              </w:rPr>
+              <w:t>code</w:t>
+            </w:r>
+            <w:proofErr w:type="spellEnd"/>
+            <w:r>
+              <w:rPr>
+                <w:rFonts w:ascii="Consolas" w:hAnsi="Consolas"/>
+                <w:sz w:val="20"/>
+                <w:szCs w:val="20"/>
+              </w:rPr>
+              <w:t xml:space="preserve">" OR </w:t>
+            </w:r>
+            <w:proofErr w:type="spellStart"/>
+            <w:r>
+              <w:rPr>
+                <w:rFonts w:ascii="Consolas" w:hAnsi="Consolas"/>
+                <w:sz w:val="20"/>
+                <w:szCs w:val="20"/>
+              </w:rPr>
+              <w:t>Keyword</w:t>
+            </w:r>
+            <w:proofErr w:type="spellEnd"/>
+            <w:r>
+              <w:rPr>
+                <w:rFonts w:ascii="Consolas" w:hAnsi="Consolas"/>
+                <w:sz w:val="20"/>
+                <w:szCs w:val="20"/>
+              </w:rPr>
+              <w:t>:"</w:t>
+            </w:r>
+            <w:proofErr w:type="spellStart"/>
+            <w:r>
+              <w:rPr>
+                <w:rFonts w:ascii="Consolas" w:hAnsi="Consolas"/>
+                <w:sz w:val="20"/>
+                <w:szCs w:val="20"/>
+              </w:rPr>
+              <w:t>source</w:t>
+            </w:r>
+            <w:proofErr w:type="spellEnd"/>
+            <w:r>
+              <w:rPr>
+                <w:rFonts w:ascii="Consolas" w:hAnsi="Consolas"/>
+                <w:sz w:val="20"/>
+                <w:szCs w:val="20"/>
+              </w:rPr>
+              <w:t xml:space="preserve"> </w:t>
+            </w:r>
+            <w:proofErr w:type="spellStart"/>
+            <w:r>
+              <w:rPr>
+                <w:rFonts w:ascii="Consolas" w:hAnsi="Consolas"/>
+                <w:sz w:val="20"/>
+                <w:szCs w:val="20"/>
+              </w:rPr>
+              <w:t>codes</w:t>
+            </w:r>
+            <w:proofErr w:type="spellEnd"/>
+            <w:r>
+              <w:rPr>
+                <w:rFonts w:ascii="Consolas" w:hAnsi="Consolas"/>
+                <w:sz w:val="20"/>
+                <w:szCs w:val="20"/>
+              </w:rPr>
+              <w:t xml:space="preserve">" OR </w:t>
+            </w:r>
+            <w:proofErr w:type="spellStart"/>
+            <w:r>
+              <w:rPr>
+                <w:rFonts w:ascii="Consolas" w:hAnsi="Consolas"/>
+                <w:sz w:val="20"/>
+                <w:szCs w:val="20"/>
+              </w:rPr>
+              <w:t>Keyword</w:t>
+            </w:r>
+            <w:proofErr w:type="spellEnd"/>
+            <w:r>
+              <w:rPr>
+                <w:rFonts w:ascii="Consolas" w:hAnsi="Consolas"/>
+                <w:sz w:val="20"/>
+                <w:szCs w:val="20"/>
+              </w:rPr>
+              <w:t>:"</w:t>
+            </w:r>
+            <w:proofErr w:type="spellStart"/>
+            <w:r>
+              <w:rPr>
+                <w:rFonts w:ascii="Consolas" w:hAnsi="Consolas"/>
+                <w:sz w:val="20"/>
+                <w:szCs w:val="20"/>
+              </w:rPr>
+              <w:t>codebase</w:t>
+            </w:r>
+            <w:proofErr w:type="spellEnd"/>
+            <w:r>
+              <w:rPr>
+                <w:rFonts w:ascii="Consolas" w:hAnsi="Consolas"/>
+                <w:sz w:val="20"/>
+                <w:szCs w:val="20"/>
+              </w:rPr>
+              <w:t xml:space="preserve">" OR </w:t>
+            </w:r>
+            <w:proofErr w:type="spellStart"/>
+            <w:r>
+              <w:rPr>
+                <w:rFonts w:ascii="Consolas" w:hAnsi="Consolas"/>
+                <w:sz w:val="20"/>
+                <w:szCs w:val="20"/>
+              </w:rPr>
+              <w:t>Keyword</w:t>
+            </w:r>
+            <w:proofErr w:type="spellEnd"/>
+            <w:r>
+              <w:rPr>
+                <w:rFonts w:ascii="Consolas" w:hAnsi="Consolas"/>
+                <w:sz w:val="20"/>
+                <w:szCs w:val="20"/>
+              </w:rPr>
+              <w:t>:"</w:t>
+            </w:r>
+            <w:proofErr w:type="spellStart"/>
+            <w:r>
+              <w:rPr>
+                <w:rFonts w:ascii="Consolas" w:hAnsi="Consolas"/>
+                <w:sz w:val="20"/>
+                <w:szCs w:val="20"/>
+              </w:rPr>
+              <w:t>code</w:t>
+            </w:r>
+            <w:proofErr w:type="spellEnd"/>
+            <w:r>
+              <w:rPr>
+                <w:rFonts w:ascii="Consolas" w:hAnsi="Consolas"/>
+                <w:sz w:val="20"/>
+                <w:szCs w:val="20"/>
+              </w:rPr>
+              <w:t xml:space="preserve"> </w:t>
+            </w:r>
+            <w:proofErr w:type="spellStart"/>
+            <w:r>
+              <w:rPr>
+                <w:rFonts w:ascii="Consolas" w:hAnsi="Consolas"/>
+                <w:sz w:val="20"/>
+                <w:szCs w:val="20"/>
+              </w:rPr>
+              <w:t>repository</w:t>
+            </w:r>
+            <w:proofErr w:type="spellEnd"/>
+            <w:r>
+              <w:rPr>
+                <w:rFonts w:ascii="Consolas" w:hAnsi="Consolas"/>
+                <w:sz w:val="20"/>
+                <w:szCs w:val="20"/>
+              </w:rPr>
+              <w:t xml:space="preserve">" OR </w:t>
+            </w:r>
+            <w:proofErr w:type="spellStart"/>
+            <w:r>
+              <w:rPr>
+                <w:rFonts w:ascii="Consolas" w:hAnsi="Consolas"/>
+                <w:sz w:val="20"/>
+                <w:szCs w:val="20"/>
+              </w:rPr>
+              <w:t>Keyword</w:t>
+            </w:r>
+            <w:proofErr w:type="spellEnd"/>
+            <w:r>
+              <w:rPr>
+                <w:rFonts w:ascii="Consolas" w:hAnsi="Consolas"/>
+                <w:sz w:val="20"/>
+                <w:szCs w:val="20"/>
+              </w:rPr>
+              <w:t>:"</w:t>
+            </w:r>
+            <w:proofErr w:type="spellStart"/>
+            <w:r>
+              <w:rPr>
+                <w:rFonts w:ascii="Consolas" w:hAnsi="Consolas"/>
+                <w:sz w:val="20"/>
+                <w:szCs w:val="20"/>
+              </w:rPr>
+              <w:t>code</w:t>
+            </w:r>
+            <w:proofErr w:type="spellEnd"/>
+            <w:r>
+              <w:rPr>
+                <w:rFonts w:ascii="Consolas" w:hAnsi="Consolas"/>
+                <w:sz w:val="20"/>
+                <w:szCs w:val="20"/>
+              </w:rPr>
+              <w:t xml:space="preserve"> </w:t>
+            </w:r>
+            <w:proofErr w:type="spellStart"/>
+            <w:r>
+              <w:rPr>
+                <w:rFonts w:ascii="Consolas" w:hAnsi="Consolas"/>
+                <w:sz w:val="20"/>
+                <w:szCs w:val="20"/>
+              </w:rPr>
+              <w:t>search</w:t>
+            </w:r>
+            <w:proofErr w:type="spellEnd"/>
+            <w:r>
+              <w:rPr>
+                <w:rFonts w:ascii="Consolas" w:hAnsi="Consolas"/>
+                <w:sz w:val="20"/>
+                <w:szCs w:val="20"/>
+              </w:rPr>
+              <w:t>")</w:t>
             </w:r>
           </w:p>
           <w:p>
@@ -2182,7 +3582,115 @@
                 <w:sz w:val="20"/>
                 <w:szCs w:val="20"/>
               </w:rPr>
-              <w:t>(Title:"Retrieval-Augmented Generation" OR Title:"Retrieval Augmented Generation" OR Title:"RAG" OR</w:t>
+              <w:t>(</w:t>
+            </w:r>
+            <w:proofErr w:type="spellStart"/>
+            <w:r>
+              <w:rPr>
+                <w:rFonts w:ascii="Consolas" w:hAnsi="Consolas"/>
+                <w:sz w:val="20"/>
+                <w:szCs w:val="20"/>
+              </w:rPr>
+              <w:t>Title</w:t>
+            </w:r>
+            <w:proofErr w:type="spellEnd"/>
+            <w:r>
+              <w:rPr>
+                <w:rFonts w:ascii="Consolas" w:hAnsi="Consolas"/>
+                <w:sz w:val="20"/>
+                <w:szCs w:val="20"/>
+              </w:rPr>
+              <w:t>:"</w:t>
+            </w:r>
+            <w:proofErr w:type="spellStart"/>
+            <w:r>
+              <w:rPr>
+                <w:rFonts w:ascii="Consolas" w:hAnsi="Consolas"/>
+                <w:sz w:val="20"/>
+                <w:szCs w:val="20"/>
+              </w:rPr>
+              <w:t>Retrieval-Augmented</w:t>
+            </w:r>
+            <w:proofErr w:type="spellEnd"/>
+            <w:r>
+              <w:rPr>
+                <w:rFonts w:ascii="Consolas" w:hAnsi="Consolas"/>
+                <w:sz w:val="20"/>
+                <w:szCs w:val="20"/>
+              </w:rPr>
+              <w:t xml:space="preserve"> Generation" OR </w:t>
+            </w:r>
+            <w:proofErr w:type="spellStart"/>
+            <w:r>
+              <w:rPr>
+                <w:rFonts w:ascii="Consolas" w:hAnsi="Consolas"/>
+                <w:sz w:val="20"/>
+                <w:szCs w:val="20"/>
+              </w:rPr>
+              <w:t>Title</w:t>
+            </w:r>
+            <w:proofErr w:type="spellEnd"/>
+            <w:r>
+              <w:rPr>
+                <w:rFonts w:ascii="Consolas" w:hAnsi="Consolas"/>
+                <w:sz w:val="20"/>
+                <w:szCs w:val="20"/>
+              </w:rPr>
+              <w:t>:"</w:t>
+            </w:r>
+            <w:proofErr w:type="spellStart"/>
+            <w:r>
+              <w:rPr>
+                <w:rFonts w:ascii="Consolas" w:hAnsi="Consolas"/>
+                <w:sz w:val="20"/>
+                <w:szCs w:val="20"/>
+              </w:rPr>
+              <w:t>Retrieval</w:t>
+            </w:r>
+            <w:proofErr w:type="spellEnd"/>
+            <w:r>
+              <w:rPr>
+                <w:rFonts w:ascii="Consolas" w:hAnsi="Consolas"/>
+                <w:sz w:val="20"/>
+                <w:szCs w:val="20"/>
+              </w:rPr>
+              <w:t xml:space="preserve"> </w:t>
+            </w:r>
+            <w:proofErr w:type="spellStart"/>
+            <w:r>
+              <w:rPr>
+                <w:rFonts w:ascii="Consolas" w:hAnsi="Consolas"/>
+                <w:sz w:val="20"/>
+                <w:szCs w:val="20"/>
+              </w:rPr>
+              <w:t>Augmented</w:t>
+            </w:r>
+            <w:proofErr w:type="spellEnd"/>
+            <w:r>
+              <w:rPr>
+                <w:rFonts w:ascii="Consolas" w:hAnsi="Consolas"/>
+                <w:sz w:val="20"/>
+                <w:szCs w:val="20"/>
+              </w:rPr>
+              <w:t xml:space="preserve"> Generation" OR </w:t>
+            </w:r>
+            <w:proofErr w:type="spellStart"/>
+            <w:r>
+              <w:rPr>
+                <w:rFonts w:ascii="Consolas" w:hAnsi="Consolas"/>
+                <w:sz w:val="20"/>
+                <w:szCs w:val="20"/>
+              </w:rPr>
+              <w:t>Title</w:t>
+            </w:r>
+            <w:proofErr w:type="spellEnd"/>
+            <w:r>
+              <w:rPr>
+                <w:rFonts w:ascii="Consolas" w:hAnsi="Consolas"/>
+                <w:sz w:val="20"/>
+                <w:szCs w:val="20"/>
+              </w:rPr>
+              <w:t>:"RAG" OR</w:t>
             </w:r>
           </w:p>
           <w:p>
@@ -2199,7 +3707,79 @@
                 <w:sz w:val="20"/>
                 <w:szCs w:val="20"/>
               </w:rPr>
-              <w:t xml:space="preserve"> Abstract:"Retrieval-Augmented Generation" OR Abstract:"Retrieval Augmented Generation" OR Abstract:"RAG" OR</w:t>
+              <w:t xml:space="preserve"> Abstract:"</w:t>
+            </w:r>
+            <w:proofErr w:type="spellStart"/>
+            <w:r>
+              <w:rPr>
+                <w:rFonts w:ascii="Consolas" w:hAnsi="Consolas"/>
+                <w:sz w:val="20"/>
+                <w:szCs w:val="20"/>
+              </w:rPr>
+              <w:t>Retrieval-Augmented</w:t>
+            </w:r>
+            <w:proofErr w:type="spellEnd"/>
+            <w:r>
+              <w:rPr>
+                <w:rFonts w:ascii="Consolas" w:hAnsi="Consolas"/>
+                <w:sz w:val="20"/>
+                <w:szCs w:val="20"/>
+              </w:rPr>
+              <w:t xml:space="preserve"> Generation" OR Abstract:"</w:t>
+            </w:r>
+            <w:proofErr w:type="spellStart"/>
+            <w:r>
+              <w:rPr>
+                <w:rFonts w:ascii="Consolas" w:hAnsi="Consolas"/>
+                <w:sz w:val="20"/>
+                <w:szCs w:val="20"/>
+              </w:rPr>
+              <w:t>Retrieval</w:t>
+            </w:r>
+            <w:proofErr w:type="spellEnd"/>
+            <w:r>
+              <w:rPr>
+                <w:rFonts w:ascii="Consolas" w:hAnsi="Consolas"/>
+                <w:sz w:val="20"/>
+                <w:szCs w:val="20"/>
+              </w:rPr>
+              <w:t xml:space="preserve"> </w:t>
+            </w:r>
+            <w:proofErr w:type="spellStart"/>
+            <w:r>
+              <w:rPr>
+                <w:rFonts w:ascii="Consolas" w:hAnsi="Consolas"/>
+                <w:sz w:val="20"/>
+                <w:szCs w:val="20"/>
+              </w:rPr>
+              <w:t>Augmented</w:t>
+            </w:r>
+            <w:proofErr w:type="spellEnd"/>
+            <w:r>
+              <w:rPr>
+                <w:rFonts w:ascii="Consolas" w:hAnsi="Consolas"/>
+                <w:sz w:val="20"/>
+                <w:szCs w:val="20"/>
+              </w:rPr>
+              <w:t xml:space="preserve"> Generation" OR </w:t>
+            </w:r>
+            <w:proofErr w:type="spellStart"/>
+            <w:r>
+              <w:rPr>
+                <w:rFonts w:ascii="Consolas" w:hAnsi="Consolas"/>
+                <w:sz w:val="20"/>
+                <w:szCs w:val="20"/>
+              </w:rPr>
+              <w:t>Abstract:"RAG</w:t>
+            </w:r>
+            <w:proofErr w:type="spellEnd"/>
+            <w:r>
+              <w:rPr>
+                <w:rFonts w:ascii="Consolas" w:hAnsi="Consolas"/>
+                <w:sz w:val="20"/>
+                <w:szCs w:val="20"/>
+              </w:rPr>
+              <w:t>" OR</w:t>
             </w:r>
           </w:p>
           <w:p>
@@ -2216,7 +3796,115 @@
                 <w:sz w:val="20"/>
                 <w:szCs w:val="20"/>
               </w:rPr>
-              <w:t xml:space="preserve"> Keyword:"Retrieval-Augmented Generation" OR Keyword:"Retrieval Augmented Generation" OR Keyword:"RAG")</w:t>
+              <w:t xml:space="preserve"> </w:t>
+            </w:r>
+            <w:proofErr w:type="spellStart"/>
+            <w:r>
+              <w:rPr>
+                <w:rFonts w:ascii="Consolas" w:hAnsi="Consolas"/>
+                <w:sz w:val="20"/>
+                <w:szCs w:val="20"/>
+              </w:rPr>
+              <w:t>Keyword</w:t>
+            </w:r>
+            <w:proofErr w:type="spellEnd"/>
+            <w:r>
+              <w:rPr>
+                <w:rFonts w:ascii="Consolas" w:hAnsi="Consolas"/>
+                <w:sz w:val="20"/>
+                <w:szCs w:val="20"/>
+              </w:rPr>
+              <w:t>:"</w:t>
+            </w:r>
+            <w:proofErr w:type="spellStart"/>
+            <w:r>
+              <w:rPr>
+                <w:rFonts w:ascii="Consolas" w:hAnsi="Consolas"/>
+                <w:sz w:val="20"/>
+                <w:szCs w:val="20"/>
+              </w:rPr>
+              <w:t>Retrieval-Augmented</w:t>
+            </w:r>
+            <w:proofErr w:type="spellEnd"/>
+            <w:r>
+              <w:rPr>
+                <w:rFonts w:ascii="Consolas" w:hAnsi="Consolas"/>
+                <w:sz w:val="20"/>
+                <w:szCs w:val="20"/>
+              </w:rPr>
+              <w:t xml:space="preserve"> Generation" OR </w:t>
+            </w:r>
+            <w:proofErr w:type="spellStart"/>
+            <w:r>
+              <w:rPr>
+                <w:rFonts w:ascii="Consolas" w:hAnsi="Consolas"/>
+                <w:sz w:val="20"/>
+                <w:szCs w:val="20"/>
+              </w:rPr>
+              <w:t>Keyword</w:t>
+            </w:r>
+            <w:proofErr w:type="spellEnd"/>
+            <w:r>
+              <w:rPr>
+                <w:rFonts w:ascii="Consolas" w:hAnsi="Consolas"/>
+                <w:sz w:val="20"/>
+                <w:szCs w:val="20"/>
+              </w:rPr>
+              <w:t>:"</w:t>
+            </w:r>
+            <w:proofErr w:type="spellStart"/>
+            <w:r>
+              <w:rPr>
+                <w:rFonts w:ascii="Consolas" w:hAnsi="Consolas"/>
+                <w:sz w:val="20"/>
+                <w:szCs w:val="20"/>
+              </w:rPr>
+              <w:t>Retrieval</w:t>
+            </w:r>
+            <w:proofErr w:type="spellEnd"/>
+            <w:r>
+              <w:rPr>
+                <w:rFonts w:ascii="Consolas" w:hAnsi="Consolas"/>
+                <w:sz w:val="20"/>
+                <w:szCs w:val="20"/>
+              </w:rPr>
+              <w:t xml:space="preserve"> </w:t>
+            </w:r>
+            <w:proofErr w:type="spellStart"/>
+            <w:r>
+              <w:rPr>
+                <w:rFonts w:ascii="Consolas" w:hAnsi="Consolas"/>
+                <w:sz w:val="20"/>
+                <w:szCs w:val="20"/>
+              </w:rPr>
+              <w:t>Augmented</w:t>
+            </w:r>
+            <w:proofErr w:type="spellEnd"/>
+            <w:r>
+              <w:rPr>
+                <w:rFonts w:ascii="Consolas" w:hAnsi="Consolas"/>
+                <w:sz w:val="20"/>
+                <w:szCs w:val="20"/>
+              </w:rPr>
+              <w:t xml:space="preserve"> Generation" OR </w:t>
+            </w:r>
+            <w:proofErr w:type="spellStart"/>
+            <w:r>
+              <w:rPr>
+                <w:rFonts w:ascii="Consolas" w:hAnsi="Consolas"/>
+                <w:sz w:val="20"/>
+                <w:szCs w:val="20"/>
+              </w:rPr>
+              <w:t>Keyword</w:t>
+            </w:r>
+            <w:proofErr w:type="spellEnd"/>
+            <w:r>
+              <w:rPr>
+                <w:rFonts w:ascii="Consolas" w:hAnsi="Consolas"/>
+                <w:sz w:val="20"/>
+                <w:szCs w:val="20"/>
+              </w:rPr>
+              <w:t>:"RAG")</w:t>
             </w:r>
           </w:p>
           <w:p>
@@ -2250,7 +3938,133 @@
                 <w:sz w:val="20"/>
                 <w:szCs w:val="20"/>
               </w:rPr>
-              <w:t>(Title:"LLM" OR Title:"Large Language Model" OR Title:"GenAI" OR Title:"Generative AI" OR</w:t>
+              <w:t>(</w:t>
+            </w:r>
+            <w:proofErr w:type="spellStart"/>
+            <w:r>
+              <w:rPr>
+                <w:rFonts w:ascii="Consolas" w:hAnsi="Consolas"/>
+                <w:sz w:val="20"/>
+                <w:szCs w:val="20"/>
+              </w:rPr>
+              <w:t>Title</w:t>
+            </w:r>
+            <w:proofErr w:type="spellEnd"/>
+            <w:r>
+              <w:rPr>
+                <w:rFonts w:ascii="Consolas" w:hAnsi="Consolas"/>
+                <w:sz w:val="20"/>
+                <w:szCs w:val="20"/>
+              </w:rPr>
+              <w:t xml:space="preserve">:"LLM" OR </w:t>
+            </w:r>
+            <w:proofErr w:type="spellStart"/>
+            <w:r>
+              <w:rPr>
+                <w:rFonts w:ascii="Consolas" w:hAnsi="Consolas"/>
+                <w:sz w:val="20"/>
+                <w:szCs w:val="20"/>
+              </w:rPr>
+              <w:t>Title</w:t>
+            </w:r>
+            <w:proofErr w:type="spellEnd"/>
+            <w:r>
+              <w:rPr>
+                <w:rFonts w:ascii="Consolas" w:hAnsi="Consolas"/>
+                <w:sz w:val="20"/>
+                <w:szCs w:val="20"/>
+              </w:rPr>
+              <w:t xml:space="preserve">:"Large </w:t>
+            </w:r>
+            <w:proofErr w:type="spellStart"/>
+            <w:r>
+              <w:rPr>
+                <w:rFonts w:ascii="Consolas" w:hAnsi="Consolas"/>
+                <w:sz w:val="20"/>
+                <w:szCs w:val="20"/>
+              </w:rPr>
+              <w:t>Language</w:t>
+            </w:r>
+            <w:proofErr w:type="spellEnd"/>
+            <w:r>
+              <w:rPr>
+                <w:rFonts w:ascii="Consolas" w:hAnsi="Consolas"/>
+                <w:sz w:val="20"/>
+                <w:szCs w:val="20"/>
+              </w:rPr>
+              <w:t xml:space="preserve"> Model" OR </w:t>
+            </w:r>
+            <w:proofErr w:type="spellStart"/>
+            <w:r>
+              <w:rPr>
+                <w:rFonts w:ascii="Consolas" w:hAnsi="Consolas"/>
+                <w:sz w:val="20"/>
+                <w:szCs w:val="20"/>
+              </w:rPr>
+              <w:t>Title</w:t>
+            </w:r>
+            <w:proofErr w:type="spellEnd"/>
+            <w:r>
+              <w:rPr>
+                <w:rFonts w:ascii="Consolas" w:hAnsi="Consolas"/>
+                <w:sz w:val="20"/>
+                <w:szCs w:val="20"/>
+              </w:rPr>
+              <w:t>:"</w:t>
+            </w:r>
+            <w:proofErr w:type="spellStart"/>
+            <w:r>
+              <w:rPr>
+                <w:rFonts w:ascii="Consolas" w:hAnsi="Consolas"/>
+                <w:sz w:val="20"/>
+                <w:szCs w:val="20"/>
+              </w:rPr>
+              <w:t>GenAI</w:t>
+            </w:r>
+            <w:proofErr w:type="spellEnd"/>
+            <w:r>
+              <w:rPr>
+                <w:rFonts w:ascii="Consolas" w:hAnsi="Consolas"/>
+                <w:sz w:val="20"/>
+                <w:szCs w:val="20"/>
+              </w:rPr>
+              <w:t xml:space="preserve">" OR </w:t>
+            </w:r>
+            <w:proofErr w:type="spellStart"/>
+            <w:r>
+              <w:rPr>
+                <w:rFonts w:ascii="Consolas" w:hAnsi="Consolas"/>
+                <w:sz w:val="20"/>
+                <w:szCs w:val="20"/>
+              </w:rPr>
+              <w:t>Title</w:t>
+            </w:r>
+            <w:proofErr w:type="spellEnd"/>
+            <w:r>
+              <w:rPr>
+                <w:rFonts w:ascii="Consolas" w:hAnsi="Consolas"/>
+                <w:sz w:val="20"/>
+                <w:szCs w:val="20"/>
+              </w:rPr>
+              <w:t>:"</w:t>
+            </w:r>
+            <w:proofErr w:type="spellStart"/>
+            <w:r>
+              <w:rPr>
+                <w:rFonts w:ascii="Consolas" w:hAnsi="Consolas"/>
+                <w:sz w:val="20"/>
+                <w:szCs w:val="20"/>
+              </w:rPr>
+              <w:t>Generative</w:t>
+            </w:r>
+            <w:proofErr w:type="spellEnd"/>
+            <w:r>
+              <w:rPr>
+                <w:rFonts w:ascii="Consolas" w:hAnsi="Consolas"/>
+                <w:sz w:val="20"/>
+                <w:szCs w:val="20"/>
+              </w:rPr>
+              <w:t xml:space="preserve"> AI" OR</w:t>
             </w:r>
           </w:p>
           <w:p>
@@ -2267,7 +4081,97 @@
                 <w:sz w:val="20"/>
                 <w:szCs w:val="20"/>
               </w:rPr>
-              <w:t xml:space="preserve"> Abstract:"LLM" OR Abstract:"Large Language Model" OR Abstract:"GenAI" OR Abstract:"Generative AI" OR</w:t>
+              <w:t xml:space="preserve"> </w:t>
+            </w:r>
+            <w:proofErr w:type="spellStart"/>
+            <w:r>
+              <w:rPr>
+                <w:rFonts w:ascii="Consolas" w:hAnsi="Consolas"/>
+                <w:sz w:val="20"/>
+                <w:szCs w:val="20"/>
+              </w:rPr>
+              <w:t>Abstract:"LLM</w:t>
+            </w:r>
+            <w:proofErr w:type="spellEnd"/>
+            <w:r>
+              <w:rPr>
+                <w:rFonts w:ascii="Consolas" w:hAnsi="Consolas"/>
+                <w:sz w:val="20"/>
+                <w:szCs w:val="20"/>
+              </w:rPr>
+              <w:t xml:space="preserve">" OR </w:t>
+            </w:r>
+            <w:proofErr w:type="spellStart"/>
+            <w:r>
+              <w:rPr>
+                <w:rFonts w:ascii="Consolas" w:hAnsi="Consolas"/>
+                <w:sz w:val="20"/>
+                <w:szCs w:val="20"/>
+              </w:rPr>
+              <w:t>Abstract:"Large</w:t>
+            </w:r>
+            <w:proofErr w:type="spellEnd"/>
+            <w:r>
+              <w:rPr>
+                <w:rFonts w:ascii="Consolas" w:hAnsi="Consolas"/>
+                <w:sz w:val="20"/>
+                <w:szCs w:val="20"/>
+              </w:rPr>
+              <w:t xml:space="preserve"> </w:t>
+            </w:r>
+            <w:proofErr w:type="spellStart"/>
+            <w:r>
+              <w:rPr>
+                <w:rFonts w:ascii="Consolas" w:hAnsi="Consolas"/>
+                <w:sz w:val="20"/>
+                <w:szCs w:val="20"/>
+              </w:rPr>
+              <w:t>Language</w:t>
+            </w:r>
+            <w:proofErr w:type="spellEnd"/>
+            <w:r>
+              <w:rPr>
+                <w:rFonts w:ascii="Consolas" w:hAnsi="Consolas"/>
+                <w:sz w:val="20"/>
+                <w:szCs w:val="20"/>
+              </w:rPr>
+              <w:t xml:space="preserve"> Model" OR Abstract:"</w:t>
+            </w:r>
+            <w:proofErr w:type="spellStart"/>
+            <w:r>
+              <w:rPr>
+                <w:rFonts w:ascii="Consolas" w:hAnsi="Consolas"/>
+                <w:sz w:val="20"/>
+                <w:szCs w:val="20"/>
+              </w:rPr>
+              <w:t>GenAI</w:t>
+            </w:r>
+            <w:proofErr w:type="spellEnd"/>
+            <w:r>
+              <w:rPr>
+                <w:rFonts w:ascii="Consolas" w:hAnsi="Consolas"/>
+                <w:sz w:val="20"/>
+                <w:szCs w:val="20"/>
+              </w:rPr>
+              <w:t>" OR Abstract:"</w:t>
+            </w:r>
+            <w:proofErr w:type="spellStart"/>
+            <w:r>
+              <w:rPr>
+                <w:rFonts w:ascii="Consolas" w:hAnsi="Consolas"/>
+                <w:sz w:val="20"/>
+                <w:szCs w:val="20"/>
+              </w:rPr>
+              <w:t>Generative</w:t>
+            </w:r>
+            <w:proofErr w:type="spellEnd"/>
+            <w:r>
+              <w:rPr>
+                <w:rFonts w:ascii="Consolas" w:hAnsi="Consolas"/>
+                <w:sz w:val="20"/>
+                <w:szCs w:val="20"/>
+              </w:rPr>
+              <w:t xml:space="preserve"> AI" OR</w:t>
             </w:r>
           </w:p>
           <w:p>
@@ -2284,7 +4188,133 @@
                 <w:sz w:val="20"/>
                 <w:szCs w:val="20"/>
               </w:rPr>
-              <w:t xml:space="preserve"> Keyword:"LLM" OR Keyword:"Large Language Model" OR Keyword:"GenAI" OR Keyword:"Generative AI")</w:t>
+              <w:t xml:space="preserve"> </w:t>
+            </w:r>
+            <w:proofErr w:type="spellStart"/>
+            <w:r>
+              <w:rPr>
+                <w:rFonts w:ascii="Consolas" w:hAnsi="Consolas"/>
+                <w:sz w:val="20"/>
+                <w:szCs w:val="20"/>
+              </w:rPr>
+              <w:t>Keyword</w:t>
+            </w:r>
+            <w:proofErr w:type="spellEnd"/>
+            <w:r>
+              <w:rPr>
+                <w:rFonts w:ascii="Consolas" w:hAnsi="Consolas"/>
+                <w:sz w:val="20"/>
+                <w:szCs w:val="20"/>
+              </w:rPr>
+              <w:t xml:space="preserve">:"LLM" OR </w:t>
+            </w:r>
+            <w:proofErr w:type="spellStart"/>
+            <w:r>
+              <w:rPr>
+                <w:rFonts w:ascii="Consolas" w:hAnsi="Consolas"/>
+                <w:sz w:val="20"/>
+                <w:szCs w:val="20"/>
+              </w:rPr>
+              <w:t>Keyword</w:t>
+            </w:r>
+            <w:proofErr w:type="spellEnd"/>
+            <w:r>
+              <w:rPr>
+                <w:rFonts w:ascii="Consolas" w:hAnsi="Consolas"/>
+                <w:sz w:val="20"/>
+                <w:szCs w:val="20"/>
+              </w:rPr>
+              <w:t xml:space="preserve">:"Large </w:t>
+            </w:r>
+            <w:proofErr w:type="spellStart"/>
+            <w:r>
+              <w:rPr>
+                <w:rFonts w:ascii="Consolas" w:hAnsi="Consolas"/>
+                <w:sz w:val="20"/>
+                <w:szCs w:val="20"/>
+              </w:rPr>
+              <w:t>Language</w:t>
+            </w:r>
+            <w:proofErr w:type="spellEnd"/>
+            <w:r>
+              <w:rPr>
+                <w:rFonts w:ascii="Consolas" w:hAnsi="Consolas"/>
+                <w:sz w:val="20"/>
+                <w:szCs w:val="20"/>
+              </w:rPr>
+              <w:t xml:space="preserve"> Model" OR </w:t>
+            </w:r>
+            <w:proofErr w:type="spellStart"/>
+            <w:r>
+              <w:rPr>
+                <w:rFonts w:ascii="Consolas" w:hAnsi="Consolas"/>
+                <w:sz w:val="20"/>
+                <w:szCs w:val="20"/>
+              </w:rPr>
+              <w:t>Keyword</w:t>
+            </w:r>
+            <w:proofErr w:type="spellEnd"/>
+            <w:r>
+              <w:rPr>
+                <w:rFonts w:ascii="Consolas" w:hAnsi="Consolas"/>
+                <w:sz w:val="20"/>
+                <w:szCs w:val="20"/>
+              </w:rPr>
+              <w:t>:"</w:t>
+            </w:r>
+            <w:proofErr w:type="spellStart"/>
+            <w:r>
+              <w:rPr>
+                <w:rFonts w:ascii="Consolas" w:hAnsi="Consolas"/>
+                <w:sz w:val="20"/>
+                <w:szCs w:val="20"/>
+              </w:rPr>
+              <w:t>GenAI</w:t>
+            </w:r>
+            <w:proofErr w:type="spellEnd"/>
+            <w:r>
+              <w:rPr>
+                <w:rFonts w:ascii="Consolas" w:hAnsi="Consolas"/>
+                <w:sz w:val="20"/>
+                <w:szCs w:val="20"/>
+              </w:rPr>
+              <w:t xml:space="preserve">" OR </w:t>
+            </w:r>
+            <w:proofErr w:type="spellStart"/>
+            <w:r>
+              <w:rPr>
+                <w:rFonts w:ascii="Consolas" w:hAnsi="Consolas"/>
+                <w:sz w:val="20"/>
+                <w:szCs w:val="20"/>
+              </w:rPr>
+              <w:t>Keyword</w:t>
+            </w:r>
+            <w:proofErr w:type="spellEnd"/>
+            <w:r>
+              <w:rPr>
+                <w:rFonts w:ascii="Consolas" w:hAnsi="Consolas"/>
+                <w:sz w:val="20"/>
+                <w:szCs w:val="20"/>
+              </w:rPr>
+              <w:t>:"</w:t>
+            </w:r>
+            <w:proofErr w:type="spellStart"/>
+            <w:r>
+              <w:rPr>
+                <w:rFonts w:ascii="Consolas" w:hAnsi="Consolas"/>
+                <w:sz w:val="20"/>
+                <w:szCs w:val="20"/>
+              </w:rPr>
+              <w:t>Generative</w:t>
+            </w:r>
+            <w:proofErr w:type="spellEnd"/>
+            <w:r>
+              <w:rPr>
+                <w:rFonts w:ascii="Consolas" w:hAnsi="Consolas"/>
+                <w:sz w:val="20"/>
+                <w:szCs w:val="20"/>
+              </w:rPr>
+              <w:t xml:space="preserve"> AI")</w:t>
             </w:r>
           </w:p>
         </w:tc>
@@ -2352,7 +4382,15 @@
         <w:t>, é o p</w:t>
       </w:r>
       <w:r>
-        <w:t>rincipal repositório de publicações IEEE e IET em Engenharia de Software, Computação e áreas afins. Indexa conferências de alto impacto como ICSE, ASE, SANER e MSR, além dos principais periódicos da área (e.g., IEEE TSE, IEEE Software). Oferece busca avançada com exportação em CSV/BibTeX.</w:t>
+        <w:t>rincipal repositório de publicações IEEE e IET em Engenharia de Software, Computação e áreas afins. Indexa conferências de alto impacto como ICSE, ASE, SANER e MSR, além dos principais periódicos da área (e.g., IEEE TSE, IEEE Software). Oferece busca avançada com exportação em CSV/</w:t>
+      </w:r>
+      <w:proofErr w:type="spellStart"/>
+      <w:r>
+        <w:t>BibTeX</w:t>
+      </w:r>
+      <w:proofErr w:type="spellEnd"/>
+      <w:r>
+        <w:t>.</w:t>
       </w:r>
     </w:p>
     <w:p>
@@ -2433,7 +4471,23 @@
           <w:b/>
           <w:bCs/>
         </w:rPr>
-        <w:t>.1. String adaptada para sintaxe</w:t>
+        <w:t xml:space="preserve">.1. </w:t>
+      </w:r>
+      <w:proofErr w:type="spellStart"/>
+      <w:r>
+        <w:rPr>
+          <w:b/>
+          <w:bCs/>
+        </w:rPr>
+        <w:t>String</w:t>
+      </w:r>
+      <w:proofErr w:type="spellEnd"/>
+      <w:r>
+        <w:rPr>
+          <w:b/>
+          <w:bCs/>
+        </w:rPr>
+        <w:t xml:space="preserve"> adaptada para sintaxe</w:t>
       </w:r>
       <w:r>
         <w:rPr>
@@ -2506,7 +4560,349 @@
                 <w:sz w:val="20"/>
                 <w:szCs w:val="20"/>
               </w:rPr>
-              <w:t>("Document Title":"source code" OR "Document Title":"source codes" OR "Document Title":"codebase" OR "Document Title":"code repository" OR "Document Title":"code search" OR</w:t>
+              <w:t>("</w:t>
+            </w:r>
+            <w:proofErr w:type="spellStart"/>
+            <w:r>
+              <w:rPr>
+                <w:rFonts w:ascii="Consolas" w:hAnsi="Consolas"/>
+                <w:sz w:val="20"/>
+                <w:szCs w:val="20"/>
+              </w:rPr>
+              <w:t>Document</w:t>
+            </w:r>
+            <w:proofErr w:type="spellEnd"/>
+            <w:r>
+              <w:rPr>
+                <w:rFonts w:ascii="Consolas" w:hAnsi="Consolas"/>
+                <w:sz w:val="20"/>
+                <w:szCs w:val="20"/>
+              </w:rPr>
+              <w:t xml:space="preserve"> </w:t>
+            </w:r>
+            <w:proofErr w:type="spellStart"/>
+            <w:r>
+              <w:rPr>
+                <w:rFonts w:ascii="Consolas" w:hAnsi="Consolas"/>
+                <w:sz w:val="20"/>
+                <w:szCs w:val="20"/>
+              </w:rPr>
+              <w:t>Title</w:t>
+            </w:r>
+            <w:proofErr w:type="spellEnd"/>
+            <w:r>
+              <w:rPr>
+                <w:rFonts w:ascii="Consolas" w:hAnsi="Consolas"/>
+                <w:sz w:val="20"/>
+                <w:szCs w:val="20"/>
+              </w:rPr>
+              <w:t>":"</w:t>
+            </w:r>
+            <w:proofErr w:type="spellStart"/>
+            <w:r>
+              <w:rPr>
+                <w:rFonts w:ascii="Consolas" w:hAnsi="Consolas"/>
+                <w:sz w:val="20"/>
+                <w:szCs w:val="20"/>
+              </w:rPr>
+              <w:t>source</w:t>
+            </w:r>
+            <w:proofErr w:type="spellEnd"/>
+            <w:r>
+              <w:rPr>
+                <w:rFonts w:ascii="Consolas" w:hAnsi="Consolas"/>
+                <w:sz w:val="20"/>
+                <w:szCs w:val="20"/>
+              </w:rPr>
+              <w:t xml:space="preserve"> </w:t>
+            </w:r>
+            <w:proofErr w:type="spellStart"/>
+            <w:r>
+              <w:rPr>
+                <w:rFonts w:ascii="Consolas" w:hAnsi="Consolas"/>
+                <w:sz w:val="20"/>
+                <w:szCs w:val="20"/>
+              </w:rPr>
+              <w:t>code</w:t>
+            </w:r>
+            <w:proofErr w:type="spellEnd"/>
+            <w:r>
+              <w:rPr>
+                <w:rFonts w:ascii="Consolas" w:hAnsi="Consolas"/>
+                <w:sz w:val="20"/>
+                <w:szCs w:val="20"/>
+              </w:rPr>
+              <w:t>" OR "</w:t>
+            </w:r>
+            <w:proofErr w:type="spellStart"/>
+            <w:r>
+              <w:rPr>
+                <w:rFonts w:ascii="Consolas" w:hAnsi="Consolas"/>
+                <w:sz w:val="20"/>
+                <w:szCs w:val="20"/>
+              </w:rPr>
+              <w:t>Document</w:t>
+            </w:r>
+            <w:proofErr w:type="spellEnd"/>
+            <w:r>
+              <w:rPr>
+                <w:rFonts w:ascii="Consolas" w:hAnsi="Consolas"/>
+                <w:sz w:val="20"/>
+                <w:szCs w:val="20"/>
+              </w:rPr>
+              <w:t xml:space="preserve"> </w:t>
+            </w:r>
+            <w:proofErr w:type="spellStart"/>
+            <w:r>
+              <w:rPr>
+                <w:rFonts w:ascii="Consolas" w:hAnsi="Consolas"/>
+                <w:sz w:val="20"/>
+                <w:szCs w:val="20"/>
+              </w:rPr>
+              <w:t>Title</w:t>
+            </w:r>
+            <w:proofErr w:type="spellEnd"/>
+            <w:r>
+              <w:rPr>
+                <w:rFonts w:ascii="Consolas" w:hAnsi="Consolas"/>
+                <w:sz w:val="20"/>
+                <w:szCs w:val="20"/>
+              </w:rPr>
+              <w:t>":"</w:t>
+            </w:r>
+            <w:proofErr w:type="spellStart"/>
+            <w:r>
+              <w:rPr>
+                <w:rFonts w:ascii="Consolas" w:hAnsi="Consolas"/>
+                <w:sz w:val="20"/>
+                <w:szCs w:val="20"/>
+              </w:rPr>
+              <w:t>source</w:t>
+            </w:r>
+            <w:proofErr w:type="spellEnd"/>
+            <w:r>
+              <w:rPr>
+                <w:rFonts w:ascii="Consolas" w:hAnsi="Consolas"/>
+                <w:sz w:val="20"/>
+                <w:szCs w:val="20"/>
+              </w:rPr>
+              <w:t xml:space="preserve"> </w:t>
+            </w:r>
+            <w:proofErr w:type="spellStart"/>
+            <w:r>
+              <w:rPr>
+                <w:rFonts w:ascii="Consolas" w:hAnsi="Consolas"/>
+                <w:sz w:val="20"/>
+                <w:szCs w:val="20"/>
+              </w:rPr>
+              <w:t>codes</w:t>
+            </w:r>
+            <w:proofErr w:type="spellEnd"/>
+            <w:r>
+              <w:rPr>
+                <w:rFonts w:ascii="Consolas" w:hAnsi="Consolas"/>
+                <w:sz w:val="20"/>
+                <w:szCs w:val="20"/>
+              </w:rPr>
+              <w:t>" OR "</w:t>
+            </w:r>
+            <w:proofErr w:type="spellStart"/>
+            <w:r>
+              <w:rPr>
+                <w:rFonts w:ascii="Consolas" w:hAnsi="Consolas"/>
+                <w:sz w:val="20"/>
+                <w:szCs w:val="20"/>
+              </w:rPr>
+              <w:t>Document</w:t>
+            </w:r>
+            <w:proofErr w:type="spellEnd"/>
+            <w:r>
+              <w:rPr>
+                <w:rFonts w:ascii="Consolas" w:hAnsi="Consolas"/>
+                <w:sz w:val="20"/>
+                <w:szCs w:val="20"/>
+              </w:rPr>
+              <w:t xml:space="preserve"> </w:t>
+            </w:r>
+            <w:proofErr w:type="spellStart"/>
+            <w:r>
+              <w:rPr>
+                <w:rFonts w:ascii="Consolas" w:hAnsi="Consolas"/>
+                <w:sz w:val="20"/>
+                <w:szCs w:val="20"/>
+              </w:rPr>
+              <w:t>Title</w:t>
+            </w:r>
+            <w:proofErr w:type="spellEnd"/>
+            <w:r>
+              <w:rPr>
+                <w:rFonts w:ascii="Consolas" w:hAnsi="Consolas"/>
+                <w:sz w:val="20"/>
+                <w:szCs w:val="20"/>
+              </w:rPr>
+              <w:t>":"</w:t>
+            </w:r>
+            <w:proofErr w:type="spellStart"/>
+            <w:r>
+              <w:rPr>
+                <w:rFonts w:ascii="Consolas" w:hAnsi="Consolas"/>
+                <w:sz w:val="20"/>
+                <w:szCs w:val="20"/>
+              </w:rPr>
+              <w:t>codebase</w:t>
+            </w:r>
+            <w:proofErr w:type="spellEnd"/>
+            <w:r>
+              <w:rPr>
+                <w:rFonts w:ascii="Consolas" w:hAnsi="Consolas"/>
+                <w:sz w:val="20"/>
+                <w:szCs w:val="20"/>
+              </w:rPr>
+              <w:t>" OR "</w:t>
+            </w:r>
+            <w:proofErr w:type="spellStart"/>
+            <w:r>
+              <w:rPr>
+                <w:rFonts w:ascii="Consolas" w:hAnsi="Consolas"/>
+                <w:sz w:val="20"/>
+                <w:szCs w:val="20"/>
+              </w:rPr>
+              <w:t>Document</w:t>
+            </w:r>
+            <w:proofErr w:type="spellEnd"/>
+            <w:r>
+              <w:rPr>
+                <w:rFonts w:ascii="Consolas" w:hAnsi="Consolas"/>
+                <w:sz w:val="20"/>
+                <w:szCs w:val="20"/>
+              </w:rPr>
+              <w:t xml:space="preserve"> </w:t>
+            </w:r>
+            <w:proofErr w:type="spellStart"/>
+            <w:r>
+              <w:rPr>
+                <w:rFonts w:ascii="Consolas" w:hAnsi="Consolas"/>
+                <w:sz w:val="20"/>
+                <w:szCs w:val="20"/>
+              </w:rPr>
+              <w:t>Title</w:t>
+            </w:r>
+            <w:proofErr w:type="spellEnd"/>
+            <w:r>
+              <w:rPr>
+                <w:rFonts w:ascii="Consolas" w:hAnsi="Consolas"/>
+                <w:sz w:val="20"/>
+                <w:szCs w:val="20"/>
+              </w:rPr>
+              <w:t>":"</w:t>
+            </w:r>
+            <w:proofErr w:type="spellStart"/>
+            <w:r>
+              <w:rPr>
+                <w:rFonts w:ascii="Consolas" w:hAnsi="Consolas"/>
+                <w:sz w:val="20"/>
+                <w:szCs w:val="20"/>
+              </w:rPr>
+              <w:t>code</w:t>
+            </w:r>
+            <w:proofErr w:type="spellEnd"/>
+            <w:r>
+              <w:rPr>
+                <w:rFonts w:ascii="Consolas" w:hAnsi="Consolas"/>
+                <w:sz w:val="20"/>
+                <w:szCs w:val="20"/>
+              </w:rPr>
+              <w:t xml:space="preserve"> </w:t>
+            </w:r>
+            <w:proofErr w:type="spellStart"/>
+            <w:r>
+              <w:rPr>
+                <w:rFonts w:ascii="Consolas" w:hAnsi="Consolas"/>
+                <w:sz w:val="20"/>
+                <w:szCs w:val="20"/>
+              </w:rPr>
+              <w:t>repository</w:t>
+            </w:r>
+            <w:proofErr w:type="spellEnd"/>
+            <w:r>
+              <w:rPr>
+                <w:rFonts w:ascii="Consolas" w:hAnsi="Consolas"/>
+                <w:sz w:val="20"/>
+                <w:szCs w:val="20"/>
+              </w:rPr>
+              <w:t>" OR "</w:t>
+            </w:r>
+            <w:proofErr w:type="spellStart"/>
+            <w:r>
+              <w:rPr>
+                <w:rFonts w:ascii="Consolas" w:hAnsi="Consolas"/>
+                <w:sz w:val="20"/>
+                <w:szCs w:val="20"/>
+              </w:rPr>
+              <w:t>Document</w:t>
+            </w:r>
+            <w:proofErr w:type="spellEnd"/>
+            <w:r>
+              <w:rPr>
+                <w:rFonts w:ascii="Consolas" w:hAnsi="Consolas"/>
+                <w:sz w:val="20"/>
+                <w:szCs w:val="20"/>
+              </w:rPr>
+              <w:t xml:space="preserve"> </w:t>
+            </w:r>
+            <w:proofErr w:type="spellStart"/>
+            <w:r>
+              <w:rPr>
+                <w:rFonts w:ascii="Consolas" w:hAnsi="Consolas"/>
+                <w:sz w:val="20"/>
+                <w:szCs w:val="20"/>
+              </w:rPr>
+              <w:t>Title</w:t>
+            </w:r>
+            <w:proofErr w:type="spellEnd"/>
+            <w:r>
+              <w:rPr>
+                <w:rFonts w:ascii="Consolas" w:hAnsi="Consolas"/>
+                <w:sz w:val="20"/>
+                <w:szCs w:val="20"/>
+              </w:rPr>
+              <w:t>":"</w:t>
+            </w:r>
+            <w:proofErr w:type="spellStart"/>
+            <w:r>
+              <w:rPr>
+                <w:rFonts w:ascii="Consolas" w:hAnsi="Consolas"/>
+                <w:sz w:val="20"/>
+                <w:szCs w:val="20"/>
+              </w:rPr>
+              <w:t>code</w:t>
+            </w:r>
+            <w:proofErr w:type="spellEnd"/>
+            <w:r>
+              <w:rPr>
+                <w:rFonts w:ascii="Consolas" w:hAnsi="Consolas"/>
+                <w:sz w:val="20"/>
+                <w:szCs w:val="20"/>
+              </w:rPr>
+              <w:t xml:space="preserve"> </w:t>
+            </w:r>
+            <w:proofErr w:type="spellStart"/>
+            <w:r>
+              <w:rPr>
+                <w:rFonts w:ascii="Consolas" w:hAnsi="Consolas"/>
+                <w:sz w:val="20"/>
+                <w:szCs w:val="20"/>
+              </w:rPr>
+              <w:t>search</w:t>
+            </w:r>
+            <w:proofErr w:type="spellEnd"/>
+            <w:r>
+              <w:rPr>
+                <w:rFonts w:ascii="Consolas" w:hAnsi="Consolas"/>
+                <w:sz w:val="20"/>
+                <w:szCs w:val="20"/>
+              </w:rPr>
+              <w:t>" OR</w:t>
             </w:r>
           </w:p>
           <w:p>
@@ -2524,7 +4920,169 @@
                 <w:sz w:val="20"/>
                 <w:szCs w:val="20"/>
               </w:rPr>
-              <w:t xml:space="preserve"> "Abstract":"source code" OR "Abstract":"source codes" OR "Abstract":"codebase" OR "Abstract":"code repository" OR "Abstract":"code search" OR</w:t>
+              <w:t xml:space="preserve"> "Abstract":"</w:t>
+            </w:r>
+            <w:proofErr w:type="spellStart"/>
+            <w:r>
+              <w:rPr>
+                <w:rFonts w:ascii="Consolas" w:hAnsi="Consolas"/>
+                <w:sz w:val="20"/>
+                <w:szCs w:val="20"/>
+              </w:rPr>
+              <w:t>source</w:t>
+            </w:r>
+            <w:proofErr w:type="spellEnd"/>
+            <w:r>
+              <w:rPr>
+                <w:rFonts w:ascii="Consolas" w:hAnsi="Consolas"/>
+                <w:sz w:val="20"/>
+                <w:szCs w:val="20"/>
+              </w:rPr>
+              <w:t xml:space="preserve"> </w:t>
+            </w:r>
+            <w:proofErr w:type="spellStart"/>
+            <w:r>
+              <w:rPr>
+                <w:rFonts w:ascii="Consolas" w:hAnsi="Consolas"/>
+                <w:sz w:val="20"/>
+                <w:szCs w:val="20"/>
+              </w:rPr>
+              <w:t>code</w:t>
+            </w:r>
+            <w:proofErr w:type="spellEnd"/>
+            <w:r>
+              <w:rPr>
+                <w:rFonts w:ascii="Consolas" w:hAnsi="Consolas"/>
+                <w:sz w:val="20"/>
+                <w:szCs w:val="20"/>
+              </w:rPr>
+              <w:t>" OR "Abstract":"</w:t>
+            </w:r>
+            <w:proofErr w:type="spellStart"/>
+            <w:r>
+              <w:rPr>
+                <w:rFonts w:ascii="Consolas" w:hAnsi="Consolas"/>
+                <w:sz w:val="20"/>
+                <w:szCs w:val="20"/>
+              </w:rPr>
+              <w:t>source</w:t>
+            </w:r>
+            <w:proofErr w:type="spellEnd"/>
+            <w:r>
+              <w:rPr>
+                <w:rFonts w:ascii="Consolas" w:hAnsi="Consolas"/>
+                <w:sz w:val="20"/>
+                <w:szCs w:val="20"/>
+              </w:rPr>
+              <w:t xml:space="preserve"> </w:t>
+            </w:r>
+            <w:proofErr w:type="spellStart"/>
+            <w:r>
+              <w:rPr>
+                <w:rFonts w:ascii="Consolas" w:hAnsi="Consolas"/>
+                <w:sz w:val="20"/>
+                <w:szCs w:val="20"/>
+              </w:rPr>
+              <w:t>codes</w:t>
+            </w:r>
+            <w:proofErr w:type="spellEnd"/>
+            <w:r>
+              <w:rPr>
+                <w:rFonts w:ascii="Consolas" w:hAnsi="Consolas"/>
+                <w:sz w:val="20"/>
+                <w:szCs w:val="20"/>
+              </w:rPr>
+              <w:t>" OR "Abstract":"</w:t>
+            </w:r>
+            <w:proofErr w:type="spellStart"/>
+            <w:r>
+              <w:rPr>
+                <w:rFonts w:ascii="Consolas" w:hAnsi="Consolas"/>
+                <w:sz w:val="20"/>
+                <w:szCs w:val="20"/>
+              </w:rPr>
+              <w:t>codebase</w:t>
+            </w:r>
+            <w:proofErr w:type="spellEnd"/>
+            <w:r>
+              <w:rPr>
+                <w:rFonts w:ascii="Consolas" w:hAnsi="Consolas"/>
+                <w:sz w:val="20"/>
+                <w:szCs w:val="20"/>
+              </w:rPr>
+              <w:t>" OR "Abstract":"</w:t>
+            </w:r>
+            <w:proofErr w:type="spellStart"/>
+            <w:r>
+              <w:rPr>
+                <w:rFonts w:ascii="Consolas" w:hAnsi="Consolas"/>
+                <w:sz w:val="20"/>
+                <w:szCs w:val="20"/>
+              </w:rPr>
+              <w:t>code</w:t>
+            </w:r>
+            <w:proofErr w:type="spellEnd"/>
+            <w:r>
+              <w:rPr>
+                <w:rFonts w:ascii="Consolas" w:hAnsi="Consolas"/>
+                <w:sz w:val="20"/>
+                <w:szCs w:val="20"/>
+              </w:rPr>
+              <w:t xml:space="preserve"> </w:t>
+            </w:r>
+            <w:proofErr w:type="spellStart"/>
+            <w:r>
+              <w:rPr>
+                <w:rFonts w:ascii="Consolas" w:hAnsi="Consolas"/>
+                <w:sz w:val="20"/>
+                <w:szCs w:val="20"/>
+              </w:rPr>
+              <w:t>repository</w:t>
+            </w:r>
+            <w:proofErr w:type="spellEnd"/>
+            <w:r>
+              <w:rPr>
+                <w:rFonts w:ascii="Consolas" w:hAnsi="Consolas"/>
+                <w:sz w:val="20"/>
+                <w:szCs w:val="20"/>
+              </w:rPr>
+              <w:t>" OR "Abstract":"</w:t>
+            </w:r>
+            <w:proofErr w:type="spellStart"/>
+            <w:r>
+              <w:rPr>
+                <w:rFonts w:ascii="Consolas" w:hAnsi="Consolas"/>
+                <w:sz w:val="20"/>
+                <w:szCs w:val="20"/>
+              </w:rPr>
+              <w:t>code</w:t>
+            </w:r>
+            <w:proofErr w:type="spellEnd"/>
+            <w:r>
+              <w:rPr>
+                <w:rFonts w:ascii="Consolas" w:hAnsi="Consolas"/>
+                <w:sz w:val="20"/>
+                <w:szCs w:val="20"/>
+              </w:rPr>
+              <w:t xml:space="preserve"> </w:t>
+            </w:r>
+            <w:proofErr w:type="spellStart"/>
+            <w:r>
+              <w:rPr>
+                <w:rFonts w:ascii="Consolas" w:hAnsi="Consolas"/>
+                <w:sz w:val="20"/>
+                <w:szCs w:val="20"/>
+              </w:rPr>
+              <w:t>search</w:t>
+            </w:r>
+            <w:proofErr w:type="spellEnd"/>
+            <w:r>
+              <w:rPr>
+                <w:rFonts w:ascii="Consolas" w:hAnsi="Consolas"/>
+                <w:sz w:val="20"/>
+                <w:szCs w:val="20"/>
+              </w:rPr>
+              <w:t>" OR</w:t>
             </w:r>
           </w:p>
           <w:p>
@@ -2542,7 +5100,259 @@
                 <w:sz w:val="20"/>
                 <w:szCs w:val="20"/>
               </w:rPr>
-              <w:t xml:space="preserve"> "Author Keywords":"source code" OR "Author Keywords":"source codes" OR "Author Keywords":"codebase" OR "Author Keywords":"code repository" OR "Author Keywords":"code search")</w:t>
+              <w:t xml:space="preserve"> "</w:t>
+            </w:r>
+            <w:proofErr w:type="spellStart"/>
+            <w:r>
+              <w:rPr>
+                <w:rFonts w:ascii="Consolas" w:hAnsi="Consolas"/>
+                <w:sz w:val="20"/>
+                <w:szCs w:val="20"/>
+              </w:rPr>
+              <w:t>Author</w:t>
+            </w:r>
+            <w:proofErr w:type="spellEnd"/>
+            <w:r>
+              <w:rPr>
+                <w:rFonts w:ascii="Consolas" w:hAnsi="Consolas"/>
+                <w:sz w:val="20"/>
+                <w:szCs w:val="20"/>
+              </w:rPr>
+              <w:t xml:space="preserve"> Keywords":"</w:t>
+            </w:r>
+            <w:proofErr w:type="spellStart"/>
+            <w:r>
+              <w:rPr>
+                <w:rFonts w:ascii="Consolas" w:hAnsi="Consolas"/>
+                <w:sz w:val="20"/>
+                <w:szCs w:val="20"/>
+              </w:rPr>
+              <w:t>source</w:t>
+            </w:r>
+            <w:proofErr w:type="spellEnd"/>
+            <w:r>
+              <w:rPr>
+                <w:rFonts w:ascii="Consolas" w:hAnsi="Consolas"/>
+                <w:sz w:val="20"/>
+                <w:szCs w:val="20"/>
+              </w:rPr>
+              <w:t xml:space="preserve"> </w:t>
+            </w:r>
+            <w:proofErr w:type="spellStart"/>
+            <w:r>
+              <w:rPr>
+                <w:rFonts w:ascii="Consolas" w:hAnsi="Consolas"/>
+                <w:sz w:val="20"/>
+                <w:szCs w:val="20"/>
+              </w:rPr>
+              <w:t>code</w:t>
+            </w:r>
+            <w:proofErr w:type="spellEnd"/>
+            <w:r>
+              <w:rPr>
+                <w:rFonts w:ascii="Consolas" w:hAnsi="Consolas"/>
+                <w:sz w:val="20"/>
+                <w:szCs w:val="20"/>
+              </w:rPr>
+              <w:t>" OR "</w:t>
+            </w:r>
+            <w:proofErr w:type="spellStart"/>
+            <w:r>
+              <w:rPr>
+                <w:rFonts w:ascii="Consolas" w:hAnsi="Consolas"/>
+                <w:sz w:val="20"/>
+                <w:szCs w:val="20"/>
+              </w:rPr>
+              <w:t>Author</w:t>
+            </w:r>
+            <w:proofErr w:type="spellEnd"/>
+            <w:r>
+              <w:rPr>
+                <w:rFonts w:ascii="Consolas" w:hAnsi="Consolas"/>
+                <w:sz w:val="20"/>
+                <w:szCs w:val="20"/>
+              </w:rPr>
+              <w:t xml:space="preserve"> Keywords":"</w:t>
+            </w:r>
+            <w:proofErr w:type="spellStart"/>
+            <w:r>
+              <w:rPr>
+                <w:rFonts w:ascii="Consolas" w:hAnsi="Consolas"/>
+                <w:sz w:val="20"/>
+                <w:szCs w:val="20"/>
+              </w:rPr>
+              <w:t>source</w:t>
+            </w:r>
+            <w:proofErr w:type="spellEnd"/>
+            <w:r>
+              <w:rPr>
+                <w:rFonts w:ascii="Consolas" w:hAnsi="Consolas"/>
+                <w:sz w:val="20"/>
+                <w:szCs w:val="20"/>
+              </w:rPr>
+              <w:t xml:space="preserve"> </w:t>
+            </w:r>
+            <w:proofErr w:type="spellStart"/>
+            <w:r>
+              <w:rPr>
+                <w:rFonts w:ascii="Consolas" w:hAnsi="Consolas"/>
+                <w:sz w:val="20"/>
+                <w:szCs w:val="20"/>
+              </w:rPr>
+              <w:t>codes</w:t>
+            </w:r>
+            <w:proofErr w:type="spellEnd"/>
+            <w:r>
+              <w:rPr>
+                <w:rFonts w:ascii="Consolas" w:hAnsi="Consolas"/>
+                <w:sz w:val="20"/>
+                <w:szCs w:val="20"/>
+              </w:rPr>
+              <w:t>" OR "</w:t>
+            </w:r>
+            <w:proofErr w:type="spellStart"/>
+            <w:r>
+              <w:rPr>
+                <w:rFonts w:ascii="Consolas" w:hAnsi="Consolas"/>
+                <w:sz w:val="20"/>
+                <w:szCs w:val="20"/>
+              </w:rPr>
+              <w:t>Author</w:t>
+            </w:r>
+            <w:proofErr w:type="spellEnd"/>
+            <w:r>
+              <w:rPr>
+                <w:rFonts w:ascii="Consolas" w:hAnsi="Consolas"/>
+                <w:sz w:val="20"/>
+                <w:szCs w:val="20"/>
+              </w:rPr>
+              <w:t xml:space="preserve"> Keywords":"</w:t>
+            </w:r>
+            <w:proofErr w:type="spellStart"/>
+            <w:r>
+              <w:rPr>
+                <w:rFonts w:ascii="Consolas" w:hAnsi="Consolas"/>
+                <w:sz w:val="20"/>
+                <w:szCs w:val="20"/>
+              </w:rPr>
+              <w:t>codebase</w:t>
+            </w:r>
+            <w:proofErr w:type="spellEnd"/>
+            <w:r>
+              <w:rPr>
+                <w:rFonts w:ascii="Consolas" w:hAnsi="Consolas"/>
+                <w:sz w:val="20"/>
+                <w:szCs w:val="20"/>
+              </w:rPr>
+              <w:t>" OR "</w:t>
+            </w:r>
+            <w:proofErr w:type="spellStart"/>
+            <w:r>
+              <w:rPr>
+                <w:rFonts w:ascii="Consolas" w:hAnsi="Consolas"/>
+                <w:sz w:val="20"/>
+                <w:szCs w:val="20"/>
+              </w:rPr>
+              <w:t>Author</w:t>
+            </w:r>
+            <w:proofErr w:type="spellEnd"/>
+            <w:r>
+              <w:rPr>
+                <w:rFonts w:ascii="Consolas" w:hAnsi="Consolas"/>
+                <w:sz w:val="20"/>
+                <w:szCs w:val="20"/>
+              </w:rPr>
+              <w:t xml:space="preserve"> Keywords":"</w:t>
+            </w:r>
+            <w:proofErr w:type="spellStart"/>
+            <w:r>
+              <w:rPr>
+                <w:rFonts w:ascii="Consolas" w:hAnsi="Consolas"/>
+                <w:sz w:val="20"/>
+                <w:szCs w:val="20"/>
+              </w:rPr>
+              <w:t>code</w:t>
+            </w:r>
+            <w:proofErr w:type="spellEnd"/>
+            <w:r>
+              <w:rPr>
+                <w:rFonts w:ascii="Consolas" w:hAnsi="Consolas"/>
+                <w:sz w:val="20"/>
+                <w:szCs w:val="20"/>
+              </w:rPr>
+              <w:t xml:space="preserve"> </w:t>
+            </w:r>
+            <w:proofErr w:type="spellStart"/>
+            <w:r>
+              <w:rPr>
+                <w:rFonts w:ascii="Consolas" w:hAnsi="Consolas"/>
+                <w:sz w:val="20"/>
+                <w:szCs w:val="20"/>
+              </w:rPr>
+              <w:t>repository</w:t>
+            </w:r>
+            <w:proofErr w:type="spellEnd"/>
+            <w:r>
+              <w:rPr>
+                <w:rFonts w:ascii="Consolas" w:hAnsi="Consolas"/>
+                <w:sz w:val="20"/>
+                <w:szCs w:val="20"/>
+              </w:rPr>
+              <w:t>" OR "</w:t>
+            </w:r>
+            <w:proofErr w:type="spellStart"/>
+            <w:r>
+              <w:rPr>
+                <w:rFonts w:ascii="Consolas" w:hAnsi="Consolas"/>
+                <w:sz w:val="20"/>
+                <w:szCs w:val="20"/>
+              </w:rPr>
+              <w:t>Author</w:t>
+            </w:r>
+            <w:proofErr w:type="spellEnd"/>
+            <w:r>
+              <w:rPr>
+                <w:rFonts w:ascii="Consolas" w:hAnsi="Consolas"/>
+                <w:sz w:val="20"/>
+                <w:szCs w:val="20"/>
+              </w:rPr>
+              <w:t xml:space="preserve"> Keywords":"</w:t>
+            </w:r>
+            <w:proofErr w:type="spellStart"/>
+            <w:r>
+              <w:rPr>
+                <w:rFonts w:ascii="Consolas" w:hAnsi="Consolas"/>
+                <w:sz w:val="20"/>
+                <w:szCs w:val="20"/>
+              </w:rPr>
+              <w:t>code</w:t>
+            </w:r>
+            <w:proofErr w:type="spellEnd"/>
+            <w:r>
+              <w:rPr>
+                <w:rFonts w:ascii="Consolas" w:hAnsi="Consolas"/>
+                <w:sz w:val="20"/>
+                <w:szCs w:val="20"/>
+              </w:rPr>
+              <w:t xml:space="preserve"> </w:t>
+            </w:r>
+            <w:proofErr w:type="spellStart"/>
+            <w:r>
+              <w:rPr>
+                <w:rFonts w:ascii="Consolas" w:hAnsi="Consolas"/>
+                <w:sz w:val="20"/>
+                <w:szCs w:val="20"/>
+              </w:rPr>
+              <w:t>search</w:t>
+            </w:r>
+            <w:proofErr w:type="spellEnd"/>
+            <w:r>
+              <w:rPr>
+                <w:rFonts w:ascii="Consolas" w:hAnsi="Consolas"/>
+                <w:sz w:val="20"/>
+                <w:szCs w:val="20"/>
+              </w:rPr>
+              <w:t>")</w:t>
             </w:r>
           </w:p>
           <w:p>
@@ -2578,7 +5388,169 @@
                 <w:sz w:val="20"/>
                 <w:szCs w:val="20"/>
               </w:rPr>
-              <w:t>("Document Title":"Retrieval-Augmented Generation" OR "Document Title":"Retrieval Augmented Generation" OR "Document Title":"RAG" OR</w:t>
+              <w:t>("</w:t>
+            </w:r>
+            <w:proofErr w:type="spellStart"/>
+            <w:r>
+              <w:rPr>
+                <w:rFonts w:ascii="Consolas" w:hAnsi="Consolas"/>
+                <w:sz w:val="20"/>
+                <w:szCs w:val="20"/>
+              </w:rPr>
+              <w:t>Document</w:t>
+            </w:r>
+            <w:proofErr w:type="spellEnd"/>
+            <w:r>
+              <w:rPr>
+                <w:rFonts w:ascii="Consolas" w:hAnsi="Consolas"/>
+                <w:sz w:val="20"/>
+                <w:szCs w:val="20"/>
+              </w:rPr>
+              <w:t xml:space="preserve"> </w:t>
+            </w:r>
+            <w:proofErr w:type="spellStart"/>
+            <w:r>
+              <w:rPr>
+                <w:rFonts w:ascii="Consolas" w:hAnsi="Consolas"/>
+                <w:sz w:val="20"/>
+                <w:szCs w:val="20"/>
+              </w:rPr>
+              <w:t>Title</w:t>
+            </w:r>
+            <w:proofErr w:type="spellEnd"/>
+            <w:r>
+              <w:rPr>
+                <w:rFonts w:ascii="Consolas" w:hAnsi="Consolas"/>
+                <w:sz w:val="20"/>
+                <w:szCs w:val="20"/>
+              </w:rPr>
+              <w:t>":"</w:t>
+            </w:r>
+            <w:proofErr w:type="spellStart"/>
+            <w:r>
+              <w:rPr>
+                <w:rFonts w:ascii="Consolas" w:hAnsi="Consolas"/>
+                <w:sz w:val="20"/>
+                <w:szCs w:val="20"/>
+              </w:rPr>
+              <w:t>Retrieval-Augmented</w:t>
+            </w:r>
+            <w:proofErr w:type="spellEnd"/>
+            <w:r>
+              <w:rPr>
+                <w:rFonts w:ascii="Consolas" w:hAnsi="Consolas"/>
+                <w:sz w:val="20"/>
+                <w:szCs w:val="20"/>
+              </w:rPr>
+              <w:t xml:space="preserve"> Generation" OR "</w:t>
+            </w:r>
+            <w:proofErr w:type="spellStart"/>
+            <w:r>
+              <w:rPr>
+                <w:rFonts w:ascii="Consolas" w:hAnsi="Consolas"/>
+                <w:sz w:val="20"/>
+                <w:szCs w:val="20"/>
+              </w:rPr>
+              <w:t>Document</w:t>
+            </w:r>
+            <w:proofErr w:type="spellEnd"/>
+            <w:r>
+              <w:rPr>
+                <w:rFonts w:ascii="Consolas" w:hAnsi="Consolas"/>
+                <w:sz w:val="20"/>
+                <w:szCs w:val="20"/>
+              </w:rPr>
+              <w:t xml:space="preserve"> </w:t>
+            </w:r>
+            <w:proofErr w:type="spellStart"/>
+            <w:r>
+              <w:rPr>
+                <w:rFonts w:ascii="Consolas" w:hAnsi="Consolas"/>
+                <w:sz w:val="20"/>
+                <w:szCs w:val="20"/>
+              </w:rPr>
+              <w:t>Title</w:t>
+            </w:r>
+            <w:proofErr w:type="spellEnd"/>
+            <w:r>
+              <w:rPr>
+                <w:rFonts w:ascii="Consolas" w:hAnsi="Consolas"/>
+                <w:sz w:val="20"/>
+                <w:szCs w:val="20"/>
+              </w:rPr>
+              <w:t>":"</w:t>
+            </w:r>
+            <w:proofErr w:type="spellStart"/>
+            <w:r>
+              <w:rPr>
+                <w:rFonts w:ascii="Consolas" w:hAnsi="Consolas"/>
+                <w:sz w:val="20"/>
+                <w:szCs w:val="20"/>
+              </w:rPr>
+              <w:t>Retrieval</w:t>
+            </w:r>
+            <w:proofErr w:type="spellEnd"/>
+            <w:r>
+              <w:rPr>
+                <w:rFonts w:ascii="Consolas" w:hAnsi="Consolas"/>
+                <w:sz w:val="20"/>
+                <w:szCs w:val="20"/>
+              </w:rPr>
+              <w:t xml:space="preserve"> </w:t>
+            </w:r>
+            <w:proofErr w:type="spellStart"/>
+            <w:r>
+              <w:rPr>
+                <w:rFonts w:ascii="Consolas" w:hAnsi="Consolas"/>
+                <w:sz w:val="20"/>
+                <w:szCs w:val="20"/>
+              </w:rPr>
+              <w:t>Augmented</w:t>
+            </w:r>
+            <w:proofErr w:type="spellEnd"/>
+            <w:r>
+              <w:rPr>
+                <w:rFonts w:ascii="Consolas" w:hAnsi="Consolas"/>
+                <w:sz w:val="20"/>
+                <w:szCs w:val="20"/>
+              </w:rPr>
+              <w:t xml:space="preserve"> Generation" OR "</w:t>
+            </w:r>
+            <w:proofErr w:type="spellStart"/>
+            <w:r>
+              <w:rPr>
+                <w:rFonts w:ascii="Consolas" w:hAnsi="Consolas"/>
+                <w:sz w:val="20"/>
+                <w:szCs w:val="20"/>
+              </w:rPr>
+              <w:t>Document</w:t>
+            </w:r>
+            <w:proofErr w:type="spellEnd"/>
+            <w:r>
+              <w:rPr>
+                <w:rFonts w:ascii="Consolas" w:hAnsi="Consolas"/>
+                <w:sz w:val="20"/>
+                <w:szCs w:val="20"/>
+              </w:rPr>
+              <w:t xml:space="preserve"> </w:t>
+            </w:r>
+            <w:proofErr w:type="spellStart"/>
+            <w:r>
+              <w:rPr>
+                <w:rFonts w:ascii="Consolas" w:hAnsi="Consolas"/>
+                <w:sz w:val="20"/>
+                <w:szCs w:val="20"/>
+              </w:rPr>
+              <w:t>Title</w:t>
+            </w:r>
+            <w:proofErr w:type="spellEnd"/>
+            <w:r>
+              <w:rPr>
+                <w:rFonts w:ascii="Consolas" w:hAnsi="Consolas"/>
+                <w:sz w:val="20"/>
+                <w:szCs w:val="20"/>
+              </w:rPr>
+              <w:t>":"RAG" OR</w:t>
             </w:r>
           </w:p>
           <w:p>
@@ -2596,7 +5568,79 @@
                 <w:sz w:val="20"/>
                 <w:szCs w:val="20"/>
               </w:rPr>
-              <w:t xml:space="preserve"> "Abstract":"Retrieval-Augmented Generation" OR "Abstract":"Retrieval Augmented Generation" OR "Abstract":"RAG" OR</w:t>
+              <w:t xml:space="preserve"> "Abstract":"</w:t>
+            </w:r>
+            <w:proofErr w:type="spellStart"/>
+            <w:r>
+              <w:rPr>
+                <w:rFonts w:ascii="Consolas" w:hAnsi="Consolas"/>
+                <w:sz w:val="20"/>
+                <w:szCs w:val="20"/>
+              </w:rPr>
+              <w:t>Retrieval-Augmented</w:t>
+            </w:r>
+            <w:proofErr w:type="spellEnd"/>
+            <w:r>
+              <w:rPr>
+                <w:rFonts w:ascii="Consolas" w:hAnsi="Consolas"/>
+                <w:sz w:val="20"/>
+                <w:szCs w:val="20"/>
+              </w:rPr>
+              <w:t xml:space="preserve"> Generation" OR "Abstract":"</w:t>
+            </w:r>
+            <w:proofErr w:type="spellStart"/>
+            <w:r>
+              <w:rPr>
+                <w:rFonts w:ascii="Consolas" w:hAnsi="Consolas"/>
+                <w:sz w:val="20"/>
+                <w:szCs w:val="20"/>
+              </w:rPr>
+              <w:t>Retrieval</w:t>
+            </w:r>
+            <w:proofErr w:type="spellEnd"/>
+            <w:r>
+              <w:rPr>
+                <w:rFonts w:ascii="Consolas" w:hAnsi="Consolas"/>
+                <w:sz w:val="20"/>
+                <w:szCs w:val="20"/>
+              </w:rPr>
+              <w:t xml:space="preserve"> </w:t>
+            </w:r>
+            <w:proofErr w:type="spellStart"/>
+            <w:r>
+              <w:rPr>
+                <w:rFonts w:ascii="Consolas" w:hAnsi="Consolas"/>
+                <w:sz w:val="20"/>
+                <w:szCs w:val="20"/>
+              </w:rPr>
+              <w:t>Augmented</w:t>
+            </w:r>
+            <w:proofErr w:type="spellEnd"/>
+            <w:r>
+              <w:rPr>
+                <w:rFonts w:ascii="Consolas" w:hAnsi="Consolas"/>
+                <w:sz w:val="20"/>
+                <w:szCs w:val="20"/>
+              </w:rPr>
+              <w:t xml:space="preserve"> Generation" OR "</w:t>
+            </w:r>
+            <w:proofErr w:type="spellStart"/>
+            <w:r>
+              <w:rPr>
+                <w:rFonts w:ascii="Consolas" w:hAnsi="Consolas"/>
+                <w:sz w:val="20"/>
+                <w:szCs w:val="20"/>
+              </w:rPr>
+              <w:t>Abstract":"RAG</w:t>
+            </w:r>
+            <w:proofErr w:type="spellEnd"/>
+            <w:r>
+              <w:rPr>
+                <w:rFonts w:ascii="Consolas" w:hAnsi="Consolas"/>
+                <w:sz w:val="20"/>
+                <w:szCs w:val="20"/>
+              </w:rPr>
+              <w:t>" OR</w:t>
             </w:r>
           </w:p>
           <w:p>
@@ -2614,7 +5658,133 @@
                 <w:sz w:val="20"/>
                 <w:szCs w:val="20"/>
               </w:rPr>
-              <w:t xml:space="preserve"> "Author Keywords":"Retrieval-Augmented Generation" OR "Author Keywords":"Retrieval Augmented Generation" OR "Author Keywords":"RAG")</w:t>
+              <w:t xml:space="preserve"> "</w:t>
+            </w:r>
+            <w:proofErr w:type="spellStart"/>
+            <w:r>
+              <w:rPr>
+                <w:rFonts w:ascii="Consolas" w:hAnsi="Consolas"/>
+                <w:sz w:val="20"/>
+                <w:szCs w:val="20"/>
+              </w:rPr>
+              <w:t>Author</w:t>
+            </w:r>
+            <w:proofErr w:type="spellEnd"/>
+            <w:r>
+              <w:rPr>
+                <w:rFonts w:ascii="Consolas" w:hAnsi="Consolas"/>
+                <w:sz w:val="20"/>
+                <w:szCs w:val="20"/>
+              </w:rPr>
+              <w:t xml:space="preserve"> Keywords":"</w:t>
+            </w:r>
+            <w:proofErr w:type="spellStart"/>
+            <w:r>
+              <w:rPr>
+                <w:rFonts w:ascii="Consolas" w:hAnsi="Consolas"/>
+                <w:sz w:val="20"/>
+                <w:szCs w:val="20"/>
+              </w:rPr>
+              <w:t>Retrieval-Augmented</w:t>
+            </w:r>
+            <w:proofErr w:type="spellEnd"/>
+            <w:r>
+              <w:rPr>
+                <w:rFonts w:ascii="Consolas" w:hAnsi="Consolas"/>
+                <w:sz w:val="20"/>
+                <w:szCs w:val="20"/>
+              </w:rPr>
+              <w:t xml:space="preserve"> Generation" OR "</w:t>
+            </w:r>
+            <w:proofErr w:type="spellStart"/>
+            <w:r>
+              <w:rPr>
+                <w:rFonts w:ascii="Consolas" w:hAnsi="Consolas"/>
+                <w:sz w:val="20"/>
+                <w:szCs w:val="20"/>
+              </w:rPr>
+              <w:t>Author</w:t>
+            </w:r>
+            <w:proofErr w:type="spellEnd"/>
+            <w:r>
+              <w:rPr>
+                <w:rFonts w:ascii="Consolas" w:hAnsi="Consolas"/>
+                <w:sz w:val="20"/>
+                <w:szCs w:val="20"/>
+              </w:rPr>
+              <w:t xml:space="preserve"> Keywords":"</w:t>
+            </w:r>
+            <w:proofErr w:type="spellStart"/>
+            <w:r>
+              <w:rPr>
+                <w:rFonts w:ascii="Consolas" w:hAnsi="Consolas"/>
+                <w:sz w:val="20"/>
+                <w:szCs w:val="20"/>
+              </w:rPr>
+              <w:t>Retrieval</w:t>
+            </w:r>
+            <w:proofErr w:type="spellEnd"/>
+            <w:r>
+              <w:rPr>
+                <w:rFonts w:ascii="Consolas" w:hAnsi="Consolas"/>
+                <w:sz w:val="20"/>
+                <w:szCs w:val="20"/>
+              </w:rPr>
+              <w:t xml:space="preserve"> </w:t>
+            </w:r>
+            <w:proofErr w:type="spellStart"/>
+            <w:r>
+              <w:rPr>
+                <w:rFonts w:ascii="Consolas" w:hAnsi="Consolas"/>
+                <w:sz w:val="20"/>
+                <w:szCs w:val="20"/>
+              </w:rPr>
+              <w:t>Augmented</w:t>
+            </w:r>
+            <w:proofErr w:type="spellEnd"/>
+            <w:r>
+              <w:rPr>
+                <w:rFonts w:ascii="Consolas" w:hAnsi="Consolas"/>
+                <w:sz w:val="20"/>
+                <w:szCs w:val="20"/>
+              </w:rPr>
+              <w:t xml:space="preserve"> Generation" OR "</w:t>
+            </w:r>
+            <w:proofErr w:type="spellStart"/>
+            <w:r>
+              <w:rPr>
+                <w:rFonts w:ascii="Consolas" w:hAnsi="Consolas"/>
+                <w:sz w:val="20"/>
+                <w:szCs w:val="20"/>
+              </w:rPr>
+              <w:t>Author</w:t>
+            </w:r>
+            <w:proofErr w:type="spellEnd"/>
+            <w:r>
+              <w:rPr>
+                <w:rFonts w:ascii="Consolas" w:hAnsi="Consolas"/>
+                <w:sz w:val="20"/>
+                <w:szCs w:val="20"/>
+              </w:rPr>
+              <w:t xml:space="preserve"> </w:t>
+            </w:r>
+            <w:proofErr w:type="spellStart"/>
+            <w:r>
+              <w:rPr>
+                <w:rFonts w:ascii="Consolas" w:hAnsi="Consolas"/>
+                <w:sz w:val="20"/>
+                <w:szCs w:val="20"/>
+              </w:rPr>
+              <w:t>Keywords":"RAG</w:t>
+            </w:r>
+            <w:proofErr w:type="spellEnd"/>
+            <w:r>
+              <w:rPr>
+                <w:rFonts w:ascii="Consolas" w:hAnsi="Consolas"/>
+                <w:sz w:val="20"/>
+                <w:szCs w:val="20"/>
+              </w:rPr>
+              <w:t>")</w:t>
             </w:r>
           </w:p>
           <w:p>
@@ -2650,7 +5820,205 @@
                 <w:sz w:val="20"/>
                 <w:szCs w:val="20"/>
               </w:rPr>
-              <w:t>("Document Title":"LLM" OR "Document Title":"Large Language Model" OR "Document Title":"GenAI" OR "Document Title":"Generative AI" OR</w:t>
+              <w:t>("</w:t>
+            </w:r>
+            <w:proofErr w:type="spellStart"/>
+            <w:r>
+              <w:rPr>
+                <w:rFonts w:ascii="Consolas" w:hAnsi="Consolas"/>
+                <w:sz w:val="20"/>
+                <w:szCs w:val="20"/>
+              </w:rPr>
+              <w:t>Document</w:t>
+            </w:r>
+            <w:proofErr w:type="spellEnd"/>
+            <w:r>
+              <w:rPr>
+                <w:rFonts w:ascii="Consolas" w:hAnsi="Consolas"/>
+                <w:sz w:val="20"/>
+                <w:szCs w:val="20"/>
+              </w:rPr>
+              <w:t xml:space="preserve"> </w:t>
+            </w:r>
+            <w:proofErr w:type="spellStart"/>
+            <w:r>
+              <w:rPr>
+                <w:rFonts w:ascii="Consolas" w:hAnsi="Consolas"/>
+                <w:sz w:val="20"/>
+                <w:szCs w:val="20"/>
+              </w:rPr>
+              <w:t>Title</w:t>
+            </w:r>
+            <w:proofErr w:type="spellEnd"/>
+            <w:r>
+              <w:rPr>
+                <w:rFonts w:ascii="Consolas" w:hAnsi="Consolas"/>
+                <w:sz w:val="20"/>
+                <w:szCs w:val="20"/>
+              </w:rPr>
+              <w:t>":"LLM" OR "</w:t>
+            </w:r>
+            <w:proofErr w:type="spellStart"/>
+            <w:r>
+              <w:rPr>
+                <w:rFonts w:ascii="Consolas" w:hAnsi="Consolas"/>
+                <w:sz w:val="20"/>
+                <w:szCs w:val="20"/>
+              </w:rPr>
+              <w:t>Document</w:t>
+            </w:r>
+            <w:proofErr w:type="spellEnd"/>
+            <w:r>
+              <w:rPr>
+                <w:rFonts w:ascii="Consolas" w:hAnsi="Consolas"/>
+                <w:sz w:val="20"/>
+                <w:szCs w:val="20"/>
+              </w:rPr>
+              <w:t xml:space="preserve"> </w:t>
+            </w:r>
+            <w:proofErr w:type="spellStart"/>
+            <w:r>
+              <w:rPr>
+                <w:rFonts w:ascii="Consolas" w:hAnsi="Consolas"/>
+                <w:sz w:val="20"/>
+                <w:szCs w:val="20"/>
+              </w:rPr>
+              <w:t>Title</w:t>
+            </w:r>
+            <w:proofErr w:type="spellEnd"/>
+            <w:r>
+              <w:rPr>
+                <w:rFonts w:ascii="Consolas" w:hAnsi="Consolas"/>
+                <w:sz w:val="20"/>
+                <w:szCs w:val="20"/>
+              </w:rPr>
+              <w:t xml:space="preserve">":"Large </w:t>
+            </w:r>
+            <w:proofErr w:type="spellStart"/>
+            <w:r>
+              <w:rPr>
+                <w:rFonts w:ascii="Consolas" w:hAnsi="Consolas"/>
+                <w:sz w:val="20"/>
+                <w:szCs w:val="20"/>
+              </w:rPr>
+              <w:t>Language</w:t>
+            </w:r>
+            <w:proofErr w:type="spellEnd"/>
+            <w:r>
+              <w:rPr>
+                <w:rFonts w:ascii="Consolas" w:hAnsi="Consolas"/>
+                <w:sz w:val="20"/>
+                <w:szCs w:val="20"/>
+              </w:rPr>
+              <w:t xml:space="preserve"> Model" OR "</w:t>
+            </w:r>
+            <w:proofErr w:type="spellStart"/>
+            <w:r>
+              <w:rPr>
+                <w:rFonts w:ascii="Consolas" w:hAnsi="Consolas"/>
+                <w:sz w:val="20"/>
+                <w:szCs w:val="20"/>
+              </w:rPr>
+              <w:t>Document</w:t>
+            </w:r>
+            <w:proofErr w:type="spellEnd"/>
+            <w:r>
+              <w:rPr>
+                <w:rFonts w:ascii="Consolas" w:hAnsi="Consolas"/>
+                <w:sz w:val="20"/>
+                <w:szCs w:val="20"/>
+              </w:rPr>
+              <w:t xml:space="preserve"> </w:t>
+            </w:r>
+            <w:proofErr w:type="spellStart"/>
+            <w:r>
+              <w:rPr>
+                <w:rFonts w:ascii="Consolas" w:hAnsi="Consolas"/>
+                <w:sz w:val="20"/>
+                <w:szCs w:val="20"/>
+              </w:rPr>
+              <w:t>Title</w:t>
+            </w:r>
+            <w:proofErr w:type="spellEnd"/>
+            <w:r>
+              <w:rPr>
+                <w:rFonts w:ascii="Consolas" w:hAnsi="Consolas"/>
+                <w:sz w:val="20"/>
+                <w:szCs w:val="20"/>
+              </w:rPr>
+              <w:t>":"</w:t>
+            </w:r>
+            <w:proofErr w:type="spellStart"/>
+            <w:r>
+              <w:rPr>
+                <w:rFonts w:ascii="Consolas" w:hAnsi="Consolas"/>
+                <w:sz w:val="20"/>
+                <w:szCs w:val="20"/>
+              </w:rPr>
+              <w:t>GenAI</w:t>
+            </w:r>
+            <w:proofErr w:type="spellEnd"/>
+            <w:r>
+              <w:rPr>
+                <w:rFonts w:ascii="Consolas" w:hAnsi="Consolas"/>
+                <w:sz w:val="20"/>
+                <w:szCs w:val="20"/>
+              </w:rPr>
+              <w:t>" OR "</w:t>
+            </w:r>
+            <w:proofErr w:type="spellStart"/>
+            <w:r>
+              <w:rPr>
+                <w:rFonts w:ascii="Consolas" w:hAnsi="Consolas"/>
+                <w:sz w:val="20"/>
+                <w:szCs w:val="20"/>
+              </w:rPr>
+              <w:t>Document</w:t>
+            </w:r>
+            <w:proofErr w:type="spellEnd"/>
+            <w:r>
+              <w:rPr>
+                <w:rFonts w:ascii="Consolas" w:hAnsi="Consolas"/>
+                <w:sz w:val="20"/>
+                <w:szCs w:val="20"/>
+              </w:rPr>
+              <w:t xml:space="preserve"> </w:t>
+            </w:r>
+            <w:proofErr w:type="spellStart"/>
+            <w:r>
+              <w:rPr>
+                <w:rFonts w:ascii="Consolas" w:hAnsi="Consolas"/>
+                <w:sz w:val="20"/>
+                <w:szCs w:val="20"/>
+              </w:rPr>
+              <w:t>Title</w:t>
+            </w:r>
+            <w:proofErr w:type="spellEnd"/>
+            <w:r>
+              <w:rPr>
+                <w:rFonts w:ascii="Consolas" w:hAnsi="Consolas"/>
+                <w:sz w:val="20"/>
+                <w:szCs w:val="20"/>
+              </w:rPr>
+              <w:t>":"</w:t>
+            </w:r>
+            <w:proofErr w:type="spellStart"/>
+            <w:r>
+              <w:rPr>
+                <w:rFonts w:ascii="Consolas" w:hAnsi="Consolas"/>
+                <w:sz w:val="20"/>
+                <w:szCs w:val="20"/>
+              </w:rPr>
+              <w:t>Generative</w:t>
+            </w:r>
+            <w:proofErr w:type="spellEnd"/>
+            <w:r>
+              <w:rPr>
+                <w:rFonts w:ascii="Consolas" w:hAnsi="Consolas"/>
+                <w:sz w:val="20"/>
+                <w:szCs w:val="20"/>
+              </w:rPr>
+              <w:t xml:space="preserve"> AI" OR</w:t>
             </w:r>
           </w:p>
           <w:p>
@@ -2668,7 +6036,97 @@
                 <w:sz w:val="20"/>
                 <w:szCs w:val="20"/>
               </w:rPr>
-              <w:t xml:space="preserve"> "Abstract":"LLM" OR "Abstract":"Large Language Model" OR "Abstract":"GenAI" OR "Abstract":"Generative AI" OR</w:t>
+              <w:t xml:space="preserve"> "</w:t>
+            </w:r>
+            <w:proofErr w:type="spellStart"/>
+            <w:r>
+              <w:rPr>
+                <w:rFonts w:ascii="Consolas" w:hAnsi="Consolas"/>
+                <w:sz w:val="20"/>
+                <w:szCs w:val="20"/>
+              </w:rPr>
+              <w:t>Abstract":"LLM</w:t>
+            </w:r>
+            <w:proofErr w:type="spellEnd"/>
+            <w:r>
+              <w:rPr>
+                <w:rFonts w:ascii="Consolas" w:hAnsi="Consolas"/>
+                <w:sz w:val="20"/>
+                <w:szCs w:val="20"/>
+              </w:rPr>
+              <w:t>" OR "</w:t>
+            </w:r>
+            <w:proofErr w:type="spellStart"/>
+            <w:r>
+              <w:rPr>
+                <w:rFonts w:ascii="Consolas" w:hAnsi="Consolas"/>
+                <w:sz w:val="20"/>
+                <w:szCs w:val="20"/>
+              </w:rPr>
+              <w:t>Abstract":"Large</w:t>
+            </w:r>
+            <w:proofErr w:type="spellEnd"/>
+            <w:r>
+              <w:rPr>
+                <w:rFonts w:ascii="Consolas" w:hAnsi="Consolas"/>
+                <w:sz w:val="20"/>
+                <w:szCs w:val="20"/>
+              </w:rPr>
+              <w:t xml:space="preserve"> </w:t>
+            </w:r>
+            <w:proofErr w:type="spellStart"/>
+            <w:r>
+              <w:rPr>
+                <w:rFonts w:ascii="Consolas" w:hAnsi="Consolas"/>
+                <w:sz w:val="20"/>
+                <w:szCs w:val="20"/>
+              </w:rPr>
+              <w:t>Language</w:t>
+            </w:r>
+            <w:proofErr w:type="spellEnd"/>
+            <w:r>
+              <w:rPr>
+                <w:rFonts w:ascii="Consolas" w:hAnsi="Consolas"/>
+                <w:sz w:val="20"/>
+                <w:szCs w:val="20"/>
+              </w:rPr>
+              <w:t xml:space="preserve"> Model" OR "Abstract":"</w:t>
+            </w:r>
+            <w:proofErr w:type="spellStart"/>
+            <w:r>
+              <w:rPr>
+                <w:rFonts w:ascii="Consolas" w:hAnsi="Consolas"/>
+                <w:sz w:val="20"/>
+                <w:szCs w:val="20"/>
+              </w:rPr>
+              <w:t>GenAI</w:t>
+            </w:r>
+            <w:proofErr w:type="spellEnd"/>
+            <w:r>
+              <w:rPr>
+                <w:rFonts w:ascii="Consolas" w:hAnsi="Consolas"/>
+                <w:sz w:val="20"/>
+                <w:szCs w:val="20"/>
+              </w:rPr>
+              <w:t>" OR "Abstract":"</w:t>
+            </w:r>
+            <w:proofErr w:type="spellStart"/>
+            <w:r>
+              <w:rPr>
+                <w:rFonts w:ascii="Consolas" w:hAnsi="Consolas"/>
+                <w:sz w:val="20"/>
+                <w:szCs w:val="20"/>
+              </w:rPr>
+              <w:t>Generative</w:t>
+            </w:r>
+            <w:proofErr w:type="spellEnd"/>
+            <w:r>
+              <w:rPr>
+                <w:rFonts w:ascii="Consolas" w:hAnsi="Consolas"/>
+                <w:sz w:val="20"/>
+                <w:szCs w:val="20"/>
+              </w:rPr>
+              <w:t xml:space="preserve"> AI" OR</w:t>
             </w:r>
           </w:p>
           <w:p>
@@ -2686,7 +6144,169 @@
                 <w:sz w:val="20"/>
                 <w:szCs w:val="20"/>
               </w:rPr>
-              <w:t xml:space="preserve"> "Author Keywords":"LLM" OR "Author Keywords":"Large Language Model" OR "Author Keywords":"GenAI" OR "Author Keywords":"Generative AI")</w:t>
+              <w:t xml:space="preserve"> "</w:t>
+            </w:r>
+            <w:proofErr w:type="spellStart"/>
+            <w:r>
+              <w:rPr>
+                <w:rFonts w:ascii="Consolas" w:hAnsi="Consolas"/>
+                <w:sz w:val="20"/>
+                <w:szCs w:val="20"/>
+              </w:rPr>
+              <w:t>Author</w:t>
+            </w:r>
+            <w:proofErr w:type="spellEnd"/>
+            <w:r>
+              <w:rPr>
+                <w:rFonts w:ascii="Consolas" w:hAnsi="Consolas"/>
+                <w:sz w:val="20"/>
+                <w:szCs w:val="20"/>
+              </w:rPr>
+              <w:t xml:space="preserve"> </w:t>
+            </w:r>
+            <w:proofErr w:type="spellStart"/>
+            <w:r>
+              <w:rPr>
+                <w:rFonts w:ascii="Consolas" w:hAnsi="Consolas"/>
+                <w:sz w:val="20"/>
+                <w:szCs w:val="20"/>
+              </w:rPr>
+              <w:t>Keywords":"LLM</w:t>
+            </w:r>
+            <w:proofErr w:type="spellEnd"/>
+            <w:r>
+              <w:rPr>
+                <w:rFonts w:ascii="Consolas" w:hAnsi="Consolas"/>
+                <w:sz w:val="20"/>
+                <w:szCs w:val="20"/>
+              </w:rPr>
+              <w:t>" OR "</w:t>
+            </w:r>
+            <w:proofErr w:type="spellStart"/>
+            <w:r>
+              <w:rPr>
+                <w:rFonts w:ascii="Consolas" w:hAnsi="Consolas"/>
+                <w:sz w:val="20"/>
+                <w:szCs w:val="20"/>
+              </w:rPr>
+              <w:t>Author</w:t>
+            </w:r>
+            <w:proofErr w:type="spellEnd"/>
+            <w:r>
+              <w:rPr>
+                <w:rFonts w:ascii="Consolas" w:hAnsi="Consolas"/>
+                <w:sz w:val="20"/>
+                <w:szCs w:val="20"/>
+              </w:rPr>
+              <w:t xml:space="preserve"> </w:t>
+            </w:r>
+            <w:proofErr w:type="spellStart"/>
+            <w:r>
+              <w:rPr>
+                <w:rFonts w:ascii="Consolas" w:hAnsi="Consolas"/>
+                <w:sz w:val="20"/>
+                <w:szCs w:val="20"/>
+              </w:rPr>
+              <w:t>Keywords":"Large</w:t>
+            </w:r>
+            <w:proofErr w:type="spellEnd"/>
+            <w:r>
+              <w:rPr>
+                <w:rFonts w:ascii="Consolas" w:hAnsi="Consolas"/>
+                <w:sz w:val="20"/>
+                <w:szCs w:val="20"/>
+              </w:rPr>
+              <w:t xml:space="preserve"> </w:t>
+            </w:r>
+            <w:proofErr w:type="spellStart"/>
+            <w:r>
+              <w:rPr>
+                <w:rFonts w:ascii="Consolas" w:hAnsi="Consolas"/>
+                <w:sz w:val="20"/>
+                <w:szCs w:val="20"/>
+              </w:rPr>
+              <w:t>Language</w:t>
+            </w:r>
+            <w:proofErr w:type="spellEnd"/>
+            <w:r>
+              <w:rPr>
+                <w:rFonts w:ascii="Consolas" w:hAnsi="Consolas"/>
+                <w:sz w:val="20"/>
+                <w:szCs w:val="20"/>
+              </w:rPr>
+              <w:t xml:space="preserve"> Model" OR "</w:t>
+            </w:r>
+            <w:proofErr w:type="spellStart"/>
+            <w:r>
+              <w:rPr>
+                <w:rFonts w:ascii="Consolas" w:hAnsi="Consolas"/>
+                <w:sz w:val="20"/>
+                <w:szCs w:val="20"/>
+              </w:rPr>
+              <w:t>Author</w:t>
+            </w:r>
+            <w:proofErr w:type="spellEnd"/>
+            <w:r>
+              <w:rPr>
+                <w:rFonts w:ascii="Consolas" w:hAnsi="Consolas"/>
+                <w:sz w:val="20"/>
+                <w:szCs w:val="20"/>
+              </w:rPr>
+              <w:t xml:space="preserve"> Keywords":"</w:t>
+            </w:r>
+            <w:proofErr w:type="spellStart"/>
+            <w:r>
+              <w:rPr>
+                <w:rFonts w:ascii="Consolas" w:hAnsi="Consolas"/>
+                <w:sz w:val="20"/>
+                <w:szCs w:val="20"/>
+              </w:rPr>
+              <w:t>GenAI</w:t>
+            </w:r>
+            <w:proofErr w:type="spellEnd"/>
+            <w:r>
+              <w:rPr>
+                <w:rFonts w:ascii="Consolas" w:hAnsi="Consolas"/>
+                <w:sz w:val="20"/>
+                <w:szCs w:val="20"/>
+              </w:rPr>
+              <w:t>" OR "</w:t>
+            </w:r>
+            <w:proofErr w:type="spellStart"/>
+            <w:r>
+              <w:rPr>
+                <w:rFonts w:ascii="Consolas" w:hAnsi="Consolas"/>
+                <w:sz w:val="20"/>
+                <w:szCs w:val="20"/>
+              </w:rPr>
+              <w:t>Author</w:t>
+            </w:r>
+            <w:proofErr w:type="spellEnd"/>
+            <w:r>
+              <w:rPr>
+                <w:rFonts w:ascii="Consolas" w:hAnsi="Consolas"/>
+                <w:sz w:val="20"/>
+                <w:szCs w:val="20"/>
+              </w:rPr>
+              <w:t xml:space="preserve"> Keywords":"</w:t>
+            </w:r>
+            <w:proofErr w:type="spellStart"/>
+            <w:r>
+              <w:rPr>
+                <w:rFonts w:ascii="Consolas" w:hAnsi="Consolas"/>
+                <w:sz w:val="20"/>
+                <w:szCs w:val="20"/>
+              </w:rPr>
+              <w:t>Generative</w:t>
+            </w:r>
+            <w:proofErr w:type="spellEnd"/>
+            <w:r>
+              <w:rPr>
+                <w:rFonts w:ascii="Consolas" w:hAnsi="Consolas"/>
+                <w:sz w:val="20"/>
+                <w:szCs w:val="20"/>
+              </w:rPr>
+              <w:t xml:space="preserve"> AI")</w:t>
             </w:r>
           </w:p>
         </w:tc>
@@ -2804,7 +6424,23 @@
           <w:b/>
           <w:bCs/>
         </w:rPr>
-        <w:t>.1. String adaptada para sintaxe</w:t>
+        <w:t xml:space="preserve">.1. </w:t>
+      </w:r>
+      <w:proofErr w:type="spellStart"/>
+      <w:r>
+        <w:rPr>
+          <w:b/>
+          <w:bCs/>
+        </w:rPr>
+        <w:t>String</w:t>
+      </w:r>
+      <w:proofErr w:type="spellEnd"/>
+      <w:r>
+        <w:rPr>
+          <w:b/>
+          <w:bCs/>
+        </w:rPr>
+        <w:t xml:space="preserve"> adaptada para sintaxe</w:t>
       </w:r>
       <w:r>
         <w:rPr>
@@ -2879,7 +6515,187 @@
                 <w:sz w:val="20"/>
                 <w:szCs w:val="20"/>
               </w:rPr>
-              <w:t>TITLE-ABS-KEY("source code" OR "source codes" OR "codebase" OR "code repository" OR "code search")</w:t>
+              <w:t>TITLE-ABS-</w:t>
+            </w:r>
+            <w:proofErr w:type="gramStart"/>
+            <w:r>
+              <w:rPr>
+                <w:rFonts w:ascii="Consolas" w:hAnsi="Consolas"/>
+                <w:sz w:val="20"/>
+                <w:szCs w:val="20"/>
+              </w:rPr>
+              <w:t>KEY(</w:t>
+            </w:r>
+            <w:proofErr w:type="gramEnd"/>
+            <w:r>
+              <w:rPr>
+                <w:rFonts w:ascii="Consolas" w:hAnsi="Consolas"/>
+                <w:sz w:val="20"/>
+                <w:szCs w:val="20"/>
+              </w:rPr>
+              <w:t>"</w:t>
+            </w:r>
+            <w:proofErr w:type="spellStart"/>
+            <w:r>
+              <w:rPr>
+                <w:rFonts w:ascii="Consolas" w:hAnsi="Consolas"/>
+                <w:sz w:val="20"/>
+                <w:szCs w:val="20"/>
+              </w:rPr>
+              <w:t>source</w:t>
+            </w:r>
+            <w:proofErr w:type="spellEnd"/>
+            <w:r>
+              <w:rPr>
+                <w:rFonts w:ascii="Consolas" w:hAnsi="Consolas"/>
+                <w:sz w:val="20"/>
+                <w:szCs w:val="20"/>
+              </w:rPr>
+              <w:t xml:space="preserve"> </w:t>
+            </w:r>
+            <w:proofErr w:type="spellStart"/>
+            <w:r>
+              <w:rPr>
+                <w:rFonts w:ascii="Consolas" w:hAnsi="Consolas"/>
+                <w:sz w:val="20"/>
+                <w:szCs w:val="20"/>
+              </w:rPr>
+              <w:t>code</w:t>
+            </w:r>
+            <w:proofErr w:type="spellEnd"/>
+            <w:r>
+              <w:rPr>
+                <w:rFonts w:ascii="Consolas" w:hAnsi="Consolas"/>
+                <w:sz w:val="20"/>
+                <w:szCs w:val="20"/>
+              </w:rPr>
+              <w:t>" OR "</w:t>
+            </w:r>
+            <w:proofErr w:type="spellStart"/>
+            <w:r>
+              <w:rPr>
+                <w:rFonts w:ascii="Consolas" w:hAnsi="Consolas"/>
+                <w:sz w:val="20"/>
+                <w:szCs w:val="20"/>
+              </w:rPr>
+              <w:t>source</w:t>
+            </w:r>
+            <w:proofErr w:type="spellEnd"/>
+            <w:r>
+              <w:rPr>
+                <w:rFonts w:ascii="Consolas" w:hAnsi="Consolas"/>
+                <w:sz w:val="20"/>
+                <w:szCs w:val="20"/>
+              </w:rPr>
+              <w:t xml:space="preserve"> </w:t>
+            </w:r>
+            <w:proofErr w:type="spellStart"/>
+            <w:r>
+              <w:rPr>
+                <w:rFonts w:ascii="Consolas" w:hAnsi="Consolas"/>
+                <w:sz w:val="20"/>
+                <w:szCs w:val="20"/>
+              </w:rPr>
+              <w:t>codes</w:t>
+            </w:r>
+            <w:proofErr w:type="spellEnd"/>
+            <w:r>
+              <w:rPr>
+                <w:rFonts w:ascii="Consolas" w:hAnsi="Consolas"/>
+                <w:sz w:val="20"/>
+                <w:szCs w:val="20"/>
+              </w:rPr>
+              <w:t>" OR "</w:t>
+            </w:r>
+            <w:proofErr w:type="spellStart"/>
+            <w:r>
+              <w:rPr>
+                <w:rFonts w:ascii="Consolas" w:hAnsi="Consolas"/>
+                <w:sz w:val="20"/>
+                <w:szCs w:val="20"/>
+              </w:rPr>
+              <w:t>codebase</w:t>
+            </w:r>
+            <w:proofErr w:type="spellEnd"/>
+            <w:r>
+              <w:rPr>
+                <w:rFonts w:ascii="Consolas" w:hAnsi="Consolas"/>
+                <w:sz w:val="20"/>
+                <w:szCs w:val="20"/>
+              </w:rPr>
+              <w:t>" OR "</w:t>
+            </w:r>
+            <w:proofErr w:type="spellStart"/>
+            <w:r>
+              <w:rPr>
+                <w:rFonts w:ascii="Consolas" w:hAnsi="Consolas"/>
+                <w:sz w:val="20"/>
+                <w:szCs w:val="20"/>
+              </w:rPr>
+              <w:t>code</w:t>
+            </w:r>
+            <w:proofErr w:type="spellEnd"/>
+            <w:r>
+              <w:rPr>
+                <w:rFonts w:ascii="Consolas" w:hAnsi="Consolas"/>
+                <w:sz w:val="20"/>
+                <w:szCs w:val="20"/>
+              </w:rPr>
+              <w:t xml:space="preserve"> </w:t>
+            </w:r>
+            <w:proofErr w:type="spellStart"/>
+            <w:r>
+              <w:rPr>
+                <w:rFonts w:ascii="Consolas" w:hAnsi="Consolas"/>
+                <w:sz w:val="20"/>
+                <w:szCs w:val="20"/>
+              </w:rPr>
+              <w:t>repository</w:t>
+            </w:r>
+            <w:proofErr w:type="spellEnd"/>
+            <w:r>
+              <w:rPr>
+                <w:rFonts w:ascii="Consolas" w:hAnsi="Consolas"/>
+                <w:sz w:val="20"/>
+                <w:szCs w:val="20"/>
+              </w:rPr>
+              <w:t>" OR "</w:t>
+            </w:r>
+            <w:proofErr w:type="spellStart"/>
+            <w:r>
+              <w:rPr>
+                <w:rFonts w:ascii="Consolas" w:hAnsi="Consolas"/>
+                <w:sz w:val="20"/>
+                <w:szCs w:val="20"/>
+              </w:rPr>
+              <w:t>code</w:t>
+            </w:r>
+            <w:proofErr w:type="spellEnd"/>
+            <w:r>
+              <w:rPr>
+                <w:rFonts w:ascii="Consolas" w:hAnsi="Consolas"/>
+                <w:sz w:val="20"/>
+                <w:szCs w:val="20"/>
+              </w:rPr>
+              <w:t xml:space="preserve"> </w:t>
+            </w:r>
+            <w:proofErr w:type="spellStart"/>
+            <w:r>
+              <w:rPr>
+                <w:rFonts w:ascii="Consolas" w:hAnsi="Consolas"/>
+                <w:sz w:val="20"/>
+                <w:szCs w:val="20"/>
+              </w:rPr>
+              <w:t>search</w:t>
+            </w:r>
+            <w:proofErr w:type="spellEnd"/>
+            <w:r>
+              <w:rPr>
+                <w:rFonts w:ascii="Consolas" w:hAnsi="Consolas"/>
+                <w:sz w:val="20"/>
+                <w:szCs w:val="20"/>
+              </w:rPr>
+              <w:t>")</w:t>
             </w:r>
           </w:p>
           <w:p>
@@ -2896,7 +6712,79 @@
                 <w:sz w:val="20"/>
                 <w:szCs w:val="20"/>
               </w:rPr>
-              <w:t>AND TITLE-ABS-KEY("Retrieval-Augmented Generation" OR "Retrieval Augmented Generation" OR "RAG")</w:t>
+              <w:t>AND TITLE-ABS-</w:t>
+            </w:r>
+            <w:proofErr w:type="gramStart"/>
+            <w:r>
+              <w:rPr>
+                <w:rFonts w:ascii="Consolas" w:hAnsi="Consolas"/>
+                <w:sz w:val="20"/>
+                <w:szCs w:val="20"/>
+              </w:rPr>
+              <w:t>KEY(</w:t>
+            </w:r>
+            <w:proofErr w:type="gramEnd"/>
+            <w:r>
+              <w:rPr>
+                <w:rFonts w:ascii="Consolas" w:hAnsi="Consolas"/>
+                <w:sz w:val="20"/>
+                <w:szCs w:val="20"/>
+              </w:rPr>
+              <w:t>"</w:t>
+            </w:r>
+            <w:proofErr w:type="spellStart"/>
+            <w:r>
+              <w:rPr>
+                <w:rFonts w:ascii="Consolas" w:hAnsi="Consolas"/>
+                <w:sz w:val="20"/>
+                <w:szCs w:val="20"/>
+              </w:rPr>
+              <w:t>Retrieval-Augmented</w:t>
+            </w:r>
+            <w:proofErr w:type="spellEnd"/>
+            <w:r>
+              <w:rPr>
+                <w:rFonts w:ascii="Consolas" w:hAnsi="Consolas"/>
+                <w:sz w:val="20"/>
+                <w:szCs w:val="20"/>
+              </w:rPr>
+              <w:t xml:space="preserve"> Generation" OR "</w:t>
+            </w:r>
+            <w:proofErr w:type="spellStart"/>
+            <w:r>
+              <w:rPr>
+                <w:rFonts w:ascii="Consolas" w:hAnsi="Consolas"/>
+                <w:sz w:val="20"/>
+                <w:szCs w:val="20"/>
+              </w:rPr>
+              <w:t>Retrieval</w:t>
+            </w:r>
+            <w:proofErr w:type="spellEnd"/>
+            <w:r>
+              <w:rPr>
+                <w:rFonts w:ascii="Consolas" w:hAnsi="Consolas"/>
+                <w:sz w:val="20"/>
+                <w:szCs w:val="20"/>
+              </w:rPr>
+              <w:t xml:space="preserve"> </w:t>
+            </w:r>
+            <w:proofErr w:type="spellStart"/>
+            <w:r>
+              <w:rPr>
+                <w:rFonts w:ascii="Consolas" w:hAnsi="Consolas"/>
+                <w:sz w:val="20"/>
+                <w:szCs w:val="20"/>
+              </w:rPr>
+              <w:t>Augmented</w:t>
+            </w:r>
+            <w:proofErr w:type="spellEnd"/>
+            <w:r>
+              <w:rPr>
+                <w:rFonts w:ascii="Consolas" w:hAnsi="Consolas"/>
+                <w:sz w:val="20"/>
+                <w:szCs w:val="20"/>
+              </w:rPr>
+              <w:t xml:space="preserve"> Generation" OR "RAG")</w:t>
             </w:r>
           </w:p>
           <w:p>
@@ -2913,7 +6801,79 @@
                 <w:sz w:val="20"/>
                 <w:szCs w:val="20"/>
               </w:rPr>
-              <w:t>AND TITLE-ABS-KEY("LLM" OR "Large Language Model" OR "GenAI" OR "Generative AI")</w:t>
+              <w:t>AND TITLE-ABS-</w:t>
+            </w:r>
+            <w:proofErr w:type="gramStart"/>
+            <w:r>
+              <w:rPr>
+                <w:rFonts w:ascii="Consolas" w:hAnsi="Consolas"/>
+                <w:sz w:val="20"/>
+                <w:szCs w:val="20"/>
+              </w:rPr>
+              <w:t>KEY(</w:t>
+            </w:r>
+            <w:proofErr w:type="gramEnd"/>
+            <w:r>
+              <w:rPr>
+                <w:rFonts w:ascii="Consolas" w:hAnsi="Consolas"/>
+                <w:sz w:val="20"/>
+                <w:szCs w:val="20"/>
+              </w:rPr>
+              <w:t xml:space="preserve">"LLM" OR "Large </w:t>
+            </w:r>
+            <w:proofErr w:type="spellStart"/>
+            <w:r>
+              <w:rPr>
+                <w:rFonts w:ascii="Consolas" w:hAnsi="Consolas"/>
+                <w:sz w:val="20"/>
+                <w:szCs w:val="20"/>
+              </w:rPr>
+              <w:t>Language</w:t>
+            </w:r>
+            <w:proofErr w:type="spellEnd"/>
+            <w:r>
+              <w:rPr>
+                <w:rFonts w:ascii="Consolas" w:hAnsi="Consolas"/>
+                <w:sz w:val="20"/>
+                <w:szCs w:val="20"/>
+              </w:rPr>
+              <w:t xml:space="preserve"> Model" OR "</w:t>
+            </w:r>
+            <w:proofErr w:type="spellStart"/>
+            <w:r>
+              <w:rPr>
+                <w:rFonts w:ascii="Consolas" w:hAnsi="Consolas"/>
+                <w:sz w:val="20"/>
+                <w:szCs w:val="20"/>
+              </w:rPr>
+              <w:t>GenAI</w:t>
+            </w:r>
+            <w:proofErr w:type="spellEnd"/>
+            <w:r>
+              <w:rPr>
+                <w:rFonts w:ascii="Consolas" w:hAnsi="Consolas"/>
+                <w:sz w:val="20"/>
+                <w:szCs w:val="20"/>
+              </w:rPr>
+              <w:t>" OR "</w:t>
+            </w:r>
+            <w:proofErr w:type="spellStart"/>
+            <w:r>
+              <w:rPr>
+                <w:rFonts w:ascii="Consolas" w:hAnsi="Consolas"/>
+                <w:sz w:val="20"/>
+                <w:szCs w:val="20"/>
+              </w:rPr>
+              <w:t>Generative</w:t>
+            </w:r>
+            <w:proofErr w:type="spellEnd"/>
+            <w:r>
+              <w:rPr>
+                <w:rFonts w:ascii="Consolas" w:hAnsi="Consolas"/>
+                <w:sz w:val="20"/>
+                <w:szCs w:val="20"/>
+              </w:rPr>
+              <w:t xml:space="preserve"> AI")</w:t>
             </w:r>
           </w:p>
         </w:tc>
@@ -2944,21 +6904,85 @@
           <w:i/>
           <w:iCs/>
         </w:rPr>
-        <w:t xml:space="preserve">Observação: As bases selecionadas apresentam sobreposição intencional de cobertura. O Scopus indexa publicações da ACM e do IEEE, podendo duplicar resultados já retornados pela ACM Digital Library e pelo IEEE Xplore. Adicionalmente, alguns venues são co-publicados por mais de uma editora </w:t>
-      </w:r>
+        <w:t xml:space="preserve">Observação: As bases selecionadas apresentam sobreposição intencional de cobertura. O Scopus indexa publicações da ACM e do IEEE, podendo duplicar resultados já retornados pela ACM Digital Library e pelo IEEE </w:t>
+      </w:r>
+      <w:proofErr w:type="spellStart"/>
       <w:r>
         <w:rPr>
           <w:i/>
           <w:iCs/>
         </w:rPr>
-        <w:t>(</w:t>
-      </w:r>
+        <w:t>Xplore</w:t>
+      </w:r>
+      <w:proofErr w:type="spellEnd"/>
       <w:r>
         <w:rPr>
           <w:i/>
           <w:iCs/>
         </w:rPr>
-        <w:t>notadamente o ICSE, co-publicado pela ACM e pelo IEEE</w:t>
+        <w:t xml:space="preserve">. Adicionalmente, alguns </w:t>
+      </w:r>
+      <w:proofErr w:type="spellStart"/>
+      <w:r>
+        <w:rPr>
+          <w:i/>
+          <w:iCs/>
+        </w:rPr>
+        <w:t>venues</w:t>
+      </w:r>
+      <w:proofErr w:type="spellEnd"/>
+      <w:r>
+        <w:rPr>
+          <w:i/>
+          <w:iCs/>
+        </w:rPr>
+        <w:t xml:space="preserve"> são </w:t>
+      </w:r>
+      <w:proofErr w:type="spellStart"/>
+      <w:r>
+        <w:rPr>
+          <w:i/>
+          <w:iCs/>
+        </w:rPr>
+        <w:t>co-publicados</w:t>
+      </w:r>
+      <w:proofErr w:type="spellEnd"/>
+      <w:r>
+        <w:rPr>
+          <w:i/>
+          <w:iCs/>
+        </w:rPr>
+        <w:t xml:space="preserve"> por mais de uma editora </w:t>
+      </w:r>
+      <w:r>
+        <w:rPr>
+          <w:i/>
+          <w:iCs/>
+        </w:rPr>
+        <w:t>(</w:t>
+      </w:r>
+      <w:r>
+        <w:rPr>
+          <w:i/>
+          <w:iCs/>
+        </w:rPr>
+        <w:t xml:space="preserve">notadamente o ICSE, </w:t>
+      </w:r>
+      <w:proofErr w:type="spellStart"/>
+      <w:r>
+        <w:rPr>
+          <w:i/>
+          <w:iCs/>
+        </w:rPr>
+        <w:t>co-publicado</w:t>
+      </w:r>
+      <w:proofErr w:type="spellEnd"/>
+      <w:r>
+        <w:rPr>
+          <w:i/>
+          <w:iCs/>
+        </w:rPr>
+        <w:t xml:space="preserve"> pela ACM e pelo IEEE</w:t>
       </w:r>
       <w:r>
         <w:rPr>
@@ -3292,7 +7316,7 @@
               <w:jc w:val="both"/>
             </w:pPr>
             <w:r>
-              <w:t>O artigo não satisfaz o critério de inclusão CI1.</w:t>
+              <w:t>A abordagem descrita não constitui RAG baseado em LLM ou IA Generativa.</w:t>
             </w:r>
           </w:p>
         </w:tc>
@@ -3328,7 +7352,7 @@
               <w:jc w:val="both"/>
             </w:pPr>
             <w:r>
-              <w:t>Não redigido em língua inglesa.</w:t>
+              <w:t>O foco principal não é a aplicação a artefatos de código-fonte.</w:t>
             </w:r>
           </w:p>
         </w:tc>
@@ -3351,7 +7375,14 @@
                 <w:b/>
                 <w:bCs/>
               </w:rPr>
-              <w:t>CE3</w:t>
+              <w:t>CE</w:t>
+            </w:r>
+            <w:r>
+              <w:rPr>
+                <w:b/>
+                <w:bCs/>
+              </w:rPr>
+              <w:t>3</w:t>
             </w:r>
           </w:p>
         </w:tc>
@@ -3364,19 +7395,7 @@
               <w:jc w:val="both"/>
             </w:pPr>
             <w:r>
-              <w:t xml:space="preserve">Artigo duplicado: </w:t>
-            </w:r>
-            <w:r>
-              <w:t>e</w:t>
-            </w:r>
-            <w:r>
-              <w:t xml:space="preserve">m caso de mesmo trabalho em múltiplos venues, manter apenas a versão publicada com </w:t>
-            </w:r>
-            <w:r>
-              <w:t>revisão</w:t>
-            </w:r>
-            <w:r>
-              <w:t xml:space="preserve"> por pares; se ambas forem revisadas, manter a mais completa.</w:t>
+              <w:t>Não redigido em língua inglesa.</w:t>
             </w:r>
           </w:p>
         </w:tc>
@@ -3399,7 +7418,14 @@
                 <w:b/>
                 <w:bCs/>
               </w:rPr>
-              <w:t>CE4</w:t>
+              <w:t>CE</w:t>
+            </w:r>
+            <w:r>
+              <w:rPr>
+                <w:b/>
+                <w:bCs/>
+              </w:rPr>
+              <w:t>4</w:t>
             </w:r>
           </w:p>
         </w:tc>
@@ -3412,7 +7438,27 @@
               <w:jc w:val="both"/>
             </w:pPr>
             <w:r>
-              <w:t>Artigo sem abstract disponível para leitura.</w:t>
+              <w:t xml:space="preserve">Artigo duplicado: </w:t>
+            </w:r>
+            <w:r>
+              <w:t>e</w:t>
+            </w:r>
+            <w:r>
+              <w:t xml:space="preserve">m caso de mesmo trabalho em múltiplos </w:t>
+            </w:r>
+            <w:proofErr w:type="spellStart"/>
+            <w:r>
+              <w:t>venues</w:t>
+            </w:r>
+            <w:proofErr w:type="spellEnd"/>
+            <w:r>
+              <w:t xml:space="preserve">, manter apenas a versão publicada com </w:t>
+            </w:r>
+            <w:r>
+              <w:t>revisão</w:t>
+            </w:r>
+            <w:r>
+              <w:t xml:space="preserve"> por pares; se ambas forem revisadas, manter a mais completa.</w:t>
             </w:r>
           </w:p>
         </w:tc>
@@ -3435,7 +7481,14 @@
                 <w:b/>
                 <w:bCs/>
               </w:rPr>
-              <w:t>CE5</w:t>
+              <w:t>CE</w:t>
+            </w:r>
+            <w:r>
+              <w:rPr>
+                <w:b/>
+                <w:bCs/>
+              </w:rPr>
+              <w:t>5</w:t>
             </w:r>
           </w:p>
         </w:tc>
@@ -3448,25 +7501,7 @@
               <w:jc w:val="both"/>
             </w:pPr>
             <w:r>
-              <w:t>Publicação que não seja artigo de periódico científico ou artigo de conferência com revisão por pares formal</w:t>
-            </w:r>
-            <w:r>
-              <w:t xml:space="preserve">: </w:t>
-            </w:r>
-            <w:r>
-              <w:t>preprints, relatórios técnicos, whitepapers, posts, capítulos de livro, livros, teses</w:t>
-            </w:r>
-            <w:r>
-              <w:t xml:space="preserve">, </w:t>
-            </w:r>
-            <w:r>
-              <w:t>dissertações</w:t>
-            </w:r>
-            <w:r>
-              <w:t>, etc</w:t>
-            </w:r>
-            <w:r>
-              <w:t>.</w:t>
+              <w:t>Artigo sem abstract disponível para leitura.</w:t>
             </w:r>
           </w:p>
         </w:tc>
@@ -3489,7 +7524,14 @@
                 <w:b/>
                 <w:bCs/>
               </w:rPr>
-              <w:t>CE6</w:t>
+              <w:t>CE</w:t>
+            </w:r>
+            <w:r>
+              <w:rPr>
+                <w:b/>
+                <w:bCs/>
+              </w:rPr>
+              <w:t>6</w:t>
             </w:r>
           </w:p>
         </w:tc>
@@ -3502,10 +7544,83 @@
               <w:jc w:val="both"/>
             </w:pPr>
             <w:r>
-              <w:t>P</w:t>
-            </w:r>
-            <w:r>
-              <w:t>ublicado fora do período de janeiro de 2020 a abril de 2026.</w:t>
+              <w:t>Publicação que não seja artigo de periódico científico ou artigo de conferência com revisão por pares formal</w:t>
+            </w:r>
+            <w:r>
+              <w:t xml:space="preserve">: </w:t>
+            </w:r>
+            <w:proofErr w:type="spellStart"/>
+            <w:r>
+              <w:t>preprints</w:t>
+            </w:r>
+            <w:proofErr w:type="spellEnd"/>
+            <w:r>
+              <w:t xml:space="preserve">, relatórios técnicos, </w:t>
+            </w:r>
+            <w:proofErr w:type="spellStart"/>
+            <w:r>
+              <w:t>whitepapers</w:t>
+            </w:r>
+            <w:proofErr w:type="spellEnd"/>
+            <w:r>
+              <w:t>, posts, capítulos de livro, livros, teses</w:t>
+            </w:r>
+            <w:r>
+              <w:t xml:space="preserve">, </w:t>
+            </w:r>
+            <w:proofErr w:type="gramStart"/>
+            <w:r>
+              <w:t>dissertações</w:t>
+            </w:r>
+            <w:r>
+              <w:t>, etc</w:t>
+            </w:r>
+            <w:r>
+              <w:t>.</w:t>
+            </w:r>
+            <w:proofErr w:type="gramEnd"/>
+          </w:p>
+        </w:tc>
+      </w:tr>
+      <w:tr>
+        <w:tc>
+          <w:tcPr>
+            <w:tcW w:w="704" w:type="dxa"/>
+          </w:tcPr>
+          <w:p>
+            <w:pPr>
+              <w:jc w:val="center"/>
+              <w:rPr>
+                <w:b/>
+                <w:bCs/>
+              </w:rPr>
+            </w:pPr>
+            <w:r>
+              <w:rPr>
+                <w:b/>
+                <w:bCs/>
+              </w:rPr>
+              <w:t>CE</w:t>
+            </w:r>
+            <w:r>
+              <w:rPr>
+                <w:b/>
+                <w:bCs/>
+              </w:rPr>
+              <w:t>7</w:t>
+            </w:r>
+          </w:p>
+        </w:tc>
+        <w:tc>
+          <w:tcPr>
+            <w:tcW w:w="8315" w:type="dxa"/>
+          </w:tcPr>
+          <w:p>
+            <w:pPr>
+              <w:jc w:val="both"/>
+            </w:pPr>
+            <w:r>
+              <w:t>Publicado fora do período de janeiro de 2020 a 2026.</w:t>
             </w:r>
           </w:p>
         </w:tc>
@@ -3545,28 +7660,27 @@
     <w:p/>
     <w:p/>
     <w:p/>
-    <w:p/>
-    <w:p/>
-    <w:p>
-      <w:pPr>
-        <w:rPr>
-          <w:b/>
-          <w:bCs/>
-        </w:rPr>
-      </w:pPr>
-    </w:p>
-    <w:p>
-      <w:pPr>
-        <w:rPr>
-          <w:b/>
-          <w:bCs/>
-        </w:rPr>
-      </w:pPr>
-      <w:r>
-        <w:rPr>
-          <w:b/>
-          <w:bCs/>
-        </w:rPr>
+    <w:p>
+      <w:pPr>
+        <w:rPr>
+          <w:b/>
+          <w:bCs/>
+        </w:rPr>
+      </w:pPr>
+    </w:p>
+    <w:p>
+      <w:pPr>
+        <w:rPr>
+          <w:b/>
+          <w:bCs/>
+        </w:rPr>
+      </w:pPr>
+      <w:r>
+        <w:rPr>
+          <w:b/>
+          <w:bCs/>
+        </w:rPr>
+        <w:lastRenderedPageBreak/>
         <w:t>7. PRISMA</w:t>
       </w:r>
     </w:p>
@@ -3583,13 +7697,91 @@
         <w:jc w:val="both"/>
       </w:pPr>
       <w:r>
-        <w:t>A busca inicial nas bases de dados eletrônicas retornou um total de 140 registros brutos, distribuídos entre Scopus (n = 77), IEEE Xplore (n = 51) e ACM Digital Library (n = 12). Para dar suporte ao gerenciamento e à seleção desses estudos, os metadados</w:t>
-      </w:r>
-      <w:r>
-        <w:t xml:space="preserve"> (.bib)</w:t>
-      </w:r>
-      <w:r>
-        <w:t xml:space="preserve"> foram importados para a plataforma Rayyan (OUZZANI et al., 2016). Por meio das funcionalidades da ferramenta, foi executado o processo automatizado de detecção de similaridade, resultando na identificação e remoção de 32 registros duplicados, restando 108 artigos únicos para a etapa de triagem. Na sequência, realizou-se a análise preliminar de títulos e resumos dentro da plataforma, o que levou à exclusão de 58 estudos que não atendiam aos critérios de elegibilidade. Ao final desse funil de seleção, 50 estudos primários foram integralmente incluídos para a extração de dados e composição do mapeamento sistemático.</w:t>
+        <w:t>A busca foi executada</w:t>
+      </w:r>
+      <w:r>
+        <w:t xml:space="preserve"> nas bases</w:t>
+      </w:r>
+      <w:r>
+        <w:t xml:space="preserve"> em DD/MM/2026</w:t>
+      </w:r>
+      <w:r>
+        <w:t>. R</w:t>
+      </w:r>
+      <w:r>
+        <w:t>etorn</w:t>
+      </w:r>
+      <w:r>
+        <w:t>ando</w:t>
+      </w:r>
+      <w:r>
+        <w:t xml:space="preserve"> um total de </w:t>
+      </w:r>
+      <w:r>
+        <w:t>X</w:t>
+      </w:r>
+      <w:r>
+        <w:t xml:space="preserve"> registros brutos, distribuídos entre Scopus (n = </w:t>
+      </w:r>
+      <w:r>
+        <w:t>X</w:t>
+      </w:r>
+      <w:r>
+        <w:t xml:space="preserve">), IEEE </w:t>
+      </w:r>
+      <w:proofErr w:type="spellStart"/>
+      <w:r>
+        <w:t>Xplore</w:t>
+      </w:r>
+      <w:proofErr w:type="spellEnd"/>
+      <w:r>
+        <w:t xml:space="preserve"> (n = </w:t>
+      </w:r>
+      <w:r>
+        <w:t>X</w:t>
+      </w:r>
+      <w:r>
+        <w:t xml:space="preserve">) e ACM Digital Library (n = </w:t>
+      </w:r>
+      <w:r>
+        <w:t>X</w:t>
+      </w:r>
+      <w:r>
+        <w:t>). Para dar suporte ao gerenciamento e à seleção desses estudos, os metadados</w:t>
+      </w:r>
+      <w:r>
+        <w:t xml:space="preserve"> (.</w:t>
+      </w:r>
+      <w:proofErr w:type="spellStart"/>
+      <w:r>
+        <w:t>bib</w:t>
+      </w:r>
+      <w:proofErr w:type="spellEnd"/>
+      <w:r>
+        <w:t>)</w:t>
+      </w:r>
+      <w:r>
+        <w:t xml:space="preserve"> foram importados para a plataforma </w:t>
+      </w:r>
+      <w:proofErr w:type="spellStart"/>
+      <w:r>
+        <w:t>Rayyan</w:t>
+      </w:r>
+      <w:proofErr w:type="spellEnd"/>
+      <w:r>
+        <w:t xml:space="preserve"> (OUZZANI et al., 2016). Por meio das funcionalidades da ferramenta, foi executado o processo automatizado de detecção de similaridade, resultando na identificação e remoção de 32 registros duplicados, restando 108 artigos únicos para a etapa de triagem. Na sequência, realizou-se a análise preliminar de títulos e resumos dentro da plataforma, o que levou à exclusão de </w:t>
+      </w:r>
+      <w:r>
+        <w:t>Y</w:t>
+      </w:r>
+      <w:r>
+        <w:t xml:space="preserve"> estudos que não atendiam aos critérios de elegibilidade. Ao final desse funil de seleção, </w:t>
+      </w:r>
+      <w:r>
+        <w:t>Z</w:t>
+      </w:r>
+      <w:r>
+        <w:t xml:space="preserve"> estudos primários foram integralmente incluídos para a extração de dados e composição do mapeamento sistemático.</w:t>
       </w:r>
     </w:p>
     <w:p/>
@@ -3633,7 +7825,13 @@
         <w:t>Identificação (Total Bruto):</w:t>
       </w:r>
       <w:r>
-        <w:t xml:space="preserve"> 140 registros importados.</w:t>
+        <w:t xml:space="preserve"> </w:t>
+      </w:r>
+      <w:r>
+        <w:t>X</w:t>
+      </w:r>
+      <w:r>
+        <w:t xml:space="preserve"> registros importados.</w:t>
       </w:r>
     </w:p>
     <w:p>
@@ -3649,10 +7847,29 @@
           <w:i/>
           <w:iCs/>
         </w:rPr>
-        <w:t>IEEE Xplore:</w:t>
-      </w:r>
-      <w:r>
-        <w:t xml:space="preserve"> 51</w:t>
+        <w:t xml:space="preserve">IEEE </w:t>
+      </w:r>
+      <w:proofErr w:type="spellStart"/>
+      <w:r>
+        <w:rPr>
+          <w:i/>
+          <w:iCs/>
+        </w:rPr>
+        <w:t>Xplore</w:t>
+      </w:r>
+      <w:proofErr w:type="spellEnd"/>
+      <w:r>
+        <w:rPr>
+          <w:i/>
+          <w:iCs/>
+        </w:rPr>
+        <w:t>:</w:t>
+      </w:r>
+      <w:r>
+        <w:t xml:space="preserve"> </w:t>
+      </w:r>
+      <w:r>
+        <w:t>X</w:t>
       </w:r>
     </w:p>
     <w:p>
@@ -3671,7 +7888,10 @@
         <w:t>Scopus:</w:t>
       </w:r>
       <w:r>
-        <w:t xml:space="preserve"> 77</w:t>
+        <w:t xml:space="preserve"> </w:t>
+      </w:r>
+      <w:r>
+        <w:t>X</w:t>
       </w:r>
     </w:p>
     <w:p>
@@ -3690,7 +7910,10 @@
         <w:t>ACM:</w:t>
       </w:r>
       <w:r>
-        <w:t xml:space="preserve"> 12</w:t>
+        <w:t xml:space="preserve"> </w:t>
+      </w:r>
+      <w:r>
+        <w:t>X</w:t>
       </w:r>
     </w:p>
     <w:p>
@@ -3710,7 +7933,31 @@
         <w:t>Remoção de Duplicatas:</w:t>
       </w:r>
       <w:r>
-        <w:t xml:space="preserve"> 32 registros deletados (140 - 32 = 108).</w:t>
+        <w:t xml:space="preserve"> </w:t>
+      </w:r>
+      <w:r>
+        <w:t>X</w:t>
+      </w:r>
+      <w:r>
+        <w:t xml:space="preserve"> registros deletados (</w:t>
+      </w:r>
+      <w:r>
+        <w:t>X</w:t>
+      </w:r>
+      <w:r>
+        <w:t xml:space="preserve"> - </w:t>
+      </w:r>
+      <w:r>
+        <w:t>Y</w:t>
+      </w:r>
+      <w:r>
+        <w:t xml:space="preserve"> = </w:t>
+      </w:r>
+      <w:r>
+        <w:t>Z</w:t>
+      </w:r>
+      <w:r>
+        <w:t>).</w:t>
       </w:r>
     </w:p>
     <w:p>
@@ -3727,10 +7974,32 @@
           <w:b/>
           <w:bCs/>
         </w:rPr>
-        <w:t>Triagem (Screening):</w:t>
-      </w:r>
-      <w:r>
-        <w:t xml:space="preserve"> 108 artigos avaliados (título/resumo).</w:t>
+        <w:t>Triagem (</w:t>
+      </w:r>
+      <w:proofErr w:type="spellStart"/>
+      <w:r>
+        <w:rPr>
+          <w:b/>
+          <w:bCs/>
+        </w:rPr>
+        <w:t>Screening</w:t>
+      </w:r>
+      <w:proofErr w:type="spellEnd"/>
+      <w:r>
+        <w:rPr>
+          <w:b/>
+          <w:bCs/>
+        </w:rPr>
+        <w:t>):</w:t>
+      </w:r>
+      <w:r>
+        <w:t xml:space="preserve"> </w:t>
+      </w:r>
+      <w:r>
+        <w:t>X</w:t>
+      </w:r>
+      <w:r>
+        <w:t xml:space="preserve"> artigos avaliados (título/resumo).</w:t>
       </w:r>
     </w:p>
     <w:p>
@@ -3750,7 +8019,13 @@
         <w:t>Excluídos na Triagem:</w:t>
       </w:r>
       <w:r>
-        <w:t xml:space="preserve"> 58 artigos.</w:t>
+        <w:t xml:space="preserve"> </w:t>
+      </w:r>
+      <w:r>
+        <w:t>Y</w:t>
+      </w:r>
+      <w:r>
+        <w:t xml:space="preserve"> artigos.</w:t>
       </w:r>
     </w:p>
     <w:p>
@@ -3770,7 +8045,31 @@
         <w:t>Adicionados (Elegíveis / Amostra Final):</w:t>
       </w:r>
       <w:r>
-        <w:t xml:space="preserve"> 50 artigos restantes (108 - 58 = 50).</w:t>
+        <w:t xml:space="preserve"> </w:t>
+      </w:r>
+      <w:r>
+        <w:t>X</w:t>
+      </w:r>
+      <w:r>
+        <w:t xml:space="preserve"> artigos restantes (</w:t>
+      </w:r>
+      <w:r>
+        <w:t>X</w:t>
+      </w:r>
+      <w:r>
+        <w:t xml:space="preserve"> - </w:t>
+      </w:r>
+      <w:r>
+        <w:t>Y</w:t>
+      </w:r>
+      <w:r>
+        <w:t xml:space="preserve"> = </w:t>
+      </w:r>
+      <w:r>
+        <w:t>Z</w:t>
+      </w:r>
+      <w:r>
+        <w:t>).</w:t>
       </w:r>
     </w:p>
     <w:p/>
@@ -3809,6 +8108,7 @@
           <w:b/>
           <w:bCs/>
         </w:rPr>
+        <w:lastRenderedPageBreak/>
         <w:t>REFERÊNCIAS</w:t>
       </w:r>
     </w:p>
@@ -3822,17 +8122,187 @@
           <w:sz w:val="24"/>
           <w:szCs w:val="24"/>
         </w:rPr>
-        <w:t xml:space="preserve">BASILI, Victor R.. Software Modeling and Measurement: The Goal/Question/Metric Paradigm. </w:t>
-      </w:r>
-      <w:r>
-        <w:rPr>
-          <w:b/>
-          <w:bCs/>
-          <w:sz w:val="24"/>
-          <w:szCs w:val="24"/>
-        </w:rPr>
-        <w:t>Institute for Advanced Computer Studies</w:t>
-      </w:r>
+        <w:t xml:space="preserve">BASILI, Victor </w:t>
+      </w:r>
+      <w:proofErr w:type="gramStart"/>
+      <w:r>
+        <w:rPr>
+          <w:sz w:val="24"/>
+          <w:szCs w:val="24"/>
+        </w:rPr>
+        <w:t>R..</w:t>
+      </w:r>
+      <w:proofErr w:type="gramEnd"/>
+      <w:r>
+        <w:rPr>
+          <w:sz w:val="24"/>
+          <w:szCs w:val="24"/>
+        </w:rPr>
+        <w:t xml:space="preserve"> Software </w:t>
+      </w:r>
+      <w:proofErr w:type="spellStart"/>
+      <w:r>
+        <w:rPr>
+          <w:sz w:val="24"/>
+          <w:szCs w:val="24"/>
+        </w:rPr>
+        <w:t>Modeling</w:t>
+      </w:r>
+      <w:proofErr w:type="spellEnd"/>
+      <w:r>
+        <w:rPr>
+          <w:sz w:val="24"/>
+          <w:szCs w:val="24"/>
+        </w:rPr>
+        <w:t xml:space="preserve"> </w:t>
+      </w:r>
+      <w:proofErr w:type="spellStart"/>
+      <w:r>
+        <w:rPr>
+          <w:sz w:val="24"/>
+          <w:szCs w:val="24"/>
+        </w:rPr>
+        <w:t>and</w:t>
+      </w:r>
+      <w:proofErr w:type="spellEnd"/>
+      <w:r>
+        <w:rPr>
+          <w:sz w:val="24"/>
+          <w:szCs w:val="24"/>
+        </w:rPr>
+        <w:t xml:space="preserve"> </w:t>
+      </w:r>
+      <w:proofErr w:type="spellStart"/>
+      <w:r>
+        <w:rPr>
+          <w:sz w:val="24"/>
+          <w:szCs w:val="24"/>
+        </w:rPr>
+        <w:t>Measurement</w:t>
+      </w:r>
+      <w:proofErr w:type="spellEnd"/>
+      <w:r>
+        <w:rPr>
+          <w:sz w:val="24"/>
+          <w:szCs w:val="24"/>
+        </w:rPr>
+        <w:t xml:space="preserve">: The </w:t>
+      </w:r>
+      <w:proofErr w:type="spellStart"/>
+      <w:r>
+        <w:rPr>
+          <w:sz w:val="24"/>
+          <w:szCs w:val="24"/>
+        </w:rPr>
+        <w:t>Goal</w:t>
+      </w:r>
+      <w:proofErr w:type="spellEnd"/>
+      <w:r>
+        <w:rPr>
+          <w:sz w:val="24"/>
+          <w:szCs w:val="24"/>
+        </w:rPr>
+        <w:t>/</w:t>
+      </w:r>
+      <w:proofErr w:type="spellStart"/>
+      <w:r>
+        <w:rPr>
+          <w:sz w:val="24"/>
+          <w:szCs w:val="24"/>
+        </w:rPr>
+        <w:t>Question</w:t>
+      </w:r>
+      <w:proofErr w:type="spellEnd"/>
+      <w:r>
+        <w:rPr>
+          <w:sz w:val="24"/>
+          <w:szCs w:val="24"/>
+        </w:rPr>
+        <w:t>/</w:t>
+      </w:r>
+      <w:proofErr w:type="spellStart"/>
+      <w:r>
+        <w:rPr>
+          <w:sz w:val="24"/>
+          <w:szCs w:val="24"/>
+        </w:rPr>
+        <w:t>Metric</w:t>
+      </w:r>
+      <w:proofErr w:type="spellEnd"/>
+      <w:r>
+        <w:rPr>
+          <w:sz w:val="24"/>
+          <w:szCs w:val="24"/>
+        </w:rPr>
+        <w:t xml:space="preserve"> </w:t>
+      </w:r>
+      <w:proofErr w:type="spellStart"/>
+      <w:r>
+        <w:rPr>
+          <w:sz w:val="24"/>
+          <w:szCs w:val="24"/>
+        </w:rPr>
+        <w:t>Paradigm</w:t>
+      </w:r>
+      <w:proofErr w:type="spellEnd"/>
+      <w:r>
+        <w:rPr>
+          <w:sz w:val="24"/>
+          <w:szCs w:val="24"/>
+        </w:rPr>
+        <w:t xml:space="preserve">. </w:t>
+      </w:r>
+      <w:proofErr w:type="spellStart"/>
+      <w:r>
+        <w:rPr>
+          <w:b/>
+          <w:bCs/>
+          <w:sz w:val="24"/>
+          <w:szCs w:val="24"/>
+        </w:rPr>
+        <w:t>Institute</w:t>
+      </w:r>
+      <w:proofErr w:type="spellEnd"/>
+      <w:r>
+        <w:rPr>
+          <w:b/>
+          <w:bCs/>
+          <w:sz w:val="24"/>
+          <w:szCs w:val="24"/>
+        </w:rPr>
+        <w:t xml:space="preserve"> for </w:t>
+      </w:r>
+      <w:proofErr w:type="spellStart"/>
+      <w:r>
+        <w:rPr>
+          <w:b/>
+          <w:bCs/>
+          <w:sz w:val="24"/>
+          <w:szCs w:val="24"/>
+        </w:rPr>
+        <w:t>Advanced</w:t>
+      </w:r>
+      <w:proofErr w:type="spellEnd"/>
+      <w:r>
+        <w:rPr>
+          <w:b/>
+          <w:bCs/>
+          <w:sz w:val="24"/>
+          <w:szCs w:val="24"/>
+        </w:rPr>
+        <w:t xml:space="preserve"> Computer </w:t>
+      </w:r>
+      <w:proofErr w:type="spellStart"/>
+      <w:r>
+        <w:rPr>
+          <w:b/>
+          <w:bCs/>
+          <w:sz w:val="24"/>
+          <w:szCs w:val="24"/>
+        </w:rPr>
+        <w:t>Studies</w:t>
+      </w:r>
+      <w:proofErr w:type="spellEnd"/>
       <w:r>
         <w:rPr>
           <w:sz w:val="24"/>
@@ -3845,14 +8315,78 @@
           <w:sz w:val="24"/>
           <w:szCs w:val="24"/>
         </w:rPr>
-        <w:t xml:space="preserve"> Department of Computer Science,</w:t>
-      </w:r>
-      <w:r>
-        <w:rPr>
-          <w:sz w:val="24"/>
-          <w:szCs w:val="24"/>
-        </w:rPr>
-        <w:t xml:space="preserve"> University of Maryland, 1992.</w:t>
+        <w:t xml:space="preserve"> </w:t>
+      </w:r>
+      <w:proofErr w:type="spellStart"/>
+      <w:r>
+        <w:rPr>
+          <w:sz w:val="24"/>
+          <w:szCs w:val="24"/>
+        </w:rPr>
+        <w:t>Department</w:t>
+      </w:r>
+      <w:proofErr w:type="spellEnd"/>
+      <w:r>
+        <w:rPr>
+          <w:sz w:val="24"/>
+          <w:szCs w:val="24"/>
+        </w:rPr>
+        <w:t xml:space="preserve"> </w:t>
+      </w:r>
+      <w:proofErr w:type="spellStart"/>
+      <w:r>
+        <w:rPr>
+          <w:sz w:val="24"/>
+          <w:szCs w:val="24"/>
+        </w:rPr>
+        <w:t>of</w:t>
+      </w:r>
+      <w:proofErr w:type="spellEnd"/>
+      <w:r>
+        <w:rPr>
+          <w:sz w:val="24"/>
+          <w:szCs w:val="24"/>
+        </w:rPr>
+        <w:t xml:space="preserve"> Computer Science,</w:t>
+      </w:r>
+      <w:r>
+        <w:rPr>
+          <w:sz w:val="24"/>
+          <w:szCs w:val="24"/>
+        </w:rPr>
+        <w:t xml:space="preserve"> </w:t>
+      </w:r>
+      <w:proofErr w:type="spellStart"/>
+      <w:r>
+        <w:rPr>
+          <w:sz w:val="24"/>
+          <w:szCs w:val="24"/>
+        </w:rPr>
+        <w:t>University</w:t>
+      </w:r>
+      <w:proofErr w:type="spellEnd"/>
+      <w:r>
+        <w:rPr>
+          <w:sz w:val="24"/>
+          <w:szCs w:val="24"/>
+        </w:rPr>
+        <w:t xml:space="preserve"> </w:t>
+      </w:r>
+      <w:proofErr w:type="spellStart"/>
+      <w:r>
+        <w:rPr>
+          <w:sz w:val="24"/>
+          <w:szCs w:val="24"/>
+        </w:rPr>
+        <w:t>of</w:t>
+      </w:r>
+      <w:proofErr w:type="spellEnd"/>
+      <w:r>
+        <w:rPr>
+          <w:sz w:val="24"/>
+          <w:szCs w:val="24"/>
+        </w:rPr>
+        <w:t xml:space="preserve"> Maryland, 1992.</w:t>
       </w:r>
     </w:p>
     <w:p>
@@ -3869,17 +8403,148 @@
           <w:sz w:val="24"/>
           <w:szCs w:val="24"/>
         </w:rPr>
-        <w:t xml:space="preserve">BASILI, Victor; WEISS, David M.. A Methodology for Collecting Valid Software Engineering Data. </w:t>
-      </w:r>
-      <w:r>
-        <w:rPr>
-          <w:b/>
-          <w:bCs/>
-          <w:sz w:val="24"/>
-          <w:szCs w:val="24"/>
-        </w:rPr>
-        <w:t>IEEE Transactions on Software Engineering</w:t>
-      </w:r>
+        <w:t xml:space="preserve">BASILI, Victor; WEISS, David </w:t>
+      </w:r>
+      <w:proofErr w:type="gramStart"/>
+      <w:r>
+        <w:rPr>
+          <w:sz w:val="24"/>
+          <w:szCs w:val="24"/>
+        </w:rPr>
+        <w:t>M..</w:t>
+      </w:r>
+      <w:proofErr w:type="gramEnd"/>
+      <w:r>
+        <w:rPr>
+          <w:sz w:val="24"/>
+          <w:szCs w:val="24"/>
+        </w:rPr>
+        <w:t xml:space="preserve"> A </w:t>
+      </w:r>
+      <w:proofErr w:type="spellStart"/>
+      <w:r>
+        <w:rPr>
+          <w:sz w:val="24"/>
+          <w:szCs w:val="24"/>
+        </w:rPr>
+        <w:t>Methodology</w:t>
+      </w:r>
+      <w:proofErr w:type="spellEnd"/>
+      <w:r>
+        <w:rPr>
+          <w:sz w:val="24"/>
+          <w:szCs w:val="24"/>
+        </w:rPr>
+        <w:t xml:space="preserve"> for </w:t>
+      </w:r>
+      <w:proofErr w:type="spellStart"/>
+      <w:r>
+        <w:rPr>
+          <w:sz w:val="24"/>
+          <w:szCs w:val="24"/>
+        </w:rPr>
+        <w:t>Collecting</w:t>
+      </w:r>
+      <w:proofErr w:type="spellEnd"/>
+      <w:r>
+        <w:rPr>
+          <w:sz w:val="24"/>
+          <w:szCs w:val="24"/>
+        </w:rPr>
+        <w:t xml:space="preserve"> </w:t>
+      </w:r>
+      <w:proofErr w:type="spellStart"/>
+      <w:r>
+        <w:rPr>
+          <w:sz w:val="24"/>
+          <w:szCs w:val="24"/>
+        </w:rPr>
+        <w:t>Valid</w:t>
+      </w:r>
+      <w:proofErr w:type="spellEnd"/>
+      <w:r>
+        <w:rPr>
+          <w:sz w:val="24"/>
+          <w:szCs w:val="24"/>
+        </w:rPr>
+        <w:t xml:space="preserve"> Software </w:t>
+      </w:r>
+      <w:proofErr w:type="spellStart"/>
+      <w:r>
+        <w:rPr>
+          <w:sz w:val="24"/>
+          <w:szCs w:val="24"/>
+        </w:rPr>
+        <w:t>Engineering</w:t>
+      </w:r>
+      <w:proofErr w:type="spellEnd"/>
+      <w:r>
+        <w:rPr>
+          <w:sz w:val="24"/>
+          <w:szCs w:val="24"/>
+        </w:rPr>
+        <w:t xml:space="preserve"> Data. </w:t>
+      </w:r>
+      <w:r>
+        <w:rPr>
+          <w:b/>
+          <w:bCs/>
+          <w:sz w:val="24"/>
+          <w:szCs w:val="24"/>
+        </w:rPr>
+        <w:t xml:space="preserve">IEEE </w:t>
+      </w:r>
+      <w:proofErr w:type="spellStart"/>
+      <w:r>
+        <w:rPr>
+          <w:b/>
+          <w:bCs/>
+          <w:sz w:val="24"/>
+          <w:szCs w:val="24"/>
+        </w:rPr>
+        <w:t>Transactions</w:t>
+      </w:r>
+      <w:proofErr w:type="spellEnd"/>
+      <w:r>
+        <w:rPr>
+          <w:b/>
+          <w:bCs/>
+          <w:sz w:val="24"/>
+          <w:szCs w:val="24"/>
+        </w:rPr>
+        <w:t xml:space="preserve"> </w:t>
+      </w:r>
+      <w:proofErr w:type="spellStart"/>
+      <w:r>
+        <w:rPr>
+          <w:b/>
+          <w:bCs/>
+          <w:sz w:val="24"/>
+          <w:szCs w:val="24"/>
+        </w:rPr>
+        <w:t>on</w:t>
+      </w:r>
+      <w:proofErr w:type="spellEnd"/>
+      <w:r>
+        <w:rPr>
+          <w:b/>
+          <w:bCs/>
+          <w:sz w:val="24"/>
+          <w:szCs w:val="24"/>
+        </w:rPr>
+        <w:t xml:space="preserve"> Software </w:t>
+      </w:r>
+      <w:proofErr w:type="spellStart"/>
+      <w:r>
+        <w:rPr>
+          <w:b/>
+          <w:bCs/>
+          <w:sz w:val="24"/>
+          <w:szCs w:val="24"/>
+        </w:rPr>
+        <w:t>Engineering</w:t>
+      </w:r>
+      <w:proofErr w:type="spellEnd"/>
       <w:r>
         <w:rPr>
           <w:sz w:val="24"/>
@@ -3958,8 +8623,41 @@
           <w:sz w:val="24"/>
           <w:szCs w:val="24"/>
         </w:rPr>
-        <w:t xml:space="preserve">. Guidelines for performing </w:t>
-      </w:r>
+        <w:t xml:space="preserve">. </w:t>
+      </w:r>
+      <w:proofErr w:type="spellStart"/>
+      <w:r>
+        <w:rPr>
+          <w:sz w:val="24"/>
+          <w:szCs w:val="24"/>
+        </w:rPr>
+        <w:t>Guidelines</w:t>
+      </w:r>
+      <w:proofErr w:type="spellEnd"/>
+      <w:r>
+        <w:rPr>
+          <w:sz w:val="24"/>
+          <w:szCs w:val="24"/>
+        </w:rPr>
+        <w:t xml:space="preserve"> for </w:t>
+      </w:r>
+      <w:proofErr w:type="spellStart"/>
+      <w:r>
+        <w:rPr>
+          <w:sz w:val="24"/>
+          <w:szCs w:val="24"/>
+        </w:rPr>
+        <w:t>performing</w:t>
+      </w:r>
+      <w:proofErr w:type="spellEnd"/>
+      <w:r>
+        <w:rPr>
+          <w:sz w:val="24"/>
+          <w:szCs w:val="24"/>
+        </w:rPr>
+        <w:t xml:space="preserve"> </w:t>
+      </w:r>
+      <w:proofErr w:type="spellStart"/>
       <w:r>
         <w:rPr>
           <w:sz w:val="24"/>
@@ -3972,8 +8670,17 @@
           <w:sz w:val="24"/>
           <w:szCs w:val="24"/>
         </w:rPr>
-        <w:t xml:space="preserve">ystematic </w:t>
-      </w:r>
+        <w:t>ystematic</w:t>
+      </w:r>
+      <w:proofErr w:type="spellEnd"/>
+      <w:r>
+        <w:rPr>
+          <w:sz w:val="24"/>
+          <w:szCs w:val="24"/>
+        </w:rPr>
+        <w:t xml:space="preserve"> </w:t>
+      </w:r>
+      <w:proofErr w:type="spellStart"/>
       <w:r>
         <w:rPr>
           <w:sz w:val="24"/>
@@ -3986,7 +8693,15 @@
           <w:sz w:val="24"/>
           <w:szCs w:val="24"/>
         </w:rPr>
-        <w:t xml:space="preserve">iterature </w:t>
+        <w:t>iterature</w:t>
+      </w:r>
+      <w:proofErr w:type="spellEnd"/>
+      <w:r>
+        <w:rPr>
+          <w:sz w:val="24"/>
+          <w:szCs w:val="24"/>
+        </w:rPr>
+        <w:t xml:space="preserve"> </w:t>
       </w:r>
       <w:r>
         <w:rPr>
@@ -4016,6 +8731,7 @@
         </w:rPr>
         <w:t xml:space="preserve">oftware </w:t>
       </w:r>
+      <w:proofErr w:type="spellStart"/>
       <w:r>
         <w:rPr>
           <w:sz w:val="24"/>
@@ -4028,23 +8744,83 @@
           <w:sz w:val="24"/>
           <w:szCs w:val="24"/>
         </w:rPr>
-        <w:t xml:space="preserve">ngineering. </w:t>
-      </w:r>
-      <w:r>
-        <w:rPr>
-          <w:b/>
-          <w:bCs/>
-          <w:sz w:val="24"/>
-          <w:szCs w:val="24"/>
-        </w:rPr>
-        <w:t>EBSE Technical Report EBSE-2007-01</w:t>
-      </w:r>
-      <w:r>
-        <w:rPr>
-          <w:sz w:val="24"/>
-          <w:szCs w:val="24"/>
-        </w:rPr>
-        <w:t>, Keele University,</w:t>
+        <w:t>ngineering</w:t>
+      </w:r>
+      <w:proofErr w:type="spellEnd"/>
+      <w:r>
+        <w:rPr>
+          <w:sz w:val="24"/>
+          <w:szCs w:val="24"/>
+        </w:rPr>
+        <w:t xml:space="preserve">. </w:t>
+      </w:r>
+      <w:r>
+        <w:rPr>
+          <w:b/>
+          <w:bCs/>
+          <w:sz w:val="24"/>
+          <w:szCs w:val="24"/>
+        </w:rPr>
+        <w:t xml:space="preserve">EBSE </w:t>
+      </w:r>
+      <w:proofErr w:type="spellStart"/>
+      <w:r>
+        <w:rPr>
+          <w:b/>
+          <w:bCs/>
+          <w:sz w:val="24"/>
+          <w:szCs w:val="24"/>
+        </w:rPr>
+        <w:t>Technical</w:t>
+      </w:r>
+      <w:proofErr w:type="spellEnd"/>
+      <w:r>
+        <w:rPr>
+          <w:b/>
+          <w:bCs/>
+          <w:sz w:val="24"/>
+          <w:szCs w:val="24"/>
+        </w:rPr>
+        <w:t xml:space="preserve"> Report EBSE-2007-01</w:t>
+      </w:r>
+      <w:r>
+        <w:rPr>
+          <w:sz w:val="24"/>
+          <w:szCs w:val="24"/>
+        </w:rPr>
+        <w:t xml:space="preserve">, </w:t>
+      </w:r>
+      <w:proofErr w:type="spellStart"/>
+      <w:r>
+        <w:rPr>
+          <w:sz w:val="24"/>
+          <w:szCs w:val="24"/>
+        </w:rPr>
+        <w:t>Keele</w:t>
+      </w:r>
+      <w:proofErr w:type="spellEnd"/>
+      <w:r>
+        <w:rPr>
+          <w:sz w:val="24"/>
+          <w:szCs w:val="24"/>
+        </w:rPr>
+        <w:t xml:space="preserve"> </w:t>
+      </w:r>
+      <w:proofErr w:type="spellStart"/>
+      <w:r>
+        <w:rPr>
+          <w:sz w:val="24"/>
+          <w:szCs w:val="24"/>
+        </w:rPr>
+        <w:t>University</w:t>
+      </w:r>
+      <w:proofErr w:type="spellEnd"/>
+      <w:r>
+        <w:rPr>
+          <w:sz w:val="24"/>
+          <w:szCs w:val="24"/>
+        </w:rPr>
+        <w:t>,</w:t>
       </w:r>
       <w:r>
         <w:rPr>
@@ -4075,23 +8851,75 @@
           <w:sz w:val="24"/>
           <w:szCs w:val="24"/>
         </w:rPr>
-        <w:t>OUZZANI, Mourad et al. Rayyan</w:t>
-      </w:r>
-      <w:r>
-        <w:rPr>
-          <w:sz w:val="24"/>
-          <w:szCs w:val="24"/>
-        </w:rPr>
-        <w:t xml:space="preserve"> – a web and mobile app for systematic reviews. </w:t>
-      </w:r>
-      <w:r>
-        <w:rPr>
-          <w:b/>
-          <w:bCs/>
-          <w:sz w:val="24"/>
-          <w:szCs w:val="24"/>
-        </w:rPr>
-        <w:t>Systematic Reviews</w:t>
+        <w:t xml:space="preserve">OUZZANI, Mourad et al. </w:t>
+      </w:r>
+      <w:proofErr w:type="spellStart"/>
+      <w:r>
+        <w:rPr>
+          <w:sz w:val="24"/>
+          <w:szCs w:val="24"/>
+        </w:rPr>
+        <w:t>Rayyan</w:t>
+      </w:r>
+      <w:proofErr w:type="spellEnd"/>
+      <w:r>
+        <w:rPr>
+          <w:sz w:val="24"/>
+          <w:szCs w:val="24"/>
+        </w:rPr>
+        <w:t xml:space="preserve"> – a web </w:t>
+      </w:r>
+      <w:proofErr w:type="spellStart"/>
+      <w:r>
+        <w:rPr>
+          <w:sz w:val="24"/>
+          <w:szCs w:val="24"/>
+        </w:rPr>
+        <w:t>and</w:t>
+      </w:r>
+      <w:proofErr w:type="spellEnd"/>
+      <w:r>
+        <w:rPr>
+          <w:sz w:val="24"/>
+          <w:szCs w:val="24"/>
+        </w:rPr>
+        <w:t xml:space="preserve"> mobile app for </w:t>
+      </w:r>
+      <w:proofErr w:type="spellStart"/>
+      <w:r>
+        <w:rPr>
+          <w:sz w:val="24"/>
+          <w:szCs w:val="24"/>
+        </w:rPr>
+        <w:t>systematic</w:t>
+      </w:r>
+      <w:proofErr w:type="spellEnd"/>
+      <w:r>
+        <w:rPr>
+          <w:sz w:val="24"/>
+          <w:szCs w:val="24"/>
+        </w:rPr>
+        <w:t xml:space="preserve"> reviews. </w:t>
+      </w:r>
+      <w:proofErr w:type="spellStart"/>
+      <w:r>
+        <w:rPr>
+          <w:b/>
+          <w:bCs/>
+          <w:sz w:val="24"/>
+          <w:szCs w:val="24"/>
+        </w:rPr>
+        <w:t>Systematic</w:t>
+      </w:r>
+      <w:proofErr w:type="spellEnd"/>
+      <w:r>
+        <w:rPr>
+          <w:b/>
+          <w:bCs/>
+          <w:sz w:val="24"/>
+          <w:szCs w:val="24"/>
+        </w:rPr>
+        <w:t xml:space="preserve"> Reviews</w:t>
       </w:r>
       <w:r>
         <w:rPr>
@@ -4129,16 +8957,143 @@
           <w:sz w:val="24"/>
           <w:szCs w:val="24"/>
         </w:rPr>
-        <w:t xml:space="preserve"> et al. Guidelines for conducting systematic mapping studies in software engineering: An update. </w:t>
-      </w:r>
-      <w:r>
-        <w:rPr>
-          <w:b/>
-          <w:bCs/>
-          <w:sz w:val="24"/>
-          <w:szCs w:val="24"/>
-        </w:rPr>
-        <w:t>Information and Software Technology</w:t>
+        <w:t xml:space="preserve"> et al. </w:t>
+      </w:r>
+      <w:proofErr w:type="spellStart"/>
+      <w:r>
+        <w:rPr>
+          <w:sz w:val="24"/>
+          <w:szCs w:val="24"/>
+        </w:rPr>
+        <w:t>Guidelines</w:t>
+      </w:r>
+      <w:proofErr w:type="spellEnd"/>
+      <w:r>
+        <w:rPr>
+          <w:sz w:val="24"/>
+          <w:szCs w:val="24"/>
+        </w:rPr>
+        <w:t xml:space="preserve"> for </w:t>
+      </w:r>
+      <w:proofErr w:type="spellStart"/>
+      <w:r>
+        <w:rPr>
+          <w:sz w:val="24"/>
+          <w:szCs w:val="24"/>
+        </w:rPr>
+        <w:t>conducting</w:t>
+      </w:r>
+      <w:proofErr w:type="spellEnd"/>
+      <w:r>
+        <w:rPr>
+          <w:sz w:val="24"/>
+          <w:szCs w:val="24"/>
+        </w:rPr>
+        <w:t xml:space="preserve"> </w:t>
+      </w:r>
+      <w:proofErr w:type="spellStart"/>
+      <w:r>
+        <w:rPr>
+          <w:sz w:val="24"/>
+          <w:szCs w:val="24"/>
+        </w:rPr>
+        <w:t>systematic</w:t>
+      </w:r>
+      <w:proofErr w:type="spellEnd"/>
+      <w:r>
+        <w:rPr>
+          <w:sz w:val="24"/>
+          <w:szCs w:val="24"/>
+        </w:rPr>
+        <w:t xml:space="preserve"> mapping </w:t>
+      </w:r>
+      <w:proofErr w:type="spellStart"/>
+      <w:r>
+        <w:rPr>
+          <w:sz w:val="24"/>
+          <w:szCs w:val="24"/>
+        </w:rPr>
+        <w:t>studies</w:t>
+      </w:r>
+      <w:proofErr w:type="spellEnd"/>
+      <w:r>
+        <w:rPr>
+          <w:sz w:val="24"/>
+          <w:szCs w:val="24"/>
+        </w:rPr>
+        <w:t xml:space="preserve"> in software </w:t>
+      </w:r>
+      <w:proofErr w:type="spellStart"/>
+      <w:r>
+        <w:rPr>
+          <w:sz w:val="24"/>
+          <w:szCs w:val="24"/>
+        </w:rPr>
+        <w:t>engineering</w:t>
+      </w:r>
+      <w:proofErr w:type="spellEnd"/>
+      <w:r>
+        <w:rPr>
+          <w:sz w:val="24"/>
+          <w:szCs w:val="24"/>
+        </w:rPr>
+        <w:t xml:space="preserve">: </w:t>
+      </w:r>
+      <w:proofErr w:type="spellStart"/>
+      <w:r>
+        <w:rPr>
+          <w:sz w:val="24"/>
+          <w:szCs w:val="24"/>
+        </w:rPr>
+        <w:t>An</w:t>
+      </w:r>
+      <w:proofErr w:type="spellEnd"/>
+      <w:r>
+        <w:rPr>
+          <w:sz w:val="24"/>
+          <w:szCs w:val="24"/>
+        </w:rPr>
+        <w:t xml:space="preserve"> update. </w:t>
+      </w:r>
+      <w:proofErr w:type="spellStart"/>
+      <w:r>
+        <w:rPr>
+          <w:b/>
+          <w:bCs/>
+          <w:sz w:val="24"/>
+          <w:szCs w:val="24"/>
+        </w:rPr>
+        <w:t>Information</w:t>
+      </w:r>
+      <w:proofErr w:type="spellEnd"/>
+      <w:r>
+        <w:rPr>
+          <w:b/>
+          <w:bCs/>
+          <w:sz w:val="24"/>
+          <w:szCs w:val="24"/>
+        </w:rPr>
+        <w:t xml:space="preserve"> </w:t>
+      </w:r>
+      <w:proofErr w:type="spellStart"/>
+      <w:r>
+        <w:rPr>
+          <w:b/>
+          <w:bCs/>
+          <w:sz w:val="24"/>
+          <w:szCs w:val="24"/>
+        </w:rPr>
+        <w:t>and</w:t>
+      </w:r>
+      <w:proofErr w:type="spellEnd"/>
+      <w:r>
+        <w:rPr>
+          <w:b/>
+          <w:bCs/>
+          <w:sz w:val="24"/>
+          <w:szCs w:val="24"/>
+        </w:rPr>
+        <w:t xml:space="preserve"> Software Technology</w:t>
       </w:r>
       <w:r>
         <w:rPr>

--- a/research_protocol/protocol.docx
+++ b/research_protocol/protocol.docx
@@ -1736,13 +1736,13 @@
         <w:tblLook w:val="04A0" w:firstRow="1" w:lastRow="0" w:firstColumn="1" w:lastColumn="0" w:noHBand="0" w:noVBand="1"/>
       </w:tblPr>
       <w:tblGrid>
-        <w:gridCol w:w="4509"/>
-        <w:gridCol w:w="4510"/>
+        <w:gridCol w:w="2405"/>
+        <w:gridCol w:w="6614"/>
       </w:tblGrid>
       <w:tr>
         <w:tc>
           <w:tcPr>
-            <w:tcW w:w="4509" w:type="dxa"/>
+            <w:tcW w:w="2405" w:type="dxa"/>
           </w:tcPr>
           <w:p>
             <w:pPr>
@@ -1762,7 +1762,7 @@
         </w:tc>
         <w:tc>
           <w:tcPr>
-            <w:tcW w:w="4510" w:type="dxa"/>
+            <w:tcW w:w="6614" w:type="dxa"/>
           </w:tcPr>
           <w:p>
             <w:pPr>
@@ -1784,7 +1784,7 @@
       <w:tr>
         <w:tc>
           <w:tcPr>
-            <w:tcW w:w="4509" w:type="dxa"/>
+            <w:tcW w:w="2405" w:type="dxa"/>
           </w:tcPr>
           <w:p>
             <w:r>
@@ -1795,13 +1795,13 @@
               <w:t>P</w:t>
             </w:r>
             <w:r>
-              <w:t xml:space="preserve"> - População</w:t>
+              <w:t>opulação</w:t>
             </w:r>
           </w:p>
         </w:tc>
         <w:tc>
           <w:tcPr>
-            <w:tcW w:w="4510" w:type="dxa"/>
+            <w:tcW w:w="6614" w:type="dxa"/>
           </w:tcPr>
           <w:p>
             <w:pPr>
@@ -1836,7 +1836,7 @@
       <w:tr>
         <w:tc>
           <w:tcPr>
-            <w:tcW w:w="4509" w:type="dxa"/>
+            <w:tcW w:w="2405" w:type="dxa"/>
           </w:tcPr>
           <w:p>
             <w:r>
@@ -1847,13 +1847,13 @@
               <w:t>I</w:t>
             </w:r>
             <w:r>
-              <w:t xml:space="preserve"> - Intervenção</w:t>
+              <w:t>ntervenção</w:t>
             </w:r>
           </w:p>
         </w:tc>
         <w:tc>
           <w:tcPr>
-            <w:tcW w:w="4510" w:type="dxa"/>
+            <w:tcW w:w="6614" w:type="dxa"/>
           </w:tcPr>
           <w:p>
             <w:pPr>
@@ -1876,7 +1876,7 @@
       <w:tr>
         <w:tc>
           <w:tcPr>
-            <w:tcW w:w="4509" w:type="dxa"/>
+            <w:tcW w:w="2405" w:type="dxa"/>
           </w:tcPr>
           <w:p>
             <w:r>
@@ -1887,13 +1887,13 @@
               <w:t>C</w:t>
             </w:r>
             <w:r>
-              <w:t xml:space="preserve"> - Comparação</w:t>
+              <w:t>omparação</w:t>
             </w:r>
           </w:p>
         </w:tc>
         <w:tc>
           <w:tcPr>
-            <w:tcW w:w="4510" w:type="dxa"/>
+            <w:tcW w:w="6614" w:type="dxa"/>
           </w:tcPr>
           <w:p>
             <w:pPr>
@@ -1912,7 +1912,13 @@
               <w:t>O</w:t>
             </w:r>
             <w:r>
-              <w:t xml:space="preserve"> mapeamento não pressupõe um grupo controle</w:t>
+              <w:t xml:space="preserve"> mapeamento</w:t>
+            </w:r>
+            <w:r>
+              <w:t xml:space="preserve"> sistemático</w:t>
+            </w:r>
+            <w:r>
+              <w:t xml:space="preserve"> não pressupõe um grupo controle</w:t>
             </w:r>
             <w:r>
               <w:t>;</w:t>
@@ -1932,9 +1938,10 @@
       <w:tr>
         <w:tc>
           <w:tcPr>
-            <w:tcW w:w="4509" w:type="dxa"/>
+            <w:tcW w:w="2405" w:type="dxa"/>
           </w:tcPr>
           <w:p>
+            <w:proofErr w:type="spellStart"/>
             <w:r>
               <w:rPr>
                 <w:b/>
@@ -1943,11 +1950,7 @@
               <w:t>O</w:t>
             </w:r>
             <w:r>
-              <w:t xml:space="preserve"> - </w:t>
-            </w:r>
-            <w:proofErr w:type="spellStart"/>
-            <w:r>
-              <w:t>Outcome</w:t>
+              <w:t>utcome</w:t>
             </w:r>
             <w:proofErr w:type="spellEnd"/>
             <w:r>
@@ -1957,13 +1960,28 @@
         </w:tc>
         <w:tc>
           <w:tcPr>
-            <w:tcW w:w="4510" w:type="dxa"/>
+            <w:tcW w:w="6614" w:type="dxa"/>
           </w:tcPr>
           <w:p>
             <w:pPr>
               <w:jc w:val="both"/>
             </w:pPr>
             <w:r>
+              <w:t xml:space="preserve">Não compõe a </w:t>
+            </w:r>
+            <w:proofErr w:type="spellStart"/>
+            <w:r>
+              <w:t>string</w:t>
+            </w:r>
+            <w:proofErr w:type="spellEnd"/>
+            <w:r>
+              <w:t xml:space="preserve"> de busca. Em mapeamento sistemático representa o que será extraído dos estudos:</w:t>
+            </w:r>
+            <w:r>
+              <w:br/>
+              <w:t xml:space="preserve">- </w:t>
+            </w:r>
+            <w:r>
               <w:t>Técnicas e arquiteturas de RAG.</w:t>
             </w:r>
           </w:p>
@@ -1971,6 +1989,9 @@
             <w:pPr>
               <w:jc w:val="both"/>
             </w:pPr>
+            <w:r>
+              <w:t xml:space="preserve">- </w:t>
+            </w:r>
             <w:proofErr w:type="spellStart"/>
             <w:r>
               <w:t>LLMs</w:t>
@@ -1985,6 +2006,9 @@
               <w:jc w:val="both"/>
             </w:pPr>
             <w:r>
+              <w:t xml:space="preserve">- </w:t>
+            </w:r>
+            <w:r>
               <w:t>Linguagens de programação e tipos de sistemas estu</w:t>
             </w:r>
             <w:r>
@@ -1999,6 +2023,9 @@
               <w:jc w:val="both"/>
             </w:pPr>
             <w:r>
+              <w:t xml:space="preserve">- </w:t>
+            </w:r>
+            <w:r>
               <w:t>Métricas de avaliação.</w:t>
             </w:r>
           </w:p>
@@ -2006,6 +2033,9 @@
             <w:pPr>
               <w:jc w:val="both"/>
             </w:pPr>
+            <w:r>
+              <w:t xml:space="preserve">- </w:t>
+            </w:r>
             <w:r>
               <w:t>Lacunas de pesquisa.</w:t>
             </w:r>
@@ -2015,7 +2045,7 @@
       <w:tr>
         <w:tc>
           <w:tcPr>
-            <w:tcW w:w="4509" w:type="dxa"/>
+            <w:tcW w:w="2405" w:type="dxa"/>
           </w:tcPr>
           <w:p>
             <w:r>
@@ -2026,29 +2056,28 @@
               <w:t>C</w:t>
             </w:r>
             <w:r>
-              <w:t xml:space="preserve"> - Contexto</w:t>
+              <w:t>ontexto</w:t>
             </w:r>
           </w:p>
         </w:tc>
         <w:tc>
           <w:tcPr>
-            <w:tcW w:w="4510" w:type="dxa"/>
+            <w:tcW w:w="6614" w:type="dxa"/>
           </w:tcPr>
           <w:p>
             <w:pPr>
               <w:jc w:val="both"/>
             </w:pPr>
             <w:r>
-              <w:t xml:space="preserve">Estudos primários com revisão por pares </w:t>
-            </w:r>
-            <w:r>
-              <w:t>no domínio de</w:t>
-            </w:r>
-            <w:r>
-              <w:t xml:space="preserve"> Engenharia de Softwar</w:t>
-            </w:r>
-            <w:r>
-              <w:t>e, delimitado pelo foco em artefatos de código-fonte.</w:t>
+              <w:t xml:space="preserve">Não se aplica. Em mapeamentos sistemáticos, o contexto é tipicamente garantido pelos critérios de seleção, não pela </w:t>
+            </w:r>
+            <w:proofErr w:type="spellStart"/>
+            <w:r>
+              <w:t>string</w:t>
+            </w:r>
+            <w:proofErr w:type="spellEnd"/>
+            <w:r>
+              <w:t>: a delimitação ao domínio de Engenharia de Software é assegurada pelo CI1, e a exigência de revisão por pares é assegurada pelo CE5.</w:t>
             </w:r>
           </w:p>
         </w:tc>
@@ -2425,7 +2454,7 @@
           <w:i/>
           <w:iCs/>
         </w:rPr>
-        <w:t>ões</w:t>
+        <w:t>ão</w:t>
       </w:r>
       <w:r>
         <w:rPr>
@@ -2434,60 +2463,58 @@
         </w:rPr>
         <w:t xml:space="preserve">: </w:t>
       </w:r>
-    </w:p>
-    <w:p>
-      <w:pPr>
-        <w:jc w:val="both"/>
+      <w:r>
         <w:rPr>
           <w:i/>
           <w:iCs/>
         </w:rPr>
-      </w:pPr>
+        <w:t xml:space="preserve">Embora RAG e LLM componham conceitualmente a mesma Intervenção, eles são representados como dois grupos distintos conectados por AND na </w:t>
+      </w:r>
+      <w:proofErr w:type="spellStart"/>
       <w:r>
         <w:rPr>
           <w:i/>
           <w:iCs/>
         </w:rPr>
-        <w:t xml:space="preserve">- O “Resultado” não compõe a </w:t>
-      </w:r>
-      <w:proofErr w:type="spellStart"/>
+        <w:t>string</w:t>
+      </w:r>
+      <w:proofErr w:type="spellEnd"/>
       <w:r>
         <w:rPr>
           <w:i/>
           <w:iCs/>
         </w:rPr>
-        <w:t>string</w:t>
-      </w:r>
-      <w:proofErr w:type="spellEnd"/>
+        <w:t xml:space="preserve"> de busca. Essa decisão é intencional: o AND garante que apenas estudos que tratam explicitamente da combinação RAG+LLM sejam recuperados, excluindo trabalhos sobre RAG sem base em modelos de linguagem de grande escala e trabalhos sobre </w:t>
+      </w:r>
+      <w:proofErr w:type="spellStart"/>
       <w:r>
         <w:rPr>
           <w:i/>
           <w:iCs/>
         </w:rPr>
-        <w:t xml:space="preserve"> pois representa o que será extraído dos estudos, não um critério de busca.</w:t>
-      </w:r>
-    </w:p>
-    <w:p>
-      <w:pPr>
-        <w:jc w:val="both"/>
+        <w:t>LLMs</w:t>
+      </w:r>
+      <w:proofErr w:type="spellEnd"/>
+      <w:r>
         <w:rPr>
           <w:i/>
           <w:iCs/>
         </w:rPr>
-      </w:pPr>
+        <w:t xml:space="preserve"> aplicados a código sem componente de recuperação. Trata-se de uma escolha de precisão sobre sensibilidade. Está-se ciente de que artigos que referenciam modelos específicos (</w:t>
+      </w:r>
       <w:r>
         <w:rPr>
           <w:i/>
           <w:iCs/>
         </w:rPr>
-        <w:t xml:space="preserve">- </w:t>
+        <w:t>Ex.:</w:t>
       </w:r>
       <w:r>
         <w:rPr>
           <w:i/>
           <w:iCs/>
         </w:rPr>
-        <w:t xml:space="preserve">O "Contexto" não compõe a </w:t>
+        <w:t xml:space="preserve"> GPT, </w:t>
       </w:r>
       <w:proofErr w:type="spellStart"/>
       <w:r>
@@ -2495,7 +2522,7 @@
           <w:i/>
           <w:iCs/>
         </w:rPr>
-        <w:t>string</w:t>
+        <w:t>Llama</w:t>
       </w:r>
       <w:proofErr w:type="spellEnd"/>
       <w:r>
@@ -2503,30 +2530,30 @@
           <w:i/>
           <w:iCs/>
         </w:rPr>
-        <w:t xml:space="preserve"> de busca pois é garantido pelos critérios de seleção: a delimitação ao domínio de Engenharia de Software é assegurada pelo CI1, e a exigência de revisão por pares é assegurada pelo CE5.</w:t>
-      </w:r>
-    </w:p>
-    <w:p>
-      <w:pPr>
-        <w:jc w:val="both"/>
+        <w:t>, Gemini</w:t>
+      </w:r>
+      <w:r>
         <w:rPr>
           <w:i/>
           <w:iCs/>
         </w:rPr>
-      </w:pPr>
+        <w:t xml:space="preserve">, </w:t>
+      </w:r>
+      <w:proofErr w:type="gramStart"/>
       <w:r>
         <w:rPr>
           <w:i/>
           <w:iCs/>
         </w:rPr>
-        <w:t xml:space="preserve">- </w:t>
-      </w:r>
+        <w:t>Claude, etc.</w:t>
+      </w:r>
+      <w:proofErr w:type="gramEnd"/>
       <w:r>
         <w:rPr>
           <w:i/>
           <w:iCs/>
         </w:rPr>
-        <w:t xml:space="preserve">Embora RAG e LLM componham conceitualmente a mesma Intervenção, eles são representados como dois grupos distintos conectados por AND na </w:t>
+        <w:t xml:space="preserve">) sem empregar os termos "LLM" ou "Large </w:t>
       </w:r>
       <w:proofErr w:type="spellStart"/>
       <w:r>
@@ -2534,7 +2561,7 @@
           <w:i/>
           <w:iCs/>
         </w:rPr>
-        <w:t>string</w:t>
+        <w:t>Language</w:t>
       </w:r>
       <w:proofErr w:type="spellEnd"/>
       <w:r>
@@ -2542,7 +2569,7 @@
           <w:i/>
           <w:iCs/>
         </w:rPr>
-        <w:t xml:space="preserve"> de busca. Essa decisão é intencional: o AND garante que apenas estudos que tratam explicitamente da combinação RAG+LLM sejam recuperados, excluindo trabalhos sobre RAG sem base em modelos de linguagem de grande escala e trabalhos sobre </w:t>
+        <w:t xml:space="preserve"> Model" podem não ser recuperados; para mitigar parcialmente esse risco, o termo "</w:t>
       </w:r>
       <w:proofErr w:type="spellStart"/>
       <w:r>
@@ -2550,7 +2577,7 @@
           <w:i/>
           <w:iCs/>
         </w:rPr>
-        <w:t>LLMs</w:t>
+        <w:t>Generative</w:t>
       </w:r>
       <w:proofErr w:type="spellEnd"/>
       <w:r>
@@ -2558,85 +2585,16 @@
           <w:i/>
           <w:iCs/>
         </w:rPr>
-        <w:t xml:space="preserve"> aplicados a código sem componente de recuperação. Trata-se de uma escolha de precisão sobre sensibilidade. Está-se ciente de que artigos que referenciam modelos específicos (</w:t>
-      </w:r>
-      <w:r>
-        <w:rPr>
-          <w:i/>
-          <w:iCs/>
-        </w:rPr>
-        <w:t>Ex.:</w:t>
-      </w:r>
-      <w:r>
-        <w:rPr>
-          <w:i/>
-          <w:iCs/>
-        </w:rPr>
-        <w:t xml:space="preserve"> GPT, </w:t>
-      </w:r>
-      <w:proofErr w:type="spellStart"/>
-      <w:r>
-        <w:rPr>
-          <w:i/>
-          <w:iCs/>
-        </w:rPr>
-        <w:t>Llama</w:t>
-      </w:r>
-      <w:proofErr w:type="spellEnd"/>
-      <w:r>
-        <w:rPr>
-          <w:i/>
-          <w:iCs/>
-        </w:rPr>
-        <w:t>, Gemini</w:t>
-      </w:r>
-      <w:r>
-        <w:rPr>
-          <w:i/>
-          <w:iCs/>
-        </w:rPr>
-        <w:t>, Claude, etc.</w:t>
-      </w:r>
-      <w:r>
-        <w:rPr>
-          <w:i/>
-          <w:iCs/>
-        </w:rPr>
-        <w:t xml:space="preserve">) sem empregar os termos "LLM" ou "Large </w:t>
-      </w:r>
-      <w:proofErr w:type="spellStart"/>
-      <w:r>
-        <w:rPr>
-          <w:i/>
-          <w:iCs/>
-        </w:rPr>
-        <w:t>Language</w:t>
-      </w:r>
-      <w:proofErr w:type="spellEnd"/>
-      <w:r>
-        <w:rPr>
-          <w:i/>
-          <w:iCs/>
-        </w:rPr>
-        <w:t xml:space="preserve"> Model" podem não ser recuperados; para mitigar parcialmente esse risco, o termo "</w:t>
-      </w:r>
-      <w:proofErr w:type="spellStart"/>
-      <w:r>
-        <w:rPr>
-          <w:i/>
-          <w:iCs/>
-        </w:rPr>
-        <w:t>Generative</w:t>
-      </w:r>
-      <w:proofErr w:type="spellEnd"/>
-      <w:r>
-        <w:rPr>
-          <w:i/>
-          <w:iCs/>
-        </w:rPr>
         <w:t xml:space="preserve"> AI" foi incluído como hiperônimo de uso corrente na literatura, aumentando a chance de cobertura indireta desses modelos. Essa decisão é documentada aqui para fins de rastreabilidade e reprodutibilidade da busca.</w:t>
       </w:r>
     </w:p>
+    <w:p/>
+    <w:p/>
+    <w:p/>
+    <w:p/>
+    <w:p/>
+    <w:p/>
+    <w:p/>
     <w:p/>
     <w:p/>
     <w:p/>
@@ -6487,7 +6445,25 @@
                 <w:sz w:val="20"/>
                 <w:szCs w:val="20"/>
               </w:rPr>
-              <w:t>TITLE-ABS-KEY("</w:t>
+              <w:t>TITLE-ABS-</w:t>
+            </w:r>
+            <w:proofErr w:type="gramStart"/>
+            <w:r>
+              <w:rPr>
+                <w:rFonts w:ascii="Consolas" w:hAnsi="Consolas"/>
+                <w:sz w:val="20"/>
+                <w:szCs w:val="20"/>
+              </w:rPr>
+              <w:t>KEY(</w:t>
+            </w:r>
+            <w:proofErr w:type="gramEnd"/>
+            <w:r>
+              <w:rPr>
+                <w:rFonts w:ascii="Consolas" w:hAnsi="Consolas"/>
+                <w:sz w:val="20"/>
+                <w:szCs w:val="20"/>
+              </w:rPr>
+              <w:t>"</w:t>
             </w:r>
             <w:proofErr w:type="spellStart"/>
             <w:r>
@@ -6666,7 +6642,25 @@
                 <w:sz w:val="20"/>
                 <w:szCs w:val="20"/>
               </w:rPr>
-              <w:t>AND TITLE-ABS-KEY("</w:t>
+              <w:t>AND TITLE-ABS-</w:t>
+            </w:r>
+            <w:proofErr w:type="gramStart"/>
+            <w:r>
+              <w:rPr>
+                <w:rFonts w:ascii="Consolas" w:hAnsi="Consolas"/>
+                <w:sz w:val="20"/>
+                <w:szCs w:val="20"/>
+              </w:rPr>
+              <w:t>KEY(</w:t>
+            </w:r>
+            <w:proofErr w:type="gramEnd"/>
+            <w:r>
+              <w:rPr>
+                <w:rFonts w:ascii="Consolas" w:hAnsi="Consolas"/>
+                <w:sz w:val="20"/>
+                <w:szCs w:val="20"/>
+              </w:rPr>
+              <w:t>"</w:t>
             </w:r>
             <w:proofErr w:type="spellStart"/>
             <w:r>
@@ -6737,7 +6731,25 @@
                 <w:sz w:val="20"/>
                 <w:szCs w:val="20"/>
               </w:rPr>
-              <w:t xml:space="preserve">AND TITLE-ABS-KEY("LLM" OR "Large </w:t>
+              <w:t>AND TITLE-ABS-</w:t>
+            </w:r>
+            <w:proofErr w:type="gramStart"/>
+            <w:r>
+              <w:rPr>
+                <w:rFonts w:ascii="Consolas" w:hAnsi="Consolas"/>
+                <w:sz w:val="20"/>
+                <w:szCs w:val="20"/>
+              </w:rPr>
+              <w:t>KEY(</w:t>
+            </w:r>
+            <w:proofErr w:type="gramEnd"/>
+            <w:r>
+              <w:rPr>
+                <w:rFonts w:ascii="Consolas" w:hAnsi="Consolas"/>
+                <w:sz w:val="20"/>
+                <w:szCs w:val="20"/>
+              </w:rPr>
+              <w:t xml:space="preserve">"LLM" OR "Large </w:t>
             </w:r>
             <w:proofErr w:type="spellStart"/>
             <w:r>
@@ -7486,6 +7498,7 @@
             <w:r>
               <w:t xml:space="preserve">, </w:t>
             </w:r>
+            <w:proofErr w:type="gramStart"/>
             <w:r>
               <w:t>dissertações</w:t>
             </w:r>
@@ -7495,6 +7508,7 @@
             <w:r>
               <w:t>.</w:t>
             </w:r>
+            <w:proofErr w:type="gramEnd"/>
           </w:p>
         </w:tc>
       </w:tr>
@@ -8002,21 +8016,7 @@
           <w:b/>
           <w:bCs/>
         </w:rPr>
-        <w:t>8</w:t>
-      </w:r>
-      <w:r>
-        <w:rPr>
-          <w:b/>
-          <w:bCs/>
-        </w:rPr>
-        <w:t xml:space="preserve">. </w:t>
-      </w:r>
-      <w:r>
-        <w:rPr>
-          <w:b/>
-          <w:bCs/>
-        </w:rPr>
-        <w:t>AMEAÇAS À VALIDADE</w:t>
+        <w:t>8. AMEAÇAS À VALIDADE</w:t>
       </w:r>
     </w:p>
     <w:p>
@@ -8033,13 +8033,7 @@
         <w:jc w:val="both"/>
       </w:pPr>
       <w:r>
-        <w:t>As ameaças à validade identificadas neste estudo envolvem</w:t>
-      </w:r>
-      <w:r>
-        <w:t>:</w:t>
-      </w:r>
-      <w:r>
-        <w:t xml:space="preserve"> 1) a elaboração da </w:t>
+        <w:t xml:space="preserve">As ameaças à validade identificadas neste estudo envolvem: 1) a elaboração da </w:t>
       </w:r>
       <w:proofErr w:type="spellStart"/>
       <w:r>
@@ -8047,25 +8041,7 @@
       </w:r>
       <w:proofErr w:type="spellEnd"/>
       <w:r>
-        <w:t xml:space="preserve"> de busca</w:t>
-      </w:r>
-      <w:r>
-        <w:t>;</w:t>
-      </w:r>
-      <w:r>
-        <w:t xml:space="preserve"> 2) a possível ausência de estudos primários relevantes</w:t>
-      </w:r>
-      <w:r>
-        <w:t>;</w:t>
-      </w:r>
-      <w:r>
-        <w:t xml:space="preserve"> 3) a confiabilidade na seleção</w:t>
-      </w:r>
-      <w:r>
-        <w:t>;</w:t>
-      </w:r>
-      <w:r>
-        <w:t xml:space="preserve"> 4) a confiabilidade na extração de dados.</w:t>
+        <w:t xml:space="preserve"> de busca; 2) a possível ausência de estudos primários relevantes; 3) a confiabilidade na seleção; 4) a confiabilidade na extração de dados.</w:t>
       </w:r>
     </w:p>
     <w:p>
@@ -8098,13 +8074,7 @@
       </w:r>
       <w:proofErr w:type="spellEnd"/>
       <w:r>
-        <w:t xml:space="preserve"> AI" como hiperônimo, pela cobertura complementar das três bases selecionadas </w:t>
-      </w:r>
-      <w:r>
-        <w:t>(</w:t>
-      </w:r>
-      <w:r>
-        <w:t xml:space="preserve">ACM Digital Library, IEEE </w:t>
+        <w:t xml:space="preserve"> AI" como hiperônimo, pela cobertura complementar das três bases selecionadas (ACM Digital Library, IEEE </w:t>
       </w:r>
       <w:proofErr w:type="spellStart"/>
       <w:r>
@@ -8112,13 +8082,7 @@
       </w:r>
       <w:proofErr w:type="spellEnd"/>
       <w:r>
-        <w:t xml:space="preserve"> e Scopus</w:t>
-      </w:r>
-      <w:r>
-        <w:t>)</w:t>
-      </w:r>
-      <w:r>
-        <w:t xml:space="preserve"> e pelo fato de o Scopus indexar publicações das demais bases, ampliando a cobertura indireta.</w:t>
+        <w:t xml:space="preserve"> e Scopus) e pelo fato de o Scopus indexar publicações das demais bases, ampliando a cobertura indireta.</w:t>
       </w:r>
     </w:p>
     <w:p>
@@ -8154,7 +8118,15 @@
         <w:jc w:val="both"/>
       </w:pPr>
       <w:r>
-        <w:t xml:space="preserve">BASILI, Victor R.. Software </w:t>
+        <w:t xml:space="preserve">BASILI, Victor </w:t>
+      </w:r>
+      <w:proofErr w:type="gramStart"/>
+      <w:r>
+        <w:t>R..</w:t>
+      </w:r>
+      <w:proofErr w:type="gramEnd"/>
+      <w:r>
+        <w:t xml:space="preserve"> Software </w:t>
       </w:r>
       <w:proofErr w:type="spellStart"/>
       <w:r>
@@ -8305,7 +8277,15 @@
         <w:jc w:val="both"/>
       </w:pPr>
       <w:r>
-        <w:t xml:space="preserve">BASILI, Victor; WEISS, David M.. A </w:t>
+        <w:t xml:space="preserve">BASILI, Victor; WEISS, David </w:t>
+      </w:r>
+      <w:proofErr w:type="gramStart"/>
+      <w:r>
+        <w:t>M..</w:t>
+      </w:r>
+      <w:proofErr w:type="gramEnd"/>
+      <w:r>
+        <w:t xml:space="preserve"> A </w:t>
       </w:r>
       <w:proofErr w:type="spellStart"/>
       <w:r>
@@ -8447,13 +8427,7 @@
         <w:t>IEEE Software</w:t>
       </w:r>
       <w:r>
-        <w:t>, v. 22, n. 1, p. 58</w:t>
-      </w:r>
-      <w:r>
-        <w:t>-</w:t>
-      </w:r>
-      <w:r>
-        <w:t>65, 2005.</w:t>
+        <w:t>, v. 22, n. 1, p. 58-65, 2005.</w:t>
       </w:r>
     </w:p>
     <w:p>
@@ -8652,10 +8626,7 @@
       </w:r>
       <w:proofErr w:type="spellEnd"/>
       <w:r>
-        <w:t>; KUZNIARZ, Ludwik.</w:t>
-      </w:r>
-      <w:r>
-        <w:t xml:space="preserve"> </w:t>
+        <w:t xml:space="preserve">; KUZNIARZ, Ludwik. </w:t>
       </w:r>
       <w:proofErr w:type="spellStart"/>
       <w:r>

--- a/research_protocol/protocol.docx
+++ b/research_protocol/protocol.docx
@@ -7633,10 +7633,28 @@
         <w:t xml:space="preserve"> nas bases</w:t>
       </w:r>
       <w:r>
-        <w:t xml:space="preserve"> em DD/MM/2026</w:t>
-      </w:r>
-      <w:r>
-        <w:t>. R</w:t>
+        <w:t xml:space="preserve"> em </w:t>
+      </w:r>
+      <w:r>
+        <w:t>02</w:t>
+      </w:r>
+      <w:r>
+        <w:t>/</w:t>
+      </w:r>
+      <w:r>
+        <w:t>06</w:t>
+      </w:r>
+      <w:r>
+        <w:t>/2026</w:t>
+      </w:r>
+      <w:r>
+        <w:t>,</w:t>
+      </w:r>
+      <w:r>
+        <w:t xml:space="preserve"> </w:t>
+      </w:r>
+      <w:r>
+        <w:t>r</w:t>
       </w:r>
       <w:r>
         <w:t>etorn</w:t>
@@ -7648,16 +7666,25 @@
         <w:t xml:space="preserve"> um total de </w:t>
       </w:r>
       <w:r>
-        <w:t>X</w:t>
-      </w:r>
-      <w:r>
-        <w:t xml:space="preserve"> registros brutos, distribuídos entre Scopus (n = </w:t>
-      </w:r>
-      <w:r>
-        <w:t>X</w:t>
-      </w:r>
-      <w:r>
-        <w:t xml:space="preserve">), IEEE </w:t>
+        <w:t>173</w:t>
+      </w:r>
+      <w:r>
+        <w:t xml:space="preserve"> registros brutos, distribuídos entre</w:t>
+      </w:r>
+      <w:r>
+        <w:t xml:space="preserve"> </w:t>
+      </w:r>
+      <w:r>
+        <w:t xml:space="preserve">ACM Digital Library (n = </w:t>
+      </w:r>
+      <w:r>
+        <w:t>18</w:t>
+      </w:r>
+      <w:r>
+        <w:t>)</w:t>
+      </w:r>
+      <w:r>
+        <w:t xml:space="preserve">, IEEE </w:t>
       </w:r>
       <w:proofErr w:type="spellStart"/>
       <w:r>
@@ -7668,16 +7695,25 @@
         <w:t xml:space="preserve"> (n = </w:t>
       </w:r>
       <w:r>
-        <w:t>X</w:t>
-      </w:r>
-      <w:r>
-        <w:t xml:space="preserve">) e ACM Digital Library (n = </w:t>
-      </w:r>
-      <w:r>
-        <w:t>X</w:t>
-      </w:r>
-      <w:r>
-        <w:t>). Para dar suporte ao gerenciamento e à seleção desses estudos, os metadados</w:t>
+        <w:t>39</w:t>
+      </w:r>
+      <w:r>
+        <w:t>)</w:t>
+      </w:r>
+      <w:r>
+        <w:t xml:space="preserve"> e </w:t>
+      </w:r>
+      <w:r>
+        <w:t xml:space="preserve">Scopus (n = </w:t>
+      </w:r>
+      <w:r>
+        <w:t>116</w:t>
+      </w:r>
+      <w:r>
+        <w:t>)</w:t>
+      </w:r>
+      <w:r>
+        <w:t>. Para dar suporte ao gerenciamento e à seleção desses estudos, os metadados</w:t>
       </w:r>
       <w:r>
         <w:t xml:space="preserve"> (.</w:t>
@@ -7699,19 +7735,184 @@
       </w:r>
       <w:proofErr w:type="spellEnd"/>
       <w:r>
-        <w:t xml:space="preserve"> (OUZZANI et al., 2016). Por meio das funcionalidades da ferramenta, foi executado o processo automatizado de detecção de similaridade, resultando na identificação e remoção de 32 registros duplicados, restando 108 artigos únicos para a etapa de triagem. Na sequência, realizou-se a análise preliminar de títulos e resumos dentro da plataforma, o que levou à exclusão de </w:t>
-      </w:r>
-      <w:r>
-        <w:t>Y</w:t>
-      </w:r>
-      <w:r>
-        <w:t xml:space="preserve"> estudos que não atendiam aos critérios de elegibilidade. Ao final desse funil de seleção, </w:t>
-      </w:r>
-      <w:r>
-        <w:t>Z</w:t>
-      </w:r>
-      <w:r>
-        <w:t xml:space="preserve"> estudos primários foram integralmente incluídos para a extração de dados e composição do mapeamento sistemático.</w:t>
+        <w:t xml:space="preserve"> (OUZZANI et al., 2016). Por meio das funcionalidades da ferramenta, foi executado o processo automatizado de detecção de similaridade, resultando na identificação e remoção de </w:t>
+      </w:r>
+      <w:r>
+        <w:t>43</w:t>
+      </w:r>
+      <w:r>
+        <w:t xml:space="preserve"> registros duplicados</w:t>
+      </w:r>
+      <w:r>
+        <w:t>.</w:t>
+      </w:r>
+      <w:r>
+        <w:t xml:space="preserve"> </w:t>
+      </w:r>
+      <w:r>
+        <w:t xml:space="preserve">Durante a triagem, foi identificado adicionalmente que o artigo "N-CATS: A Neural Network </w:t>
+      </w:r>
+      <w:proofErr w:type="spellStart"/>
+      <w:r>
+        <w:t>Classification</w:t>
+      </w:r>
+      <w:proofErr w:type="spellEnd"/>
+      <w:r>
+        <w:t xml:space="preserve"> </w:t>
+      </w:r>
+      <w:proofErr w:type="spellStart"/>
+      <w:r>
+        <w:t>Automatic</w:t>
+      </w:r>
+      <w:proofErr w:type="spellEnd"/>
+      <w:r>
+        <w:t xml:space="preserve"> </w:t>
+      </w:r>
+      <w:proofErr w:type="spellStart"/>
+      <w:r>
+        <w:t>Taxonomy</w:t>
+      </w:r>
+      <w:proofErr w:type="spellEnd"/>
+      <w:r>
+        <w:t xml:space="preserve"> System" constituía uma duplicata não detectada automaticamente</w:t>
+      </w:r>
+      <w:r>
+        <w:t xml:space="preserve"> (</w:t>
+      </w:r>
+      <w:r>
+        <w:t>totalizando 44 registros duplicados removidos e restando 129 artigos únicos para avaliação</w:t>
+      </w:r>
+      <w:r>
+        <w:t>)</w:t>
+      </w:r>
+      <w:r>
+        <w:t xml:space="preserve">. </w:t>
+      </w:r>
+      <w:r>
+        <w:t>A</w:t>
+      </w:r>
+      <w:r>
+        <w:t xml:space="preserve"> análise preliminar de títulos e resumos </w:t>
+      </w:r>
+      <w:r>
+        <w:t>l</w:t>
+      </w:r>
+      <w:r>
+        <w:t xml:space="preserve">evou à exclusão de </w:t>
+      </w:r>
+      <w:r>
+        <w:t>6</w:t>
+      </w:r>
+      <w:r>
+        <w:t>6</w:t>
+      </w:r>
+      <w:r>
+        <w:t xml:space="preserve"> estudos que não atendiam aos critérios de elegibilidade</w:t>
+      </w:r>
+      <w:r>
+        <w:t xml:space="preserve">, resultando em </w:t>
+      </w:r>
+      <w:r>
+        <w:t>63</w:t>
+      </w:r>
+      <w:r>
+        <w:t xml:space="preserve"> estudos primários</w:t>
+      </w:r>
+      <w:r>
+        <w:t xml:space="preserve"> </w:t>
+      </w:r>
+      <w:r>
+        <w:t>selecionados</w:t>
+      </w:r>
+      <w:r>
+        <w:t xml:space="preserve"> para extração de dados</w:t>
+      </w:r>
+      <w:r>
+        <w:t xml:space="preserve">, incluindo </w:t>
+      </w:r>
+      <w:r>
+        <w:t>um classificado como</w:t>
+      </w:r>
+      <w:r>
+        <w:t xml:space="preserve"> dúvida</w:t>
+      </w:r>
+      <w:r>
+        <w:t xml:space="preserve"> (</w:t>
+      </w:r>
+      <w:proofErr w:type="spellStart"/>
+      <w:r>
+        <w:t>Lighter</w:t>
+      </w:r>
+      <w:proofErr w:type="spellEnd"/>
+      <w:r>
+        <w:t xml:space="preserve"> </w:t>
+      </w:r>
+      <w:proofErr w:type="spellStart"/>
+      <w:r>
+        <w:t>And</w:t>
+      </w:r>
+      <w:proofErr w:type="spellEnd"/>
+      <w:r>
+        <w:t xml:space="preserve"> </w:t>
+      </w:r>
+      <w:proofErr w:type="spellStart"/>
+      <w:r>
+        <w:t>Better</w:t>
+      </w:r>
+      <w:proofErr w:type="spellEnd"/>
+      <w:r>
+        <w:t xml:space="preserve">: </w:t>
+      </w:r>
+      <w:proofErr w:type="spellStart"/>
+      <w:r>
+        <w:t>Towards</w:t>
+      </w:r>
+      <w:proofErr w:type="spellEnd"/>
+      <w:r>
+        <w:t xml:space="preserve"> </w:t>
+      </w:r>
+      <w:proofErr w:type="spellStart"/>
+      <w:r>
+        <w:t>Flexible</w:t>
+      </w:r>
+      <w:proofErr w:type="spellEnd"/>
+      <w:r>
+        <w:t xml:space="preserve"> </w:t>
+      </w:r>
+      <w:proofErr w:type="spellStart"/>
+      <w:r>
+        <w:t>Context</w:t>
+      </w:r>
+      <w:proofErr w:type="spellEnd"/>
+      <w:r>
+        <w:t xml:space="preserve"> </w:t>
+      </w:r>
+      <w:proofErr w:type="spellStart"/>
+      <w:r>
+        <w:t>Adaptation</w:t>
+      </w:r>
+      <w:proofErr w:type="spellEnd"/>
+      <w:r>
+        <w:t xml:space="preserve"> For </w:t>
+      </w:r>
+      <w:proofErr w:type="spellStart"/>
+      <w:r>
+        <w:t>Retrieval</w:t>
+      </w:r>
+      <w:proofErr w:type="spellEnd"/>
+      <w:r>
+        <w:t xml:space="preserve"> </w:t>
+      </w:r>
+      <w:proofErr w:type="spellStart"/>
+      <w:r>
+        <w:t>Augmented</w:t>
+      </w:r>
+      <w:proofErr w:type="spellEnd"/>
+      <w:r>
+        <w:t xml:space="preserve"> Generation</w:t>
+      </w:r>
+      <w:r>
+        <w:t>).</w:t>
       </w:r>
     </w:p>
     <w:p/>
@@ -7758,7 +7959,7 @@
         <w:t xml:space="preserve"> </w:t>
       </w:r>
       <w:r>
-        <w:t>X</w:t>
+        <w:t>173</w:t>
       </w:r>
       <w:r>
         <w:t xml:space="preserve"> registros importados.</w:t>
@@ -7773,33 +7974,13 @@
         <w:jc w:val="both"/>
       </w:pPr>
       <w:r>
-        <w:rPr>
-          <w:i/>
-          <w:iCs/>
-        </w:rPr>
-        <w:t xml:space="preserve">IEEE </w:t>
-      </w:r>
-      <w:proofErr w:type="spellStart"/>
-      <w:r>
-        <w:rPr>
-          <w:i/>
-          <w:iCs/>
-        </w:rPr>
-        <w:t>Xplore</w:t>
-      </w:r>
-      <w:proofErr w:type="spellEnd"/>
-      <w:r>
-        <w:rPr>
-          <w:i/>
-          <w:iCs/>
-        </w:rPr>
-        <w:t>:</w:t>
+        <w:t>ACM:</w:t>
       </w:r>
       <w:r>
         <w:t xml:space="preserve"> </w:t>
       </w:r>
       <w:r>
-        <w:t>X</w:t>
+        <w:t>18</w:t>
       </w:r>
     </w:p>
     <w:p>
@@ -7811,17 +7992,21 @@
         <w:jc w:val="both"/>
       </w:pPr>
       <w:r>
-        <w:rPr>
-          <w:i/>
-          <w:iCs/>
-        </w:rPr>
-        <w:t>Scopus:</w:t>
+        <w:t xml:space="preserve">IEEE </w:t>
+      </w:r>
+      <w:proofErr w:type="spellStart"/>
+      <w:r>
+        <w:t>Xplore</w:t>
+      </w:r>
+      <w:proofErr w:type="spellEnd"/>
+      <w:r>
+        <w:t>:</w:t>
       </w:r>
       <w:r>
         <w:t xml:space="preserve"> </w:t>
       </w:r>
       <w:r>
-        <w:t>X</w:t>
+        <w:t>39</w:t>
       </w:r>
     </w:p>
     <w:p>
@@ -7833,17 +8018,13 @@
         <w:jc w:val="both"/>
       </w:pPr>
       <w:r>
-        <w:rPr>
-          <w:i/>
-          <w:iCs/>
-        </w:rPr>
-        <w:t>ACM:</w:t>
+        <w:t>Scopus:</w:t>
       </w:r>
       <w:r>
         <w:t xml:space="preserve"> </w:t>
       </w:r>
       <w:r>
-        <w:t>X</w:t>
+        <w:t>116</w:t>
       </w:r>
     </w:p>
     <w:p>
@@ -7866,25 +8047,31 @@
         <w:t xml:space="preserve"> </w:t>
       </w:r>
       <w:r>
-        <w:t>X</w:t>
+        <w:t>4</w:t>
+      </w:r>
+      <w:r>
+        <w:t>4</w:t>
       </w:r>
       <w:r>
         <w:t xml:space="preserve"> registros deletados (</w:t>
       </w:r>
       <w:r>
-        <w:t>X</w:t>
+        <w:t>173</w:t>
       </w:r>
       <w:r>
         <w:t xml:space="preserve"> - </w:t>
       </w:r>
       <w:r>
-        <w:t>Y</w:t>
+        <w:t>4</w:t>
+      </w:r>
+      <w:r>
+        <w:t>4</w:t>
       </w:r>
       <w:r>
         <w:t xml:space="preserve"> = </w:t>
       </w:r>
       <w:r>
-        <w:t>Z</w:t>
+        <w:t>129</w:t>
       </w:r>
       <w:r>
         <w:t>).</w:t>
@@ -7926,7 +8113,10 @@
         <w:t xml:space="preserve"> </w:t>
       </w:r>
       <w:r>
-        <w:t>X</w:t>
+        <w:t>1</w:t>
+      </w:r>
+      <w:r>
+        <w:t>29</w:t>
       </w:r>
       <w:r>
         <w:t xml:space="preserve"> artigos avaliados (título/resumo).</w:t>
@@ -7952,10 +8142,76 @@
         <w:t xml:space="preserve"> </w:t>
       </w:r>
       <w:r>
-        <w:t>Y</w:t>
+        <w:t>6</w:t>
+      </w:r>
+      <w:r>
+        <w:t>6</w:t>
       </w:r>
       <w:r>
         <w:t xml:space="preserve"> artigos.</w:t>
+      </w:r>
+    </w:p>
+    <w:p>
+      <w:pPr>
+        <w:numPr>
+          <w:ilvl w:val="1"/>
+          <w:numId w:val="3"/>
+        </w:numPr>
+        <w:jc w:val="both"/>
+      </w:pPr>
+      <w:r>
+        <w:t>CE1</w:t>
+      </w:r>
+      <w:r>
+        <w:t>:</w:t>
+      </w:r>
+      <w:r>
+        <w:t xml:space="preserve"> </w:t>
+      </w:r>
+      <w:r>
+        <w:t>20</w:t>
+      </w:r>
+    </w:p>
+    <w:p>
+      <w:pPr>
+        <w:numPr>
+          <w:ilvl w:val="1"/>
+          <w:numId w:val="3"/>
+        </w:numPr>
+        <w:jc w:val="both"/>
+      </w:pPr>
+      <w:r>
+        <w:t>CE2</w:t>
+      </w:r>
+      <w:r>
+        <w:t>:</w:t>
+      </w:r>
+      <w:r>
+        <w:t xml:space="preserve"> </w:t>
+      </w:r>
+      <w:r>
+        <w:t>44</w:t>
+      </w:r>
+    </w:p>
+    <w:p>
+      <w:pPr>
+        <w:numPr>
+          <w:ilvl w:val="1"/>
+          <w:numId w:val="3"/>
+        </w:numPr>
+        <w:jc w:val="both"/>
+      </w:pPr>
+      <w:r>
+        <w:t>CE6</w:t>
+      </w:r>
+      <w:r>
+        <w:t>:</w:t>
+      </w:r>
+      <w:r>
+        <w:t xml:space="preserve"> </w:t>
+      </w:r>
+      <w:r>
+        <w:t>2</w:t>
       </w:r>
     </w:p>
     <w:p>
@@ -7978,122 +8234,268 @@
         <w:t xml:space="preserve"> </w:t>
       </w:r>
       <w:r>
-        <w:t>X</w:t>
+        <w:t>63</w:t>
       </w:r>
       <w:r>
         <w:t xml:space="preserve"> artigos restantes (</w:t>
       </w:r>
       <w:r>
-        <w:t>X</w:t>
+        <w:t>1</w:t>
+      </w:r>
+      <w:r>
+        <w:t>29</w:t>
       </w:r>
       <w:r>
         <w:t xml:space="preserve"> - </w:t>
       </w:r>
       <w:r>
-        <w:t>Y</w:t>
+        <w:t>66</w:t>
       </w:r>
       <w:r>
         <w:t xml:space="preserve"> = </w:t>
       </w:r>
       <w:r>
-        <w:t>Z</w:t>
+        <w:t>63</w:t>
+      </w:r>
+      <w:r>
+        <w:t xml:space="preserve">, incluindo 1 </w:t>
+      </w:r>
+      <w:r>
+        <w:t>classificado como</w:t>
+      </w:r>
+      <w:r>
+        <w:t xml:space="preserve"> dúvida</w:t>
       </w:r>
       <w:r>
         <w:t>).</w:t>
+      </w:r>
+    </w:p>
+    <w:p/>
+    <w:p>
+      <w:pPr>
+        <w:rPr>
+          <w:b/>
+          <w:bCs/>
+        </w:rPr>
+      </w:pPr>
+      <w:r>
+        <w:rPr>
+          <w:b/>
+          <w:bCs/>
+        </w:rPr>
+        <w:t>7.</w:t>
+      </w:r>
+      <w:r>
+        <w:rPr>
+          <w:b/>
+          <w:bCs/>
+        </w:rPr>
+        <w:t>2</w:t>
+      </w:r>
+      <w:r>
+        <w:rPr>
+          <w:b/>
+          <w:bCs/>
+        </w:rPr>
+        <w:t>.</w:t>
+      </w:r>
+      <w:r>
+        <w:rPr>
+          <w:b/>
+          <w:bCs/>
+        </w:rPr>
+        <w:t xml:space="preserve"> Diagrama</w:t>
+      </w:r>
+      <w:r>
+        <w:rPr>
+          <w:b/>
+          <w:bCs/>
+        </w:rPr>
+        <w:t xml:space="preserve"> PRISMA</w:t>
+      </w:r>
+    </w:p>
+    <w:p>
+      <w:pPr>
+        <w:rPr>
+          <w:b/>
+          <w:bCs/>
+        </w:rPr>
+      </w:pPr>
+    </w:p>
+    <w:p>
+      <w:r>
+        <w:rPr>
+          <w:noProof/>
+        </w:rPr>
+        <w:drawing>
+          <wp:inline distT="0" distB="0" distL="0" distR="0" wp14:anchorId="6905CC05" wp14:editId="743E2517">
+            <wp:extent cx="3375660" cy="2273068"/>
+            <wp:effectExtent l="0" t="0" r="0" b="0"/>
+            <wp:docPr id="199682056" name="Imagem 2"/>
+            <wp:cNvGraphicFramePr>
+              <a:graphicFrameLocks xmlns:a="http://schemas.openxmlformats.org/drawingml/2006/main" noChangeAspect="1"/>
+            </wp:cNvGraphicFramePr>
+            <a:graphic xmlns:a="http://schemas.openxmlformats.org/drawingml/2006/main">
+              <a:graphicData uri="http://schemas.openxmlformats.org/drawingml/2006/picture">
+                <pic:pic xmlns:pic="http://schemas.openxmlformats.org/drawingml/2006/picture">
+                  <pic:nvPicPr>
+                    <pic:cNvPr id="199682056" name="Imagem 199682056"/>
+                    <pic:cNvPicPr/>
+                  </pic:nvPicPr>
+                  <pic:blipFill>
+                    <a:blip r:embed="rId9" cstate="print">
+                      <a:extLst>
+                        <a:ext uri="{28A0092B-C50C-407E-A947-70E740481C1C}">
+                          <a14:useLocalDpi xmlns:a14="http://schemas.microsoft.com/office/drawing/2010/main" val="0"/>
+                        </a:ext>
+                      </a:extLst>
+                    </a:blip>
+                    <a:stretch>
+                      <a:fillRect/>
+                    </a:stretch>
+                  </pic:blipFill>
+                  <pic:spPr>
+                    <a:xfrm>
+                      <a:off x="0" y="0"/>
+                      <a:ext cx="3418172" cy="2301694"/>
+                    </a:xfrm>
+                    <a:prstGeom prst="rect">
+                      <a:avLst/>
+                    </a:prstGeom>
+                  </pic:spPr>
+                </pic:pic>
+              </a:graphicData>
+            </a:graphic>
+          </wp:inline>
+        </w:drawing>
+      </w:r>
+    </w:p>
+    <w:p/>
+    <w:p>
+      <w:pPr>
+        <w:rPr>
+          <w:b/>
+          <w:bCs/>
+        </w:rPr>
+      </w:pPr>
+    </w:p>
+    <w:p>
+      <w:pPr>
+        <w:rPr>
+          <w:b/>
+          <w:bCs/>
+        </w:rPr>
+      </w:pPr>
+      <w:r>
+        <w:rPr>
+          <w:b/>
+          <w:bCs/>
+        </w:rPr>
+        <w:lastRenderedPageBreak/>
+        <w:t>8. AMEAÇAS À VALIDADE</w:t>
+      </w:r>
+    </w:p>
+    <w:p>
+      <w:pPr>
+        <w:rPr>
+          <w:b/>
+          <w:bCs/>
+        </w:rPr>
+      </w:pPr>
+    </w:p>
+    <w:p>
+      <w:pPr>
+        <w:ind w:firstLine="720"/>
+        <w:jc w:val="both"/>
+      </w:pPr>
+      <w:r>
+        <w:t xml:space="preserve">As ameaças à validade identificadas neste estudo envolvem: 1) a elaboração da </w:t>
+      </w:r>
+      <w:proofErr w:type="spellStart"/>
+      <w:r>
+        <w:t>string</w:t>
+      </w:r>
+      <w:proofErr w:type="spellEnd"/>
+      <w:r>
+        <w:t xml:space="preserve"> de busca; 2) a possível ausência de estudos primários relevantes; 3) a confiabilidade na seleção; 4) a confiabilidade na extração de dados.</w:t>
+      </w:r>
+    </w:p>
+    <w:p>
+      <w:pPr>
+        <w:ind w:firstLine="720"/>
+        <w:jc w:val="both"/>
+      </w:pPr>
+      <w:r>
+        <w:t xml:space="preserve">Para mitigar a ameaça 1, a </w:t>
+      </w:r>
+      <w:proofErr w:type="spellStart"/>
+      <w:r>
+        <w:t>string</w:t>
+      </w:r>
+      <w:proofErr w:type="spellEnd"/>
+      <w:r>
+        <w:t xml:space="preserve"> de busca foi elaborada sistematicamente seguindo o framework PICOC (KITCHENHAM; CHARTERS, 2007), garantindo rastreabilidade entre os termos de busca e os objetivos da pesquisa. A ameaça 1 é diretamente relacionada à ameaça 2, uma vez que estudos relevantes podem não ter sido recuperados caso empreguem terminologia distinta da adotada na </w:t>
+      </w:r>
+      <w:proofErr w:type="spellStart"/>
+      <w:r>
+        <w:t>string</w:t>
+      </w:r>
+      <w:proofErr w:type="spellEnd"/>
+      <w:r>
+        <w:t xml:space="preserve"> canônica. Essa limitação é parcialmente atenuada pela inclusão do termo "</w:t>
+      </w:r>
+      <w:proofErr w:type="spellStart"/>
+      <w:r>
+        <w:t>Generative</w:t>
+      </w:r>
+      <w:proofErr w:type="spellEnd"/>
+      <w:r>
+        <w:t xml:space="preserve"> AI" como hiperônimo, pela cobertura complementar das três bases selecionadas (ACM Digital Library, IEEE </w:t>
+      </w:r>
+      <w:proofErr w:type="spellStart"/>
+      <w:r>
+        <w:t>Xplore</w:t>
+      </w:r>
+      <w:proofErr w:type="spellEnd"/>
+      <w:r>
+        <w:t xml:space="preserve"> e Scopus) e pelo fato de o Scopus indexar publicações das demais bases, ampliando a cobertura indireta.</w:t>
+      </w:r>
+    </w:p>
+    <w:p>
+      <w:pPr>
+        <w:ind w:firstLine="720"/>
+        <w:jc w:val="both"/>
+      </w:pPr>
+      <w:r>
+        <w:t>Com o objetivo de reduzir o impacto da ameaça 3, foram definidas questões de pesquisa estruturadas pelo framework GQM e derivados critérios explícitos de inclusão e exclusão, detalhados o suficiente para orientar decisões de triagem de forma objetiva e rastreável. Como limitação, reconhece-se que a condução por um único pesquisador pode introduzir viés nas etapas de triagem e extração de dados, caracterizando também a ameaça 4. A definição rigorosa dos critérios busca mitigar parcialmente esse risco, ainda que não o elimine integralmente.</w:t>
       </w:r>
     </w:p>
     <w:p/>
     <w:p/>
-    <w:p>
-      <w:pPr>
-        <w:rPr>
-          <w:b/>
-          <w:bCs/>
-        </w:rPr>
-      </w:pPr>
-      <w:r>
-        <w:rPr>
-          <w:b/>
-          <w:bCs/>
-        </w:rPr>
-        <w:t>8. AMEAÇAS À VALIDADE</w:t>
-      </w:r>
-    </w:p>
-    <w:p>
-      <w:pPr>
-        <w:rPr>
-          <w:b/>
-          <w:bCs/>
-        </w:rPr>
-      </w:pPr>
-    </w:p>
-    <w:p>
-      <w:pPr>
-        <w:ind w:firstLine="720"/>
-        <w:jc w:val="both"/>
-      </w:pPr>
-      <w:r>
-        <w:t xml:space="preserve">As ameaças à validade identificadas neste estudo envolvem: 1) a elaboração da </w:t>
-      </w:r>
-      <w:proofErr w:type="spellStart"/>
-      <w:r>
-        <w:t>string</w:t>
-      </w:r>
-      <w:proofErr w:type="spellEnd"/>
-      <w:r>
-        <w:t xml:space="preserve"> de busca; 2) a possível ausência de estudos primários relevantes; 3) a confiabilidade na seleção; 4) a confiabilidade na extração de dados.</w:t>
-      </w:r>
-    </w:p>
-    <w:p>
-      <w:pPr>
-        <w:ind w:firstLine="720"/>
-        <w:jc w:val="both"/>
-      </w:pPr>
-      <w:r>
-        <w:t xml:space="preserve">Para mitigar a ameaça 1, a </w:t>
-      </w:r>
-      <w:proofErr w:type="spellStart"/>
-      <w:r>
-        <w:t>string</w:t>
-      </w:r>
-      <w:proofErr w:type="spellEnd"/>
-      <w:r>
-        <w:t xml:space="preserve"> de busca foi elaborada sistematicamente seguindo o framework PICOC (KITCHENHAM; CHARTERS, 2007), garantindo rastreabilidade entre os termos de busca e os objetivos da pesquisa. A ameaça 1 é diretamente relacionada à ameaça 2, uma vez que estudos relevantes podem não ter sido recuperados caso empreguem terminologia distinta da adotada na </w:t>
-      </w:r>
-      <w:proofErr w:type="spellStart"/>
-      <w:r>
-        <w:t>string</w:t>
-      </w:r>
-      <w:proofErr w:type="spellEnd"/>
-      <w:r>
-        <w:t xml:space="preserve"> canônica. Essa limitação é parcialmente atenuada pela inclusão do termo "</w:t>
-      </w:r>
-      <w:proofErr w:type="spellStart"/>
-      <w:r>
-        <w:t>Generative</w:t>
-      </w:r>
-      <w:proofErr w:type="spellEnd"/>
-      <w:r>
-        <w:t xml:space="preserve"> AI" como hiperônimo, pela cobertura complementar das três bases selecionadas (ACM Digital Library, IEEE </w:t>
-      </w:r>
-      <w:proofErr w:type="spellStart"/>
-      <w:r>
-        <w:t>Xplore</w:t>
-      </w:r>
-      <w:proofErr w:type="spellEnd"/>
-      <w:r>
-        <w:t xml:space="preserve"> e Scopus) e pelo fato de o Scopus indexar publicações das demais bases, ampliando a cobertura indireta.</w:t>
-      </w:r>
-    </w:p>
-    <w:p>
-      <w:pPr>
-        <w:ind w:firstLine="720"/>
-        <w:jc w:val="both"/>
-      </w:pPr>
-      <w:r>
-        <w:t>Com o objetivo de reduzir o impacto da ameaça 3, foram definidas questões de pesquisa estruturadas pelo framework GQM e derivados critérios explícitos de inclusão e exclusão, detalhados o suficiente para orientar decisões de triagem de forma objetiva e rastreável. Como limitação, reconhece-se que a condução por um único pesquisador pode introduzir viés nas etapas de triagem e extração de dados, caracterizando também a ameaça 4. A definição rigorosa dos critérios busca mitigar parcialmente esse risco, ainda que não o elimine integralmente.</w:t>
-      </w:r>
-    </w:p>
+    <w:p/>
+    <w:p/>
+    <w:p/>
+    <w:p/>
+    <w:p/>
+    <w:p/>
+    <w:p/>
+    <w:p/>
+    <w:p/>
+    <w:p/>
+    <w:p/>
+    <w:p/>
+    <w:p/>
+    <w:p/>
+    <w:p/>
+    <w:p/>
+    <w:p/>
+    <w:p/>
+    <w:p/>
+    <w:p/>
+    <w:p/>
+    <w:p/>
+    <w:p/>
+    <w:p/>
     <w:p/>
     <w:p/>
     <w:p>
@@ -8747,7 +9149,7 @@
         <w:rFonts w:ascii="Symbol" w:hAnsi="Symbol" w:hint="default"/>
       </w:rPr>
     </w:lvl>
-    <w:lvl w:ilvl="1" w:tplc="04160003" w:tentative="1">
+    <w:lvl w:ilvl="1" w:tplc="04160003">
       <w:start w:val="1"/>
       <w:numFmt w:val="bullet"/>
       <w:lvlText w:val="o"/>
@@ -9152,7 +9554,7 @@
       <w:lvlText w:val="o"/>
       <w:lvlJc w:val="left"/>
       <w:pPr>
-        <w:ind w:left="1080" w:hanging="360"/>
+        <w:ind w:left="1440" w:hanging="360"/>
       </w:pPr>
       <w:rPr>
         <w:rFonts w:ascii="Courier New" w:hAnsi="Courier New" w:cs="Courier New" w:hint="default"/>
@@ -9164,7 +9566,7 @@
       <w:lvlText w:val="o"/>
       <w:lvlJc w:val="left"/>
       <w:pPr>
-        <w:ind w:left="1800" w:hanging="360"/>
+        <w:ind w:left="2160" w:hanging="360"/>
       </w:pPr>
       <w:rPr>
         <w:rFonts w:ascii="Courier New" w:hAnsi="Courier New" w:cs="Courier New" w:hint="default"/>
@@ -9176,7 +9578,7 @@
       <w:lvlText w:val=""/>
       <w:lvlJc w:val="left"/>
       <w:pPr>
-        <w:ind w:left="2520" w:hanging="360"/>
+        <w:ind w:left="2880" w:hanging="360"/>
       </w:pPr>
       <w:rPr>
         <w:rFonts w:ascii="Wingdings" w:hAnsi="Wingdings" w:hint="default"/>
@@ -9188,7 +9590,7 @@
       <w:lvlText w:val=""/>
       <w:lvlJc w:val="left"/>
       <w:pPr>
-        <w:ind w:left="3240" w:hanging="360"/>
+        <w:ind w:left="3600" w:hanging="360"/>
       </w:pPr>
       <w:rPr>
         <w:rFonts w:ascii="Symbol" w:hAnsi="Symbol" w:hint="default"/>
@@ -9200,7 +9602,7 @@
       <w:lvlText w:val="o"/>
       <w:lvlJc w:val="left"/>
       <w:pPr>
-        <w:ind w:left="3960" w:hanging="360"/>
+        <w:ind w:left="4320" w:hanging="360"/>
       </w:pPr>
       <w:rPr>
         <w:rFonts w:ascii="Courier New" w:hAnsi="Courier New" w:cs="Courier New" w:hint="default"/>
@@ -9212,7 +9614,7 @@
       <w:lvlText w:val=""/>
       <w:lvlJc w:val="left"/>
       <w:pPr>
-        <w:ind w:left="4680" w:hanging="360"/>
+        <w:ind w:left="5040" w:hanging="360"/>
       </w:pPr>
       <w:rPr>
         <w:rFonts w:ascii="Wingdings" w:hAnsi="Wingdings" w:hint="default"/>
@@ -9224,7 +9626,7 @@
       <w:lvlText w:val=""/>
       <w:lvlJc w:val="left"/>
       <w:pPr>
-        <w:ind w:left="5400" w:hanging="360"/>
+        <w:ind w:left="5760" w:hanging="360"/>
       </w:pPr>
       <w:rPr>
         <w:rFonts w:ascii="Symbol" w:hAnsi="Symbol" w:hint="default"/>
@@ -9236,7 +9638,7 @@
       <w:lvlText w:val="o"/>
       <w:lvlJc w:val="left"/>
       <w:pPr>
-        <w:ind w:left="6120" w:hanging="360"/>
+        <w:ind w:left="6480" w:hanging="360"/>
       </w:pPr>
       <w:rPr>
         <w:rFonts w:ascii="Courier New" w:hAnsi="Courier New" w:cs="Courier New" w:hint="default"/>
@@ -9248,7 +9650,7 @@
       <w:lvlText w:val=""/>
       <w:lvlJc w:val="left"/>
       <w:pPr>
-        <w:ind w:left="6840" w:hanging="360"/>
+        <w:ind w:left="7200" w:hanging="360"/>
       </w:pPr>
       <w:rPr>
         <w:rFonts w:ascii="Wingdings" w:hAnsi="Wingdings" w:hint="default"/>
@@ -9668,7 +10070,7 @@
   <w:style w:type="paragraph" w:default="1" w:styleId="Normal">
     <w:name w:val="Normal"/>
     <w:qFormat/>
-    <w:rsid w:val="00C87156"/>
+    <w:rsid w:val="001D3824"/>
   </w:style>
   <w:style w:type="paragraph" w:styleId="Ttulo1">
     <w:name w:val="heading 1"/>

--- a/research_protocol/protocol.docx
+++ b/research_protocol/protocol.docx
@@ -933,23 +933,7 @@
         <w:t xml:space="preserve">A condução deste trabalho segue estritamente as diretrizes e o framework propostos por </w:t>
       </w:r>
       <w:r>
-        <w:t xml:space="preserve">Petersen, </w:t>
-      </w:r>
-      <w:proofErr w:type="spellStart"/>
-      <w:r>
-        <w:t>Vakkalanka</w:t>
-      </w:r>
-      <w:proofErr w:type="spellEnd"/>
-      <w:r>
-        <w:t xml:space="preserve"> e </w:t>
-      </w:r>
-      <w:proofErr w:type="spellStart"/>
-      <w:r>
-        <w:t>Kuzniarz</w:t>
-      </w:r>
-      <w:proofErr w:type="spellEnd"/>
-      <w:r>
-        <w:t xml:space="preserve"> (2015)</w:t>
+        <w:t>Petersen, Vakkalanka e Kuzniarz (2015)</w:t>
       </w:r>
       <w:r>
         <w:t xml:space="preserve">, projetados para estruturar, categorizar e quantificar visualmente o estado da arte de um determinado campo de conhecimento. O processo é executado em cinco etapas sequenciais: </w:t>
@@ -978,7 +962,6 @@
       <w:r>
         <w:t>) desenvolvimento de um esquema de classificação baseado em palavras-chave (</w:t>
       </w:r>
-      <w:proofErr w:type="spellStart"/>
       <w:r>
         <w:rPr>
           <w:i/>
@@ -986,7 +969,6 @@
         </w:rPr>
         <w:t>keywording</w:t>
       </w:r>
-      <w:proofErr w:type="spellEnd"/>
       <w:r>
         <w:t xml:space="preserve">); e </w:t>
       </w:r>
@@ -1017,127 +999,102 @@
         <w:t xml:space="preserve"> </w:t>
       </w:r>
       <w:r>
-        <w:t xml:space="preserve">identificação precisa das palavras-chave que compõem a </w:t>
-      </w:r>
-      <w:proofErr w:type="spellStart"/>
-      <w:r>
-        <w:t>string</w:t>
-      </w:r>
-      <w:proofErr w:type="spellEnd"/>
-      <w:r>
-        <w:t xml:space="preserve"> de busca</w:t>
+        <w:t>identificação precisa das palavras-chave que compõem a string de busca</w:t>
       </w:r>
       <w:r>
         <w:t xml:space="preserve"> </w:t>
       </w:r>
       <w:r>
-        <w:t xml:space="preserve">adota-se o framework PICOC (acrônimo para </w:t>
-      </w:r>
-      <w:proofErr w:type="spellStart"/>
-      <w:r>
-        <w:t>Population</w:t>
-      </w:r>
-      <w:proofErr w:type="spellEnd"/>
+        <w:t xml:space="preserve">adota-se o framework PICOC (acrônimo para Population, Intervention, Comparison, Outcome, and Context). </w:t>
+      </w:r>
+      <w:r>
+        <w:t>Integrado</w:t>
+      </w:r>
+      <w:r>
+        <w:t xml:space="preserve"> formalmente à Engenharia de Software por Kitchenham e Charters (2007), essa estrutura estende os modelos tradicionais de revisão ao decompor o escopo da investigação em cinco dimensões fundamentais: </w:t>
+      </w:r>
+      <w:r>
+        <w:t>1</w:t>
+      </w:r>
+      <w:r>
+        <w:t xml:space="preserve">) População (P), que delimita o grupo de interesse, papel ou área afetada; </w:t>
+      </w:r>
+      <w:r>
+        <w:t>2</w:t>
+      </w:r>
+      <w:r>
+        <w:t xml:space="preserve">) Intervenção (I), correspondente à tecnologia, ferramenta ou metodologia específica sob análise; </w:t>
+      </w:r>
+      <w:r>
+        <w:t>3</w:t>
+      </w:r>
+      <w:r>
+        <w:t xml:space="preserve">) Comparação (C), que identifica a alternativa ou estado atual com o qual a intervenção é contrastada; </w:t>
+      </w:r>
+      <w:r>
+        <w:t>4</w:t>
+      </w:r>
+      <w:r>
+        <w:t xml:space="preserve">) Resultado (Outcome - O), que define os efeitos, benefícios ou métricas de interesse a serem medidos; e </w:t>
+      </w:r>
+      <w:r>
+        <w:t>5</w:t>
+      </w:r>
+      <w:r>
+        <w:t>) Contexto (C)</w:t>
+      </w:r>
       <w:r>
         <w:t xml:space="preserve">, </w:t>
       </w:r>
-      <w:proofErr w:type="spellStart"/>
-      <w:r>
-        <w:t>Intervention</w:t>
-      </w:r>
-      <w:proofErr w:type="spellEnd"/>
-      <w:r>
-        <w:t xml:space="preserve">, </w:t>
-      </w:r>
-      <w:proofErr w:type="spellStart"/>
-      <w:r>
-        <w:t>Comparison</w:t>
-      </w:r>
-      <w:proofErr w:type="spellEnd"/>
-      <w:r>
-        <w:t xml:space="preserve">, </w:t>
-      </w:r>
-      <w:proofErr w:type="spellStart"/>
-      <w:r>
-        <w:t>Outcome</w:t>
-      </w:r>
-      <w:proofErr w:type="spellEnd"/>
-      <w:r>
-        <w:t xml:space="preserve">, </w:t>
-      </w:r>
-      <w:proofErr w:type="spellStart"/>
-      <w:r>
-        <w:t>and</w:t>
-      </w:r>
-      <w:proofErr w:type="spellEnd"/>
-      <w:r>
-        <w:t xml:space="preserve"> </w:t>
-      </w:r>
-      <w:proofErr w:type="spellStart"/>
-      <w:r>
-        <w:t>Context</w:t>
-      </w:r>
-      <w:proofErr w:type="spellEnd"/>
-      <w:r>
-        <w:t xml:space="preserve">). </w:t>
-      </w:r>
-      <w:r>
-        <w:t>Integrado</w:t>
-      </w:r>
-      <w:r>
-        <w:t xml:space="preserve"> formalmente à Engenharia de Software por </w:t>
-      </w:r>
-      <w:proofErr w:type="spellStart"/>
-      <w:r>
-        <w:t>Kitchenham</w:t>
-      </w:r>
-      <w:proofErr w:type="spellEnd"/>
-      <w:r>
-        <w:t xml:space="preserve"> e Charters (2007), essa estrutura estende os modelos tradicionais de revisão ao decompor o escopo da investigação em cinco dimensões fundamentais: </w:t>
+      <w:r>
+        <w:t>que especifica o ambiente ou cenário no qual a investigação se insere, delimitando o escopo da pesquisa em termos de domínio, tipo de estudo ou período considerado.</w:t>
+      </w:r>
+    </w:p>
+    <w:p>
+      <w:pPr>
+        <w:jc w:val="both"/>
+      </w:pPr>
+      <w:r>
+        <w:tab/>
+      </w:r>
+      <w:r>
+        <w:t xml:space="preserve">Para garantir a transparência, o rigor e a reprodutibilidade visual no processo de seleção dos estudos primários, adota-se o fluxograma PRISMA (Preferred Reporting Items for Systematic Reviews and Meta-Analyses). Embora originado como uma diretriz de relato em outras ciências, o modelo de fluxo de quatro fases do PRISMA é integrado a este estudo de forma complementar e adaptada às práticas de revisão de Kitchenham e Charters (2007) e de mapeamento de </w:t>
+      </w:r>
+      <w:r>
+        <w:t>Petersen, Vakkalanka e Kuzniarz (2015)</w:t>
+      </w:r>
+      <w:r>
+        <w:t>. O diagrama documenta de forma rastreável o funil de dados da pesquisa por meio de quatro etapas</w:t>
+      </w:r>
+      <w:r>
+        <w:t xml:space="preserve"> principais</w:t>
+      </w:r>
+      <w:r>
+        <w:t xml:space="preserve">: </w:t>
       </w:r>
       <w:r>
         <w:t>1</w:t>
       </w:r>
       <w:r>
-        <w:t xml:space="preserve">) População (P), que delimita o grupo de interesse, papel ou área afetada; </w:t>
+        <w:t xml:space="preserve">) Identificação, que contabiliza os registros brutos localizados nas bases de dados eletrônicas após a remoção de duplicatas; </w:t>
       </w:r>
       <w:r>
         <w:t>2</w:t>
       </w:r>
       <w:r>
-        <w:t xml:space="preserve">) Intervenção (I), correspondente à tecnologia, ferramenta ou metodologia específica sob análise; </w:t>
+        <w:t xml:space="preserve">) Triagem (Screening), que mapeia a exclusão inicial com base na leitura de títulos e resumos; </w:t>
       </w:r>
       <w:r>
         <w:t>3</w:t>
       </w:r>
       <w:r>
-        <w:t xml:space="preserve">) Comparação (C), que identifica a alternativa ou estado atual com o qual a intervenção é contrastada; </w:t>
+        <w:t xml:space="preserve">) Elegibilidade, que quantifica os artigos avaliados na íntegra a partir dos critérios de inclusão e exclusão; e </w:t>
       </w:r>
       <w:r>
         <w:t>4</w:t>
       </w:r>
       <w:r>
-        <w:t>) Resultado (</w:t>
-      </w:r>
-      <w:proofErr w:type="spellStart"/>
-      <w:r>
-        <w:t>Outcome</w:t>
-      </w:r>
-      <w:proofErr w:type="spellEnd"/>
-      <w:r>
-        <w:t xml:space="preserve"> - O), que define os efeitos, benefícios ou métricas de interesse a serem medidos; e </w:t>
-      </w:r>
-      <w:r>
-        <w:t>5</w:t>
-      </w:r>
-      <w:r>
-        <w:t>) Contexto (C)</w:t>
-      </w:r>
-      <w:r>
-        <w:t xml:space="preserve">, </w:t>
-      </w:r>
-      <w:r>
-        <w:t>que especifica o ambiente ou cenário no qual a investigação se insere, delimitando o escopo da pesquisa em termos de domínio, tipo de estudo ou período considerado.</w:t>
+        <w:t>) Inclusão, que consolida o número final de estudos primários selecionados para o mapeamento. O uso do diagrama mitiga vieses de publicação e facilita a auditoria externa do processo de refinamento amostral.</w:t>
       </w:r>
     </w:p>
     <w:p>
@@ -1148,192 +1105,25 @@
         <w:tab/>
       </w:r>
       <w:r>
-        <w:t>Para garantir a transparência, o rigor e a reprodutibilidade visual no processo de seleção dos estudos primários, adota-se o fluxograma PRISMA (</w:t>
-      </w:r>
-      <w:proofErr w:type="spellStart"/>
-      <w:r>
-        <w:t>Preferred</w:t>
-      </w:r>
-      <w:proofErr w:type="spellEnd"/>
-      <w:r>
-        <w:t xml:space="preserve"> </w:t>
-      </w:r>
-      <w:proofErr w:type="spellStart"/>
-      <w:r>
-        <w:t>Reporting</w:t>
-      </w:r>
-      <w:proofErr w:type="spellEnd"/>
-      <w:r>
-        <w:t xml:space="preserve"> </w:t>
-      </w:r>
-      <w:proofErr w:type="spellStart"/>
-      <w:r>
-        <w:t>Items</w:t>
-      </w:r>
-      <w:proofErr w:type="spellEnd"/>
-      <w:r>
-        <w:t xml:space="preserve"> for </w:t>
-      </w:r>
-      <w:proofErr w:type="spellStart"/>
-      <w:r>
-        <w:t>Systematic</w:t>
-      </w:r>
-      <w:proofErr w:type="spellEnd"/>
-      <w:r>
-        <w:t xml:space="preserve"> Reviews </w:t>
-      </w:r>
-      <w:proofErr w:type="spellStart"/>
-      <w:r>
-        <w:t>and</w:t>
-      </w:r>
-      <w:proofErr w:type="spellEnd"/>
-      <w:r>
-        <w:t xml:space="preserve"> Meta-</w:t>
-      </w:r>
-      <w:proofErr w:type="spellStart"/>
-      <w:r>
-        <w:t>Analyses</w:t>
-      </w:r>
-      <w:proofErr w:type="spellEnd"/>
-      <w:r>
-        <w:t xml:space="preserve">). Embora originado como uma diretriz de relato em outras ciências, o modelo de fluxo de quatro fases do PRISMA é integrado a este estudo de forma complementar e adaptada às práticas de revisão de </w:t>
-      </w:r>
-      <w:proofErr w:type="spellStart"/>
-      <w:r>
-        <w:t>Kitchenham</w:t>
-      </w:r>
-      <w:proofErr w:type="spellEnd"/>
-      <w:r>
-        <w:t xml:space="preserve"> e Charters (2007) e de mapeamento de </w:t>
-      </w:r>
-      <w:r>
-        <w:t xml:space="preserve">Petersen, </w:t>
-      </w:r>
-      <w:proofErr w:type="spellStart"/>
-      <w:r>
-        <w:t>Vakkalanka</w:t>
-      </w:r>
-      <w:proofErr w:type="spellEnd"/>
-      <w:r>
-        <w:t xml:space="preserve"> e </w:t>
-      </w:r>
-      <w:proofErr w:type="spellStart"/>
-      <w:r>
-        <w:t>Kuzniarz</w:t>
-      </w:r>
-      <w:proofErr w:type="spellEnd"/>
-      <w:r>
-        <w:t xml:space="preserve"> (2015)</w:t>
-      </w:r>
-      <w:r>
-        <w:t>. O diagrama documenta de forma rastreável o funil de dados da pesquisa por meio de quatro etapas</w:t>
-      </w:r>
-      <w:r>
-        <w:t xml:space="preserve"> principais</w:t>
-      </w:r>
-      <w:r>
-        <w:t xml:space="preserve">: </w:t>
+        <w:t xml:space="preserve">Para a definição estruturada e alinhamento do escopo deste estudo, adota-se a abordagem Goal-Question-Metric (GQM), desenvolvida originalmente por Basili e Weiss (1984) e consolidada por Basili (1992). O GQM é um paradigma de medição orientado a objetivos que estabelece uma estrutura hierárquica dividida em três níveis: </w:t>
       </w:r>
       <w:r>
         <w:t>1</w:t>
       </w:r>
       <w:r>
-        <w:t xml:space="preserve">) Identificação, que contabiliza os registros brutos localizados nas bases de dados eletrônicas após a remoção de duplicatas; </w:t>
+        <w:t xml:space="preserve">) Conceitual (Goal), onde se define o objetivo principal da investigação sob uma perspectiva e contexto específicos; </w:t>
       </w:r>
       <w:r>
         <w:t>2</w:t>
       </w:r>
       <w:r>
-        <w:t>) Triagem (</w:t>
-      </w:r>
-      <w:proofErr w:type="spellStart"/>
-      <w:r>
-        <w:t>Screening</w:t>
-      </w:r>
-      <w:proofErr w:type="spellEnd"/>
-      <w:r>
-        <w:t xml:space="preserve">), que mapeia a exclusão inicial com base na leitura de títulos e resumos; </w:t>
+        <w:t xml:space="preserve">) Operacional (Question), no qual o objetivo é refinado em um conjunto de questões que caracterizam o objeto de estudo de forma quantificável; e </w:t>
       </w:r>
       <w:r>
         <w:t>3</w:t>
       </w:r>
       <w:r>
-        <w:t xml:space="preserve">) Elegibilidade, que quantifica os artigos avaliados na íntegra a partir dos critérios de inclusão e exclusão; e </w:t>
-      </w:r>
-      <w:r>
-        <w:t>4</w:t>
-      </w:r>
-      <w:r>
-        <w:t>) Inclusão, que consolida o número final de estudos primários selecionados para o mapeamento. O uso do diagrama mitiga vieses de publicação e facilita a auditoria externa do processo de refinamento amostral.</w:t>
-      </w:r>
-    </w:p>
-    <w:p>
-      <w:pPr>
-        <w:jc w:val="both"/>
-      </w:pPr>
-      <w:r>
-        <w:tab/>
-      </w:r>
-      <w:r>
-        <w:t xml:space="preserve">Para a definição estruturada e alinhamento do escopo deste estudo, adota-se a abordagem </w:t>
-      </w:r>
-      <w:proofErr w:type="spellStart"/>
-      <w:r>
-        <w:t>Goal-Question-Metric</w:t>
-      </w:r>
-      <w:proofErr w:type="spellEnd"/>
-      <w:r>
-        <w:t xml:space="preserve"> (GQM), desenvolvida originalmente por Basili e Weiss (1984) e consolidada por Basili (1992). O GQM é um paradigma de medição orientado a objetivos que estabelece uma estrutura hierárquica dividida em três níveis: </w:t>
-      </w:r>
-      <w:r>
-        <w:t>1</w:t>
-      </w:r>
-      <w:r>
-        <w:t>) Conceitual (</w:t>
-      </w:r>
-      <w:proofErr w:type="spellStart"/>
-      <w:r>
-        <w:t>Goal</w:t>
-      </w:r>
-      <w:proofErr w:type="spellEnd"/>
-      <w:r>
-        <w:t xml:space="preserve">), onde se define o objetivo principal da investigação sob uma perspectiva e contexto específicos; </w:t>
-      </w:r>
-      <w:r>
-        <w:t>2</w:t>
-      </w:r>
-      <w:r>
-        <w:t>) Operacional (</w:t>
-      </w:r>
-      <w:proofErr w:type="spellStart"/>
-      <w:r>
-        <w:t>Question</w:t>
-      </w:r>
-      <w:proofErr w:type="spellEnd"/>
-      <w:r>
-        <w:t xml:space="preserve">), no qual o objetivo é refinado em um conjunto de questões que caracterizam o objeto de estudo de forma quantificável; e </w:t>
-      </w:r>
-      <w:r>
-        <w:t>3</w:t>
-      </w:r>
-      <w:r>
-        <w:t>) Quantitativo (</w:t>
-      </w:r>
-      <w:proofErr w:type="spellStart"/>
-      <w:r>
-        <w:t>Metric</w:t>
-      </w:r>
-      <w:proofErr w:type="spellEnd"/>
-      <w:r>
-        <w:t xml:space="preserve">), onde são associadas as métricas de dados necessárias para responder satisfatoriamente a cada questão formulada. No âmbito deste protocolo, a aplicação do framework GQM garante que a coleta e a análise das evidências da literatura estejam rigorosamente vinculadas às metas centrais da pesquisa, evitando a inclusão de métricas </w:t>
-      </w:r>
-      <w:proofErr w:type="spellStart"/>
-      <w:r>
-        <w:t>ad-hoc</w:t>
-      </w:r>
-      <w:proofErr w:type="spellEnd"/>
-      <w:r>
-        <w:t xml:space="preserve"> ou desconexas do propósito científico.</w:t>
+        <w:t>) Quantitativo (Metric), onde são associadas as métricas de dados necessárias para responder satisfatoriamente a cada questão formulada. No âmbito deste protocolo, a aplicação do framework GQM garante que a coleta e a análise das evidências da literatura estejam rigorosamente vinculadas às metas centrais da pesquisa, evitando a inclusão de métricas ad-hoc ou desconexas do propósito científico.</w:t>
       </w:r>
     </w:p>
     <w:p>
@@ -1373,49 +1163,17 @@
         <w:t>Analisar</w:t>
       </w:r>
       <w:r>
-        <w:t xml:space="preserve"> abordagens de </w:t>
-      </w:r>
-      <w:proofErr w:type="spellStart"/>
-      <w:r>
-        <w:t>Retrieval-Augmented</w:t>
-      </w:r>
-      <w:proofErr w:type="spellEnd"/>
-      <w:r>
-        <w:t xml:space="preserve"> Generation (RAG) </w:t>
-      </w:r>
-    </w:p>
-    <w:p>
-      <w:r>
-        <w:t xml:space="preserve">            baseadas em Large </w:t>
-      </w:r>
-      <w:proofErr w:type="spellStart"/>
-      <w:r>
-        <w:t>Language</w:t>
-      </w:r>
-      <w:proofErr w:type="spellEnd"/>
-      <w:r>
-        <w:t xml:space="preserve"> Models (</w:t>
-      </w:r>
-      <w:proofErr w:type="spellStart"/>
-      <w:r>
-        <w:t>LLMs</w:t>
-      </w:r>
-      <w:proofErr w:type="spellEnd"/>
-      <w:r>
-        <w:t>)</w:t>
-      </w:r>
-    </w:p>
-    <w:p>
-      <w:r>
-        <w:t xml:space="preserve">            aplicadas a </w:t>
-      </w:r>
-      <w:proofErr w:type="spellStart"/>
-      <w:r>
-        <w:t>codebases</w:t>
-      </w:r>
-      <w:proofErr w:type="spellEnd"/>
-      <w:r>
-        <w:t xml:space="preserve"> de software</w:t>
+        <w:t xml:space="preserve"> abordagens de Retrieval-Augmented Generation (RAG) </w:t>
+      </w:r>
+    </w:p>
+    <w:p>
+      <w:r>
+        <w:t xml:space="preserve">            baseadas em Large Language Models (LLMs)</w:t>
+      </w:r>
+    </w:p>
+    <w:p>
+      <w:r>
+        <w:t xml:space="preserve">            aplicadas a codebases de software</w:t>
       </w:r>
     </w:p>
     <w:p>
@@ -1433,15 +1191,7 @@
         <w:t xml:space="preserve"> suas</w:t>
       </w:r>
       <w:r>
-        <w:t xml:space="preserve"> técnicas, </w:t>
-      </w:r>
-      <w:proofErr w:type="spellStart"/>
-      <w:r>
-        <w:t>LLMs</w:t>
-      </w:r>
-      <w:proofErr w:type="spellEnd"/>
-      <w:r>
-        <w:t xml:space="preserve"> empregadas,</w:t>
+        <w:t xml:space="preserve"> técnicas, LLMs empregadas,</w:t>
       </w:r>
     </w:p>
     <w:p>
@@ -1531,28 +1281,15 @@
         <w:jc w:val="both"/>
       </w:pPr>
       <w:r>
-        <w:t xml:space="preserve">- RQ1: Quais técnicas e arquiteturas de RAG são propostas para aplicação em </w:t>
-      </w:r>
-      <w:proofErr w:type="spellStart"/>
-      <w:r>
-        <w:t>codebases</w:t>
-      </w:r>
-      <w:proofErr w:type="spellEnd"/>
-      <w:r>
-        <w:t xml:space="preserve"> de software?</w:t>
+        <w:t>- RQ1: Quais técnicas e arquiteturas de RAG são propostas para aplicação em codebases de software?</w:t>
       </w:r>
     </w:p>
     <w:p>
       <w:pPr>
         <w:jc w:val="both"/>
       </w:pPr>
-      <w:proofErr w:type="spellStart"/>
-      <w:r>
-        <w:t>Rationale</w:t>
-      </w:r>
-      <w:proofErr w:type="spellEnd"/>
-      <w:r>
-        <w:t>: Identificar e classificar as arquiteturas existentes: permite consolidar o estado da arte quanto às estratégias de recuperação e processamento de código, servindo de base para as demais questões do mapeamento.</w:t>
+      <w:r>
+        <w:t>Rationale: Identificar e classificar as arquiteturas existentes: permite consolidar o estado da arte quanto às estratégias de recuperação e processamento de código, servindo de base para as demais questões do mapeamento.</w:t>
       </w:r>
     </w:p>
     <w:p>
@@ -1565,44 +1302,15 @@
         <w:jc w:val="both"/>
       </w:pPr>
       <w:r>
-        <w:t xml:space="preserve">- RQ2: Quais Large </w:t>
-      </w:r>
-      <w:proofErr w:type="spellStart"/>
-      <w:r>
-        <w:t>Language</w:t>
-      </w:r>
-      <w:proofErr w:type="spellEnd"/>
-      <w:r>
-        <w:t xml:space="preserve"> Models são empregadas como componente gerador nas abordagens de RAG para </w:t>
-      </w:r>
-      <w:proofErr w:type="spellStart"/>
-      <w:r>
-        <w:t>codebases</w:t>
-      </w:r>
-      <w:proofErr w:type="spellEnd"/>
-      <w:r>
-        <w:t>?</w:t>
+        <w:t>- RQ2: Quais Large Language Models são empregadas como componente gerador nas abordagens de RAG para codebases?</w:t>
       </w:r>
     </w:p>
     <w:p>
       <w:pPr>
         <w:jc w:val="both"/>
       </w:pPr>
-      <w:proofErr w:type="spellStart"/>
-      <w:r>
-        <w:t>Rationale</w:t>
-      </w:r>
-      <w:proofErr w:type="spellEnd"/>
-      <w:r>
-        <w:t xml:space="preserve">: Compreender quais </w:t>
-      </w:r>
-      <w:proofErr w:type="spellStart"/>
-      <w:r>
-        <w:t>LLMs</w:t>
-      </w:r>
-      <w:proofErr w:type="spellEnd"/>
-      <w:r>
-        <w:t xml:space="preserve"> são predominantemente adotadas auxilia pesquisadores e praticantes na seleção de modelos adequados para implementações futuras, além de revelar tendências de adoção na área.</w:t>
+      <w:r>
+        <w:t>Rationale: Compreender quais LLMs são predominantemente adotadas auxilia pesquisadores e praticantes na seleção de modelos adequados para implementações futuras, além de revelar tendências de adoção na área.</w:t>
       </w:r>
     </w:p>
     <w:p>
@@ -1622,13 +1330,8 @@
       <w:pPr>
         <w:jc w:val="both"/>
       </w:pPr>
-      <w:proofErr w:type="spellStart"/>
-      <w:r>
-        <w:t>Rationale</w:t>
-      </w:r>
-      <w:proofErr w:type="spellEnd"/>
-      <w:r>
-        <w:t>: Conhecer o escopo das linguagens e sistemas investigados evidencia o alcance das abordagens propostas e possíveis vieses de cobertura na literatura.</w:t>
+      <w:r>
+        <w:t>Rationale: Conhecer o escopo das linguagens e sistemas investigados evidencia o alcance das abordagens propostas e possíveis vieses de cobertura na literatura.</w:t>
       </w:r>
     </w:p>
     <w:p>
@@ -1641,28 +1344,15 @@
         <w:jc w:val="both"/>
       </w:pPr>
       <w:r>
-        <w:t xml:space="preserve">- RQ4: Quais métricas são utilizadas para avaliar a efetividade das abordagens de RAG em </w:t>
-      </w:r>
-      <w:proofErr w:type="spellStart"/>
-      <w:r>
-        <w:t>codebases</w:t>
-      </w:r>
-      <w:proofErr w:type="spellEnd"/>
-      <w:r>
-        <w:t>?</w:t>
+        <w:t>- RQ4: Quais métricas são utilizadas para avaliar a efetividade das abordagens de RAG em codebases?</w:t>
       </w:r>
     </w:p>
     <w:p>
       <w:pPr>
         <w:jc w:val="both"/>
       </w:pPr>
-      <w:proofErr w:type="spellStart"/>
-      <w:r>
-        <w:t>Rationale</w:t>
-      </w:r>
-      <w:proofErr w:type="spellEnd"/>
-      <w:r>
-        <w:t>: Mapear as métricas utilizadas permite avaliar o rigor dos estudos e identificar padrões de avaliação que possam orientar trabalhos futuros.</w:t>
+      <w:r>
+        <w:t>Rationale: Mapear as métricas utilizadas permite avaliar o rigor dos estudos e identificar padrões de avaliação que possam orientar trabalhos futuros.</w:t>
       </w:r>
     </w:p>
     <w:p>
@@ -1675,25 +1365,12 @@
         <w:jc w:val="both"/>
       </w:pPr>
       <w:r>
-        <w:t xml:space="preserve">- RQ5: Quais são as principais lacunas identificadas na literatura sobre RAG aplicado a </w:t>
-      </w:r>
-      <w:proofErr w:type="spellStart"/>
-      <w:r>
-        <w:t>codebases</w:t>
-      </w:r>
-      <w:proofErr w:type="spellEnd"/>
-      <w:r>
-        <w:t>?</w:t>
-      </w:r>
-    </w:p>
-    <w:p>
-      <w:proofErr w:type="spellStart"/>
-      <w:r>
-        <w:t>Rationale</w:t>
-      </w:r>
-      <w:proofErr w:type="spellEnd"/>
-      <w:r>
-        <w:t>: Identificar lacunas contribui diretamente para a agenda de pesquisa da área, apontando oportunidades para estudos futuros.</w:t>
+        <w:t>- RQ5: Quais são as principais lacunas identificadas na literatura sobre RAG aplicado a codebases?</w:t>
+      </w:r>
+    </w:p>
+    <w:p>
+      <w:r>
+        <w:t>Rationale: Identificar lacunas contribui diretamente para a agenda de pesquisa da área, apontando oportunidades para estudos futuros.</w:t>
       </w:r>
     </w:p>
     <w:p/>
@@ -1807,13 +1484,8 @@
             <w:pPr>
               <w:jc w:val="both"/>
             </w:pPr>
-            <w:proofErr w:type="spellStart"/>
-            <w:r>
-              <w:t>Codebases</w:t>
-            </w:r>
-            <w:proofErr w:type="spellEnd"/>
-            <w:r>
-              <w:t xml:space="preserve"> de software</w:t>
+            <w:r>
+              <w:t>Codebases de software</w:t>
             </w:r>
             <w:r>
               <w:t>:</w:t>
@@ -1860,15 +1532,7 @@
               <w:jc w:val="both"/>
             </w:pPr>
             <w:r>
-              <w:t xml:space="preserve">Abordagens de RAG baseadas em </w:t>
-            </w:r>
-            <w:proofErr w:type="spellStart"/>
-            <w:r>
-              <w:t>LLMs</w:t>
-            </w:r>
-            <w:proofErr w:type="spellEnd"/>
-            <w:r>
-              <w:t xml:space="preserve"> ou IA Generativa.</w:t>
+              <w:t>Abordagens de RAG baseadas em LLMs ou IA Generativa.</w:t>
             </w:r>
           </w:p>
         </w:tc>
@@ -1941,7 +1605,6 @@
             <w:tcW w:w="2405" w:type="dxa"/>
           </w:tcPr>
           <w:p>
-            <w:proofErr w:type="spellStart"/>
             <w:r>
               <w:rPr>
                 <w:b/>
@@ -1950,11 +1613,7 @@
               <w:t>O</w:t>
             </w:r>
             <w:r>
-              <w:t>utcome</w:t>
-            </w:r>
-            <w:proofErr w:type="spellEnd"/>
-            <w:r>
-              <w:t xml:space="preserve"> (Resultado)</w:t>
+              <w:t>utcome (Resultado)</w:t>
             </w:r>
           </w:p>
         </w:tc>
@@ -1967,15 +1626,7 @@
               <w:jc w:val="both"/>
             </w:pPr>
             <w:r>
-              <w:t xml:space="preserve">Não compõe a </w:t>
-            </w:r>
-            <w:proofErr w:type="spellStart"/>
-            <w:r>
-              <w:t>string</w:t>
-            </w:r>
-            <w:proofErr w:type="spellEnd"/>
-            <w:r>
-              <w:t xml:space="preserve"> de busca. Em mapeamento sistemático representa o que será extraído dos estudos:</w:t>
+              <w:t>Não compõe a string de busca. Em mapeamento sistemático representa o que será extraído dos estudos:</w:t>
             </w:r>
             <w:r>
               <w:br/>
@@ -1992,13 +1643,8 @@
             <w:r>
               <w:t xml:space="preserve">- </w:t>
             </w:r>
-            <w:proofErr w:type="spellStart"/>
-            <w:r>
-              <w:t>LLMs</w:t>
-            </w:r>
-            <w:proofErr w:type="spellEnd"/>
-            <w:r>
-              <w:t xml:space="preserve"> empregadas.</w:t>
+            <w:r>
+              <w:t>LLMs empregadas.</w:t>
             </w:r>
           </w:p>
           <w:p>
@@ -2069,15 +1715,7 @@
               <w:jc w:val="both"/>
             </w:pPr>
             <w:r>
-              <w:t xml:space="preserve">Não se aplica. Em mapeamentos sistemáticos, o contexto é tipicamente garantido pelos critérios de seleção, não pela </w:t>
-            </w:r>
-            <w:proofErr w:type="spellStart"/>
-            <w:r>
-              <w:t>string</w:t>
-            </w:r>
-            <w:proofErr w:type="spellEnd"/>
-            <w:r>
-              <w:t>: a delimitação ao domínio de Engenharia de Software é assegurada pelo CI1, e a exigência de revisão por pares é assegurada pelo CE5.</w:t>
+              <w:t>Não se aplica. Em mapeamentos sistemáticos, o contexto é tipicamente garantido pelos critérios de seleção, não pela string: a delimitação ao domínio de Engenharia de Software é assegurada pelo CI1, e a exigência de revisão por pares é assegurada pelo CE5.</w:t>
             </w:r>
           </w:p>
         </w:tc>
@@ -2143,277 +1781,37 @@
                 <w:sz w:val="20"/>
                 <w:szCs w:val="20"/>
               </w:rPr>
-              <w:t>("</w:t>
-            </w:r>
-            <w:proofErr w:type="spellStart"/>
-            <w:r>
+              <w:t>("source code" OR "source codes" OR "codebase" OR "code repository" OR "code search") AND</w:t>
+            </w:r>
+          </w:p>
+          <w:p>
+            <w:pPr>
               <w:rPr>
                 <w:sz w:val="20"/>
                 <w:szCs w:val="20"/>
               </w:rPr>
-              <w:t>source</w:t>
-            </w:r>
-            <w:proofErr w:type="spellEnd"/>
+            </w:pPr>
             <w:r>
               <w:rPr>
                 <w:sz w:val="20"/>
                 <w:szCs w:val="20"/>
               </w:rPr>
-              <w:t xml:space="preserve"> </w:t>
-            </w:r>
-            <w:proofErr w:type="spellStart"/>
+              <w:t>("Retrieval-Augmented Generation" OR "Retrieval Augmented Generation" OR "RAG") AND</w:t>
+            </w:r>
+          </w:p>
+          <w:p>
+            <w:pPr>
+              <w:rPr>
+                <w:b/>
+                <w:bCs/>
+              </w:rPr>
+            </w:pPr>
             <w:r>
               <w:rPr>
                 <w:sz w:val="20"/>
                 <w:szCs w:val="20"/>
               </w:rPr>
-              <w:t>code</w:t>
-            </w:r>
-            <w:proofErr w:type="spellEnd"/>
-            <w:r>
-              <w:rPr>
-                <w:sz w:val="20"/>
-                <w:szCs w:val="20"/>
-              </w:rPr>
-              <w:t>" OR "</w:t>
-            </w:r>
-            <w:proofErr w:type="spellStart"/>
-            <w:r>
-              <w:rPr>
-                <w:sz w:val="20"/>
-                <w:szCs w:val="20"/>
-              </w:rPr>
-              <w:t>source</w:t>
-            </w:r>
-            <w:proofErr w:type="spellEnd"/>
-            <w:r>
-              <w:rPr>
-                <w:sz w:val="20"/>
-                <w:szCs w:val="20"/>
-              </w:rPr>
-              <w:t xml:space="preserve"> </w:t>
-            </w:r>
-            <w:proofErr w:type="spellStart"/>
-            <w:r>
-              <w:rPr>
-                <w:sz w:val="20"/>
-                <w:szCs w:val="20"/>
-              </w:rPr>
-              <w:t>codes</w:t>
-            </w:r>
-            <w:proofErr w:type="spellEnd"/>
-            <w:r>
-              <w:rPr>
-                <w:sz w:val="20"/>
-                <w:szCs w:val="20"/>
-              </w:rPr>
-              <w:t>" OR "</w:t>
-            </w:r>
-            <w:proofErr w:type="spellStart"/>
-            <w:r>
-              <w:rPr>
-                <w:sz w:val="20"/>
-                <w:szCs w:val="20"/>
-              </w:rPr>
-              <w:t>codebase</w:t>
-            </w:r>
-            <w:proofErr w:type="spellEnd"/>
-            <w:r>
-              <w:rPr>
-                <w:sz w:val="20"/>
-                <w:szCs w:val="20"/>
-              </w:rPr>
-              <w:t>" OR "</w:t>
-            </w:r>
-            <w:proofErr w:type="spellStart"/>
-            <w:r>
-              <w:rPr>
-                <w:sz w:val="20"/>
-                <w:szCs w:val="20"/>
-              </w:rPr>
-              <w:t>code</w:t>
-            </w:r>
-            <w:proofErr w:type="spellEnd"/>
-            <w:r>
-              <w:rPr>
-                <w:sz w:val="20"/>
-                <w:szCs w:val="20"/>
-              </w:rPr>
-              <w:t xml:space="preserve"> </w:t>
-            </w:r>
-            <w:proofErr w:type="spellStart"/>
-            <w:r>
-              <w:rPr>
-                <w:sz w:val="20"/>
-                <w:szCs w:val="20"/>
-              </w:rPr>
-              <w:t>repository</w:t>
-            </w:r>
-            <w:proofErr w:type="spellEnd"/>
-            <w:r>
-              <w:rPr>
-                <w:sz w:val="20"/>
-                <w:szCs w:val="20"/>
-              </w:rPr>
-              <w:t>" OR "</w:t>
-            </w:r>
-            <w:proofErr w:type="spellStart"/>
-            <w:r>
-              <w:rPr>
-                <w:sz w:val="20"/>
-                <w:szCs w:val="20"/>
-              </w:rPr>
-              <w:t>code</w:t>
-            </w:r>
-            <w:proofErr w:type="spellEnd"/>
-            <w:r>
-              <w:rPr>
-                <w:sz w:val="20"/>
-                <w:szCs w:val="20"/>
-              </w:rPr>
-              <w:t xml:space="preserve"> </w:t>
-            </w:r>
-            <w:proofErr w:type="spellStart"/>
-            <w:r>
-              <w:rPr>
-                <w:sz w:val="20"/>
-                <w:szCs w:val="20"/>
-              </w:rPr>
-              <w:t>search</w:t>
-            </w:r>
-            <w:proofErr w:type="spellEnd"/>
-            <w:r>
-              <w:rPr>
-                <w:sz w:val="20"/>
-                <w:szCs w:val="20"/>
-              </w:rPr>
-              <w:t>") AND</w:t>
-            </w:r>
-          </w:p>
-          <w:p>
-            <w:pPr>
-              <w:rPr>
-                <w:sz w:val="20"/>
-                <w:szCs w:val="20"/>
-              </w:rPr>
-            </w:pPr>
-            <w:r>
-              <w:rPr>
-                <w:sz w:val="20"/>
-                <w:szCs w:val="20"/>
-              </w:rPr>
-              <w:t>("</w:t>
-            </w:r>
-            <w:proofErr w:type="spellStart"/>
-            <w:r>
-              <w:rPr>
-                <w:sz w:val="20"/>
-                <w:szCs w:val="20"/>
-              </w:rPr>
-              <w:t>Retrieval-Augmented</w:t>
-            </w:r>
-            <w:proofErr w:type="spellEnd"/>
-            <w:r>
-              <w:rPr>
-                <w:sz w:val="20"/>
-                <w:szCs w:val="20"/>
-              </w:rPr>
-              <w:t xml:space="preserve"> Generation" OR "</w:t>
-            </w:r>
-            <w:proofErr w:type="spellStart"/>
-            <w:r>
-              <w:rPr>
-                <w:sz w:val="20"/>
-                <w:szCs w:val="20"/>
-              </w:rPr>
-              <w:t>Retrieval</w:t>
-            </w:r>
-            <w:proofErr w:type="spellEnd"/>
-            <w:r>
-              <w:rPr>
-                <w:sz w:val="20"/>
-                <w:szCs w:val="20"/>
-              </w:rPr>
-              <w:t xml:space="preserve"> </w:t>
-            </w:r>
-            <w:proofErr w:type="spellStart"/>
-            <w:r>
-              <w:rPr>
-                <w:sz w:val="20"/>
-                <w:szCs w:val="20"/>
-              </w:rPr>
-              <w:t>Augmented</w:t>
-            </w:r>
-            <w:proofErr w:type="spellEnd"/>
-            <w:r>
-              <w:rPr>
-                <w:sz w:val="20"/>
-                <w:szCs w:val="20"/>
-              </w:rPr>
-              <w:t xml:space="preserve"> Generation" OR "RAG") AND</w:t>
-            </w:r>
-          </w:p>
-          <w:p>
-            <w:pPr>
-              <w:rPr>
-                <w:b/>
-                <w:bCs/>
-              </w:rPr>
-            </w:pPr>
-            <w:r>
-              <w:rPr>
-                <w:sz w:val="20"/>
-                <w:szCs w:val="20"/>
-              </w:rPr>
-              <w:t xml:space="preserve">("LLM" OR "Large </w:t>
-            </w:r>
-            <w:proofErr w:type="spellStart"/>
-            <w:r>
-              <w:rPr>
-                <w:sz w:val="20"/>
-                <w:szCs w:val="20"/>
-              </w:rPr>
-              <w:t>Language</w:t>
-            </w:r>
-            <w:proofErr w:type="spellEnd"/>
-            <w:r>
-              <w:rPr>
-                <w:sz w:val="20"/>
-                <w:szCs w:val="20"/>
-              </w:rPr>
-              <w:t xml:space="preserve"> Model" OR "</w:t>
-            </w:r>
-            <w:proofErr w:type="spellStart"/>
-            <w:r>
-              <w:rPr>
-                <w:sz w:val="20"/>
-                <w:szCs w:val="20"/>
-              </w:rPr>
-              <w:t>GenAI</w:t>
-            </w:r>
-            <w:proofErr w:type="spellEnd"/>
-            <w:r>
-              <w:rPr>
-                <w:sz w:val="20"/>
-                <w:szCs w:val="20"/>
-              </w:rPr>
-              <w:t>" OR "</w:t>
-            </w:r>
-            <w:proofErr w:type="spellStart"/>
-            <w:r>
-              <w:rPr>
-                <w:sz w:val="20"/>
-                <w:szCs w:val="20"/>
-              </w:rPr>
-              <w:t>Generative</w:t>
-            </w:r>
-            <w:proofErr w:type="spellEnd"/>
-            <w:r>
-              <w:rPr>
-                <w:sz w:val="20"/>
-                <w:szCs w:val="20"/>
-              </w:rPr>
-              <w:t xml:space="preserve"> AI")</w:t>
+              <w:t>("LLM" OR "Large Language Model" OR "GenAI" OR "Generative AI")</w:t>
             </w:r>
           </w:p>
         </w:tc>
@@ -2468,124 +1866,35 @@
           <w:i/>
           <w:iCs/>
         </w:rPr>
-        <w:t xml:space="preserve">Embora RAG e LLM componham conceitualmente a mesma Intervenção, eles são representados como dois grupos distintos conectados por AND na </w:t>
-      </w:r>
-      <w:proofErr w:type="spellStart"/>
+        <w:t>Embora RAG e LLM componham conceitualmente a mesma Intervenção, eles são representados como dois grupos distintos conectados por AND na string de busca. Essa decisão é intencional: o AND garante que apenas estudos que tratam explicitamente da combinação RAG+LLM sejam recuperados, excluindo trabalhos sobre RAG sem base em modelos de linguagem de grande escala e trabalhos sobre LLMs aplicados a código sem componente de recuperação. Trata-se de uma escolha de precisão sobre sensibilidade. Está-se ciente de que artigos que referenciam modelos específicos (</w:t>
+      </w:r>
       <w:r>
         <w:rPr>
           <w:i/>
           <w:iCs/>
         </w:rPr>
-        <w:t>string</w:t>
-      </w:r>
-      <w:proofErr w:type="spellEnd"/>
+        <w:t>Ex.:</w:t>
+      </w:r>
       <w:r>
         <w:rPr>
           <w:i/>
           <w:iCs/>
         </w:rPr>
-        <w:t xml:space="preserve"> de busca. Essa decisão é intencional: o AND garante que apenas estudos que tratam explicitamente da combinação RAG+LLM sejam recuperados, excluindo trabalhos sobre RAG sem base em modelos de linguagem de grande escala e trabalhos sobre </w:t>
-      </w:r>
-      <w:proofErr w:type="spellStart"/>
+        <w:t xml:space="preserve"> GPT, Llama, Gemini</w:t>
+      </w:r>
       <w:r>
         <w:rPr>
           <w:i/>
           <w:iCs/>
         </w:rPr>
-        <w:t>LLMs</w:t>
-      </w:r>
-      <w:proofErr w:type="spellEnd"/>
+        <w:t>, Claude, etc.</w:t>
+      </w:r>
       <w:r>
         <w:rPr>
           <w:i/>
           <w:iCs/>
         </w:rPr>
-        <w:t xml:space="preserve"> aplicados a código sem componente de recuperação. Trata-se de uma escolha de precisão sobre sensibilidade. Está-se ciente de que artigos que referenciam modelos específicos (</w:t>
-      </w:r>
-      <w:r>
-        <w:rPr>
-          <w:i/>
-          <w:iCs/>
-        </w:rPr>
-        <w:t>Ex.:</w:t>
-      </w:r>
-      <w:r>
-        <w:rPr>
-          <w:i/>
-          <w:iCs/>
-        </w:rPr>
-        <w:t xml:space="preserve"> GPT, </w:t>
-      </w:r>
-      <w:proofErr w:type="spellStart"/>
-      <w:r>
-        <w:rPr>
-          <w:i/>
-          <w:iCs/>
-        </w:rPr>
-        <w:t>Llama</w:t>
-      </w:r>
-      <w:proofErr w:type="spellEnd"/>
-      <w:r>
-        <w:rPr>
-          <w:i/>
-          <w:iCs/>
-        </w:rPr>
-        <w:t>, Gemini</w:t>
-      </w:r>
-      <w:r>
-        <w:rPr>
-          <w:i/>
-          <w:iCs/>
-        </w:rPr>
-        <w:t xml:space="preserve">, </w:t>
-      </w:r>
-      <w:proofErr w:type="gramStart"/>
-      <w:r>
-        <w:rPr>
-          <w:i/>
-          <w:iCs/>
-        </w:rPr>
-        <w:t>Claude, etc.</w:t>
-      </w:r>
-      <w:proofErr w:type="gramEnd"/>
-      <w:r>
-        <w:rPr>
-          <w:i/>
-          <w:iCs/>
-        </w:rPr>
-        <w:t xml:space="preserve">) sem empregar os termos "LLM" ou "Large </w:t>
-      </w:r>
-      <w:proofErr w:type="spellStart"/>
-      <w:r>
-        <w:rPr>
-          <w:i/>
-          <w:iCs/>
-        </w:rPr>
-        <w:t>Language</w:t>
-      </w:r>
-      <w:proofErr w:type="spellEnd"/>
-      <w:r>
-        <w:rPr>
-          <w:i/>
-          <w:iCs/>
-        </w:rPr>
-        <w:t xml:space="preserve"> Model" podem não ser recuperados; para mitigar parcialmente esse risco, o termo "</w:t>
-      </w:r>
-      <w:proofErr w:type="spellStart"/>
-      <w:r>
-        <w:rPr>
-          <w:i/>
-          <w:iCs/>
-        </w:rPr>
-        <w:t>Generative</w:t>
-      </w:r>
-      <w:proofErr w:type="spellEnd"/>
-      <w:r>
-        <w:rPr>
-          <w:i/>
-          <w:iCs/>
-        </w:rPr>
-        <w:t xml:space="preserve"> AI" foi incluído como hiperônimo de uso corrente na literatura, aumentando a chance de cobertura indireta desses modelos. Essa decisão é documentada aqui para fins de rastreabilidade e reprodutibilidade da busca.</w:t>
+        <w:t>) sem empregar os termos "LLM" ou "Large Language Model" podem não ser recuperados; para mitigar parcialmente esse risco, o termo "Generative AI" foi incluído como hiperônimo de uso corrente na literatura, aumentando a chance de cobertura indireta desses modelos. Essa decisão é documentada aqui para fins de rastreabilidade e reprodutibilidade da busca.</w:t>
       </w:r>
     </w:p>
     <w:p/>
@@ -2648,39 +1957,7 @@
         <w:jc w:val="both"/>
       </w:pPr>
       <w:r>
-        <w:t xml:space="preserve">A seleção das bases de dados seguiu as recomendações de </w:t>
-      </w:r>
-      <w:proofErr w:type="spellStart"/>
-      <w:r>
-        <w:t>Dyba</w:t>
-      </w:r>
-      <w:proofErr w:type="spellEnd"/>
-      <w:r>
-        <w:t xml:space="preserve">, </w:t>
-      </w:r>
-      <w:proofErr w:type="spellStart"/>
-      <w:r>
-        <w:t>Kitchenham</w:t>
-      </w:r>
-      <w:proofErr w:type="spellEnd"/>
-      <w:r>
-        <w:t xml:space="preserve"> e Jorgensen (2005) sobre as fontes mais comumente utilizadas na condução de revisões sistemáticas em Engenharia de Software. Com base nessas diretrizes, foram selecionadas as seguintes bases: ACM Digital Library, IEEE </w:t>
-      </w:r>
-      <w:proofErr w:type="spellStart"/>
-      <w:r>
-        <w:t>Xplore</w:t>
-      </w:r>
-      <w:proofErr w:type="spellEnd"/>
-      <w:r>
-        <w:t xml:space="preserve"> e Scopus. A inclusão do Scopus, não contemplada pelos autores à época de sua publicação, é respaldada por sua ampla adoção posterior em revisões sistemáticas em Engenharia de Software, conforme evidenciado em </w:t>
-      </w:r>
-      <w:proofErr w:type="spellStart"/>
-      <w:r>
-        <w:t>Kitchenham</w:t>
-      </w:r>
-      <w:proofErr w:type="spellEnd"/>
-      <w:r>
-        <w:t xml:space="preserve"> e Charters (2007).</w:t>
+        <w:t>A seleção das bases de dados seguiu as recomendações de Dyba, Kitchenham e Jorgensen (2005) sobre as fontes mais comumente utilizadas na condução de revisões sistemáticas em Engenharia de Software. Com base nessas diretrizes, foram selecionadas as seguintes bases: ACM Digital Library, IEEE Xplore e Scopus. A inclusão do Scopus, não contemplada pelos autores à época de sua publicação, é respaldada por sua ampla adoção posterior em revisões sistemáticas em Engenharia de Software, conforme evidenciado em Kitchenham e Charters (2007).</w:t>
       </w:r>
     </w:p>
     <w:p>
@@ -2728,47 +2005,7 @@
         <w:t>, é o p</w:t>
       </w:r>
       <w:r>
-        <w:t xml:space="preserve">rincipal repositório de publicações da </w:t>
-      </w:r>
-      <w:proofErr w:type="spellStart"/>
-      <w:r>
-        <w:t>Association</w:t>
-      </w:r>
-      <w:proofErr w:type="spellEnd"/>
-      <w:r>
-        <w:t xml:space="preserve"> for </w:t>
-      </w:r>
-      <w:proofErr w:type="spellStart"/>
-      <w:r>
-        <w:t>Computing</w:t>
-      </w:r>
-      <w:proofErr w:type="spellEnd"/>
-      <w:r>
-        <w:t xml:space="preserve"> Machinery (ACM), com cobertura abrangente de Engenharia de Software e áreas correlatas. Indexa </w:t>
-      </w:r>
-      <w:proofErr w:type="spellStart"/>
-      <w:r>
-        <w:t>venues</w:t>
-      </w:r>
-      <w:proofErr w:type="spellEnd"/>
-      <w:r>
-        <w:t xml:space="preserve"> de alto impacto como ESEC/FSE, ISSTA, ICSE (</w:t>
-      </w:r>
-      <w:proofErr w:type="spellStart"/>
-      <w:r>
-        <w:t>co-publicada</w:t>
-      </w:r>
-      <w:proofErr w:type="spellEnd"/>
-      <w:r>
-        <w:t xml:space="preserve"> com IEEE) e periódicos como TOSEM e CACM. Oferece busca avançada com operadores booleanos e exportação estruturada em </w:t>
-      </w:r>
-      <w:proofErr w:type="spellStart"/>
-      <w:r>
-        <w:t>BibTeX</w:t>
-      </w:r>
-      <w:proofErr w:type="spellEnd"/>
-      <w:r>
-        <w:t xml:space="preserve"> </w:t>
+        <w:t xml:space="preserve">rincipal repositório de publicações da Association for Computing Machinery (ACM), com cobertura abrangente de Engenharia de Software e áreas correlatas. Indexa venues de alto impacto como ESEC/FSE, ISSTA, ICSE (co-publicada com IEEE) e periódicos como TOSEM e CACM. Oferece busca avançada com operadores booleanos e exportação estruturada em BibTeX </w:t>
       </w:r>
       <w:r>
         <w:t>-</w:t>
@@ -2793,23 +2030,7 @@
           <w:b/>
           <w:bCs/>
         </w:rPr>
-        <w:t xml:space="preserve">5.1.1. </w:t>
-      </w:r>
-      <w:proofErr w:type="spellStart"/>
-      <w:r>
-        <w:rPr>
-          <w:b/>
-          <w:bCs/>
-        </w:rPr>
-        <w:t>String</w:t>
-      </w:r>
-      <w:proofErr w:type="spellEnd"/>
-      <w:r>
-        <w:rPr>
-          <w:b/>
-          <w:bCs/>
-        </w:rPr>
-        <w:t xml:space="preserve"> adaptada para sintaxe</w:t>
+        <w:t>5.1.1. String adaptada para sintaxe</w:t>
       </w:r>
       <w:r>
         <w:rPr>
@@ -2875,1473 +2096,177 @@
                 <w:sz w:val="20"/>
                 <w:szCs w:val="20"/>
               </w:rPr>
-              <w:t>(</w:t>
-            </w:r>
-            <w:proofErr w:type="spellStart"/>
-            <w:r>
+              <w:t>(Title:"source code" OR Title:"source codes" OR Title:"codebase" OR Title:"code repository" OR Title:"code search" OR</w:t>
+            </w:r>
+          </w:p>
+          <w:p>
+            <w:pPr>
               <w:rPr>
                 <w:rFonts w:ascii="Consolas" w:hAnsi="Consolas"/>
                 <w:sz w:val="20"/>
                 <w:szCs w:val="20"/>
               </w:rPr>
-              <w:t>Title</w:t>
-            </w:r>
-            <w:proofErr w:type="spellEnd"/>
+            </w:pPr>
             <w:r>
               <w:rPr>
                 <w:rFonts w:ascii="Consolas" w:hAnsi="Consolas"/>
                 <w:sz w:val="20"/>
                 <w:szCs w:val="20"/>
               </w:rPr>
-              <w:t>:"</w:t>
-            </w:r>
-            <w:proofErr w:type="spellStart"/>
-            <w:r>
+              <w:t xml:space="preserve"> Abstract:"source code" OR Abstract:"source codes" OR Abstract:"codebase" OR Abstract:"code repository" OR Abstract:"code search" OR</w:t>
+            </w:r>
+          </w:p>
+          <w:p>
+            <w:pPr>
               <w:rPr>
                 <w:rFonts w:ascii="Consolas" w:hAnsi="Consolas"/>
                 <w:sz w:val="20"/>
                 <w:szCs w:val="20"/>
               </w:rPr>
-              <w:t>source</w:t>
-            </w:r>
-            <w:proofErr w:type="spellEnd"/>
+            </w:pPr>
             <w:r>
               <w:rPr>
                 <w:rFonts w:ascii="Consolas" w:hAnsi="Consolas"/>
                 <w:sz w:val="20"/>
                 <w:szCs w:val="20"/>
               </w:rPr>
-              <w:t xml:space="preserve"> </w:t>
-            </w:r>
-            <w:proofErr w:type="spellStart"/>
-            <w:r>
+              <w:t xml:space="preserve"> Keyword:"source code" OR Keyword:"source codes" OR Keyword:"codebase" OR Keyword:"code repository" OR Keyword:"code search")</w:t>
+            </w:r>
+          </w:p>
+          <w:p>
+            <w:pPr>
               <w:rPr>
                 <w:rFonts w:ascii="Consolas" w:hAnsi="Consolas"/>
                 <w:sz w:val="20"/>
                 <w:szCs w:val="20"/>
               </w:rPr>
-              <w:t>code</w:t>
-            </w:r>
-            <w:proofErr w:type="spellEnd"/>
+            </w:pPr>
             <w:r>
               <w:rPr>
                 <w:rFonts w:ascii="Consolas" w:hAnsi="Consolas"/>
                 <w:sz w:val="20"/>
                 <w:szCs w:val="20"/>
               </w:rPr>
-              <w:t xml:space="preserve">" OR </w:t>
-            </w:r>
-            <w:proofErr w:type="spellStart"/>
-            <w:r>
+              <w:t>AND</w:t>
+            </w:r>
+          </w:p>
+          <w:p>
+            <w:pPr>
               <w:rPr>
                 <w:rFonts w:ascii="Consolas" w:hAnsi="Consolas"/>
                 <w:sz w:val="20"/>
                 <w:szCs w:val="20"/>
               </w:rPr>
-              <w:t>Title</w:t>
-            </w:r>
-            <w:proofErr w:type="spellEnd"/>
+            </w:pPr>
             <w:r>
               <w:rPr>
                 <w:rFonts w:ascii="Consolas" w:hAnsi="Consolas"/>
                 <w:sz w:val="20"/>
                 <w:szCs w:val="20"/>
               </w:rPr>
-              <w:t>:"</w:t>
-            </w:r>
-            <w:proofErr w:type="spellStart"/>
-            <w:r>
+              <w:t>(Title:"Retrieval-Augmented Generation" OR Title:"Retrieval Augmented Generation" OR Title:"RAG" OR</w:t>
+            </w:r>
+          </w:p>
+          <w:p>
+            <w:pPr>
               <w:rPr>
                 <w:rFonts w:ascii="Consolas" w:hAnsi="Consolas"/>
                 <w:sz w:val="20"/>
                 <w:szCs w:val="20"/>
               </w:rPr>
-              <w:t>source</w:t>
-            </w:r>
-            <w:proofErr w:type="spellEnd"/>
+            </w:pPr>
             <w:r>
               <w:rPr>
                 <w:rFonts w:ascii="Consolas" w:hAnsi="Consolas"/>
                 <w:sz w:val="20"/>
                 <w:szCs w:val="20"/>
               </w:rPr>
-              <w:t xml:space="preserve"> </w:t>
-            </w:r>
-            <w:proofErr w:type="spellStart"/>
-            <w:r>
+              <w:t xml:space="preserve"> Abstract:"Retrieval-Augmented Generation" OR Abstract:"Retrieval Augmented Generation" OR Abstract:"RAG" OR</w:t>
+            </w:r>
+          </w:p>
+          <w:p>
+            <w:pPr>
               <w:rPr>
                 <w:rFonts w:ascii="Consolas" w:hAnsi="Consolas"/>
                 <w:sz w:val="20"/>
                 <w:szCs w:val="20"/>
               </w:rPr>
-              <w:t>codes</w:t>
-            </w:r>
-            <w:proofErr w:type="spellEnd"/>
+            </w:pPr>
             <w:r>
               <w:rPr>
                 <w:rFonts w:ascii="Consolas" w:hAnsi="Consolas"/>
                 <w:sz w:val="20"/>
                 <w:szCs w:val="20"/>
               </w:rPr>
-              <w:t xml:space="preserve">" OR </w:t>
-            </w:r>
-            <w:proofErr w:type="spellStart"/>
-            <w:r>
+              <w:t xml:space="preserve"> Keyword:"Retrieval-Augmented Generation" OR Keyword:"Retrieval Augmented Generation" OR Keyword:"RAG")</w:t>
+            </w:r>
+          </w:p>
+          <w:p>
+            <w:pPr>
               <w:rPr>
                 <w:rFonts w:ascii="Consolas" w:hAnsi="Consolas"/>
                 <w:sz w:val="20"/>
                 <w:szCs w:val="20"/>
               </w:rPr>
-              <w:t>Title</w:t>
-            </w:r>
-            <w:proofErr w:type="spellEnd"/>
+            </w:pPr>
             <w:r>
               <w:rPr>
                 <w:rFonts w:ascii="Consolas" w:hAnsi="Consolas"/>
                 <w:sz w:val="20"/>
                 <w:szCs w:val="20"/>
               </w:rPr>
-              <w:t>:"</w:t>
-            </w:r>
-            <w:proofErr w:type="spellStart"/>
-            <w:r>
+              <w:t>AND</w:t>
+            </w:r>
+          </w:p>
+          <w:p>
+            <w:pPr>
               <w:rPr>
                 <w:rFonts w:ascii="Consolas" w:hAnsi="Consolas"/>
                 <w:sz w:val="20"/>
                 <w:szCs w:val="20"/>
               </w:rPr>
-              <w:t>codebase</w:t>
-            </w:r>
-            <w:proofErr w:type="spellEnd"/>
+            </w:pPr>
             <w:r>
               <w:rPr>
                 <w:rFonts w:ascii="Consolas" w:hAnsi="Consolas"/>
                 <w:sz w:val="20"/>
                 <w:szCs w:val="20"/>
               </w:rPr>
-              <w:t xml:space="preserve">" OR </w:t>
-            </w:r>
-            <w:proofErr w:type="spellStart"/>
-            <w:r>
+              <w:t>(Title:"LLM" OR Title:"Large Language Model" OR Title:"GenAI" OR Title:"Generative AI" OR</w:t>
+            </w:r>
+          </w:p>
+          <w:p>
+            <w:pPr>
               <w:rPr>
                 <w:rFonts w:ascii="Consolas" w:hAnsi="Consolas"/>
                 <w:sz w:val="20"/>
                 <w:szCs w:val="20"/>
               </w:rPr>
-              <w:t>Title</w:t>
-            </w:r>
-            <w:proofErr w:type="spellEnd"/>
+            </w:pPr>
             <w:r>
               <w:rPr>
                 <w:rFonts w:ascii="Consolas" w:hAnsi="Consolas"/>
                 <w:sz w:val="20"/>
                 <w:szCs w:val="20"/>
               </w:rPr>
-              <w:t>:"</w:t>
-            </w:r>
-            <w:proofErr w:type="spellStart"/>
-            <w:r>
+              <w:t xml:space="preserve"> Abstract:"LLM" OR Abstract:"Large Language Model" OR Abstract:"GenAI" OR Abstract:"Generative AI" OR</w:t>
+            </w:r>
+          </w:p>
+          <w:p>
+            <w:pPr>
               <w:rPr>
                 <w:rFonts w:ascii="Consolas" w:hAnsi="Consolas"/>
                 <w:sz w:val="20"/>
                 <w:szCs w:val="20"/>
               </w:rPr>
-              <w:t>code</w:t>
-            </w:r>
-            <w:proofErr w:type="spellEnd"/>
+            </w:pPr>
             <w:r>
               <w:rPr>
                 <w:rFonts w:ascii="Consolas" w:hAnsi="Consolas"/>
                 <w:sz w:val="20"/>
                 <w:szCs w:val="20"/>
               </w:rPr>
-              <w:t xml:space="preserve"> </w:t>
-            </w:r>
-            <w:proofErr w:type="spellStart"/>
-            <w:r>
-              <w:rPr>
-                <w:rFonts w:ascii="Consolas" w:hAnsi="Consolas"/>
-                <w:sz w:val="20"/>
-                <w:szCs w:val="20"/>
-              </w:rPr>
-              <w:t>repository</w:t>
-            </w:r>
-            <w:proofErr w:type="spellEnd"/>
-            <w:r>
-              <w:rPr>
-                <w:rFonts w:ascii="Consolas" w:hAnsi="Consolas"/>
-                <w:sz w:val="20"/>
-                <w:szCs w:val="20"/>
-              </w:rPr>
-              <w:t xml:space="preserve">" OR </w:t>
-            </w:r>
-            <w:proofErr w:type="spellStart"/>
-            <w:r>
-              <w:rPr>
-                <w:rFonts w:ascii="Consolas" w:hAnsi="Consolas"/>
-                <w:sz w:val="20"/>
-                <w:szCs w:val="20"/>
-              </w:rPr>
-              <w:t>Title</w:t>
-            </w:r>
-            <w:proofErr w:type="spellEnd"/>
-            <w:r>
-              <w:rPr>
-                <w:rFonts w:ascii="Consolas" w:hAnsi="Consolas"/>
-                <w:sz w:val="20"/>
-                <w:szCs w:val="20"/>
-              </w:rPr>
-              <w:t>:"</w:t>
-            </w:r>
-            <w:proofErr w:type="spellStart"/>
-            <w:r>
-              <w:rPr>
-                <w:rFonts w:ascii="Consolas" w:hAnsi="Consolas"/>
-                <w:sz w:val="20"/>
-                <w:szCs w:val="20"/>
-              </w:rPr>
-              <w:t>code</w:t>
-            </w:r>
-            <w:proofErr w:type="spellEnd"/>
-            <w:r>
-              <w:rPr>
-                <w:rFonts w:ascii="Consolas" w:hAnsi="Consolas"/>
-                <w:sz w:val="20"/>
-                <w:szCs w:val="20"/>
-              </w:rPr>
-              <w:t xml:space="preserve"> </w:t>
-            </w:r>
-            <w:proofErr w:type="spellStart"/>
-            <w:r>
-              <w:rPr>
-                <w:rFonts w:ascii="Consolas" w:hAnsi="Consolas"/>
-                <w:sz w:val="20"/>
-                <w:szCs w:val="20"/>
-              </w:rPr>
-              <w:t>search</w:t>
-            </w:r>
-            <w:proofErr w:type="spellEnd"/>
-            <w:r>
-              <w:rPr>
-                <w:rFonts w:ascii="Consolas" w:hAnsi="Consolas"/>
-                <w:sz w:val="20"/>
-                <w:szCs w:val="20"/>
-              </w:rPr>
-              <w:t>" OR</w:t>
-            </w:r>
-          </w:p>
-          <w:p>
-            <w:pPr>
-              <w:rPr>
-                <w:rFonts w:ascii="Consolas" w:hAnsi="Consolas"/>
-                <w:sz w:val="20"/>
-                <w:szCs w:val="20"/>
-              </w:rPr>
-            </w:pPr>
-            <w:r>
-              <w:rPr>
-                <w:rFonts w:ascii="Consolas" w:hAnsi="Consolas"/>
-                <w:sz w:val="20"/>
-                <w:szCs w:val="20"/>
-              </w:rPr>
-              <w:t xml:space="preserve"> Abstract:"</w:t>
-            </w:r>
-            <w:proofErr w:type="spellStart"/>
-            <w:r>
-              <w:rPr>
-                <w:rFonts w:ascii="Consolas" w:hAnsi="Consolas"/>
-                <w:sz w:val="20"/>
-                <w:szCs w:val="20"/>
-              </w:rPr>
-              <w:t>source</w:t>
-            </w:r>
-            <w:proofErr w:type="spellEnd"/>
-            <w:r>
-              <w:rPr>
-                <w:rFonts w:ascii="Consolas" w:hAnsi="Consolas"/>
-                <w:sz w:val="20"/>
-                <w:szCs w:val="20"/>
-              </w:rPr>
-              <w:t xml:space="preserve"> </w:t>
-            </w:r>
-            <w:proofErr w:type="spellStart"/>
-            <w:r>
-              <w:rPr>
-                <w:rFonts w:ascii="Consolas" w:hAnsi="Consolas"/>
-                <w:sz w:val="20"/>
-                <w:szCs w:val="20"/>
-              </w:rPr>
-              <w:t>code</w:t>
-            </w:r>
-            <w:proofErr w:type="spellEnd"/>
-            <w:r>
-              <w:rPr>
-                <w:rFonts w:ascii="Consolas" w:hAnsi="Consolas"/>
-                <w:sz w:val="20"/>
-                <w:szCs w:val="20"/>
-              </w:rPr>
-              <w:t>" OR Abstract:"</w:t>
-            </w:r>
-            <w:proofErr w:type="spellStart"/>
-            <w:r>
-              <w:rPr>
-                <w:rFonts w:ascii="Consolas" w:hAnsi="Consolas"/>
-                <w:sz w:val="20"/>
-                <w:szCs w:val="20"/>
-              </w:rPr>
-              <w:t>source</w:t>
-            </w:r>
-            <w:proofErr w:type="spellEnd"/>
-            <w:r>
-              <w:rPr>
-                <w:rFonts w:ascii="Consolas" w:hAnsi="Consolas"/>
-                <w:sz w:val="20"/>
-                <w:szCs w:val="20"/>
-              </w:rPr>
-              <w:t xml:space="preserve"> </w:t>
-            </w:r>
-            <w:proofErr w:type="spellStart"/>
-            <w:r>
-              <w:rPr>
-                <w:rFonts w:ascii="Consolas" w:hAnsi="Consolas"/>
-                <w:sz w:val="20"/>
-                <w:szCs w:val="20"/>
-              </w:rPr>
-              <w:t>codes</w:t>
-            </w:r>
-            <w:proofErr w:type="spellEnd"/>
-            <w:r>
-              <w:rPr>
-                <w:rFonts w:ascii="Consolas" w:hAnsi="Consolas"/>
-                <w:sz w:val="20"/>
-                <w:szCs w:val="20"/>
-              </w:rPr>
-              <w:t>" OR Abstract:"</w:t>
-            </w:r>
-            <w:proofErr w:type="spellStart"/>
-            <w:r>
-              <w:rPr>
-                <w:rFonts w:ascii="Consolas" w:hAnsi="Consolas"/>
-                <w:sz w:val="20"/>
-                <w:szCs w:val="20"/>
-              </w:rPr>
-              <w:t>codebase</w:t>
-            </w:r>
-            <w:proofErr w:type="spellEnd"/>
-            <w:r>
-              <w:rPr>
-                <w:rFonts w:ascii="Consolas" w:hAnsi="Consolas"/>
-                <w:sz w:val="20"/>
-                <w:szCs w:val="20"/>
-              </w:rPr>
-              <w:t>" OR Abstract:"</w:t>
-            </w:r>
-            <w:proofErr w:type="spellStart"/>
-            <w:r>
-              <w:rPr>
-                <w:rFonts w:ascii="Consolas" w:hAnsi="Consolas"/>
-                <w:sz w:val="20"/>
-                <w:szCs w:val="20"/>
-              </w:rPr>
-              <w:t>code</w:t>
-            </w:r>
-            <w:proofErr w:type="spellEnd"/>
-            <w:r>
-              <w:rPr>
-                <w:rFonts w:ascii="Consolas" w:hAnsi="Consolas"/>
-                <w:sz w:val="20"/>
-                <w:szCs w:val="20"/>
-              </w:rPr>
-              <w:t xml:space="preserve"> </w:t>
-            </w:r>
-            <w:proofErr w:type="spellStart"/>
-            <w:r>
-              <w:rPr>
-                <w:rFonts w:ascii="Consolas" w:hAnsi="Consolas"/>
-                <w:sz w:val="20"/>
-                <w:szCs w:val="20"/>
-              </w:rPr>
-              <w:t>repository</w:t>
-            </w:r>
-            <w:proofErr w:type="spellEnd"/>
-            <w:r>
-              <w:rPr>
-                <w:rFonts w:ascii="Consolas" w:hAnsi="Consolas"/>
-                <w:sz w:val="20"/>
-                <w:szCs w:val="20"/>
-              </w:rPr>
-              <w:t>" OR Abstract:"</w:t>
-            </w:r>
-            <w:proofErr w:type="spellStart"/>
-            <w:r>
-              <w:rPr>
-                <w:rFonts w:ascii="Consolas" w:hAnsi="Consolas"/>
-                <w:sz w:val="20"/>
-                <w:szCs w:val="20"/>
-              </w:rPr>
-              <w:t>code</w:t>
-            </w:r>
-            <w:proofErr w:type="spellEnd"/>
-            <w:r>
-              <w:rPr>
-                <w:rFonts w:ascii="Consolas" w:hAnsi="Consolas"/>
-                <w:sz w:val="20"/>
-                <w:szCs w:val="20"/>
-              </w:rPr>
-              <w:t xml:space="preserve"> </w:t>
-            </w:r>
-            <w:proofErr w:type="spellStart"/>
-            <w:r>
-              <w:rPr>
-                <w:rFonts w:ascii="Consolas" w:hAnsi="Consolas"/>
-                <w:sz w:val="20"/>
-                <w:szCs w:val="20"/>
-              </w:rPr>
-              <w:t>search</w:t>
-            </w:r>
-            <w:proofErr w:type="spellEnd"/>
-            <w:r>
-              <w:rPr>
-                <w:rFonts w:ascii="Consolas" w:hAnsi="Consolas"/>
-                <w:sz w:val="20"/>
-                <w:szCs w:val="20"/>
-              </w:rPr>
-              <w:t>" OR</w:t>
-            </w:r>
-          </w:p>
-          <w:p>
-            <w:pPr>
-              <w:rPr>
-                <w:rFonts w:ascii="Consolas" w:hAnsi="Consolas"/>
-                <w:sz w:val="20"/>
-                <w:szCs w:val="20"/>
-              </w:rPr>
-            </w:pPr>
-            <w:r>
-              <w:rPr>
-                <w:rFonts w:ascii="Consolas" w:hAnsi="Consolas"/>
-                <w:sz w:val="20"/>
-                <w:szCs w:val="20"/>
-              </w:rPr>
-              <w:t xml:space="preserve"> </w:t>
-            </w:r>
-            <w:proofErr w:type="spellStart"/>
-            <w:r>
-              <w:rPr>
-                <w:rFonts w:ascii="Consolas" w:hAnsi="Consolas"/>
-                <w:sz w:val="20"/>
-                <w:szCs w:val="20"/>
-              </w:rPr>
-              <w:t>Keyword</w:t>
-            </w:r>
-            <w:proofErr w:type="spellEnd"/>
-            <w:r>
-              <w:rPr>
-                <w:rFonts w:ascii="Consolas" w:hAnsi="Consolas"/>
-                <w:sz w:val="20"/>
-                <w:szCs w:val="20"/>
-              </w:rPr>
-              <w:t>:"</w:t>
-            </w:r>
-            <w:proofErr w:type="spellStart"/>
-            <w:r>
-              <w:rPr>
-                <w:rFonts w:ascii="Consolas" w:hAnsi="Consolas"/>
-                <w:sz w:val="20"/>
-                <w:szCs w:val="20"/>
-              </w:rPr>
-              <w:t>source</w:t>
-            </w:r>
-            <w:proofErr w:type="spellEnd"/>
-            <w:r>
-              <w:rPr>
-                <w:rFonts w:ascii="Consolas" w:hAnsi="Consolas"/>
-                <w:sz w:val="20"/>
-                <w:szCs w:val="20"/>
-              </w:rPr>
-              <w:t xml:space="preserve"> </w:t>
-            </w:r>
-            <w:proofErr w:type="spellStart"/>
-            <w:r>
-              <w:rPr>
-                <w:rFonts w:ascii="Consolas" w:hAnsi="Consolas"/>
-                <w:sz w:val="20"/>
-                <w:szCs w:val="20"/>
-              </w:rPr>
-              <w:t>code</w:t>
-            </w:r>
-            <w:proofErr w:type="spellEnd"/>
-            <w:r>
-              <w:rPr>
-                <w:rFonts w:ascii="Consolas" w:hAnsi="Consolas"/>
-                <w:sz w:val="20"/>
-                <w:szCs w:val="20"/>
-              </w:rPr>
-              <w:t xml:space="preserve">" OR </w:t>
-            </w:r>
-            <w:proofErr w:type="spellStart"/>
-            <w:r>
-              <w:rPr>
-                <w:rFonts w:ascii="Consolas" w:hAnsi="Consolas"/>
-                <w:sz w:val="20"/>
-                <w:szCs w:val="20"/>
-              </w:rPr>
-              <w:t>Keyword</w:t>
-            </w:r>
-            <w:proofErr w:type="spellEnd"/>
-            <w:r>
-              <w:rPr>
-                <w:rFonts w:ascii="Consolas" w:hAnsi="Consolas"/>
-                <w:sz w:val="20"/>
-                <w:szCs w:val="20"/>
-              </w:rPr>
-              <w:t>:"</w:t>
-            </w:r>
-            <w:proofErr w:type="spellStart"/>
-            <w:r>
-              <w:rPr>
-                <w:rFonts w:ascii="Consolas" w:hAnsi="Consolas"/>
-                <w:sz w:val="20"/>
-                <w:szCs w:val="20"/>
-              </w:rPr>
-              <w:t>source</w:t>
-            </w:r>
-            <w:proofErr w:type="spellEnd"/>
-            <w:r>
-              <w:rPr>
-                <w:rFonts w:ascii="Consolas" w:hAnsi="Consolas"/>
-                <w:sz w:val="20"/>
-                <w:szCs w:val="20"/>
-              </w:rPr>
-              <w:t xml:space="preserve"> </w:t>
-            </w:r>
-            <w:proofErr w:type="spellStart"/>
-            <w:r>
-              <w:rPr>
-                <w:rFonts w:ascii="Consolas" w:hAnsi="Consolas"/>
-                <w:sz w:val="20"/>
-                <w:szCs w:val="20"/>
-              </w:rPr>
-              <w:t>codes</w:t>
-            </w:r>
-            <w:proofErr w:type="spellEnd"/>
-            <w:r>
-              <w:rPr>
-                <w:rFonts w:ascii="Consolas" w:hAnsi="Consolas"/>
-                <w:sz w:val="20"/>
-                <w:szCs w:val="20"/>
-              </w:rPr>
-              <w:t xml:space="preserve">" OR </w:t>
-            </w:r>
-            <w:proofErr w:type="spellStart"/>
-            <w:r>
-              <w:rPr>
-                <w:rFonts w:ascii="Consolas" w:hAnsi="Consolas"/>
-                <w:sz w:val="20"/>
-                <w:szCs w:val="20"/>
-              </w:rPr>
-              <w:t>Keyword</w:t>
-            </w:r>
-            <w:proofErr w:type="spellEnd"/>
-            <w:r>
-              <w:rPr>
-                <w:rFonts w:ascii="Consolas" w:hAnsi="Consolas"/>
-                <w:sz w:val="20"/>
-                <w:szCs w:val="20"/>
-              </w:rPr>
-              <w:t>:"</w:t>
-            </w:r>
-            <w:proofErr w:type="spellStart"/>
-            <w:r>
-              <w:rPr>
-                <w:rFonts w:ascii="Consolas" w:hAnsi="Consolas"/>
-                <w:sz w:val="20"/>
-                <w:szCs w:val="20"/>
-              </w:rPr>
-              <w:t>codebase</w:t>
-            </w:r>
-            <w:proofErr w:type="spellEnd"/>
-            <w:r>
-              <w:rPr>
-                <w:rFonts w:ascii="Consolas" w:hAnsi="Consolas"/>
-                <w:sz w:val="20"/>
-                <w:szCs w:val="20"/>
-              </w:rPr>
-              <w:t xml:space="preserve">" OR </w:t>
-            </w:r>
-            <w:proofErr w:type="spellStart"/>
-            <w:r>
-              <w:rPr>
-                <w:rFonts w:ascii="Consolas" w:hAnsi="Consolas"/>
-                <w:sz w:val="20"/>
-                <w:szCs w:val="20"/>
-              </w:rPr>
-              <w:t>Keyword</w:t>
-            </w:r>
-            <w:proofErr w:type="spellEnd"/>
-            <w:r>
-              <w:rPr>
-                <w:rFonts w:ascii="Consolas" w:hAnsi="Consolas"/>
-                <w:sz w:val="20"/>
-                <w:szCs w:val="20"/>
-              </w:rPr>
-              <w:t>:"</w:t>
-            </w:r>
-            <w:proofErr w:type="spellStart"/>
-            <w:r>
-              <w:rPr>
-                <w:rFonts w:ascii="Consolas" w:hAnsi="Consolas"/>
-                <w:sz w:val="20"/>
-                <w:szCs w:val="20"/>
-              </w:rPr>
-              <w:t>code</w:t>
-            </w:r>
-            <w:proofErr w:type="spellEnd"/>
-            <w:r>
-              <w:rPr>
-                <w:rFonts w:ascii="Consolas" w:hAnsi="Consolas"/>
-                <w:sz w:val="20"/>
-                <w:szCs w:val="20"/>
-              </w:rPr>
-              <w:t xml:space="preserve"> </w:t>
-            </w:r>
-            <w:proofErr w:type="spellStart"/>
-            <w:r>
-              <w:rPr>
-                <w:rFonts w:ascii="Consolas" w:hAnsi="Consolas"/>
-                <w:sz w:val="20"/>
-                <w:szCs w:val="20"/>
-              </w:rPr>
-              <w:t>repository</w:t>
-            </w:r>
-            <w:proofErr w:type="spellEnd"/>
-            <w:r>
-              <w:rPr>
-                <w:rFonts w:ascii="Consolas" w:hAnsi="Consolas"/>
-                <w:sz w:val="20"/>
-                <w:szCs w:val="20"/>
-              </w:rPr>
-              <w:t xml:space="preserve">" OR </w:t>
-            </w:r>
-            <w:proofErr w:type="spellStart"/>
-            <w:r>
-              <w:rPr>
-                <w:rFonts w:ascii="Consolas" w:hAnsi="Consolas"/>
-                <w:sz w:val="20"/>
-                <w:szCs w:val="20"/>
-              </w:rPr>
-              <w:t>Keyword</w:t>
-            </w:r>
-            <w:proofErr w:type="spellEnd"/>
-            <w:r>
-              <w:rPr>
-                <w:rFonts w:ascii="Consolas" w:hAnsi="Consolas"/>
-                <w:sz w:val="20"/>
-                <w:szCs w:val="20"/>
-              </w:rPr>
-              <w:t>:"</w:t>
-            </w:r>
-            <w:proofErr w:type="spellStart"/>
-            <w:r>
-              <w:rPr>
-                <w:rFonts w:ascii="Consolas" w:hAnsi="Consolas"/>
-                <w:sz w:val="20"/>
-                <w:szCs w:val="20"/>
-              </w:rPr>
-              <w:t>code</w:t>
-            </w:r>
-            <w:proofErr w:type="spellEnd"/>
-            <w:r>
-              <w:rPr>
-                <w:rFonts w:ascii="Consolas" w:hAnsi="Consolas"/>
-                <w:sz w:val="20"/>
-                <w:szCs w:val="20"/>
-              </w:rPr>
-              <w:t xml:space="preserve"> </w:t>
-            </w:r>
-            <w:proofErr w:type="spellStart"/>
-            <w:r>
-              <w:rPr>
-                <w:rFonts w:ascii="Consolas" w:hAnsi="Consolas"/>
-                <w:sz w:val="20"/>
-                <w:szCs w:val="20"/>
-              </w:rPr>
-              <w:t>search</w:t>
-            </w:r>
-            <w:proofErr w:type="spellEnd"/>
-            <w:r>
-              <w:rPr>
-                <w:rFonts w:ascii="Consolas" w:hAnsi="Consolas"/>
-                <w:sz w:val="20"/>
-                <w:szCs w:val="20"/>
-              </w:rPr>
-              <w:t>")</w:t>
-            </w:r>
-          </w:p>
-          <w:p>
-            <w:pPr>
-              <w:rPr>
-                <w:rFonts w:ascii="Consolas" w:hAnsi="Consolas"/>
-                <w:sz w:val="20"/>
-                <w:szCs w:val="20"/>
-              </w:rPr>
-            </w:pPr>
-            <w:r>
-              <w:rPr>
-                <w:rFonts w:ascii="Consolas" w:hAnsi="Consolas"/>
-                <w:sz w:val="20"/>
-                <w:szCs w:val="20"/>
-              </w:rPr>
-              <w:t>AND</w:t>
-            </w:r>
-          </w:p>
-          <w:p>
-            <w:pPr>
-              <w:rPr>
-                <w:rFonts w:ascii="Consolas" w:hAnsi="Consolas"/>
-                <w:sz w:val="20"/>
-                <w:szCs w:val="20"/>
-              </w:rPr>
-            </w:pPr>
-            <w:r>
-              <w:rPr>
-                <w:rFonts w:ascii="Consolas" w:hAnsi="Consolas"/>
-                <w:sz w:val="20"/>
-                <w:szCs w:val="20"/>
-              </w:rPr>
-              <w:t>(</w:t>
-            </w:r>
-            <w:proofErr w:type="spellStart"/>
-            <w:r>
-              <w:rPr>
-                <w:rFonts w:ascii="Consolas" w:hAnsi="Consolas"/>
-                <w:sz w:val="20"/>
-                <w:szCs w:val="20"/>
-              </w:rPr>
-              <w:t>Title</w:t>
-            </w:r>
-            <w:proofErr w:type="spellEnd"/>
-            <w:r>
-              <w:rPr>
-                <w:rFonts w:ascii="Consolas" w:hAnsi="Consolas"/>
-                <w:sz w:val="20"/>
-                <w:szCs w:val="20"/>
-              </w:rPr>
-              <w:t>:"</w:t>
-            </w:r>
-            <w:proofErr w:type="spellStart"/>
-            <w:r>
-              <w:rPr>
-                <w:rFonts w:ascii="Consolas" w:hAnsi="Consolas"/>
-                <w:sz w:val="20"/>
-                <w:szCs w:val="20"/>
-              </w:rPr>
-              <w:t>Retrieval-Augmented</w:t>
-            </w:r>
-            <w:proofErr w:type="spellEnd"/>
-            <w:r>
-              <w:rPr>
-                <w:rFonts w:ascii="Consolas" w:hAnsi="Consolas"/>
-                <w:sz w:val="20"/>
-                <w:szCs w:val="20"/>
-              </w:rPr>
-              <w:t xml:space="preserve"> Generation" OR </w:t>
-            </w:r>
-            <w:proofErr w:type="spellStart"/>
-            <w:r>
-              <w:rPr>
-                <w:rFonts w:ascii="Consolas" w:hAnsi="Consolas"/>
-                <w:sz w:val="20"/>
-                <w:szCs w:val="20"/>
-              </w:rPr>
-              <w:t>Title</w:t>
-            </w:r>
-            <w:proofErr w:type="spellEnd"/>
-            <w:r>
-              <w:rPr>
-                <w:rFonts w:ascii="Consolas" w:hAnsi="Consolas"/>
-                <w:sz w:val="20"/>
-                <w:szCs w:val="20"/>
-              </w:rPr>
-              <w:t>:"</w:t>
-            </w:r>
-            <w:proofErr w:type="spellStart"/>
-            <w:r>
-              <w:rPr>
-                <w:rFonts w:ascii="Consolas" w:hAnsi="Consolas"/>
-                <w:sz w:val="20"/>
-                <w:szCs w:val="20"/>
-              </w:rPr>
-              <w:t>Retrieval</w:t>
-            </w:r>
-            <w:proofErr w:type="spellEnd"/>
-            <w:r>
-              <w:rPr>
-                <w:rFonts w:ascii="Consolas" w:hAnsi="Consolas"/>
-                <w:sz w:val="20"/>
-                <w:szCs w:val="20"/>
-              </w:rPr>
-              <w:t xml:space="preserve"> </w:t>
-            </w:r>
-            <w:proofErr w:type="spellStart"/>
-            <w:r>
-              <w:rPr>
-                <w:rFonts w:ascii="Consolas" w:hAnsi="Consolas"/>
-                <w:sz w:val="20"/>
-                <w:szCs w:val="20"/>
-              </w:rPr>
-              <w:t>Augmented</w:t>
-            </w:r>
-            <w:proofErr w:type="spellEnd"/>
-            <w:r>
-              <w:rPr>
-                <w:rFonts w:ascii="Consolas" w:hAnsi="Consolas"/>
-                <w:sz w:val="20"/>
-                <w:szCs w:val="20"/>
-              </w:rPr>
-              <w:t xml:space="preserve"> Generation" OR </w:t>
-            </w:r>
-            <w:proofErr w:type="spellStart"/>
-            <w:r>
-              <w:rPr>
-                <w:rFonts w:ascii="Consolas" w:hAnsi="Consolas"/>
-                <w:sz w:val="20"/>
-                <w:szCs w:val="20"/>
-              </w:rPr>
-              <w:t>Title</w:t>
-            </w:r>
-            <w:proofErr w:type="spellEnd"/>
-            <w:r>
-              <w:rPr>
-                <w:rFonts w:ascii="Consolas" w:hAnsi="Consolas"/>
-                <w:sz w:val="20"/>
-                <w:szCs w:val="20"/>
-              </w:rPr>
-              <w:t>:"RAG" OR</w:t>
-            </w:r>
-          </w:p>
-          <w:p>
-            <w:pPr>
-              <w:rPr>
-                <w:rFonts w:ascii="Consolas" w:hAnsi="Consolas"/>
-                <w:sz w:val="20"/>
-                <w:szCs w:val="20"/>
-              </w:rPr>
-            </w:pPr>
-            <w:r>
-              <w:rPr>
-                <w:rFonts w:ascii="Consolas" w:hAnsi="Consolas"/>
-                <w:sz w:val="20"/>
-                <w:szCs w:val="20"/>
-              </w:rPr>
-              <w:t xml:space="preserve"> Abstract:"</w:t>
-            </w:r>
-            <w:proofErr w:type="spellStart"/>
-            <w:r>
-              <w:rPr>
-                <w:rFonts w:ascii="Consolas" w:hAnsi="Consolas"/>
-                <w:sz w:val="20"/>
-                <w:szCs w:val="20"/>
-              </w:rPr>
-              <w:t>Retrieval-Augmented</w:t>
-            </w:r>
-            <w:proofErr w:type="spellEnd"/>
-            <w:r>
-              <w:rPr>
-                <w:rFonts w:ascii="Consolas" w:hAnsi="Consolas"/>
-                <w:sz w:val="20"/>
-                <w:szCs w:val="20"/>
-              </w:rPr>
-              <w:t xml:space="preserve"> Generation" OR Abstract:"</w:t>
-            </w:r>
-            <w:proofErr w:type="spellStart"/>
-            <w:r>
-              <w:rPr>
-                <w:rFonts w:ascii="Consolas" w:hAnsi="Consolas"/>
-                <w:sz w:val="20"/>
-                <w:szCs w:val="20"/>
-              </w:rPr>
-              <w:t>Retrieval</w:t>
-            </w:r>
-            <w:proofErr w:type="spellEnd"/>
-            <w:r>
-              <w:rPr>
-                <w:rFonts w:ascii="Consolas" w:hAnsi="Consolas"/>
-                <w:sz w:val="20"/>
-                <w:szCs w:val="20"/>
-              </w:rPr>
-              <w:t xml:space="preserve"> </w:t>
-            </w:r>
-            <w:proofErr w:type="spellStart"/>
-            <w:r>
-              <w:rPr>
-                <w:rFonts w:ascii="Consolas" w:hAnsi="Consolas"/>
-                <w:sz w:val="20"/>
-                <w:szCs w:val="20"/>
-              </w:rPr>
-              <w:t>Augmented</w:t>
-            </w:r>
-            <w:proofErr w:type="spellEnd"/>
-            <w:r>
-              <w:rPr>
-                <w:rFonts w:ascii="Consolas" w:hAnsi="Consolas"/>
-                <w:sz w:val="20"/>
-                <w:szCs w:val="20"/>
-              </w:rPr>
-              <w:t xml:space="preserve"> Generation" OR </w:t>
-            </w:r>
-            <w:proofErr w:type="spellStart"/>
-            <w:r>
-              <w:rPr>
-                <w:rFonts w:ascii="Consolas" w:hAnsi="Consolas"/>
-                <w:sz w:val="20"/>
-                <w:szCs w:val="20"/>
-              </w:rPr>
-              <w:t>Abstract:"RAG</w:t>
-            </w:r>
-            <w:proofErr w:type="spellEnd"/>
-            <w:r>
-              <w:rPr>
-                <w:rFonts w:ascii="Consolas" w:hAnsi="Consolas"/>
-                <w:sz w:val="20"/>
-                <w:szCs w:val="20"/>
-              </w:rPr>
-              <w:t>" OR</w:t>
-            </w:r>
-          </w:p>
-          <w:p>
-            <w:pPr>
-              <w:rPr>
-                <w:rFonts w:ascii="Consolas" w:hAnsi="Consolas"/>
-                <w:sz w:val="20"/>
-                <w:szCs w:val="20"/>
-              </w:rPr>
-            </w:pPr>
-            <w:r>
-              <w:rPr>
-                <w:rFonts w:ascii="Consolas" w:hAnsi="Consolas"/>
-                <w:sz w:val="20"/>
-                <w:szCs w:val="20"/>
-              </w:rPr>
-              <w:t xml:space="preserve"> </w:t>
-            </w:r>
-            <w:proofErr w:type="spellStart"/>
-            <w:r>
-              <w:rPr>
-                <w:rFonts w:ascii="Consolas" w:hAnsi="Consolas"/>
-                <w:sz w:val="20"/>
-                <w:szCs w:val="20"/>
-              </w:rPr>
-              <w:t>Keyword</w:t>
-            </w:r>
-            <w:proofErr w:type="spellEnd"/>
-            <w:r>
-              <w:rPr>
-                <w:rFonts w:ascii="Consolas" w:hAnsi="Consolas"/>
-                <w:sz w:val="20"/>
-                <w:szCs w:val="20"/>
-              </w:rPr>
-              <w:t>:"</w:t>
-            </w:r>
-            <w:proofErr w:type="spellStart"/>
-            <w:r>
-              <w:rPr>
-                <w:rFonts w:ascii="Consolas" w:hAnsi="Consolas"/>
-                <w:sz w:val="20"/>
-                <w:szCs w:val="20"/>
-              </w:rPr>
-              <w:t>Retrieval-Augmented</w:t>
-            </w:r>
-            <w:proofErr w:type="spellEnd"/>
-            <w:r>
-              <w:rPr>
-                <w:rFonts w:ascii="Consolas" w:hAnsi="Consolas"/>
-                <w:sz w:val="20"/>
-                <w:szCs w:val="20"/>
-              </w:rPr>
-              <w:t xml:space="preserve"> Generation" OR </w:t>
-            </w:r>
-            <w:proofErr w:type="spellStart"/>
-            <w:r>
-              <w:rPr>
-                <w:rFonts w:ascii="Consolas" w:hAnsi="Consolas"/>
-                <w:sz w:val="20"/>
-                <w:szCs w:val="20"/>
-              </w:rPr>
-              <w:t>Keyword</w:t>
-            </w:r>
-            <w:proofErr w:type="spellEnd"/>
-            <w:r>
-              <w:rPr>
-                <w:rFonts w:ascii="Consolas" w:hAnsi="Consolas"/>
-                <w:sz w:val="20"/>
-                <w:szCs w:val="20"/>
-              </w:rPr>
-              <w:t>:"</w:t>
-            </w:r>
-            <w:proofErr w:type="spellStart"/>
-            <w:r>
-              <w:rPr>
-                <w:rFonts w:ascii="Consolas" w:hAnsi="Consolas"/>
-                <w:sz w:val="20"/>
-                <w:szCs w:val="20"/>
-              </w:rPr>
-              <w:t>Retrieval</w:t>
-            </w:r>
-            <w:proofErr w:type="spellEnd"/>
-            <w:r>
-              <w:rPr>
-                <w:rFonts w:ascii="Consolas" w:hAnsi="Consolas"/>
-                <w:sz w:val="20"/>
-                <w:szCs w:val="20"/>
-              </w:rPr>
-              <w:t xml:space="preserve"> </w:t>
-            </w:r>
-            <w:proofErr w:type="spellStart"/>
-            <w:r>
-              <w:rPr>
-                <w:rFonts w:ascii="Consolas" w:hAnsi="Consolas"/>
-                <w:sz w:val="20"/>
-                <w:szCs w:val="20"/>
-              </w:rPr>
-              <w:t>Augmented</w:t>
-            </w:r>
-            <w:proofErr w:type="spellEnd"/>
-            <w:r>
-              <w:rPr>
-                <w:rFonts w:ascii="Consolas" w:hAnsi="Consolas"/>
-                <w:sz w:val="20"/>
-                <w:szCs w:val="20"/>
-              </w:rPr>
-              <w:t xml:space="preserve"> Generation" OR </w:t>
-            </w:r>
-            <w:proofErr w:type="spellStart"/>
-            <w:r>
-              <w:rPr>
-                <w:rFonts w:ascii="Consolas" w:hAnsi="Consolas"/>
-                <w:sz w:val="20"/>
-                <w:szCs w:val="20"/>
-              </w:rPr>
-              <w:t>Keyword</w:t>
-            </w:r>
-            <w:proofErr w:type="spellEnd"/>
-            <w:r>
-              <w:rPr>
-                <w:rFonts w:ascii="Consolas" w:hAnsi="Consolas"/>
-                <w:sz w:val="20"/>
-                <w:szCs w:val="20"/>
-              </w:rPr>
-              <w:t>:"RAG")</w:t>
-            </w:r>
-          </w:p>
-          <w:p>
-            <w:pPr>
-              <w:rPr>
-                <w:rFonts w:ascii="Consolas" w:hAnsi="Consolas"/>
-                <w:sz w:val="20"/>
-                <w:szCs w:val="20"/>
-              </w:rPr>
-            </w:pPr>
-            <w:r>
-              <w:rPr>
-                <w:rFonts w:ascii="Consolas" w:hAnsi="Consolas"/>
-                <w:sz w:val="20"/>
-                <w:szCs w:val="20"/>
-              </w:rPr>
-              <w:t>AND</w:t>
-            </w:r>
-          </w:p>
-          <w:p>
-            <w:pPr>
-              <w:rPr>
-                <w:rFonts w:ascii="Consolas" w:hAnsi="Consolas"/>
-                <w:sz w:val="20"/>
-                <w:szCs w:val="20"/>
-              </w:rPr>
-            </w:pPr>
-            <w:r>
-              <w:rPr>
-                <w:rFonts w:ascii="Consolas" w:hAnsi="Consolas"/>
-                <w:sz w:val="20"/>
-                <w:szCs w:val="20"/>
-              </w:rPr>
-              <w:t>(</w:t>
-            </w:r>
-            <w:proofErr w:type="spellStart"/>
-            <w:r>
-              <w:rPr>
-                <w:rFonts w:ascii="Consolas" w:hAnsi="Consolas"/>
-                <w:sz w:val="20"/>
-                <w:szCs w:val="20"/>
-              </w:rPr>
-              <w:t>Title</w:t>
-            </w:r>
-            <w:proofErr w:type="spellEnd"/>
-            <w:r>
-              <w:rPr>
-                <w:rFonts w:ascii="Consolas" w:hAnsi="Consolas"/>
-                <w:sz w:val="20"/>
-                <w:szCs w:val="20"/>
-              </w:rPr>
-              <w:t xml:space="preserve">:"LLM" OR </w:t>
-            </w:r>
-            <w:proofErr w:type="spellStart"/>
-            <w:r>
-              <w:rPr>
-                <w:rFonts w:ascii="Consolas" w:hAnsi="Consolas"/>
-                <w:sz w:val="20"/>
-                <w:szCs w:val="20"/>
-              </w:rPr>
-              <w:t>Title</w:t>
-            </w:r>
-            <w:proofErr w:type="spellEnd"/>
-            <w:r>
-              <w:rPr>
-                <w:rFonts w:ascii="Consolas" w:hAnsi="Consolas"/>
-                <w:sz w:val="20"/>
-                <w:szCs w:val="20"/>
-              </w:rPr>
-              <w:t xml:space="preserve">:"Large </w:t>
-            </w:r>
-            <w:proofErr w:type="spellStart"/>
-            <w:r>
-              <w:rPr>
-                <w:rFonts w:ascii="Consolas" w:hAnsi="Consolas"/>
-                <w:sz w:val="20"/>
-                <w:szCs w:val="20"/>
-              </w:rPr>
-              <w:t>Language</w:t>
-            </w:r>
-            <w:proofErr w:type="spellEnd"/>
-            <w:r>
-              <w:rPr>
-                <w:rFonts w:ascii="Consolas" w:hAnsi="Consolas"/>
-                <w:sz w:val="20"/>
-                <w:szCs w:val="20"/>
-              </w:rPr>
-              <w:t xml:space="preserve"> Model" OR </w:t>
-            </w:r>
-            <w:proofErr w:type="spellStart"/>
-            <w:r>
-              <w:rPr>
-                <w:rFonts w:ascii="Consolas" w:hAnsi="Consolas"/>
-                <w:sz w:val="20"/>
-                <w:szCs w:val="20"/>
-              </w:rPr>
-              <w:t>Title</w:t>
-            </w:r>
-            <w:proofErr w:type="spellEnd"/>
-            <w:r>
-              <w:rPr>
-                <w:rFonts w:ascii="Consolas" w:hAnsi="Consolas"/>
-                <w:sz w:val="20"/>
-                <w:szCs w:val="20"/>
-              </w:rPr>
-              <w:t>:"</w:t>
-            </w:r>
-            <w:proofErr w:type="spellStart"/>
-            <w:r>
-              <w:rPr>
-                <w:rFonts w:ascii="Consolas" w:hAnsi="Consolas"/>
-                <w:sz w:val="20"/>
-                <w:szCs w:val="20"/>
-              </w:rPr>
-              <w:t>GenAI</w:t>
-            </w:r>
-            <w:proofErr w:type="spellEnd"/>
-            <w:r>
-              <w:rPr>
-                <w:rFonts w:ascii="Consolas" w:hAnsi="Consolas"/>
-                <w:sz w:val="20"/>
-                <w:szCs w:val="20"/>
-              </w:rPr>
-              <w:t xml:space="preserve">" OR </w:t>
-            </w:r>
-            <w:proofErr w:type="spellStart"/>
-            <w:r>
-              <w:rPr>
-                <w:rFonts w:ascii="Consolas" w:hAnsi="Consolas"/>
-                <w:sz w:val="20"/>
-                <w:szCs w:val="20"/>
-              </w:rPr>
-              <w:t>Title</w:t>
-            </w:r>
-            <w:proofErr w:type="spellEnd"/>
-            <w:r>
-              <w:rPr>
-                <w:rFonts w:ascii="Consolas" w:hAnsi="Consolas"/>
-                <w:sz w:val="20"/>
-                <w:szCs w:val="20"/>
-              </w:rPr>
-              <w:t>:"</w:t>
-            </w:r>
-            <w:proofErr w:type="spellStart"/>
-            <w:r>
-              <w:rPr>
-                <w:rFonts w:ascii="Consolas" w:hAnsi="Consolas"/>
-                <w:sz w:val="20"/>
-                <w:szCs w:val="20"/>
-              </w:rPr>
-              <w:t>Generative</w:t>
-            </w:r>
-            <w:proofErr w:type="spellEnd"/>
-            <w:r>
-              <w:rPr>
-                <w:rFonts w:ascii="Consolas" w:hAnsi="Consolas"/>
-                <w:sz w:val="20"/>
-                <w:szCs w:val="20"/>
-              </w:rPr>
-              <w:t xml:space="preserve"> AI" OR</w:t>
-            </w:r>
-          </w:p>
-          <w:p>
-            <w:pPr>
-              <w:rPr>
-                <w:rFonts w:ascii="Consolas" w:hAnsi="Consolas"/>
-                <w:sz w:val="20"/>
-                <w:szCs w:val="20"/>
-              </w:rPr>
-            </w:pPr>
-            <w:r>
-              <w:rPr>
-                <w:rFonts w:ascii="Consolas" w:hAnsi="Consolas"/>
-                <w:sz w:val="20"/>
-                <w:szCs w:val="20"/>
-              </w:rPr>
-              <w:t xml:space="preserve"> </w:t>
-            </w:r>
-            <w:proofErr w:type="spellStart"/>
-            <w:r>
-              <w:rPr>
-                <w:rFonts w:ascii="Consolas" w:hAnsi="Consolas"/>
-                <w:sz w:val="20"/>
-                <w:szCs w:val="20"/>
-              </w:rPr>
-              <w:t>Abstract:"LLM</w:t>
-            </w:r>
-            <w:proofErr w:type="spellEnd"/>
-            <w:r>
-              <w:rPr>
-                <w:rFonts w:ascii="Consolas" w:hAnsi="Consolas"/>
-                <w:sz w:val="20"/>
-                <w:szCs w:val="20"/>
-              </w:rPr>
-              <w:t xml:space="preserve">" OR </w:t>
-            </w:r>
-            <w:proofErr w:type="spellStart"/>
-            <w:r>
-              <w:rPr>
-                <w:rFonts w:ascii="Consolas" w:hAnsi="Consolas"/>
-                <w:sz w:val="20"/>
-                <w:szCs w:val="20"/>
-              </w:rPr>
-              <w:t>Abstract:"Large</w:t>
-            </w:r>
-            <w:proofErr w:type="spellEnd"/>
-            <w:r>
-              <w:rPr>
-                <w:rFonts w:ascii="Consolas" w:hAnsi="Consolas"/>
-                <w:sz w:val="20"/>
-                <w:szCs w:val="20"/>
-              </w:rPr>
-              <w:t xml:space="preserve"> </w:t>
-            </w:r>
-            <w:proofErr w:type="spellStart"/>
-            <w:r>
-              <w:rPr>
-                <w:rFonts w:ascii="Consolas" w:hAnsi="Consolas"/>
-                <w:sz w:val="20"/>
-                <w:szCs w:val="20"/>
-              </w:rPr>
-              <w:t>Language</w:t>
-            </w:r>
-            <w:proofErr w:type="spellEnd"/>
-            <w:r>
-              <w:rPr>
-                <w:rFonts w:ascii="Consolas" w:hAnsi="Consolas"/>
-                <w:sz w:val="20"/>
-                <w:szCs w:val="20"/>
-              </w:rPr>
-              <w:t xml:space="preserve"> Model" OR Abstract:"</w:t>
-            </w:r>
-            <w:proofErr w:type="spellStart"/>
-            <w:r>
-              <w:rPr>
-                <w:rFonts w:ascii="Consolas" w:hAnsi="Consolas"/>
-                <w:sz w:val="20"/>
-                <w:szCs w:val="20"/>
-              </w:rPr>
-              <w:t>GenAI</w:t>
-            </w:r>
-            <w:proofErr w:type="spellEnd"/>
-            <w:r>
-              <w:rPr>
-                <w:rFonts w:ascii="Consolas" w:hAnsi="Consolas"/>
-                <w:sz w:val="20"/>
-                <w:szCs w:val="20"/>
-              </w:rPr>
-              <w:t>" OR Abstract:"</w:t>
-            </w:r>
-            <w:proofErr w:type="spellStart"/>
-            <w:r>
-              <w:rPr>
-                <w:rFonts w:ascii="Consolas" w:hAnsi="Consolas"/>
-                <w:sz w:val="20"/>
-                <w:szCs w:val="20"/>
-              </w:rPr>
-              <w:t>Generative</w:t>
-            </w:r>
-            <w:proofErr w:type="spellEnd"/>
-            <w:r>
-              <w:rPr>
-                <w:rFonts w:ascii="Consolas" w:hAnsi="Consolas"/>
-                <w:sz w:val="20"/>
-                <w:szCs w:val="20"/>
-              </w:rPr>
-              <w:t xml:space="preserve"> AI" OR</w:t>
-            </w:r>
-          </w:p>
-          <w:p>
-            <w:pPr>
-              <w:rPr>
-                <w:rFonts w:ascii="Consolas" w:hAnsi="Consolas"/>
-                <w:sz w:val="20"/>
-                <w:szCs w:val="20"/>
-              </w:rPr>
-            </w:pPr>
-            <w:r>
-              <w:rPr>
-                <w:rFonts w:ascii="Consolas" w:hAnsi="Consolas"/>
-                <w:sz w:val="20"/>
-                <w:szCs w:val="20"/>
-              </w:rPr>
-              <w:t xml:space="preserve"> </w:t>
-            </w:r>
-            <w:proofErr w:type="spellStart"/>
-            <w:r>
-              <w:rPr>
-                <w:rFonts w:ascii="Consolas" w:hAnsi="Consolas"/>
-                <w:sz w:val="20"/>
-                <w:szCs w:val="20"/>
-              </w:rPr>
-              <w:t>Keyword</w:t>
-            </w:r>
-            <w:proofErr w:type="spellEnd"/>
-            <w:r>
-              <w:rPr>
-                <w:rFonts w:ascii="Consolas" w:hAnsi="Consolas"/>
-                <w:sz w:val="20"/>
-                <w:szCs w:val="20"/>
-              </w:rPr>
-              <w:t xml:space="preserve">:"LLM" OR </w:t>
-            </w:r>
-            <w:proofErr w:type="spellStart"/>
-            <w:r>
-              <w:rPr>
-                <w:rFonts w:ascii="Consolas" w:hAnsi="Consolas"/>
-                <w:sz w:val="20"/>
-                <w:szCs w:val="20"/>
-              </w:rPr>
-              <w:t>Keyword</w:t>
-            </w:r>
-            <w:proofErr w:type="spellEnd"/>
-            <w:r>
-              <w:rPr>
-                <w:rFonts w:ascii="Consolas" w:hAnsi="Consolas"/>
-                <w:sz w:val="20"/>
-                <w:szCs w:val="20"/>
-              </w:rPr>
-              <w:t xml:space="preserve">:"Large </w:t>
-            </w:r>
-            <w:proofErr w:type="spellStart"/>
-            <w:r>
-              <w:rPr>
-                <w:rFonts w:ascii="Consolas" w:hAnsi="Consolas"/>
-                <w:sz w:val="20"/>
-                <w:szCs w:val="20"/>
-              </w:rPr>
-              <w:t>Language</w:t>
-            </w:r>
-            <w:proofErr w:type="spellEnd"/>
-            <w:r>
-              <w:rPr>
-                <w:rFonts w:ascii="Consolas" w:hAnsi="Consolas"/>
-                <w:sz w:val="20"/>
-                <w:szCs w:val="20"/>
-              </w:rPr>
-              <w:t xml:space="preserve"> Model" OR </w:t>
-            </w:r>
-            <w:proofErr w:type="spellStart"/>
-            <w:r>
-              <w:rPr>
-                <w:rFonts w:ascii="Consolas" w:hAnsi="Consolas"/>
-                <w:sz w:val="20"/>
-                <w:szCs w:val="20"/>
-              </w:rPr>
-              <w:t>Keyword</w:t>
-            </w:r>
-            <w:proofErr w:type="spellEnd"/>
-            <w:r>
-              <w:rPr>
-                <w:rFonts w:ascii="Consolas" w:hAnsi="Consolas"/>
-                <w:sz w:val="20"/>
-                <w:szCs w:val="20"/>
-              </w:rPr>
-              <w:t>:"</w:t>
-            </w:r>
-            <w:proofErr w:type="spellStart"/>
-            <w:r>
-              <w:rPr>
-                <w:rFonts w:ascii="Consolas" w:hAnsi="Consolas"/>
-                <w:sz w:val="20"/>
-                <w:szCs w:val="20"/>
-              </w:rPr>
-              <w:t>GenAI</w:t>
-            </w:r>
-            <w:proofErr w:type="spellEnd"/>
-            <w:r>
-              <w:rPr>
-                <w:rFonts w:ascii="Consolas" w:hAnsi="Consolas"/>
-                <w:sz w:val="20"/>
-                <w:szCs w:val="20"/>
-              </w:rPr>
-              <w:t xml:space="preserve">" OR </w:t>
-            </w:r>
-            <w:proofErr w:type="spellStart"/>
-            <w:r>
-              <w:rPr>
-                <w:rFonts w:ascii="Consolas" w:hAnsi="Consolas"/>
-                <w:sz w:val="20"/>
-                <w:szCs w:val="20"/>
-              </w:rPr>
-              <w:t>Keyword</w:t>
-            </w:r>
-            <w:proofErr w:type="spellEnd"/>
-            <w:r>
-              <w:rPr>
-                <w:rFonts w:ascii="Consolas" w:hAnsi="Consolas"/>
-                <w:sz w:val="20"/>
-                <w:szCs w:val="20"/>
-              </w:rPr>
-              <w:t>:"</w:t>
-            </w:r>
-            <w:proofErr w:type="spellStart"/>
-            <w:r>
-              <w:rPr>
-                <w:rFonts w:ascii="Consolas" w:hAnsi="Consolas"/>
-                <w:sz w:val="20"/>
-                <w:szCs w:val="20"/>
-              </w:rPr>
-              <w:t>Generative</w:t>
-            </w:r>
-            <w:proofErr w:type="spellEnd"/>
-            <w:r>
-              <w:rPr>
-                <w:rFonts w:ascii="Consolas" w:hAnsi="Consolas"/>
-                <w:sz w:val="20"/>
-                <w:szCs w:val="20"/>
-              </w:rPr>
-              <w:t xml:space="preserve"> AI")</w:t>
+              <w:t xml:space="preserve"> Keyword:"LLM" OR Keyword:"Large Language Model" OR Keyword:"GenAI" OR Keyword:"Generative AI")</w:t>
             </w:r>
           </w:p>
         </w:tc>
@@ -4385,15 +2310,7 @@
         </w:r>
       </w:hyperlink>
       <w:r>
-        <w:t>, é o principal repositório de publicações IEEE e IET em Engenharia de Software, Computação e áreas afins. Indexa conferências de alto impacto como ICSE, ASE, SANER e MSR, além dos principais periódicos da área (e.g., IEEE TSE, IEEE Software). Oferece busca avançada com exportação em CSV/</w:t>
-      </w:r>
-      <w:proofErr w:type="spellStart"/>
-      <w:r>
-        <w:t>BibTeX</w:t>
-      </w:r>
-      <w:proofErr w:type="spellEnd"/>
-      <w:r>
-        <w:t>.</w:t>
+        <w:t>, é o principal repositório de publicações IEEE e IET em Engenharia de Software, Computação e áreas afins. Indexa conferências de alto impacto como ICSE, ASE, SANER e MSR, além dos principais periódicos da área (e.g., IEEE TSE, IEEE Software). Oferece busca avançada com exportação em CSV/BibTeX.</w:t>
       </w:r>
     </w:p>
     <w:p>
@@ -4434,23 +2351,7 @@
           <w:b/>
           <w:bCs/>
         </w:rPr>
-        <w:t xml:space="preserve">.1. </w:t>
-      </w:r>
-      <w:proofErr w:type="spellStart"/>
-      <w:r>
-        <w:rPr>
-          <w:b/>
-          <w:bCs/>
-        </w:rPr>
-        <w:t>String</w:t>
-      </w:r>
-      <w:proofErr w:type="spellEnd"/>
-      <w:r>
-        <w:rPr>
-          <w:b/>
-          <w:bCs/>
-        </w:rPr>
-        <w:t xml:space="preserve"> adaptada para sintaxe</w:t>
+        <w:t>.1. String adaptada para sintaxe</w:t>
       </w:r>
       <w:r>
         <w:rPr>
@@ -4523,1753 +2424,187 @@
                 <w:sz w:val="20"/>
                 <w:szCs w:val="20"/>
               </w:rPr>
-              <w:t>("</w:t>
-            </w:r>
-            <w:proofErr w:type="spellStart"/>
-            <w:r>
+              <w:t>("Document Title":"source code" OR "Document Title":"source codes" OR "Document Title":"codebase" OR "Document Title":"code repository" OR "Document Title":"code search" OR</w:t>
+            </w:r>
+          </w:p>
+          <w:p>
+            <w:pPr>
+              <w:jc w:val="both"/>
               <w:rPr>
                 <w:rFonts w:ascii="Consolas" w:hAnsi="Consolas"/>
                 <w:sz w:val="20"/>
                 <w:szCs w:val="20"/>
               </w:rPr>
-              <w:t>Document</w:t>
-            </w:r>
-            <w:proofErr w:type="spellEnd"/>
+            </w:pPr>
             <w:r>
               <w:rPr>
                 <w:rFonts w:ascii="Consolas" w:hAnsi="Consolas"/>
                 <w:sz w:val="20"/>
                 <w:szCs w:val="20"/>
               </w:rPr>
-              <w:t xml:space="preserve"> </w:t>
-            </w:r>
-            <w:proofErr w:type="spellStart"/>
-            <w:r>
+              <w:t xml:space="preserve"> "Abstract":"source code" OR "Abstract":"source codes" OR "Abstract":"codebase" OR "Abstract":"code repository" OR "Abstract":"code search" OR</w:t>
+            </w:r>
+          </w:p>
+          <w:p>
+            <w:pPr>
+              <w:jc w:val="both"/>
               <w:rPr>
                 <w:rFonts w:ascii="Consolas" w:hAnsi="Consolas"/>
                 <w:sz w:val="20"/>
                 <w:szCs w:val="20"/>
               </w:rPr>
-              <w:t>Title</w:t>
-            </w:r>
-            <w:proofErr w:type="spellEnd"/>
+            </w:pPr>
             <w:r>
               <w:rPr>
                 <w:rFonts w:ascii="Consolas" w:hAnsi="Consolas"/>
                 <w:sz w:val="20"/>
                 <w:szCs w:val="20"/>
               </w:rPr>
-              <w:t>":"</w:t>
-            </w:r>
-            <w:proofErr w:type="spellStart"/>
-            <w:r>
+              <w:t xml:space="preserve"> "Author Keywords":"source code" OR "Author Keywords":"source codes" OR "Author Keywords":"codebase" OR "Author Keywords":"code repository" OR "Author Keywords":"code search")</w:t>
+            </w:r>
+          </w:p>
+          <w:p>
+            <w:pPr>
+              <w:jc w:val="both"/>
               <w:rPr>
                 <w:rFonts w:ascii="Consolas" w:hAnsi="Consolas"/>
                 <w:sz w:val="20"/>
                 <w:szCs w:val="20"/>
               </w:rPr>
-              <w:t>source</w:t>
-            </w:r>
-            <w:proofErr w:type="spellEnd"/>
+            </w:pPr>
             <w:r>
               <w:rPr>
                 <w:rFonts w:ascii="Consolas" w:hAnsi="Consolas"/>
                 <w:sz w:val="20"/>
                 <w:szCs w:val="20"/>
               </w:rPr>
-              <w:t xml:space="preserve"> </w:t>
-            </w:r>
-            <w:proofErr w:type="spellStart"/>
-            <w:r>
+              <w:t>AND</w:t>
+            </w:r>
+          </w:p>
+          <w:p>
+            <w:pPr>
+              <w:jc w:val="both"/>
               <w:rPr>
                 <w:rFonts w:ascii="Consolas" w:hAnsi="Consolas"/>
                 <w:sz w:val="20"/>
                 <w:szCs w:val="20"/>
               </w:rPr>
-              <w:t>code</w:t>
-            </w:r>
-            <w:proofErr w:type="spellEnd"/>
+            </w:pPr>
             <w:r>
               <w:rPr>
                 <w:rFonts w:ascii="Consolas" w:hAnsi="Consolas"/>
                 <w:sz w:val="20"/>
                 <w:szCs w:val="20"/>
               </w:rPr>
-              <w:t>" OR "</w:t>
-            </w:r>
-            <w:proofErr w:type="spellStart"/>
-            <w:r>
+              <w:t>("Document Title":"Retrieval-Augmented Generation" OR "Document Title":"Retrieval Augmented Generation" OR "Document Title":"RAG" OR</w:t>
+            </w:r>
+          </w:p>
+          <w:p>
+            <w:pPr>
+              <w:jc w:val="both"/>
               <w:rPr>
                 <w:rFonts w:ascii="Consolas" w:hAnsi="Consolas"/>
                 <w:sz w:val="20"/>
                 <w:szCs w:val="20"/>
               </w:rPr>
-              <w:t>Document</w:t>
-            </w:r>
-            <w:proofErr w:type="spellEnd"/>
+            </w:pPr>
             <w:r>
               <w:rPr>
                 <w:rFonts w:ascii="Consolas" w:hAnsi="Consolas"/>
                 <w:sz w:val="20"/>
                 <w:szCs w:val="20"/>
               </w:rPr>
-              <w:t xml:space="preserve"> </w:t>
-            </w:r>
-            <w:proofErr w:type="spellStart"/>
-            <w:r>
+              <w:t xml:space="preserve"> "Abstract":"Retrieval-Augmented Generation" OR "Abstract":"Retrieval Augmented Generation" OR "Abstract":"RAG" OR</w:t>
+            </w:r>
+          </w:p>
+          <w:p>
+            <w:pPr>
+              <w:jc w:val="both"/>
               <w:rPr>
                 <w:rFonts w:ascii="Consolas" w:hAnsi="Consolas"/>
                 <w:sz w:val="20"/>
                 <w:szCs w:val="20"/>
               </w:rPr>
-              <w:t>Title</w:t>
-            </w:r>
-            <w:proofErr w:type="spellEnd"/>
+            </w:pPr>
             <w:r>
               <w:rPr>
                 <w:rFonts w:ascii="Consolas" w:hAnsi="Consolas"/>
                 <w:sz w:val="20"/>
                 <w:szCs w:val="20"/>
               </w:rPr>
-              <w:t>":"</w:t>
-            </w:r>
-            <w:proofErr w:type="spellStart"/>
-            <w:r>
+              <w:t xml:space="preserve"> "Author Keywords":"Retrieval-Augmented Generation" OR "Author Keywords":"Retrieval Augmented Generation" OR "Author Keywords":"RAG")</w:t>
+            </w:r>
+          </w:p>
+          <w:p>
+            <w:pPr>
+              <w:jc w:val="both"/>
               <w:rPr>
                 <w:rFonts w:ascii="Consolas" w:hAnsi="Consolas"/>
                 <w:sz w:val="20"/>
                 <w:szCs w:val="20"/>
               </w:rPr>
-              <w:t>source</w:t>
-            </w:r>
-            <w:proofErr w:type="spellEnd"/>
+            </w:pPr>
             <w:r>
               <w:rPr>
                 <w:rFonts w:ascii="Consolas" w:hAnsi="Consolas"/>
                 <w:sz w:val="20"/>
                 <w:szCs w:val="20"/>
               </w:rPr>
-              <w:t xml:space="preserve"> </w:t>
-            </w:r>
-            <w:proofErr w:type="spellStart"/>
-            <w:r>
+              <w:t>AND</w:t>
+            </w:r>
+          </w:p>
+          <w:p>
+            <w:pPr>
+              <w:jc w:val="both"/>
               <w:rPr>
                 <w:rFonts w:ascii="Consolas" w:hAnsi="Consolas"/>
                 <w:sz w:val="20"/>
                 <w:szCs w:val="20"/>
               </w:rPr>
-              <w:t>codes</w:t>
-            </w:r>
-            <w:proofErr w:type="spellEnd"/>
+            </w:pPr>
             <w:r>
               <w:rPr>
                 <w:rFonts w:ascii="Consolas" w:hAnsi="Consolas"/>
                 <w:sz w:val="20"/>
                 <w:szCs w:val="20"/>
               </w:rPr>
-              <w:t>" OR "</w:t>
-            </w:r>
-            <w:proofErr w:type="spellStart"/>
-            <w:r>
+              <w:t>("Document Title":"LLM" OR "Document Title":"Large Language Model" OR "Document Title":"GenAI" OR "Document Title":"Generative AI" OR</w:t>
+            </w:r>
+          </w:p>
+          <w:p>
+            <w:pPr>
+              <w:jc w:val="both"/>
               <w:rPr>
                 <w:rFonts w:ascii="Consolas" w:hAnsi="Consolas"/>
                 <w:sz w:val="20"/>
                 <w:szCs w:val="20"/>
               </w:rPr>
-              <w:t>Document</w:t>
-            </w:r>
-            <w:proofErr w:type="spellEnd"/>
+            </w:pPr>
             <w:r>
               <w:rPr>
                 <w:rFonts w:ascii="Consolas" w:hAnsi="Consolas"/>
                 <w:sz w:val="20"/>
                 <w:szCs w:val="20"/>
               </w:rPr>
-              <w:t xml:space="preserve"> </w:t>
-            </w:r>
-            <w:proofErr w:type="spellStart"/>
-            <w:r>
+              <w:t xml:space="preserve"> "Abstract":"LLM" OR "Abstract":"Large Language Model" OR "Abstract":"GenAI" OR "Abstract":"Generative AI" OR</w:t>
+            </w:r>
+          </w:p>
+          <w:p>
+            <w:pPr>
+              <w:jc w:val="both"/>
               <w:rPr>
                 <w:rFonts w:ascii="Consolas" w:hAnsi="Consolas"/>
                 <w:sz w:val="20"/>
                 <w:szCs w:val="20"/>
               </w:rPr>
-              <w:t>Title</w:t>
-            </w:r>
-            <w:proofErr w:type="spellEnd"/>
+            </w:pPr>
             <w:r>
               <w:rPr>
                 <w:rFonts w:ascii="Consolas" w:hAnsi="Consolas"/>
                 <w:sz w:val="20"/>
                 <w:szCs w:val="20"/>
               </w:rPr>
-              <w:t>":"</w:t>
-            </w:r>
-            <w:proofErr w:type="spellStart"/>
-            <w:r>
-              <w:rPr>
-                <w:rFonts w:ascii="Consolas" w:hAnsi="Consolas"/>
-                <w:sz w:val="20"/>
-                <w:szCs w:val="20"/>
-              </w:rPr>
-              <w:t>codebase</w:t>
-            </w:r>
-            <w:proofErr w:type="spellEnd"/>
-            <w:r>
-              <w:rPr>
-                <w:rFonts w:ascii="Consolas" w:hAnsi="Consolas"/>
-                <w:sz w:val="20"/>
-                <w:szCs w:val="20"/>
-              </w:rPr>
-              <w:t>" OR "</w:t>
-            </w:r>
-            <w:proofErr w:type="spellStart"/>
-            <w:r>
-              <w:rPr>
-                <w:rFonts w:ascii="Consolas" w:hAnsi="Consolas"/>
-                <w:sz w:val="20"/>
-                <w:szCs w:val="20"/>
-              </w:rPr>
-              <w:t>Document</w:t>
-            </w:r>
-            <w:proofErr w:type="spellEnd"/>
-            <w:r>
-              <w:rPr>
-                <w:rFonts w:ascii="Consolas" w:hAnsi="Consolas"/>
-                <w:sz w:val="20"/>
-                <w:szCs w:val="20"/>
-              </w:rPr>
-              <w:t xml:space="preserve"> </w:t>
-            </w:r>
-            <w:proofErr w:type="spellStart"/>
-            <w:r>
-              <w:rPr>
-                <w:rFonts w:ascii="Consolas" w:hAnsi="Consolas"/>
-                <w:sz w:val="20"/>
-                <w:szCs w:val="20"/>
-              </w:rPr>
-              <w:t>Title</w:t>
-            </w:r>
-            <w:proofErr w:type="spellEnd"/>
-            <w:r>
-              <w:rPr>
-                <w:rFonts w:ascii="Consolas" w:hAnsi="Consolas"/>
-                <w:sz w:val="20"/>
-                <w:szCs w:val="20"/>
-              </w:rPr>
-              <w:t>":"</w:t>
-            </w:r>
-            <w:proofErr w:type="spellStart"/>
-            <w:r>
-              <w:rPr>
-                <w:rFonts w:ascii="Consolas" w:hAnsi="Consolas"/>
-                <w:sz w:val="20"/>
-                <w:szCs w:val="20"/>
-              </w:rPr>
-              <w:t>code</w:t>
-            </w:r>
-            <w:proofErr w:type="spellEnd"/>
-            <w:r>
-              <w:rPr>
-                <w:rFonts w:ascii="Consolas" w:hAnsi="Consolas"/>
-                <w:sz w:val="20"/>
-                <w:szCs w:val="20"/>
-              </w:rPr>
-              <w:t xml:space="preserve"> </w:t>
-            </w:r>
-            <w:proofErr w:type="spellStart"/>
-            <w:r>
-              <w:rPr>
-                <w:rFonts w:ascii="Consolas" w:hAnsi="Consolas"/>
-                <w:sz w:val="20"/>
-                <w:szCs w:val="20"/>
-              </w:rPr>
-              <w:t>repository</w:t>
-            </w:r>
-            <w:proofErr w:type="spellEnd"/>
-            <w:r>
-              <w:rPr>
-                <w:rFonts w:ascii="Consolas" w:hAnsi="Consolas"/>
-                <w:sz w:val="20"/>
-                <w:szCs w:val="20"/>
-              </w:rPr>
-              <w:t>" OR "</w:t>
-            </w:r>
-            <w:proofErr w:type="spellStart"/>
-            <w:r>
-              <w:rPr>
-                <w:rFonts w:ascii="Consolas" w:hAnsi="Consolas"/>
-                <w:sz w:val="20"/>
-                <w:szCs w:val="20"/>
-              </w:rPr>
-              <w:t>Document</w:t>
-            </w:r>
-            <w:proofErr w:type="spellEnd"/>
-            <w:r>
-              <w:rPr>
-                <w:rFonts w:ascii="Consolas" w:hAnsi="Consolas"/>
-                <w:sz w:val="20"/>
-                <w:szCs w:val="20"/>
-              </w:rPr>
-              <w:t xml:space="preserve"> </w:t>
-            </w:r>
-            <w:proofErr w:type="spellStart"/>
-            <w:r>
-              <w:rPr>
-                <w:rFonts w:ascii="Consolas" w:hAnsi="Consolas"/>
-                <w:sz w:val="20"/>
-                <w:szCs w:val="20"/>
-              </w:rPr>
-              <w:t>Title</w:t>
-            </w:r>
-            <w:proofErr w:type="spellEnd"/>
-            <w:r>
-              <w:rPr>
-                <w:rFonts w:ascii="Consolas" w:hAnsi="Consolas"/>
-                <w:sz w:val="20"/>
-                <w:szCs w:val="20"/>
-              </w:rPr>
-              <w:t>":"</w:t>
-            </w:r>
-            <w:proofErr w:type="spellStart"/>
-            <w:r>
-              <w:rPr>
-                <w:rFonts w:ascii="Consolas" w:hAnsi="Consolas"/>
-                <w:sz w:val="20"/>
-                <w:szCs w:val="20"/>
-              </w:rPr>
-              <w:t>code</w:t>
-            </w:r>
-            <w:proofErr w:type="spellEnd"/>
-            <w:r>
-              <w:rPr>
-                <w:rFonts w:ascii="Consolas" w:hAnsi="Consolas"/>
-                <w:sz w:val="20"/>
-                <w:szCs w:val="20"/>
-              </w:rPr>
-              <w:t xml:space="preserve"> </w:t>
-            </w:r>
-            <w:proofErr w:type="spellStart"/>
-            <w:r>
-              <w:rPr>
-                <w:rFonts w:ascii="Consolas" w:hAnsi="Consolas"/>
-                <w:sz w:val="20"/>
-                <w:szCs w:val="20"/>
-              </w:rPr>
-              <w:t>search</w:t>
-            </w:r>
-            <w:proofErr w:type="spellEnd"/>
-            <w:r>
-              <w:rPr>
-                <w:rFonts w:ascii="Consolas" w:hAnsi="Consolas"/>
-                <w:sz w:val="20"/>
-                <w:szCs w:val="20"/>
-              </w:rPr>
-              <w:t>" OR</w:t>
-            </w:r>
-          </w:p>
-          <w:p>
-            <w:pPr>
-              <w:jc w:val="both"/>
-              <w:rPr>
-                <w:rFonts w:ascii="Consolas" w:hAnsi="Consolas"/>
-                <w:sz w:val="20"/>
-                <w:szCs w:val="20"/>
-              </w:rPr>
-            </w:pPr>
-            <w:r>
-              <w:rPr>
-                <w:rFonts w:ascii="Consolas" w:hAnsi="Consolas"/>
-                <w:sz w:val="20"/>
-                <w:szCs w:val="20"/>
-              </w:rPr>
-              <w:t xml:space="preserve"> "Abstract":"</w:t>
-            </w:r>
-            <w:proofErr w:type="spellStart"/>
-            <w:r>
-              <w:rPr>
-                <w:rFonts w:ascii="Consolas" w:hAnsi="Consolas"/>
-                <w:sz w:val="20"/>
-                <w:szCs w:val="20"/>
-              </w:rPr>
-              <w:t>source</w:t>
-            </w:r>
-            <w:proofErr w:type="spellEnd"/>
-            <w:r>
-              <w:rPr>
-                <w:rFonts w:ascii="Consolas" w:hAnsi="Consolas"/>
-                <w:sz w:val="20"/>
-                <w:szCs w:val="20"/>
-              </w:rPr>
-              <w:t xml:space="preserve"> </w:t>
-            </w:r>
-            <w:proofErr w:type="spellStart"/>
-            <w:r>
-              <w:rPr>
-                <w:rFonts w:ascii="Consolas" w:hAnsi="Consolas"/>
-                <w:sz w:val="20"/>
-                <w:szCs w:val="20"/>
-              </w:rPr>
-              <w:t>code</w:t>
-            </w:r>
-            <w:proofErr w:type="spellEnd"/>
-            <w:r>
-              <w:rPr>
-                <w:rFonts w:ascii="Consolas" w:hAnsi="Consolas"/>
-                <w:sz w:val="20"/>
-                <w:szCs w:val="20"/>
-              </w:rPr>
-              <w:t>" OR "Abstract":"</w:t>
-            </w:r>
-            <w:proofErr w:type="spellStart"/>
-            <w:r>
-              <w:rPr>
-                <w:rFonts w:ascii="Consolas" w:hAnsi="Consolas"/>
-                <w:sz w:val="20"/>
-                <w:szCs w:val="20"/>
-              </w:rPr>
-              <w:t>source</w:t>
-            </w:r>
-            <w:proofErr w:type="spellEnd"/>
-            <w:r>
-              <w:rPr>
-                <w:rFonts w:ascii="Consolas" w:hAnsi="Consolas"/>
-                <w:sz w:val="20"/>
-                <w:szCs w:val="20"/>
-              </w:rPr>
-              <w:t xml:space="preserve"> </w:t>
-            </w:r>
-            <w:proofErr w:type="spellStart"/>
-            <w:r>
-              <w:rPr>
-                <w:rFonts w:ascii="Consolas" w:hAnsi="Consolas"/>
-                <w:sz w:val="20"/>
-                <w:szCs w:val="20"/>
-              </w:rPr>
-              <w:t>codes</w:t>
-            </w:r>
-            <w:proofErr w:type="spellEnd"/>
-            <w:r>
-              <w:rPr>
-                <w:rFonts w:ascii="Consolas" w:hAnsi="Consolas"/>
-                <w:sz w:val="20"/>
-                <w:szCs w:val="20"/>
-              </w:rPr>
-              <w:t>" OR "Abstract":"</w:t>
-            </w:r>
-            <w:proofErr w:type="spellStart"/>
-            <w:r>
-              <w:rPr>
-                <w:rFonts w:ascii="Consolas" w:hAnsi="Consolas"/>
-                <w:sz w:val="20"/>
-                <w:szCs w:val="20"/>
-              </w:rPr>
-              <w:t>codebase</w:t>
-            </w:r>
-            <w:proofErr w:type="spellEnd"/>
-            <w:r>
-              <w:rPr>
-                <w:rFonts w:ascii="Consolas" w:hAnsi="Consolas"/>
-                <w:sz w:val="20"/>
-                <w:szCs w:val="20"/>
-              </w:rPr>
-              <w:t>" OR "Abstract":"</w:t>
-            </w:r>
-            <w:proofErr w:type="spellStart"/>
-            <w:r>
-              <w:rPr>
-                <w:rFonts w:ascii="Consolas" w:hAnsi="Consolas"/>
-                <w:sz w:val="20"/>
-                <w:szCs w:val="20"/>
-              </w:rPr>
-              <w:t>code</w:t>
-            </w:r>
-            <w:proofErr w:type="spellEnd"/>
-            <w:r>
-              <w:rPr>
-                <w:rFonts w:ascii="Consolas" w:hAnsi="Consolas"/>
-                <w:sz w:val="20"/>
-                <w:szCs w:val="20"/>
-              </w:rPr>
-              <w:t xml:space="preserve"> </w:t>
-            </w:r>
-            <w:proofErr w:type="spellStart"/>
-            <w:r>
-              <w:rPr>
-                <w:rFonts w:ascii="Consolas" w:hAnsi="Consolas"/>
-                <w:sz w:val="20"/>
-                <w:szCs w:val="20"/>
-              </w:rPr>
-              <w:t>repository</w:t>
-            </w:r>
-            <w:proofErr w:type="spellEnd"/>
-            <w:r>
-              <w:rPr>
-                <w:rFonts w:ascii="Consolas" w:hAnsi="Consolas"/>
-                <w:sz w:val="20"/>
-                <w:szCs w:val="20"/>
-              </w:rPr>
-              <w:t>" OR "Abstract":"</w:t>
-            </w:r>
-            <w:proofErr w:type="spellStart"/>
-            <w:r>
-              <w:rPr>
-                <w:rFonts w:ascii="Consolas" w:hAnsi="Consolas"/>
-                <w:sz w:val="20"/>
-                <w:szCs w:val="20"/>
-              </w:rPr>
-              <w:t>code</w:t>
-            </w:r>
-            <w:proofErr w:type="spellEnd"/>
-            <w:r>
-              <w:rPr>
-                <w:rFonts w:ascii="Consolas" w:hAnsi="Consolas"/>
-                <w:sz w:val="20"/>
-                <w:szCs w:val="20"/>
-              </w:rPr>
-              <w:t xml:space="preserve"> </w:t>
-            </w:r>
-            <w:proofErr w:type="spellStart"/>
-            <w:r>
-              <w:rPr>
-                <w:rFonts w:ascii="Consolas" w:hAnsi="Consolas"/>
-                <w:sz w:val="20"/>
-                <w:szCs w:val="20"/>
-              </w:rPr>
-              <w:t>search</w:t>
-            </w:r>
-            <w:proofErr w:type="spellEnd"/>
-            <w:r>
-              <w:rPr>
-                <w:rFonts w:ascii="Consolas" w:hAnsi="Consolas"/>
-                <w:sz w:val="20"/>
-                <w:szCs w:val="20"/>
-              </w:rPr>
-              <w:t>" OR</w:t>
-            </w:r>
-          </w:p>
-          <w:p>
-            <w:pPr>
-              <w:jc w:val="both"/>
-              <w:rPr>
-                <w:rFonts w:ascii="Consolas" w:hAnsi="Consolas"/>
-                <w:sz w:val="20"/>
-                <w:szCs w:val="20"/>
-              </w:rPr>
-            </w:pPr>
-            <w:r>
-              <w:rPr>
-                <w:rFonts w:ascii="Consolas" w:hAnsi="Consolas"/>
-                <w:sz w:val="20"/>
-                <w:szCs w:val="20"/>
-              </w:rPr>
-              <w:t xml:space="preserve"> "</w:t>
-            </w:r>
-            <w:proofErr w:type="spellStart"/>
-            <w:r>
-              <w:rPr>
-                <w:rFonts w:ascii="Consolas" w:hAnsi="Consolas"/>
-                <w:sz w:val="20"/>
-                <w:szCs w:val="20"/>
-              </w:rPr>
-              <w:t>Author</w:t>
-            </w:r>
-            <w:proofErr w:type="spellEnd"/>
-            <w:r>
-              <w:rPr>
-                <w:rFonts w:ascii="Consolas" w:hAnsi="Consolas"/>
-                <w:sz w:val="20"/>
-                <w:szCs w:val="20"/>
-              </w:rPr>
-              <w:t xml:space="preserve"> Keywords":"</w:t>
-            </w:r>
-            <w:proofErr w:type="spellStart"/>
-            <w:r>
-              <w:rPr>
-                <w:rFonts w:ascii="Consolas" w:hAnsi="Consolas"/>
-                <w:sz w:val="20"/>
-                <w:szCs w:val="20"/>
-              </w:rPr>
-              <w:t>source</w:t>
-            </w:r>
-            <w:proofErr w:type="spellEnd"/>
-            <w:r>
-              <w:rPr>
-                <w:rFonts w:ascii="Consolas" w:hAnsi="Consolas"/>
-                <w:sz w:val="20"/>
-                <w:szCs w:val="20"/>
-              </w:rPr>
-              <w:t xml:space="preserve"> </w:t>
-            </w:r>
-            <w:proofErr w:type="spellStart"/>
-            <w:r>
-              <w:rPr>
-                <w:rFonts w:ascii="Consolas" w:hAnsi="Consolas"/>
-                <w:sz w:val="20"/>
-                <w:szCs w:val="20"/>
-              </w:rPr>
-              <w:t>code</w:t>
-            </w:r>
-            <w:proofErr w:type="spellEnd"/>
-            <w:r>
-              <w:rPr>
-                <w:rFonts w:ascii="Consolas" w:hAnsi="Consolas"/>
-                <w:sz w:val="20"/>
-                <w:szCs w:val="20"/>
-              </w:rPr>
-              <w:t>" OR "</w:t>
-            </w:r>
-            <w:proofErr w:type="spellStart"/>
-            <w:r>
-              <w:rPr>
-                <w:rFonts w:ascii="Consolas" w:hAnsi="Consolas"/>
-                <w:sz w:val="20"/>
-                <w:szCs w:val="20"/>
-              </w:rPr>
-              <w:t>Author</w:t>
-            </w:r>
-            <w:proofErr w:type="spellEnd"/>
-            <w:r>
-              <w:rPr>
-                <w:rFonts w:ascii="Consolas" w:hAnsi="Consolas"/>
-                <w:sz w:val="20"/>
-                <w:szCs w:val="20"/>
-              </w:rPr>
-              <w:t xml:space="preserve"> Keywords":"</w:t>
-            </w:r>
-            <w:proofErr w:type="spellStart"/>
-            <w:r>
-              <w:rPr>
-                <w:rFonts w:ascii="Consolas" w:hAnsi="Consolas"/>
-                <w:sz w:val="20"/>
-                <w:szCs w:val="20"/>
-              </w:rPr>
-              <w:t>source</w:t>
-            </w:r>
-            <w:proofErr w:type="spellEnd"/>
-            <w:r>
-              <w:rPr>
-                <w:rFonts w:ascii="Consolas" w:hAnsi="Consolas"/>
-                <w:sz w:val="20"/>
-                <w:szCs w:val="20"/>
-              </w:rPr>
-              <w:t xml:space="preserve"> </w:t>
-            </w:r>
-            <w:proofErr w:type="spellStart"/>
-            <w:r>
-              <w:rPr>
-                <w:rFonts w:ascii="Consolas" w:hAnsi="Consolas"/>
-                <w:sz w:val="20"/>
-                <w:szCs w:val="20"/>
-              </w:rPr>
-              <w:t>codes</w:t>
-            </w:r>
-            <w:proofErr w:type="spellEnd"/>
-            <w:r>
-              <w:rPr>
-                <w:rFonts w:ascii="Consolas" w:hAnsi="Consolas"/>
-                <w:sz w:val="20"/>
-                <w:szCs w:val="20"/>
-              </w:rPr>
-              <w:t>" OR "</w:t>
-            </w:r>
-            <w:proofErr w:type="spellStart"/>
-            <w:r>
-              <w:rPr>
-                <w:rFonts w:ascii="Consolas" w:hAnsi="Consolas"/>
-                <w:sz w:val="20"/>
-                <w:szCs w:val="20"/>
-              </w:rPr>
-              <w:t>Author</w:t>
-            </w:r>
-            <w:proofErr w:type="spellEnd"/>
-            <w:r>
-              <w:rPr>
-                <w:rFonts w:ascii="Consolas" w:hAnsi="Consolas"/>
-                <w:sz w:val="20"/>
-                <w:szCs w:val="20"/>
-              </w:rPr>
-              <w:t xml:space="preserve"> Keywords":"</w:t>
-            </w:r>
-            <w:proofErr w:type="spellStart"/>
-            <w:r>
-              <w:rPr>
-                <w:rFonts w:ascii="Consolas" w:hAnsi="Consolas"/>
-                <w:sz w:val="20"/>
-                <w:szCs w:val="20"/>
-              </w:rPr>
-              <w:t>codebase</w:t>
-            </w:r>
-            <w:proofErr w:type="spellEnd"/>
-            <w:r>
-              <w:rPr>
-                <w:rFonts w:ascii="Consolas" w:hAnsi="Consolas"/>
-                <w:sz w:val="20"/>
-                <w:szCs w:val="20"/>
-              </w:rPr>
-              <w:t>" OR "</w:t>
-            </w:r>
-            <w:proofErr w:type="spellStart"/>
-            <w:r>
-              <w:rPr>
-                <w:rFonts w:ascii="Consolas" w:hAnsi="Consolas"/>
-                <w:sz w:val="20"/>
-                <w:szCs w:val="20"/>
-              </w:rPr>
-              <w:t>Author</w:t>
-            </w:r>
-            <w:proofErr w:type="spellEnd"/>
-            <w:r>
-              <w:rPr>
-                <w:rFonts w:ascii="Consolas" w:hAnsi="Consolas"/>
-                <w:sz w:val="20"/>
-                <w:szCs w:val="20"/>
-              </w:rPr>
-              <w:t xml:space="preserve"> Keywords":"</w:t>
-            </w:r>
-            <w:proofErr w:type="spellStart"/>
-            <w:r>
-              <w:rPr>
-                <w:rFonts w:ascii="Consolas" w:hAnsi="Consolas"/>
-                <w:sz w:val="20"/>
-                <w:szCs w:val="20"/>
-              </w:rPr>
-              <w:t>code</w:t>
-            </w:r>
-            <w:proofErr w:type="spellEnd"/>
-            <w:r>
-              <w:rPr>
-                <w:rFonts w:ascii="Consolas" w:hAnsi="Consolas"/>
-                <w:sz w:val="20"/>
-                <w:szCs w:val="20"/>
-              </w:rPr>
-              <w:t xml:space="preserve"> </w:t>
-            </w:r>
-            <w:proofErr w:type="spellStart"/>
-            <w:r>
-              <w:rPr>
-                <w:rFonts w:ascii="Consolas" w:hAnsi="Consolas"/>
-                <w:sz w:val="20"/>
-                <w:szCs w:val="20"/>
-              </w:rPr>
-              <w:t>repository</w:t>
-            </w:r>
-            <w:proofErr w:type="spellEnd"/>
-            <w:r>
-              <w:rPr>
-                <w:rFonts w:ascii="Consolas" w:hAnsi="Consolas"/>
-                <w:sz w:val="20"/>
-                <w:szCs w:val="20"/>
-              </w:rPr>
-              <w:t>" OR "</w:t>
-            </w:r>
-            <w:proofErr w:type="spellStart"/>
-            <w:r>
-              <w:rPr>
-                <w:rFonts w:ascii="Consolas" w:hAnsi="Consolas"/>
-                <w:sz w:val="20"/>
-                <w:szCs w:val="20"/>
-              </w:rPr>
-              <w:t>Author</w:t>
-            </w:r>
-            <w:proofErr w:type="spellEnd"/>
-            <w:r>
-              <w:rPr>
-                <w:rFonts w:ascii="Consolas" w:hAnsi="Consolas"/>
-                <w:sz w:val="20"/>
-                <w:szCs w:val="20"/>
-              </w:rPr>
-              <w:t xml:space="preserve"> Keywords":"</w:t>
-            </w:r>
-            <w:proofErr w:type="spellStart"/>
-            <w:r>
-              <w:rPr>
-                <w:rFonts w:ascii="Consolas" w:hAnsi="Consolas"/>
-                <w:sz w:val="20"/>
-                <w:szCs w:val="20"/>
-              </w:rPr>
-              <w:t>code</w:t>
-            </w:r>
-            <w:proofErr w:type="spellEnd"/>
-            <w:r>
-              <w:rPr>
-                <w:rFonts w:ascii="Consolas" w:hAnsi="Consolas"/>
-                <w:sz w:val="20"/>
-                <w:szCs w:val="20"/>
-              </w:rPr>
-              <w:t xml:space="preserve"> </w:t>
-            </w:r>
-            <w:proofErr w:type="spellStart"/>
-            <w:r>
-              <w:rPr>
-                <w:rFonts w:ascii="Consolas" w:hAnsi="Consolas"/>
-                <w:sz w:val="20"/>
-                <w:szCs w:val="20"/>
-              </w:rPr>
-              <w:t>search</w:t>
-            </w:r>
-            <w:proofErr w:type="spellEnd"/>
-            <w:r>
-              <w:rPr>
-                <w:rFonts w:ascii="Consolas" w:hAnsi="Consolas"/>
-                <w:sz w:val="20"/>
-                <w:szCs w:val="20"/>
-              </w:rPr>
-              <w:t>")</w:t>
-            </w:r>
-          </w:p>
-          <w:p>
-            <w:pPr>
-              <w:jc w:val="both"/>
-              <w:rPr>
-                <w:rFonts w:ascii="Consolas" w:hAnsi="Consolas"/>
-                <w:sz w:val="20"/>
-                <w:szCs w:val="20"/>
-              </w:rPr>
-            </w:pPr>
-            <w:r>
-              <w:rPr>
-                <w:rFonts w:ascii="Consolas" w:hAnsi="Consolas"/>
-                <w:sz w:val="20"/>
-                <w:szCs w:val="20"/>
-              </w:rPr>
-              <w:t>AND</w:t>
-            </w:r>
-          </w:p>
-          <w:p>
-            <w:pPr>
-              <w:jc w:val="both"/>
-              <w:rPr>
-                <w:rFonts w:ascii="Consolas" w:hAnsi="Consolas"/>
-                <w:sz w:val="20"/>
-                <w:szCs w:val="20"/>
-              </w:rPr>
-            </w:pPr>
-            <w:r>
-              <w:rPr>
-                <w:rFonts w:ascii="Consolas" w:hAnsi="Consolas"/>
-                <w:sz w:val="20"/>
-                <w:szCs w:val="20"/>
-              </w:rPr>
-              <w:t>("</w:t>
-            </w:r>
-            <w:proofErr w:type="spellStart"/>
-            <w:r>
-              <w:rPr>
-                <w:rFonts w:ascii="Consolas" w:hAnsi="Consolas"/>
-                <w:sz w:val="20"/>
-                <w:szCs w:val="20"/>
-              </w:rPr>
-              <w:t>Document</w:t>
-            </w:r>
-            <w:proofErr w:type="spellEnd"/>
-            <w:r>
-              <w:rPr>
-                <w:rFonts w:ascii="Consolas" w:hAnsi="Consolas"/>
-                <w:sz w:val="20"/>
-                <w:szCs w:val="20"/>
-              </w:rPr>
-              <w:t xml:space="preserve"> </w:t>
-            </w:r>
-            <w:proofErr w:type="spellStart"/>
-            <w:r>
-              <w:rPr>
-                <w:rFonts w:ascii="Consolas" w:hAnsi="Consolas"/>
-                <w:sz w:val="20"/>
-                <w:szCs w:val="20"/>
-              </w:rPr>
-              <w:t>Title</w:t>
-            </w:r>
-            <w:proofErr w:type="spellEnd"/>
-            <w:r>
-              <w:rPr>
-                <w:rFonts w:ascii="Consolas" w:hAnsi="Consolas"/>
-                <w:sz w:val="20"/>
-                <w:szCs w:val="20"/>
-              </w:rPr>
-              <w:t>":"</w:t>
-            </w:r>
-            <w:proofErr w:type="spellStart"/>
-            <w:r>
-              <w:rPr>
-                <w:rFonts w:ascii="Consolas" w:hAnsi="Consolas"/>
-                <w:sz w:val="20"/>
-                <w:szCs w:val="20"/>
-              </w:rPr>
-              <w:t>Retrieval-Augmented</w:t>
-            </w:r>
-            <w:proofErr w:type="spellEnd"/>
-            <w:r>
-              <w:rPr>
-                <w:rFonts w:ascii="Consolas" w:hAnsi="Consolas"/>
-                <w:sz w:val="20"/>
-                <w:szCs w:val="20"/>
-              </w:rPr>
-              <w:t xml:space="preserve"> Generation" OR "</w:t>
-            </w:r>
-            <w:proofErr w:type="spellStart"/>
-            <w:r>
-              <w:rPr>
-                <w:rFonts w:ascii="Consolas" w:hAnsi="Consolas"/>
-                <w:sz w:val="20"/>
-                <w:szCs w:val="20"/>
-              </w:rPr>
-              <w:t>Document</w:t>
-            </w:r>
-            <w:proofErr w:type="spellEnd"/>
-            <w:r>
-              <w:rPr>
-                <w:rFonts w:ascii="Consolas" w:hAnsi="Consolas"/>
-                <w:sz w:val="20"/>
-                <w:szCs w:val="20"/>
-              </w:rPr>
-              <w:t xml:space="preserve"> </w:t>
-            </w:r>
-            <w:proofErr w:type="spellStart"/>
-            <w:r>
-              <w:rPr>
-                <w:rFonts w:ascii="Consolas" w:hAnsi="Consolas"/>
-                <w:sz w:val="20"/>
-                <w:szCs w:val="20"/>
-              </w:rPr>
-              <w:t>Title</w:t>
-            </w:r>
-            <w:proofErr w:type="spellEnd"/>
-            <w:r>
-              <w:rPr>
-                <w:rFonts w:ascii="Consolas" w:hAnsi="Consolas"/>
-                <w:sz w:val="20"/>
-                <w:szCs w:val="20"/>
-              </w:rPr>
-              <w:t>":"</w:t>
-            </w:r>
-            <w:proofErr w:type="spellStart"/>
-            <w:r>
-              <w:rPr>
-                <w:rFonts w:ascii="Consolas" w:hAnsi="Consolas"/>
-                <w:sz w:val="20"/>
-                <w:szCs w:val="20"/>
-              </w:rPr>
-              <w:t>Retrieval</w:t>
-            </w:r>
-            <w:proofErr w:type="spellEnd"/>
-            <w:r>
-              <w:rPr>
-                <w:rFonts w:ascii="Consolas" w:hAnsi="Consolas"/>
-                <w:sz w:val="20"/>
-                <w:szCs w:val="20"/>
-              </w:rPr>
-              <w:t xml:space="preserve"> </w:t>
-            </w:r>
-            <w:proofErr w:type="spellStart"/>
-            <w:r>
-              <w:rPr>
-                <w:rFonts w:ascii="Consolas" w:hAnsi="Consolas"/>
-                <w:sz w:val="20"/>
-                <w:szCs w:val="20"/>
-              </w:rPr>
-              <w:t>Augmented</w:t>
-            </w:r>
-            <w:proofErr w:type="spellEnd"/>
-            <w:r>
-              <w:rPr>
-                <w:rFonts w:ascii="Consolas" w:hAnsi="Consolas"/>
-                <w:sz w:val="20"/>
-                <w:szCs w:val="20"/>
-              </w:rPr>
-              <w:t xml:space="preserve"> Generation" OR "</w:t>
-            </w:r>
-            <w:proofErr w:type="spellStart"/>
-            <w:r>
-              <w:rPr>
-                <w:rFonts w:ascii="Consolas" w:hAnsi="Consolas"/>
-                <w:sz w:val="20"/>
-                <w:szCs w:val="20"/>
-              </w:rPr>
-              <w:t>Document</w:t>
-            </w:r>
-            <w:proofErr w:type="spellEnd"/>
-            <w:r>
-              <w:rPr>
-                <w:rFonts w:ascii="Consolas" w:hAnsi="Consolas"/>
-                <w:sz w:val="20"/>
-                <w:szCs w:val="20"/>
-              </w:rPr>
-              <w:t xml:space="preserve"> </w:t>
-            </w:r>
-            <w:proofErr w:type="spellStart"/>
-            <w:r>
-              <w:rPr>
-                <w:rFonts w:ascii="Consolas" w:hAnsi="Consolas"/>
-                <w:sz w:val="20"/>
-                <w:szCs w:val="20"/>
-              </w:rPr>
-              <w:t>Title</w:t>
-            </w:r>
-            <w:proofErr w:type="spellEnd"/>
-            <w:r>
-              <w:rPr>
-                <w:rFonts w:ascii="Consolas" w:hAnsi="Consolas"/>
-                <w:sz w:val="20"/>
-                <w:szCs w:val="20"/>
-              </w:rPr>
-              <w:t>":"RAG" OR</w:t>
-            </w:r>
-          </w:p>
-          <w:p>
-            <w:pPr>
-              <w:jc w:val="both"/>
-              <w:rPr>
-                <w:rFonts w:ascii="Consolas" w:hAnsi="Consolas"/>
-                <w:sz w:val="20"/>
-                <w:szCs w:val="20"/>
-              </w:rPr>
-            </w:pPr>
-            <w:r>
-              <w:rPr>
-                <w:rFonts w:ascii="Consolas" w:hAnsi="Consolas"/>
-                <w:sz w:val="20"/>
-                <w:szCs w:val="20"/>
-              </w:rPr>
-              <w:t xml:space="preserve"> "Abstract":"</w:t>
-            </w:r>
-            <w:proofErr w:type="spellStart"/>
-            <w:r>
-              <w:rPr>
-                <w:rFonts w:ascii="Consolas" w:hAnsi="Consolas"/>
-                <w:sz w:val="20"/>
-                <w:szCs w:val="20"/>
-              </w:rPr>
-              <w:t>Retrieval-Augmented</w:t>
-            </w:r>
-            <w:proofErr w:type="spellEnd"/>
-            <w:r>
-              <w:rPr>
-                <w:rFonts w:ascii="Consolas" w:hAnsi="Consolas"/>
-                <w:sz w:val="20"/>
-                <w:szCs w:val="20"/>
-              </w:rPr>
-              <w:t xml:space="preserve"> Generation" OR "Abstract":"</w:t>
-            </w:r>
-            <w:proofErr w:type="spellStart"/>
-            <w:r>
-              <w:rPr>
-                <w:rFonts w:ascii="Consolas" w:hAnsi="Consolas"/>
-                <w:sz w:val="20"/>
-                <w:szCs w:val="20"/>
-              </w:rPr>
-              <w:t>Retrieval</w:t>
-            </w:r>
-            <w:proofErr w:type="spellEnd"/>
-            <w:r>
-              <w:rPr>
-                <w:rFonts w:ascii="Consolas" w:hAnsi="Consolas"/>
-                <w:sz w:val="20"/>
-                <w:szCs w:val="20"/>
-              </w:rPr>
-              <w:t xml:space="preserve"> </w:t>
-            </w:r>
-            <w:proofErr w:type="spellStart"/>
-            <w:r>
-              <w:rPr>
-                <w:rFonts w:ascii="Consolas" w:hAnsi="Consolas"/>
-                <w:sz w:val="20"/>
-                <w:szCs w:val="20"/>
-              </w:rPr>
-              <w:t>Augmented</w:t>
-            </w:r>
-            <w:proofErr w:type="spellEnd"/>
-            <w:r>
-              <w:rPr>
-                <w:rFonts w:ascii="Consolas" w:hAnsi="Consolas"/>
-                <w:sz w:val="20"/>
-                <w:szCs w:val="20"/>
-              </w:rPr>
-              <w:t xml:space="preserve"> Generation" OR "</w:t>
-            </w:r>
-            <w:proofErr w:type="spellStart"/>
-            <w:r>
-              <w:rPr>
-                <w:rFonts w:ascii="Consolas" w:hAnsi="Consolas"/>
-                <w:sz w:val="20"/>
-                <w:szCs w:val="20"/>
-              </w:rPr>
-              <w:t>Abstract":"RAG</w:t>
-            </w:r>
-            <w:proofErr w:type="spellEnd"/>
-            <w:r>
-              <w:rPr>
-                <w:rFonts w:ascii="Consolas" w:hAnsi="Consolas"/>
-                <w:sz w:val="20"/>
-                <w:szCs w:val="20"/>
-              </w:rPr>
-              <w:t>" OR</w:t>
-            </w:r>
-          </w:p>
-          <w:p>
-            <w:pPr>
-              <w:jc w:val="both"/>
-              <w:rPr>
-                <w:rFonts w:ascii="Consolas" w:hAnsi="Consolas"/>
-                <w:sz w:val="20"/>
-                <w:szCs w:val="20"/>
-              </w:rPr>
-            </w:pPr>
-            <w:r>
-              <w:rPr>
-                <w:rFonts w:ascii="Consolas" w:hAnsi="Consolas"/>
-                <w:sz w:val="20"/>
-                <w:szCs w:val="20"/>
-              </w:rPr>
-              <w:t xml:space="preserve"> "</w:t>
-            </w:r>
-            <w:proofErr w:type="spellStart"/>
-            <w:r>
-              <w:rPr>
-                <w:rFonts w:ascii="Consolas" w:hAnsi="Consolas"/>
-                <w:sz w:val="20"/>
-                <w:szCs w:val="20"/>
-              </w:rPr>
-              <w:t>Author</w:t>
-            </w:r>
-            <w:proofErr w:type="spellEnd"/>
-            <w:r>
-              <w:rPr>
-                <w:rFonts w:ascii="Consolas" w:hAnsi="Consolas"/>
-                <w:sz w:val="20"/>
-                <w:szCs w:val="20"/>
-              </w:rPr>
-              <w:t xml:space="preserve"> Keywords":"</w:t>
-            </w:r>
-            <w:proofErr w:type="spellStart"/>
-            <w:r>
-              <w:rPr>
-                <w:rFonts w:ascii="Consolas" w:hAnsi="Consolas"/>
-                <w:sz w:val="20"/>
-                <w:szCs w:val="20"/>
-              </w:rPr>
-              <w:t>Retrieval-Augmented</w:t>
-            </w:r>
-            <w:proofErr w:type="spellEnd"/>
-            <w:r>
-              <w:rPr>
-                <w:rFonts w:ascii="Consolas" w:hAnsi="Consolas"/>
-                <w:sz w:val="20"/>
-                <w:szCs w:val="20"/>
-              </w:rPr>
-              <w:t xml:space="preserve"> Generation" OR "</w:t>
-            </w:r>
-            <w:proofErr w:type="spellStart"/>
-            <w:r>
-              <w:rPr>
-                <w:rFonts w:ascii="Consolas" w:hAnsi="Consolas"/>
-                <w:sz w:val="20"/>
-                <w:szCs w:val="20"/>
-              </w:rPr>
-              <w:t>Author</w:t>
-            </w:r>
-            <w:proofErr w:type="spellEnd"/>
-            <w:r>
-              <w:rPr>
-                <w:rFonts w:ascii="Consolas" w:hAnsi="Consolas"/>
-                <w:sz w:val="20"/>
-                <w:szCs w:val="20"/>
-              </w:rPr>
-              <w:t xml:space="preserve"> Keywords":"</w:t>
-            </w:r>
-            <w:proofErr w:type="spellStart"/>
-            <w:r>
-              <w:rPr>
-                <w:rFonts w:ascii="Consolas" w:hAnsi="Consolas"/>
-                <w:sz w:val="20"/>
-                <w:szCs w:val="20"/>
-              </w:rPr>
-              <w:t>Retrieval</w:t>
-            </w:r>
-            <w:proofErr w:type="spellEnd"/>
-            <w:r>
-              <w:rPr>
-                <w:rFonts w:ascii="Consolas" w:hAnsi="Consolas"/>
-                <w:sz w:val="20"/>
-                <w:szCs w:val="20"/>
-              </w:rPr>
-              <w:t xml:space="preserve"> </w:t>
-            </w:r>
-            <w:proofErr w:type="spellStart"/>
-            <w:r>
-              <w:rPr>
-                <w:rFonts w:ascii="Consolas" w:hAnsi="Consolas"/>
-                <w:sz w:val="20"/>
-                <w:szCs w:val="20"/>
-              </w:rPr>
-              <w:t>Augmented</w:t>
-            </w:r>
-            <w:proofErr w:type="spellEnd"/>
-            <w:r>
-              <w:rPr>
-                <w:rFonts w:ascii="Consolas" w:hAnsi="Consolas"/>
-                <w:sz w:val="20"/>
-                <w:szCs w:val="20"/>
-              </w:rPr>
-              <w:t xml:space="preserve"> Generation" OR "</w:t>
-            </w:r>
-            <w:proofErr w:type="spellStart"/>
-            <w:r>
-              <w:rPr>
-                <w:rFonts w:ascii="Consolas" w:hAnsi="Consolas"/>
-                <w:sz w:val="20"/>
-                <w:szCs w:val="20"/>
-              </w:rPr>
-              <w:t>Author</w:t>
-            </w:r>
-            <w:proofErr w:type="spellEnd"/>
-            <w:r>
-              <w:rPr>
-                <w:rFonts w:ascii="Consolas" w:hAnsi="Consolas"/>
-                <w:sz w:val="20"/>
-                <w:szCs w:val="20"/>
-              </w:rPr>
-              <w:t xml:space="preserve"> </w:t>
-            </w:r>
-            <w:proofErr w:type="spellStart"/>
-            <w:r>
-              <w:rPr>
-                <w:rFonts w:ascii="Consolas" w:hAnsi="Consolas"/>
-                <w:sz w:val="20"/>
-                <w:szCs w:val="20"/>
-              </w:rPr>
-              <w:t>Keywords":"RAG</w:t>
-            </w:r>
-            <w:proofErr w:type="spellEnd"/>
-            <w:r>
-              <w:rPr>
-                <w:rFonts w:ascii="Consolas" w:hAnsi="Consolas"/>
-                <w:sz w:val="20"/>
-                <w:szCs w:val="20"/>
-              </w:rPr>
-              <w:t>")</w:t>
-            </w:r>
-          </w:p>
-          <w:p>
-            <w:pPr>
-              <w:jc w:val="both"/>
-              <w:rPr>
-                <w:rFonts w:ascii="Consolas" w:hAnsi="Consolas"/>
-                <w:sz w:val="20"/>
-                <w:szCs w:val="20"/>
-              </w:rPr>
-            </w:pPr>
-            <w:r>
-              <w:rPr>
-                <w:rFonts w:ascii="Consolas" w:hAnsi="Consolas"/>
-                <w:sz w:val="20"/>
-                <w:szCs w:val="20"/>
-              </w:rPr>
-              <w:t>AND</w:t>
-            </w:r>
-          </w:p>
-          <w:p>
-            <w:pPr>
-              <w:jc w:val="both"/>
-              <w:rPr>
-                <w:rFonts w:ascii="Consolas" w:hAnsi="Consolas"/>
-                <w:sz w:val="20"/>
-                <w:szCs w:val="20"/>
-              </w:rPr>
-            </w:pPr>
-            <w:r>
-              <w:rPr>
-                <w:rFonts w:ascii="Consolas" w:hAnsi="Consolas"/>
-                <w:sz w:val="20"/>
-                <w:szCs w:val="20"/>
-              </w:rPr>
-              <w:t>("</w:t>
-            </w:r>
-            <w:proofErr w:type="spellStart"/>
-            <w:r>
-              <w:rPr>
-                <w:rFonts w:ascii="Consolas" w:hAnsi="Consolas"/>
-                <w:sz w:val="20"/>
-                <w:szCs w:val="20"/>
-              </w:rPr>
-              <w:t>Document</w:t>
-            </w:r>
-            <w:proofErr w:type="spellEnd"/>
-            <w:r>
-              <w:rPr>
-                <w:rFonts w:ascii="Consolas" w:hAnsi="Consolas"/>
-                <w:sz w:val="20"/>
-                <w:szCs w:val="20"/>
-              </w:rPr>
-              <w:t xml:space="preserve"> </w:t>
-            </w:r>
-            <w:proofErr w:type="spellStart"/>
-            <w:r>
-              <w:rPr>
-                <w:rFonts w:ascii="Consolas" w:hAnsi="Consolas"/>
-                <w:sz w:val="20"/>
-                <w:szCs w:val="20"/>
-              </w:rPr>
-              <w:t>Title</w:t>
-            </w:r>
-            <w:proofErr w:type="spellEnd"/>
-            <w:r>
-              <w:rPr>
-                <w:rFonts w:ascii="Consolas" w:hAnsi="Consolas"/>
-                <w:sz w:val="20"/>
-                <w:szCs w:val="20"/>
-              </w:rPr>
-              <w:t>":"LLM" OR "</w:t>
-            </w:r>
-            <w:proofErr w:type="spellStart"/>
-            <w:r>
-              <w:rPr>
-                <w:rFonts w:ascii="Consolas" w:hAnsi="Consolas"/>
-                <w:sz w:val="20"/>
-                <w:szCs w:val="20"/>
-              </w:rPr>
-              <w:t>Document</w:t>
-            </w:r>
-            <w:proofErr w:type="spellEnd"/>
-            <w:r>
-              <w:rPr>
-                <w:rFonts w:ascii="Consolas" w:hAnsi="Consolas"/>
-                <w:sz w:val="20"/>
-                <w:szCs w:val="20"/>
-              </w:rPr>
-              <w:t xml:space="preserve"> </w:t>
-            </w:r>
-            <w:proofErr w:type="spellStart"/>
-            <w:r>
-              <w:rPr>
-                <w:rFonts w:ascii="Consolas" w:hAnsi="Consolas"/>
-                <w:sz w:val="20"/>
-                <w:szCs w:val="20"/>
-              </w:rPr>
-              <w:t>Title</w:t>
-            </w:r>
-            <w:proofErr w:type="spellEnd"/>
-            <w:r>
-              <w:rPr>
-                <w:rFonts w:ascii="Consolas" w:hAnsi="Consolas"/>
-                <w:sz w:val="20"/>
-                <w:szCs w:val="20"/>
-              </w:rPr>
-              <w:t xml:space="preserve">":"Large </w:t>
-            </w:r>
-            <w:proofErr w:type="spellStart"/>
-            <w:r>
-              <w:rPr>
-                <w:rFonts w:ascii="Consolas" w:hAnsi="Consolas"/>
-                <w:sz w:val="20"/>
-                <w:szCs w:val="20"/>
-              </w:rPr>
-              <w:t>Language</w:t>
-            </w:r>
-            <w:proofErr w:type="spellEnd"/>
-            <w:r>
-              <w:rPr>
-                <w:rFonts w:ascii="Consolas" w:hAnsi="Consolas"/>
-                <w:sz w:val="20"/>
-                <w:szCs w:val="20"/>
-              </w:rPr>
-              <w:t xml:space="preserve"> Model" OR "</w:t>
-            </w:r>
-            <w:proofErr w:type="spellStart"/>
-            <w:r>
-              <w:rPr>
-                <w:rFonts w:ascii="Consolas" w:hAnsi="Consolas"/>
-                <w:sz w:val="20"/>
-                <w:szCs w:val="20"/>
-              </w:rPr>
-              <w:t>Document</w:t>
-            </w:r>
-            <w:proofErr w:type="spellEnd"/>
-            <w:r>
-              <w:rPr>
-                <w:rFonts w:ascii="Consolas" w:hAnsi="Consolas"/>
-                <w:sz w:val="20"/>
-                <w:szCs w:val="20"/>
-              </w:rPr>
-              <w:t xml:space="preserve"> </w:t>
-            </w:r>
-            <w:proofErr w:type="spellStart"/>
-            <w:r>
-              <w:rPr>
-                <w:rFonts w:ascii="Consolas" w:hAnsi="Consolas"/>
-                <w:sz w:val="20"/>
-                <w:szCs w:val="20"/>
-              </w:rPr>
-              <w:t>Title</w:t>
-            </w:r>
-            <w:proofErr w:type="spellEnd"/>
-            <w:r>
-              <w:rPr>
-                <w:rFonts w:ascii="Consolas" w:hAnsi="Consolas"/>
-                <w:sz w:val="20"/>
-                <w:szCs w:val="20"/>
-              </w:rPr>
-              <w:t>":"</w:t>
-            </w:r>
-            <w:proofErr w:type="spellStart"/>
-            <w:r>
-              <w:rPr>
-                <w:rFonts w:ascii="Consolas" w:hAnsi="Consolas"/>
-                <w:sz w:val="20"/>
-                <w:szCs w:val="20"/>
-              </w:rPr>
-              <w:t>GenAI</w:t>
-            </w:r>
-            <w:proofErr w:type="spellEnd"/>
-            <w:r>
-              <w:rPr>
-                <w:rFonts w:ascii="Consolas" w:hAnsi="Consolas"/>
-                <w:sz w:val="20"/>
-                <w:szCs w:val="20"/>
-              </w:rPr>
-              <w:t>" OR "</w:t>
-            </w:r>
-            <w:proofErr w:type="spellStart"/>
-            <w:r>
-              <w:rPr>
-                <w:rFonts w:ascii="Consolas" w:hAnsi="Consolas"/>
-                <w:sz w:val="20"/>
-                <w:szCs w:val="20"/>
-              </w:rPr>
-              <w:t>Document</w:t>
-            </w:r>
-            <w:proofErr w:type="spellEnd"/>
-            <w:r>
-              <w:rPr>
-                <w:rFonts w:ascii="Consolas" w:hAnsi="Consolas"/>
-                <w:sz w:val="20"/>
-                <w:szCs w:val="20"/>
-              </w:rPr>
-              <w:t xml:space="preserve"> </w:t>
-            </w:r>
-            <w:proofErr w:type="spellStart"/>
-            <w:r>
-              <w:rPr>
-                <w:rFonts w:ascii="Consolas" w:hAnsi="Consolas"/>
-                <w:sz w:val="20"/>
-                <w:szCs w:val="20"/>
-              </w:rPr>
-              <w:t>Title</w:t>
-            </w:r>
-            <w:proofErr w:type="spellEnd"/>
-            <w:r>
-              <w:rPr>
-                <w:rFonts w:ascii="Consolas" w:hAnsi="Consolas"/>
-                <w:sz w:val="20"/>
-                <w:szCs w:val="20"/>
-              </w:rPr>
-              <w:t>":"</w:t>
-            </w:r>
-            <w:proofErr w:type="spellStart"/>
-            <w:r>
-              <w:rPr>
-                <w:rFonts w:ascii="Consolas" w:hAnsi="Consolas"/>
-                <w:sz w:val="20"/>
-                <w:szCs w:val="20"/>
-              </w:rPr>
-              <w:t>Generative</w:t>
-            </w:r>
-            <w:proofErr w:type="spellEnd"/>
-            <w:r>
-              <w:rPr>
-                <w:rFonts w:ascii="Consolas" w:hAnsi="Consolas"/>
-                <w:sz w:val="20"/>
-                <w:szCs w:val="20"/>
-              </w:rPr>
-              <w:t xml:space="preserve"> AI" OR</w:t>
-            </w:r>
-          </w:p>
-          <w:p>
-            <w:pPr>
-              <w:jc w:val="both"/>
-              <w:rPr>
-                <w:rFonts w:ascii="Consolas" w:hAnsi="Consolas"/>
-                <w:sz w:val="20"/>
-                <w:szCs w:val="20"/>
-              </w:rPr>
-            </w:pPr>
-            <w:r>
-              <w:rPr>
-                <w:rFonts w:ascii="Consolas" w:hAnsi="Consolas"/>
-                <w:sz w:val="20"/>
-                <w:szCs w:val="20"/>
-              </w:rPr>
-              <w:t xml:space="preserve"> "</w:t>
-            </w:r>
-            <w:proofErr w:type="spellStart"/>
-            <w:r>
-              <w:rPr>
-                <w:rFonts w:ascii="Consolas" w:hAnsi="Consolas"/>
-                <w:sz w:val="20"/>
-                <w:szCs w:val="20"/>
-              </w:rPr>
-              <w:t>Abstract":"LLM</w:t>
-            </w:r>
-            <w:proofErr w:type="spellEnd"/>
-            <w:r>
-              <w:rPr>
-                <w:rFonts w:ascii="Consolas" w:hAnsi="Consolas"/>
-                <w:sz w:val="20"/>
-                <w:szCs w:val="20"/>
-              </w:rPr>
-              <w:t>" OR "</w:t>
-            </w:r>
-            <w:proofErr w:type="spellStart"/>
-            <w:r>
-              <w:rPr>
-                <w:rFonts w:ascii="Consolas" w:hAnsi="Consolas"/>
-                <w:sz w:val="20"/>
-                <w:szCs w:val="20"/>
-              </w:rPr>
-              <w:t>Abstract":"Large</w:t>
-            </w:r>
-            <w:proofErr w:type="spellEnd"/>
-            <w:r>
-              <w:rPr>
-                <w:rFonts w:ascii="Consolas" w:hAnsi="Consolas"/>
-                <w:sz w:val="20"/>
-                <w:szCs w:val="20"/>
-              </w:rPr>
-              <w:t xml:space="preserve"> </w:t>
-            </w:r>
-            <w:proofErr w:type="spellStart"/>
-            <w:r>
-              <w:rPr>
-                <w:rFonts w:ascii="Consolas" w:hAnsi="Consolas"/>
-                <w:sz w:val="20"/>
-                <w:szCs w:val="20"/>
-              </w:rPr>
-              <w:t>Language</w:t>
-            </w:r>
-            <w:proofErr w:type="spellEnd"/>
-            <w:r>
-              <w:rPr>
-                <w:rFonts w:ascii="Consolas" w:hAnsi="Consolas"/>
-                <w:sz w:val="20"/>
-                <w:szCs w:val="20"/>
-              </w:rPr>
-              <w:t xml:space="preserve"> Model" OR "Abstract":"</w:t>
-            </w:r>
-            <w:proofErr w:type="spellStart"/>
-            <w:r>
-              <w:rPr>
-                <w:rFonts w:ascii="Consolas" w:hAnsi="Consolas"/>
-                <w:sz w:val="20"/>
-                <w:szCs w:val="20"/>
-              </w:rPr>
-              <w:t>GenAI</w:t>
-            </w:r>
-            <w:proofErr w:type="spellEnd"/>
-            <w:r>
-              <w:rPr>
-                <w:rFonts w:ascii="Consolas" w:hAnsi="Consolas"/>
-                <w:sz w:val="20"/>
-                <w:szCs w:val="20"/>
-              </w:rPr>
-              <w:t>" OR "Abstract":"</w:t>
-            </w:r>
-            <w:proofErr w:type="spellStart"/>
-            <w:r>
-              <w:rPr>
-                <w:rFonts w:ascii="Consolas" w:hAnsi="Consolas"/>
-                <w:sz w:val="20"/>
-                <w:szCs w:val="20"/>
-              </w:rPr>
-              <w:t>Generative</w:t>
-            </w:r>
-            <w:proofErr w:type="spellEnd"/>
-            <w:r>
-              <w:rPr>
-                <w:rFonts w:ascii="Consolas" w:hAnsi="Consolas"/>
-                <w:sz w:val="20"/>
-                <w:szCs w:val="20"/>
-              </w:rPr>
-              <w:t xml:space="preserve"> AI" OR</w:t>
-            </w:r>
-          </w:p>
-          <w:p>
-            <w:pPr>
-              <w:jc w:val="both"/>
-              <w:rPr>
-                <w:rFonts w:ascii="Consolas" w:hAnsi="Consolas"/>
-                <w:sz w:val="20"/>
-                <w:szCs w:val="20"/>
-              </w:rPr>
-            </w:pPr>
-            <w:r>
-              <w:rPr>
-                <w:rFonts w:ascii="Consolas" w:hAnsi="Consolas"/>
-                <w:sz w:val="20"/>
-                <w:szCs w:val="20"/>
-              </w:rPr>
-              <w:t xml:space="preserve"> "</w:t>
-            </w:r>
-            <w:proofErr w:type="spellStart"/>
-            <w:r>
-              <w:rPr>
-                <w:rFonts w:ascii="Consolas" w:hAnsi="Consolas"/>
-                <w:sz w:val="20"/>
-                <w:szCs w:val="20"/>
-              </w:rPr>
-              <w:t>Author</w:t>
-            </w:r>
-            <w:proofErr w:type="spellEnd"/>
-            <w:r>
-              <w:rPr>
-                <w:rFonts w:ascii="Consolas" w:hAnsi="Consolas"/>
-                <w:sz w:val="20"/>
-                <w:szCs w:val="20"/>
-              </w:rPr>
-              <w:t xml:space="preserve"> </w:t>
-            </w:r>
-            <w:proofErr w:type="spellStart"/>
-            <w:r>
-              <w:rPr>
-                <w:rFonts w:ascii="Consolas" w:hAnsi="Consolas"/>
-                <w:sz w:val="20"/>
-                <w:szCs w:val="20"/>
-              </w:rPr>
-              <w:t>Keywords":"LLM</w:t>
-            </w:r>
-            <w:proofErr w:type="spellEnd"/>
-            <w:r>
-              <w:rPr>
-                <w:rFonts w:ascii="Consolas" w:hAnsi="Consolas"/>
-                <w:sz w:val="20"/>
-                <w:szCs w:val="20"/>
-              </w:rPr>
-              <w:t>" OR "</w:t>
-            </w:r>
-            <w:proofErr w:type="spellStart"/>
-            <w:r>
-              <w:rPr>
-                <w:rFonts w:ascii="Consolas" w:hAnsi="Consolas"/>
-                <w:sz w:val="20"/>
-                <w:szCs w:val="20"/>
-              </w:rPr>
-              <w:t>Author</w:t>
-            </w:r>
-            <w:proofErr w:type="spellEnd"/>
-            <w:r>
-              <w:rPr>
-                <w:rFonts w:ascii="Consolas" w:hAnsi="Consolas"/>
-                <w:sz w:val="20"/>
-                <w:szCs w:val="20"/>
-              </w:rPr>
-              <w:t xml:space="preserve"> </w:t>
-            </w:r>
-            <w:proofErr w:type="spellStart"/>
-            <w:r>
-              <w:rPr>
-                <w:rFonts w:ascii="Consolas" w:hAnsi="Consolas"/>
-                <w:sz w:val="20"/>
-                <w:szCs w:val="20"/>
-              </w:rPr>
-              <w:t>Keywords":"Large</w:t>
-            </w:r>
-            <w:proofErr w:type="spellEnd"/>
-            <w:r>
-              <w:rPr>
-                <w:rFonts w:ascii="Consolas" w:hAnsi="Consolas"/>
-                <w:sz w:val="20"/>
-                <w:szCs w:val="20"/>
-              </w:rPr>
-              <w:t xml:space="preserve"> </w:t>
-            </w:r>
-            <w:proofErr w:type="spellStart"/>
-            <w:r>
-              <w:rPr>
-                <w:rFonts w:ascii="Consolas" w:hAnsi="Consolas"/>
-                <w:sz w:val="20"/>
-                <w:szCs w:val="20"/>
-              </w:rPr>
-              <w:t>Language</w:t>
-            </w:r>
-            <w:proofErr w:type="spellEnd"/>
-            <w:r>
-              <w:rPr>
-                <w:rFonts w:ascii="Consolas" w:hAnsi="Consolas"/>
-                <w:sz w:val="20"/>
-                <w:szCs w:val="20"/>
-              </w:rPr>
-              <w:t xml:space="preserve"> Model" OR "</w:t>
-            </w:r>
-            <w:proofErr w:type="spellStart"/>
-            <w:r>
-              <w:rPr>
-                <w:rFonts w:ascii="Consolas" w:hAnsi="Consolas"/>
-                <w:sz w:val="20"/>
-                <w:szCs w:val="20"/>
-              </w:rPr>
-              <w:t>Author</w:t>
-            </w:r>
-            <w:proofErr w:type="spellEnd"/>
-            <w:r>
-              <w:rPr>
-                <w:rFonts w:ascii="Consolas" w:hAnsi="Consolas"/>
-                <w:sz w:val="20"/>
-                <w:szCs w:val="20"/>
-              </w:rPr>
-              <w:t xml:space="preserve"> Keywords":"</w:t>
-            </w:r>
-            <w:proofErr w:type="spellStart"/>
-            <w:r>
-              <w:rPr>
-                <w:rFonts w:ascii="Consolas" w:hAnsi="Consolas"/>
-                <w:sz w:val="20"/>
-                <w:szCs w:val="20"/>
-              </w:rPr>
-              <w:t>GenAI</w:t>
-            </w:r>
-            <w:proofErr w:type="spellEnd"/>
-            <w:r>
-              <w:rPr>
-                <w:rFonts w:ascii="Consolas" w:hAnsi="Consolas"/>
-                <w:sz w:val="20"/>
-                <w:szCs w:val="20"/>
-              </w:rPr>
-              <w:t>" OR "</w:t>
-            </w:r>
-            <w:proofErr w:type="spellStart"/>
-            <w:r>
-              <w:rPr>
-                <w:rFonts w:ascii="Consolas" w:hAnsi="Consolas"/>
-                <w:sz w:val="20"/>
-                <w:szCs w:val="20"/>
-              </w:rPr>
-              <w:t>Author</w:t>
-            </w:r>
-            <w:proofErr w:type="spellEnd"/>
-            <w:r>
-              <w:rPr>
-                <w:rFonts w:ascii="Consolas" w:hAnsi="Consolas"/>
-                <w:sz w:val="20"/>
-                <w:szCs w:val="20"/>
-              </w:rPr>
-              <w:t xml:space="preserve"> Keywords":"</w:t>
-            </w:r>
-            <w:proofErr w:type="spellStart"/>
-            <w:r>
-              <w:rPr>
-                <w:rFonts w:ascii="Consolas" w:hAnsi="Consolas"/>
-                <w:sz w:val="20"/>
-                <w:szCs w:val="20"/>
-              </w:rPr>
-              <w:t>Generative</w:t>
-            </w:r>
-            <w:proofErr w:type="spellEnd"/>
-            <w:r>
-              <w:rPr>
-                <w:rFonts w:ascii="Consolas" w:hAnsi="Consolas"/>
-                <w:sz w:val="20"/>
-                <w:szCs w:val="20"/>
-              </w:rPr>
-              <w:t xml:space="preserve"> AI")</w:t>
+              <w:t xml:space="preserve"> "Author Keywords":"LLM" OR "Author Keywords":"Large Language Model" OR "Author Keywords":"GenAI" OR "Author Keywords":"Generative AI")</w:t>
             </w:r>
           </w:p>
         </w:tc>
@@ -6354,23 +2689,7 @@
           <w:b/>
           <w:bCs/>
         </w:rPr>
-        <w:t xml:space="preserve">.1. </w:t>
-      </w:r>
-      <w:proofErr w:type="spellStart"/>
-      <w:r>
-        <w:rPr>
-          <w:b/>
-          <w:bCs/>
-        </w:rPr>
-        <w:t>String</w:t>
-      </w:r>
-      <w:proofErr w:type="spellEnd"/>
-      <w:r>
-        <w:rPr>
-          <w:b/>
-          <w:bCs/>
-        </w:rPr>
-        <w:t xml:space="preserve"> adaptada para sintaxe</w:t>
+        <w:t>.1. String adaptada para sintaxe</w:t>
       </w:r>
       <w:r>
         <w:rPr>
@@ -6445,365 +2764,41 @@
                 <w:sz w:val="20"/>
                 <w:szCs w:val="20"/>
               </w:rPr>
-              <w:t>TITLE-ABS-</w:t>
-            </w:r>
-            <w:proofErr w:type="gramStart"/>
-            <w:r>
+              <w:t>TITLE-ABS-KEY("source code" OR "source codes" OR "codebase" OR "code repository" OR "code search")</w:t>
+            </w:r>
+          </w:p>
+          <w:p>
+            <w:pPr>
               <w:rPr>
                 <w:rFonts w:ascii="Consolas" w:hAnsi="Consolas"/>
                 <w:sz w:val="20"/>
                 <w:szCs w:val="20"/>
               </w:rPr>
-              <w:t>KEY(</w:t>
-            </w:r>
-            <w:proofErr w:type="gramEnd"/>
+            </w:pPr>
             <w:r>
               <w:rPr>
                 <w:rFonts w:ascii="Consolas" w:hAnsi="Consolas"/>
                 <w:sz w:val="20"/>
                 <w:szCs w:val="20"/>
               </w:rPr>
-              <w:t>"</w:t>
-            </w:r>
-            <w:proofErr w:type="spellStart"/>
-            <w:r>
+              <w:t>AND TITLE-ABS-KEY("Retrieval-Augmented Generation" OR "Retrieval Augmented Generation" OR "RAG")</w:t>
+            </w:r>
+          </w:p>
+          <w:p>
+            <w:pPr>
               <w:rPr>
                 <w:rFonts w:ascii="Consolas" w:hAnsi="Consolas"/>
                 <w:sz w:val="20"/>
                 <w:szCs w:val="20"/>
               </w:rPr>
-              <w:t>source</w:t>
-            </w:r>
-            <w:proofErr w:type="spellEnd"/>
+            </w:pPr>
             <w:r>
               <w:rPr>
                 <w:rFonts w:ascii="Consolas" w:hAnsi="Consolas"/>
                 <w:sz w:val="20"/>
                 <w:szCs w:val="20"/>
               </w:rPr>
-              <w:t xml:space="preserve"> </w:t>
-            </w:r>
-            <w:proofErr w:type="spellStart"/>
-            <w:r>
-              <w:rPr>
-                <w:rFonts w:ascii="Consolas" w:hAnsi="Consolas"/>
-                <w:sz w:val="20"/>
-                <w:szCs w:val="20"/>
-              </w:rPr>
-              <w:t>code</w:t>
-            </w:r>
-            <w:proofErr w:type="spellEnd"/>
-            <w:r>
-              <w:rPr>
-                <w:rFonts w:ascii="Consolas" w:hAnsi="Consolas"/>
-                <w:sz w:val="20"/>
-                <w:szCs w:val="20"/>
-              </w:rPr>
-              <w:t>" OR "</w:t>
-            </w:r>
-            <w:proofErr w:type="spellStart"/>
-            <w:r>
-              <w:rPr>
-                <w:rFonts w:ascii="Consolas" w:hAnsi="Consolas"/>
-                <w:sz w:val="20"/>
-                <w:szCs w:val="20"/>
-              </w:rPr>
-              <w:t>source</w:t>
-            </w:r>
-            <w:proofErr w:type="spellEnd"/>
-            <w:r>
-              <w:rPr>
-                <w:rFonts w:ascii="Consolas" w:hAnsi="Consolas"/>
-                <w:sz w:val="20"/>
-                <w:szCs w:val="20"/>
-              </w:rPr>
-              <w:t xml:space="preserve"> </w:t>
-            </w:r>
-            <w:proofErr w:type="spellStart"/>
-            <w:r>
-              <w:rPr>
-                <w:rFonts w:ascii="Consolas" w:hAnsi="Consolas"/>
-                <w:sz w:val="20"/>
-                <w:szCs w:val="20"/>
-              </w:rPr>
-              <w:t>codes</w:t>
-            </w:r>
-            <w:proofErr w:type="spellEnd"/>
-            <w:r>
-              <w:rPr>
-                <w:rFonts w:ascii="Consolas" w:hAnsi="Consolas"/>
-                <w:sz w:val="20"/>
-                <w:szCs w:val="20"/>
-              </w:rPr>
-              <w:t>" OR "</w:t>
-            </w:r>
-            <w:proofErr w:type="spellStart"/>
-            <w:r>
-              <w:rPr>
-                <w:rFonts w:ascii="Consolas" w:hAnsi="Consolas"/>
-                <w:sz w:val="20"/>
-                <w:szCs w:val="20"/>
-              </w:rPr>
-              <w:t>codebase</w:t>
-            </w:r>
-            <w:proofErr w:type="spellEnd"/>
-            <w:r>
-              <w:rPr>
-                <w:rFonts w:ascii="Consolas" w:hAnsi="Consolas"/>
-                <w:sz w:val="20"/>
-                <w:szCs w:val="20"/>
-              </w:rPr>
-              <w:t>" OR "</w:t>
-            </w:r>
-            <w:proofErr w:type="spellStart"/>
-            <w:r>
-              <w:rPr>
-                <w:rFonts w:ascii="Consolas" w:hAnsi="Consolas"/>
-                <w:sz w:val="20"/>
-                <w:szCs w:val="20"/>
-              </w:rPr>
-              <w:t>code</w:t>
-            </w:r>
-            <w:proofErr w:type="spellEnd"/>
-            <w:r>
-              <w:rPr>
-                <w:rFonts w:ascii="Consolas" w:hAnsi="Consolas"/>
-                <w:sz w:val="20"/>
-                <w:szCs w:val="20"/>
-              </w:rPr>
-              <w:t xml:space="preserve"> </w:t>
-            </w:r>
-            <w:proofErr w:type="spellStart"/>
-            <w:r>
-              <w:rPr>
-                <w:rFonts w:ascii="Consolas" w:hAnsi="Consolas"/>
-                <w:sz w:val="20"/>
-                <w:szCs w:val="20"/>
-              </w:rPr>
-              <w:t>repository</w:t>
-            </w:r>
-            <w:proofErr w:type="spellEnd"/>
-            <w:r>
-              <w:rPr>
-                <w:rFonts w:ascii="Consolas" w:hAnsi="Consolas"/>
-                <w:sz w:val="20"/>
-                <w:szCs w:val="20"/>
-              </w:rPr>
-              <w:t>" OR "</w:t>
-            </w:r>
-            <w:proofErr w:type="spellStart"/>
-            <w:r>
-              <w:rPr>
-                <w:rFonts w:ascii="Consolas" w:hAnsi="Consolas"/>
-                <w:sz w:val="20"/>
-                <w:szCs w:val="20"/>
-              </w:rPr>
-              <w:t>code</w:t>
-            </w:r>
-            <w:proofErr w:type="spellEnd"/>
-            <w:r>
-              <w:rPr>
-                <w:rFonts w:ascii="Consolas" w:hAnsi="Consolas"/>
-                <w:sz w:val="20"/>
-                <w:szCs w:val="20"/>
-              </w:rPr>
-              <w:t xml:space="preserve"> </w:t>
-            </w:r>
-            <w:proofErr w:type="spellStart"/>
-            <w:r>
-              <w:rPr>
-                <w:rFonts w:ascii="Consolas" w:hAnsi="Consolas"/>
-                <w:sz w:val="20"/>
-                <w:szCs w:val="20"/>
-              </w:rPr>
-              <w:t>search</w:t>
-            </w:r>
-            <w:proofErr w:type="spellEnd"/>
-            <w:r>
-              <w:rPr>
-                <w:rFonts w:ascii="Consolas" w:hAnsi="Consolas"/>
-                <w:sz w:val="20"/>
-                <w:szCs w:val="20"/>
-              </w:rPr>
-              <w:t>")</w:t>
-            </w:r>
-          </w:p>
-          <w:p>
-            <w:pPr>
-              <w:rPr>
-                <w:rFonts w:ascii="Consolas" w:hAnsi="Consolas"/>
-                <w:sz w:val="20"/>
-                <w:szCs w:val="20"/>
-              </w:rPr>
-            </w:pPr>
-            <w:r>
-              <w:rPr>
-                <w:rFonts w:ascii="Consolas" w:hAnsi="Consolas"/>
-                <w:sz w:val="20"/>
-                <w:szCs w:val="20"/>
-              </w:rPr>
-              <w:t>AND TITLE-ABS-</w:t>
-            </w:r>
-            <w:proofErr w:type="gramStart"/>
-            <w:r>
-              <w:rPr>
-                <w:rFonts w:ascii="Consolas" w:hAnsi="Consolas"/>
-                <w:sz w:val="20"/>
-                <w:szCs w:val="20"/>
-              </w:rPr>
-              <w:t>KEY(</w:t>
-            </w:r>
-            <w:proofErr w:type="gramEnd"/>
-            <w:r>
-              <w:rPr>
-                <w:rFonts w:ascii="Consolas" w:hAnsi="Consolas"/>
-                <w:sz w:val="20"/>
-                <w:szCs w:val="20"/>
-              </w:rPr>
-              <w:t>"</w:t>
-            </w:r>
-            <w:proofErr w:type="spellStart"/>
-            <w:r>
-              <w:rPr>
-                <w:rFonts w:ascii="Consolas" w:hAnsi="Consolas"/>
-                <w:sz w:val="20"/>
-                <w:szCs w:val="20"/>
-              </w:rPr>
-              <w:t>Retrieval-Augmented</w:t>
-            </w:r>
-            <w:proofErr w:type="spellEnd"/>
-            <w:r>
-              <w:rPr>
-                <w:rFonts w:ascii="Consolas" w:hAnsi="Consolas"/>
-                <w:sz w:val="20"/>
-                <w:szCs w:val="20"/>
-              </w:rPr>
-              <w:t xml:space="preserve"> Generation" OR "</w:t>
-            </w:r>
-            <w:proofErr w:type="spellStart"/>
-            <w:r>
-              <w:rPr>
-                <w:rFonts w:ascii="Consolas" w:hAnsi="Consolas"/>
-                <w:sz w:val="20"/>
-                <w:szCs w:val="20"/>
-              </w:rPr>
-              <w:t>Retrieval</w:t>
-            </w:r>
-            <w:proofErr w:type="spellEnd"/>
-            <w:r>
-              <w:rPr>
-                <w:rFonts w:ascii="Consolas" w:hAnsi="Consolas"/>
-                <w:sz w:val="20"/>
-                <w:szCs w:val="20"/>
-              </w:rPr>
-              <w:t xml:space="preserve"> </w:t>
-            </w:r>
-            <w:proofErr w:type="spellStart"/>
-            <w:r>
-              <w:rPr>
-                <w:rFonts w:ascii="Consolas" w:hAnsi="Consolas"/>
-                <w:sz w:val="20"/>
-                <w:szCs w:val="20"/>
-              </w:rPr>
-              <w:t>Augmented</w:t>
-            </w:r>
-            <w:proofErr w:type="spellEnd"/>
-            <w:r>
-              <w:rPr>
-                <w:rFonts w:ascii="Consolas" w:hAnsi="Consolas"/>
-                <w:sz w:val="20"/>
-                <w:szCs w:val="20"/>
-              </w:rPr>
-              <w:t xml:space="preserve"> Generation" OR "RAG")</w:t>
-            </w:r>
-          </w:p>
-          <w:p>
-            <w:pPr>
-              <w:rPr>
-                <w:rFonts w:ascii="Consolas" w:hAnsi="Consolas"/>
-                <w:sz w:val="20"/>
-                <w:szCs w:val="20"/>
-              </w:rPr>
-            </w:pPr>
-            <w:r>
-              <w:rPr>
-                <w:rFonts w:ascii="Consolas" w:hAnsi="Consolas"/>
-                <w:sz w:val="20"/>
-                <w:szCs w:val="20"/>
-              </w:rPr>
-              <w:t>AND TITLE-ABS-</w:t>
-            </w:r>
-            <w:proofErr w:type="gramStart"/>
-            <w:r>
-              <w:rPr>
-                <w:rFonts w:ascii="Consolas" w:hAnsi="Consolas"/>
-                <w:sz w:val="20"/>
-                <w:szCs w:val="20"/>
-              </w:rPr>
-              <w:t>KEY(</w:t>
-            </w:r>
-            <w:proofErr w:type="gramEnd"/>
-            <w:r>
-              <w:rPr>
-                <w:rFonts w:ascii="Consolas" w:hAnsi="Consolas"/>
-                <w:sz w:val="20"/>
-                <w:szCs w:val="20"/>
-              </w:rPr>
-              <w:t xml:space="preserve">"LLM" OR "Large </w:t>
-            </w:r>
-            <w:proofErr w:type="spellStart"/>
-            <w:r>
-              <w:rPr>
-                <w:rFonts w:ascii="Consolas" w:hAnsi="Consolas"/>
-                <w:sz w:val="20"/>
-                <w:szCs w:val="20"/>
-              </w:rPr>
-              <w:t>Language</w:t>
-            </w:r>
-            <w:proofErr w:type="spellEnd"/>
-            <w:r>
-              <w:rPr>
-                <w:rFonts w:ascii="Consolas" w:hAnsi="Consolas"/>
-                <w:sz w:val="20"/>
-                <w:szCs w:val="20"/>
-              </w:rPr>
-              <w:t xml:space="preserve"> Model" OR "</w:t>
-            </w:r>
-            <w:proofErr w:type="spellStart"/>
-            <w:r>
-              <w:rPr>
-                <w:rFonts w:ascii="Consolas" w:hAnsi="Consolas"/>
-                <w:sz w:val="20"/>
-                <w:szCs w:val="20"/>
-              </w:rPr>
-              <w:t>GenAI</w:t>
-            </w:r>
-            <w:proofErr w:type="spellEnd"/>
-            <w:r>
-              <w:rPr>
-                <w:rFonts w:ascii="Consolas" w:hAnsi="Consolas"/>
-                <w:sz w:val="20"/>
-                <w:szCs w:val="20"/>
-              </w:rPr>
-              <w:t>" OR "</w:t>
-            </w:r>
-            <w:proofErr w:type="spellStart"/>
-            <w:r>
-              <w:rPr>
-                <w:rFonts w:ascii="Consolas" w:hAnsi="Consolas"/>
-                <w:sz w:val="20"/>
-                <w:szCs w:val="20"/>
-              </w:rPr>
-              <w:t>Generative</w:t>
-            </w:r>
-            <w:proofErr w:type="spellEnd"/>
-            <w:r>
-              <w:rPr>
-                <w:rFonts w:ascii="Consolas" w:hAnsi="Consolas"/>
-                <w:sz w:val="20"/>
-                <w:szCs w:val="20"/>
-              </w:rPr>
-              <w:t xml:space="preserve"> AI")</w:t>
+              <w:t>AND TITLE-ABS-KEY("LLM" OR "Large Language Model" OR "GenAI" OR "Generative AI")</w:t>
             </w:r>
           </w:p>
         </w:tc>
@@ -6834,85 +2829,21 @@
           <w:i/>
           <w:iCs/>
         </w:rPr>
-        <w:t xml:space="preserve">Observação: As bases selecionadas apresentam sobreposição intencional de cobertura. O Scopus indexa publicações da ACM e do IEEE, podendo duplicar resultados já retornados pela ACM Digital Library e pelo IEEE </w:t>
-      </w:r>
-      <w:proofErr w:type="spellStart"/>
+        <w:t xml:space="preserve">Observação: As bases selecionadas apresentam sobreposição intencional de cobertura. O Scopus indexa publicações da ACM e do IEEE, podendo duplicar resultados já retornados pela ACM Digital Library e pelo IEEE Xplore. Adicionalmente, alguns venues são co-publicados por mais de uma editora </w:t>
+      </w:r>
       <w:r>
         <w:rPr>
           <w:i/>
           <w:iCs/>
         </w:rPr>
-        <w:t>Xplore</w:t>
-      </w:r>
-      <w:proofErr w:type="spellEnd"/>
+        <w:t>(</w:t>
+      </w:r>
       <w:r>
         <w:rPr>
           <w:i/>
           <w:iCs/>
         </w:rPr>
-        <w:t xml:space="preserve">. Adicionalmente, alguns </w:t>
-      </w:r>
-      <w:proofErr w:type="spellStart"/>
-      <w:r>
-        <w:rPr>
-          <w:i/>
-          <w:iCs/>
-        </w:rPr>
-        <w:t>venues</w:t>
-      </w:r>
-      <w:proofErr w:type="spellEnd"/>
-      <w:r>
-        <w:rPr>
-          <w:i/>
-          <w:iCs/>
-        </w:rPr>
-        <w:t xml:space="preserve"> são </w:t>
-      </w:r>
-      <w:proofErr w:type="spellStart"/>
-      <w:r>
-        <w:rPr>
-          <w:i/>
-          <w:iCs/>
-        </w:rPr>
-        <w:t>co-publicados</w:t>
-      </w:r>
-      <w:proofErr w:type="spellEnd"/>
-      <w:r>
-        <w:rPr>
-          <w:i/>
-          <w:iCs/>
-        </w:rPr>
-        <w:t xml:space="preserve"> por mais de uma editora </w:t>
-      </w:r>
-      <w:r>
-        <w:rPr>
-          <w:i/>
-          <w:iCs/>
-        </w:rPr>
-        <w:t>(</w:t>
-      </w:r>
-      <w:r>
-        <w:rPr>
-          <w:i/>
-          <w:iCs/>
-        </w:rPr>
-        <w:t xml:space="preserve">notadamente o ICSE, </w:t>
-      </w:r>
-      <w:proofErr w:type="spellStart"/>
-      <w:r>
-        <w:rPr>
-          <w:i/>
-          <w:iCs/>
-        </w:rPr>
-        <w:t>co-publicado</w:t>
-      </w:r>
-      <w:proofErr w:type="spellEnd"/>
-      <w:r>
-        <w:rPr>
-          <w:i/>
-          <w:iCs/>
-        </w:rPr>
-        <w:t xml:space="preserve"> pela ACM e pelo IEEE</w:t>
+        <w:t>notadamente o ICSE, co-publicado pela ACM e pelo IEEE</w:t>
       </w:r>
       <w:r>
         <w:rPr>
@@ -7374,15 +3305,7 @@
               <w:t>e</w:t>
             </w:r>
             <w:r>
-              <w:t xml:space="preserve">m caso de mesmo trabalho em múltiplos </w:t>
-            </w:r>
-            <w:proofErr w:type="spellStart"/>
-            <w:r>
-              <w:t>venues</w:t>
-            </w:r>
-            <w:proofErr w:type="spellEnd"/>
-            <w:r>
-              <w:t xml:space="preserve">, manter apenas a versão publicada com </w:t>
+              <w:t xml:space="preserve">m caso de mesmo trabalho em múltiplos venues, manter apenas a versão publicada com </w:t>
             </w:r>
             <w:r>
               <w:t>revisão</w:t>
@@ -7479,26 +3402,12 @@
             <w:r>
               <w:t xml:space="preserve">: </w:t>
             </w:r>
-            <w:proofErr w:type="spellStart"/>
-            <w:r>
-              <w:t>preprints</w:t>
-            </w:r>
-            <w:proofErr w:type="spellEnd"/>
-            <w:r>
-              <w:t xml:space="preserve">, relatórios técnicos, </w:t>
-            </w:r>
-            <w:proofErr w:type="spellStart"/>
-            <w:r>
-              <w:t>whitepapers</w:t>
-            </w:r>
-            <w:proofErr w:type="spellEnd"/>
-            <w:r>
-              <w:t>, posts, capítulos de livro, livros, teses</w:t>
+            <w:r>
+              <w:t>preprints, relatórios técnicos, whitepapers, posts, capítulos de livro, livros, teses</w:t>
             </w:r>
             <w:r>
               <w:t xml:space="preserve">, </w:t>
             </w:r>
-            <w:proofErr w:type="gramStart"/>
             <w:r>
               <w:t>dissertações</w:t>
             </w:r>
@@ -7508,7 +3417,6 @@
             <w:r>
               <w:t>.</w:t>
             </w:r>
-            <w:proofErr w:type="gramEnd"/>
           </w:p>
         </w:tc>
       </w:tr>
@@ -7684,15 +3592,7 @@
         <w:t>)</w:t>
       </w:r>
       <w:r>
-        <w:t xml:space="preserve">, IEEE </w:t>
-      </w:r>
-      <w:proofErr w:type="spellStart"/>
-      <w:r>
-        <w:t>Xplore</w:t>
-      </w:r>
-      <w:proofErr w:type="spellEnd"/>
-      <w:r>
-        <w:t xml:space="preserve"> (n = </w:t>
+        <w:t xml:space="preserve">, IEEE Xplore (n = </w:t>
       </w:r>
       <w:r>
         <w:t>39</w:t>
@@ -7716,200 +3616,91 @@
         <w:t>. Para dar suporte ao gerenciamento e à seleção desses estudos, os metadados</w:t>
       </w:r>
       <w:r>
-        <w:t xml:space="preserve"> (.</w:t>
-      </w:r>
-      <w:proofErr w:type="spellStart"/>
-      <w:r>
-        <w:t>bib</w:t>
-      </w:r>
-      <w:proofErr w:type="spellEnd"/>
+        <w:t xml:space="preserve"> (.bib)</w:t>
+      </w:r>
+      <w:r>
+        <w:t xml:space="preserve"> foram importados para a plataforma Rayyan (OUZZANI et al., 2016). Por meio das funcionalidades da ferramenta, foi executado o processo automatizado de detecção de similaridade, resultando na identificação e remoção de </w:t>
+      </w:r>
+      <w:r>
+        <w:t>43</w:t>
+      </w:r>
+      <w:r>
+        <w:t xml:space="preserve"> registros duplicados</w:t>
+      </w:r>
+      <w:r>
+        <w:t>.</w:t>
+      </w:r>
+      <w:r>
+        <w:t xml:space="preserve"> </w:t>
+      </w:r>
+      <w:r>
+        <w:t>Durante a triagem, foi identificado adicionalmente que o artigo "N-CATS: A Neural Network Classification Automatic Taxonomy System" constituía uma duplicata não detectada automaticamente</w:t>
+      </w:r>
+      <w:r>
+        <w:t xml:space="preserve"> (</w:t>
+      </w:r>
+      <w:r>
+        <w:t>totalizando 44 registros duplicados removidos e restando 129 artigos únicos para avaliação</w:t>
+      </w:r>
       <w:r>
         <w:t>)</w:t>
       </w:r>
       <w:r>
-        <w:t xml:space="preserve"> foram importados para a plataforma </w:t>
-      </w:r>
-      <w:proofErr w:type="spellStart"/>
-      <w:r>
-        <w:t>Rayyan</w:t>
-      </w:r>
-      <w:proofErr w:type="spellEnd"/>
-      <w:r>
-        <w:t xml:space="preserve"> (OUZZANI et al., 2016). Por meio das funcionalidades da ferramenta, foi executado o processo automatizado de detecção de similaridade, resultando na identificação e remoção de </w:t>
-      </w:r>
-      <w:r>
-        <w:t>43</w:t>
-      </w:r>
-      <w:r>
-        <w:t xml:space="preserve"> registros duplicados</w:t>
-      </w:r>
-      <w:r>
-        <w:t>.</w:t>
+        <w:t xml:space="preserve">. </w:t>
+      </w:r>
+      <w:r>
+        <w:t>A</w:t>
+      </w:r>
+      <w:r>
+        <w:t xml:space="preserve"> análise preliminar de títulos e resumos </w:t>
+      </w:r>
+      <w:r>
+        <w:t>l</w:t>
+      </w:r>
+      <w:r>
+        <w:t xml:space="preserve">evou à exclusão de </w:t>
+      </w:r>
+      <w:r>
+        <w:t>6</w:t>
+      </w:r>
+      <w:r>
+        <w:t>6</w:t>
+      </w:r>
+      <w:r>
+        <w:t xml:space="preserve"> estudos que não atendiam aos critérios de elegibilidade</w:t>
+      </w:r>
+      <w:r>
+        <w:t xml:space="preserve">, resultando em </w:t>
+      </w:r>
+      <w:r>
+        <w:t>63</w:t>
+      </w:r>
+      <w:r>
+        <w:t xml:space="preserve"> estudos primários</w:t>
       </w:r>
       <w:r>
         <w:t xml:space="preserve"> </w:t>
       </w:r>
       <w:r>
-        <w:t xml:space="preserve">Durante a triagem, foi identificado adicionalmente que o artigo "N-CATS: A Neural Network </w:t>
-      </w:r>
-      <w:proofErr w:type="spellStart"/>
-      <w:r>
-        <w:t>Classification</w:t>
-      </w:r>
-      <w:proofErr w:type="spellEnd"/>
-      <w:r>
-        <w:t xml:space="preserve"> </w:t>
-      </w:r>
-      <w:proofErr w:type="spellStart"/>
-      <w:r>
-        <w:t>Automatic</w:t>
-      </w:r>
-      <w:proofErr w:type="spellEnd"/>
-      <w:r>
-        <w:t xml:space="preserve"> </w:t>
-      </w:r>
-      <w:proofErr w:type="spellStart"/>
-      <w:r>
-        <w:t>Taxonomy</w:t>
-      </w:r>
-      <w:proofErr w:type="spellEnd"/>
-      <w:r>
-        <w:t xml:space="preserve"> System" constituía uma duplicata não detectada automaticamente</w:t>
+        <w:t>selecionados</w:t>
+      </w:r>
+      <w:r>
+        <w:t xml:space="preserve"> para extração de dados</w:t>
+      </w:r>
+      <w:r>
+        <w:t xml:space="preserve">, incluindo </w:t>
+      </w:r>
+      <w:r>
+        <w:t>um classificado como</w:t>
+      </w:r>
+      <w:r>
+        <w:t xml:space="preserve"> dúvida</w:t>
       </w:r>
       <w:r>
         <w:t xml:space="preserve"> (</w:t>
       </w:r>
       <w:r>
-        <w:t>totalizando 44 registros duplicados removidos e restando 129 artigos únicos para avaliação</w:t>
-      </w:r>
-      <w:r>
-        <w:t>)</w:t>
-      </w:r>
-      <w:r>
-        <w:t xml:space="preserve">. </w:t>
-      </w:r>
-      <w:r>
-        <w:t>A</w:t>
-      </w:r>
-      <w:r>
-        <w:t xml:space="preserve"> análise preliminar de títulos e resumos </w:t>
-      </w:r>
-      <w:r>
-        <w:t>l</w:t>
-      </w:r>
-      <w:r>
-        <w:t xml:space="preserve">evou à exclusão de </w:t>
-      </w:r>
-      <w:r>
-        <w:t>6</w:t>
-      </w:r>
-      <w:r>
-        <w:t>6</w:t>
-      </w:r>
-      <w:r>
-        <w:t xml:space="preserve"> estudos que não atendiam aos critérios de elegibilidade</w:t>
-      </w:r>
-      <w:r>
-        <w:t xml:space="preserve">, resultando em </w:t>
-      </w:r>
-      <w:r>
-        <w:t>63</w:t>
-      </w:r>
-      <w:r>
-        <w:t xml:space="preserve"> estudos primários</w:t>
-      </w:r>
-      <w:r>
-        <w:t xml:space="preserve"> </w:t>
-      </w:r>
-      <w:r>
-        <w:t>selecionados</w:t>
-      </w:r>
-      <w:r>
-        <w:t xml:space="preserve"> para extração de dados</w:t>
-      </w:r>
-      <w:r>
-        <w:t xml:space="preserve">, incluindo </w:t>
-      </w:r>
-      <w:r>
-        <w:t>um classificado como</w:t>
-      </w:r>
-      <w:r>
-        <w:t xml:space="preserve"> dúvida</w:t>
-      </w:r>
-      <w:r>
-        <w:t xml:space="preserve"> (</w:t>
-      </w:r>
-      <w:proofErr w:type="spellStart"/>
-      <w:r>
-        <w:t>Lighter</w:t>
-      </w:r>
-      <w:proofErr w:type="spellEnd"/>
-      <w:r>
-        <w:t xml:space="preserve"> </w:t>
-      </w:r>
-      <w:proofErr w:type="spellStart"/>
-      <w:r>
-        <w:t>And</w:t>
-      </w:r>
-      <w:proofErr w:type="spellEnd"/>
-      <w:r>
-        <w:t xml:space="preserve"> </w:t>
-      </w:r>
-      <w:proofErr w:type="spellStart"/>
-      <w:r>
-        <w:t>Better</w:t>
-      </w:r>
-      <w:proofErr w:type="spellEnd"/>
-      <w:r>
-        <w:t xml:space="preserve">: </w:t>
-      </w:r>
-      <w:proofErr w:type="spellStart"/>
-      <w:r>
-        <w:t>Towards</w:t>
-      </w:r>
-      <w:proofErr w:type="spellEnd"/>
-      <w:r>
-        <w:t xml:space="preserve"> </w:t>
-      </w:r>
-      <w:proofErr w:type="spellStart"/>
-      <w:r>
-        <w:t>Flexible</w:t>
-      </w:r>
-      <w:proofErr w:type="spellEnd"/>
-      <w:r>
-        <w:t xml:space="preserve"> </w:t>
-      </w:r>
-      <w:proofErr w:type="spellStart"/>
-      <w:r>
-        <w:t>Context</w:t>
-      </w:r>
-      <w:proofErr w:type="spellEnd"/>
-      <w:r>
-        <w:t xml:space="preserve"> </w:t>
-      </w:r>
-      <w:proofErr w:type="spellStart"/>
-      <w:r>
-        <w:t>Adaptation</w:t>
-      </w:r>
-      <w:proofErr w:type="spellEnd"/>
-      <w:r>
-        <w:t xml:space="preserve"> For </w:t>
-      </w:r>
-      <w:proofErr w:type="spellStart"/>
-      <w:r>
-        <w:t>Retrieval</w:t>
-      </w:r>
-      <w:proofErr w:type="spellEnd"/>
-      <w:r>
-        <w:t xml:space="preserve"> </w:t>
-      </w:r>
-      <w:proofErr w:type="spellStart"/>
-      <w:r>
-        <w:t>Augmented</w:t>
-      </w:r>
-      <w:proofErr w:type="spellEnd"/>
-      <w:r>
-        <w:t xml:space="preserve"> Generation</w:t>
+        <w:t>Lighter And Better: Towards Flexible Context Adaptation For Retrieval Augmented Generation</w:t>
       </w:r>
       <w:r>
         <w:t>).</w:t>
@@ -7992,15 +3783,7 @@
         <w:jc w:val="both"/>
       </w:pPr>
       <w:r>
-        <w:t xml:space="preserve">IEEE </w:t>
-      </w:r>
-      <w:proofErr w:type="spellStart"/>
-      <w:r>
-        <w:t>Xplore</w:t>
-      </w:r>
-      <w:proofErr w:type="spellEnd"/>
-      <w:r>
-        <w:t>:</w:t>
+        <w:t>IEEE Xplore:</w:t>
       </w:r>
       <w:r>
         <w:t xml:space="preserve"> </w:t>
@@ -8091,23 +3874,7 @@
           <w:b/>
           <w:bCs/>
         </w:rPr>
-        <w:t>Triagem (</w:t>
-      </w:r>
-      <w:proofErr w:type="spellStart"/>
-      <w:r>
-        <w:rPr>
-          <w:b/>
-          <w:bCs/>
-        </w:rPr>
-        <w:t>Screening</w:t>
-      </w:r>
-      <w:proofErr w:type="spellEnd"/>
-      <w:r>
-        <w:rPr>
-          <w:b/>
-          <w:bCs/>
-        </w:rPr>
-        <w:t>):</w:t>
+        <w:t>Triagem (Screening):</w:t>
       </w:r>
       <w:r>
         <w:t xml:space="preserve"> </w:t>
@@ -8145,7 +3912,7 @@
         <w:t>6</w:t>
       </w:r>
       <w:r>
-        <w:t>6</w:t>
+        <w:t>7</w:t>
       </w:r>
       <w:r>
         <w:t xml:space="preserve"> artigos.</w:t>
@@ -8211,7 +3978,7 @@
         <w:t xml:space="preserve"> </w:t>
       </w:r>
       <w:r>
-        <w:t>2</w:t>
+        <w:t>3</w:t>
       </w:r>
     </w:p>
     <w:p>
@@ -8234,7 +4001,10 @@
         <w:t xml:space="preserve"> </w:t>
       </w:r>
       <w:r>
-        <w:t>63</w:t>
+        <w:t>6</w:t>
+      </w:r>
+      <w:r>
+        <w:t>2</w:t>
       </w:r>
       <w:r>
         <w:t xml:space="preserve"> artigos restantes (</w:t>
@@ -8249,13 +4019,19 @@
         <w:t xml:space="preserve"> - </w:t>
       </w:r>
       <w:r>
-        <w:t>66</w:t>
+        <w:t>6</w:t>
+      </w:r>
+      <w:r>
+        <w:t>7</w:t>
       </w:r>
       <w:r>
         <w:t xml:space="preserve"> = </w:t>
       </w:r>
       <w:r>
-        <w:t>63</w:t>
+        <w:t>6</w:t>
+      </w:r>
+      <w:r>
+        <w:t>2</w:t>
       </w:r>
       <w:r>
         <w:t xml:space="preserve">, incluindo 1 </w:t>
@@ -8283,28 +4059,7 @@
           <w:b/>
           <w:bCs/>
         </w:rPr>
-        <w:t>7.</w:t>
-      </w:r>
-      <w:r>
-        <w:rPr>
-          <w:b/>
-          <w:bCs/>
-        </w:rPr>
-        <w:t>2</w:t>
-      </w:r>
-      <w:r>
-        <w:rPr>
-          <w:b/>
-          <w:bCs/>
-        </w:rPr>
-        <w:t>.</w:t>
-      </w:r>
-      <w:r>
-        <w:rPr>
-          <w:b/>
-          <w:bCs/>
-        </w:rPr>
-        <w:t xml:space="preserve"> Diagrama</w:t>
+        <w:t>7.2. Diagrama</w:t>
       </w:r>
       <w:r>
         <w:rPr>
@@ -8409,15 +4164,7 @@
         <w:jc w:val="both"/>
       </w:pPr>
       <w:r>
-        <w:t xml:space="preserve">As ameaças à validade identificadas neste estudo envolvem: 1) a elaboração da </w:t>
-      </w:r>
-      <w:proofErr w:type="spellStart"/>
-      <w:r>
-        <w:t>string</w:t>
-      </w:r>
-      <w:proofErr w:type="spellEnd"/>
-      <w:r>
-        <w:t xml:space="preserve"> de busca; 2) a possível ausência de estudos primários relevantes; 3) a confiabilidade na seleção; 4) a confiabilidade na extração de dados.</w:t>
+        <w:t>As ameaças à validade identificadas neste estudo envolvem: 1) a elaboração da string de busca; 2) a possível ausência de estudos primários relevantes; 3) a confiabilidade na seleção; 4) a confiabilidade na extração de dados.</w:t>
       </w:r>
     </w:p>
     <w:p>
@@ -8426,39 +4173,7 @@
         <w:jc w:val="both"/>
       </w:pPr>
       <w:r>
-        <w:t xml:space="preserve">Para mitigar a ameaça 1, a </w:t>
-      </w:r>
-      <w:proofErr w:type="spellStart"/>
-      <w:r>
-        <w:t>string</w:t>
-      </w:r>
-      <w:proofErr w:type="spellEnd"/>
-      <w:r>
-        <w:t xml:space="preserve"> de busca foi elaborada sistematicamente seguindo o framework PICOC (KITCHENHAM; CHARTERS, 2007), garantindo rastreabilidade entre os termos de busca e os objetivos da pesquisa. A ameaça 1 é diretamente relacionada à ameaça 2, uma vez que estudos relevantes podem não ter sido recuperados caso empreguem terminologia distinta da adotada na </w:t>
-      </w:r>
-      <w:proofErr w:type="spellStart"/>
-      <w:r>
-        <w:t>string</w:t>
-      </w:r>
-      <w:proofErr w:type="spellEnd"/>
-      <w:r>
-        <w:t xml:space="preserve"> canônica. Essa limitação é parcialmente atenuada pela inclusão do termo "</w:t>
-      </w:r>
-      <w:proofErr w:type="spellStart"/>
-      <w:r>
-        <w:t>Generative</w:t>
-      </w:r>
-      <w:proofErr w:type="spellEnd"/>
-      <w:r>
-        <w:t xml:space="preserve"> AI" como hiperônimo, pela cobertura complementar das três bases selecionadas (ACM Digital Library, IEEE </w:t>
-      </w:r>
-      <w:proofErr w:type="spellStart"/>
-      <w:r>
-        <w:t>Xplore</w:t>
-      </w:r>
-      <w:proofErr w:type="spellEnd"/>
-      <w:r>
-        <w:t xml:space="preserve"> e Scopus) e pelo fato de o Scopus indexar publicações das demais bases, ampliando a cobertura indireta.</w:t>
+        <w:t>Para mitigar a ameaça 1, a string de busca foi elaborada sistematicamente seguindo o framework PICOC (KITCHENHAM; CHARTERS, 2007), garantindo rastreabilidade entre os termos de busca e os objetivos da pesquisa. A ameaça 1 é diretamente relacionada à ameaça 2, uma vez que estudos relevantes podem não ter sido recuperados caso empreguem terminologia distinta da adotada na string canônica. Essa limitação é parcialmente atenuada pela inclusão do termo "Generative AI" como hiperônimo, pela cobertura complementar das três bases selecionadas (ACM Digital Library, IEEE Xplore e Scopus) e pelo fato de o Scopus indexar publicações das demais bases, ampliando a cobertura indireta.</w:t>
       </w:r>
     </w:p>
     <w:p>
@@ -8520,153 +4235,23 @@
         <w:jc w:val="both"/>
       </w:pPr>
       <w:r>
-        <w:t xml:space="preserve">BASILI, Victor </w:t>
-      </w:r>
-      <w:proofErr w:type="gramStart"/>
-      <w:r>
-        <w:t>R..</w:t>
-      </w:r>
-      <w:proofErr w:type="gramEnd"/>
-      <w:r>
-        <w:t xml:space="preserve"> Software </w:t>
-      </w:r>
-      <w:proofErr w:type="spellStart"/>
-      <w:r>
-        <w:t>Modeling</w:t>
-      </w:r>
-      <w:proofErr w:type="spellEnd"/>
-      <w:r>
-        <w:t xml:space="preserve"> </w:t>
-      </w:r>
-      <w:proofErr w:type="spellStart"/>
-      <w:r>
-        <w:t>and</w:t>
-      </w:r>
-      <w:proofErr w:type="spellEnd"/>
-      <w:r>
-        <w:t xml:space="preserve"> </w:t>
-      </w:r>
-      <w:proofErr w:type="spellStart"/>
-      <w:r>
-        <w:t>Measurement</w:t>
-      </w:r>
-      <w:proofErr w:type="spellEnd"/>
-      <w:r>
-        <w:t xml:space="preserve">: The </w:t>
-      </w:r>
-      <w:proofErr w:type="spellStart"/>
-      <w:r>
-        <w:t>Goal</w:t>
-      </w:r>
-      <w:proofErr w:type="spellEnd"/>
-      <w:r>
-        <w:t>/</w:t>
-      </w:r>
-      <w:proofErr w:type="spellStart"/>
-      <w:r>
-        <w:t>Question</w:t>
-      </w:r>
-      <w:proofErr w:type="spellEnd"/>
-      <w:r>
-        <w:t>/</w:t>
-      </w:r>
-      <w:proofErr w:type="spellStart"/>
-      <w:r>
-        <w:t>Metric</w:t>
-      </w:r>
-      <w:proofErr w:type="spellEnd"/>
-      <w:r>
-        <w:t xml:space="preserve"> </w:t>
-      </w:r>
-      <w:proofErr w:type="spellStart"/>
-      <w:r>
-        <w:t>Paradigm</w:t>
-      </w:r>
-      <w:proofErr w:type="spellEnd"/>
-      <w:r>
-        <w:t xml:space="preserve">. </w:t>
-      </w:r>
-      <w:proofErr w:type="spellStart"/>
-      <w:r>
-        <w:rPr>
-          <w:b/>
-          <w:bCs/>
-        </w:rPr>
-        <w:t>Institute</w:t>
-      </w:r>
-      <w:proofErr w:type="spellEnd"/>
-      <w:r>
-        <w:rPr>
-          <w:b/>
-          <w:bCs/>
-        </w:rPr>
-        <w:t xml:space="preserve"> for </w:t>
-      </w:r>
-      <w:proofErr w:type="spellStart"/>
-      <w:r>
-        <w:rPr>
-          <w:b/>
-          <w:bCs/>
-        </w:rPr>
-        <w:t>Advanced</w:t>
-      </w:r>
-      <w:proofErr w:type="spellEnd"/>
-      <w:r>
-        <w:rPr>
-          <w:b/>
-          <w:bCs/>
-        </w:rPr>
-        <w:t xml:space="preserve"> Computer </w:t>
-      </w:r>
-      <w:proofErr w:type="spellStart"/>
-      <w:r>
-        <w:rPr>
-          <w:b/>
-          <w:bCs/>
-        </w:rPr>
-        <w:t>Studies</w:t>
-      </w:r>
-      <w:proofErr w:type="spellEnd"/>
+        <w:t xml:space="preserve">BASILI, Victor R.. Software Modeling and Measurement: The Goal/Question/Metric Paradigm. </w:t>
+      </w:r>
+      <w:r>
+        <w:rPr>
+          <w:b/>
+          <w:bCs/>
+        </w:rPr>
+        <w:t>Institute for Advanced Computer Studies</w:t>
+      </w:r>
       <w:r>
         <w:t>,</w:t>
       </w:r>
       <w:r>
-        <w:t xml:space="preserve"> </w:t>
-      </w:r>
-      <w:proofErr w:type="spellStart"/>
-      <w:r>
-        <w:t>Department</w:t>
-      </w:r>
-      <w:proofErr w:type="spellEnd"/>
-      <w:r>
-        <w:t xml:space="preserve"> </w:t>
-      </w:r>
-      <w:proofErr w:type="spellStart"/>
-      <w:r>
-        <w:t>of</w:t>
-      </w:r>
-      <w:proofErr w:type="spellEnd"/>
-      <w:r>
-        <w:t xml:space="preserve"> Computer Science,</w:t>
-      </w:r>
-      <w:r>
-        <w:t xml:space="preserve"> </w:t>
-      </w:r>
-      <w:proofErr w:type="spellStart"/>
-      <w:r>
-        <w:t>University</w:t>
-      </w:r>
-      <w:proofErr w:type="spellEnd"/>
-      <w:r>
-        <w:t xml:space="preserve"> </w:t>
-      </w:r>
-      <w:proofErr w:type="spellStart"/>
-      <w:r>
-        <w:t>of</w:t>
-      </w:r>
-      <w:proofErr w:type="spellEnd"/>
-      <w:r>
-        <w:t xml:space="preserve"> Maryland, 1992.</w:t>
+        <w:t xml:space="preserve"> Department of Computer Science,</w:t>
+      </w:r>
+      <w:r>
+        <w:t xml:space="preserve"> University of Maryland, 1992.</w:t>
       </w:r>
     </w:p>
     <w:p>
@@ -8679,96 +4264,15 @@
         <w:jc w:val="both"/>
       </w:pPr>
       <w:r>
-        <w:t xml:space="preserve">BASILI, Victor; WEISS, David </w:t>
-      </w:r>
-      <w:proofErr w:type="gramStart"/>
-      <w:r>
-        <w:t>M..</w:t>
-      </w:r>
-      <w:proofErr w:type="gramEnd"/>
-      <w:r>
-        <w:t xml:space="preserve"> A </w:t>
-      </w:r>
-      <w:proofErr w:type="spellStart"/>
-      <w:r>
-        <w:t>Methodology</w:t>
-      </w:r>
-      <w:proofErr w:type="spellEnd"/>
-      <w:r>
-        <w:t xml:space="preserve"> for </w:t>
-      </w:r>
-      <w:proofErr w:type="spellStart"/>
-      <w:r>
-        <w:t>Collecting</w:t>
-      </w:r>
-      <w:proofErr w:type="spellEnd"/>
-      <w:r>
-        <w:t xml:space="preserve"> </w:t>
-      </w:r>
-      <w:proofErr w:type="spellStart"/>
-      <w:r>
-        <w:t>Valid</w:t>
-      </w:r>
-      <w:proofErr w:type="spellEnd"/>
-      <w:r>
-        <w:t xml:space="preserve"> Software </w:t>
-      </w:r>
-      <w:proofErr w:type="spellStart"/>
-      <w:r>
-        <w:t>Engineering</w:t>
-      </w:r>
-      <w:proofErr w:type="spellEnd"/>
-      <w:r>
-        <w:t xml:space="preserve"> Data. </w:t>
-      </w:r>
-      <w:r>
-        <w:rPr>
-          <w:b/>
-          <w:bCs/>
-        </w:rPr>
-        <w:t xml:space="preserve">IEEE </w:t>
-      </w:r>
-      <w:proofErr w:type="spellStart"/>
-      <w:r>
-        <w:rPr>
-          <w:b/>
-          <w:bCs/>
-        </w:rPr>
-        <w:t>Transactions</w:t>
-      </w:r>
-      <w:proofErr w:type="spellEnd"/>
-      <w:r>
-        <w:rPr>
-          <w:b/>
-          <w:bCs/>
-        </w:rPr>
-        <w:t xml:space="preserve"> </w:t>
-      </w:r>
-      <w:proofErr w:type="spellStart"/>
-      <w:r>
-        <w:rPr>
-          <w:b/>
-          <w:bCs/>
-        </w:rPr>
-        <w:t>on</w:t>
-      </w:r>
-      <w:proofErr w:type="spellEnd"/>
-      <w:r>
-        <w:rPr>
-          <w:b/>
-          <w:bCs/>
-        </w:rPr>
-        <w:t xml:space="preserve"> Software </w:t>
-      </w:r>
-      <w:proofErr w:type="spellStart"/>
-      <w:r>
-        <w:rPr>
-          <w:b/>
-          <w:bCs/>
-        </w:rPr>
-        <w:t>Engineering</w:t>
-      </w:r>
-      <w:proofErr w:type="spellEnd"/>
+        <w:t xml:space="preserve">BASILI, Victor; WEISS, David M.. A Methodology for Collecting Valid Software Engineering Data. </w:t>
+      </w:r>
+      <w:r>
+        <w:rPr>
+          <w:b/>
+          <w:bCs/>
+        </w:rPr>
+        <w:t>IEEE Transactions on Software Engineering</w:t>
+      </w:r>
       <w:r>
         <w:t xml:space="preserve">, v. </w:t>
       </w:r>
@@ -8795,31 +4299,7 @@
         <w:jc w:val="both"/>
       </w:pPr>
       <w:r>
-        <w:t xml:space="preserve">DYBA, Tore; KITCHENHAM, Barbara; JORGENSEN, Magne. </w:t>
-      </w:r>
-      <w:proofErr w:type="spellStart"/>
-      <w:r>
-        <w:t>Evidence-based</w:t>
-      </w:r>
-      <w:proofErr w:type="spellEnd"/>
-      <w:r>
-        <w:t xml:space="preserve"> software </w:t>
-      </w:r>
-      <w:proofErr w:type="spellStart"/>
-      <w:r>
-        <w:t>engineering</w:t>
-      </w:r>
-      <w:proofErr w:type="spellEnd"/>
-      <w:r>
-        <w:t xml:space="preserve"> for </w:t>
-      </w:r>
-      <w:proofErr w:type="spellStart"/>
-      <w:r>
-        <w:t>practitioners</w:t>
-      </w:r>
-      <w:proofErr w:type="spellEnd"/>
-      <w:r>
-        <w:t xml:space="preserve">. </w:t>
+        <w:t xml:space="preserve">DYBA, Tore; KITCHENHAM, Barbara; JORGENSEN, Magne. Evidence-based software engineering for practitioners. </w:t>
       </w:r>
       <w:r>
         <w:rPr>
@@ -8850,45 +4330,19 @@
         <w:t>tuart</w:t>
       </w:r>
       <w:r>
-        <w:t xml:space="preserve">. </w:t>
-      </w:r>
-      <w:proofErr w:type="spellStart"/>
-      <w:r>
-        <w:t>Guidelines</w:t>
-      </w:r>
-      <w:proofErr w:type="spellEnd"/>
-      <w:r>
-        <w:t xml:space="preserve"> for </w:t>
-      </w:r>
-      <w:proofErr w:type="spellStart"/>
-      <w:r>
-        <w:t>performing</w:t>
-      </w:r>
-      <w:proofErr w:type="spellEnd"/>
-      <w:r>
-        <w:t xml:space="preserve"> </w:t>
-      </w:r>
-      <w:proofErr w:type="spellStart"/>
+        <w:t xml:space="preserve">. Guidelines for performing </w:t>
+      </w:r>
       <w:r>
         <w:t>S</w:t>
       </w:r>
       <w:r>
-        <w:t>ystematic</w:t>
-      </w:r>
-      <w:proofErr w:type="spellEnd"/>
-      <w:r>
-        <w:t xml:space="preserve"> </w:t>
-      </w:r>
-      <w:proofErr w:type="spellStart"/>
+        <w:t xml:space="preserve">ystematic </w:t>
+      </w:r>
       <w:r>
         <w:t>L</w:t>
       </w:r>
       <w:r>
-        <w:t>iterature</w:t>
-      </w:r>
-      <w:proofErr w:type="spellEnd"/>
-      <w:r>
-        <w:t xml:space="preserve"> </w:t>
+        <w:t xml:space="preserve">iterature </w:t>
       </w:r>
       <w:r>
         <w:t>R</w:t>
@@ -8902,58 +4356,21 @@
       <w:r>
         <w:t xml:space="preserve">oftware </w:t>
       </w:r>
-      <w:proofErr w:type="spellStart"/>
       <w:r>
         <w:t>E</w:t>
       </w:r>
       <w:r>
-        <w:t>ngineering</w:t>
-      </w:r>
-      <w:proofErr w:type="spellEnd"/>
-      <w:r>
-        <w:t xml:space="preserve">. </w:t>
-      </w:r>
-      <w:r>
-        <w:rPr>
-          <w:b/>
-          <w:bCs/>
-        </w:rPr>
-        <w:t xml:space="preserve">EBSE </w:t>
-      </w:r>
-      <w:proofErr w:type="spellStart"/>
-      <w:r>
-        <w:rPr>
-          <w:b/>
-          <w:bCs/>
-        </w:rPr>
-        <w:t>Technical</w:t>
-      </w:r>
-      <w:proofErr w:type="spellEnd"/>
-      <w:r>
-        <w:rPr>
-          <w:b/>
-          <w:bCs/>
-        </w:rPr>
-        <w:t xml:space="preserve"> Report EBSE-2007-01</w:t>
-      </w:r>
-      <w:r>
-        <w:t xml:space="preserve">, </w:t>
-      </w:r>
-      <w:proofErr w:type="spellStart"/>
-      <w:r>
-        <w:t>Keele</w:t>
-      </w:r>
-      <w:proofErr w:type="spellEnd"/>
-      <w:r>
-        <w:t xml:space="preserve"> </w:t>
-      </w:r>
-      <w:proofErr w:type="spellStart"/>
-      <w:r>
-        <w:t>University</w:t>
-      </w:r>
-      <w:proofErr w:type="spellEnd"/>
-      <w:r>
-        <w:t>,</w:t>
+        <w:t xml:space="preserve">ngineering. </w:t>
+      </w:r>
+      <w:r>
+        <w:rPr>
+          <w:b/>
+          <w:bCs/>
+        </w:rPr>
+        <w:t>EBSE Technical Report EBSE-2007-01</w:t>
+      </w:r>
+      <w:r>
+        <w:t>, Keele University,</w:t>
       </w:r>
       <w:r>
         <w:t xml:space="preserve"> v. 2.3,</w:t>
@@ -8968,47 +4385,17 @@
         <w:jc w:val="both"/>
       </w:pPr>
       <w:r>
-        <w:t xml:space="preserve">OUZZANI, Mourad et al. </w:t>
-      </w:r>
-      <w:proofErr w:type="spellStart"/>
-      <w:r>
-        <w:t>Rayyan</w:t>
-      </w:r>
-      <w:proofErr w:type="spellEnd"/>
-      <w:r>
-        <w:t xml:space="preserve"> – a web </w:t>
-      </w:r>
-      <w:proofErr w:type="spellStart"/>
-      <w:r>
-        <w:t>and</w:t>
-      </w:r>
-      <w:proofErr w:type="spellEnd"/>
-      <w:r>
-        <w:t xml:space="preserve"> mobile app for </w:t>
-      </w:r>
-      <w:proofErr w:type="spellStart"/>
-      <w:r>
-        <w:t>systematic</w:t>
-      </w:r>
-      <w:proofErr w:type="spellEnd"/>
-      <w:r>
-        <w:t xml:space="preserve"> reviews. </w:t>
-      </w:r>
-      <w:proofErr w:type="spellStart"/>
-      <w:r>
-        <w:rPr>
-          <w:b/>
-          <w:bCs/>
-        </w:rPr>
-        <w:t>Systematic</w:t>
-      </w:r>
-      <w:proofErr w:type="spellEnd"/>
-      <w:r>
-        <w:rPr>
-          <w:b/>
-          <w:bCs/>
-        </w:rPr>
-        <w:t xml:space="preserve"> Reviews</w:t>
+        <w:t>OUZZANI, Mourad et al. Rayyan</w:t>
+      </w:r>
+      <w:r>
+        <w:t xml:space="preserve"> – a web and mobile app for systematic reviews. </w:t>
+      </w:r>
+      <w:r>
+        <w:rPr>
+          <w:b/>
+          <w:bCs/>
+        </w:rPr>
+        <w:t>Systematic Reviews</w:t>
       </w:r>
       <w:r>
         <w:t>, 2016.</w:t>
@@ -9020,95 +4407,17 @@
         <w:jc w:val="both"/>
       </w:pPr>
       <w:r>
-        <w:t xml:space="preserve">PETERSEN, Kai; VAKKALANKA, </w:t>
-      </w:r>
-      <w:proofErr w:type="spellStart"/>
-      <w:r>
-        <w:t>Sairam</w:t>
-      </w:r>
-      <w:proofErr w:type="spellEnd"/>
-      <w:r>
-        <w:t xml:space="preserve">; KUZNIARZ, Ludwik. </w:t>
-      </w:r>
-      <w:proofErr w:type="spellStart"/>
-      <w:r>
-        <w:t>Guidelines</w:t>
-      </w:r>
-      <w:proofErr w:type="spellEnd"/>
-      <w:r>
-        <w:t xml:space="preserve"> for </w:t>
-      </w:r>
-      <w:proofErr w:type="spellStart"/>
-      <w:r>
-        <w:t>conducting</w:t>
-      </w:r>
-      <w:proofErr w:type="spellEnd"/>
-      <w:r>
-        <w:t xml:space="preserve"> </w:t>
-      </w:r>
-      <w:proofErr w:type="spellStart"/>
-      <w:r>
-        <w:t>systematic</w:t>
-      </w:r>
-      <w:proofErr w:type="spellEnd"/>
-      <w:r>
-        <w:t xml:space="preserve"> mapping </w:t>
-      </w:r>
-      <w:proofErr w:type="spellStart"/>
-      <w:r>
-        <w:t>studies</w:t>
-      </w:r>
-      <w:proofErr w:type="spellEnd"/>
-      <w:r>
-        <w:t xml:space="preserve"> in software </w:t>
-      </w:r>
-      <w:proofErr w:type="spellStart"/>
-      <w:r>
-        <w:t>engineering</w:t>
-      </w:r>
-      <w:proofErr w:type="spellEnd"/>
-      <w:r>
-        <w:t xml:space="preserve">: </w:t>
-      </w:r>
-      <w:proofErr w:type="spellStart"/>
-      <w:r>
-        <w:t>An</w:t>
-      </w:r>
-      <w:proofErr w:type="spellEnd"/>
-      <w:r>
-        <w:t xml:space="preserve"> update. </w:t>
-      </w:r>
-      <w:proofErr w:type="spellStart"/>
-      <w:r>
-        <w:rPr>
-          <w:b/>
-          <w:bCs/>
-        </w:rPr>
-        <w:t>Information</w:t>
-      </w:r>
-      <w:proofErr w:type="spellEnd"/>
-      <w:r>
-        <w:rPr>
-          <w:b/>
-          <w:bCs/>
-        </w:rPr>
-        <w:t xml:space="preserve"> </w:t>
-      </w:r>
-      <w:proofErr w:type="spellStart"/>
-      <w:r>
-        <w:rPr>
-          <w:b/>
-          <w:bCs/>
-        </w:rPr>
-        <w:t>and</w:t>
-      </w:r>
-      <w:proofErr w:type="spellEnd"/>
-      <w:r>
-        <w:rPr>
-          <w:b/>
-          <w:bCs/>
-        </w:rPr>
-        <w:t xml:space="preserve"> Software Technology</w:t>
+        <w:t xml:space="preserve">PETERSEN, Kai; VAKKALANKA, Sairam; KUZNIARZ, Ludwik. </w:t>
+      </w:r>
+      <w:r>
+        <w:t xml:space="preserve">Guidelines for conducting systematic mapping studies in software engineering: An update. </w:t>
+      </w:r>
+      <w:r>
+        <w:rPr>
+          <w:b/>
+          <w:bCs/>
+        </w:rPr>
+        <w:t>Information and Software Technology</w:t>
       </w:r>
       <w:r>
         <w:t>, v. 64, p. 1</w:t>
@@ -10189,6 +5498,7 @@
   <w:style w:type="character" w:default="1" w:styleId="Fontepargpadro">
     <w:name w:val="Default Paragraph Font"/>
     <w:uiPriority w:val="1"/>
+    <w:semiHidden/>
     <w:unhideWhenUsed/>
   </w:style>
   <w:style w:type="table" w:default="1" w:styleId="Tabelanormal">

--- a/research_protocol/protocol.docx
+++ b/research_protocol/protocol.docx
@@ -3664,16 +3664,19 @@
         <w:t>6</w:t>
       </w:r>
       <w:r>
+        <w:t>8</w:t>
+      </w:r>
+      <w:r>
+        <w:t xml:space="preserve"> estudos que não atendiam aos critérios de elegibilidade</w:t>
+      </w:r>
+      <w:r>
+        <w:t xml:space="preserve">, resultando em </w:t>
+      </w:r>
+      <w:r>
         <w:t>6</w:t>
       </w:r>
       <w:r>
-        <w:t xml:space="preserve"> estudos que não atendiam aos critérios de elegibilidade</w:t>
-      </w:r>
-      <w:r>
-        <w:t xml:space="preserve">, resultando em </w:t>
-      </w:r>
-      <w:r>
-        <w:t>63</w:t>
+        <w:t>1</w:t>
       </w:r>
       <w:r>
         <w:t xml:space="preserve"> estudos primários</w:t>
@@ -3912,7 +3915,7 @@
         <w:t>6</w:t>
       </w:r>
       <w:r>
-        <w:t>7</w:t>
+        <w:t>8</w:t>
       </w:r>
       <w:r>
         <w:t xml:space="preserve"> artigos.</w:t>
@@ -3978,7 +3981,7 @@
         <w:t xml:space="preserve"> </w:t>
       </w:r>
       <w:r>
-        <w:t>3</w:t>
+        <w:t>4</w:t>
       </w:r>
     </w:p>
     <w:p>
@@ -4004,7 +4007,7 @@
         <w:t>6</w:t>
       </w:r>
       <w:r>
-        <w:t>2</w:t>
+        <w:t>1</w:t>
       </w:r>
       <w:r>
         <w:t xml:space="preserve"> artigos restantes (</w:t>
@@ -4022,7 +4025,7 @@
         <w:t>6</w:t>
       </w:r>
       <w:r>
-        <w:t>7</w:t>
+        <w:t>8</w:t>
       </w:r>
       <w:r>
         <w:t xml:space="preserve"> = </w:t>
@@ -4031,7 +4034,7 @@
         <w:t>6</w:t>
       </w:r>
       <w:r>
-        <w:t>2</w:t>
+        <w:t>1</w:t>
       </w:r>
       <w:r>
         <w:t xml:space="preserve">, incluindo 1 </w:t>

--- a/research_protocol/protocol.docx
+++ b/research_protocol/protocol.docx
@@ -3463,6 +3463,42 @@
           </w:p>
         </w:tc>
       </w:tr>
+      <w:tr>
+        <w:tc>
+          <w:tcPr>
+            <w:tcW w:w="704" w:type="dxa"/>
+          </w:tcPr>
+          <w:p>
+            <w:pPr>
+              <w:jc w:val="center"/>
+              <w:rPr>
+                <w:b/>
+                <w:bCs/>
+              </w:rPr>
+            </w:pPr>
+            <w:r>
+              <w:rPr>
+                <w:b/>
+                <w:bCs/>
+              </w:rPr>
+              <w:t>CE8</w:t>
+            </w:r>
+          </w:p>
+        </w:tc>
+        <w:tc>
+          <w:tcPr>
+            <w:tcW w:w="8315" w:type="dxa"/>
+          </w:tcPr>
+          <w:p>
+            <w:pPr>
+              <w:jc w:val="both"/>
+            </w:pPr>
+            <w:r>
+              <w:t>Texto completo do artigo inacessível após busca nas bases institucionais (CAPES/UFG), Google Scholar e ResearchGate.</w:t>
+            </w:r>
+          </w:p>
+        </w:tc>
+      </w:tr>
     </w:tbl>
     <w:p/>
     <w:p>
@@ -3497,7 +3533,6 @@
     <w:p/>
     <w:p/>
     <w:p/>
-    <w:p/>
     <w:p>
       <w:pPr>
         <w:rPr>
@@ -3532,181 +3567,35 @@
     </w:p>
     <w:p>
       <w:pPr>
-        <w:jc w:val="both"/>
-      </w:pPr>
-      <w:r>
-        <w:t>A busca foi executada</w:t>
-      </w:r>
-      <w:r>
-        <w:t xml:space="preserve"> nas bases</w:t>
-      </w:r>
-      <w:r>
-        <w:t xml:space="preserve"> em </w:t>
-      </w:r>
-      <w:r>
-        <w:t>02</w:t>
-      </w:r>
-      <w:r>
-        <w:t>/</w:t>
-      </w:r>
-      <w:r>
-        <w:t>06</w:t>
-      </w:r>
-      <w:r>
-        <w:t>/2026</w:t>
-      </w:r>
-      <w:r>
-        <w:t>,</w:t>
-      </w:r>
-      <w:r>
-        <w:t xml:space="preserve"> </w:t>
-      </w:r>
-      <w:r>
-        <w:t>r</w:t>
-      </w:r>
-      <w:r>
-        <w:t>etorn</w:t>
-      </w:r>
-      <w:r>
-        <w:t>ando</w:t>
-      </w:r>
-      <w:r>
-        <w:t xml:space="preserve"> um total de </w:t>
-      </w:r>
-      <w:r>
-        <w:t>173</w:t>
-      </w:r>
-      <w:r>
-        <w:t xml:space="preserve"> registros brutos, distribuídos entre</w:t>
-      </w:r>
-      <w:r>
-        <w:t xml:space="preserve"> </w:t>
-      </w:r>
-      <w:r>
-        <w:t xml:space="preserve">ACM Digital Library (n = </w:t>
-      </w:r>
-      <w:r>
-        <w:t>18</w:t>
-      </w:r>
-      <w:r>
-        <w:t>)</w:t>
-      </w:r>
-      <w:r>
-        <w:t xml:space="preserve">, IEEE Xplore (n = </w:t>
-      </w:r>
-      <w:r>
-        <w:t>39</w:t>
-      </w:r>
-      <w:r>
-        <w:t>)</w:t>
-      </w:r>
-      <w:r>
-        <w:t xml:space="preserve"> e </w:t>
-      </w:r>
-      <w:r>
-        <w:t xml:space="preserve">Scopus (n = </w:t>
-      </w:r>
-      <w:r>
-        <w:t>116</w:t>
-      </w:r>
-      <w:r>
-        <w:t>)</w:t>
-      </w:r>
-      <w:r>
-        <w:t>. Para dar suporte ao gerenciamento e à seleção desses estudos, os metadados</w:t>
-      </w:r>
-      <w:r>
-        <w:t xml:space="preserve"> (.bib)</w:t>
-      </w:r>
-      <w:r>
-        <w:t xml:space="preserve"> foram importados para a plataforma Rayyan (OUZZANI et al., 2016). Por meio das funcionalidades da ferramenta, foi executado o processo automatizado de detecção de similaridade, resultando na identificação e remoção de </w:t>
-      </w:r>
-      <w:r>
-        <w:t>43</w:t>
-      </w:r>
-      <w:r>
-        <w:t xml:space="preserve"> registros duplicados</w:t>
-      </w:r>
-      <w:r>
-        <w:t>.</w:t>
-      </w:r>
-      <w:r>
-        <w:t xml:space="preserve"> </w:t>
-      </w:r>
-      <w:r>
-        <w:t>Durante a triagem, foi identificado adicionalmente que o artigo "N-CATS: A Neural Network Classification Automatic Taxonomy System" constituía uma duplicata não detectada automaticamente</w:t>
-      </w:r>
-      <w:r>
-        <w:t xml:space="preserve"> (</w:t>
-      </w:r>
-      <w:r>
-        <w:t>totalizando 44 registros duplicados removidos e restando 129 artigos únicos para avaliação</w:t>
-      </w:r>
-      <w:r>
-        <w:t>)</w:t>
-      </w:r>
-      <w:r>
-        <w:t xml:space="preserve">. </w:t>
-      </w:r>
-      <w:r>
-        <w:t>A</w:t>
-      </w:r>
-      <w:r>
-        <w:t xml:space="preserve"> análise preliminar de títulos e resumos </w:t>
-      </w:r>
-      <w:r>
-        <w:t>l</w:t>
-      </w:r>
-      <w:r>
-        <w:t xml:space="preserve">evou à exclusão de </w:t>
-      </w:r>
-      <w:r>
-        <w:t>6</w:t>
-      </w:r>
-      <w:r>
-        <w:t>8</w:t>
-      </w:r>
-      <w:r>
-        <w:t xml:space="preserve"> estudos que não atendiam aos critérios de elegibilidade</w:t>
-      </w:r>
-      <w:r>
-        <w:t xml:space="preserve">, resultando em </w:t>
-      </w:r>
-      <w:r>
-        <w:t>6</w:t>
-      </w:r>
-      <w:r>
-        <w:t>1</w:t>
-      </w:r>
-      <w:r>
-        <w:t xml:space="preserve"> estudos primários</w:t>
-      </w:r>
-      <w:r>
-        <w:t xml:space="preserve"> </w:t>
-      </w:r>
-      <w:r>
-        <w:t>selecionados</w:t>
-      </w:r>
-      <w:r>
-        <w:t xml:space="preserve"> para extração de dados</w:t>
-      </w:r>
-      <w:r>
-        <w:t xml:space="preserve">, incluindo </w:t>
-      </w:r>
-      <w:r>
-        <w:t>um classificado como</w:t>
-      </w:r>
-      <w:r>
-        <w:t xml:space="preserve"> dúvida</w:t>
-      </w:r>
-      <w:r>
-        <w:t xml:space="preserve"> (</w:t>
-      </w:r>
-      <w:r>
-        <w:t>Lighter And Better: Towards Flexible Context Adaptation For Retrieval Augmented Generation</w:t>
-      </w:r>
-      <w:r>
-        <w:t>).</w:t>
+        <w:ind w:firstLine="720"/>
+        <w:jc w:val="both"/>
+      </w:pPr>
+      <w:r>
+        <w:t>A busca foi executada nas bases em 02/06/2026, retornando um total de 173 registros brutos, distribuídos entre ACM Digital Library (n = 18), IEEE Xplore (n = 39) e Scopus (n = 116). Para dar suporte ao gerenciamento e à seleção desses estudos, os metadados (.bib) foram importados para a plataforma Rayyan (OUZZANI et al., 2016). Por meio das funcionalidades da ferramenta, foi executado o processo automatizado de detecção de similaridade, resultando na identificação e remoção de 43 registros duplicados. Durante a triagem, foi identificado adicionalmente que o artigo "N-CATS: A Neural Network Classification Automatic Taxonomy System" constituía uma duplicata não detectada automaticamente, totalizando 44 registros duplicados removidos e restando 129 artigos únicos para avaliação.</w:t>
+      </w:r>
+    </w:p>
+    <w:p>
+      <w:pPr>
+        <w:ind w:firstLine="720"/>
+        <w:jc w:val="both"/>
+      </w:pPr>
+      <w:r>
+        <w:t>A etapa de triagem consistiu na análise de títulos e resumos dos 129 artigos, levando à exclusão de 68 estudos que não atendiam aos critérios de elegibilidade (CE1: 20; CE2: 44; CE6: 4), resultando em 61 estudos encaminhados para a etapa de elegibilidade.</w:t>
+      </w:r>
+    </w:p>
+    <w:p>
+      <w:pPr>
+        <w:ind w:firstLine="720"/>
+        <w:jc w:val="both"/>
+      </w:pPr>
+      <w:r>
+        <w:t xml:space="preserve">Na etapa de elegibilidade, dos 61 estudos encaminhados, 4 foram excluídos previamente à leitura por inacessibilidade do texto completo após busca nas bases institucionais, Google Scholar e ResearchGate (CE8). Os 57 estudos restantes tiveram seus textos completos lidos integralmente, resultando na exclusão adicional de 1 artigo por não atender ao critério de foco principal em artefatos de código-fonte (Lighter And Better: Towards Flexible Context Adaptation For Retrieval Augmented Generation </w:t>
+      </w:r>
+      <w:r>
+        <w:t>-</w:t>
+      </w:r>
+      <w:r>
+        <w:t xml:space="preserve"> CE2). Ao final, 56 estudos primários foram selecionados para extração de dados e composição do mapeamento sistemático.</w:t>
       </w:r>
     </w:p>
     <w:p/>
@@ -3896,29 +3785,85 @@
       <w:pPr>
         <w:pStyle w:val="PargrafodaLista"/>
         <w:numPr>
-          <w:ilvl w:val="0"/>
+          <w:ilvl w:val="1"/>
           <w:numId w:val="3"/>
         </w:numPr>
         <w:jc w:val="both"/>
       </w:pPr>
       <w:r>
-        <w:rPr>
-          <w:b/>
-          <w:bCs/>
-        </w:rPr>
         <w:t>Excluídos na Triagem:</w:t>
       </w:r>
       <w:r>
         <w:t xml:space="preserve"> </w:t>
       </w:r>
       <w:r>
-        <w:t>6</w:t>
-      </w:r>
-      <w:r>
-        <w:t>8</w:t>
+        <w:t>68</w:t>
       </w:r>
       <w:r>
         <w:t xml:space="preserve"> artigos.</w:t>
+      </w:r>
+    </w:p>
+    <w:p>
+      <w:pPr>
+        <w:numPr>
+          <w:ilvl w:val="2"/>
+          <w:numId w:val="3"/>
+        </w:numPr>
+        <w:jc w:val="both"/>
+      </w:pPr>
+      <w:r>
+        <w:t>CE1</w:t>
+      </w:r>
+      <w:r>
+        <w:t>:</w:t>
+      </w:r>
+      <w:r>
+        <w:t xml:space="preserve"> </w:t>
+      </w:r>
+      <w:r>
+        <w:t>20</w:t>
+      </w:r>
+    </w:p>
+    <w:p>
+      <w:pPr>
+        <w:numPr>
+          <w:ilvl w:val="2"/>
+          <w:numId w:val="3"/>
+        </w:numPr>
+        <w:jc w:val="both"/>
+      </w:pPr>
+      <w:r>
+        <w:t>CE2</w:t>
+      </w:r>
+      <w:r>
+        <w:t>:</w:t>
+      </w:r>
+      <w:r>
+        <w:t xml:space="preserve"> </w:t>
+      </w:r>
+      <w:r>
+        <w:t>44</w:t>
+      </w:r>
+    </w:p>
+    <w:p>
+      <w:pPr>
+        <w:numPr>
+          <w:ilvl w:val="2"/>
+          <w:numId w:val="3"/>
+        </w:numPr>
+        <w:jc w:val="both"/>
+      </w:pPr>
+      <w:r>
+        <w:t>CE6</w:t>
+      </w:r>
+      <w:r>
+        <w:t>:</w:t>
+      </w:r>
+      <w:r>
+        <w:t xml:space="preserve"> </w:t>
+      </w:r>
+      <w:r>
+        <w:t>4</w:t>
       </w:r>
     </w:p>
     <w:p>
@@ -3930,58 +3875,7 @@
         <w:jc w:val="both"/>
       </w:pPr>
       <w:r>
-        <w:t>CE1</w:t>
-      </w:r>
-      <w:r>
-        <w:t>:</w:t>
-      </w:r>
-      <w:r>
-        <w:t xml:space="preserve"> </w:t>
-      </w:r>
-      <w:r>
-        <w:t>20</w:t>
-      </w:r>
-    </w:p>
-    <w:p>
-      <w:pPr>
-        <w:numPr>
-          <w:ilvl w:val="1"/>
-          <w:numId w:val="3"/>
-        </w:numPr>
-        <w:jc w:val="both"/>
-      </w:pPr>
-      <w:r>
-        <w:t>CE2</w:t>
-      </w:r>
-      <w:r>
-        <w:t>:</w:t>
-      </w:r>
-      <w:r>
-        <w:t xml:space="preserve"> </w:t>
-      </w:r>
-      <w:r>
-        <w:t>44</w:t>
-      </w:r>
-    </w:p>
-    <w:p>
-      <w:pPr>
-        <w:numPr>
-          <w:ilvl w:val="1"/>
-          <w:numId w:val="3"/>
-        </w:numPr>
-        <w:jc w:val="both"/>
-      </w:pPr>
-      <w:r>
-        <w:t>CE6</w:t>
-      </w:r>
-      <w:r>
-        <w:t>:</w:t>
-      </w:r>
-      <w:r>
-        <w:t xml:space="preserve"> </w:t>
-      </w:r>
-      <w:r>
-        <w:t>4</w:t>
+        <w:t>Encaminhados para elegibilidade: 61 artigos</w:t>
       </w:r>
     </w:p>
     <w:p>
@@ -3998,70 +3892,116 @@
           <w:b/>
           <w:bCs/>
         </w:rPr>
-        <w:t>Adicionados (Elegíveis / Amostra Final):</w:t>
+        <w:t>Elegibilidade (Texto Completo):</w:t>
+      </w:r>
+      <w:r>
+        <w:t xml:space="preserve"> 61 artigos avaliados</w:t>
+      </w:r>
+    </w:p>
+    <w:p>
+      <w:pPr>
+        <w:pStyle w:val="PargrafodaLista"/>
+        <w:numPr>
+          <w:ilvl w:val="1"/>
+          <w:numId w:val="3"/>
+        </w:numPr>
+        <w:jc w:val="both"/>
+      </w:pPr>
+      <w:r>
+        <w:t>Excluídos sem leitura: 4 artigos (CE8)</w:t>
+      </w:r>
+    </w:p>
+    <w:p>
+      <w:pPr>
+        <w:pStyle w:val="PargrafodaLista"/>
+        <w:numPr>
+          <w:ilvl w:val="1"/>
+          <w:numId w:val="3"/>
+        </w:numPr>
+        <w:jc w:val="both"/>
+      </w:pPr>
+      <w:r>
+        <w:t>Lidos integralmente: 57 artigos</w:t>
+      </w:r>
+    </w:p>
+    <w:p>
+      <w:pPr>
+        <w:pStyle w:val="PargrafodaLista"/>
+        <w:numPr>
+          <w:ilvl w:val="1"/>
+          <w:numId w:val="3"/>
+        </w:numPr>
+        <w:jc w:val="both"/>
+      </w:pPr>
+      <w:r>
+        <w:t>Excluídos após leitura: 1 artigo (CE</w:t>
+      </w:r>
+      <w:r>
+        <w:t>2</w:t>
+      </w:r>
+      <w:r>
+        <w:t>)</w:t>
+      </w:r>
+    </w:p>
+    <w:p>
+      <w:pPr>
+        <w:pStyle w:val="PargrafodaLista"/>
+        <w:numPr>
+          <w:ilvl w:val="1"/>
+          <w:numId w:val="3"/>
+        </w:numPr>
+        <w:jc w:val="both"/>
+      </w:pPr>
+      <w:r>
+        <w:t>Amostra Final: 56</w:t>
+      </w:r>
+      <w:r>
+        <w:t xml:space="preserve"> artigos restantes (</w:t>
+      </w:r>
+      <w:r>
+        <w:t>129</w:t>
       </w:r>
       <w:r>
         <w:t xml:space="preserve"> </w:t>
       </w:r>
       <w:r>
-        <w:t>6</w:t>
-      </w:r>
-      <w:r>
-        <w:t>1</w:t>
-      </w:r>
-      <w:r>
-        <w:t xml:space="preserve"> artigos restantes (</w:t>
-      </w:r>
-      <w:r>
-        <w:t>1</w:t>
-      </w:r>
-      <w:r>
-        <w:t>29</w:t>
-      </w:r>
-      <w:r>
-        <w:t xml:space="preserve"> - </w:t>
-      </w:r>
-      <w:r>
-        <w:t>6</w:t>
-      </w:r>
-      <w:r>
-        <w:t>8</w:t>
+        <w:t>-</w:t>
+      </w:r>
+      <w:r>
+        <w:t xml:space="preserve"> </w:t>
+      </w:r>
+      <w:r>
+        <w:t>68 - 5</w:t>
       </w:r>
       <w:r>
         <w:t xml:space="preserve"> = </w:t>
       </w:r>
       <w:r>
-        <w:t>6</w:t>
-      </w:r>
-      <w:r>
-        <w:t>1</w:t>
-      </w:r>
-      <w:r>
-        <w:t xml:space="preserve">, incluindo 1 </w:t>
-      </w:r>
-      <w:r>
-        <w:t>classificado como</w:t>
-      </w:r>
-      <w:r>
-        <w:t xml:space="preserve"> dúvida</w:t>
-      </w:r>
-      <w:r>
-        <w:t>).</w:t>
-      </w:r>
-    </w:p>
-    <w:p/>
-    <w:p>
-      <w:pPr>
-        <w:rPr>
-          <w:b/>
-          <w:bCs/>
-        </w:rPr>
-      </w:pPr>
-      <w:r>
-        <w:rPr>
-          <w:b/>
-          <w:bCs/>
-        </w:rPr>
+        <w:t>56</w:t>
+      </w:r>
+      <w:r>
+        <w:t>)</w:t>
+      </w:r>
+    </w:p>
+    <w:p/>
+    <w:p/>
+    <w:p/>
+    <w:p/>
+    <w:p/>
+    <w:p/>
+    <w:p>
+      <w:pPr>
+        <w:rPr>
+          <w:b/>
+          <w:bCs/>
+        </w:rPr>
+      </w:pPr>
+      <w:r>
+        <w:rPr>
+          <w:b/>
+          <w:bCs/>
+        </w:rPr>
+        <w:lastRenderedPageBreak/>
         <w:t>7.2. Diagrama</w:t>
       </w:r>
       <w:r>
@@ -4128,28 +4068,26 @@
         </w:drawing>
       </w:r>
     </w:p>
-    <w:p/>
-    <w:p>
-      <w:pPr>
-        <w:rPr>
-          <w:b/>
-          <w:bCs/>
-        </w:rPr>
-      </w:pPr>
-    </w:p>
-    <w:p>
-      <w:pPr>
-        <w:rPr>
-          <w:b/>
-          <w:bCs/>
-        </w:rPr>
-      </w:pPr>
-      <w:r>
-        <w:rPr>
-          <w:b/>
-          <w:bCs/>
-        </w:rPr>
-        <w:lastRenderedPageBreak/>
+    <w:p>
+      <w:pPr>
+        <w:rPr>
+          <w:b/>
+          <w:bCs/>
+        </w:rPr>
+      </w:pPr>
+    </w:p>
+    <w:p>
+      <w:pPr>
+        <w:rPr>
+          <w:b/>
+          <w:bCs/>
+        </w:rPr>
+      </w:pPr>
+      <w:r>
+        <w:rPr>
+          <w:b/>
+          <w:bCs/>
+        </w:rPr>
         <w:t>8. AMEAÇAS À VALIDADE</w:t>
       </w:r>
     </w:p>
@@ -4167,7 +4105,10 @@
         <w:jc w:val="both"/>
       </w:pPr>
       <w:r>
-        <w:t>As ameaças à validade identificadas neste estudo envolvem: 1) a elaboração da string de busca; 2) a possível ausência de estudos primários relevantes; 3) a confiabilidade na seleção; 4) a confiabilidade na extração de dados.</w:t>
+        <w:t>As ameaças à validade identificadas neste estudo envolvem: 1) a elaboração da string de busca; 2) a possível ausência de estudos primários relevantes; 3) a confiabilidade na seleção; 4) a confiabilidade na extração de dados</w:t>
+      </w:r>
+      <w:r>
+        <w:t>; 5) a inacessibilidade ao texto completo de estudos primários.</w:t>
       </w:r>
     </w:p>
     <w:p>
@@ -4188,29 +4129,15 @@
         <w:t>Com o objetivo de reduzir o impacto da ameaça 3, foram definidas questões de pesquisa estruturadas pelo framework GQM e derivados critérios explícitos de inclusão e exclusão, detalhados o suficiente para orientar decisões de triagem de forma objetiva e rastreável. Como limitação, reconhece-se que a condução por um único pesquisador pode introduzir viés nas etapas de triagem e extração de dados, caracterizando também a ameaça 4. A definição rigorosa dos critérios busca mitigar parcialmente esse risco, ainda que não o elimine integralmente.</w:t>
       </w:r>
     </w:p>
-    <w:p/>
-    <w:p/>
-    <w:p/>
-    <w:p/>
-    <w:p/>
-    <w:p/>
-    <w:p/>
-    <w:p/>
-    <w:p/>
-    <w:p/>
-    <w:p/>
-    <w:p/>
-    <w:p/>
-    <w:p/>
-    <w:p/>
-    <w:p/>
-    <w:p/>
-    <w:p/>
-    <w:p/>
-    <w:p/>
-    <w:p/>
-    <w:p/>
-    <w:p/>
+    <w:p>
+      <w:pPr>
+        <w:ind w:firstLine="720"/>
+        <w:jc w:val="both"/>
+      </w:pPr>
+      <w:r>
+        <w:t>A ameaça 5 decorre da inacessibilidade ao texto completo de 4 artigos após esgotadas as alternativas de acesso disponíveis (CAPES/UFG, Google Scholar e ResearchGate). Estes estudos foram excluídos por inacessibilidade (CE8), seguindo prática aceita na literatura (KITCHENHAM; CHARTERS, 2007). É possível que artigos relevantes tenham sido descartados por restrição de acesso, o que pode introduzir viés de seleção na amostra final.</w:t>
+      </w:r>
+    </w:p>
     <w:p/>
     <w:p/>
     <w:p/>
@@ -4473,7 +4400,7 @@
         <w:rFonts w:ascii="Courier New" w:hAnsi="Courier New" w:cs="Courier New" w:hint="default"/>
       </w:rPr>
     </w:lvl>
-    <w:lvl w:ilvl="2" w:tplc="04160005" w:tentative="1">
+    <w:lvl w:ilvl="2" w:tplc="04160005">
       <w:start w:val="1"/>
       <w:numFmt w:val="bullet"/>
       <w:lvlText w:val=""/>

--- a/research_protocol/protocol.docx
+++ b/research_protocol/protocol.docx
@@ -933,7 +933,23 @@
         <w:t xml:space="preserve">A condução deste trabalho segue estritamente as diretrizes e o framework propostos por </w:t>
       </w:r>
       <w:r>
-        <w:t>Petersen, Vakkalanka e Kuzniarz (2015)</w:t>
+        <w:t xml:space="preserve">Petersen, </w:t>
+      </w:r>
+      <w:proofErr w:type="spellStart"/>
+      <w:r>
+        <w:t>Vakkalanka</w:t>
+      </w:r>
+      <w:proofErr w:type="spellEnd"/>
+      <w:r>
+        <w:t xml:space="preserve"> e </w:t>
+      </w:r>
+      <w:proofErr w:type="spellStart"/>
+      <w:r>
+        <w:t>Kuzniarz</w:t>
+      </w:r>
+      <w:proofErr w:type="spellEnd"/>
+      <w:r>
+        <w:t xml:space="preserve"> (2015)</w:t>
       </w:r>
       <w:r>
         <w:t xml:space="preserve">, projetados para estruturar, categorizar e quantificar visualmente o estado da arte de um determinado campo de conhecimento. O processo é executado em cinco etapas sequenciais: </w:t>
@@ -962,6 +978,7 @@
       <w:r>
         <w:t>) desenvolvimento de um esquema de classificação baseado em palavras-chave (</w:t>
       </w:r>
+      <w:proofErr w:type="spellStart"/>
       <w:r>
         <w:rPr>
           <w:i/>
@@ -969,6 +986,7 @@
         </w:rPr>
         <w:t>keywording</w:t>
       </w:r>
+      <w:proofErr w:type="spellEnd"/>
       <w:r>
         <w:t xml:space="preserve">); e </w:t>
       </w:r>
@@ -999,19 +1017,83 @@
         <w:t xml:space="preserve"> </w:t>
       </w:r>
       <w:r>
-        <w:t>identificação precisa das palavras-chave que compõem a string de busca</w:t>
+        <w:t xml:space="preserve">identificação precisa das palavras-chave que compõem a </w:t>
+      </w:r>
+      <w:proofErr w:type="spellStart"/>
+      <w:r>
+        <w:t>string</w:t>
+      </w:r>
+      <w:proofErr w:type="spellEnd"/>
+      <w:r>
+        <w:t xml:space="preserve"> de busca</w:t>
       </w:r>
       <w:r>
         <w:t xml:space="preserve"> </w:t>
       </w:r>
       <w:r>
-        <w:t xml:space="preserve">adota-se o framework PICOC (acrônimo para Population, Intervention, Comparison, Outcome, and Context). </w:t>
+        <w:t xml:space="preserve">adota-se o framework PICOC (acrônimo para </w:t>
+      </w:r>
+      <w:proofErr w:type="spellStart"/>
+      <w:r>
+        <w:t>Population</w:t>
+      </w:r>
+      <w:proofErr w:type="spellEnd"/>
+      <w:r>
+        <w:t xml:space="preserve">, </w:t>
+      </w:r>
+      <w:proofErr w:type="spellStart"/>
+      <w:r>
+        <w:t>Intervention</w:t>
+      </w:r>
+      <w:proofErr w:type="spellEnd"/>
+      <w:r>
+        <w:t xml:space="preserve">, </w:t>
+      </w:r>
+      <w:proofErr w:type="spellStart"/>
+      <w:r>
+        <w:t>Comparison</w:t>
+      </w:r>
+      <w:proofErr w:type="spellEnd"/>
+      <w:r>
+        <w:t xml:space="preserve">, </w:t>
+      </w:r>
+      <w:proofErr w:type="spellStart"/>
+      <w:r>
+        <w:t>Outcome</w:t>
+      </w:r>
+      <w:proofErr w:type="spellEnd"/>
+      <w:r>
+        <w:t xml:space="preserve">, </w:t>
+      </w:r>
+      <w:proofErr w:type="spellStart"/>
+      <w:r>
+        <w:t>and</w:t>
+      </w:r>
+      <w:proofErr w:type="spellEnd"/>
+      <w:r>
+        <w:t xml:space="preserve"> </w:t>
+      </w:r>
+      <w:proofErr w:type="spellStart"/>
+      <w:r>
+        <w:t>Context</w:t>
+      </w:r>
+      <w:proofErr w:type="spellEnd"/>
+      <w:r>
+        <w:t xml:space="preserve">). </w:t>
       </w:r>
       <w:r>
         <w:t>Integrado</w:t>
       </w:r>
       <w:r>
-        <w:t xml:space="preserve"> formalmente à Engenharia de Software por Kitchenham e Charters (2007), essa estrutura estende os modelos tradicionais de revisão ao decompor o escopo da investigação em cinco dimensões fundamentais: </w:t>
+        <w:t xml:space="preserve"> formalmente à Engenharia de Software por </w:t>
+      </w:r>
+      <w:proofErr w:type="spellStart"/>
+      <w:r>
+        <w:t>Kitchenham</w:t>
+      </w:r>
+      <w:proofErr w:type="spellEnd"/>
+      <w:r>
+        <w:t xml:space="preserve"> e Charters (2007), essa estrutura estende os modelos tradicionais de revisão ao decompor o escopo da investigação em cinco dimensões fundamentais: </w:t>
       </w:r>
       <w:r>
         <w:t>1</w:t>
@@ -1035,7 +1117,15 @@
         <w:t>4</w:t>
       </w:r>
       <w:r>
-        <w:t xml:space="preserve">) Resultado (Outcome - O), que define os efeitos, benefícios ou métricas de interesse a serem medidos; e </w:t>
+        <w:t>) Resultado (</w:t>
+      </w:r>
+      <w:proofErr w:type="spellStart"/>
+      <w:r>
+        <w:t>Outcome</w:t>
+      </w:r>
+      <w:proofErr w:type="spellEnd"/>
+      <w:r>
+        <w:t xml:space="preserve"> - O), que define os efeitos, benefícios ou métricas de interesse a serem medidos; e </w:t>
       </w:r>
       <w:r>
         <w:t>5</w:t>
@@ -1058,10 +1148,82 @@
         <w:tab/>
       </w:r>
       <w:r>
-        <w:t xml:space="preserve">Para garantir a transparência, o rigor e a reprodutibilidade visual no processo de seleção dos estudos primários, adota-se o fluxograma PRISMA (Preferred Reporting Items for Systematic Reviews and Meta-Analyses). Embora originado como uma diretriz de relato em outras ciências, o modelo de fluxo de quatro fases do PRISMA é integrado a este estudo de forma complementar e adaptada às práticas de revisão de Kitchenham e Charters (2007) e de mapeamento de </w:t>
-      </w:r>
-      <w:r>
-        <w:t>Petersen, Vakkalanka e Kuzniarz (2015)</w:t>
+        <w:t>Para garantir a transparência, o rigor e a reprodutibilidade visual no processo de seleção dos estudos primários, adota-se o fluxograma PRISMA (</w:t>
+      </w:r>
+      <w:proofErr w:type="spellStart"/>
+      <w:r>
+        <w:t>Preferred</w:t>
+      </w:r>
+      <w:proofErr w:type="spellEnd"/>
+      <w:r>
+        <w:t xml:space="preserve"> </w:t>
+      </w:r>
+      <w:proofErr w:type="spellStart"/>
+      <w:r>
+        <w:t>Reporting</w:t>
+      </w:r>
+      <w:proofErr w:type="spellEnd"/>
+      <w:r>
+        <w:t xml:space="preserve"> </w:t>
+      </w:r>
+      <w:proofErr w:type="spellStart"/>
+      <w:r>
+        <w:t>Items</w:t>
+      </w:r>
+      <w:proofErr w:type="spellEnd"/>
+      <w:r>
+        <w:t xml:space="preserve"> for </w:t>
+      </w:r>
+      <w:proofErr w:type="spellStart"/>
+      <w:r>
+        <w:t>Systematic</w:t>
+      </w:r>
+      <w:proofErr w:type="spellEnd"/>
+      <w:r>
+        <w:t xml:space="preserve"> Reviews </w:t>
+      </w:r>
+      <w:proofErr w:type="spellStart"/>
+      <w:r>
+        <w:t>and</w:t>
+      </w:r>
+      <w:proofErr w:type="spellEnd"/>
+      <w:r>
+        <w:t xml:space="preserve"> Meta-</w:t>
+      </w:r>
+      <w:proofErr w:type="spellStart"/>
+      <w:r>
+        <w:t>Analyses</w:t>
+      </w:r>
+      <w:proofErr w:type="spellEnd"/>
+      <w:r>
+        <w:t xml:space="preserve">). Embora originado como uma diretriz de relato em outras ciências, o modelo de fluxo de quatro fases do PRISMA é integrado a este estudo de forma complementar e adaptada às práticas de revisão de </w:t>
+      </w:r>
+      <w:proofErr w:type="spellStart"/>
+      <w:r>
+        <w:t>Kitchenham</w:t>
+      </w:r>
+      <w:proofErr w:type="spellEnd"/>
+      <w:r>
+        <w:t xml:space="preserve"> e Charters (2007) e de mapeamento de </w:t>
+      </w:r>
+      <w:r>
+        <w:t xml:space="preserve">Petersen, </w:t>
+      </w:r>
+      <w:proofErr w:type="spellStart"/>
+      <w:r>
+        <w:t>Vakkalanka</w:t>
+      </w:r>
+      <w:proofErr w:type="spellEnd"/>
+      <w:r>
+        <w:t xml:space="preserve"> e </w:t>
+      </w:r>
+      <w:proofErr w:type="spellStart"/>
+      <w:r>
+        <w:t>Kuzniarz</w:t>
+      </w:r>
+      <w:proofErr w:type="spellEnd"/>
+      <w:r>
+        <w:t xml:space="preserve"> (2015)</w:t>
       </w:r>
       <w:r>
         <w:t>. O diagrama documenta de forma rastreável o funil de dados da pesquisa por meio de quatro etapas</w:t>
@@ -1082,7 +1244,15 @@
         <w:t>2</w:t>
       </w:r>
       <w:r>
-        <w:t xml:space="preserve">) Triagem (Screening), que mapeia a exclusão inicial com base na leitura de títulos e resumos; </w:t>
+        <w:t>) Triagem (</w:t>
+      </w:r>
+      <w:proofErr w:type="spellStart"/>
+      <w:r>
+        <w:t>Screening</w:t>
+      </w:r>
+      <w:proofErr w:type="spellEnd"/>
+      <w:r>
+        <w:t xml:space="preserve">), que mapeia a exclusão inicial com base na leitura de títulos e resumos; </w:t>
       </w:r>
       <w:r>
         <w:t>3</w:t>
@@ -1105,25 +1275,65 @@
         <w:tab/>
       </w:r>
       <w:r>
-        <w:t xml:space="preserve">Para a definição estruturada e alinhamento do escopo deste estudo, adota-se a abordagem Goal-Question-Metric (GQM), desenvolvida originalmente por Basili e Weiss (1984) e consolidada por Basili (1992). O GQM é um paradigma de medição orientado a objetivos que estabelece uma estrutura hierárquica dividida em três níveis: </w:t>
+        <w:t xml:space="preserve">Para a definição estruturada e alinhamento do escopo deste estudo, adota-se a abordagem </w:t>
+      </w:r>
+      <w:proofErr w:type="spellStart"/>
+      <w:r>
+        <w:t>Goal-Question-Metric</w:t>
+      </w:r>
+      <w:proofErr w:type="spellEnd"/>
+      <w:r>
+        <w:t xml:space="preserve"> (GQM), desenvolvida originalmente por Basili e Weiss (1984) e consolidada por Basili (1992). O GQM é um paradigma de medição orientado a objetivos que estabelece uma estrutura hierárquica dividida em três níveis: </w:t>
       </w:r>
       <w:r>
         <w:t>1</w:t>
       </w:r>
       <w:r>
-        <w:t xml:space="preserve">) Conceitual (Goal), onde se define o objetivo principal da investigação sob uma perspectiva e contexto específicos; </w:t>
+        <w:t>) Conceitual (</w:t>
+      </w:r>
+      <w:proofErr w:type="spellStart"/>
+      <w:r>
+        <w:t>Goal</w:t>
+      </w:r>
+      <w:proofErr w:type="spellEnd"/>
+      <w:r>
+        <w:t xml:space="preserve">), onde se define o objetivo principal da investigação sob uma perspectiva e contexto específicos; </w:t>
       </w:r>
       <w:r>
         <w:t>2</w:t>
       </w:r>
       <w:r>
-        <w:t xml:space="preserve">) Operacional (Question), no qual o objetivo é refinado em um conjunto de questões que caracterizam o objeto de estudo de forma quantificável; e </w:t>
+        <w:t>) Operacional (</w:t>
+      </w:r>
+      <w:proofErr w:type="spellStart"/>
+      <w:r>
+        <w:t>Question</w:t>
+      </w:r>
+      <w:proofErr w:type="spellEnd"/>
+      <w:r>
+        <w:t xml:space="preserve">), no qual o objetivo é refinado em um conjunto de questões que caracterizam o objeto de estudo de forma quantificável; e </w:t>
       </w:r>
       <w:r>
         <w:t>3</w:t>
       </w:r>
       <w:r>
-        <w:t>) Quantitativo (Metric), onde são associadas as métricas de dados necessárias para responder satisfatoriamente a cada questão formulada. No âmbito deste protocolo, a aplicação do framework GQM garante que a coleta e a análise das evidências da literatura estejam rigorosamente vinculadas às metas centrais da pesquisa, evitando a inclusão de métricas ad-hoc ou desconexas do propósito científico.</w:t>
+        <w:t>) Quantitativo (</w:t>
+      </w:r>
+      <w:proofErr w:type="spellStart"/>
+      <w:r>
+        <w:t>Metric</w:t>
+      </w:r>
+      <w:proofErr w:type="spellEnd"/>
+      <w:r>
+        <w:t xml:space="preserve">), onde são associadas as métricas de dados necessárias para responder satisfatoriamente a cada questão formulada. No âmbito deste protocolo, a aplicação do framework GQM garante que a coleta e a análise das evidências da literatura estejam rigorosamente vinculadas às metas centrais da pesquisa, evitando a inclusão de métricas </w:t>
+      </w:r>
+      <w:proofErr w:type="spellStart"/>
+      <w:r>
+        <w:t>ad-hoc</w:t>
+      </w:r>
+      <w:proofErr w:type="spellEnd"/>
+      <w:r>
+        <w:t xml:space="preserve"> ou desconexas do propósito científico.</w:t>
       </w:r>
     </w:p>
     <w:p>
@@ -1163,17 +1373,49 @@
         <w:t>Analisar</w:t>
       </w:r>
       <w:r>
-        <w:t xml:space="preserve"> abordagens de Retrieval-Augmented Generation (RAG) </w:t>
-      </w:r>
-    </w:p>
-    <w:p>
-      <w:r>
-        <w:t xml:space="preserve">            baseadas em Large Language Models (LLMs)</w:t>
-      </w:r>
-    </w:p>
-    <w:p>
-      <w:r>
-        <w:t xml:space="preserve">            aplicadas a codebases de software</w:t>
+        <w:t xml:space="preserve"> abordagens de </w:t>
+      </w:r>
+      <w:proofErr w:type="spellStart"/>
+      <w:r>
+        <w:t>Retrieval-Augmented</w:t>
+      </w:r>
+      <w:proofErr w:type="spellEnd"/>
+      <w:r>
+        <w:t xml:space="preserve"> Generation (RAG) </w:t>
+      </w:r>
+    </w:p>
+    <w:p>
+      <w:r>
+        <w:t xml:space="preserve">            baseadas em Large </w:t>
+      </w:r>
+      <w:proofErr w:type="spellStart"/>
+      <w:r>
+        <w:t>Language</w:t>
+      </w:r>
+      <w:proofErr w:type="spellEnd"/>
+      <w:r>
+        <w:t xml:space="preserve"> Models (</w:t>
+      </w:r>
+      <w:proofErr w:type="spellStart"/>
+      <w:r>
+        <w:t>LLMs</w:t>
+      </w:r>
+      <w:proofErr w:type="spellEnd"/>
+      <w:r>
+        <w:t>)</w:t>
+      </w:r>
+    </w:p>
+    <w:p>
+      <w:r>
+        <w:t xml:space="preserve">            aplicadas a </w:t>
+      </w:r>
+      <w:proofErr w:type="spellStart"/>
+      <w:r>
+        <w:t>codebases</w:t>
+      </w:r>
+      <w:proofErr w:type="spellEnd"/>
+      <w:r>
+        <w:t xml:space="preserve"> de software</w:t>
       </w:r>
     </w:p>
     <w:p>
@@ -1191,7 +1433,15 @@
         <w:t xml:space="preserve"> suas</w:t>
       </w:r>
       <w:r>
-        <w:t xml:space="preserve"> técnicas, LLMs empregadas,</w:t>
+        <w:t xml:space="preserve"> técnicas, </w:t>
+      </w:r>
+      <w:proofErr w:type="spellStart"/>
+      <w:r>
+        <w:t>LLMs</w:t>
+      </w:r>
+      <w:proofErr w:type="spellEnd"/>
+      <w:r>
+        <w:t xml:space="preserve"> empregadas,</w:t>
       </w:r>
     </w:p>
     <w:p>
@@ -1281,15 +1531,28 @@
         <w:jc w:val="both"/>
       </w:pPr>
       <w:r>
-        <w:t>- RQ1: Quais técnicas e arquiteturas de RAG são propostas para aplicação em codebases de software?</w:t>
+        <w:t xml:space="preserve">- RQ1: Quais técnicas e arquiteturas de RAG são propostas para aplicação em </w:t>
+      </w:r>
+      <w:proofErr w:type="spellStart"/>
+      <w:r>
+        <w:t>codebases</w:t>
+      </w:r>
+      <w:proofErr w:type="spellEnd"/>
+      <w:r>
+        <w:t xml:space="preserve"> de software?</w:t>
       </w:r>
     </w:p>
     <w:p>
       <w:pPr>
         <w:jc w:val="both"/>
       </w:pPr>
-      <w:r>
-        <w:t>Rationale: Identificar e classificar as arquiteturas existentes: permite consolidar o estado da arte quanto às estratégias de recuperação e processamento de código, servindo de base para as demais questões do mapeamento.</w:t>
+      <w:proofErr w:type="spellStart"/>
+      <w:r>
+        <w:t>Rationale</w:t>
+      </w:r>
+      <w:proofErr w:type="spellEnd"/>
+      <w:r>
+        <w:t>: Identificar e classificar as arquiteturas existentes: permite consolidar o estado da arte quanto às estratégias de recuperação e processamento de código, servindo de base para as demais questões do mapeamento.</w:t>
       </w:r>
     </w:p>
     <w:p>
@@ -1302,15 +1565,44 @@
         <w:jc w:val="both"/>
       </w:pPr>
       <w:r>
-        <w:t>- RQ2: Quais Large Language Models são empregadas como componente gerador nas abordagens de RAG para codebases?</w:t>
+        <w:t xml:space="preserve">- RQ2: Quais Large </w:t>
+      </w:r>
+      <w:proofErr w:type="spellStart"/>
+      <w:r>
+        <w:t>Language</w:t>
+      </w:r>
+      <w:proofErr w:type="spellEnd"/>
+      <w:r>
+        <w:t xml:space="preserve"> Models são empregadas como componente gerador nas abordagens de RAG para </w:t>
+      </w:r>
+      <w:proofErr w:type="spellStart"/>
+      <w:r>
+        <w:t>codebases</w:t>
+      </w:r>
+      <w:proofErr w:type="spellEnd"/>
+      <w:r>
+        <w:t>?</w:t>
       </w:r>
     </w:p>
     <w:p>
       <w:pPr>
         <w:jc w:val="both"/>
       </w:pPr>
-      <w:r>
-        <w:t>Rationale: Compreender quais LLMs são predominantemente adotadas auxilia pesquisadores e praticantes na seleção de modelos adequados para implementações futuras, além de revelar tendências de adoção na área.</w:t>
+      <w:proofErr w:type="spellStart"/>
+      <w:r>
+        <w:t>Rationale</w:t>
+      </w:r>
+      <w:proofErr w:type="spellEnd"/>
+      <w:r>
+        <w:t xml:space="preserve">: Compreender quais </w:t>
+      </w:r>
+      <w:proofErr w:type="spellStart"/>
+      <w:r>
+        <w:t>LLMs</w:t>
+      </w:r>
+      <w:proofErr w:type="spellEnd"/>
+      <w:r>
+        <w:t xml:space="preserve"> são predominantemente adotadas auxilia pesquisadores e praticantes na seleção de modelos adequados para implementações futuras, além de revelar tendências de adoção na área.</w:t>
       </w:r>
     </w:p>
     <w:p>
@@ -1330,8 +1622,13 @@
       <w:pPr>
         <w:jc w:val="both"/>
       </w:pPr>
-      <w:r>
-        <w:t>Rationale: Conhecer o escopo das linguagens e sistemas investigados evidencia o alcance das abordagens propostas e possíveis vieses de cobertura na literatura.</w:t>
+      <w:proofErr w:type="spellStart"/>
+      <w:r>
+        <w:t>Rationale</w:t>
+      </w:r>
+      <w:proofErr w:type="spellEnd"/>
+      <w:r>
+        <w:t>: Conhecer o escopo das linguagens e sistemas investigados evidencia o alcance das abordagens propostas e possíveis vieses de cobertura na literatura.</w:t>
       </w:r>
     </w:p>
     <w:p>
@@ -1344,15 +1641,28 @@
         <w:jc w:val="both"/>
       </w:pPr>
       <w:r>
-        <w:t>- RQ4: Quais métricas são utilizadas para avaliar a efetividade das abordagens de RAG em codebases?</w:t>
+        <w:t xml:space="preserve">- RQ4: Quais métricas são utilizadas para avaliar a efetividade das abordagens de RAG em </w:t>
+      </w:r>
+      <w:proofErr w:type="spellStart"/>
+      <w:r>
+        <w:t>codebases</w:t>
+      </w:r>
+      <w:proofErr w:type="spellEnd"/>
+      <w:r>
+        <w:t>?</w:t>
       </w:r>
     </w:p>
     <w:p>
       <w:pPr>
         <w:jc w:val="both"/>
       </w:pPr>
-      <w:r>
-        <w:t>Rationale: Mapear as métricas utilizadas permite avaliar o rigor dos estudos e identificar padrões de avaliação que possam orientar trabalhos futuros.</w:t>
+      <w:proofErr w:type="spellStart"/>
+      <w:r>
+        <w:t>Rationale</w:t>
+      </w:r>
+      <w:proofErr w:type="spellEnd"/>
+      <w:r>
+        <w:t>: Mapear as métricas utilizadas permite avaliar o rigor dos estudos e identificar padrões de avaliação que possam orientar trabalhos futuros.</w:t>
       </w:r>
     </w:p>
     <w:p>
@@ -1365,12 +1675,25 @@
         <w:jc w:val="both"/>
       </w:pPr>
       <w:r>
-        <w:t>- RQ5: Quais são as principais lacunas identificadas na literatura sobre RAG aplicado a codebases?</w:t>
-      </w:r>
-    </w:p>
-    <w:p>
-      <w:r>
-        <w:t>Rationale: Identificar lacunas contribui diretamente para a agenda de pesquisa da área, apontando oportunidades para estudos futuros.</w:t>
+        <w:t xml:space="preserve">- RQ5: Quais são as principais lacunas identificadas na literatura sobre RAG aplicado a </w:t>
+      </w:r>
+      <w:proofErr w:type="spellStart"/>
+      <w:r>
+        <w:t>codebases</w:t>
+      </w:r>
+      <w:proofErr w:type="spellEnd"/>
+      <w:r>
+        <w:t>?</w:t>
+      </w:r>
+    </w:p>
+    <w:p>
+      <w:proofErr w:type="spellStart"/>
+      <w:r>
+        <w:t>Rationale</w:t>
+      </w:r>
+      <w:proofErr w:type="spellEnd"/>
+      <w:r>
+        <w:t>: Identificar lacunas contribui diretamente para a agenda de pesquisa da área, apontando oportunidades para estudos futuros.</w:t>
       </w:r>
     </w:p>
     <w:p/>
@@ -1484,8 +1807,13 @@
             <w:pPr>
               <w:jc w:val="both"/>
             </w:pPr>
-            <w:r>
-              <w:t>Codebases de software</w:t>
+            <w:proofErr w:type="spellStart"/>
+            <w:r>
+              <w:t>Codebases</w:t>
+            </w:r>
+            <w:proofErr w:type="spellEnd"/>
+            <w:r>
+              <w:t xml:space="preserve"> de software</w:t>
             </w:r>
             <w:r>
               <w:t>:</w:t>
@@ -1532,7 +1860,15 @@
               <w:jc w:val="both"/>
             </w:pPr>
             <w:r>
-              <w:t>Abordagens de RAG baseadas em LLMs ou IA Generativa.</w:t>
+              <w:t xml:space="preserve">Abordagens de RAG baseadas em </w:t>
+            </w:r>
+            <w:proofErr w:type="spellStart"/>
+            <w:r>
+              <w:t>LLMs</w:t>
+            </w:r>
+            <w:proofErr w:type="spellEnd"/>
+            <w:r>
+              <w:t xml:space="preserve"> ou IA Generativa.</w:t>
             </w:r>
           </w:p>
         </w:tc>
@@ -1605,6 +1941,7 @@
             <w:tcW w:w="2405" w:type="dxa"/>
           </w:tcPr>
           <w:p>
+            <w:proofErr w:type="spellStart"/>
             <w:r>
               <w:rPr>
                 <w:b/>
@@ -1613,7 +1950,11 @@
               <w:t>O</w:t>
             </w:r>
             <w:r>
-              <w:t>utcome (Resultado)</w:t>
+              <w:t>utcome</w:t>
+            </w:r>
+            <w:proofErr w:type="spellEnd"/>
+            <w:r>
+              <w:t xml:space="preserve"> (Resultado)</w:t>
             </w:r>
           </w:p>
         </w:tc>
@@ -1626,7 +1967,15 @@
               <w:jc w:val="both"/>
             </w:pPr>
             <w:r>
-              <w:t>Não compõe a string de busca. Em mapeamento sistemático representa o que será extraído dos estudos:</w:t>
+              <w:t xml:space="preserve">Não compõe a </w:t>
+            </w:r>
+            <w:proofErr w:type="spellStart"/>
+            <w:r>
+              <w:t>string</w:t>
+            </w:r>
+            <w:proofErr w:type="spellEnd"/>
+            <w:r>
+              <w:t xml:space="preserve"> de busca. Em mapeamento sistemático representa o que será extraído dos estudos:</w:t>
             </w:r>
             <w:r>
               <w:br/>
@@ -1643,8 +1992,13 @@
             <w:r>
               <w:t xml:space="preserve">- </w:t>
             </w:r>
-            <w:r>
-              <w:t>LLMs empregadas.</w:t>
+            <w:proofErr w:type="spellStart"/>
+            <w:r>
+              <w:t>LLMs</w:t>
+            </w:r>
+            <w:proofErr w:type="spellEnd"/>
+            <w:r>
+              <w:t xml:space="preserve"> empregadas.</w:t>
             </w:r>
           </w:p>
           <w:p>
@@ -1715,7 +2069,15 @@
               <w:jc w:val="both"/>
             </w:pPr>
             <w:r>
-              <w:t>Não se aplica. Em mapeamentos sistemáticos, o contexto é tipicamente garantido pelos critérios de seleção, não pela string: a delimitação ao domínio de Engenharia de Software é assegurada pelo CI1, e a exigência de revisão por pares é assegurada pelo CE5.</w:t>
+              <w:t xml:space="preserve">Não se aplica. Em mapeamentos sistemáticos, o contexto é tipicamente garantido pelos critérios de seleção, não pela </w:t>
+            </w:r>
+            <w:proofErr w:type="spellStart"/>
+            <w:r>
+              <w:t>string</w:t>
+            </w:r>
+            <w:proofErr w:type="spellEnd"/>
+            <w:r>
+              <w:t>: a delimitação ao domínio de Engenharia de Software é assegurada pelo CI1, e a exigência de revisão por pares é assegurada pelo CE5.</w:t>
             </w:r>
           </w:p>
         </w:tc>
@@ -1781,7 +2143,151 @@
                 <w:sz w:val="20"/>
                 <w:szCs w:val="20"/>
               </w:rPr>
-              <w:t>("source code" OR "source codes" OR "codebase" OR "code repository" OR "code search") AND</w:t>
+              <w:t>("</w:t>
+            </w:r>
+            <w:proofErr w:type="spellStart"/>
+            <w:r>
+              <w:rPr>
+                <w:sz w:val="20"/>
+                <w:szCs w:val="20"/>
+              </w:rPr>
+              <w:t>source</w:t>
+            </w:r>
+            <w:proofErr w:type="spellEnd"/>
+            <w:r>
+              <w:rPr>
+                <w:sz w:val="20"/>
+                <w:szCs w:val="20"/>
+              </w:rPr>
+              <w:t xml:space="preserve"> </w:t>
+            </w:r>
+            <w:proofErr w:type="spellStart"/>
+            <w:r>
+              <w:rPr>
+                <w:sz w:val="20"/>
+                <w:szCs w:val="20"/>
+              </w:rPr>
+              <w:t>code</w:t>
+            </w:r>
+            <w:proofErr w:type="spellEnd"/>
+            <w:r>
+              <w:rPr>
+                <w:sz w:val="20"/>
+                <w:szCs w:val="20"/>
+              </w:rPr>
+              <w:t>" OR "</w:t>
+            </w:r>
+            <w:proofErr w:type="spellStart"/>
+            <w:r>
+              <w:rPr>
+                <w:sz w:val="20"/>
+                <w:szCs w:val="20"/>
+              </w:rPr>
+              <w:t>source</w:t>
+            </w:r>
+            <w:proofErr w:type="spellEnd"/>
+            <w:r>
+              <w:rPr>
+                <w:sz w:val="20"/>
+                <w:szCs w:val="20"/>
+              </w:rPr>
+              <w:t xml:space="preserve"> </w:t>
+            </w:r>
+            <w:proofErr w:type="spellStart"/>
+            <w:r>
+              <w:rPr>
+                <w:sz w:val="20"/>
+                <w:szCs w:val="20"/>
+              </w:rPr>
+              <w:t>codes</w:t>
+            </w:r>
+            <w:proofErr w:type="spellEnd"/>
+            <w:r>
+              <w:rPr>
+                <w:sz w:val="20"/>
+                <w:szCs w:val="20"/>
+              </w:rPr>
+              <w:t>" OR "</w:t>
+            </w:r>
+            <w:proofErr w:type="spellStart"/>
+            <w:r>
+              <w:rPr>
+                <w:sz w:val="20"/>
+                <w:szCs w:val="20"/>
+              </w:rPr>
+              <w:t>codebase</w:t>
+            </w:r>
+            <w:proofErr w:type="spellEnd"/>
+            <w:r>
+              <w:rPr>
+                <w:sz w:val="20"/>
+                <w:szCs w:val="20"/>
+              </w:rPr>
+              <w:t>" OR "</w:t>
+            </w:r>
+            <w:proofErr w:type="spellStart"/>
+            <w:r>
+              <w:rPr>
+                <w:sz w:val="20"/>
+                <w:szCs w:val="20"/>
+              </w:rPr>
+              <w:t>code</w:t>
+            </w:r>
+            <w:proofErr w:type="spellEnd"/>
+            <w:r>
+              <w:rPr>
+                <w:sz w:val="20"/>
+                <w:szCs w:val="20"/>
+              </w:rPr>
+              <w:t xml:space="preserve"> </w:t>
+            </w:r>
+            <w:proofErr w:type="spellStart"/>
+            <w:r>
+              <w:rPr>
+                <w:sz w:val="20"/>
+                <w:szCs w:val="20"/>
+              </w:rPr>
+              <w:t>repository</w:t>
+            </w:r>
+            <w:proofErr w:type="spellEnd"/>
+            <w:r>
+              <w:rPr>
+                <w:sz w:val="20"/>
+                <w:szCs w:val="20"/>
+              </w:rPr>
+              <w:t>" OR "</w:t>
+            </w:r>
+            <w:proofErr w:type="spellStart"/>
+            <w:r>
+              <w:rPr>
+                <w:sz w:val="20"/>
+                <w:szCs w:val="20"/>
+              </w:rPr>
+              <w:t>code</w:t>
+            </w:r>
+            <w:proofErr w:type="spellEnd"/>
+            <w:r>
+              <w:rPr>
+                <w:sz w:val="20"/>
+                <w:szCs w:val="20"/>
+              </w:rPr>
+              <w:t xml:space="preserve"> </w:t>
+            </w:r>
+            <w:proofErr w:type="spellStart"/>
+            <w:r>
+              <w:rPr>
+                <w:sz w:val="20"/>
+                <w:szCs w:val="20"/>
+              </w:rPr>
+              <w:t>search</w:t>
+            </w:r>
+            <w:proofErr w:type="spellEnd"/>
+            <w:r>
+              <w:rPr>
+                <w:sz w:val="20"/>
+                <w:szCs w:val="20"/>
+              </w:rPr>
+              <w:t>") AND</w:t>
             </w:r>
           </w:p>
           <w:p>
@@ -1796,7 +2302,55 @@
                 <w:sz w:val="20"/>
                 <w:szCs w:val="20"/>
               </w:rPr>
-              <w:t>("Retrieval-Augmented Generation" OR "Retrieval Augmented Generation" OR "RAG") AND</w:t>
+              <w:t>("</w:t>
+            </w:r>
+            <w:proofErr w:type="spellStart"/>
+            <w:r>
+              <w:rPr>
+                <w:sz w:val="20"/>
+                <w:szCs w:val="20"/>
+              </w:rPr>
+              <w:t>Retrieval-Augmented</w:t>
+            </w:r>
+            <w:proofErr w:type="spellEnd"/>
+            <w:r>
+              <w:rPr>
+                <w:sz w:val="20"/>
+                <w:szCs w:val="20"/>
+              </w:rPr>
+              <w:t xml:space="preserve"> Generation" OR "</w:t>
+            </w:r>
+            <w:proofErr w:type="spellStart"/>
+            <w:r>
+              <w:rPr>
+                <w:sz w:val="20"/>
+                <w:szCs w:val="20"/>
+              </w:rPr>
+              <w:t>Retrieval</w:t>
+            </w:r>
+            <w:proofErr w:type="spellEnd"/>
+            <w:r>
+              <w:rPr>
+                <w:sz w:val="20"/>
+                <w:szCs w:val="20"/>
+              </w:rPr>
+              <w:t xml:space="preserve"> </w:t>
+            </w:r>
+            <w:proofErr w:type="spellStart"/>
+            <w:r>
+              <w:rPr>
+                <w:sz w:val="20"/>
+                <w:szCs w:val="20"/>
+              </w:rPr>
+              <w:t>Augmented</w:t>
+            </w:r>
+            <w:proofErr w:type="spellEnd"/>
+            <w:r>
+              <w:rPr>
+                <w:sz w:val="20"/>
+                <w:szCs w:val="20"/>
+              </w:rPr>
+              <w:t xml:space="preserve"> Generation" OR "RAG") AND</w:t>
             </w:r>
           </w:p>
           <w:p>
@@ -1811,7 +2365,55 @@
                 <w:sz w:val="20"/>
                 <w:szCs w:val="20"/>
               </w:rPr>
-              <w:t>("LLM" OR "Large Language Model" OR "GenAI" OR "Generative AI")</w:t>
+              <w:t xml:space="preserve">("LLM" OR "Large </w:t>
+            </w:r>
+            <w:proofErr w:type="spellStart"/>
+            <w:r>
+              <w:rPr>
+                <w:sz w:val="20"/>
+                <w:szCs w:val="20"/>
+              </w:rPr>
+              <w:t>Language</w:t>
+            </w:r>
+            <w:proofErr w:type="spellEnd"/>
+            <w:r>
+              <w:rPr>
+                <w:sz w:val="20"/>
+                <w:szCs w:val="20"/>
+              </w:rPr>
+              <w:t xml:space="preserve"> Model" OR "</w:t>
+            </w:r>
+            <w:proofErr w:type="spellStart"/>
+            <w:r>
+              <w:rPr>
+                <w:sz w:val="20"/>
+                <w:szCs w:val="20"/>
+              </w:rPr>
+              <w:t>GenAI</w:t>
+            </w:r>
+            <w:proofErr w:type="spellEnd"/>
+            <w:r>
+              <w:rPr>
+                <w:sz w:val="20"/>
+                <w:szCs w:val="20"/>
+              </w:rPr>
+              <w:t>" OR "</w:t>
+            </w:r>
+            <w:proofErr w:type="spellStart"/>
+            <w:r>
+              <w:rPr>
+                <w:sz w:val="20"/>
+                <w:szCs w:val="20"/>
+              </w:rPr>
+              <w:t>Generative</w:t>
+            </w:r>
+            <w:proofErr w:type="spellEnd"/>
+            <w:r>
+              <w:rPr>
+                <w:sz w:val="20"/>
+                <w:szCs w:val="20"/>
+              </w:rPr>
+              <w:t xml:space="preserve"> AI")</w:t>
             </w:r>
           </w:p>
         </w:tc>
@@ -1866,35 +2468,124 @@
           <w:i/>
           <w:iCs/>
         </w:rPr>
-        <w:t>Embora RAG e LLM componham conceitualmente a mesma Intervenção, eles são representados como dois grupos distintos conectados por AND na string de busca. Essa decisão é intencional: o AND garante que apenas estudos que tratam explicitamente da combinação RAG+LLM sejam recuperados, excluindo trabalhos sobre RAG sem base em modelos de linguagem de grande escala e trabalhos sobre LLMs aplicados a código sem componente de recuperação. Trata-se de uma escolha de precisão sobre sensibilidade. Está-se ciente de que artigos que referenciam modelos específicos (</w:t>
-      </w:r>
+        <w:t xml:space="preserve">Embora RAG e LLM componham conceitualmente a mesma Intervenção, eles são representados como dois grupos distintos conectados por AND na </w:t>
+      </w:r>
+      <w:proofErr w:type="spellStart"/>
       <w:r>
         <w:rPr>
           <w:i/>
           <w:iCs/>
         </w:rPr>
-        <w:t>Ex.:</w:t>
-      </w:r>
+        <w:t>string</w:t>
+      </w:r>
+      <w:proofErr w:type="spellEnd"/>
       <w:r>
         <w:rPr>
           <w:i/>
           <w:iCs/>
         </w:rPr>
-        <w:t xml:space="preserve"> GPT, Llama, Gemini</w:t>
-      </w:r>
+        <w:t xml:space="preserve"> de busca. Essa decisão é intencional: o AND garante que apenas estudos que tratam explicitamente da combinação RAG+LLM sejam recuperados, excluindo trabalhos sobre RAG sem base em modelos de linguagem de grande escala e trabalhos sobre </w:t>
+      </w:r>
+      <w:proofErr w:type="spellStart"/>
       <w:r>
         <w:rPr>
           <w:i/>
           <w:iCs/>
         </w:rPr>
-        <w:t>, Claude, etc.</w:t>
-      </w:r>
+        <w:t>LLMs</w:t>
+      </w:r>
+      <w:proofErr w:type="spellEnd"/>
       <w:r>
         <w:rPr>
           <w:i/>
           <w:iCs/>
         </w:rPr>
-        <w:t>) sem empregar os termos "LLM" ou "Large Language Model" podem não ser recuperados; para mitigar parcialmente esse risco, o termo "Generative AI" foi incluído como hiperônimo de uso corrente na literatura, aumentando a chance de cobertura indireta desses modelos. Essa decisão é documentada aqui para fins de rastreabilidade e reprodutibilidade da busca.</w:t>
+        <w:t xml:space="preserve"> aplicados a código sem componente de recuperação. Trata-se de uma escolha de precisão sobre sensibilidade. Está-se ciente de que artigos que referenciam modelos específicos (</w:t>
+      </w:r>
+      <w:r>
+        <w:rPr>
+          <w:i/>
+          <w:iCs/>
+        </w:rPr>
+        <w:t>Ex.:</w:t>
+      </w:r>
+      <w:r>
+        <w:rPr>
+          <w:i/>
+          <w:iCs/>
+        </w:rPr>
+        <w:t xml:space="preserve"> GPT, </w:t>
+      </w:r>
+      <w:proofErr w:type="spellStart"/>
+      <w:r>
+        <w:rPr>
+          <w:i/>
+          <w:iCs/>
+        </w:rPr>
+        <w:t>Llama</w:t>
+      </w:r>
+      <w:proofErr w:type="spellEnd"/>
+      <w:r>
+        <w:rPr>
+          <w:i/>
+          <w:iCs/>
+        </w:rPr>
+        <w:t>, Gemini</w:t>
+      </w:r>
+      <w:r>
+        <w:rPr>
+          <w:i/>
+          <w:iCs/>
+        </w:rPr>
+        <w:t xml:space="preserve">, </w:t>
+      </w:r>
+      <w:proofErr w:type="gramStart"/>
+      <w:r>
+        <w:rPr>
+          <w:i/>
+          <w:iCs/>
+        </w:rPr>
+        <w:t>Claude, etc.</w:t>
+      </w:r>
+      <w:proofErr w:type="gramEnd"/>
+      <w:r>
+        <w:rPr>
+          <w:i/>
+          <w:iCs/>
+        </w:rPr>
+        <w:t xml:space="preserve">) sem empregar os termos "LLM" ou "Large </w:t>
+      </w:r>
+      <w:proofErr w:type="spellStart"/>
+      <w:r>
+        <w:rPr>
+          <w:i/>
+          <w:iCs/>
+        </w:rPr>
+        <w:t>Language</w:t>
+      </w:r>
+      <w:proofErr w:type="spellEnd"/>
+      <w:r>
+        <w:rPr>
+          <w:i/>
+          <w:iCs/>
+        </w:rPr>
+        <w:t xml:space="preserve"> Model" podem não ser recuperados; para mitigar parcialmente esse risco, o termo "</w:t>
+      </w:r>
+      <w:proofErr w:type="spellStart"/>
+      <w:r>
+        <w:rPr>
+          <w:i/>
+          <w:iCs/>
+        </w:rPr>
+        <w:t>Generative</w:t>
+      </w:r>
+      <w:proofErr w:type="spellEnd"/>
+      <w:r>
+        <w:rPr>
+          <w:i/>
+          <w:iCs/>
+        </w:rPr>
+        <w:t xml:space="preserve"> AI" foi incluído como hiperônimo de uso corrente na literatura, aumentando a chance de cobertura indireta desses modelos. Essa decisão é documentada aqui para fins de rastreabilidade e reprodutibilidade da busca.</w:t>
       </w:r>
     </w:p>
     <w:p/>
@@ -1957,7 +2648,39 @@
         <w:jc w:val="both"/>
       </w:pPr>
       <w:r>
-        <w:t>A seleção das bases de dados seguiu as recomendações de Dyba, Kitchenham e Jorgensen (2005) sobre as fontes mais comumente utilizadas na condução de revisões sistemáticas em Engenharia de Software. Com base nessas diretrizes, foram selecionadas as seguintes bases: ACM Digital Library, IEEE Xplore e Scopus. A inclusão do Scopus, não contemplada pelos autores à época de sua publicação, é respaldada por sua ampla adoção posterior em revisões sistemáticas em Engenharia de Software, conforme evidenciado em Kitchenham e Charters (2007).</w:t>
+        <w:t xml:space="preserve">A seleção das bases de dados seguiu as recomendações de </w:t>
+      </w:r>
+      <w:proofErr w:type="spellStart"/>
+      <w:r>
+        <w:t>Dyba</w:t>
+      </w:r>
+      <w:proofErr w:type="spellEnd"/>
+      <w:r>
+        <w:t xml:space="preserve">, </w:t>
+      </w:r>
+      <w:proofErr w:type="spellStart"/>
+      <w:r>
+        <w:t>Kitchenham</w:t>
+      </w:r>
+      <w:proofErr w:type="spellEnd"/>
+      <w:r>
+        <w:t xml:space="preserve"> e Jorgensen (2005) sobre as fontes mais comumente utilizadas na condução de revisões sistemáticas em Engenharia de Software. Com base nessas diretrizes, foram selecionadas as seguintes bases: ACM Digital Library, IEEE </w:t>
+      </w:r>
+      <w:proofErr w:type="spellStart"/>
+      <w:r>
+        <w:t>Xplore</w:t>
+      </w:r>
+      <w:proofErr w:type="spellEnd"/>
+      <w:r>
+        <w:t xml:space="preserve"> e Scopus. A inclusão do Scopus, não contemplada pelos autores à época de sua publicação, é respaldada por sua ampla adoção posterior em revisões sistemáticas em Engenharia de Software, conforme evidenciado em </w:t>
+      </w:r>
+      <w:proofErr w:type="spellStart"/>
+      <w:r>
+        <w:t>Kitchenham</w:t>
+      </w:r>
+      <w:proofErr w:type="spellEnd"/>
+      <w:r>
+        <w:t xml:space="preserve"> e Charters (2007).</w:t>
       </w:r>
     </w:p>
     <w:p>
@@ -2005,7 +2728,47 @@
         <w:t>, é o p</w:t>
       </w:r>
       <w:r>
-        <w:t xml:space="preserve">rincipal repositório de publicações da Association for Computing Machinery (ACM), com cobertura abrangente de Engenharia de Software e áreas correlatas. Indexa venues de alto impacto como ESEC/FSE, ISSTA, ICSE (co-publicada com IEEE) e periódicos como TOSEM e CACM. Oferece busca avançada com operadores booleanos e exportação estruturada em BibTeX </w:t>
+        <w:t xml:space="preserve">rincipal repositório de publicações da </w:t>
+      </w:r>
+      <w:proofErr w:type="spellStart"/>
+      <w:r>
+        <w:t>Association</w:t>
+      </w:r>
+      <w:proofErr w:type="spellEnd"/>
+      <w:r>
+        <w:t xml:space="preserve"> for </w:t>
+      </w:r>
+      <w:proofErr w:type="spellStart"/>
+      <w:r>
+        <w:t>Computing</w:t>
+      </w:r>
+      <w:proofErr w:type="spellEnd"/>
+      <w:r>
+        <w:t xml:space="preserve"> Machinery (ACM), com cobertura abrangente de Engenharia de Software e áreas correlatas. Indexa </w:t>
+      </w:r>
+      <w:proofErr w:type="spellStart"/>
+      <w:r>
+        <w:t>venues</w:t>
+      </w:r>
+      <w:proofErr w:type="spellEnd"/>
+      <w:r>
+        <w:t xml:space="preserve"> de alto impacto como ESEC/FSE, ISSTA, ICSE (</w:t>
+      </w:r>
+      <w:proofErr w:type="spellStart"/>
+      <w:r>
+        <w:t>co-publicada</w:t>
+      </w:r>
+      <w:proofErr w:type="spellEnd"/>
+      <w:r>
+        <w:t xml:space="preserve"> com IEEE) e periódicos como TOSEM e CACM. Oferece busca avançada com operadores booleanos e exportação estruturada em </w:t>
+      </w:r>
+      <w:proofErr w:type="spellStart"/>
+      <w:r>
+        <w:t>BibTeX</w:t>
+      </w:r>
+      <w:proofErr w:type="spellEnd"/>
+      <w:r>
+        <w:t xml:space="preserve"> </w:t>
       </w:r>
       <w:r>
         <w:t>-</w:t>
@@ -2030,7 +2793,23 @@
           <w:b/>
           <w:bCs/>
         </w:rPr>
-        <w:t>5.1.1. String adaptada para sintaxe</w:t>
+        <w:t xml:space="preserve">5.1.1. </w:t>
+      </w:r>
+      <w:proofErr w:type="spellStart"/>
+      <w:r>
+        <w:rPr>
+          <w:b/>
+          <w:bCs/>
+        </w:rPr>
+        <w:t>String</w:t>
+      </w:r>
+      <w:proofErr w:type="spellEnd"/>
+      <w:r>
+        <w:rPr>
+          <w:b/>
+          <w:bCs/>
+        </w:rPr>
+        <w:t xml:space="preserve"> adaptada para sintaxe</w:t>
       </w:r>
       <w:r>
         <w:rPr>
@@ -2096,7 +2875,259 @@
                 <w:sz w:val="20"/>
                 <w:szCs w:val="20"/>
               </w:rPr>
-              <w:t>(Title:"source code" OR Title:"source codes" OR Title:"codebase" OR Title:"code repository" OR Title:"code search" OR</w:t>
+              <w:t>(</w:t>
+            </w:r>
+            <w:proofErr w:type="spellStart"/>
+            <w:r>
+              <w:rPr>
+                <w:rFonts w:ascii="Consolas" w:hAnsi="Consolas"/>
+                <w:sz w:val="20"/>
+                <w:szCs w:val="20"/>
+              </w:rPr>
+              <w:t>Title</w:t>
+            </w:r>
+            <w:proofErr w:type="spellEnd"/>
+            <w:r>
+              <w:rPr>
+                <w:rFonts w:ascii="Consolas" w:hAnsi="Consolas"/>
+                <w:sz w:val="20"/>
+                <w:szCs w:val="20"/>
+              </w:rPr>
+              <w:t>:"</w:t>
+            </w:r>
+            <w:proofErr w:type="spellStart"/>
+            <w:r>
+              <w:rPr>
+                <w:rFonts w:ascii="Consolas" w:hAnsi="Consolas"/>
+                <w:sz w:val="20"/>
+                <w:szCs w:val="20"/>
+              </w:rPr>
+              <w:t>source</w:t>
+            </w:r>
+            <w:proofErr w:type="spellEnd"/>
+            <w:r>
+              <w:rPr>
+                <w:rFonts w:ascii="Consolas" w:hAnsi="Consolas"/>
+                <w:sz w:val="20"/>
+                <w:szCs w:val="20"/>
+              </w:rPr>
+              <w:t xml:space="preserve"> </w:t>
+            </w:r>
+            <w:proofErr w:type="spellStart"/>
+            <w:r>
+              <w:rPr>
+                <w:rFonts w:ascii="Consolas" w:hAnsi="Consolas"/>
+                <w:sz w:val="20"/>
+                <w:szCs w:val="20"/>
+              </w:rPr>
+              <w:t>code</w:t>
+            </w:r>
+            <w:proofErr w:type="spellEnd"/>
+            <w:r>
+              <w:rPr>
+                <w:rFonts w:ascii="Consolas" w:hAnsi="Consolas"/>
+                <w:sz w:val="20"/>
+                <w:szCs w:val="20"/>
+              </w:rPr>
+              <w:t xml:space="preserve">" OR </w:t>
+            </w:r>
+            <w:proofErr w:type="spellStart"/>
+            <w:r>
+              <w:rPr>
+                <w:rFonts w:ascii="Consolas" w:hAnsi="Consolas"/>
+                <w:sz w:val="20"/>
+                <w:szCs w:val="20"/>
+              </w:rPr>
+              <w:t>Title</w:t>
+            </w:r>
+            <w:proofErr w:type="spellEnd"/>
+            <w:r>
+              <w:rPr>
+                <w:rFonts w:ascii="Consolas" w:hAnsi="Consolas"/>
+                <w:sz w:val="20"/>
+                <w:szCs w:val="20"/>
+              </w:rPr>
+              <w:t>:"</w:t>
+            </w:r>
+            <w:proofErr w:type="spellStart"/>
+            <w:r>
+              <w:rPr>
+                <w:rFonts w:ascii="Consolas" w:hAnsi="Consolas"/>
+                <w:sz w:val="20"/>
+                <w:szCs w:val="20"/>
+              </w:rPr>
+              <w:t>source</w:t>
+            </w:r>
+            <w:proofErr w:type="spellEnd"/>
+            <w:r>
+              <w:rPr>
+                <w:rFonts w:ascii="Consolas" w:hAnsi="Consolas"/>
+                <w:sz w:val="20"/>
+                <w:szCs w:val="20"/>
+              </w:rPr>
+              <w:t xml:space="preserve"> </w:t>
+            </w:r>
+            <w:proofErr w:type="spellStart"/>
+            <w:r>
+              <w:rPr>
+                <w:rFonts w:ascii="Consolas" w:hAnsi="Consolas"/>
+                <w:sz w:val="20"/>
+                <w:szCs w:val="20"/>
+              </w:rPr>
+              <w:t>codes</w:t>
+            </w:r>
+            <w:proofErr w:type="spellEnd"/>
+            <w:r>
+              <w:rPr>
+                <w:rFonts w:ascii="Consolas" w:hAnsi="Consolas"/>
+                <w:sz w:val="20"/>
+                <w:szCs w:val="20"/>
+              </w:rPr>
+              <w:t xml:space="preserve">" OR </w:t>
+            </w:r>
+            <w:proofErr w:type="spellStart"/>
+            <w:r>
+              <w:rPr>
+                <w:rFonts w:ascii="Consolas" w:hAnsi="Consolas"/>
+                <w:sz w:val="20"/>
+                <w:szCs w:val="20"/>
+              </w:rPr>
+              <w:t>Title</w:t>
+            </w:r>
+            <w:proofErr w:type="spellEnd"/>
+            <w:r>
+              <w:rPr>
+                <w:rFonts w:ascii="Consolas" w:hAnsi="Consolas"/>
+                <w:sz w:val="20"/>
+                <w:szCs w:val="20"/>
+              </w:rPr>
+              <w:t>:"</w:t>
+            </w:r>
+            <w:proofErr w:type="spellStart"/>
+            <w:r>
+              <w:rPr>
+                <w:rFonts w:ascii="Consolas" w:hAnsi="Consolas"/>
+                <w:sz w:val="20"/>
+                <w:szCs w:val="20"/>
+              </w:rPr>
+              <w:t>codebase</w:t>
+            </w:r>
+            <w:proofErr w:type="spellEnd"/>
+            <w:r>
+              <w:rPr>
+                <w:rFonts w:ascii="Consolas" w:hAnsi="Consolas"/>
+                <w:sz w:val="20"/>
+                <w:szCs w:val="20"/>
+              </w:rPr>
+              <w:t xml:space="preserve">" OR </w:t>
+            </w:r>
+            <w:proofErr w:type="spellStart"/>
+            <w:r>
+              <w:rPr>
+                <w:rFonts w:ascii="Consolas" w:hAnsi="Consolas"/>
+                <w:sz w:val="20"/>
+                <w:szCs w:val="20"/>
+              </w:rPr>
+              <w:t>Title</w:t>
+            </w:r>
+            <w:proofErr w:type="spellEnd"/>
+            <w:r>
+              <w:rPr>
+                <w:rFonts w:ascii="Consolas" w:hAnsi="Consolas"/>
+                <w:sz w:val="20"/>
+                <w:szCs w:val="20"/>
+              </w:rPr>
+              <w:t>:"</w:t>
+            </w:r>
+            <w:proofErr w:type="spellStart"/>
+            <w:r>
+              <w:rPr>
+                <w:rFonts w:ascii="Consolas" w:hAnsi="Consolas"/>
+                <w:sz w:val="20"/>
+                <w:szCs w:val="20"/>
+              </w:rPr>
+              <w:t>code</w:t>
+            </w:r>
+            <w:proofErr w:type="spellEnd"/>
+            <w:r>
+              <w:rPr>
+                <w:rFonts w:ascii="Consolas" w:hAnsi="Consolas"/>
+                <w:sz w:val="20"/>
+                <w:szCs w:val="20"/>
+              </w:rPr>
+              <w:t xml:space="preserve"> </w:t>
+            </w:r>
+            <w:proofErr w:type="spellStart"/>
+            <w:r>
+              <w:rPr>
+                <w:rFonts w:ascii="Consolas" w:hAnsi="Consolas"/>
+                <w:sz w:val="20"/>
+                <w:szCs w:val="20"/>
+              </w:rPr>
+              <w:t>repository</w:t>
+            </w:r>
+            <w:proofErr w:type="spellEnd"/>
+            <w:r>
+              <w:rPr>
+                <w:rFonts w:ascii="Consolas" w:hAnsi="Consolas"/>
+                <w:sz w:val="20"/>
+                <w:szCs w:val="20"/>
+              </w:rPr>
+              <w:t xml:space="preserve">" OR </w:t>
+            </w:r>
+            <w:proofErr w:type="spellStart"/>
+            <w:r>
+              <w:rPr>
+                <w:rFonts w:ascii="Consolas" w:hAnsi="Consolas"/>
+                <w:sz w:val="20"/>
+                <w:szCs w:val="20"/>
+              </w:rPr>
+              <w:t>Title</w:t>
+            </w:r>
+            <w:proofErr w:type="spellEnd"/>
+            <w:r>
+              <w:rPr>
+                <w:rFonts w:ascii="Consolas" w:hAnsi="Consolas"/>
+                <w:sz w:val="20"/>
+                <w:szCs w:val="20"/>
+              </w:rPr>
+              <w:t>:"</w:t>
+            </w:r>
+            <w:proofErr w:type="spellStart"/>
+            <w:r>
+              <w:rPr>
+                <w:rFonts w:ascii="Consolas" w:hAnsi="Consolas"/>
+                <w:sz w:val="20"/>
+                <w:szCs w:val="20"/>
+              </w:rPr>
+              <w:t>code</w:t>
+            </w:r>
+            <w:proofErr w:type="spellEnd"/>
+            <w:r>
+              <w:rPr>
+                <w:rFonts w:ascii="Consolas" w:hAnsi="Consolas"/>
+                <w:sz w:val="20"/>
+                <w:szCs w:val="20"/>
+              </w:rPr>
+              <w:t xml:space="preserve"> </w:t>
+            </w:r>
+            <w:proofErr w:type="spellStart"/>
+            <w:r>
+              <w:rPr>
+                <w:rFonts w:ascii="Consolas" w:hAnsi="Consolas"/>
+                <w:sz w:val="20"/>
+                <w:szCs w:val="20"/>
+              </w:rPr>
+              <w:t>search</w:t>
+            </w:r>
+            <w:proofErr w:type="spellEnd"/>
+            <w:r>
+              <w:rPr>
+                <w:rFonts w:ascii="Consolas" w:hAnsi="Consolas"/>
+                <w:sz w:val="20"/>
+                <w:szCs w:val="20"/>
+              </w:rPr>
+              <w:t>" OR</w:t>
             </w:r>
           </w:p>
           <w:p>
@@ -2113,7 +3144,169 @@
                 <w:sz w:val="20"/>
                 <w:szCs w:val="20"/>
               </w:rPr>
-              <w:t xml:space="preserve"> Abstract:"source code" OR Abstract:"source codes" OR Abstract:"codebase" OR Abstract:"code repository" OR Abstract:"code search" OR</w:t>
+              <w:t xml:space="preserve"> Abstract:"</w:t>
+            </w:r>
+            <w:proofErr w:type="spellStart"/>
+            <w:r>
+              <w:rPr>
+                <w:rFonts w:ascii="Consolas" w:hAnsi="Consolas"/>
+                <w:sz w:val="20"/>
+                <w:szCs w:val="20"/>
+              </w:rPr>
+              <w:t>source</w:t>
+            </w:r>
+            <w:proofErr w:type="spellEnd"/>
+            <w:r>
+              <w:rPr>
+                <w:rFonts w:ascii="Consolas" w:hAnsi="Consolas"/>
+                <w:sz w:val="20"/>
+                <w:szCs w:val="20"/>
+              </w:rPr>
+              <w:t xml:space="preserve"> </w:t>
+            </w:r>
+            <w:proofErr w:type="spellStart"/>
+            <w:r>
+              <w:rPr>
+                <w:rFonts w:ascii="Consolas" w:hAnsi="Consolas"/>
+                <w:sz w:val="20"/>
+                <w:szCs w:val="20"/>
+              </w:rPr>
+              <w:t>code</w:t>
+            </w:r>
+            <w:proofErr w:type="spellEnd"/>
+            <w:r>
+              <w:rPr>
+                <w:rFonts w:ascii="Consolas" w:hAnsi="Consolas"/>
+                <w:sz w:val="20"/>
+                <w:szCs w:val="20"/>
+              </w:rPr>
+              <w:t>" OR Abstract:"</w:t>
+            </w:r>
+            <w:proofErr w:type="spellStart"/>
+            <w:r>
+              <w:rPr>
+                <w:rFonts w:ascii="Consolas" w:hAnsi="Consolas"/>
+                <w:sz w:val="20"/>
+                <w:szCs w:val="20"/>
+              </w:rPr>
+              <w:t>source</w:t>
+            </w:r>
+            <w:proofErr w:type="spellEnd"/>
+            <w:r>
+              <w:rPr>
+                <w:rFonts w:ascii="Consolas" w:hAnsi="Consolas"/>
+                <w:sz w:val="20"/>
+                <w:szCs w:val="20"/>
+              </w:rPr>
+              <w:t xml:space="preserve"> </w:t>
+            </w:r>
+            <w:proofErr w:type="spellStart"/>
+            <w:r>
+              <w:rPr>
+                <w:rFonts w:ascii="Consolas" w:hAnsi="Consolas"/>
+                <w:sz w:val="20"/>
+                <w:szCs w:val="20"/>
+              </w:rPr>
+              <w:t>codes</w:t>
+            </w:r>
+            <w:proofErr w:type="spellEnd"/>
+            <w:r>
+              <w:rPr>
+                <w:rFonts w:ascii="Consolas" w:hAnsi="Consolas"/>
+                <w:sz w:val="20"/>
+                <w:szCs w:val="20"/>
+              </w:rPr>
+              <w:t>" OR Abstract:"</w:t>
+            </w:r>
+            <w:proofErr w:type="spellStart"/>
+            <w:r>
+              <w:rPr>
+                <w:rFonts w:ascii="Consolas" w:hAnsi="Consolas"/>
+                <w:sz w:val="20"/>
+                <w:szCs w:val="20"/>
+              </w:rPr>
+              <w:t>codebase</w:t>
+            </w:r>
+            <w:proofErr w:type="spellEnd"/>
+            <w:r>
+              <w:rPr>
+                <w:rFonts w:ascii="Consolas" w:hAnsi="Consolas"/>
+                <w:sz w:val="20"/>
+                <w:szCs w:val="20"/>
+              </w:rPr>
+              <w:t>" OR Abstract:"</w:t>
+            </w:r>
+            <w:proofErr w:type="spellStart"/>
+            <w:r>
+              <w:rPr>
+                <w:rFonts w:ascii="Consolas" w:hAnsi="Consolas"/>
+                <w:sz w:val="20"/>
+                <w:szCs w:val="20"/>
+              </w:rPr>
+              <w:t>code</w:t>
+            </w:r>
+            <w:proofErr w:type="spellEnd"/>
+            <w:r>
+              <w:rPr>
+                <w:rFonts w:ascii="Consolas" w:hAnsi="Consolas"/>
+                <w:sz w:val="20"/>
+                <w:szCs w:val="20"/>
+              </w:rPr>
+              <w:t xml:space="preserve"> </w:t>
+            </w:r>
+            <w:proofErr w:type="spellStart"/>
+            <w:r>
+              <w:rPr>
+                <w:rFonts w:ascii="Consolas" w:hAnsi="Consolas"/>
+                <w:sz w:val="20"/>
+                <w:szCs w:val="20"/>
+              </w:rPr>
+              <w:t>repository</w:t>
+            </w:r>
+            <w:proofErr w:type="spellEnd"/>
+            <w:r>
+              <w:rPr>
+                <w:rFonts w:ascii="Consolas" w:hAnsi="Consolas"/>
+                <w:sz w:val="20"/>
+                <w:szCs w:val="20"/>
+              </w:rPr>
+              <w:t>" OR Abstract:"</w:t>
+            </w:r>
+            <w:proofErr w:type="spellStart"/>
+            <w:r>
+              <w:rPr>
+                <w:rFonts w:ascii="Consolas" w:hAnsi="Consolas"/>
+                <w:sz w:val="20"/>
+                <w:szCs w:val="20"/>
+              </w:rPr>
+              <w:t>code</w:t>
+            </w:r>
+            <w:proofErr w:type="spellEnd"/>
+            <w:r>
+              <w:rPr>
+                <w:rFonts w:ascii="Consolas" w:hAnsi="Consolas"/>
+                <w:sz w:val="20"/>
+                <w:szCs w:val="20"/>
+              </w:rPr>
+              <w:t xml:space="preserve"> </w:t>
+            </w:r>
+            <w:proofErr w:type="spellStart"/>
+            <w:r>
+              <w:rPr>
+                <w:rFonts w:ascii="Consolas" w:hAnsi="Consolas"/>
+                <w:sz w:val="20"/>
+                <w:szCs w:val="20"/>
+              </w:rPr>
+              <w:t>search</w:t>
+            </w:r>
+            <w:proofErr w:type="spellEnd"/>
+            <w:r>
+              <w:rPr>
+                <w:rFonts w:ascii="Consolas" w:hAnsi="Consolas"/>
+                <w:sz w:val="20"/>
+                <w:szCs w:val="20"/>
+              </w:rPr>
+              <w:t>" OR</w:t>
             </w:r>
           </w:p>
           <w:p>
@@ -2130,7 +3323,259 @@
                 <w:sz w:val="20"/>
                 <w:szCs w:val="20"/>
               </w:rPr>
-              <w:t xml:space="preserve"> Keyword:"source code" OR Keyword:"source codes" OR Keyword:"codebase" OR Keyword:"code repository" OR Keyword:"code search")</w:t>
+              <w:t xml:space="preserve"> </w:t>
+            </w:r>
+            <w:proofErr w:type="spellStart"/>
+            <w:r>
+              <w:rPr>
+                <w:rFonts w:ascii="Consolas" w:hAnsi="Consolas"/>
+                <w:sz w:val="20"/>
+                <w:szCs w:val="20"/>
+              </w:rPr>
+              <w:t>Keyword</w:t>
+            </w:r>
+            <w:proofErr w:type="spellEnd"/>
+            <w:r>
+              <w:rPr>
+                <w:rFonts w:ascii="Consolas" w:hAnsi="Consolas"/>
+                <w:sz w:val="20"/>
+                <w:szCs w:val="20"/>
+              </w:rPr>
+              <w:t>:"</w:t>
+            </w:r>
+            <w:proofErr w:type="spellStart"/>
+            <w:r>
+              <w:rPr>
+                <w:rFonts w:ascii="Consolas" w:hAnsi="Consolas"/>
+                <w:sz w:val="20"/>
+                <w:szCs w:val="20"/>
+              </w:rPr>
+              <w:t>source</w:t>
+            </w:r>
+            <w:proofErr w:type="spellEnd"/>
+            <w:r>
+              <w:rPr>
+                <w:rFonts w:ascii="Consolas" w:hAnsi="Consolas"/>
+                <w:sz w:val="20"/>
+                <w:szCs w:val="20"/>
+              </w:rPr>
+              <w:t xml:space="preserve"> </w:t>
+            </w:r>
+            <w:proofErr w:type="spellStart"/>
+            <w:r>
+              <w:rPr>
+                <w:rFonts w:ascii="Consolas" w:hAnsi="Consolas"/>
+                <w:sz w:val="20"/>
+                <w:szCs w:val="20"/>
+              </w:rPr>
+              <w:t>code</w:t>
+            </w:r>
+            <w:proofErr w:type="spellEnd"/>
+            <w:r>
+              <w:rPr>
+                <w:rFonts w:ascii="Consolas" w:hAnsi="Consolas"/>
+                <w:sz w:val="20"/>
+                <w:szCs w:val="20"/>
+              </w:rPr>
+              <w:t xml:space="preserve">" OR </w:t>
+            </w:r>
+            <w:proofErr w:type="spellStart"/>
+            <w:r>
+              <w:rPr>
+                <w:rFonts w:ascii="Consolas" w:hAnsi="Consolas"/>
+                <w:sz w:val="20"/>
+                <w:szCs w:val="20"/>
+              </w:rPr>
+              <w:t>Keyword</w:t>
+            </w:r>
+            <w:proofErr w:type="spellEnd"/>
+            <w:r>
+              <w:rPr>
+                <w:rFonts w:ascii="Consolas" w:hAnsi="Consolas"/>
+                <w:sz w:val="20"/>
+                <w:szCs w:val="20"/>
+              </w:rPr>
+              <w:t>:"</w:t>
+            </w:r>
+            <w:proofErr w:type="spellStart"/>
+            <w:r>
+              <w:rPr>
+                <w:rFonts w:ascii="Consolas" w:hAnsi="Consolas"/>
+                <w:sz w:val="20"/>
+                <w:szCs w:val="20"/>
+              </w:rPr>
+              <w:t>source</w:t>
+            </w:r>
+            <w:proofErr w:type="spellEnd"/>
+            <w:r>
+              <w:rPr>
+                <w:rFonts w:ascii="Consolas" w:hAnsi="Consolas"/>
+                <w:sz w:val="20"/>
+                <w:szCs w:val="20"/>
+              </w:rPr>
+              <w:t xml:space="preserve"> </w:t>
+            </w:r>
+            <w:proofErr w:type="spellStart"/>
+            <w:r>
+              <w:rPr>
+                <w:rFonts w:ascii="Consolas" w:hAnsi="Consolas"/>
+                <w:sz w:val="20"/>
+                <w:szCs w:val="20"/>
+              </w:rPr>
+              <w:t>codes</w:t>
+            </w:r>
+            <w:proofErr w:type="spellEnd"/>
+            <w:r>
+              <w:rPr>
+                <w:rFonts w:ascii="Consolas" w:hAnsi="Consolas"/>
+                <w:sz w:val="20"/>
+                <w:szCs w:val="20"/>
+              </w:rPr>
+              <w:t xml:space="preserve">" OR </w:t>
+            </w:r>
+            <w:proofErr w:type="spellStart"/>
+            <w:r>
+              <w:rPr>
+                <w:rFonts w:ascii="Consolas" w:hAnsi="Consolas"/>
+                <w:sz w:val="20"/>
+                <w:szCs w:val="20"/>
+              </w:rPr>
+              <w:t>Keyword</w:t>
+            </w:r>
+            <w:proofErr w:type="spellEnd"/>
+            <w:r>
+              <w:rPr>
+                <w:rFonts w:ascii="Consolas" w:hAnsi="Consolas"/>
+                <w:sz w:val="20"/>
+                <w:szCs w:val="20"/>
+              </w:rPr>
+              <w:t>:"</w:t>
+            </w:r>
+            <w:proofErr w:type="spellStart"/>
+            <w:r>
+              <w:rPr>
+                <w:rFonts w:ascii="Consolas" w:hAnsi="Consolas"/>
+                <w:sz w:val="20"/>
+                <w:szCs w:val="20"/>
+              </w:rPr>
+              <w:t>codebase</w:t>
+            </w:r>
+            <w:proofErr w:type="spellEnd"/>
+            <w:r>
+              <w:rPr>
+                <w:rFonts w:ascii="Consolas" w:hAnsi="Consolas"/>
+                <w:sz w:val="20"/>
+                <w:szCs w:val="20"/>
+              </w:rPr>
+              <w:t xml:space="preserve">" OR </w:t>
+            </w:r>
+            <w:proofErr w:type="spellStart"/>
+            <w:r>
+              <w:rPr>
+                <w:rFonts w:ascii="Consolas" w:hAnsi="Consolas"/>
+                <w:sz w:val="20"/>
+                <w:szCs w:val="20"/>
+              </w:rPr>
+              <w:t>Keyword</w:t>
+            </w:r>
+            <w:proofErr w:type="spellEnd"/>
+            <w:r>
+              <w:rPr>
+                <w:rFonts w:ascii="Consolas" w:hAnsi="Consolas"/>
+                <w:sz w:val="20"/>
+                <w:szCs w:val="20"/>
+              </w:rPr>
+              <w:t>:"</w:t>
+            </w:r>
+            <w:proofErr w:type="spellStart"/>
+            <w:r>
+              <w:rPr>
+                <w:rFonts w:ascii="Consolas" w:hAnsi="Consolas"/>
+                <w:sz w:val="20"/>
+                <w:szCs w:val="20"/>
+              </w:rPr>
+              <w:t>code</w:t>
+            </w:r>
+            <w:proofErr w:type="spellEnd"/>
+            <w:r>
+              <w:rPr>
+                <w:rFonts w:ascii="Consolas" w:hAnsi="Consolas"/>
+                <w:sz w:val="20"/>
+                <w:szCs w:val="20"/>
+              </w:rPr>
+              <w:t xml:space="preserve"> </w:t>
+            </w:r>
+            <w:proofErr w:type="spellStart"/>
+            <w:r>
+              <w:rPr>
+                <w:rFonts w:ascii="Consolas" w:hAnsi="Consolas"/>
+                <w:sz w:val="20"/>
+                <w:szCs w:val="20"/>
+              </w:rPr>
+              <w:t>repository</w:t>
+            </w:r>
+            <w:proofErr w:type="spellEnd"/>
+            <w:r>
+              <w:rPr>
+                <w:rFonts w:ascii="Consolas" w:hAnsi="Consolas"/>
+                <w:sz w:val="20"/>
+                <w:szCs w:val="20"/>
+              </w:rPr>
+              <w:t xml:space="preserve">" OR </w:t>
+            </w:r>
+            <w:proofErr w:type="spellStart"/>
+            <w:r>
+              <w:rPr>
+                <w:rFonts w:ascii="Consolas" w:hAnsi="Consolas"/>
+                <w:sz w:val="20"/>
+                <w:szCs w:val="20"/>
+              </w:rPr>
+              <w:t>Keyword</w:t>
+            </w:r>
+            <w:proofErr w:type="spellEnd"/>
+            <w:r>
+              <w:rPr>
+                <w:rFonts w:ascii="Consolas" w:hAnsi="Consolas"/>
+                <w:sz w:val="20"/>
+                <w:szCs w:val="20"/>
+              </w:rPr>
+              <w:t>:"</w:t>
+            </w:r>
+            <w:proofErr w:type="spellStart"/>
+            <w:r>
+              <w:rPr>
+                <w:rFonts w:ascii="Consolas" w:hAnsi="Consolas"/>
+                <w:sz w:val="20"/>
+                <w:szCs w:val="20"/>
+              </w:rPr>
+              <w:t>code</w:t>
+            </w:r>
+            <w:proofErr w:type="spellEnd"/>
+            <w:r>
+              <w:rPr>
+                <w:rFonts w:ascii="Consolas" w:hAnsi="Consolas"/>
+                <w:sz w:val="20"/>
+                <w:szCs w:val="20"/>
+              </w:rPr>
+              <w:t xml:space="preserve"> </w:t>
+            </w:r>
+            <w:proofErr w:type="spellStart"/>
+            <w:r>
+              <w:rPr>
+                <w:rFonts w:ascii="Consolas" w:hAnsi="Consolas"/>
+                <w:sz w:val="20"/>
+                <w:szCs w:val="20"/>
+              </w:rPr>
+              <w:t>search</w:t>
+            </w:r>
+            <w:proofErr w:type="spellEnd"/>
+            <w:r>
+              <w:rPr>
+                <w:rFonts w:ascii="Consolas" w:hAnsi="Consolas"/>
+                <w:sz w:val="20"/>
+                <w:szCs w:val="20"/>
+              </w:rPr>
+              <w:t>")</w:t>
             </w:r>
           </w:p>
           <w:p>
@@ -2164,7 +3609,115 @@
                 <w:sz w:val="20"/>
                 <w:szCs w:val="20"/>
               </w:rPr>
-              <w:t>(Title:"Retrieval-Augmented Generation" OR Title:"Retrieval Augmented Generation" OR Title:"RAG" OR</w:t>
+              <w:t>(</w:t>
+            </w:r>
+            <w:proofErr w:type="spellStart"/>
+            <w:r>
+              <w:rPr>
+                <w:rFonts w:ascii="Consolas" w:hAnsi="Consolas"/>
+                <w:sz w:val="20"/>
+                <w:szCs w:val="20"/>
+              </w:rPr>
+              <w:t>Title</w:t>
+            </w:r>
+            <w:proofErr w:type="spellEnd"/>
+            <w:r>
+              <w:rPr>
+                <w:rFonts w:ascii="Consolas" w:hAnsi="Consolas"/>
+                <w:sz w:val="20"/>
+                <w:szCs w:val="20"/>
+              </w:rPr>
+              <w:t>:"</w:t>
+            </w:r>
+            <w:proofErr w:type="spellStart"/>
+            <w:r>
+              <w:rPr>
+                <w:rFonts w:ascii="Consolas" w:hAnsi="Consolas"/>
+                <w:sz w:val="20"/>
+                <w:szCs w:val="20"/>
+              </w:rPr>
+              <w:t>Retrieval-Augmented</w:t>
+            </w:r>
+            <w:proofErr w:type="spellEnd"/>
+            <w:r>
+              <w:rPr>
+                <w:rFonts w:ascii="Consolas" w:hAnsi="Consolas"/>
+                <w:sz w:val="20"/>
+                <w:szCs w:val="20"/>
+              </w:rPr>
+              <w:t xml:space="preserve"> Generation" OR </w:t>
+            </w:r>
+            <w:proofErr w:type="spellStart"/>
+            <w:r>
+              <w:rPr>
+                <w:rFonts w:ascii="Consolas" w:hAnsi="Consolas"/>
+                <w:sz w:val="20"/>
+                <w:szCs w:val="20"/>
+              </w:rPr>
+              <w:t>Title</w:t>
+            </w:r>
+            <w:proofErr w:type="spellEnd"/>
+            <w:r>
+              <w:rPr>
+                <w:rFonts w:ascii="Consolas" w:hAnsi="Consolas"/>
+                <w:sz w:val="20"/>
+                <w:szCs w:val="20"/>
+              </w:rPr>
+              <w:t>:"</w:t>
+            </w:r>
+            <w:proofErr w:type="spellStart"/>
+            <w:r>
+              <w:rPr>
+                <w:rFonts w:ascii="Consolas" w:hAnsi="Consolas"/>
+                <w:sz w:val="20"/>
+                <w:szCs w:val="20"/>
+              </w:rPr>
+              <w:t>Retrieval</w:t>
+            </w:r>
+            <w:proofErr w:type="spellEnd"/>
+            <w:r>
+              <w:rPr>
+                <w:rFonts w:ascii="Consolas" w:hAnsi="Consolas"/>
+                <w:sz w:val="20"/>
+                <w:szCs w:val="20"/>
+              </w:rPr>
+              <w:t xml:space="preserve"> </w:t>
+            </w:r>
+            <w:proofErr w:type="spellStart"/>
+            <w:r>
+              <w:rPr>
+                <w:rFonts w:ascii="Consolas" w:hAnsi="Consolas"/>
+                <w:sz w:val="20"/>
+                <w:szCs w:val="20"/>
+              </w:rPr>
+              <w:t>Augmented</w:t>
+            </w:r>
+            <w:proofErr w:type="spellEnd"/>
+            <w:r>
+              <w:rPr>
+                <w:rFonts w:ascii="Consolas" w:hAnsi="Consolas"/>
+                <w:sz w:val="20"/>
+                <w:szCs w:val="20"/>
+              </w:rPr>
+              <w:t xml:space="preserve"> Generation" OR </w:t>
+            </w:r>
+            <w:proofErr w:type="spellStart"/>
+            <w:r>
+              <w:rPr>
+                <w:rFonts w:ascii="Consolas" w:hAnsi="Consolas"/>
+                <w:sz w:val="20"/>
+                <w:szCs w:val="20"/>
+              </w:rPr>
+              <w:t>Title</w:t>
+            </w:r>
+            <w:proofErr w:type="spellEnd"/>
+            <w:r>
+              <w:rPr>
+                <w:rFonts w:ascii="Consolas" w:hAnsi="Consolas"/>
+                <w:sz w:val="20"/>
+                <w:szCs w:val="20"/>
+              </w:rPr>
+              <w:t>:"RAG" OR</w:t>
             </w:r>
           </w:p>
           <w:p>
@@ -2181,7 +3734,79 @@
                 <w:sz w:val="20"/>
                 <w:szCs w:val="20"/>
               </w:rPr>
-              <w:t xml:space="preserve"> Abstract:"Retrieval-Augmented Generation" OR Abstract:"Retrieval Augmented Generation" OR Abstract:"RAG" OR</w:t>
+              <w:t xml:space="preserve"> Abstract:"</w:t>
+            </w:r>
+            <w:proofErr w:type="spellStart"/>
+            <w:r>
+              <w:rPr>
+                <w:rFonts w:ascii="Consolas" w:hAnsi="Consolas"/>
+                <w:sz w:val="20"/>
+                <w:szCs w:val="20"/>
+              </w:rPr>
+              <w:t>Retrieval-Augmented</w:t>
+            </w:r>
+            <w:proofErr w:type="spellEnd"/>
+            <w:r>
+              <w:rPr>
+                <w:rFonts w:ascii="Consolas" w:hAnsi="Consolas"/>
+                <w:sz w:val="20"/>
+                <w:szCs w:val="20"/>
+              </w:rPr>
+              <w:t xml:space="preserve"> Generation" OR Abstract:"</w:t>
+            </w:r>
+            <w:proofErr w:type="spellStart"/>
+            <w:r>
+              <w:rPr>
+                <w:rFonts w:ascii="Consolas" w:hAnsi="Consolas"/>
+                <w:sz w:val="20"/>
+                <w:szCs w:val="20"/>
+              </w:rPr>
+              <w:t>Retrieval</w:t>
+            </w:r>
+            <w:proofErr w:type="spellEnd"/>
+            <w:r>
+              <w:rPr>
+                <w:rFonts w:ascii="Consolas" w:hAnsi="Consolas"/>
+                <w:sz w:val="20"/>
+                <w:szCs w:val="20"/>
+              </w:rPr>
+              <w:t xml:space="preserve"> </w:t>
+            </w:r>
+            <w:proofErr w:type="spellStart"/>
+            <w:r>
+              <w:rPr>
+                <w:rFonts w:ascii="Consolas" w:hAnsi="Consolas"/>
+                <w:sz w:val="20"/>
+                <w:szCs w:val="20"/>
+              </w:rPr>
+              <w:t>Augmented</w:t>
+            </w:r>
+            <w:proofErr w:type="spellEnd"/>
+            <w:r>
+              <w:rPr>
+                <w:rFonts w:ascii="Consolas" w:hAnsi="Consolas"/>
+                <w:sz w:val="20"/>
+                <w:szCs w:val="20"/>
+              </w:rPr>
+              <w:t xml:space="preserve"> Generation" OR </w:t>
+            </w:r>
+            <w:proofErr w:type="spellStart"/>
+            <w:r>
+              <w:rPr>
+                <w:rFonts w:ascii="Consolas" w:hAnsi="Consolas"/>
+                <w:sz w:val="20"/>
+                <w:szCs w:val="20"/>
+              </w:rPr>
+              <w:t>Abstract:"RAG</w:t>
+            </w:r>
+            <w:proofErr w:type="spellEnd"/>
+            <w:r>
+              <w:rPr>
+                <w:rFonts w:ascii="Consolas" w:hAnsi="Consolas"/>
+                <w:sz w:val="20"/>
+                <w:szCs w:val="20"/>
+              </w:rPr>
+              <w:t>" OR</w:t>
             </w:r>
           </w:p>
           <w:p>
@@ -2198,7 +3823,115 @@
                 <w:sz w:val="20"/>
                 <w:szCs w:val="20"/>
               </w:rPr>
-              <w:t xml:space="preserve"> Keyword:"Retrieval-Augmented Generation" OR Keyword:"Retrieval Augmented Generation" OR Keyword:"RAG")</w:t>
+              <w:t xml:space="preserve"> </w:t>
+            </w:r>
+            <w:proofErr w:type="spellStart"/>
+            <w:r>
+              <w:rPr>
+                <w:rFonts w:ascii="Consolas" w:hAnsi="Consolas"/>
+                <w:sz w:val="20"/>
+                <w:szCs w:val="20"/>
+              </w:rPr>
+              <w:t>Keyword</w:t>
+            </w:r>
+            <w:proofErr w:type="spellEnd"/>
+            <w:r>
+              <w:rPr>
+                <w:rFonts w:ascii="Consolas" w:hAnsi="Consolas"/>
+                <w:sz w:val="20"/>
+                <w:szCs w:val="20"/>
+              </w:rPr>
+              <w:t>:"</w:t>
+            </w:r>
+            <w:proofErr w:type="spellStart"/>
+            <w:r>
+              <w:rPr>
+                <w:rFonts w:ascii="Consolas" w:hAnsi="Consolas"/>
+                <w:sz w:val="20"/>
+                <w:szCs w:val="20"/>
+              </w:rPr>
+              <w:t>Retrieval-Augmented</w:t>
+            </w:r>
+            <w:proofErr w:type="spellEnd"/>
+            <w:r>
+              <w:rPr>
+                <w:rFonts w:ascii="Consolas" w:hAnsi="Consolas"/>
+                <w:sz w:val="20"/>
+                <w:szCs w:val="20"/>
+              </w:rPr>
+              <w:t xml:space="preserve"> Generation" OR </w:t>
+            </w:r>
+            <w:proofErr w:type="spellStart"/>
+            <w:r>
+              <w:rPr>
+                <w:rFonts w:ascii="Consolas" w:hAnsi="Consolas"/>
+                <w:sz w:val="20"/>
+                <w:szCs w:val="20"/>
+              </w:rPr>
+              <w:t>Keyword</w:t>
+            </w:r>
+            <w:proofErr w:type="spellEnd"/>
+            <w:r>
+              <w:rPr>
+                <w:rFonts w:ascii="Consolas" w:hAnsi="Consolas"/>
+                <w:sz w:val="20"/>
+                <w:szCs w:val="20"/>
+              </w:rPr>
+              <w:t>:"</w:t>
+            </w:r>
+            <w:proofErr w:type="spellStart"/>
+            <w:r>
+              <w:rPr>
+                <w:rFonts w:ascii="Consolas" w:hAnsi="Consolas"/>
+                <w:sz w:val="20"/>
+                <w:szCs w:val="20"/>
+              </w:rPr>
+              <w:t>Retrieval</w:t>
+            </w:r>
+            <w:proofErr w:type="spellEnd"/>
+            <w:r>
+              <w:rPr>
+                <w:rFonts w:ascii="Consolas" w:hAnsi="Consolas"/>
+                <w:sz w:val="20"/>
+                <w:szCs w:val="20"/>
+              </w:rPr>
+              <w:t xml:space="preserve"> </w:t>
+            </w:r>
+            <w:proofErr w:type="spellStart"/>
+            <w:r>
+              <w:rPr>
+                <w:rFonts w:ascii="Consolas" w:hAnsi="Consolas"/>
+                <w:sz w:val="20"/>
+                <w:szCs w:val="20"/>
+              </w:rPr>
+              <w:t>Augmented</w:t>
+            </w:r>
+            <w:proofErr w:type="spellEnd"/>
+            <w:r>
+              <w:rPr>
+                <w:rFonts w:ascii="Consolas" w:hAnsi="Consolas"/>
+                <w:sz w:val="20"/>
+                <w:szCs w:val="20"/>
+              </w:rPr>
+              <w:t xml:space="preserve"> Generation" OR </w:t>
+            </w:r>
+            <w:proofErr w:type="spellStart"/>
+            <w:r>
+              <w:rPr>
+                <w:rFonts w:ascii="Consolas" w:hAnsi="Consolas"/>
+                <w:sz w:val="20"/>
+                <w:szCs w:val="20"/>
+              </w:rPr>
+              <w:t>Keyword</w:t>
+            </w:r>
+            <w:proofErr w:type="spellEnd"/>
+            <w:r>
+              <w:rPr>
+                <w:rFonts w:ascii="Consolas" w:hAnsi="Consolas"/>
+                <w:sz w:val="20"/>
+                <w:szCs w:val="20"/>
+              </w:rPr>
+              <w:t>:"RAG")</w:t>
             </w:r>
           </w:p>
           <w:p>
@@ -2232,7 +3965,133 @@
                 <w:sz w:val="20"/>
                 <w:szCs w:val="20"/>
               </w:rPr>
-              <w:t>(Title:"LLM" OR Title:"Large Language Model" OR Title:"GenAI" OR Title:"Generative AI" OR</w:t>
+              <w:t>(</w:t>
+            </w:r>
+            <w:proofErr w:type="spellStart"/>
+            <w:r>
+              <w:rPr>
+                <w:rFonts w:ascii="Consolas" w:hAnsi="Consolas"/>
+                <w:sz w:val="20"/>
+                <w:szCs w:val="20"/>
+              </w:rPr>
+              <w:t>Title</w:t>
+            </w:r>
+            <w:proofErr w:type="spellEnd"/>
+            <w:r>
+              <w:rPr>
+                <w:rFonts w:ascii="Consolas" w:hAnsi="Consolas"/>
+                <w:sz w:val="20"/>
+                <w:szCs w:val="20"/>
+              </w:rPr>
+              <w:t xml:space="preserve">:"LLM" OR </w:t>
+            </w:r>
+            <w:proofErr w:type="spellStart"/>
+            <w:r>
+              <w:rPr>
+                <w:rFonts w:ascii="Consolas" w:hAnsi="Consolas"/>
+                <w:sz w:val="20"/>
+                <w:szCs w:val="20"/>
+              </w:rPr>
+              <w:t>Title</w:t>
+            </w:r>
+            <w:proofErr w:type="spellEnd"/>
+            <w:r>
+              <w:rPr>
+                <w:rFonts w:ascii="Consolas" w:hAnsi="Consolas"/>
+                <w:sz w:val="20"/>
+                <w:szCs w:val="20"/>
+              </w:rPr>
+              <w:t xml:space="preserve">:"Large </w:t>
+            </w:r>
+            <w:proofErr w:type="spellStart"/>
+            <w:r>
+              <w:rPr>
+                <w:rFonts w:ascii="Consolas" w:hAnsi="Consolas"/>
+                <w:sz w:val="20"/>
+                <w:szCs w:val="20"/>
+              </w:rPr>
+              <w:t>Language</w:t>
+            </w:r>
+            <w:proofErr w:type="spellEnd"/>
+            <w:r>
+              <w:rPr>
+                <w:rFonts w:ascii="Consolas" w:hAnsi="Consolas"/>
+                <w:sz w:val="20"/>
+                <w:szCs w:val="20"/>
+              </w:rPr>
+              <w:t xml:space="preserve"> Model" OR </w:t>
+            </w:r>
+            <w:proofErr w:type="spellStart"/>
+            <w:r>
+              <w:rPr>
+                <w:rFonts w:ascii="Consolas" w:hAnsi="Consolas"/>
+                <w:sz w:val="20"/>
+                <w:szCs w:val="20"/>
+              </w:rPr>
+              <w:t>Title</w:t>
+            </w:r>
+            <w:proofErr w:type="spellEnd"/>
+            <w:r>
+              <w:rPr>
+                <w:rFonts w:ascii="Consolas" w:hAnsi="Consolas"/>
+                <w:sz w:val="20"/>
+                <w:szCs w:val="20"/>
+              </w:rPr>
+              <w:t>:"</w:t>
+            </w:r>
+            <w:proofErr w:type="spellStart"/>
+            <w:r>
+              <w:rPr>
+                <w:rFonts w:ascii="Consolas" w:hAnsi="Consolas"/>
+                <w:sz w:val="20"/>
+                <w:szCs w:val="20"/>
+              </w:rPr>
+              <w:t>GenAI</w:t>
+            </w:r>
+            <w:proofErr w:type="spellEnd"/>
+            <w:r>
+              <w:rPr>
+                <w:rFonts w:ascii="Consolas" w:hAnsi="Consolas"/>
+                <w:sz w:val="20"/>
+                <w:szCs w:val="20"/>
+              </w:rPr>
+              <w:t xml:space="preserve">" OR </w:t>
+            </w:r>
+            <w:proofErr w:type="spellStart"/>
+            <w:r>
+              <w:rPr>
+                <w:rFonts w:ascii="Consolas" w:hAnsi="Consolas"/>
+                <w:sz w:val="20"/>
+                <w:szCs w:val="20"/>
+              </w:rPr>
+              <w:t>Title</w:t>
+            </w:r>
+            <w:proofErr w:type="spellEnd"/>
+            <w:r>
+              <w:rPr>
+                <w:rFonts w:ascii="Consolas" w:hAnsi="Consolas"/>
+                <w:sz w:val="20"/>
+                <w:szCs w:val="20"/>
+              </w:rPr>
+              <w:t>:"</w:t>
+            </w:r>
+            <w:proofErr w:type="spellStart"/>
+            <w:r>
+              <w:rPr>
+                <w:rFonts w:ascii="Consolas" w:hAnsi="Consolas"/>
+                <w:sz w:val="20"/>
+                <w:szCs w:val="20"/>
+              </w:rPr>
+              <w:t>Generative</w:t>
+            </w:r>
+            <w:proofErr w:type="spellEnd"/>
+            <w:r>
+              <w:rPr>
+                <w:rFonts w:ascii="Consolas" w:hAnsi="Consolas"/>
+                <w:sz w:val="20"/>
+                <w:szCs w:val="20"/>
+              </w:rPr>
+              <w:t xml:space="preserve"> AI" OR</w:t>
             </w:r>
           </w:p>
           <w:p>
@@ -2249,7 +4108,97 @@
                 <w:sz w:val="20"/>
                 <w:szCs w:val="20"/>
               </w:rPr>
-              <w:t xml:space="preserve"> Abstract:"LLM" OR Abstract:"Large Language Model" OR Abstract:"GenAI" OR Abstract:"Generative AI" OR</w:t>
+              <w:t xml:space="preserve"> </w:t>
+            </w:r>
+            <w:proofErr w:type="spellStart"/>
+            <w:r>
+              <w:rPr>
+                <w:rFonts w:ascii="Consolas" w:hAnsi="Consolas"/>
+                <w:sz w:val="20"/>
+                <w:szCs w:val="20"/>
+              </w:rPr>
+              <w:t>Abstract:"LLM</w:t>
+            </w:r>
+            <w:proofErr w:type="spellEnd"/>
+            <w:r>
+              <w:rPr>
+                <w:rFonts w:ascii="Consolas" w:hAnsi="Consolas"/>
+                <w:sz w:val="20"/>
+                <w:szCs w:val="20"/>
+              </w:rPr>
+              <w:t xml:space="preserve">" OR </w:t>
+            </w:r>
+            <w:proofErr w:type="spellStart"/>
+            <w:r>
+              <w:rPr>
+                <w:rFonts w:ascii="Consolas" w:hAnsi="Consolas"/>
+                <w:sz w:val="20"/>
+                <w:szCs w:val="20"/>
+              </w:rPr>
+              <w:t>Abstract:"Large</w:t>
+            </w:r>
+            <w:proofErr w:type="spellEnd"/>
+            <w:r>
+              <w:rPr>
+                <w:rFonts w:ascii="Consolas" w:hAnsi="Consolas"/>
+                <w:sz w:val="20"/>
+                <w:szCs w:val="20"/>
+              </w:rPr>
+              <w:t xml:space="preserve"> </w:t>
+            </w:r>
+            <w:proofErr w:type="spellStart"/>
+            <w:r>
+              <w:rPr>
+                <w:rFonts w:ascii="Consolas" w:hAnsi="Consolas"/>
+                <w:sz w:val="20"/>
+                <w:szCs w:val="20"/>
+              </w:rPr>
+              <w:t>Language</w:t>
+            </w:r>
+            <w:proofErr w:type="spellEnd"/>
+            <w:r>
+              <w:rPr>
+                <w:rFonts w:ascii="Consolas" w:hAnsi="Consolas"/>
+                <w:sz w:val="20"/>
+                <w:szCs w:val="20"/>
+              </w:rPr>
+              <w:t xml:space="preserve"> Model" OR Abstract:"</w:t>
+            </w:r>
+            <w:proofErr w:type="spellStart"/>
+            <w:r>
+              <w:rPr>
+                <w:rFonts w:ascii="Consolas" w:hAnsi="Consolas"/>
+                <w:sz w:val="20"/>
+                <w:szCs w:val="20"/>
+              </w:rPr>
+              <w:t>GenAI</w:t>
+            </w:r>
+            <w:proofErr w:type="spellEnd"/>
+            <w:r>
+              <w:rPr>
+                <w:rFonts w:ascii="Consolas" w:hAnsi="Consolas"/>
+                <w:sz w:val="20"/>
+                <w:szCs w:val="20"/>
+              </w:rPr>
+              <w:t>" OR Abstract:"</w:t>
+            </w:r>
+            <w:proofErr w:type="spellStart"/>
+            <w:r>
+              <w:rPr>
+                <w:rFonts w:ascii="Consolas" w:hAnsi="Consolas"/>
+                <w:sz w:val="20"/>
+                <w:szCs w:val="20"/>
+              </w:rPr>
+              <w:t>Generative</w:t>
+            </w:r>
+            <w:proofErr w:type="spellEnd"/>
+            <w:r>
+              <w:rPr>
+                <w:rFonts w:ascii="Consolas" w:hAnsi="Consolas"/>
+                <w:sz w:val="20"/>
+                <w:szCs w:val="20"/>
+              </w:rPr>
+              <w:t xml:space="preserve"> AI" OR</w:t>
             </w:r>
           </w:p>
           <w:p>
@@ -2266,7 +4215,133 @@
                 <w:sz w:val="20"/>
                 <w:szCs w:val="20"/>
               </w:rPr>
-              <w:t xml:space="preserve"> Keyword:"LLM" OR Keyword:"Large Language Model" OR Keyword:"GenAI" OR Keyword:"Generative AI")</w:t>
+              <w:t xml:space="preserve"> </w:t>
+            </w:r>
+            <w:proofErr w:type="spellStart"/>
+            <w:r>
+              <w:rPr>
+                <w:rFonts w:ascii="Consolas" w:hAnsi="Consolas"/>
+                <w:sz w:val="20"/>
+                <w:szCs w:val="20"/>
+              </w:rPr>
+              <w:t>Keyword</w:t>
+            </w:r>
+            <w:proofErr w:type="spellEnd"/>
+            <w:r>
+              <w:rPr>
+                <w:rFonts w:ascii="Consolas" w:hAnsi="Consolas"/>
+                <w:sz w:val="20"/>
+                <w:szCs w:val="20"/>
+              </w:rPr>
+              <w:t xml:space="preserve">:"LLM" OR </w:t>
+            </w:r>
+            <w:proofErr w:type="spellStart"/>
+            <w:r>
+              <w:rPr>
+                <w:rFonts w:ascii="Consolas" w:hAnsi="Consolas"/>
+                <w:sz w:val="20"/>
+                <w:szCs w:val="20"/>
+              </w:rPr>
+              <w:t>Keyword</w:t>
+            </w:r>
+            <w:proofErr w:type="spellEnd"/>
+            <w:r>
+              <w:rPr>
+                <w:rFonts w:ascii="Consolas" w:hAnsi="Consolas"/>
+                <w:sz w:val="20"/>
+                <w:szCs w:val="20"/>
+              </w:rPr>
+              <w:t xml:space="preserve">:"Large </w:t>
+            </w:r>
+            <w:proofErr w:type="spellStart"/>
+            <w:r>
+              <w:rPr>
+                <w:rFonts w:ascii="Consolas" w:hAnsi="Consolas"/>
+                <w:sz w:val="20"/>
+                <w:szCs w:val="20"/>
+              </w:rPr>
+              <w:t>Language</w:t>
+            </w:r>
+            <w:proofErr w:type="spellEnd"/>
+            <w:r>
+              <w:rPr>
+                <w:rFonts w:ascii="Consolas" w:hAnsi="Consolas"/>
+                <w:sz w:val="20"/>
+                <w:szCs w:val="20"/>
+              </w:rPr>
+              <w:t xml:space="preserve"> Model" OR </w:t>
+            </w:r>
+            <w:proofErr w:type="spellStart"/>
+            <w:r>
+              <w:rPr>
+                <w:rFonts w:ascii="Consolas" w:hAnsi="Consolas"/>
+                <w:sz w:val="20"/>
+                <w:szCs w:val="20"/>
+              </w:rPr>
+              <w:t>Keyword</w:t>
+            </w:r>
+            <w:proofErr w:type="spellEnd"/>
+            <w:r>
+              <w:rPr>
+                <w:rFonts w:ascii="Consolas" w:hAnsi="Consolas"/>
+                <w:sz w:val="20"/>
+                <w:szCs w:val="20"/>
+              </w:rPr>
+              <w:t>:"</w:t>
+            </w:r>
+            <w:proofErr w:type="spellStart"/>
+            <w:r>
+              <w:rPr>
+                <w:rFonts w:ascii="Consolas" w:hAnsi="Consolas"/>
+                <w:sz w:val="20"/>
+                <w:szCs w:val="20"/>
+              </w:rPr>
+              <w:t>GenAI</w:t>
+            </w:r>
+            <w:proofErr w:type="spellEnd"/>
+            <w:r>
+              <w:rPr>
+                <w:rFonts w:ascii="Consolas" w:hAnsi="Consolas"/>
+                <w:sz w:val="20"/>
+                <w:szCs w:val="20"/>
+              </w:rPr>
+              <w:t xml:space="preserve">" OR </w:t>
+            </w:r>
+            <w:proofErr w:type="spellStart"/>
+            <w:r>
+              <w:rPr>
+                <w:rFonts w:ascii="Consolas" w:hAnsi="Consolas"/>
+                <w:sz w:val="20"/>
+                <w:szCs w:val="20"/>
+              </w:rPr>
+              <w:t>Keyword</w:t>
+            </w:r>
+            <w:proofErr w:type="spellEnd"/>
+            <w:r>
+              <w:rPr>
+                <w:rFonts w:ascii="Consolas" w:hAnsi="Consolas"/>
+                <w:sz w:val="20"/>
+                <w:szCs w:val="20"/>
+              </w:rPr>
+              <w:t>:"</w:t>
+            </w:r>
+            <w:proofErr w:type="spellStart"/>
+            <w:r>
+              <w:rPr>
+                <w:rFonts w:ascii="Consolas" w:hAnsi="Consolas"/>
+                <w:sz w:val="20"/>
+                <w:szCs w:val="20"/>
+              </w:rPr>
+              <w:t>Generative</w:t>
+            </w:r>
+            <w:proofErr w:type="spellEnd"/>
+            <w:r>
+              <w:rPr>
+                <w:rFonts w:ascii="Consolas" w:hAnsi="Consolas"/>
+                <w:sz w:val="20"/>
+                <w:szCs w:val="20"/>
+              </w:rPr>
+              <w:t xml:space="preserve"> AI")</w:t>
             </w:r>
           </w:p>
         </w:tc>
@@ -2310,7 +4385,15 @@
         </w:r>
       </w:hyperlink>
       <w:r>
-        <w:t>, é o principal repositório de publicações IEEE e IET em Engenharia de Software, Computação e áreas afins. Indexa conferências de alto impacto como ICSE, ASE, SANER e MSR, além dos principais periódicos da área (e.g., IEEE TSE, IEEE Software). Oferece busca avançada com exportação em CSV/BibTeX.</w:t>
+        <w:t>, é o principal repositório de publicações IEEE e IET em Engenharia de Software, Computação e áreas afins. Indexa conferências de alto impacto como ICSE, ASE, SANER e MSR, além dos principais periódicos da área (e.g., IEEE TSE, IEEE Software). Oferece busca avançada com exportação em CSV/</w:t>
+      </w:r>
+      <w:proofErr w:type="spellStart"/>
+      <w:r>
+        <w:t>BibTeX</w:t>
+      </w:r>
+      <w:proofErr w:type="spellEnd"/>
+      <w:r>
+        <w:t>.</w:t>
       </w:r>
     </w:p>
     <w:p>
@@ -2351,7 +4434,23 @@
           <w:b/>
           <w:bCs/>
         </w:rPr>
-        <w:t>.1. String adaptada para sintaxe</w:t>
+        <w:t xml:space="preserve">.1. </w:t>
+      </w:r>
+      <w:proofErr w:type="spellStart"/>
+      <w:r>
+        <w:rPr>
+          <w:b/>
+          <w:bCs/>
+        </w:rPr>
+        <w:t>String</w:t>
+      </w:r>
+      <w:proofErr w:type="spellEnd"/>
+      <w:r>
+        <w:rPr>
+          <w:b/>
+          <w:bCs/>
+        </w:rPr>
+        <w:t xml:space="preserve"> adaptada para sintaxe</w:t>
       </w:r>
       <w:r>
         <w:rPr>
@@ -2424,7 +4523,349 @@
                 <w:sz w:val="20"/>
                 <w:szCs w:val="20"/>
               </w:rPr>
-              <w:t>("Document Title":"source code" OR "Document Title":"source codes" OR "Document Title":"codebase" OR "Document Title":"code repository" OR "Document Title":"code search" OR</w:t>
+              <w:t>("</w:t>
+            </w:r>
+            <w:proofErr w:type="spellStart"/>
+            <w:r>
+              <w:rPr>
+                <w:rFonts w:ascii="Consolas" w:hAnsi="Consolas"/>
+                <w:sz w:val="20"/>
+                <w:szCs w:val="20"/>
+              </w:rPr>
+              <w:t>Document</w:t>
+            </w:r>
+            <w:proofErr w:type="spellEnd"/>
+            <w:r>
+              <w:rPr>
+                <w:rFonts w:ascii="Consolas" w:hAnsi="Consolas"/>
+                <w:sz w:val="20"/>
+                <w:szCs w:val="20"/>
+              </w:rPr>
+              <w:t xml:space="preserve"> </w:t>
+            </w:r>
+            <w:proofErr w:type="spellStart"/>
+            <w:r>
+              <w:rPr>
+                <w:rFonts w:ascii="Consolas" w:hAnsi="Consolas"/>
+                <w:sz w:val="20"/>
+                <w:szCs w:val="20"/>
+              </w:rPr>
+              <w:t>Title</w:t>
+            </w:r>
+            <w:proofErr w:type="spellEnd"/>
+            <w:r>
+              <w:rPr>
+                <w:rFonts w:ascii="Consolas" w:hAnsi="Consolas"/>
+                <w:sz w:val="20"/>
+                <w:szCs w:val="20"/>
+              </w:rPr>
+              <w:t>":"</w:t>
+            </w:r>
+            <w:proofErr w:type="spellStart"/>
+            <w:r>
+              <w:rPr>
+                <w:rFonts w:ascii="Consolas" w:hAnsi="Consolas"/>
+                <w:sz w:val="20"/>
+                <w:szCs w:val="20"/>
+              </w:rPr>
+              <w:t>source</w:t>
+            </w:r>
+            <w:proofErr w:type="spellEnd"/>
+            <w:r>
+              <w:rPr>
+                <w:rFonts w:ascii="Consolas" w:hAnsi="Consolas"/>
+                <w:sz w:val="20"/>
+                <w:szCs w:val="20"/>
+              </w:rPr>
+              <w:t xml:space="preserve"> </w:t>
+            </w:r>
+            <w:proofErr w:type="spellStart"/>
+            <w:r>
+              <w:rPr>
+                <w:rFonts w:ascii="Consolas" w:hAnsi="Consolas"/>
+                <w:sz w:val="20"/>
+                <w:szCs w:val="20"/>
+              </w:rPr>
+              <w:t>code</w:t>
+            </w:r>
+            <w:proofErr w:type="spellEnd"/>
+            <w:r>
+              <w:rPr>
+                <w:rFonts w:ascii="Consolas" w:hAnsi="Consolas"/>
+                <w:sz w:val="20"/>
+                <w:szCs w:val="20"/>
+              </w:rPr>
+              <w:t>" OR "</w:t>
+            </w:r>
+            <w:proofErr w:type="spellStart"/>
+            <w:r>
+              <w:rPr>
+                <w:rFonts w:ascii="Consolas" w:hAnsi="Consolas"/>
+                <w:sz w:val="20"/>
+                <w:szCs w:val="20"/>
+              </w:rPr>
+              <w:t>Document</w:t>
+            </w:r>
+            <w:proofErr w:type="spellEnd"/>
+            <w:r>
+              <w:rPr>
+                <w:rFonts w:ascii="Consolas" w:hAnsi="Consolas"/>
+                <w:sz w:val="20"/>
+                <w:szCs w:val="20"/>
+              </w:rPr>
+              <w:t xml:space="preserve"> </w:t>
+            </w:r>
+            <w:proofErr w:type="spellStart"/>
+            <w:r>
+              <w:rPr>
+                <w:rFonts w:ascii="Consolas" w:hAnsi="Consolas"/>
+                <w:sz w:val="20"/>
+                <w:szCs w:val="20"/>
+              </w:rPr>
+              <w:t>Title</w:t>
+            </w:r>
+            <w:proofErr w:type="spellEnd"/>
+            <w:r>
+              <w:rPr>
+                <w:rFonts w:ascii="Consolas" w:hAnsi="Consolas"/>
+                <w:sz w:val="20"/>
+                <w:szCs w:val="20"/>
+              </w:rPr>
+              <w:t>":"</w:t>
+            </w:r>
+            <w:proofErr w:type="spellStart"/>
+            <w:r>
+              <w:rPr>
+                <w:rFonts w:ascii="Consolas" w:hAnsi="Consolas"/>
+                <w:sz w:val="20"/>
+                <w:szCs w:val="20"/>
+              </w:rPr>
+              <w:t>source</w:t>
+            </w:r>
+            <w:proofErr w:type="spellEnd"/>
+            <w:r>
+              <w:rPr>
+                <w:rFonts w:ascii="Consolas" w:hAnsi="Consolas"/>
+                <w:sz w:val="20"/>
+                <w:szCs w:val="20"/>
+              </w:rPr>
+              <w:t xml:space="preserve"> </w:t>
+            </w:r>
+            <w:proofErr w:type="spellStart"/>
+            <w:r>
+              <w:rPr>
+                <w:rFonts w:ascii="Consolas" w:hAnsi="Consolas"/>
+                <w:sz w:val="20"/>
+                <w:szCs w:val="20"/>
+              </w:rPr>
+              <w:t>codes</w:t>
+            </w:r>
+            <w:proofErr w:type="spellEnd"/>
+            <w:r>
+              <w:rPr>
+                <w:rFonts w:ascii="Consolas" w:hAnsi="Consolas"/>
+                <w:sz w:val="20"/>
+                <w:szCs w:val="20"/>
+              </w:rPr>
+              <w:t>" OR "</w:t>
+            </w:r>
+            <w:proofErr w:type="spellStart"/>
+            <w:r>
+              <w:rPr>
+                <w:rFonts w:ascii="Consolas" w:hAnsi="Consolas"/>
+                <w:sz w:val="20"/>
+                <w:szCs w:val="20"/>
+              </w:rPr>
+              <w:t>Document</w:t>
+            </w:r>
+            <w:proofErr w:type="spellEnd"/>
+            <w:r>
+              <w:rPr>
+                <w:rFonts w:ascii="Consolas" w:hAnsi="Consolas"/>
+                <w:sz w:val="20"/>
+                <w:szCs w:val="20"/>
+              </w:rPr>
+              <w:t xml:space="preserve"> </w:t>
+            </w:r>
+            <w:proofErr w:type="spellStart"/>
+            <w:r>
+              <w:rPr>
+                <w:rFonts w:ascii="Consolas" w:hAnsi="Consolas"/>
+                <w:sz w:val="20"/>
+                <w:szCs w:val="20"/>
+              </w:rPr>
+              <w:t>Title</w:t>
+            </w:r>
+            <w:proofErr w:type="spellEnd"/>
+            <w:r>
+              <w:rPr>
+                <w:rFonts w:ascii="Consolas" w:hAnsi="Consolas"/>
+                <w:sz w:val="20"/>
+                <w:szCs w:val="20"/>
+              </w:rPr>
+              <w:t>":"</w:t>
+            </w:r>
+            <w:proofErr w:type="spellStart"/>
+            <w:r>
+              <w:rPr>
+                <w:rFonts w:ascii="Consolas" w:hAnsi="Consolas"/>
+                <w:sz w:val="20"/>
+                <w:szCs w:val="20"/>
+              </w:rPr>
+              <w:t>codebase</w:t>
+            </w:r>
+            <w:proofErr w:type="spellEnd"/>
+            <w:r>
+              <w:rPr>
+                <w:rFonts w:ascii="Consolas" w:hAnsi="Consolas"/>
+                <w:sz w:val="20"/>
+                <w:szCs w:val="20"/>
+              </w:rPr>
+              <w:t>" OR "</w:t>
+            </w:r>
+            <w:proofErr w:type="spellStart"/>
+            <w:r>
+              <w:rPr>
+                <w:rFonts w:ascii="Consolas" w:hAnsi="Consolas"/>
+                <w:sz w:val="20"/>
+                <w:szCs w:val="20"/>
+              </w:rPr>
+              <w:t>Document</w:t>
+            </w:r>
+            <w:proofErr w:type="spellEnd"/>
+            <w:r>
+              <w:rPr>
+                <w:rFonts w:ascii="Consolas" w:hAnsi="Consolas"/>
+                <w:sz w:val="20"/>
+                <w:szCs w:val="20"/>
+              </w:rPr>
+              <w:t xml:space="preserve"> </w:t>
+            </w:r>
+            <w:proofErr w:type="spellStart"/>
+            <w:r>
+              <w:rPr>
+                <w:rFonts w:ascii="Consolas" w:hAnsi="Consolas"/>
+                <w:sz w:val="20"/>
+                <w:szCs w:val="20"/>
+              </w:rPr>
+              <w:t>Title</w:t>
+            </w:r>
+            <w:proofErr w:type="spellEnd"/>
+            <w:r>
+              <w:rPr>
+                <w:rFonts w:ascii="Consolas" w:hAnsi="Consolas"/>
+                <w:sz w:val="20"/>
+                <w:szCs w:val="20"/>
+              </w:rPr>
+              <w:t>":"</w:t>
+            </w:r>
+            <w:proofErr w:type="spellStart"/>
+            <w:r>
+              <w:rPr>
+                <w:rFonts w:ascii="Consolas" w:hAnsi="Consolas"/>
+                <w:sz w:val="20"/>
+                <w:szCs w:val="20"/>
+              </w:rPr>
+              <w:t>code</w:t>
+            </w:r>
+            <w:proofErr w:type="spellEnd"/>
+            <w:r>
+              <w:rPr>
+                <w:rFonts w:ascii="Consolas" w:hAnsi="Consolas"/>
+                <w:sz w:val="20"/>
+                <w:szCs w:val="20"/>
+              </w:rPr>
+              <w:t xml:space="preserve"> </w:t>
+            </w:r>
+            <w:proofErr w:type="spellStart"/>
+            <w:r>
+              <w:rPr>
+                <w:rFonts w:ascii="Consolas" w:hAnsi="Consolas"/>
+                <w:sz w:val="20"/>
+                <w:szCs w:val="20"/>
+              </w:rPr>
+              <w:t>repository</w:t>
+            </w:r>
+            <w:proofErr w:type="spellEnd"/>
+            <w:r>
+              <w:rPr>
+                <w:rFonts w:ascii="Consolas" w:hAnsi="Consolas"/>
+                <w:sz w:val="20"/>
+                <w:szCs w:val="20"/>
+              </w:rPr>
+              <w:t>" OR "</w:t>
+            </w:r>
+            <w:proofErr w:type="spellStart"/>
+            <w:r>
+              <w:rPr>
+                <w:rFonts w:ascii="Consolas" w:hAnsi="Consolas"/>
+                <w:sz w:val="20"/>
+                <w:szCs w:val="20"/>
+              </w:rPr>
+              <w:t>Document</w:t>
+            </w:r>
+            <w:proofErr w:type="spellEnd"/>
+            <w:r>
+              <w:rPr>
+                <w:rFonts w:ascii="Consolas" w:hAnsi="Consolas"/>
+                <w:sz w:val="20"/>
+                <w:szCs w:val="20"/>
+              </w:rPr>
+              <w:t xml:space="preserve"> </w:t>
+            </w:r>
+            <w:proofErr w:type="spellStart"/>
+            <w:r>
+              <w:rPr>
+                <w:rFonts w:ascii="Consolas" w:hAnsi="Consolas"/>
+                <w:sz w:val="20"/>
+                <w:szCs w:val="20"/>
+              </w:rPr>
+              <w:t>Title</w:t>
+            </w:r>
+            <w:proofErr w:type="spellEnd"/>
+            <w:r>
+              <w:rPr>
+                <w:rFonts w:ascii="Consolas" w:hAnsi="Consolas"/>
+                <w:sz w:val="20"/>
+                <w:szCs w:val="20"/>
+              </w:rPr>
+              <w:t>":"</w:t>
+            </w:r>
+            <w:proofErr w:type="spellStart"/>
+            <w:r>
+              <w:rPr>
+                <w:rFonts w:ascii="Consolas" w:hAnsi="Consolas"/>
+                <w:sz w:val="20"/>
+                <w:szCs w:val="20"/>
+              </w:rPr>
+              <w:t>code</w:t>
+            </w:r>
+            <w:proofErr w:type="spellEnd"/>
+            <w:r>
+              <w:rPr>
+                <w:rFonts w:ascii="Consolas" w:hAnsi="Consolas"/>
+                <w:sz w:val="20"/>
+                <w:szCs w:val="20"/>
+              </w:rPr>
+              <w:t xml:space="preserve"> </w:t>
+            </w:r>
+            <w:proofErr w:type="spellStart"/>
+            <w:r>
+              <w:rPr>
+                <w:rFonts w:ascii="Consolas" w:hAnsi="Consolas"/>
+                <w:sz w:val="20"/>
+                <w:szCs w:val="20"/>
+              </w:rPr>
+              <w:t>search</w:t>
+            </w:r>
+            <w:proofErr w:type="spellEnd"/>
+            <w:r>
+              <w:rPr>
+                <w:rFonts w:ascii="Consolas" w:hAnsi="Consolas"/>
+                <w:sz w:val="20"/>
+                <w:szCs w:val="20"/>
+              </w:rPr>
+              <w:t>" OR</w:t>
             </w:r>
           </w:p>
           <w:p>
@@ -2442,7 +4883,169 @@
                 <w:sz w:val="20"/>
                 <w:szCs w:val="20"/>
               </w:rPr>
-              <w:t xml:space="preserve"> "Abstract":"source code" OR "Abstract":"source codes" OR "Abstract":"codebase" OR "Abstract":"code repository" OR "Abstract":"code search" OR</w:t>
+              <w:t xml:space="preserve"> "Abstract":"</w:t>
+            </w:r>
+            <w:proofErr w:type="spellStart"/>
+            <w:r>
+              <w:rPr>
+                <w:rFonts w:ascii="Consolas" w:hAnsi="Consolas"/>
+                <w:sz w:val="20"/>
+                <w:szCs w:val="20"/>
+              </w:rPr>
+              <w:t>source</w:t>
+            </w:r>
+            <w:proofErr w:type="spellEnd"/>
+            <w:r>
+              <w:rPr>
+                <w:rFonts w:ascii="Consolas" w:hAnsi="Consolas"/>
+                <w:sz w:val="20"/>
+                <w:szCs w:val="20"/>
+              </w:rPr>
+              <w:t xml:space="preserve"> </w:t>
+            </w:r>
+            <w:proofErr w:type="spellStart"/>
+            <w:r>
+              <w:rPr>
+                <w:rFonts w:ascii="Consolas" w:hAnsi="Consolas"/>
+                <w:sz w:val="20"/>
+                <w:szCs w:val="20"/>
+              </w:rPr>
+              <w:t>code</w:t>
+            </w:r>
+            <w:proofErr w:type="spellEnd"/>
+            <w:r>
+              <w:rPr>
+                <w:rFonts w:ascii="Consolas" w:hAnsi="Consolas"/>
+                <w:sz w:val="20"/>
+                <w:szCs w:val="20"/>
+              </w:rPr>
+              <w:t>" OR "Abstract":"</w:t>
+            </w:r>
+            <w:proofErr w:type="spellStart"/>
+            <w:r>
+              <w:rPr>
+                <w:rFonts w:ascii="Consolas" w:hAnsi="Consolas"/>
+                <w:sz w:val="20"/>
+                <w:szCs w:val="20"/>
+              </w:rPr>
+              <w:t>source</w:t>
+            </w:r>
+            <w:proofErr w:type="spellEnd"/>
+            <w:r>
+              <w:rPr>
+                <w:rFonts w:ascii="Consolas" w:hAnsi="Consolas"/>
+                <w:sz w:val="20"/>
+                <w:szCs w:val="20"/>
+              </w:rPr>
+              <w:t xml:space="preserve"> </w:t>
+            </w:r>
+            <w:proofErr w:type="spellStart"/>
+            <w:r>
+              <w:rPr>
+                <w:rFonts w:ascii="Consolas" w:hAnsi="Consolas"/>
+                <w:sz w:val="20"/>
+                <w:szCs w:val="20"/>
+              </w:rPr>
+              <w:t>codes</w:t>
+            </w:r>
+            <w:proofErr w:type="spellEnd"/>
+            <w:r>
+              <w:rPr>
+                <w:rFonts w:ascii="Consolas" w:hAnsi="Consolas"/>
+                <w:sz w:val="20"/>
+                <w:szCs w:val="20"/>
+              </w:rPr>
+              <w:t>" OR "Abstract":"</w:t>
+            </w:r>
+            <w:proofErr w:type="spellStart"/>
+            <w:r>
+              <w:rPr>
+                <w:rFonts w:ascii="Consolas" w:hAnsi="Consolas"/>
+                <w:sz w:val="20"/>
+                <w:szCs w:val="20"/>
+              </w:rPr>
+              <w:t>codebase</w:t>
+            </w:r>
+            <w:proofErr w:type="spellEnd"/>
+            <w:r>
+              <w:rPr>
+                <w:rFonts w:ascii="Consolas" w:hAnsi="Consolas"/>
+                <w:sz w:val="20"/>
+                <w:szCs w:val="20"/>
+              </w:rPr>
+              <w:t>" OR "Abstract":"</w:t>
+            </w:r>
+            <w:proofErr w:type="spellStart"/>
+            <w:r>
+              <w:rPr>
+                <w:rFonts w:ascii="Consolas" w:hAnsi="Consolas"/>
+                <w:sz w:val="20"/>
+                <w:szCs w:val="20"/>
+              </w:rPr>
+              <w:t>code</w:t>
+            </w:r>
+            <w:proofErr w:type="spellEnd"/>
+            <w:r>
+              <w:rPr>
+                <w:rFonts w:ascii="Consolas" w:hAnsi="Consolas"/>
+                <w:sz w:val="20"/>
+                <w:szCs w:val="20"/>
+              </w:rPr>
+              <w:t xml:space="preserve"> </w:t>
+            </w:r>
+            <w:proofErr w:type="spellStart"/>
+            <w:r>
+              <w:rPr>
+                <w:rFonts w:ascii="Consolas" w:hAnsi="Consolas"/>
+                <w:sz w:val="20"/>
+                <w:szCs w:val="20"/>
+              </w:rPr>
+              <w:t>repository</w:t>
+            </w:r>
+            <w:proofErr w:type="spellEnd"/>
+            <w:r>
+              <w:rPr>
+                <w:rFonts w:ascii="Consolas" w:hAnsi="Consolas"/>
+                <w:sz w:val="20"/>
+                <w:szCs w:val="20"/>
+              </w:rPr>
+              <w:t>" OR "Abstract":"</w:t>
+            </w:r>
+            <w:proofErr w:type="spellStart"/>
+            <w:r>
+              <w:rPr>
+                <w:rFonts w:ascii="Consolas" w:hAnsi="Consolas"/>
+                <w:sz w:val="20"/>
+                <w:szCs w:val="20"/>
+              </w:rPr>
+              <w:t>code</w:t>
+            </w:r>
+            <w:proofErr w:type="spellEnd"/>
+            <w:r>
+              <w:rPr>
+                <w:rFonts w:ascii="Consolas" w:hAnsi="Consolas"/>
+                <w:sz w:val="20"/>
+                <w:szCs w:val="20"/>
+              </w:rPr>
+              <w:t xml:space="preserve"> </w:t>
+            </w:r>
+            <w:proofErr w:type="spellStart"/>
+            <w:r>
+              <w:rPr>
+                <w:rFonts w:ascii="Consolas" w:hAnsi="Consolas"/>
+                <w:sz w:val="20"/>
+                <w:szCs w:val="20"/>
+              </w:rPr>
+              <w:t>search</w:t>
+            </w:r>
+            <w:proofErr w:type="spellEnd"/>
+            <w:r>
+              <w:rPr>
+                <w:rFonts w:ascii="Consolas" w:hAnsi="Consolas"/>
+                <w:sz w:val="20"/>
+                <w:szCs w:val="20"/>
+              </w:rPr>
+              <w:t>" OR</w:t>
             </w:r>
           </w:p>
           <w:p>
@@ -2460,7 +5063,259 @@
                 <w:sz w:val="20"/>
                 <w:szCs w:val="20"/>
               </w:rPr>
-              <w:t xml:space="preserve"> "Author Keywords":"source code" OR "Author Keywords":"source codes" OR "Author Keywords":"codebase" OR "Author Keywords":"code repository" OR "Author Keywords":"code search")</w:t>
+              <w:t xml:space="preserve"> "</w:t>
+            </w:r>
+            <w:proofErr w:type="spellStart"/>
+            <w:r>
+              <w:rPr>
+                <w:rFonts w:ascii="Consolas" w:hAnsi="Consolas"/>
+                <w:sz w:val="20"/>
+                <w:szCs w:val="20"/>
+              </w:rPr>
+              <w:t>Author</w:t>
+            </w:r>
+            <w:proofErr w:type="spellEnd"/>
+            <w:r>
+              <w:rPr>
+                <w:rFonts w:ascii="Consolas" w:hAnsi="Consolas"/>
+                <w:sz w:val="20"/>
+                <w:szCs w:val="20"/>
+              </w:rPr>
+              <w:t xml:space="preserve"> Keywords":"</w:t>
+            </w:r>
+            <w:proofErr w:type="spellStart"/>
+            <w:r>
+              <w:rPr>
+                <w:rFonts w:ascii="Consolas" w:hAnsi="Consolas"/>
+                <w:sz w:val="20"/>
+                <w:szCs w:val="20"/>
+              </w:rPr>
+              <w:t>source</w:t>
+            </w:r>
+            <w:proofErr w:type="spellEnd"/>
+            <w:r>
+              <w:rPr>
+                <w:rFonts w:ascii="Consolas" w:hAnsi="Consolas"/>
+                <w:sz w:val="20"/>
+                <w:szCs w:val="20"/>
+              </w:rPr>
+              <w:t xml:space="preserve"> </w:t>
+            </w:r>
+            <w:proofErr w:type="spellStart"/>
+            <w:r>
+              <w:rPr>
+                <w:rFonts w:ascii="Consolas" w:hAnsi="Consolas"/>
+                <w:sz w:val="20"/>
+                <w:szCs w:val="20"/>
+              </w:rPr>
+              <w:t>code</w:t>
+            </w:r>
+            <w:proofErr w:type="spellEnd"/>
+            <w:r>
+              <w:rPr>
+                <w:rFonts w:ascii="Consolas" w:hAnsi="Consolas"/>
+                <w:sz w:val="20"/>
+                <w:szCs w:val="20"/>
+              </w:rPr>
+              <w:t>" OR "</w:t>
+            </w:r>
+            <w:proofErr w:type="spellStart"/>
+            <w:r>
+              <w:rPr>
+                <w:rFonts w:ascii="Consolas" w:hAnsi="Consolas"/>
+                <w:sz w:val="20"/>
+                <w:szCs w:val="20"/>
+              </w:rPr>
+              <w:t>Author</w:t>
+            </w:r>
+            <w:proofErr w:type="spellEnd"/>
+            <w:r>
+              <w:rPr>
+                <w:rFonts w:ascii="Consolas" w:hAnsi="Consolas"/>
+                <w:sz w:val="20"/>
+                <w:szCs w:val="20"/>
+              </w:rPr>
+              <w:t xml:space="preserve"> Keywords":"</w:t>
+            </w:r>
+            <w:proofErr w:type="spellStart"/>
+            <w:r>
+              <w:rPr>
+                <w:rFonts w:ascii="Consolas" w:hAnsi="Consolas"/>
+                <w:sz w:val="20"/>
+                <w:szCs w:val="20"/>
+              </w:rPr>
+              <w:t>source</w:t>
+            </w:r>
+            <w:proofErr w:type="spellEnd"/>
+            <w:r>
+              <w:rPr>
+                <w:rFonts w:ascii="Consolas" w:hAnsi="Consolas"/>
+                <w:sz w:val="20"/>
+                <w:szCs w:val="20"/>
+              </w:rPr>
+              <w:t xml:space="preserve"> </w:t>
+            </w:r>
+            <w:proofErr w:type="spellStart"/>
+            <w:r>
+              <w:rPr>
+                <w:rFonts w:ascii="Consolas" w:hAnsi="Consolas"/>
+                <w:sz w:val="20"/>
+                <w:szCs w:val="20"/>
+              </w:rPr>
+              <w:t>codes</w:t>
+            </w:r>
+            <w:proofErr w:type="spellEnd"/>
+            <w:r>
+              <w:rPr>
+                <w:rFonts w:ascii="Consolas" w:hAnsi="Consolas"/>
+                <w:sz w:val="20"/>
+                <w:szCs w:val="20"/>
+              </w:rPr>
+              <w:t>" OR "</w:t>
+            </w:r>
+            <w:proofErr w:type="spellStart"/>
+            <w:r>
+              <w:rPr>
+                <w:rFonts w:ascii="Consolas" w:hAnsi="Consolas"/>
+                <w:sz w:val="20"/>
+                <w:szCs w:val="20"/>
+              </w:rPr>
+              <w:t>Author</w:t>
+            </w:r>
+            <w:proofErr w:type="spellEnd"/>
+            <w:r>
+              <w:rPr>
+                <w:rFonts w:ascii="Consolas" w:hAnsi="Consolas"/>
+                <w:sz w:val="20"/>
+                <w:szCs w:val="20"/>
+              </w:rPr>
+              <w:t xml:space="preserve"> Keywords":"</w:t>
+            </w:r>
+            <w:proofErr w:type="spellStart"/>
+            <w:r>
+              <w:rPr>
+                <w:rFonts w:ascii="Consolas" w:hAnsi="Consolas"/>
+                <w:sz w:val="20"/>
+                <w:szCs w:val="20"/>
+              </w:rPr>
+              <w:t>codebase</w:t>
+            </w:r>
+            <w:proofErr w:type="spellEnd"/>
+            <w:r>
+              <w:rPr>
+                <w:rFonts w:ascii="Consolas" w:hAnsi="Consolas"/>
+                <w:sz w:val="20"/>
+                <w:szCs w:val="20"/>
+              </w:rPr>
+              <w:t>" OR "</w:t>
+            </w:r>
+            <w:proofErr w:type="spellStart"/>
+            <w:r>
+              <w:rPr>
+                <w:rFonts w:ascii="Consolas" w:hAnsi="Consolas"/>
+                <w:sz w:val="20"/>
+                <w:szCs w:val="20"/>
+              </w:rPr>
+              <w:t>Author</w:t>
+            </w:r>
+            <w:proofErr w:type="spellEnd"/>
+            <w:r>
+              <w:rPr>
+                <w:rFonts w:ascii="Consolas" w:hAnsi="Consolas"/>
+                <w:sz w:val="20"/>
+                <w:szCs w:val="20"/>
+              </w:rPr>
+              <w:t xml:space="preserve"> Keywords":"</w:t>
+            </w:r>
+            <w:proofErr w:type="spellStart"/>
+            <w:r>
+              <w:rPr>
+                <w:rFonts w:ascii="Consolas" w:hAnsi="Consolas"/>
+                <w:sz w:val="20"/>
+                <w:szCs w:val="20"/>
+              </w:rPr>
+              <w:t>code</w:t>
+            </w:r>
+            <w:proofErr w:type="spellEnd"/>
+            <w:r>
+              <w:rPr>
+                <w:rFonts w:ascii="Consolas" w:hAnsi="Consolas"/>
+                <w:sz w:val="20"/>
+                <w:szCs w:val="20"/>
+              </w:rPr>
+              <w:t xml:space="preserve"> </w:t>
+            </w:r>
+            <w:proofErr w:type="spellStart"/>
+            <w:r>
+              <w:rPr>
+                <w:rFonts w:ascii="Consolas" w:hAnsi="Consolas"/>
+                <w:sz w:val="20"/>
+                <w:szCs w:val="20"/>
+              </w:rPr>
+              <w:t>repository</w:t>
+            </w:r>
+            <w:proofErr w:type="spellEnd"/>
+            <w:r>
+              <w:rPr>
+                <w:rFonts w:ascii="Consolas" w:hAnsi="Consolas"/>
+                <w:sz w:val="20"/>
+                <w:szCs w:val="20"/>
+              </w:rPr>
+              <w:t>" OR "</w:t>
+            </w:r>
+            <w:proofErr w:type="spellStart"/>
+            <w:r>
+              <w:rPr>
+                <w:rFonts w:ascii="Consolas" w:hAnsi="Consolas"/>
+                <w:sz w:val="20"/>
+                <w:szCs w:val="20"/>
+              </w:rPr>
+              <w:t>Author</w:t>
+            </w:r>
+            <w:proofErr w:type="spellEnd"/>
+            <w:r>
+              <w:rPr>
+                <w:rFonts w:ascii="Consolas" w:hAnsi="Consolas"/>
+                <w:sz w:val="20"/>
+                <w:szCs w:val="20"/>
+              </w:rPr>
+              <w:t xml:space="preserve"> Keywords":"</w:t>
+            </w:r>
+            <w:proofErr w:type="spellStart"/>
+            <w:r>
+              <w:rPr>
+                <w:rFonts w:ascii="Consolas" w:hAnsi="Consolas"/>
+                <w:sz w:val="20"/>
+                <w:szCs w:val="20"/>
+              </w:rPr>
+              <w:t>code</w:t>
+            </w:r>
+            <w:proofErr w:type="spellEnd"/>
+            <w:r>
+              <w:rPr>
+                <w:rFonts w:ascii="Consolas" w:hAnsi="Consolas"/>
+                <w:sz w:val="20"/>
+                <w:szCs w:val="20"/>
+              </w:rPr>
+              <w:t xml:space="preserve"> </w:t>
+            </w:r>
+            <w:proofErr w:type="spellStart"/>
+            <w:r>
+              <w:rPr>
+                <w:rFonts w:ascii="Consolas" w:hAnsi="Consolas"/>
+                <w:sz w:val="20"/>
+                <w:szCs w:val="20"/>
+              </w:rPr>
+              <w:t>search</w:t>
+            </w:r>
+            <w:proofErr w:type="spellEnd"/>
+            <w:r>
+              <w:rPr>
+                <w:rFonts w:ascii="Consolas" w:hAnsi="Consolas"/>
+                <w:sz w:val="20"/>
+                <w:szCs w:val="20"/>
+              </w:rPr>
+              <w:t>")</w:t>
             </w:r>
           </w:p>
           <w:p>
@@ -2496,7 +5351,169 @@
                 <w:sz w:val="20"/>
                 <w:szCs w:val="20"/>
               </w:rPr>
-              <w:t>("Document Title":"Retrieval-Augmented Generation" OR "Document Title":"Retrieval Augmented Generation" OR "Document Title":"RAG" OR</w:t>
+              <w:t>("</w:t>
+            </w:r>
+            <w:proofErr w:type="spellStart"/>
+            <w:r>
+              <w:rPr>
+                <w:rFonts w:ascii="Consolas" w:hAnsi="Consolas"/>
+                <w:sz w:val="20"/>
+                <w:szCs w:val="20"/>
+              </w:rPr>
+              <w:t>Document</w:t>
+            </w:r>
+            <w:proofErr w:type="spellEnd"/>
+            <w:r>
+              <w:rPr>
+                <w:rFonts w:ascii="Consolas" w:hAnsi="Consolas"/>
+                <w:sz w:val="20"/>
+                <w:szCs w:val="20"/>
+              </w:rPr>
+              <w:t xml:space="preserve"> </w:t>
+            </w:r>
+            <w:proofErr w:type="spellStart"/>
+            <w:r>
+              <w:rPr>
+                <w:rFonts w:ascii="Consolas" w:hAnsi="Consolas"/>
+                <w:sz w:val="20"/>
+                <w:szCs w:val="20"/>
+              </w:rPr>
+              <w:t>Title</w:t>
+            </w:r>
+            <w:proofErr w:type="spellEnd"/>
+            <w:r>
+              <w:rPr>
+                <w:rFonts w:ascii="Consolas" w:hAnsi="Consolas"/>
+                <w:sz w:val="20"/>
+                <w:szCs w:val="20"/>
+              </w:rPr>
+              <w:t>":"</w:t>
+            </w:r>
+            <w:proofErr w:type="spellStart"/>
+            <w:r>
+              <w:rPr>
+                <w:rFonts w:ascii="Consolas" w:hAnsi="Consolas"/>
+                <w:sz w:val="20"/>
+                <w:szCs w:val="20"/>
+              </w:rPr>
+              <w:t>Retrieval-Augmented</w:t>
+            </w:r>
+            <w:proofErr w:type="spellEnd"/>
+            <w:r>
+              <w:rPr>
+                <w:rFonts w:ascii="Consolas" w:hAnsi="Consolas"/>
+                <w:sz w:val="20"/>
+                <w:szCs w:val="20"/>
+              </w:rPr>
+              <w:t xml:space="preserve"> Generation" OR "</w:t>
+            </w:r>
+            <w:proofErr w:type="spellStart"/>
+            <w:r>
+              <w:rPr>
+                <w:rFonts w:ascii="Consolas" w:hAnsi="Consolas"/>
+                <w:sz w:val="20"/>
+                <w:szCs w:val="20"/>
+              </w:rPr>
+              <w:t>Document</w:t>
+            </w:r>
+            <w:proofErr w:type="spellEnd"/>
+            <w:r>
+              <w:rPr>
+                <w:rFonts w:ascii="Consolas" w:hAnsi="Consolas"/>
+                <w:sz w:val="20"/>
+                <w:szCs w:val="20"/>
+              </w:rPr>
+              <w:t xml:space="preserve"> </w:t>
+            </w:r>
+            <w:proofErr w:type="spellStart"/>
+            <w:r>
+              <w:rPr>
+                <w:rFonts w:ascii="Consolas" w:hAnsi="Consolas"/>
+                <w:sz w:val="20"/>
+                <w:szCs w:val="20"/>
+              </w:rPr>
+              <w:t>Title</w:t>
+            </w:r>
+            <w:proofErr w:type="spellEnd"/>
+            <w:r>
+              <w:rPr>
+                <w:rFonts w:ascii="Consolas" w:hAnsi="Consolas"/>
+                <w:sz w:val="20"/>
+                <w:szCs w:val="20"/>
+              </w:rPr>
+              <w:t>":"</w:t>
+            </w:r>
+            <w:proofErr w:type="spellStart"/>
+            <w:r>
+              <w:rPr>
+                <w:rFonts w:ascii="Consolas" w:hAnsi="Consolas"/>
+                <w:sz w:val="20"/>
+                <w:szCs w:val="20"/>
+              </w:rPr>
+              <w:t>Retrieval</w:t>
+            </w:r>
+            <w:proofErr w:type="spellEnd"/>
+            <w:r>
+              <w:rPr>
+                <w:rFonts w:ascii="Consolas" w:hAnsi="Consolas"/>
+                <w:sz w:val="20"/>
+                <w:szCs w:val="20"/>
+              </w:rPr>
+              <w:t xml:space="preserve"> </w:t>
+            </w:r>
+            <w:proofErr w:type="spellStart"/>
+            <w:r>
+              <w:rPr>
+                <w:rFonts w:ascii="Consolas" w:hAnsi="Consolas"/>
+                <w:sz w:val="20"/>
+                <w:szCs w:val="20"/>
+              </w:rPr>
+              <w:t>Augmented</w:t>
+            </w:r>
+            <w:proofErr w:type="spellEnd"/>
+            <w:r>
+              <w:rPr>
+                <w:rFonts w:ascii="Consolas" w:hAnsi="Consolas"/>
+                <w:sz w:val="20"/>
+                <w:szCs w:val="20"/>
+              </w:rPr>
+              <w:t xml:space="preserve"> Generation" OR "</w:t>
+            </w:r>
+            <w:proofErr w:type="spellStart"/>
+            <w:r>
+              <w:rPr>
+                <w:rFonts w:ascii="Consolas" w:hAnsi="Consolas"/>
+                <w:sz w:val="20"/>
+                <w:szCs w:val="20"/>
+              </w:rPr>
+              <w:t>Document</w:t>
+            </w:r>
+            <w:proofErr w:type="spellEnd"/>
+            <w:r>
+              <w:rPr>
+                <w:rFonts w:ascii="Consolas" w:hAnsi="Consolas"/>
+                <w:sz w:val="20"/>
+                <w:szCs w:val="20"/>
+              </w:rPr>
+              <w:t xml:space="preserve"> </w:t>
+            </w:r>
+            <w:proofErr w:type="spellStart"/>
+            <w:r>
+              <w:rPr>
+                <w:rFonts w:ascii="Consolas" w:hAnsi="Consolas"/>
+                <w:sz w:val="20"/>
+                <w:szCs w:val="20"/>
+              </w:rPr>
+              <w:t>Title</w:t>
+            </w:r>
+            <w:proofErr w:type="spellEnd"/>
+            <w:r>
+              <w:rPr>
+                <w:rFonts w:ascii="Consolas" w:hAnsi="Consolas"/>
+                <w:sz w:val="20"/>
+                <w:szCs w:val="20"/>
+              </w:rPr>
+              <w:t>":"RAG" OR</w:t>
             </w:r>
           </w:p>
           <w:p>
@@ -2514,7 +5531,79 @@
                 <w:sz w:val="20"/>
                 <w:szCs w:val="20"/>
               </w:rPr>
-              <w:t xml:space="preserve"> "Abstract":"Retrieval-Augmented Generation" OR "Abstract":"Retrieval Augmented Generation" OR "Abstract":"RAG" OR</w:t>
+              <w:t xml:space="preserve"> "Abstract":"</w:t>
+            </w:r>
+            <w:proofErr w:type="spellStart"/>
+            <w:r>
+              <w:rPr>
+                <w:rFonts w:ascii="Consolas" w:hAnsi="Consolas"/>
+                <w:sz w:val="20"/>
+                <w:szCs w:val="20"/>
+              </w:rPr>
+              <w:t>Retrieval-Augmented</w:t>
+            </w:r>
+            <w:proofErr w:type="spellEnd"/>
+            <w:r>
+              <w:rPr>
+                <w:rFonts w:ascii="Consolas" w:hAnsi="Consolas"/>
+                <w:sz w:val="20"/>
+                <w:szCs w:val="20"/>
+              </w:rPr>
+              <w:t xml:space="preserve"> Generation" OR "Abstract":"</w:t>
+            </w:r>
+            <w:proofErr w:type="spellStart"/>
+            <w:r>
+              <w:rPr>
+                <w:rFonts w:ascii="Consolas" w:hAnsi="Consolas"/>
+                <w:sz w:val="20"/>
+                <w:szCs w:val="20"/>
+              </w:rPr>
+              <w:t>Retrieval</w:t>
+            </w:r>
+            <w:proofErr w:type="spellEnd"/>
+            <w:r>
+              <w:rPr>
+                <w:rFonts w:ascii="Consolas" w:hAnsi="Consolas"/>
+                <w:sz w:val="20"/>
+                <w:szCs w:val="20"/>
+              </w:rPr>
+              <w:t xml:space="preserve"> </w:t>
+            </w:r>
+            <w:proofErr w:type="spellStart"/>
+            <w:r>
+              <w:rPr>
+                <w:rFonts w:ascii="Consolas" w:hAnsi="Consolas"/>
+                <w:sz w:val="20"/>
+                <w:szCs w:val="20"/>
+              </w:rPr>
+              <w:t>Augmented</w:t>
+            </w:r>
+            <w:proofErr w:type="spellEnd"/>
+            <w:r>
+              <w:rPr>
+                <w:rFonts w:ascii="Consolas" w:hAnsi="Consolas"/>
+                <w:sz w:val="20"/>
+                <w:szCs w:val="20"/>
+              </w:rPr>
+              <w:t xml:space="preserve"> Generation" OR "</w:t>
+            </w:r>
+            <w:proofErr w:type="spellStart"/>
+            <w:r>
+              <w:rPr>
+                <w:rFonts w:ascii="Consolas" w:hAnsi="Consolas"/>
+                <w:sz w:val="20"/>
+                <w:szCs w:val="20"/>
+              </w:rPr>
+              <w:t>Abstract":"RAG</w:t>
+            </w:r>
+            <w:proofErr w:type="spellEnd"/>
+            <w:r>
+              <w:rPr>
+                <w:rFonts w:ascii="Consolas" w:hAnsi="Consolas"/>
+                <w:sz w:val="20"/>
+                <w:szCs w:val="20"/>
+              </w:rPr>
+              <w:t>" OR</w:t>
             </w:r>
           </w:p>
           <w:p>
@@ -2532,7 +5621,133 @@
                 <w:sz w:val="20"/>
                 <w:szCs w:val="20"/>
               </w:rPr>
-              <w:t xml:space="preserve"> "Author Keywords":"Retrieval-Augmented Generation" OR "Author Keywords":"Retrieval Augmented Generation" OR "Author Keywords":"RAG")</w:t>
+              <w:t xml:space="preserve"> "</w:t>
+            </w:r>
+            <w:proofErr w:type="spellStart"/>
+            <w:r>
+              <w:rPr>
+                <w:rFonts w:ascii="Consolas" w:hAnsi="Consolas"/>
+                <w:sz w:val="20"/>
+                <w:szCs w:val="20"/>
+              </w:rPr>
+              <w:t>Author</w:t>
+            </w:r>
+            <w:proofErr w:type="spellEnd"/>
+            <w:r>
+              <w:rPr>
+                <w:rFonts w:ascii="Consolas" w:hAnsi="Consolas"/>
+                <w:sz w:val="20"/>
+                <w:szCs w:val="20"/>
+              </w:rPr>
+              <w:t xml:space="preserve"> Keywords":"</w:t>
+            </w:r>
+            <w:proofErr w:type="spellStart"/>
+            <w:r>
+              <w:rPr>
+                <w:rFonts w:ascii="Consolas" w:hAnsi="Consolas"/>
+                <w:sz w:val="20"/>
+                <w:szCs w:val="20"/>
+              </w:rPr>
+              <w:t>Retrieval-Augmented</w:t>
+            </w:r>
+            <w:proofErr w:type="spellEnd"/>
+            <w:r>
+              <w:rPr>
+                <w:rFonts w:ascii="Consolas" w:hAnsi="Consolas"/>
+                <w:sz w:val="20"/>
+                <w:szCs w:val="20"/>
+              </w:rPr>
+              <w:t xml:space="preserve"> Generation" OR "</w:t>
+            </w:r>
+            <w:proofErr w:type="spellStart"/>
+            <w:r>
+              <w:rPr>
+                <w:rFonts w:ascii="Consolas" w:hAnsi="Consolas"/>
+                <w:sz w:val="20"/>
+                <w:szCs w:val="20"/>
+              </w:rPr>
+              <w:t>Author</w:t>
+            </w:r>
+            <w:proofErr w:type="spellEnd"/>
+            <w:r>
+              <w:rPr>
+                <w:rFonts w:ascii="Consolas" w:hAnsi="Consolas"/>
+                <w:sz w:val="20"/>
+                <w:szCs w:val="20"/>
+              </w:rPr>
+              <w:t xml:space="preserve"> Keywords":"</w:t>
+            </w:r>
+            <w:proofErr w:type="spellStart"/>
+            <w:r>
+              <w:rPr>
+                <w:rFonts w:ascii="Consolas" w:hAnsi="Consolas"/>
+                <w:sz w:val="20"/>
+                <w:szCs w:val="20"/>
+              </w:rPr>
+              <w:t>Retrieval</w:t>
+            </w:r>
+            <w:proofErr w:type="spellEnd"/>
+            <w:r>
+              <w:rPr>
+                <w:rFonts w:ascii="Consolas" w:hAnsi="Consolas"/>
+                <w:sz w:val="20"/>
+                <w:szCs w:val="20"/>
+              </w:rPr>
+              <w:t xml:space="preserve"> </w:t>
+            </w:r>
+            <w:proofErr w:type="spellStart"/>
+            <w:r>
+              <w:rPr>
+                <w:rFonts w:ascii="Consolas" w:hAnsi="Consolas"/>
+                <w:sz w:val="20"/>
+                <w:szCs w:val="20"/>
+              </w:rPr>
+              <w:t>Augmented</w:t>
+            </w:r>
+            <w:proofErr w:type="spellEnd"/>
+            <w:r>
+              <w:rPr>
+                <w:rFonts w:ascii="Consolas" w:hAnsi="Consolas"/>
+                <w:sz w:val="20"/>
+                <w:szCs w:val="20"/>
+              </w:rPr>
+              <w:t xml:space="preserve"> Generation" OR "</w:t>
+            </w:r>
+            <w:proofErr w:type="spellStart"/>
+            <w:r>
+              <w:rPr>
+                <w:rFonts w:ascii="Consolas" w:hAnsi="Consolas"/>
+                <w:sz w:val="20"/>
+                <w:szCs w:val="20"/>
+              </w:rPr>
+              <w:t>Author</w:t>
+            </w:r>
+            <w:proofErr w:type="spellEnd"/>
+            <w:r>
+              <w:rPr>
+                <w:rFonts w:ascii="Consolas" w:hAnsi="Consolas"/>
+                <w:sz w:val="20"/>
+                <w:szCs w:val="20"/>
+              </w:rPr>
+              <w:t xml:space="preserve"> </w:t>
+            </w:r>
+            <w:proofErr w:type="spellStart"/>
+            <w:r>
+              <w:rPr>
+                <w:rFonts w:ascii="Consolas" w:hAnsi="Consolas"/>
+                <w:sz w:val="20"/>
+                <w:szCs w:val="20"/>
+              </w:rPr>
+              <w:t>Keywords":"RAG</w:t>
+            </w:r>
+            <w:proofErr w:type="spellEnd"/>
+            <w:r>
+              <w:rPr>
+                <w:rFonts w:ascii="Consolas" w:hAnsi="Consolas"/>
+                <w:sz w:val="20"/>
+                <w:szCs w:val="20"/>
+              </w:rPr>
+              <w:t>")</w:t>
             </w:r>
           </w:p>
           <w:p>
@@ -2568,7 +5783,205 @@
                 <w:sz w:val="20"/>
                 <w:szCs w:val="20"/>
               </w:rPr>
-              <w:t>("Document Title":"LLM" OR "Document Title":"Large Language Model" OR "Document Title":"GenAI" OR "Document Title":"Generative AI" OR</w:t>
+              <w:t>("</w:t>
+            </w:r>
+            <w:proofErr w:type="spellStart"/>
+            <w:r>
+              <w:rPr>
+                <w:rFonts w:ascii="Consolas" w:hAnsi="Consolas"/>
+                <w:sz w:val="20"/>
+                <w:szCs w:val="20"/>
+              </w:rPr>
+              <w:t>Document</w:t>
+            </w:r>
+            <w:proofErr w:type="spellEnd"/>
+            <w:r>
+              <w:rPr>
+                <w:rFonts w:ascii="Consolas" w:hAnsi="Consolas"/>
+                <w:sz w:val="20"/>
+                <w:szCs w:val="20"/>
+              </w:rPr>
+              <w:t xml:space="preserve"> </w:t>
+            </w:r>
+            <w:proofErr w:type="spellStart"/>
+            <w:r>
+              <w:rPr>
+                <w:rFonts w:ascii="Consolas" w:hAnsi="Consolas"/>
+                <w:sz w:val="20"/>
+                <w:szCs w:val="20"/>
+              </w:rPr>
+              <w:t>Title</w:t>
+            </w:r>
+            <w:proofErr w:type="spellEnd"/>
+            <w:r>
+              <w:rPr>
+                <w:rFonts w:ascii="Consolas" w:hAnsi="Consolas"/>
+                <w:sz w:val="20"/>
+                <w:szCs w:val="20"/>
+              </w:rPr>
+              <w:t>":"LLM" OR "</w:t>
+            </w:r>
+            <w:proofErr w:type="spellStart"/>
+            <w:r>
+              <w:rPr>
+                <w:rFonts w:ascii="Consolas" w:hAnsi="Consolas"/>
+                <w:sz w:val="20"/>
+                <w:szCs w:val="20"/>
+              </w:rPr>
+              <w:t>Document</w:t>
+            </w:r>
+            <w:proofErr w:type="spellEnd"/>
+            <w:r>
+              <w:rPr>
+                <w:rFonts w:ascii="Consolas" w:hAnsi="Consolas"/>
+                <w:sz w:val="20"/>
+                <w:szCs w:val="20"/>
+              </w:rPr>
+              <w:t xml:space="preserve"> </w:t>
+            </w:r>
+            <w:proofErr w:type="spellStart"/>
+            <w:r>
+              <w:rPr>
+                <w:rFonts w:ascii="Consolas" w:hAnsi="Consolas"/>
+                <w:sz w:val="20"/>
+                <w:szCs w:val="20"/>
+              </w:rPr>
+              <w:t>Title</w:t>
+            </w:r>
+            <w:proofErr w:type="spellEnd"/>
+            <w:r>
+              <w:rPr>
+                <w:rFonts w:ascii="Consolas" w:hAnsi="Consolas"/>
+                <w:sz w:val="20"/>
+                <w:szCs w:val="20"/>
+              </w:rPr>
+              <w:t xml:space="preserve">":"Large </w:t>
+            </w:r>
+            <w:proofErr w:type="spellStart"/>
+            <w:r>
+              <w:rPr>
+                <w:rFonts w:ascii="Consolas" w:hAnsi="Consolas"/>
+                <w:sz w:val="20"/>
+                <w:szCs w:val="20"/>
+              </w:rPr>
+              <w:t>Language</w:t>
+            </w:r>
+            <w:proofErr w:type="spellEnd"/>
+            <w:r>
+              <w:rPr>
+                <w:rFonts w:ascii="Consolas" w:hAnsi="Consolas"/>
+                <w:sz w:val="20"/>
+                <w:szCs w:val="20"/>
+              </w:rPr>
+              <w:t xml:space="preserve"> Model" OR "</w:t>
+            </w:r>
+            <w:proofErr w:type="spellStart"/>
+            <w:r>
+              <w:rPr>
+                <w:rFonts w:ascii="Consolas" w:hAnsi="Consolas"/>
+                <w:sz w:val="20"/>
+                <w:szCs w:val="20"/>
+              </w:rPr>
+              <w:t>Document</w:t>
+            </w:r>
+            <w:proofErr w:type="spellEnd"/>
+            <w:r>
+              <w:rPr>
+                <w:rFonts w:ascii="Consolas" w:hAnsi="Consolas"/>
+                <w:sz w:val="20"/>
+                <w:szCs w:val="20"/>
+              </w:rPr>
+              <w:t xml:space="preserve"> </w:t>
+            </w:r>
+            <w:proofErr w:type="spellStart"/>
+            <w:r>
+              <w:rPr>
+                <w:rFonts w:ascii="Consolas" w:hAnsi="Consolas"/>
+                <w:sz w:val="20"/>
+                <w:szCs w:val="20"/>
+              </w:rPr>
+              <w:t>Title</w:t>
+            </w:r>
+            <w:proofErr w:type="spellEnd"/>
+            <w:r>
+              <w:rPr>
+                <w:rFonts w:ascii="Consolas" w:hAnsi="Consolas"/>
+                <w:sz w:val="20"/>
+                <w:szCs w:val="20"/>
+              </w:rPr>
+              <w:t>":"</w:t>
+            </w:r>
+            <w:proofErr w:type="spellStart"/>
+            <w:r>
+              <w:rPr>
+                <w:rFonts w:ascii="Consolas" w:hAnsi="Consolas"/>
+                <w:sz w:val="20"/>
+                <w:szCs w:val="20"/>
+              </w:rPr>
+              <w:t>GenAI</w:t>
+            </w:r>
+            <w:proofErr w:type="spellEnd"/>
+            <w:r>
+              <w:rPr>
+                <w:rFonts w:ascii="Consolas" w:hAnsi="Consolas"/>
+                <w:sz w:val="20"/>
+                <w:szCs w:val="20"/>
+              </w:rPr>
+              <w:t>" OR "</w:t>
+            </w:r>
+            <w:proofErr w:type="spellStart"/>
+            <w:r>
+              <w:rPr>
+                <w:rFonts w:ascii="Consolas" w:hAnsi="Consolas"/>
+                <w:sz w:val="20"/>
+                <w:szCs w:val="20"/>
+              </w:rPr>
+              <w:t>Document</w:t>
+            </w:r>
+            <w:proofErr w:type="spellEnd"/>
+            <w:r>
+              <w:rPr>
+                <w:rFonts w:ascii="Consolas" w:hAnsi="Consolas"/>
+                <w:sz w:val="20"/>
+                <w:szCs w:val="20"/>
+              </w:rPr>
+              <w:t xml:space="preserve"> </w:t>
+            </w:r>
+            <w:proofErr w:type="spellStart"/>
+            <w:r>
+              <w:rPr>
+                <w:rFonts w:ascii="Consolas" w:hAnsi="Consolas"/>
+                <w:sz w:val="20"/>
+                <w:szCs w:val="20"/>
+              </w:rPr>
+              <w:t>Title</w:t>
+            </w:r>
+            <w:proofErr w:type="spellEnd"/>
+            <w:r>
+              <w:rPr>
+                <w:rFonts w:ascii="Consolas" w:hAnsi="Consolas"/>
+                <w:sz w:val="20"/>
+                <w:szCs w:val="20"/>
+              </w:rPr>
+              <w:t>":"</w:t>
+            </w:r>
+            <w:proofErr w:type="spellStart"/>
+            <w:r>
+              <w:rPr>
+                <w:rFonts w:ascii="Consolas" w:hAnsi="Consolas"/>
+                <w:sz w:val="20"/>
+                <w:szCs w:val="20"/>
+              </w:rPr>
+              <w:t>Generative</w:t>
+            </w:r>
+            <w:proofErr w:type="spellEnd"/>
+            <w:r>
+              <w:rPr>
+                <w:rFonts w:ascii="Consolas" w:hAnsi="Consolas"/>
+                <w:sz w:val="20"/>
+                <w:szCs w:val="20"/>
+              </w:rPr>
+              <w:t xml:space="preserve"> AI" OR</w:t>
             </w:r>
           </w:p>
           <w:p>
@@ -2586,7 +5999,97 @@
                 <w:sz w:val="20"/>
                 <w:szCs w:val="20"/>
               </w:rPr>
-              <w:t xml:space="preserve"> "Abstract":"LLM" OR "Abstract":"Large Language Model" OR "Abstract":"GenAI" OR "Abstract":"Generative AI" OR</w:t>
+              <w:t xml:space="preserve"> "</w:t>
+            </w:r>
+            <w:proofErr w:type="spellStart"/>
+            <w:r>
+              <w:rPr>
+                <w:rFonts w:ascii="Consolas" w:hAnsi="Consolas"/>
+                <w:sz w:val="20"/>
+                <w:szCs w:val="20"/>
+              </w:rPr>
+              <w:t>Abstract":"LLM</w:t>
+            </w:r>
+            <w:proofErr w:type="spellEnd"/>
+            <w:r>
+              <w:rPr>
+                <w:rFonts w:ascii="Consolas" w:hAnsi="Consolas"/>
+                <w:sz w:val="20"/>
+                <w:szCs w:val="20"/>
+              </w:rPr>
+              <w:t>" OR "</w:t>
+            </w:r>
+            <w:proofErr w:type="spellStart"/>
+            <w:r>
+              <w:rPr>
+                <w:rFonts w:ascii="Consolas" w:hAnsi="Consolas"/>
+                <w:sz w:val="20"/>
+                <w:szCs w:val="20"/>
+              </w:rPr>
+              <w:t>Abstract":"Large</w:t>
+            </w:r>
+            <w:proofErr w:type="spellEnd"/>
+            <w:r>
+              <w:rPr>
+                <w:rFonts w:ascii="Consolas" w:hAnsi="Consolas"/>
+                <w:sz w:val="20"/>
+                <w:szCs w:val="20"/>
+              </w:rPr>
+              <w:t xml:space="preserve"> </w:t>
+            </w:r>
+            <w:proofErr w:type="spellStart"/>
+            <w:r>
+              <w:rPr>
+                <w:rFonts w:ascii="Consolas" w:hAnsi="Consolas"/>
+                <w:sz w:val="20"/>
+                <w:szCs w:val="20"/>
+              </w:rPr>
+              <w:t>Language</w:t>
+            </w:r>
+            <w:proofErr w:type="spellEnd"/>
+            <w:r>
+              <w:rPr>
+                <w:rFonts w:ascii="Consolas" w:hAnsi="Consolas"/>
+                <w:sz w:val="20"/>
+                <w:szCs w:val="20"/>
+              </w:rPr>
+              <w:t xml:space="preserve"> Model" OR "Abstract":"</w:t>
+            </w:r>
+            <w:proofErr w:type="spellStart"/>
+            <w:r>
+              <w:rPr>
+                <w:rFonts w:ascii="Consolas" w:hAnsi="Consolas"/>
+                <w:sz w:val="20"/>
+                <w:szCs w:val="20"/>
+              </w:rPr>
+              <w:t>GenAI</w:t>
+            </w:r>
+            <w:proofErr w:type="spellEnd"/>
+            <w:r>
+              <w:rPr>
+                <w:rFonts w:ascii="Consolas" w:hAnsi="Consolas"/>
+                <w:sz w:val="20"/>
+                <w:szCs w:val="20"/>
+              </w:rPr>
+              <w:t>" OR "Abstract":"</w:t>
+            </w:r>
+            <w:proofErr w:type="spellStart"/>
+            <w:r>
+              <w:rPr>
+                <w:rFonts w:ascii="Consolas" w:hAnsi="Consolas"/>
+                <w:sz w:val="20"/>
+                <w:szCs w:val="20"/>
+              </w:rPr>
+              <w:t>Generative</w:t>
+            </w:r>
+            <w:proofErr w:type="spellEnd"/>
+            <w:r>
+              <w:rPr>
+                <w:rFonts w:ascii="Consolas" w:hAnsi="Consolas"/>
+                <w:sz w:val="20"/>
+                <w:szCs w:val="20"/>
+              </w:rPr>
+              <w:t xml:space="preserve"> AI" OR</w:t>
             </w:r>
           </w:p>
           <w:p>
@@ -2604,7 +6107,169 @@
                 <w:sz w:val="20"/>
                 <w:szCs w:val="20"/>
               </w:rPr>
-              <w:t xml:space="preserve"> "Author Keywords":"LLM" OR "Author Keywords":"Large Language Model" OR "Author Keywords":"GenAI" OR "Author Keywords":"Generative AI")</w:t>
+              <w:t xml:space="preserve"> "</w:t>
+            </w:r>
+            <w:proofErr w:type="spellStart"/>
+            <w:r>
+              <w:rPr>
+                <w:rFonts w:ascii="Consolas" w:hAnsi="Consolas"/>
+                <w:sz w:val="20"/>
+                <w:szCs w:val="20"/>
+              </w:rPr>
+              <w:t>Author</w:t>
+            </w:r>
+            <w:proofErr w:type="spellEnd"/>
+            <w:r>
+              <w:rPr>
+                <w:rFonts w:ascii="Consolas" w:hAnsi="Consolas"/>
+                <w:sz w:val="20"/>
+                <w:szCs w:val="20"/>
+              </w:rPr>
+              <w:t xml:space="preserve"> </w:t>
+            </w:r>
+            <w:proofErr w:type="spellStart"/>
+            <w:r>
+              <w:rPr>
+                <w:rFonts w:ascii="Consolas" w:hAnsi="Consolas"/>
+                <w:sz w:val="20"/>
+                <w:szCs w:val="20"/>
+              </w:rPr>
+              <w:t>Keywords":"LLM</w:t>
+            </w:r>
+            <w:proofErr w:type="spellEnd"/>
+            <w:r>
+              <w:rPr>
+                <w:rFonts w:ascii="Consolas" w:hAnsi="Consolas"/>
+                <w:sz w:val="20"/>
+                <w:szCs w:val="20"/>
+              </w:rPr>
+              <w:t>" OR "</w:t>
+            </w:r>
+            <w:proofErr w:type="spellStart"/>
+            <w:r>
+              <w:rPr>
+                <w:rFonts w:ascii="Consolas" w:hAnsi="Consolas"/>
+                <w:sz w:val="20"/>
+                <w:szCs w:val="20"/>
+              </w:rPr>
+              <w:t>Author</w:t>
+            </w:r>
+            <w:proofErr w:type="spellEnd"/>
+            <w:r>
+              <w:rPr>
+                <w:rFonts w:ascii="Consolas" w:hAnsi="Consolas"/>
+                <w:sz w:val="20"/>
+                <w:szCs w:val="20"/>
+              </w:rPr>
+              <w:t xml:space="preserve"> </w:t>
+            </w:r>
+            <w:proofErr w:type="spellStart"/>
+            <w:r>
+              <w:rPr>
+                <w:rFonts w:ascii="Consolas" w:hAnsi="Consolas"/>
+                <w:sz w:val="20"/>
+                <w:szCs w:val="20"/>
+              </w:rPr>
+              <w:t>Keywords":"Large</w:t>
+            </w:r>
+            <w:proofErr w:type="spellEnd"/>
+            <w:r>
+              <w:rPr>
+                <w:rFonts w:ascii="Consolas" w:hAnsi="Consolas"/>
+                <w:sz w:val="20"/>
+                <w:szCs w:val="20"/>
+              </w:rPr>
+              <w:t xml:space="preserve"> </w:t>
+            </w:r>
+            <w:proofErr w:type="spellStart"/>
+            <w:r>
+              <w:rPr>
+                <w:rFonts w:ascii="Consolas" w:hAnsi="Consolas"/>
+                <w:sz w:val="20"/>
+                <w:szCs w:val="20"/>
+              </w:rPr>
+              <w:t>Language</w:t>
+            </w:r>
+            <w:proofErr w:type="spellEnd"/>
+            <w:r>
+              <w:rPr>
+                <w:rFonts w:ascii="Consolas" w:hAnsi="Consolas"/>
+                <w:sz w:val="20"/>
+                <w:szCs w:val="20"/>
+              </w:rPr>
+              <w:t xml:space="preserve"> Model" OR "</w:t>
+            </w:r>
+            <w:proofErr w:type="spellStart"/>
+            <w:r>
+              <w:rPr>
+                <w:rFonts w:ascii="Consolas" w:hAnsi="Consolas"/>
+                <w:sz w:val="20"/>
+                <w:szCs w:val="20"/>
+              </w:rPr>
+              <w:t>Author</w:t>
+            </w:r>
+            <w:proofErr w:type="spellEnd"/>
+            <w:r>
+              <w:rPr>
+                <w:rFonts w:ascii="Consolas" w:hAnsi="Consolas"/>
+                <w:sz w:val="20"/>
+                <w:szCs w:val="20"/>
+              </w:rPr>
+              <w:t xml:space="preserve"> Keywords":"</w:t>
+            </w:r>
+            <w:proofErr w:type="spellStart"/>
+            <w:r>
+              <w:rPr>
+                <w:rFonts w:ascii="Consolas" w:hAnsi="Consolas"/>
+                <w:sz w:val="20"/>
+                <w:szCs w:val="20"/>
+              </w:rPr>
+              <w:t>GenAI</w:t>
+            </w:r>
+            <w:proofErr w:type="spellEnd"/>
+            <w:r>
+              <w:rPr>
+                <w:rFonts w:ascii="Consolas" w:hAnsi="Consolas"/>
+                <w:sz w:val="20"/>
+                <w:szCs w:val="20"/>
+              </w:rPr>
+              <w:t>" OR "</w:t>
+            </w:r>
+            <w:proofErr w:type="spellStart"/>
+            <w:r>
+              <w:rPr>
+                <w:rFonts w:ascii="Consolas" w:hAnsi="Consolas"/>
+                <w:sz w:val="20"/>
+                <w:szCs w:val="20"/>
+              </w:rPr>
+              <w:t>Author</w:t>
+            </w:r>
+            <w:proofErr w:type="spellEnd"/>
+            <w:r>
+              <w:rPr>
+                <w:rFonts w:ascii="Consolas" w:hAnsi="Consolas"/>
+                <w:sz w:val="20"/>
+                <w:szCs w:val="20"/>
+              </w:rPr>
+              <w:t xml:space="preserve"> Keywords":"</w:t>
+            </w:r>
+            <w:proofErr w:type="spellStart"/>
+            <w:r>
+              <w:rPr>
+                <w:rFonts w:ascii="Consolas" w:hAnsi="Consolas"/>
+                <w:sz w:val="20"/>
+                <w:szCs w:val="20"/>
+              </w:rPr>
+              <w:t>Generative</w:t>
+            </w:r>
+            <w:proofErr w:type="spellEnd"/>
+            <w:r>
+              <w:rPr>
+                <w:rFonts w:ascii="Consolas" w:hAnsi="Consolas"/>
+                <w:sz w:val="20"/>
+                <w:szCs w:val="20"/>
+              </w:rPr>
+              <w:t xml:space="preserve"> AI")</w:t>
             </w:r>
           </w:p>
         </w:tc>
@@ -2689,7 +6354,23 @@
           <w:b/>
           <w:bCs/>
         </w:rPr>
-        <w:t>.1. String adaptada para sintaxe</w:t>
+        <w:t xml:space="preserve">.1. </w:t>
+      </w:r>
+      <w:proofErr w:type="spellStart"/>
+      <w:r>
+        <w:rPr>
+          <w:b/>
+          <w:bCs/>
+        </w:rPr>
+        <w:t>String</w:t>
+      </w:r>
+      <w:proofErr w:type="spellEnd"/>
+      <w:r>
+        <w:rPr>
+          <w:b/>
+          <w:bCs/>
+        </w:rPr>
+        <w:t xml:space="preserve"> adaptada para sintaxe</w:t>
       </w:r>
       <w:r>
         <w:rPr>
@@ -2764,7 +6445,187 @@
                 <w:sz w:val="20"/>
                 <w:szCs w:val="20"/>
               </w:rPr>
-              <w:t>TITLE-ABS-KEY("source code" OR "source codes" OR "codebase" OR "code repository" OR "code search")</w:t>
+              <w:t>TITLE-ABS-</w:t>
+            </w:r>
+            <w:proofErr w:type="gramStart"/>
+            <w:r>
+              <w:rPr>
+                <w:rFonts w:ascii="Consolas" w:hAnsi="Consolas"/>
+                <w:sz w:val="20"/>
+                <w:szCs w:val="20"/>
+              </w:rPr>
+              <w:t>KEY(</w:t>
+            </w:r>
+            <w:proofErr w:type="gramEnd"/>
+            <w:r>
+              <w:rPr>
+                <w:rFonts w:ascii="Consolas" w:hAnsi="Consolas"/>
+                <w:sz w:val="20"/>
+                <w:szCs w:val="20"/>
+              </w:rPr>
+              <w:t>"</w:t>
+            </w:r>
+            <w:proofErr w:type="spellStart"/>
+            <w:r>
+              <w:rPr>
+                <w:rFonts w:ascii="Consolas" w:hAnsi="Consolas"/>
+                <w:sz w:val="20"/>
+                <w:szCs w:val="20"/>
+              </w:rPr>
+              <w:t>source</w:t>
+            </w:r>
+            <w:proofErr w:type="spellEnd"/>
+            <w:r>
+              <w:rPr>
+                <w:rFonts w:ascii="Consolas" w:hAnsi="Consolas"/>
+                <w:sz w:val="20"/>
+                <w:szCs w:val="20"/>
+              </w:rPr>
+              <w:t xml:space="preserve"> </w:t>
+            </w:r>
+            <w:proofErr w:type="spellStart"/>
+            <w:r>
+              <w:rPr>
+                <w:rFonts w:ascii="Consolas" w:hAnsi="Consolas"/>
+                <w:sz w:val="20"/>
+                <w:szCs w:val="20"/>
+              </w:rPr>
+              <w:t>code</w:t>
+            </w:r>
+            <w:proofErr w:type="spellEnd"/>
+            <w:r>
+              <w:rPr>
+                <w:rFonts w:ascii="Consolas" w:hAnsi="Consolas"/>
+                <w:sz w:val="20"/>
+                <w:szCs w:val="20"/>
+              </w:rPr>
+              <w:t>" OR "</w:t>
+            </w:r>
+            <w:proofErr w:type="spellStart"/>
+            <w:r>
+              <w:rPr>
+                <w:rFonts w:ascii="Consolas" w:hAnsi="Consolas"/>
+                <w:sz w:val="20"/>
+                <w:szCs w:val="20"/>
+              </w:rPr>
+              <w:t>source</w:t>
+            </w:r>
+            <w:proofErr w:type="spellEnd"/>
+            <w:r>
+              <w:rPr>
+                <w:rFonts w:ascii="Consolas" w:hAnsi="Consolas"/>
+                <w:sz w:val="20"/>
+                <w:szCs w:val="20"/>
+              </w:rPr>
+              <w:t xml:space="preserve"> </w:t>
+            </w:r>
+            <w:proofErr w:type="spellStart"/>
+            <w:r>
+              <w:rPr>
+                <w:rFonts w:ascii="Consolas" w:hAnsi="Consolas"/>
+                <w:sz w:val="20"/>
+                <w:szCs w:val="20"/>
+              </w:rPr>
+              <w:t>codes</w:t>
+            </w:r>
+            <w:proofErr w:type="spellEnd"/>
+            <w:r>
+              <w:rPr>
+                <w:rFonts w:ascii="Consolas" w:hAnsi="Consolas"/>
+                <w:sz w:val="20"/>
+                <w:szCs w:val="20"/>
+              </w:rPr>
+              <w:t>" OR "</w:t>
+            </w:r>
+            <w:proofErr w:type="spellStart"/>
+            <w:r>
+              <w:rPr>
+                <w:rFonts w:ascii="Consolas" w:hAnsi="Consolas"/>
+                <w:sz w:val="20"/>
+                <w:szCs w:val="20"/>
+              </w:rPr>
+              <w:t>codebase</w:t>
+            </w:r>
+            <w:proofErr w:type="spellEnd"/>
+            <w:r>
+              <w:rPr>
+                <w:rFonts w:ascii="Consolas" w:hAnsi="Consolas"/>
+                <w:sz w:val="20"/>
+                <w:szCs w:val="20"/>
+              </w:rPr>
+              <w:t>" OR "</w:t>
+            </w:r>
+            <w:proofErr w:type="spellStart"/>
+            <w:r>
+              <w:rPr>
+                <w:rFonts w:ascii="Consolas" w:hAnsi="Consolas"/>
+                <w:sz w:val="20"/>
+                <w:szCs w:val="20"/>
+              </w:rPr>
+              <w:t>code</w:t>
+            </w:r>
+            <w:proofErr w:type="spellEnd"/>
+            <w:r>
+              <w:rPr>
+                <w:rFonts w:ascii="Consolas" w:hAnsi="Consolas"/>
+                <w:sz w:val="20"/>
+                <w:szCs w:val="20"/>
+              </w:rPr>
+              <w:t xml:space="preserve"> </w:t>
+            </w:r>
+            <w:proofErr w:type="spellStart"/>
+            <w:r>
+              <w:rPr>
+                <w:rFonts w:ascii="Consolas" w:hAnsi="Consolas"/>
+                <w:sz w:val="20"/>
+                <w:szCs w:val="20"/>
+              </w:rPr>
+              <w:t>repository</w:t>
+            </w:r>
+            <w:proofErr w:type="spellEnd"/>
+            <w:r>
+              <w:rPr>
+                <w:rFonts w:ascii="Consolas" w:hAnsi="Consolas"/>
+                <w:sz w:val="20"/>
+                <w:szCs w:val="20"/>
+              </w:rPr>
+              <w:t>" OR "</w:t>
+            </w:r>
+            <w:proofErr w:type="spellStart"/>
+            <w:r>
+              <w:rPr>
+                <w:rFonts w:ascii="Consolas" w:hAnsi="Consolas"/>
+                <w:sz w:val="20"/>
+                <w:szCs w:val="20"/>
+              </w:rPr>
+              <w:t>code</w:t>
+            </w:r>
+            <w:proofErr w:type="spellEnd"/>
+            <w:r>
+              <w:rPr>
+                <w:rFonts w:ascii="Consolas" w:hAnsi="Consolas"/>
+                <w:sz w:val="20"/>
+                <w:szCs w:val="20"/>
+              </w:rPr>
+              <w:t xml:space="preserve"> </w:t>
+            </w:r>
+            <w:proofErr w:type="spellStart"/>
+            <w:r>
+              <w:rPr>
+                <w:rFonts w:ascii="Consolas" w:hAnsi="Consolas"/>
+                <w:sz w:val="20"/>
+                <w:szCs w:val="20"/>
+              </w:rPr>
+              <w:t>search</w:t>
+            </w:r>
+            <w:proofErr w:type="spellEnd"/>
+            <w:r>
+              <w:rPr>
+                <w:rFonts w:ascii="Consolas" w:hAnsi="Consolas"/>
+                <w:sz w:val="20"/>
+                <w:szCs w:val="20"/>
+              </w:rPr>
+              <w:t>")</w:t>
             </w:r>
           </w:p>
           <w:p>
@@ -2781,7 +6642,79 @@
                 <w:sz w:val="20"/>
                 <w:szCs w:val="20"/>
               </w:rPr>
-              <w:t>AND TITLE-ABS-KEY("Retrieval-Augmented Generation" OR "Retrieval Augmented Generation" OR "RAG")</w:t>
+              <w:t>AND TITLE-ABS-</w:t>
+            </w:r>
+            <w:proofErr w:type="gramStart"/>
+            <w:r>
+              <w:rPr>
+                <w:rFonts w:ascii="Consolas" w:hAnsi="Consolas"/>
+                <w:sz w:val="20"/>
+                <w:szCs w:val="20"/>
+              </w:rPr>
+              <w:t>KEY(</w:t>
+            </w:r>
+            <w:proofErr w:type="gramEnd"/>
+            <w:r>
+              <w:rPr>
+                <w:rFonts w:ascii="Consolas" w:hAnsi="Consolas"/>
+                <w:sz w:val="20"/>
+                <w:szCs w:val="20"/>
+              </w:rPr>
+              <w:t>"</w:t>
+            </w:r>
+            <w:proofErr w:type="spellStart"/>
+            <w:r>
+              <w:rPr>
+                <w:rFonts w:ascii="Consolas" w:hAnsi="Consolas"/>
+                <w:sz w:val="20"/>
+                <w:szCs w:val="20"/>
+              </w:rPr>
+              <w:t>Retrieval-Augmented</w:t>
+            </w:r>
+            <w:proofErr w:type="spellEnd"/>
+            <w:r>
+              <w:rPr>
+                <w:rFonts w:ascii="Consolas" w:hAnsi="Consolas"/>
+                <w:sz w:val="20"/>
+                <w:szCs w:val="20"/>
+              </w:rPr>
+              <w:t xml:space="preserve"> Generation" OR "</w:t>
+            </w:r>
+            <w:proofErr w:type="spellStart"/>
+            <w:r>
+              <w:rPr>
+                <w:rFonts w:ascii="Consolas" w:hAnsi="Consolas"/>
+                <w:sz w:val="20"/>
+                <w:szCs w:val="20"/>
+              </w:rPr>
+              <w:t>Retrieval</w:t>
+            </w:r>
+            <w:proofErr w:type="spellEnd"/>
+            <w:r>
+              <w:rPr>
+                <w:rFonts w:ascii="Consolas" w:hAnsi="Consolas"/>
+                <w:sz w:val="20"/>
+                <w:szCs w:val="20"/>
+              </w:rPr>
+              <w:t xml:space="preserve"> </w:t>
+            </w:r>
+            <w:proofErr w:type="spellStart"/>
+            <w:r>
+              <w:rPr>
+                <w:rFonts w:ascii="Consolas" w:hAnsi="Consolas"/>
+                <w:sz w:val="20"/>
+                <w:szCs w:val="20"/>
+              </w:rPr>
+              <w:t>Augmented</w:t>
+            </w:r>
+            <w:proofErr w:type="spellEnd"/>
+            <w:r>
+              <w:rPr>
+                <w:rFonts w:ascii="Consolas" w:hAnsi="Consolas"/>
+                <w:sz w:val="20"/>
+                <w:szCs w:val="20"/>
+              </w:rPr>
+              <w:t xml:space="preserve"> Generation" OR "RAG")</w:t>
             </w:r>
           </w:p>
           <w:p>
@@ -2798,7 +6731,79 @@
                 <w:sz w:val="20"/>
                 <w:szCs w:val="20"/>
               </w:rPr>
-              <w:t>AND TITLE-ABS-KEY("LLM" OR "Large Language Model" OR "GenAI" OR "Generative AI")</w:t>
+              <w:t>AND TITLE-ABS-</w:t>
+            </w:r>
+            <w:proofErr w:type="gramStart"/>
+            <w:r>
+              <w:rPr>
+                <w:rFonts w:ascii="Consolas" w:hAnsi="Consolas"/>
+                <w:sz w:val="20"/>
+                <w:szCs w:val="20"/>
+              </w:rPr>
+              <w:t>KEY(</w:t>
+            </w:r>
+            <w:proofErr w:type="gramEnd"/>
+            <w:r>
+              <w:rPr>
+                <w:rFonts w:ascii="Consolas" w:hAnsi="Consolas"/>
+                <w:sz w:val="20"/>
+                <w:szCs w:val="20"/>
+              </w:rPr>
+              <w:t xml:space="preserve">"LLM" OR "Large </w:t>
+            </w:r>
+            <w:proofErr w:type="spellStart"/>
+            <w:r>
+              <w:rPr>
+                <w:rFonts w:ascii="Consolas" w:hAnsi="Consolas"/>
+                <w:sz w:val="20"/>
+                <w:szCs w:val="20"/>
+              </w:rPr>
+              <w:t>Language</w:t>
+            </w:r>
+            <w:proofErr w:type="spellEnd"/>
+            <w:r>
+              <w:rPr>
+                <w:rFonts w:ascii="Consolas" w:hAnsi="Consolas"/>
+                <w:sz w:val="20"/>
+                <w:szCs w:val="20"/>
+              </w:rPr>
+              <w:t xml:space="preserve"> Model" OR "</w:t>
+            </w:r>
+            <w:proofErr w:type="spellStart"/>
+            <w:r>
+              <w:rPr>
+                <w:rFonts w:ascii="Consolas" w:hAnsi="Consolas"/>
+                <w:sz w:val="20"/>
+                <w:szCs w:val="20"/>
+              </w:rPr>
+              <w:t>GenAI</w:t>
+            </w:r>
+            <w:proofErr w:type="spellEnd"/>
+            <w:r>
+              <w:rPr>
+                <w:rFonts w:ascii="Consolas" w:hAnsi="Consolas"/>
+                <w:sz w:val="20"/>
+                <w:szCs w:val="20"/>
+              </w:rPr>
+              <w:t>" OR "</w:t>
+            </w:r>
+            <w:proofErr w:type="spellStart"/>
+            <w:r>
+              <w:rPr>
+                <w:rFonts w:ascii="Consolas" w:hAnsi="Consolas"/>
+                <w:sz w:val="20"/>
+                <w:szCs w:val="20"/>
+              </w:rPr>
+              <w:t>Generative</w:t>
+            </w:r>
+            <w:proofErr w:type="spellEnd"/>
+            <w:r>
+              <w:rPr>
+                <w:rFonts w:ascii="Consolas" w:hAnsi="Consolas"/>
+                <w:sz w:val="20"/>
+                <w:szCs w:val="20"/>
+              </w:rPr>
+              <w:t xml:space="preserve"> AI")</w:t>
             </w:r>
           </w:p>
         </w:tc>
@@ -2829,21 +6834,85 @@
           <w:i/>
           <w:iCs/>
         </w:rPr>
-        <w:t xml:space="preserve">Observação: As bases selecionadas apresentam sobreposição intencional de cobertura. O Scopus indexa publicações da ACM e do IEEE, podendo duplicar resultados já retornados pela ACM Digital Library e pelo IEEE Xplore. Adicionalmente, alguns venues são co-publicados por mais de uma editora </w:t>
-      </w:r>
+        <w:t xml:space="preserve">Observação: As bases selecionadas apresentam sobreposição intencional de cobertura. O Scopus indexa publicações da ACM e do IEEE, podendo duplicar resultados já retornados pela ACM Digital Library e pelo IEEE </w:t>
+      </w:r>
+      <w:proofErr w:type="spellStart"/>
       <w:r>
         <w:rPr>
           <w:i/>
           <w:iCs/>
         </w:rPr>
-        <w:t>(</w:t>
-      </w:r>
+        <w:t>Xplore</w:t>
+      </w:r>
+      <w:proofErr w:type="spellEnd"/>
       <w:r>
         <w:rPr>
           <w:i/>
           <w:iCs/>
         </w:rPr>
-        <w:t>notadamente o ICSE, co-publicado pela ACM e pelo IEEE</w:t>
+        <w:t xml:space="preserve">. Adicionalmente, alguns </w:t>
+      </w:r>
+      <w:proofErr w:type="spellStart"/>
+      <w:r>
+        <w:rPr>
+          <w:i/>
+          <w:iCs/>
+        </w:rPr>
+        <w:t>venues</w:t>
+      </w:r>
+      <w:proofErr w:type="spellEnd"/>
+      <w:r>
+        <w:rPr>
+          <w:i/>
+          <w:iCs/>
+        </w:rPr>
+        <w:t xml:space="preserve"> são </w:t>
+      </w:r>
+      <w:proofErr w:type="spellStart"/>
+      <w:r>
+        <w:rPr>
+          <w:i/>
+          <w:iCs/>
+        </w:rPr>
+        <w:t>co-publicados</w:t>
+      </w:r>
+      <w:proofErr w:type="spellEnd"/>
+      <w:r>
+        <w:rPr>
+          <w:i/>
+          <w:iCs/>
+        </w:rPr>
+        <w:t xml:space="preserve"> por mais de uma editora </w:t>
+      </w:r>
+      <w:r>
+        <w:rPr>
+          <w:i/>
+          <w:iCs/>
+        </w:rPr>
+        <w:t>(</w:t>
+      </w:r>
+      <w:r>
+        <w:rPr>
+          <w:i/>
+          <w:iCs/>
+        </w:rPr>
+        <w:t xml:space="preserve">notadamente o ICSE, </w:t>
+      </w:r>
+      <w:proofErr w:type="spellStart"/>
+      <w:r>
+        <w:rPr>
+          <w:i/>
+          <w:iCs/>
+        </w:rPr>
+        <w:t>co-publicado</w:t>
+      </w:r>
+      <w:proofErr w:type="spellEnd"/>
+      <w:r>
+        <w:rPr>
+          <w:i/>
+          <w:iCs/>
+        </w:rPr>
+        <w:t xml:space="preserve"> pela ACM e pelo IEEE</w:t>
       </w:r>
       <w:r>
         <w:rPr>
@@ -3305,7 +7374,15 @@
               <w:t>e</w:t>
             </w:r>
             <w:r>
-              <w:t xml:space="preserve">m caso de mesmo trabalho em múltiplos venues, manter apenas a versão publicada com </w:t>
+              <w:t xml:space="preserve">m caso de mesmo trabalho em múltiplos </w:t>
+            </w:r>
+            <w:proofErr w:type="spellStart"/>
+            <w:r>
+              <w:t>venues</w:t>
+            </w:r>
+            <w:proofErr w:type="spellEnd"/>
+            <w:r>
+              <w:t xml:space="preserve">, manter apenas a versão publicada com </w:t>
             </w:r>
             <w:r>
               <w:t>revisão</w:t>
@@ -3402,12 +7479,26 @@
             <w:r>
               <w:t xml:space="preserve">: </w:t>
             </w:r>
-            <w:r>
-              <w:t>preprints, relatórios técnicos, whitepapers, posts, capítulos de livro, livros, teses</w:t>
+            <w:proofErr w:type="spellStart"/>
+            <w:r>
+              <w:t>preprints</w:t>
+            </w:r>
+            <w:proofErr w:type="spellEnd"/>
+            <w:r>
+              <w:t xml:space="preserve">, relatórios técnicos, </w:t>
+            </w:r>
+            <w:proofErr w:type="spellStart"/>
+            <w:r>
+              <w:t>whitepapers</w:t>
+            </w:r>
+            <w:proofErr w:type="spellEnd"/>
+            <w:r>
+              <w:t>, posts, capítulos de livro, livros, teses</w:t>
             </w:r>
             <w:r>
               <w:t xml:space="preserve">, </w:t>
             </w:r>
+            <w:proofErr w:type="gramStart"/>
             <w:r>
               <w:t>dissertações</w:t>
             </w:r>
@@ -3417,6 +7508,7 @@
             <w:r>
               <w:t>.</w:t>
             </w:r>
+            <w:proofErr w:type="gramEnd"/>
           </w:p>
         </w:tc>
       </w:tr>
@@ -3494,7 +7586,15 @@
               <w:jc w:val="both"/>
             </w:pPr>
             <w:r>
-              <w:t>Texto completo do artigo inacessível após busca nas bases institucionais (CAPES/UFG), Google Scholar e ResearchGate.</w:t>
+              <w:t xml:space="preserve">Texto completo do artigo inacessível após busca nas bases institucionais (CAPES/UFG), Google Scholar e </w:t>
+            </w:r>
+            <w:proofErr w:type="spellStart"/>
+            <w:r>
+              <w:t>ResearchGate</w:t>
+            </w:r>
+            <w:proofErr w:type="spellEnd"/>
+            <w:r>
+              <w:t>.</w:t>
             </w:r>
           </w:p>
         </w:tc>
@@ -3571,7 +7671,55 @@
         <w:jc w:val="both"/>
       </w:pPr>
       <w:r>
-        <w:t>A busca foi executada nas bases em 02/06/2026, retornando um total de 173 registros brutos, distribuídos entre ACM Digital Library (n = 18), IEEE Xplore (n = 39) e Scopus (n = 116). Para dar suporte ao gerenciamento e à seleção desses estudos, os metadados (.bib) foram importados para a plataforma Rayyan (OUZZANI et al., 2016). Por meio das funcionalidades da ferramenta, foi executado o processo automatizado de detecção de similaridade, resultando na identificação e remoção de 43 registros duplicados. Durante a triagem, foi identificado adicionalmente que o artigo "N-CATS: A Neural Network Classification Automatic Taxonomy System" constituía uma duplicata não detectada automaticamente, totalizando 44 registros duplicados removidos e restando 129 artigos únicos para avaliação.</w:t>
+        <w:t xml:space="preserve">A busca foi executada nas bases em 02/06/2026, retornando um total de 173 registros brutos, distribuídos entre ACM Digital Library (n = 18), IEEE </w:t>
+      </w:r>
+      <w:proofErr w:type="spellStart"/>
+      <w:r>
+        <w:t>Xplore</w:t>
+      </w:r>
+      <w:proofErr w:type="spellEnd"/>
+      <w:r>
+        <w:t xml:space="preserve"> (n = 39) e Scopus (n = 116). Para dar suporte ao gerenciamento e à seleção desses estudos, os metadados (.</w:t>
+      </w:r>
+      <w:proofErr w:type="spellStart"/>
+      <w:r>
+        <w:t>bib</w:t>
+      </w:r>
+      <w:proofErr w:type="spellEnd"/>
+      <w:r>
+        <w:t xml:space="preserve">) foram importados para a plataforma </w:t>
+      </w:r>
+      <w:proofErr w:type="spellStart"/>
+      <w:r>
+        <w:t>Rayyan</w:t>
+      </w:r>
+      <w:proofErr w:type="spellEnd"/>
+      <w:r>
+        <w:t xml:space="preserve"> (OUZZANI et al., 2016). Por meio das funcionalidades da ferramenta, foi executado o processo automatizado de detecção de similaridade, resultando na identificação e remoção de 43 registros duplicados. Durante a triagem, foi identificado adicionalmente que o artigo "N-CATS: A Neural Network </w:t>
+      </w:r>
+      <w:proofErr w:type="spellStart"/>
+      <w:r>
+        <w:t>Classification</w:t>
+      </w:r>
+      <w:proofErr w:type="spellEnd"/>
+      <w:r>
+        <w:t xml:space="preserve"> </w:t>
+      </w:r>
+      <w:proofErr w:type="spellStart"/>
+      <w:r>
+        <w:t>Automatic</w:t>
+      </w:r>
+      <w:proofErr w:type="spellEnd"/>
+      <w:r>
+        <w:t xml:space="preserve"> </w:t>
+      </w:r>
+      <w:proofErr w:type="spellStart"/>
+      <w:r>
+        <w:t>Taxonomy</w:t>
+      </w:r>
+      <w:proofErr w:type="spellEnd"/>
+      <w:r>
+        <w:t xml:space="preserve"> System" constituía uma duplicata não detectada automaticamente, totalizando 44 registros duplicados removidos e restando 129 artigos únicos para avaliação.</w:t>
       </w:r>
     </w:p>
     <w:p>
@@ -3589,13 +7737,33 @@
         <w:jc w:val="both"/>
       </w:pPr>
       <w:r>
-        <w:t xml:space="preserve">Na etapa de elegibilidade, dos 61 estudos encaminhados, 4 foram excluídos previamente à leitura por inacessibilidade do texto completo após busca nas bases institucionais, Google Scholar e ResearchGate (CE8). Os 57 estudos restantes tiveram seus textos completos lidos integralmente, resultando na exclusão adicional de 1 artigo por não atender ao critério de foco principal em artefatos de código-fonte (Lighter And Better: Towards Flexible Context Adaptation For Retrieval Augmented Generation </w:t>
-      </w:r>
-      <w:r>
-        <w:t>-</w:t>
-      </w:r>
-      <w:r>
-        <w:t xml:space="preserve"> CE2). Ao final, 56 estudos primários foram selecionados para extração de dados e composição do mapeamento sistemático.</w:t>
+        <w:t xml:space="preserve">Na etapa de elegibilidade, dos 61 estudos encaminhados, 4 foram excluídos previamente à leitura por inacessibilidade do texto completo após busca nas bases institucionais, Google Scholar e </w:t>
+      </w:r>
+      <w:proofErr w:type="spellStart"/>
+      <w:r>
+        <w:t>ResearchGate</w:t>
+      </w:r>
+      <w:proofErr w:type="spellEnd"/>
+      <w:r>
+        <w:t xml:space="preserve"> (CE8). Os 57 estudos restantes tiveram seus textos completos lidos integralmente, resultando na exclusão adicional de 1 artigo por não </w:t>
+      </w:r>
+      <w:r>
+        <w:t xml:space="preserve">corresponder a uma abordagem RAG baseada em LLM (CE1) e 24 artigos por não </w:t>
+      </w:r>
+      <w:r>
+        <w:t>atender</w:t>
+      </w:r>
+      <w:r>
+        <w:t>em</w:t>
+      </w:r>
+      <w:r>
+        <w:t xml:space="preserve"> ao critério de foco principal em artefatos de código-fonte (CE2). Ao final, </w:t>
+      </w:r>
+      <w:r>
+        <w:t>32</w:t>
+      </w:r>
+      <w:r>
+        <w:t xml:space="preserve"> estudos primários foram selecionados para extração de dados e composição do mapeamento sistemático.</w:t>
       </w:r>
     </w:p>
     <w:p/>
@@ -3675,7 +7843,15 @@
         <w:jc w:val="both"/>
       </w:pPr>
       <w:r>
-        <w:t>IEEE Xplore:</w:t>
+        <w:t xml:space="preserve">IEEE </w:t>
+      </w:r>
+      <w:proofErr w:type="spellStart"/>
+      <w:r>
+        <w:t>Xplore</w:t>
+      </w:r>
+      <w:proofErr w:type="spellEnd"/>
+      <w:r>
+        <w:t>:</w:t>
       </w:r>
       <w:r>
         <w:t xml:space="preserve"> </w:t>
@@ -3766,7 +7942,23 @@
           <w:b/>
           <w:bCs/>
         </w:rPr>
-        <w:t>Triagem (Screening):</w:t>
+        <w:t>Triagem (</w:t>
+      </w:r>
+      <w:proofErr w:type="spellStart"/>
+      <w:r>
+        <w:rPr>
+          <w:b/>
+          <w:bCs/>
+        </w:rPr>
+        <w:t>Screening</w:t>
+      </w:r>
+      <w:proofErr w:type="spellEnd"/>
+      <w:r>
+        <w:rPr>
+          <w:b/>
+          <w:bCs/>
+        </w:rPr>
+        <w:t>):</w:t>
       </w:r>
       <w:r>
         <w:t xml:space="preserve"> </w:t>
@@ -3937,10 +8129,13 @@
         <w:t>Excluídos após leitura: 1 artigo (CE</w:t>
       </w:r>
       <w:r>
-        <w:t>2</w:t>
+        <w:t>1</w:t>
       </w:r>
       <w:r>
         <w:t>)</w:t>
+      </w:r>
+      <w:r>
+        <w:t xml:space="preserve"> + 24 artigos (CE2)</w:t>
       </w:r>
     </w:p>
     <w:p>
@@ -3953,7 +8148,10 @@
         <w:jc w:val="both"/>
       </w:pPr>
       <w:r>
-        <w:t>Amostra Final: 56</w:t>
+        <w:t xml:space="preserve">Amostra Final: </w:t>
+      </w:r>
+      <w:r>
+        <w:t>32</w:t>
       </w:r>
       <w:r>
         <w:t xml:space="preserve"> artigos restantes (</w:t>
@@ -3971,13 +8169,16 @@
         <w:t xml:space="preserve"> </w:t>
       </w:r>
       <w:r>
-        <w:t>68 - 5</w:t>
+        <w:t xml:space="preserve">68 - </w:t>
+      </w:r>
+      <w:r>
+        <w:t>29</w:t>
       </w:r>
       <w:r>
         <w:t xml:space="preserve"> = </w:t>
       </w:r>
       <w:r>
-        <w:t>56</w:t>
+        <w:t>32</w:t>
       </w:r>
       <w:r>
         <w:t>)</w:t>
@@ -3989,6 +8190,7 @@
     <w:p/>
     <w:p/>
     <w:p/>
+    <w:p/>
     <w:p>
       <w:pPr>
         <w:rPr>
@@ -4026,9 +8228,9 @@
           <w:noProof/>
         </w:rPr>
         <w:drawing>
-          <wp:inline distT="0" distB="0" distL="0" distR="0" wp14:anchorId="6905CC05" wp14:editId="743E2517">
-            <wp:extent cx="3375660" cy="2273068"/>
-            <wp:effectExtent l="0" t="0" r="0" b="0"/>
+          <wp:inline distT="0" distB="0" distL="0" distR="0" wp14:anchorId="6905CC05" wp14:editId="1D10EE9E">
+            <wp:extent cx="5654040" cy="4118244"/>
+            <wp:effectExtent l="0" t="0" r="3810" b="0"/>
             <wp:docPr id="199682056" name="Imagem 2"/>
             <wp:cNvGraphicFramePr>
               <a:graphicFrameLocks xmlns:a="http://schemas.openxmlformats.org/drawingml/2006/main" noChangeAspect="1"/>
@@ -4037,29 +8239,38 @@
               <a:graphicData uri="http://schemas.openxmlformats.org/drawingml/2006/picture">
                 <pic:pic xmlns:pic="http://schemas.openxmlformats.org/drawingml/2006/picture">
                   <pic:nvPicPr>
-                    <pic:cNvPr id="199682056" name="Imagem 199682056"/>
+                    <pic:cNvPr id="199682056" name="Imagem 2"/>
                     <pic:cNvPicPr/>
                   </pic:nvPicPr>
-                  <pic:blipFill>
-                    <a:blip r:embed="rId9" cstate="print">
+                  <pic:blipFill rotWithShape="1">
+                    <a:blip r:embed="rId9">
                       <a:extLst>
                         <a:ext uri="{28A0092B-C50C-407E-A947-70E740481C1C}">
                           <a14:useLocalDpi xmlns:a14="http://schemas.microsoft.com/office/drawing/2010/main" val="0"/>
                         </a:ext>
                       </a:extLst>
                     </a:blip>
+                    <a:srcRect b="12093"/>
                     <a:stretch>
                       <a:fillRect/>
                     </a:stretch>
                   </pic:blipFill>
-                  <pic:spPr>
+                  <pic:spPr bwMode="auto">
                     <a:xfrm>
                       <a:off x="0" y="0"/>
-                      <a:ext cx="3418172" cy="2301694"/>
+                      <a:ext cx="5720951" cy="4166980"/>
                     </a:xfrm>
                     <a:prstGeom prst="rect">
                       <a:avLst/>
                     </a:prstGeom>
+                    <a:ln>
+                      <a:noFill/>
+                    </a:ln>
+                    <a:extLst>
+                      <a:ext uri="{53640926-AAD7-44D8-BBD7-CCE9431645EC}">
+                        <a14:shadowObscured xmlns:a14="http://schemas.microsoft.com/office/drawing/2010/main"/>
+                      </a:ext>
+                    </a:extLst>
                   </pic:spPr>
                 </pic:pic>
               </a:graphicData>
@@ -4105,7 +8316,15 @@
         <w:jc w:val="both"/>
       </w:pPr>
       <w:r>
-        <w:t>As ameaças à validade identificadas neste estudo envolvem: 1) a elaboração da string de busca; 2) a possível ausência de estudos primários relevantes; 3) a confiabilidade na seleção; 4) a confiabilidade na extração de dados</w:t>
+        <w:t xml:space="preserve">As ameaças à validade identificadas neste estudo envolvem: 1) a elaboração da </w:t>
+      </w:r>
+      <w:proofErr w:type="spellStart"/>
+      <w:r>
+        <w:t>string</w:t>
+      </w:r>
+      <w:proofErr w:type="spellEnd"/>
+      <w:r>
+        <w:t xml:space="preserve"> de busca; 2) a possível ausência de estudos primários relevantes; 3) a confiabilidade na seleção; 4) a confiabilidade na extração de dados</w:t>
       </w:r>
       <w:r>
         <w:t>; 5) a inacessibilidade ao texto completo de estudos primários.</w:t>
@@ -4117,7 +8336,39 @@
         <w:jc w:val="both"/>
       </w:pPr>
       <w:r>
-        <w:t>Para mitigar a ameaça 1, a string de busca foi elaborada sistematicamente seguindo o framework PICOC (KITCHENHAM; CHARTERS, 2007), garantindo rastreabilidade entre os termos de busca e os objetivos da pesquisa. A ameaça 1 é diretamente relacionada à ameaça 2, uma vez que estudos relevantes podem não ter sido recuperados caso empreguem terminologia distinta da adotada na string canônica. Essa limitação é parcialmente atenuada pela inclusão do termo "Generative AI" como hiperônimo, pela cobertura complementar das três bases selecionadas (ACM Digital Library, IEEE Xplore e Scopus) e pelo fato de o Scopus indexar publicações das demais bases, ampliando a cobertura indireta.</w:t>
+        <w:t xml:space="preserve">Para mitigar a ameaça 1, a </w:t>
+      </w:r>
+      <w:proofErr w:type="spellStart"/>
+      <w:r>
+        <w:t>string</w:t>
+      </w:r>
+      <w:proofErr w:type="spellEnd"/>
+      <w:r>
+        <w:t xml:space="preserve"> de busca foi elaborada sistematicamente seguindo o framework PICOC (KITCHENHAM; CHARTERS, 2007), garantindo rastreabilidade entre os termos de busca e os objetivos da pesquisa. A ameaça 1 é diretamente relacionada à ameaça 2, uma vez que estudos relevantes podem não ter sido recuperados caso empreguem terminologia distinta da adotada na </w:t>
+      </w:r>
+      <w:proofErr w:type="spellStart"/>
+      <w:r>
+        <w:t>string</w:t>
+      </w:r>
+      <w:proofErr w:type="spellEnd"/>
+      <w:r>
+        <w:t xml:space="preserve"> canônica. Essa limitação é parcialmente atenuada pela inclusão do termo "</w:t>
+      </w:r>
+      <w:proofErr w:type="spellStart"/>
+      <w:r>
+        <w:t>Generative</w:t>
+      </w:r>
+      <w:proofErr w:type="spellEnd"/>
+      <w:r>
+        <w:t xml:space="preserve"> AI" como hiperônimo, pela cobertura complementar das três bases selecionadas (ACM Digital Library, IEEE </w:t>
+      </w:r>
+      <w:proofErr w:type="spellStart"/>
+      <w:r>
+        <w:t>Xplore</w:t>
+      </w:r>
+      <w:proofErr w:type="spellEnd"/>
+      <w:r>
+        <w:t xml:space="preserve"> e Scopus) e pelo fato de o Scopus indexar publicações das demais bases, ampliando a cobertura indireta.</w:t>
       </w:r>
     </w:p>
     <w:p>
@@ -4135,7 +8386,16 @@
         <w:jc w:val="both"/>
       </w:pPr>
       <w:r>
-        <w:t>A ameaça 5 decorre da inacessibilidade ao texto completo de 4 artigos após esgotadas as alternativas de acesso disponíveis (CAPES/UFG, Google Scholar e ResearchGate). Estes estudos foram excluídos por inacessibilidade (CE8), seguindo prática aceita na literatura (KITCHENHAM; CHARTERS, 2007). É possível que artigos relevantes tenham sido descartados por restrição de acesso, o que pode introduzir viés de seleção na amostra final.</w:t>
+        <w:lastRenderedPageBreak/>
+        <w:t xml:space="preserve">A ameaça 5 decorre da inacessibilidade ao texto completo de 4 artigos após esgotadas as alternativas de acesso disponíveis (CAPES/UFG, Google Scholar e </w:t>
+      </w:r>
+      <w:proofErr w:type="spellStart"/>
+      <w:r>
+        <w:t>ResearchGate</w:t>
+      </w:r>
+      <w:proofErr w:type="spellEnd"/>
+      <w:r>
+        <w:t>). Estes estudos foram excluídos por inacessibilidade (CE8), seguindo prática aceita na literatura (KITCHENHAM; CHARTERS, 2007). É possível que artigos relevantes tenham sido descartados por restrição de acesso, o que pode introduzir viés de seleção na amostra final.</w:t>
       </w:r>
     </w:p>
     <w:p/>
@@ -4143,6 +8403,43 @@
     <w:p/>
     <w:p/>
     <w:p/>
+    <w:p/>
+    <w:p/>
+    <w:p/>
+    <w:p/>
+    <w:p/>
+    <w:p/>
+    <w:p/>
+    <w:p/>
+    <w:p/>
+    <w:p/>
+    <w:p/>
+    <w:p/>
+    <w:p/>
+    <w:p/>
+    <w:p/>
+    <w:p/>
+    <w:p/>
+    <w:p/>
+    <w:p/>
+    <w:p/>
+    <w:p/>
+    <w:p/>
+    <w:p/>
+    <w:p/>
+    <w:p/>
+    <w:p/>
+    <w:p/>
+    <w:p/>
+    <w:p/>
+    <w:p/>
+    <w:p/>
+    <w:p/>
+    <w:p/>
+    <w:p/>
+    <w:p/>
+    <w:p/>
+    <w:p/>
     <w:p>
       <w:pPr>
         <w:rPr>
@@ -4165,23 +8462,153 @@
         <w:jc w:val="both"/>
       </w:pPr>
       <w:r>
-        <w:t xml:space="preserve">BASILI, Victor R.. Software Modeling and Measurement: The Goal/Question/Metric Paradigm. </w:t>
-      </w:r>
-      <w:r>
-        <w:rPr>
-          <w:b/>
-          <w:bCs/>
-        </w:rPr>
-        <w:t>Institute for Advanced Computer Studies</w:t>
-      </w:r>
+        <w:t xml:space="preserve">BASILI, Victor </w:t>
+      </w:r>
+      <w:proofErr w:type="gramStart"/>
+      <w:r>
+        <w:t>R..</w:t>
+      </w:r>
+      <w:proofErr w:type="gramEnd"/>
+      <w:r>
+        <w:t xml:space="preserve"> Software </w:t>
+      </w:r>
+      <w:proofErr w:type="spellStart"/>
+      <w:r>
+        <w:t>Modeling</w:t>
+      </w:r>
+      <w:proofErr w:type="spellEnd"/>
+      <w:r>
+        <w:t xml:space="preserve"> </w:t>
+      </w:r>
+      <w:proofErr w:type="spellStart"/>
+      <w:r>
+        <w:t>and</w:t>
+      </w:r>
+      <w:proofErr w:type="spellEnd"/>
+      <w:r>
+        <w:t xml:space="preserve"> </w:t>
+      </w:r>
+      <w:proofErr w:type="spellStart"/>
+      <w:r>
+        <w:t>Measurement</w:t>
+      </w:r>
+      <w:proofErr w:type="spellEnd"/>
+      <w:r>
+        <w:t xml:space="preserve">: The </w:t>
+      </w:r>
+      <w:proofErr w:type="spellStart"/>
+      <w:r>
+        <w:t>Goal</w:t>
+      </w:r>
+      <w:proofErr w:type="spellEnd"/>
+      <w:r>
+        <w:t>/</w:t>
+      </w:r>
+      <w:proofErr w:type="spellStart"/>
+      <w:r>
+        <w:t>Question</w:t>
+      </w:r>
+      <w:proofErr w:type="spellEnd"/>
+      <w:r>
+        <w:t>/</w:t>
+      </w:r>
+      <w:proofErr w:type="spellStart"/>
+      <w:r>
+        <w:t>Metric</w:t>
+      </w:r>
+      <w:proofErr w:type="spellEnd"/>
+      <w:r>
+        <w:t xml:space="preserve"> </w:t>
+      </w:r>
+      <w:proofErr w:type="spellStart"/>
+      <w:r>
+        <w:t>Paradigm</w:t>
+      </w:r>
+      <w:proofErr w:type="spellEnd"/>
+      <w:r>
+        <w:t xml:space="preserve">. </w:t>
+      </w:r>
+      <w:proofErr w:type="spellStart"/>
+      <w:r>
+        <w:rPr>
+          <w:b/>
+          <w:bCs/>
+        </w:rPr>
+        <w:t>Institute</w:t>
+      </w:r>
+      <w:proofErr w:type="spellEnd"/>
+      <w:r>
+        <w:rPr>
+          <w:b/>
+          <w:bCs/>
+        </w:rPr>
+        <w:t xml:space="preserve"> for </w:t>
+      </w:r>
+      <w:proofErr w:type="spellStart"/>
+      <w:r>
+        <w:rPr>
+          <w:b/>
+          <w:bCs/>
+        </w:rPr>
+        <w:t>Advanced</w:t>
+      </w:r>
+      <w:proofErr w:type="spellEnd"/>
+      <w:r>
+        <w:rPr>
+          <w:b/>
+          <w:bCs/>
+        </w:rPr>
+        <w:t xml:space="preserve"> Computer </w:t>
+      </w:r>
+      <w:proofErr w:type="spellStart"/>
+      <w:r>
+        <w:rPr>
+          <w:b/>
+          <w:bCs/>
+        </w:rPr>
+        <w:t>Studies</w:t>
+      </w:r>
+      <w:proofErr w:type="spellEnd"/>
       <w:r>
         <w:t>,</w:t>
       </w:r>
       <w:r>
-        <w:t xml:space="preserve"> Department of Computer Science,</w:t>
-      </w:r>
-      <w:r>
-        <w:t xml:space="preserve"> University of Maryland, 1992.</w:t>
+        <w:t xml:space="preserve"> </w:t>
+      </w:r>
+      <w:proofErr w:type="spellStart"/>
+      <w:r>
+        <w:t>Department</w:t>
+      </w:r>
+      <w:proofErr w:type="spellEnd"/>
+      <w:r>
+        <w:t xml:space="preserve"> </w:t>
+      </w:r>
+      <w:proofErr w:type="spellStart"/>
+      <w:r>
+        <w:t>of</w:t>
+      </w:r>
+      <w:proofErr w:type="spellEnd"/>
+      <w:r>
+        <w:t xml:space="preserve"> Computer Science,</w:t>
+      </w:r>
+      <w:r>
+        <w:t xml:space="preserve"> </w:t>
+      </w:r>
+      <w:proofErr w:type="spellStart"/>
+      <w:r>
+        <w:t>University</w:t>
+      </w:r>
+      <w:proofErr w:type="spellEnd"/>
+      <w:r>
+        <w:t xml:space="preserve"> </w:t>
+      </w:r>
+      <w:proofErr w:type="spellStart"/>
+      <w:r>
+        <w:t>of</w:t>
+      </w:r>
+      <w:proofErr w:type="spellEnd"/>
+      <w:r>
+        <w:t xml:space="preserve"> Maryland, 1992.</w:t>
       </w:r>
     </w:p>
     <w:p>
@@ -4194,15 +8621,96 @@
         <w:jc w:val="both"/>
       </w:pPr>
       <w:r>
-        <w:t xml:space="preserve">BASILI, Victor; WEISS, David M.. A Methodology for Collecting Valid Software Engineering Data. </w:t>
-      </w:r>
-      <w:r>
-        <w:rPr>
-          <w:b/>
-          <w:bCs/>
-        </w:rPr>
-        <w:t>IEEE Transactions on Software Engineering</w:t>
-      </w:r>
+        <w:t xml:space="preserve">BASILI, Victor; WEISS, David </w:t>
+      </w:r>
+      <w:proofErr w:type="gramStart"/>
+      <w:r>
+        <w:t>M..</w:t>
+      </w:r>
+      <w:proofErr w:type="gramEnd"/>
+      <w:r>
+        <w:t xml:space="preserve"> A </w:t>
+      </w:r>
+      <w:proofErr w:type="spellStart"/>
+      <w:r>
+        <w:t>Methodology</w:t>
+      </w:r>
+      <w:proofErr w:type="spellEnd"/>
+      <w:r>
+        <w:t xml:space="preserve"> for </w:t>
+      </w:r>
+      <w:proofErr w:type="spellStart"/>
+      <w:r>
+        <w:t>Collecting</w:t>
+      </w:r>
+      <w:proofErr w:type="spellEnd"/>
+      <w:r>
+        <w:t xml:space="preserve"> </w:t>
+      </w:r>
+      <w:proofErr w:type="spellStart"/>
+      <w:r>
+        <w:t>Valid</w:t>
+      </w:r>
+      <w:proofErr w:type="spellEnd"/>
+      <w:r>
+        <w:t xml:space="preserve"> Software </w:t>
+      </w:r>
+      <w:proofErr w:type="spellStart"/>
+      <w:r>
+        <w:t>Engineering</w:t>
+      </w:r>
+      <w:proofErr w:type="spellEnd"/>
+      <w:r>
+        <w:t xml:space="preserve"> Data. </w:t>
+      </w:r>
+      <w:r>
+        <w:rPr>
+          <w:b/>
+          <w:bCs/>
+        </w:rPr>
+        <w:t xml:space="preserve">IEEE </w:t>
+      </w:r>
+      <w:proofErr w:type="spellStart"/>
+      <w:r>
+        <w:rPr>
+          <w:b/>
+          <w:bCs/>
+        </w:rPr>
+        <w:t>Transactions</w:t>
+      </w:r>
+      <w:proofErr w:type="spellEnd"/>
+      <w:r>
+        <w:rPr>
+          <w:b/>
+          <w:bCs/>
+        </w:rPr>
+        <w:t xml:space="preserve"> </w:t>
+      </w:r>
+      <w:proofErr w:type="spellStart"/>
+      <w:r>
+        <w:rPr>
+          <w:b/>
+          <w:bCs/>
+        </w:rPr>
+        <w:t>on</w:t>
+      </w:r>
+      <w:proofErr w:type="spellEnd"/>
+      <w:r>
+        <w:rPr>
+          <w:b/>
+          <w:bCs/>
+        </w:rPr>
+        <w:t xml:space="preserve"> Software </w:t>
+      </w:r>
+      <w:proofErr w:type="spellStart"/>
+      <w:r>
+        <w:rPr>
+          <w:b/>
+          <w:bCs/>
+        </w:rPr>
+        <w:t>Engineering</w:t>
+      </w:r>
+      <w:proofErr w:type="spellEnd"/>
       <w:r>
         <w:t xml:space="preserve">, v. </w:t>
       </w:r>
@@ -4229,7 +8737,31 @@
         <w:jc w:val="both"/>
       </w:pPr>
       <w:r>
-        <w:t xml:space="preserve">DYBA, Tore; KITCHENHAM, Barbara; JORGENSEN, Magne. Evidence-based software engineering for practitioners. </w:t>
+        <w:t xml:space="preserve">DYBA, Tore; KITCHENHAM, Barbara; JORGENSEN, Magne. </w:t>
+      </w:r>
+      <w:proofErr w:type="spellStart"/>
+      <w:r>
+        <w:t>Evidence-based</w:t>
+      </w:r>
+      <w:proofErr w:type="spellEnd"/>
+      <w:r>
+        <w:t xml:space="preserve"> software </w:t>
+      </w:r>
+      <w:proofErr w:type="spellStart"/>
+      <w:r>
+        <w:t>engineering</w:t>
+      </w:r>
+      <w:proofErr w:type="spellEnd"/>
+      <w:r>
+        <w:t xml:space="preserve"> for </w:t>
+      </w:r>
+      <w:proofErr w:type="spellStart"/>
+      <w:r>
+        <w:t>practitioners</w:t>
+      </w:r>
+      <w:proofErr w:type="spellEnd"/>
+      <w:r>
+        <w:t xml:space="preserve">. </w:t>
       </w:r>
       <w:r>
         <w:rPr>
@@ -4260,19 +8792,45 @@
         <w:t>tuart</w:t>
       </w:r>
       <w:r>
-        <w:t xml:space="preserve">. Guidelines for performing </w:t>
-      </w:r>
+        <w:t xml:space="preserve">. </w:t>
+      </w:r>
+      <w:proofErr w:type="spellStart"/>
+      <w:r>
+        <w:t>Guidelines</w:t>
+      </w:r>
+      <w:proofErr w:type="spellEnd"/>
+      <w:r>
+        <w:t xml:space="preserve"> for </w:t>
+      </w:r>
+      <w:proofErr w:type="spellStart"/>
+      <w:r>
+        <w:t>performing</w:t>
+      </w:r>
+      <w:proofErr w:type="spellEnd"/>
+      <w:r>
+        <w:t xml:space="preserve"> </w:t>
+      </w:r>
+      <w:proofErr w:type="spellStart"/>
       <w:r>
         <w:t>S</w:t>
       </w:r>
       <w:r>
-        <w:t xml:space="preserve">ystematic </w:t>
-      </w:r>
+        <w:t>ystematic</w:t>
+      </w:r>
+      <w:proofErr w:type="spellEnd"/>
+      <w:r>
+        <w:t xml:space="preserve"> </w:t>
+      </w:r>
+      <w:proofErr w:type="spellStart"/>
       <w:r>
         <w:t>L</w:t>
       </w:r>
       <w:r>
-        <w:t xml:space="preserve">iterature </w:t>
+        <w:t>iterature</w:t>
+      </w:r>
+      <w:proofErr w:type="spellEnd"/>
+      <w:r>
+        <w:t xml:space="preserve"> </w:t>
       </w:r>
       <w:r>
         <w:t>R</w:t>
@@ -4286,21 +8844,58 @@
       <w:r>
         <w:t xml:space="preserve">oftware </w:t>
       </w:r>
+      <w:proofErr w:type="spellStart"/>
       <w:r>
         <w:t>E</w:t>
       </w:r>
       <w:r>
-        <w:t xml:space="preserve">ngineering. </w:t>
-      </w:r>
-      <w:r>
-        <w:rPr>
-          <w:b/>
-          <w:bCs/>
-        </w:rPr>
-        <w:t>EBSE Technical Report EBSE-2007-01</w:t>
-      </w:r>
-      <w:r>
-        <w:t>, Keele University,</w:t>
+        <w:t>ngineering</w:t>
+      </w:r>
+      <w:proofErr w:type="spellEnd"/>
+      <w:r>
+        <w:t xml:space="preserve">. </w:t>
+      </w:r>
+      <w:r>
+        <w:rPr>
+          <w:b/>
+          <w:bCs/>
+        </w:rPr>
+        <w:t xml:space="preserve">EBSE </w:t>
+      </w:r>
+      <w:proofErr w:type="spellStart"/>
+      <w:r>
+        <w:rPr>
+          <w:b/>
+          <w:bCs/>
+        </w:rPr>
+        <w:t>Technical</w:t>
+      </w:r>
+      <w:proofErr w:type="spellEnd"/>
+      <w:r>
+        <w:rPr>
+          <w:b/>
+          <w:bCs/>
+        </w:rPr>
+        <w:t xml:space="preserve"> Report EBSE-2007-01</w:t>
+      </w:r>
+      <w:r>
+        <w:t xml:space="preserve">, </w:t>
+      </w:r>
+      <w:proofErr w:type="spellStart"/>
+      <w:r>
+        <w:t>Keele</w:t>
+      </w:r>
+      <w:proofErr w:type="spellEnd"/>
+      <w:r>
+        <w:t xml:space="preserve"> </w:t>
+      </w:r>
+      <w:proofErr w:type="spellStart"/>
+      <w:r>
+        <w:t>University</w:t>
+      </w:r>
+      <w:proofErr w:type="spellEnd"/>
+      <w:r>
+        <w:t>,</w:t>
       </w:r>
       <w:r>
         <w:t xml:space="preserve"> v. 2.3,</w:t>
@@ -4315,17 +8910,47 @@
         <w:jc w:val="both"/>
       </w:pPr>
       <w:r>
-        <w:t>OUZZANI, Mourad et al. Rayyan</w:t>
-      </w:r>
-      <w:r>
-        <w:t xml:space="preserve"> – a web and mobile app for systematic reviews. </w:t>
-      </w:r>
-      <w:r>
-        <w:rPr>
-          <w:b/>
-          <w:bCs/>
-        </w:rPr>
-        <w:t>Systematic Reviews</w:t>
+        <w:t xml:space="preserve">OUZZANI, Mourad et al. </w:t>
+      </w:r>
+      <w:proofErr w:type="spellStart"/>
+      <w:r>
+        <w:t>Rayyan</w:t>
+      </w:r>
+      <w:proofErr w:type="spellEnd"/>
+      <w:r>
+        <w:t xml:space="preserve"> – a web </w:t>
+      </w:r>
+      <w:proofErr w:type="spellStart"/>
+      <w:r>
+        <w:t>and</w:t>
+      </w:r>
+      <w:proofErr w:type="spellEnd"/>
+      <w:r>
+        <w:t xml:space="preserve"> mobile app for </w:t>
+      </w:r>
+      <w:proofErr w:type="spellStart"/>
+      <w:r>
+        <w:t>systematic</w:t>
+      </w:r>
+      <w:proofErr w:type="spellEnd"/>
+      <w:r>
+        <w:t xml:space="preserve"> reviews. </w:t>
+      </w:r>
+      <w:proofErr w:type="spellStart"/>
+      <w:r>
+        <w:rPr>
+          <w:b/>
+          <w:bCs/>
+        </w:rPr>
+        <w:t>Systematic</w:t>
+      </w:r>
+      <w:proofErr w:type="spellEnd"/>
+      <w:r>
+        <w:rPr>
+          <w:b/>
+          <w:bCs/>
+        </w:rPr>
+        <w:t xml:space="preserve"> Reviews</w:t>
       </w:r>
       <w:r>
         <w:t>, 2016.</w:t>
@@ -4337,17 +8962,95 @@
         <w:jc w:val="both"/>
       </w:pPr>
       <w:r>
-        <w:t xml:space="preserve">PETERSEN, Kai; VAKKALANKA, Sairam; KUZNIARZ, Ludwik. </w:t>
-      </w:r>
-      <w:r>
-        <w:t xml:space="preserve">Guidelines for conducting systematic mapping studies in software engineering: An update. </w:t>
-      </w:r>
-      <w:r>
-        <w:rPr>
-          <w:b/>
-          <w:bCs/>
-        </w:rPr>
-        <w:t>Information and Software Technology</w:t>
+        <w:t xml:space="preserve">PETERSEN, Kai; VAKKALANKA, </w:t>
+      </w:r>
+      <w:proofErr w:type="spellStart"/>
+      <w:r>
+        <w:t>Sairam</w:t>
+      </w:r>
+      <w:proofErr w:type="spellEnd"/>
+      <w:r>
+        <w:t xml:space="preserve">; KUZNIARZ, Ludwik. </w:t>
+      </w:r>
+      <w:proofErr w:type="spellStart"/>
+      <w:r>
+        <w:t>Guidelines</w:t>
+      </w:r>
+      <w:proofErr w:type="spellEnd"/>
+      <w:r>
+        <w:t xml:space="preserve"> for </w:t>
+      </w:r>
+      <w:proofErr w:type="spellStart"/>
+      <w:r>
+        <w:t>conducting</w:t>
+      </w:r>
+      <w:proofErr w:type="spellEnd"/>
+      <w:r>
+        <w:t xml:space="preserve"> </w:t>
+      </w:r>
+      <w:proofErr w:type="spellStart"/>
+      <w:r>
+        <w:t>systematic</w:t>
+      </w:r>
+      <w:proofErr w:type="spellEnd"/>
+      <w:r>
+        <w:t xml:space="preserve"> mapping </w:t>
+      </w:r>
+      <w:proofErr w:type="spellStart"/>
+      <w:r>
+        <w:t>studies</w:t>
+      </w:r>
+      <w:proofErr w:type="spellEnd"/>
+      <w:r>
+        <w:t xml:space="preserve"> in software </w:t>
+      </w:r>
+      <w:proofErr w:type="spellStart"/>
+      <w:r>
+        <w:t>engineering</w:t>
+      </w:r>
+      <w:proofErr w:type="spellEnd"/>
+      <w:r>
+        <w:t xml:space="preserve">: </w:t>
+      </w:r>
+      <w:proofErr w:type="spellStart"/>
+      <w:r>
+        <w:t>An</w:t>
+      </w:r>
+      <w:proofErr w:type="spellEnd"/>
+      <w:r>
+        <w:t xml:space="preserve"> update. </w:t>
+      </w:r>
+      <w:proofErr w:type="spellStart"/>
+      <w:r>
+        <w:rPr>
+          <w:b/>
+          <w:bCs/>
+        </w:rPr>
+        <w:t>Information</w:t>
+      </w:r>
+      <w:proofErr w:type="spellEnd"/>
+      <w:r>
+        <w:rPr>
+          <w:b/>
+          <w:bCs/>
+        </w:rPr>
+        <w:t xml:space="preserve"> </w:t>
+      </w:r>
+      <w:proofErr w:type="spellStart"/>
+      <w:r>
+        <w:rPr>
+          <w:b/>
+          <w:bCs/>
+        </w:rPr>
+        <w:t>and</w:t>
+      </w:r>
+      <w:proofErr w:type="spellEnd"/>
+      <w:r>
+        <w:rPr>
+          <w:b/>
+          <w:bCs/>
+        </w:rPr>
+        <w:t xml:space="preserve"> Software Technology</w:t>
       </w:r>
       <w:r>
         <w:t>, v. 64, p. 1</w:t>

--- a/research_protocol/protocol.docx
+++ b/research_protocol/protocol.docx
@@ -933,23 +933,7 @@
         <w:t xml:space="preserve">A condução deste trabalho segue estritamente as diretrizes e o framework propostos por </w:t>
       </w:r>
       <w:r>
-        <w:t xml:space="preserve">Petersen, </w:t>
-      </w:r>
-      <w:proofErr w:type="spellStart"/>
-      <w:r>
-        <w:t>Vakkalanka</w:t>
-      </w:r>
-      <w:proofErr w:type="spellEnd"/>
-      <w:r>
-        <w:t xml:space="preserve"> e </w:t>
-      </w:r>
-      <w:proofErr w:type="spellStart"/>
-      <w:r>
-        <w:t>Kuzniarz</w:t>
-      </w:r>
-      <w:proofErr w:type="spellEnd"/>
-      <w:r>
-        <w:t xml:space="preserve"> (2015)</w:t>
+        <w:t>Petersen, Vakkalanka e Kuzniarz (2015)</w:t>
       </w:r>
       <w:r>
         <w:t xml:space="preserve">, projetados para estruturar, categorizar e quantificar visualmente o estado da arte de um determinado campo de conhecimento. O processo é executado em cinco etapas sequenciais: </w:t>
@@ -978,7 +962,6 @@
       <w:r>
         <w:t>) desenvolvimento de um esquema de classificação baseado em palavras-chave (</w:t>
       </w:r>
-      <w:proofErr w:type="spellStart"/>
       <w:r>
         <w:rPr>
           <w:i/>
@@ -986,7 +969,6 @@
         </w:rPr>
         <w:t>keywording</w:t>
       </w:r>
-      <w:proofErr w:type="spellEnd"/>
       <w:r>
         <w:t xml:space="preserve">); e </w:t>
       </w:r>
@@ -1017,127 +999,102 @@
         <w:t xml:space="preserve"> </w:t>
       </w:r>
       <w:r>
-        <w:t xml:space="preserve">identificação precisa das palavras-chave que compõem a </w:t>
-      </w:r>
-      <w:proofErr w:type="spellStart"/>
-      <w:r>
-        <w:t>string</w:t>
-      </w:r>
-      <w:proofErr w:type="spellEnd"/>
-      <w:r>
-        <w:t xml:space="preserve"> de busca</w:t>
+        <w:t>identificação precisa das palavras-chave que compõem a string de busca</w:t>
       </w:r>
       <w:r>
         <w:t xml:space="preserve"> </w:t>
       </w:r>
       <w:r>
-        <w:t xml:space="preserve">adota-se o framework PICOC (acrônimo para </w:t>
-      </w:r>
-      <w:proofErr w:type="spellStart"/>
-      <w:r>
-        <w:t>Population</w:t>
-      </w:r>
-      <w:proofErr w:type="spellEnd"/>
+        <w:t xml:space="preserve">adota-se o framework PICOC (acrônimo para Population, Intervention, Comparison, Outcome, and Context). </w:t>
+      </w:r>
+      <w:r>
+        <w:t>Integrado</w:t>
+      </w:r>
+      <w:r>
+        <w:t xml:space="preserve"> formalmente à Engenharia de Software por Kitchenham e Charters (2007), essa estrutura estende os modelos tradicionais de revisão ao decompor o escopo da investigação em cinco dimensões fundamentais: </w:t>
+      </w:r>
+      <w:r>
+        <w:t>1</w:t>
+      </w:r>
+      <w:r>
+        <w:t xml:space="preserve">) População (P), que delimita o grupo de interesse, papel ou área afetada; </w:t>
+      </w:r>
+      <w:r>
+        <w:t>2</w:t>
+      </w:r>
+      <w:r>
+        <w:t xml:space="preserve">) Intervenção (I), correspondente à tecnologia, ferramenta ou metodologia específica sob análise; </w:t>
+      </w:r>
+      <w:r>
+        <w:t>3</w:t>
+      </w:r>
+      <w:r>
+        <w:t xml:space="preserve">) Comparação (C), que identifica a alternativa ou estado atual com o qual a intervenção é contrastada; </w:t>
+      </w:r>
+      <w:r>
+        <w:t>4</w:t>
+      </w:r>
+      <w:r>
+        <w:t xml:space="preserve">) Resultado (Outcome - O), que define os efeitos, benefícios ou métricas de interesse a serem medidos; e </w:t>
+      </w:r>
+      <w:r>
+        <w:t>5</w:t>
+      </w:r>
+      <w:r>
+        <w:t>) Contexto (C)</w:t>
+      </w:r>
       <w:r>
         <w:t xml:space="preserve">, </w:t>
       </w:r>
-      <w:proofErr w:type="spellStart"/>
-      <w:r>
-        <w:t>Intervention</w:t>
-      </w:r>
-      <w:proofErr w:type="spellEnd"/>
-      <w:r>
-        <w:t xml:space="preserve">, </w:t>
-      </w:r>
-      <w:proofErr w:type="spellStart"/>
-      <w:r>
-        <w:t>Comparison</w:t>
-      </w:r>
-      <w:proofErr w:type="spellEnd"/>
-      <w:r>
-        <w:t xml:space="preserve">, </w:t>
-      </w:r>
-      <w:proofErr w:type="spellStart"/>
-      <w:r>
-        <w:t>Outcome</w:t>
-      </w:r>
-      <w:proofErr w:type="spellEnd"/>
-      <w:r>
-        <w:t xml:space="preserve">, </w:t>
-      </w:r>
-      <w:proofErr w:type="spellStart"/>
-      <w:r>
-        <w:t>and</w:t>
-      </w:r>
-      <w:proofErr w:type="spellEnd"/>
-      <w:r>
-        <w:t xml:space="preserve"> </w:t>
-      </w:r>
-      <w:proofErr w:type="spellStart"/>
-      <w:r>
-        <w:t>Context</w:t>
-      </w:r>
-      <w:proofErr w:type="spellEnd"/>
-      <w:r>
-        <w:t xml:space="preserve">). </w:t>
-      </w:r>
-      <w:r>
-        <w:t>Integrado</w:t>
-      </w:r>
-      <w:r>
-        <w:t xml:space="preserve"> formalmente à Engenharia de Software por </w:t>
-      </w:r>
-      <w:proofErr w:type="spellStart"/>
-      <w:r>
-        <w:t>Kitchenham</w:t>
-      </w:r>
-      <w:proofErr w:type="spellEnd"/>
-      <w:r>
-        <w:t xml:space="preserve"> e Charters (2007), essa estrutura estende os modelos tradicionais de revisão ao decompor o escopo da investigação em cinco dimensões fundamentais: </w:t>
+      <w:r>
+        <w:t>que especifica o ambiente ou cenário no qual a investigação se insere, delimitando o escopo da pesquisa em termos de domínio, tipo de estudo ou período considerado.</w:t>
+      </w:r>
+    </w:p>
+    <w:p>
+      <w:pPr>
+        <w:jc w:val="both"/>
+      </w:pPr>
+      <w:r>
+        <w:tab/>
+      </w:r>
+      <w:r>
+        <w:t xml:space="preserve">Para garantir a transparência, o rigor e a reprodutibilidade visual no processo de seleção dos estudos primários, adota-se o fluxograma PRISMA (Preferred Reporting Items for Systematic Reviews and Meta-Analyses). Embora originado como uma diretriz de relato em outras ciências, o modelo de fluxo de quatro fases do PRISMA é integrado a este estudo de forma complementar e adaptada às práticas de revisão de Kitchenham e Charters (2007) e de mapeamento de </w:t>
+      </w:r>
+      <w:r>
+        <w:t>Petersen, Vakkalanka e Kuzniarz (2015)</w:t>
+      </w:r>
+      <w:r>
+        <w:t>. O diagrama documenta de forma rastreável o funil de dados da pesquisa por meio de quatro etapas</w:t>
+      </w:r>
+      <w:r>
+        <w:t xml:space="preserve"> principais</w:t>
+      </w:r>
+      <w:r>
+        <w:t xml:space="preserve">: </w:t>
       </w:r>
       <w:r>
         <w:t>1</w:t>
       </w:r>
       <w:r>
-        <w:t xml:space="preserve">) População (P), que delimita o grupo de interesse, papel ou área afetada; </w:t>
+        <w:t xml:space="preserve">) Identificação, que contabiliza os registros brutos localizados nas bases de dados eletrônicas após a remoção de duplicatas; </w:t>
       </w:r>
       <w:r>
         <w:t>2</w:t>
       </w:r>
       <w:r>
-        <w:t xml:space="preserve">) Intervenção (I), correspondente à tecnologia, ferramenta ou metodologia específica sob análise; </w:t>
+        <w:t xml:space="preserve">) Triagem (Screening), que mapeia a exclusão inicial com base na leitura de títulos e resumos; </w:t>
       </w:r>
       <w:r>
         <w:t>3</w:t>
       </w:r>
       <w:r>
-        <w:t xml:space="preserve">) Comparação (C), que identifica a alternativa ou estado atual com o qual a intervenção é contrastada; </w:t>
+        <w:t xml:space="preserve">) Elegibilidade, que quantifica os artigos avaliados na íntegra a partir dos critérios de inclusão e exclusão; e </w:t>
       </w:r>
       <w:r>
         <w:t>4</w:t>
       </w:r>
       <w:r>
-        <w:t>) Resultado (</w:t>
-      </w:r>
-      <w:proofErr w:type="spellStart"/>
-      <w:r>
-        <w:t>Outcome</w:t>
-      </w:r>
-      <w:proofErr w:type="spellEnd"/>
-      <w:r>
-        <w:t xml:space="preserve"> - O), que define os efeitos, benefícios ou métricas de interesse a serem medidos; e </w:t>
-      </w:r>
-      <w:r>
-        <w:t>5</w:t>
-      </w:r>
-      <w:r>
-        <w:t>) Contexto (C)</w:t>
-      </w:r>
-      <w:r>
-        <w:t xml:space="preserve">, </w:t>
-      </w:r>
-      <w:r>
-        <w:t>que especifica o ambiente ou cenário no qual a investigação se insere, delimitando o escopo da pesquisa em termos de domínio, tipo de estudo ou período considerado.</w:t>
+        <w:t>) Inclusão, que consolida o número final de estudos primários selecionados para o mapeamento. O uso do diagrama mitiga vieses de publicação e facilita a auditoria externa do processo de refinamento amostral.</w:t>
       </w:r>
     </w:p>
     <w:p>
@@ -1148,192 +1105,25 @@
         <w:tab/>
       </w:r>
       <w:r>
-        <w:t>Para garantir a transparência, o rigor e a reprodutibilidade visual no processo de seleção dos estudos primários, adota-se o fluxograma PRISMA (</w:t>
-      </w:r>
-      <w:proofErr w:type="spellStart"/>
-      <w:r>
-        <w:t>Preferred</w:t>
-      </w:r>
-      <w:proofErr w:type="spellEnd"/>
-      <w:r>
-        <w:t xml:space="preserve"> </w:t>
-      </w:r>
-      <w:proofErr w:type="spellStart"/>
-      <w:r>
-        <w:t>Reporting</w:t>
-      </w:r>
-      <w:proofErr w:type="spellEnd"/>
-      <w:r>
-        <w:t xml:space="preserve"> </w:t>
-      </w:r>
-      <w:proofErr w:type="spellStart"/>
-      <w:r>
-        <w:t>Items</w:t>
-      </w:r>
-      <w:proofErr w:type="spellEnd"/>
-      <w:r>
-        <w:t xml:space="preserve"> for </w:t>
-      </w:r>
-      <w:proofErr w:type="spellStart"/>
-      <w:r>
-        <w:t>Systematic</w:t>
-      </w:r>
-      <w:proofErr w:type="spellEnd"/>
-      <w:r>
-        <w:t xml:space="preserve"> Reviews </w:t>
-      </w:r>
-      <w:proofErr w:type="spellStart"/>
-      <w:r>
-        <w:t>and</w:t>
-      </w:r>
-      <w:proofErr w:type="spellEnd"/>
-      <w:r>
-        <w:t xml:space="preserve"> Meta-</w:t>
-      </w:r>
-      <w:proofErr w:type="spellStart"/>
-      <w:r>
-        <w:t>Analyses</w:t>
-      </w:r>
-      <w:proofErr w:type="spellEnd"/>
-      <w:r>
-        <w:t xml:space="preserve">). Embora originado como uma diretriz de relato em outras ciências, o modelo de fluxo de quatro fases do PRISMA é integrado a este estudo de forma complementar e adaptada às práticas de revisão de </w:t>
-      </w:r>
-      <w:proofErr w:type="spellStart"/>
-      <w:r>
-        <w:t>Kitchenham</w:t>
-      </w:r>
-      <w:proofErr w:type="spellEnd"/>
-      <w:r>
-        <w:t xml:space="preserve"> e Charters (2007) e de mapeamento de </w:t>
-      </w:r>
-      <w:r>
-        <w:t xml:space="preserve">Petersen, </w:t>
-      </w:r>
-      <w:proofErr w:type="spellStart"/>
-      <w:r>
-        <w:t>Vakkalanka</w:t>
-      </w:r>
-      <w:proofErr w:type="spellEnd"/>
-      <w:r>
-        <w:t xml:space="preserve"> e </w:t>
-      </w:r>
-      <w:proofErr w:type="spellStart"/>
-      <w:r>
-        <w:t>Kuzniarz</w:t>
-      </w:r>
-      <w:proofErr w:type="spellEnd"/>
-      <w:r>
-        <w:t xml:space="preserve"> (2015)</w:t>
-      </w:r>
-      <w:r>
-        <w:t>. O diagrama documenta de forma rastreável o funil de dados da pesquisa por meio de quatro etapas</w:t>
-      </w:r>
-      <w:r>
-        <w:t xml:space="preserve"> principais</w:t>
-      </w:r>
-      <w:r>
-        <w:t xml:space="preserve">: </w:t>
+        <w:t xml:space="preserve">Para a definição estruturada e alinhamento do escopo deste estudo, adota-se a abordagem Goal-Question-Metric (GQM), desenvolvida originalmente por Basili e Weiss (1984) e consolidada por Basili (1992). O GQM é um paradigma de medição orientado a objetivos que estabelece uma estrutura hierárquica dividida em três níveis: </w:t>
       </w:r>
       <w:r>
         <w:t>1</w:t>
       </w:r>
       <w:r>
-        <w:t xml:space="preserve">) Identificação, que contabiliza os registros brutos localizados nas bases de dados eletrônicas após a remoção de duplicatas; </w:t>
+        <w:t xml:space="preserve">) Conceitual (Goal), onde se define o objetivo principal da investigação sob uma perspectiva e contexto específicos; </w:t>
       </w:r>
       <w:r>
         <w:t>2</w:t>
       </w:r>
       <w:r>
-        <w:t>) Triagem (</w:t>
-      </w:r>
-      <w:proofErr w:type="spellStart"/>
-      <w:r>
-        <w:t>Screening</w:t>
-      </w:r>
-      <w:proofErr w:type="spellEnd"/>
-      <w:r>
-        <w:t xml:space="preserve">), que mapeia a exclusão inicial com base na leitura de títulos e resumos; </w:t>
+        <w:t xml:space="preserve">) Operacional (Question), no qual o objetivo é refinado em um conjunto de questões que caracterizam o objeto de estudo de forma quantificável; e </w:t>
       </w:r>
       <w:r>
         <w:t>3</w:t>
       </w:r>
       <w:r>
-        <w:t xml:space="preserve">) Elegibilidade, que quantifica os artigos avaliados na íntegra a partir dos critérios de inclusão e exclusão; e </w:t>
-      </w:r>
-      <w:r>
-        <w:t>4</w:t>
-      </w:r>
-      <w:r>
-        <w:t>) Inclusão, que consolida o número final de estudos primários selecionados para o mapeamento. O uso do diagrama mitiga vieses de publicação e facilita a auditoria externa do processo de refinamento amostral.</w:t>
-      </w:r>
-    </w:p>
-    <w:p>
-      <w:pPr>
-        <w:jc w:val="both"/>
-      </w:pPr>
-      <w:r>
-        <w:tab/>
-      </w:r>
-      <w:r>
-        <w:t xml:space="preserve">Para a definição estruturada e alinhamento do escopo deste estudo, adota-se a abordagem </w:t>
-      </w:r>
-      <w:proofErr w:type="spellStart"/>
-      <w:r>
-        <w:t>Goal-Question-Metric</w:t>
-      </w:r>
-      <w:proofErr w:type="spellEnd"/>
-      <w:r>
-        <w:t xml:space="preserve"> (GQM), desenvolvida originalmente por Basili e Weiss (1984) e consolidada por Basili (1992). O GQM é um paradigma de medição orientado a objetivos que estabelece uma estrutura hierárquica dividida em três níveis: </w:t>
-      </w:r>
-      <w:r>
-        <w:t>1</w:t>
-      </w:r>
-      <w:r>
-        <w:t>) Conceitual (</w:t>
-      </w:r>
-      <w:proofErr w:type="spellStart"/>
-      <w:r>
-        <w:t>Goal</w:t>
-      </w:r>
-      <w:proofErr w:type="spellEnd"/>
-      <w:r>
-        <w:t xml:space="preserve">), onde se define o objetivo principal da investigação sob uma perspectiva e contexto específicos; </w:t>
-      </w:r>
-      <w:r>
-        <w:t>2</w:t>
-      </w:r>
-      <w:r>
-        <w:t>) Operacional (</w:t>
-      </w:r>
-      <w:proofErr w:type="spellStart"/>
-      <w:r>
-        <w:t>Question</w:t>
-      </w:r>
-      <w:proofErr w:type="spellEnd"/>
-      <w:r>
-        <w:t xml:space="preserve">), no qual o objetivo é refinado em um conjunto de questões que caracterizam o objeto de estudo de forma quantificável; e </w:t>
-      </w:r>
-      <w:r>
-        <w:t>3</w:t>
-      </w:r>
-      <w:r>
-        <w:t>) Quantitativo (</w:t>
-      </w:r>
-      <w:proofErr w:type="spellStart"/>
-      <w:r>
-        <w:t>Metric</w:t>
-      </w:r>
-      <w:proofErr w:type="spellEnd"/>
-      <w:r>
-        <w:t xml:space="preserve">), onde são associadas as métricas de dados necessárias para responder satisfatoriamente a cada questão formulada. No âmbito deste protocolo, a aplicação do framework GQM garante que a coleta e a análise das evidências da literatura estejam rigorosamente vinculadas às metas centrais da pesquisa, evitando a inclusão de métricas </w:t>
-      </w:r>
-      <w:proofErr w:type="spellStart"/>
-      <w:r>
-        <w:t>ad-hoc</w:t>
-      </w:r>
-      <w:proofErr w:type="spellEnd"/>
-      <w:r>
-        <w:t xml:space="preserve"> ou desconexas do propósito científico.</w:t>
+        <w:t>) Quantitativo (Metric), onde são associadas as métricas de dados necessárias para responder satisfatoriamente a cada questão formulada. No âmbito deste protocolo, a aplicação do framework GQM garante que a coleta e a análise das evidências da literatura estejam rigorosamente vinculadas às metas centrais da pesquisa, evitando a inclusão de métricas ad-hoc ou desconexas do propósito científico.</w:t>
       </w:r>
     </w:p>
     <w:p>
@@ -1373,49 +1163,17 @@
         <w:t>Analisar</w:t>
       </w:r>
       <w:r>
-        <w:t xml:space="preserve"> abordagens de </w:t>
-      </w:r>
-      <w:proofErr w:type="spellStart"/>
-      <w:r>
-        <w:t>Retrieval-Augmented</w:t>
-      </w:r>
-      <w:proofErr w:type="spellEnd"/>
-      <w:r>
-        <w:t xml:space="preserve"> Generation (RAG) </w:t>
-      </w:r>
-    </w:p>
-    <w:p>
-      <w:r>
-        <w:t xml:space="preserve">            baseadas em Large </w:t>
-      </w:r>
-      <w:proofErr w:type="spellStart"/>
-      <w:r>
-        <w:t>Language</w:t>
-      </w:r>
-      <w:proofErr w:type="spellEnd"/>
-      <w:r>
-        <w:t xml:space="preserve"> Models (</w:t>
-      </w:r>
-      <w:proofErr w:type="spellStart"/>
-      <w:r>
-        <w:t>LLMs</w:t>
-      </w:r>
-      <w:proofErr w:type="spellEnd"/>
-      <w:r>
-        <w:t>)</w:t>
-      </w:r>
-    </w:p>
-    <w:p>
-      <w:r>
-        <w:t xml:space="preserve">            aplicadas a </w:t>
-      </w:r>
-      <w:proofErr w:type="spellStart"/>
-      <w:r>
-        <w:t>codebases</w:t>
-      </w:r>
-      <w:proofErr w:type="spellEnd"/>
-      <w:r>
-        <w:t xml:space="preserve"> de software</w:t>
+        <w:t xml:space="preserve"> abordagens de Retrieval-Augmented Generation (RAG) </w:t>
+      </w:r>
+    </w:p>
+    <w:p>
+      <w:r>
+        <w:t xml:space="preserve">            baseadas em Large Language Models (LLMs)</w:t>
+      </w:r>
+    </w:p>
+    <w:p>
+      <w:r>
+        <w:t xml:space="preserve">            aplicadas a codebases de software</w:t>
       </w:r>
     </w:p>
     <w:p>
@@ -1433,15 +1191,7 @@
         <w:t xml:space="preserve"> suas</w:t>
       </w:r>
       <w:r>
-        <w:t xml:space="preserve"> técnicas, </w:t>
-      </w:r>
-      <w:proofErr w:type="spellStart"/>
-      <w:r>
-        <w:t>LLMs</w:t>
-      </w:r>
-      <w:proofErr w:type="spellEnd"/>
-      <w:r>
-        <w:t xml:space="preserve"> empregadas,</w:t>
+        <w:t xml:space="preserve"> técnicas, LLMs empregadas,</w:t>
       </w:r>
     </w:p>
     <w:p>
@@ -1531,78 +1281,36 @@
         <w:jc w:val="both"/>
       </w:pPr>
       <w:r>
-        <w:t xml:space="preserve">- RQ1: Quais técnicas e arquiteturas de RAG são propostas para aplicação em </w:t>
-      </w:r>
-      <w:proofErr w:type="spellStart"/>
-      <w:r>
-        <w:t>codebases</w:t>
-      </w:r>
-      <w:proofErr w:type="spellEnd"/>
-      <w:r>
-        <w:t xml:space="preserve"> de software?</w:t>
-      </w:r>
-    </w:p>
-    <w:p>
-      <w:pPr>
-        <w:jc w:val="both"/>
-      </w:pPr>
-      <w:proofErr w:type="spellStart"/>
-      <w:r>
-        <w:t>Rationale</w:t>
-      </w:r>
-      <w:proofErr w:type="spellEnd"/>
-      <w:r>
-        <w:t>: Identificar e classificar as arquiteturas existentes: permite consolidar o estado da arte quanto às estratégias de recuperação e processamento de código, servindo de base para as demais questões do mapeamento.</w:t>
-      </w:r>
-    </w:p>
-    <w:p>
-      <w:pPr>
-        <w:jc w:val="both"/>
-      </w:pPr>
-    </w:p>
-    <w:p>
-      <w:pPr>
-        <w:jc w:val="both"/>
-      </w:pPr>
-      <w:r>
-        <w:t xml:space="preserve">- RQ2: Quais Large </w:t>
-      </w:r>
-      <w:proofErr w:type="spellStart"/>
-      <w:r>
-        <w:t>Language</w:t>
-      </w:r>
-      <w:proofErr w:type="spellEnd"/>
-      <w:r>
-        <w:t xml:space="preserve"> Models são empregadas como componente gerador nas abordagens de RAG para </w:t>
-      </w:r>
-      <w:proofErr w:type="spellStart"/>
-      <w:r>
-        <w:t>codebases</w:t>
-      </w:r>
-      <w:proofErr w:type="spellEnd"/>
-      <w:r>
-        <w:t>?</w:t>
-      </w:r>
-    </w:p>
-    <w:p>
-      <w:pPr>
-        <w:jc w:val="both"/>
-      </w:pPr>
-      <w:proofErr w:type="spellStart"/>
-      <w:r>
-        <w:t>Rationale</w:t>
-      </w:r>
-      <w:proofErr w:type="spellEnd"/>
-      <w:r>
-        <w:t xml:space="preserve">: Compreender quais </w:t>
-      </w:r>
-      <w:proofErr w:type="spellStart"/>
-      <w:r>
-        <w:t>LLMs</w:t>
-      </w:r>
-      <w:proofErr w:type="spellEnd"/>
-      <w:r>
-        <w:t xml:space="preserve"> são predominantemente adotadas auxilia pesquisadores e praticantes na seleção de modelos adequados para implementações futuras, além de revelar tendências de adoção na área.</w:t>
+        <w:t>- RQ1: Quais técnicas e arquiteturas de RAG são propostas para aplicação em codebases de software?</w:t>
+      </w:r>
+    </w:p>
+    <w:p>
+      <w:pPr>
+        <w:jc w:val="both"/>
+      </w:pPr>
+      <w:r>
+        <w:t>Rationale: Identificar e classificar as arquiteturas existentes: permite consolidar o estado da arte quanto às estratégias de recuperação e processamento de código, servindo de base para as demais questões do mapeamento.</w:t>
+      </w:r>
+    </w:p>
+    <w:p>
+      <w:pPr>
+        <w:jc w:val="both"/>
+      </w:pPr>
+    </w:p>
+    <w:p>
+      <w:pPr>
+        <w:jc w:val="both"/>
+      </w:pPr>
+      <w:r>
+        <w:t>- RQ2: Quais Large Language Models são empregadas como componente gerador nas abordagens de RAG para codebases?</w:t>
+      </w:r>
+    </w:p>
+    <w:p>
+      <w:pPr>
+        <w:jc w:val="both"/>
+      </w:pPr>
+      <w:r>
+        <w:t>Rationale: Compreender quais LLMs são predominantemente adotadas auxilia pesquisadores e praticantes na seleção de modelos adequados para implementações futuras, além de revelar tendências de adoção na área.</w:t>
       </w:r>
     </w:p>
     <w:p>
@@ -1622,78 +1330,47 @@
       <w:pPr>
         <w:jc w:val="both"/>
       </w:pPr>
-      <w:proofErr w:type="spellStart"/>
-      <w:r>
-        <w:t>Rationale</w:t>
-      </w:r>
-      <w:proofErr w:type="spellEnd"/>
-      <w:r>
-        <w:t>: Conhecer o escopo das linguagens e sistemas investigados evidencia o alcance das abordagens propostas e possíveis vieses de cobertura na literatura.</w:t>
-      </w:r>
-    </w:p>
-    <w:p>
-      <w:pPr>
-        <w:jc w:val="both"/>
-      </w:pPr>
-    </w:p>
-    <w:p>
-      <w:pPr>
-        <w:jc w:val="both"/>
-      </w:pPr>
-      <w:r>
-        <w:t xml:space="preserve">- RQ4: Quais métricas são utilizadas para avaliar a efetividade das abordagens de RAG em </w:t>
-      </w:r>
-      <w:proofErr w:type="spellStart"/>
-      <w:r>
-        <w:t>codebases</w:t>
-      </w:r>
-      <w:proofErr w:type="spellEnd"/>
-      <w:r>
-        <w:t>?</w:t>
-      </w:r>
-    </w:p>
-    <w:p>
-      <w:pPr>
-        <w:jc w:val="both"/>
-      </w:pPr>
-      <w:proofErr w:type="spellStart"/>
-      <w:r>
-        <w:t>Rationale</w:t>
-      </w:r>
-      <w:proofErr w:type="spellEnd"/>
-      <w:r>
-        <w:t>: Mapear as métricas utilizadas permite avaliar o rigor dos estudos e identificar padrões de avaliação que possam orientar trabalhos futuros.</w:t>
-      </w:r>
-    </w:p>
-    <w:p>
-      <w:pPr>
-        <w:jc w:val="both"/>
-      </w:pPr>
-    </w:p>
-    <w:p>
-      <w:pPr>
-        <w:jc w:val="both"/>
-      </w:pPr>
-      <w:r>
-        <w:t xml:space="preserve">- RQ5: Quais são as principais lacunas identificadas na literatura sobre RAG aplicado a </w:t>
-      </w:r>
-      <w:proofErr w:type="spellStart"/>
-      <w:r>
-        <w:t>codebases</w:t>
-      </w:r>
-      <w:proofErr w:type="spellEnd"/>
-      <w:r>
-        <w:t>?</w:t>
-      </w:r>
-    </w:p>
-    <w:p>
-      <w:proofErr w:type="spellStart"/>
-      <w:r>
-        <w:t>Rationale</w:t>
-      </w:r>
-      <w:proofErr w:type="spellEnd"/>
-      <w:r>
-        <w:t>: Identificar lacunas contribui diretamente para a agenda de pesquisa da área, apontando oportunidades para estudos futuros.</w:t>
+      <w:r>
+        <w:t>Rationale: Conhecer o escopo das linguagens e sistemas investigados evidencia o alcance das abordagens propostas e possíveis vieses de cobertura na literatura.</w:t>
+      </w:r>
+    </w:p>
+    <w:p>
+      <w:pPr>
+        <w:jc w:val="both"/>
+      </w:pPr>
+    </w:p>
+    <w:p>
+      <w:pPr>
+        <w:jc w:val="both"/>
+      </w:pPr>
+      <w:r>
+        <w:t>- RQ4: Quais métricas são utilizadas para avaliar a efetividade das abordagens de RAG em codebases?</w:t>
+      </w:r>
+    </w:p>
+    <w:p>
+      <w:pPr>
+        <w:jc w:val="both"/>
+      </w:pPr>
+      <w:r>
+        <w:t>Rationale: Mapear as métricas utilizadas permite avaliar o rigor dos estudos e identificar padrões de avaliação que possam orientar trabalhos futuros.</w:t>
+      </w:r>
+    </w:p>
+    <w:p>
+      <w:pPr>
+        <w:jc w:val="both"/>
+      </w:pPr>
+    </w:p>
+    <w:p>
+      <w:pPr>
+        <w:jc w:val="both"/>
+      </w:pPr>
+      <w:r>
+        <w:t>- RQ5: Quais são as principais lacunas identificadas na literatura sobre RAG aplicado a codebases?</w:t>
+      </w:r>
+    </w:p>
+    <w:p>
+      <w:r>
+        <w:t>Rationale: Identificar lacunas contribui diretamente para a agenda de pesquisa da área, apontando oportunidades para estudos futuros.</w:t>
       </w:r>
     </w:p>
     <w:p/>
@@ -1807,13 +1484,8 @@
             <w:pPr>
               <w:jc w:val="both"/>
             </w:pPr>
-            <w:proofErr w:type="spellStart"/>
-            <w:r>
-              <w:t>Codebases</w:t>
-            </w:r>
-            <w:proofErr w:type="spellEnd"/>
-            <w:r>
-              <w:t xml:space="preserve"> de software</w:t>
+            <w:r>
+              <w:t>Codebases de software</w:t>
             </w:r>
             <w:r>
               <w:t>:</w:t>
@@ -1860,15 +1532,7 @@
               <w:jc w:val="both"/>
             </w:pPr>
             <w:r>
-              <w:t xml:space="preserve">Abordagens de RAG baseadas em </w:t>
-            </w:r>
-            <w:proofErr w:type="spellStart"/>
-            <w:r>
-              <w:t>LLMs</w:t>
-            </w:r>
-            <w:proofErr w:type="spellEnd"/>
-            <w:r>
-              <w:t xml:space="preserve"> ou IA Generativa.</w:t>
+              <w:t>Abordagens de RAG baseadas em LLMs ou IA Generativa.</w:t>
             </w:r>
           </w:p>
         </w:tc>
@@ -1941,7 +1605,6 @@
             <w:tcW w:w="2405" w:type="dxa"/>
           </w:tcPr>
           <w:p>
-            <w:proofErr w:type="spellStart"/>
             <w:r>
               <w:rPr>
                 <w:b/>
@@ -1950,11 +1613,7 @@
               <w:t>O</w:t>
             </w:r>
             <w:r>
-              <w:t>utcome</w:t>
-            </w:r>
-            <w:proofErr w:type="spellEnd"/>
-            <w:r>
-              <w:t xml:space="preserve"> (Resultado)</w:t>
+              <w:t>utcome (Resultado)</w:t>
             </w:r>
           </w:p>
         </w:tc>
@@ -1967,15 +1626,7 @@
               <w:jc w:val="both"/>
             </w:pPr>
             <w:r>
-              <w:t xml:space="preserve">Não compõe a </w:t>
-            </w:r>
-            <w:proofErr w:type="spellStart"/>
-            <w:r>
-              <w:t>string</w:t>
-            </w:r>
-            <w:proofErr w:type="spellEnd"/>
-            <w:r>
-              <w:t xml:space="preserve"> de busca. Em mapeamento sistemático representa o que será extraído dos estudos:</w:t>
+              <w:t>Não compõe a string de busca. Em mapeamento sistemático representa o que será extraído dos estudos:</w:t>
             </w:r>
             <w:r>
               <w:br/>
@@ -1992,13 +1643,8 @@
             <w:r>
               <w:t xml:space="preserve">- </w:t>
             </w:r>
-            <w:proofErr w:type="spellStart"/>
-            <w:r>
-              <w:t>LLMs</w:t>
-            </w:r>
-            <w:proofErr w:type="spellEnd"/>
-            <w:r>
-              <w:t xml:space="preserve"> empregadas.</w:t>
+            <w:r>
+              <w:t>LLMs empregadas.</w:t>
             </w:r>
           </w:p>
           <w:p>
@@ -2069,15 +1715,7 @@
               <w:jc w:val="both"/>
             </w:pPr>
             <w:r>
-              <w:t xml:space="preserve">Não se aplica. Em mapeamentos sistemáticos, o contexto é tipicamente garantido pelos critérios de seleção, não pela </w:t>
-            </w:r>
-            <w:proofErr w:type="spellStart"/>
-            <w:r>
-              <w:t>string</w:t>
-            </w:r>
-            <w:proofErr w:type="spellEnd"/>
-            <w:r>
-              <w:t>: a delimitação ao domínio de Engenharia de Software é assegurada pelo CI1, e a exigência de revisão por pares é assegurada pelo CE5.</w:t>
+              <w:t>Não se aplica. Em mapeamentos sistemáticos, o contexto é tipicamente garantido pelos critérios de seleção, não pela string: a delimitação ao domínio de Engenharia de Software é assegurada pelo CI1, e a exigência de revisão por pares é assegurada pelo CE5.</w:t>
             </w:r>
           </w:p>
         </w:tc>
@@ -2143,277 +1781,37 @@
                 <w:sz w:val="20"/>
                 <w:szCs w:val="20"/>
               </w:rPr>
-              <w:t>("</w:t>
-            </w:r>
-            <w:proofErr w:type="spellStart"/>
-            <w:r>
+              <w:t>("source code" OR "source codes" OR "codebase" OR "code repository" OR "code search") AND</w:t>
+            </w:r>
+          </w:p>
+          <w:p>
+            <w:pPr>
               <w:rPr>
                 <w:sz w:val="20"/>
                 <w:szCs w:val="20"/>
               </w:rPr>
-              <w:t>source</w:t>
-            </w:r>
-            <w:proofErr w:type="spellEnd"/>
+            </w:pPr>
             <w:r>
               <w:rPr>
                 <w:sz w:val="20"/>
                 <w:szCs w:val="20"/>
               </w:rPr>
-              <w:t xml:space="preserve"> </w:t>
-            </w:r>
-            <w:proofErr w:type="spellStart"/>
+              <w:t>("Retrieval-Augmented Generation" OR "Retrieval Augmented Generation" OR "RAG") AND</w:t>
+            </w:r>
+          </w:p>
+          <w:p>
+            <w:pPr>
+              <w:rPr>
+                <w:b/>
+                <w:bCs/>
+              </w:rPr>
+            </w:pPr>
             <w:r>
               <w:rPr>
                 <w:sz w:val="20"/>
                 <w:szCs w:val="20"/>
               </w:rPr>
-              <w:t>code</w:t>
-            </w:r>
-            <w:proofErr w:type="spellEnd"/>
-            <w:r>
-              <w:rPr>
-                <w:sz w:val="20"/>
-                <w:szCs w:val="20"/>
-              </w:rPr>
-              <w:t>" OR "</w:t>
-            </w:r>
-            <w:proofErr w:type="spellStart"/>
-            <w:r>
-              <w:rPr>
-                <w:sz w:val="20"/>
-                <w:szCs w:val="20"/>
-              </w:rPr>
-              <w:t>source</w:t>
-            </w:r>
-            <w:proofErr w:type="spellEnd"/>
-            <w:r>
-              <w:rPr>
-                <w:sz w:val="20"/>
-                <w:szCs w:val="20"/>
-              </w:rPr>
-              <w:t xml:space="preserve"> </w:t>
-            </w:r>
-            <w:proofErr w:type="spellStart"/>
-            <w:r>
-              <w:rPr>
-                <w:sz w:val="20"/>
-                <w:szCs w:val="20"/>
-              </w:rPr>
-              <w:t>codes</w:t>
-            </w:r>
-            <w:proofErr w:type="spellEnd"/>
-            <w:r>
-              <w:rPr>
-                <w:sz w:val="20"/>
-                <w:szCs w:val="20"/>
-              </w:rPr>
-              <w:t>" OR "</w:t>
-            </w:r>
-            <w:proofErr w:type="spellStart"/>
-            <w:r>
-              <w:rPr>
-                <w:sz w:val="20"/>
-                <w:szCs w:val="20"/>
-              </w:rPr>
-              <w:t>codebase</w:t>
-            </w:r>
-            <w:proofErr w:type="spellEnd"/>
-            <w:r>
-              <w:rPr>
-                <w:sz w:val="20"/>
-                <w:szCs w:val="20"/>
-              </w:rPr>
-              <w:t>" OR "</w:t>
-            </w:r>
-            <w:proofErr w:type="spellStart"/>
-            <w:r>
-              <w:rPr>
-                <w:sz w:val="20"/>
-                <w:szCs w:val="20"/>
-              </w:rPr>
-              <w:t>code</w:t>
-            </w:r>
-            <w:proofErr w:type="spellEnd"/>
-            <w:r>
-              <w:rPr>
-                <w:sz w:val="20"/>
-                <w:szCs w:val="20"/>
-              </w:rPr>
-              <w:t xml:space="preserve"> </w:t>
-            </w:r>
-            <w:proofErr w:type="spellStart"/>
-            <w:r>
-              <w:rPr>
-                <w:sz w:val="20"/>
-                <w:szCs w:val="20"/>
-              </w:rPr>
-              <w:t>repository</w:t>
-            </w:r>
-            <w:proofErr w:type="spellEnd"/>
-            <w:r>
-              <w:rPr>
-                <w:sz w:val="20"/>
-                <w:szCs w:val="20"/>
-              </w:rPr>
-              <w:t>" OR "</w:t>
-            </w:r>
-            <w:proofErr w:type="spellStart"/>
-            <w:r>
-              <w:rPr>
-                <w:sz w:val="20"/>
-                <w:szCs w:val="20"/>
-              </w:rPr>
-              <w:t>code</w:t>
-            </w:r>
-            <w:proofErr w:type="spellEnd"/>
-            <w:r>
-              <w:rPr>
-                <w:sz w:val="20"/>
-                <w:szCs w:val="20"/>
-              </w:rPr>
-              <w:t xml:space="preserve"> </w:t>
-            </w:r>
-            <w:proofErr w:type="spellStart"/>
-            <w:r>
-              <w:rPr>
-                <w:sz w:val="20"/>
-                <w:szCs w:val="20"/>
-              </w:rPr>
-              <w:t>search</w:t>
-            </w:r>
-            <w:proofErr w:type="spellEnd"/>
-            <w:r>
-              <w:rPr>
-                <w:sz w:val="20"/>
-                <w:szCs w:val="20"/>
-              </w:rPr>
-              <w:t>") AND</w:t>
-            </w:r>
-          </w:p>
-          <w:p>
-            <w:pPr>
-              <w:rPr>
-                <w:sz w:val="20"/>
-                <w:szCs w:val="20"/>
-              </w:rPr>
-            </w:pPr>
-            <w:r>
-              <w:rPr>
-                <w:sz w:val="20"/>
-                <w:szCs w:val="20"/>
-              </w:rPr>
-              <w:t>("</w:t>
-            </w:r>
-            <w:proofErr w:type="spellStart"/>
-            <w:r>
-              <w:rPr>
-                <w:sz w:val="20"/>
-                <w:szCs w:val="20"/>
-              </w:rPr>
-              <w:t>Retrieval-Augmented</w:t>
-            </w:r>
-            <w:proofErr w:type="spellEnd"/>
-            <w:r>
-              <w:rPr>
-                <w:sz w:val="20"/>
-                <w:szCs w:val="20"/>
-              </w:rPr>
-              <w:t xml:space="preserve"> Generation" OR "</w:t>
-            </w:r>
-            <w:proofErr w:type="spellStart"/>
-            <w:r>
-              <w:rPr>
-                <w:sz w:val="20"/>
-                <w:szCs w:val="20"/>
-              </w:rPr>
-              <w:t>Retrieval</w:t>
-            </w:r>
-            <w:proofErr w:type="spellEnd"/>
-            <w:r>
-              <w:rPr>
-                <w:sz w:val="20"/>
-                <w:szCs w:val="20"/>
-              </w:rPr>
-              <w:t xml:space="preserve"> </w:t>
-            </w:r>
-            <w:proofErr w:type="spellStart"/>
-            <w:r>
-              <w:rPr>
-                <w:sz w:val="20"/>
-                <w:szCs w:val="20"/>
-              </w:rPr>
-              <w:t>Augmented</w:t>
-            </w:r>
-            <w:proofErr w:type="spellEnd"/>
-            <w:r>
-              <w:rPr>
-                <w:sz w:val="20"/>
-                <w:szCs w:val="20"/>
-              </w:rPr>
-              <w:t xml:space="preserve"> Generation" OR "RAG") AND</w:t>
-            </w:r>
-          </w:p>
-          <w:p>
-            <w:pPr>
-              <w:rPr>
-                <w:b/>
-                <w:bCs/>
-              </w:rPr>
-            </w:pPr>
-            <w:r>
-              <w:rPr>
-                <w:sz w:val="20"/>
-                <w:szCs w:val="20"/>
-              </w:rPr>
-              <w:t xml:space="preserve">("LLM" OR "Large </w:t>
-            </w:r>
-            <w:proofErr w:type="spellStart"/>
-            <w:r>
-              <w:rPr>
-                <w:sz w:val="20"/>
-                <w:szCs w:val="20"/>
-              </w:rPr>
-              <w:t>Language</w:t>
-            </w:r>
-            <w:proofErr w:type="spellEnd"/>
-            <w:r>
-              <w:rPr>
-                <w:sz w:val="20"/>
-                <w:szCs w:val="20"/>
-              </w:rPr>
-              <w:t xml:space="preserve"> Model" OR "</w:t>
-            </w:r>
-            <w:proofErr w:type="spellStart"/>
-            <w:r>
-              <w:rPr>
-                <w:sz w:val="20"/>
-                <w:szCs w:val="20"/>
-              </w:rPr>
-              <w:t>GenAI</w:t>
-            </w:r>
-            <w:proofErr w:type="spellEnd"/>
-            <w:r>
-              <w:rPr>
-                <w:sz w:val="20"/>
-                <w:szCs w:val="20"/>
-              </w:rPr>
-              <w:t>" OR "</w:t>
-            </w:r>
-            <w:proofErr w:type="spellStart"/>
-            <w:r>
-              <w:rPr>
-                <w:sz w:val="20"/>
-                <w:szCs w:val="20"/>
-              </w:rPr>
-              <w:t>Generative</w:t>
-            </w:r>
-            <w:proofErr w:type="spellEnd"/>
-            <w:r>
-              <w:rPr>
-                <w:sz w:val="20"/>
-                <w:szCs w:val="20"/>
-              </w:rPr>
-              <w:t xml:space="preserve"> AI")</w:t>
+              <w:t>("LLM" OR "Large Language Model" OR "GenAI" OR "Generative AI")</w:t>
             </w:r>
           </w:p>
         </w:tc>
@@ -2468,124 +1866,35 @@
           <w:i/>
           <w:iCs/>
         </w:rPr>
-        <w:t xml:space="preserve">Embora RAG e LLM componham conceitualmente a mesma Intervenção, eles são representados como dois grupos distintos conectados por AND na </w:t>
-      </w:r>
-      <w:proofErr w:type="spellStart"/>
+        <w:t>Embora RAG e LLM componham conceitualmente a mesma Intervenção, eles são representados como dois grupos distintos conectados por AND na string de busca. Essa decisão é intencional: o AND garante que apenas estudos que tratam explicitamente da combinação RAG+LLM sejam recuperados, excluindo trabalhos sobre RAG sem base em modelos de linguagem de grande escala e trabalhos sobre LLMs aplicados a código sem componente de recuperação. Trata-se de uma escolha de precisão sobre sensibilidade. Está-se ciente de que artigos que referenciam modelos específicos (</w:t>
+      </w:r>
       <w:r>
         <w:rPr>
           <w:i/>
           <w:iCs/>
         </w:rPr>
-        <w:t>string</w:t>
-      </w:r>
-      <w:proofErr w:type="spellEnd"/>
+        <w:t>Ex.:</w:t>
+      </w:r>
       <w:r>
         <w:rPr>
           <w:i/>
           <w:iCs/>
         </w:rPr>
-        <w:t xml:space="preserve"> de busca. Essa decisão é intencional: o AND garante que apenas estudos que tratam explicitamente da combinação RAG+LLM sejam recuperados, excluindo trabalhos sobre RAG sem base em modelos de linguagem de grande escala e trabalhos sobre </w:t>
-      </w:r>
-      <w:proofErr w:type="spellStart"/>
+        <w:t xml:space="preserve"> GPT, Llama, Gemini</w:t>
+      </w:r>
       <w:r>
         <w:rPr>
           <w:i/>
           <w:iCs/>
         </w:rPr>
-        <w:t>LLMs</w:t>
-      </w:r>
-      <w:proofErr w:type="spellEnd"/>
+        <w:t>, Claude, etc.</w:t>
+      </w:r>
       <w:r>
         <w:rPr>
           <w:i/>
           <w:iCs/>
         </w:rPr>
-        <w:t xml:space="preserve"> aplicados a código sem componente de recuperação. Trata-se de uma escolha de precisão sobre sensibilidade. Está-se ciente de que artigos que referenciam modelos específicos (</w:t>
-      </w:r>
-      <w:r>
-        <w:rPr>
-          <w:i/>
-          <w:iCs/>
-        </w:rPr>
-        <w:t>Ex.:</w:t>
-      </w:r>
-      <w:r>
-        <w:rPr>
-          <w:i/>
-          <w:iCs/>
-        </w:rPr>
-        <w:t xml:space="preserve"> GPT, </w:t>
-      </w:r>
-      <w:proofErr w:type="spellStart"/>
-      <w:r>
-        <w:rPr>
-          <w:i/>
-          <w:iCs/>
-        </w:rPr>
-        <w:t>Llama</w:t>
-      </w:r>
-      <w:proofErr w:type="spellEnd"/>
-      <w:r>
-        <w:rPr>
-          <w:i/>
-          <w:iCs/>
-        </w:rPr>
-        <w:t>, Gemini</w:t>
-      </w:r>
-      <w:r>
-        <w:rPr>
-          <w:i/>
-          <w:iCs/>
-        </w:rPr>
-        <w:t xml:space="preserve">, </w:t>
-      </w:r>
-      <w:proofErr w:type="gramStart"/>
-      <w:r>
-        <w:rPr>
-          <w:i/>
-          <w:iCs/>
-        </w:rPr>
-        <w:t>Claude, etc.</w:t>
-      </w:r>
-      <w:proofErr w:type="gramEnd"/>
-      <w:r>
-        <w:rPr>
-          <w:i/>
-          <w:iCs/>
-        </w:rPr>
-        <w:t xml:space="preserve">) sem empregar os termos "LLM" ou "Large </w:t>
-      </w:r>
-      <w:proofErr w:type="spellStart"/>
-      <w:r>
-        <w:rPr>
-          <w:i/>
-          <w:iCs/>
-        </w:rPr>
-        <w:t>Language</w:t>
-      </w:r>
-      <w:proofErr w:type="spellEnd"/>
-      <w:r>
-        <w:rPr>
-          <w:i/>
-          <w:iCs/>
-        </w:rPr>
-        <w:t xml:space="preserve"> Model" podem não ser recuperados; para mitigar parcialmente esse risco, o termo "</w:t>
-      </w:r>
-      <w:proofErr w:type="spellStart"/>
-      <w:r>
-        <w:rPr>
-          <w:i/>
-          <w:iCs/>
-        </w:rPr>
-        <w:t>Generative</w:t>
-      </w:r>
-      <w:proofErr w:type="spellEnd"/>
-      <w:r>
-        <w:rPr>
-          <w:i/>
-          <w:iCs/>
-        </w:rPr>
-        <w:t xml:space="preserve"> AI" foi incluído como hiperônimo de uso corrente na literatura, aumentando a chance de cobertura indireta desses modelos. Essa decisão é documentada aqui para fins de rastreabilidade e reprodutibilidade da busca.</w:t>
+        <w:t>) sem empregar os termos "LLM" ou "Large Language Model" podem não ser recuperados; para mitigar parcialmente esse risco, o termo "Generative AI" foi incluído como hiperônimo de uso corrente na literatura, aumentando a chance de cobertura indireta desses modelos. Essa decisão é documentada aqui para fins de rastreabilidade e reprodutibilidade da busca.</w:t>
       </w:r>
     </w:p>
     <w:p/>
@@ -2648,39 +1957,7 @@
         <w:jc w:val="both"/>
       </w:pPr>
       <w:r>
-        <w:t xml:space="preserve">A seleção das bases de dados seguiu as recomendações de </w:t>
-      </w:r>
-      <w:proofErr w:type="spellStart"/>
-      <w:r>
-        <w:t>Dyba</w:t>
-      </w:r>
-      <w:proofErr w:type="spellEnd"/>
-      <w:r>
-        <w:t xml:space="preserve">, </w:t>
-      </w:r>
-      <w:proofErr w:type="spellStart"/>
-      <w:r>
-        <w:t>Kitchenham</w:t>
-      </w:r>
-      <w:proofErr w:type="spellEnd"/>
-      <w:r>
-        <w:t xml:space="preserve"> e Jorgensen (2005) sobre as fontes mais comumente utilizadas na condução de revisões sistemáticas em Engenharia de Software. Com base nessas diretrizes, foram selecionadas as seguintes bases: ACM Digital Library, IEEE </w:t>
-      </w:r>
-      <w:proofErr w:type="spellStart"/>
-      <w:r>
-        <w:t>Xplore</w:t>
-      </w:r>
-      <w:proofErr w:type="spellEnd"/>
-      <w:r>
-        <w:t xml:space="preserve"> e Scopus. A inclusão do Scopus, não contemplada pelos autores à época de sua publicação, é respaldada por sua ampla adoção posterior em revisões sistemáticas em Engenharia de Software, conforme evidenciado em </w:t>
-      </w:r>
-      <w:proofErr w:type="spellStart"/>
-      <w:r>
-        <w:t>Kitchenham</w:t>
-      </w:r>
-      <w:proofErr w:type="spellEnd"/>
-      <w:r>
-        <w:t xml:space="preserve"> e Charters (2007).</w:t>
+        <w:t>A seleção das bases de dados seguiu as recomendações de Dyba, Kitchenham e Jorgensen (2005) sobre as fontes mais comumente utilizadas na condução de revisões sistemáticas em Engenharia de Software. Com base nessas diretrizes, foram selecionadas as seguintes bases: ACM Digital Library, IEEE Xplore e Scopus. A inclusão do Scopus, não contemplada pelos autores à época de sua publicação, é respaldada por sua ampla adoção posterior em revisões sistemáticas em Engenharia de Software, conforme evidenciado em Kitchenham e Charters (2007).</w:t>
       </w:r>
     </w:p>
     <w:p>
@@ -2728,47 +2005,7 @@
         <w:t>, é o p</w:t>
       </w:r>
       <w:r>
-        <w:t xml:space="preserve">rincipal repositório de publicações da </w:t>
-      </w:r>
-      <w:proofErr w:type="spellStart"/>
-      <w:r>
-        <w:t>Association</w:t>
-      </w:r>
-      <w:proofErr w:type="spellEnd"/>
-      <w:r>
-        <w:t xml:space="preserve"> for </w:t>
-      </w:r>
-      <w:proofErr w:type="spellStart"/>
-      <w:r>
-        <w:t>Computing</w:t>
-      </w:r>
-      <w:proofErr w:type="spellEnd"/>
-      <w:r>
-        <w:t xml:space="preserve"> Machinery (ACM), com cobertura abrangente de Engenharia de Software e áreas correlatas. Indexa </w:t>
-      </w:r>
-      <w:proofErr w:type="spellStart"/>
-      <w:r>
-        <w:t>venues</w:t>
-      </w:r>
-      <w:proofErr w:type="spellEnd"/>
-      <w:r>
-        <w:t xml:space="preserve"> de alto impacto como ESEC/FSE, ISSTA, ICSE (</w:t>
-      </w:r>
-      <w:proofErr w:type="spellStart"/>
-      <w:r>
-        <w:t>co-publicada</w:t>
-      </w:r>
-      <w:proofErr w:type="spellEnd"/>
-      <w:r>
-        <w:t xml:space="preserve"> com IEEE) e periódicos como TOSEM e CACM. Oferece busca avançada com operadores booleanos e exportação estruturada em </w:t>
-      </w:r>
-      <w:proofErr w:type="spellStart"/>
-      <w:r>
-        <w:t>BibTeX</w:t>
-      </w:r>
-      <w:proofErr w:type="spellEnd"/>
-      <w:r>
-        <w:t xml:space="preserve"> </w:t>
+        <w:t xml:space="preserve">rincipal repositório de publicações da Association for Computing Machinery (ACM), com cobertura abrangente de Engenharia de Software e áreas correlatas. Indexa venues de alto impacto como ESEC/FSE, ISSTA, ICSE (co-publicada com IEEE) e periódicos como TOSEM e CACM. Oferece busca avançada com operadores booleanos e exportação estruturada em BibTeX </w:t>
       </w:r>
       <w:r>
         <w:t>-</w:t>
@@ -2793,23 +2030,7 @@
           <w:b/>
           <w:bCs/>
         </w:rPr>
-        <w:t xml:space="preserve">5.1.1. </w:t>
-      </w:r>
-      <w:proofErr w:type="spellStart"/>
-      <w:r>
-        <w:rPr>
-          <w:b/>
-          <w:bCs/>
-        </w:rPr>
-        <w:t>String</w:t>
-      </w:r>
-      <w:proofErr w:type="spellEnd"/>
-      <w:r>
-        <w:rPr>
-          <w:b/>
-          <w:bCs/>
-        </w:rPr>
-        <w:t xml:space="preserve"> adaptada para sintaxe</w:t>
+        <w:t>5.1.1. String adaptada para sintaxe</w:t>
       </w:r>
       <w:r>
         <w:rPr>
@@ -2875,1473 +2096,177 @@
                 <w:sz w:val="20"/>
                 <w:szCs w:val="20"/>
               </w:rPr>
-              <w:t>(</w:t>
-            </w:r>
-            <w:proofErr w:type="spellStart"/>
-            <w:r>
+              <w:t>(Title:"source code" OR Title:"source codes" OR Title:"codebase" OR Title:"code repository" OR Title:"code search" OR</w:t>
+            </w:r>
+          </w:p>
+          <w:p>
+            <w:pPr>
               <w:rPr>
                 <w:rFonts w:ascii="Consolas" w:hAnsi="Consolas"/>
                 <w:sz w:val="20"/>
                 <w:szCs w:val="20"/>
               </w:rPr>
-              <w:t>Title</w:t>
-            </w:r>
-            <w:proofErr w:type="spellEnd"/>
+            </w:pPr>
             <w:r>
               <w:rPr>
                 <w:rFonts w:ascii="Consolas" w:hAnsi="Consolas"/>
                 <w:sz w:val="20"/>
                 <w:szCs w:val="20"/>
               </w:rPr>
-              <w:t>:"</w:t>
-            </w:r>
-            <w:proofErr w:type="spellStart"/>
-            <w:r>
+              <w:t xml:space="preserve"> Abstract:"source code" OR Abstract:"source codes" OR Abstract:"codebase" OR Abstract:"code repository" OR Abstract:"code search" OR</w:t>
+            </w:r>
+          </w:p>
+          <w:p>
+            <w:pPr>
               <w:rPr>
                 <w:rFonts w:ascii="Consolas" w:hAnsi="Consolas"/>
                 <w:sz w:val="20"/>
                 <w:szCs w:val="20"/>
               </w:rPr>
-              <w:t>source</w:t>
-            </w:r>
-            <w:proofErr w:type="spellEnd"/>
+            </w:pPr>
             <w:r>
               <w:rPr>
                 <w:rFonts w:ascii="Consolas" w:hAnsi="Consolas"/>
                 <w:sz w:val="20"/>
                 <w:szCs w:val="20"/>
               </w:rPr>
-              <w:t xml:space="preserve"> </w:t>
-            </w:r>
-            <w:proofErr w:type="spellStart"/>
-            <w:r>
+              <w:t xml:space="preserve"> Keyword:"source code" OR Keyword:"source codes" OR Keyword:"codebase" OR Keyword:"code repository" OR Keyword:"code search")</w:t>
+            </w:r>
+          </w:p>
+          <w:p>
+            <w:pPr>
               <w:rPr>
                 <w:rFonts w:ascii="Consolas" w:hAnsi="Consolas"/>
                 <w:sz w:val="20"/>
                 <w:szCs w:val="20"/>
               </w:rPr>
-              <w:t>code</w:t>
-            </w:r>
-            <w:proofErr w:type="spellEnd"/>
+            </w:pPr>
             <w:r>
               <w:rPr>
                 <w:rFonts w:ascii="Consolas" w:hAnsi="Consolas"/>
                 <w:sz w:val="20"/>
                 <w:szCs w:val="20"/>
               </w:rPr>
-              <w:t xml:space="preserve">" OR </w:t>
-            </w:r>
-            <w:proofErr w:type="spellStart"/>
-            <w:r>
+              <w:t>AND</w:t>
+            </w:r>
+          </w:p>
+          <w:p>
+            <w:pPr>
               <w:rPr>
                 <w:rFonts w:ascii="Consolas" w:hAnsi="Consolas"/>
                 <w:sz w:val="20"/>
                 <w:szCs w:val="20"/>
               </w:rPr>
-              <w:t>Title</w:t>
-            </w:r>
-            <w:proofErr w:type="spellEnd"/>
+            </w:pPr>
             <w:r>
               <w:rPr>
                 <w:rFonts w:ascii="Consolas" w:hAnsi="Consolas"/>
                 <w:sz w:val="20"/>
                 <w:szCs w:val="20"/>
               </w:rPr>
-              <w:t>:"</w:t>
-            </w:r>
-            <w:proofErr w:type="spellStart"/>
-            <w:r>
+              <w:t>(Title:"Retrieval-Augmented Generation" OR Title:"Retrieval Augmented Generation" OR Title:"RAG" OR</w:t>
+            </w:r>
+          </w:p>
+          <w:p>
+            <w:pPr>
               <w:rPr>
                 <w:rFonts w:ascii="Consolas" w:hAnsi="Consolas"/>
                 <w:sz w:val="20"/>
                 <w:szCs w:val="20"/>
               </w:rPr>
-              <w:t>source</w:t>
-            </w:r>
-            <w:proofErr w:type="spellEnd"/>
+            </w:pPr>
             <w:r>
               <w:rPr>
                 <w:rFonts w:ascii="Consolas" w:hAnsi="Consolas"/>
                 <w:sz w:val="20"/>
                 <w:szCs w:val="20"/>
               </w:rPr>
-              <w:t xml:space="preserve"> </w:t>
-            </w:r>
-            <w:proofErr w:type="spellStart"/>
-            <w:r>
+              <w:t xml:space="preserve"> Abstract:"Retrieval-Augmented Generation" OR Abstract:"Retrieval Augmented Generation" OR Abstract:"RAG" OR</w:t>
+            </w:r>
+          </w:p>
+          <w:p>
+            <w:pPr>
               <w:rPr>
                 <w:rFonts w:ascii="Consolas" w:hAnsi="Consolas"/>
                 <w:sz w:val="20"/>
                 <w:szCs w:val="20"/>
               </w:rPr>
-              <w:t>codes</w:t>
-            </w:r>
-            <w:proofErr w:type="spellEnd"/>
+            </w:pPr>
             <w:r>
               <w:rPr>
                 <w:rFonts w:ascii="Consolas" w:hAnsi="Consolas"/>
                 <w:sz w:val="20"/>
                 <w:szCs w:val="20"/>
               </w:rPr>
-              <w:t xml:space="preserve">" OR </w:t>
-            </w:r>
-            <w:proofErr w:type="spellStart"/>
-            <w:r>
+              <w:t xml:space="preserve"> Keyword:"Retrieval-Augmented Generation" OR Keyword:"Retrieval Augmented Generation" OR Keyword:"RAG")</w:t>
+            </w:r>
+          </w:p>
+          <w:p>
+            <w:pPr>
               <w:rPr>
                 <w:rFonts w:ascii="Consolas" w:hAnsi="Consolas"/>
                 <w:sz w:val="20"/>
                 <w:szCs w:val="20"/>
               </w:rPr>
-              <w:t>Title</w:t>
-            </w:r>
-            <w:proofErr w:type="spellEnd"/>
+            </w:pPr>
             <w:r>
               <w:rPr>
                 <w:rFonts w:ascii="Consolas" w:hAnsi="Consolas"/>
                 <w:sz w:val="20"/>
                 <w:szCs w:val="20"/>
               </w:rPr>
-              <w:t>:"</w:t>
-            </w:r>
-            <w:proofErr w:type="spellStart"/>
-            <w:r>
+              <w:t>AND</w:t>
+            </w:r>
+          </w:p>
+          <w:p>
+            <w:pPr>
               <w:rPr>
                 <w:rFonts w:ascii="Consolas" w:hAnsi="Consolas"/>
                 <w:sz w:val="20"/>
                 <w:szCs w:val="20"/>
               </w:rPr>
-              <w:t>codebase</w:t>
-            </w:r>
-            <w:proofErr w:type="spellEnd"/>
+            </w:pPr>
             <w:r>
               <w:rPr>
                 <w:rFonts w:ascii="Consolas" w:hAnsi="Consolas"/>
                 <w:sz w:val="20"/>
                 <w:szCs w:val="20"/>
               </w:rPr>
-              <w:t xml:space="preserve">" OR </w:t>
-            </w:r>
-            <w:proofErr w:type="spellStart"/>
-            <w:r>
+              <w:t>(Title:"LLM" OR Title:"Large Language Model" OR Title:"GenAI" OR Title:"Generative AI" OR</w:t>
+            </w:r>
+          </w:p>
+          <w:p>
+            <w:pPr>
               <w:rPr>
                 <w:rFonts w:ascii="Consolas" w:hAnsi="Consolas"/>
                 <w:sz w:val="20"/>
                 <w:szCs w:val="20"/>
               </w:rPr>
-              <w:t>Title</w:t>
-            </w:r>
-            <w:proofErr w:type="spellEnd"/>
+            </w:pPr>
             <w:r>
               <w:rPr>
                 <w:rFonts w:ascii="Consolas" w:hAnsi="Consolas"/>
                 <w:sz w:val="20"/>
                 <w:szCs w:val="20"/>
               </w:rPr>
-              <w:t>:"</w:t>
-            </w:r>
-            <w:proofErr w:type="spellStart"/>
-            <w:r>
+              <w:t xml:space="preserve"> Abstract:"LLM" OR Abstract:"Large Language Model" OR Abstract:"GenAI" OR Abstract:"Generative AI" OR</w:t>
+            </w:r>
+          </w:p>
+          <w:p>
+            <w:pPr>
               <w:rPr>
                 <w:rFonts w:ascii="Consolas" w:hAnsi="Consolas"/>
                 <w:sz w:val="20"/>
                 <w:szCs w:val="20"/>
               </w:rPr>
-              <w:t>code</w:t>
-            </w:r>
-            <w:proofErr w:type="spellEnd"/>
+            </w:pPr>
             <w:r>
               <w:rPr>
                 <w:rFonts w:ascii="Consolas" w:hAnsi="Consolas"/>
                 <w:sz w:val="20"/>
                 <w:szCs w:val="20"/>
               </w:rPr>
-              <w:t xml:space="preserve"> </w:t>
-            </w:r>
-            <w:proofErr w:type="spellStart"/>
-            <w:r>
-              <w:rPr>
-                <w:rFonts w:ascii="Consolas" w:hAnsi="Consolas"/>
-                <w:sz w:val="20"/>
-                <w:szCs w:val="20"/>
-              </w:rPr>
-              <w:t>repository</w:t>
-            </w:r>
-            <w:proofErr w:type="spellEnd"/>
-            <w:r>
-              <w:rPr>
-                <w:rFonts w:ascii="Consolas" w:hAnsi="Consolas"/>
-                <w:sz w:val="20"/>
-                <w:szCs w:val="20"/>
-              </w:rPr>
-              <w:t xml:space="preserve">" OR </w:t>
-            </w:r>
-            <w:proofErr w:type="spellStart"/>
-            <w:r>
-              <w:rPr>
-                <w:rFonts w:ascii="Consolas" w:hAnsi="Consolas"/>
-                <w:sz w:val="20"/>
-                <w:szCs w:val="20"/>
-              </w:rPr>
-              <w:t>Title</w:t>
-            </w:r>
-            <w:proofErr w:type="spellEnd"/>
-            <w:r>
-              <w:rPr>
-                <w:rFonts w:ascii="Consolas" w:hAnsi="Consolas"/>
-                <w:sz w:val="20"/>
-                <w:szCs w:val="20"/>
-              </w:rPr>
-              <w:t>:"</w:t>
-            </w:r>
-            <w:proofErr w:type="spellStart"/>
-            <w:r>
-              <w:rPr>
-                <w:rFonts w:ascii="Consolas" w:hAnsi="Consolas"/>
-                <w:sz w:val="20"/>
-                <w:szCs w:val="20"/>
-              </w:rPr>
-              <w:t>code</w:t>
-            </w:r>
-            <w:proofErr w:type="spellEnd"/>
-            <w:r>
-              <w:rPr>
-                <w:rFonts w:ascii="Consolas" w:hAnsi="Consolas"/>
-                <w:sz w:val="20"/>
-                <w:szCs w:val="20"/>
-              </w:rPr>
-              <w:t xml:space="preserve"> </w:t>
-            </w:r>
-            <w:proofErr w:type="spellStart"/>
-            <w:r>
-              <w:rPr>
-                <w:rFonts w:ascii="Consolas" w:hAnsi="Consolas"/>
-                <w:sz w:val="20"/>
-                <w:szCs w:val="20"/>
-              </w:rPr>
-              <w:t>search</w:t>
-            </w:r>
-            <w:proofErr w:type="spellEnd"/>
-            <w:r>
-              <w:rPr>
-                <w:rFonts w:ascii="Consolas" w:hAnsi="Consolas"/>
-                <w:sz w:val="20"/>
-                <w:szCs w:val="20"/>
-              </w:rPr>
-              <w:t>" OR</w:t>
-            </w:r>
-          </w:p>
-          <w:p>
-            <w:pPr>
-              <w:rPr>
-                <w:rFonts w:ascii="Consolas" w:hAnsi="Consolas"/>
-                <w:sz w:val="20"/>
-                <w:szCs w:val="20"/>
-              </w:rPr>
-            </w:pPr>
-            <w:r>
-              <w:rPr>
-                <w:rFonts w:ascii="Consolas" w:hAnsi="Consolas"/>
-                <w:sz w:val="20"/>
-                <w:szCs w:val="20"/>
-              </w:rPr>
-              <w:t xml:space="preserve"> Abstract:"</w:t>
-            </w:r>
-            <w:proofErr w:type="spellStart"/>
-            <w:r>
-              <w:rPr>
-                <w:rFonts w:ascii="Consolas" w:hAnsi="Consolas"/>
-                <w:sz w:val="20"/>
-                <w:szCs w:val="20"/>
-              </w:rPr>
-              <w:t>source</w:t>
-            </w:r>
-            <w:proofErr w:type="spellEnd"/>
-            <w:r>
-              <w:rPr>
-                <w:rFonts w:ascii="Consolas" w:hAnsi="Consolas"/>
-                <w:sz w:val="20"/>
-                <w:szCs w:val="20"/>
-              </w:rPr>
-              <w:t xml:space="preserve"> </w:t>
-            </w:r>
-            <w:proofErr w:type="spellStart"/>
-            <w:r>
-              <w:rPr>
-                <w:rFonts w:ascii="Consolas" w:hAnsi="Consolas"/>
-                <w:sz w:val="20"/>
-                <w:szCs w:val="20"/>
-              </w:rPr>
-              <w:t>code</w:t>
-            </w:r>
-            <w:proofErr w:type="spellEnd"/>
-            <w:r>
-              <w:rPr>
-                <w:rFonts w:ascii="Consolas" w:hAnsi="Consolas"/>
-                <w:sz w:val="20"/>
-                <w:szCs w:val="20"/>
-              </w:rPr>
-              <w:t>" OR Abstract:"</w:t>
-            </w:r>
-            <w:proofErr w:type="spellStart"/>
-            <w:r>
-              <w:rPr>
-                <w:rFonts w:ascii="Consolas" w:hAnsi="Consolas"/>
-                <w:sz w:val="20"/>
-                <w:szCs w:val="20"/>
-              </w:rPr>
-              <w:t>source</w:t>
-            </w:r>
-            <w:proofErr w:type="spellEnd"/>
-            <w:r>
-              <w:rPr>
-                <w:rFonts w:ascii="Consolas" w:hAnsi="Consolas"/>
-                <w:sz w:val="20"/>
-                <w:szCs w:val="20"/>
-              </w:rPr>
-              <w:t xml:space="preserve"> </w:t>
-            </w:r>
-            <w:proofErr w:type="spellStart"/>
-            <w:r>
-              <w:rPr>
-                <w:rFonts w:ascii="Consolas" w:hAnsi="Consolas"/>
-                <w:sz w:val="20"/>
-                <w:szCs w:val="20"/>
-              </w:rPr>
-              <w:t>codes</w:t>
-            </w:r>
-            <w:proofErr w:type="spellEnd"/>
-            <w:r>
-              <w:rPr>
-                <w:rFonts w:ascii="Consolas" w:hAnsi="Consolas"/>
-                <w:sz w:val="20"/>
-                <w:szCs w:val="20"/>
-              </w:rPr>
-              <w:t>" OR Abstract:"</w:t>
-            </w:r>
-            <w:proofErr w:type="spellStart"/>
-            <w:r>
-              <w:rPr>
-                <w:rFonts w:ascii="Consolas" w:hAnsi="Consolas"/>
-                <w:sz w:val="20"/>
-                <w:szCs w:val="20"/>
-              </w:rPr>
-              <w:t>codebase</w:t>
-            </w:r>
-            <w:proofErr w:type="spellEnd"/>
-            <w:r>
-              <w:rPr>
-                <w:rFonts w:ascii="Consolas" w:hAnsi="Consolas"/>
-                <w:sz w:val="20"/>
-                <w:szCs w:val="20"/>
-              </w:rPr>
-              <w:t>" OR Abstract:"</w:t>
-            </w:r>
-            <w:proofErr w:type="spellStart"/>
-            <w:r>
-              <w:rPr>
-                <w:rFonts w:ascii="Consolas" w:hAnsi="Consolas"/>
-                <w:sz w:val="20"/>
-                <w:szCs w:val="20"/>
-              </w:rPr>
-              <w:t>code</w:t>
-            </w:r>
-            <w:proofErr w:type="spellEnd"/>
-            <w:r>
-              <w:rPr>
-                <w:rFonts w:ascii="Consolas" w:hAnsi="Consolas"/>
-                <w:sz w:val="20"/>
-                <w:szCs w:val="20"/>
-              </w:rPr>
-              <w:t xml:space="preserve"> </w:t>
-            </w:r>
-            <w:proofErr w:type="spellStart"/>
-            <w:r>
-              <w:rPr>
-                <w:rFonts w:ascii="Consolas" w:hAnsi="Consolas"/>
-                <w:sz w:val="20"/>
-                <w:szCs w:val="20"/>
-              </w:rPr>
-              <w:t>repository</w:t>
-            </w:r>
-            <w:proofErr w:type="spellEnd"/>
-            <w:r>
-              <w:rPr>
-                <w:rFonts w:ascii="Consolas" w:hAnsi="Consolas"/>
-                <w:sz w:val="20"/>
-                <w:szCs w:val="20"/>
-              </w:rPr>
-              <w:t>" OR Abstract:"</w:t>
-            </w:r>
-            <w:proofErr w:type="spellStart"/>
-            <w:r>
-              <w:rPr>
-                <w:rFonts w:ascii="Consolas" w:hAnsi="Consolas"/>
-                <w:sz w:val="20"/>
-                <w:szCs w:val="20"/>
-              </w:rPr>
-              <w:t>code</w:t>
-            </w:r>
-            <w:proofErr w:type="spellEnd"/>
-            <w:r>
-              <w:rPr>
-                <w:rFonts w:ascii="Consolas" w:hAnsi="Consolas"/>
-                <w:sz w:val="20"/>
-                <w:szCs w:val="20"/>
-              </w:rPr>
-              <w:t xml:space="preserve"> </w:t>
-            </w:r>
-            <w:proofErr w:type="spellStart"/>
-            <w:r>
-              <w:rPr>
-                <w:rFonts w:ascii="Consolas" w:hAnsi="Consolas"/>
-                <w:sz w:val="20"/>
-                <w:szCs w:val="20"/>
-              </w:rPr>
-              <w:t>search</w:t>
-            </w:r>
-            <w:proofErr w:type="spellEnd"/>
-            <w:r>
-              <w:rPr>
-                <w:rFonts w:ascii="Consolas" w:hAnsi="Consolas"/>
-                <w:sz w:val="20"/>
-                <w:szCs w:val="20"/>
-              </w:rPr>
-              <w:t>" OR</w:t>
-            </w:r>
-          </w:p>
-          <w:p>
-            <w:pPr>
-              <w:rPr>
-                <w:rFonts w:ascii="Consolas" w:hAnsi="Consolas"/>
-                <w:sz w:val="20"/>
-                <w:szCs w:val="20"/>
-              </w:rPr>
-            </w:pPr>
-            <w:r>
-              <w:rPr>
-                <w:rFonts w:ascii="Consolas" w:hAnsi="Consolas"/>
-                <w:sz w:val="20"/>
-                <w:szCs w:val="20"/>
-              </w:rPr>
-              <w:t xml:space="preserve"> </w:t>
-            </w:r>
-            <w:proofErr w:type="spellStart"/>
-            <w:r>
-              <w:rPr>
-                <w:rFonts w:ascii="Consolas" w:hAnsi="Consolas"/>
-                <w:sz w:val="20"/>
-                <w:szCs w:val="20"/>
-              </w:rPr>
-              <w:t>Keyword</w:t>
-            </w:r>
-            <w:proofErr w:type="spellEnd"/>
-            <w:r>
-              <w:rPr>
-                <w:rFonts w:ascii="Consolas" w:hAnsi="Consolas"/>
-                <w:sz w:val="20"/>
-                <w:szCs w:val="20"/>
-              </w:rPr>
-              <w:t>:"</w:t>
-            </w:r>
-            <w:proofErr w:type="spellStart"/>
-            <w:r>
-              <w:rPr>
-                <w:rFonts w:ascii="Consolas" w:hAnsi="Consolas"/>
-                <w:sz w:val="20"/>
-                <w:szCs w:val="20"/>
-              </w:rPr>
-              <w:t>source</w:t>
-            </w:r>
-            <w:proofErr w:type="spellEnd"/>
-            <w:r>
-              <w:rPr>
-                <w:rFonts w:ascii="Consolas" w:hAnsi="Consolas"/>
-                <w:sz w:val="20"/>
-                <w:szCs w:val="20"/>
-              </w:rPr>
-              <w:t xml:space="preserve"> </w:t>
-            </w:r>
-            <w:proofErr w:type="spellStart"/>
-            <w:r>
-              <w:rPr>
-                <w:rFonts w:ascii="Consolas" w:hAnsi="Consolas"/>
-                <w:sz w:val="20"/>
-                <w:szCs w:val="20"/>
-              </w:rPr>
-              <w:t>code</w:t>
-            </w:r>
-            <w:proofErr w:type="spellEnd"/>
-            <w:r>
-              <w:rPr>
-                <w:rFonts w:ascii="Consolas" w:hAnsi="Consolas"/>
-                <w:sz w:val="20"/>
-                <w:szCs w:val="20"/>
-              </w:rPr>
-              <w:t xml:space="preserve">" OR </w:t>
-            </w:r>
-            <w:proofErr w:type="spellStart"/>
-            <w:r>
-              <w:rPr>
-                <w:rFonts w:ascii="Consolas" w:hAnsi="Consolas"/>
-                <w:sz w:val="20"/>
-                <w:szCs w:val="20"/>
-              </w:rPr>
-              <w:t>Keyword</w:t>
-            </w:r>
-            <w:proofErr w:type="spellEnd"/>
-            <w:r>
-              <w:rPr>
-                <w:rFonts w:ascii="Consolas" w:hAnsi="Consolas"/>
-                <w:sz w:val="20"/>
-                <w:szCs w:val="20"/>
-              </w:rPr>
-              <w:t>:"</w:t>
-            </w:r>
-            <w:proofErr w:type="spellStart"/>
-            <w:r>
-              <w:rPr>
-                <w:rFonts w:ascii="Consolas" w:hAnsi="Consolas"/>
-                <w:sz w:val="20"/>
-                <w:szCs w:val="20"/>
-              </w:rPr>
-              <w:t>source</w:t>
-            </w:r>
-            <w:proofErr w:type="spellEnd"/>
-            <w:r>
-              <w:rPr>
-                <w:rFonts w:ascii="Consolas" w:hAnsi="Consolas"/>
-                <w:sz w:val="20"/>
-                <w:szCs w:val="20"/>
-              </w:rPr>
-              <w:t xml:space="preserve"> </w:t>
-            </w:r>
-            <w:proofErr w:type="spellStart"/>
-            <w:r>
-              <w:rPr>
-                <w:rFonts w:ascii="Consolas" w:hAnsi="Consolas"/>
-                <w:sz w:val="20"/>
-                <w:szCs w:val="20"/>
-              </w:rPr>
-              <w:t>codes</w:t>
-            </w:r>
-            <w:proofErr w:type="spellEnd"/>
-            <w:r>
-              <w:rPr>
-                <w:rFonts w:ascii="Consolas" w:hAnsi="Consolas"/>
-                <w:sz w:val="20"/>
-                <w:szCs w:val="20"/>
-              </w:rPr>
-              <w:t xml:space="preserve">" OR </w:t>
-            </w:r>
-            <w:proofErr w:type="spellStart"/>
-            <w:r>
-              <w:rPr>
-                <w:rFonts w:ascii="Consolas" w:hAnsi="Consolas"/>
-                <w:sz w:val="20"/>
-                <w:szCs w:val="20"/>
-              </w:rPr>
-              <w:t>Keyword</w:t>
-            </w:r>
-            <w:proofErr w:type="spellEnd"/>
-            <w:r>
-              <w:rPr>
-                <w:rFonts w:ascii="Consolas" w:hAnsi="Consolas"/>
-                <w:sz w:val="20"/>
-                <w:szCs w:val="20"/>
-              </w:rPr>
-              <w:t>:"</w:t>
-            </w:r>
-            <w:proofErr w:type="spellStart"/>
-            <w:r>
-              <w:rPr>
-                <w:rFonts w:ascii="Consolas" w:hAnsi="Consolas"/>
-                <w:sz w:val="20"/>
-                <w:szCs w:val="20"/>
-              </w:rPr>
-              <w:t>codebase</w:t>
-            </w:r>
-            <w:proofErr w:type="spellEnd"/>
-            <w:r>
-              <w:rPr>
-                <w:rFonts w:ascii="Consolas" w:hAnsi="Consolas"/>
-                <w:sz w:val="20"/>
-                <w:szCs w:val="20"/>
-              </w:rPr>
-              <w:t xml:space="preserve">" OR </w:t>
-            </w:r>
-            <w:proofErr w:type="spellStart"/>
-            <w:r>
-              <w:rPr>
-                <w:rFonts w:ascii="Consolas" w:hAnsi="Consolas"/>
-                <w:sz w:val="20"/>
-                <w:szCs w:val="20"/>
-              </w:rPr>
-              <w:t>Keyword</w:t>
-            </w:r>
-            <w:proofErr w:type="spellEnd"/>
-            <w:r>
-              <w:rPr>
-                <w:rFonts w:ascii="Consolas" w:hAnsi="Consolas"/>
-                <w:sz w:val="20"/>
-                <w:szCs w:val="20"/>
-              </w:rPr>
-              <w:t>:"</w:t>
-            </w:r>
-            <w:proofErr w:type="spellStart"/>
-            <w:r>
-              <w:rPr>
-                <w:rFonts w:ascii="Consolas" w:hAnsi="Consolas"/>
-                <w:sz w:val="20"/>
-                <w:szCs w:val="20"/>
-              </w:rPr>
-              <w:t>code</w:t>
-            </w:r>
-            <w:proofErr w:type="spellEnd"/>
-            <w:r>
-              <w:rPr>
-                <w:rFonts w:ascii="Consolas" w:hAnsi="Consolas"/>
-                <w:sz w:val="20"/>
-                <w:szCs w:val="20"/>
-              </w:rPr>
-              <w:t xml:space="preserve"> </w:t>
-            </w:r>
-            <w:proofErr w:type="spellStart"/>
-            <w:r>
-              <w:rPr>
-                <w:rFonts w:ascii="Consolas" w:hAnsi="Consolas"/>
-                <w:sz w:val="20"/>
-                <w:szCs w:val="20"/>
-              </w:rPr>
-              <w:t>repository</w:t>
-            </w:r>
-            <w:proofErr w:type="spellEnd"/>
-            <w:r>
-              <w:rPr>
-                <w:rFonts w:ascii="Consolas" w:hAnsi="Consolas"/>
-                <w:sz w:val="20"/>
-                <w:szCs w:val="20"/>
-              </w:rPr>
-              <w:t xml:space="preserve">" OR </w:t>
-            </w:r>
-            <w:proofErr w:type="spellStart"/>
-            <w:r>
-              <w:rPr>
-                <w:rFonts w:ascii="Consolas" w:hAnsi="Consolas"/>
-                <w:sz w:val="20"/>
-                <w:szCs w:val="20"/>
-              </w:rPr>
-              <w:t>Keyword</w:t>
-            </w:r>
-            <w:proofErr w:type="spellEnd"/>
-            <w:r>
-              <w:rPr>
-                <w:rFonts w:ascii="Consolas" w:hAnsi="Consolas"/>
-                <w:sz w:val="20"/>
-                <w:szCs w:val="20"/>
-              </w:rPr>
-              <w:t>:"</w:t>
-            </w:r>
-            <w:proofErr w:type="spellStart"/>
-            <w:r>
-              <w:rPr>
-                <w:rFonts w:ascii="Consolas" w:hAnsi="Consolas"/>
-                <w:sz w:val="20"/>
-                <w:szCs w:val="20"/>
-              </w:rPr>
-              <w:t>code</w:t>
-            </w:r>
-            <w:proofErr w:type="spellEnd"/>
-            <w:r>
-              <w:rPr>
-                <w:rFonts w:ascii="Consolas" w:hAnsi="Consolas"/>
-                <w:sz w:val="20"/>
-                <w:szCs w:val="20"/>
-              </w:rPr>
-              <w:t xml:space="preserve"> </w:t>
-            </w:r>
-            <w:proofErr w:type="spellStart"/>
-            <w:r>
-              <w:rPr>
-                <w:rFonts w:ascii="Consolas" w:hAnsi="Consolas"/>
-                <w:sz w:val="20"/>
-                <w:szCs w:val="20"/>
-              </w:rPr>
-              <w:t>search</w:t>
-            </w:r>
-            <w:proofErr w:type="spellEnd"/>
-            <w:r>
-              <w:rPr>
-                <w:rFonts w:ascii="Consolas" w:hAnsi="Consolas"/>
-                <w:sz w:val="20"/>
-                <w:szCs w:val="20"/>
-              </w:rPr>
-              <w:t>")</w:t>
-            </w:r>
-          </w:p>
-          <w:p>
-            <w:pPr>
-              <w:rPr>
-                <w:rFonts w:ascii="Consolas" w:hAnsi="Consolas"/>
-                <w:sz w:val="20"/>
-                <w:szCs w:val="20"/>
-              </w:rPr>
-            </w:pPr>
-            <w:r>
-              <w:rPr>
-                <w:rFonts w:ascii="Consolas" w:hAnsi="Consolas"/>
-                <w:sz w:val="20"/>
-                <w:szCs w:val="20"/>
-              </w:rPr>
-              <w:t>AND</w:t>
-            </w:r>
-          </w:p>
-          <w:p>
-            <w:pPr>
-              <w:rPr>
-                <w:rFonts w:ascii="Consolas" w:hAnsi="Consolas"/>
-                <w:sz w:val="20"/>
-                <w:szCs w:val="20"/>
-              </w:rPr>
-            </w:pPr>
-            <w:r>
-              <w:rPr>
-                <w:rFonts w:ascii="Consolas" w:hAnsi="Consolas"/>
-                <w:sz w:val="20"/>
-                <w:szCs w:val="20"/>
-              </w:rPr>
-              <w:t>(</w:t>
-            </w:r>
-            <w:proofErr w:type="spellStart"/>
-            <w:r>
-              <w:rPr>
-                <w:rFonts w:ascii="Consolas" w:hAnsi="Consolas"/>
-                <w:sz w:val="20"/>
-                <w:szCs w:val="20"/>
-              </w:rPr>
-              <w:t>Title</w:t>
-            </w:r>
-            <w:proofErr w:type="spellEnd"/>
-            <w:r>
-              <w:rPr>
-                <w:rFonts w:ascii="Consolas" w:hAnsi="Consolas"/>
-                <w:sz w:val="20"/>
-                <w:szCs w:val="20"/>
-              </w:rPr>
-              <w:t>:"</w:t>
-            </w:r>
-            <w:proofErr w:type="spellStart"/>
-            <w:r>
-              <w:rPr>
-                <w:rFonts w:ascii="Consolas" w:hAnsi="Consolas"/>
-                <w:sz w:val="20"/>
-                <w:szCs w:val="20"/>
-              </w:rPr>
-              <w:t>Retrieval-Augmented</w:t>
-            </w:r>
-            <w:proofErr w:type="spellEnd"/>
-            <w:r>
-              <w:rPr>
-                <w:rFonts w:ascii="Consolas" w:hAnsi="Consolas"/>
-                <w:sz w:val="20"/>
-                <w:szCs w:val="20"/>
-              </w:rPr>
-              <w:t xml:space="preserve"> Generation" OR </w:t>
-            </w:r>
-            <w:proofErr w:type="spellStart"/>
-            <w:r>
-              <w:rPr>
-                <w:rFonts w:ascii="Consolas" w:hAnsi="Consolas"/>
-                <w:sz w:val="20"/>
-                <w:szCs w:val="20"/>
-              </w:rPr>
-              <w:t>Title</w:t>
-            </w:r>
-            <w:proofErr w:type="spellEnd"/>
-            <w:r>
-              <w:rPr>
-                <w:rFonts w:ascii="Consolas" w:hAnsi="Consolas"/>
-                <w:sz w:val="20"/>
-                <w:szCs w:val="20"/>
-              </w:rPr>
-              <w:t>:"</w:t>
-            </w:r>
-            <w:proofErr w:type="spellStart"/>
-            <w:r>
-              <w:rPr>
-                <w:rFonts w:ascii="Consolas" w:hAnsi="Consolas"/>
-                <w:sz w:val="20"/>
-                <w:szCs w:val="20"/>
-              </w:rPr>
-              <w:t>Retrieval</w:t>
-            </w:r>
-            <w:proofErr w:type="spellEnd"/>
-            <w:r>
-              <w:rPr>
-                <w:rFonts w:ascii="Consolas" w:hAnsi="Consolas"/>
-                <w:sz w:val="20"/>
-                <w:szCs w:val="20"/>
-              </w:rPr>
-              <w:t xml:space="preserve"> </w:t>
-            </w:r>
-            <w:proofErr w:type="spellStart"/>
-            <w:r>
-              <w:rPr>
-                <w:rFonts w:ascii="Consolas" w:hAnsi="Consolas"/>
-                <w:sz w:val="20"/>
-                <w:szCs w:val="20"/>
-              </w:rPr>
-              <w:t>Augmented</w:t>
-            </w:r>
-            <w:proofErr w:type="spellEnd"/>
-            <w:r>
-              <w:rPr>
-                <w:rFonts w:ascii="Consolas" w:hAnsi="Consolas"/>
-                <w:sz w:val="20"/>
-                <w:szCs w:val="20"/>
-              </w:rPr>
-              <w:t xml:space="preserve"> Generation" OR </w:t>
-            </w:r>
-            <w:proofErr w:type="spellStart"/>
-            <w:r>
-              <w:rPr>
-                <w:rFonts w:ascii="Consolas" w:hAnsi="Consolas"/>
-                <w:sz w:val="20"/>
-                <w:szCs w:val="20"/>
-              </w:rPr>
-              <w:t>Title</w:t>
-            </w:r>
-            <w:proofErr w:type="spellEnd"/>
-            <w:r>
-              <w:rPr>
-                <w:rFonts w:ascii="Consolas" w:hAnsi="Consolas"/>
-                <w:sz w:val="20"/>
-                <w:szCs w:val="20"/>
-              </w:rPr>
-              <w:t>:"RAG" OR</w:t>
-            </w:r>
-          </w:p>
-          <w:p>
-            <w:pPr>
-              <w:rPr>
-                <w:rFonts w:ascii="Consolas" w:hAnsi="Consolas"/>
-                <w:sz w:val="20"/>
-                <w:szCs w:val="20"/>
-              </w:rPr>
-            </w:pPr>
-            <w:r>
-              <w:rPr>
-                <w:rFonts w:ascii="Consolas" w:hAnsi="Consolas"/>
-                <w:sz w:val="20"/>
-                <w:szCs w:val="20"/>
-              </w:rPr>
-              <w:t xml:space="preserve"> Abstract:"</w:t>
-            </w:r>
-            <w:proofErr w:type="spellStart"/>
-            <w:r>
-              <w:rPr>
-                <w:rFonts w:ascii="Consolas" w:hAnsi="Consolas"/>
-                <w:sz w:val="20"/>
-                <w:szCs w:val="20"/>
-              </w:rPr>
-              <w:t>Retrieval-Augmented</w:t>
-            </w:r>
-            <w:proofErr w:type="spellEnd"/>
-            <w:r>
-              <w:rPr>
-                <w:rFonts w:ascii="Consolas" w:hAnsi="Consolas"/>
-                <w:sz w:val="20"/>
-                <w:szCs w:val="20"/>
-              </w:rPr>
-              <w:t xml:space="preserve"> Generation" OR Abstract:"</w:t>
-            </w:r>
-            <w:proofErr w:type="spellStart"/>
-            <w:r>
-              <w:rPr>
-                <w:rFonts w:ascii="Consolas" w:hAnsi="Consolas"/>
-                <w:sz w:val="20"/>
-                <w:szCs w:val="20"/>
-              </w:rPr>
-              <w:t>Retrieval</w:t>
-            </w:r>
-            <w:proofErr w:type="spellEnd"/>
-            <w:r>
-              <w:rPr>
-                <w:rFonts w:ascii="Consolas" w:hAnsi="Consolas"/>
-                <w:sz w:val="20"/>
-                <w:szCs w:val="20"/>
-              </w:rPr>
-              <w:t xml:space="preserve"> </w:t>
-            </w:r>
-            <w:proofErr w:type="spellStart"/>
-            <w:r>
-              <w:rPr>
-                <w:rFonts w:ascii="Consolas" w:hAnsi="Consolas"/>
-                <w:sz w:val="20"/>
-                <w:szCs w:val="20"/>
-              </w:rPr>
-              <w:t>Augmented</w:t>
-            </w:r>
-            <w:proofErr w:type="spellEnd"/>
-            <w:r>
-              <w:rPr>
-                <w:rFonts w:ascii="Consolas" w:hAnsi="Consolas"/>
-                <w:sz w:val="20"/>
-                <w:szCs w:val="20"/>
-              </w:rPr>
-              <w:t xml:space="preserve"> Generation" OR </w:t>
-            </w:r>
-            <w:proofErr w:type="spellStart"/>
-            <w:r>
-              <w:rPr>
-                <w:rFonts w:ascii="Consolas" w:hAnsi="Consolas"/>
-                <w:sz w:val="20"/>
-                <w:szCs w:val="20"/>
-              </w:rPr>
-              <w:t>Abstract:"RAG</w:t>
-            </w:r>
-            <w:proofErr w:type="spellEnd"/>
-            <w:r>
-              <w:rPr>
-                <w:rFonts w:ascii="Consolas" w:hAnsi="Consolas"/>
-                <w:sz w:val="20"/>
-                <w:szCs w:val="20"/>
-              </w:rPr>
-              <w:t>" OR</w:t>
-            </w:r>
-          </w:p>
-          <w:p>
-            <w:pPr>
-              <w:rPr>
-                <w:rFonts w:ascii="Consolas" w:hAnsi="Consolas"/>
-                <w:sz w:val="20"/>
-                <w:szCs w:val="20"/>
-              </w:rPr>
-            </w:pPr>
-            <w:r>
-              <w:rPr>
-                <w:rFonts w:ascii="Consolas" w:hAnsi="Consolas"/>
-                <w:sz w:val="20"/>
-                <w:szCs w:val="20"/>
-              </w:rPr>
-              <w:t xml:space="preserve"> </w:t>
-            </w:r>
-            <w:proofErr w:type="spellStart"/>
-            <w:r>
-              <w:rPr>
-                <w:rFonts w:ascii="Consolas" w:hAnsi="Consolas"/>
-                <w:sz w:val="20"/>
-                <w:szCs w:val="20"/>
-              </w:rPr>
-              <w:t>Keyword</w:t>
-            </w:r>
-            <w:proofErr w:type="spellEnd"/>
-            <w:r>
-              <w:rPr>
-                <w:rFonts w:ascii="Consolas" w:hAnsi="Consolas"/>
-                <w:sz w:val="20"/>
-                <w:szCs w:val="20"/>
-              </w:rPr>
-              <w:t>:"</w:t>
-            </w:r>
-            <w:proofErr w:type="spellStart"/>
-            <w:r>
-              <w:rPr>
-                <w:rFonts w:ascii="Consolas" w:hAnsi="Consolas"/>
-                <w:sz w:val="20"/>
-                <w:szCs w:val="20"/>
-              </w:rPr>
-              <w:t>Retrieval-Augmented</w:t>
-            </w:r>
-            <w:proofErr w:type="spellEnd"/>
-            <w:r>
-              <w:rPr>
-                <w:rFonts w:ascii="Consolas" w:hAnsi="Consolas"/>
-                <w:sz w:val="20"/>
-                <w:szCs w:val="20"/>
-              </w:rPr>
-              <w:t xml:space="preserve"> Generation" OR </w:t>
-            </w:r>
-            <w:proofErr w:type="spellStart"/>
-            <w:r>
-              <w:rPr>
-                <w:rFonts w:ascii="Consolas" w:hAnsi="Consolas"/>
-                <w:sz w:val="20"/>
-                <w:szCs w:val="20"/>
-              </w:rPr>
-              <w:t>Keyword</w:t>
-            </w:r>
-            <w:proofErr w:type="spellEnd"/>
-            <w:r>
-              <w:rPr>
-                <w:rFonts w:ascii="Consolas" w:hAnsi="Consolas"/>
-                <w:sz w:val="20"/>
-                <w:szCs w:val="20"/>
-              </w:rPr>
-              <w:t>:"</w:t>
-            </w:r>
-            <w:proofErr w:type="spellStart"/>
-            <w:r>
-              <w:rPr>
-                <w:rFonts w:ascii="Consolas" w:hAnsi="Consolas"/>
-                <w:sz w:val="20"/>
-                <w:szCs w:val="20"/>
-              </w:rPr>
-              <w:t>Retrieval</w:t>
-            </w:r>
-            <w:proofErr w:type="spellEnd"/>
-            <w:r>
-              <w:rPr>
-                <w:rFonts w:ascii="Consolas" w:hAnsi="Consolas"/>
-                <w:sz w:val="20"/>
-                <w:szCs w:val="20"/>
-              </w:rPr>
-              <w:t xml:space="preserve"> </w:t>
-            </w:r>
-            <w:proofErr w:type="spellStart"/>
-            <w:r>
-              <w:rPr>
-                <w:rFonts w:ascii="Consolas" w:hAnsi="Consolas"/>
-                <w:sz w:val="20"/>
-                <w:szCs w:val="20"/>
-              </w:rPr>
-              <w:t>Augmented</w:t>
-            </w:r>
-            <w:proofErr w:type="spellEnd"/>
-            <w:r>
-              <w:rPr>
-                <w:rFonts w:ascii="Consolas" w:hAnsi="Consolas"/>
-                <w:sz w:val="20"/>
-                <w:szCs w:val="20"/>
-              </w:rPr>
-              <w:t xml:space="preserve"> Generation" OR </w:t>
-            </w:r>
-            <w:proofErr w:type="spellStart"/>
-            <w:r>
-              <w:rPr>
-                <w:rFonts w:ascii="Consolas" w:hAnsi="Consolas"/>
-                <w:sz w:val="20"/>
-                <w:szCs w:val="20"/>
-              </w:rPr>
-              <w:t>Keyword</w:t>
-            </w:r>
-            <w:proofErr w:type="spellEnd"/>
-            <w:r>
-              <w:rPr>
-                <w:rFonts w:ascii="Consolas" w:hAnsi="Consolas"/>
-                <w:sz w:val="20"/>
-                <w:szCs w:val="20"/>
-              </w:rPr>
-              <w:t>:"RAG")</w:t>
-            </w:r>
-          </w:p>
-          <w:p>
-            <w:pPr>
-              <w:rPr>
-                <w:rFonts w:ascii="Consolas" w:hAnsi="Consolas"/>
-                <w:sz w:val="20"/>
-                <w:szCs w:val="20"/>
-              </w:rPr>
-            </w:pPr>
-            <w:r>
-              <w:rPr>
-                <w:rFonts w:ascii="Consolas" w:hAnsi="Consolas"/>
-                <w:sz w:val="20"/>
-                <w:szCs w:val="20"/>
-              </w:rPr>
-              <w:t>AND</w:t>
-            </w:r>
-          </w:p>
-          <w:p>
-            <w:pPr>
-              <w:rPr>
-                <w:rFonts w:ascii="Consolas" w:hAnsi="Consolas"/>
-                <w:sz w:val="20"/>
-                <w:szCs w:val="20"/>
-              </w:rPr>
-            </w:pPr>
-            <w:r>
-              <w:rPr>
-                <w:rFonts w:ascii="Consolas" w:hAnsi="Consolas"/>
-                <w:sz w:val="20"/>
-                <w:szCs w:val="20"/>
-              </w:rPr>
-              <w:t>(</w:t>
-            </w:r>
-            <w:proofErr w:type="spellStart"/>
-            <w:r>
-              <w:rPr>
-                <w:rFonts w:ascii="Consolas" w:hAnsi="Consolas"/>
-                <w:sz w:val="20"/>
-                <w:szCs w:val="20"/>
-              </w:rPr>
-              <w:t>Title</w:t>
-            </w:r>
-            <w:proofErr w:type="spellEnd"/>
-            <w:r>
-              <w:rPr>
-                <w:rFonts w:ascii="Consolas" w:hAnsi="Consolas"/>
-                <w:sz w:val="20"/>
-                <w:szCs w:val="20"/>
-              </w:rPr>
-              <w:t xml:space="preserve">:"LLM" OR </w:t>
-            </w:r>
-            <w:proofErr w:type="spellStart"/>
-            <w:r>
-              <w:rPr>
-                <w:rFonts w:ascii="Consolas" w:hAnsi="Consolas"/>
-                <w:sz w:val="20"/>
-                <w:szCs w:val="20"/>
-              </w:rPr>
-              <w:t>Title</w:t>
-            </w:r>
-            <w:proofErr w:type="spellEnd"/>
-            <w:r>
-              <w:rPr>
-                <w:rFonts w:ascii="Consolas" w:hAnsi="Consolas"/>
-                <w:sz w:val="20"/>
-                <w:szCs w:val="20"/>
-              </w:rPr>
-              <w:t xml:space="preserve">:"Large </w:t>
-            </w:r>
-            <w:proofErr w:type="spellStart"/>
-            <w:r>
-              <w:rPr>
-                <w:rFonts w:ascii="Consolas" w:hAnsi="Consolas"/>
-                <w:sz w:val="20"/>
-                <w:szCs w:val="20"/>
-              </w:rPr>
-              <w:t>Language</w:t>
-            </w:r>
-            <w:proofErr w:type="spellEnd"/>
-            <w:r>
-              <w:rPr>
-                <w:rFonts w:ascii="Consolas" w:hAnsi="Consolas"/>
-                <w:sz w:val="20"/>
-                <w:szCs w:val="20"/>
-              </w:rPr>
-              <w:t xml:space="preserve"> Model" OR </w:t>
-            </w:r>
-            <w:proofErr w:type="spellStart"/>
-            <w:r>
-              <w:rPr>
-                <w:rFonts w:ascii="Consolas" w:hAnsi="Consolas"/>
-                <w:sz w:val="20"/>
-                <w:szCs w:val="20"/>
-              </w:rPr>
-              <w:t>Title</w:t>
-            </w:r>
-            <w:proofErr w:type="spellEnd"/>
-            <w:r>
-              <w:rPr>
-                <w:rFonts w:ascii="Consolas" w:hAnsi="Consolas"/>
-                <w:sz w:val="20"/>
-                <w:szCs w:val="20"/>
-              </w:rPr>
-              <w:t>:"</w:t>
-            </w:r>
-            <w:proofErr w:type="spellStart"/>
-            <w:r>
-              <w:rPr>
-                <w:rFonts w:ascii="Consolas" w:hAnsi="Consolas"/>
-                <w:sz w:val="20"/>
-                <w:szCs w:val="20"/>
-              </w:rPr>
-              <w:t>GenAI</w:t>
-            </w:r>
-            <w:proofErr w:type="spellEnd"/>
-            <w:r>
-              <w:rPr>
-                <w:rFonts w:ascii="Consolas" w:hAnsi="Consolas"/>
-                <w:sz w:val="20"/>
-                <w:szCs w:val="20"/>
-              </w:rPr>
-              <w:t xml:space="preserve">" OR </w:t>
-            </w:r>
-            <w:proofErr w:type="spellStart"/>
-            <w:r>
-              <w:rPr>
-                <w:rFonts w:ascii="Consolas" w:hAnsi="Consolas"/>
-                <w:sz w:val="20"/>
-                <w:szCs w:val="20"/>
-              </w:rPr>
-              <w:t>Title</w:t>
-            </w:r>
-            <w:proofErr w:type="spellEnd"/>
-            <w:r>
-              <w:rPr>
-                <w:rFonts w:ascii="Consolas" w:hAnsi="Consolas"/>
-                <w:sz w:val="20"/>
-                <w:szCs w:val="20"/>
-              </w:rPr>
-              <w:t>:"</w:t>
-            </w:r>
-            <w:proofErr w:type="spellStart"/>
-            <w:r>
-              <w:rPr>
-                <w:rFonts w:ascii="Consolas" w:hAnsi="Consolas"/>
-                <w:sz w:val="20"/>
-                <w:szCs w:val="20"/>
-              </w:rPr>
-              <w:t>Generative</w:t>
-            </w:r>
-            <w:proofErr w:type="spellEnd"/>
-            <w:r>
-              <w:rPr>
-                <w:rFonts w:ascii="Consolas" w:hAnsi="Consolas"/>
-                <w:sz w:val="20"/>
-                <w:szCs w:val="20"/>
-              </w:rPr>
-              <w:t xml:space="preserve"> AI" OR</w:t>
-            </w:r>
-          </w:p>
-          <w:p>
-            <w:pPr>
-              <w:rPr>
-                <w:rFonts w:ascii="Consolas" w:hAnsi="Consolas"/>
-                <w:sz w:val="20"/>
-                <w:szCs w:val="20"/>
-              </w:rPr>
-            </w:pPr>
-            <w:r>
-              <w:rPr>
-                <w:rFonts w:ascii="Consolas" w:hAnsi="Consolas"/>
-                <w:sz w:val="20"/>
-                <w:szCs w:val="20"/>
-              </w:rPr>
-              <w:t xml:space="preserve"> </w:t>
-            </w:r>
-            <w:proofErr w:type="spellStart"/>
-            <w:r>
-              <w:rPr>
-                <w:rFonts w:ascii="Consolas" w:hAnsi="Consolas"/>
-                <w:sz w:val="20"/>
-                <w:szCs w:val="20"/>
-              </w:rPr>
-              <w:t>Abstract:"LLM</w:t>
-            </w:r>
-            <w:proofErr w:type="spellEnd"/>
-            <w:r>
-              <w:rPr>
-                <w:rFonts w:ascii="Consolas" w:hAnsi="Consolas"/>
-                <w:sz w:val="20"/>
-                <w:szCs w:val="20"/>
-              </w:rPr>
-              <w:t xml:space="preserve">" OR </w:t>
-            </w:r>
-            <w:proofErr w:type="spellStart"/>
-            <w:r>
-              <w:rPr>
-                <w:rFonts w:ascii="Consolas" w:hAnsi="Consolas"/>
-                <w:sz w:val="20"/>
-                <w:szCs w:val="20"/>
-              </w:rPr>
-              <w:t>Abstract:"Large</w:t>
-            </w:r>
-            <w:proofErr w:type="spellEnd"/>
-            <w:r>
-              <w:rPr>
-                <w:rFonts w:ascii="Consolas" w:hAnsi="Consolas"/>
-                <w:sz w:val="20"/>
-                <w:szCs w:val="20"/>
-              </w:rPr>
-              <w:t xml:space="preserve"> </w:t>
-            </w:r>
-            <w:proofErr w:type="spellStart"/>
-            <w:r>
-              <w:rPr>
-                <w:rFonts w:ascii="Consolas" w:hAnsi="Consolas"/>
-                <w:sz w:val="20"/>
-                <w:szCs w:val="20"/>
-              </w:rPr>
-              <w:t>Language</w:t>
-            </w:r>
-            <w:proofErr w:type="spellEnd"/>
-            <w:r>
-              <w:rPr>
-                <w:rFonts w:ascii="Consolas" w:hAnsi="Consolas"/>
-                <w:sz w:val="20"/>
-                <w:szCs w:val="20"/>
-              </w:rPr>
-              <w:t xml:space="preserve"> Model" OR Abstract:"</w:t>
-            </w:r>
-            <w:proofErr w:type="spellStart"/>
-            <w:r>
-              <w:rPr>
-                <w:rFonts w:ascii="Consolas" w:hAnsi="Consolas"/>
-                <w:sz w:val="20"/>
-                <w:szCs w:val="20"/>
-              </w:rPr>
-              <w:t>GenAI</w:t>
-            </w:r>
-            <w:proofErr w:type="spellEnd"/>
-            <w:r>
-              <w:rPr>
-                <w:rFonts w:ascii="Consolas" w:hAnsi="Consolas"/>
-                <w:sz w:val="20"/>
-                <w:szCs w:val="20"/>
-              </w:rPr>
-              <w:t>" OR Abstract:"</w:t>
-            </w:r>
-            <w:proofErr w:type="spellStart"/>
-            <w:r>
-              <w:rPr>
-                <w:rFonts w:ascii="Consolas" w:hAnsi="Consolas"/>
-                <w:sz w:val="20"/>
-                <w:szCs w:val="20"/>
-              </w:rPr>
-              <w:t>Generative</w:t>
-            </w:r>
-            <w:proofErr w:type="spellEnd"/>
-            <w:r>
-              <w:rPr>
-                <w:rFonts w:ascii="Consolas" w:hAnsi="Consolas"/>
-                <w:sz w:val="20"/>
-                <w:szCs w:val="20"/>
-              </w:rPr>
-              <w:t xml:space="preserve"> AI" OR</w:t>
-            </w:r>
-          </w:p>
-          <w:p>
-            <w:pPr>
-              <w:rPr>
-                <w:rFonts w:ascii="Consolas" w:hAnsi="Consolas"/>
-                <w:sz w:val="20"/>
-                <w:szCs w:val="20"/>
-              </w:rPr>
-            </w:pPr>
-            <w:r>
-              <w:rPr>
-                <w:rFonts w:ascii="Consolas" w:hAnsi="Consolas"/>
-                <w:sz w:val="20"/>
-                <w:szCs w:val="20"/>
-              </w:rPr>
-              <w:t xml:space="preserve"> </w:t>
-            </w:r>
-            <w:proofErr w:type="spellStart"/>
-            <w:r>
-              <w:rPr>
-                <w:rFonts w:ascii="Consolas" w:hAnsi="Consolas"/>
-                <w:sz w:val="20"/>
-                <w:szCs w:val="20"/>
-              </w:rPr>
-              <w:t>Keyword</w:t>
-            </w:r>
-            <w:proofErr w:type="spellEnd"/>
-            <w:r>
-              <w:rPr>
-                <w:rFonts w:ascii="Consolas" w:hAnsi="Consolas"/>
-                <w:sz w:val="20"/>
-                <w:szCs w:val="20"/>
-              </w:rPr>
-              <w:t xml:space="preserve">:"LLM" OR </w:t>
-            </w:r>
-            <w:proofErr w:type="spellStart"/>
-            <w:r>
-              <w:rPr>
-                <w:rFonts w:ascii="Consolas" w:hAnsi="Consolas"/>
-                <w:sz w:val="20"/>
-                <w:szCs w:val="20"/>
-              </w:rPr>
-              <w:t>Keyword</w:t>
-            </w:r>
-            <w:proofErr w:type="spellEnd"/>
-            <w:r>
-              <w:rPr>
-                <w:rFonts w:ascii="Consolas" w:hAnsi="Consolas"/>
-                <w:sz w:val="20"/>
-                <w:szCs w:val="20"/>
-              </w:rPr>
-              <w:t xml:space="preserve">:"Large </w:t>
-            </w:r>
-            <w:proofErr w:type="spellStart"/>
-            <w:r>
-              <w:rPr>
-                <w:rFonts w:ascii="Consolas" w:hAnsi="Consolas"/>
-                <w:sz w:val="20"/>
-                <w:szCs w:val="20"/>
-              </w:rPr>
-              <w:t>Language</w:t>
-            </w:r>
-            <w:proofErr w:type="spellEnd"/>
-            <w:r>
-              <w:rPr>
-                <w:rFonts w:ascii="Consolas" w:hAnsi="Consolas"/>
-                <w:sz w:val="20"/>
-                <w:szCs w:val="20"/>
-              </w:rPr>
-              <w:t xml:space="preserve"> Model" OR </w:t>
-            </w:r>
-            <w:proofErr w:type="spellStart"/>
-            <w:r>
-              <w:rPr>
-                <w:rFonts w:ascii="Consolas" w:hAnsi="Consolas"/>
-                <w:sz w:val="20"/>
-                <w:szCs w:val="20"/>
-              </w:rPr>
-              <w:t>Keyword</w:t>
-            </w:r>
-            <w:proofErr w:type="spellEnd"/>
-            <w:r>
-              <w:rPr>
-                <w:rFonts w:ascii="Consolas" w:hAnsi="Consolas"/>
-                <w:sz w:val="20"/>
-                <w:szCs w:val="20"/>
-              </w:rPr>
-              <w:t>:"</w:t>
-            </w:r>
-            <w:proofErr w:type="spellStart"/>
-            <w:r>
-              <w:rPr>
-                <w:rFonts w:ascii="Consolas" w:hAnsi="Consolas"/>
-                <w:sz w:val="20"/>
-                <w:szCs w:val="20"/>
-              </w:rPr>
-              <w:t>GenAI</w:t>
-            </w:r>
-            <w:proofErr w:type="spellEnd"/>
-            <w:r>
-              <w:rPr>
-                <w:rFonts w:ascii="Consolas" w:hAnsi="Consolas"/>
-                <w:sz w:val="20"/>
-                <w:szCs w:val="20"/>
-              </w:rPr>
-              <w:t xml:space="preserve">" OR </w:t>
-            </w:r>
-            <w:proofErr w:type="spellStart"/>
-            <w:r>
-              <w:rPr>
-                <w:rFonts w:ascii="Consolas" w:hAnsi="Consolas"/>
-                <w:sz w:val="20"/>
-                <w:szCs w:val="20"/>
-              </w:rPr>
-              <w:t>Keyword</w:t>
-            </w:r>
-            <w:proofErr w:type="spellEnd"/>
-            <w:r>
-              <w:rPr>
-                <w:rFonts w:ascii="Consolas" w:hAnsi="Consolas"/>
-                <w:sz w:val="20"/>
-                <w:szCs w:val="20"/>
-              </w:rPr>
-              <w:t>:"</w:t>
-            </w:r>
-            <w:proofErr w:type="spellStart"/>
-            <w:r>
-              <w:rPr>
-                <w:rFonts w:ascii="Consolas" w:hAnsi="Consolas"/>
-                <w:sz w:val="20"/>
-                <w:szCs w:val="20"/>
-              </w:rPr>
-              <w:t>Generative</w:t>
-            </w:r>
-            <w:proofErr w:type="spellEnd"/>
-            <w:r>
-              <w:rPr>
-                <w:rFonts w:ascii="Consolas" w:hAnsi="Consolas"/>
-                <w:sz w:val="20"/>
-                <w:szCs w:val="20"/>
-              </w:rPr>
-              <w:t xml:space="preserve"> AI")</w:t>
+              <w:t xml:space="preserve"> Keyword:"LLM" OR Keyword:"Large Language Model" OR Keyword:"GenAI" OR Keyword:"Generative AI")</w:t>
             </w:r>
           </w:p>
         </w:tc>
@@ -4365,7 +2290,21 @@
           <w:b/>
           <w:bCs/>
         </w:rPr>
-        <w:t>5.2. IEEE Explore</w:t>
+        <w:t xml:space="preserve">5.2. IEEE </w:t>
+      </w:r>
+      <w:r>
+        <w:rPr>
+          <w:b/>
+          <w:bCs/>
+        </w:rPr>
+        <w:t>X</w:t>
+      </w:r>
+      <w:r>
+        <w:rPr>
+          <w:b/>
+          <w:bCs/>
+        </w:rPr>
+        <w:t>plore</w:t>
       </w:r>
     </w:p>
     <w:p/>
@@ -4385,15 +2324,7 @@
         </w:r>
       </w:hyperlink>
       <w:r>
-        <w:t>, é o principal repositório de publicações IEEE e IET em Engenharia de Software, Computação e áreas afins. Indexa conferências de alto impacto como ICSE, ASE, SANER e MSR, além dos principais periódicos da área (e.g., IEEE TSE, IEEE Software). Oferece busca avançada com exportação em CSV/</w:t>
-      </w:r>
-      <w:proofErr w:type="spellStart"/>
-      <w:r>
-        <w:t>BibTeX</w:t>
-      </w:r>
-      <w:proofErr w:type="spellEnd"/>
-      <w:r>
-        <w:t>.</w:t>
+        <w:t>, é o principal repositório de publicações IEEE e IET em Engenharia de Software, Computação e áreas afins. Indexa conferências de alto impacto como ICSE, ASE, SANER e MSR, além dos principais periódicos da área (e.g., IEEE TSE, IEEE Software). Oferece busca avançada com exportação em CSV/BibTeX.</w:t>
       </w:r>
     </w:p>
     <w:p>
@@ -4434,23 +2365,7 @@
           <w:b/>
           <w:bCs/>
         </w:rPr>
-        <w:t xml:space="preserve">.1. </w:t>
-      </w:r>
-      <w:proofErr w:type="spellStart"/>
-      <w:r>
-        <w:rPr>
-          <w:b/>
-          <w:bCs/>
-        </w:rPr>
-        <w:t>String</w:t>
-      </w:r>
-      <w:proofErr w:type="spellEnd"/>
-      <w:r>
-        <w:rPr>
-          <w:b/>
-          <w:bCs/>
-        </w:rPr>
-        <w:t xml:space="preserve"> adaptada para sintaxe</w:t>
+        <w:t>.1. String adaptada para sintaxe</w:t>
       </w:r>
       <w:r>
         <w:rPr>
@@ -4523,1753 +2438,187 @@
                 <w:sz w:val="20"/>
                 <w:szCs w:val="20"/>
               </w:rPr>
-              <w:t>("</w:t>
-            </w:r>
-            <w:proofErr w:type="spellStart"/>
-            <w:r>
+              <w:t>("Document Title":"source code" OR "Document Title":"source codes" OR "Document Title":"codebase" OR "Document Title":"code repository" OR "Document Title":"code search" OR</w:t>
+            </w:r>
+          </w:p>
+          <w:p>
+            <w:pPr>
+              <w:jc w:val="both"/>
               <w:rPr>
                 <w:rFonts w:ascii="Consolas" w:hAnsi="Consolas"/>
                 <w:sz w:val="20"/>
                 <w:szCs w:val="20"/>
               </w:rPr>
-              <w:t>Document</w:t>
-            </w:r>
-            <w:proofErr w:type="spellEnd"/>
+            </w:pPr>
             <w:r>
               <w:rPr>
                 <w:rFonts w:ascii="Consolas" w:hAnsi="Consolas"/>
                 <w:sz w:val="20"/>
                 <w:szCs w:val="20"/>
               </w:rPr>
-              <w:t xml:space="preserve"> </w:t>
-            </w:r>
-            <w:proofErr w:type="spellStart"/>
-            <w:r>
+              <w:t xml:space="preserve"> "Abstract":"source code" OR "Abstract":"source codes" OR "Abstract":"codebase" OR "Abstract":"code repository" OR "Abstract":"code search" OR</w:t>
+            </w:r>
+          </w:p>
+          <w:p>
+            <w:pPr>
+              <w:jc w:val="both"/>
               <w:rPr>
                 <w:rFonts w:ascii="Consolas" w:hAnsi="Consolas"/>
                 <w:sz w:val="20"/>
                 <w:szCs w:val="20"/>
               </w:rPr>
-              <w:t>Title</w:t>
-            </w:r>
-            <w:proofErr w:type="spellEnd"/>
+            </w:pPr>
             <w:r>
               <w:rPr>
                 <w:rFonts w:ascii="Consolas" w:hAnsi="Consolas"/>
                 <w:sz w:val="20"/>
                 <w:szCs w:val="20"/>
               </w:rPr>
-              <w:t>":"</w:t>
-            </w:r>
-            <w:proofErr w:type="spellStart"/>
-            <w:r>
+              <w:t xml:space="preserve"> "Author Keywords":"source code" OR "Author Keywords":"source codes" OR "Author Keywords":"codebase" OR "Author Keywords":"code repository" OR "Author Keywords":"code search")</w:t>
+            </w:r>
+          </w:p>
+          <w:p>
+            <w:pPr>
+              <w:jc w:val="both"/>
               <w:rPr>
                 <w:rFonts w:ascii="Consolas" w:hAnsi="Consolas"/>
                 <w:sz w:val="20"/>
                 <w:szCs w:val="20"/>
               </w:rPr>
-              <w:t>source</w:t>
-            </w:r>
-            <w:proofErr w:type="spellEnd"/>
+            </w:pPr>
             <w:r>
               <w:rPr>
                 <w:rFonts w:ascii="Consolas" w:hAnsi="Consolas"/>
                 <w:sz w:val="20"/>
                 <w:szCs w:val="20"/>
               </w:rPr>
-              <w:t xml:space="preserve"> </w:t>
-            </w:r>
-            <w:proofErr w:type="spellStart"/>
-            <w:r>
+              <w:t>AND</w:t>
+            </w:r>
+          </w:p>
+          <w:p>
+            <w:pPr>
+              <w:jc w:val="both"/>
               <w:rPr>
                 <w:rFonts w:ascii="Consolas" w:hAnsi="Consolas"/>
                 <w:sz w:val="20"/>
                 <w:szCs w:val="20"/>
               </w:rPr>
-              <w:t>code</w:t>
-            </w:r>
-            <w:proofErr w:type="spellEnd"/>
+            </w:pPr>
             <w:r>
               <w:rPr>
                 <w:rFonts w:ascii="Consolas" w:hAnsi="Consolas"/>
                 <w:sz w:val="20"/>
                 <w:szCs w:val="20"/>
               </w:rPr>
-              <w:t>" OR "</w:t>
-            </w:r>
-            <w:proofErr w:type="spellStart"/>
-            <w:r>
+              <w:t>("Document Title":"Retrieval-Augmented Generation" OR "Document Title":"Retrieval Augmented Generation" OR "Document Title":"RAG" OR</w:t>
+            </w:r>
+          </w:p>
+          <w:p>
+            <w:pPr>
+              <w:jc w:val="both"/>
               <w:rPr>
                 <w:rFonts w:ascii="Consolas" w:hAnsi="Consolas"/>
                 <w:sz w:val="20"/>
                 <w:szCs w:val="20"/>
               </w:rPr>
-              <w:t>Document</w:t>
-            </w:r>
-            <w:proofErr w:type="spellEnd"/>
+            </w:pPr>
             <w:r>
               <w:rPr>
                 <w:rFonts w:ascii="Consolas" w:hAnsi="Consolas"/>
                 <w:sz w:val="20"/>
                 <w:szCs w:val="20"/>
               </w:rPr>
-              <w:t xml:space="preserve"> </w:t>
-            </w:r>
-            <w:proofErr w:type="spellStart"/>
-            <w:r>
+              <w:t xml:space="preserve"> "Abstract":"Retrieval-Augmented Generation" OR "Abstract":"Retrieval Augmented Generation" OR "Abstract":"RAG" OR</w:t>
+            </w:r>
+          </w:p>
+          <w:p>
+            <w:pPr>
+              <w:jc w:val="both"/>
               <w:rPr>
                 <w:rFonts w:ascii="Consolas" w:hAnsi="Consolas"/>
                 <w:sz w:val="20"/>
                 <w:szCs w:val="20"/>
               </w:rPr>
-              <w:t>Title</w:t>
-            </w:r>
-            <w:proofErr w:type="spellEnd"/>
+            </w:pPr>
             <w:r>
               <w:rPr>
                 <w:rFonts w:ascii="Consolas" w:hAnsi="Consolas"/>
                 <w:sz w:val="20"/>
                 <w:szCs w:val="20"/>
               </w:rPr>
-              <w:t>":"</w:t>
-            </w:r>
-            <w:proofErr w:type="spellStart"/>
-            <w:r>
+              <w:t xml:space="preserve"> "Author Keywords":"Retrieval-Augmented Generation" OR "Author Keywords":"Retrieval Augmented Generation" OR "Author Keywords":"RAG")</w:t>
+            </w:r>
+          </w:p>
+          <w:p>
+            <w:pPr>
+              <w:jc w:val="both"/>
               <w:rPr>
                 <w:rFonts w:ascii="Consolas" w:hAnsi="Consolas"/>
                 <w:sz w:val="20"/>
                 <w:szCs w:val="20"/>
               </w:rPr>
-              <w:t>source</w:t>
-            </w:r>
-            <w:proofErr w:type="spellEnd"/>
+            </w:pPr>
             <w:r>
               <w:rPr>
                 <w:rFonts w:ascii="Consolas" w:hAnsi="Consolas"/>
                 <w:sz w:val="20"/>
                 <w:szCs w:val="20"/>
               </w:rPr>
-              <w:t xml:space="preserve"> </w:t>
-            </w:r>
-            <w:proofErr w:type="spellStart"/>
-            <w:r>
+              <w:t>AND</w:t>
+            </w:r>
+          </w:p>
+          <w:p>
+            <w:pPr>
+              <w:jc w:val="both"/>
               <w:rPr>
                 <w:rFonts w:ascii="Consolas" w:hAnsi="Consolas"/>
                 <w:sz w:val="20"/>
                 <w:szCs w:val="20"/>
               </w:rPr>
-              <w:t>codes</w:t>
-            </w:r>
-            <w:proofErr w:type="spellEnd"/>
+            </w:pPr>
             <w:r>
               <w:rPr>
                 <w:rFonts w:ascii="Consolas" w:hAnsi="Consolas"/>
                 <w:sz w:val="20"/>
                 <w:szCs w:val="20"/>
               </w:rPr>
-              <w:t>" OR "</w:t>
-            </w:r>
-            <w:proofErr w:type="spellStart"/>
-            <w:r>
+              <w:t>("Document Title":"LLM" OR "Document Title":"Large Language Model" OR "Document Title":"GenAI" OR "Document Title":"Generative AI" OR</w:t>
+            </w:r>
+          </w:p>
+          <w:p>
+            <w:pPr>
+              <w:jc w:val="both"/>
               <w:rPr>
                 <w:rFonts w:ascii="Consolas" w:hAnsi="Consolas"/>
                 <w:sz w:val="20"/>
                 <w:szCs w:val="20"/>
               </w:rPr>
-              <w:t>Document</w:t>
-            </w:r>
-            <w:proofErr w:type="spellEnd"/>
+            </w:pPr>
             <w:r>
               <w:rPr>
                 <w:rFonts w:ascii="Consolas" w:hAnsi="Consolas"/>
                 <w:sz w:val="20"/>
                 <w:szCs w:val="20"/>
               </w:rPr>
-              <w:t xml:space="preserve"> </w:t>
-            </w:r>
-            <w:proofErr w:type="spellStart"/>
-            <w:r>
+              <w:t xml:space="preserve"> "Abstract":"LLM" OR "Abstract":"Large Language Model" OR "Abstract":"GenAI" OR "Abstract":"Generative AI" OR</w:t>
+            </w:r>
+          </w:p>
+          <w:p>
+            <w:pPr>
+              <w:jc w:val="both"/>
               <w:rPr>
                 <w:rFonts w:ascii="Consolas" w:hAnsi="Consolas"/>
                 <w:sz w:val="20"/>
                 <w:szCs w:val="20"/>
               </w:rPr>
-              <w:t>Title</w:t>
-            </w:r>
-            <w:proofErr w:type="spellEnd"/>
+            </w:pPr>
             <w:r>
               <w:rPr>
                 <w:rFonts w:ascii="Consolas" w:hAnsi="Consolas"/>
                 <w:sz w:val="20"/>
                 <w:szCs w:val="20"/>
               </w:rPr>
-              <w:t>":"</w:t>
-            </w:r>
-            <w:proofErr w:type="spellStart"/>
-            <w:r>
-              <w:rPr>
-                <w:rFonts w:ascii="Consolas" w:hAnsi="Consolas"/>
-                <w:sz w:val="20"/>
-                <w:szCs w:val="20"/>
-              </w:rPr>
-              <w:t>codebase</w:t>
-            </w:r>
-            <w:proofErr w:type="spellEnd"/>
-            <w:r>
-              <w:rPr>
-                <w:rFonts w:ascii="Consolas" w:hAnsi="Consolas"/>
-                <w:sz w:val="20"/>
-                <w:szCs w:val="20"/>
-              </w:rPr>
-              <w:t>" OR "</w:t>
-            </w:r>
-            <w:proofErr w:type="spellStart"/>
-            <w:r>
-              <w:rPr>
-                <w:rFonts w:ascii="Consolas" w:hAnsi="Consolas"/>
-                <w:sz w:val="20"/>
-                <w:szCs w:val="20"/>
-              </w:rPr>
-              <w:t>Document</w:t>
-            </w:r>
-            <w:proofErr w:type="spellEnd"/>
-            <w:r>
-              <w:rPr>
-                <w:rFonts w:ascii="Consolas" w:hAnsi="Consolas"/>
-                <w:sz w:val="20"/>
-                <w:szCs w:val="20"/>
-              </w:rPr>
-              <w:t xml:space="preserve"> </w:t>
-            </w:r>
-            <w:proofErr w:type="spellStart"/>
-            <w:r>
-              <w:rPr>
-                <w:rFonts w:ascii="Consolas" w:hAnsi="Consolas"/>
-                <w:sz w:val="20"/>
-                <w:szCs w:val="20"/>
-              </w:rPr>
-              <w:t>Title</w:t>
-            </w:r>
-            <w:proofErr w:type="spellEnd"/>
-            <w:r>
-              <w:rPr>
-                <w:rFonts w:ascii="Consolas" w:hAnsi="Consolas"/>
-                <w:sz w:val="20"/>
-                <w:szCs w:val="20"/>
-              </w:rPr>
-              <w:t>":"</w:t>
-            </w:r>
-            <w:proofErr w:type="spellStart"/>
-            <w:r>
-              <w:rPr>
-                <w:rFonts w:ascii="Consolas" w:hAnsi="Consolas"/>
-                <w:sz w:val="20"/>
-                <w:szCs w:val="20"/>
-              </w:rPr>
-              <w:t>code</w:t>
-            </w:r>
-            <w:proofErr w:type="spellEnd"/>
-            <w:r>
-              <w:rPr>
-                <w:rFonts w:ascii="Consolas" w:hAnsi="Consolas"/>
-                <w:sz w:val="20"/>
-                <w:szCs w:val="20"/>
-              </w:rPr>
-              <w:t xml:space="preserve"> </w:t>
-            </w:r>
-            <w:proofErr w:type="spellStart"/>
-            <w:r>
-              <w:rPr>
-                <w:rFonts w:ascii="Consolas" w:hAnsi="Consolas"/>
-                <w:sz w:val="20"/>
-                <w:szCs w:val="20"/>
-              </w:rPr>
-              <w:t>repository</w:t>
-            </w:r>
-            <w:proofErr w:type="spellEnd"/>
-            <w:r>
-              <w:rPr>
-                <w:rFonts w:ascii="Consolas" w:hAnsi="Consolas"/>
-                <w:sz w:val="20"/>
-                <w:szCs w:val="20"/>
-              </w:rPr>
-              <w:t>" OR "</w:t>
-            </w:r>
-            <w:proofErr w:type="spellStart"/>
-            <w:r>
-              <w:rPr>
-                <w:rFonts w:ascii="Consolas" w:hAnsi="Consolas"/>
-                <w:sz w:val="20"/>
-                <w:szCs w:val="20"/>
-              </w:rPr>
-              <w:t>Document</w:t>
-            </w:r>
-            <w:proofErr w:type="spellEnd"/>
-            <w:r>
-              <w:rPr>
-                <w:rFonts w:ascii="Consolas" w:hAnsi="Consolas"/>
-                <w:sz w:val="20"/>
-                <w:szCs w:val="20"/>
-              </w:rPr>
-              <w:t xml:space="preserve"> </w:t>
-            </w:r>
-            <w:proofErr w:type="spellStart"/>
-            <w:r>
-              <w:rPr>
-                <w:rFonts w:ascii="Consolas" w:hAnsi="Consolas"/>
-                <w:sz w:val="20"/>
-                <w:szCs w:val="20"/>
-              </w:rPr>
-              <w:t>Title</w:t>
-            </w:r>
-            <w:proofErr w:type="spellEnd"/>
-            <w:r>
-              <w:rPr>
-                <w:rFonts w:ascii="Consolas" w:hAnsi="Consolas"/>
-                <w:sz w:val="20"/>
-                <w:szCs w:val="20"/>
-              </w:rPr>
-              <w:t>":"</w:t>
-            </w:r>
-            <w:proofErr w:type="spellStart"/>
-            <w:r>
-              <w:rPr>
-                <w:rFonts w:ascii="Consolas" w:hAnsi="Consolas"/>
-                <w:sz w:val="20"/>
-                <w:szCs w:val="20"/>
-              </w:rPr>
-              <w:t>code</w:t>
-            </w:r>
-            <w:proofErr w:type="spellEnd"/>
-            <w:r>
-              <w:rPr>
-                <w:rFonts w:ascii="Consolas" w:hAnsi="Consolas"/>
-                <w:sz w:val="20"/>
-                <w:szCs w:val="20"/>
-              </w:rPr>
-              <w:t xml:space="preserve"> </w:t>
-            </w:r>
-            <w:proofErr w:type="spellStart"/>
-            <w:r>
-              <w:rPr>
-                <w:rFonts w:ascii="Consolas" w:hAnsi="Consolas"/>
-                <w:sz w:val="20"/>
-                <w:szCs w:val="20"/>
-              </w:rPr>
-              <w:t>search</w:t>
-            </w:r>
-            <w:proofErr w:type="spellEnd"/>
-            <w:r>
-              <w:rPr>
-                <w:rFonts w:ascii="Consolas" w:hAnsi="Consolas"/>
-                <w:sz w:val="20"/>
-                <w:szCs w:val="20"/>
-              </w:rPr>
-              <w:t>" OR</w:t>
-            </w:r>
-          </w:p>
-          <w:p>
-            <w:pPr>
-              <w:jc w:val="both"/>
-              <w:rPr>
-                <w:rFonts w:ascii="Consolas" w:hAnsi="Consolas"/>
-                <w:sz w:val="20"/>
-                <w:szCs w:val="20"/>
-              </w:rPr>
-            </w:pPr>
-            <w:r>
-              <w:rPr>
-                <w:rFonts w:ascii="Consolas" w:hAnsi="Consolas"/>
-                <w:sz w:val="20"/>
-                <w:szCs w:val="20"/>
-              </w:rPr>
-              <w:t xml:space="preserve"> "Abstract":"</w:t>
-            </w:r>
-            <w:proofErr w:type="spellStart"/>
-            <w:r>
-              <w:rPr>
-                <w:rFonts w:ascii="Consolas" w:hAnsi="Consolas"/>
-                <w:sz w:val="20"/>
-                <w:szCs w:val="20"/>
-              </w:rPr>
-              <w:t>source</w:t>
-            </w:r>
-            <w:proofErr w:type="spellEnd"/>
-            <w:r>
-              <w:rPr>
-                <w:rFonts w:ascii="Consolas" w:hAnsi="Consolas"/>
-                <w:sz w:val="20"/>
-                <w:szCs w:val="20"/>
-              </w:rPr>
-              <w:t xml:space="preserve"> </w:t>
-            </w:r>
-            <w:proofErr w:type="spellStart"/>
-            <w:r>
-              <w:rPr>
-                <w:rFonts w:ascii="Consolas" w:hAnsi="Consolas"/>
-                <w:sz w:val="20"/>
-                <w:szCs w:val="20"/>
-              </w:rPr>
-              <w:t>code</w:t>
-            </w:r>
-            <w:proofErr w:type="spellEnd"/>
-            <w:r>
-              <w:rPr>
-                <w:rFonts w:ascii="Consolas" w:hAnsi="Consolas"/>
-                <w:sz w:val="20"/>
-                <w:szCs w:val="20"/>
-              </w:rPr>
-              <w:t>" OR "Abstract":"</w:t>
-            </w:r>
-            <w:proofErr w:type="spellStart"/>
-            <w:r>
-              <w:rPr>
-                <w:rFonts w:ascii="Consolas" w:hAnsi="Consolas"/>
-                <w:sz w:val="20"/>
-                <w:szCs w:val="20"/>
-              </w:rPr>
-              <w:t>source</w:t>
-            </w:r>
-            <w:proofErr w:type="spellEnd"/>
-            <w:r>
-              <w:rPr>
-                <w:rFonts w:ascii="Consolas" w:hAnsi="Consolas"/>
-                <w:sz w:val="20"/>
-                <w:szCs w:val="20"/>
-              </w:rPr>
-              <w:t xml:space="preserve"> </w:t>
-            </w:r>
-            <w:proofErr w:type="spellStart"/>
-            <w:r>
-              <w:rPr>
-                <w:rFonts w:ascii="Consolas" w:hAnsi="Consolas"/>
-                <w:sz w:val="20"/>
-                <w:szCs w:val="20"/>
-              </w:rPr>
-              <w:t>codes</w:t>
-            </w:r>
-            <w:proofErr w:type="spellEnd"/>
-            <w:r>
-              <w:rPr>
-                <w:rFonts w:ascii="Consolas" w:hAnsi="Consolas"/>
-                <w:sz w:val="20"/>
-                <w:szCs w:val="20"/>
-              </w:rPr>
-              <w:t>" OR "Abstract":"</w:t>
-            </w:r>
-            <w:proofErr w:type="spellStart"/>
-            <w:r>
-              <w:rPr>
-                <w:rFonts w:ascii="Consolas" w:hAnsi="Consolas"/>
-                <w:sz w:val="20"/>
-                <w:szCs w:val="20"/>
-              </w:rPr>
-              <w:t>codebase</w:t>
-            </w:r>
-            <w:proofErr w:type="spellEnd"/>
-            <w:r>
-              <w:rPr>
-                <w:rFonts w:ascii="Consolas" w:hAnsi="Consolas"/>
-                <w:sz w:val="20"/>
-                <w:szCs w:val="20"/>
-              </w:rPr>
-              <w:t>" OR "Abstract":"</w:t>
-            </w:r>
-            <w:proofErr w:type="spellStart"/>
-            <w:r>
-              <w:rPr>
-                <w:rFonts w:ascii="Consolas" w:hAnsi="Consolas"/>
-                <w:sz w:val="20"/>
-                <w:szCs w:val="20"/>
-              </w:rPr>
-              <w:t>code</w:t>
-            </w:r>
-            <w:proofErr w:type="spellEnd"/>
-            <w:r>
-              <w:rPr>
-                <w:rFonts w:ascii="Consolas" w:hAnsi="Consolas"/>
-                <w:sz w:val="20"/>
-                <w:szCs w:val="20"/>
-              </w:rPr>
-              <w:t xml:space="preserve"> </w:t>
-            </w:r>
-            <w:proofErr w:type="spellStart"/>
-            <w:r>
-              <w:rPr>
-                <w:rFonts w:ascii="Consolas" w:hAnsi="Consolas"/>
-                <w:sz w:val="20"/>
-                <w:szCs w:val="20"/>
-              </w:rPr>
-              <w:t>repository</w:t>
-            </w:r>
-            <w:proofErr w:type="spellEnd"/>
-            <w:r>
-              <w:rPr>
-                <w:rFonts w:ascii="Consolas" w:hAnsi="Consolas"/>
-                <w:sz w:val="20"/>
-                <w:szCs w:val="20"/>
-              </w:rPr>
-              <w:t>" OR "Abstract":"</w:t>
-            </w:r>
-            <w:proofErr w:type="spellStart"/>
-            <w:r>
-              <w:rPr>
-                <w:rFonts w:ascii="Consolas" w:hAnsi="Consolas"/>
-                <w:sz w:val="20"/>
-                <w:szCs w:val="20"/>
-              </w:rPr>
-              <w:t>code</w:t>
-            </w:r>
-            <w:proofErr w:type="spellEnd"/>
-            <w:r>
-              <w:rPr>
-                <w:rFonts w:ascii="Consolas" w:hAnsi="Consolas"/>
-                <w:sz w:val="20"/>
-                <w:szCs w:val="20"/>
-              </w:rPr>
-              <w:t xml:space="preserve"> </w:t>
-            </w:r>
-            <w:proofErr w:type="spellStart"/>
-            <w:r>
-              <w:rPr>
-                <w:rFonts w:ascii="Consolas" w:hAnsi="Consolas"/>
-                <w:sz w:val="20"/>
-                <w:szCs w:val="20"/>
-              </w:rPr>
-              <w:t>search</w:t>
-            </w:r>
-            <w:proofErr w:type="spellEnd"/>
-            <w:r>
-              <w:rPr>
-                <w:rFonts w:ascii="Consolas" w:hAnsi="Consolas"/>
-                <w:sz w:val="20"/>
-                <w:szCs w:val="20"/>
-              </w:rPr>
-              <w:t>" OR</w:t>
-            </w:r>
-          </w:p>
-          <w:p>
-            <w:pPr>
-              <w:jc w:val="both"/>
-              <w:rPr>
-                <w:rFonts w:ascii="Consolas" w:hAnsi="Consolas"/>
-                <w:sz w:val="20"/>
-                <w:szCs w:val="20"/>
-              </w:rPr>
-            </w:pPr>
-            <w:r>
-              <w:rPr>
-                <w:rFonts w:ascii="Consolas" w:hAnsi="Consolas"/>
-                <w:sz w:val="20"/>
-                <w:szCs w:val="20"/>
-              </w:rPr>
-              <w:t xml:space="preserve"> "</w:t>
-            </w:r>
-            <w:proofErr w:type="spellStart"/>
-            <w:r>
-              <w:rPr>
-                <w:rFonts w:ascii="Consolas" w:hAnsi="Consolas"/>
-                <w:sz w:val="20"/>
-                <w:szCs w:val="20"/>
-              </w:rPr>
-              <w:t>Author</w:t>
-            </w:r>
-            <w:proofErr w:type="spellEnd"/>
-            <w:r>
-              <w:rPr>
-                <w:rFonts w:ascii="Consolas" w:hAnsi="Consolas"/>
-                <w:sz w:val="20"/>
-                <w:szCs w:val="20"/>
-              </w:rPr>
-              <w:t xml:space="preserve"> Keywords":"</w:t>
-            </w:r>
-            <w:proofErr w:type="spellStart"/>
-            <w:r>
-              <w:rPr>
-                <w:rFonts w:ascii="Consolas" w:hAnsi="Consolas"/>
-                <w:sz w:val="20"/>
-                <w:szCs w:val="20"/>
-              </w:rPr>
-              <w:t>source</w:t>
-            </w:r>
-            <w:proofErr w:type="spellEnd"/>
-            <w:r>
-              <w:rPr>
-                <w:rFonts w:ascii="Consolas" w:hAnsi="Consolas"/>
-                <w:sz w:val="20"/>
-                <w:szCs w:val="20"/>
-              </w:rPr>
-              <w:t xml:space="preserve"> </w:t>
-            </w:r>
-            <w:proofErr w:type="spellStart"/>
-            <w:r>
-              <w:rPr>
-                <w:rFonts w:ascii="Consolas" w:hAnsi="Consolas"/>
-                <w:sz w:val="20"/>
-                <w:szCs w:val="20"/>
-              </w:rPr>
-              <w:t>code</w:t>
-            </w:r>
-            <w:proofErr w:type="spellEnd"/>
-            <w:r>
-              <w:rPr>
-                <w:rFonts w:ascii="Consolas" w:hAnsi="Consolas"/>
-                <w:sz w:val="20"/>
-                <w:szCs w:val="20"/>
-              </w:rPr>
-              <w:t>" OR "</w:t>
-            </w:r>
-            <w:proofErr w:type="spellStart"/>
-            <w:r>
-              <w:rPr>
-                <w:rFonts w:ascii="Consolas" w:hAnsi="Consolas"/>
-                <w:sz w:val="20"/>
-                <w:szCs w:val="20"/>
-              </w:rPr>
-              <w:t>Author</w:t>
-            </w:r>
-            <w:proofErr w:type="spellEnd"/>
-            <w:r>
-              <w:rPr>
-                <w:rFonts w:ascii="Consolas" w:hAnsi="Consolas"/>
-                <w:sz w:val="20"/>
-                <w:szCs w:val="20"/>
-              </w:rPr>
-              <w:t xml:space="preserve"> Keywords":"</w:t>
-            </w:r>
-            <w:proofErr w:type="spellStart"/>
-            <w:r>
-              <w:rPr>
-                <w:rFonts w:ascii="Consolas" w:hAnsi="Consolas"/>
-                <w:sz w:val="20"/>
-                <w:szCs w:val="20"/>
-              </w:rPr>
-              <w:t>source</w:t>
-            </w:r>
-            <w:proofErr w:type="spellEnd"/>
-            <w:r>
-              <w:rPr>
-                <w:rFonts w:ascii="Consolas" w:hAnsi="Consolas"/>
-                <w:sz w:val="20"/>
-                <w:szCs w:val="20"/>
-              </w:rPr>
-              <w:t xml:space="preserve"> </w:t>
-            </w:r>
-            <w:proofErr w:type="spellStart"/>
-            <w:r>
-              <w:rPr>
-                <w:rFonts w:ascii="Consolas" w:hAnsi="Consolas"/>
-                <w:sz w:val="20"/>
-                <w:szCs w:val="20"/>
-              </w:rPr>
-              <w:t>codes</w:t>
-            </w:r>
-            <w:proofErr w:type="spellEnd"/>
-            <w:r>
-              <w:rPr>
-                <w:rFonts w:ascii="Consolas" w:hAnsi="Consolas"/>
-                <w:sz w:val="20"/>
-                <w:szCs w:val="20"/>
-              </w:rPr>
-              <w:t>" OR "</w:t>
-            </w:r>
-            <w:proofErr w:type="spellStart"/>
-            <w:r>
-              <w:rPr>
-                <w:rFonts w:ascii="Consolas" w:hAnsi="Consolas"/>
-                <w:sz w:val="20"/>
-                <w:szCs w:val="20"/>
-              </w:rPr>
-              <w:t>Author</w:t>
-            </w:r>
-            <w:proofErr w:type="spellEnd"/>
-            <w:r>
-              <w:rPr>
-                <w:rFonts w:ascii="Consolas" w:hAnsi="Consolas"/>
-                <w:sz w:val="20"/>
-                <w:szCs w:val="20"/>
-              </w:rPr>
-              <w:t xml:space="preserve"> Keywords":"</w:t>
-            </w:r>
-            <w:proofErr w:type="spellStart"/>
-            <w:r>
-              <w:rPr>
-                <w:rFonts w:ascii="Consolas" w:hAnsi="Consolas"/>
-                <w:sz w:val="20"/>
-                <w:szCs w:val="20"/>
-              </w:rPr>
-              <w:t>codebase</w:t>
-            </w:r>
-            <w:proofErr w:type="spellEnd"/>
-            <w:r>
-              <w:rPr>
-                <w:rFonts w:ascii="Consolas" w:hAnsi="Consolas"/>
-                <w:sz w:val="20"/>
-                <w:szCs w:val="20"/>
-              </w:rPr>
-              <w:t>" OR "</w:t>
-            </w:r>
-            <w:proofErr w:type="spellStart"/>
-            <w:r>
-              <w:rPr>
-                <w:rFonts w:ascii="Consolas" w:hAnsi="Consolas"/>
-                <w:sz w:val="20"/>
-                <w:szCs w:val="20"/>
-              </w:rPr>
-              <w:t>Author</w:t>
-            </w:r>
-            <w:proofErr w:type="spellEnd"/>
-            <w:r>
-              <w:rPr>
-                <w:rFonts w:ascii="Consolas" w:hAnsi="Consolas"/>
-                <w:sz w:val="20"/>
-                <w:szCs w:val="20"/>
-              </w:rPr>
-              <w:t xml:space="preserve"> Keywords":"</w:t>
-            </w:r>
-            <w:proofErr w:type="spellStart"/>
-            <w:r>
-              <w:rPr>
-                <w:rFonts w:ascii="Consolas" w:hAnsi="Consolas"/>
-                <w:sz w:val="20"/>
-                <w:szCs w:val="20"/>
-              </w:rPr>
-              <w:t>code</w:t>
-            </w:r>
-            <w:proofErr w:type="spellEnd"/>
-            <w:r>
-              <w:rPr>
-                <w:rFonts w:ascii="Consolas" w:hAnsi="Consolas"/>
-                <w:sz w:val="20"/>
-                <w:szCs w:val="20"/>
-              </w:rPr>
-              <w:t xml:space="preserve"> </w:t>
-            </w:r>
-            <w:proofErr w:type="spellStart"/>
-            <w:r>
-              <w:rPr>
-                <w:rFonts w:ascii="Consolas" w:hAnsi="Consolas"/>
-                <w:sz w:val="20"/>
-                <w:szCs w:val="20"/>
-              </w:rPr>
-              <w:t>repository</w:t>
-            </w:r>
-            <w:proofErr w:type="spellEnd"/>
-            <w:r>
-              <w:rPr>
-                <w:rFonts w:ascii="Consolas" w:hAnsi="Consolas"/>
-                <w:sz w:val="20"/>
-                <w:szCs w:val="20"/>
-              </w:rPr>
-              <w:t>" OR "</w:t>
-            </w:r>
-            <w:proofErr w:type="spellStart"/>
-            <w:r>
-              <w:rPr>
-                <w:rFonts w:ascii="Consolas" w:hAnsi="Consolas"/>
-                <w:sz w:val="20"/>
-                <w:szCs w:val="20"/>
-              </w:rPr>
-              <w:t>Author</w:t>
-            </w:r>
-            <w:proofErr w:type="spellEnd"/>
-            <w:r>
-              <w:rPr>
-                <w:rFonts w:ascii="Consolas" w:hAnsi="Consolas"/>
-                <w:sz w:val="20"/>
-                <w:szCs w:val="20"/>
-              </w:rPr>
-              <w:t xml:space="preserve"> Keywords":"</w:t>
-            </w:r>
-            <w:proofErr w:type="spellStart"/>
-            <w:r>
-              <w:rPr>
-                <w:rFonts w:ascii="Consolas" w:hAnsi="Consolas"/>
-                <w:sz w:val="20"/>
-                <w:szCs w:val="20"/>
-              </w:rPr>
-              <w:t>code</w:t>
-            </w:r>
-            <w:proofErr w:type="spellEnd"/>
-            <w:r>
-              <w:rPr>
-                <w:rFonts w:ascii="Consolas" w:hAnsi="Consolas"/>
-                <w:sz w:val="20"/>
-                <w:szCs w:val="20"/>
-              </w:rPr>
-              <w:t xml:space="preserve"> </w:t>
-            </w:r>
-            <w:proofErr w:type="spellStart"/>
-            <w:r>
-              <w:rPr>
-                <w:rFonts w:ascii="Consolas" w:hAnsi="Consolas"/>
-                <w:sz w:val="20"/>
-                <w:szCs w:val="20"/>
-              </w:rPr>
-              <w:t>search</w:t>
-            </w:r>
-            <w:proofErr w:type="spellEnd"/>
-            <w:r>
-              <w:rPr>
-                <w:rFonts w:ascii="Consolas" w:hAnsi="Consolas"/>
-                <w:sz w:val="20"/>
-                <w:szCs w:val="20"/>
-              </w:rPr>
-              <w:t>")</w:t>
-            </w:r>
-          </w:p>
-          <w:p>
-            <w:pPr>
-              <w:jc w:val="both"/>
-              <w:rPr>
-                <w:rFonts w:ascii="Consolas" w:hAnsi="Consolas"/>
-                <w:sz w:val="20"/>
-                <w:szCs w:val="20"/>
-              </w:rPr>
-            </w:pPr>
-            <w:r>
-              <w:rPr>
-                <w:rFonts w:ascii="Consolas" w:hAnsi="Consolas"/>
-                <w:sz w:val="20"/>
-                <w:szCs w:val="20"/>
-              </w:rPr>
-              <w:t>AND</w:t>
-            </w:r>
-          </w:p>
-          <w:p>
-            <w:pPr>
-              <w:jc w:val="both"/>
-              <w:rPr>
-                <w:rFonts w:ascii="Consolas" w:hAnsi="Consolas"/>
-                <w:sz w:val="20"/>
-                <w:szCs w:val="20"/>
-              </w:rPr>
-            </w:pPr>
-            <w:r>
-              <w:rPr>
-                <w:rFonts w:ascii="Consolas" w:hAnsi="Consolas"/>
-                <w:sz w:val="20"/>
-                <w:szCs w:val="20"/>
-              </w:rPr>
-              <w:t>("</w:t>
-            </w:r>
-            <w:proofErr w:type="spellStart"/>
-            <w:r>
-              <w:rPr>
-                <w:rFonts w:ascii="Consolas" w:hAnsi="Consolas"/>
-                <w:sz w:val="20"/>
-                <w:szCs w:val="20"/>
-              </w:rPr>
-              <w:t>Document</w:t>
-            </w:r>
-            <w:proofErr w:type="spellEnd"/>
-            <w:r>
-              <w:rPr>
-                <w:rFonts w:ascii="Consolas" w:hAnsi="Consolas"/>
-                <w:sz w:val="20"/>
-                <w:szCs w:val="20"/>
-              </w:rPr>
-              <w:t xml:space="preserve"> </w:t>
-            </w:r>
-            <w:proofErr w:type="spellStart"/>
-            <w:r>
-              <w:rPr>
-                <w:rFonts w:ascii="Consolas" w:hAnsi="Consolas"/>
-                <w:sz w:val="20"/>
-                <w:szCs w:val="20"/>
-              </w:rPr>
-              <w:t>Title</w:t>
-            </w:r>
-            <w:proofErr w:type="spellEnd"/>
-            <w:r>
-              <w:rPr>
-                <w:rFonts w:ascii="Consolas" w:hAnsi="Consolas"/>
-                <w:sz w:val="20"/>
-                <w:szCs w:val="20"/>
-              </w:rPr>
-              <w:t>":"</w:t>
-            </w:r>
-            <w:proofErr w:type="spellStart"/>
-            <w:r>
-              <w:rPr>
-                <w:rFonts w:ascii="Consolas" w:hAnsi="Consolas"/>
-                <w:sz w:val="20"/>
-                <w:szCs w:val="20"/>
-              </w:rPr>
-              <w:t>Retrieval-Augmented</w:t>
-            </w:r>
-            <w:proofErr w:type="spellEnd"/>
-            <w:r>
-              <w:rPr>
-                <w:rFonts w:ascii="Consolas" w:hAnsi="Consolas"/>
-                <w:sz w:val="20"/>
-                <w:szCs w:val="20"/>
-              </w:rPr>
-              <w:t xml:space="preserve"> Generation" OR "</w:t>
-            </w:r>
-            <w:proofErr w:type="spellStart"/>
-            <w:r>
-              <w:rPr>
-                <w:rFonts w:ascii="Consolas" w:hAnsi="Consolas"/>
-                <w:sz w:val="20"/>
-                <w:szCs w:val="20"/>
-              </w:rPr>
-              <w:t>Document</w:t>
-            </w:r>
-            <w:proofErr w:type="spellEnd"/>
-            <w:r>
-              <w:rPr>
-                <w:rFonts w:ascii="Consolas" w:hAnsi="Consolas"/>
-                <w:sz w:val="20"/>
-                <w:szCs w:val="20"/>
-              </w:rPr>
-              <w:t xml:space="preserve"> </w:t>
-            </w:r>
-            <w:proofErr w:type="spellStart"/>
-            <w:r>
-              <w:rPr>
-                <w:rFonts w:ascii="Consolas" w:hAnsi="Consolas"/>
-                <w:sz w:val="20"/>
-                <w:szCs w:val="20"/>
-              </w:rPr>
-              <w:t>Title</w:t>
-            </w:r>
-            <w:proofErr w:type="spellEnd"/>
-            <w:r>
-              <w:rPr>
-                <w:rFonts w:ascii="Consolas" w:hAnsi="Consolas"/>
-                <w:sz w:val="20"/>
-                <w:szCs w:val="20"/>
-              </w:rPr>
-              <w:t>":"</w:t>
-            </w:r>
-            <w:proofErr w:type="spellStart"/>
-            <w:r>
-              <w:rPr>
-                <w:rFonts w:ascii="Consolas" w:hAnsi="Consolas"/>
-                <w:sz w:val="20"/>
-                <w:szCs w:val="20"/>
-              </w:rPr>
-              <w:t>Retrieval</w:t>
-            </w:r>
-            <w:proofErr w:type="spellEnd"/>
-            <w:r>
-              <w:rPr>
-                <w:rFonts w:ascii="Consolas" w:hAnsi="Consolas"/>
-                <w:sz w:val="20"/>
-                <w:szCs w:val="20"/>
-              </w:rPr>
-              <w:t xml:space="preserve"> </w:t>
-            </w:r>
-            <w:proofErr w:type="spellStart"/>
-            <w:r>
-              <w:rPr>
-                <w:rFonts w:ascii="Consolas" w:hAnsi="Consolas"/>
-                <w:sz w:val="20"/>
-                <w:szCs w:val="20"/>
-              </w:rPr>
-              <w:t>Augmented</w:t>
-            </w:r>
-            <w:proofErr w:type="spellEnd"/>
-            <w:r>
-              <w:rPr>
-                <w:rFonts w:ascii="Consolas" w:hAnsi="Consolas"/>
-                <w:sz w:val="20"/>
-                <w:szCs w:val="20"/>
-              </w:rPr>
-              <w:t xml:space="preserve"> Generation" OR "</w:t>
-            </w:r>
-            <w:proofErr w:type="spellStart"/>
-            <w:r>
-              <w:rPr>
-                <w:rFonts w:ascii="Consolas" w:hAnsi="Consolas"/>
-                <w:sz w:val="20"/>
-                <w:szCs w:val="20"/>
-              </w:rPr>
-              <w:t>Document</w:t>
-            </w:r>
-            <w:proofErr w:type="spellEnd"/>
-            <w:r>
-              <w:rPr>
-                <w:rFonts w:ascii="Consolas" w:hAnsi="Consolas"/>
-                <w:sz w:val="20"/>
-                <w:szCs w:val="20"/>
-              </w:rPr>
-              <w:t xml:space="preserve"> </w:t>
-            </w:r>
-            <w:proofErr w:type="spellStart"/>
-            <w:r>
-              <w:rPr>
-                <w:rFonts w:ascii="Consolas" w:hAnsi="Consolas"/>
-                <w:sz w:val="20"/>
-                <w:szCs w:val="20"/>
-              </w:rPr>
-              <w:t>Title</w:t>
-            </w:r>
-            <w:proofErr w:type="spellEnd"/>
-            <w:r>
-              <w:rPr>
-                <w:rFonts w:ascii="Consolas" w:hAnsi="Consolas"/>
-                <w:sz w:val="20"/>
-                <w:szCs w:val="20"/>
-              </w:rPr>
-              <w:t>":"RAG" OR</w:t>
-            </w:r>
-          </w:p>
-          <w:p>
-            <w:pPr>
-              <w:jc w:val="both"/>
-              <w:rPr>
-                <w:rFonts w:ascii="Consolas" w:hAnsi="Consolas"/>
-                <w:sz w:val="20"/>
-                <w:szCs w:val="20"/>
-              </w:rPr>
-            </w:pPr>
-            <w:r>
-              <w:rPr>
-                <w:rFonts w:ascii="Consolas" w:hAnsi="Consolas"/>
-                <w:sz w:val="20"/>
-                <w:szCs w:val="20"/>
-              </w:rPr>
-              <w:t xml:space="preserve"> "Abstract":"</w:t>
-            </w:r>
-            <w:proofErr w:type="spellStart"/>
-            <w:r>
-              <w:rPr>
-                <w:rFonts w:ascii="Consolas" w:hAnsi="Consolas"/>
-                <w:sz w:val="20"/>
-                <w:szCs w:val="20"/>
-              </w:rPr>
-              <w:t>Retrieval-Augmented</w:t>
-            </w:r>
-            <w:proofErr w:type="spellEnd"/>
-            <w:r>
-              <w:rPr>
-                <w:rFonts w:ascii="Consolas" w:hAnsi="Consolas"/>
-                <w:sz w:val="20"/>
-                <w:szCs w:val="20"/>
-              </w:rPr>
-              <w:t xml:space="preserve"> Generation" OR "Abstract":"</w:t>
-            </w:r>
-            <w:proofErr w:type="spellStart"/>
-            <w:r>
-              <w:rPr>
-                <w:rFonts w:ascii="Consolas" w:hAnsi="Consolas"/>
-                <w:sz w:val="20"/>
-                <w:szCs w:val="20"/>
-              </w:rPr>
-              <w:t>Retrieval</w:t>
-            </w:r>
-            <w:proofErr w:type="spellEnd"/>
-            <w:r>
-              <w:rPr>
-                <w:rFonts w:ascii="Consolas" w:hAnsi="Consolas"/>
-                <w:sz w:val="20"/>
-                <w:szCs w:val="20"/>
-              </w:rPr>
-              <w:t xml:space="preserve"> </w:t>
-            </w:r>
-            <w:proofErr w:type="spellStart"/>
-            <w:r>
-              <w:rPr>
-                <w:rFonts w:ascii="Consolas" w:hAnsi="Consolas"/>
-                <w:sz w:val="20"/>
-                <w:szCs w:val="20"/>
-              </w:rPr>
-              <w:t>Augmented</w:t>
-            </w:r>
-            <w:proofErr w:type="spellEnd"/>
-            <w:r>
-              <w:rPr>
-                <w:rFonts w:ascii="Consolas" w:hAnsi="Consolas"/>
-                <w:sz w:val="20"/>
-                <w:szCs w:val="20"/>
-              </w:rPr>
-              <w:t xml:space="preserve"> Generation" OR "</w:t>
-            </w:r>
-            <w:proofErr w:type="spellStart"/>
-            <w:r>
-              <w:rPr>
-                <w:rFonts w:ascii="Consolas" w:hAnsi="Consolas"/>
-                <w:sz w:val="20"/>
-                <w:szCs w:val="20"/>
-              </w:rPr>
-              <w:t>Abstract":"RAG</w:t>
-            </w:r>
-            <w:proofErr w:type="spellEnd"/>
-            <w:r>
-              <w:rPr>
-                <w:rFonts w:ascii="Consolas" w:hAnsi="Consolas"/>
-                <w:sz w:val="20"/>
-                <w:szCs w:val="20"/>
-              </w:rPr>
-              <w:t>" OR</w:t>
-            </w:r>
-          </w:p>
-          <w:p>
-            <w:pPr>
-              <w:jc w:val="both"/>
-              <w:rPr>
-                <w:rFonts w:ascii="Consolas" w:hAnsi="Consolas"/>
-                <w:sz w:val="20"/>
-                <w:szCs w:val="20"/>
-              </w:rPr>
-            </w:pPr>
-            <w:r>
-              <w:rPr>
-                <w:rFonts w:ascii="Consolas" w:hAnsi="Consolas"/>
-                <w:sz w:val="20"/>
-                <w:szCs w:val="20"/>
-              </w:rPr>
-              <w:t xml:space="preserve"> "</w:t>
-            </w:r>
-            <w:proofErr w:type="spellStart"/>
-            <w:r>
-              <w:rPr>
-                <w:rFonts w:ascii="Consolas" w:hAnsi="Consolas"/>
-                <w:sz w:val="20"/>
-                <w:szCs w:val="20"/>
-              </w:rPr>
-              <w:t>Author</w:t>
-            </w:r>
-            <w:proofErr w:type="spellEnd"/>
-            <w:r>
-              <w:rPr>
-                <w:rFonts w:ascii="Consolas" w:hAnsi="Consolas"/>
-                <w:sz w:val="20"/>
-                <w:szCs w:val="20"/>
-              </w:rPr>
-              <w:t xml:space="preserve"> Keywords":"</w:t>
-            </w:r>
-            <w:proofErr w:type="spellStart"/>
-            <w:r>
-              <w:rPr>
-                <w:rFonts w:ascii="Consolas" w:hAnsi="Consolas"/>
-                <w:sz w:val="20"/>
-                <w:szCs w:val="20"/>
-              </w:rPr>
-              <w:t>Retrieval-Augmented</w:t>
-            </w:r>
-            <w:proofErr w:type="spellEnd"/>
-            <w:r>
-              <w:rPr>
-                <w:rFonts w:ascii="Consolas" w:hAnsi="Consolas"/>
-                <w:sz w:val="20"/>
-                <w:szCs w:val="20"/>
-              </w:rPr>
-              <w:t xml:space="preserve"> Generation" OR "</w:t>
-            </w:r>
-            <w:proofErr w:type="spellStart"/>
-            <w:r>
-              <w:rPr>
-                <w:rFonts w:ascii="Consolas" w:hAnsi="Consolas"/>
-                <w:sz w:val="20"/>
-                <w:szCs w:val="20"/>
-              </w:rPr>
-              <w:t>Author</w:t>
-            </w:r>
-            <w:proofErr w:type="spellEnd"/>
-            <w:r>
-              <w:rPr>
-                <w:rFonts w:ascii="Consolas" w:hAnsi="Consolas"/>
-                <w:sz w:val="20"/>
-                <w:szCs w:val="20"/>
-              </w:rPr>
-              <w:t xml:space="preserve"> Keywords":"</w:t>
-            </w:r>
-            <w:proofErr w:type="spellStart"/>
-            <w:r>
-              <w:rPr>
-                <w:rFonts w:ascii="Consolas" w:hAnsi="Consolas"/>
-                <w:sz w:val="20"/>
-                <w:szCs w:val="20"/>
-              </w:rPr>
-              <w:t>Retrieval</w:t>
-            </w:r>
-            <w:proofErr w:type="spellEnd"/>
-            <w:r>
-              <w:rPr>
-                <w:rFonts w:ascii="Consolas" w:hAnsi="Consolas"/>
-                <w:sz w:val="20"/>
-                <w:szCs w:val="20"/>
-              </w:rPr>
-              <w:t xml:space="preserve"> </w:t>
-            </w:r>
-            <w:proofErr w:type="spellStart"/>
-            <w:r>
-              <w:rPr>
-                <w:rFonts w:ascii="Consolas" w:hAnsi="Consolas"/>
-                <w:sz w:val="20"/>
-                <w:szCs w:val="20"/>
-              </w:rPr>
-              <w:t>Augmented</w:t>
-            </w:r>
-            <w:proofErr w:type="spellEnd"/>
-            <w:r>
-              <w:rPr>
-                <w:rFonts w:ascii="Consolas" w:hAnsi="Consolas"/>
-                <w:sz w:val="20"/>
-                <w:szCs w:val="20"/>
-              </w:rPr>
-              <w:t xml:space="preserve"> Generation" OR "</w:t>
-            </w:r>
-            <w:proofErr w:type="spellStart"/>
-            <w:r>
-              <w:rPr>
-                <w:rFonts w:ascii="Consolas" w:hAnsi="Consolas"/>
-                <w:sz w:val="20"/>
-                <w:szCs w:val="20"/>
-              </w:rPr>
-              <w:t>Author</w:t>
-            </w:r>
-            <w:proofErr w:type="spellEnd"/>
-            <w:r>
-              <w:rPr>
-                <w:rFonts w:ascii="Consolas" w:hAnsi="Consolas"/>
-                <w:sz w:val="20"/>
-                <w:szCs w:val="20"/>
-              </w:rPr>
-              <w:t xml:space="preserve"> </w:t>
-            </w:r>
-            <w:proofErr w:type="spellStart"/>
-            <w:r>
-              <w:rPr>
-                <w:rFonts w:ascii="Consolas" w:hAnsi="Consolas"/>
-                <w:sz w:val="20"/>
-                <w:szCs w:val="20"/>
-              </w:rPr>
-              <w:t>Keywords":"RAG</w:t>
-            </w:r>
-            <w:proofErr w:type="spellEnd"/>
-            <w:r>
-              <w:rPr>
-                <w:rFonts w:ascii="Consolas" w:hAnsi="Consolas"/>
-                <w:sz w:val="20"/>
-                <w:szCs w:val="20"/>
-              </w:rPr>
-              <w:t>")</w:t>
-            </w:r>
-          </w:p>
-          <w:p>
-            <w:pPr>
-              <w:jc w:val="both"/>
-              <w:rPr>
-                <w:rFonts w:ascii="Consolas" w:hAnsi="Consolas"/>
-                <w:sz w:val="20"/>
-                <w:szCs w:val="20"/>
-              </w:rPr>
-            </w:pPr>
-            <w:r>
-              <w:rPr>
-                <w:rFonts w:ascii="Consolas" w:hAnsi="Consolas"/>
-                <w:sz w:val="20"/>
-                <w:szCs w:val="20"/>
-              </w:rPr>
-              <w:t>AND</w:t>
-            </w:r>
-          </w:p>
-          <w:p>
-            <w:pPr>
-              <w:jc w:val="both"/>
-              <w:rPr>
-                <w:rFonts w:ascii="Consolas" w:hAnsi="Consolas"/>
-                <w:sz w:val="20"/>
-                <w:szCs w:val="20"/>
-              </w:rPr>
-            </w:pPr>
-            <w:r>
-              <w:rPr>
-                <w:rFonts w:ascii="Consolas" w:hAnsi="Consolas"/>
-                <w:sz w:val="20"/>
-                <w:szCs w:val="20"/>
-              </w:rPr>
-              <w:t>("</w:t>
-            </w:r>
-            <w:proofErr w:type="spellStart"/>
-            <w:r>
-              <w:rPr>
-                <w:rFonts w:ascii="Consolas" w:hAnsi="Consolas"/>
-                <w:sz w:val="20"/>
-                <w:szCs w:val="20"/>
-              </w:rPr>
-              <w:t>Document</w:t>
-            </w:r>
-            <w:proofErr w:type="spellEnd"/>
-            <w:r>
-              <w:rPr>
-                <w:rFonts w:ascii="Consolas" w:hAnsi="Consolas"/>
-                <w:sz w:val="20"/>
-                <w:szCs w:val="20"/>
-              </w:rPr>
-              <w:t xml:space="preserve"> </w:t>
-            </w:r>
-            <w:proofErr w:type="spellStart"/>
-            <w:r>
-              <w:rPr>
-                <w:rFonts w:ascii="Consolas" w:hAnsi="Consolas"/>
-                <w:sz w:val="20"/>
-                <w:szCs w:val="20"/>
-              </w:rPr>
-              <w:t>Title</w:t>
-            </w:r>
-            <w:proofErr w:type="spellEnd"/>
-            <w:r>
-              <w:rPr>
-                <w:rFonts w:ascii="Consolas" w:hAnsi="Consolas"/>
-                <w:sz w:val="20"/>
-                <w:szCs w:val="20"/>
-              </w:rPr>
-              <w:t>":"LLM" OR "</w:t>
-            </w:r>
-            <w:proofErr w:type="spellStart"/>
-            <w:r>
-              <w:rPr>
-                <w:rFonts w:ascii="Consolas" w:hAnsi="Consolas"/>
-                <w:sz w:val="20"/>
-                <w:szCs w:val="20"/>
-              </w:rPr>
-              <w:t>Document</w:t>
-            </w:r>
-            <w:proofErr w:type="spellEnd"/>
-            <w:r>
-              <w:rPr>
-                <w:rFonts w:ascii="Consolas" w:hAnsi="Consolas"/>
-                <w:sz w:val="20"/>
-                <w:szCs w:val="20"/>
-              </w:rPr>
-              <w:t xml:space="preserve"> </w:t>
-            </w:r>
-            <w:proofErr w:type="spellStart"/>
-            <w:r>
-              <w:rPr>
-                <w:rFonts w:ascii="Consolas" w:hAnsi="Consolas"/>
-                <w:sz w:val="20"/>
-                <w:szCs w:val="20"/>
-              </w:rPr>
-              <w:t>Title</w:t>
-            </w:r>
-            <w:proofErr w:type="spellEnd"/>
-            <w:r>
-              <w:rPr>
-                <w:rFonts w:ascii="Consolas" w:hAnsi="Consolas"/>
-                <w:sz w:val="20"/>
-                <w:szCs w:val="20"/>
-              </w:rPr>
-              <w:t xml:space="preserve">":"Large </w:t>
-            </w:r>
-            <w:proofErr w:type="spellStart"/>
-            <w:r>
-              <w:rPr>
-                <w:rFonts w:ascii="Consolas" w:hAnsi="Consolas"/>
-                <w:sz w:val="20"/>
-                <w:szCs w:val="20"/>
-              </w:rPr>
-              <w:t>Language</w:t>
-            </w:r>
-            <w:proofErr w:type="spellEnd"/>
-            <w:r>
-              <w:rPr>
-                <w:rFonts w:ascii="Consolas" w:hAnsi="Consolas"/>
-                <w:sz w:val="20"/>
-                <w:szCs w:val="20"/>
-              </w:rPr>
-              <w:t xml:space="preserve"> Model" OR "</w:t>
-            </w:r>
-            <w:proofErr w:type="spellStart"/>
-            <w:r>
-              <w:rPr>
-                <w:rFonts w:ascii="Consolas" w:hAnsi="Consolas"/>
-                <w:sz w:val="20"/>
-                <w:szCs w:val="20"/>
-              </w:rPr>
-              <w:t>Document</w:t>
-            </w:r>
-            <w:proofErr w:type="spellEnd"/>
-            <w:r>
-              <w:rPr>
-                <w:rFonts w:ascii="Consolas" w:hAnsi="Consolas"/>
-                <w:sz w:val="20"/>
-                <w:szCs w:val="20"/>
-              </w:rPr>
-              <w:t xml:space="preserve"> </w:t>
-            </w:r>
-            <w:proofErr w:type="spellStart"/>
-            <w:r>
-              <w:rPr>
-                <w:rFonts w:ascii="Consolas" w:hAnsi="Consolas"/>
-                <w:sz w:val="20"/>
-                <w:szCs w:val="20"/>
-              </w:rPr>
-              <w:t>Title</w:t>
-            </w:r>
-            <w:proofErr w:type="spellEnd"/>
-            <w:r>
-              <w:rPr>
-                <w:rFonts w:ascii="Consolas" w:hAnsi="Consolas"/>
-                <w:sz w:val="20"/>
-                <w:szCs w:val="20"/>
-              </w:rPr>
-              <w:t>":"</w:t>
-            </w:r>
-            <w:proofErr w:type="spellStart"/>
-            <w:r>
-              <w:rPr>
-                <w:rFonts w:ascii="Consolas" w:hAnsi="Consolas"/>
-                <w:sz w:val="20"/>
-                <w:szCs w:val="20"/>
-              </w:rPr>
-              <w:t>GenAI</w:t>
-            </w:r>
-            <w:proofErr w:type="spellEnd"/>
-            <w:r>
-              <w:rPr>
-                <w:rFonts w:ascii="Consolas" w:hAnsi="Consolas"/>
-                <w:sz w:val="20"/>
-                <w:szCs w:val="20"/>
-              </w:rPr>
-              <w:t>" OR "</w:t>
-            </w:r>
-            <w:proofErr w:type="spellStart"/>
-            <w:r>
-              <w:rPr>
-                <w:rFonts w:ascii="Consolas" w:hAnsi="Consolas"/>
-                <w:sz w:val="20"/>
-                <w:szCs w:val="20"/>
-              </w:rPr>
-              <w:t>Document</w:t>
-            </w:r>
-            <w:proofErr w:type="spellEnd"/>
-            <w:r>
-              <w:rPr>
-                <w:rFonts w:ascii="Consolas" w:hAnsi="Consolas"/>
-                <w:sz w:val="20"/>
-                <w:szCs w:val="20"/>
-              </w:rPr>
-              <w:t xml:space="preserve"> </w:t>
-            </w:r>
-            <w:proofErr w:type="spellStart"/>
-            <w:r>
-              <w:rPr>
-                <w:rFonts w:ascii="Consolas" w:hAnsi="Consolas"/>
-                <w:sz w:val="20"/>
-                <w:szCs w:val="20"/>
-              </w:rPr>
-              <w:t>Title</w:t>
-            </w:r>
-            <w:proofErr w:type="spellEnd"/>
-            <w:r>
-              <w:rPr>
-                <w:rFonts w:ascii="Consolas" w:hAnsi="Consolas"/>
-                <w:sz w:val="20"/>
-                <w:szCs w:val="20"/>
-              </w:rPr>
-              <w:t>":"</w:t>
-            </w:r>
-            <w:proofErr w:type="spellStart"/>
-            <w:r>
-              <w:rPr>
-                <w:rFonts w:ascii="Consolas" w:hAnsi="Consolas"/>
-                <w:sz w:val="20"/>
-                <w:szCs w:val="20"/>
-              </w:rPr>
-              <w:t>Generative</w:t>
-            </w:r>
-            <w:proofErr w:type="spellEnd"/>
-            <w:r>
-              <w:rPr>
-                <w:rFonts w:ascii="Consolas" w:hAnsi="Consolas"/>
-                <w:sz w:val="20"/>
-                <w:szCs w:val="20"/>
-              </w:rPr>
-              <w:t xml:space="preserve"> AI" OR</w:t>
-            </w:r>
-          </w:p>
-          <w:p>
-            <w:pPr>
-              <w:jc w:val="both"/>
-              <w:rPr>
-                <w:rFonts w:ascii="Consolas" w:hAnsi="Consolas"/>
-                <w:sz w:val="20"/>
-                <w:szCs w:val="20"/>
-              </w:rPr>
-            </w:pPr>
-            <w:r>
-              <w:rPr>
-                <w:rFonts w:ascii="Consolas" w:hAnsi="Consolas"/>
-                <w:sz w:val="20"/>
-                <w:szCs w:val="20"/>
-              </w:rPr>
-              <w:t xml:space="preserve"> "</w:t>
-            </w:r>
-            <w:proofErr w:type="spellStart"/>
-            <w:r>
-              <w:rPr>
-                <w:rFonts w:ascii="Consolas" w:hAnsi="Consolas"/>
-                <w:sz w:val="20"/>
-                <w:szCs w:val="20"/>
-              </w:rPr>
-              <w:t>Abstract":"LLM</w:t>
-            </w:r>
-            <w:proofErr w:type="spellEnd"/>
-            <w:r>
-              <w:rPr>
-                <w:rFonts w:ascii="Consolas" w:hAnsi="Consolas"/>
-                <w:sz w:val="20"/>
-                <w:szCs w:val="20"/>
-              </w:rPr>
-              <w:t>" OR "</w:t>
-            </w:r>
-            <w:proofErr w:type="spellStart"/>
-            <w:r>
-              <w:rPr>
-                <w:rFonts w:ascii="Consolas" w:hAnsi="Consolas"/>
-                <w:sz w:val="20"/>
-                <w:szCs w:val="20"/>
-              </w:rPr>
-              <w:t>Abstract":"Large</w:t>
-            </w:r>
-            <w:proofErr w:type="spellEnd"/>
-            <w:r>
-              <w:rPr>
-                <w:rFonts w:ascii="Consolas" w:hAnsi="Consolas"/>
-                <w:sz w:val="20"/>
-                <w:szCs w:val="20"/>
-              </w:rPr>
-              <w:t xml:space="preserve"> </w:t>
-            </w:r>
-            <w:proofErr w:type="spellStart"/>
-            <w:r>
-              <w:rPr>
-                <w:rFonts w:ascii="Consolas" w:hAnsi="Consolas"/>
-                <w:sz w:val="20"/>
-                <w:szCs w:val="20"/>
-              </w:rPr>
-              <w:t>Language</w:t>
-            </w:r>
-            <w:proofErr w:type="spellEnd"/>
-            <w:r>
-              <w:rPr>
-                <w:rFonts w:ascii="Consolas" w:hAnsi="Consolas"/>
-                <w:sz w:val="20"/>
-                <w:szCs w:val="20"/>
-              </w:rPr>
-              <w:t xml:space="preserve"> Model" OR "Abstract":"</w:t>
-            </w:r>
-            <w:proofErr w:type="spellStart"/>
-            <w:r>
-              <w:rPr>
-                <w:rFonts w:ascii="Consolas" w:hAnsi="Consolas"/>
-                <w:sz w:val="20"/>
-                <w:szCs w:val="20"/>
-              </w:rPr>
-              <w:t>GenAI</w:t>
-            </w:r>
-            <w:proofErr w:type="spellEnd"/>
-            <w:r>
-              <w:rPr>
-                <w:rFonts w:ascii="Consolas" w:hAnsi="Consolas"/>
-                <w:sz w:val="20"/>
-                <w:szCs w:val="20"/>
-              </w:rPr>
-              <w:t>" OR "Abstract":"</w:t>
-            </w:r>
-            <w:proofErr w:type="spellStart"/>
-            <w:r>
-              <w:rPr>
-                <w:rFonts w:ascii="Consolas" w:hAnsi="Consolas"/>
-                <w:sz w:val="20"/>
-                <w:szCs w:val="20"/>
-              </w:rPr>
-              <w:t>Generative</w:t>
-            </w:r>
-            <w:proofErr w:type="spellEnd"/>
-            <w:r>
-              <w:rPr>
-                <w:rFonts w:ascii="Consolas" w:hAnsi="Consolas"/>
-                <w:sz w:val="20"/>
-                <w:szCs w:val="20"/>
-              </w:rPr>
-              <w:t xml:space="preserve"> AI" OR</w:t>
-            </w:r>
-          </w:p>
-          <w:p>
-            <w:pPr>
-              <w:jc w:val="both"/>
-              <w:rPr>
-                <w:rFonts w:ascii="Consolas" w:hAnsi="Consolas"/>
-                <w:sz w:val="20"/>
-                <w:szCs w:val="20"/>
-              </w:rPr>
-            </w:pPr>
-            <w:r>
-              <w:rPr>
-                <w:rFonts w:ascii="Consolas" w:hAnsi="Consolas"/>
-                <w:sz w:val="20"/>
-                <w:szCs w:val="20"/>
-              </w:rPr>
-              <w:t xml:space="preserve"> "</w:t>
-            </w:r>
-            <w:proofErr w:type="spellStart"/>
-            <w:r>
-              <w:rPr>
-                <w:rFonts w:ascii="Consolas" w:hAnsi="Consolas"/>
-                <w:sz w:val="20"/>
-                <w:szCs w:val="20"/>
-              </w:rPr>
-              <w:t>Author</w:t>
-            </w:r>
-            <w:proofErr w:type="spellEnd"/>
-            <w:r>
-              <w:rPr>
-                <w:rFonts w:ascii="Consolas" w:hAnsi="Consolas"/>
-                <w:sz w:val="20"/>
-                <w:szCs w:val="20"/>
-              </w:rPr>
-              <w:t xml:space="preserve"> </w:t>
-            </w:r>
-            <w:proofErr w:type="spellStart"/>
-            <w:r>
-              <w:rPr>
-                <w:rFonts w:ascii="Consolas" w:hAnsi="Consolas"/>
-                <w:sz w:val="20"/>
-                <w:szCs w:val="20"/>
-              </w:rPr>
-              <w:t>Keywords":"LLM</w:t>
-            </w:r>
-            <w:proofErr w:type="spellEnd"/>
-            <w:r>
-              <w:rPr>
-                <w:rFonts w:ascii="Consolas" w:hAnsi="Consolas"/>
-                <w:sz w:val="20"/>
-                <w:szCs w:val="20"/>
-              </w:rPr>
-              <w:t>" OR "</w:t>
-            </w:r>
-            <w:proofErr w:type="spellStart"/>
-            <w:r>
-              <w:rPr>
-                <w:rFonts w:ascii="Consolas" w:hAnsi="Consolas"/>
-                <w:sz w:val="20"/>
-                <w:szCs w:val="20"/>
-              </w:rPr>
-              <w:t>Author</w:t>
-            </w:r>
-            <w:proofErr w:type="spellEnd"/>
-            <w:r>
-              <w:rPr>
-                <w:rFonts w:ascii="Consolas" w:hAnsi="Consolas"/>
-                <w:sz w:val="20"/>
-                <w:szCs w:val="20"/>
-              </w:rPr>
-              <w:t xml:space="preserve"> </w:t>
-            </w:r>
-            <w:proofErr w:type="spellStart"/>
-            <w:r>
-              <w:rPr>
-                <w:rFonts w:ascii="Consolas" w:hAnsi="Consolas"/>
-                <w:sz w:val="20"/>
-                <w:szCs w:val="20"/>
-              </w:rPr>
-              <w:t>Keywords":"Large</w:t>
-            </w:r>
-            <w:proofErr w:type="spellEnd"/>
-            <w:r>
-              <w:rPr>
-                <w:rFonts w:ascii="Consolas" w:hAnsi="Consolas"/>
-                <w:sz w:val="20"/>
-                <w:szCs w:val="20"/>
-              </w:rPr>
-              <w:t xml:space="preserve"> </w:t>
-            </w:r>
-            <w:proofErr w:type="spellStart"/>
-            <w:r>
-              <w:rPr>
-                <w:rFonts w:ascii="Consolas" w:hAnsi="Consolas"/>
-                <w:sz w:val="20"/>
-                <w:szCs w:val="20"/>
-              </w:rPr>
-              <w:t>Language</w:t>
-            </w:r>
-            <w:proofErr w:type="spellEnd"/>
-            <w:r>
-              <w:rPr>
-                <w:rFonts w:ascii="Consolas" w:hAnsi="Consolas"/>
-                <w:sz w:val="20"/>
-                <w:szCs w:val="20"/>
-              </w:rPr>
-              <w:t xml:space="preserve"> Model" OR "</w:t>
-            </w:r>
-            <w:proofErr w:type="spellStart"/>
-            <w:r>
-              <w:rPr>
-                <w:rFonts w:ascii="Consolas" w:hAnsi="Consolas"/>
-                <w:sz w:val="20"/>
-                <w:szCs w:val="20"/>
-              </w:rPr>
-              <w:t>Author</w:t>
-            </w:r>
-            <w:proofErr w:type="spellEnd"/>
-            <w:r>
-              <w:rPr>
-                <w:rFonts w:ascii="Consolas" w:hAnsi="Consolas"/>
-                <w:sz w:val="20"/>
-                <w:szCs w:val="20"/>
-              </w:rPr>
-              <w:t xml:space="preserve"> Keywords":"</w:t>
-            </w:r>
-            <w:proofErr w:type="spellStart"/>
-            <w:r>
-              <w:rPr>
-                <w:rFonts w:ascii="Consolas" w:hAnsi="Consolas"/>
-                <w:sz w:val="20"/>
-                <w:szCs w:val="20"/>
-              </w:rPr>
-              <w:t>GenAI</w:t>
-            </w:r>
-            <w:proofErr w:type="spellEnd"/>
-            <w:r>
-              <w:rPr>
-                <w:rFonts w:ascii="Consolas" w:hAnsi="Consolas"/>
-                <w:sz w:val="20"/>
-                <w:szCs w:val="20"/>
-              </w:rPr>
-              <w:t>" OR "</w:t>
-            </w:r>
-            <w:proofErr w:type="spellStart"/>
-            <w:r>
-              <w:rPr>
-                <w:rFonts w:ascii="Consolas" w:hAnsi="Consolas"/>
-                <w:sz w:val="20"/>
-                <w:szCs w:val="20"/>
-              </w:rPr>
-              <w:t>Author</w:t>
-            </w:r>
-            <w:proofErr w:type="spellEnd"/>
-            <w:r>
-              <w:rPr>
-                <w:rFonts w:ascii="Consolas" w:hAnsi="Consolas"/>
-                <w:sz w:val="20"/>
-                <w:szCs w:val="20"/>
-              </w:rPr>
-              <w:t xml:space="preserve"> Keywords":"</w:t>
-            </w:r>
-            <w:proofErr w:type="spellStart"/>
-            <w:r>
-              <w:rPr>
-                <w:rFonts w:ascii="Consolas" w:hAnsi="Consolas"/>
-                <w:sz w:val="20"/>
-                <w:szCs w:val="20"/>
-              </w:rPr>
-              <w:t>Generative</w:t>
-            </w:r>
-            <w:proofErr w:type="spellEnd"/>
-            <w:r>
-              <w:rPr>
-                <w:rFonts w:ascii="Consolas" w:hAnsi="Consolas"/>
-                <w:sz w:val="20"/>
-                <w:szCs w:val="20"/>
-              </w:rPr>
-              <w:t xml:space="preserve"> AI")</w:t>
+              <w:t xml:space="preserve"> "Author Keywords":"LLM" OR "Author Keywords":"Large Language Model" OR "Author Keywords":"GenAI" OR "Author Keywords":"Generative AI")</w:t>
             </w:r>
           </w:p>
         </w:tc>
@@ -6354,23 +2703,7 @@
           <w:b/>
           <w:bCs/>
         </w:rPr>
-        <w:t xml:space="preserve">.1. </w:t>
-      </w:r>
-      <w:proofErr w:type="spellStart"/>
-      <w:r>
-        <w:rPr>
-          <w:b/>
-          <w:bCs/>
-        </w:rPr>
-        <w:t>String</w:t>
-      </w:r>
-      <w:proofErr w:type="spellEnd"/>
-      <w:r>
-        <w:rPr>
-          <w:b/>
-          <w:bCs/>
-        </w:rPr>
-        <w:t xml:space="preserve"> adaptada para sintaxe</w:t>
+        <w:t>.1. String adaptada para sintaxe</w:t>
       </w:r>
       <w:r>
         <w:rPr>
@@ -6445,365 +2778,41 @@
                 <w:sz w:val="20"/>
                 <w:szCs w:val="20"/>
               </w:rPr>
-              <w:t>TITLE-ABS-</w:t>
-            </w:r>
-            <w:proofErr w:type="gramStart"/>
-            <w:r>
+              <w:t>TITLE-ABS-KEY("source code" OR "source codes" OR "codebase" OR "code repository" OR "code search")</w:t>
+            </w:r>
+          </w:p>
+          <w:p>
+            <w:pPr>
               <w:rPr>
                 <w:rFonts w:ascii="Consolas" w:hAnsi="Consolas"/>
                 <w:sz w:val="20"/>
                 <w:szCs w:val="20"/>
               </w:rPr>
-              <w:t>KEY(</w:t>
-            </w:r>
-            <w:proofErr w:type="gramEnd"/>
+            </w:pPr>
             <w:r>
               <w:rPr>
                 <w:rFonts w:ascii="Consolas" w:hAnsi="Consolas"/>
                 <w:sz w:val="20"/>
                 <w:szCs w:val="20"/>
               </w:rPr>
-              <w:t>"</w:t>
-            </w:r>
-            <w:proofErr w:type="spellStart"/>
-            <w:r>
+              <w:t>AND TITLE-ABS-KEY("Retrieval-Augmented Generation" OR "Retrieval Augmented Generation" OR "RAG")</w:t>
+            </w:r>
+          </w:p>
+          <w:p>
+            <w:pPr>
               <w:rPr>
                 <w:rFonts w:ascii="Consolas" w:hAnsi="Consolas"/>
                 <w:sz w:val="20"/>
                 <w:szCs w:val="20"/>
               </w:rPr>
-              <w:t>source</w:t>
-            </w:r>
-            <w:proofErr w:type="spellEnd"/>
+            </w:pPr>
             <w:r>
               <w:rPr>
                 <w:rFonts w:ascii="Consolas" w:hAnsi="Consolas"/>
                 <w:sz w:val="20"/>
                 <w:szCs w:val="20"/>
               </w:rPr>
-              <w:t xml:space="preserve"> </w:t>
-            </w:r>
-            <w:proofErr w:type="spellStart"/>
-            <w:r>
-              <w:rPr>
-                <w:rFonts w:ascii="Consolas" w:hAnsi="Consolas"/>
-                <w:sz w:val="20"/>
-                <w:szCs w:val="20"/>
-              </w:rPr>
-              <w:t>code</w:t>
-            </w:r>
-            <w:proofErr w:type="spellEnd"/>
-            <w:r>
-              <w:rPr>
-                <w:rFonts w:ascii="Consolas" w:hAnsi="Consolas"/>
-                <w:sz w:val="20"/>
-                <w:szCs w:val="20"/>
-              </w:rPr>
-              <w:t>" OR "</w:t>
-            </w:r>
-            <w:proofErr w:type="spellStart"/>
-            <w:r>
-              <w:rPr>
-                <w:rFonts w:ascii="Consolas" w:hAnsi="Consolas"/>
-                <w:sz w:val="20"/>
-                <w:szCs w:val="20"/>
-              </w:rPr>
-              <w:t>source</w:t>
-            </w:r>
-            <w:proofErr w:type="spellEnd"/>
-            <w:r>
-              <w:rPr>
-                <w:rFonts w:ascii="Consolas" w:hAnsi="Consolas"/>
-                <w:sz w:val="20"/>
-                <w:szCs w:val="20"/>
-              </w:rPr>
-              <w:t xml:space="preserve"> </w:t>
-            </w:r>
-            <w:proofErr w:type="spellStart"/>
-            <w:r>
-              <w:rPr>
-                <w:rFonts w:ascii="Consolas" w:hAnsi="Consolas"/>
-                <w:sz w:val="20"/>
-                <w:szCs w:val="20"/>
-              </w:rPr>
-              <w:t>codes</w:t>
-            </w:r>
-            <w:proofErr w:type="spellEnd"/>
-            <w:r>
-              <w:rPr>
-                <w:rFonts w:ascii="Consolas" w:hAnsi="Consolas"/>
-                <w:sz w:val="20"/>
-                <w:szCs w:val="20"/>
-              </w:rPr>
-              <w:t>" OR "</w:t>
-            </w:r>
-            <w:proofErr w:type="spellStart"/>
-            <w:r>
-              <w:rPr>
-                <w:rFonts w:ascii="Consolas" w:hAnsi="Consolas"/>
-                <w:sz w:val="20"/>
-                <w:szCs w:val="20"/>
-              </w:rPr>
-              <w:t>codebase</w:t>
-            </w:r>
-            <w:proofErr w:type="spellEnd"/>
-            <w:r>
-              <w:rPr>
-                <w:rFonts w:ascii="Consolas" w:hAnsi="Consolas"/>
-                <w:sz w:val="20"/>
-                <w:szCs w:val="20"/>
-              </w:rPr>
-              <w:t>" OR "</w:t>
-            </w:r>
-            <w:proofErr w:type="spellStart"/>
-            <w:r>
-              <w:rPr>
-                <w:rFonts w:ascii="Consolas" w:hAnsi="Consolas"/>
-                <w:sz w:val="20"/>
-                <w:szCs w:val="20"/>
-              </w:rPr>
-              <w:t>code</w:t>
-            </w:r>
-            <w:proofErr w:type="spellEnd"/>
-            <w:r>
-              <w:rPr>
-                <w:rFonts w:ascii="Consolas" w:hAnsi="Consolas"/>
-                <w:sz w:val="20"/>
-                <w:szCs w:val="20"/>
-              </w:rPr>
-              <w:t xml:space="preserve"> </w:t>
-            </w:r>
-            <w:proofErr w:type="spellStart"/>
-            <w:r>
-              <w:rPr>
-                <w:rFonts w:ascii="Consolas" w:hAnsi="Consolas"/>
-                <w:sz w:val="20"/>
-                <w:szCs w:val="20"/>
-              </w:rPr>
-              <w:t>repository</w:t>
-            </w:r>
-            <w:proofErr w:type="spellEnd"/>
-            <w:r>
-              <w:rPr>
-                <w:rFonts w:ascii="Consolas" w:hAnsi="Consolas"/>
-                <w:sz w:val="20"/>
-                <w:szCs w:val="20"/>
-              </w:rPr>
-              <w:t>" OR "</w:t>
-            </w:r>
-            <w:proofErr w:type="spellStart"/>
-            <w:r>
-              <w:rPr>
-                <w:rFonts w:ascii="Consolas" w:hAnsi="Consolas"/>
-                <w:sz w:val="20"/>
-                <w:szCs w:val="20"/>
-              </w:rPr>
-              <w:t>code</w:t>
-            </w:r>
-            <w:proofErr w:type="spellEnd"/>
-            <w:r>
-              <w:rPr>
-                <w:rFonts w:ascii="Consolas" w:hAnsi="Consolas"/>
-                <w:sz w:val="20"/>
-                <w:szCs w:val="20"/>
-              </w:rPr>
-              <w:t xml:space="preserve"> </w:t>
-            </w:r>
-            <w:proofErr w:type="spellStart"/>
-            <w:r>
-              <w:rPr>
-                <w:rFonts w:ascii="Consolas" w:hAnsi="Consolas"/>
-                <w:sz w:val="20"/>
-                <w:szCs w:val="20"/>
-              </w:rPr>
-              <w:t>search</w:t>
-            </w:r>
-            <w:proofErr w:type="spellEnd"/>
-            <w:r>
-              <w:rPr>
-                <w:rFonts w:ascii="Consolas" w:hAnsi="Consolas"/>
-                <w:sz w:val="20"/>
-                <w:szCs w:val="20"/>
-              </w:rPr>
-              <w:t>")</w:t>
-            </w:r>
-          </w:p>
-          <w:p>
-            <w:pPr>
-              <w:rPr>
-                <w:rFonts w:ascii="Consolas" w:hAnsi="Consolas"/>
-                <w:sz w:val="20"/>
-                <w:szCs w:val="20"/>
-              </w:rPr>
-            </w:pPr>
-            <w:r>
-              <w:rPr>
-                <w:rFonts w:ascii="Consolas" w:hAnsi="Consolas"/>
-                <w:sz w:val="20"/>
-                <w:szCs w:val="20"/>
-              </w:rPr>
-              <w:t>AND TITLE-ABS-</w:t>
-            </w:r>
-            <w:proofErr w:type="gramStart"/>
-            <w:r>
-              <w:rPr>
-                <w:rFonts w:ascii="Consolas" w:hAnsi="Consolas"/>
-                <w:sz w:val="20"/>
-                <w:szCs w:val="20"/>
-              </w:rPr>
-              <w:t>KEY(</w:t>
-            </w:r>
-            <w:proofErr w:type="gramEnd"/>
-            <w:r>
-              <w:rPr>
-                <w:rFonts w:ascii="Consolas" w:hAnsi="Consolas"/>
-                <w:sz w:val="20"/>
-                <w:szCs w:val="20"/>
-              </w:rPr>
-              <w:t>"</w:t>
-            </w:r>
-            <w:proofErr w:type="spellStart"/>
-            <w:r>
-              <w:rPr>
-                <w:rFonts w:ascii="Consolas" w:hAnsi="Consolas"/>
-                <w:sz w:val="20"/>
-                <w:szCs w:val="20"/>
-              </w:rPr>
-              <w:t>Retrieval-Augmented</w:t>
-            </w:r>
-            <w:proofErr w:type="spellEnd"/>
-            <w:r>
-              <w:rPr>
-                <w:rFonts w:ascii="Consolas" w:hAnsi="Consolas"/>
-                <w:sz w:val="20"/>
-                <w:szCs w:val="20"/>
-              </w:rPr>
-              <w:t xml:space="preserve"> Generation" OR "</w:t>
-            </w:r>
-            <w:proofErr w:type="spellStart"/>
-            <w:r>
-              <w:rPr>
-                <w:rFonts w:ascii="Consolas" w:hAnsi="Consolas"/>
-                <w:sz w:val="20"/>
-                <w:szCs w:val="20"/>
-              </w:rPr>
-              <w:t>Retrieval</w:t>
-            </w:r>
-            <w:proofErr w:type="spellEnd"/>
-            <w:r>
-              <w:rPr>
-                <w:rFonts w:ascii="Consolas" w:hAnsi="Consolas"/>
-                <w:sz w:val="20"/>
-                <w:szCs w:val="20"/>
-              </w:rPr>
-              <w:t xml:space="preserve"> </w:t>
-            </w:r>
-            <w:proofErr w:type="spellStart"/>
-            <w:r>
-              <w:rPr>
-                <w:rFonts w:ascii="Consolas" w:hAnsi="Consolas"/>
-                <w:sz w:val="20"/>
-                <w:szCs w:val="20"/>
-              </w:rPr>
-              <w:t>Augmented</w:t>
-            </w:r>
-            <w:proofErr w:type="spellEnd"/>
-            <w:r>
-              <w:rPr>
-                <w:rFonts w:ascii="Consolas" w:hAnsi="Consolas"/>
-                <w:sz w:val="20"/>
-                <w:szCs w:val="20"/>
-              </w:rPr>
-              <w:t xml:space="preserve"> Generation" OR "RAG")</w:t>
-            </w:r>
-          </w:p>
-          <w:p>
-            <w:pPr>
-              <w:rPr>
-                <w:rFonts w:ascii="Consolas" w:hAnsi="Consolas"/>
-                <w:sz w:val="20"/>
-                <w:szCs w:val="20"/>
-              </w:rPr>
-            </w:pPr>
-            <w:r>
-              <w:rPr>
-                <w:rFonts w:ascii="Consolas" w:hAnsi="Consolas"/>
-                <w:sz w:val="20"/>
-                <w:szCs w:val="20"/>
-              </w:rPr>
-              <w:t>AND TITLE-ABS-</w:t>
-            </w:r>
-            <w:proofErr w:type="gramStart"/>
-            <w:r>
-              <w:rPr>
-                <w:rFonts w:ascii="Consolas" w:hAnsi="Consolas"/>
-                <w:sz w:val="20"/>
-                <w:szCs w:val="20"/>
-              </w:rPr>
-              <w:t>KEY(</w:t>
-            </w:r>
-            <w:proofErr w:type="gramEnd"/>
-            <w:r>
-              <w:rPr>
-                <w:rFonts w:ascii="Consolas" w:hAnsi="Consolas"/>
-                <w:sz w:val="20"/>
-                <w:szCs w:val="20"/>
-              </w:rPr>
-              <w:t xml:space="preserve">"LLM" OR "Large </w:t>
-            </w:r>
-            <w:proofErr w:type="spellStart"/>
-            <w:r>
-              <w:rPr>
-                <w:rFonts w:ascii="Consolas" w:hAnsi="Consolas"/>
-                <w:sz w:val="20"/>
-                <w:szCs w:val="20"/>
-              </w:rPr>
-              <w:t>Language</w:t>
-            </w:r>
-            <w:proofErr w:type="spellEnd"/>
-            <w:r>
-              <w:rPr>
-                <w:rFonts w:ascii="Consolas" w:hAnsi="Consolas"/>
-                <w:sz w:val="20"/>
-                <w:szCs w:val="20"/>
-              </w:rPr>
-              <w:t xml:space="preserve"> Model" OR "</w:t>
-            </w:r>
-            <w:proofErr w:type="spellStart"/>
-            <w:r>
-              <w:rPr>
-                <w:rFonts w:ascii="Consolas" w:hAnsi="Consolas"/>
-                <w:sz w:val="20"/>
-                <w:szCs w:val="20"/>
-              </w:rPr>
-              <w:t>GenAI</w:t>
-            </w:r>
-            <w:proofErr w:type="spellEnd"/>
-            <w:r>
-              <w:rPr>
-                <w:rFonts w:ascii="Consolas" w:hAnsi="Consolas"/>
-                <w:sz w:val="20"/>
-                <w:szCs w:val="20"/>
-              </w:rPr>
-              <w:t>" OR "</w:t>
-            </w:r>
-            <w:proofErr w:type="spellStart"/>
-            <w:r>
-              <w:rPr>
-                <w:rFonts w:ascii="Consolas" w:hAnsi="Consolas"/>
-                <w:sz w:val="20"/>
-                <w:szCs w:val="20"/>
-              </w:rPr>
-              <w:t>Generative</w:t>
-            </w:r>
-            <w:proofErr w:type="spellEnd"/>
-            <w:r>
-              <w:rPr>
-                <w:rFonts w:ascii="Consolas" w:hAnsi="Consolas"/>
-                <w:sz w:val="20"/>
-                <w:szCs w:val="20"/>
-              </w:rPr>
-              <w:t xml:space="preserve"> AI")</w:t>
+              <w:t>AND TITLE-ABS-KEY("LLM" OR "Large Language Model" OR "GenAI" OR "Generative AI")</w:t>
             </w:r>
           </w:p>
         </w:tc>
@@ -6834,85 +2843,21 @@
           <w:i/>
           <w:iCs/>
         </w:rPr>
-        <w:t xml:space="preserve">Observação: As bases selecionadas apresentam sobreposição intencional de cobertura. O Scopus indexa publicações da ACM e do IEEE, podendo duplicar resultados já retornados pela ACM Digital Library e pelo IEEE </w:t>
-      </w:r>
-      <w:proofErr w:type="spellStart"/>
+        <w:t xml:space="preserve">Observação: As bases selecionadas apresentam sobreposição intencional de cobertura. O Scopus indexa publicações da ACM e do IEEE, podendo duplicar resultados já retornados pela ACM Digital Library e pelo IEEE Xplore. Adicionalmente, alguns venues são co-publicados por mais de uma editora </w:t>
+      </w:r>
       <w:r>
         <w:rPr>
           <w:i/>
           <w:iCs/>
         </w:rPr>
-        <w:t>Xplore</w:t>
-      </w:r>
-      <w:proofErr w:type="spellEnd"/>
+        <w:t>(</w:t>
+      </w:r>
       <w:r>
         <w:rPr>
           <w:i/>
           <w:iCs/>
         </w:rPr>
-        <w:t xml:space="preserve">. Adicionalmente, alguns </w:t>
-      </w:r>
-      <w:proofErr w:type="spellStart"/>
-      <w:r>
-        <w:rPr>
-          <w:i/>
-          <w:iCs/>
-        </w:rPr>
-        <w:t>venues</w:t>
-      </w:r>
-      <w:proofErr w:type="spellEnd"/>
-      <w:r>
-        <w:rPr>
-          <w:i/>
-          <w:iCs/>
-        </w:rPr>
-        <w:t xml:space="preserve"> são </w:t>
-      </w:r>
-      <w:proofErr w:type="spellStart"/>
-      <w:r>
-        <w:rPr>
-          <w:i/>
-          <w:iCs/>
-        </w:rPr>
-        <w:t>co-publicados</w:t>
-      </w:r>
-      <w:proofErr w:type="spellEnd"/>
-      <w:r>
-        <w:rPr>
-          <w:i/>
-          <w:iCs/>
-        </w:rPr>
-        <w:t xml:space="preserve"> por mais de uma editora </w:t>
-      </w:r>
-      <w:r>
-        <w:rPr>
-          <w:i/>
-          <w:iCs/>
-        </w:rPr>
-        <w:t>(</w:t>
-      </w:r>
-      <w:r>
-        <w:rPr>
-          <w:i/>
-          <w:iCs/>
-        </w:rPr>
-        <w:t xml:space="preserve">notadamente o ICSE, </w:t>
-      </w:r>
-      <w:proofErr w:type="spellStart"/>
-      <w:r>
-        <w:rPr>
-          <w:i/>
-          <w:iCs/>
-        </w:rPr>
-        <w:t>co-publicado</w:t>
-      </w:r>
-      <w:proofErr w:type="spellEnd"/>
-      <w:r>
-        <w:rPr>
-          <w:i/>
-          <w:iCs/>
-        </w:rPr>
-        <w:t xml:space="preserve"> pela ACM e pelo IEEE</w:t>
+        <w:t>notadamente o ICSE, co-publicado pela ACM e pelo IEEE</w:t>
       </w:r>
       <w:r>
         <w:rPr>
@@ -7374,15 +3319,7 @@
               <w:t>e</w:t>
             </w:r>
             <w:r>
-              <w:t xml:space="preserve">m caso de mesmo trabalho em múltiplos </w:t>
-            </w:r>
-            <w:proofErr w:type="spellStart"/>
-            <w:r>
-              <w:t>venues</w:t>
-            </w:r>
-            <w:proofErr w:type="spellEnd"/>
-            <w:r>
-              <w:t xml:space="preserve">, manter apenas a versão publicada com </w:t>
+              <w:t xml:space="preserve">m caso de mesmo trabalho em múltiplos venues, manter apenas a versão publicada com </w:t>
             </w:r>
             <w:r>
               <w:t>revisão</w:t>
@@ -7479,26 +3416,12 @@
             <w:r>
               <w:t xml:space="preserve">: </w:t>
             </w:r>
-            <w:proofErr w:type="spellStart"/>
-            <w:r>
-              <w:t>preprints</w:t>
-            </w:r>
-            <w:proofErr w:type="spellEnd"/>
-            <w:r>
-              <w:t xml:space="preserve">, relatórios técnicos, </w:t>
-            </w:r>
-            <w:proofErr w:type="spellStart"/>
-            <w:r>
-              <w:t>whitepapers</w:t>
-            </w:r>
-            <w:proofErr w:type="spellEnd"/>
-            <w:r>
-              <w:t>, posts, capítulos de livro, livros, teses</w:t>
+            <w:r>
+              <w:t>preprints, relatórios técnicos, whitepapers, posts, capítulos de livro, livros, teses</w:t>
             </w:r>
             <w:r>
               <w:t xml:space="preserve">, </w:t>
             </w:r>
-            <w:proofErr w:type="gramStart"/>
             <w:r>
               <w:t>dissertações</w:t>
             </w:r>
@@ -7508,7 +3431,6 @@
             <w:r>
               <w:t>.</w:t>
             </w:r>
-            <w:proofErr w:type="gramEnd"/>
           </w:p>
         </w:tc>
       </w:tr>
@@ -7586,15 +3508,7 @@
               <w:jc w:val="both"/>
             </w:pPr>
             <w:r>
-              <w:t xml:space="preserve">Texto completo do artigo inacessível após busca nas bases institucionais (CAPES/UFG), Google Scholar e </w:t>
-            </w:r>
-            <w:proofErr w:type="spellStart"/>
-            <w:r>
-              <w:t>ResearchGate</w:t>
-            </w:r>
-            <w:proofErr w:type="spellEnd"/>
-            <w:r>
-              <w:t>.</w:t>
+              <w:t>Texto completo do artigo inacessível após busca nas bases institucionais (CAPES/UFG), Google Scholar e ResearchGate.</w:t>
             </w:r>
           </w:p>
         </w:tc>
@@ -7671,55 +3585,7 @@
         <w:jc w:val="both"/>
       </w:pPr>
       <w:r>
-        <w:t xml:space="preserve">A busca foi executada nas bases em 02/06/2026, retornando um total de 173 registros brutos, distribuídos entre ACM Digital Library (n = 18), IEEE </w:t>
-      </w:r>
-      <w:proofErr w:type="spellStart"/>
-      <w:r>
-        <w:t>Xplore</w:t>
-      </w:r>
-      <w:proofErr w:type="spellEnd"/>
-      <w:r>
-        <w:t xml:space="preserve"> (n = 39) e Scopus (n = 116). Para dar suporte ao gerenciamento e à seleção desses estudos, os metadados (.</w:t>
-      </w:r>
-      <w:proofErr w:type="spellStart"/>
-      <w:r>
-        <w:t>bib</w:t>
-      </w:r>
-      <w:proofErr w:type="spellEnd"/>
-      <w:r>
-        <w:t xml:space="preserve">) foram importados para a plataforma </w:t>
-      </w:r>
-      <w:proofErr w:type="spellStart"/>
-      <w:r>
-        <w:t>Rayyan</w:t>
-      </w:r>
-      <w:proofErr w:type="spellEnd"/>
-      <w:r>
-        <w:t xml:space="preserve"> (OUZZANI et al., 2016). Por meio das funcionalidades da ferramenta, foi executado o processo automatizado de detecção de similaridade, resultando na identificação e remoção de 43 registros duplicados. Durante a triagem, foi identificado adicionalmente que o artigo "N-CATS: A Neural Network </w:t>
-      </w:r>
-      <w:proofErr w:type="spellStart"/>
-      <w:r>
-        <w:t>Classification</w:t>
-      </w:r>
-      <w:proofErr w:type="spellEnd"/>
-      <w:r>
-        <w:t xml:space="preserve"> </w:t>
-      </w:r>
-      <w:proofErr w:type="spellStart"/>
-      <w:r>
-        <w:t>Automatic</w:t>
-      </w:r>
-      <w:proofErr w:type="spellEnd"/>
-      <w:r>
-        <w:t xml:space="preserve"> </w:t>
-      </w:r>
-      <w:proofErr w:type="spellStart"/>
-      <w:r>
-        <w:t>Taxonomy</w:t>
-      </w:r>
-      <w:proofErr w:type="spellEnd"/>
-      <w:r>
-        <w:t xml:space="preserve"> System" constituía uma duplicata não detectada automaticamente, totalizando 44 registros duplicados removidos e restando 129 artigos únicos para avaliação.</w:t>
+        <w:t>A busca foi executada nas bases em 02/06/2026, retornando um total de 173 registros brutos, distribuídos entre ACM Digital Library (n = 18), IEEE Xplore (n = 39) e Scopus (n = 116). Para dar suporte ao gerenciamento e à seleção desses estudos, os metadados (.bib) foram importados para a plataforma Rayyan (OUZZANI et al., 2016). Por meio das funcionalidades da ferramenta, foi executado o processo automatizado de detecção de similaridade, resultando na identificação e remoção de 43 registros duplicados. Durante a triagem, foi identificado adicionalmente que o artigo "N-CATS: A Neural Network Classification Automatic Taxonomy System" constituía uma duplicata não detectada automaticamente, totalizando 44 registros duplicados removidos e restando 129 artigos únicos para avaliação.</w:t>
       </w:r>
     </w:p>
     <w:p>
@@ -7737,15 +3603,7 @@
         <w:jc w:val="both"/>
       </w:pPr>
       <w:r>
-        <w:t xml:space="preserve">Na etapa de elegibilidade, dos 61 estudos encaminhados, 4 foram excluídos previamente à leitura por inacessibilidade do texto completo após busca nas bases institucionais, Google Scholar e </w:t>
-      </w:r>
-      <w:proofErr w:type="spellStart"/>
-      <w:r>
-        <w:t>ResearchGate</w:t>
-      </w:r>
-      <w:proofErr w:type="spellEnd"/>
-      <w:r>
-        <w:t xml:space="preserve"> (CE8). Os 57 estudos restantes tiveram seus textos completos lidos integralmente, resultando na exclusão adicional de 1 artigo por não </w:t>
+        <w:t xml:space="preserve">Na etapa de elegibilidade, dos 61 estudos encaminhados, 4 foram excluídos previamente à leitura por inacessibilidade do texto completo após busca nas bases institucionais, Google Scholar e ResearchGate (CE8). Os 57 estudos restantes tiveram seus textos completos lidos integralmente, resultando na exclusão adicional de 1 artigo por não </w:t>
       </w:r>
       <w:r>
         <w:t xml:space="preserve">corresponder a uma abordagem RAG baseada em LLM (CE1) e 24 artigos por não </w:t>
@@ -7843,15 +3701,7 @@
         <w:jc w:val="both"/>
       </w:pPr>
       <w:r>
-        <w:t xml:space="preserve">IEEE </w:t>
-      </w:r>
-      <w:proofErr w:type="spellStart"/>
-      <w:r>
-        <w:t>Xplore</w:t>
-      </w:r>
-      <w:proofErr w:type="spellEnd"/>
-      <w:r>
-        <w:t>:</w:t>
+        <w:t>IEEE Xplore:</w:t>
       </w:r>
       <w:r>
         <w:t xml:space="preserve"> </w:t>
@@ -7942,23 +3792,7 @@
           <w:b/>
           <w:bCs/>
         </w:rPr>
-        <w:t>Triagem (</w:t>
-      </w:r>
-      <w:proofErr w:type="spellStart"/>
-      <w:r>
-        <w:rPr>
-          <w:b/>
-          <w:bCs/>
-        </w:rPr>
-        <w:t>Screening</w:t>
-      </w:r>
-      <w:proofErr w:type="spellEnd"/>
-      <w:r>
-        <w:rPr>
-          <w:b/>
-          <w:bCs/>
-        </w:rPr>
-        <w:t>):</w:t>
+        <w:t>Triagem (Screening):</w:t>
       </w:r>
       <w:r>
         <w:t xml:space="preserve"> </w:t>
@@ -8316,15 +4150,7 @@
         <w:jc w:val="both"/>
       </w:pPr>
       <w:r>
-        <w:t xml:space="preserve">As ameaças à validade identificadas neste estudo envolvem: 1) a elaboração da </w:t>
-      </w:r>
-      <w:proofErr w:type="spellStart"/>
-      <w:r>
-        <w:t>string</w:t>
-      </w:r>
-      <w:proofErr w:type="spellEnd"/>
-      <w:r>
-        <w:t xml:space="preserve"> de busca; 2) a possível ausência de estudos primários relevantes; 3) a confiabilidade na seleção; 4) a confiabilidade na extração de dados</w:t>
+        <w:t>As ameaças à validade identificadas neste estudo envolvem: 1) a elaboração da string de busca; 2) a possível ausência de estudos primários relevantes; 3) a confiabilidade na seleção; 4) a confiabilidade na extração de dados</w:t>
       </w:r>
       <w:r>
         <w:t>; 5) a inacessibilidade ao texto completo de estudos primários.</w:t>
@@ -8336,39 +4162,7 @@
         <w:jc w:val="both"/>
       </w:pPr>
       <w:r>
-        <w:t xml:space="preserve">Para mitigar a ameaça 1, a </w:t>
-      </w:r>
-      <w:proofErr w:type="spellStart"/>
-      <w:r>
-        <w:t>string</w:t>
-      </w:r>
-      <w:proofErr w:type="spellEnd"/>
-      <w:r>
-        <w:t xml:space="preserve"> de busca foi elaborada sistematicamente seguindo o framework PICOC (KITCHENHAM; CHARTERS, 2007), garantindo rastreabilidade entre os termos de busca e os objetivos da pesquisa. A ameaça 1 é diretamente relacionada à ameaça 2, uma vez que estudos relevantes podem não ter sido recuperados caso empreguem terminologia distinta da adotada na </w:t>
-      </w:r>
-      <w:proofErr w:type="spellStart"/>
-      <w:r>
-        <w:t>string</w:t>
-      </w:r>
-      <w:proofErr w:type="spellEnd"/>
-      <w:r>
-        <w:t xml:space="preserve"> canônica. Essa limitação é parcialmente atenuada pela inclusão do termo "</w:t>
-      </w:r>
-      <w:proofErr w:type="spellStart"/>
-      <w:r>
-        <w:t>Generative</w:t>
-      </w:r>
-      <w:proofErr w:type="spellEnd"/>
-      <w:r>
-        <w:t xml:space="preserve"> AI" como hiperônimo, pela cobertura complementar das três bases selecionadas (ACM Digital Library, IEEE </w:t>
-      </w:r>
-      <w:proofErr w:type="spellStart"/>
-      <w:r>
-        <w:t>Xplore</w:t>
-      </w:r>
-      <w:proofErr w:type="spellEnd"/>
-      <w:r>
-        <w:t xml:space="preserve"> e Scopus) e pelo fato de o Scopus indexar publicações das demais bases, ampliando a cobertura indireta.</w:t>
+        <w:t>Para mitigar a ameaça 1, a string de busca foi elaborada sistematicamente seguindo o framework PICOC (KITCHENHAM; CHARTERS, 2007), garantindo rastreabilidade entre os termos de busca e os objetivos da pesquisa. A ameaça 1 é diretamente relacionada à ameaça 2, uma vez que estudos relevantes podem não ter sido recuperados caso empreguem terminologia distinta da adotada na string canônica. Essa limitação é parcialmente atenuada pela inclusão do termo "Generative AI" como hiperônimo, pela cobertura complementar das três bases selecionadas (ACM Digital Library, IEEE Xplore e Scopus) e pelo fato de o Scopus indexar publicações das demais bases, ampliando a cobertura indireta.</w:t>
       </w:r>
     </w:p>
     <w:p>
@@ -8387,15 +4181,7 @@
       </w:pPr>
       <w:r>
         <w:lastRenderedPageBreak/>
-        <w:t xml:space="preserve">A ameaça 5 decorre da inacessibilidade ao texto completo de 4 artigos após esgotadas as alternativas de acesso disponíveis (CAPES/UFG, Google Scholar e </w:t>
-      </w:r>
-      <w:proofErr w:type="spellStart"/>
-      <w:r>
-        <w:t>ResearchGate</w:t>
-      </w:r>
-      <w:proofErr w:type="spellEnd"/>
-      <w:r>
-        <w:t>). Estes estudos foram excluídos por inacessibilidade (CE8), seguindo prática aceita na literatura (KITCHENHAM; CHARTERS, 2007). É possível que artigos relevantes tenham sido descartados por restrição de acesso, o que pode introduzir viés de seleção na amostra final.</w:t>
+        <w:t>A ameaça 5 decorre da inacessibilidade ao texto completo de 4 artigos após esgotadas as alternativas de acesso disponíveis (CAPES/UFG, Google Scholar e ResearchGate). Estes estudos foram excluídos por inacessibilidade (CE8), seguindo prática aceita na literatura (KITCHENHAM; CHARTERS, 2007). É possível que artigos relevantes tenham sido descartados por restrição de acesso, o que pode introduzir viés de seleção na amostra final.</w:t>
       </w:r>
     </w:p>
     <w:p/>
@@ -8462,255 +4248,44 @@
         <w:jc w:val="both"/>
       </w:pPr>
       <w:r>
-        <w:t xml:space="preserve">BASILI, Victor </w:t>
-      </w:r>
-      <w:proofErr w:type="gramStart"/>
-      <w:r>
-        <w:t>R..</w:t>
-      </w:r>
-      <w:proofErr w:type="gramEnd"/>
-      <w:r>
-        <w:t xml:space="preserve"> Software </w:t>
-      </w:r>
-      <w:proofErr w:type="spellStart"/>
-      <w:r>
-        <w:t>Modeling</w:t>
-      </w:r>
-      <w:proofErr w:type="spellEnd"/>
-      <w:r>
-        <w:t xml:space="preserve"> </w:t>
-      </w:r>
-      <w:proofErr w:type="spellStart"/>
-      <w:r>
-        <w:t>and</w:t>
-      </w:r>
-      <w:proofErr w:type="spellEnd"/>
-      <w:r>
-        <w:t xml:space="preserve"> </w:t>
-      </w:r>
-      <w:proofErr w:type="spellStart"/>
-      <w:r>
-        <w:t>Measurement</w:t>
-      </w:r>
-      <w:proofErr w:type="spellEnd"/>
-      <w:r>
-        <w:t xml:space="preserve">: The </w:t>
-      </w:r>
-      <w:proofErr w:type="spellStart"/>
-      <w:r>
-        <w:t>Goal</w:t>
-      </w:r>
-      <w:proofErr w:type="spellEnd"/>
-      <w:r>
-        <w:t>/</w:t>
-      </w:r>
-      <w:proofErr w:type="spellStart"/>
-      <w:r>
-        <w:t>Question</w:t>
-      </w:r>
-      <w:proofErr w:type="spellEnd"/>
-      <w:r>
-        <w:t>/</w:t>
-      </w:r>
-      <w:proofErr w:type="spellStart"/>
-      <w:r>
-        <w:t>Metric</w:t>
-      </w:r>
-      <w:proofErr w:type="spellEnd"/>
-      <w:r>
-        <w:t xml:space="preserve"> </w:t>
-      </w:r>
-      <w:proofErr w:type="spellStart"/>
-      <w:r>
-        <w:t>Paradigm</w:t>
-      </w:r>
-      <w:proofErr w:type="spellEnd"/>
-      <w:r>
-        <w:t xml:space="preserve">. </w:t>
-      </w:r>
-      <w:proofErr w:type="spellStart"/>
-      <w:r>
-        <w:rPr>
-          <w:b/>
-          <w:bCs/>
-        </w:rPr>
-        <w:t>Institute</w:t>
-      </w:r>
-      <w:proofErr w:type="spellEnd"/>
-      <w:r>
-        <w:rPr>
-          <w:b/>
-          <w:bCs/>
-        </w:rPr>
-        <w:t xml:space="preserve"> for </w:t>
-      </w:r>
-      <w:proofErr w:type="spellStart"/>
-      <w:r>
-        <w:rPr>
-          <w:b/>
-          <w:bCs/>
-        </w:rPr>
-        <w:t>Advanced</w:t>
-      </w:r>
-      <w:proofErr w:type="spellEnd"/>
-      <w:r>
-        <w:rPr>
-          <w:b/>
-          <w:bCs/>
-        </w:rPr>
-        <w:t xml:space="preserve"> Computer </w:t>
-      </w:r>
-      <w:proofErr w:type="spellStart"/>
-      <w:r>
-        <w:rPr>
-          <w:b/>
-          <w:bCs/>
-        </w:rPr>
-        <w:t>Studies</w:t>
-      </w:r>
-      <w:proofErr w:type="spellEnd"/>
+        <w:t xml:space="preserve">BASILI, Victor R.. Software Modeling and Measurement: The Goal/Question/Metric Paradigm. </w:t>
+      </w:r>
+      <w:r>
+        <w:rPr>
+          <w:b/>
+          <w:bCs/>
+        </w:rPr>
+        <w:t>Institute for Advanced Computer Studies</w:t>
+      </w:r>
       <w:r>
         <w:t>,</w:t>
       </w:r>
       <w:r>
-        <w:t xml:space="preserve"> </w:t>
-      </w:r>
-      <w:proofErr w:type="spellStart"/>
-      <w:r>
-        <w:t>Department</w:t>
-      </w:r>
-      <w:proofErr w:type="spellEnd"/>
-      <w:r>
-        <w:t xml:space="preserve"> </w:t>
-      </w:r>
-      <w:proofErr w:type="spellStart"/>
-      <w:r>
-        <w:t>of</w:t>
-      </w:r>
-      <w:proofErr w:type="spellEnd"/>
-      <w:r>
-        <w:t xml:space="preserve"> Computer Science,</w:t>
-      </w:r>
-      <w:r>
-        <w:t xml:space="preserve"> </w:t>
-      </w:r>
-      <w:proofErr w:type="spellStart"/>
-      <w:r>
-        <w:t>University</w:t>
-      </w:r>
-      <w:proofErr w:type="spellEnd"/>
-      <w:r>
-        <w:t xml:space="preserve"> </w:t>
-      </w:r>
-      <w:proofErr w:type="spellStart"/>
-      <w:r>
-        <w:t>of</w:t>
-      </w:r>
-      <w:proofErr w:type="spellEnd"/>
-      <w:r>
-        <w:t xml:space="preserve"> Maryland, 1992.</w:t>
-      </w:r>
-    </w:p>
-    <w:p>
-      <w:pPr>
-        <w:jc w:val="both"/>
-      </w:pPr>
-    </w:p>
-    <w:p>
-      <w:pPr>
-        <w:jc w:val="both"/>
-      </w:pPr>
-      <w:r>
-        <w:t xml:space="preserve">BASILI, Victor; WEISS, David </w:t>
-      </w:r>
-      <w:proofErr w:type="gramStart"/>
-      <w:r>
-        <w:t>M..</w:t>
-      </w:r>
-      <w:proofErr w:type="gramEnd"/>
-      <w:r>
-        <w:t xml:space="preserve"> A </w:t>
-      </w:r>
-      <w:proofErr w:type="spellStart"/>
-      <w:r>
-        <w:t>Methodology</w:t>
-      </w:r>
-      <w:proofErr w:type="spellEnd"/>
-      <w:r>
-        <w:t xml:space="preserve"> for </w:t>
-      </w:r>
-      <w:proofErr w:type="spellStart"/>
-      <w:r>
-        <w:t>Collecting</w:t>
-      </w:r>
-      <w:proofErr w:type="spellEnd"/>
-      <w:r>
-        <w:t xml:space="preserve"> </w:t>
-      </w:r>
-      <w:proofErr w:type="spellStart"/>
-      <w:r>
-        <w:t>Valid</w:t>
-      </w:r>
-      <w:proofErr w:type="spellEnd"/>
-      <w:r>
-        <w:t xml:space="preserve"> Software </w:t>
-      </w:r>
-      <w:proofErr w:type="spellStart"/>
-      <w:r>
-        <w:t>Engineering</w:t>
-      </w:r>
-      <w:proofErr w:type="spellEnd"/>
-      <w:r>
-        <w:t xml:space="preserve"> Data. </w:t>
-      </w:r>
-      <w:r>
-        <w:rPr>
-          <w:b/>
-          <w:bCs/>
-        </w:rPr>
-        <w:t xml:space="preserve">IEEE </w:t>
-      </w:r>
-      <w:proofErr w:type="spellStart"/>
-      <w:r>
-        <w:rPr>
-          <w:b/>
-          <w:bCs/>
-        </w:rPr>
-        <w:t>Transactions</w:t>
-      </w:r>
-      <w:proofErr w:type="spellEnd"/>
-      <w:r>
-        <w:rPr>
-          <w:b/>
-          <w:bCs/>
-        </w:rPr>
-        <w:t xml:space="preserve"> </w:t>
-      </w:r>
-      <w:proofErr w:type="spellStart"/>
-      <w:r>
-        <w:rPr>
-          <w:b/>
-          <w:bCs/>
-        </w:rPr>
-        <w:t>on</w:t>
-      </w:r>
-      <w:proofErr w:type="spellEnd"/>
-      <w:r>
-        <w:rPr>
-          <w:b/>
-          <w:bCs/>
-        </w:rPr>
-        <w:t xml:space="preserve"> Software </w:t>
-      </w:r>
-      <w:proofErr w:type="spellStart"/>
-      <w:r>
-        <w:rPr>
-          <w:b/>
-          <w:bCs/>
-        </w:rPr>
-        <w:t>Engineering</w:t>
-      </w:r>
-      <w:proofErr w:type="spellEnd"/>
+        <w:t xml:space="preserve"> Department of Computer Science,</w:t>
+      </w:r>
+      <w:r>
+        <w:t xml:space="preserve"> University of Maryland, 1992.</w:t>
+      </w:r>
+    </w:p>
+    <w:p>
+      <w:pPr>
+        <w:jc w:val="both"/>
+      </w:pPr>
+    </w:p>
+    <w:p>
+      <w:pPr>
+        <w:jc w:val="both"/>
+      </w:pPr>
+      <w:r>
+        <w:t xml:space="preserve">BASILI, Victor; WEISS, David M.. A Methodology for Collecting Valid Software Engineering Data. </w:t>
+      </w:r>
+      <w:r>
+        <w:rPr>
+          <w:b/>
+          <w:bCs/>
+        </w:rPr>
+        <w:t>IEEE Transactions on Software Engineering</w:t>
+      </w:r>
       <w:r>
         <w:t xml:space="preserve">, v. </w:t>
       </w:r>
@@ -8737,31 +4312,7 @@
         <w:jc w:val="both"/>
       </w:pPr>
       <w:r>
-        <w:t xml:space="preserve">DYBA, Tore; KITCHENHAM, Barbara; JORGENSEN, Magne. </w:t>
-      </w:r>
-      <w:proofErr w:type="spellStart"/>
-      <w:r>
-        <w:t>Evidence-based</w:t>
-      </w:r>
-      <w:proofErr w:type="spellEnd"/>
-      <w:r>
-        <w:t xml:space="preserve"> software </w:t>
-      </w:r>
-      <w:proofErr w:type="spellStart"/>
-      <w:r>
-        <w:t>engineering</w:t>
-      </w:r>
-      <w:proofErr w:type="spellEnd"/>
-      <w:r>
-        <w:t xml:space="preserve"> for </w:t>
-      </w:r>
-      <w:proofErr w:type="spellStart"/>
-      <w:r>
-        <w:t>practitioners</w:t>
-      </w:r>
-      <w:proofErr w:type="spellEnd"/>
-      <w:r>
-        <w:t xml:space="preserve">. </w:t>
+        <w:t xml:space="preserve">DYBA, Tore; KITCHENHAM, Barbara; JORGENSEN, Magne. Evidence-based software engineering for practitioners. </w:t>
       </w:r>
       <w:r>
         <w:rPr>
@@ -8792,45 +4343,19 @@
         <w:t>tuart</w:t>
       </w:r>
       <w:r>
-        <w:t xml:space="preserve">. </w:t>
-      </w:r>
-      <w:proofErr w:type="spellStart"/>
-      <w:r>
-        <w:t>Guidelines</w:t>
-      </w:r>
-      <w:proofErr w:type="spellEnd"/>
-      <w:r>
-        <w:t xml:space="preserve"> for </w:t>
-      </w:r>
-      <w:proofErr w:type="spellStart"/>
-      <w:r>
-        <w:t>performing</w:t>
-      </w:r>
-      <w:proofErr w:type="spellEnd"/>
-      <w:r>
-        <w:t xml:space="preserve"> </w:t>
-      </w:r>
-      <w:proofErr w:type="spellStart"/>
+        <w:t xml:space="preserve">. Guidelines for performing </w:t>
+      </w:r>
       <w:r>
         <w:t>S</w:t>
       </w:r>
       <w:r>
-        <w:t>ystematic</w:t>
-      </w:r>
-      <w:proofErr w:type="spellEnd"/>
-      <w:r>
-        <w:t xml:space="preserve"> </w:t>
-      </w:r>
-      <w:proofErr w:type="spellStart"/>
+        <w:t xml:space="preserve">ystematic </w:t>
+      </w:r>
       <w:r>
         <w:t>L</w:t>
       </w:r>
       <w:r>
-        <w:t>iterature</w:t>
-      </w:r>
-      <w:proofErr w:type="spellEnd"/>
-      <w:r>
-        <w:t xml:space="preserve"> </w:t>
+        <w:t xml:space="preserve">iterature </w:t>
       </w:r>
       <w:r>
         <w:t>R</w:t>
@@ -8844,58 +4369,21 @@
       <w:r>
         <w:t xml:space="preserve">oftware </w:t>
       </w:r>
-      <w:proofErr w:type="spellStart"/>
       <w:r>
         <w:t>E</w:t>
       </w:r>
       <w:r>
-        <w:t>ngineering</w:t>
-      </w:r>
-      <w:proofErr w:type="spellEnd"/>
-      <w:r>
-        <w:t xml:space="preserve">. </w:t>
-      </w:r>
-      <w:r>
-        <w:rPr>
-          <w:b/>
-          <w:bCs/>
-        </w:rPr>
-        <w:t xml:space="preserve">EBSE </w:t>
-      </w:r>
-      <w:proofErr w:type="spellStart"/>
-      <w:r>
-        <w:rPr>
-          <w:b/>
-          <w:bCs/>
-        </w:rPr>
-        <w:t>Technical</w:t>
-      </w:r>
-      <w:proofErr w:type="spellEnd"/>
-      <w:r>
-        <w:rPr>
-          <w:b/>
-          <w:bCs/>
-        </w:rPr>
-        <w:t xml:space="preserve"> Report EBSE-2007-01</w:t>
-      </w:r>
-      <w:r>
-        <w:t xml:space="preserve">, </w:t>
-      </w:r>
-      <w:proofErr w:type="spellStart"/>
-      <w:r>
-        <w:t>Keele</w:t>
-      </w:r>
-      <w:proofErr w:type="spellEnd"/>
-      <w:r>
-        <w:t xml:space="preserve"> </w:t>
-      </w:r>
-      <w:proofErr w:type="spellStart"/>
-      <w:r>
-        <w:t>University</w:t>
-      </w:r>
-      <w:proofErr w:type="spellEnd"/>
-      <w:r>
-        <w:t>,</w:t>
+        <w:t xml:space="preserve">ngineering. </w:t>
+      </w:r>
+      <w:r>
+        <w:rPr>
+          <w:b/>
+          <w:bCs/>
+        </w:rPr>
+        <w:t>EBSE Technical Report EBSE-2007-01</w:t>
+      </w:r>
+      <w:r>
+        <w:t>, Keele University,</w:t>
       </w:r>
       <w:r>
         <w:t xml:space="preserve"> v. 2.3,</w:t>
@@ -8910,47 +4398,17 @@
         <w:jc w:val="both"/>
       </w:pPr>
       <w:r>
-        <w:t xml:space="preserve">OUZZANI, Mourad et al. </w:t>
-      </w:r>
-      <w:proofErr w:type="spellStart"/>
-      <w:r>
-        <w:t>Rayyan</w:t>
-      </w:r>
-      <w:proofErr w:type="spellEnd"/>
-      <w:r>
-        <w:t xml:space="preserve"> – a web </w:t>
-      </w:r>
-      <w:proofErr w:type="spellStart"/>
-      <w:r>
-        <w:t>and</w:t>
-      </w:r>
-      <w:proofErr w:type="spellEnd"/>
-      <w:r>
-        <w:t xml:space="preserve"> mobile app for </w:t>
-      </w:r>
-      <w:proofErr w:type="spellStart"/>
-      <w:r>
-        <w:t>systematic</w:t>
-      </w:r>
-      <w:proofErr w:type="spellEnd"/>
-      <w:r>
-        <w:t xml:space="preserve"> reviews. </w:t>
-      </w:r>
-      <w:proofErr w:type="spellStart"/>
-      <w:r>
-        <w:rPr>
-          <w:b/>
-          <w:bCs/>
-        </w:rPr>
-        <w:t>Systematic</w:t>
-      </w:r>
-      <w:proofErr w:type="spellEnd"/>
-      <w:r>
-        <w:rPr>
-          <w:b/>
-          <w:bCs/>
-        </w:rPr>
-        <w:t xml:space="preserve"> Reviews</w:t>
+        <w:t>OUZZANI, Mourad et al. Rayyan</w:t>
+      </w:r>
+      <w:r>
+        <w:t xml:space="preserve"> – a web and mobile app for systematic reviews. </w:t>
+      </w:r>
+      <w:r>
+        <w:rPr>
+          <w:b/>
+          <w:bCs/>
+        </w:rPr>
+        <w:t>Systematic Reviews</w:t>
       </w:r>
       <w:r>
         <w:t>, 2016.</w:t>
@@ -8962,95 +4420,17 @@
         <w:jc w:val="both"/>
       </w:pPr>
       <w:r>
-        <w:t xml:space="preserve">PETERSEN, Kai; VAKKALANKA, </w:t>
-      </w:r>
-      <w:proofErr w:type="spellStart"/>
-      <w:r>
-        <w:t>Sairam</w:t>
-      </w:r>
-      <w:proofErr w:type="spellEnd"/>
-      <w:r>
-        <w:t xml:space="preserve">; KUZNIARZ, Ludwik. </w:t>
-      </w:r>
-      <w:proofErr w:type="spellStart"/>
-      <w:r>
-        <w:t>Guidelines</w:t>
-      </w:r>
-      <w:proofErr w:type="spellEnd"/>
-      <w:r>
-        <w:t xml:space="preserve"> for </w:t>
-      </w:r>
-      <w:proofErr w:type="spellStart"/>
-      <w:r>
-        <w:t>conducting</w:t>
-      </w:r>
-      <w:proofErr w:type="spellEnd"/>
-      <w:r>
-        <w:t xml:space="preserve"> </w:t>
-      </w:r>
-      <w:proofErr w:type="spellStart"/>
-      <w:r>
-        <w:t>systematic</w:t>
-      </w:r>
-      <w:proofErr w:type="spellEnd"/>
-      <w:r>
-        <w:t xml:space="preserve"> mapping </w:t>
-      </w:r>
-      <w:proofErr w:type="spellStart"/>
-      <w:r>
-        <w:t>studies</w:t>
-      </w:r>
-      <w:proofErr w:type="spellEnd"/>
-      <w:r>
-        <w:t xml:space="preserve"> in software </w:t>
-      </w:r>
-      <w:proofErr w:type="spellStart"/>
-      <w:r>
-        <w:t>engineering</w:t>
-      </w:r>
-      <w:proofErr w:type="spellEnd"/>
-      <w:r>
-        <w:t xml:space="preserve">: </w:t>
-      </w:r>
-      <w:proofErr w:type="spellStart"/>
-      <w:r>
-        <w:t>An</w:t>
-      </w:r>
-      <w:proofErr w:type="spellEnd"/>
-      <w:r>
-        <w:t xml:space="preserve"> update. </w:t>
-      </w:r>
-      <w:proofErr w:type="spellStart"/>
-      <w:r>
-        <w:rPr>
-          <w:b/>
-          <w:bCs/>
-        </w:rPr>
-        <w:t>Information</w:t>
-      </w:r>
-      <w:proofErr w:type="spellEnd"/>
-      <w:r>
-        <w:rPr>
-          <w:b/>
-          <w:bCs/>
-        </w:rPr>
-        <w:t xml:space="preserve"> </w:t>
-      </w:r>
-      <w:proofErr w:type="spellStart"/>
-      <w:r>
-        <w:rPr>
-          <w:b/>
-          <w:bCs/>
-        </w:rPr>
-        <w:t>and</w:t>
-      </w:r>
-      <w:proofErr w:type="spellEnd"/>
-      <w:r>
-        <w:rPr>
-          <w:b/>
-          <w:bCs/>
-        </w:rPr>
-        <w:t xml:space="preserve"> Software Technology</w:t>
+        <w:t xml:space="preserve">PETERSEN, Kai; VAKKALANKA, Sairam; KUZNIARZ, Ludwik. </w:t>
+      </w:r>
+      <w:r>
+        <w:t xml:space="preserve">Guidelines for conducting systematic mapping studies in software engineering: An update. </w:t>
+      </w:r>
+      <w:r>
+        <w:rPr>
+          <w:b/>
+          <w:bCs/>
+        </w:rPr>
+        <w:t>Information and Software Technology</w:t>
       </w:r>
       <w:r>
         <w:t>, v. 64, p. 1</w:t>

--- a/research_protocol/protocol.docx
+++ b/research_protocol/protocol.docx
@@ -933,7 +933,23 @@
         <w:t xml:space="preserve">A condução deste trabalho segue estritamente as diretrizes e o framework propostos por </w:t>
       </w:r>
       <w:r>
-        <w:t>Petersen, Vakkalanka e Kuzniarz (2015)</w:t>
+        <w:t xml:space="preserve">Petersen, </w:t>
+      </w:r>
+      <w:proofErr w:type="spellStart"/>
+      <w:r>
+        <w:t>Vakkalanka</w:t>
+      </w:r>
+      <w:proofErr w:type="spellEnd"/>
+      <w:r>
+        <w:t xml:space="preserve"> e </w:t>
+      </w:r>
+      <w:proofErr w:type="spellStart"/>
+      <w:r>
+        <w:t>Kuzniarz</w:t>
+      </w:r>
+      <w:proofErr w:type="spellEnd"/>
+      <w:r>
+        <w:t xml:space="preserve"> (2015)</w:t>
       </w:r>
       <w:r>
         <w:t xml:space="preserve">, projetados para estruturar, categorizar e quantificar visualmente o estado da arte de um determinado campo de conhecimento. O processo é executado em cinco etapas sequenciais: </w:t>
@@ -962,6 +978,7 @@
       <w:r>
         <w:t>) desenvolvimento de um esquema de classificação baseado em palavras-chave (</w:t>
       </w:r>
+      <w:proofErr w:type="spellStart"/>
       <w:r>
         <w:rPr>
           <w:i/>
@@ -969,6 +986,7 @@
         </w:rPr>
         <w:t>keywording</w:t>
       </w:r>
+      <w:proofErr w:type="spellEnd"/>
       <w:r>
         <w:t xml:space="preserve">); e </w:t>
       </w:r>
@@ -999,19 +1017,83 @@
         <w:t xml:space="preserve"> </w:t>
       </w:r>
       <w:r>
-        <w:t>identificação precisa das palavras-chave que compõem a string de busca</w:t>
+        <w:t xml:space="preserve">identificação precisa das palavras-chave que compõem a </w:t>
+      </w:r>
+      <w:proofErr w:type="spellStart"/>
+      <w:r>
+        <w:t>string</w:t>
+      </w:r>
+      <w:proofErr w:type="spellEnd"/>
+      <w:r>
+        <w:t xml:space="preserve"> de busca</w:t>
       </w:r>
       <w:r>
         <w:t xml:space="preserve"> </w:t>
       </w:r>
       <w:r>
-        <w:t xml:space="preserve">adota-se o framework PICOC (acrônimo para Population, Intervention, Comparison, Outcome, and Context). </w:t>
+        <w:t xml:space="preserve">adota-se o framework PICOC (acrônimo para </w:t>
+      </w:r>
+      <w:proofErr w:type="spellStart"/>
+      <w:r>
+        <w:t>Population</w:t>
+      </w:r>
+      <w:proofErr w:type="spellEnd"/>
+      <w:r>
+        <w:t xml:space="preserve">, </w:t>
+      </w:r>
+      <w:proofErr w:type="spellStart"/>
+      <w:r>
+        <w:t>Intervention</w:t>
+      </w:r>
+      <w:proofErr w:type="spellEnd"/>
+      <w:r>
+        <w:t xml:space="preserve">, </w:t>
+      </w:r>
+      <w:proofErr w:type="spellStart"/>
+      <w:r>
+        <w:t>Comparison</w:t>
+      </w:r>
+      <w:proofErr w:type="spellEnd"/>
+      <w:r>
+        <w:t xml:space="preserve">, </w:t>
+      </w:r>
+      <w:proofErr w:type="spellStart"/>
+      <w:r>
+        <w:t>Outcome</w:t>
+      </w:r>
+      <w:proofErr w:type="spellEnd"/>
+      <w:r>
+        <w:t xml:space="preserve">, </w:t>
+      </w:r>
+      <w:proofErr w:type="spellStart"/>
+      <w:r>
+        <w:t>and</w:t>
+      </w:r>
+      <w:proofErr w:type="spellEnd"/>
+      <w:r>
+        <w:t xml:space="preserve"> </w:t>
+      </w:r>
+      <w:proofErr w:type="spellStart"/>
+      <w:r>
+        <w:t>Context</w:t>
+      </w:r>
+      <w:proofErr w:type="spellEnd"/>
+      <w:r>
+        <w:t xml:space="preserve">). </w:t>
       </w:r>
       <w:r>
         <w:t>Integrado</w:t>
       </w:r>
       <w:r>
-        <w:t xml:space="preserve"> formalmente à Engenharia de Software por Kitchenham e Charters (2007), essa estrutura estende os modelos tradicionais de revisão ao decompor o escopo da investigação em cinco dimensões fundamentais: </w:t>
+        <w:t xml:space="preserve"> formalmente à Engenharia de Software por </w:t>
+      </w:r>
+      <w:proofErr w:type="spellStart"/>
+      <w:r>
+        <w:t>Kitchenham</w:t>
+      </w:r>
+      <w:proofErr w:type="spellEnd"/>
+      <w:r>
+        <w:t xml:space="preserve"> e Charters (2007), essa estrutura estende os modelos tradicionais de revisão ao decompor o escopo da investigação em cinco dimensões fundamentais: </w:t>
       </w:r>
       <w:r>
         <w:t>1</w:t>
@@ -1035,7 +1117,15 @@
         <w:t>4</w:t>
       </w:r>
       <w:r>
-        <w:t xml:space="preserve">) Resultado (Outcome - O), que define os efeitos, benefícios ou métricas de interesse a serem medidos; e </w:t>
+        <w:t>) Resultado (</w:t>
+      </w:r>
+      <w:proofErr w:type="spellStart"/>
+      <w:r>
+        <w:t>Outcome</w:t>
+      </w:r>
+      <w:proofErr w:type="spellEnd"/>
+      <w:r>
+        <w:t xml:space="preserve"> - O), que define os efeitos, benefícios ou métricas de interesse a serem medidos; e </w:t>
       </w:r>
       <w:r>
         <w:t>5</w:t>
@@ -1058,10 +1148,82 @@
         <w:tab/>
       </w:r>
       <w:r>
-        <w:t xml:space="preserve">Para garantir a transparência, o rigor e a reprodutibilidade visual no processo de seleção dos estudos primários, adota-se o fluxograma PRISMA (Preferred Reporting Items for Systematic Reviews and Meta-Analyses). Embora originado como uma diretriz de relato em outras ciências, o modelo de fluxo de quatro fases do PRISMA é integrado a este estudo de forma complementar e adaptada às práticas de revisão de Kitchenham e Charters (2007) e de mapeamento de </w:t>
-      </w:r>
-      <w:r>
-        <w:t>Petersen, Vakkalanka e Kuzniarz (2015)</w:t>
+        <w:t>Para garantir a transparência, o rigor e a reprodutibilidade visual no processo de seleção dos estudos primários, adota-se o fluxograma PRISMA (</w:t>
+      </w:r>
+      <w:proofErr w:type="spellStart"/>
+      <w:r>
+        <w:t>Preferred</w:t>
+      </w:r>
+      <w:proofErr w:type="spellEnd"/>
+      <w:r>
+        <w:t xml:space="preserve"> </w:t>
+      </w:r>
+      <w:proofErr w:type="spellStart"/>
+      <w:r>
+        <w:t>Reporting</w:t>
+      </w:r>
+      <w:proofErr w:type="spellEnd"/>
+      <w:r>
+        <w:t xml:space="preserve"> </w:t>
+      </w:r>
+      <w:proofErr w:type="spellStart"/>
+      <w:r>
+        <w:t>Items</w:t>
+      </w:r>
+      <w:proofErr w:type="spellEnd"/>
+      <w:r>
+        <w:t xml:space="preserve"> for </w:t>
+      </w:r>
+      <w:proofErr w:type="spellStart"/>
+      <w:r>
+        <w:t>Systematic</w:t>
+      </w:r>
+      <w:proofErr w:type="spellEnd"/>
+      <w:r>
+        <w:t xml:space="preserve"> Reviews </w:t>
+      </w:r>
+      <w:proofErr w:type="spellStart"/>
+      <w:r>
+        <w:t>and</w:t>
+      </w:r>
+      <w:proofErr w:type="spellEnd"/>
+      <w:r>
+        <w:t xml:space="preserve"> Meta-</w:t>
+      </w:r>
+      <w:proofErr w:type="spellStart"/>
+      <w:r>
+        <w:t>Analyses</w:t>
+      </w:r>
+      <w:proofErr w:type="spellEnd"/>
+      <w:r>
+        <w:t xml:space="preserve">). Embora originado como uma diretriz de relato em outras ciências, o modelo de fluxo de quatro fases do PRISMA é integrado a este estudo de forma complementar e adaptada às práticas de revisão de </w:t>
+      </w:r>
+      <w:proofErr w:type="spellStart"/>
+      <w:r>
+        <w:t>Kitchenham</w:t>
+      </w:r>
+      <w:proofErr w:type="spellEnd"/>
+      <w:r>
+        <w:t xml:space="preserve"> e Charters (2007) e de mapeamento de </w:t>
+      </w:r>
+      <w:r>
+        <w:t xml:space="preserve">Petersen, </w:t>
+      </w:r>
+      <w:proofErr w:type="spellStart"/>
+      <w:r>
+        <w:t>Vakkalanka</w:t>
+      </w:r>
+      <w:proofErr w:type="spellEnd"/>
+      <w:r>
+        <w:t xml:space="preserve"> e </w:t>
+      </w:r>
+      <w:proofErr w:type="spellStart"/>
+      <w:r>
+        <w:t>Kuzniarz</w:t>
+      </w:r>
+      <w:proofErr w:type="spellEnd"/>
+      <w:r>
+        <w:t xml:space="preserve"> (2015)</w:t>
       </w:r>
       <w:r>
         <w:t>. O diagrama documenta de forma rastreável o funil de dados da pesquisa por meio de quatro etapas</w:t>
@@ -1082,7 +1244,15 @@
         <w:t>2</w:t>
       </w:r>
       <w:r>
-        <w:t xml:space="preserve">) Triagem (Screening), que mapeia a exclusão inicial com base na leitura de títulos e resumos; </w:t>
+        <w:t>) Triagem (</w:t>
+      </w:r>
+      <w:proofErr w:type="spellStart"/>
+      <w:r>
+        <w:t>Screening</w:t>
+      </w:r>
+      <w:proofErr w:type="spellEnd"/>
+      <w:r>
+        <w:t xml:space="preserve">), que mapeia a exclusão inicial com base na leitura de títulos e resumos; </w:t>
       </w:r>
       <w:r>
         <w:t>3</w:t>
@@ -1105,25 +1275,65 @@
         <w:tab/>
       </w:r>
       <w:r>
-        <w:t xml:space="preserve">Para a definição estruturada e alinhamento do escopo deste estudo, adota-se a abordagem Goal-Question-Metric (GQM), desenvolvida originalmente por Basili e Weiss (1984) e consolidada por Basili (1992). O GQM é um paradigma de medição orientado a objetivos que estabelece uma estrutura hierárquica dividida em três níveis: </w:t>
+        <w:t xml:space="preserve">Para a definição estruturada e alinhamento do escopo deste estudo, adota-se a abordagem </w:t>
+      </w:r>
+      <w:proofErr w:type="spellStart"/>
+      <w:r>
+        <w:t>Goal-Question-Metric</w:t>
+      </w:r>
+      <w:proofErr w:type="spellEnd"/>
+      <w:r>
+        <w:t xml:space="preserve"> (GQM), desenvolvida originalmente por Basili e Weiss (1984) e consolidada por Basili (1992). O GQM é um paradigma de medição orientado a objetivos que estabelece uma estrutura hierárquica dividida em três níveis: </w:t>
       </w:r>
       <w:r>
         <w:t>1</w:t>
       </w:r>
       <w:r>
-        <w:t xml:space="preserve">) Conceitual (Goal), onde se define o objetivo principal da investigação sob uma perspectiva e contexto específicos; </w:t>
+        <w:t>) Conceitual (</w:t>
+      </w:r>
+      <w:proofErr w:type="spellStart"/>
+      <w:r>
+        <w:t>Goal</w:t>
+      </w:r>
+      <w:proofErr w:type="spellEnd"/>
+      <w:r>
+        <w:t xml:space="preserve">), onde se define o objetivo principal da investigação sob uma perspectiva e contexto específicos; </w:t>
       </w:r>
       <w:r>
         <w:t>2</w:t>
       </w:r>
       <w:r>
-        <w:t xml:space="preserve">) Operacional (Question), no qual o objetivo é refinado em um conjunto de questões que caracterizam o objeto de estudo de forma quantificável; e </w:t>
+        <w:t>) Operacional (</w:t>
+      </w:r>
+      <w:proofErr w:type="spellStart"/>
+      <w:r>
+        <w:t>Question</w:t>
+      </w:r>
+      <w:proofErr w:type="spellEnd"/>
+      <w:r>
+        <w:t xml:space="preserve">), no qual o objetivo é refinado em um conjunto de questões que caracterizam o objeto de estudo de forma quantificável; e </w:t>
       </w:r>
       <w:r>
         <w:t>3</w:t>
       </w:r>
       <w:r>
-        <w:t>) Quantitativo (Metric), onde são associadas as métricas de dados necessárias para responder satisfatoriamente a cada questão formulada. No âmbito deste protocolo, a aplicação do framework GQM garante que a coleta e a análise das evidências da literatura estejam rigorosamente vinculadas às metas centrais da pesquisa, evitando a inclusão de métricas ad-hoc ou desconexas do propósito científico.</w:t>
+        <w:t>) Quantitativo (</w:t>
+      </w:r>
+      <w:proofErr w:type="spellStart"/>
+      <w:r>
+        <w:t>Metric</w:t>
+      </w:r>
+      <w:proofErr w:type="spellEnd"/>
+      <w:r>
+        <w:t xml:space="preserve">), onde são associadas as métricas de dados necessárias para responder satisfatoriamente a cada questão formulada. No âmbito deste protocolo, a aplicação do framework GQM garante que a coleta e a análise das evidências da literatura estejam rigorosamente vinculadas às metas centrais da pesquisa, evitando a inclusão de métricas </w:t>
+      </w:r>
+      <w:proofErr w:type="spellStart"/>
+      <w:r>
+        <w:t>ad-hoc</w:t>
+      </w:r>
+      <w:proofErr w:type="spellEnd"/>
+      <w:r>
+        <w:t xml:space="preserve"> ou desconexas do propósito científico.</w:t>
       </w:r>
     </w:p>
     <w:p>
@@ -1163,17 +1373,49 @@
         <w:t>Analisar</w:t>
       </w:r>
       <w:r>
-        <w:t xml:space="preserve"> abordagens de Retrieval-Augmented Generation (RAG) </w:t>
-      </w:r>
-    </w:p>
-    <w:p>
-      <w:r>
-        <w:t xml:space="preserve">            baseadas em Large Language Models (LLMs)</w:t>
-      </w:r>
-    </w:p>
-    <w:p>
-      <w:r>
-        <w:t xml:space="preserve">            aplicadas a codebases de software</w:t>
+        <w:t xml:space="preserve"> abordagens de </w:t>
+      </w:r>
+      <w:proofErr w:type="spellStart"/>
+      <w:r>
+        <w:t>Retrieval-Augmented</w:t>
+      </w:r>
+      <w:proofErr w:type="spellEnd"/>
+      <w:r>
+        <w:t xml:space="preserve"> Generation (RAG) </w:t>
+      </w:r>
+    </w:p>
+    <w:p>
+      <w:r>
+        <w:t xml:space="preserve">            baseadas em Large </w:t>
+      </w:r>
+      <w:proofErr w:type="spellStart"/>
+      <w:r>
+        <w:t>Language</w:t>
+      </w:r>
+      <w:proofErr w:type="spellEnd"/>
+      <w:r>
+        <w:t xml:space="preserve"> Models (</w:t>
+      </w:r>
+      <w:proofErr w:type="spellStart"/>
+      <w:r>
+        <w:t>LLMs</w:t>
+      </w:r>
+      <w:proofErr w:type="spellEnd"/>
+      <w:r>
+        <w:t>)</w:t>
+      </w:r>
+    </w:p>
+    <w:p>
+      <w:r>
+        <w:t xml:space="preserve">            aplicadas a </w:t>
+      </w:r>
+      <w:proofErr w:type="spellStart"/>
+      <w:r>
+        <w:t>codebases</w:t>
+      </w:r>
+      <w:proofErr w:type="spellEnd"/>
+      <w:r>
+        <w:t xml:space="preserve"> de software</w:t>
       </w:r>
     </w:p>
     <w:p>
@@ -1191,7 +1433,15 @@
         <w:t xml:space="preserve"> suas</w:t>
       </w:r>
       <w:r>
-        <w:t xml:space="preserve"> técnicas, LLMs empregadas,</w:t>
+        <w:t xml:space="preserve"> técnicas, </w:t>
+      </w:r>
+      <w:proofErr w:type="spellStart"/>
+      <w:r>
+        <w:t>LLMs</w:t>
+      </w:r>
+      <w:proofErr w:type="spellEnd"/>
+      <w:r>
+        <w:t xml:space="preserve"> empregadas,</w:t>
       </w:r>
     </w:p>
     <w:p>
@@ -1281,15 +1531,28 @@
         <w:jc w:val="both"/>
       </w:pPr>
       <w:r>
-        <w:t>- RQ1: Quais técnicas e arquiteturas de RAG são propostas para aplicação em codebases de software?</w:t>
+        <w:t xml:space="preserve">- RQ1: Quais técnicas e arquiteturas de RAG são propostas para aplicação em </w:t>
+      </w:r>
+      <w:proofErr w:type="spellStart"/>
+      <w:r>
+        <w:t>codebases</w:t>
+      </w:r>
+      <w:proofErr w:type="spellEnd"/>
+      <w:r>
+        <w:t xml:space="preserve"> de software?</w:t>
       </w:r>
     </w:p>
     <w:p>
       <w:pPr>
         <w:jc w:val="both"/>
       </w:pPr>
-      <w:r>
-        <w:t>Rationale: Identificar e classificar as arquiteturas existentes: permite consolidar o estado da arte quanto às estratégias de recuperação e processamento de código, servindo de base para as demais questões do mapeamento.</w:t>
+      <w:proofErr w:type="spellStart"/>
+      <w:r>
+        <w:t>Rationale</w:t>
+      </w:r>
+      <w:proofErr w:type="spellEnd"/>
+      <w:r>
+        <w:t>: Identificar e classificar as arquiteturas existentes: permite consolidar o estado da arte quanto às estratégias de recuperação e processamento de código, servindo de base para as demais questões do mapeamento.</w:t>
       </w:r>
     </w:p>
     <w:p>
@@ -1302,15 +1565,44 @@
         <w:jc w:val="both"/>
       </w:pPr>
       <w:r>
-        <w:t>- RQ2: Quais Large Language Models são empregadas como componente gerador nas abordagens de RAG para codebases?</w:t>
+        <w:t xml:space="preserve">- RQ2: Quais Large </w:t>
+      </w:r>
+      <w:proofErr w:type="spellStart"/>
+      <w:r>
+        <w:t>Language</w:t>
+      </w:r>
+      <w:proofErr w:type="spellEnd"/>
+      <w:r>
+        <w:t xml:space="preserve"> Models são empregadas como componente gerador nas abordagens de RAG para </w:t>
+      </w:r>
+      <w:proofErr w:type="spellStart"/>
+      <w:r>
+        <w:t>codebases</w:t>
+      </w:r>
+      <w:proofErr w:type="spellEnd"/>
+      <w:r>
+        <w:t>?</w:t>
       </w:r>
     </w:p>
     <w:p>
       <w:pPr>
         <w:jc w:val="both"/>
       </w:pPr>
-      <w:r>
-        <w:t>Rationale: Compreender quais LLMs são predominantemente adotadas auxilia pesquisadores e praticantes na seleção de modelos adequados para implementações futuras, além de revelar tendências de adoção na área.</w:t>
+      <w:proofErr w:type="spellStart"/>
+      <w:r>
+        <w:t>Rationale</w:t>
+      </w:r>
+      <w:proofErr w:type="spellEnd"/>
+      <w:r>
+        <w:t xml:space="preserve">: Compreender quais </w:t>
+      </w:r>
+      <w:proofErr w:type="spellStart"/>
+      <w:r>
+        <w:t>LLMs</w:t>
+      </w:r>
+      <w:proofErr w:type="spellEnd"/>
+      <w:r>
+        <w:t xml:space="preserve"> são predominantemente adotadas auxilia pesquisadores e praticantes na seleção de modelos adequados para implementações futuras, além de revelar tendências de adoção na área.</w:t>
       </w:r>
     </w:p>
     <w:p>
@@ -1330,8 +1622,13 @@
       <w:pPr>
         <w:jc w:val="both"/>
       </w:pPr>
-      <w:r>
-        <w:t>Rationale: Conhecer o escopo das linguagens e sistemas investigados evidencia o alcance das abordagens propostas e possíveis vieses de cobertura na literatura.</w:t>
+      <w:proofErr w:type="spellStart"/>
+      <w:r>
+        <w:t>Rationale</w:t>
+      </w:r>
+      <w:proofErr w:type="spellEnd"/>
+      <w:r>
+        <w:t>: Conhecer o escopo das linguagens e sistemas investigados evidencia o alcance das abordagens propostas e possíveis vieses de cobertura na literatura.</w:t>
       </w:r>
     </w:p>
     <w:p>
@@ -1344,15 +1641,28 @@
         <w:jc w:val="both"/>
       </w:pPr>
       <w:r>
-        <w:t>- RQ4: Quais métricas são utilizadas para avaliar a efetividade das abordagens de RAG em codebases?</w:t>
+        <w:t xml:space="preserve">- RQ4: Quais métricas são utilizadas para avaliar a efetividade das abordagens de RAG em </w:t>
+      </w:r>
+      <w:proofErr w:type="spellStart"/>
+      <w:r>
+        <w:t>codebases</w:t>
+      </w:r>
+      <w:proofErr w:type="spellEnd"/>
+      <w:r>
+        <w:t>?</w:t>
       </w:r>
     </w:p>
     <w:p>
       <w:pPr>
         <w:jc w:val="both"/>
       </w:pPr>
-      <w:r>
-        <w:t>Rationale: Mapear as métricas utilizadas permite avaliar o rigor dos estudos e identificar padrões de avaliação que possam orientar trabalhos futuros.</w:t>
+      <w:proofErr w:type="spellStart"/>
+      <w:r>
+        <w:t>Rationale</w:t>
+      </w:r>
+      <w:proofErr w:type="spellEnd"/>
+      <w:r>
+        <w:t>: Mapear as métricas utilizadas permite avaliar o rigor dos estudos e identificar padrões de avaliação que possam orientar trabalhos futuros.</w:t>
       </w:r>
     </w:p>
     <w:p>
@@ -1365,12 +1675,25 @@
         <w:jc w:val="both"/>
       </w:pPr>
       <w:r>
-        <w:t>- RQ5: Quais são as principais lacunas identificadas na literatura sobre RAG aplicado a codebases?</w:t>
-      </w:r>
-    </w:p>
-    <w:p>
-      <w:r>
-        <w:t>Rationale: Identificar lacunas contribui diretamente para a agenda de pesquisa da área, apontando oportunidades para estudos futuros.</w:t>
+        <w:t xml:space="preserve">- RQ5: Quais são as principais lacunas identificadas na literatura sobre RAG aplicado a </w:t>
+      </w:r>
+      <w:proofErr w:type="spellStart"/>
+      <w:r>
+        <w:t>codebases</w:t>
+      </w:r>
+      <w:proofErr w:type="spellEnd"/>
+      <w:r>
+        <w:t>?</w:t>
+      </w:r>
+    </w:p>
+    <w:p>
+      <w:proofErr w:type="spellStart"/>
+      <w:r>
+        <w:t>Rationale</w:t>
+      </w:r>
+      <w:proofErr w:type="spellEnd"/>
+      <w:r>
+        <w:t>: Identificar lacunas contribui diretamente para a agenda de pesquisa da área, apontando oportunidades para estudos futuros.</w:t>
       </w:r>
     </w:p>
     <w:p/>
@@ -1484,8 +1807,13 @@
             <w:pPr>
               <w:jc w:val="both"/>
             </w:pPr>
-            <w:r>
-              <w:t>Codebases de software</w:t>
+            <w:proofErr w:type="spellStart"/>
+            <w:r>
+              <w:t>Codebases</w:t>
+            </w:r>
+            <w:proofErr w:type="spellEnd"/>
+            <w:r>
+              <w:t xml:space="preserve"> de software</w:t>
             </w:r>
             <w:r>
               <w:t>:</w:t>
@@ -1532,7 +1860,15 @@
               <w:jc w:val="both"/>
             </w:pPr>
             <w:r>
-              <w:t>Abordagens de RAG baseadas em LLMs ou IA Generativa.</w:t>
+              <w:t xml:space="preserve">Abordagens de RAG baseadas em </w:t>
+            </w:r>
+            <w:proofErr w:type="spellStart"/>
+            <w:r>
+              <w:t>LLMs</w:t>
+            </w:r>
+            <w:proofErr w:type="spellEnd"/>
+            <w:r>
+              <w:t xml:space="preserve"> ou IA Generativa.</w:t>
             </w:r>
           </w:p>
         </w:tc>
@@ -1605,6 +1941,7 @@
             <w:tcW w:w="2405" w:type="dxa"/>
           </w:tcPr>
           <w:p>
+            <w:proofErr w:type="spellStart"/>
             <w:r>
               <w:rPr>
                 <w:b/>
@@ -1613,7 +1950,11 @@
               <w:t>O</w:t>
             </w:r>
             <w:r>
-              <w:t>utcome (Resultado)</w:t>
+              <w:t>utcome</w:t>
+            </w:r>
+            <w:proofErr w:type="spellEnd"/>
+            <w:r>
+              <w:t xml:space="preserve"> (Resultado)</w:t>
             </w:r>
           </w:p>
         </w:tc>
@@ -1626,7 +1967,15 @@
               <w:jc w:val="both"/>
             </w:pPr>
             <w:r>
-              <w:t>Não compõe a string de busca. Em mapeamento sistemático representa o que será extraído dos estudos:</w:t>
+              <w:t xml:space="preserve">Não compõe a </w:t>
+            </w:r>
+            <w:proofErr w:type="spellStart"/>
+            <w:r>
+              <w:t>string</w:t>
+            </w:r>
+            <w:proofErr w:type="spellEnd"/>
+            <w:r>
+              <w:t xml:space="preserve"> de busca. Em mapeamento sistemático representa o que será extraído dos estudos:</w:t>
             </w:r>
             <w:r>
               <w:br/>
@@ -1643,8 +1992,13 @@
             <w:r>
               <w:t xml:space="preserve">- </w:t>
             </w:r>
-            <w:r>
-              <w:t>LLMs empregadas.</w:t>
+            <w:proofErr w:type="spellStart"/>
+            <w:r>
+              <w:t>LLMs</w:t>
+            </w:r>
+            <w:proofErr w:type="spellEnd"/>
+            <w:r>
+              <w:t xml:space="preserve"> empregadas.</w:t>
             </w:r>
           </w:p>
           <w:p>
@@ -1715,7 +2069,15 @@
               <w:jc w:val="both"/>
             </w:pPr>
             <w:r>
-              <w:t>Não se aplica. Em mapeamentos sistemáticos, o contexto é tipicamente garantido pelos critérios de seleção, não pela string: a delimitação ao domínio de Engenharia de Software é assegurada pelo CI1, e a exigência de revisão por pares é assegurada pelo CE5.</w:t>
+              <w:t xml:space="preserve">Não se aplica. Em mapeamentos sistemáticos, o contexto é tipicamente garantido pelos critérios de seleção, não pela </w:t>
+            </w:r>
+            <w:proofErr w:type="spellStart"/>
+            <w:r>
+              <w:t>string</w:t>
+            </w:r>
+            <w:proofErr w:type="spellEnd"/>
+            <w:r>
+              <w:t>: a delimitação ao domínio de Engenharia de Software é assegurada pelo CI1, e a exigência de revisão por pares é assegurada pelo CE5.</w:t>
             </w:r>
           </w:p>
         </w:tc>
@@ -1781,7 +2143,151 @@
                 <w:sz w:val="20"/>
                 <w:szCs w:val="20"/>
               </w:rPr>
-              <w:t>("source code" OR "source codes" OR "codebase" OR "code repository" OR "code search") AND</w:t>
+              <w:t>("</w:t>
+            </w:r>
+            <w:proofErr w:type="spellStart"/>
+            <w:r>
+              <w:rPr>
+                <w:sz w:val="20"/>
+                <w:szCs w:val="20"/>
+              </w:rPr>
+              <w:t>source</w:t>
+            </w:r>
+            <w:proofErr w:type="spellEnd"/>
+            <w:r>
+              <w:rPr>
+                <w:sz w:val="20"/>
+                <w:szCs w:val="20"/>
+              </w:rPr>
+              <w:t xml:space="preserve"> </w:t>
+            </w:r>
+            <w:proofErr w:type="spellStart"/>
+            <w:r>
+              <w:rPr>
+                <w:sz w:val="20"/>
+                <w:szCs w:val="20"/>
+              </w:rPr>
+              <w:t>code</w:t>
+            </w:r>
+            <w:proofErr w:type="spellEnd"/>
+            <w:r>
+              <w:rPr>
+                <w:sz w:val="20"/>
+                <w:szCs w:val="20"/>
+              </w:rPr>
+              <w:t>" OR "</w:t>
+            </w:r>
+            <w:proofErr w:type="spellStart"/>
+            <w:r>
+              <w:rPr>
+                <w:sz w:val="20"/>
+                <w:szCs w:val="20"/>
+              </w:rPr>
+              <w:t>source</w:t>
+            </w:r>
+            <w:proofErr w:type="spellEnd"/>
+            <w:r>
+              <w:rPr>
+                <w:sz w:val="20"/>
+                <w:szCs w:val="20"/>
+              </w:rPr>
+              <w:t xml:space="preserve"> </w:t>
+            </w:r>
+            <w:proofErr w:type="spellStart"/>
+            <w:r>
+              <w:rPr>
+                <w:sz w:val="20"/>
+                <w:szCs w:val="20"/>
+              </w:rPr>
+              <w:t>codes</w:t>
+            </w:r>
+            <w:proofErr w:type="spellEnd"/>
+            <w:r>
+              <w:rPr>
+                <w:sz w:val="20"/>
+                <w:szCs w:val="20"/>
+              </w:rPr>
+              <w:t>" OR "</w:t>
+            </w:r>
+            <w:proofErr w:type="spellStart"/>
+            <w:r>
+              <w:rPr>
+                <w:sz w:val="20"/>
+                <w:szCs w:val="20"/>
+              </w:rPr>
+              <w:t>codebase</w:t>
+            </w:r>
+            <w:proofErr w:type="spellEnd"/>
+            <w:r>
+              <w:rPr>
+                <w:sz w:val="20"/>
+                <w:szCs w:val="20"/>
+              </w:rPr>
+              <w:t>" OR "</w:t>
+            </w:r>
+            <w:proofErr w:type="spellStart"/>
+            <w:r>
+              <w:rPr>
+                <w:sz w:val="20"/>
+                <w:szCs w:val="20"/>
+              </w:rPr>
+              <w:t>code</w:t>
+            </w:r>
+            <w:proofErr w:type="spellEnd"/>
+            <w:r>
+              <w:rPr>
+                <w:sz w:val="20"/>
+                <w:szCs w:val="20"/>
+              </w:rPr>
+              <w:t xml:space="preserve"> </w:t>
+            </w:r>
+            <w:proofErr w:type="spellStart"/>
+            <w:r>
+              <w:rPr>
+                <w:sz w:val="20"/>
+                <w:szCs w:val="20"/>
+              </w:rPr>
+              <w:t>repository</w:t>
+            </w:r>
+            <w:proofErr w:type="spellEnd"/>
+            <w:r>
+              <w:rPr>
+                <w:sz w:val="20"/>
+                <w:szCs w:val="20"/>
+              </w:rPr>
+              <w:t>" OR "</w:t>
+            </w:r>
+            <w:proofErr w:type="spellStart"/>
+            <w:r>
+              <w:rPr>
+                <w:sz w:val="20"/>
+                <w:szCs w:val="20"/>
+              </w:rPr>
+              <w:t>code</w:t>
+            </w:r>
+            <w:proofErr w:type="spellEnd"/>
+            <w:r>
+              <w:rPr>
+                <w:sz w:val="20"/>
+                <w:szCs w:val="20"/>
+              </w:rPr>
+              <w:t xml:space="preserve"> </w:t>
+            </w:r>
+            <w:proofErr w:type="spellStart"/>
+            <w:r>
+              <w:rPr>
+                <w:sz w:val="20"/>
+                <w:szCs w:val="20"/>
+              </w:rPr>
+              <w:t>search</w:t>
+            </w:r>
+            <w:proofErr w:type="spellEnd"/>
+            <w:r>
+              <w:rPr>
+                <w:sz w:val="20"/>
+                <w:szCs w:val="20"/>
+              </w:rPr>
+              <w:t>") AND</w:t>
             </w:r>
           </w:p>
           <w:p>
@@ -1796,7 +2302,55 @@
                 <w:sz w:val="20"/>
                 <w:szCs w:val="20"/>
               </w:rPr>
-              <w:t>("Retrieval-Augmented Generation" OR "Retrieval Augmented Generation" OR "RAG") AND</w:t>
+              <w:t>("</w:t>
+            </w:r>
+            <w:proofErr w:type="spellStart"/>
+            <w:r>
+              <w:rPr>
+                <w:sz w:val="20"/>
+                <w:szCs w:val="20"/>
+              </w:rPr>
+              <w:t>Retrieval-Augmented</w:t>
+            </w:r>
+            <w:proofErr w:type="spellEnd"/>
+            <w:r>
+              <w:rPr>
+                <w:sz w:val="20"/>
+                <w:szCs w:val="20"/>
+              </w:rPr>
+              <w:t xml:space="preserve"> Generation" OR "</w:t>
+            </w:r>
+            <w:proofErr w:type="spellStart"/>
+            <w:r>
+              <w:rPr>
+                <w:sz w:val="20"/>
+                <w:szCs w:val="20"/>
+              </w:rPr>
+              <w:t>Retrieval</w:t>
+            </w:r>
+            <w:proofErr w:type="spellEnd"/>
+            <w:r>
+              <w:rPr>
+                <w:sz w:val="20"/>
+                <w:szCs w:val="20"/>
+              </w:rPr>
+              <w:t xml:space="preserve"> </w:t>
+            </w:r>
+            <w:proofErr w:type="spellStart"/>
+            <w:r>
+              <w:rPr>
+                <w:sz w:val="20"/>
+                <w:szCs w:val="20"/>
+              </w:rPr>
+              <w:t>Augmented</w:t>
+            </w:r>
+            <w:proofErr w:type="spellEnd"/>
+            <w:r>
+              <w:rPr>
+                <w:sz w:val="20"/>
+                <w:szCs w:val="20"/>
+              </w:rPr>
+              <w:t xml:space="preserve"> Generation" OR "RAG") AND</w:t>
             </w:r>
           </w:p>
           <w:p>
@@ -1811,7 +2365,55 @@
                 <w:sz w:val="20"/>
                 <w:szCs w:val="20"/>
               </w:rPr>
-              <w:t>("LLM" OR "Large Language Model" OR "GenAI" OR "Generative AI")</w:t>
+              <w:t xml:space="preserve">("LLM" OR "Large </w:t>
+            </w:r>
+            <w:proofErr w:type="spellStart"/>
+            <w:r>
+              <w:rPr>
+                <w:sz w:val="20"/>
+                <w:szCs w:val="20"/>
+              </w:rPr>
+              <w:t>Language</w:t>
+            </w:r>
+            <w:proofErr w:type="spellEnd"/>
+            <w:r>
+              <w:rPr>
+                <w:sz w:val="20"/>
+                <w:szCs w:val="20"/>
+              </w:rPr>
+              <w:t xml:space="preserve"> Model" OR "</w:t>
+            </w:r>
+            <w:proofErr w:type="spellStart"/>
+            <w:r>
+              <w:rPr>
+                <w:sz w:val="20"/>
+                <w:szCs w:val="20"/>
+              </w:rPr>
+              <w:t>GenAI</w:t>
+            </w:r>
+            <w:proofErr w:type="spellEnd"/>
+            <w:r>
+              <w:rPr>
+                <w:sz w:val="20"/>
+                <w:szCs w:val="20"/>
+              </w:rPr>
+              <w:t>" OR "</w:t>
+            </w:r>
+            <w:proofErr w:type="spellStart"/>
+            <w:r>
+              <w:rPr>
+                <w:sz w:val="20"/>
+                <w:szCs w:val="20"/>
+              </w:rPr>
+              <w:t>Generative</w:t>
+            </w:r>
+            <w:proofErr w:type="spellEnd"/>
+            <w:r>
+              <w:rPr>
+                <w:sz w:val="20"/>
+                <w:szCs w:val="20"/>
+              </w:rPr>
+              <w:t xml:space="preserve"> AI")</w:t>
             </w:r>
           </w:p>
         </w:tc>
@@ -1866,35 +2468,124 @@
           <w:i/>
           <w:iCs/>
         </w:rPr>
-        <w:t>Embora RAG e LLM componham conceitualmente a mesma Intervenção, eles são representados como dois grupos distintos conectados por AND na string de busca. Essa decisão é intencional: o AND garante que apenas estudos que tratam explicitamente da combinação RAG+LLM sejam recuperados, excluindo trabalhos sobre RAG sem base em modelos de linguagem de grande escala e trabalhos sobre LLMs aplicados a código sem componente de recuperação. Trata-se de uma escolha de precisão sobre sensibilidade. Está-se ciente de que artigos que referenciam modelos específicos (</w:t>
-      </w:r>
+        <w:t xml:space="preserve">Embora RAG e LLM componham conceitualmente a mesma Intervenção, eles são representados como dois grupos distintos conectados por AND na </w:t>
+      </w:r>
+      <w:proofErr w:type="spellStart"/>
       <w:r>
         <w:rPr>
           <w:i/>
           <w:iCs/>
         </w:rPr>
-        <w:t>Ex.:</w:t>
-      </w:r>
+        <w:t>string</w:t>
+      </w:r>
+      <w:proofErr w:type="spellEnd"/>
       <w:r>
         <w:rPr>
           <w:i/>
           <w:iCs/>
         </w:rPr>
-        <w:t xml:space="preserve"> GPT, Llama, Gemini</w:t>
-      </w:r>
+        <w:t xml:space="preserve"> de busca. Essa decisão é intencional: o AND garante que apenas estudos que tratam explicitamente da combinação RAG+LLM sejam recuperados, excluindo trabalhos sobre RAG sem base em modelos de linguagem de grande escala e trabalhos sobre </w:t>
+      </w:r>
+      <w:proofErr w:type="spellStart"/>
       <w:r>
         <w:rPr>
           <w:i/>
           <w:iCs/>
         </w:rPr>
-        <w:t>, Claude, etc.</w:t>
-      </w:r>
+        <w:t>LLMs</w:t>
+      </w:r>
+      <w:proofErr w:type="spellEnd"/>
       <w:r>
         <w:rPr>
           <w:i/>
           <w:iCs/>
         </w:rPr>
-        <w:t>) sem empregar os termos "LLM" ou "Large Language Model" podem não ser recuperados; para mitigar parcialmente esse risco, o termo "Generative AI" foi incluído como hiperônimo de uso corrente na literatura, aumentando a chance de cobertura indireta desses modelos. Essa decisão é documentada aqui para fins de rastreabilidade e reprodutibilidade da busca.</w:t>
+        <w:t xml:space="preserve"> aplicados a código sem componente de recuperação. Trata-se de uma escolha de precisão sobre sensibilidade. Está-se ciente de que artigos que referenciam modelos específicos (</w:t>
+      </w:r>
+      <w:r>
+        <w:rPr>
+          <w:i/>
+          <w:iCs/>
+        </w:rPr>
+        <w:t>Ex.:</w:t>
+      </w:r>
+      <w:r>
+        <w:rPr>
+          <w:i/>
+          <w:iCs/>
+        </w:rPr>
+        <w:t xml:space="preserve"> GPT, </w:t>
+      </w:r>
+      <w:proofErr w:type="spellStart"/>
+      <w:r>
+        <w:rPr>
+          <w:i/>
+          <w:iCs/>
+        </w:rPr>
+        <w:t>Llama</w:t>
+      </w:r>
+      <w:proofErr w:type="spellEnd"/>
+      <w:r>
+        <w:rPr>
+          <w:i/>
+          <w:iCs/>
+        </w:rPr>
+        <w:t>, Gemini</w:t>
+      </w:r>
+      <w:r>
+        <w:rPr>
+          <w:i/>
+          <w:iCs/>
+        </w:rPr>
+        <w:t xml:space="preserve">, </w:t>
+      </w:r>
+      <w:proofErr w:type="gramStart"/>
+      <w:r>
+        <w:rPr>
+          <w:i/>
+          <w:iCs/>
+        </w:rPr>
+        <w:t>Claude, etc.</w:t>
+      </w:r>
+      <w:proofErr w:type="gramEnd"/>
+      <w:r>
+        <w:rPr>
+          <w:i/>
+          <w:iCs/>
+        </w:rPr>
+        <w:t xml:space="preserve">) sem empregar os termos "LLM" ou "Large </w:t>
+      </w:r>
+      <w:proofErr w:type="spellStart"/>
+      <w:r>
+        <w:rPr>
+          <w:i/>
+          <w:iCs/>
+        </w:rPr>
+        <w:t>Language</w:t>
+      </w:r>
+      <w:proofErr w:type="spellEnd"/>
+      <w:r>
+        <w:rPr>
+          <w:i/>
+          <w:iCs/>
+        </w:rPr>
+        <w:t xml:space="preserve"> Model" podem não ser recuperados; para mitigar parcialmente esse risco, o termo "</w:t>
+      </w:r>
+      <w:proofErr w:type="spellStart"/>
+      <w:r>
+        <w:rPr>
+          <w:i/>
+          <w:iCs/>
+        </w:rPr>
+        <w:t>Generative</w:t>
+      </w:r>
+      <w:proofErr w:type="spellEnd"/>
+      <w:r>
+        <w:rPr>
+          <w:i/>
+          <w:iCs/>
+        </w:rPr>
+        <w:t xml:space="preserve"> AI" foi incluído como hiperônimo de uso corrente na literatura, aumentando a chance de cobertura indireta desses modelos. Essa decisão é documentada aqui para fins de rastreabilidade e reprodutibilidade da busca.</w:t>
       </w:r>
     </w:p>
     <w:p/>
@@ -1957,7 +2648,39 @@
         <w:jc w:val="both"/>
       </w:pPr>
       <w:r>
-        <w:t>A seleção das bases de dados seguiu as recomendações de Dyba, Kitchenham e Jorgensen (2005) sobre as fontes mais comumente utilizadas na condução de revisões sistemáticas em Engenharia de Software. Com base nessas diretrizes, foram selecionadas as seguintes bases: ACM Digital Library, IEEE Xplore e Scopus. A inclusão do Scopus, não contemplada pelos autores à época de sua publicação, é respaldada por sua ampla adoção posterior em revisões sistemáticas em Engenharia de Software, conforme evidenciado em Kitchenham e Charters (2007).</w:t>
+        <w:t xml:space="preserve">A seleção das bases de dados seguiu as recomendações de </w:t>
+      </w:r>
+      <w:proofErr w:type="spellStart"/>
+      <w:r>
+        <w:t>Dyba</w:t>
+      </w:r>
+      <w:proofErr w:type="spellEnd"/>
+      <w:r>
+        <w:t xml:space="preserve">, </w:t>
+      </w:r>
+      <w:proofErr w:type="spellStart"/>
+      <w:r>
+        <w:t>Kitchenham</w:t>
+      </w:r>
+      <w:proofErr w:type="spellEnd"/>
+      <w:r>
+        <w:t xml:space="preserve"> e Jorgensen (2005) sobre as fontes mais comumente utilizadas na condução de revisões sistemáticas em Engenharia de Software. Com base nessas diretrizes, foram selecionadas as seguintes bases: ACM Digital Library, IEEE </w:t>
+      </w:r>
+      <w:proofErr w:type="spellStart"/>
+      <w:r>
+        <w:t>Xplore</w:t>
+      </w:r>
+      <w:proofErr w:type="spellEnd"/>
+      <w:r>
+        <w:t xml:space="preserve"> e Scopus. A inclusão do Scopus, não contemplada pelos autores à época de sua publicação, é respaldada por sua ampla adoção posterior em revisões sistemáticas em Engenharia de Software, conforme evidenciado em </w:t>
+      </w:r>
+      <w:proofErr w:type="spellStart"/>
+      <w:r>
+        <w:t>Kitchenham</w:t>
+      </w:r>
+      <w:proofErr w:type="spellEnd"/>
+      <w:r>
+        <w:t xml:space="preserve"> e Charters (2007).</w:t>
       </w:r>
     </w:p>
     <w:p>
@@ -2005,7 +2728,47 @@
         <w:t>, é o p</w:t>
       </w:r>
       <w:r>
-        <w:t xml:space="preserve">rincipal repositório de publicações da Association for Computing Machinery (ACM), com cobertura abrangente de Engenharia de Software e áreas correlatas. Indexa venues de alto impacto como ESEC/FSE, ISSTA, ICSE (co-publicada com IEEE) e periódicos como TOSEM e CACM. Oferece busca avançada com operadores booleanos e exportação estruturada em BibTeX </w:t>
+        <w:t xml:space="preserve">rincipal repositório de publicações da </w:t>
+      </w:r>
+      <w:proofErr w:type="spellStart"/>
+      <w:r>
+        <w:t>Association</w:t>
+      </w:r>
+      <w:proofErr w:type="spellEnd"/>
+      <w:r>
+        <w:t xml:space="preserve"> for </w:t>
+      </w:r>
+      <w:proofErr w:type="spellStart"/>
+      <w:r>
+        <w:t>Computing</w:t>
+      </w:r>
+      <w:proofErr w:type="spellEnd"/>
+      <w:r>
+        <w:t xml:space="preserve"> Machinery (ACM), com cobertura abrangente de Engenharia de Software e áreas correlatas. Indexa </w:t>
+      </w:r>
+      <w:proofErr w:type="spellStart"/>
+      <w:r>
+        <w:t>venues</w:t>
+      </w:r>
+      <w:proofErr w:type="spellEnd"/>
+      <w:r>
+        <w:t xml:space="preserve"> de alto impacto como ESEC/FSE, ISSTA, ICSE (</w:t>
+      </w:r>
+      <w:proofErr w:type="spellStart"/>
+      <w:r>
+        <w:t>co-publicada</w:t>
+      </w:r>
+      <w:proofErr w:type="spellEnd"/>
+      <w:r>
+        <w:t xml:space="preserve"> com IEEE) e periódicos como TOSEM e CACM. Oferece busca avançada com operadores booleanos e exportação estruturada em </w:t>
+      </w:r>
+      <w:proofErr w:type="spellStart"/>
+      <w:r>
+        <w:t>BibTeX</w:t>
+      </w:r>
+      <w:proofErr w:type="spellEnd"/>
+      <w:r>
+        <w:t xml:space="preserve"> </w:t>
       </w:r>
       <w:r>
         <w:t>-</w:t>
@@ -2030,7 +2793,23 @@
           <w:b/>
           <w:bCs/>
         </w:rPr>
-        <w:t>5.1.1. String adaptada para sintaxe</w:t>
+        <w:t xml:space="preserve">5.1.1. </w:t>
+      </w:r>
+      <w:proofErr w:type="spellStart"/>
+      <w:r>
+        <w:rPr>
+          <w:b/>
+          <w:bCs/>
+        </w:rPr>
+        <w:t>String</w:t>
+      </w:r>
+      <w:proofErr w:type="spellEnd"/>
+      <w:r>
+        <w:rPr>
+          <w:b/>
+          <w:bCs/>
+        </w:rPr>
+        <w:t xml:space="preserve"> adaptada para sintaxe</w:t>
       </w:r>
       <w:r>
         <w:rPr>
@@ -2096,7 +2875,259 @@
                 <w:sz w:val="20"/>
                 <w:szCs w:val="20"/>
               </w:rPr>
-              <w:t>(Title:"source code" OR Title:"source codes" OR Title:"codebase" OR Title:"code repository" OR Title:"code search" OR</w:t>
+              <w:t>(</w:t>
+            </w:r>
+            <w:proofErr w:type="spellStart"/>
+            <w:r>
+              <w:rPr>
+                <w:rFonts w:ascii="Consolas" w:hAnsi="Consolas"/>
+                <w:sz w:val="20"/>
+                <w:szCs w:val="20"/>
+              </w:rPr>
+              <w:t>Title</w:t>
+            </w:r>
+            <w:proofErr w:type="spellEnd"/>
+            <w:r>
+              <w:rPr>
+                <w:rFonts w:ascii="Consolas" w:hAnsi="Consolas"/>
+                <w:sz w:val="20"/>
+                <w:szCs w:val="20"/>
+              </w:rPr>
+              <w:t>:"</w:t>
+            </w:r>
+            <w:proofErr w:type="spellStart"/>
+            <w:r>
+              <w:rPr>
+                <w:rFonts w:ascii="Consolas" w:hAnsi="Consolas"/>
+                <w:sz w:val="20"/>
+                <w:szCs w:val="20"/>
+              </w:rPr>
+              <w:t>source</w:t>
+            </w:r>
+            <w:proofErr w:type="spellEnd"/>
+            <w:r>
+              <w:rPr>
+                <w:rFonts w:ascii="Consolas" w:hAnsi="Consolas"/>
+                <w:sz w:val="20"/>
+                <w:szCs w:val="20"/>
+              </w:rPr>
+              <w:t xml:space="preserve"> </w:t>
+            </w:r>
+            <w:proofErr w:type="spellStart"/>
+            <w:r>
+              <w:rPr>
+                <w:rFonts w:ascii="Consolas" w:hAnsi="Consolas"/>
+                <w:sz w:val="20"/>
+                <w:szCs w:val="20"/>
+              </w:rPr>
+              <w:t>code</w:t>
+            </w:r>
+            <w:proofErr w:type="spellEnd"/>
+            <w:r>
+              <w:rPr>
+                <w:rFonts w:ascii="Consolas" w:hAnsi="Consolas"/>
+                <w:sz w:val="20"/>
+                <w:szCs w:val="20"/>
+              </w:rPr>
+              <w:t xml:space="preserve">" OR </w:t>
+            </w:r>
+            <w:proofErr w:type="spellStart"/>
+            <w:r>
+              <w:rPr>
+                <w:rFonts w:ascii="Consolas" w:hAnsi="Consolas"/>
+                <w:sz w:val="20"/>
+                <w:szCs w:val="20"/>
+              </w:rPr>
+              <w:t>Title</w:t>
+            </w:r>
+            <w:proofErr w:type="spellEnd"/>
+            <w:r>
+              <w:rPr>
+                <w:rFonts w:ascii="Consolas" w:hAnsi="Consolas"/>
+                <w:sz w:val="20"/>
+                <w:szCs w:val="20"/>
+              </w:rPr>
+              <w:t>:"</w:t>
+            </w:r>
+            <w:proofErr w:type="spellStart"/>
+            <w:r>
+              <w:rPr>
+                <w:rFonts w:ascii="Consolas" w:hAnsi="Consolas"/>
+                <w:sz w:val="20"/>
+                <w:szCs w:val="20"/>
+              </w:rPr>
+              <w:t>source</w:t>
+            </w:r>
+            <w:proofErr w:type="spellEnd"/>
+            <w:r>
+              <w:rPr>
+                <w:rFonts w:ascii="Consolas" w:hAnsi="Consolas"/>
+                <w:sz w:val="20"/>
+                <w:szCs w:val="20"/>
+              </w:rPr>
+              <w:t xml:space="preserve"> </w:t>
+            </w:r>
+            <w:proofErr w:type="spellStart"/>
+            <w:r>
+              <w:rPr>
+                <w:rFonts w:ascii="Consolas" w:hAnsi="Consolas"/>
+                <w:sz w:val="20"/>
+                <w:szCs w:val="20"/>
+              </w:rPr>
+              <w:t>codes</w:t>
+            </w:r>
+            <w:proofErr w:type="spellEnd"/>
+            <w:r>
+              <w:rPr>
+                <w:rFonts w:ascii="Consolas" w:hAnsi="Consolas"/>
+                <w:sz w:val="20"/>
+                <w:szCs w:val="20"/>
+              </w:rPr>
+              <w:t xml:space="preserve">" OR </w:t>
+            </w:r>
+            <w:proofErr w:type="spellStart"/>
+            <w:r>
+              <w:rPr>
+                <w:rFonts w:ascii="Consolas" w:hAnsi="Consolas"/>
+                <w:sz w:val="20"/>
+                <w:szCs w:val="20"/>
+              </w:rPr>
+              <w:t>Title</w:t>
+            </w:r>
+            <w:proofErr w:type="spellEnd"/>
+            <w:r>
+              <w:rPr>
+                <w:rFonts w:ascii="Consolas" w:hAnsi="Consolas"/>
+                <w:sz w:val="20"/>
+                <w:szCs w:val="20"/>
+              </w:rPr>
+              <w:t>:"</w:t>
+            </w:r>
+            <w:proofErr w:type="spellStart"/>
+            <w:r>
+              <w:rPr>
+                <w:rFonts w:ascii="Consolas" w:hAnsi="Consolas"/>
+                <w:sz w:val="20"/>
+                <w:szCs w:val="20"/>
+              </w:rPr>
+              <w:t>codebase</w:t>
+            </w:r>
+            <w:proofErr w:type="spellEnd"/>
+            <w:r>
+              <w:rPr>
+                <w:rFonts w:ascii="Consolas" w:hAnsi="Consolas"/>
+                <w:sz w:val="20"/>
+                <w:szCs w:val="20"/>
+              </w:rPr>
+              <w:t xml:space="preserve">" OR </w:t>
+            </w:r>
+            <w:proofErr w:type="spellStart"/>
+            <w:r>
+              <w:rPr>
+                <w:rFonts w:ascii="Consolas" w:hAnsi="Consolas"/>
+                <w:sz w:val="20"/>
+                <w:szCs w:val="20"/>
+              </w:rPr>
+              <w:t>Title</w:t>
+            </w:r>
+            <w:proofErr w:type="spellEnd"/>
+            <w:r>
+              <w:rPr>
+                <w:rFonts w:ascii="Consolas" w:hAnsi="Consolas"/>
+                <w:sz w:val="20"/>
+                <w:szCs w:val="20"/>
+              </w:rPr>
+              <w:t>:"</w:t>
+            </w:r>
+            <w:proofErr w:type="spellStart"/>
+            <w:r>
+              <w:rPr>
+                <w:rFonts w:ascii="Consolas" w:hAnsi="Consolas"/>
+                <w:sz w:val="20"/>
+                <w:szCs w:val="20"/>
+              </w:rPr>
+              <w:t>code</w:t>
+            </w:r>
+            <w:proofErr w:type="spellEnd"/>
+            <w:r>
+              <w:rPr>
+                <w:rFonts w:ascii="Consolas" w:hAnsi="Consolas"/>
+                <w:sz w:val="20"/>
+                <w:szCs w:val="20"/>
+              </w:rPr>
+              <w:t xml:space="preserve"> </w:t>
+            </w:r>
+            <w:proofErr w:type="spellStart"/>
+            <w:r>
+              <w:rPr>
+                <w:rFonts w:ascii="Consolas" w:hAnsi="Consolas"/>
+                <w:sz w:val="20"/>
+                <w:szCs w:val="20"/>
+              </w:rPr>
+              <w:t>repository</w:t>
+            </w:r>
+            <w:proofErr w:type="spellEnd"/>
+            <w:r>
+              <w:rPr>
+                <w:rFonts w:ascii="Consolas" w:hAnsi="Consolas"/>
+                <w:sz w:val="20"/>
+                <w:szCs w:val="20"/>
+              </w:rPr>
+              <w:t xml:space="preserve">" OR </w:t>
+            </w:r>
+            <w:proofErr w:type="spellStart"/>
+            <w:r>
+              <w:rPr>
+                <w:rFonts w:ascii="Consolas" w:hAnsi="Consolas"/>
+                <w:sz w:val="20"/>
+                <w:szCs w:val="20"/>
+              </w:rPr>
+              <w:t>Title</w:t>
+            </w:r>
+            <w:proofErr w:type="spellEnd"/>
+            <w:r>
+              <w:rPr>
+                <w:rFonts w:ascii="Consolas" w:hAnsi="Consolas"/>
+                <w:sz w:val="20"/>
+                <w:szCs w:val="20"/>
+              </w:rPr>
+              <w:t>:"</w:t>
+            </w:r>
+            <w:proofErr w:type="spellStart"/>
+            <w:r>
+              <w:rPr>
+                <w:rFonts w:ascii="Consolas" w:hAnsi="Consolas"/>
+                <w:sz w:val="20"/>
+                <w:szCs w:val="20"/>
+              </w:rPr>
+              <w:t>code</w:t>
+            </w:r>
+            <w:proofErr w:type="spellEnd"/>
+            <w:r>
+              <w:rPr>
+                <w:rFonts w:ascii="Consolas" w:hAnsi="Consolas"/>
+                <w:sz w:val="20"/>
+                <w:szCs w:val="20"/>
+              </w:rPr>
+              <w:t xml:space="preserve"> </w:t>
+            </w:r>
+            <w:proofErr w:type="spellStart"/>
+            <w:r>
+              <w:rPr>
+                <w:rFonts w:ascii="Consolas" w:hAnsi="Consolas"/>
+                <w:sz w:val="20"/>
+                <w:szCs w:val="20"/>
+              </w:rPr>
+              <w:t>search</w:t>
+            </w:r>
+            <w:proofErr w:type="spellEnd"/>
+            <w:r>
+              <w:rPr>
+                <w:rFonts w:ascii="Consolas" w:hAnsi="Consolas"/>
+                <w:sz w:val="20"/>
+                <w:szCs w:val="20"/>
+              </w:rPr>
+              <w:t>" OR</w:t>
             </w:r>
           </w:p>
           <w:p>
@@ -2113,7 +3144,169 @@
                 <w:sz w:val="20"/>
                 <w:szCs w:val="20"/>
               </w:rPr>
-              <w:t xml:space="preserve"> Abstract:"source code" OR Abstract:"source codes" OR Abstract:"codebase" OR Abstract:"code repository" OR Abstract:"code search" OR</w:t>
+              <w:t xml:space="preserve"> Abstract:"</w:t>
+            </w:r>
+            <w:proofErr w:type="spellStart"/>
+            <w:r>
+              <w:rPr>
+                <w:rFonts w:ascii="Consolas" w:hAnsi="Consolas"/>
+                <w:sz w:val="20"/>
+                <w:szCs w:val="20"/>
+              </w:rPr>
+              <w:t>source</w:t>
+            </w:r>
+            <w:proofErr w:type="spellEnd"/>
+            <w:r>
+              <w:rPr>
+                <w:rFonts w:ascii="Consolas" w:hAnsi="Consolas"/>
+                <w:sz w:val="20"/>
+                <w:szCs w:val="20"/>
+              </w:rPr>
+              <w:t xml:space="preserve"> </w:t>
+            </w:r>
+            <w:proofErr w:type="spellStart"/>
+            <w:r>
+              <w:rPr>
+                <w:rFonts w:ascii="Consolas" w:hAnsi="Consolas"/>
+                <w:sz w:val="20"/>
+                <w:szCs w:val="20"/>
+              </w:rPr>
+              <w:t>code</w:t>
+            </w:r>
+            <w:proofErr w:type="spellEnd"/>
+            <w:r>
+              <w:rPr>
+                <w:rFonts w:ascii="Consolas" w:hAnsi="Consolas"/>
+                <w:sz w:val="20"/>
+                <w:szCs w:val="20"/>
+              </w:rPr>
+              <w:t>" OR Abstract:"</w:t>
+            </w:r>
+            <w:proofErr w:type="spellStart"/>
+            <w:r>
+              <w:rPr>
+                <w:rFonts w:ascii="Consolas" w:hAnsi="Consolas"/>
+                <w:sz w:val="20"/>
+                <w:szCs w:val="20"/>
+              </w:rPr>
+              <w:t>source</w:t>
+            </w:r>
+            <w:proofErr w:type="spellEnd"/>
+            <w:r>
+              <w:rPr>
+                <w:rFonts w:ascii="Consolas" w:hAnsi="Consolas"/>
+                <w:sz w:val="20"/>
+                <w:szCs w:val="20"/>
+              </w:rPr>
+              <w:t xml:space="preserve"> </w:t>
+            </w:r>
+            <w:proofErr w:type="spellStart"/>
+            <w:r>
+              <w:rPr>
+                <w:rFonts w:ascii="Consolas" w:hAnsi="Consolas"/>
+                <w:sz w:val="20"/>
+                <w:szCs w:val="20"/>
+              </w:rPr>
+              <w:t>codes</w:t>
+            </w:r>
+            <w:proofErr w:type="spellEnd"/>
+            <w:r>
+              <w:rPr>
+                <w:rFonts w:ascii="Consolas" w:hAnsi="Consolas"/>
+                <w:sz w:val="20"/>
+                <w:szCs w:val="20"/>
+              </w:rPr>
+              <w:t>" OR Abstract:"</w:t>
+            </w:r>
+            <w:proofErr w:type="spellStart"/>
+            <w:r>
+              <w:rPr>
+                <w:rFonts w:ascii="Consolas" w:hAnsi="Consolas"/>
+                <w:sz w:val="20"/>
+                <w:szCs w:val="20"/>
+              </w:rPr>
+              <w:t>codebase</w:t>
+            </w:r>
+            <w:proofErr w:type="spellEnd"/>
+            <w:r>
+              <w:rPr>
+                <w:rFonts w:ascii="Consolas" w:hAnsi="Consolas"/>
+                <w:sz w:val="20"/>
+                <w:szCs w:val="20"/>
+              </w:rPr>
+              <w:t>" OR Abstract:"</w:t>
+            </w:r>
+            <w:proofErr w:type="spellStart"/>
+            <w:r>
+              <w:rPr>
+                <w:rFonts w:ascii="Consolas" w:hAnsi="Consolas"/>
+                <w:sz w:val="20"/>
+                <w:szCs w:val="20"/>
+              </w:rPr>
+              <w:t>code</w:t>
+            </w:r>
+            <w:proofErr w:type="spellEnd"/>
+            <w:r>
+              <w:rPr>
+                <w:rFonts w:ascii="Consolas" w:hAnsi="Consolas"/>
+                <w:sz w:val="20"/>
+                <w:szCs w:val="20"/>
+              </w:rPr>
+              <w:t xml:space="preserve"> </w:t>
+            </w:r>
+            <w:proofErr w:type="spellStart"/>
+            <w:r>
+              <w:rPr>
+                <w:rFonts w:ascii="Consolas" w:hAnsi="Consolas"/>
+                <w:sz w:val="20"/>
+                <w:szCs w:val="20"/>
+              </w:rPr>
+              <w:t>repository</w:t>
+            </w:r>
+            <w:proofErr w:type="spellEnd"/>
+            <w:r>
+              <w:rPr>
+                <w:rFonts w:ascii="Consolas" w:hAnsi="Consolas"/>
+                <w:sz w:val="20"/>
+                <w:szCs w:val="20"/>
+              </w:rPr>
+              <w:t>" OR Abstract:"</w:t>
+            </w:r>
+            <w:proofErr w:type="spellStart"/>
+            <w:r>
+              <w:rPr>
+                <w:rFonts w:ascii="Consolas" w:hAnsi="Consolas"/>
+                <w:sz w:val="20"/>
+                <w:szCs w:val="20"/>
+              </w:rPr>
+              <w:t>code</w:t>
+            </w:r>
+            <w:proofErr w:type="spellEnd"/>
+            <w:r>
+              <w:rPr>
+                <w:rFonts w:ascii="Consolas" w:hAnsi="Consolas"/>
+                <w:sz w:val="20"/>
+                <w:szCs w:val="20"/>
+              </w:rPr>
+              <w:t xml:space="preserve"> </w:t>
+            </w:r>
+            <w:proofErr w:type="spellStart"/>
+            <w:r>
+              <w:rPr>
+                <w:rFonts w:ascii="Consolas" w:hAnsi="Consolas"/>
+                <w:sz w:val="20"/>
+                <w:szCs w:val="20"/>
+              </w:rPr>
+              <w:t>search</w:t>
+            </w:r>
+            <w:proofErr w:type="spellEnd"/>
+            <w:r>
+              <w:rPr>
+                <w:rFonts w:ascii="Consolas" w:hAnsi="Consolas"/>
+                <w:sz w:val="20"/>
+                <w:szCs w:val="20"/>
+              </w:rPr>
+              <w:t>" OR</w:t>
             </w:r>
           </w:p>
           <w:p>
@@ -2130,7 +3323,259 @@
                 <w:sz w:val="20"/>
                 <w:szCs w:val="20"/>
               </w:rPr>
-              <w:t xml:space="preserve"> Keyword:"source code" OR Keyword:"source codes" OR Keyword:"codebase" OR Keyword:"code repository" OR Keyword:"code search")</w:t>
+              <w:t xml:space="preserve"> </w:t>
+            </w:r>
+            <w:proofErr w:type="spellStart"/>
+            <w:r>
+              <w:rPr>
+                <w:rFonts w:ascii="Consolas" w:hAnsi="Consolas"/>
+                <w:sz w:val="20"/>
+                <w:szCs w:val="20"/>
+              </w:rPr>
+              <w:t>Keyword</w:t>
+            </w:r>
+            <w:proofErr w:type="spellEnd"/>
+            <w:r>
+              <w:rPr>
+                <w:rFonts w:ascii="Consolas" w:hAnsi="Consolas"/>
+                <w:sz w:val="20"/>
+                <w:szCs w:val="20"/>
+              </w:rPr>
+              <w:t>:"</w:t>
+            </w:r>
+            <w:proofErr w:type="spellStart"/>
+            <w:r>
+              <w:rPr>
+                <w:rFonts w:ascii="Consolas" w:hAnsi="Consolas"/>
+                <w:sz w:val="20"/>
+                <w:szCs w:val="20"/>
+              </w:rPr>
+              <w:t>source</w:t>
+            </w:r>
+            <w:proofErr w:type="spellEnd"/>
+            <w:r>
+              <w:rPr>
+                <w:rFonts w:ascii="Consolas" w:hAnsi="Consolas"/>
+                <w:sz w:val="20"/>
+                <w:szCs w:val="20"/>
+              </w:rPr>
+              <w:t xml:space="preserve"> </w:t>
+            </w:r>
+            <w:proofErr w:type="spellStart"/>
+            <w:r>
+              <w:rPr>
+                <w:rFonts w:ascii="Consolas" w:hAnsi="Consolas"/>
+                <w:sz w:val="20"/>
+                <w:szCs w:val="20"/>
+              </w:rPr>
+              <w:t>code</w:t>
+            </w:r>
+            <w:proofErr w:type="spellEnd"/>
+            <w:r>
+              <w:rPr>
+                <w:rFonts w:ascii="Consolas" w:hAnsi="Consolas"/>
+                <w:sz w:val="20"/>
+                <w:szCs w:val="20"/>
+              </w:rPr>
+              <w:t xml:space="preserve">" OR </w:t>
+            </w:r>
+            <w:proofErr w:type="spellStart"/>
+            <w:r>
+              <w:rPr>
+                <w:rFonts w:ascii="Consolas" w:hAnsi="Consolas"/>
+                <w:sz w:val="20"/>
+                <w:szCs w:val="20"/>
+              </w:rPr>
+              <w:t>Keyword</w:t>
+            </w:r>
+            <w:proofErr w:type="spellEnd"/>
+            <w:r>
+              <w:rPr>
+                <w:rFonts w:ascii="Consolas" w:hAnsi="Consolas"/>
+                <w:sz w:val="20"/>
+                <w:szCs w:val="20"/>
+              </w:rPr>
+              <w:t>:"</w:t>
+            </w:r>
+            <w:proofErr w:type="spellStart"/>
+            <w:r>
+              <w:rPr>
+                <w:rFonts w:ascii="Consolas" w:hAnsi="Consolas"/>
+                <w:sz w:val="20"/>
+                <w:szCs w:val="20"/>
+              </w:rPr>
+              <w:t>source</w:t>
+            </w:r>
+            <w:proofErr w:type="spellEnd"/>
+            <w:r>
+              <w:rPr>
+                <w:rFonts w:ascii="Consolas" w:hAnsi="Consolas"/>
+                <w:sz w:val="20"/>
+                <w:szCs w:val="20"/>
+              </w:rPr>
+              <w:t xml:space="preserve"> </w:t>
+            </w:r>
+            <w:proofErr w:type="spellStart"/>
+            <w:r>
+              <w:rPr>
+                <w:rFonts w:ascii="Consolas" w:hAnsi="Consolas"/>
+                <w:sz w:val="20"/>
+                <w:szCs w:val="20"/>
+              </w:rPr>
+              <w:t>codes</w:t>
+            </w:r>
+            <w:proofErr w:type="spellEnd"/>
+            <w:r>
+              <w:rPr>
+                <w:rFonts w:ascii="Consolas" w:hAnsi="Consolas"/>
+                <w:sz w:val="20"/>
+                <w:szCs w:val="20"/>
+              </w:rPr>
+              <w:t xml:space="preserve">" OR </w:t>
+            </w:r>
+            <w:proofErr w:type="spellStart"/>
+            <w:r>
+              <w:rPr>
+                <w:rFonts w:ascii="Consolas" w:hAnsi="Consolas"/>
+                <w:sz w:val="20"/>
+                <w:szCs w:val="20"/>
+              </w:rPr>
+              <w:t>Keyword</w:t>
+            </w:r>
+            <w:proofErr w:type="spellEnd"/>
+            <w:r>
+              <w:rPr>
+                <w:rFonts w:ascii="Consolas" w:hAnsi="Consolas"/>
+                <w:sz w:val="20"/>
+                <w:szCs w:val="20"/>
+              </w:rPr>
+              <w:t>:"</w:t>
+            </w:r>
+            <w:proofErr w:type="spellStart"/>
+            <w:r>
+              <w:rPr>
+                <w:rFonts w:ascii="Consolas" w:hAnsi="Consolas"/>
+                <w:sz w:val="20"/>
+                <w:szCs w:val="20"/>
+              </w:rPr>
+              <w:t>codebase</w:t>
+            </w:r>
+            <w:proofErr w:type="spellEnd"/>
+            <w:r>
+              <w:rPr>
+                <w:rFonts w:ascii="Consolas" w:hAnsi="Consolas"/>
+                <w:sz w:val="20"/>
+                <w:szCs w:val="20"/>
+              </w:rPr>
+              <w:t xml:space="preserve">" OR </w:t>
+            </w:r>
+            <w:proofErr w:type="spellStart"/>
+            <w:r>
+              <w:rPr>
+                <w:rFonts w:ascii="Consolas" w:hAnsi="Consolas"/>
+                <w:sz w:val="20"/>
+                <w:szCs w:val="20"/>
+              </w:rPr>
+              <w:t>Keyword</w:t>
+            </w:r>
+            <w:proofErr w:type="spellEnd"/>
+            <w:r>
+              <w:rPr>
+                <w:rFonts w:ascii="Consolas" w:hAnsi="Consolas"/>
+                <w:sz w:val="20"/>
+                <w:szCs w:val="20"/>
+              </w:rPr>
+              <w:t>:"</w:t>
+            </w:r>
+            <w:proofErr w:type="spellStart"/>
+            <w:r>
+              <w:rPr>
+                <w:rFonts w:ascii="Consolas" w:hAnsi="Consolas"/>
+                <w:sz w:val="20"/>
+                <w:szCs w:val="20"/>
+              </w:rPr>
+              <w:t>code</w:t>
+            </w:r>
+            <w:proofErr w:type="spellEnd"/>
+            <w:r>
+              <w:rPr>
+                <w:rFonts w:ascii="Consolas" w:hAnsi="Consolas"/>
+                <w:sz w:val="20"/>
+                <w:szCs w:val="20"/>
+              </w:rPr>
+              <w:t xml:space="preserve"> </w:t>
+            </w:r>
+            <w:proofErr w:type="spellStart"/>
+            <w:r>
+              <w:rPr>
+                <w:rFonts w:ascii="Consolas" w:hAnsi="Consolas"/>
+                <w:sz w:val="20"/>
+                <w:szCs w:val="20"/>
+              </w:rPr>
+              <w:t>repository</w:t>
+            </w:r>
+            <w:proofErr w:type="spellEnd"/>
+            <w:r>
+              <w:rPr>
+                <w:rFonts w:ascii="Consolas" w:hAnsi="Consolas"/>
+                <w:sz w:val="20"/>
+                <w:szCs w:val="20"/>
+              </w:rPr>
+              <w:t xml:space="preserve">" OR </w:t>
+            </w:r>
+            <w:proofErr w:type="spellStart"/>
+            <w:r>
+              <w:rPr>
+                <w:rFonts w:ascii="Consolas" w:hAnsi="Consolas"/>
+                <w:sz w:val="20"/>
+                <w:szCs w:val="20"/>
+              </w:rPr>
+              <w:t>Keyword</w:t>
+            </w:r>
+            <w:proofErr w:type="spellEnd"/>
+            <w:r>
+              <w:rPr>
+                <w:rFonts w:ascii="Consolas" w:hAnsi="Consolas"/>
+                <w:sz w:val="20"/>
+                <w:szCs w:val="20"/>
+              </w:rPr>
+              <w:t>:"</w:t>
+            </w:r>
+            <w:proofErr w:type="spellStart"/>
+            <w:r>
+              <w:rPr>
+                <w:rFonts w:ascii="Consolas" w:hAnsi="Consolas"/>
+                <w:sz w:val="20"/>
+                <w:szCs w:val="20"/>
+              </w:rPr>
+              <w:t>code</w:t>
+            </w:r>
+            <w:proofErr w:type="spellEnd"/>
+            <w:r>
+              <w:rPr>
+                <w:rFonts w:ascii="Consolas" w:hAnsi="Consolas"/>
+                <w:sz w:val="20"/>
+                <w:szCs w:val="20"/>
+              </w:rPr>
+              <w:t xml:space="preserve"> </w:t>
+            </w:r>
+            <w:proofErr w:type="spellStart"/>
+            <w:r>
+              <w:rPr>
+                <w:rFonts w:ascii="Consolas" w:hAnsi="Consolas"/>
+                <w:sz w:val="20"/>
+                <w:szCs w:val="20"/>
+              </w:rPr>
+              <w:t>search</w:t>
+            </w:r>
+            <w:proofErr w:type="spellEnd"/>
+            <w:r>
+              <w:rPr>
+                <w:rFonts w:ascii="Consolas" w:hAnsi="Consolas"/>
+                <w:sz w:val="20"/>
+                <w:szCs w:val="20"/>
+              </w:rPr>
+              <w:t>")</w:t>
             </w:r>
           </w:p>
           <w:p>
@@ -2164,7 +3609,115 @@
                 <w:sz w:val="20"/>
                 <w:szCs w:val="20"/>
               </w:rPr>
-              <w:t>(Title:"Retrieval-Augmented Generation" OR Title:"Retrieval Augmented Generation" OR Title:"RAG" OR</w:t>
+              <w:t>(</w:t>
+            </w:r>
+            <w:proofErr w:type="spellStart"/>
+            <w:r>
+              <w:rPr>
+                <w:rFonts w:ascii="Consolas" w:hAnsi="Consolas"/>
+                <w:sz w:val="20"/>
+                <w:szCs w:val="20"/>
+              </w:rPr>
+              <w:t>Title</w:t>
+            </w:r>
+            <w:proofErr w:type="spellEnd"/>
+            <w:r>
+              <w:rPr>
+                <w:rFonts w:ascii="Consolas" w:hAnsi="Consolas"/>
+                <w:sz w:val="20"/>
+                <w:szCs w:val="20"/>
+              </w:rPr>
+              <w:t>:"</w:t>
+            </w:r>
+            <w:proofErr w:type="spellStart"/>
+            <w:r>
+              <w:rPr>
+                <w:rFonts w:ascii="Consolas" w:hAnsi="Consolas"/>
+                <w:sz w:val="20"/>
+                <w:szCs w:val="20"/>
+              </w:rPr>
+              <w:t>Retrieval-Augmented</w:t>
+            </w:r>
+            <w:proofErr w:type="spellEnd"/>
+            <w:r>
+              <w:rPr>
+                <w:rFonts w:ascii="Consolas" w:hAnsi="Consolas"/>
+                <w:sz w:val="20"/>
+                <w:szCs w:val="20"/>
+              </w:rPr>
+              <w:t xml:space="preserve"> Generation" OR </w:t>
+            </w:r>
+            <w:proofErr w:type="spellStart"/>
+            <w:r>
+              <w:rPr>
+                <w:rFonts w:ascii="Consolas" w:hAnsi="Consolas"/>
+                <w:sz w:val="20"/>
+                <w:szCs w:val="20"/>
+              </w:rPr>
+              <w:t>Title</w:t>
+            </w:r>
+            <w:proofErr w:type="spellEnd"/>
+            <w:r>
+              <w:rPr>
+                <w:rFonts w:ascii="Consolas" w:hAnsi="Consolas"/>
+                <w:sz w:val="20"/>
+                <w:szCs w:val="20"/>
+              </w:rPr>
+              <w:t>:"</w:t>
+            </w:r>
+            <w:proofErr w:type="spellStart"/>
+            <w:r>
+              <w:rPr>
+                <w:rFonts w:ascii="Consolas" w:hAnsi="Consolas"/>
+                <w:sz w:val="20"/>
+                <w:szCs w:val="20"/>
+              </w:rPr>
+              <w:t>Retrieval</w:t>
+            </w:r>
+            <w:proofErr w:type="spellEnd"/>
+            <w:r>
+              <w:rPr>
+                <w:rFonts w:ascii="Consolas" w:hAnsi="Consolas"/>
+                <w:sz w:val="20"/>
+                <w:szCs w:val="20"/>
+              </w:rPr>
+              <w:t xml:space="preserve"> </w:t>
+            </w:r>
+            <w:proofErr w:type="spellStart"/>
+            <w:r>
+              <w:rPr>
+                <w:rFonts w:ascii="Consolas" w:hAnsi="Consolas"/>
+                <w:sz w:val="20"/>
+                <w:szCs w:val="20"/>
+              </w:rPr>
+              <w:t>Augmented</w:t>
+            </w:r>
+            <w:proofErr w:type="spellEnd"/>
+            <w:r>
+              <w:rPr>
+                <w:rFonts w:ascii="Consolas" w:hAnsi="Consolas"/>
+                <w:sz w:val="20"/>
+                <w:szCs w:val="20"/>
+              </w:rPr>
+              <w:t xml:space="preserve"> Generation" OR </w:t>
+            </w:r>
+            <w:proofErr w:type="spellStart"/>
+            <w:r>
+              <w:rPr>
+                <w:rFonts w:ascii="Consolas" w:hAnsi="Consolas"/>
+                <w:sz w:val="20"/>
+                <w:szCs w:val="20"/>
+              </w:rPr>
+              <w:t>Title</w:t>
+            </w:r>
+            <w:proofErr w:type="spellEnd"/>
+            <w:r>
+              <w:rPr>
+                <w:rFonts w:ascii="Consolas" w:hAnsi="Consolas"/>
+                <w:sz w:val="20"/>
+                <w:szCs w:val="20"/>
+              </w:rPr>
+              <w:t>:"RAG" OR</w:t>
             </w:r>
           </w:p>
           <w:p>
@@ -2181,7 +3734,79 @@
                 <w:sz w:val="20"/>
                 <w:szCs w:val="20"/>
               </w:rPr>
-              <w:t xml:space="preserve"> Abstract:"Retrieval-Augmented Generation" OR Abstract:"Retrieval Augmented Generation" OR Abstract:"RAG" OR</w:t>
+              <w:t xml:space="preserve"> Abstract:"</w:t>
+            </w:r>
+            <w:proofErr w:type="spellStart"/>
+            <w:r>
+              <w:rPr>
+                <w:rFonts w:ascii="Consolas" w:hAnsi="Consolas"/>
+                <w:sz w:val="20"/>
+                <w:szCs w:val="20"/>
+              </w:rPr>
+              <w:t>Retrieval-Augmented</w:t>
+            </w:r>
+            <w:proofErr w:type="spellEnd"/>
+            <w:r>
+              <w:rPr>
+                <w:rFonts w:ascii="Consolas" w:hAnsi="Consolas"/>
+                <w:sz w:val="20"/>
+                <w:szCs w:val="20"/>
+              </w:rPr>
+              <w:t xml:space="preserve"> Generation" OR Abstract:"</w:t>
+            </w:r>
+            <w:proofErr w:type="spellStart"/>
+            <w:r>
+              <w:rPr>
+                <w:rFonts w:ascii="Consolas" w:hAnsi="Consolas"/>
+                <w:sz w:val="20"/>
+                <w:szCs w:val="20"/>
+              </w:rPr>
+              <w:t>Retrieval</w:t>
+            </w:r>
+            <w:proofErr w:type="spellEnd"/>
+            <w:r>
+              <w:rPr>
+                <w:rFonts w:ascii="Consolas" w:hAnsi="Consolas"/>
+                <w:sz w:val="20"/>
+                <w:szCs w:val="20"/>
+              </w:rPr>
+              <w:t xml:space="preserve"> </w:t>
+            </w:r>
+            <w:proofErr w:type="spellStart"/>
+            <w:r>
+              <w:rPr>
+                <w:rFonts w:ascii="Consolas" w:hAnsi="Consolas"/>
+                <w:sz w:val="20"/>
+                <w:szCs w:val="20"/>
+              </w:rPr>
+              <w:t>Augmented</w:t>
+            </w:r>
+            <w:proofErr w:type="spellEnd"/>
+            <w:r>
+              <w:rPr>
+                <w:rFonts w:ascii="Consolas" w:hAnsi="Consolas"/>
+                <w:sz w:val="20"/>
+                <w:szCs w:val="20"/>
+              </w:rPr>
+              <w:t xml:space="preserve"> Generation" OR </w:t>
+            </w:r>
+            <w:proofErr w:type="spellStart"/>
+            <w:r>
+              <w:rPr>
+                <w:rFonts w:ascii="Consolas" w:hAnsi="Consolas"/>
+                <w:sz w:val="20"/>
+                <w:szCs w:val="20"/>
+              </w:rPr>
+              <w:t>Abstract:"RAG</w:t>
+            </w:r>
+            <w:proofErr w:type="spellEnd"/>
+            <w:r>
+              <w:rPr>
+                <w:rFonts w:ascii="Consolas" w:hAnsi="Consolas"/>
+                <w:sz w:val="20"/>
+                <w:szCs w:val="20"/>
+              </w:rPr>
+              <w:t>" OR</w:t>
             </w:r>
           </w:p>
           <w:p>
@@ -2198,7 +3823,115 @@
                 <w:sz w:val="20"/>
                 <w:szCs w:val="20"/>
               </w:rPr>
-              <w:t xml:space="preserve"> Keyword:"Retrieval-Augmented Generation" OR Keyword:"Retrieval Augmented Generation" OR Keyword:"RAG")</w:t>
+              <w:t xml:space="preserve"> </w:t>
+            </w:r>
+            <w:proofErr w:type="spellStart"/>
+            <w:r>
+              <w:rPr>
+                <w:rFonts w:ascii="Consolas" w:hAnsi="Consolas"/>
+                <w:sz w:val="20"/>
+                <w:szCs w:val="20"/>
+              </w:rPr>
+              <w:t>Keyword</w:t>
+            </w:r>
+            <w:proofErr w:type="spellEnd"/>
+            <w:r>
+              <w:rPr>
+                <w:rFonts w:ascii="Consolas" w:hAnsi="Consolas"/>
+                <w:sz w:val="20"/>
+                <w:szCs w:val="20"/>
+              </w:rPr>
+              <w:t>:"</w:t>
+            </w:r>
+            <w:proofErr w:type="spellStart"/>
+            <w:r>
+              <w:rPr>
+                <w:rFonts w:ascii="Consolas" w:hAnsi="Consolas"/>
+                <w:sz w:val="20"/>
+                <w:szCs w:val="20"/>
+              </w:rPr>
+              <w:t>Retrieval-Augmented</w:t>
+            </w:r>
+            <w:proofErr w:type="spellEnd"/>
+            <w:r>
+              <w:rPr>
+                <w:rFonts w:ascii="Consolas" w:hAnsi="Consolas"/>
+                <w:sz w:val="20"/>
+                <w:szCs w:val="20"/>
+              </w:rPr>
+              <w:t xml:space="preserve"> Generation" OR </w:t>
+            </w:r>
+            <w:proofErr w:type="spellStart"/>
+            <w:r>
+              <w:rPr>
+                <w:rFonts w:ascii="Consolas" w:hAnsi="Consolas"/>
+                <w:sz w:val="20"/>
+                <w:szCs w:val="20"/>
+              </w:rPr>
+              <w:t>Keyword</w:t>
+            </w:r>
+            <w:proofErr w:type="spellEnd"/>
+            <w:r>
+              <w:rPr>
+                <w:rFonts w:ascii="Consolas" w:hAnsi="Consolas"/>
+                <w:sz w:val="20"/>
+                <w:szCs w:val="20"/>
+              </w:rPr>
+              <w:t>:"</w:t>
+            </w:r>
+            <w:proofErr w:type="spellStart"/>
+            <w:r>
+              <w:rPr>
+                <w:rFonts w:ascii="Consolas" w:hAnsi="Consolas"/>
+                <w:sz w:val="20"/>
+                <w:szCs w:val="20"/>
+              </w:rPr>
+              <w:t>Retrieval</w:t>
+            </w:r>
+            <w:proofErr w:type="spellEnd"/>
+            <w:r>
+              <w:rPr>
+                <w:rFonts w:ascii="Consolas" w:hAnsi="Consolas"/>
+                <w:sz w:val="20"/>
+                <w:szCs w:val="20"/>
+              </w:rPr>
+              <w:t xml:space="preserve"> </w:t>
+            </w:r>
+            <w:proofErr w:type="spellStart"/>
+            <w:r>
+              <w:rPr>
+                <w:rFonts w:ascii="Consolas" w:hAnsi="Consolas"/>
+                <w:sz w:val="20"/>
+                <w:szCs w:val="20"/>
+              </w:rPr>
+              <w:t>Augmented</w:t>
+            </w:r>
+            <w:proofErr w:type="spellEnd"/>
+            <w:r>
+              <w:rPr>
+                <w:rFonts w:ascii="Consolas" w:hAnsi="Consolas"/>
+                <w:sz w:val="20"/>
+                <w:szCs w:val="20"/>
+              </w:rPr>
+              <w:t xml:space="preserve"> Generation" OR </w:t>
+            </w:r>
+            <w:proofErr w:type="spellStart"/>
+            <w:r>
+              <w:rPr>
+                <w:rFonts w:ascii="Consolas" w:hAnsi="Consolas"/>
+                <w:sz w:val="20"/>
+                <w:szCs w:val="20"/>
+              </w:rPr>
+              <w:t>Keyword</w:t>
+            </w:r>
+            <w:proofErr w:type="spellEnd"/>
+            <w:r>
+              <w:rPr>
+                <w:rFonts w:ascii="Consolas" w:hAnsi="Consolas"/>
+                <w:sz w:val="20"/>
+                <w:szCs w:val="20"/>
+              </w:rPr>
+              <w:t>:"RAG")</w:t>
             </w:r>
           </w:p>
           <w:p>
@@ -2232,7 +3965,133 @@
                 <w:sz w:val="20"/>
                 <w:szCs w:val="20"/>
               </w:rPr>
-              <w:t>(Title:"LLM" OR Title:"Large Language Model" OR Title:"GenAI" OR Title:"Generative AI" OR</w:t>
+              <w:t>(</w:t>
+            </w:r>
+            <w:proofErr w:type="spellStart"/>
+            <w:r>
+              <w:rPr>
+                <w:rFonts w:ascii="Consolas" w:hAnsi="Consolas"/>
+                <w:sz w:val="20"/>
+                <w:szCs w:val="20"/>
+              </w:rPr>
+              <w:t>Title</w:t>
+            </w:r>
+            <w:proofErr w:type="spellEnd"/>
+            <w:r>
+              <w:rPr>
+                <w:rFonts w:ascii="Consolas" w:hAnsi="Consolas"/>
+                <w:sz w:val="20"/>
+                <w:szCs w:val="20"/>
+              </w:rPr>
+              <w:t xml:space="preserve">:"LLM" OR </w:t>
+            </w:r>
+            <w:proofErr w:type="spellStart"/>
+            <w:r>
+              <w:rPr>
+                <w:rFonts w:ascii="Consolas" w:hAnsi="Consolas"/>
+                <w:sz w:val="20"/>
+                <w:szCs w:val="20"/>
+              </w:rPr>
+              <w:t>Title</w:t>
+            </w:r>
+            <w:proofErr w:type="spellEnd"/>
+            <w:r>
+              <w:rPr>
+                <w:rFonts w:ascii="Consolas" w:hAnsi="Consolas"/>
+                <w:sz w:val="20"/>
+                <w:szCs w:val="20"/>
+              </w:rPr>
+              <w:t xml:space="preserve">:"Large </w:t>
+            </w:r>
+            <w:proofErr w:type="spellStart"/>
+            <w:r>
+              <w:rPr>
+                <w:rFonts w:ascii="Consolas" w:hAnsi="Consolas"/>
+                <w:sz w:val="20"/>
+                <w:szCs w:val="20"/>
+              </w:rPr>
+              <w:t>Language</w:t>
+            </w:r>
+            <w:proofErr w:type="spellEnd"/>
+            <w:r>
+              <w:rPr>
+                <w:rFonts w:ascii="Consolas" w:hAnsi="Consolas"/>
+                <w:sz w:val="20"/>
+                <w:szCs w:val="20"/>
+              </w:rPr>
+              <w:t xml:space="preserve"> Model" OR </w:t>
+            </w:r>
+            <w:proofErr w:type="spellStart"/>
+            <w:r>
+              <w:rPr>
+                <w:rFonts w:ascii="Consolas" w:hAnsi="Consolas"/>
+                <w:sz w:val="20"/>
+                <w:szCs w:val="20"/>
+              </w:rPr>
+              <w:t>Title</w:t>
+            </w:r>
+            <w:proofErr w:type="spellEnd"/>
+            <w:r>
+              <w:rPr>
+                <w:rFonts w:ascii="Consolas" w:hAnsi="Consolas"/>
+                <w:sz w:val="20"/>
+                <w:szCs w:val="20"/>
+              </w:rPr>
+              <w:t>:"</w:t>
+            </w:r>
+            <w:proofErr w:type="spellStart"/>
+            <w:r>
+              <w:rPr>
+                <w:rFonts w:ascii="Consolas" w:hAnsi="Consolas"/>
+                <w:sz w:val="20"/>
+                <w:szCs w:val="20"/>
+              </w:rPr>
+              <w:t>GenAI</w:t>
+            </w:r>
+            <w:proofErr w:type="spellEnd"/>
+            <w:r>
+              <w:rPr>
+                <w:rFonts w:ascii="Consolas" w:hAnsi="Consolas"/>
+                <w:sz w:val="20"/>
+                <w:szCs w:val="20"/>
+              </w:rPr>
+              <w:t xml:space="preserve">" OR </w:t>
+            </w:r>
+            <w:proofErr w:type="spellStart"/>
+            <w:r>
+              <w:rPr>
+                <w:rFonts w:ascii="Consolas" w:hAnsi="Consolas"/>
+                <w:sz w:val="20"/>
+                <w:szCs w:val="20"/>
+              </w:rPr>
+              <w:t>Title</w:t>
+            </w:r>
+            <w:proofErr w:type="spellEnd"/>
+            <w:r>
+              <w:rPr>
+                <w:rFonts w:ascii="Consolas" w:hAnsi="Consolas"/>
+                <w:sz w:val="20"/>
+                <w:szCs w:val="20"/>
+              </w:rPr>
+              <w:t>:"</w:t>
+            </w:r>
+            <w:proofErr w:type="spellStart"/>
+            <w:r>
+              <w:rPr>
+                <w:rFonts w:ascii="Consolas" w:hAnsi="Consolas"/>
+                <w:sz w:val="20"/>
+                <w:szCs w:val="20"/>
+              </w:rPr>
+              <w:t>Generative</w:t>
+            </w:r>
+            <w:proofErr w:type="spellEnd"/>
+            <w:r>
+              <w:rPr>
+                <w:rFonts w:ascii="Consolas" w:hAnsi="Consolas"/>
+                <w:sz w:val="20"/>
+                <w:szCs w:val="20"/>
+              </w:rPr>
+              <w:t xml:space="preserve"> AI" OR</w:t>
             </w:r>
           </w:p>
           <w:p>
@@ -2249,7 +4108,97 @@
                 <w:sz w:val="20"/>
                 <w:szCs w:val="20"/>
               </w:rPr>
-              <w:t xml:space="preserve"> Abstract:"LLM" OR Abstract:"Large Language Model" OR Abstract:"GenAI" OR Abstract:"Generative AI" OR</w:t>
+              <w:t xml:space="preserve"> </w:t>
+            </w:r>
+            <w:proofErr w:type="spellStart"/>
+            <w:r>
+              <w:rPr>
+                <w:rFonts w:ascii="Consolas" w:hAnsi="Consolas"/>
+                <w:sz w:val="20"/>
+                <w:szCs w:val="20"/>
+              </w:rPr>
+              <w:t>Abstract:"LLM</w:t>
+            </w:r>
+            <w:proofErr w:type="spellEnd"/>
+            <w:r>
+              <w:rPr>
+                <w:rFonts w:ascii="Consolas" w:hAnsi="Consolas"/>
+                <w:sz w:val="20"/>
+                <w:szCs w:val="20"/>
+              </w:rPr>
+              <w:t xml:space="preserve">" OR </w:t>
+            </w:r>
+            <w:proofErr w:type="spellStart"/>
+            <w:r>
+              <w:rPr>
+                <w:rFonts w:ascii="Consolas" w:hAnsi="Consolas"/>
+                <w:sz w:val="20"/>
+                <w:szCs w:val="20"/>
+              </w:rPr>
+              <w:t>Abstract:"Large</w:t>
+            </w:r>
+            <w:proofErr w:type="spellEnd"/>
+            <w:r>
+              <w:rPr>
+                <w:rFonts w:ascii="Consolas" w:hAnsi="Consolas"/>
+                <w:sz w:val="20"/>
+                <w:szCs w:val="20"/>
+              </w:rPr>
+              <w:t xml:space="preserve"> </w:t>
+            </w:r>
+            <w:proofErr w:type="spellStart"/>
+            <w:r>
+              <w:rPr>
+                <w:rFonts w:ascii="Consolas" w:hAnsi="Consolas"/>
+                <w:sz w:val="20"/>
+                <w:szCs w:val="20"/>
+              </w:rPr>
+              <w:t>Language</w:t>
+            </w:r>
+            <w:proofErr w:type="spellEnd"/>
+            <w:r>
+              <w:rPr>
+                <w:rFonts w:ascii="Consolas" w:hAnsi="Consolas"/>
+                <w:sz w:val="20"/>
+                <w:szCs w:val="20"/>
+              </w:rPr>
+              <w:t xml:space="preserve"> Model" OR Abstract:"</w:t>
+            </w:r>
+            <w:proofErr w:type="spellStart"/>
+            <w:r>
+              <w:rPr>
+                <w:rFonts w:ascii="Consolas" w:hAnsi="Consolas"/>
+                <w:sz w:val="20"/>
+                <w:szCs w:val="20"/>
+              </w:rPr>
+              <w:t>GenAI</w:t>
+            </w:r>
+            <w:proofErr w:type="spellEnd"/>
+            <w:r>
+              <w:rPr>
+                <w:rFonts w:ascii="Consolas" w:hAnsi="Consolas"/>
+                <w:sz w:val="20"/>
+                <w:szCs w:val="20"/>
+              </w:rPr>
+              <w:t>" OR Abstract:"</w:t>
+            </w:r>
+            <w:proofErr w:type="spellStart"/>
+            <w:r>
+              <w:rPr>
+                <w:rFonts w:ascii="Consolas" w:hAnsi="Consolas"/>
+                <w:sz w:val="20"/>
+                <w:szCs w:val="20"/>
+              </w:rPr>
+              <w:t>Generative</w:t>
+            </w:r>
+            <w:proofErr w:type="spellEnd"/>
+            <w:r>
+              <w:rPr>
+                <w:rFonts w:ascii="Consolas" w:hAnsi="Consolas"/>
+                <w:sz w:val="20"/>
+                <w:szCs w:val="20"/>
+              </w:rPr>
+              <w:t xml:space="preserve"> AI" OR</w:t>
             </w:r>
           </w:p>
           <w:p>
@@ -2266,7 +4215,133 @@
                 <w:sz w:val="20"/>
                 <w:szCs w:val="20"/>
               </w:rPr>
-              <w:t xml:space="preserve"> Keyword:"LLM" OR Keyword:"Large Language Model" OR Keyword:"GenAI" OR Keyword:"Generative AI")</w:t>
+              <w:t xml:space="preserve"> </w:t>
+            </w:r>
+            <w:proofErr w:type="spellStart"/>
+            <w:r>
+              <w:rPr>
+                <w:rFonts w:ascii="Consolas" w:hAnsi="Consolas"/>
+                <w:sz w:val="20"/>
+                <w:szCs w:val="20"/>
+              </w:rPr>
+              <w:t>Keyword</w:t>
+            </w:r>
+            <w:proofErr w:type="spellEnd"/>
+            <w:r>
+              <w:rPr>
+                <w:rFonts w:ascii="Consolas" w:hAnsi="Consolas"/>
+                <w:sz w:val="20"/>
+                <w:szCs w:val="20"/>
+              </w:rPr>
+              <w:t xml:space="preserve">:"LLM" OR </w:t>
+            </w:r>
+            <w:proofErr w:type="spellStart"/>
+            <w:r>
+              <w:rPr>
+                <w:rFonts w:ascii="Consolas" w:hAnsi="Consolas"/>
+                <w:sz w:val="20"/>
+                <w:szCs w:val="20"/>
+              </w:rPr>
+              <w:t>Keyword</w:t>
+            </w:r>
+            <w:proofErr w:type="spellEnd"/>
+            <w:r>
+              <w:rPr>
+                <w:rFonts w:ascii="Consolas" w:hAnsi="Consolas"/>
+                <w:sz w:val="20"/>
+                <w:szCs w:val="20"/>
+              </w:rPr>
+              <w:t xml:space="preserve">:"Large </w:t>
+            </w:r>
+            <w:proofErr w:type="spellStart"/>
+            <w:r>
+              <w:rPr>
+                <w:rFonts w:ascii="Consolas" w:hAnsi="Consolas"/>
+                <w:sz w:val="20"/>
+                <w:szCs w:val="20"/>
+              </w:rPr>
+              <w:t>Language</w:t>
+            </w:r>
+            <w:proofErr w:type="spellEnd"/>
+            <w:r>
+              <w:rPr>
+                <w:rFonts w:ascii="Consolas" w:hAnsi="Consolas"/>
+                <w:sz w:val="20"/>
+                <w:szCs w:val="20"/>
+              </w:rPr>
+              <w:t xml:space="preserve"> Model" OR </w:t>
+            </w:r>
+            <w:proofErr w:type="spellStart"/>
+            <w:r>
+              <w:rPr>
+                <w:rFonts w:ascii="Consolas" w:hAnsi="Consolas"/>
+                <w:sz w:val="20"/>
+                <w:szCs w:val="20"/>
+              </w:rPr>
+              <w:t>Keyword</w:t>
+            </w:r>
+            <w:proofErr w:type="spellEnd"/>
+            <w:r>
+              <w:rPr>
+                <w:rFonts w:ascii="Consolas" w:hAnsi="Consolas"/>
+                <w:sz w:val="20"/>
+                <w:szCs w:val="20"/>
+              </w:rPr>
+              <w:t>:"</w:t>
+            </w:r>
+            <w:proofErr w:type="spellStart"/>
+            <w:r>
+              <w:rPr>
+                <w:rFonts w:ascii="Consolas" w:hAnsi="Consolas"/>
+                <w:sz w:val="20"/>
+                <w:szCs w:val="20"/>
+              </w:rPr>
+              <w:t>GenAI</w:t>
+            </w:r>
+            <w:proofErr w:type="spellEnd"/>
+            <w:r>
+              <w:rPr>
+                <w:rFonts w:ascii="Consolas" w:hAnsi="Consolas"/>
+                <w:sz w:val="20"/>
+                <w:szCs w:val="20"/>
+              </w:rPr>
+              <w:t xml:space="preserve">" OR </w:t>
+            </w:r>
+            <w:proofErr w:type="spellStart"/>
+            <w:r>
+              <w:rPr>
+                <w:rFonts w:ascii="Consolas" w:hAnsi="Consolas"/>
+                <w:sz w:val="20"/>
+                <w:szCs w:val="20"/>
+              </w:rPr>
+              <w:t>Keyword</w:t>
+            </w:r>
+            <w:proofErr w:type="spellEnd"/>
+            <w:r>
+              <w:rPr>
+                <w:rFonts w:ascii="Consolas" w:hAnsi="Consolas"/>
+                <w:sz w:val="20"/>
+                <w:szCs w:val="20"/>
+              </w:rPr>
+              <w:t>:"</w:t>
+            </w:r>
+            <w:proofErr w:type="spellStart"/>
+            <w:r>
+              <w:rPr>
+                <w:rFonts w:ascii="Consolas" w:hAnsi="Consolas"/>
+                <w:sz w:val="20"/>
+                <w:szCs w:val="20"/>
+              </w:rPr>
+              <w:t>Generative</w:t>
+            </w:r>
+            <w:proofErr w:type="spellEnd"/>
+            <w:r>
+              <w:rPr>
+                <w:rFonts w:ascii="Consolas" w:hAnsi="Consolas"/>
+                <w:sz w:val="20"/>
+                <w:szCs w:val="20"/>
+              </w:rPr>
+              <w:t xml:space="preserve"> AI")</w:t>
             </w:r>
           </w:p>
         </w:tc>
@@ -2292,6 +4367,7 @@
         </w:rPr>
         <w:t xml:space="preserve">5.2. IEEE </w:t>
       </w:r>
+      <w:proofErr w:type="spellStart"/>
       <w:r>
         <w:rPr>
           <w:b/>
@@ -2306,6 +4382,7 @@
         </w:rPr>
         <w:t>plore</w:t>
       </w:r>
+      <w:proofErr w:type="spellEnd"/>
     </w:p>
     <w:p/>
     <w:p>
@@ -2324,7 +4401,15 @@
         </w:r>
       </w:hyperlink>
       <w:r>
-        <w:t>, é o principal repositório de publicações IEEE e IET em Engenharia de Software, Computação e áreas afins. Indexa conferências de alto impacto como ICSE, ASE, SANER e MSR, além dos principais periódicos da área (e.g., IEEE TSE, IEEE Software). Oferece busca avançada com exportação em CSV/BibTeX.</w:t>
+        <w:t>, é o principal repositório de publicações IEEE e IET em Engenharia de Software, Computação e áreas afins. Indexa conferências de alto impacto como ICSE, ASE, SANER e MSR, além dos principais periódicos da área (e.g., IEEE TSE, IEEE Software). Oferece busca avançada com exportação em CSV/</w:t>
+      </w:r>
+      <w:proofErr w:type="spellStart"/>
+      <w:r>
+        <w:t>BibTeX</w:t>
+      </w:r>
+      <w:proofErr w:type="spellEnd"/>
+      <w:r>
+        <w:t>.</w:t>
       </w:r>
     </w:p>
     <w:p>
@@ -2365,7 +4450,23 @@
           <w:b/>
           <w:bCs/>
         </w:rPr>
-        <w:t>.1. String adaptada para sintaxe</w:t>
+        <w:t xml:space="preserve">.1. </w:t>
+      </w:r>
+      <w:proofErr w:type="spellStart"/>
+      <w:r>
+        <w:rPr>
+          <w:b/>
+          <w:bCs/>
+        </w:rPr>
+        <w:t>String</w:t>
+      </w:r>
+      <w:proofErr w:type="spellEnd"/>
+      <w:r>
+        <w:rPr>
+          <w:b/>
+          <w:bCs/>
+        </w:rPr>
+        <w:t xml:space="preserve"> adaptada para sintaxe</w:t>
       </w:r>
       <w:r>
         <w:rPr>
@@ -2438,7 +4539,349 @@
                 <w:sz w:val="20"/>
                 <w:szCs w:val="20"/>
               </w:rPr>
-              <w:t>("Document Title":"source code" OR "Document Title":"source codes" OR "Document Title":"codebase" OR "Document Title":"code repository" OR "Document Title":"code search" OR</w:t>
+              <w:t>("</w:t>
+            </w:r>
+            <w:proofErr w:type="spellStart"/>
+            <w:r>
+              <w:rPr>
+                <w:rFonts w:ascii="Consolas" w:hAnsi="Consolas"/>
+                <w:sz w:val="20"/>
+                <w:szCs w:val="20"/>
+              </w:rPr>
+              <w:t>Document</w:t>
+            </w:r>
+            <w:proofErr w:type="spellEnd"/>
+            <w:r>
+              <w:rPr>
+                <w:rFonts w:ascii="Consolas" w:hAnsi="Consolas"/>
+                <w:sz w:val="20"/>
+                <w:szCs w:val="20"/>
+              </w:rPr>
+              <w:t xml:space="preserve"> </w:t>
+            </w:r>
+            <w:proofErr w:type="spellStart"/>
+            <w:r>
+              <w:rPr>
+                <w:rFonts w:ascii="Consolas" w:hAnsi="Consolas"/>
+                <w:sz w:val="20"/>
+                <w:szCs w:val="20"/>
+              </w:rPr>
+              <w:t>Title</w:t>
+            </w:r>
+            <w:proofErr w:type="spellEnd"/>
+            <w:r>
+              <w:rPr>
+                <w:rFonts w:ascii="Consolas" w:hAnsi="Consolas"/>
+                <w:sz w:val="20"/>
+                <w:szCs w:val="20"/>
+              </w:rPr>
+              <w:t>":"</w:t>
+            </w:r>
+            <w:proofErr w:type="spellStart"/>
+            <w:r>
+              <w:rPr>
+                <w:rFonts w:ascii="Consolas" w:hAnsi="Consolas"/>
+                <w:sz w:val="20"/>
+                <w:szCs w:val="20"/>
+              </w:rPr>
+              <w:t>source</w:t>
+            </w:r>
+            <w:proofErr w:type="spellEnd"/>
+            <w:r>
+              <w:rPr>
+                <w:rFonts w:ascii="Consolas" w:hAnsi="Consolas"/>
+                <w:sz w:val="20"/>
+                <w:szCs w:val="20"/>
+              </w:rPr>
+              <w:t xml:space="preserve"> </w:t>
+            </w:r>
+            <w:proofErr w:type="spellStart"/>
+            <w:r>
+              <w:rPr>
+                <w:rFonts w:ascii="Consolas" w:hAnsi="Consolas"/>
+                <w:sz w:val="20"/>
+                <w:szCs w:val="20"/>
+              </w:rPr>
+              <w:t>code</w:t>
+            </w:r>
+            <w:proofErr w:type="spellEnd"/>
+            <w:r>
+              <w:rPr>
+                <w:rFonts w:ascii="Consolas" w:hAnsi="Consolas"/>
+                <w:sz w:val="20"/>
+                <w:szCs w:val="20"/>
+              </w:rPr>
+              <w:t>" OR "</w:t>
+            </w:r>
+            <w:proofErr w:type="spellStart"/>
+            <w:r>
+              <w:rPr>
+                <w:rFonts w:ascii="Consolas" w:hAnsi="Consolas"/>
+                <w:sz w:val="20"/>
+                <w:szCs w:val="20"/>
+              </w:rPr>
+              <w:t>Document</w:t>
+            </w:r>
+            <w:proofErr w:type="spellEnd"/>
+            <w:r>
+              <w:rPr>
+                <w:rFonts w:ascii="Consolas" w:hAnsi="Consolas"/>
+                <w:sz w:val="20"/>
+                <w:szCs w:val="20"/>
+              </w:rPr>
+              <w:t xml:space="preserve"> </w:t>
+            </w:r>
+            <w:proofErr w:type="spellStart"/>
+            <w:r>
+              <w:rPr>
+                <w:rFonts w:ascii="Consolas" w:hAnsi="Consolas"/>
+                <w:sz w:val="20"/>
+                <w:szCs w:val="20"/>
+              </w:rPr>
+              <w:t>Title</w:t>
+            </w:r>
+            <w:proofErr w:type="spellEnd"/>
+            <w:r>
+              <w:rPr>
+                <w:rFonts w:ascii="Consolas" w:hAnsi="Consolas"/>
+                <w:sz w:val="20"/>
+                <w:szCs w:val="20"/>
+              </w:rPr>
+              <w:t>":"</w:t>
+            </w:r>
+            <w:proofErr w:type="spellStart"/>
+            <w:r>
+              <w:rPr>
+                <w:rFonts w:ascii="Consolas" w:hAnsi="Consolas"/>
+                <w:sz w:val="20"/>
+                <w:szCs w:val="20"/>
+              </w:rPr>
+              <w:t>source</w:t>
+            </w:r>
+            <w:proofErr w:type="spellEnd"/>
+            <w:r>
+              <w:rPr>
+                <w:rFonts w:ascii="Consolas" w:hAnsi="Consolas"/>
+                <w:sz w:val="20"/>
+                <w:szCs w:val="20"/>
+              </w:rPr>
+              <w:t xml:space="preserve"> </w:t>
+            </w:r>
+            <w:proofErr w:type="spellStart"/>
+            <w:r>
+              <w:rPr>
+                <w:rFonts w:ascii="Consolas" w:hAnsi="Consolas"/>
+                <w:sz w:val="20"/>
+                <w:szCs w:val="20"/>
+              </w:rPr>
+              <w:t>codes</w:t>
+            </w:r>
+            <w:proofErr w:type="spellEnd"/>
+            <w:r>
+              <w:rPr>
+                <w:rFonts w:ascii="Consolas" w:hAnsi="Consolas"/>
+                <w:sz w:val="20"/>
+                <w:szCs w:val="20"/>
+              </w:rPr>
+              <w:t>" OR "</w:t>
+            </w:r>
+            <w:proofErr w:type="spellStart"/>
+            <w:r>
+              <w:rPr>
+                <w:rFonts w:ascii="Consolas" w:hAnsi="Consolas"/>
+                <w:sz w:val="20"/>
+                <w:szCs w:val="20"/>
+              </w:rPr>
+              <w:t>Document</w:t>
+            </w:r>
+            <w:proofErr w:type="spellEnd"/>
+            <w:r>
+              <w:rPr>
+                <w:rFonts w:ascii="Consolas" w:hAnsi="Consolas"/>
+                <w:sz w:val="20"/>
+                <w:szCs w:val="20"/>
+              </w:rPr>
+              <w:t xml:space="preserve"> </w:t>
+            </w:r>
+            <w:proofErr w:type="spellStart"/>
+            <w:r>
+              <w:rPr>
+                <w:rFonts w:ascii="Consolas" w:hAnsi="Consolas"/>
+                <w:sz w:val="20"/>
+                <w:szCs w:val="20"/>
+              </w:rPr>
+              <w:t>Title</w:t>
+            </w:r>
+            <w:proofErr w:type="spellEnd"/>
+            <w:r>
+              <w:rPr>
+                <w:rFonts w:ascii="Consolas" w:hAnsi="Consolas"/>
+                <w:sz w:val="20"/>
+                <w:szCs w:val="20"/>
+              </w:rPr>
+              <w:t>":"</w:t>
+            </w:r>
+            <w:proofErr w:type="spellStart"/>
+            <w:r>
+              <w:rPr>
+                <w:rFonts w:ascii="Consolas" w:hAnsi="Consolas"/>
+                <w:sz w:val="20"/>
+                <w:szCs w:val="20"/>
+              </w:rPr>
+              <w:t>codebase</w:t>
+            </w:r>
+            <w:proofErr w:type="spellEnd"/>
+            <w:r>
+              <w:rPr>
+                <w:rFonts w:ascii="Consolas" w:hAnsi="Consolas"/>
+                <w:sz w:val="20"/>
+                <w:szCs w:val="20"/>
+              </w:rPr>
+              <w:t>" OR "</w:t>
+            </w:r>
+            <w:proofErr w:type="spellStart"/>
+            <w:r>
+              <w:rPr>
+                <w:rFonts w:ascii="Consolas" w:hAnsi="Consolas"/>
+                <w:sz w:val="20"/>
+                <w:szCs w:val="20"/>
+              </w:rPr>
+              <w:t>Document</w:t>
+            </w:r>
+            <w:proofErr w:type="spellEnd"/>
+            <w:r>
+              <w:rPr>
+                <w:rFonts w:ascii="Consolas" w:hAnsi="Consolas"/>
+                <w:sz w:val="20"/>
+                <w:szCs w:val="20"/>
+              </w:rPr>
+              <w:t xml:space="preserve"> </w:t>
+            </w:r>
+            <w:proofErr w:type="spellStart"/>
+            <w:r>
+              <w:rPr>
+                <w:rFonts w:ascii="Consolas" w:hAnsi="Consolas"/>
+                <w:sz w:val="20"/>
+                <w:szCs w:val="20"/>
+              </w:rPr>
+              <w:t>Title</w:t>
+            </w:r>
+            <w:proofErr w:type="spellEnd"/>
+            <w:r>
+              <w:rPr>
+                <w:rFonts w:ascii="Consolas" w:hAnsi="Consolas"/>
+                <w:sz w:val="20"/>
+                <w:szCs w:val="20"/>
+              </w:rPr>
+              <w:t>":"</w:t>
+            </w:r>
+            <w:proofErr w:type="spellStart"/>
+            <w:r>
+              <w:rPr>
+                <w:rFonts w:ascii="Consolas" w:hAnsi="Consolas"/>
+                <w:sz w:val="20"/>
+                <w:szCs w:val="20"/>
+              </w:rPr>
+              <w:t>code</w:t>
+            </w:r>
+            <w:proofErr w:type="spellEnd"/>
+            <w:r>
+              <w:rPr>
+                <w:rFonts w:ascii="Consolas" w:hAnsi="Consolas"/>
+                <w:sz w:val="20"/>
+                <w:szCs w:val="20"/>
+              </w:rPr>
+              <w:t xml:space="preserve"> </w:t>
+            </w:r>
+            <w:proofErr w:type="spellStart"/>
+            <w:r>
+              <w:rPr>
+                <w:rFonts w:ascii="Consolas" w:hAnsi="Consolas"/>
+                <w:sz w:val="20"/>
+                <w:szCs w:val="20"/>
+              </w:rPr>
+              <w:t>repository</w:t>
+            </w:r>
+            <w:proofErr w:type="spellEnd"/>
+            <w:r>
+              <w:rPr>
+                <w:rFonts w:ascii="Consolas" w:hAnsi="Consolas"/>
+                <w:sz w:val="20"/>
+                <w:szCs w:val="20"/>
+              </w:rPr>
+              <w:t>" OR "</w:t>
+            </w:r>
+            <w:proofErr w:type="spellStart"/>
+            <w:r>
+              <w:rPr>
+                <w:rFonts w:ascii="Consolas" w:hAnsi="Consolas"/>
+                <w:sz w:val="20"/>
+                <w:szCs w:val="20"/>
+              </w:rPr>
+              <w:t>Document</w:t>
+            </w:r>
+            <w:proofErr w:type="spellEnd"/>
+            <w:r>
+              <w:rPr>
+                <w:rFonts w:ascii="Consolas" w:hAnsi="Consolas"/>
+                <w:sz w:val="20"/>
+                <w:szCs w:val="20"/>
+              </w:rPr>
+              <w:t xml:space="preserve"> </w:t>
+            </w:r>
+            <w:proofErr w:type="spellStart"/>
+            <w:r>
+              <w:rPr>
+                <w:rFonts w:ascii="Consolas" w:hAnsi="Consolas"/>
+                <w:sz w:val="20"/>
+                <w:szCs w:val="20"/>
+              </w:rPr>
+              <w:t>Title</w:t>
+            </w:r>
+            <w:proofErr w:type="spellEnd"/>
+            <w:r>
+              <w:rPr>
+                <w:rFonts w:ascii="Consolas" w:hAnsi="Consolas"/>
+                <w:sz w:val="20"/>
+                <w:szCs w:val="20"/>
+              </w:rPr>
+              <w:t>":"</w:t>
+            </w:r>
+            <w:proofErr w:type="spellStart"/>
+            <w:r>
+              <w:rPr>
+                <w:rFonts w:ascii="Consolas" w:hAnsi="Consolas"/>
+                <w:sz w:val="20"/>
+                <w:szCs w:val="20"/>
+              </w:rPr>
+              <w:t>code</w:t>
+            </w:r>
+            <w:proofErr w:type="spellEnd"/>
+            <w:r>
+              <w:rPr>
+                <w:rFonts w:ascii="Consolas" w:hAnsi="Consolas"/>
+                <w:sz w:val="20"/>
+                <w:szCs w:val="20"/>
+              </w:rPr>
+              <w:t xml:space="preserve"> </w:t>
+            </w:r>
+            <w:proofErr w:type="spellStart"/>
+            <w:r>
+              <w:rPr>
+                <w:rFonts w:ascii="Consolas" w:hAnsi="Consolas"/>
+                <w:sz w:val="20"/>
+                <w:szCs w:val="20"/>
+              </w:rPr>
+              <w:t>search</w:t>
+            </w:r>
+            <w:proofErr w:type="spellEnd"/>
+            <w:r>
+              <w:rPr>
+                <w:rFonts w:ascii="Consolas" w:hAnsi="Consolas"/>
+                <w:sz w:val="20"/>
+                <w:szCs w:val="20"/>
+              </w:rPr>
+              <w:t>" OR</w:t>
             </w:r>
           </w:p>
           <w:p>
@@ -2456,7 +4899,169 @@
                 <w:sz w:val="20"/>
                 <w:szCs w:val="20"/>
               </w:rPr>
-              <w:t xml:space="preserve"> "Abstract":"source code" OR "Abstract":"source codes" OR "Abstract":"codebase" OR "Abstract":"code repository" OR "Abstract":"code search" OR</w:t>
+              <w:t xml:space="preserve"> "Abstract":"</w:t>
+            </w:r>
+            <w:proofErr w:type="spellStart"/>
+            <w:r>
+              <w:rPr>
+                <w:rFonts w:ascii="Consolas" w:hAnsi="Consolas"/>
+                <w:sz w:val="20"/>
+                <w:szCs w:val="20"/>
+              </w:rPr>
+              <w:t>source</w:t>
+            </w:r>
+            <w:proofErr w:type="spellEnd"/>
+            <w:r>
+              <w:rPr>
+                <w:rFonts w:ascii="Consolas" w:hAnsi="Consolas"/>
+                <w:sz w:val="20"/>
+                <w:szCs w:val="20"/>
+              </w:rPr>
+              <w:t xml:space="preserve"> </w:t>
+            </w:r>
+            <w:proofErr w:type="spellStart"/>
+            <w:r>
+              <w:rPr>
+                <w:rFonts w:ascii="Consolas" w:hAnsi="Consolas"/>
+                <w:sz w:val="20"/>
+                <w:szCs w:val="20"/>
+              </w:rPr>
+              <w:t>code</w:t>
+            </w:r>
+            <w:proofErr w:type="spellEnd"/>
+            <w:r>
+              <w:rPr>
+                <w:rFonts w:ascii="Consolas" w:hAnsi="Consolas"/>
+                <w:sz w:val="20"/>
+                <w:szCs w:val="20"/>
+              </w:rPr>
+              <w:t>" OR "Abstract":"</w:t>
+            </w:r>
+            <w:proofErr w:type="spellStart"/>
+            <w:r>
+              <w:rPr>
+                <w:rFonts w:ascii="Consolas" w:hAnsi="Consolas"/>
+                <w:sz w:val="20"/>
+                <w:szCs w:val="20"/>
+              </w:rPr>
+              <w:t>source</w:t>
+            </w:r>
+            <w:proofErr w:type="spellEnd"/>
+            <w:r>
+              <w:rPr>
+                <w:rFonts w:ascii="Consolas" w:hAnsi="Consolas"/>
+                <w:sz w:val="20"/>
+                <w:szCs w:val="20"/>
+              </w:rPr>
+              <w:t xml:space="preserve"> </w:t>
+            </w:r>
+            <w:proofErr w:type="spellStart"/>
+            <w:r>
+              <w:rPr>
+                <w:rFonts w:ascii="Consolas" w:hAnsi="Consolas"/>
+                <w:sz w:val="20"/>
+                <w:szCs w:val="20"/>
+              </w:rPr>
+              <w:t>codes</w:t>
+            </w:r>
+            <w:proofErr w:type="spellEnd"/>
+            <w:r>
+              <w:rPr>
+                <w:rFonts w:ascii="Consolas" w:hAnsi="Consolas"/>
+                <w:sz w:val="20"/>
+                <w:szCs w:val="20"/>
+              </w:rPr>
+              <w:t>" OR "Abstract":"</w:t>
+            </w:r>
+            <w:proofErr w:type="spellStart"/>
+            <w:r>
+              <w:rPr>
+                <w:rFonts w:ascii="Consolas" w:hAnsi="Consolas"/>
+                <w:sz w:val="20"/>
+                <w:szCs w:val="20"/>
+              </w:rPr>
+              <w:t>codebase</w:t>
+            </w:r>
+            <w:proofErr w:type="spellEnd"/>
+            <w:r>
+              <w:rPr>
+                <w:rFonts w:ascii="Consolas" w:hAnsi="Consolas"/>
+                <w:sz w:val="20"/>
+                <w:szCs w:val="20"/>
+              </w:rPr>
+              <w:t>" OR "Abstract":"</w:t>
+            </w:r>
+            <w:proofErr w:type="spellStart"/>
+            <w:r>
+              <w:rPr>
+                <w:rFonts w:ascii="Consolas" w:hAnsi="Consolas"/>
+                <w:sz w:val="20"/>
+                <w:szCs w:val="20"/>
+              </w:rPr>
+              <w:t>code</w:t>
+            </w:r>
+            <w:proofErr w:type="spellEnd"/>
+            <w:r>
+              <w:rPr>
+                <w:rFonts w:ascii="Consolas" w:hAnsi="Consolas"/>
+                <w:sz w:val="20"/>
+                <w:szCs w:val="20"/>
+              </w:rPr>
+              <w:t xml:space="preserve"> </w:t>
+            </w:r>
+            <w:proofErr w:type="spellStart"/>
+            <w:r>
+              <w:rPr>
+                <w:rFonts w:ascii="Consolas" w:hAnsi="Consolas"/>
+                <w:sz w:val="20"/>
+                <w:szCs w:val="20"/>
+              </w:rPr>
+              <w:t>repository</w:t>
+            </w:r>
+            <w:proofErr w:type="spellEnd"/>
+            <w:r>
+              <w:rPr>
+                <w:rFonts w:ascii="Consolas" w:hAnsi="Consolas"/>
+                <w:sz w:val="20"/>
+                <w:szCs w:val="20"/>
+              </w:rPr>
+              <w:t>" OR "Abstract":"</w:t>
+            </w:r>
+            <w:proofErr w:type="spellStart"/>
+            <w:r>
+              <w:rPr>
+                <w:rFonts w:ascii="Consolas" w:hAnsi="Consolas"/>
+                <w:sz w:val="20"/>
+                <w:szCs w:val="20"/>
+              </w:rPr>
+              <w:t>code</w:t>
+            </w:r>
+            <w:proofErr w:type="spellEnd"/>
+            <w:r>
+              <w:rPr>
+                <w:rFonts w:ascii="Consolas" w:hAnsi="Consolas"/>
+                <w:sz w:val="20"/>
+                <w:szCs w:val="20"/>
+              </w:rPr>
+              <w:t xml:space="preserve"> </w:t>
+            </w:r>
+            <w:proofErr w:type="spellStart"/>
+            <w:r>
+              <w:rPr>
+                <w:rFonts w:ascii="Consolas" w:hAnsi="Consolas"/>
+                <w:sz w:val="20"/>
+                <w:szCs w:val="20"/>
+              </w:rPr>
+              <w:t>search</w:t>
+            </w:r>
+            <w:proofErr w:type="spellEnd"/>
+            <w:r>
+              <w:rPr>
+                <w:rFonts w:ascii="Consolas" w:hAnsi="Consolas"/>
+                <w:sz w:val="20"/>
+                <w:szCs w:val="20"/>
+              </w:rPr>
+              <w:t>" OR</w:t>
             </w:r>
           </w:p>
           <w:p>
@@ -2474,7 +5079,259 @@
                 <w:sz w:val="20"/>
                 <w:szCs w:val="20"/>
               </w:rPr>
-              <w:t xml:space="preserve"> "Author Keywords":"source code" OR "Author Keywords":"source codes" OR "Author Keywords":"codebase" OR "Author Keywords":"code repository" OR "Author Keywords":"code search")</w:t>
+              <w:t xml:space="preserve"> "</w:t>
+            </w:r>
+            <w:proofErr w:type="spellStart"/>
+            <w:r>
+              <w:rPr>
+                <w:rFonts w:ascii="Consolas" w:hAnsi="Consolas"/>
+                <w:sz w:val="20"/>
+                <w:szCs w:val="20"/>
+              </w:rPr>
+              <w:t>Author</w:t>
+            </w:r>
+            <w:proofErr w:type="spellEnd"/>
+            <w:r>
+              <w:rPr>
+                <w:rFonts w:ascii="Consolas" w:hAnsi="Consolas"/>
+                <w:sz w:val="20"/>
+                <w:szCs w:val="20"/>
+              </w:rPr>
+              <w:t xml:space="preserve"> Keywords":"</w:t>
+            </w:r>
+            <w:proofErr w:type="spellStart"/>
+            <w:r>
+              <w:rPr>
+                <w:rFonts w:ascii="Consolas" w:hAnsi="Consolas"/>
+                <w:sz w:val="20"/>
+                <w:szCs w:val="20"/>
+              </w:rPr>
+              <w:t>source</w:t>
+            </w:r>
+            <w:proofErr w:type="spellEnd"/>
+            <w:r>
+              <w:rPr>
+                <w:rFonts w:ascii="Consolas" w:hAnsi="Consolas"/>
+                <w:sz w:val="20"/>
+                <w:szCs w:val="20"/>
+              </w:rPr>
+              <w:t xml:space="preserve"> </w:t>
+            </w:r>
+            <w:proofErr w:type="spellStart"/>
+            <w:r>
+              <w:rPr>
+                <w:rFonts w:ascii="Consolas" w:hAnsi="Consolas"/>
+                <w:sz w:val="20"/>
+                <w:szCs w:val="20"/>
+              </w:rPr>
+              <w:t>code</w:t>
+            </w:r>
+            <w:proofErr w:type="spellEnd"/>
+            <w:r>
+              <w:rPr>
+                <w:rFonts w:ascii="Consolas" w:hAnsi="Consolas"/>
+                <w:sz w:val="20"/>
+                <w:szCs w:val="20"/>
+              </w:rPr>
+              <w:t>" OR "</w:t>
+            </w:r>
+            <w:proofErr w:type="spellStart"/>
+            <w:r>
+              <w:rPr>
+                <w:rFonts w:ascii="Consolas" w:hAnsi="Consolas"/>
+                <w:sz w:val="20"/>
+                <w:szCs w:val="20"/>
+              </w:rPr>
+              <w:t>Author</w:t>
+            </w:r>
+            <w:proofErr w:type="spellEnd"/>
+            <w:r>
+              <w:rPr>
+                <w:rFonts w:ascii="Consolas" w:hAnsi="Consolas"/>
+                <w:sz w:val="20"/>
+                <w:szCs w:val="20"/>
+              </w:rPr>
+              <w:t xml:space="preserve"> Keywords":"</w:t>
+            </w:r>
+            <w:proofErr w:type="spellStart"/>
+            <w:r>
+              <w:rPr>
+                <w:rFonts w:ascii="Consolas" w:hAnsi="Consolas"/>
+                <w:sz w:val="20"/>
+                <w:szCs w:val="20"/>
+              </w:rPr>
+              <w:t>source</w:t>
+            </w:r>
+            <w:proofErr w:type="spellEnd"/>
+            <w:r>
+              <w:rPr>
+                <w:rFonts w:ascii="Consolas" w:hAnsi="Consolas"/>
+                <w:sz w:val="20"/>
+                <w:szCs w:val="20"/>
+              </w:rPr>
+              <w:t xml:space="preserve"> </w:t>
+            </w:r>
+            <w:proofErr w:type="spellStart"/>
+            <w:r>
+              <w:rPr>
+                <w:rFonts w:ascii="Consolas" w:hAnsi="Consolas"/>
+                <w:sz w:val="20"/>
+                <w:szCs w:val="20"/>
+              </w:rPr>
+              <w:t>codes</w:t>
+            </w:r>
+            <w:proofErr w:type="spellEnd"/>
+            <w:r>
+              <w:rPr>
+                <w:rFonts w:ascii="Consolas" w:hAnsi="Consolas"/>
+                <w:sz w:val="20"/>
+                <w:szCs w:val="20"/>
+              </w:rPr>
+              <w:t>" OR "</w:t>
+            </w:r>
+            <w:proofErr w:type="spellStart"/>
+            <w:r>
+              <w:rPr>
+                <w:rFonts w:ascii="Consolas" w:hAnsi="Consolas"/>
+                <w:sz w:val="20"/>
+                <w:szCs w:val="20"/>
+              </w:rPr>
+              <w:t>Author</w:t>
+            </w:r>
+            <w:proofErr w:type="spellEnd"/>
+            <w:r>
+              <w:rPr>
+                <w:rFonts w:ascii="Consolas" w:hAnsi="Consolas"/>
+                <w:sz w:val="20"/>
+                <w:szCs w:val="20"/>
+              </w:rPr>
+              <w:t xml:space="preserve"> Keywords":"</w:t>
+            </w:r>
+            <w:proofErr w:type="spellStart"/>
+            <w:r>
+              <w:rPr>
+                <w:rFonts w:ascii="Consolas" w:hAnsi="Consolas"/>
+                <w:sz w:val="20"/>
+                <w:szCs w:val="20"/>
+              </w:rPr>
+              <w:t>codebase</w:t>
+            </w:r>
+            <w:proofErr w:type="spellEnd"/>
+            <w:r>
+              <w:rPr>
+                <w:rFonts w:ascii="Consolas" w:hAnsi="Consolas"/>
+                <w:sz w:val="20"/>
+                <w:szCs w:val="20"/>
+              </w:rPr>
+              <w:t>" OR "</w:t>
+            </w:r>
+            <w:proofErr w:type="spellStart"/>
+            <w:r>
+              <w:rPr>
+                <w:rFonts w:ascii="Consolas" w:hAnsi="Consolas"/>
+                <w:sz w:val="20"/>
+                <w:szCs w:val="20"/>
+              </w:rPr>
+              <w:t>Author</w:t>
+            </w:r>
+            <w:proofErr w:type="spellEnd"/>
+            <w:r>
+              <w:rPr>
+                <w:rFonts w:ascii="Consolas" w:hAnsi="Consolas"/>
+                <w:sz w:val="20"/>
+                <w:szCs w:val="20"/>
+              </w:rPr>
+              <w:t xml:space="preserve"> Keywords":"</w:t>
+            </w:r>
+            <w:proofErr w:type="spellStart"/>
+            <w:r>
+              <w:rPr>
+                <w:rFonts w:ascii="Consolas" w:hAnsi="Consolas"/>
+                <w:sz w:val="20"/>
+                <w:szCs w:val="20"/>
+              </w:rPr>
+              <w:t>code</w:t>
+            </w:r>
+            <w:proofErr w:type="spellEnd"/>
+            <w:r>
+              <w:rPr>
+                <w:rFonts w:ascii="Consolas" w:hAnsi="Consolas"/>
+                <w:sz w:val="20"/>
+                <w:szCs w:val="20"/>
+              </w:rPr>
+              <w:t xml:space="preserve"> </w:t>
+            </w:r>
+            <w:proofErr w:type="spellStart"/>
+            <w:r>
+              <w:rPr>
+                <w:rFonts w:ascii="Consolas" w:hAnsi="Consolas"/>
+                <w:sz w:val="20"/>
+                <w:szCs w:val="20"/>
+              </w:rPr>
+              <w:t>repository</w:t>
+            </w:r>
+            <w:proofErr w:type="spellEnd"/>
+            <w:r>
+              <w:rPr>
+                <w:rFonts w:ascii="Consolas" w:hAnsi="Consolas"/>
+                <w:sz w:val="20"/>
+                <w:szCs w:val="20"/>
+              </w:rPr>
+              <w:t>" OR "</w:t>
+            </w:r>
+            <w:proofErr w:type="spellStart"/>
+            <w:r>
+              <w:rPr>
+                <w:rFonts w:ascii="Consolas" w:hAnsi="Consolas"/>
+                <w:sz w:val="20"/>
+                <w:szCs w:val="20"/>
+              </w:rPr>
+              <w:t>Author</w:t>
+            </w:r>
+            <w:proofErr w:type="spellEnd"/>
+            <w:r>
+              <w:rPr>
+                <w:rFonts w:ascii="Consolas" w:hAnsi="Consolas"/>
+                <w:sz w:val="20"/>
+                <w:szCs w:val="20"/>
+              </w:rPr>
+              <w:t xml:space="preserve"> Keywords":"</w:t>
+            </w:r>
+            <w:proofErr w:type="spellStart"/>
+            <w:r>
+              <w:rPr>
+                <w:rFonts w:ascii="Consolas" w:hAnsi="Consolas"/>
+                <w:sz w:val="20"/>
+                <w:szCs w:val="20"/>
+              </w:rPr>
+              <w:t>code</w:t>
+            </w:r>
+            <w:proofErr w:type="spellEnd"/>
+            <w:r>
+              <w:rPr>
+                <w:rFonts w:ascii="Consolas" w:hAnsi="Consolas"/>
+                <w:sz w:val="20"/>
+                <w:szCs w:val="20"/>
+              </w:rPr>
+              <w:t xml:space="preserve"> </w:t>
+            </w:r>
+            <w:proofErr w:type="spellStart"/>
+            <w:r>
+              <w:rPr>
+                <w:rFonts w:ascii="Consolas" w:hAnsi="Consolas"/>
+                <w:sz w:val="20"/>
+                <w:szCs w:val="20"/>
+              </w:rPr>
+              <w:t>search</w:t>
+            </w:r>
+            <w:proofErr w:type="spellEnd"/>
+            <w:r>
+              <w:rPr>
+                <w:rFonts w:ascii="Consolas" w:hAnsi="Consolas"/>
+                <w:sz w:val="20"/>
+                <w:szCs w:val="20"/>
+              </w:rPr>
+              <w:t>")</w:t>
             </w:r>
           </w:p>
           <w:p>
@@ -2510,7 +5367,169 @@
                 <w:sz w:val="20"/>
                 <w:szCs w:val="20"/>
               </w:rPr>
-              <w:t>("Document Title":"Retrieval-Augmented Generation" OR "Document Title":"Retrieval Augmented Generation" OR "Document Title":"RAG" OR</w:t>
+              <w:t>("</w:t>
+            </w:r>
+            <w:proofErr w:type="spellStart"/>
+            <w:r>
+              <w:rPr>
+                <w:rFonts w:ascii="Consolas" w:hAnsi="Consolas"/>
+                <w:sz w:val="20"/>
+                <w:szCs w:val="20"/>
+              </w:rPr>
+              <w:t>Document</w:t>
+            </w:r>
+            <w:proofErr w:type="spellEnd"/>
+            <w:r>
+              <w:rPr>
+                <w:rFonts w:ascii="Consolas" w:hAnsi="Consolas"/>
+                <w:sz w:val="20"/>
+                <w:szCs w:val="20"/>
+              </w:rPr>
+              <w:t xml:space="preserve"> </w:t>
+            </w:r>
+            <w:proofErr w:type="spellStart"/>
+            <w:r>
+              <w:rPr>
+                <w:rFonts w:ascii="Consolas" w:hAnsi="Consolas"/>
+                <w:sz w:val="20"/>
+                <w:szCs w:val="20"/>
+              </w:rPr>
+              <w:t>Title</w:t>
+            </w:r>
+            <w:proofErr w:type="spellEnd"/>
+            <w:r>
+              <w:rPr>
+                <w:rFonts w:ascii="Consolas" w:hAnsi="Consolas"/>
+                <w:sz w:val="20"/>
+                <w:szCs w:val="20"/>
+              </w:rPr>
+              <w:t>":"</w:t>
+            </w:r>
+            <w:proofErr w:type="spellStart"/>
+            <w:r>
+              <w:rPr>
+                <w:rFonts w:ascii="Consolas" w:hAnsi="Consolas"/>
+                <w:sz w:val="20"/>
+                <w:szCs w:val="20"/>
+              </w:rPr>
+              <w:t>Retrieval-Augmented</w:t>
+            </w:r>
+            <w:proofErr w:type="spellEnd"/>
+            <w:r>
+              <w:rPr>
+                <w:rFonts w:ascii="Consolas" w:hAnsi="Consolas"/>
+                <w:sz w:val="20"/>
+                <w:szCs w:val="20"/>
+              </w:rPr>
+              <w:t xml:space="preserve"> Generation" OR "</w:t>
+            </w:r>
+            <w:proofErr w:type="spellStart"/>
+            <w:r>
+              <w:rPr>
+                <w:rFonts w:ascii="Consolas" w:hAnsi="Consolas"/>
+                <w:sz w:val="20"/>
+                <w:szCs w:val="20"/>
+              </w:rPr>
+              <w:t>Document</w:t>
+            </w:r>
+            <w:proofErr w:type="spellEnd"/>
+            <w:r>
+              <w:rPr>
+                <w:rFonts w:ascii="Consolas" w:hAnsi="Consolas"/>
+                <w:sz w:val="20"/>
+                <w:szCs w:val="20"/>
+              </w:rPr>
+              <w:t xml:space="preserve"> </w:t>
+            </w:r>
+            <w:proofErr w:type="spellStart"/>
+            <w:r>
+              <w:rPr>
+                <w:rFonts w:ascii="Consolas" w:hAnsi="Consolas"/>
+                <w:sz w:val="20"/>
+                <w:szCs w:val="20"/>
+              </w:rPr>
+              <w:t>Title</w:t>
+            </w:r>
+            <w:proofErr w:type="spellEnd"/>
+            <w:r>
+              <w:rPr>
+                <w:rFonts w:ascii="Consolas" w:hAnsi="Consolas"/>
+                <w:sz w:val="20"/>
+                <w:szCs w:val="20"/>
+              </w:rPr>
+              <w:t>":"</w:t>
+            </w:r>
+            <w:proofErr w:type="spellStart"/>
+            <w:r>
+              <w:rPr>
+                <w:rFonts w:ascii="Consolas" w:hAnsi="Consolas"/>
+                <w:sz w:val="20"/>
+                <w:szCs w:val="20"/>
+              </w:rPr>
+              <w:t>Retrieval</w:t>
+            </w:r>
+            <w:proofErr w:type="spellEnd"/>
+            <w:r>
+              <w:rPr>
+                <w:rFonts w:ascii="Consolas" w:hAnsi="Consolas"/>
+                <w:sz w:val="20"/>
+                <w:szCs w:val="20"/>
+              </w:rPr>
+              <w:t xml:space="preserve"> </w:t>
+            </w:r>
+            <w:proofErr w:type="spellStart"/>
+            <w:r>
+              <w:rPr>
+                <w:rFonts w:ascii="Consolas" w:hAnsi="Consolas"/>
+                <w:sz w:val="20"/>
+                <w:szCs w:val="20"/>
+              </w:rPr>
+              <w:t>Augmented</w:t>
+            </w:r>
+            <w:proofErr w:type="spellEnd"/>
+            <w:r>
+              <w:rPr>
+                <w:rFonts w:ascii="Consolas" w:hAnsi="Consolas"/>
+                <w:sz w:val="20"/>
+                <w:szCs w:val="20"/>
+              </w:rPr>
+              <w:t xml:space="preserve"> Generation" OR "</w:t>
+            </w:r>
+            <w:proofErr w:type="spellStart"/>
+            <w:r>
+              <w:rPr>
+                <w:rFonts w:ascii="Consolas" w:hAnsi="Consolas"/>
+                <w:sz w:val="20"/>
+                <w:szCs w:val="20"/>
+              </w:rPr>
+              <w:t>Document</w:t>
+            </w:r>
+            <w:proofErr w:type="spellEnd"/>
+            <w:r>
+              <w:rPr>
+                <w:rFonts w:ascii="Consolas" w:hAnsi="Consolas"/>
+                <w:sz w:val="20"/>
+                <w:szCs w:val="20"/>
+              </w:rPr>
+              <w:t xml:space="preserve"> </w:t>
+            </w:r>
+            <w:proofErr w:type="spellStart"/>
+            <w:r>
+              <w:rPr>
+                <w:rFonts w:ascii="Consolas" w:hAnsi="Consolas"/>
+                <w:sz w:val="20"/>
+                <w:szCs w:val="20"/>
+              </w:rPr>
+              <w:t>Title</w:t>
+            </w:r>
+            <w:proofErr w:type="spellEnd"/>
+            <w:r>
+              <w:rPr>
+                <w:rFonts w:ascii="Consolas" w:hAnsi="Consolas"/>
+                <w:sz w:val="20"/>
+                <w:szCs w:val="20"/>
+              </w:rPr>
+              <w:t>":"RAG" OR</w:t>
             </w:r>
           </w:p>
           <w:p>
@@ -2528,7 +5547,79 @@
                 <w:sz w:val="20"/>
                 <w:szCs w:val="20"/>
               </w:rPr>
-              <w:t xml:space="preserve"> "Abstract":"Retrieval-Augmented Generation" OR "Abstract":"Retrieval Augmented Generation" OR "Abstract":"RAG" OR</w:t>
+              <w:t xml:space="preserve"> "Abstract":"</w:t>
+            </w:r>
+            <w:proofErr w:type="spellStart"/>
+            <w:r>
+              <w:rPr>
+                <w:rFonts w:ascii="Consolas" w:hAnsi="Consolas"/>
+                <w:sz w:val="20"/>
+                <w:szCs w:val="20"/>
+              </w:rPr>
+              <w:t>Retrieval-Augmented</w:t>
+            </w:r>
+            <w:proofErr w:type="spellEnd"/>
+            <w:r>
+              <w:rPr>
+                <w:rFonts w:ascii="Consolas" w:hAnsi="Consolas"/>
+                <w:sz w:val="20"/>
+                <w:szCs w:val="20"/>
+              </w:rPr>
+              <w:t xml:space="preserve"> Generation" OR "Abstract":"</w:t>
+            </w:r>
+            <w:proofErr w:type="spellStart"/>
+            <w:r>
+              <w:rPr>
+                <w:rFonts w:ascii="Consolas" w:hAnsi="Consolas"/>
+                <w:sz w:val="20"/>
+                <w:szCs w:val="20"/>
+              </w:rPr>
+              <w:t>Retrieval</w:t>
+            </w:r>
+            <w:proofErr w:type="spellEnd"/>
+            <w:r>
+              <w:rPr>
+                <w:rFonts w:ascii="Consolas" w:hAnsi="Consolas"/>
+                <w:sz w:val="20"/>
+                <w:szCs w:val="20"/>
+              </w:rPr>
+              <w:t xml:space="preserve"> </w:t>
+            </w:r>
+            <w:proofErr w:type="spellStart"/>
+            <w:r>
+              <w:rPr>
+                <w:rFonts w:ascii="Consolas" w:hAnsi="Consolas"/>
+                <w:sz w:val="20"/>
+                <w:szCs w:val="20"/>
+              </w:rPr>
+              <w:t>Augmented</w:t>
+            </w:r>
+            <w:proofErr w:type="spellEnd"/>
+            <w:r>
+              <w:rPr>
+                <w:rFonts w:ascii="Consolas" w:hAnsi="Consolas"/>
+                <w:sz w:val="20"/>
+                <w:szCs w:val="20"/>
+              </w:rPr>
+              <w:t xml:space="preserve"> Generation" OR "</w:t>
+            </w:r>
+            <w:proofErr w:type="spellStart"/>
+            <w:r>
+              <w:rPr>
+                <w:rFonts w:ascii="Consolas" w:hAnsi="Consolas"/>
+                <w:sz w:val="20"/>
+                <w:szCs w:val="20"/>
+              </w:rPr>
+              <w:t>Abstract":"RAG</w:t>
+            </w:r>
+            <w:proofErr w:type="spellEnd"/>
+            <w:r>
+              <w:rPr>
+                <w:rFonts w:ascii="Consolas" w:hAnsi="Consolas"/>
+                <w:sz w:val="20"/>
+                <w:szCs w:val="20"/>
+              </w:rPr>
+              <w:t>" OR</w:t>
             </w:r>
           </w:p>
           <w:p>
@@ -2546,7 +5637,133 @@
                 <w:sz w:val="20"/>
                 <w:szCs w:val="20"/>
               </w:rPr>
-              <w:t xml:space="preserve"> "Author Keywords":"Retrieval-Augmented Generation" OR "Author Keywords":"Retrieval Augmented Generation" OR "Author Keywords":"RAG")</w:t>
+              <w:t xml:space="preserve"> "</w:t>
+            </w:r>
+            <w:proofErr w:type="spellStart"/>
+            <w:r>
+              <w:rPr>
+                <w:rFonts w:ascii="Consolas" w:hAnsi="Consolas"/>
+                <w:sz w:val="20"/>
+                <w:szCs w:val="20"/>
+              </w:rPr>
+              <w:t>Author</w:t>
+            </w:r>
+            <w:proofErr w:type="spellEnd"/>
+            <w:r>
+              <w:rPr>
+                <w:rFonts w:ascii="Consolas" w:hAnsi="Consolas"/>
+                <w:sz w:val="20"/>
+                <w:szCs w:val="20"/>
+              </w:rPr>
+              <w:t xml:space="preserve"> Keywords":"</w:t>
+            </w:r>
+            <w:proofErr w:type="spellStart"/>
+            <w:r>
+              <w:rPr>
+                <w:rFonts w:ascii="Consolas" w:hAnsi="Consolas"/>
+                <w:sz w:val="20"/>
+                <w:szCs w:val="20"/>
+              </w:rPr>
+              <w:t>Retrieval-Augmented</w:t>
+            </w:r>
+            <w:proofErr w:type="spellEnd"/>
+            <w:r>
+              <w:rPr>
+                <w:rFonts w:ascii="Consolas" w:hAnsi="Consolas"/>
+                <w:sz w:val="20"/>
+                <w:szCs w:val="20"/>
+              </w:rPr>
+              <w:t xml:space="preserve"> Generation" OR "</w:t>
+            </w:r>
+            <w:proofErr w:type="spellStart"/>
+            <w:r>
+              <w:rPr>
+                <w:rFonts w:ascii="Consolas" w:hAnsi="Consolas"/>
+                <w:sz w:val="20"/>
+                <w:szCs w:val="20"/>
+              </w:rPr>
+              <w:t>Author</w:t>
+            </w:r>
+            <w:proofErr w:type="spellEnd"/>
+            <w:r>
+              <w:rPr>
+                <w:rFonts w:ascii="Consolas" w:hAnsi="Consolas"/>
+                <w:sz w:val="20"/>
+                <w:szCs w:val="20"/>
+              </w:rPr>
+              <w:t xml:space="preserve"> Keywords":"</w:t>
+            </w:r>
+            <w:proofErr w:type="spellStart"/>
+            <w:r>
+              <w:rPr>
+                <w:rFonts w:ascii="Consolas" w:hAnsi="Consolas"/>
+                <w:sz w:val="20"/>
+                <w:szCs w:val="20"/>
+              </w:rPr>
+              <w:t>Retrieval</w:t>
+            </w:r>
+            <w:proofErr w:type="spellEnd"/>
+            <w:r>
+              <w:rPr>
+                <w:rFonts w:ascii="Consolas" w:hAnsi="Consolas"/>
+                <w:sz w:val="20"/>
+                <w:szCs w:val="20"/>
+              </w:rPr>
+              <w:t xml:space="preserve"> </w:t>
+            </w:r>
+            <w:proofErr w:type="spellStart"/>
+            <w:r>
+              <w:rPr>
+                <w:rFonts w:ascii="Consolas" w:hAnsi="Consolas"/>
+                <w:sz w:val="20"/>
+                <w:szCs w:val="20"/>
+              </w:rPr>
+              <w:t>Augmented</w:t>
+            </w:r>
+            <w:proofErr w:type="spellEnd"/>
+            <w:r>
+              <w:rPr>
+                <w:rFonts w:ascii="Consolas" w:hAnsi="Consolas"/>
+                <w:sz w:val="20"/>
+                <w:szCs w:val="20"/>
+              </w:rPr>
+              <w:t xml:space="preserve"> Generation" OR "</w:t>
+            </w:r>
+            <w:proofErr w:type="spellStart"/>
+            <w:r>
+              <w:rPr>
+                <w:rFonts w:ascii="Consolas" w:hAnsi="Consolas"/>
+                <w:sz w:val="20"/>
+                <w:szCs w:val="20"/>
+              </w:rPr>
+              <w:t>Author</w:t>
+            </w:r>
+            <w:proofErr w:type="spellEnd"/>
+            <w:r>
+              <w:rPr>
+                <w:rFonts w:ascii="Consolas" w:hAnsi="Consolas"/>
+                <w:sz w:val="20"/>
+                <w:szCs w:val="20"/>
+              </w:rPr>
+              <w:t xml:space="preserve"> </w:t>
+            </w:r>
+            <w:proofErr w:type="spellStart"/>
+            <w:r>
+              <w:rPr>
+                <w:rFonts w:ascii="Consolas" w:hAnsi="Consolas"/>
+                <w:sz w:val="20"/>
+                <w:szCs w:val="20"/>
+              </w:rPr>
+              <w:t>Keywords":"RAG</w:t>
+            </w:r>
+            <w:proofErr w:type="spellEnd"/>
+            <w:r>
+              <w:rPr>
+                <w:rFonts w:ascii="Consolas" w:hAnsi="Consolas"/>
+                <w:sz w:val="20"/>
+                <w:szCs w:val="20"/>
+              </w:rPr>
+              <w:t>")</w:t>
             </w:r>
           </w:p>
           <w:p>
@@ -2582,7 +5799,205 @@
                 <w:sz w:val="20"/>
                 <w:szCs w:val="20"/>
               </w:rPr>
-              <w:t>("Document Title":"LLM" OR "Document Title":"Large Language Model" OR "Document Title":"GenAI" OR "Document Title":"Generative AI" OR</w:t>
+              <w:t>("</w:t>
+            </w:r>
+            <w:proofErr w:type="spellStart"/>
+            <w:r>
+              <w:rPr>
+                <w:rFonts w:ascii="Consolas" w:hAnsi="Consolas"/>
+                <w:sz w:val="20"/>
+                <w:szCs w:val="20"/>
+              </w:rPr>
+              <w:t>Document</w:t>
+            </w:r>
+            <w:proofErr w:type="spellEnd"/>
+            <w:r>
+              <w:rPr>
+                <w:rFonts w:ascii="Consolas" w:hAnsi="Consolas"/>
+                <w:sz w:val="20"/>
+                <w:szCs w:val="20"/>
+              </w:rPr>
+              <w:t xml:space="preserve"> </w:t>
+            </w:r>
+            <w:proofErr w:type="spellStart"/>
+            <w:r>
+              <w:rPr>
+                <w:rFonts w:ascii="Consolas" w:hAnsi="Consolas"/>
+                <w:sz w:val="20"/>
+                <w:szCs w:val="20"/>
+              </w:rPr>
+              <w:t>Title</w:t>
+            </w:r>
+            <w:proofErr w:type="spellEnd"/>
+            <w:r>
+              <w:rPr>
+                <w:rFonts w:ascii="Consolas" w:hAnsi="Consolas"/>
+                <w:sz w:val="20"/>
+                <w:szCs w:val="20"/>
+              </w:rPr>
+              <w:t>":"LLM" OR "</w:t>
+            </w:r>
+            <w:proofErr w:type="spellStart"/>
+            <w:r>
+              <w:rPr>
+                <w:rFonts w:ascii="Consolas" w:hAnsi="Consolas"/>
+                <w:sz w:val="20"/>
+                <w:szCs w:val="20"/>
+              </w:rPr>
+              <w:t>Document</w:t>
+            </w:r>
+            <w:proofErr w:type="spellEnd"/>
+            <w:r>
+              <w:rPr>
+                <w:rFonts w:ascii="Consolas" w:hAnsi="Consolas"/>
+                <w:sz w:val="20"/>
+                <w:szCs w:val="20"/>
+              </w:rPr>
+              <w:t xml:space="preserve"> </w:t>
+            </w:r>
+            <w:proofErr w:type="spellStart"/>
+            <w:r>
+              <w:rPr>
+                <w:rFonts w:ascii="Consolas" w:hAnsi="Consolas"/>
+                <w:sz w:val="20"/>
+                <w:szCs w:val="20"/>
+              </w:rPr>
+              <w:t>Title</w:t>
+            </w:r>
+            <w:proofErr w:type="spellEnd"/>
+            <w:r>
+              <w:rPr>
+                <w:rFonts w:ascii="Consolas" w:hAnsi="Consolas"/>
+                <w:sz w:val="20"/>
+                <w:szCs w:val="20"/>
+              </w:rPr>
+              <w:t xml:space="preserve">":"Large </w:t>
+            </w:r>
+            <w:proofErr w:type="spellStart"/>
+            <w:r>
+              <w:rPr>
+                <w:rFonts w:ascii="Consolas" w:hAnsi="Consolas"/>
+                <w:sz w:val="20"/>
+                <w:szCs w:val="20"/>
+              </w:rPr>
+              <w:t>Language</w:t>
+            </w:r>
+            <w:proofErr w:type="spellEnd"/>
+            <w:r>
+              <w:rPr>
+                <w:rFonts w:ascii="Consolas" w:hAnsi="Consolas"/>
+                <w:sz w:val="20"/>
+                <w:szCs w:val="20"/>
+              </w:rPr>
+              <w:t xml:space="preserve"> Model" OR "</w:t>
+            </w:r>
+            <w:proofErr w:type="spellStart"/>
+            <w:r>
+              <w:rPr>
+                <w:rFonts w:ascii="Consolas" w:hAnsi="Consolas"/>
+                <w:sz w:val="20"/>
+                <w:szCs w:val="20"/>
+              </w:rPr>
+              <w:t>Document</w:t>
+            </w:r>
+            <w:proofErr w:type="spellEnd"/>
+            <w:r>
+              <w:rPr>
+                <w:rFonts w:ascii="Consolas" w:hAnsi="Consolas"/>
+                <w:sz w:val="20"/>
+                <w:szCs w:val="20"/>
+              </w:rPr>
+              <w:t xml:space="preserve"> </w:t>
+            </w:r>
+            <w:proofErr w:type="spellStart"/>
+            <w:r>
+              <w:rPr>
+                <w:rFonts w:ascii="Consolas" w:hAnsi="Consolas"/>
+                <w:sz w:val="20"/>
+                <w:szCs w:val="20"/>
+              </w:rPr>
+              <w:t>Title</w:t>
+            </w:r>
+            <w:proofErr w:type="spellEnd"/>
+            <w:r>
+              <w:rPr>
+                <w:rFonts w:ascii="Consolas" w:hAnsi="Consolas"/>
+                <w:sz w:val="20"/>
+                <w:szCs w:val="20"/>
+              </w:rPr>
+              <w:t>":"</w:t>
+            </w:r>
+            <w:proofErr w:type="spellStart"/>
+            <w:r>
+              <w:rPr>
+                <w:rFonts w:ascii="Consolas" w:hAnsi="Consolas"/>
+                <w:sz w:val="20"/>
+                <w:szCs w:val="20"/>
+              </w:rPr>
+              <w:t>GenAI</w:t>
+            </w:r>
+            <w:proofErr w:type="spellEnd"/>
+            <w:r>
+              <w:rPr>
+                <w:rFonts w:ascii="Consolas" w:hAnsi="Consolas"/>
+                <w:sz w:val="20"/>
+                <w:szCs w:val="20"/>
+              </w:rPr>
+              <w:t>" OR "</w:t>
+            </w:r>
+            <w:proofErr w:type="spellStart"/>
+            <w:r>
+              <w:rPr>
+                <w:rFonts w:ascii="Consolas" w:hAnsi="Consolas"/>
+                <w:sz w:val="20"/>
+                <w:szCs w:val="20"/>
+              </w:rPr>
+              <w:t>Document</w:t>
+            </w:r>
+            <w:proofErr w:type="spellEnd"/>
+            <w:r>
+              <w:rPr>
+                <w:rFonts w:ascii="Consolas" w:hAnsi="Consolas"/>
+                <w:sz w:val="20"/>
+                <w:szCs w:val="20"/>
+              </w:rPr>
+              <w:t xml:space="preserve"> </w:t>
+            </w:r>
+            <w:proofErr w:type="spellStart"/>
+            <w:r>
+              <w:rPr>
+                <w:rFonts w:ascii="Consolas" w:hAnsi="Consolas"/>
+                <w:sz w:val="20"/>
+                <w:szCs w:val="20"/>
+              </w:rPr>
+              <w:t>Title</w:t>
+            </w:r>
+            <w:proofErr w:type="spellEnd"/>
+            <w:r>
+              <w:rPr>
+                <w:rFonts w:ascii="Consolas" w:hAnsi="Consolas"/>
+                <w:sz w:val="20"/>
+                <w:szCs w:val="20"/>
+              </w:rPr>
+              <w:t>":"</w:t>
+            </w:r>
+            <w:proofErr w:type="spellStart"/>
+            <w:r>
+              <w:rPr>
+                <w:rFonts w:ascii="Consolas" w:hAnsi="Consolas"/>
+                <w:sz w:val="20"/>
+                <w:szCs w:val="20"/>
+              </w:rPr>
+              <w:t>Generative</w:t>
+            </w:r>
+            <w:proofErr w:type="spellEnd"/>
+            <w:r>
+              <w:rPr>
+                <w:rFonts w:ascii="Consolas" w:hAnsi="Consolas"/>
+                <w:sz w:val="20"/>
+                <w:szCs w:val="20"/>
+              </w:rPr>
+              <w:t xml:space="preserve"> AI" OR</w:t>
             </w:r>
           </w:p>
           <w:p>
@@ -2600,7 +6015,97 @@
                 <w:sz w:val="20"/>
                 <w:szCs w:val="20"/>
               </w:rPr>
-              <w:t xml:space="preserve"> "Abstract":"LLM" OR "Abstract":"Large Language Model" OR "Abstract":"GenAI" OR "Abstract":"Generative AI" OR</w:t>
+              <w:t xml:space="preserve"> "</w:t>
+            </w:r>
+            <w:proofErr w:type="spellStart"/>
+            <w:r>
+              <w:rPr>
+                <w:rFonts w:ascii="Consolas" w:hAnsi="Consolas"/>
+                <w:sz w:val="20"/>
+                <w:szCs w:val="20"/>
+              </w:rPr>
+              <w:t>Abstract":"LLM</w:t>
+            </w:r>
+            <w:proofErr w:type="spellEnd"/>
+            <w:r>
+              <w:rPr>
+                <w:rFonts w:ascii="Consolas" w:hAnsi="Consolas"/>
+                <w:sz w:val="20"/>
+                <w:szCs w:val="20"/>
+              </w:rPr>
+              <w:t>" OR "</w:t>
+            </w:r>
+            <w:proofErr w:type="spellStart"/>
+            <w:r>
+              <w:rPr>
+                <w:rFonts w:ascii="Consolas" w:hAnsi="Consolas"/>
+                <w:sz w:val="20"/>
+                <w:szCs w:val="20"/>
+              </w:rPr>
+              <w:t>Abstract":"Large</w:t>
+            </w:r>
+            <w:proofErr w:type="spellEnd"/>
+            <w:r>
+              <w:rPr>
+                <w:rFonts w:ascii="Consolas" w:hAnsi="Consolas"/>
+                <w:sz w:val="20"/>
+                <w:szCs w:val="20"/>
+              </w:rPr>
+              <w:t xml:space="preserve"> </w:t>
+            </w:r>
+            <w:proofErr w:type="spellStart"/>
+            <w:r>
+              <w:rPr>
+                <w:rFonts w:ascii="Consolas" w:hAnsi="Consolas"/>
+                <w:sz w:val="20"/>
+                <w:szCs w:val="20"/>
+              </w:rPr>
+              <w:t>Language</w:t>
+            </w:r>
+            <w:proofErr w:type="spellEnd"/>
+            <w:r>
+              <w:rPr>
+                <w:rFonts w:ascii="Consolas" w:hAnsi="Consolas"/>
+                <w:sz w:val="20"/>
+                <w:szCs w:val="20"/>
+              </w:rPr>
+              <w:t xml:space="preserve"> Model" OR "Abstract":"</w:t>
+            </w:r>
+            <w:proofErr w:type="spellStart"/>
+            <w:r>
+              <w:rPr>
+                <w:rFonts w:ascii="Consolas" w:hAnsi="Consolas"/>
+                <w:sz w:val="20"/>
+                <w:szCs w:val="20"/>
+              </w:rPr>
+              <w:t>GenAI</w:t>
+            </w:r>
+            <w:proofErr w:type="spellEnd"/>
+            <w:r>
+              <w:rPr>
+                <w:rFonts w:ascii="Consolas" w:hAnsi="Consolas"/>
+                <w:sz w:val="20"/>
+                <w:szCs w:val="20"/>
+              </w:rPr>
+              <w:t>" OR "Abstract":"</w:t>
+            </w:r>
+            <w:proofErr w:type="spellStart"/>
+            <w:r>
+              <w:rPr>
+                <w:rFonts w:ascii="Consolas" w:hAnsi="Consolas"/>
+                <w:sz w:val="20"/>
+                <w:szCs w:val="20"/>
+              </w:rPr>
+              <w:t>Generative</w:t>
+            </w:r>
+            <w:proofErr w:type="spellEnd"/>
+            <w:r>
+              <w:rPr>
+                <w:rFonts w:ascii="Consolas" w:hAnsi="Consolas"/>
+                <w:sz w:val="20"/>
+                <w:szCs w:val="20"/>
+              </w:rPr>
+              <w:t xml:space="preserve"> AI" OR</w:t>
             </w:r>
           </w:p>
           <w:p>
@@ -2618,7 +6123,169 @@
                 <w:sz w:val="20"/>
                 <w:szCs w:val="20"/>
               </w:rPr>
-              <w:t xml:space="preserve"> "Author Keywords":"LLM" OR "Author Keywords":"Large Language Model" OR "Author Keywords":"GenAI" OR "Author Keywords":"Generative AI")</w:t>
+              <w:t xml:space="preserve"> "</w:t>
+            </w:r>
+            <w:proofErr w:type="spellStart"/>
+            <w:r>
+              <w:rPr>
+                <w:rFonts w:ascii="Consolas" w:hAnsi="Consolas"/>
+                <w:sz w:val="20"/>
+                <w:szCs w:val="20"/>
+              </w:rPr>
+              <w:t>Author</w:t>
+            </w:r>
+            <w:proofErr w:type="spellEnd"/>
+            <w:r>
+              <w:rPr>
+                <w:rFonts w:ascii="Consolas" w:hAnsi="Consolas"/>
+                <w:sz w:val="20"/>
+                <w:szCs w:val="20"/>
+              </w:rPr>
+              <w:t xml:space="preserve"> </w:t>
+            </w:r>
+            <w:proofErr w:type="spellStart"/>
+            <w:r>
+              <w:rPr>
+                <w:rFonts w:ascii="Consolas" w:hAnsi="Consolas"/>
+                <w:sz w:val="20"/>
+                <w:szCs w:val="20"/>
+              </w:rPr>
+              <w:t>Keywords":"LLM</w:t>
+            </w:r>
+            <w:proofErr w:type="spellEnd"/>
+            <w:r>
+              <w:rPr>
+                <w:rFonts w:ascii="Consolas" w:hAnsi="Consolas"/>
+                <w:sz w:val="20"/>
+                <w:szCs w:val="20"/>
+              </w:rPr>
+              <w:t>" OR "</w:t>
+            </w:r>
+            <w:proofErr w:type="spellStart"/>
+            <w:r>
+              <w:rPr>
+                <w:rFonts w:ascii="Consolas" w:hAnsi="Consolas"/>
+                <w:sz w:val="20"/>
+                <w:szCs w:val="20"/>
+              </w:rPr>
+              <w:t>Author</w:t>
+            </w:r>
+            <w:proofErr w:type="spellEnd"/>
+            <w:r>
+              <w:rPr>
+                <w:rFonts w:ascii="Consolas" w:hAnsi="Consolas"/>
+                <w:sz w:val="20"/>
+                <w:szCs w:val="20"/>
+              </w:rPr>
+              <w:t xml:space="preserve"> </w:t>
+            </w:r>
+            <w:proofErr w:type="spellStart"/>
+            <w:r>
+              <w:rPr>
+                <w:rFonts w:ascii="Consolas" w:hAnsi="Consolas"/>
+                <w:sz w:val="20"/>
+                <w:szCs w:val="20"/>
+              </w:rPr>
+              <w:t>Keywords":"Large</w:t>
+            </w:r>
+            <w:proofErr w:type="spellEnd"/>
+            <w:r>
+              <w:rPr>
+                <w:rFonts w:ascii="Consolas" w:hAnsi="Consolas"/>
+                <w:sz w:val="20"/>
+                <w:szCs w:val="20"/>
+              </w:rPr>
+              <w:t xml:space="preserve"> </w:t>
+            </w:r>
+            <w:proofErr w:type="spellStart"/>
+            <w:r>
+              <w:rPr>
+                <w:rFonts w:ascii="Consolas" w:hAnsi="Consolas"/>
+                <w:sz w:val="20"/>
+                <w:szCs w:val="20"/>
+              </w:rPr>
+              <w:t>Language</w:t>
+            </w:r>
+            <w:proofErr w:type="spellEnd"/>
+            <w:r>
+              <w:rPr>
+                <w:rFonts w:ascii="Consolas" w:hAnsi="Consolas"/>
+                <w:sz w:val="20"/>
+                <w:szCs w:val="20"/>
+              </w:rPr>
+              <w:t xml:space="preserve"> Model" OR "</w:t>
+            </w:r>
+            <w:proofErr w:type="spellStart"/>
+            <w:r>
+              <w:rPr>
+                <w:rFonts w:ascii="Consolas" w:hAnsi="Consolas"/>
+                <w:sz w:val="20"/>
+                <w:szCs w:val="20"/>
+              </w:rPr>
+              <w:t>Author</w:t>
+            </w:r>
+            <w:proofErr w:type="spellEnd"/>
+            <w:r>
+              <w:rPr>
+                <w:rFonts w:ascii="Consolas" w:hAnsi="Consolas"/>
+                <w:sz w:val="20"/>
+                <w:szCs w:val="20"/>
+              </w:rPr>
+              <w:t xml:space="preserve"> Keywords":"</w:t>
+            </w:r>
+            <w:proofErr w:type="spellStart"/>
+            <w:r>
+              <w:rPr>
+                <w:rFonts w:ascii="Consolas" w:hAnsi="Consolas"/>
+                <w:sz w:val="20"/>
+                <w:szCs w:val="20"/>
+              </w:rPr>
+              <w:t>GenAI</w:t>
+            </w:r>
+            <w:proofErr w:type="spellEnd"/>
+            <w:r>
+              <w:rPr>
+                <w:rFonts w:ascii="Consolas" w:hAnsi="Consolas"/>
+                <w:sz w:val="20"/>
+                <w:szCs w:val="20"/>
+              </w:rPr>
+              <w:t>" OR "</w:t>
+            </w:r>
+            <w:proofErr w:type="spellStart"/>
+            <w:r>
+              <w:rPr>
+                <w:rFonts w:ascii="Consolas" w:hAnsi="Consolas"/>
+                <w:sz w:val="20"/>
+                <w:szCs w:val="20"/>
+              </w:rPr>
+              <w:t>Author</w:t>
+            </w:r>
+            <w:proofErr w:type="spellEnd"/>
+            <w:r>
+              <w:rPr>
+                <w:rFonts w:ascii="Consolas" w:hAnsi="Consolas"/>
+                <w:sz w:val="20"/>
+                <w:szCs w:val="20"/>
+              </w:rPr>
+              <w:t xml:space="preserve"> Keywords":"</w:t>
+            </w:r>
+            <w:proofErr w:type="spellStart"/>
+            <w:r>
+              <w:rPr>
+                <w:rFonts w:ascii="Consolas" w:hAnsi="Consolas"/>
+                <w:sz w:val="20"/>
+                <w:szCs w:val="20"/>
+              </w:rPr>
+              <w:t>Generative</w:t>
+            </w:r>
+            <w:proofErr w:type="spellEnd"/>
+            <w:r>
+              <w:rPr>
+                <w:rFonts w:ascii="Consolas" w:hAnsi="Consolas"/>
+                <w:sz w:val="20"/>
+                <w:szCs w:val="20"/>
+              </w:rPr>
+              <w:t xml:space="preserve"> AI")</w:t>
             </w:r>
           </w:p>
         </w:tc>
@@ -2703,7 +6370,23 @@
           <w:b/>
           <w:bCs/>
         </w:rPr>
-        <w:t>.1. String adaptada para sintaxe</w:t>
+        <w:t xml:space="preserve">.1. </w:t>
+      </w:r>
+      <w:proofErr w:type="spellStart"/>
+      <w:r>
+        <w:rPr>
+          <w:b/>
+          <w:bCs/>
+        </w:rPr>
+        <w:t>String</w:t>
+      </w:r>
+      <w:proofErr w:type="spellEnd"/>
+      <w:r>
+        <w:rPr>
+          <w:b/>
+          <w:bCs/>
+        </w:rPr>
+        <w:t xml:space="preserve"> adaptada para sintaxe</w:t>
       </w:r>
       <w:r>
         <w:rPr>
@@ -2778,7 +6461,187 @@
                 <w:sz w:val="20"/>
                 <w:szCs w:val="20"/>
               </w:rPr>
-              <w:t>TITLE-ABS-KEY("source code" OR "source codes" OR "codebase" OR "code repository" OR "code search")</w:t>
+              <w:t>TITLE-ABS-</w:t>
+            </w:r>
+            <w:proofErr w:type="gramStart"/>
+            <w:r>
+              <w:rPr>
+                <w:rFonts w:ascii="Consolas" w:hAnsi="Consolas"/>
+                <w:sz w:val="20"/>
+                <w:szCs w:val="20"/>
+              </w:rPr>
+              <w:t>KEY(</w:t>
+            </w:r>
+            <w:proofErr w:type="gramEnd"/>
+            <w:r>
+              <w:rPr>
+                <w:rFonts w:ascii="Consolas" w:hAnsi="Consolas"/>
+                <w:sz w:val="20"/>
+                <w:szCs w:val="20"/>
+              </w:rPr>
+              <w:t>"</w:t>
+            </w:r>
+            <w:proofErr w:type="spellStart"/>
+            <w:r>
+              <w:rPr>
+                <w:rFonts w:ascii="Consolas" w:hAnsi="Consolas"/>
+                <w:sz w:val="20"/>
+                <w:szCs w:val="20"/>
+              </w:rPr>
+              <w:t>source</w:t>
+            </w:r>
+            <w:proofErr w:type="spellEnd"/>
+            <w:r>
+              <w:rPr>
+                <w:rFonts w:ascii="Consolas" w:hAnsi="Consolas"/>
+                <w:sz w:val="20"/>
+                <w:szCs w:val="20"/>
+              </w:rPr>
+              <w:t xml:space="preserve"> </w:t>
+            </w:r>
+            <w:proofErr w:type="spellStart"/>
+            <w:r>
+              <w:rPr>
+                <w:rFonts w:ascii="Consolas" w:hAnsi="Consolas"/>
+                <w:sz w:val="20"/>
+                <w:szCs w:val="20"/>
+              </w:rPr>
+              <w:t>code</w:t>
+            </w:r>
+            <w:proofErr w:type="spellEnd"/>
+            <w:r>
+              <w:rPr>
+                <w:rFonts w:ascii="Consolas" w:hAnsi="Consolas"/>
+                <w:sz w:val="20"/>
+                <w:szCs w:val="20"/>
+              </w:rPr>
+              <w:t>" OR "</w:t>
+            </w:r>
+            <w:proofErr w:type="spellStart"/>
+            <w:r>
+              <w:rPr>
+                <w:rFonts w:ascii="Consolas" w:hAnsi="Consolas"/>
+                <w:sz w:val="20"/>
+                <w:szCs w:val="20"/>
+              </w:rPr>
+              <w:t>source</w:t>
+            </w:r>
+            <w:proofErr w:type="spellEnd"/>
+            <w:r>
+              <w:rPr>
+                <w:rFonts w:ascii="Consolas" w:hAnsi="Consolas"/>
+                <w:sz w:val="20"/>
+                <w:szCs w:val="20"/>
+              </w:rPr>
+              <w:t xml:space="preserve"> </w:t>
+            </w:r>
+            <w:proofErr w:type="spellStart"/>
+            <w:r>
+              <w:rPr>
+                <w:rFonts w:ascii="Consolas" w:hAnsi="Consolas"/>
+                <w:sz w:val="20"/>
+                <w:szCs w:val="20"/>
+              </w:rPr>
+              <w:t>codes</w:t>
+            </w:r>
+            <w:proofErr w:type="spellEnd"/>
+            <w:r>
+              <w:rPr>
+                <w:rFonts w:ascii="Consolas" w:hAnsi="Consolas"/>
+                <w:sz w:val="20"/>
+                <w:szCs w:val="20"/>
+              </w:rPr>
+              <w:t>" OR "</w:t>
+            </w:r>
+            <w:proofErr w:type="spellStart"/>
+            <w:r>
+              <w:rPr>
+                <w:rFonts w:ascii="Consolas" w:hAnsi="Consolas"/>
+                <w:sz w:val="20"/>
+                <w:szCs w:val="20"/>
+              </w:rPr>
+              <w:t>codebase</w:t>
+            </w:r>
+            <w:proofErr w:type="spellEnd"/>
+            <w:r>
+              <w:rPr>
+                <w:rFonts w:ascii="Consolas" w:hAnsi="Consolas"/>
+                <w:sz w:val="20"/>
+                <w:szCs w:val="20"/>
+              </w:rPr>
+              <w:t>" OR "</w:t>
+            </w:r>
+            <w:proofErr w:type="spellStart"/>
+            <w:r>
+              <w:rPr>
+                <w:rFonts w:ascii="Consolas" w:hAnsi="Consolas"/>
+                <w:sz w:val="20"/>
+                <w:szCs w:val="20"/>
+              </w:rPr>
+              <w:t>code</w:t>
+            </w:r>
+            <w:proofErr w:type="spellEnd"/>
+            <w:r>
+              <w:rPr>
+                <w:rFonts w:ascii="Consolas" w:hAnsi="Consolas"/>
+                <w:sz w:val="20"/>
+                <w:szCs w:val="20"/>
+              </w:rPr>
+              <w:t xml:space="preserve"> </w:t>
+            </w:r>
+            <w:proofErr w:type="spellStart"/>
+            <w:r>
+              <w:rPr>
+                <w:rFonts w:ascii="Consolas" w:hAnsi="Consolas"/>
+                <w:sz w:val="20"/>
+                <w:szCs w:val="20"/>
+              </w:rPr>
+              <w:t>repository</w:t>
+            </w:r>
+            <w:proofErr w:type="spellEnd"/>
+            <w:r>
+              <w:rPr>
+                <w:rFonts w:ascii="Consolas" w:hAnsi="Consolas"/>
+                <w:sz w:val="20"/>
+                <w:szCs w:val="20"/>
+              </w:rPr>
+              <w:t>" OR "</w:t>
+            </w:r>
+            <w:proofErr w:type="spellStart"/>
+            <w:r>
+              <w:rPr>
+                <w:rFonts w:ascii="Consolas" w:hAnsi="Consolas"/>
+                <w:sz w:val="20"/>
+                <w:szCs w:val="20"/>
+              </w:rPr>
+              <w:t>code</w:t>
+            </w:r>
+            <w:proofErr w:type="spellEnd"/>
+            <w:r>
+              <w:rPr>
+                <w:rFonts w:ascii="Consolas" w:hAnsi="Consolas"/>
+                <w:sz w:val="20"/>
+                <w:szCs w:val="20"/>
+              </w:rPr>
+              <w:t xml:space="preserve"> </w:t>
+            </w:r>
+            <w:proofErr w:type="spellStart"/>
+            <w:r>
+              <w:rPr>
+                <w:rFonts w:ascii="Consolas" w:hAnsi="Consolas"/>
+                <w:sz w:val="20"/>
+                <w:szCs w:val="20"/>
+              </w:rPr>
+              <w:t>search</w:t>
+            </w:r>
+            <w:proofErr w:type="spellEnd"/>
+            <w:r>
+              <w:rPr>
+                <w:rFonts w:ascii="Consolas" w:hAnsi="Consolas"/>
+                <w:sz w:val="20"/>
+                <w:szCs w:val="20"/>
+              </w:rPr>
+              <w:t>")</w:t>
             </w:r>
           </w:p>
           <w:p>
@@ -2795,7 +6658,79 @@
                 <w:sz w:val="20"/>
                 <w:szCs w:val="20"/>
               </w:rPr>
-              <w:t>AND TITLE-ABS-KEY("Retrieval-Augmented Generation" OR "Retrieval Augmented Generation" OR "RAG")</w:t>
+              <w:t>AND TITLE-ABS-</w:t>
+            </w:r>
+            <w:proofErr w:type="gramStart"/>
+            <w:r>
+              <w:rPr>
+                <w:rFonts w:ascii="Consolas" w:hAnsi="Consolas"/>
+                <w:sz w:val="20"/>
+                <w:szCs w:val="20"/>
+              </w:rPr>
+              <w:t>KEY(</w:t>
+            </w:r>
+            <w:proofErr w:type="gramEnd"/>
+            <w:r>
+              <w:rPr>
+                <w:rFonts w:ascii="Consolas" w:hAnsi="Consolas"/>
+                <w:sz w:val="20"/>
+                <w:szCs w:val="20"/>
+              </w:rPr>
+              <w:t>"</w:t>
+            </w:r>
+            <w:proofErr w:type="spellStart"/>
+            <w:r>
+              <w:rPr>
+                <w:rFonts w:ascii="Consolas" w:hAnsi="Consolas"/>
+                <w:sz w:val="20"/>
+                <w:szCs w:val="20"/>
+              </w:rPr>
+              <w:t>Retrieval-Augmented</w:t>
+            </w:r>
+            <w:proofErr w:type="spellEnd"/>
+            <w:r>
+              <w:rPr>
+                <w:rFonts w:ascii="Consolas" w:hAnsi="Consolas"/>
+                <w:sz w:val="20"/>
+                <w:szCs w:val="20"/>
+              </w:rPr>
+              <w:t xml:space="preserve"> Generation" OR "</w:t>
+            </w:r>
+            <w:proofErr w:type="spellStart"/>
+            <w:r>
+              <w:rPr>
+                <w:rFonts w:ascii="Consolas" w:hAnsi="Consolas"/>
+                <w:sz w:val="20"/>
+                <w:szCs w:val="20"/>
+              </w:rPr>
+              <w:t>Retrieval</w:t>
+            </w:r>
+            <w:proofErr w:type="spellEnd"/>
+            <w:r>
+              <w:rPr>
+                <w:rFonts w:ascii="Consolas" w:hAnsi="Consolas"/>
+                <w:sz w:val="20"/>
+                <w:szCs w:val="20"/>
+              </w:rPr>
+              <w:t xml:space="preserve"> </w:t>
+            </w:r>
+            <w:proofErr w:type="spellStart"/>
+            <w:r>
+              <w:rPr>
+                <w:rFonts w:ascii="Consolas" w:hAnsi="Consolas"/>
+                <w:sz w:val="20"/>
+                <w:szCs w:val="20"/>
+              </w:rPr>
+              <w:t>Augmented</w:t>
+            </w:r>
+            <w:proofErr w:type="spellEnd"/>
+            <w:r>
+              <w:rPr>
+                <w:rFonts w:ascii="Consolas" w:hAnsi="Consolas"/>
+                <w:sz w:val="20"/>
+                <w:szCs w:val="20"/>
+              </w:rPr>
+              <w:t xml:space="preserve"> Generation" OR "RAG")</w:t>
             </w:r>
           </w:p>
           <w:p>
@@ -2812,7 +6747,79 @@
                 <w:sz w:val="20"/>
                 <w:szCs w:val="20"/>
               </w:rPr>
-              <w:t>AND TITLE-ABS-KEY("LLM" OR "Large Language Model" OR "GenAI" OR "Generative AI")</w:t>
+              <w:t>AND TITLE-ABS-</w:t>
+            </w:r>
+            <w:proofErr w:type="gramStart"/>
+            <w:r>
+              <w:rPr>
+                <w:rFonts w:ascii="Consolas" w:hAnsi="Consolas"/>
+                <w:sz w:val="20"/>
+                <w:szCs w:val="20"/>
+              </w:rPr>
+              <w:t>KEY(</w:t>
+            </w:r>
+            <w:proofErr w:type="gramEnd"/>
+            <w:r>
+              <w:rPr>
+                <w:rFonts w:ascii="Consolas" w:hAnsi="Consolas"/>
+                <w:sz w:val="20"/>
+                <w:szCs w:val="20"/>
+              </w:rPr>
+              <w:t xml:space="preserve">"LLM" OR "Large </w:t>
+            </w:r>
+            <w:proofErr w:type="spellStart"/>
+            <w:r>
+              <w:rPr>
+                <w:rFonts w:ascii="Consolas" w:hAnsi="Consolas"/>
+                <w:sz w:val="20"/>
+                <w:szCs w:val="20"/>
+              </w:rPr>
+              <w:t>Language</w:t>
+            </w:r>
+            <w:proofErr w:type="spellEnd"/>
+            <w:r>
+              <w:rPr>
+                <w:rFonts w:ascii="Consolas" w:hAnsi="Consolas"/>
+                <w:sz w:val="20"/>
+                <w:szCs w:val="20"/>
+              </w:rPr>
+              <w:t xml:space="preserve"> Model" OR "</w:t>
+            </w:r>
+            <w:proofErr w:type="spellStart"/>
+            <w:r>
+              <w:rPr>
+                <w:rFonts w:ascii="Consolas" w:hAnsi="Consolas"/>
+                <w:sz w:val="20"/>
+                <w:szCs w:val="20"/>
+              </w:rPr>
+              <w:t>GenAI</w:t>
+            </w:r>
+            <w:proofErr w:type="spellEnd"/>
+            <w:r>
+              <w:rPr>
+                <w:rFonts w:ascii="Consolas" w:hAnsi="Consolas"/>
+                <w:sz w:val="20"/>
+                <w:szCs w:val="20"/>
+              </w:rPr>
+              <w:t>" OR "</w:t>
+            </w:r>
+            <w:proofErr w:type="spellStart"/>
+            <w:r>
+              <w:rPr>
+                <w:rFonts w:ascii="Consolas" w:hAnsi="Consolas"/>
+                <w:sz w:val="20"/>
+                <w:szCs w:val="20"/>
+              </w:rPr>
+              <w:t>Generative</w:t>
+            </w:r>
+            <w:proofErr w:type="spellEnd"/>
+            <w:r>
+              <w:rPr>
+                <w:rFonts w:ascii="Consolas" w:hAnsi="Consolas"/>
+                <w:sz w:val="20"/>
+                <w:szCs w:val="20"/>
+              </w:rPr>
+              <w:t xml:space="preserve"> AI")</w:t>
             </w:r>
           </w:p>
         </w:tc>
@@ -2843,21 +6850,85 @@
           <w:i/>
           <w:iCs/>
         </w:rPr>
-        <w:t xml:space="preserve">Observação: As bases selecionadas apresentam sobreposição intencional de cobertura. O Scopus indexa publicações da ACM e do IEEE, podendo duplicar resultados já retornados pela ACM Digital Library e pelo IEEE Xplore. Adicionalmente, alguns venues são co-publicados por mais de uma editora </w:t>
-      </w:r>
+        <w:t xml:space="preserve">Observação: As bases selecionadas apresentam sobreposição intencional de cobertura. O Scopus indexa publicações da ACM e do IEEE, podendo duplicar resultados já retornados pela ACM Digital Library e pelo IEEE </w:t>
+      </w:r>
+      <w:proofErr w:type="spellStart"/>
       <w:r>
         <w:rPr>
           <w:i/>
           <w:iCs/>
         </w:rPr>
-        <w:t>(</w:t>
-      </w:r>
+        <w:t>Xplore</w:t>
+      </w:r>
+      <w:proofErr w:type="spellEnd"/>
       <w:r>
         <w:rPr>
           <w:i/>
           <w:iCs/>
         </w:rPr>
-        <w:t>notadamente o ICSE, co-publicado pela ACM e pelo IEEE</w:t>
+        <w:t xml:space="preserve">. Adicionalmente, alguns </w:t>
+      </w:r>
+      <w:proofErr w:type="spellStart"/>
+      <w:r>
+        <w:rPr>
+          <w:i/>
+          <w:iCs/>
+        </w:rPr>
+        <w:t>venues</w:t>
+      </w:r>
+      <w:proofErr w:type="spellEnd"/>
+      <w:r>
+        <w:rPr>
+          <w:i/>
+          <w:iCs/>
+        </w:rPr>
+        <w:t xml:space="preserve"> são </w:t>
+      </w:r>
+      <w:proofErr w:type="spellStart"/>
+      <w:r>
+        <w:rPr>
+          <w:i/>
+          <w:iCs/>
+        </w:rPr>
+        <w:t>co-publicados</w:t>
+      </w:r>
+      <w:proofErr w:type="spellEnd"/>
+      <w:r>
+        <w:rPr>
+          <w:i/>
+          <w:iCs/>
+        </w:rPr>
+        <w:t xml:space="preserve"> por mais de uma editora </w:t>
+      </w:r>
+      <w:r>
+        <w:rPr>
+          <w:i/>
+          <w:iCs/>
+        </w:rPr>
+        <w:t>(</w:t>
+      </w:r>
+      <w:r>
+        <w:rPr>
+          <w:i/>
+          <w:iCs/>
+        </w:rPr>
+        <w:t xml:space="preserve">notadamente o ICSE, </w:t>
+      </w:r>
+      <w:proofErr w:type="spellStart"/>
+      <w:r>
+        <w:rPr>
+          <w:i/>
+          <w:iCs/>
+        </w:rPr>
+        <w:t>co-publicado</w:t>
+      </w:r>
+      <w:proofErr w:type="spellEnd"/>
+      <w:r>
+        <w:rPr>
+          <w:i/>
+          <w:iCs/>
+        </w:rPr>
+        <w:t xml:space="preserve"> pela ACM e pelo IEEE</w:t>
       </w:r>
       <w:r>
         <w:rPr>
@@ -3319,7 +7390,15 @@
               <w:t>e</w:t>
             </w:r>
             <w:r>
-              <w:t xml:space="preserve">m caso de mesmo trabalho em múltiplos venues, manter apenas a versão publicada com </w:t>
+              <w:t xml:space="preserve">m caso de mesmo trabalho em múltiplos </w:t>
+            </w:r>
+            <w:proofErr w:type="spellStart"/>
+            <w:r>
+              <w:t>venues</w:t>
+            </w:r>
+            <w:proofErr w:type="spellEnd"/>
+            <w:r>
+              <w:t xml:space="preserve">, manter apenas a versão publicada com </w:t>
             </w:r>
             <w:r>
               <w:t>revisão</w:t>
@@ -3416,12 +7495,26 @@
             <w:r>
               <w:t xml:space="preserve">: </w:t>
             </w:r>
-            <w:r>
-              <w:t>preprints, relatórios técnicos, whitepapers, posts, capítulos de livro, livros, teses</w:t>
+            <w:proofErr w:type="spellStart"/>
+            <w:r>
+              <w:t>preprints</w:t>
+            </w:r>
+            <w:proofErr w:type="spellEnd"/>
+            <w:r>
+              <w:t xml:space="preserve">, relatórios técnicos, </w:t>
+            </w:r>
+            <w:proofErr w:type="spellStart"/>
+            <w:r>
+              <w:t>whitepapers</w:t>
+            </w:r>
+            <w:proofErr w:type="spellEnd"/>
+            <w:r>
+              <w:t>, posts, capítulos de livro, livros, teses</w:t>
             </w:r>
             <w:r>
               <w:t xml:space="preserve">, </w:t>
             </w:r>
+            <w:proofErr w:type="gramStart"/>
             <w:r>
               <w:t>dissertações</w:t>
             </w:r>
@@ -3431,6 +7524,7 @@
             <w:r>
               <w:t>.</w:t>
             </w:r>
+            <w:proofErr w:type="gramEnd"/>
           </w:p>
         </w:tc>
       </w:tr>
@@ -3508,7 +7602,15 @@
               <w:jc w:val="both"/>
             </w:pPr>
             <w:r>
-              <w:t>Texto completo do artigo inacessível após busca nas bases institucionais (CAPES/UFG), Google Scholar e ResearchGate.</w:t>
+              <w:t xml:space="preserve">Texto completo do artigo inacessível após busca nas bases institucionais (CAPES/UFG), Google Scholar e </w:t>
+            </w:r>
+            <w:proofErr w:type="spellStart"/>
+            <w:r>
+              <w:t>ResearchGate</w:t>
+            </w:r>
+            <w:proofErr w:type="spellEnd"/>
+            <w:r>
+              <w:t>.</w:t>
             </w:r>
           </w:p>
         </w:tc>
@@ -3585,7 +7687,55 @@
         <w:jc w:val="both"/>
       </w:pPr>
       <w:r>
-        <w:t>A busca foi executada nas bases em 02/06/2026, retornando um total de 173 registros brutos, distribuídos entre ACM Digital Library (n = 18), IEEE Xplore (n = 39) e Scopus (n = 116). Para dar suporte ao gerenciamento e à seleção desses estudos, os metadados (.bib) foram importados para a plataforma Rayyan (OUZZANI et al., 2016). Por meio das funcionalidades da ferramenta, foi executado o processo automatizado de detecção de similaridade, resultando na identificação e remoção de 43 registros duplicados. Durante a triagem, foi identificado adicionalmente que o artigo "N-CATS: A Neural Network Classification Automatic Taxonomy System" constituía uma duplicata não detectada automaticamente, totalizando 44 registros duplicados removidos e restando 129 artigos únicos para avaliação.</w:t>
+        <w:t xml:space="preserve">A busca foi executada nas bases em 02/06/2026, retornando um total de 173 registros brutos, distribuídos entre ACM Digital Library (n = 18), IEEE </w:t>
+      </w:r>
+      <w:proofErr w:type="spellStart"/>
+      <w:r>
+        <w:t>Xplore</w:t>
+      </w:r>
+      <w:proofErr w:type="spellEnd"/>
+      <w:r>
+        <w:t xml:space="preserve"> (n = 39) e Scopus (n = 116). Para dar suporte ao gerenciamento e à seleção desses estudos, os metadados (.</w:t>
+      </w:r>
+      <w:proofErr w:type="spellStart"/>
+      <w:r>
+        <w:t>bib</w:t>
+      </w:r>
+      <w:proofErr w:type="spellEnd"/>
+      <w:r>
+        <w:t xml:space="preserve">) foram importados para a plataforma </w:t>
+      </w:r>
+      <w:proofErr w:type="spellStart"/>
+      <w:r>
+        <w:t>Rayyan</w:t>
+      </w:r>
+      <w:proofErr w:type="spellEnd"/>
+      <w:r>
+        <w:t xml:space="preserve"> (OUZZANI et al., 2016). Por meio das funcionalidades da ferramenta, foi executado o processo automatizado de detecção de similaridade, resultando na identificação e remoção de 43 registros duplicados. Durante a triagem, foi identificado adicionalmente que o artigo "N-CATS: A Neural Network </w:t>
+      </w:r>
+      <w:proofErr w:type="spellStart"/>
+      <w:r>
+        <w:t>Classification</w:t>
+      </w:r>
+      <w:proofErr w:type="spellEnd"/>
+      <w:r>
+        <w:t xml:space="preserve"> </w:t>
+      </w:r>
+      <w:proofErr w:type="spellStart"/>
+      <w:r>
+        <w:t>Automatic</w:t>
+      </w:r>
+      <w:proofErr w:type="spellEnd"/>
+      <w:r>
+        <w:t xml:space="preserve"> </w:t>
+      </w:r>
+      <w:proofErr w:type="spellStart"/>
+      <w:r>
+        <w:t>Taxonomy</w:t>
+      </w:r>
+      <w:proofErr w:type="spellEnd"/>
+      <w:r>
+        <w:t xml:space="preserve"> System" constituía uma duplicata não detectada automaticamente, totalizando 44 registros duplicados removidos e restando 129 artigos únicos para avaliação.</w:t>
       </w:r>
     </w:p>
     <w:p>
@@ -3594,7 +7744,25 @@
         <w:jc w:val="both"/>
       </w:pPr>
       <w:r>
-        <w:t>A etapa de triagem consistiu na análise de títulos e resumos dos 129 artigos, levando à exclusão de 68 estudos que não atendiam aos critérios de elegibilidade (CE1: 20; CE2: 44; CE6: 4), resultando em 61 estudos encaminhados para a etapa de elegibilidade.</w:t>
+        <w:t>A etapa de triagem consistiu na análise de títulos e resumos dos 129 artigos, levando à exclusão de 6</w:t>
+      </w:r>
+      <w:r>
+        <w:t>7</w:t>
+      </w:r>
+      <w:r>
+        <w:t xml:space="preserve"> estudos que não atendiam aos critérios de elegibilidade (CE1: </w:t>
+      </w:r>
+      <w:r>
+        <w:t>19</w:t>
+      </w:r>
+      <w:r>
+        <w:t>; CE2: 44; CE6: 4), resultando em 6</w:t>
+      </w:r>
+      <w:r>
+        <w:t>2</w:t>
+      </w:r>
+      <w:r>
+        <w:t xml:space="preserve"> estudos encaminhados para a etapa de elegibilidade.</w:t>
       </w:r>
     </w:p>
     <w:p>
@@ -3603,7 +7771,27 @@
         <w:jc w:val="both"/>
       </w:pPr>
       <w:r>
-        <w:t xml:space="preserve">Na etapa de elegibilidade, dos 61 estudos encaminhados, 4 foram excluídos previamente à leitura por inacessibilidade do texto completo após busca nas bases institucionais, Google Scholar e ResearchGate (CE8). Os 57 estudos restantes tiveram seus textos completos lidos integralmente, resultando na exclusão adicional de 1 artigo por não </w:t>
+        <w:t>Na etapa de elegibilidade, dos 6</w:t>
+      </w:r>
+      <w:r>
+        <w:t>2</w:t>
+      </w:r>
+      <w:r>
+        <w:t xml:space="preserve"> estudos encaminhados, 4 foram excluídos previamente à leitura por inacessibilidade do texto completo após busca nas bases institucionais, Google Scholar e </w:t>
+      </w:r>
+      <w:proofErr w:type="spellStart"/>
+      <w:r>
+        <w:t>ResearchGate</w:t>
+      </w:r>
+      <w:proofErr w:type="spellEnd"/>
+      <w:r>
+        <w:t xml:space="preserve"> (CE8). Os 5</w:t>
+      </w:r>
+      <w:r>
+        <w:t>8</w:t>
+      </w:r>
+      <w:r>
+        <w:t xml:space="preserve"> estudos restantes tiveram seus textos completos lidos integralmente, resultando na exclusão adicional de 1 artigo por não </w:t>
       </w:r>
       <w:r>
         <w:t xml:space="preserve">corresponder a uma abordagem RAG baseada em LLM (CE1) e 24 artigos por não </w:t>
@@ -3618,7 +7806,10 @@
         <w:t xml:space="preserve"> ao critério de foco principal em artefatos de código-fonte (CE2). Ao final, </w:t>
       </w:r>
       <w:r>
-        <w:t>32</w:t>
+        <w:t>3</w:t>
+      </w:r>
+      <w:r>
+        <w:t>3</w:t>
       </w:r>
       <w:r>
         <w:t xml:space="preserve"> estudos primários foram selecionados para extração de dados e composição do mapeamento sistemático.</w:t>
@@ -3701,7 +7892,15 @@
         <w:jc w:val="both"/>
       </w:pPr>
       <w:r>
-        <w:t>IEEE Xplore:</w:t>
+        <w:t xml:space="preserve">IEEE </w:t>
+      </w:r>
+      <w:proofErr w:type="spellStart"/>
+      <w:r>
+        <w:t>Xplore</w:t>
+      </w:r>
+      <w:proofErr w:type="spellEnd"/>
+      <w:r>
+        <w:t>:</w:t>
       </w:r>
       <w:r>
         <w:t xml:space="preserve"> </w:t>
@@ -3792,7 +7991,23 @@
           <w:b/>
           <w:bCs/>
         </w:rPr>
-        <w:t>Triagem (Screening):</w:t>
+        <w:t>Triagem (</w:t>
+      </w:r>
+      <w:proofErr w:type="spellStart"/>
+      <w:r>
+        <w:rPr>
+          <w:b/>
+          <w:bCs/>
+        </w:rPr>
+        <w:t>Screening</w:t>
+      </w:r>
+      <w:proofErr w:type="spellEnd"/>
+      <w:r>
+        <w:rPr>
+          <w:b/>
+          <w:bCs/>
+        </w:rPr>
+        <w:t>):</w:t>
       </w:r>
       <w:r>
         <w:t xml:space="preserve"> </w:t>
@@ -3823,7 +8038,10 @@
         <w:t xml:space="preserve"> </w:t>
       </w:r>
       <w:r>
-        <w:t>68</w:t>
+        <w:t>6</w:t>
+      </w:r>
+      <w:r>
+        <w:t>7</w:t>
       </w:r>
       <w:r>
         <w:t xml:space="preserve"> artigos.</w:t>
@@ -3847,7 +8065,7 @@
         <w:t xml:space="preserve"> </w:t>
       </w:r>
       <w:r>
-        <w:t>20</w:t>
+        <w:t>19</w:t>
       </w:r>
     </w:p>
     <w:p>
@@ -3901,7 +8119,13 @@
         <w:jc w:val="both"/>
       </w:pPr>
       <w:r>
-        <w:t>Encaminhados para elegibilidade: 61 artigos</w:t>
+        <w:t>Encaminhados para elegibilidade: 6</w:t>
+      </w:r>
+      <w:r>
+        <w:t>2</w:t>
+      </w:r>
+      <w:r>
+        <w:t xml:space="preserve"> artigos</w:t>
       </w:r>
     </w:p>
     <w:p>
@@ -3921,7 +8145,13 @@
         <w:t>Elegibilidade (Texto Completo):</w:t>
       </w:r>
       <w:r>
-        <w:t xml:space="preserve"> 61 artigos avaliados</w:t>
+        <w:t xml:space="preserve"> 6</w:t>
+      </w:r>
+      <w:r>
+        <w:t>2</w:t>
+      </w:r>
+      <w:r>
+        <w:t xml:space="preserve"> artigos avaliados</w:t>
       </w:r>
     </w:p>
     <w:p>
@@ -3947,7 +8177,13 @@
         <w:jc w:val="both"/>
       </w:pPr>
       <w:r>
-        <w:t>Lidos integralmente: 57 artigos</w:t>
+        <w:t>Lidos integralmente: 5</w:t>
+      </w:r>
+      <w:r>
+        <w:t>8</w:t>
+      </w:r>
+      <w:r>
+        <w:t xml:space="preserve"> artigos</w:t>
       </w:r>
     </w:p>
     <w:p>
@@ -3985,7 +8221,10 @@
         <w:t xml:space="preserve">Amostra Final: </w:t>
       </w:r>
       <w:r>
-        <w:t>32</w:t>
+        <w:t>3</w:t>
+      </w:r>
+      <w:r>
+        <w:t>3</w:t>
       </w:r>
       <w:r>
         <w:t xml:space="preserve"> artigos restantes (</w:t>
@@ -4003,7 +8242,13 @@
         <w:t xml:space="preserve"> </w:t>
       </w:r>
       <w:r>
-        <w:t xml:space="preserve">68 - </w:t>
+        <w:t>6</w:t>
+      </w:r>
+      <w:r>
+        <w:t>7</w:t>
+      </w:r>
+      <w:r>
+        <w:t xml:space="preserve"> - </w:t>
       </w:r>
       <w:r>
         <w:t>29</w:t>
@@ -4012,7 +8257,10 @@
         <w:t xml:space="preserve"> = </w:t>
       </w:r>
       <w:r>
-        <w:t>32</w:t>
+        <w:t>3</w:t>
+      </w:r>
+      <w:r>
+        <w:t>3</w:t>
       </w:r>
       <w:r>
         <w:t>)</w:t>
@@ -4062,10 +8310,10 @@
           <w:noProof/>
         </w:rPr>
         <w:drawing>
-          <wp:inline distT="0" distB="0" distL="0" distR="0" wp14:anchorId="6905CC05" wp14:editId="1D10EE9E">
-            <wp:extent cx="5654040" cy="4118244"/>
-            <wp:effectExtent l="0" t="0" r="3810" b="0"/>
-            <wp:docPr id="199682056" name="Imagem 2"/>
+          <wp:inline distT="0" distB="0" distL="0" distR="0" wp14:anchorId="5261F87D" wp14:editId="04972743">
+            <wp:extent cx="5692667" cy="4716780"/>
+            <wp:effectExtent l="0" t="0" r="3810" b="7620"/>
+            <wp:docPr id="1922978833" name="Imagem 2"/>
             <wp:cNvGraphicFramePr>
               <a:graphicFrameLocks xmlns:a="http://schemas.openxmlformats.org/drawingml/2006/main" noChangeAspect="1"/>
             </wp:cNvGraphicFramePr>
@@ -4073,10 +8321,10 @@
               <a:graphicData uri="http://schemas.openxmlformats.org/drawingml/2006/picture">
                 <pic:pic xmlns:pic="http://schemas.openxmlformats.org/drawingml/2006/picture">
                   <pic:nvPicPr>
-                    <pic:cNvPr id="199682056" name="Imagem 2"/>
+                    <pic:cNvPr id="1922978833" name="Imagem 1922978833"/>
                     <pic:cNvPicPr/>
                   </pic:nvPicPr>
-                  <pic:blipFill rotWithShape="1">
+                  <pic:blipFill>
                     <a:blip r:embed="rId9">
                       <a:extLst>
                         <a:ext uri="{28A0092B-C50C-407E-A947-70E740481C1C}">
@@ -4084,27 +8332,18 @@
                         </a:ext>
                       </a:extLst>
                     </a:blip>
-                    <a:srcRect b="12093"/>
                     <a:stretch>
                       <a:fillRect/>
                     </a:stretch>
                   </pic:blipFill>
-                  <pic:spPr bwMode="auto">
+                  <pic:spPr>
                     <a:xfrm>
                       <a:off x="0" y="0"/>
-                      <a:ext cx="5720951" cy="4166980"/>
+                      <a:ext cx="5746425" cy="4761322"/>
                     </a:xfrm>
                     <a:prstGeom prst="rect">
                       <a:avLst/>
                     </a:prstGeom>
-                    <a:ln>
-                      <a:noFill/>
-                    </a:ln>
-                    <a:extLst>
-                      <a:ext uri="{53640926-AAD7-44D8-BBD7-CCE9431645EC}">
-                        <a14:shadowObscured xmlns:a14="http://schemas.microsoft.com/office/drawing/2010/main"/>
-                      </a:ext>
-                    </a:extLst>
                   </pic:spPr>
                 </pic:pic>
               </a:graphicData>
@@ -4150,7 +8389,15 @@
         <w:jc w:val="both"/>
       </w:pPr>
       <w:r>
-        <w:t>As ameaças à validade identificadas neste estudo envolvem: 1) a elaboração da string de busca; 2) a possível ausência de estudos primários relevantes; 3) a confiabilidade na seleção; 4) a confiabilidade na extração de dados</w:t>
+        <w:t xml:space="preserve">As ameaças à validade identificadas neste estudo envolvem: 1) a elaboração da </w:t>
+      </w:r>
+      <w:proofErr w:type="spellStart"/>
+      <w:r>
+        <w:t>string</w:t>
+      </w:r>
+      <w:proofErr w:type="spellEnd"/>
+      <w:r>
+        <w:t xml:space="preserve"> de busca; 2) a possível ausência de estudos primários relevantes; 3) a confiabilidade na seleção; 4) a confiabilidade na extração de dados</w:t>
       </w:r>
       <w:r>
         <w:t>; 5) a inacessibilidade ao texto completo de estudos primários.</w:t>
@@ -4162,7 +8409,39 @@
         <w:jc w:val="both"/>
       </w:pPr>
       <w:r>
-        <w:t>Para mitigar a ameaça 1, a string de busca foi elaborada sistematicamente seguindo o framework PICOC (KITCHENHAM; CHARTERS, 2007), garantindo rastreabilidade entre os termos de busca e os objetivos da pesquisa. A ameaça 1 é diretamente relacionada à ameaça 2, uma vez que estudos relevantes podem não ter sido recuperados caso empreguem terminologia distinta da adotada na string canônica. Essa limitação é parcialmente atenuada pela inclusão do termo "Generative AI" como hiperônimo, pela cobertura complementar das três bases selecionadas (ACM Digital Library, IEEE Xplore e Scopus) e pelo fato de o Scopus indexar publicações das demais bases, ampliando a cobertura indireta.</w:t>
+        <w:t xml:space="preserve">Para mitigar a ameaça 1, a </w:t>
+      </w:r>
+      <w:proofErr w:type="spellStart"/>
+      <w:r>
+        <w:t>string</w:t>
+      </w:r>
+      <w:proofErr w:type="spellEnd"/>
+      <w:r>
+        <w:t xml:space="preserve"> de busca foi elaborada sistematicamente seguindo o framework PICOC (KITCHENHAM; CHARTERS, 2007), garantindo rastreabilidade entre os termos de busca e os objetivos da pesquisa. A ameaça 1 é diretamente relacionada à ameaça 2, uma vez que estudos relevantes podem não ter sido recuperados caso empreguem terminologia distinta da adotada na </w:t>
+      </w:r>
+      <w:proofErr w:type="spellStart"/>
+      <w:r>
+        <w:t>string</w:t>
+      </w:r>
+      <w:proofErr w:type="spellEnd"/>
+      <w:r>
+        <w:t xml:space="preserve"> canônica. Essa limitação é parcialmente atenuada pela inclusão do termo "</w:t>
+      </w:r>
+      <w:proofErr w:type="spellStart"/>
+      <w:r>
+        <w:t>Generative</w:t>
+      </w:r>
+      <w:proofErr w:type="spellEnd"/>
+      <w:r>
+        <w:t xml:space="preserve"> AI" como hiperônimo, pela cobertura complementar das três bases selecionadas (ACM Digital Library, IEEE </w:t>
+      </w:r>
+      <w:proofErr w:type="spellStart"/>
+      <w:r>
+        <w:t>Xplore</w:t>
+      </w:r>
+      <w:proofErr w:type="spellEnd"/>
+      <w:r>
+        <w:t xml:space="preserve"> e Scopus) e pelo fato de o Scopus indexar publicações das demais bases, ampliando a cobertura indireta.</w:t>
       </w:r>
     </w:p>
     <w:p>
@@ -4171,7 +8450,11 @@
         <w:jc w:val="both"/>
       </w:pPr>
       <w:r>
-        <w:t>Com o objetivo de reduzir o impacto da ameaça 3, foram definidas questões de pesquisa estruturadas pelo framework GQM e derivados critérios explícitos de inclusão e exclusão, detalhados o suficiente para orientar decisões de triagem de forma objetiva e rastreável. Como limitação, reconhece-se que a condução por um único pesquisador pode introduzir viés nas etapas de triagem e extração de dados, caracterizando também a ameaça 4. A definição rigorosa dos critérios busca mitigar parcialmente esse risco, ainda que não o elimine integralmente.</w:t>
+        <w:t xml:space="preserve">Com o objetivo de reduzir o impacto da ameaça 3, foram definidas questões de pesquisa estruturadas pelo framework GQM e derivados critérios explícitos de inclusão e exclusão, detalhados o suficiente para orientar decisões de triagem de forma objetiva e rastreável. Como limitação, reconhece-se que a condução por um único pesquisador pode introduzir viés nas etapas de triagem e extração de dados, caracterizando também a ameaça </w:t>
+      </w:r>
+      <w:r>
+        <w:lastRenderedPageBreak/>
+        <w:t>4. A definição rigorosa dos critérios busca mitigar parcialmente esse risco, ainda que não o elimine integralmente.</w:t>
       </w:r>
     </w:p>
     <w:p>
@@ -4180,8 +8463,15 @@
         <w:jc w:val="both"/>
       </w:pPr>
       <w:r>
-        <w:lastRenderedPageBreak/>
-        <w:t>A ameaça 5 decorre da inacessibilidade ao texto completo de 4 artigos após esgotadas as alternativas de acesso disponíveis (CAPES/UFG, Google Scholar e ResearchGate). Estes estudos foram excluídos por inacessibilidade (CE8), seguindo prática aceita na literatura (KITCHENHAM; CHARTERS, 2007). É possível que artigos relevantes tenham sido descartados por restrição de acesso, o que pode introduzir viés de seleção na amostra final.</w:t>
+        <w:t xml:space="preserve">A ameaça 5 decorre da inacessibilidade ao texto completo de 4 artigos após esgotadas as alternativas de acesso disponíveis (CAPES/UFG, Google Scholar e </w:t>
+      </w:r>
+      <w:proofErr w:type="spellStart"/>
+      <w:r>
+        <w:t>ResearchGate</w:t>
+      </w:r>
+      <w:proofErr w:type="spellEnd"/>
+      <w:r>
+        <w:t>). Estes estudos foram excluídos por inacessibilidade (CE8), seguindo prática aceita na literatura (KITCHENHAM; CHARTERS, 2007). É possível que artigos relevantes tenham sido descartados por restrição de acesso, o que pode introduzir viés de seleção na amostra final.</w:t>
       </w:r>
     </w:p>
     <w:p/>
@@ -4224,8 +8514,6 @@
     <w:p/>
     <w:p/>
     <w:p/>
-    <w:p/>
-    <w:p/>
     <w:p>
       <w:pPr>
         <w:rPr>
@@ -4248,23 +8536,153 @@
         <w:jc w:val="both"/>
       </w:pPr>
       <w:r>
-        <w:t xml:space="preserve">BASILI, Victor R.. Software Modeling and Measurement: The Goal/Question/Metric Paradigm. </w:t>
-      </w:r>
-      <w:r>
-        <w:rPr>
-          <w:b/>
-          <w:bCs/>
-        </w:rPr>
-        <w:t>Institute for Advanced Computer Studies</w:t>
-      </w:r>
+        <w:t xml:space="preserve">BASILI, Victor </w:t>
+      </w:r>
+      <w:proofErr w:type="gramStart"/>
+      <w:r>
+        <w:t>R..</w:t>
+      </w:r>
+      <w:proofErr w:type="gramEnd"/>
+      <w:r>
+        <w:t xml:space="preserve"> Software </w:t>
+      </w:r>
+      <w:proofErr w:type="spellStart"/>
+      <w:r>
+        <w:t>Modeling</w:t>
+      </w:r>
+      <w:proofErr w:type="spellEnd"/>
+      <w:r>
+        <w:t xml:space="preserve"> </w:t>
+      </w:r>
+      <w:proofErr w:type="spellStart"/>
+      <w:r>
+        <w:t>and</w:t>
+      </w:r>
+      <w:proofErr w:type="spellEnd"/>
+      <w:r>
+        <w:t xml:space="preserve"> </w:t>
+      </w:r>
+      <w:proofErr w:type="spellStart"/>
+      <w:r>
+        <w:t>Measurement</w:t>
+      </w:r>
+      <w:proofErr w:type="spellEnd"/>
+      <w:r>
+        <w:t xml:space="preserve">: The </w:t>
+      </w:r>
+      <w:proofErr w:type="spellStart"/>
+      <w:r>
+        <w:t>Goal</w:t>
+      </w:r>
+      <w:proofErr w:type="spellEnd"/>
+      <w:r>
+        <w:t>/</w:t>
+      </w:r>
+      <w:proofErr w:type="spellStart"/>
+      <w:r>
+        <w:t>Question</w:t>
+      </w:r>
+      <w:proofErr w:type="spellEnd"/>
+      <w:r>
+        <w:t>/</w:t>
+      </w:r>
+      <w:proofErr w:type="spellStart"/>
+      <w:r>
+        <w:t>Metric</w:t>
+      </w:r>
+      <w:proofErr w:type="spellEnd"/>
+      <w:r>
+        <w:t xml:space="preserve"> </w:t>
+      </w:r>
+      <w:proofErr w:type="spellStart"/>
+      <w:r>
+        <w:t>Paradigm</w:t>
+      </w:r>
+      <w:proofErr w:type="spellEnd"/>
+      <w:r>
+        <w:t xml:space="preserve">. </w:t>
+      </w:r>
+      <w:proofErr w:type="spellStart"/>
+      <w:r>
+        <w:rPr>
+          <w:b/>
+          <w:bCs/>
+        </w:rPr>
+        <w:t>Institute</w:t>
+      </w:r>
+      <w:proofErr w:type="spellEnd"/>
+      <w:r>
+        <w:rPr>
+          <w:b/>
+          <w:bCs/>
+        </w:rPr>
+        <w:t xml:space="preserve"> for </w:t>
+      </w:r>
+      <w:proofErr w:type="spellStart"/>
+      <w:r>
+        <w:rPr>
+          <w:b/>
+          <w:bCs/>
+        </w:rPr>
+        <w:t>Advanced</w:t>
+      </w:r>
+      <w:proofErr w:type="spellEnd"/>
+      <w:r>
+        <w:rPr>
+          <w:b/>
+          <w:bCs/>
+        </w:rPr>
+        <w:t xml:space="preserve"> Computer </w:t>
+      </w:r>
+      <w:proofErr w:type="spellStart"/>
+      <w:r>
+        <w:rPr>
+          <w:b/>
+          <w:bCs/>
+        </w:rPr>
+        <w:t>Studies</w:t>
+      </w:r>
+      <w:proofErr w:type="spellEnd"/>
       <w:r>
         <w:t>,</w:t>
       </w:r>
       <w:r>
-        <w:t xml:space="preserve"> Department of Computer Science,</w:t>
-      </w:r>
-      <w:r>
-        <w:t xml:space="preserve"> University of Maryland, 1992.</w:t>
+        <w:t xml:space="preserve"> </w:t>
+      </w:r>
+      <w:proofErr w:type="spellStart"/>
+      <w:r>
+        <w:t>Department</w:t>
+      </w:r>
+      <w:proofErr w:type="spellEnd"/>
+      <w:r>
+        <w:t xml:space="preserve"> </w:t>
+      </w:r>
+      <w:proofErr w:type="spellStart"/>
+      <w:r>
+        <w:t>of</w:t>
+      </w:r>
+      <w:proofErr w:type="spellEnd"/>
+      <w:r>
+        <w:t xml:space="preserve"> Computer Science,</w:t>
+      </w:r>
+      <w:r>
+        <w:t xml:space="preserve"> </w:t>
+      </w:r>
+      <w:proofErr w:type="spellStart"/>
+      <w:r>
+        <w:t>University</w:t>
+      </w:r>
+      <w:proofErr w:type="spellEnd"/>
+      <w:r>
+        <w:t xml:space="preserve"> </w:t>
+      </w:r>
+      <w:proofErr w:type="spellStart"/>
+      <w:r>
+        <w:t>of</w:t>
+      </w:r>
+      <w:proofErr w:type="spellEnd"/>
+      <w:r>
+        <w:t xml:space="preserve"> Maryland, 1992.</w:t>
       </w:r>
     </w:p>
     <w:p>
@@ -4277,15 +8695,80 @@
         <w:jc w:val="both"/>
       </w:pPr>
       <w:r>
-        <w:t xml:space="preserve">BASILI, Victor; WEISS, David M.. A Methodology for Collecting Valid Software Engineering Data. </w:t>
-      </w:r>
-      <w:r>
-        <w:rPr>
-          <w:b/>
-          <w:bCs/>
-        </w:rPr>
-        <w:t>IEEE Transactions on Software Engineering</w:t>
-      </w:r>
+        <w:t xml:space="preserve">BASILI, Victor; WEISS, David </w:t>
+      </w:r>
+      <w:proofErr w:type="gramStart"/>
+      <w:r>
+        <w:t>M..</w:t>
+      </w:r>
+      <w:proofErr w:type="gramEnd"/>
+      <w:r>
+        <w:t xml:space="preserve"> A </w:t>
+      </w:r>
+      <w:proofErr w:type="spellStart"/>
+      <w:r>
+        <w:t>Methodology</w:t>
+      </w:r>
+      <w:proofErr w:type="spellEnd"/>
+      <w:r>
+        <w:t xml:space="preserve"> for </w:t>
+      </w:r>
+      <w:proofErr w:type="spellStart"/>
+      <w:r>
+        <w:t>Collecting</w:t>
+      </w:r>
+      <w:proofErr w:type="spellEnd"/>
+      <w:r>
+        <w:t xml:space="preserve"> </w:t>
+      </w:r>
+      <w:proofErr w:type="spellStart"/>
+      <w:r>
+        <w:t>Valid</w:t>
+      </w:r>
+      <w:proofErr w:type="spellEnd"/>
+      <w:r>
+        <w:t xml:space="preserve"> Software </w:t>
+      </w:r>
+      <w:proofErr w:type="spellStart"/>
+      <w:r>
+        <w:t>Engineering</w:t>
+      </w:r>
+      <w:proofErr w:type="spellEnd"/>
+      <w:r>
+        <w:t xml:space="preserve"> Data. </w:t>
+      </w:r>
+      <w:r>
+        <w:rPr>
+          <w:b/>
+          <w:bCs/>
+        </w:rPr>
+        <w:t xml:space="preserve">IEEE </w:t>
+      </w:r>
+      <w:proofErr w:type="spellStart"/>
+      <w:r>
+        <w:rPr>
+          <w:b/>
+          <w:bCs/>
+        </w:rPr>
+        <w:t>Transactions</w:t>
+      </w:r>
+      <w:proofErr w:type="spellEnd"/>
+      <w:r>
+        <w:rPr>
+          <w:b/>
+          <w:bCs/>
+        </w:rPr>
+        <w:t xml:space="preserve"> on Software </w:t>
+      </w:r>
+      <w:proofErr w:type="spellStart"/>
+      <w:r>
+        <w:rPr>
+          <w:b/>
+          <w:bCs/>
+        </w:rPr>
+        <w:t>Engineering</w:t>
+      </w:r>
+      <w:proofErr w:type="spellEnd"/>
       <w:r>
         <w:t xml:space="preserve">, v. </w:t>
       </w:r>
@@ -4312,7 +8795,31 @@
         <w:jc w:val="both"/>
       </w:pPr>
       <w:r>
-        <w:t xml:space="preserve">DYBA, Tore; KITCHENHAM, Barbara; JORGENSEN, Magne. Evidence-based software engineering for practitioners. </w:t>
+        <w:t xml:space="preserve">DYBA, Tore; KITCHENHAM, Barbara; JORGENSEN, Magne. </w:t>
+      </w:r>
+      <w:proofErr w:type="spellStart"/>
+      <w:r>
+        <w:t>Evidence-based</w:t>
+      </w:r>
+      <w:proofErr w:type="spellEnd"/>
+      <w:r>
+        <w:t xml:space="preserve"> software </w:t>
+      </w:r>
+      <w:proofErr w:type="spellStart"/>
+      <w:r>
+        <w:t>engineering</w:t>
+      </w:r>
+      <w:proofErr w:type="spellEnd"/>
+      <w:r>
+        <w:t xml:space="preserve"> for </w:t>
+      </w:r>
+      <w:proofErr w:type="spellStart"/>
+      <w:r>
+        <w:t>practitioners</w:t>
+      </w:r>
+      <w:proofErr w:type="spellEnd"/>
+      <w:r>
+        <w:t xml:space="preserve">. </w:t>
       </w:r>
       <w:r>
         <w:rPr>
@@ -4343,19 +8850,45 @@
         <w:t>tuart</w:t>
       </w:r>
       <w:r>
-        <w:t xml:space="preserve">. Guidelines for performing </w:t>
-      </w:r>
+        <w:t xml:space="preserve">. </w:t>
+      </w:r>
+      <w:proofErr w:type="spellStart"/>
+      <w:r>
+        <w:t>Guidelines</w:t>
+      </w:r>
+      <w:proofErr w:type="spellEnd"/>
+      <w:r>
+        <w:t xml:space="preserve"> for </w:t>
+      </w:r>
+      <w:proofErr w:type="spellStart"/>
+      <w:r>
+        <w:t>performing</w:t>
+      </w:r>
+      <w:proofErr w:type="spellEnd"/>
+      <w:r>
+        <w:t xml:space="preserve"> </w:t>
+      </w:r>
+      <w:proofErr w:type="spellStart"/>
       <w:r>
         <w:t>S</w:t>
       </w:r>
       <w:r>
-        <w:t xml:space="preserve">ystematic </w:t>
-      </w:r>
+        <w:t>ystematic</w:t>
+      </w:r>
+      <w:proofErr w:type="spellEnd"/>
+      <w:r>
+        <w:t xml:space="preserve"> </w:t>
+      </w:r>
+      <w:proofErr w:type="spellStart"/>
       <w:r>
         <w:t>L</w:t>
       </w:r>
       <w:r>
-        <w:t xml:space="preserve">iterature </w:t>
+        <w:t>iterature</w:t>
+      </w:r>
+      <w:proofErr w:type="spellEnd"/>
+      <w:r>
+        <w:t xml:space="preserve"> </w:t>
       </w:r>
       <w:r>
         <w:t>R</w:t>
@@ -4369,21 +8902,58 @@
       <w:r>
         <w:t xml:space="preserve">oftware </w:t>
       </w:r>
+      <w:proofErr w:type="spellStart"/>
       <w:r>
         <w:t>E</w:t>
       </w:r>
       <w:r>
-        <w:t xml:space="preserve">ngineering. </w:t>
-      </w:r>
-      <w:r>
-        <w:rPr>
-          <w:b/>
-          <w:bCs/>
-        </w:rPr>
-        <w:t>EBSE Technical Report EBSE-2007-01</w:t>
-      </w:r>
-      <w:r>
-        <w:t>, Keele University,</w:t>
+        <w:t>ngineering</w:t>
+      </w:r>
+      <w:proofErr w:type="spellEnd"/>
+      <w:r>
+        <w:t xml:space="preserve">. </w:t>
+      </w:r>
+      <w:r>
+        <w:rPr>
+          <w:b/>
+          <w:bCs/>
+        </w:rPr>
+        <w:t xml:space="preserve">EBSE </w:t>
+      </w:r>
+      <w:proofErr w:type="spellStart"/>
+      <w:r>
+        <w:rPr>
+          <w:b/>
+          <w:bCs/>
+        </w:rPr>
+        <w:t>Technical</w:t>
+      </w:r>
+      <w:proofErr w:type="spellEnd"/>
+      <w:r>
+        <w:rPr>
+          <w:b/>
+          <w:bCs/>
+        </w:rPr>
+        <w:t xml:space="preserve"> Report EBSE-2007-01</w:t>
+      </w:r>
+      <w:r>
+        <w:t xml:space="preserve">, </w:t>
+      </w:r>
+      <w:proofErr w:type="spellStart"/>
+      <w:r>
+        <w:t>Keele</w:t>
+      </w:r>
+      <w:proofErr w:type="spellEnd"/>
+      <w:r>
+        <w:t xml:space="preserve"> </w:t>
+      </w:r>
+      <w:proofErr w:type="spellStart"/>
+      <w:r>
+        <w:t>University</w:t>
+      </w:r>
+      <w:proofErr w:type="spellEnd"/>
+      <w:r>
+        <w:t>,</w:t>
       </w:r>
       <w:r>
         <w:t xml:space="preserve"> v. 2.3,</w:t>
@@ -4398,17 +8968,47 @@
         <w:jc w:val="both"/>
       </w:pPr>
       <w:r>
-        <w:t>OUZZANI, Mourad et al. Rayyan</w:t>
-      </w:r>
-      <w:r>
-        <w:t xml:space="preserve"> – a web and mobile app for systematic reviews. </w:t>
-      </w:r>
-      <w:r>
-        <w:rPr>
-          <w:b/>
-          <w:bCs/>
-        </w:rPr>
-        <w:t>Systematic Reviews</w:t>
+        <w:t xml:space="preserve">OUZZANI, Mourad et al. </w:t>
+      </w:r>
+      <w:proofErr w:type="spellStart"/>
+      <w:r>
+        <w:t>Rayyan</w:t>
+      </w:r>
+      <w:proofErr w:type="spellEnd"/>
+      <w:r>
+        <w:t xml:space="preserve"> – a web </w:t>
+      </w:r>
+      <w:proofErr w:type="spellStart"/>
+      <w:r>
+        <w:t>and</w:t>
+      </w:r>
+      <w:proofErr w:type="spellEnd"/>
+      <w:r>
+        <w:t xml:space="preserve"> mobile app for </w:t>
+      </w:r>
+      <w:proofErr w:type="spellStart"/>
+      <w:r>
+        <w:t>systematic</w:t>
+      </w:r>
+      <w:proofErr w:type="spellEnd"/>
+      <w:r>
+        <w:t xml:space="preserve"> reviews. </w:t>
+      </w:r>
+      <w:proofErr w:type="spellStart"/>
+      <w:r>
+        <w:rPr>
+          <w:b/>
+          <w:bCs/>
+        </w:rPr>
+        <w:t>Systematic</w:t>
+      </w:r>
+      <w:proofErr w:type="spellEnd"/>
+      <w:r>
+        <w:rPr>
+          <w:b/>
+          <w:bCs/>
+        </w:rPr>
+        <w:t xml:space="preserve"> Reviews</w:t>
       </w:r>
       <w:r>
         <w:t>, 2016.</w:t>
@@ -4420,17 +9020,95 @@
         <w:jc w:val="both"/>
       </w:pPr>
       <w:r>
-        <w:t xml:space="preserve">PETERSEN, Kai; VAKKALANKA, Sairam; KUZNIARZ, Ludwik. </w:t>
-      </w:r>
-      <w:r>
-        <w:t xml:space="preserve">Guidelines for conducting systematic mapping studies in software engineering: An update. </w:t>
-      </w:r>
-      <w:r>
-        <w:rPr>
-          <w:b/>
-          <w:bCs/>
-        </w:rPr>
-        <w:t>Information and Software Technology</w:t>
+        <w:t xml:space="preserve">PETERSEN, Kai; VAKKALANKA, </w:t>
+      </w:r>
+      <w:proofErr w:type="spellStart"/>
+      <w:r>
+        <w:t>Sairam</w:t>
+      </w:r>
+      <w:proofErr w:type="spellEnd"/>
+      <w:r>
+        <w:t xml:space="preserve">; KUZNIARZ, Ludwik. </w:t>
+      </w:r>
+      <w:proofErr w:type="spellStart"/>
+      <w:r>
+        <w:t>Guidelines</w:t>
+      </w:r>
+      <w:proofErr w:type="spellEnd"/>
+      <w:r>
+        <w:t xml:space="preserve"> for </w:t>
+      </w:r>
+      <w:proofErr w:type="spellStart"/>
+      <w:r>
+        <w:t>conducting</w:t>
+      </w:r>
+      <w:proofErr w:type="spellEnd"/>
+      <w:r>
+        <w:t xml:space="preserve"> </w:t>
+      </w:r>
+      <w:proofErr w:type="spellStart"/>
+      <w:r>
+        <w:t>systematic</w:t>
+      </w:r>
+      <w:proofErr w:type="spellEnd"/>
+      <w:r>
+        <w:t xml:space="preserve"> mapping </w:t>
+      </w:r>
+      <w:proofErr w:type="spellStart"/>
+      <w:r>
+        <w:t>studies</w:t>
+      </w:r>
+      <w:proofErr w:type="spellEnd"/>
+      <w:r>
+        <w:t xml:space="preserve"> in software </w:t>
+      </w:r>
+      <w:proofErr w:type="spellStart"/>
+      <w:r>
+        <w:t>engineering</w:t>
+      </w:r>
+      <w:proofErr w:type="spellEnd"/>
+      <w:r>
+        <w:t xml:space="preserve">: </w:t>
+      </w:r>
+      <w:proofErr w:type="spellStart"/>
+      <w:r>
+        <w:t>An</w:t>
+      </w:r>
+      <w:proofErr w:type="spellEnd"/>
+      <w:r>
+        <w:t xml:space="preserve"> update. </w:t>
+      </w:r>
+      <w:proofErr w:type="spellStart"/>
+      <w:r>
+        <w:rPr>
+          <w:b/>
+          <w:bCs/>
+        </w:rPr>
+        <w:t>Information</w:t>
+      </w:r>
+      <w:proofErr w:type="spellEnd"/>
+      <w:r>
+        <w:rPr>
+          <w:b/>
+          <w:bCs/>
+        </w:rPr>
+        <w:t xml:space="preserve"> </w:t>
+      </w:r>
+      <w:proofErr w:type="spellStart"/>
+      <w:r>
+        <w:rPr>
+          <w:b/>
+          <w:bCs/>
+        </w:rPr>
+        <w:t>and</w:t>
+      </w:r>
+      <w:proofErr w:type="spellEnd"/>
+      <w:r>
+        <w:rPr>
+          <w:b/>
+          <w:bCs/>
+        </w:rPr>
+        <w:t xml:space="preserve"> Software Technology</w:t>
       </w:r>
       <w:r>
         <w:t>, v. 64, p. 1</w:t>

--- a/research_protocol/protocol.docx
+++ b/research_protocol/protocol.docx
@@ -933,21 +933,11 @@
         <w:t xml:space="preserve">A condução deste trabalho segue estritamente as diretrizes e o framework propostos por </w:t>
       </w:r>
       <w:r>
-        <w:t xml:space="preserve">Petersen, </w:t>
-      </w:r>
-      <w:proofErr w:type="spellStart"/>
-      <w:r>
-        <w:t>Vakkalanka</w:t>
-      </w:r>
-      <w:proofErr w:type="spellEnd"/>
-      <w:r>
-        <w:t xml:space="preserve"> e </w:t>
-      </w:r>
-      <w:proofErr w:type="spellStart"/>
-      <w:r>
-        <w:t>Kuzniarz</w:t>
-      </w:r>
-      <w:proofErr w:type="spellEnd"/>
+        <w:t>Petersen</w:t>
+      </w:r>
+      <w:r>
+        <w:t xml:space="preserve"> et al.</w:t>
+      </w:r>
       <w:r>
         <w:t xml:space="preserve"> (2015)</w:t>
       </w:r>
@@ -978,7 +968,6 @@
       <w:r>
         <w:t>) desenvolvimento de um esquema de classificação baseado em palavras-chave (</w:t>
       </w:r>
-      <w:proofErr w:type="spellStart"/>
       <w:r>
         <w:rPr>
           <w:i/>
@@ -986,7 +975,6 @@
         </w:rPr>
         <w:t>keywording</w:t>
       </w:r>
-      <w:proofErr w:type="spellEnd"/>
       <w:r>
         <w:t xml:space="preserve">); e </w:t>
       </w:r>
@@ -1017,127 +1005,108 @@
         <w:t xml:space="preserve"> </w:t>
       </w:r>
       <w:r>
-        <w:t xml:space="preserve">identificação precisa das palavras-chave que compõem a </w:t>
-      </w:r>
-      <w:proofErr w:type="spellStart"/>
-      <w:r>
-        <w:t>string</w:t>
-      </w:r>
-      <w:proofErr w:type="spellEnd"/>
-      <w:r>
-        <w:t xml:space="preserve"> de busca</w:t>
+        <w:t>identificação precisa das palavras-chave que compõem a string de busca</w:t>
       </w:r>
       <w:r>
         <w:t xml:space="preserve"> </w:t>
       </w:r>
       <w:r>
-        <w:t xml:space="preserve">adota-se o framework PICOC (acrônimo para </w:t>
-      </w:r>
-      <w:proofErr w:type="spellStart"/>
-      <w:r>
-        <w:t>Population</w:t>
-      </w:r>
-      <w:proofErr w:type="spellEnd"/>
+        <w:t xml:space="preserve">adota-se o framework PICOC (acrônimo para Population, Intervention, Comparison, Outcome, and Context). </w:t>
+      </w:r>
+      <w:r>
+        <w:t>Integrado</w:t>
+      </w:r>
+      <w:r>
+        <w:t xml:space="preserve"> formalmente à Engenharia de Software por Kitchenham e Charters (2007), essa estrutura estende os modelos tradicionais de revisão ao decompor o escopo da investigação em cinco dimensões fundamentais: </w:t>
+      </w:r>
+      <w:r>
+        <w:t>1</w:t>
+      </w:r>
+      <w:r>
+        <w:t xml:space="preserve">) População (P), que delimita o grupo de interesse, papel ou área afetada; </w:t>
+      </w:r>
+      <w:r>
+        <w:t>2</w:t>
+      </w:r>
+      <w:r>
+        <w:t xml:space="preserve">) Intervenção (I), correspondente à tecnologia, ferramenta ou metodologia específica sob análise; </w:t>
+      </w:r>
+      <w:r>
+        <w:t>3</w:t>
+      </w:r>
+      <w:r>
+        <w:t xml:space="preserve">) Comparação (C), que identifica a alternativa ou estado atual com o qual a intervenção é contrastada; </w:t>
+      </w:r>
+      <w:r>
+        <w:t>4</w:t>
+      </w:r>
+      <w:r>
+        <w:t xml:space="preserve">) Resultado (Outcome - O), que define os efeitos, benefícios ou métricas de interesse a serem medidos; e </w:t>
+      </w:r>
+      <w:r>
+        <w:t>5</w:t>
+      </w:r>
+      <w:r>
+        <w:t>) Contexto (C)</w:t>
+      </w:r>
       <w:r>
         <w:t xml:space="preserve">, </w:t>
       </w:r>
-      <w:proofErr w:type="spellStart"/>
-      <w:r>
-        <w:t>Intervention</w:t>
-      </w:r>
-      <w:proofErr w:type="spellEnd"/>
-      <w:r>
-        <w:t xml:space="preserve">, </w:t>
-      </w:r>
-      <w:proofErr w:type="spellStart"/>
-      <w:r>
-        <w:t>Comparison</w:t>
-      </w:r>
-      <w:proofErr w:type="spellEnd"/>
-      <w:r>
-        <w:t xml:space="preserve">, </w:t>
-      </w:r>
-      <w:proofErr w:type="spellStart"/>
-      <w:r>
-        <w:t>Outcome</w:t>
-      </w:r>
-      <w:proofErr w:type="spellEnd"/>
-      <w:r>
-        <w:t xml:space="preserve">, </w:t>
-      </w:r>
-      <w:proofErr w:type="spellStart"/>
-      <w:r>
-        <w:t>and</w:t>
-      </w:r>
-      <w:proofErr w:type="spellEnd"/>
-      <w:r>
-        <w:t xml:space="preserve"> </w:t>
-      </w:r>
-      <w:proofErr w:type="spellStart"/>
-      <w:r>
-        <w:t>Context</w:t>
-      </w:r>
-      <w:proofErr w:type="spellEnd"/>
-      <w:r>
-        <w:t xml:space="preserve">). </w:t>
-      </w:r>
-      <w:r>
-        <w:t>Integrado</w:t>
-      </w:r>
-      <w:r>
-        <w:t xml:space="preserve"> formalmente à Engenharia de Software por </w:t>
-      </w:r>
-      <w:proofErr w:type="spellStart"/>
-      <w:r>
-        <w:t>Kitchenham</w:t>
-      </w:r>
-      <w:proofErr w:type="spellEnd"/>
-      <w:r>
-        <w:t xml:space="preserve"> e Charters (2007), essa estrutura estende os modelos tradicionais de revisão ao decompor o escopo da investigação em cinco dimensões fundamentais: </w:t>
+      <w:r>
+        <w:t>que especifica o ambiente ou cenário no qual a investigação se insere, delimitando o escopo da pesquisa em termos de domínio, tipo de estudo ou período considerado.</w:t>
+      </w:r>
+    </w:p>
+    <w:p>
+      <w:pPr>
+        <w:jc w:val="both"/>
+      </w:pPr>
+      <w:r>
+        <w:tab/>
+      </w:r>
+      <w:r>
+        <w:t xml:space="preserve">Para garantir a transparência, o rigor e a reprodutibilidade visual no processo de seleção dos estudos primários, adota-se o fluxograma PRISMA (Preferred Reporting Items for Systematic Reviews and Meta-Analyses). Embora originado como uma diretriz de relato em outras ciências, o modelo de fluxo de quatro fases do PRISMA é integrado a este estudo de forma complementar e adaptada às práticas de revisão de Kitchenham e Charters (2007) e de mapeamento de </w:t>
+      </w:r>
+      <w:r>
+        <w:t>Petersen</w:t>
+      </w:r>
+      <w:r>
+        <w:t xml:space="preserve"> et al.</w:t>
+      </w:r>
+      <w:r>
+        <w:t xml:space="preserve"> (2015)</w:t>
+      </w:r>
+      <w:r>
+        <w:t>. O diagrama documenta de forma rastreável o funil de dados da pesquisa por meio de quatro etapas</w:t>
+      </w:r>
+      <w:r>
+        <w:t xml:space="preserve"> principais</w:t>
+      </w:r>
+      <w:r>
+        <w:t xml:space="preserve">: </w:t>
       </w:r>
       <w:r>
         <w:t>1</w:t>
       </w:r>
       <w:r>
-        <w:t xml:space="preserve">) População (P), que delimita o grupo de interesse, papel ou área afetada; </w:t>
+        <w:t xml:space="preserve">) Identificação, que contabiliza os registros brutos localizados nas bases de dados eletrônicas após a remoção de duplicatas; </w:t>
       </w:r>
       <w:r>
         <w:t>2</w:t>
       </w:r>
       <w:r>
-        <w:t xml:space="preserve">) Intervenção (I), correspondente à tecnologia, ferramenta ou metodologia específica sob análise; </w:t>
+        <w:t xml:space="preserve">) Triagem (Screening), que mapeia a exclusão inicial com base na leitura de títulos e resumos; </w:t>
       </w:r>
       <w:r>
         <w:t>3</w:t>
       </w:r>
       <w:r>
-        <w:t xml:space="preserve">) Comparação (C), que identifica a alternativa ou estado atual com o qual a intervenção é contrastada; </w:t>
+        <w:t xml:space="preserve">) Elegibilidade, que quantifica os artigos avaliados na íntegra a partir dos critérios de inclusão e exclusão; e </w:t>
       </w:r>
       <w:r>
         <w:t>4</w:t>
       </w:r>
       <w:r>
-        <w:t>) Resultado (</w:t>
-      </w:r>
-      <w:proofErr w:type="spellStart"/>
-      <w:r>
-        <w:t>Outcome</w:t>
-      </w:r>
-      <w:proofErr w:type="spellEnd"/>
-      <w:r>
-        <w:t xml:space="preserve"> - O), que define os efeitos, benefícios ou métricas de interesse a serem medidos; e </w:t>
-      </w:r>
-      <w:r>
-        <w:t>5</w:t>
-      </w:r>
-      <w:r>
-        <w:t>) Contexto (C)</w:t>
-      </w:r>
-      <w:r>
-        <w:t xml:space="preserve">, </w:t>
-      </w:r>
-      <w:r>
-        <w:t>que especifica o ambiente ou cenário no qual a investigação se insere, delimitando o escopo da pesquisa em termos de domínio, tipo de estudo ou período considerado.</w:t>
+        <w:t>) Inclusão, que consolida o número final de estudos primários selecionados para o mapeamento. O uso do diagrama mitiga vieses de publicação e facilita a auditoria externa do processo de refinamento amostral.</w:t>
       </w:r>
     </w:p>
     <w:p>
@@ -1148,192 +1117,25 @@
         <w:tab/>
       </w:r>
       <w:r>
-        <w:t>Para garantir a transparência, o rigor e a reprodutibilidade visual no processo de seleção dos estudos primários, adota-se o fluxograma PRISMA (</w:t>
-      </w:r>
-      <w:proofErr w:type="spellStart"/>
-      <w:r>
-        <w:t>Preferred</w:t>
-      </w:r>
-      <w:proofErr w:type="spellEnd"/>
-      <w:r>
-        <w:t xml:space="preserve"> </w:t>
-      </w:r>
-      <w:proofErr w:type="spellStart"/>
-      <w:r>
-        <w:t>Reporting</w:t>
-      </w:r>
-      <w:proofErr w:type="spellEnd"/>
-      <w:r>
-        <w:t xml:space="preserve"> </w:t>
-      </w:r>
-      <w:proofErr w:type="spellStart"/>
-      <w:r>
-        <w:t>Items</w:t>
-      </w:r>
-      <w:proofErr w:type="spellEnd"/>
-      <w:r>
-        <w:t xml:space="preserve"> for </w:t>
-      </w:r>
-      <w:proofErr w:type="spellStart"/>
-      <w:r>
-        <w:t>Systematic</w:t>
-      </w:r>
-      <w:proofErr w:type="spellEnd"/>
-      <w:r>
-        <w:t xml:space="preserve"> Reviews </w:t>
-      </w:r>
-      <w:proofErr w:type="spellStart"/>
-      <w:r>
-        <w:t>and</w:t>
-      </w:r>
-      <w:proofErr w:type="spellEnd"/>
-      <w:r>
-        <w:t xml:space="preserve"> Meta-</w:t>
-      </w:r>
-      <w:proofErr w:type="spellStart"/>
-      <w:r>
-        <w:t>Analyses</w:t>
-      </w:r>
-      <w:proofErr w:type="spellEnd"/>
-      <w:r>
-        <w:t xml:space="preserve">). Embora originado como uma diretriz de relato em outras ciências, o modelo de fluxo de quatro fases do PRISMA é integrado a este estudo de forma complementar e adaptada às práticas de revisão de </w:t>
-      </w:r>
-      <w:proofErr w:type="spellStart"/>
-      <w:r>
-        <w:t>Kitchenham</w:t>
-      </w:r>
-      <w:proofErr w:type="spellEnd"/>
-      <w:r>
-        <w:t xml:space="preserve"> e Charters (2007) e de mapeamento de </w:t>
-      </w:r>
-      <w:r>
-        <w:t xml:space="preserve">Petersen, </w:t>
-      </w:r>
-      <w:proofErr w:type="spellStart"/>
-      <w:r>
-        <w:t>Vakkalanka</w:t>
-      </w:r>
-      <w:proofErr w:type="spellEnd"/>
-      <w:r>
-        <w:t xml:space="preserve"> e </w:t>
-      </w:r>
-      <w:proofErr w:type="spellStart"/>
-      <w:r>
-        <w:t>Kuzniarz</w:t>
-      </w:r>
-      <w:proofErr w:type="spellEnd"/>
-      <w:r>
-        <w:t xml:space="preserve"> (2015)</w:t>
-      </w:r>
-      <w:r>
-        <w:t>. O diagrama documenta de forma rastreável o funil de dados da pesquisa por meio de quatro etapas</w:t>
-      </w:r>
-      <w:r>
-        <w:t xml:space="preserve"> principais</w:t>
-      </w:r>
-      <w:r>
-        <w:t xml:space="preserve">: </w:t>
+        <w:t xml:space="preserve">Para a definição estruturada e alinhamento do escopo deste estudo, adota-se a abordagem Goal-Question-Metric (GQM), desenvolvida originalmente por Basili e Weiss (1984) e consolidada por Basili (1992). O GQM é um paradigma de medição orientado a objetivos que estabelece uma estrutura hierárquica dividida em três níveis: </w:t>
       </w:r>
       <w:r>
         <w:t>1</w:t>
       </w:r>
       <w:r>
-        <w:t xml:space="preserve">) Identificação, que contabiliza os registros brutos localizados nas bases de dados eletrônicas após a remoção de duplicatas; </w:t>
+        <w:t xml:space="preserve">) Conceitual (Goal), onde se define o objetivo principal da investigação sob uma perspectiva e contexto específicos; </w:t>
       </w:r>
       <w:r>
         <w:t>2</w:t>
       </w:r>
       <w:r>
-        <w:t>) Triagem (</w:t>
-      </w:r>
-      <w:proofErr w:type="spellStart"/>
-      <w:r>
-        <w:t>Screening</w:t>
-      </w:r>
-      <w:proofErr w:type="spellEnd"/>
-      <w:r>
-        <w:t xml:space="preserve">), que mapeia a exclusão inicial com base na leitura de títulos e resumos; </w:t>
+        <w:t xml:space="preserve">) Operacional (Question), no qual o objetivo é refinado em um conjunto de questões que caracterizam o objeto de estudo de forma quantificável; e </w:t>
       </w:r>
       <w:r>
         <w:t>3</w:t>
       </w:r>
       <w:r>
-        <w:t xml:space="preserve">) Elegibilidade, que quantifica os artigos avaliados na íntegra a partir dos critérios de inclusão e exclusão; e </w:t>
-      </w:r>
-      <w:r>
-        <w:t>4</w:t>
-      </w:r>
-      <w:r>
-        <w:t>) Inclusão, que consolida o número final de estudos primários selecionados para o mapeamento. O uso do diagrama mitiga vieses de publicação e facilita a auditoria externa do processo de refinamento amostral.</w:t>
-      </w:r>
-    </w:p>
-    <w:p>
-      <w:pPr>
-        <w:jc w:val="both"/>
-      </w:pPr>
-      <w:r>
-        <w:tab/>
-      </w:r>
-      <w:r>
-        <w:t xml:space="preserve">Para a definição estruturada e alinhamento do escopo deste estudo, adota-se a abordagem </w:t>
-      </w:r>
-      <w:proofErr w:type="spellStart"/>
-      <w:r>
-        <w:t>Goal-Question-Metric</w:t>
-      </w:r>
-      <w:proofErr w:type="spellEnd"/>
-      <w:r>
-        <w:t xml:space="preserve"> (GQM), desenvolvida originalmente por Basili e Weiss (1984) e consolidada por Basili (1992). O GQM é um paradigma de medição orientado a objetivos que estabelece uma estrutura hierárquica dividida em três níveis: </w:t>
-      </w:r>
-      <w:r>
-        <w:t>1</w:t>
-      </w:r>
-      <w:r>
-        <w:t>) Conceitual (</w:t>
-      </w:r>
-      <w:proofErr w:type="spellStart"/>
-      <w:r>
-        <w:t>Goal</w:t>
-      </w:r>
-      <w:proofErr w:type="spellEnd"/>
-      <w:r>
-        <w:t xml:space="preserve">), onde se define o objetivo principal da investigação sob uma perspectiva e contexto específicos; </w:t>
-      </w:r>
-      <w:r>
-        <w:t>2</w:t>
-      </w:r>
-      <w:r>
-        <w:t>) Operacional (</w:t>
-      </w:r>
-      <w:proofErr w:type="spellStart"/>
-      <w:r>
-        <w:t>Question</w:t>
-      </w:r>
-      <w:proofErr w:type="spellEnd"/>
-      <w:r>
-        <w:t xml:space="preserve">), no qual o objetivo é refinado em um conjunto de questões que caracterizam o objeto de estudo de forma quantificável; e </w:t>
-      </w:r>
-      <w:r>
-        <w:t>3</w:t>
-      </w:r>
-      <w:r>
-        <w:t>) Quantitativo (</w:t>
-      </w:r>
-      <w:proofErr w:type="spellStart"/>
-      <w:r>
-        <w:t>Metric</w:t>
-      </w:r>
-      <w:proofErr w:type="spellEnd"/>
-      <w:r>
-        <w:t xml:space="preserve">), onde são associadas as métricas de dados necessárias para responder satisfatoriamente a cada questão formulada. No âmbito deste protocolo, a aplicação do framework GQM garante que a coleta e a análise das evidências da literatura estejam rigorosamente vinculadas às metas centrais da pesquisa, evitando a inclusão de métricas </w:t>
-      </w:r>
-      <w:proofErr w:type="spellStart"/>
-      <w:r>
-        <w:t>ad-hoc</w:t>
-      </w:r>
-      <w:proofErr w:type="spellEnd"/>
-      <w:r>
-        <w:t xml:space="preserve"> ou desconexas do propósito científico.</w:t>
+        <w:t>) Quantitativo (Metric), onde são associadas as métricas de dados necessárias para responder satisfatoriamente a cada questão formulada. No âmbito deste protocolo, a aplicação do framework GQM garante que a coleta e a análise das evidências da literatura estejam rigorosamente vinculadas às metas centrais da pesquisa, evitando a inclusão de métricas ad-hoc ou desconexas do propósito científico.</w:t>
       </w:r>
     </w:p>
     <w:p>
@@ -1373,49 +1175,17 @@
         <w:t>Analisar</w:t>
       </w:r>
       <w:r>
-        <w:t xml:space="preserve"> abordagens de </w:t>
-      </w:r>
-      <w:proofErr w:type="spellStart"/>
-      <w:r>
-        <w:t>Retrieval-Augmented</w:t>
-      </w:r>
-      <w:proofErr w:type="spellEnd"/>
-      <w:r>
-        <w:t xml:space="preserve"> Generation (RAG) </w:t>
-      </w:r>
-    </w:p>
-    <w:p>
-      <w:r>
-        <w:t xml:space="preserve">            baseadas em Large </w:t>
-      </w:r>
-      <w:proofErr w:type="spellStart"/>
-      <w:r>
-        <w:t>Language</w:t>
-      </w:r>
-      <w:proofErr w:type="spellEnd"/>
-      <w:r>
-        <w:t xml:space="preserve"> Models (</w:t>
-      </w:r>
-      <w:proofErr w:type="spellStart"/>
-      <w:r>
-        <w:t>LLMs</w:t>
-      </w:r>
-      <w:proofErr w:type="spellEnd"/>
-      <w:r>
-        <w:t>)</w:t>
-      </w:r>
-    </w:p>
-    <w:p>
-      <w:r>
-        <w:t xml:space="preserve">            aplicadas a </w:t>
-      </w:r>
-      <w:proofErr w:type="spellStart"/>
-      <w:r>
-        <w:t>codebases</w:t>
-      </w:r>
-      <w:proofErr w:type="spellEnd"/>
-      <w:r>
-        <w:t xml:space="preserve"> de software</w:t>
+        <w:t xml:space="preserve"> abordagens de Retrieval-Augmented Generation (RAG) </w:t>
+      </w:r>
+    </w:p>
+    <w:p>
+      <w:r>
+        <w:t xml:space="preserve">            baseadas em Large Language Models (LLMs)</w:t>
+      </w:r>
+    </w:p>
+    <w:p>
+      <w:r>
+        <w:t xml:space="preserve">            aplicadas a codebases de software</w:t>
       </w:r>
     </w:p>
     <w:p>
@@ -1433,15 +1203,7 @@
         <w:t xml:space="preserve"> suas</w:t>
       </w:r>
       <w:r>
-        <w:t xml:space="preserve"> técnicas, </w:t>
-      </w:r>
-      <w:proofErr w:type="spellStart"/>
-      <w:r>
-        <w:t>LLMs</w:t>
-      </w:r>
-      <w:proofErr w:type="spellEnd"/>
-      <w:r>
-        <w:t xml:space="preserve"> empregadas,</w:t>
+        <w:t xml:space="preserve"> técnicas, LLMs empregadas,</w:t>
       </w:r>
     </w:p>
     <w:p>
@@ -1531,78 +1293,36 @@
         <w:jc w:val="both"/>
       </w:pPr>
       <w:r>
-        <w:t xml:space="preserve">- RQ1: Quais técnicas e arquiteturas de RAG são propostas para aplicação em </w:t>
-      </w:r>
-      <w:proofErr w:type="spellStart"/>
-      <w:r>
-        <w:t>codebases</w:t>
-      </w:r>
-      <w:proofErr w:type="spellEnd"/>
-      <w:r>
-        <w:t xml:space="preserve"> de software?</w:t>
-      </w:r>
-    </w:p>
-    <w:p>
-      <w:pPr>
-        <w:jc w:val="both"/>
-      </w:pPr>
-      <w:proofErr w:type="spellStart"/>
-      <w:r>
-        <w:t>Rationale</w:t>
-      </w:r>
-      <w:proofErr w:type="spellEnd"/>
-      <w:r>
-        <w:t>: Identificar e classificar as arquiteturas existentes: permite consolidar o estado da arte quanto às estratégias de recuperação e processamento de código, servindo de base para as demais questões do mapeamento.</w:t>
-      </w:r>
-    </w:p>
-    <w:p>
-      <w:pPr>
-        <w:jc w:val="both"/>
-      </w:pPr>
-    </w:p>
-    <w:p>
-      <w:pPr>
-        <w:jc w:val="both"/>
-      </w:pPr>
-      <w:r>
-        <w:t xml:space="preserve">- RQ2: Quais Large </w:t>
-      </w:r>
-      <w:proofErr w:type="spellStart"/>
-      <w:r>
-        <w:t>Language</w:t>
-      </w:r>
-      <w:proofErr w:type="spellEnd"/>
-      <w:r>
-        <w:t xml:space="preserve"> Models são empregadas como componente gerador nas abordagens de RAG para </w:t>
-      </w:r>
-      <w:proofErr w:type="spellStart"/>
-      <w:r>
-        <w:t>codebases</w:t>
-      </w:r>
-      <w:proofErr w:type="spellEnd"/>
-      <w:r>
-        <w:t>?</w:t>
-      </w:r>
-    </w:p>
-    <w:p>
-      <w:pPr>
-        <w:jc w:val="both"/>
-      </w:pPr>
-      <w:proofErr w:type="spellStart"/>
-      <w:r>
-        <w:t>Rationale</w:t>
-      </w:r>
-      <w:proofErr w:type="spellEnd"/>
-      <w:r>
-        <w:t xml:space="preserve">: Compreender quais </w:t>
-      </w:r>
-      <w:proofErr w:type="spellStart"/>
-      <w:r>
-        <w:t>LLMs</w:t>
-      </w:r>
-      <w:proofErr w:type="spellEnd"/>
-      <w:r>
-        <w:t xml:space="preserve"> são predominantemente adotadas auxilia pesquisadores e praticantes na seleção de modelos adequados para implementações futuras, além de revelar tendências de adoção na área.</w:t>
+        <w:t>- RQ1: Quais técnicas e arquiteturas de RAG são propostas para aplicação em codebases de software?</w:t>
+      </w:r>
+    </w:p>
+    <w:p>
+      <w:pPr>
+        <w:jc w:val="both"/>
+      </w:pPr>
+      <w:r>
+        <w:t>Rationale: Identificar e classificar as arquiteturas existentes: permite consolidar o estado da arte quanto às estratégias de recuperação e processamento de código, servindo de base para as demais questões do mapeamento.</w:t>
+      </w:r>
+    </w:p>
+    <w:p>
+      <w:pPr>
+        <w:jc w:val="both"/>
+      </w:pPr>
+    </w:p>
+    <w:p>
+      <w:pPr>
+        <w:jc w:val="both"/>
+      </w:pPr>
+      <w:r>
+        <w:t>- RQ2: Quais Large Language Models são empregadas como componente gerador nas abordagens de RAG para codebases?</w:t>
+      </w:r>
+    </w:p>
+    <w:p>
+      <w:pPr>
+        <w:jc w:val="both"/>
+      </w:pPr>
+      <w:r>
+        <w:t>Rationale: Compreender quais LLMs são predominantemente adotadas auxilia pesquisadores e praticantes na seleção de modelos adequados para implementações futuras, além de revelar tendências de adoção na área.</w:t>
       </w:r>
     </w:p>
     <w:p>
@@ -1622,78 +1342,47 @@
       <w:pPr>
         <w:jc w:val="both"/>
       </w:pPr>
-      <w:proofErr w:type="spellStart"/>
-      <w:r>
-        <w:t>Rationale</w:t>
-      </w:r>
-      <w:proofErr w:type="spellEnd"/>
-      <w:r>
-        <w:t>: Conhecer o escopo das linguagens e sistemas investigados evidencia o alcance das abordagens propostas e possíveis vieses de cobertura na literatura.</w:t>
-      </w:r>
-    </w:p>
-    <w:p>
-      <w:pPr>
-        <w:jc w:val="both"/>
-      </w:pPr>
-    </w:p>
-    <w:p>
-      <w:pPr>
-        <w:jc w:val="both"/>
-      </w:pPr>
-      <w:r>
-        <w:t xml:space="preserve">- RQ4: Quais métricas são utilizadas para avaliar a efetividade das abordagens de RAG em </w:t>
-      </w:r>
-      <w:proofErr w:type="spellStart"/>
-      <w:r>
-        <w:t>codebases</w:t>
-      </w:r>
-      <w:proofErr w:type="spellEnd"/>
-      <w:r>
-        <w:t>?</w:t>
-      </w:r>
-    </w:p>
-    <w:p>
-      <w:pPr>
-        <w:jc w:val="both"/>
-      </w:pPr>
-      <w:proofErr w:type="spellStart"/>
-      <w:r>
-        <w:t>Rationale</w:t>
-      </w:r>
-      <w:proofErr w:type="spellEnd"/>
-      <w:r>
-        <w:t>: Mapear as métricas utilizadas permite avaliar o rigor dos estudos e identificar padrões de avaliação que possam orientar trabalhos futuros.</w:t>
-      </w:r>
-    </w:p>
-    <w:p>
-      <w:pPr>
-        <w:jc w:val="both"/>
-      </w:pPr>
-    </w:p>
-    <w:p>
-      <w:pPr>
-        <w:jc w:val="both"/>
-      </w:pPr>
-      <w:r>
-        <w:t xml:space="preserve">- RQ5: Quais são as principais lacunas identificadas na literatura sobre RAG aplicado a </w:t>
-      </w:r>
-      <w:proofErr w:type="spellStart"/>
-      <w:r>
-        <w:t>codebases</w:t>
-      </w:r>
-      <w:proofErr w:type="spellEnd"/>
-      <w:r>
-        <w:t>?</w:t>
-      </w:r>
-    </w:p>
-    <w:p>
-      <w:proofErr w:type="spellStart"/>
-      <w:r>
-        <w:t>Rationale</w:t>
-      </w:r>
-      <w:proofErr w:type="spellEnd"/>
-      <w:r>
-        <w:t>: Identificar lacunas contribui diretamente para a agenda de pesquisa da área, apontando oportunidades para estudos futuros.</w:t>
+      <w:r>
+        <w:t>Rationale: Conhecer o escopo das linguagens e sistemas investigados evidencia o alcance das abordagens propostas e possíveis vieses de cobertura na literatura.</w:t>
+      </w:r>
+    </w:p>
+    <w:p>
+      <w:pPr>
+        <w:jc w:val="both"/>
+      </w:pPr>
+    </w:p>
+    <w:p>
+      <w:pPr>
+        <w:jc w:val="both"/>
+      </w:pPr>
+      <w:r>
+        <w:t>- RQ4: Quais métricas são utilizadas para avaliar a efetividade das abordagens de RAG em codebases?</w:t>
+      </w:r>
+    </w:p>
+    <w:p>
+      <w:pPr>
+        <w:jc w:val="both"/>
+      </w:pPr>
+      <w:r>
+        <w:t>Rationale: Mapear as métricas utilizadas permite avaliar o rigor dos estudos e identificar padrões de avaliação que possam orientar trabalhos futuros.</w:t>
+      </w:r>
+    </w:p>
+    <w:p>
+      <w:pPr>
+        <w:jc w:val="both"/>
+      </w:pPr>
+    </w:p>
+    <w:p>
+      <w:pPr>
+        <w:jc w:val="both"/>
+      </w:pPr>
+      <w:r>
+        <w:t>- RQ5: Quais são as principais lacunas identificadas na literatura sobre RAG aplicado a codebases?</w:t>
+      </w:r>
+    </w:p>
+    <w:p>
+      <w:r>
+        <w:t>Rationale: Identificar lacunas contribui diretamente para a agenda de pesquisa da área, apontando oportunidades para estudos futuros.</w:t>
       </w:r>
     </w:p>
     <w:p/>
@@ -1807,13 +1496,8 @@
             <w:pPr>
               <w:jc w:val="both"/>
             </w:pPr>
-            <w:proofErr w:type="spellStart"/>
-            <w:r>
-              <w:t>Codebases</w:t>
-            </w:r>
-            <w:proofErr w:type="spellEnd"/>
-            <w:r>
-              <w:t xml:space="preserve"> de software</w:t>
+            <w:r>
+              <w:t>Codebases de software</w:t>
             </w:r>
             <w:r>
               <w:t>:</w:t>
@@ -1860,15 +1544,7 @@
               <w:jc w:val="both"/>
             </w:pPr>
             <w:r>
-              <w:t xml:space="preserve">Abordagens de RAG baseadas em </w:t>
-            </w:r>
-            <w:proofErr w:type="spellStart"/>
-            <w:r>
-              <w:t>LLMs</w:t>
-            </w:r>
-            <w:proofErr w:type="spellEnd"/>
-            <w:r>
-              <w:t xml:space="preserve"> ou IA Generativa.</w:t>
+              <w:t>Abordagens de RAG baseadas em LLMs ou IA Generativa.</w:t>
             </w:r>
           </w:p>
         </w:tc>
@@ -1941,7 +1617,6 @@
             <w:tcW w:w="2405" w:type="dxa"/>
           </w:tcPr>
           <w:p>
-            <w:proofErr w:type="spellStart"/>
             <w:r>
               <w:rPr>
                 <w:b/>
@@ -1950,11 +1625,7 @@
               <w:t>O</w:t>
             </w:r>
             <w:r>
-              <w:t>utcome</w:t>
-            </w:r>
-            <w:proofErr w:type="spellEnd"/>
-            <w:r>
-              <w:t xml:space="preserve"> (Resultado)</w:t>
+              <w:t>utcome (Resultado)</w:t>
             </w:r>
           </w:p>
         </w:tc>
@@ -1967,15 +1638,7 @@
               <w:jc w:val="both"/>
             </w:pPr>
             <w:r>
-              <w:t xml:space="preserve">Não compõe a </w:t>
-            </w:r>
-            <w:proofErr w:type="spellStart"/>
-            <w:r>
-              <w:t>string</w:t>
-            </w:r>
-            <w:proofErr w:type="spellEnd"/>
-            <w:r>
-              <w:t xml:space="preserve"> de busca. Em mapeamento sistemático representa o que será extraído dos estudos:</w:t>
+              <w:t>Não compõe a string de busca. Em mapeamento sistemático representa o que será extraído dos estudos:</w:t>
             </w:r>
             <w:r>
               <w:br/>
@@ -1992,13 +1655,8 @@
             <w:r>
               <w:t xml:space="preserve">- </w:t>
             </w:r>
-            <w:proofErr w:type="spellStart"/>
-            <w:r>
-              <w:t>LLMs</w:t>
-            </w:r>
-            <w:proofErr w:type="spellEnd"/>
-            <w:r>
-              <w:t xml:space="preserve"> empregadas.</w:t>
+            <w:r>
+              <w:t>LLMs empregadas.</w:t>
             </w:r>
           </w:p>
           <w:p>
@@ -2069,15 +1727,7 @@
               <w:jc w:val="both"/>
             </w:pPr>
             <w:r>
-              <w:t xml:space="preserve">Não se aplica. Em mapeamentos sistemáticos, o contexto é tipicamente garantido pelos critérios de seleção, não pela </w:t>
-            </w:r>
-            <w:proofErr w:type="spellStart"/>
-            <w:r>
-              <w:t>string</w:t>
-            </w:r>
-            <w:proofErr w:type="spellEnd"/>
-            <w:r>
-              <w:t>: a delimitação ao domínio de Engenharia de Software é assegurada pelo CI1, e a exigência de revisão por pares é assegurada pelo CE5.</w:t>
+              <w:t>Não se aplica. Em mapeamentos sistemáticos, o contexto é tipicamente garantido pelos critérios de seleção, não pela string: a delimitação ao domínio de Engenharia de Software é assegurada pelo CI1, e a exigência de revisão por pares é assegurada pelo CE5.</w:t>
             </w:r>
           </w:p>
         </w:tc>
@@ -2143,277 +1793,37 @@
                 <w:sz w:val="20"/>
                 <w:szCs w:val="20"/>
               </w:rPr>
-              <w:t>("</w:t>
-            </w:r>
-            <w:proofErr w:type="spellStart"/>
-            <w:r>
+              <w:t>("source code" OR "source codes" OR "codebase" OR "code repository" OR "code search") AND</w:t>
+            </w:r>
+          </w:p>
+          <w:p>
+            <w:pPr>
               <w:rPr>
                 <w:sz w:val="20"/>
                 <w:szCs w:val="20"/>
               </w:rPr>
-              <w:t>source</w:t>
-            </w:r>
-            <w:proofErr w:type="spellEnd"/>
+            </w:pPr>
             <w:r>
               <w:rPr>
                 <w:sz w:val="20"/>
                 <w:szCs w:val="20"/>
               </w:rPr>
-              <w:t xml:space="preserve"> </w:t>
-            </w:r>
-            <w:proofErr w:type="spellStart"/>
+              <w:t>("Retrieval-Augmented Generation" OR "Retrieval Augmented Generation" OR "RAG") AND</w:t>
+            </w:r>
+          </w:p>
+          <w:p>
+            <w:pPr>
+              <w:rPr>
+                <w:b/>
+                <w:bCs/>
+              </w:rPr>
+            </w:pPr>
             <w:r>
               <w:rPr>
                 <w:sz w:val="20"/>
                 <w:szCs w:val="20"/>
               </w:rPr>
-              <w:t>code</w:t>
-            </w:r>
-            <w:proofErr w:type="spellEnd"/>
-            <w:r>
-              <w:rPr>
-                <w:sz w:val="20"/>
-                <w:szCs w:val="20"/>
-              </w:rPr>
-              <w:t>" OR "</w:t>
-            </w:r>
-            <w:proofErr w:type="spellStart"/>
-            <w:r>
-              <w:rPr>
-                <w:sz w:val="20"/>
-                <w:szCs w:val="20"/>
-              </w:rPr>
-              <w:t>source</w:t>
-            </w:r>
-            <w:proofErr w:type="spellEnd"/>
-            <w:r>
-              <w:rPr>
-                <w:sz w:val="20"/>
-                <w:szCs w:val="20"/>
-              </w:rPr>
-              <w:t xml:space="preserve"> </w:t>
-            </w:r>
-            <w:proofErr w:type="spellStart"/>
-            <w:r>
-              <w:rPr>
-                <w:sz w:val="20"/>
-                <w:szCs w:val="20"/>
-              </w:rPr>
-              <w:t>codes</w:t>
-            </w:r>
-            <w:proofErr w:type="spellEnd"/>
-            <w:r>
-              <w:rPr>
-                <w:sz w:val="20"/>
-                <w:szCs w:val="20"/>
-              </w:rPr>
-              <w:t>" OR "</w:t>
-            </w:r>
-            <w:proofErr w:type="spellStart"/>
-            <w:r>
-              <w:rPr>
-                <w:sz w:val="20"/>
-                <w:szCs w:val="20"/>
-              </w:rPr>
-              <w:t>codebase</w:t>
-            </w:r>
-            <w:proofErr w:type="spellEnd"/>
-            <w:r>
-              <w:rPr>
-                <w:sz w:val="20"/>
-                <w:szCs w:val="20"/>
-              </w:rPr>
-              <w:t>" OR "</w:t>
-            </w:r>
-            <w:proofErr w:type="spellStart"/>
-            <w:r>
-              <w:rPr>
-                <w:sz w:val="20"/>
-                <w:szCs w:val="20"/>
-              </w:rPr>
-              <w:t>code</w:t>
-            </w:r>
-            <w:proofErr w:type="spellEnd"/>
-            <w:r>
-              <w:rPr>
-                <w:sz w:val="20"/>
-                <w:szCs w:val="20"/>
-              </w:rPr>
-              <w:t xml:space="preserve"> </w:t>
-            </w:r>
-            <w:proofErr w:type="spellStart"/>
-            <w:r>
-              <w:rPr>
-                <w:sz w:val="20"/>
-                <w:szCs w:val="20"/>
-              </w:rPr>
-              <w:t>repository</w:t>
-            </w:r>
-            <w:proofErr w:type="spellEnd"/>
-            <w:r>
-              <w:rPr>
-                <w:sz w:val="20"/>
-                <w:szCs w:val="20"/>
-              </w:rPr>
-              <w:t>" OR "</w:t>
-            </w:r>
-            <w:proofErr w:type="spellStart"/>
-            <w:r>
-              <w:rPr>
-                <w:sz w:val="20"/>
-                <w:szCs w:val="20"/>
-              </w:rPr>
-              <w:t>code</w:t>
-            </w:r>
-            <w:proofErr w:type="spellEnd"/>
-            <w:r>
-              <w:rPr>
-                <w:sz w:val="20"/>
-                <w:szCs w:val="20"/>
-              </w:rPr>
-              <w:t xml:space="preserve"> </w:t>
-            </w:r>
-            <w:proofErr w:type="spellStart"/>
-            <w:r>
-              <w:rPr>
-                <w:sz w:val="20"/>
-                <w:szCs w:val="20"/>
-              </w:rPr>
-              <w:t>search</w:t>
-            </w:r>
-            <w:proofErr w:type="spellEnd"/>
-            <w:r>
-              <w:rPr>
-                <w:sz w:val="20"/>
-                <w:szCs w:val="20"/>
-              </w:rPr>
-              <w:t>") AND</w:t>
-            </w:r>
-          </w:p>
-          <w:p>
-            <w:pPr>
-              <w:rPr>
-                <w:sz w:val="20"/>
-                <w:szCs w:val="20"/>
-              </w:rPr>
-            </w:pPr>
-            <w:r>
-              <w:rPr>
-                <w:sz w:val="20"/>
-                <w:szCs w:val="20"/>
-              </w:rPr>
-              <w:t>("</w:t>
-            </w:r>
-            <w:proofErr w:type="spellStart"/>
-            <w:r>
-              <w:rPr>
-                <w:sz w:val="20"/>
-                <w:szCs w:val="20"/>
-              </w:rPr>
-              <w:t>Retrieval-Augmented</w:t>
-            </w:r>
-            <w:proofErr w:type="spellEnd"/>
-            <w:r>
-              <w:rPr>
-                <w:sz w:val="20"/>
-                <w:szCs w:val="20"/>
-              </w:rPr>
-              <w:t xml:space="preserve"> Generation" OR "</w:t>
-            </w:r>
-            <w:proofErr w:type="spellStart"/>
-            <w:r>
-              <w:rPr>
-                <w:sz w:val="20"/>
-                <w:szCs w:val="20"/>
-              </w:rPr>
-              <w:t>Retrieval</w:t>
-            </w:r>
-            <w:proofErr w:type="spellEnd"/>
-            <w:r>
-              <w:rPr>
-                <w:sz w:val="20"/>
-                <w:szCs w:val="20"/>
-              </w:rPr>
-              <w:t xml:space="preserve"> </w:t>
-            </w:r>
-            <w:proofErr w:type="spellStart"/>
-            <w:r>
-              <w:rPr>
-                <w:sz w:val="20"/>
-                <w:szCs w:val="20"/>
-              </w:rPr>
-              <w:t>Augmented</w:t>
-            </w:r>
-            <w:proofErr w:type="spellEnd"/>
-            <w:r>
-              <w:rPr>
-                <w:sz w:val="20"/>
-                <w:szCs w:val="20"/>
-              </w:rPr>
-              <w:t xml:space="preserve"> Generation" OR "RAG") AND</w:t>
-            </w:r>
-          </w:p>
-          <w:p>
-            <w:pPr>
-              <w:rPr>
-                <w:b/>
-                <w:bCs/>
-              </w:rPr>
-            </w:pPr>
-            <w:r>
-              <w:rPr>
-                <w:sz w:val="20"/>
-                <w:szCs w:val="20"/>
-              </w:rPr>
-              <w:t xml:space="preserve">("LLM" OR "Large </w:t>
-            </w:r>
-            <w:proofErr w:type="spellStart"/>
-            <w:r>
-              <w:rPr>
-                <w:sz w:val="20"/>
-                <w:szCs w:val="20"/>
-              </w:rPr>
-              <w:t>Language</w:t>
-            </w:r>
-            <w:proofErr w:type="spellEnd"/>
-            <w:r>
-              <w:rPr>
-                <w:sz w:val="20"/>
-                <w:szCs w:val="20"/>
-              </w:rPr>
-              <w:t xml:space="preserve"> Model" OR "</w:t>
-            </w:r>
-            <w:proofErr w:type="spellStart"/>
-            <w:r>
-              <w:rPr>
-                <w:sz w:val="20"/>
-                <w:szCs w:val="20"/>
-              </w:rPr>
-              <w:t>GenAI</w:t>
-            </w:r>
-            <w:proofErr w:type="spellEnd"/>
-            <w:r>
-              <w:rPr>
-                <w:sz w:val="20"/>
-                <w:szCs w:val="20"/>
-              </w:rPr>
-              <w:t>" OR "</w:t>
-            </w:r>
-            <w:proofErr w:type="spellStart"/>
-            <w:r>
-              <w:rPr>
-                <w:sz w:val="20"/>
-                <w:szCs w:val="20"/>
-              </w:rPr>
-              <w:t>Generative</w:t>
-            </w:r>
-            <w:proofErr w:type="spellEnd"/>
-            <w:r>
-              <w:rPr>
-                <w:sz w:val="20"/>
-                <w:szCs w:val="20"/>
-              </w:rPr>
-              <w:t xml:space="preserve"> AI")</w:t>
+              <w:t>("LLM" OR "Large Language Model" OR "GenAI" OR "Generative AI")</w:t>
             </w:r>
           </w:p>
         </w:tc>
@@ -2468,124 +1878,44 @@
           <w:i/>
           <w:iCs/>
         </w:rPr>
-        <w:t xml:space="preserve">Embora RAG e LLM componham conceitualmente a mesma Intervenção, eles são representados como dois grupos distintos conectados por AND na </w:t>
-      </w:r>
-      <w:proofErr w:type="spellStart"/>
+        <w:t>Embora RAG e LLM componham conceitualmente a mesma Intervenção, eles são representados como dois grupos distintos conectados por AND na string de busca. Essa decisão é intencional: o AND garante que apenas estudos que tratam explicitamente da combinação RAG+LLM sejam recuperados, excluindo trabalhos sobre RAG sem base em modelos de linguagem de grande escala e trabalhos sobre LLMs aplicados a código sem componente de recuperação. Trata-se de uma escolha de precisão sobre sensibilidade. Está-se ciente de que artigos que referenciam modelos específicos (</w:t>
+      </w:r>
       <w:r>
         <w:rPr>
           <w:i/>
           <w:iCs/>
         </w:rPr>
-        <w:t>string</w:t>
-      </w:r>
-      <w:proofErr w:type="spellEnd"/>
+        <w:t>Ex.:</w:t>
+      </w:r>
       <w:r>
         <w:rPr>
           <w:i/>
           <w:iCs/>
         </w:rPr>
-        <w:t xml:space="preserve"> de busca. Essa decisão é intencional: o AND garante que apenas estudos que tratam explicitamente da combinação RAG+LLM sejam recuperados, excluindo trabalhos sobre RAG sem base em modelos de linguagem de grande escala e trabalhos sobre </w:t>
-      </w:r>
-      <w:proofErr w:type="spellStart"/>
+        <w:t xml:space="preserve"> GPT, Llama, Gemini</w:t>
+      </w:r>
       <w:r>
         <w:rPr>
           <w:i/>
           <w:iCs/>
         </w:rPr>
-        <w:t>LLMs</w:t>
-      </w:r>
-      <w:proofErr w:type="spellEnd"/>
+        <w:t xml:space="preserve">, </w:t>
+      </w:r>
+      <w:proofErr w:type="gramStart"/>
       <w:r>
         <w:rPr>
           <w:i/>
           <w:iCs/>
         </w:rPr>
-        <w:t xml:space="preserve"> aplicados a código sem componente de recuperação. Trata-se de uma escolha de precisão sobre sensibilidade. Está-se ciente de que artigos que referenciam modelos específicos (</w:t>
-      </w:r>
+        <w:t>Claude, etc.</w:t>
+      </w:r>
+      <w:proofErr w:type="gramEnd"/>
       <w:r>
         <w:rPr>
           <w:i/>
           <w:iCs/>
         </w:rPr>
-        <w:t>Ex.:</w:t>
-      </w:r>
-      <w:r>
-        <w:rPr>
-          <w:i/>
-          <w:iCs/>
-        </w:rPr>
-        <w:t xml:space="preserve"> GPT, </w:t>
-      </w:r>
-      <w:proofErr w:type="spellStart"/>
-      <w:r>
-        <w:rPr>
-          <w:i/>
-          <w:iCs/>
-        </w:rPr>
-        <w:t>Llama</w:t>
-      </w:r>
-      <w:proofErr w:type="spellEnd"/>
-      <w:r>
-        <w:rPr>
-          <w:i/>
-          <w:iCs/>
-        </w:rPr>
-        <w:t>, Gemini</w:t>
-      </w:r>
-      <w:r>
-        <w:rPr>
-          <w:i/>
-          <w:iCs/>
-        </w:rPr>
-        <w:t xml:space="preserve">, </w:t>
-      </w:r>
-      <w:proofErr w:type="gramStart"/>
-      <w:r>
-        <w:rPr>
-          <w:i/>
-          <w:iCs/>
-        </w:rPr>
-        <w:t>Claude, etc.</w:t>
-      </w:r>
-      <w:proofErr w:type="gramEnd"/>
-      <w:r>
-        <w:rPr>
-          <w:i/>
-          <w:iCs/>
-        </w:rPr>
-        <w:t xml:space="preserve">) sem empregar os termos "LLM" ou "Large </w:t>
-      </w:r>
-      <w:proofErr w:type="spellStart"/>
-      <w:r>
-        <w:rPr>
-          <w:i/>
-          <w:iCs/>
-        </w:rPr>
-        <w:t>Language</w:t>
-      </w:r>
-      <w:proofErr w:type="spellEnd"/>
-      <w:r>
-        <w:rPr>
-          <w:i/>
-          <w:iCs/>
-        </w:rPr>
-        <w:t xml:space="preserve"> Model" podem não ser recuperados; para mitigar parcialmente esse risco, o termo "</w:t>
-      </w:r>
-      <w:proofErr w:type="spellStart"/>
-      <w:r>
-        <w:rPr>
-          <w:i/>
-          <w:iCs/>
-        </w:rPr>
-        <w:t>Generative</w:t>
-      </w:r>
-      <w:proofErr w:type="spellEnd"/>
-      <w:r>
-        <w:rPr>
-          <w:i/>
-          <w:iCs/>
-        </w:rPr>
-        <w:t xml:space="preserve"> AI" foi incluído como hiperônimo de uso corrente na literatura, aumentando a chance de cobertura indireta desses modelos. Essa decisão é documentada aqui para fins de rastreabilidade e reprodutibilidade da busca.</w:t>
+        <w:t>) sem empregar os termos "LLM" ou "Large Language Model" podem não ser recuperados; para mitigar parcialmente esse risco, o termo "Generative AI" foi incluído como hiperônimo de uso corrente na literatura, aumentando a chance de cobertura indireta desses modelos. Essa decisão é documentada aqui para fins de rastreabilidade e reprodutibilidade da busca.</w:t>
       </w:r>
     </w:p>
     <w:p/>
@@ -2648,39 +1978,7 @@
         <w:jc w:val="both"/>
       </w:pPr>
       <w:r>
-        <w:t xml:space="preserve">A seleção das bases de dados seguiu as recomendações de </w:t>
-      </w:r>
-      <w:proofErr w:type="spellStart"/>
-      <w:r>
-        <w:t>Dyba</w:t>
-      </w:r>
-      <w:proofErr w:type="spellEnd"/>
-      <w:r>
-        <w:t xml:space="preserve">, </w:t>
-      </w:r>
-      <w:proofErr w:type="spellStart"/>
-      <w:r>
-        <w:t>Kitchenham</w:t>
-      </w:r>
-      <w:proofErr w:type="spellEnd"/>
-      <w:r>
-        <w:t xml:space="preserve"> e Jorgensen (2005) sobre as fontes mais comumente utilizadas na condução de revisões sistemáticas em Engenharia de Software. Com base nessas diretrizes, foram selecionadas as seguintes bases: ACM Digital Library, IEEE </w:t>
-      </w:r>
-      <w:proofErr w:type="spellStart"/>
-      <w:r>
-        <w:t>Xplore</w:t>
-      </w:r>
-      <w:proofErr w:type="spellEnd"/>
-      <w:r>
-        <w:t xml:space="preserve"> e Scopus. A inclusão do Scopus, não contemplada pelos autores à época de sua publicação, é respaldada por sua ampla adoção posterior em revisões sistemáticas em Engenharia de Software, conforme evidenciado em </w:t>
-      </w:r>
-      <w:proofErr w:type="spellStart"/>
-      <w:r>
-        <w:t>Kitchenham</w:t>
-      </w:r>
-      <w:proofErr w:type="spellEnd"/>
-      <w:r>
-        <w:t xml:space="preserve"> e Charters (2007).</w:t>
+        <w:t>A seleção das bases de dados seguiu as recomendações de Dyba, Kitchenham e Jorgensen (2005) sobre as fontes mais comumente utilizadas na condução de revisões sistemáticas em Engenharia de Software. Com base nessas diretrizes, foram selecionadas as seguintes bases: ACM Digital Library, IEEE Xplore e Scopus. A inclusão do Scopus, não contemplada pelos autores à época de sua publicação, é respaldada por sua ampla adoção posterior em revisões sistemáticas em Engenharia de Software, conforme evidenciado em Kitchenham e Charters (2007).</w:t>
       </w:r>
     </w:p>
     <w:p>
@@ -2728,47 +2026,7 @@
         <w:t>, é o p</w:t>
       </w:r>
       <w:r>
-        <w:t xml:space="preserve">rincipal repositório de publicações da </w:t>
-      </w:r>
-      <w:proofErr w:type="spellStart"/>
-      <w:r>
-        <w:t>Association</w:t>
-      </w:r>
-      <w:proofErr w:type="spellEnd"/>
-      <w:r>
-        <w:t xml:space="preserve"> for </w:t>
-      </w:r>
-      <w:proofErr w:type="spellStart"/>
-      <w:r>
-        <w:t>Computing</w:t>
-      </w:r>
-      <w:proofErr w:type="spellEnd"/>
-      <w:r>
-        <w:t xml:space="preserve"> Machinery (ACM), com cobertura abrangente de Engenharia de Software e áreas correlatas. Indexa </w:t>
-      </w:r>
-      <w:proofErr w:type="spellStart"/>
-      <w:r>
-        <w:t>venues</w:t>
-      </w:r>
-      <w:proofErr w:type="spellEnd"/>
-      <w:r>
-        <w:t xml:space="preserve"> de alto impacto como ESEC/FSE, ISSTA, ICSE (</w:t>
-      </w:r>
-      <w:proofErr w:type="spellStart"/>
-      <w:r>
-        <w:t>co-publicada</w:t>
-      </w:r>
-      <w:proofErr w:type="spellEnd"/>
-      <w:r>
-        <w:t xml:space="preserve"> com IEEE) e periódicos como TOSEM e CACM. Oferece busca avançada com operadores booleanos e exportação estruturada em </w:t>
-      </w:r>
-      <w:proofErr w:type="spellStart"/>
-      <w:r>
-        <w:t>BibTeX</w:t>
-      </w:r>
-      <w:proofErr w:type="spellEnd"/>
-      <w:r>
-        <w:t xml:space="preserve"> </w:t>
+        <w:t xml:space="preserve">rincipal repositório de publicações da Association for Computing Machinery (ACM), com cobertura abrangente de Engenharia de Software e áreas correlatas. Indexa venues de alto impacto como ESEC/FSE, ISSTA, ICSE (co-publicada com IEEE) e periódicos como TOSEM e CACM. Oferece busca avançada com operadores booleanos e exportação estruturada em BibTeX </w:t>
       </w:r>
       <w:r>
         <w:t>-</w:t>
@@ -2793,23 +2051,7 @@
           <w:b/>
           <w:bCs/>
         </w:rPr>
-        <w:t xml:space="preserve">5.1.1. </w:t>
-      </w:r>
-      <w:proofErr w:type="spellStart"/>
-      <w:r>
-        <w:rPr>
-          <w:b/>
-          <w:bCs/>
-        </w:rPr>
-        <w:t>String</w:t>
-      </w:r>
-      <w:proofErr w:type="spellEnd"/>
-      <w:r>
-        <w:rPr>
-          <w:b/>
-          <w:bCs/>
-        </w:rPr>
-        <w:t xml:space="preserve"> adaptada para sintaxe</w:t>
+        <w:t>5.1.1. String adaptada para sintaxe</w:t>
       </w:r>
       <w:r>
         <w:rPr>
@@ -2875,1473 +2117,177 @@
                 <w:sz w:val="20"/>
                 <w:szCs w:val="20"/>
               </w:rPr>
-              <w:t>(</w:t>
-            </w:r>
-            <w:proofErr w:type="spellStart"/>
-            <w:r>
+              <w:t>(Title:"source code" OR Title:"source codes" OR Title:"codebase" OR Title:"code repository" OR Title:"code search" OR</w:t>
+            </w:r>
+          </w:p>
+          <w:p>
+            <w:pPr>
               <w:rPr>
                 <w:rFonts w:ascii="Consolas" w:hAnsi="Consolas"/>
                 <w:sz w:val="20"/>
                 <w:szCs w:val="20"/>
               </w:rPr>
-              <w:t>Title</w:t>
-            </w:r>
-            <w:proofErr w:type="spellEnd"/>
+            </w:pPr>
             <w:r>
               <w:rPr>
                 <w:rFonts w:ascii="Consolas" w:hAnsi="Consolas"/>
                 <w:sz w:val="20"/>
                 <w:szCs w:val="20"/>
               </w:rPr>
-              <w:t>:"</w:t>
-            </w:r>
-            <w:proofErr w:type="spellStart"/>
-            <w:r>
+              <w:t xml:space="preserve"> Abstract:"source code" OR Abstract:"source codes" OR Abstract:"codebase" OR Abstract:"code repository" OR Abstract:"code search" OR</w:t>
+            </w:r>
+          </w:p>
+          <w:p>
+            <w:pPr>
               <w:rPr>
                 <w:rFonts w:ascii="Consolas" w:hAnsi="Consolas"/>
                 <w:sz w:val="20"/>
                 <w:szCs w:val="20"/>
               </w:rPr>
-              <w:t>source</w:t>
-            </w:r>
-            <w:proofErr w:type="spellEnd"/>
+            </w:pPr>
             <w:r>
               <w:rPr>
                 <w:rFonts w:ascii="Consolas" w:hAnsi="Consolas"/>
                 <w:sz w:val="20"/>
                 <w:szCs w:val="20"/>
               </w:rPr>
-              <w:t xml:space="preserve"> </w:t>
-            </w:r>
-            <w:proofErr w:type="spellStart"/>
-            <w:r>
+              <w:t xml:space="preserve"> Keyword:"source code" OR Keyword:"source codes" OR Keyword:"codebase" OR Keyword:"code repository" OR Keyword:"code search")</w:t>
+            </w:r>
+          </w:p>
+          <w:p>
+            <w:pPr>
               <w:rPr>
                 <w:rFonts w:ascii="Consolas" w:hAnsi="Consolas"/>
                 <w:sz w:val="20"/>
                 <w:szCs w:val="20"/>
               </w:rPr>
-              <w:t>code</w:t>
-            </w:r>
-            <w:proofErr w:type="spellEnd"/>
+            </w:pPr>
             <w:r>
               <w:rPr>
                 <w:rFonts w:ascii="Consolas" w:hAnsi="Consolas"/>
                 <w:sz w:val="20"/>
                 <w:szCs w:val="20"/>
               </w:rPr>
-              <w:t xml:space="preserve">" OR </w:t>
-            </w:r>
-            <w:proofErr w:type="spellStart"/>
-            <w:r>
+              <w:t>AND</w:t>
+            </w:r>
+          </w:p>
+          <w:p>
+            <w:pPr>
               <w:rPr>
                 <w:rFonts w:ascii="Consolas" w:hAnsi="Consolas"/>
                 <w:sz w:val="20"/>
                 <w:szCs w:val="20"/>
               </w:rPr>
-              <w:t>Title</w:t>
-            </w:r>
-            <w:proofErr w:type="spellEnd"/>
+            </w:pPr>
             <w:r>
               <w:rPr>
                 <w:rFonts w:ascii="Consolas" w:hAnsi="Consolas"/>
                 <w:sz w:val="20"/>
                 <w:szCs w:val="20"/>
               </w:rPr>
-              <w:t>:"</w:t>
-            </w:r>
-            <w:proofErr w:type="spellStart"/>
-            <w:r>
+              <w:t>(Title:"Retrieval-Augmented Generation" OR Title:"Retrieval Augmented Generation" OR Title:"RAG" OR</w:t>
+            </w:r>
+          </w:p>
+          <w:p>
+            <w:pPr>
               <w:rPr>
                 <w:rFonts w:ascii="Consolas" w:hAnsi="Consolas"/>
                 <w:sz w:val="20"/>
                 <w:szCs w:val="20"/>
               </w:rPr>
-              <w:t>source</w:t>
-            </w:r>
-            <w:proofErr w:type="spellEnd"/>
+            </w:pPr>
             <w:r>
               <w:rPr>
                 <w:rFonts w:ascii="Consolas" w:hAnsi="Consolas"/>
                 <w:sz w:val="20"/>
                 <w:szCs w:val="20"/>
               </w:rPr>
-              <w:t xml:space="preserve"> </w:t>
-            </w:r>
-            <w:proofErr w:type="spellStart"/>
-            <w:r>
+              <w:t xml:space="preserve"> Abstract:"Retrieval-Augmented Generation" OR Abstract:"Retrieval Augmented Generation" OR Abstract:"RAG" OR</w:t>
+            </w:r>
+          </w:p>
+          <w:p>
+            <w:pPr>
               <w:rPr>
                 <w:rFonts w:ascii="Consolas" w:hAnsi="Consolas"/>
                 <w:sz w:val="20"/>
                 <w:szCs w:val="20"/>
               </w:rPr>
-              <w:t>codes</w:t>
-            </w:r>
-            <w:proofErr w:type="spellEnd"/>
+            </w:pPr>
             <w:r>
               <w:rPr>
                 <w:rFonts w:ascii="Consolas" w:hAnsi="Consolas"/>
                 <w:sz w:val="20"/>
                 <w:szCs w:val="20"/>
               </w:rPr>
-              <w:t xml:space="preserve">" OR </w:t>
-            </w:r>
-            <w:proofErr w:type="spellStart"/>
-            <w:r>
+              <w:t xml:space="preserve"> Keyword:"Retrieval-Augmented Generation" OR Keyword:"Retrieval Augmented Generation" OR Keyword:"RAG")</w:t>
+            </w:r>
+          </w:p>
+          <w:p>
+            <w:pPr>
               <w:rPr>
                 <w:rFonts w:ascii="Consolas" w:hAnsi="Consolas"/>
                 <w:sz w:val="20"/>
                 <w:szCs w:val="20"/>
               </w:rPr>
-              <w:t>Title</w:t>
-            </w:r>
-            <w:proofErr w:type="spellEnd"/>
+            </w:pPr>
             <w:r>
               <w:rPr>
                 <w:rFonts w:ascii="Consolas" w:hAnsi="Consolas"/>
                 <w:sz w:val="20"/>
                 <w:szCs w:val="20"/>
               </w:rPr>
-              <w:t>:"</w:t>
-            </w:r>
-            <w:proofErr w:type="spellStart"/>
-            <w:r>
+              <w:t>AND</w:t>
+            </w:r>
+          </w:p>
+          <w:p>
+            <w:pPr>
               <w:rPr>
                 <w:rFonts w:ascii="Consolas" w:hAnsi="Consolas"/>
                 <w:sz w:val="20"/>
                 <w:szCs w:val="20"/>
               </w:rPr>
-              <w:t>codebase</w:t>
-            </w:r>
-            <w:proofErr w:type="spellEnd"/>
+            </w:pPr>
             <w:r>
               <w:rPr>
                 <w:rFonts w:ascii="Consolas" w:hAnsi="Consolas"/>
                 <w:sz w:val="20"/>
                 <w:szCs w:val="20"/>
               </w:rPr>
-              <w:t xml:space="preserve">" OR </w:t>
-            </w:r>
-            <w:proofErr w:type="spellStart"/>
-            <w:r>
+              <w:t>(Title:"LLM" OR Title:"Large Language Model" OR Title:"GenAI" OR Title:"Generative AI" OR</w:t>
+            </w:r>
+          </w:p>
+          <w:p>
+            <w:pPr>
               <w:rPr>
                 <w:rFonts w:ascii="Consolas" w:hAnsi="Consolas"/>
                 <w:sz w:val="20"/>
                 <w:szCs w:val="20"/>
               </w:rPr>
-              <w:t>Title</w:t>
-            </w:r>
-            <w:proofErr w:type="spellEnd"/>
+            </w:pPr>
             <w:r>
               <w:rPr>
                 <w:rFonts w:ascii="Consolas" w:hAnsi="Consolas"/>
                 <w:sz w:val="20"/>
                 <w:szCs w:val="20"/>
               </w:rPr>
-              <w:t>:"</w:t>
-            </w:r>
-            <w:proofErr w:type="spellStart"/>
-            <w:r>
+              <w:t xml:space="preserve"> Abstract:"LLM" OR Abstract:"Large Language Model" OR Abstract:"GenAI" OR Abstract:"Generative AI" OR</w:t>
+            </w:r>
+          </w:p>
+          <w:p>
+            <w:pPr>
               <w:rPr>
                 <w:rFonts w:ascii="Consolas" w:hAnsi="Consolas"/>
                 <w:sz w:val="20"/>
                 <w:szCs w:val="20"/>
               </w:rPr>
-              <w:t>code</w:t>
-            </w:r>
-            <w:proofErr w:type="spellEnd"/>
+            </w:pPr>
             <w:r>
               <w:rPr>
                 <w:rFonts w:ascii="Consolas" w:hAnsi="Consolas"/>
                 <w:sz w:val="20"/>
                 <w:szCs w:val="20"/>
               </w:rPr>
-              <w:t xml:space="preserve"> </w:t>
-            </w:r>
-            <w:proofErr w:type="spellStart"/>
-            <w:r>
-              <w:rPr>
-                <w:rFonts w:ascii="Consolas" w:hAnsi="Consolas"/>
-                <w:sz w:val="20"/>
-                <w:szCs w:val="20"/>
-              </w:rPr>
-              <w:t>repository</w:t>
-            </w:r>
-            <w:proofErr w:type="spellEnd"/>
-            <w:r>
-              <w:rPr>
-                <w:rFonts w:ascii="Consolas" w:hAnsi="Consolas"/>
-                <w:sz w:val="20"/>
-                <w:szCs w:val="20"/>
-              </w:rPr>
-              <w:t xml:space="preserve">" OR </w:t>
-            </w:r>
-            <w:proofErr w:type="spellStart"/>
-            <w:r>
-              <w:rPr>
-                <w:rFonts w:ascii="Consolas" w:hAnsi="Consolas"/>
-                <w:sz w:val="20"/>
-                <w:szCs w:val="20"/>
-              </w:rPr>
-              <w:t>Title</w:t>
-            </w:r>
-            <w:proofErr w:type="spellEnd"/>
-            <w:r>
-              <w:rPr>
-                <w:rFonts w:ascii="Consolas" w:hAnsi="Consolas"/>
-                <w:sz w:val="20"/>
-                <w:szCs w:val="20"/>
-              </w:rPr>
-              <w:t>:"</w:t>
-            </w:r>
-            <w:proofErr w:type="spellStart"/>
-            <w:r>
-              <w:rPr>
-                <w:rFonts w:ascii="Consolas" w:hAnsi="Consolas"/>
-                <w:sz w:val="20"/>
-                <w:szCs w:val="20"/>
-              </w:rPr>
-              <w:t>code</w:t>
-            </w:r>
-            <w:proofErr w:type="spellEnd"/>
-            <w:r>
-              <w:rPr>
-                <w:rFonts w:ascii="Consolas" w:hAnsi="Consolas"/>
-                <w:sz w:val="20"/>
-                <w:szCs w:val="20"/>
-              </w:rPr>
-              <w:t xml:space="preserve"> </w:t>
-            </w:r>
-            <w:proofErr w:type="spellStart"/>
-            <w:r>
-              <w:rPr>
-                <w:rFonts w:ascii="Consolas" w:hAnsi="Consolas"/>
-                <w:sz w:val="20"/>
-                <w:szCs w:val="20"/>
-              </w:rPr>
-              <w:t>search</w:t>
-            </w:r>
-            <w:proofErr w:type="spellEnd"/>
-            <w:r>
-              <w:rPr>
-                <w:rFonts w:ascii="Consolas" w:hAnsi="Consolas"/>
-                <w:sz w:val="20"/>
-                <w:szCs w:val="20"/>
-              </w:rPr>
-              <w:t>" OR</w:t>
-            </w:r>
-          </w:p>
-          <w:p>
-            <w:pPr>
-              <w:rPr>
-                <w:rFonts w:ascii="Consolas" w:hAnsi="Consolas"/>
-                <w:sz w:val="20"/>
-                <w:szCs w:val="20"/>
-              </w:rPr>
-            </w:pPr>
-            <w:r>
-              <w:rPr>
-                <w:rFonts w:ascii="Consolas" w:hAnsi="Consolas"/>
-                <w:sz w:val="20"/>
-                <w:szCs w:val="20"/>
-              </w:rPr>
-              <w:t xml:space="preserve"> Abstract:"</w:t>
-            </w:r>
-            <w:proofErr w:type="spellStart"/>
-            <w:r>
-              <w:rPr>
-                <w:rFonts w:ascii="Consolas" w:hAnsi="Consolas"/>
-                <w:sz w:val="20"/>
-                <w:szCs w:val="20"/>
-              </w:rPr>
-              <w:t>source</w:t>
-            </w:r>
-            <w:proofErr w:type="spellEnd"/>
-            <w:r>
-              <w:rPr>
-                <w:rFonts w:ascii="Consolas" w:hAnsi="Consolas"/>
-                <w:sz w:val="20"/>
-                <w:szCs w:val="20"/>
-              </w:rPr>
-              <w:t xml:space="preserve"> </w:t>
-            </w:r>
-            <w:proofErr w:type="spellStart"/>
-            <w:r>
-              <w:rPr>
-                <w:rFonts w:ascii="Consolas" w:hAnsi="Consolas"/>
-                <w:sz w:val="20"/>
-                <w:szCs w:val="20"/>
-              </w:rPr>
-              <w:t>code</w:t>
-            </w:r>
-            <w:proofErr w:type="spellEnd"/>
-            <w:r>
-              <w:rPr>
-                <w:rFonts w:ascii="Consolas" w:hAnsi="Consolas"/>
-                <w:sz w:val="20"/>
-                <w:szCs w:val="20"/>
-              </w:rPr>
-              <w:t>" OR Abstract:"</w:t>
-            </w:r>
-            <w:proofErr w:type="spellStart"/>
-            <w:r>
-              <w:rPr>
-                <w:rFonts w:ascii="Consolas" w:hAnsi="Consolas"/>
-                <w:sz w:val="20"/>
-                <w:szCs w:val="20"/>
-              </w:rPr>
-              <w:t>source</w:t>
-            </w:r>
-            <w:proofErr w:type="spellEnd"/>
-            <w:r>
-              <w:rPr>
-                <w:rFonts w:ascii="Consolas" w:hAnsi="Consolas"/>
-                <w:sz w:val="20"/>
-                <w:szCs w:val="20"/>
-              </w:rPr>
-              <w:t xml:space="preserve"> </w:t>
-            </w:r>
-            <w:proofErr w:type="spellStart"/>
-            <w:r>
-              <w:rPr>
-                <w:rFonts w:ascii="Consolas" w:hAnsi="Consolas"/>
-                <w:sz w:val="20"/>
-                <w:szCs w:val="20"/>
-              </w:rPr>
-              <w:t>codes</w:t>
-            </w:r>
-            <w:proofErr w:type="spellEnd"/>
-            <w:r>
-              <w:rPr>
-                <w:rFonts w:ascii="Consolas" w:hAnsi="Consolas"/>
-                <w:sz w:val="20"/>
-                <w:szCs w:val="20"/>
-              </w:rPr>
-              <w:t>" OR Abstract:"</w:t>
-            </w:r>
-            <w:proofErr w:type="spellStart"/>
-            <w:r>
-              <w:rPr>
-                <w:rFonts w:ascii="Consolas" w:hAnsi="Consolas"/>
-                <w:sz w:val="20"/>
-                <w:szCs w:val="20"/>
-              </w:rPr>
-              <w:t>codebase</w:t>
-            </w:r>
-            <w:proofErr w:type="spellEnd"/>
-            <w:r>
-              <w:rPr>
-                <w:rFonts w:ascii="Consolas" w:hAnsi="Consolas"/>
-                <w:sz w:val="20"/>
-                <w:szCs w:val="20"/>
-              </w:rPr>
-              <w:t>" OR Abstract:"</w:t>
-            </w:r>
-            <w:proofErr w:type="spellStart"/>
-            <w:r>
-              <w:rPr>
-                <w:rFonts w:ascii="Consolas" w:hAnsi="Consolas"/>
-                <w:sz w:val="20"/>
-                <w:szCs w:val="20"/>
-              </w:rPr>
-              <w:t>code</w:t>
-            </w:r>
-            <w:proofErr w:type="spellEnd"/>
-            <w:r>
-              <w:rPr>
-                <w:rFonts w:ascii="Consolas" w:hAnsi="Consolas"/>
-                <w:sz w:val="20"/>
-                <w:szCs w:val="20"/>
-              </w:rPr>
-              <w:t xml:space="preserve"> </w:t>
-            </w:r>
-            <w:proofErr w:type="spellStart"/>
-            <w:r>
-              <w:rPr>
-                <w:rFonts w:ascii="Consolas" w:hAnsi="Consolas"/>
-                <w:sz w:val="20"/>
-                <w:szCs w:val="20"/>
-              </w:rPr>
-              <w:t>repository</w:t>
-            </w:r>
-            <w:proofErr w:type="spellEnd"/>
-            <w:r>
-              <w:rPr>
-                <w:rFonts w:ascii="Consolas" w:hAnsi="Consolas"/>
-                <w:sz w:val="20"/>
-                <w:szCs w:val="20"/>
-              </w:rPr>
-              <w:t>" OR Abstract:"</w:t>
-            </w:r>
-            <w:proofErr w:type="spellStart"/>
-            <w:r>
-              <w:rPr>
-                <w:rFonts w:ascii="Consolas" w:hAnsi="Consolas"/>
-                <w:sz w:val="20"/>
-                <w:szCs w:val="20"/>
-              </w:rPr>
-              <w:t>code</w:t>
-            </w:r>
-            <w:proofErr w:type="spellEnd"/>
-            <w:r>
-              <w:rPr>
-                <w:rFonts w:ascii="Consolas" w:hAnsi="Consolas"/>
-                <w:sz w:val="20"/>
-                <w:szCs w:val="20"/>
-              </w:rPr>
-              <w:t xml:space="preserve"> </w:t>
-            </w:r>
-            <w:proofErr w:type="spellStart"/>
-            <w:r>
-              <w:rPr>
-                <w:rFonts w:ascii="Consolas" w:hAnsi="Consolas"/>
-                <w:sz w:val="20"/>
-                <w:szCs w:val="20"/>
-              </w:rPr>
-              <w:t>search</w:t>
-            </w:r>
-            <w:proofErr w:type="spellEnd"/>
-            <w:r>
-              <w:rPr>
-                <w:rFonts w:ascii="Consolas" w:hAnsi="Consolas"/>
-                <w:sz w:val="20"/>
-                <w:szCs w:val="20"/>
-              </w:rPr>
-              <w:t>" OR</w:t>
-            </w:r>
-          </w:p>
-          <w:p>
-            <w:pPr>
-              <w:rPr>
-                <w:rFonts w:ascii="Consolas" w:hAnsi="Consolas"/>
-                <w:sz w:val="20"/>
-                <w:szCs w:val="20"/>
-              </w:rPr>
-            </w:pPr>
-            <w:r>
-              <w:rPr>
-                <w:rFonts w:ascii="Consolas" w:hAnsi="Consolas"/>
-                <w:sz w:val="20"/>
-                <w:szCs w:val="20"/>
-              </w:rPr>
-              <w:t xml:space="preserve"> </w:t>
-            </w:r>
-            <w:proofErr w:type="spellStart"/>
-            <w:r>
-              <w:rPr>
-                <w:rFonts w:ascii="Consolas" w:hAnsi="Consolas"/>
-                <w:sz w:val="20"/>
-                <w:szCs w:val="20"/>
-              </w:rPr>
-              <w:t>Keyword</w:t>
-            </w:r>
-            <w:proofErr w:type="spellEnd"/>
-            <w:r>
-              <w:rPr>
-                <w:rFonts w:ascii="Consolas" w:hAnsi="Consolas"/>
-                <w:sz w:val="20"/>
-                <w:szCs w:val="20"/>
-              </w:rPr>
-              <w:t>:"</w:t>
-            </w:r>
-            <w:proofErr w:type="spellStart"/>
-            <w:r>
-              <w:rPr>
-                <w:rFonts w:ascii="Consolas" w:hAnsi="Consolas"/>
-                <w:sz w:val="20"/>
-                <w:szCs w:val="20"/>
-              </w:rPr>
-              <w:t>source</w:t>
-            </w:r>
-            <w:proofErr w:type="spellEnd"/>
-            <w:r>
-              <w:rPr>
-                <w:rFonts w:ascii="Consolas" w:hAnsi="Consolas"/>
-                <w:sz w:val="20"/>
-                <w:szCs w:val="20"/>
-              </w:rPr>
-              <w:t xml:space="preserve"> </w:t>
-            </w:r>
-            <w:proofErr w:type="spellStart"/>
-            <w:r>
-              <w:rPr>
-                <w:rFonts w:ascii="Consolas" w:hAnsi="Consolas"/>
-                <w:sz w:val="20"/>
-                <w:szCs w:val="20"/>
-              </w:rPr>
-              <w:t>code</w:t>
-            </w:r>
-            <w:proofErr w:type="spellEnd"/>
-            <w:r>
-              <w:rPr>
-                <w:rFonts w:ascii="Consolas" w:hAnsi="Consolas"/>
-                <w:sz w:val="20"/>
-                <w:szCs w:val="20"/>
-              </w:rPr>
-              <w:t xml:space="preserve">" OR </w:t>
-            </w:r>
-            <w:proofErr w:type="spellStart"/>
-            <w:r>
-              <w:rPr>
-                <w:rFonts w:ascii="Consolas" w:hAnsi="Consolas"/>
-                <w:sz w:val="20"/>
-                <w:szCs w:val="20"/>
-              </w:rPr>
-              <w:t>Keyword</w:t>
-            </w:r>
-            <w:proofErr w:type="spellEnd"/>
-            <w:r>
-              <w:rPr>
-                <w:rFonts w:ascii="Consolas" w:hAnsi="Consolas"/>
-                <w:sz w:val="20"/>
-                <w:szCs w:val="20"/>
-              </w:rPr>
-              <w:t>:"</w:t>
-            </w:r>
-            <w:proofErr w:type="spellStart"/>
-            <w:r>
-              <w:rPr>
-                <w:rFonts w:ascii="Consolas" w:hAnsi="Consolas"/>
-                <w:sz w:val="20"/>
-                <w:szCs w:val="20"/>
-              </w:rPr>
-              <w:t>source</w:t>
-            </w:r>
-            <w:proofErr w:type="spellEnd"/>
-            <w:r>
-              <w:rPr>
-                <w:rFonts w:ascii="Consolas" w:hAnsi="Consolas"/>
-                <w:sz w:val="20"/>
-                <w:szCs w:val="20"/>
-              </w:rPr>
-              <w:t xml:space="preserve"> </w:t>
-            </w:r>
-            <w:proofErr w:type="spellStart"/>
-            <w:r>
-              <w:rPr>
-                <w:rFonts w:ascii="Consolas" w:hAnsi="Consolas"/>
-                <w:sz w:val="20"/>
-                <w:szCs w:val="20"/>
-              </w:rPr>
-              <w:t>codes</w:t>
-            </w:r>
-            <w:proofErr w:type="spellEnd"/>
-            <w:r>
-              <w:rPr>
-                <w:rFonts w:ascii="Consolas" w:hAnsi="Consolas"/>
-                <w:sz w:val="20"/>
-                <w:szCs w:val="20"/>
-              </w:rPr>
-              <w:t xml:space="preserve">" OR </w:t>
-            </w:r>
-            <w:proofErr w:type="spellStart"/>
-            <w:r>
-              <w:rPr>
-                <w:rFonts w:ascii="Consolas" w:hAnsi="Consolas"/>
-                <w:sz w:val="20"/>
-                <w:szCs w:val="20"/>
-              </w:rPr>
-              <w:t>Keyword</w:t>
-            </w:r>
-            <w:proofErr w:type="spellEnd"/>
-            <w:r>
-              <w:rPr>
-                <w:rFonts w:ascii="Consolas" w:hAnsi="Consolas"/>
-                <w:sz w:val="20"/>
-                <w:szCs w:val="20"/>
-              </w:rPr>
-              <w:t>:"</w:t>
-            </w:r>
-            <w:proofErr w:type="spellStart"/>
-            <w:r>
-              <w:rPr>
-                <w:rFonts w:ascii="Consolas" w:hAnsi="Consolas"/>
-                <w:sz w:val="20"/>
-                <w:szCs w:val="20"/>
-              </w:rPr>
-              <w:t>codebase</w:t>
-            </w:r>
-            <w:proofErr w:type="spellEnd"/>
-            <w:r>
-              <w:rPr>
-                <w:rFonts w:ascii="Consolas" w:hAnsi="Consolas"/>
-                <w:sz w:val="20"/>
-                <w:szCs w:val="20"/>
-              </w:rPr>
-              <w:t xml:space="preserve">" OR </w:t>
-            </w:r>
-            <w:proofErr w:type="spellStart"/>
-            <w:r>
-              <w:rPr>
-                <w:rFonts w:ascii="Consolas" w:hAnsi="Consolas"/>
-                <w:sz w:val="20"/>
-                <w:szCs w:val="20"/>
-              </w:rPr>
-              <w:t>Keyword</w:t>
-            </w:r>
-            <w:proofErr w:type="spellEnd"/>
-            <w:r>
-              <w:rPr>
-                <w:rFonts w:ascii="Consolas" w:hAnsi="Consolas"/>
-                <w:sz w:val="20"/>
-                <w:szCs w:val="20"/>
-              </w:rPr>
-              <w:t>:"</w:t>
-            </w:r>
-            <w:proofErr w:type="spellStart"/>
-            <w:r>
-              <w:rPr>
-                <w:rFonts w:ascii="Consolas" w:hAnsi="Consolas"/>
-                <w:sz w:val="20"/>
-                <w:szCs w:val="20"/>
-              </w:rPr>
-              <w:t>code</w:t>
-            </w:r>
-            <w:proofErr w:type="spellEnd"/>
-            <w:r>
-              <w:rPr>
-                <w:rFonts w:ascii="Consolas" w:hAnsi="Consolas"/>
-                <w:sz w:val="20"/>
-                <w:szCs w:val="20"/>
-              </w:rPr>
-              <w:t xml:space="preserve"> </w:t>
-            </w:r>
-            <w:proofErr w:type="spellStart"/>
-            <w:r>
-              <w:rPr>
-                <w:rFonts w:ascii="Consolas" w:hAnsi="Consolas"/>
-                <w:sz w:val="20"/>
-                <w:szCs w:val="20"/>
-              </w:rPr>
-              <w:t>repository</w:t>
-            </w:r>
-            <w:proofErr w:type="spellEnd"/>
-            <w:r>
-              <w:rPr>
-                <w:rFonts w:ascii="Consolas" w:hAnsi="Consolas"/>
-                <w:sz w:val="20"/>
-                <w:szCs w:val="20"/>
-              </w:rPr>
-              <w:t xml:space="preserve">" OR </w:t>
-            </w:r>
-            <w:proofErr w:type="spellStart"/>
-            <w:r>
-              <w:rPr>
-                <w:rFonts w:ascii="Consolas" w:hAnsi="Consolas"/>
-                <w:sz w:val="20"/>
-                <w:szCs w:val="20"/>
-              </w:rPr>
-              <w:t>Keyword</w:t>
-            </w:r>
-            <w:proofErr w:type="spellEnd"/>
-            <w:r>
-              <w:rPr>
-                <w:rFonts w:ascii="Consolas" w:hAnsi="Consolas"/>
-                <w:sz w:val="20"/>
-                <w:szCs w:val="20"/>
-              </w:rPr>
-              <w:t>:"</w:t>
-            </w:r>
-            <w:proofErr w:type="spellStart"/>
-            <w:r>
-              <w:rPr>
-                <w:rFonts w:ascii="Consolas" w:hAnsi="Consolas"/>
-                <w:sz w:val="20"/>
-                <w:szCs w:val="20"/>
-              </w:rPr>
-              <w:t>code</w:t>
-            </w:r>
-            <w:proofErr w:type="spellEnd"/>
-            <w:r>
-              <w:rPr>
-                <w:rFonts w:ascii="Consolas" w:hAnsi="Consolas"/>
-                <w:sz w:val="20"/>
-                <w:szCs w:val="20"/>
-              </w:rPr>
-              <w:t xml:space="preserve"> </w:t>
-            </w:r>
-            <w:proofErr w:type="spellStart"/>
-            <w:r>
-              <w:rPr>
-                <w:rFonts w:ascii="Consolas" w:hAnsi="Consolas"/>
-                <w:sz w:val="20"/>
-                <w:szCs w:val="20"/>
-              </w:rPr>
-              <w:t>search</w:t>
-            </w:r>
-            <w:proofErr w:type="spellEnd"/>
-            <w:r>
-              <w:rPr>
-                <w:rFonts w:ascii="Consolas" w:hAnsi="Consolas"/>
-                <w:sz w:val="20"/>
-                <w:szCs w:val="20"/>
-              </w:rPr>
-              <w:t>")</w:t>
-            </w:r>
-          </w:p>
-          <w:p>
-            <w:pPr>
-              <w:rPr>
-                <w:rFonts w:ascii="Consolas" w:hAnsi="Consolas"/>
-                <w:sz w:val="20"/>
-                <w:szCs w:val="20"/>
-              </w:rPr>
-            </w:pPr>
-            <w:r>
-              <w:rPr>
-                <w:rFonts w:ascii="Consolas" w:hAnsi="Consolas"/>
-                <w:sz w:val="20"/>
-                <w:szCs w:val="20"/>
-              </w:rPr>
-              <w:t>AND</w:t>
-            </w:r>
-          </w:p>
-          <w:p>
-            <w:pPr>
-              <w:rPr>
-                <w:rFonts w:ascii="Consolas" w:hAnsi="Consolas"/>
-                <w:sz w:val="20"/>
-                <w:szCs w:val="20"/>
-              </w:rPr>
-            </w:pPr>
-            <w:r>
-              <w:rPr>
-                <w:rFonts w:ascii="Consolas" w:hAnsi="Consolas"/>
-                <w:sz w:val="20"/>
-                <w:szCs w:val="20"/>
-              </w:rPr>
-              <w:t>(</w:t>
-            </w:r>
-            <w:proofErr w:type="spellStart"/>
-            <w:r>
-              <w:rPr>
-                <w:rFonts w:ascii="Consolas" w:hAnsi="Consolas"/>
-                <w:sz w:val="20"/>
-                <w:szCs w:val="20"/>
-              </w:rPr>
-              <w:t>Title</w:t>
-            </w:r>
-            <w:proofErr w:type="spellEnd"/>
-            <w:r>
-              <w:rPr>
-                <w:rFonts w:ascii="Consolas" w:hAnsi="Consolas"/>
-                <w:sz w:val="20"/>
-                <w:szCs w:val="20"/>
-              </w:rPr>
-              <w:t>:"</w:t>
-            </w:r>
-            <w:proofErr w:type="spellStart"/>
-            <w:r>
-              <w:rPr>
-                <w:rFonts w:ascii="Consolas" w:hAnsi="Consolas"/>
-                <w:sz w:val="20"/>
-                <w:szCs w:val="20"/>
-              </w:rPr>
-              <w:t>Retrieval-Augmented</w:t>
-            </w:r>
-            <w:proofErr w:type="spellEnd"/>
-            <w:r>
-              <w:rPr>
-                <w:rFonts w:ascii="Consolas" w:hAnsi="Consolas"/>
-                <w:sz w:val="20"/>
-                <w:szCs w:val="20"/>
-              </w:rPr>
-              <w:t xml:space="preserve"> Generation" OR </w:t>
-            </w:r>
-            <w:proofErr w:type="spellStart"/>
-            <w:r>
-              <w:rPr>
-                <w:rFonts w:ascii="Consolas" w:hAnsi="Consolas"/>
-                <w:sz w:val="20"/>
-                <w:szCs w:val="20"/>
-              </w:rPr>
-              <w:t>Title</w:t>
-            </w:r>
-            <w:proofErr w:type="spellEnd"/>
-            <w:r>
-              <w:rPr>
-                <w:rFonts w:ascii="Consolas" w:hAnsi="Consolas"/>
-                <w:sz w:val="20"/>
-                <w:szCs w:val="20"/>
-              </w:rPr>
-              <w:t>:"</w:t>
-            </w:r>
-            <w:proofErr w:type="spellStart"/>
-            <w:r>
-              <w:rPr>
-                <w:rFonts w:ascii="Consolas" w:hAnsi="Consolas"/>
-                <w:sz w:val="20"/>
-                <w:szCs w:val="20"/>
-              </w:rPr>
-              <w:t>Retrieval</w:t>
-            </w:r>
-            <w:proofErr w:type="spellEnd"/>
-            <w:r>
-              <w:rPr>
-                <w:rFonts w:ascii="Consolas" w:hAnsi="Consolas"/>
-                <w:sz w:val="20"/>
-                <w:szCs w:val="20"/>
-              </w:rPr>
-              <w:t xml:space="preserve"> </w:t>
-            </w:r>
-            <w:proofErr w:type="spellStart"/>
-            <w:r>
-              <w:rPr>
-                <w:rFonts w:ascii="Consolas" w:hAnsi="Consolas"/>
-                <w:sz w:val="20"/>
-                <w:szCs w:val="20"/>
-              </w:rPr>
-              <w:t>Augmented</w:t>
-            </w:r>
-            <w:proofErr w:type="spellEnd"/>
-            <w:r>
-              <w:rPr>
-                <w:rFonts w:ascii="Consolas" w:hAnsi="Consolas"/>
-                <w:sz w:val="20"/>
-                <w:szCs w:val="20"/>
-              </w:rPr>
-              <w:t xml:space="preserve"> Generation" OR </w:t>
-            </w:r>
-            <w:proofErr w:type="spellStart"/>
-            <w:r>
-              <w:rPr>
-                <w:rFonts w:ascii="Consolas" w:hAnsi="Consolas"/>
-                <w:sz w:val="20"/>
-                <w:szCs w:val="20"/>
-              </w:rPr>
-              <w:t>Title</w:t>
-            </w:r>
-            <w:proofErr w:type="spellEnd"/>
-            <w:r>
-              <w:rPr>
-                <w:rFonts w:ascii="Consolas" w:hAnsi="Consolas"/>
-                <w:sz w:val="20"/>
-                <w:szCs w:val="20"/>
-              </w:rPr>
-              <w:t>:"RAG" OR</w:t>
-            </w:r>
-          </w:p>
-          <w:p>
-            <w:pPr>
-              <w:rPr>
-                <w:rFonts w:ascii="Consolas" w:hAnsi="Consolas"/>
-                <w:sz w:val="20"/>
-                <w:szCs w:val="20"/>
-              </w:rPr>
-            </w:pPr>
-            <w:r>
-              <w:rPr>
-                <w:rFonts w:ascii="Consolas" w:hAnsi="Consolas"/>
-                <w:sz w:val="20"/>
-                <w:szCs w:val="20"/>
-              </w:rPr>
-              <w:t xml:space="preserve"> Abstract:"</w:t>
-            </w:r>
-            <w:proofErr w:type="spellStart"/>
-            <w:r>
-              <w:rPr>
-                <w:rFonts w:ascii="Consolas" w:hAnsi="Consolas"/>
-                <w:sz w:val="20"/>
-                <w:szCs w:val="20"/>
-              </w:rPr>
-              <w:t>Retrieval-Augmented</w:t>
-            </w:r>
-            <w:proofErr w:type="spellEnd"/>
-            <w:r>
-              <w:rPr>
-                <w:rFonts w:ascii="Consolas" w:hAnsi="Consolas"/>
-                <w:sz w:val="20"/>
-                <w:szCs w:val="20"/>
-              </w:rPr>
-              <w:t xml:space="preserve"> Generation" OR Abstract:"</w:t>
-            </w:r>
-            <w:proofErr w:type="spellStart"/>
-            <w:r>
-              <w:rPr>
-                <w:rFonts w:ascii="Consolas" w:hAnsi="Consolas"/>
-                <w:sz w:val="20"/>
-                <w:szCs w:val="20"/>
-              </w:rPr>
-              <w:t>Retrieval</w:t>
-            </w:r>
-            <w:proofErr w:type="spellEnd"/>
-            <w:r>
-              <w:rPr>
-                <w:rFonts w:ascii="Consolas" w:hAnsi="Consolas"/>
-                <w:sz w:val="20"/>
-                <w:szCs w:val="20"/>
-              </w:rPr>
-              <w:t xml:space="preserve"> </w:t>
-            </w:r>
-            <w:proofErr w:type="spellStart"/>
-            <w:r>
-              <w:rPr>
-                <w:rFonts w:ascii="Consolas" w:hAnsi="Consolas"/>
-                <w:sz w:val="20"/>
-                <w:szCs w:val="20"/>
-              </w:rPr>
-              <w:t>Augmented</w:t>
-            </w:r>
-            <w:proofErr w:type="spellEnd"/>
-            <w:r>
-              <w:rPr>
-                <w:rFonts w:ascii="Consolas" w:hAnsi="Consolas"/>
-                <w:sz w:val="20"/>
-                <w:szCs w:val="20"/>
-              </w:rPr>
-              <w:t xml:space="preserve"> Generation" OR </w:t>
-            </w:r>
-            <w:proofErr w:type="spellStart"/>
-            <w:r>
-              <w:rPr>
-                <w:rFonts w:ascii="Consolas" w:hAnsi="Consolas"/>
-                <w:sz w:val="20"/>
-                <w:szCs w:val="20"/>
-              </w:rPr>
-              <w:t>Abstract:"RAG</w:t>
-            </w:r>
-            <w:proofErr w:type="spellEnd"/>
-            <w:r>
-              <w:rPr>
-                <w:rFonts w:ascii="Consolas" w:hAnsi="Consolas"/>
-                <w:sz w:val="20"/>
-                <w:szCs w:val="20"/>
-              </w:rPr>
-              <w:t>" OR</w:t>
-            </w:r>
-          </w:p>
-          <w:p>
-            <w:pPr>
-              <w:rPr>
-                <w:rFonts w:ascii="Consolas" w:hAnsi="Consolas"/>
-                <w:sz w:val="20"/>
-                <w:szCs w:val="20"/>
-              </w:rPr>
-            </w:pPr>
-            <w:r>
-              <w:rPr>
-                <w:rFonts w:ascii="Consolas" w:hAnsi="Consolas"/>
-                <w:sz w:val="20"/>
-                <w:szCs w:val="20"/>
-              </w:rPr>
-              <w:t xml:space="preserve"> </w:t>
-            </w:r>
-            <w:proofErr w:type="spellStart"/>
-            <w:r>
-              <w:rPr>
-                <w:rFonts w:ascii="Consolas" w:hAnsi="Consolas"/>
-                <w:sz w:val="20"/>
-                <w:szCs w:val="20"/>
-              </w:rPr>
-              <w:t>Keyword</w:t>
-            </w:r>
-            <w:proofErr w:type="spellEnd"/>
-            <w:r>
-              <w:rPr>
-                <w:rFonts w:ascii="Consolas" w:hAnsi="Consolas"/>
-                <w:sz w:val="20"/>
-                <w:szCs w:val="20"/>
-              </w:rPr>
-              <w:t>:"</w:t>
-            </w:r>
-            <w:proofErr w:type="spellStart"/>
-            <w:r>
-              <w:rPr>
-                <w:rFonts w:ascii="Consolas" w:hAnsi="Consolas"/>
-                <w:sz w:val="20"/>
-                <w:szCs w:val="20"/>
-              </w:rPr>
-              <w:t>Retrieval-Augmented</w:t>
-            </w:r>
-            <w:proofErr w:type="spellEnd"/>
-            <w:r>
-              <w:rPr>
-                <w:rFonts w:ascii="Consolas" w:hAnsi="Consolas"/>
-                <w:sz w:val="20"/>
-                <w:szCs w:val="20"/>
-              </w:rPr>
-              <w:t xml:space="preserve"> Generation" OR </w:t>
-            </w:r>
-            <w:proofErr w:type="spellStart"/>
-            <w:r>
-              <w:rPr>
-                <w:rFonts w:ascii="Consolas" w:hAnsi="Consolas"/>
-                <w:sz w:val="20"/>
-                <w:szCs w:val="20"/>
-              </w:rPr>
-              <w:t>Keyword</w:t>
-            </w:r>
-            <w:proofErr w:type="spellEnd"/>
-            <w:r>
-              <w:rPr>
-                <w:rFonts w:ascii="Consolas" w:hAnsi="Consolas"/>
-                <w:sz w:val="20"/>
-                <w:szCs w:val="20"/>
-              </w:rPr>
-              <w:t>:"</w:t>
-            </w:r>
-            <w:proofErr w:type="spellStart"/>
-            <w:r>
-              <w:rPr>
-                <w:rFonts w:ascii="Consolas" w:hAnsi="Consolas"/>
-                <w:sz w:val="20"/>
-                <w:szCs w:val="20"/>
-              </w:rPr>
-              <w:t>Retrieval</w:t>
-            </w:r>
-            <w:proofErr w:type="spellEnd"/>
-            <w:r>
-              <w:rPr>
-                <w:rFonts w:ascii="Consolas" w:hAnsi="Consolas"/>
-                <w:sz w:val="20"/>
-                <w:szCs w:val="20"/>
-              </w:rPr>
-              <w:t xml:space="preserve"> </w:t>
-            </w:r>
-            <w:proofErr w:type="spellStart"/>
-            <w:r>
-              <w:rPr>
-                <w:rFonts w:ascii="Consolas" w:hAnsi="Consolas"/>
-                <w:sz w:val="20"/>
-                <w:szCs w:val="20"/>
-              </w:rPr>
-              <w:t>Augmented</w:t>
-            </w:r>
-            <w:proofErr w:type="spellEnd"/>
-            <w:r>
-              <w:rPr>
-                <w:rFonts w:ascii="Consolas" w:hAnsi="Consolas"/>
-                <w:sz w:val="20"/>
-                <w:szCs w:val="20"/>
-              </w:rPr>
-              <w:t xml:space="preserve"> Generation" OR </w:t>
-            </w:r>
-            <w:proofErr w:type="spellStart"/>
-            <w:r>
-              <w:rPr>
-                <w:rFonts w:ascii="Consolas" w:hAnsi="Consolas"/>
-                <w:sz w:val="20"/>
-                <w:szCs w:val="20"/>
-              </w:rPr>
-              <w:t>Keyword</w:t>
-            </w:r>
-            <w:proofErr w:type="spellEnd"/>
-            <w:r>
-              <w:rPr>
-                <w:rFonts w:ascii="Consolas" w:hAnsi="Consolas"/>
-                <w:sz w:val="20"/>
-                <w:szCs w:val="20"/>
-              </w:rPr>
-              <w:t>:"RAG")</w:t>
-            </w:r>
-          </w:p>
-          <w:p>
-            <w:pPr>
-              <w:rPr>
-                <w:rFonts w:ascii="Consolas" w:hAnsi="Consolas"/>
-                <w:sz w:val="20"/>
-                <w:szCs w:val="20"/>
-              </w:rPr>
-            </w:pPr>
-            <w:r>
-              <w:rPr>
-                <w:rFonts w:ascii="Consolas" w:hAnsi="Consolas"/>
-                <w:sz w:val="20"/>
-                <w:szCs w:val="20"/>
-              </w:rPr>
-              <w:t>AND</w:t>
-            </w:r>
-          </w:p>
-          <w:p>
-            <w:pPr>
-              <w:rPr>
-                <w:rFonts w:ascii="Consolas" w:hAnsi="Consolas"/>
-                <w:sz w:val="20"/>
-                <w:szCs w:val="20"/>
-              </w:rPr>
-            </w:pPr>
-            <w:r>
-              <w:rPr>
-                <w:rFonts w:ascii="Consolas" w:hAnsi="Consolas"/>
-                <w:sz w:val="20"/>
-                <w:szCs w:val="20"/>
-              </w:rPr>
-              <w:t>(</w:t>
-            </w:r>
-            <w:proofErr w:type="spellStart"/>
-            <w:r>
-              <w:rPr>
-                <w:rFonts w:ascii="Consolas" w:hAnsi="Consolas"/>
-                <w:sz w:val="20"/>
-                <w:szCs w:val="20"/>
-              </w:rPr>
-              <w:t>Title</w:t>
-            </w:r>
-            <w:proofErr w:type="spellEnd"/>
-            <w:r>
-              <w:rPr>
-                <w:rFonts w:ascii="Consolas" w:hAnsi="Consolas"/>
-                <w:sz w:val="20"/>
-                <w:szCs w:val="20"/>
-              </w:rPr>
-              <w:t xml:space="preserve">:"LLM" OR </w:t>
-            </w:r>
-            <w:proofErr w:type="spellStart"/>
-            <w:r>
-              <w:rPr>
-                <w:rFonts w:ascii="Consolas" w:hAnsi="Consolas"/>
-                <w:sz w:val="20"/>
-                <w:szCs w:val="20"/>
-              </w:rPr>
-              <w:t>Title</w:t>
-            </w:r>
-            <w:proofErr w:type="spellEnd"/>
-            <w:r>
-              <w:rPr>
-                <w:rFonts w:ascii="Consolas" w:hAnsi="Consolas"/>
-                <w:sz w:val="20"/>
-                <w:szCs w:val="20"/>
-              </w:rPr>
-              <w:t xml:space="preserve">:"Large </w:t>
-            </w:r>
-            <w:proofErr w:type="spellStart"/>
-            <w:r>
-              <w:rPr>
-                <w:rFonts w:ascii="Consolas" w:hAnsi="Consolas"/>
-                <w:sz w:val="20"/>
-                <w:szCs w:val="20"/>
-              </w:rPr>
-              <w:t>Language</w:t>
-            </w:r>
-            <w:proofErr w:type="spellEnd"/>
-            <w:r>
-              <w:rPr>
-                <w:rFonts w:ascii="Consolas" w:hAnsi="Consolas"/>
-                <w:sz w:val="20"/>
-                <w:szCs w:val="20"/>
-              </w:rPr>
-              <w:t xml:space="preserve"> Model" OR </w:t>
-            </w:r>
-            <w:proofErr w:type="spellStart"/>
-            <w:r>
-              <w:rPr>
-                <w:rFonts w:ascii="Consolas" w:hAnsi="Consolas"/>
-                <w:sz w:val="20"/>
-                <w:szCs w:val="20"/>
-              </w:rPr>
-              <w:t>Title</w:t>
-            </w:r>
-            <w:proofErr w:type="spellEnd"/>
-            <w:r>
-              <w:rPr>
-                <w:rFonts w:ascii="Consolas" w:hAnsi="Consolas"/>
-                <w:sz w:val="20"/>
-                <w:szCs w:val="20"/>
-              </w:rPr>
-              <w:t>:"</w:t>
-            </w:r>
-            <w:proofErr w:type="spellStart"/>
-            <w:r>
-              <w:rPr>
-                <w:rFonts w:ascii="Consolas" w:hAnsi="Consolas"/>
-                <w:sz w:val="20"/>
-                <w:szCs w:val="20"/>
-              </w:rPr>
-              <w:t>GenAI</w:t>
-            </w:r>
-            <w:proofErr w:type="spellEnd"/>
-            <w:r>
-              <w:rPr>
-                <w:rFonts w:ascii="Consolas" w:hAnsi="Consolas"/>
-                <w:sz w:val="20"/>
-                <w:szCs w:val="20"/>
-              </w:rPr>
-              <w:t xml:space="preserve">" OR </w:t>
-            </w:r>
-            <w:proofErr w:type="spellStart"/>
-            <w:r>
-              <w:rPr>
-                <w:rFonts w:ascii="Consolas" w:hAnsi="Consolas"/>
-                <w:sz w:val="20"/>
-                <w:szCs w:val="20"/>
-              </w:rPr>
-              <w:t>Title</w:t>
-            </w:r>
-            <w:proofErr w:type="spellEnd"/>
-            <w:r>
-              <w:rPr>
-                <w:rFonts w:ascii="Consolas" w:hAnsi="Consolas"/>
-                <w:sz w:val="20"/>
-                <w:szCs w:val="20"/>
-              </w:rPr>
-              <w:t>:"</w:t>
-            </w:r>
-            <w:proofErr w:type="spellStart"/>
-            <w:r>
-              <w:rPr>
-                <w:rFonts w:ascii="Consolas" w:hAnsi="Consolas"/>
-                <w:sz w:val="20"/>
-                <w:szCs w:val="20"/>
-              </w:rPr>
-              <w:t>Generative</w:t>
-            </w:r>
-            <w:proofErr w:type="spellEnd"/>
-            <w:r>
-              <w:rPr>
-                <w:rFonts w:ascii="Consolas" w:hAnsi="Consolas"/>
-                <w:sz w:val="20"/>
-                <w:szCs w:val="20"/>
-              </w:rPr>
-              <w:t xml:space="preserve"> AI" OR</w:t>
-            </w:r>
-          </w:p>
-          <w:p>
-            <w:pPr>
-              <w:rPr>
-                <w:rFonts w:ascii="Consolas" w:hAnsi="Consolas"/>
-                <w:sz w:val="20"/>
-                <w:szCs w:val="20"/>
-              </w:rPr>
-            </w:pPr>
-            <w:r>
-              <w:rPr>
-                <w:rFonts w:ascii="Consolas" w:hAnsi="Consolas"/>
-                <w:sz w:val="20"/>
-                <w:szCs w:val="20"/>
-              </w:rPr>
-              <w:t xml:space="preserve"> </w:t>
-            </w:r>
-            <w:proofErr w:type="spellStart"/>
-            <w:r>
-              <w:rPr>
-                <w:rFonts w:ascii="Consolas" w:hAnsi="Consolas"/>
-                <w:sz w:val="20"/>
-                <w:szCs w:val="20"/>
-              </w:rPr>
-              <w:t>Abstract:"LLM</w:t>
-            </w:r>
-            <w:proofErr w:type="spellEnd"/>
-            <w:r>
-              <w:rPr>
-                <w:rFonts w:ascii="Consolas" w:hAnsi="Consolas"/>
-                <w:sz w:val="20"/>
-                <w:szCs w:val="20"/>
-              </w:rPr>
-              <w:t xml:space="preserve">" OR </w:t>
-            </w:r>
-            <w:proofErr w:type="spellStart"/>
-            <w:r>
-              <w:rPr>
-                <w:rFonts w:ascii="Consolas" w:hAnsi="Consolas"/>
-                <w:sz w:val="20"/>
-                <w:szCs w:val="20"/>
-              </w:rPr>
-              <w:t>Abstract:"Large</w:t>
-            </w:r>
-            <w:proofErr w:type="spellEnd"/>
-            <w:r>
-              <w:rPr>
-                <w:rFonts w:ascii="Consolas" w:hAnsi="Consolas"/>
-                <w:sz w:val="20"/>
-                <w:szCs w:val="20"/>
-              </w:rPr>
-              <w:t xml:space="preserve"> </w:t>
-            </w:r>
-            <w:proofErr w:type="spellStart"/>
-            <w:r>
-              <w:rPr>
-                <w:rFonts w:ascii="Consolas" w:hAnsi="Consolas"/>
-                <w:sz w:val="20"/>
-                <w:szCs w:val="20"/>
-              </w:rPr>
-              <w:t>Language</w:t>
-            </w:r>
-            <w:proofErr w:type="spellEnd"/>
-            <w:r>
-              <w:rPr>
-                <w:rFonts w:ascii="Consolas" w:hAnsi="Consolas"/>
-                <w:sz w:val="20"/>
-                <w:szCs w:val="20"/>
-              </w:rPr>
-              <w:t xml:space="preserve"> Model" OR Abstract:"</w:t>
-            </w:r>
-            <w:proofErr w:type="spellStart"/>
-            <w:r>
-              <w:rPr>
-                <w:rFonts w:ascii="Consolas" w:hAnsi="Consolas"/>
-                <w:sz w:val="20"/>
-                <w:szCs w:val="20"/>
-              </w:rPr>
-              <w:t>GenAI</w:t>
-            </w:r>
-            <w:proofErr w:type="spellEnd"/>
-            <w:r>
-              <w:rPr>
-                <w:rFonts w:ascii="Consolas" w:hAnsi="Consolas"/>
-                <w:sz w:val="20"/>
-                <w:szCs w:val="20"/>
-              </w:rPr>
-              <w:t>" OR Abstract:"</w:t>
-            </w:r>
-            <w:proofErr w:type="spellStart"/>
-            <w:r>
-              <w:rPr>
-                <w:rFonts w:ascii="Consolas" w:hAnsi="Consolas"/>
-                <w:sz w:val="20"/>
-                <w:szCs w:val="20"/>
-              </w:rPr>
-              <w:t>Generative</w:t>
-            </w:r>
-            <w:proofErr w:type="spellEnd"/>
-            <w:r>
-              <w:rPr>
-                <w:rFonts w:ascii="Consolas" w:hAnsi="Consolas"/>
-                <w:sz w:val="20"/>
-                <w:szCs w:val="20"/>
-              </w:rPr>
-              <w:t xml:space="preserve"> AI" OR</w:t>
-            </w:r>
-          </w:p>
-          <w:p>
-            <w:pPr>
-              <w:rPr>
-                <w:rFonts w:ascii="Consolas" w:hAnsi="Consolas"/>
-                <w:sz w:val="20"/>
-                <w:szCs w:val="20"/>
-              </w:rPr>
-            </w:pPr>
-            <w:r>
-              <w:rPr>
-                <w:rFonts w:ascii="Consolas" w:hAnsi="Consolas"/>
-                <w:sz w:val="20"/>
-                <w:szCs w:val="20"/>
-              </w:rPr>
-              <w:t xml:space="preserve"> </w:t>
-            </w:r>
-            <w:proofErr w:type="spellStart"/>
-            <w:r>
-              <w:rPr>
-                <w:rFonts w:ascii="Consolas" w:hAnsi="Consolas"/>
-                <w:sz w:val="20"/>
-                <w:szCs w:val="20"/>
-              </w:rPr>
-              <w:t>Keyword</w:t>
-            </w:r>
-            <w:proofErr w:type="spellEnd"/>
-            <w:r>
-              <w:rPr>
-                <w:rFonts w:ascii="Consolas" w:hAnsi="Consolas"/>
-                <w:sz w:val="20"/>
-                <w:szCs w:val="20"/>
-              </w:rPr>
-              <w:t xml:space="preserve">:"LLM" OR </w:t>
-            </w:r>
-            <w:proofErr w:type="spellStart"/>
-            <w:r>
-              <w:rPr>
-                <w:rFonts w:ascii="Consolas" w:hAnsi="Consolas"/>
-                <w:sz w:val="20"/>
-                <w:szCs w:val="20"/>
-              </w:rPr>
-              <w:t>Keyword</w:t>
-            </w:r>
-            <w:proofErr w:type="spellEnd"/>
-            <w:r>
-              <w:rPr>
-                <w:rFonts w:ascii="Consolas" w:hAnsi="Consolas"/>
-                <w:sz w:val="20"/>
-                <w:szCs w:val="20"/>
-              </w:rPr>
-              <w:t xml:space="preserve">:"Large </w:t>
-            </w:r>
-            <w:proofErr w:type="spellStart"/>
-            <w:r>
-              <w:rPr>
-                <w:rFonts w:ascii="Consolas" w:hAnsi="Consolas"/>
-                <w:sz w:val="20"/>
-                <w:szCs w:val="20"/>
-              </w:rPr>
-              <w:t>Language</w:t>
-            </w:r>
-            <w:proofErr w:type="spellEnd"/>
-            <w:r>
-              <w:rPr>
-                <w:rFonts w:ascii="Consolas" w:hAnsi="Consolas"/>
-                <w:sz w:val="20"/>
-                <w:szCs w:val="20"/>
-              </w:rPr>
-              <w:t xml:space="preserve"> Model" OR </w:t>
-            </w:r>
-            <w:proofErr w:type="spellStart"/>
-            <w:r>
-              <w:rPr>
-                <w:rFonts w:ascii="Consolas" w:hAnsi="Consolas"/>
-                <w:sz w:val="20"/>
-                <w:szCs w:val="20"/>
-              </w:rPr>
-              <w:t>Keyword</w:t>
-            </w:r>
-            <w:proofErr w:type="spellEnd"/>
-            <w:r>
-              <w:rPr>
-                <w:rFonts w:ascii="Consolas" w:hAnsi="Consolas"/>
-                <w:sz w:val="20"/>
-                <w:szCs w:val="20"/>
-              </w:rPr>
-              <w:t>:"</w:t>
-            </w:r>
-            <w:proofErr w:type="spellStart"/>
-            <w:r>
-              <w:rPr>
-                <w:rFonts w:ascii="Consolas" w:hAnsi="Consolas"/>
-                <w:sz w:val="20"/>
-                <w:szCs w:val="20"/>
-              </w:rPr>
-              <w:t>GenAI</w:t>
-            </w:r>
-            <w:proofErr w:type="spellEnd"/>
-            <w:r>
-              <w:rPr>
-                <w:rFonts w:ascii="Consolas" w:hAnsi="Consolas"/>
-                <w:sz w:val="20"/>
-                <w:szCs w:val="20"/>
-              </w:rPr>
-              <w:t xml:space="preserve">" OR </w:t>
-            </w:r>
-            <w:proofErr w:type="spellStart"/>
-            <w:r>
-              <w:rPr>
-                <w:rFonts w:ascii="Consolas" w:hAnsi="Consolas"/>
-                <w:sz w:val="20"/>
-                <w:szCs w:val="20"/>
-              </w:rPr>
-              <w:t>Keyword</w:t>
-            </w:r>
-            <w:proofErr w:type="spellEnd"/>
-            <w:r>
-              <w:rPr>
-                <w:rFonts w:ascii="Consolas" w:hAnsi="Consolas"/>
-                <w:sz w:val="20"/>
-                <w:szCs w:val="20"/>
-              </w:rPr>
-              <w:t>:"</w:t>
-            </w:r>
-            <w:proofErr w:type="spellStart"/>
-            <w:r>
-              <w:rPr>
-                <w:rFonts w:ascii="Consolas" w:hAnsi="Consolas"/>
-                <w:sz w:val="20"/>
-                <w:szCs w:val="20"/>
-              </w:rPr>
-              <w:t>Generative</w:t>
-            </w:r>
-            <w:proofErr w:type="spellEnd"/>
-            <w:r>
-              <w:rPr>
-                <w:rFonts w:ascii="Consolas" w:hAnsi="Consolas"/>
-                <w:sz w:val="20"/>
-                <w:szCs w:val="20"/>
-              </w:rPr>
-              <w:t xml:space="preserve"> AI")</w:t>
+              <w:t xml:space="preserve"> Keyword:"LLM" OR Keyword:"Large Language Model" OR Keyword:"GenAI" OR Keyword:"Generative AI")</w:t>
             </w:r>
           </w:p>
         </w:tc>
@@ -4367,7 +2313,6 @@
         </w:rPr>
         <w:t xml:space="preserve">5.2. IEEE </w:t>
       </w:r>
-      <w:proofErr w:type="spellStart"/>
       <w:r>
         <w:rPr>
           <w:b/>
@@ -4382,7 +2327,6 @@
         </w:rPr>
         <w:t>plore</w:t>
       </w:r>
-      <w:proofErr w:type="spellEnd"/>
     </w:p>
     <w:p/>
     <w:p>
@@ -4401,15 +2345,7 @@
         </w:r>
       </w:hyperlink>
       <w:r>
-        <w:t>, é o principal repositório de publicações IEEE e IET em Engenharia de Software, Computação e áreas afins. Indexa conferências de alto impacto como ICSE, ASE, SANER e MSR, além dos principais periódicos da área (e.g., IEEE TSE, IEEE Software). Oferece busca avançada com exportação em CSV/</w:t>
-      </w:r>
-      <w:proofErr w:type="spellStart"/>
-      <w:r>
-        <w:t>BibTeX</w:t>
-      </w:r>
-      <w:proofErr w:type="spellEnd"/>
-      <w:r>
-        <w:t>.</w:t>
+        <w:t>, é o principal repositório de publicações IEEE e IET em Engenharia de Software, Computação e áreas afins. Indexa conferências de alto impacto como ICSE, ASE, SANER e MSR, além dos principais periódicos da área (e.g., IEEE TSE, IEEE Software). Oferece busca avançada com exportação em CSV/BibTeX.</w:t>
       </w:r>
     </w:p>
     <w:p>
@@ -4450,23 +2386,7 @@
           <w:b/>
           <w:bCs/>
         </w:rPr>
-        <w:t xml:space="preserve">.1. </w:t>
-      </w:r>
-      <w:proofErr w:type="spellStart"/>
-      <w:r>
-        <w:rPr>
-          <w:b/>
-          <w:bCs/>
-        </w:rPr>
-        <w:t>String</w:t>
-      </w:r>
-      <w:proofErr w:type="spellEnd"/>
-      <w:r>
-        <w:rPr>
-          <w:b/>
-          <w:bCs/>
-        </w:rPr>
-        <w:t xml:space="preserve"> adaptada para sintaxe</w:t>
+        <w:t>.1. String adaptada para sintaxe</w:t>
       </w:r>
       <w:r>
         <w:rPr>
@@ -4539,1753 +2459,187 @@
                 <w:sz w:val="20"/>
                 <w:szCs w:val="20"/>
               </w:rPr>
-              <w:t>("</w:t>
-            </w:r>
-            <w:proofErr w:type="spellStart"/>
-            <w:r>
+              <w:t>("Document Title":"source code" OR "Document Title":"source codes" OR "Document Title":"codebase" OR "Document Title":"code repository" OR "Document Title":"code search" OR</w:t>
+            </w:r>
+          </w:p>
+          <w:p>
+            <w:pPr>
+              <w:jc w:val="both"/>
               <w:rPr>
                 <w:rFonts w:ascii="Consolas" w:hAnsi="Consolas"/>
                 <w:sz w:val="20"/>
                 <w:szCs w:val="20"/>
               </w:rPr>
-              <w:t>Document</w:t>
-            </w:r>
-            <w:proofErr w:type="spellEnd"/>
+            </w:pPr>
             <w:r>
               <w:rPr>
                 <w:rFonts w:ascii="Consolas" w:hAnsi="Consolas"/>
                 <w:sz w:val="20"/>
                 <w:szCs w:val="20"/>
               </w:rPr>
-              <w:t xml:space="preserve"> </w:t>
-            </w:r>
-            <w:proofErr w:type="spellStart"/>
-            <w:r>
+              <w:t xml:space="preserve"> "Abstract":"source code" OR "Abstract":"source codes" OR "Abstract":"codebase" OR "Abstract":"code repository" OR "Abstract":"code search" OR</w:t>
+            </w:r>
+          </w:p>
+          <w:p>
+            <w:pPr>
+              <w:jc w:val="both"/>
               <w:rPr>
                 <w:rFonts w:ascii="Consolas" w:hAnsi="Consolas"/>
                 <w:sz w:val="20"/>
                 <w:szCs w:val="20"/>
               </w:rPr>
-              <w:t>Title</w:t>
-            </w:r>
-            <w:proofErr w:type="spellEnd"/>
+            </w:pPr>
             <w:r>
               <w:rPr>
                 <w:rFonts w:ascii="Consolas" w:hAnsi="Consolas"/>
                 <w:sz w:val="20"/>
                 <w:szCs w:val="20"/>
               </w:rPr>
-              <w:t>":"</w:t>
-            </w:r>
-            <w:proofErr w:type="spellStart"/>
-            <w:r>
+              <w:t xml:space="preserve"> "Author Keywords":"source code" OR "Author Keywords":"source codes" OR "Author Keywords":"codebase" OR "Author Keywords":"code repository" OR "Author Keywords":"code search")</w:t>
+            </w:r>
+          </w:p>
+          <w:p>
+            <w:pPr>
+              <w:jc w:val="both"/>
               <w:rPr>
                 <w:rFonts w:ascii="Consolas" w:hAnsi="Consolas"/>
                 <w:sz w:val="20"/>
                 <w:szCs w:val="20"/>
               </w:rPr>
-              <w:t>source</w:t>
-            </w:r>
-            <w:proofErr w:type="spellEnd"/>
+            </w:pPr>
             <w:r>
               <w:rPr>
                 <w:rFonts w:ascii="Consolas" w:hAnsi="Consolas"/>
                 <w:sz w:val="20"/>
                 <w:szCs w:val="20"/>
               </w:rPr>
-              <w:t xml:space="preserve"> </w:t>
-            </w:r>
-            <w:proofErr w:type="spellStart"/>
-            <w:r>
+              <w:t>AND</w:t>
+            </w:r>
+          </w:p>
+          <w:p>
+            <w:pPr>
+              <w:jc w:val="both"/>
               <w:rPr>
                 <w:rFonts w:ascii="Consolas" w:hAnsi="Consolas"/>
                 <w:sz w:val="20"/>
                 <w:szCs w:val="20"/>
               </w:rPr>
-              <w:t>code</w:t>
-            </w:r>
-            <w:proofErr w:type="spellEnd"/>
+            </w:pPr>
             <w:r>
               <w:rPr>
                 <w:rFonts w:ascii="Consolas" w:hAnsi="Consolas"/>
                 <w:sz w:val="20"/>
                 <w:szCs w:val="20"/>
               </w:rPr>
-              <w:t>" OR "</w:t>
-            </w:r>
-            <w:proofErr w:type="spellStart"/>
-            <w:r>
+              <w:t>("Document Title":"Retrieval-Augmented Generation" OR "Document Title":"Retrieval Augmented Generation" OR "Document Title":"RAG" OR</w:t>
+            </w:r>
+          </w:p>
+          <w:p>
+            <w:pPr>
+              <w:jc w:val="both"/>
               <w:rPr>
                 <w:rFonts w:ascii="Consolas" w:hAnsi="Consolas"/>
                 <w:sz w:val="20"/>
                 <w:szCs w:val="20"/>
               </w:rPr>
-              <w:t>Document</w:t>
-            </w:r>
-            <w:proofErr w:type="spellEnd"/>
+            </w:pPr>
             <w:r>
               <w:rPr>
                 <w:rFonts w:ascii="Consolas" w:hAnsi="Consolas"/>
                 <w:sz w:val="20"/>
                 <w:szCs w:val="20"/>
               </w:rPr>
-              <w:t xml:space="preserve"> </w:t>
-            </w:r>
-            <w:proofErr w:type="spellStart"/>
-            <w:r>
+              <w:t xml:space="preserve"> "Abstract":"Retrieval-Augmented Generation" OR "Abstract":"Retrieval Augmented Generation" OR "Abstract":"RAG" OR</w:t>
+            </w:r>
+          </w:p>
+          <w:p>
+            <w:pPr>
+              <w:jc w:val="both"/>
               <w:rPr>
                 <w:rFonts w:ascii="Consolas" w:hAnsi="Consolas"/>
                 <w:sz w:val="20"/>
                 <w:szCs w:val="20"/>
               </w:rPr>
-              <w:t>Title</w:t>
-            </w:r>
-            <w:proofErr w:type="spellEnd"/>
+            </w:pPr>
             <w:r>
               <w:rPr>
                 <w:rFonts w:ascii="Consolas" w:hAnsi="Consolas"/>
                 <w:sz w:val="20"/>
                 <w:szCs w:val="20"/>
               </w:rPr>
-              <w:t>":"</w:t>
-            </w:r>
-            <w:proofErr w:type="spellStart"/>
-            <w:r>
+              <w:t xml:space="preserve"> "Author Keywords":"Retrieval-Augmented Generation" OR "Author Keywords":"Retrieval Augmented Generation" OR "Author Keywords":"RAG")</w:t>
+            </w:r>
+          </w:p>
+          <w:p>
+            <w:pPr>
+              <w:jc w:val="both"/>
               <w:rPr>
                 <w:rFonts w:ascii="Consolas" w:hAnsi="Consolas"/>
                 <w:sz w:val="20"/>
                 <w:szCs w:val="20"/>
               </w:rPr>
-              <w:t>source</w:t>
-            </w:r>
-            <w:proofErr w:type="spellEnd"/>
+            </w:pPr>
             <w:r>
               <w:rPr>
                 <w:rFonts w:ascii="Consolas" w:hAnsi="Consolas"/>
                 <w:sz w:val="20"/>
                 <w:szCs w:val="20"/>
               </w:rPr>
-              <w:t xml:space="preserve"> </w:t>
-            </w:r>
-            <w:proofErr w:type="spellStart"/>
-            <w:r>
+              <w:t>AND</w:t>
+            </w:r>
+          </w:p>
+          <w:p>
+            <w:pPr>
+              <w:jc w:val="both"/>
               <w:rPr>
                 <w:rFonts w:ascii="Consolas" w:hAnsi="Consolas"/>
                 <w:sz w:val="20"/>
                 <w:szCs w:val="20"/>
               </w:rPr>
-              <w:t>codes</w:t>
-            </w:r>
-            <w:proofErr w:type="spellEnd"/>
+            </w:pPr>
             <w:r>
               <w:rPr>
                 <w:rFonts w:ascii="Consolas" w:hAnsi="Consolas"/>
                 <w:sz w:val="20"/>
                 <w:szCs w:val="20"/>
               </w:rPr>
-              <w:t>" OR "</w:t>
-            </w:r>
-            <w:proofErr w:type="spellStart"/>
-            <w:r>
+              <w:t>("Document Title":"LLM" OR "Document Title":"Large Language Model" OR "Document Title":"GenAI" OR "Document Title":"Generative AI" OR</w:t>
+            </w:r>
+          </w:p>
+          <w:p>
+            <w:pPr>
+              <w:jc w:val="both"/>
               <w:rPr>
                 <w:rFonts w:ascii="Consolas" w:hAnsi="Consolas"/>
                 <w:sz w:val="20"/>
                 <w:szCs w:val="20"/>
               </w:rPr>
-              <w:t>Document</w:t>
-            </w:r>
-            <w:proofErr w:type="spellEnd"/>
+            </w:pPr>
             <w:r>
               <w:rPr>
                 <w:rFonts w:ascii="Consolas" w:hAnsi="Consolas"/>
                 <w:sz w:val="20"/>
                 <w:szCs w:val="20"/>
               </w:rPr>
-              <w:t xml:space="preserve"> </w:t>
-            </w:r>
-            <w:proofErr w:type="spellStart"/>
-            <w:r>
+              <w:t xml:space="preserve"> "Abstract":"LLM" OR "Abstract":"Large Language Model" OR "Abstract":"GenAI" OR "Abstract":"Generative AI" OR</w:t>
+            </w:r>
+          </w:p>
+          <w:p>
+            <w:pPr>
+              <w:jc w:val="both"/>
               <w:rPr>
                 <w:rFonts w:ascii="Consolas" w:hAnsi="Consolas"/>
                 <w:sz w:val="20"/>
                 <w:szCs w:val="20"/>
               </w:rPr>
-              <w:t>Title</w:t>
-            </w:r>
-            <w:proofErr w:type="spellEnd"/>
+            </w:pPr>
             <w:r>
               <w:rPr>
                 <w:rFonts w:ascii="Consolas" w:hAnsi="Consolas"/>
                 <w:sz w:val="20"/>
                 <w:szCs w:val="20"/>
               </w:rPr>
-              <w:t>":"</w:t>
-            </w:r>
-            <w:proofErr w:type="spellStart"/>
-            <w:r>
-              <w:rPr>
-                <w:rFonts w:ascii="Consolas" w:hAnsi="Consolas"/>
-                <w:sz w:val="20"/>
-                <w:szCs w:val="20"/>
-              </w:rPr>
-              <w:t>codebase</w:t>
-            </w:r>
-            <w:proofErr w:type="spellEnd"/>
-            <w:r>
-              <w:rPr>
-                <w:rFonts w:ascii="Consolas" w:hAnsi="Consolas"/>
-                <w:sz w:val="20"/>
-                <w:szCs w:val="20"/>
-              </w:rPr>
-              <w:t>" OR "</w:t>
-            </w:r>
-            <w:proofErr w:type="spellStart"/>
-            <w:r>
-              <w:rPr>
-                <w:rFonts w:ascii="Consolas" w:hAnsi="Consolas"/>
-                <w:sz w:val="20"/>
-                <w:szCs w:val="20"/>
-              </w:rPr>
-              <w:t>Document</w:t>
-            </w:r>
-            <w:proofErr w:type="spellEnd"/>
-            <w:r>
-              <w:rPr>
-                <w:rFonts w:ascii="Consolas" w:hAnsi="Consolas"/>
-                <w:sz w:val="20"/>
-                <w:szCs w:val="20"/>
-              </w:rPr>
-              <w:t xml:space="preserve"> </w:t>
-            </w:r>
-            <w:proofErr w:type="spellStart"/>
-            <w:r>
-              <w:rPr>
-                <w:rFonts w:ascii="Consolas" w:hAnsi="Consolas"/>
-                <w:sz w:val="20"/>
-                <w:szCs w:val="20"/>
-              </w:rPr>
-              <w:t>Title</w:t>
-            </w:r>
-            <w:proofErr w:type="spellEnd"/>
-            <w:r>
-              <w:rPr>
-                <w:rFonts w:ascii="Consolas" w:hAnsi="Consolas"/>
-                <w:sz w:val="20"/>
-                <w:szCs w:val="20"/>
-              </w:rPr>
-              <w:t>":"</w:t>
-            </w:r>
-            <w:proofErr w:type="spellStart"/>
-            <w:r>
-              <w:rPr>
-                <w:rFonts w:ascii="Consolas" w:hAnsi="Consolas"/>
-                <w:sz w:val="20"/>
-                <w:szCs w:val="20"/>
-              </w:rPr>
-              <w:t>code</w:t>
-            </w:r>
-            <w:proofErr w:type="spellEnd"/>
-            <w:r>
-              <w:rPr>
-                <w:rFonts w:ascii="Consolas" w:hAnsi="Consolas"/>
-                <w:sz w:val="20"/>
-                <w:szCs w:val="20"/>
-              </w:rPr>
-              <w:t xml:space="preserve"> </w:t>
-            </w:r>
-            <w:proofErr w:type="spellStart"/>
-            <w:r>
-              <w:rPr>
-                <w:rFonts w:ascii="Consolas" w:hAnsi="Consolas"/>
-                <w:sz w:val="20"/>
-                <w:szCs w:val="20"/>
-              </w:rPr>
-              <w:t>repository</w:t>
-            </w:r>
-            <w:proofErr w:type="spellEnd"/>
-            <w:r>
-              <w:rPr>
-                <w:rFonts w:ascii="Consolas" w:hAnsi="Consolas"/>
-                <w:sz w:val="20"/>
-                <w:szCs w:val="20"/>
-              </w:rPr>
-              <w:t>" OR "</w:t>
-            </w:r>
-            <w:proofErr w:type="spellStart"/>
-            <w:r>
-              <w:rPr>
-                <w:rFonts w:ascii="Consolas" w:hAnsi="Consolas"/>
-                <w:sz w:val="20"/>
-                <w:szCs w:val="20"/>
-              </w:rPr>
-              <w:t>Document</w:t>
-            </w:r>
-            <w:proofErr w:type="spellEnd"/>
-            <w:r>
-              <w:rPr>
-                <w:rFonts w:ascii="Consolas" w:hAnsi="Consolas"/>
-                <w:sz w:val="20"/>
-                <w:szCs w:val="20"/>
-              </w:rPr>
-              <w:t xml:space="preserve"> </w:t>
-            </w:r>
-            <w:proofErr w:type="spellStart"/>
-            <w:r>
-              <w:rPr>
-                <w:rFonts w:ascii="Consolas" w:hAnsi="Consolas"/>
-                <w:sz w:val="20"/>
-                <w:szCs w:val="20"/>
-              </w:rPr>
-              <w:t>Title</w:t>
-            </w:r>
-            <w:proofErr w:type="spellEnd"/>
-            <w:r>
-              <w:rPr>
-                <w:rFonts w:ascii="Consolas" w:hAnsi="Consolas"/>
-                <w:sz w:val="20"/>
-                <w:szCs w:val="20"/>
-              </w:rPr>
-              <w:t>":"</w:t>
-            </w:r>
-            <w:proofErr w:type="spellStart"/>
-            <w:r>
-              <w:rPr>
-                <w:rFonts w:ascii="Consolas" w:hAnsi="Consolas"/>
-                <w:sz w:val="20"/>
-                <w:szCs w:val="20"/>
-              </w:rPr>
-              <w:t>code</w:t>
-            </w:r>
-            <w:proofErr w:type="spellEnd"/>
-            <w:r>
-              <w:rPr>
-                <w:rFonts w:ascii="Consolas" w:hAnsi="Consolas"/>
-                <w:sz w:val="20"/>
-                <w:szCs w:val="20"/>
-              </w:rPr>
-              <w:t xml:space="preserve"> </w:t>
-            </w:r>
-            <w:proofErr w:type="spellStart"/>
-            <w:r>
-              <w:rPr>
-                <w:rFonts w:ascii="Consolas" w:hAnsi="Consolas"/>
-                <w:sz w:val="20"/>
-                <w:szCs w:val="20"/>
-              </w:rPr>
-              <w:t>search</w:t>
-            </w:r>
-            <w:proofErr w:type="spellEnd"/>
-            <w:r>
-              <w:rPr>
-                <w:rFonts w:ascii="Consolas" w:hAnsi="Consolas"/>
-                <w:sz w:val="20"/>
-                <w:szCs w:val="20"/>
-              </w:rPr>
-              <w:t>" OR</w:t>
-            </w:r>
-          </w:p>
-          <w:p>
-            <w:pPr>
-              <w:jc w:val="both"/>
-              <w:rPr>
-                <w:rFonts w:ascii="Consolas" w:hAnsi="Consolas"/>
-                <w:sz w:val="20"/>
-                <w:szCs w:val="20"/>
-              </w:rPr>
-            </w:pPr>
-            <w:r>
-              <w:rPr>
-                <w:rFonts w:ascii="Consolas" w:hAnsi="Consolas"/>
-                <w:sz w:val="20"/>
-                <w:szCs w:val="20"/>
-              </w:rPr>
-              <w:t xml:space="preserve"> "Abstract":"</w:t>
-            </w:r>
-            <w:proofErr w:type="spellStart"/>
-            <w:r>
-              <w:rPr>
-                <w:rFonts w:ascii="Consolas" w:hAnsi="Consolas"/>
-                <w:sz w:val="20"/>
-                <w:szCs w:val="20"/>
-              </w:rPr>
-              <w:t>source</w:t>
-            </w:r>
-            <w:proofErr w:type="spellEnd"/>
-            <w:r>
-              <w:rPr>
-                <w:rFonts w:ascii="Consolas" w:hAnsi="Consolas"/>
-                <w:sz w:val="20"/>
-                <w:szCs w:val="20"/>
-              </w:rPr>
-              <w:t xml:space="preserve"> </w:t>
-            </w:r>
-            <w:proofErr w:type="spellStart"/>
-            <w:r>
-              <w:rPr>
-                <w:rFonts w:ascii="Consolas" w:hAnsi="Consolas"/>
-                <w:sz w:val="20"/>
-                <w:szCs w:val="20"/>
-              </w:rPr>
-              <w:t>code</w:t>
-            </w:r>
-            <w:proofErr w:type="spellEnd"/>
-            <w:r>
-              <w:rPr>
-                <w:rFonts w:ascii="Consolas" w:hAnsi="Consolas"/>
-                <w:sz w:val="20"/>
-                <w:szCs w:val="20"/>
-              </w:rPr>
-              <w:t>" OR "Abstract":"</w:t>
-            </w:r>
-            <w:proofErr w:type="spellStart"/>
-            <w:r>
-              <w:rPr>
-                <w:rFonts w:ascii="Consolas" w:hAnsi="Consolas"/>
-                <w:sz w:val="20"/>
-                <w:szCs w:val="20"/>
-              </w:rPr>
-              <w:t>source</w:t>
-            </w:r>
-            <w:proofErr w:type="spellEnd"/>
-            <w:r>
-              <w:rPr>
-                <w:rFonts w:ascii="Consolas" w:hAnsi="Consolas"/>
-                <w:sz w:val="20"/>
-                <w:szCs w:val="20"/>
-              </w:rPr>
-              <w:t xml:space="preserve"> </w:t>
-            </w:r>
-            <w:proofErr w:type="spellStart"/>
-            <w:r>
-              <w:rPr>
-                <w:rFonts w:ascii="Consolas" w:hAnsi="Consolas"/>
-                <w:sz w:val="20"/>
-                <w:szCs w:val="20"/>
-              </w:rPr>
-              <w:t>codes</w:t>
-            </w:r>
-            <w:proofErr w:type="spellEnd"/>
-            <w:r>
-              <w:rPr>
-                <w:rFonts w:ascii="Consolas" w:hAnsi="Consolas"/>
-                <w:sz w:val="20"/>
-                <w:szCs w:val="20"/>
-              </w:rPr>
-              <w:t>" OR "Abstract":"</w:t>
-            </w:r>
-            <w:proofErr w:type="spellStart"/>
-            <w:r>
-              <w:rPr>
-                <w:rFonts w:ascii="Consolas" w:hAnsi="Consolas"/>
-                <w:sz w:val="20"/>
-                <w:szCs w:val="20"/>
-              </w:rPr>
-              <w:t>codebase</w:t>
-            </w:r>
-            <w:proofErr w:type="spellEnd"/>
-            <w:r>
-              <w:rPr>
-                <w:rFonts w:ascii="Consolas" w:hAnsi="Consolas"/>
-                <w:sz w:val="20"/>
-                <w:szCs w:val="20"/>
-              </w:rPr>
-              <w:t>" OR "Abstract":"</w:t>
-            </w:r>
-            <w:proofErr w:type="spellStart"/>
-            <w:r>
-              <w:rPr>
-                <w:rFonts w:ascii="Consolas" w:hAnsi="Consolas"/>
-                <w:sz w:val="20"/>
-                <w:szCs w:val="20"/>
-              </w:rPr>
-              <w:t>code</w:t>
-            </w:r>
-            <w:proofErr w:type="spellEnd"/>
-            <w:r>
-              <w:rPr>
-                <w:rFonts w:ascii="Consolas" w:hAnsi="Consolas"/>
-                <w:sz w:val="20"/>
-                <w:szCs w:val="20"/>
-              </w:rPr>
-              <w:t xml:space="preserve"> </w:t>
-            </w:r>
-            <w:proofErr w:type="spellStart"/>
-            <w:r>
-              <w:rPr>
-                <w:rFonts w:ascii="Consolas" w:hAnsi="Consolas"/>
-                <w:sz w:val="20"/>
-                <w:szCs w:val="20"/>
-              </w:rPr>
-              <w:t>repository</w:t>
-            </w:r>
-            <w:proofErr w:type="spellEnd"/>
-            <w:r>
-              <w:rPr>
-                <w:rFonts w:ascii="Consolas" w:hAnsi="Consolas"/>
-                <w:sz w:val="20"/>
-                <w:szCs w:val="20"/>
-              </w:rPr>
-              <w:t>" OR "Abstract":"</w:t>
-            </w:r>
-            <w:proofErr w:type="spellStart"/>
-            <w:r>
-              <w:rPr>
-                <w:rFonts w:ascii="Consolas" w:hAnsi="Consolas"/>
-                <w:sz w:val="20"/>
-                <w:szCs w:val="20"/>
-              </w:rPr>
-              <w:t>code</w:t>
-            </w:r>
-            <w:proofErr w:type="spellEnd"/>
-            <w:r>
-              <w:rPr>
-                <w:rFonts w:ascii="Consolas" w:hAnsi="Consolas"/>
-                <w:sz w:val="20"/>
-                <w:szCs w:val="20"/>
-              </w:rPr>
-              <w:t xml:space="preserve"> </w:t>
-            </w:r>
-            <w:proofErr w:type="spellStart"/>
-            <w:r>
-              <w:rPr>
-                <w:rFonts w:ascii="Consolas" w:hAnsi="Consolas"/>
-                <w:sz w:val="20"/>
-                <w:szCs w:val="20"/>
-              </w:rPr>
-              <w:t>search</w:t>
-            </w:r>
-            <w:proofErr w:type="spellEnd"/>
-            <w:r>
-              <w:rPr>
-                <w:rFonts w:ascii="Consolas" w:hAnsi="Consolas"/>
-                <w:sz w:val="20"/>
-                <w:szCs w:val="20"/>
-              </w:rPr>
-              <w:t>" OR</w:t>
-            </w:r>
-          </w:p>
-          <w:p>
-            <w:pPr>
-              <w:jc w:val="both"/>
-              <w:rPr>
-                <w:rFonts w:ascii="Consolas" w:hAnsi="Consolas"/>
-                <w:sz w:val="20"/>
-                <w:szCs w:val="20"/>
-              </w:rPr>
-            </w:pPr>
-            <w:r>
-              <w:rPr>
-                <w:rFonts w:ascii="Consolas" w:hAnsi="Consolas"/>
-                <w:sz w:val="20"/>
-                <w:szCs w:val="20"/>
-              </w:rPr>
-              <w:t xml:space="preserve"> "</w:t>
-            </w:r>
-            <w:proofErr w:type="spellStart"/>
-            <w:r>
-              <w:rPr>
-                <w:rFonts w:ascii="Consolas" w:hAnsi="Consolas"/>
-                <w:sz w:val="20"/>
-                <w:szCs w:val="20"/>
-              </w:rPr>
-              <w:t>Author</w:t>
-            </w:r>
-            <w:proofErr w:type="spellEnd"/>
-            <w:r>
-              <w:rPr>
-                <w:rFonts w:ascii="Consolas" w:hAnsi="Consolas"/>
-                <w:sz w:val="20"/>
-                <w:szCs w:val="20"/>
-              </w:rPr>
-              <w:t xml:space="preserve"> Keywords":"</w:t>
-            </w:r>
-            <w:proofErr w:type="spellStart"/>
-            <w:r>
-              <w:rPr>
-                <w:rFonts w:ascii="Consolas" w:hAnsi="Consolas"/>
-                <w:sz w:val="20"/>
-                <w:szCs w:val="20"/>
-              </w:rPr>
-              <w:t>source</w:t>
-            </w:r>
-            <w:proofErr w:type="spellEnd"/>
-            <w:r>
-              <w:rPr>
-                <w:rFonts w:ascii="Consolas" w:hAnsi="Consolas"/>
-                <w:sz w:val="20"/>
-                <w:szCs w:val="20"/>
-              </w:rPr>
-              <w:t xml:space="preserve"> </w:t>
-            </w:r>
-            <w:proofErr w:type="spellStart"/>
-            <w:r>
-              <w:rPr>
-                <w:rFonts w:ascii="Consolas" w:hAnsi="Consolas"/>
-                <w:sz w:val="20"/>
-                <w:szCs w:val="20"/>
-              </w:rPr>
-              <w:t>code</w:t>
-            </w:r>
-            <w:proofErr w:type="spellEnd"/>
-            <w:r>
-              <w:rPr>
-                <w:rFonts w:ascii="Consolas" w:hAnsi="Consolas"/>
-                <w:sz w:val="20"/>
-                <w:szCs w:val="20"/>
-              </w:rPr>
-              <w:t>" OR "</w:t>
-            </w:r>
-            <w:proofErr w:type="spellStart"/>
-            <w:r>
-              <w:rPr>
-                <w:rFonts w:ascii="Consolas" w:hAnsi="Consolas"/>
-                <w:sz w:val="20"/>
-                <w:szCs w:val="20"/>
-              </w:rPr>
-              <w:t>Author</w:t>
-            </w:r>
-            <w:proofErr w:type="spellEnd"/>
-            <w:r>
-              <w:rPr>
-                <w:rFonts w:ascii="Consolas" w:hAnsi="Consolas"/>
-                <w:sz w:val="20"/>
-                <w:szCs w:val="20"/>
-              </w:rPr>
-              <w:t xml:space="preserve"> Keywords":"</w:t>
-            </w:r>
-            <w:proofErr w:type="spellStart"/>
-            <w:r>
-              <w:rPr>
-                <w:rFonts w:ascii="Consolas" w:hAnsi="Consolas"/>
-                <w:sz w:val="20"/>
-                <w:szCs w:val="20"/>
-              </w:rPr>
-              <w:t>source</w:t>
-            </w:r>
-            <w:proofErr w:type="spellEnd"/>
-            <w:r>
-              <w:rPr>
-                <w:rFonts w:ascii="Consolas" w:hAnsi="Consolas"/>
-                <w:sz w:val="20"/>
-                <w:szCs w:val="20"/>
-              </w:rPr>
-              <w:t xml:space="preserve"> </w:t>
-            </w:r>
-            <w:proofErr w:type="spellStart"/>
-            <w:r>
-              <w:rPr>
-                <w:rFonts w:ascii="Consolas" w:hAnsi="Consolas"/>
-                <w:sz w:val="20"/>
-                <w:szCs w:val="20"/>
-              </w:rPr>
-              <w:t>codes</w:t>
-            </w:r>
-            <w:proofErr w:type="spellEnd"/>
-            <w:r>
-              <w:rPr>
-                <w:rFonts w:ascii="Consolas" w:hAnsi="Consolas"/>
-                <w:sz w:val="20"/>
-                <w:szCs w:val="20"/>
-              </w:rPr>
-              <w:t>" OR "</w:t>
-            </w:r>
-            <w:proofErr w:type="spellStart"/>
-            <w:r>
-              <w:rPr>
-                <w:rFonts w:ascii="Consolas" w:hAnsi="Consolas"/>
-                <w:sz w:val="20"/>
-                <w:szCs w:val="20"/>
-              </w:rPr>
-              <w:t>Author</w:t>
-            </w:r>
-            <w:proofErr w:type="spellEnd"/>
-            <w:r>
-              <w:rPr>
-                <w:rFonts w:ascii="Consolas" w:hAnsi="Consolas"/>
-                <w:sz w:val="20"/>
-                <w:szCs w:val="20"/>
-              </w:rPr>
-              <w:t xml:space="preserve"> Keywords":"</w:t>
-            </w:r>
-            <w:proofErr w:type="spellStart"/>
-            <w:r>
-              <w:rPr>
-                <w:rFonts w:ascii="Consolas" w:hAnsi="Consolas"/>
-                <w:sz w:val="20"/>
-                <w:szCs w:val="20"/>
-              </w:rPr>
-              <w:t>codebase</w:t>
-            </w:r>
-            <w:proofErr w:type="spellEnd"/>
-            <w:r>
-              <w:rPr>
-                <w:rFonts w:ascii="Consolas" w:hAnsi="Consolas"/>
-                <w:sz w:val="20"/>
-                <w:szCs w:val="20"/>
-              </w:rPr>
-              <w:t>" OR "</w:t>
-            </w:r>
-            <w:proofErr w:type="spellStart"/>
-            <w:r>
-              <w:rPr>
-                <w:rFonts w:ascii="Consolas" w:hAnsi="Consolas"/>
-                <w:sz w:val="20"/>
-                <w:szCs w:val="20"/>
-              </w:rPr>
-              <w:t>Author</w:t>
-            </w:r>
-            <w:proofErr w:type="spellEnd"/>
-            <w:r>
-              <w:rPr>
-                <w:rFonts w:ascii="Consolas" w:hAnsi="Consolas"/>
-                <w:sz w:val="20"/>
-                <w:szCs w:val="20"/>
-              </w:rPr>
-              <w:t xml:space="preserve"> Keywords":"</w:t>
-            </w:r>
-            <w:proofErr w:type="spellStart"/>
-            <w:r>
-              <w:rPr>
-                <w:rFonts w:ascii="Consolas" w:hAnsi="Consolas"/>
-                <w:sz w:val="20"/>
-                <w:szCs w:val="20"/>
-              </w:rPr>
-              <w:t>code</w:t>
-            </w:r>
-            <w:proofErr w:type="spellEnd"/>
-            <w:r>
-              <w:rPr>
-                <w:rFonts w:ascii="Consolas" w:hAnsi="Consolas"/>
-                <w:sz w:val="20"/>
-                <w:szCs w:val="20"/>
-              </w:rPr>
-              <w:t xml:space="preserve"> </w:t>
-            </w:r>
-            <w:proofErr w:type="spellStart"/>
-            <w:r>
-              <w:rPr>
-                <w:rFonts w:ascii="Consolas" w:hAnsi="Consolas"/>
-                <w:sz w:val="20"/>
-                <w:szCs w:val="20"/>
-              </w:rPr>
-              <w:t>repository</w:t>
-            </w:r>
-            <w:proofErr w:type="spellEnd"/>
-            <w:r>
-              <w:rPr>
-                <w:rFonts w:ascii="Consolas" w:hAnsi="Consolas"/>
-                <w:sz w:val="20"/>
-                <w:szCs w:val="20"/>
-              </w:rPr>
-              <w:t>" OR "</w:t>
-            </w:r>
-            <w:proofErr w:type="spellStart"/>
-            <w:r>
-              <w:rPr>
-                <w:rFonts w:ascii="Consolas" w:hAnsi="Consolas"/>
-                <w:sz w:val="20"/>
-                <w:szCs w:val="20"/>
-              </w:rPr>
-              <w:t>Author</w:t>
-            </w:r>
-            <w:proofErr w:type="spellEnd"/>
-            <w:r>
-              <w:rPr>
-                <w:rFonts w:ascii="Consolas" w:hAnsi="Consolas"/>
-                <w:sz w:val="20"/>
-                <w:szCs w:val="20"/>
-              </w:rPr>
-              <w:t xml:space="preserve"> Keywords":"</w:t>
-            </w:r>
-            <w:proofErr w:type="spellStart"/>
-            <w:r>
-              <w:rPr>
-                <w:rFonts w:ascii="Consolas" w:hAnsi="Consolas"/>
-                <w:sz w:val="20"/>
-                <w:szCs w:val="20"/>
-              </w:rPr>
-              <w:t>code</w:t>
-            </w:r>
-            <w:proofErr w:type="spellEnd"/>
-            <w:r>
-              <w:rPr>
-                <w:rFonts w:ascii="Consolas" w:hAnsi="Consolas"/>
-                <w:sz w:val="20"/>
-                <w:szCs w:val="20"/>
-              </w:rPr>
-              <w:t xml:space="preserve"> </w:t>
-            </w:r>
-            <w:proofErr w:type="spellStart"/>
-            <w:r>
-              <w:rPr>
-                <w:rFonts w:ascii="Consolas" w:hAnsi="Consolas"/>
-                <w:sz w:val="20"/>
-                <w:szCs w:val="20"/>
-              </w:rPr>
-              <w:t>search</w:t>
-            </w:r>
-            <w:proofErr w:type="spellEnd"/>
-            <w:r>
-              <w:rPr>
-                <w:rFonts w:ascii="Consolas" w:hAnsi="Consolas"/>
-                <w:sz w:val="20"/>
-                <w:szCs w:val="20"/>
-              </w:rPr>
-              <w:t>")</w:t>
-            </w:r>
-          </w:p>
-          <w:p>
-            <w:pPr>
-              <w:jc w:val="both"/>
-              <w:rPr>
-                <w:rFonts w:ascii="Consolas" w:hAnsi="Consolas"/>
-                <w:sz w:val="20"/>
-                <w:szCs w:val="20"/>
-              </w:rPr>
-            </w:pPr>
-            <w:r>
-              <w:rPr>
-                <w:rFonts w:ascii="Consolas" w:hAnsi="Consolas"/>
-                <w:sz w:val="20"/>
-                <w:szCs w:val="20"/>
-              </w:rPr>
-              <w:t>AND</w:t>
-            </w:r>
-          </w:p>
-          <w:p>
-            <w:pPr>
-              <w:jc w:val="both"/>
-              <w:rPr>
-                <w:rFonts w:ascii="Consolas" w:hAnsi="Consolas"/>
-                <w:sz w:val="20"/>
-                <w:szCs w:val="20"/>
-              </w:rPr>
-            </w:pPr>
-            <w:r>
-              <w:rPr>
-                <w:rFonts w:ascii="Consolas" w:hAnsi="Consolas"/>
-                <w:sz w:val="20"/>
-                <w:szCs w:val="20"/>
-              </w:rPr>
-              <w:t>("</w:t>
-            </w:r>
-            <w:proofErr w:type="spellStart"/>
-            <w:r>
-              <w:rPr>
-                <w:rFonts w:ascii="Consolas" w:hAnsi="Consolas"/>
-                <w:sz w:val="20"/>
-                <w:szCs w:val="20"/>
-              </w:rPr>
-              <w:t>Document</w:t>
-            </w:r>
-            <w:proofErr w:type="spellEnd"/>
-            <w:r>
-              <w:rPr>
-                <w:rFonts w:ascii="Consolas" w:hAnsi="Consolas"/>
-                <w:sz w:val="20"/>
-                <w:szCs w:val="20"/>
-              </w:rPr>
-              <w:t xml:space="preserve"> </w:t>
-            </w:r>
-            <w:proofErr w:type="spellStart"/>
-            <w:r>
-              <w:rPr>
-                <w:rFonts w:ascii="Consolas" w:hAnsi="Consolas"/>
-                <w:sz w:val="20"/>
-                <w:szCs w:val="20"/>
-              </w:rPr>
-              <w:t>Title</w:t>
-            </w:r>
-            <w:proofErr w:type="spellEnd"/>
-            <w:r>
-              <w:rPr>
-                <w:rFonts w:ascii="Consolas" w:hAnsi="Consolas"/>
-                <w:sz w:val="20"/>
-                <w:szCs w:val="20"/>
-              </w:rPr>
-              <w:t>":"</w:t>
-            </w:r>
-            <w:proofErr w:type="spellStart"/>
-            <w:r>
-              <w:rPr>
-                <w:rFonts w:ascii="Consolas" w:hAnsi="Consolas"/>
-                <w:sz w:val="20"/>
-                <w:szCs w:val="20"/>
-              </w:rPr>
-              <w:t>Retrieval-Augmented</w:t>
-            </w:r>
-            <w:proofErr w:type="spellEnd"/>
-            <w:r>
-              <w:rPr>
-                <w:rFonts w:ascii="Consolas" w:hAnsi="Consolas"/>
-                <w:sz w:val="20"/>
-                <w:szCs w:val="20"/>
-              </w:rPr>
-              <w:t xml:space="preserve"> Generation" OR "</w:t>
-            </w:r>
-            <w:proofErr w:type="spellStart"/>
-            <w:r>
-              <w:rPr>
-                <w:rFonts w:ascii="Consolas" w:hAnsi="Consolas"/>
-                <w:sz w:val="20"/>
-                <w:szCs w:val="20"/>
-              </w:rPr>
-              <w:t>Document</w:t>
-            </w:r>
-            <w:proofErr w:type="spellEnd"/>
-            <w:r>
-              <w:rPr>
-                <w:rFonts w:ascii="Consolas" w:hAnsi="Consolas"/>
-                <w:sz w:val="20"/>
-                <w:szCs w:val="20"/>
-              </w:rPr>
-              <w:t xml:space="preserve"> </w:t>
-            </w:r>
-            <w:proofErr w:type="spellStart"/>
-            <w:r>
-              <w:rPr>
-                <w:rFonts w:ascii="Consolas" w:hAnsi="Consolas"/>
-                <w:sz w:val="20"/>
-                <w:szCs w:val="20"/>
-              </w:rPr>
-              <w:t>Title</w:t>
-            </w:r>
-            <w:proofErr w:type="spellEnd"/>
-            <w:r>
-              <w:rPr>
-                <w:rFonts w:ascii="Consolas" w:hAnsi="Consolas"/>
-                <w:sz w:val="20"/>
-                <w:szCs w:val="20"/>
-              </w:rPr>
-              <w:t>":"</w:t>
-            </w:r>
-            <w:proofErr w:type="spellStart"/>
-            <w:r>
-              <w:rPr>
-                <w:rFonts w:ascii="Consolas" w:hAnsi="Consolas"/>
-                <w:sz w:val="20"/>
-                <w:szCs w:val="20"/>
-              </w:rPr>
-              <w:t>Retrieval</w:t>
-            </w:r>
-            <w:proofErr w:type="spellEnd"/>
-            <w:r>
-              <w:rPr>
-                <w:rFonts w:ascii="Consolas" w:hAnsi="Consolas"/>
-                <w:sz w:val="20"/>
-                <w:szCs w:val="20"/>
-              </w:rPr>
-              <w:t xml:space="preserve"> </w:t>
-            </w:r>
-            <w:proofErr w:type="spellStart"/>
-            <w:r>
-              <w:rPr>
-                <w:rFonts w:ascii="Consolas" w:hAnsi="Consolas"/>
-                <w:sz w:val="20"/>
-                <w:szCs w:val="20"/>
-              </w:rPr>
-              <w:t>Augmented</w:t>
-            </w:r>
-            <w:proofErr w:type="spellEnd"/>
-            <w:r>
-              <w:rPr>
-                <w:rFonts w:ascii="Consolas" w:hAnsi="Consolas"/>
-                <w:sz w:val="20"/>
-                <w:szCs w:val="20"/>
-              </w:rPr>
-              <w:t xml:space="preserve"> Generation" OR "</w:t>
-            </w:r>
-            <w:proofErr w:type="spellStart"/>
-            <w:r>
-              <w:rPr>
-                <w:rFonts w:ascii="Consolas" w:hAnsi="Consolas"/>
-                <w:sz w:val="20"/>
-                <w:szCs w:val="20"/>
-              </w:rPr>
-              <w:t>Document</w:t>
-            </w:r>
-            <w:proofErr w:type="spellEnd"/>
-            <w:r>
-              <w:rPr>
-                <w:rFonts w:ascii="Consolas" w:hAnsi="Consolas"/>
-                <w:sz w:val="20"/>
-                <w:szCs w:val="20"/>
-              </w:rPr>
-              <w:t xml:space="preserve"> </w:t>
-            </w:r>
-            <w:proofErr w:type="spellStart"/>
-            <w:r>
-              <w:rPr>
-                <w:rFonts w:ascii="Consolas" w:hAnsi="Consolas"/>
-                <w:sz w:val="20"/>
-                <w:szCs w:val="20"/>
-              </w:rPr>
-              <w:t>Title</w:t>
-            </w:r>
-            <w:proofErr w:type="spellEnd"/>
-            <w:r>
-              <w:rPr>
-                <w:rFonts w:ascii="Consolas" w:hAnsi="Consolas"/>
-                <w:sz w:val="20"/>
-                <w:szCs w:val="20"/>
-              </w:rPr>
-              <w:t>":"RAG" OR</w:t>
-            </w:r>
-          </w:p>
-          <w:p>
-            <w:pPr>
-              <w:jc w:val="both"/>
-              <w:rPr>
-                <w:rFonts w:ascii="Consolas" w:hAnsi="Consolas"/>
-                <w:sz w:val="20"/>
-                <w:szCs w:val="20"/>
-              </w:rPr>
-            </w:pPr>
-            <w:r>
-              <w:rPr>
-                <w:rFonts w:ascii="Consolas" w:hAnsi="Consolas"/>
-                <w:sz w:val="20"/>
-                <w:szCs w:val="20"/>
-              </w:rPr>
-              <w:t xml:space="preserve"> "Abstract":"</w:t>
-            </w:r>
-            <w:proofErr w:type="spellStart"/>
-            <w:r>
-              <w:rPr>
-                <w:rFonts w:ascii="Consolas" w:hAnsi="Consolas"/>
-                <w:sz w:val="20"/>
-                <w:szCs w:val="20"/>
-              </w:rPr>
-              <w:t>Retrieval-Augmented</w:t>
-            </w:r>
-            <w:proofErr w:type="spellEnd"/>
-            <w:r>
-              <w:rPr>
-                <w:rFonts w:ascii="Consolas" w:hAnsi="Consolas"/>
-                <w:sz w:val="20"/>
-                <w:szCs w:val="20"/>
-              </w:rPr>
-              <w:t xml:space="preserve"> Generation" OR "Abstract":"</w:t>
-            </w:r>
-            <w:proofErr w:type="spellStart"/>
-            <w:r>
-              <w:rPr>
-                <w:rFonts w:ascii="Consolas" w:hAnsi="Consolas"/>
-                <w:sz w:val="20"/>
-                <w:szCs w:val="20"/>
-              </w:rPr>
-              <w:t>Retrieval</w:t>
-            </w:r>
-            <w:proofErr w:type="spellEnd"/>
-            <w:r>
-              <w:rPr>
-                <w:rFonts w:ascii="Consolas" w:hAnsi="Consolas"/>
-                <w:sz w:val="20"/>
-                <w:szCs w:val="20"/>
-              </w:rPr>
-              <w:t xml:space="preserve"> </w:t>
-            </w:r>
-            <w:proofErr w:type="spellStart"/>
-            <w:r>
-              <w:rPr>
-                <w:rFonts w:ascii="Consolas" w:hAnsi="Consolas"/>
-                <w:sz w:val="20"/>
-                <w:szCs w:val="20"/>
-              </w:rPr>
-              <w:t>Augmented</w:t>
-            </w:r>
-            <w:proofErr w:type="spellEnd"/>
-            <w:r>
-              <w:rPr>
-                <w:rFonts w:ascii="Consolas" w:hAnsi="Consolas"/>
-                <w:sz w:val="20"/>
-                <w:szCs w:val="20"/>
-              </w:rPr>
-              <w:t xml:space="preserve"> Generation" OR "</w:t>
-            </w:r>
-            <w:proofErr w:type="spellStart"/>
-            <w:r>
-              <w:rPr>
-                <w:rFonts w:ascii="Consolas" w:hAnsi="Consolas"/>
-                <w:sz w:val="20"/>
-                <w:szCs w:val="20"/>
-              </w:rPr>
-              <w:t>Abstract":"RAG</w:t>
-            </w:r>
-            <w:proofErr w:type="spellEnd"/>
-            <w:r>
-              <w:rPr>
-                <w:rFonts w:ascii="Consolas" w:hAnsi="Consolas"/>
-                <w:sz w:val="20"/>
-                <w:szCs w:val="20"/>
-              </w:rPr>
-              <w:t>" OR</w:t>
-            </w:r>
-          </w:p>
-          <w:p>
-            <w:pPr>
-              <w:jc w:val="both"/>
-              <w:rPr>
-                <w:rFonts w:ascii="Consolas" w:hAnsi="Consolas"/>
-                <w:sz w:val="20"/>
-                <w:szCs w:val="20"/>
-              </w:rPr>
-            </w:pPr>
-            <w:r>
-              <w:rPr>
-                <w:rFonts w:ascii="Consolas" w:hAnsi="Consolas"/>
-                <w:sz w:val="20"/>
-                <w:szCs w:val="20"/>
-              </w:rPr>
-              <w:t xml:space="preserve"> "</w:t>
-            </w:r>
-            <w:proofErr w:type="spellStart"/>
-            <w:r>
-              <w:rPr>
-                <w:rFonts w:ascii="Consolas" w:hAnsi="Consolas"/>
-                <w:sz w:val="20"/>
-                <w:szCs w:val="20"/>
-              </w:rPr>
-              <w:t>Author</w:t>
-            </w:r>
-            <w:proofErr w:type="spellEnd"/>
-            <w:r>
-              <w:rPr>
-                <w:rFonts w:ascii="Consolas" w:hAnsi="Consolas"/>
-                <w:sz w:val="20"/>
-                <w:szCs w:val="20"/>
-              </w:rPr>
-              <w:t xml:space="preserve"> Keywords":"</w:t>
-            </w:r>
-            <w:proofErr w:type="spellStart"/>
-            <w:r>
-              <w:rPr>
-                <w:rFonts w:ascii="Consolas" w:hAnsi="Consolas"/>
-                <w:sz w:val="20"/>
-                <w:szCs w:val="20"/>
-              </w:rPr>
-              <w:t>Retrieval-Augmented</w:t>
-            </w:r>
-            <w:proofErr w:type="spellEnd"/>
-            <w:r>
-              <w:rPr>
-                <w:rFonts w:ascii="Consolas" w:hAnsi="Consolas"/>
-                <w:sz w:val="20"/>
-                <w:szCs w:val="20"/>
-              </w:rPr>
-              <w:t xml:space="preserve"> Generation" OR "</w:t>
-            </w:r>
-            <w:proofErr w:type="spellStart"/>
-            <w:r>
-              <w:rPr>
-                <w:rFonts w:ascii="Consolas" w:hAnsi="Consolas"/>
-                <w:sz w:val="20"/>
-                <w:szCs w:val="20"/>
-              </w:rPr>
-              <w:t>Author</w:t>
-            </w:r>
-            <w:proofErr w:type="spellEnd"/>
-            <w:r>
-              <w:rPr>
-                <w:rFonts w:ascii="Consolas" w:hAnsi="Consolas"/>
-                <w:sz w:val="20"/>
-                <w:szCs w:val="20"/>
-              </w:rPr>
-              <w:t xml:space="preserve"> Keywords":"</w:t>
-            </w:r>
-            <w:proofErr w:type="spellStart"/>
-            <w:r>
-              <w:rPr>
-                <w:rFonts w:ascii="Consolas" w:hAnsi="Consolas"/>
-                <w:sz w:val="20"/>
-                <w:szCs w:val="20"/>
-              </w:rPr>
-              <w:t>Retrieval</w:t>
-            </w:r>
-            <w:proofErr w:type="spellEnd"/>
-            <w:r>
-              <w:rPr>
-                <w:rFonts w:ascii="Consolas" w:hAnsi="Consolas"/>
-                <w:sz w:val="20"/>
-                <w:szCs w:val="20"/>
-              </w:rPr>
-              <w:t xml:space="preserve"> </w:t>
-            </w:r>
-            <w:proofErr w:type="spellStart"/>
-            <w:r>
-              <w:rPr>
-                <w:rFonts w:ascii="Consolas" w:hAnsi="Consolas"/>
-                <w:sz w:val="20"/>
-                <w:szCs w:val="20"/>
-              </w:rPr>
-              <w:t>Augmented</w:t>
-            </w:r>
-            <w:proofErr w:type="spellEnd"/>
-            <w:r>
-              <w:rPr>
-                <w:rFonts w:ascii="Consolas" w:hAnsi="Consolas"/>
-                <w:sz w:val="20"/>
-                <w:szCs w:val="20"/>
-              </w:rPr>
-              <w:t xml:space="preserve"> Generation" OR "</w:t>
-            </w:r>
-            <w:proofErr w:type="spellStart"/>
-            <w:r>
-              <w:rPr>
-                <w:rFonts w:ascii="Consolas" w:hAnsi="Consolas"/>
-                <w:sz w:val="20"/>
-                <w:szCs w:val="20"/>
-              </w:rPr>
-              <w:t>Author</w:t>
-            </w:r>
-            <w:proofErr w:type="spellEnd"/>
-            <w:r>
-              <w:rPr>
-                <w:rFonts w:ascii="Consolas" w:hAnsi="Consolas"/>
-                <w:sz w:val="20"/>
-                <w:szCs w:val="20"/>
-              </w:rPr>
-              <w:t xml:space="preserve"> </w:t>
-            </w:r>
-            <w:proofErr w:type="spellStart"/>
-            <w:r>
-              <w:rPr>
-                <w:rFonts w:ascii="Consolas" w:hAnsi="Consolas"/>
-                <w:sz w:val="20"/>
-                <w:szCs w:val="20"/>
-              </w:rPr>
-              <w:t>Keywords":"RAG</w:t>
-            </w:r>
-            <w:proofErr w:type="spellEnd"/>
-            <w:r>
-              <w:rPr>
-                <w:rFonts w:ascii="Consolas" w:hAnsi="Consolas"/>
-                <w:sz w:val="20"/>
-                <w:szCs w:val="20"/>
-              </w:rPr>
-              <w:t>")</w:t>
-            </w:r>
-          </w:p>
-          <w:p>
-            <w:pPr>
-              <w:jc w:val="both"/>
-              <w:rPr>
-                <w:rFonts w:ascii="Consolas" w:hAnsi="Consolas"/>
-                <w:sz w:val="20"/>
-                <w:szCs w:val="20"/>
-              </w:rPr>
-            </w:pPr>
-            <w:r>
-              <w:rPr>
-                <w:rFonts w:ascii="Consolas" w:hAnsi="Consolas"/>
-                <w:sz w:val="20"/>
-                <w:szCs w:val="20"/>
-              </w:rPr>
-              <w:t>AND</w:t>
-            </w:r>
-          </w:p>
-          <w:p>
-            <w:pPr>
-              <w:jc w:val="both"/>
-              <w:rPr>
-                <w:rFonts w:ascii="Consolas" w:hAnsi="Consolas"/>
-                <w:sz w:val="20"/>
-                <w:szCs w:val="20"/>
-              </w:rPr>
-            </w:pPr>
-            <w:r>
-              <w:rPr>
-                <w:rFonts w:ascii="Consolas" w:hAnsi="Consolas"/>
-                <w:sz w:val="20"/>
-                <w:szCs w:val="20"/>
-              </w:rPr>
-              <w:t>("</w:t>
-            </w:r>
-            <w:proofErr w:type="spellStart"/>
-            <w:r>
-              <w:rPr>
-                <w:rFonts w:ascii="Consolas" w:hAnsi="Consolas"/>
-                <w:sz w:val="20"/>
-                <w:szCs w:val="20"/>
-              </w:rPr>
-              <w:t>Document</w:t>
-            </w:r>
-            <w:proofErr w:type="spellEnd"/>
-            <w:r>
-              <w:rPr>
-                <w:rFonts w:ascii="Consolas" w:hAnsi="Consolas"/>
-                <w:sz w:val="20"/>
-                <w:szCs w:val="20"/>
-              </w:rPr>
-              <w:t xml:space="preserve"> </w:t>
-            </w:r>
-            <w:proofErr w:type="spellStart"/>
-            <w:r>
-              <w:rPr>
-                <w:rFonts w:ascii="Consolas" w:hAnsi="Consolas"/>
-                <w:sz w:val="20"/>
-                <w:szCs w:val="20"/>
-              </w:rPr>
-              <w:t>Title</w:t>
-            </w:r>
-            <w:proofErr w:type="spellEnd"/>
-            <w:r>
-              <w:rPr>
-                <w:rFonts w:ascii="Consolas" w:hAnsi="Consolas"/>
-                <w:sz w:val="20"/>
-                <w:szCs w:val="20"/>
-              </w:rPr>
-              <w:t>":"LLM" OR "</w:t>
-            </w:r>
-            <w:proofErr w:type="spellStart"/>
-            <w:r>
-              <w:rPr>
-                <w:rFonts w:ascii="Consolas" w:hAnsi="Consolas"/>
-                <w:sz w:val="20"/>
-                <w:szCs w:val="20"/>
-              </w:rPr>
-              <w:t>Document</w:t>
-            </w:r>
-            <w:proofErr w:type="spellEnd"/>
-            <w:r>
-              <w:rPr>
-                <w:rFonts w:ascii="Consolas" w:hAnsi="Consolas"/>
-                <w:sz w:val="20"/>
-                <w:szCs w:val="20"/>
-              </w:rPr>
-              <w:t xml:space="preserve"> </w:t>
-            </w:r>
-            <w:proofErr w:type="spellStart"/>
-            <w:r>
-              <w:rPr>
-                <w:rFonts w:ascii="Consolas" w:hAnsi="Consolas"/>
-                <w:sz w:val="20"/>
-                <w:szCs w:val="20"/>
-              </w:rPr>
-              <w:t>Title</w:t>
-            </w:r>
-            <w:proofErr w:type="spellEnd"/>
-            <w:r>
-              <w:rPr>
-                <w:rFonts w:ascii="Consolas" w:hAnsi="Consolas"/>
-                <w:sz w:val="20"/>
-                <w:szCs w:val="20"/>
-              </w:rPr>
-              <w:t xml:space="preserve">":"Large </w:t>
-            </w:r>
-            <w:proofErr w:type="spellStart"/>
-            <w:r>
-              <w:rPr>
-                <w:rFonts w:ascii="Consolas" w:hAnsi="Consolas"/>
-                <w:sz w:val="20"/>
-                <w:szCs w:val="20"/>
-              </w:rPr>
-              <w:t>Language</w:t>
-            </w:r>
-            <w:proofErr w:type="spellEnd"/>
-            <w:r>
-              <w:rPr>
-                <w:rFonts w:ascii="Consolas" w:hAnsi="Consolas"/>
-                <w:sz w:val="20"/>
-                <w:szCs w:val="20"/>
-              </w:rPr>
-              <w:t xml:space="preserve"> Model" OR "</w:t>
-            </w:r>
-            <w:proofErr w:type="spellStart"/>
-            <w:r>
-              <w:rPr>
-                <w:rFonts w:ascii="Consolas" w:hAnsi="Consolas"/>
-                <w:sz w:val="20"/>
-                <w:szCs w:val="20"/>
-              </w:rPr>
-              <w:t>Document</w:t>
-            </w:r>
-            <w:proofErr w:type="spellEnd"/>
-            <w:r>
-              <w:rPr>
-                <w:rFonts w:ascii="Consolas" w:hAnsi="Consolas"/>
-                <w:sz w:val="20"/>
-                <w:szCs w:val="20"/>
-              </w:rPr>
-              <w:t xml:space="preserve"> </w:t>
-            </w:r>
-            <w:proofErr w:type="spellStart"/>
-            <w:r>
-              <w:rPr>
-                <w:rFonts w:ascii="Consolas" w:hAnsi="Consolas"/>
-                <w:sz w:val="20"/>
-                <w:szCs w:val="20"/>
-              </w:rPr>
-              <w:t>Title</w:t>
-            </w:r>
-            <w:proofErr w:type="spellEnd"/>
-            <w:r>
-              <w:rPr>
-                <w:rFonts w:ascii="Consolas" w:hAnsi="Consolas"/>
-                <w:sz w:val="20"/>
-                <w:szCs w:val="20"/>
-              </w:rPr>
-              <w:t>":"</w:t>
-            </w:r>
-            <w:proofErr w:type="spellStart"/>
-            <w:r>
-              <w:rPr>
-                <w:rFonts w:ascii="Consolas" w:hAnsi="Consolas"/>
-                <w:sz w:val="20"/>
-                <w:szCs w:val="20"/>
-              </w:rPr>
-              <w:t>GenAI</w:t>
-            </w:r>
-            <w:proofErr w:type="spellEnd"/>
-            <w:r>
-              <w:rPr>
-                <w:rFonts w:ascii="Consolas" w:hAnsi="Consolas"/>
-                <w:sz w:val="20"/>
-                <w:szCs w:val="20"/>
-              </w:rPr>
-              <w:t>" OR "</w:t>
-            </w:r>
-            <w:proofErr w:type="spellStart"/>
-            <w:r>
-              <w:rPr>
-                <w:rFonts w:ascii="Consolas" w:hAnsi="Consolas"/>
-                <w:sz w:val="20"/>
-                <w:szCs w:val="20"/>
-              </w:rPr>
-              <w:t>Document</w:t>
-            </w:r>
-            <w:proofErr w:type="spellEnd"/>
-            <w:r>
-              <w:rPr>
-                <w:rFonts w:ascii="Consolas" w:hAnsi="Consolas"/>
-                <w:sz w:val="20"/>
-                <w:szCs w:val="20"/>
-              </w:rPr>
-              <w:t xml:space="preserve"> </w:t>
-            </w:r>
-            <w:proofErr w:type="spellStart"/>
-            <w:r>
-              <w:rPr>
-                <w:rFonts w:ascii="Consolas" w:hAnsi="Consolas"/>
-                <w:sz w:val="20"/>
-                <w:szCs w:val="20"/>
-              </w:rPr>
-              <w:t>Title</w:t>
-            </w:r>
-            <w:proofErr w:type="spellEnd"/>
-            <w:r>
-              <w:rPr>
-                <w:rFonts w:ascii="Consolas" w:hAnsi="Consolas"/>
-                <w:sz w:val="20"/>
-                <w:szCs w:val="20"/>
-              </w:rPr>
-              <w:t>":"</w:t>
-            </w:r>
-            <w:proofErr w:type="spellStart"/>
-            <w:r>
-              <w:rPr>
-                <w:rFonts w:ascii="Consolas" w:hAnsi="Consolas"/>
-                <w:sz w:val="20"/>
-                <w:szCs w:val="20"/>
-              </w:rPr>
-              <w:t>Generative</w:t>
-            </w:r>
-            <w:proofErr w:type="spellEnd"/>
-            <w:r>
-              <w:rPr>
-                <w:rFonts w:ascii="Consolas" w:hAnsi="Consolas"/>
-                <w:sz w:val="20"/>
-                <w:szCs w:val="20"/>
-              </w:rPr>
-              <w:t xml:space="preserve"> AI" OR</w:t>
-            </w:r>
-          </w:p>
-          <w:p>
-            <w:pPr>
-              <w:jc w:val="both"/>
-              <w:rPr>
-                <w:rFonts w:ascii="Consolas" w:hAnsi="Consolas"/>
-                <w:sz w:val="20"/>
-                <w:szCs w:val="20"/>
-              </w:rPr>
-            </w:pPr>
-            <w:r>
-              <w:rPr>
-                <w:rFonts w:ascii="Consolas" w:hAnsi="Consolas"/>
-                <w:sz w:val="20"/>
-                <w:szCs w:val="20"/>
-              </w:rPr>
-              <w:t xml:space="preserve"> "</w:t>
-            </w:r>
-            <w:proofErr w:type="spellStart"/>
-            <w:r>
-              <w:rPr>
-                <w:rFonts w:ascii="Consolas" w:hAnsi="Consolas"/>
-                <w:sz w:val="20"/>
-                <w:szCs w:val="20"/>
-              </w:rPr>
-              <w:t>Abstract":"LLM</w:t>
-            </w:r>
-            <w:proofErr w:type="spellEnd"/>
-            <w:r>
-              <w:rPr>
-                <w:rFonts w:ascii="Consolas" w:hAnsi="Consolas"/>
-                <w:sz w:val="20"/>
-                <w:szCs w:val="20"/>
-              </w:rPr>
-              <w:t>" OR "</w:t>
-            </w:r>
-            <w:proofErr w:type="spellStart"/>
-            <w:r>
-              <w:rPr>
-                <w:rFonts w:ascii="Consolas" w:hAnsi="Consolas"/>
-                <w:sz w:val="20"/>
-                <w:szCs w:val="20"/>
-              </w:rPr>
-              <w:t>Abstract":"Large</w:t>
-            </w:r>
-            <w:proofErr w:type="spellEnd"/>
-            <w:r>
-              <w:rPr>
-                <w:rFonts w:ascii="Consolas" w:hAnsi="Consolas"/>
-                <w:sz w:val="20"/>
-                <w:szCs w:val="20"/>
-              </w:rPr>
-              <w:t xml:space="preserve"> </w:t>
-            </w:r>
-            <w:proofErr w:type="spellStart"/>
-            <w:r>
-              <w:rPr>
-                <w:rFonts w:ascii="Consolas" w:hAnsi="Consolas"/>
-                <w:sz w:val="20"/>
-                <w:szCs w:val="20"/>
-              </w:rPr>
-              <w:t>Language</w:t>
-            </w:r>
-            <w:proofErr w:type="spellEnd"/>
-            <w:r>
-              <w:rPr>
-                <w:rFonts w:ascii="Consolas" w:hAnsi="Consolas"/>
-                <w:sz w:val="20"/>
-                <w:szCs w:val="20"/>
-              </w:rPr>
-              <w:t xml:space="preserve"> Model" OR "Abstract":"</w:t>
-            </w:r>
-            <w:proofErr w:type="spellStart"/>
-            <w:r>
-              <w:rPr>
-                <w:rFonts w:ascii="Consolas" w:hAnsi="Consolas"/>
-                <w:sz w:val="20"/>
-                <w:szCs w:val="20"/>
-              </w:rPr>
-              <w:t>GenAI</w:t>
-            </w:r>
-            <w:proofErr w:type="spellEnd"/>
-            <w:r>
-              <w:rPr>
-                <w:rFonts w:ascii="Consolas" w:hAnsi="Consolas"/>
-                <w:sz w:val="20"/>
-                <w:szCs w:val="20"/>
-              </w:rPr>
-              <w:t>" OR "Abstract":"</w:t>
-            </w:r>
-            <w:proofErr w:type="spellStart"/>
-            <w:r>
-              <w:rPr>
-                <w:rFonts w:ascii="Consolas" w:hAnsi="Consolas"/>
-                <w:sz w:val="20"/>
-                <w:szCs w:val="20"/>
-              </w:rPr>
-              <w:t>Generative</w:t>
-            </w:r>
-            <w:proofErr w:type="spellEnd"/>
-            <w:r>
-              <w:rPr>
-                <w:rFonts w:ascii="Consolas" w:hAnsi="Consolas"/>
-                <w:sz w:val="20"/>
-                <w:szCs w:val="20"/>
-              </w:rPr>
-              <w:t xml:space="preserve"> AI" OR</w:t>
-            </w:r>
-          </w:p>
-          <w:p>
-            <w:pPr>
-              <w:jc w:val="both"/>
-              <w:rPr>
-                <w:rFonts w:ascii="Consolas" w:hAnsi="Consolas"/>
-                <w:sz w:val="20"/>
-                <w:szCs w:val="20"/>
-              </w:rPr>
-            </w:pPr>
-            <w:r>
-              <w:rPr>
-                <w:rFonts w:ascii="Consolas" w:hAnsi="Consolas"/>
-                <w:sz w:val="20"/>
-                <w:szCs w:val="20"/>
-              </w:rPr>
-              <w:t xml:space="preserve"> "</w:t>
-            </w:r>
-            <w:proofErr w:type="spellStart"/>
-            <w:r>
-              <w:rPr>
-                <w:rFonts w:ascii="Consolas" w:hAnsi="Consolas"/>
-                <w:sz w:val="20"/>
-                <w:szCs w:val="20"/>
-              </w:rPr>
-              <w:t>Author</w:t>
-            </w:r>
-            <w:proofErr w:type="spellEnd"/>
-            <w:r>
-              <w:rPr>
-                <w:rFonts w:ascii="Consolas" w:hAnsi="Consolas"/>
-                <w:sz w:val="20"/>
-                <w:szCs w:val="20"/>
-              </w:rPr>
-              <w:t xml:space="preserve"> </w:t>
-            </w:r>
-            <w:proofErr w:type="spellStart"/>
-            <w:r>
-              <w:rPr>
-                <w:rFonts w:ascii="Consolas" w:hAnsi="Consolas"/>
-                <w:sz w:val="20"/>
-                <w:szCs w:val="20"/>
-              </w:rPr>
-              <w:t>Keywords":"LLM</w:t>
-            </w:r>
-            <w:proofErr w:type="spellEnd"/>
-            <w:r>
-              <w:rPr>
-                <w:rFonts w:ascii="Consolas" w:hAnsi="Consolas"/>
-                <w:sz w:val="20"/>
-                <w:szCs w:val="20"/>
-              </w:rPr>
-              <w:t>" OR "</w:t>
-            </w:r>
-            <w:proofErr w:type="spellStart"/>
-            <w:r>
-              <w:rPr>
-                <w:rFonts w:ascii="Consolas" w:hAnsi="Consolas"/>
-                <w:sz w:val="20"/>
-                <w:szCs w:val="20"/>
-              </w:rPr>
-              <w:t>Author</w:t>
-            </w:r>
-            <w:proofErr w:type="spellEnd"/>
-            <w:r>
-              <w:rPr>
-                <w:rFonts w:ascii="Consolas" w:hAnsi="Consolas"/>
-                <w:sz w:val="20"/>
-                <w:szCs w:val="20"/>
-              </w:rPr>
-              <w:t xml:space="preserve"> </w:t>
-            </w:r>
-            <w:proofErr w:type="spellStart"/>
-            <w:r>
-              <w:rPr>
-                <w:rFonts w:ascii="Consolas" w:hAnsi="Consolas"/>
-                <w:sz w:val="20"/>
-                <w:szCs w:val="20"/>
-              </w:rPr>
-              <w:t>Keywords":"Large</w:t>
-            </w:r>
-            <w:proofErr w:type="spellEnd"/>
-            <w:r>
-              <w:rPr>
-                <w:rFonts w:ascii="Consolas" w:hAnsi="Consolas"/>
-                <w:sz w:val="20"/>
-                <w:szCs w:val="20"/>
-              </w:rPr>
-              <w:t xml:space="preserve"> </w:t>
-            </w:r>
-            <w:proofErr w:type="spellStart"/>
-            <w:r>
-              <w:rPr>
-                <w:rFonts w:ascii="Consolas" w:hAnsi="Consolas"/>
-                <w:sz w:val="20"/>
-                <w:szCs w:val="20"/>
-              </w:rPr>
-              <w:t>Language</w:t>
-            </w:r>
-            <w:proofErr w:type="spellEnd"/>
-            <w:r>
-              <w:rPr>
-                <w:rFonts w:ascii="Consolas" w:hAnsi="Consolas"/>
-                <w:sz w:val="20"/>
-                <w:szCs w:val="20"/>
-              </w:rPr>
-              <w:t xml:space="preserve"> Model" OR "</w:t>
-            </w:r>
-            <w:proofErr w:type="spellStart"/>
-            <w:r>
-              <w:rPr>
-                <w:rFonts w:ascii="Consolas" w:hAnsi="Consolas"/>
-                <w:sz w:val="20"/>
-                <w:szCs w:val="20"/>
-              </w:rPr>
-              <w:t>Author</w:t>
-            </w:r>
-            <w:proofErr w:type="spellEnd"/>
-            <w:r>
-              <w:rPr>
-                <w:rFonts w:ascii="Consolas" w:hAnsi="Consolas"/>
-                <w:sz w:val="20"/>
-                <w:szCs w:val="20"/>
-              </w:rPr>
-              <w:t xml:space="preserve"> Keywords":"</w:t>
-            </w:r>
-            <w:proofErr w:type="spellStart"/>
-            <w:r>
-              <w:rPr>
-                <w:rFonts w:ascii="Consolas" w:hAnsi="Consolas"/>
-                <w:sz w:val="20"/>
-                <w:szCs w:val="20"/>
-              </w:rPr>
-              <w:t>GenAI</w:t>
-            </w:r>
-            <w:proofErr w:type="spellEnd"/>
-            <w:r>
-              <w:rPr>
-                <w:rFonts w:ascii="Consolas" w:hAnsi="Consolas"/>
-                <w:sz w:val="20"/>
-                <w:szCs w:val="20"/>
-              </w:rPr>
-              <w:t>" OR "</w:t>
-            </w:r>
-            <w:proofErr w:type="spellStart"/>
-            <w:r>
-              <w:rPr>
-                <w:rFonts w:ascii="Consolas" w:hAnsi="Consolas"/>
-                <w:sz w:val="20"/>
-                <w:szCs w:val="20"/>
-              </w:rPr>
-              <w:t>Author</w:t>
-            </w:r>
-            <w:proofErr w:type="spellEnd"/>
-            <w:r>
-              <w:rPr>
-                <w:rFonts w:ascii="Consolas" w:hAnsi="Consolas"/>
-                <w:sz w:val="20"/>
-                <w:szCs w:val="20"/>
-              </w:rPr>
-              <w:t xml:space="preserve"> Keywords":"</w:t>
-            </w:r>
-            <w:proofErr w:type="spellStart"/>
-            <w:r>
-              <w:rPr>
-                <w:rFonts w:ascii="Consolas" w:hAnsi="Consolas"/>
-                <w:sz w:val="20"/>
-                <w:szCs w:val="20"/>
-              </w:rPr>
-              <w:t>Generative</w:t>
-            </w:r>
-            <w:proofErr w:type="spellEnd"/>
-            <w:r>
-              <w:rPr>
-                <w:rFonts w:ascii="Consolas" w:hAnsi="Consolas"/>
-                <w:sz w:val="20"/>
-                <w:szCs w:val="20"/>
-              </w:rPr>
-              <w:t xml:space="preserve"> AI")</w:t>
+              <w:t xml:space="preserve"> "Author Keywords":"LLM" OR "Author Keywords":"Large Language Model" OR "Author Keywords":"GenAI" OR "Author Keywords":"Generative AI")</w:t>
             </w:r>
           </w:p>
         </w:tc>
@@ -6370,23 +2724,7 @@
           <w:b/>
           <w:bCs/>
         </w:rPr>
-        <w:t xml:space="preserve">.1. </w:t>
-      </w:r>
-      <w:proofErr w:type="spellStart"/>
-      <w:r>
-        <w:rPr>
-          <w:b/>
-          <w:bCs/>
-        </w:rPr>
-        <w:t>String</w:t>
-      </w:r>
-      <w:proofErr w:type="spellEnd"/>
-      <w:r>
-        <w:rPr>
-          <w:b/>
-          <w:bCs/>
-        </w:rPr>
-        <w:t xml:space="preserve"> adaptada para sintaxe</w:t>
+        <w:t>.1. String adaptada para sintaxe</w:t>
       </w:r>
       <w:r>
         <w:rPr>
@@ -6479,347 +2817,77 @@
                 <w:sz w:val="20"/>
                 <w:szCs w:val="20"/>
               </w:rPr>
-              <w:t>"</w:t>
-            </w:r>
-            <w:proofErr w:type="spellStart"/>
-            <w:r>
+              <w:t>"source code" OR "source codes" OR "codebase" OR "code repository" OR "code search")</w:t>
+            </w:r>
+          </w:p>
+          <w:p>
+            <w:pPr>
               <w:rPr>
                 <w:rFonts w:ascii="Consolas" w:hAnsi="Consolas"/>
                 <w:sz w:val="20"/>
                 <w:szCs w:val="20"/>
               </w:rPr>
-              <w:t>source</w:t>
-            </w:r>
-            <w:proofErr w:type="spellEnd"/>
+            </w:pPr>
             <w:r>
               <w:rPr>
                 <w:rFonts w:ascii="Consolas" w:hAnsi="Consolas"/>
                 <w:sz w:val="20"/>
                 <w:szCs w:val="20"/>
               </w:rPr>
-              <w:t xml:space="preserve"> </w:t>
-            </w:r>
-            <w:proofErr w:type="spellStart"/>
+              <w:t>AND TITLE-ABS-</w:t>
+            </w:r>
+            <w:proofErr w:type="gramStart"/>
             <w:r>
               <w:rPr>
                 <w:rFonts w:ascii="Consolas" w:hAnsi="Consolas"/>
                 <w:sz w:val="20"/>
                 <w:szCs w:val="20"/>
               </w:rPr>
-              <w:t>code</w:t>
-            </w:r>
-            <w:proofErr w:type="spellEnd"/>
+              <w:t>KEY(</w:t>
+            </w:r>
+            <w:proofErr w:type="gramEnd"/>
             <w:r>
               <w:rPr>
                 <w:rFonts w:ascii="Consolas" w:hAnsi="Consolas"/>
                 <w:sz w:val="20"/>
                 <w:szCs w:val="20"/>
               </w:rPr>
-              <w:t>" OR "</w:t>
-            </w:r>
-            <w:proofErr w:type="spellStart"/>
-            <w:r>
+              <w:t>"Retrieval-Augmented Generation" OR "Retrieval Augmented Generation" OR "RAG")</w:t>
+            </w:r>
+          </w:p>
+          <w:p>
+            <w:pPr>
               <w:rPr>
                 <w:rFonts w:ascii="Consolas" w:hAnsi="Consolas"/>
                 <w:sz w:val="20"/>
                 <w:szCs w:val="20"/>
               </w:rPr>
-              <w:t>source</w:t>
-            </w:r>
-            <w:proofErr w:type="spellEnd"/>
+            </w:pPr>
             <w:r>
               <w:rPr>
                 <w:rFonts w:ascii="Consolas" w:hAnsi="Consolas"/>
                 <w:sz w:val="20"/>
                 <w:szCs w:val="20"/>
               </w:rPr>
-              <w:t xml:space="preserve"> </w:t>
-            </w:r>
-            <w:proofErr w:type="spellStart"/>
+              <w:t>AND TITLE-ABS-</w:t>
+            </w:r>
+            <w:proofErr w:type="gramStart"/>
             <w:r>
               <w:rPr>
                 <w:rFonts w:ascii="Consolas" w:hAnsi="Consolas"/>
                 <w:sz w:val="20"/>
                 <w:szCs w:val="20"/>
               </w:rPr>
-              <w:t>codes</w:t>
-            </w:r>
-            <w:proofErr w:type="spellEnd"/>
+              <w:t>KEY(</w:t>
+            </w:r>
+            <w:proofErr w:type="gramEnd"/>
             <w:r>
               <w:rPr>
                 <w:rFonts w:ascii="Consolas" w:hAnsi="Consolas"/>
                 <w:sz w:val="20"/>
                 <w:szCs w:val="20"/>
               </w:rPr>
-              <w:t>" OR "</w:t>
-            </w:r>
-            <w:proofErr w:type="spellStart"/>
-            <w:r>
-              <w:rPr>
-                <w:rFonts w:ascii="Consolas" w:hAnsi="Consolas"/>
-                <w:sz w:val="20"/>
-                <w:szCs w:val="20"/>
-              </w:rPr>
-              <w:t>codebase</w:t>
-            </w:r>
-            <w:proofErr w:type="spellEnd"/>
-            <w:r>
-              <w:rPr>
-                <w:rFonts w:ascii="Consolas" w:hAnsi="Consolas"/>
-                <w:sz w:val="20"/>
-                <w:szCs w:val="20"/>
-              </w:rPr>
-              <w:t>" OR "</w:t>
-            </w:r>
-            <w:proofErr w:type="spellStart"/>
-            <w:r>
-              <w:rPr>
-                <w:rFonts w:ascii="Consolas" w:hAnsi="Consolas"/>
-                <w:sz w:val="20"/>
-                <w:szCs w:val="20"/>
-              </w:rPr>
-              <w:t>code</w:t>
-            </w:r>
-            <w:proofErr w:type="spellEnd"/>
-            <w:r>
-              <w:rPr>
-                <w:rFonts w:ascii="Consolas" w:hAnsi="Consolas"/>
-                <w:sz w:val="20"/>
-                <w:szCs w:val="20"/>
-              </w:rPr>
-              <w:t xml:space="preserve"> </w:t>
-            </w:r>
-            <w:proofErr w:type="spellStart"/>
-            <w:r>
-              <w:rPr>
-                <w:rFonts w:ascii="Consolas" w:hAnsi="Consolas"/>
-                <w:sz w:val="20"/>
-                <w:szCs w:val="20"/>
-              </w:rPr>
-              <w:t>repository</w:t>
-            </w:r>
-            <w:proofErr w:type="spellEnd"/>
-            <w:r>
-              <w:rPr>
-                <w:rFonts w:ascii="Consolas" w:hAnsi="Consolas"/>
-                <w:sz w:val="20"/>
-                <w:szCs w:val="20"/>
-              </w:rPr>
-              <w:t>" OR "</w:t>
-            </w:r>
-            <w:proofErr w:type="spellStart"/>
-            <w:r>
-              <w:rPr>
-                <w:rFonts w:ascii="Consolas" w:hAnsi="Consolas"/>
-                <w:sz w:val="20"/>
-                <w:szCs w:val="20"/>
-              </w:rPr>
-              <w:t>code</w:t>
-            </w:r>
-            <w:proofErr w:type="spellEnd"/>
-            <w:r>
-              <w:rPr>
-                <w:rFonts w:ascii="Consolas" w:hAnsi="Consolas"/>
-                <w:sz w:val="20"/>
-                <w:szCs w:val="20"/>
-              </w:rPr>
-              <w:t xml:space="preserve"> </w:t>
-            </w:r>
-            <w:proofErr w:type="spellStart"/>
-            <w:r>
-              <w:rPr>
-                <w:rFonts w:ascii="Consolas" w:hAnsi="Consolas"/>
-                <w:sz w:val="20"/>
-                <w:szCs w:val="20"/>
-              </w:rPr>
-              <w:t>search</w:t>
-            </w:r>
-            <w:proofErr w:type="spellEnd"/>
-            <w:r>
-              <w:rPr>
-                <w:rFonts w:ascii="Consolas" w:hAnsi="Consolas"/>
-                <w:sz w:val="20"/>
-                <w:szCs w:val="20"/>
-              </w:rPr>
-              <w:t>")</w:t>
-            </w:r>
-          </w:p>
-          <w:p>
-            <w:pPr>
-              <w:rPr>
-                <w:rFonts w:ascii="Consolas" w:hAnsi="Consolas"/>
-                <w:sz w:val="20"/>
-                <w:szCs w:val="20"/>
-              </w:rPr>
-            </w:pPr>
-            <w:r>
-              <w:rPr>
-                <w:rFonts w:ascii="Consolas" w:hAnsi="Consolas"/>
-                <w:sz w:val="20"/>
-                <w:szCs w:val="20"/>
-              </w:rPr>
-              <w:t>AND TITLE-ABS-</w:t>
-            </w:r>
-            <w:proofErr w:type="gramStart"/>
-            <w:r>
-              <w:rPr>
-                <w:rFonts w:ascii="Consolas" w:hAnsi="Consolas"/>
-                <w:sz w:val="20"/>
-                <w:szCs w:val="20"/>
-              </w:rPr>
-              <w:t>KEY(</w:t>
-            </w:r>
-            <w:proofErr w:type="gramEnd"/>
-            <w:r>
-              <w:rPr>
-                <w:rFonts w:ascii="Consolas" w:hAnsi="Consolas"/>
-                <w:sz w:val="20"/>
-                <w:szCs w:val="20"/>
-              </w:rPr>
-              <w:t>"</w:t>
-            </w:r>
-            <w:proofErr w:type="spellStart"/>
-            <w:r>
-              <w:rPr>
-                <w:rFonts w:ascii="Consolas" w:hAnsi="Consolas"/>
-                <w:sz w:val="20"/>
-                <w:szCs w:val="20"/>
-              </w:rPr>
-              <w:t>Retrieval-Augmented</w:t>
-            </w:r>
-            <w:proofErr w:type="spellEnd"/>
-            <w:r>
-              <w:rPr>
-                <w:rFonts w:ascii="Consolas" w:hAnsi="Consolas"/>
-                <w:sz w:val="20"/>
-                <w:szCs w:val="20"/>
-              </w:rPr>
-              <w:t xml:space="preserve"> Generation" OR "</w:t>
-            </w:r>
-            <w:proofErr w:type="spellStart"/>
-            <w:r>
-              <w:rPr>
-                <w:rFonts w:ascii="Consolas" w:hAnsi="Consolas"/>
-                <w:sz w:val="20"/>
-                <w:szCs w:val="20"/>
-              </w:rPr>
-              <w:t>Retrieval</w:t>
-            </w:r>
-            <w:proofErr w:type="spellEnd"/>
-            <w:r>
-              <w:rPr>
-                <w:rFonts w:ascii="Consolas" w:hAnsi="Consolas"/>
-                <w:sz w:val="20"/>
-                <w:szCs w:val="20"/>
-              </w:rPr>
-              <w:t xml:space="preserve"> </w:t>
-            </w:r>
-            <w:proofErr w:type="spellStart"/>
-            <w:r>
-              <w:rPr>
-                <w:rFonts w:ascii="Consolas" w:hAnsi="Consolas"/>
-                <w:sz w:val="20"/>
-                <w:szCs w:val="20"/>
-              </w:rPr>
-              <w:t>Augmented</w:t>
-            </w:r>
-            <w:proofErr w:type="spellEnd"/>
-            <w:r>
-              <w:rPr>
-                <w:rFonts w:ascii="Consolas" w:hAnsi="Consolas"/>
-                <w:sz w:val="20"/>
-                <w:szCs w:val="20"/>
-              </w:rPr>
-              <w:t xml:space="preserve"> Generation" OR "RAG")</w:t>
-            </w:r>
-          </w:p>
-          <w:p>
-            <w:pPr>
-              <w:rPr>
-                <w:rFonts w:ascii="Consolas" w:hAnsi="Consolas"/>
-                <w:sz w:val="20"/>
-                <w:szCs w:val="20"/>
-              </w:rPr>
-            </w:pPr>
-            <w:r>
-              <w:rPr>
-                <w:rFonts w:ascii="Consolas" w:hAnsi="Consolas"/>
-                <w:sz w:val="20"/>
-                <w:szCs w:val="20"/>
-              </w:rPr>
-              <w:t>AND TITLE-ABS-</w:t>
-            </w:r>
-            <w:proofErr w:type="gramStart"/>
-            <w:r>
-              <w:rPr>
-                <w:rFonts w:ascii="Consolas" w:hAnsi="Consolas"/>
-                <w:sz w:val="20"/>
-                <w:szCs w:val="20"/>
-              </w:rPr>
-              <w:t>KEY(</w:t>
-            </w:r>
-            <w:proofErr w:type="gramEnd"/>
-            <w:r>
-              <w:rPr>
-                <w:rFonts w:ascii="Consolas" w:hAnsi="Consolas"/>
-                <w:sz w:val="20"/>
-                <w:szCs w:val="20"/>
-              </w:rPr>
-              <w:t xml:space="preserve">"LLM" OR "Large </w:t>
-            </w:r>
-            <w:proofErr w:type="spellStart"/>
-            <w:r>
-              <w:rPr>
-                <w:rFonts w:ascii="Consolas" w:hAnsi="Consolas"/>
-                <w:sz w:val="20"/>
-                <w:szCs w:val="20"/>
-              </w:rPr>
-              <w:t>Language</w:t>
-            </w:r>
-            <w:proofErr w:type="spellEnd"/>
-            <w:r>
-              <w:rPr>
-                <w:rFonts w:ascii="Consolas" w:hAnsi="Consolas"/>
-                <w:sz w:val="20"/>
-                <w:szCs w:val="20"/>
-              </w:rPr>
-              <w:t xml:space="preserve"> Model" OR "</w:t>
-            </w:r>
-            <w:proofErr w:type="spellStart"/>
-            <w:r>
-              <w:rPr>
-                <w:rFonts w:ascii="Consolas" w:hAnsi="Consolas"/>
-                <w:sz w:val="20"/>
-                <w:szCs w:val="20"/>
-              </w:rPr>
-              <w:t>GenAI</w:t>
-            </w:r>
-            <w:proofErr w:type="spellEnd"/>
-            <w:r>
-              <w:rPr>
-                <w:rFonts w:ascii="Consolas" w:hAnsi="Consolas"/>
-                <w:sz w:val="20"/>
-                <w:szCs w:val="20"/>
-              </w:rPr>
-              <w:t>" OR "</w:t>
-            </w:r>
-            <w:proofErr w:type="spellStart"/>
-            <w:r>
-              <w:rPr>
-                <w:rFonts w:ascii="Consolas" w:hAnsi="Consolas"/>
-                <w:sz w:val="20"/>
-                <w:szCs w:val="20"/>
-              </w:rPr>
-              <w:t>Generative</w:t>
-            </w:r>
-            <w:proofErr w:type="spellEnd"/>
-            <w:r>
-              <w:rPr>
-                <w:rFonts w:ascii="Consolas" w:hAnsi="Consolas"/>
-                <w:sz w:val="20"/>
-                <w:szCs w:val="20"/>
-              </w:rPr>
-              <w:t xml:space="preserve"> AI")</w:t>
+              <w:t>"LLM" OR "Large Language Model" OR "GenAI" OR "Generative AI")</w:t>
             </w:r>
           </w:p>
         </w:tc>
@@ -6850,85 +2918,21 @@
           <w:i/>
           <w:iCs/>
         </w:rPr>
-        <w:t xml:space="preserve">Observação: As bases selecionadas apresentam sobreposição intencional de cobertura. O Scopus indexa publicações da ACM e do IEEE, podendo duplicar resultados já retornados pela ACM Digital Library e pelo IEEE </w:t>
-      </w:r>
-      <w:proofErr w:type="spellStart"/>
+        <w:t xml:space="preserve">Observação: As bases selecionadas apresentam sobreposição intencional de cobertura. O Scopus indexa publicações da ACM e do IEEE, podendo duplicar resultados já retornados pela ACM Digital Library e pelo IEEE Xplore. Adicionalmente, alguns venues são co-publicados por mais de uma editora </w:t>
+      </w:r>
       <w:r>
         <w:rPr>
           <w:i/>
           <w:iCs/>
         </w:rPr>
-        <w:t>Xplore</w:t>
-      </w:r>
-      <w:proofErr w:type="spellEnd"/>
+        <w:t>(</w:t>
+      </w:r>
       <w:r>
         <w:rPr>
           <w:i/>
           <w:iCs/>
         </w:rPr>
-        <w:t xml:space="preserve">. Adicionalmente, alguns </w:t>
-      </w:r>
-      <w:proofErr w:type="spellStart"/>
-      <w:r>
-        <w:rPr>
-          <w:i/>
-          <w:iCs/>
-        </w:rPr>
-        <w:t>venues</w:t>
-      </w:r>
-      <w:proofErr w:type="spellEnd"/>
-      <w:r>
-        <w:rPr>
-          <w:i/>
-          <w:iCs/>
-        </w:rPr>
-        <w:t xml:space="preserve"> são </w:t>
-      </w:r>
-      <w:proofErr w:type="spellStart"/>
-      <w:r>
-        <w:rPr>
-          <w:i/>
-          <w:iCs/>
-        </w:rPr>
-        <w:t>co-publicados</w:t>
-      </w:r>
-      <w:proofErr w:type="spellEnd"/>
-      <w:r>
-        <w:rPr>
-          <w:i/>
-          <w:iCs/>
-        </w:rPr>
-        <w:t xml:space="preserve"> por mais de uma editora </w:t>
-      </w:r>
-      <w:r>
-        <w:rPr>
-          <w:i/>
-          <w:iCs/>
-        </w:rPr>
-        <w:t>(</w:t>
-      </w:r>
-      <w:r>
-        <w:rPr>
-          <w:i/>
-          <w:iCs/>
-        </w:rPr>
-        <w:t xml:space="preserve">notadamente o ICSE, </w:t>
-      </w:r>
-      <w:proofErr w:type="spellStart"/>
-      <w:r>
-        <w:rPr>
-          <w:i/>
-          <w:iCs/>
-        </w:rPr>
-        <w:t>co-publicado</w:t>
-      </w:r>
-      <w:proofErr w:type="spellEnd"/>
-      <w:r>
-        <w:rPr>
-          <w:i/>
-          <w:iCs/>
-        </w:rPr>
-        <w:t xml:space="preserve"> pela ACM e pelo IEEE</w:t>
+        <w:t>notadamente o ICSE, co-publicado pela ACM e pelo IEEE</w:t>
       </w:r>
       <w:r>
         <w:rPr>
@@ -7390,15 +3394,7 @@
               <w:t>e</w:t>
             </w:r>
             <w:r>
-              <w:t xml:space="preserve">m caso de mesmo trabalho em múltiplos </w:t>
-            </w:r>
-            <w:proofErr w:type="spellStart"/>
-            <w:r>
-              <w:t>venues</w:t>
-            </w:r>
-            <w:proofErr w:type="spellEnd"/>
-            <w:r>
-              <w:t xml:space="preserve">, manter apenas a versão publicada com </w:t>
+              <w:t xml:space="preserve">m caso de mesmo trabalho em múltiplos venues, manter apenas a versão publicada com </w:t>
             </w:r>
             <w:r>
               <w:t>revisão</w:t>
@@ -7495,21 +3491,8 @@
             <w:r>
               <w:t xml:space="preserve">: </w:t>
             </w:r>
-            <w:proofErr w:type="spellStart"/>
-            <w:r>
-              <w:t>preprints</w:t>
-            </w:r>
-            <w:proofErr w:type="spellEnd"/>
-            <w:r>
-              <w:t xml:space="preserve">, relatórios técnicos, </w:t>
-            </w:r>
-            <w:proofErr w:type="spellStart"/>
-            <w:r>
-              <w:t>whitepapers</w:t>
-            </w:r>
-            <w:proofErr w:type="spellEnd"/>
-            <w:r>
-              <w:t>, posts, capítulos de livro, livros, teses</w:t>
+            <w:r>
+              <w:t>preprints, relatórios técnicos, whitepapers, posts, capítulos de livro, livros, teses</w:t>
             </w:r>
             <w:r>
               <w:t xml:space="preserve">, </w:t>
@@ -7602,15 +3585,7 @@
               <w:jc w:val="both"/>
             </w:pPr>
             <w:r>
-              <w:t xml:space="preserve">Texto completo do artigo inacessível após busca nas bases institucionais (CAPES/UFG), Google Scholar e </w:t>
-            </w:r>
-            <w:proofErr w:type="spellStart"/>
-            <w:r>
-              <w:t>ResearchGate</w:t>
-            </w:r>
-            <w:proofErr w:type="spellEnd"/>
-            <w:r>
-              <w:t>.</w:t>
+              <w:t>Texto completo do artigo inacessível após busca nas bases institucionais (CAPES/UFG), Google Scholar e ResearchGate.</w:t>
             </w:r>
           </w:p>
         </w:tc>
@@ -7687,55 +3662,7 @@
         <w:jc w:val="both"/>
       </w:pPr>
       <w:r>
-        <w:t xml:space="preserve">A busca foi executada nas bases em 02/06/2026, retornando um total de 173 registros brutos, distribuídos entre ACM Digital Library (n = 18), IEEE </w:t>
-      </w:r>
-      <w:proofErr w:type="spellStart"/>
-      <w:r>
-        <w:t>Xplore</w:t>
-      </w:r>
-      <w:proofErr w:type="spellEnd"/>
-      <w:r>
-        <w:t xml:space="preserve"> (n = 39) e Scopus (n = 116). Para dar suporte ao gerenciamento e à seleção desses estudos, os metadados (.</w:t>
-      </w:r>
-      <w:proofErr w:type="spellStart"/>
-      <w:r>
-        <w:t>bib</w:t>
-      </w:r>
-      <w:proofErr w:type="spellEnd"/>
-      <w:r>
-        <w:t xml:space="preserve">) foram importados para a plataforma </w:t>
-      </w:r>
-      <w:proofErr w:type="spellStart"/>
-      <w:r>
-        <w:t>Rayyan</w:t>
-      </w:r>
-      <w:proofErr w:type="spellEnd"/>
-      <w:r>
-        <w:t xml:space="preserve"> (OUZZANI et al., 2016). Por meio das funcionalidades da ferramenta, foi executado o processo automatizado de detecção de similaridade, resultando na identificação e remoção de 43 registros duplicados. Durante a triagem, foi identificado adicionalmente que o artigo "N-CATS: A Neural Network </w:t>
-      </w:r>
-      <w:proofErr w:type="spellStart"/>
-      <w:r>
-        <w:t>Classification</w:t>
-      </w:r>
-      <w:proofErr w:type="spellEnd"/>
-      <w:r>
-        <w:t xml:space="preserve"> </w:t>
-      </w:r>
-      <w:proofErr w:type="spellStart"/>
-      <w:r>
-        <w:t>Automatic</w:t>
-      </w:r>
-      <w:proofErr w:type="spellEnd"/>
-      <w:r>
-        <w:t xml:space="preserve"> </w:t>
-      </w:r>
-      <w:proofErr w:type="spellStart"/>
-      <w:r>
-        <w:t>Taxonomy</w:t>
-      </w:r>
-      <w:proofErr w:type="spellEnd"/>
-      <w:r>
-        <w:t xml:space="preserve"> System" constituía uma duplicata não detectada automaticamente, totalizando 44 registros duplicados removidos e restando 129 artigos únicos para avaliação.</w:t>
+        <w:t>A busca foi executada nas bases em 02/06/2026, retornando um total de 173 registros brutos, distribuídos entre ACM Digital Library (n = 18), IEEE Xplore (n = 39) e Scopus (n = 116). Para dar suporte ao gerenciamento e à seleção desses estudos, os metadados (.bib) foram importados para a plataforma Rayyan (OUZZANI et al., 2016). Por meio das funcionalidades da ferramenta, foi executado o processo automatizado de detecção de similaridade, resultando na identificação e remoção de 43 registros duplicados. Durante a triagem, foi identificado adicionalmente que o artigo "N-CATS: A Neural Network Classification Automatic Taxonomy System" constituía uma duplicata não detectada automaticamente, totalizando 44 registros duplicados removidos e restando 129 artigos únicos para avaliação.</w:t>
       </w:r>
     </w:p>
     <w:p>
@@ -7777,15 +3704,7 @@
         <w:t>2</w:t>
       </w:r>
       <w:r>
-        <w:t xml:space="preserve"> estudos encaminhados, 4 foram excluídos previamente à leitura por inacessibilidade do texto completo após busca nas bases institucionais, Google Scholar e </w:t>
-      </w:r>
-      <w:proofErr w:type="spellStart"/>
-      <w:r>
-        <w:t>ResearchGate</w:t>
-      </w:r>
-      <w:proofErr w:type="spellEnd"/>
-      <w:r>
-        <w:t xml:space="preserve"> (CE8). Os 5</w:t>
+        <w:t xml:space="preserve"> estudos encaminhados, 4 foram excluídos previamente à leitura por inacessibilidade do texto completo após busca nas bases institucionais, Google Scholar e ResearchGate (CE8). Os 5</w:t>
       </w:r>
       <w:r>
         <w:t>8</w:t>
@@ -7892,15 +3811,7 @@
         <w:jc w:val="both"/>
       </w:pPr>
       <w:r>
-        <w:t xml:space="preserve">IEEE </w:t>
-      </w:r>
-      <w:proofErr w:type="spellStart"/>
-      <w:r>
-        <w:t>Xplore</w:t>
-      </w:r>
-      <w:proofErr w:type="spellEnd"/>
-      <w:r>
-        <w:t>:</w:t>
+        <w:t>IEEE Xplore:</w:t>
       </w:r>
       <w:r>
         <w:t xml:space="preserve"> </w:t>
@@ -7991,23 +3902,7 @@
           <w:b/>
           <w:bCs/>
         </w:rPr>
-        <w:t>Triagem (</w:t>
-      </w:r>
-      <w:proofErr w:type="spellStart"/>
-      <w:r>
-        <w:rPr>
-          <w:b/>
-          <w:bCs/>
-        </w:rPr>
-        <w:t>Screening</w:t>
-      </w:r>
-      <w:proofErr w:type="spellEnd"/>
-      <w:r>
-        <w:rPr>
-          <w:b/>
-          <w:bCs/>
-        </w:rPr>
-        <w:t>):</w:t>
+        <w:t>Triagem (Screening):</w:t>
       </w:r>
       <w:r>
         <w:t xml:space="preserve"> </w:t>
@@ -8389,15 +4284,7 @@
         <w:jc w:val="both"/>
       </w:pPr>
       <w:r>
-        <w:t xml:space="preserve">As ameaças à validade identificadas neste estudo envolvem: 1) a elaboração da </w:t>
-      </w:r>
-      <w:proofErr w:type="spellStart"/>
-      <w:r>
-        <w:t>string</w:t>
-      </w:r>
-      <w:proofErr w:type="spellEnd"/>
-      <w:r>
-        <w:t xml:space="preserve"> de busca; 2) a possível ausência de estudos primários relevantes; 3) a confiabilidade na seleção; 4) a confiabilidade na extração de dados</w:t>
+        <w:t>As ameaças à validade identificadas neste estudo envolvem: 1) a elaboração da string de busca; 2) a possível ausência de estudos primários relevantes; 3) a confiabilidade na seleção; 4) a confiabilidade na extração de dados</w:t>
       </w:r>
       <w:r>
         <w:t>; 5) a inacessibilidade ao texto completo de estudos primários.</w:t>
@@ -8409,39 +4296,7 @@
         <w:jc w:val="both"/>
       </w:pPr>
       <w:r>
-        <w:t xml:space="preserve">Para mitigar a ameaça 1, a </w:t>
-      </w:r>
-      <w:proofErr w:type="spellStart"/>
-      <w:r>
-        <w:t>string</w:t>
-      </w:r>
-      <w:proofErr w:type="spellEnd"/>
-      <w:r>
-        <w:t xml:space="preserve"> de busca foi elaborada sistematicamente seguindo o framework PICOC (KITCHENHAM; CHARTERS, 2007), garantindo rastreabilidade entre os termos de busca e os objetivos da pesquisa. A ameaça 1 é diretamente relacionada à ameaça 2, uma vez que estudos relevantes podem não ter sido recuperados caso empreguem terminologia distinta da adotada na </w:t>
-      </w:r>
-      <w:proofErr w:type="spellStart"/>
-      <w:r>
-        <w:t>string</w:t>
-      </w:r>
-      <w:proofErr w:type="spellEnd"/>
-      <w:r>
-        <w:t xml:space="preserve"> canônica. Essa limitação é parcialmente atenuada pela inclusão do termo "</w:t>
-      </w:r>
-      <w:proofErr w:type="spellStart"/>
-      <w:r>
-        <w:t>Generative</w:t>
-      </w:r>
-      <w:proofErr w:type="spellEnd"/>
-      <w:r>
-        <w:t xml:space="preserve"> AI" como hiperônimo, pela cobertura complementar das três bases selecionadas (ACM Digital Library, IEEE </w:t>
-      </w:r>
-      <w:proofErr w:type="spellStart"/>
-      <w:r>
-        <w:t>Xplore</w:t>
-      </w:r>
-      <w:proofErr w:type="spellEnd"/>
-      <w:r>
-        <w:t xml:space="preserve"> e Scopus) e pelo fato de o Scopus indexar publicações das demais bases, ampliando a cobertura indireta.</w:t>
+        <w:t>Para mitigar a ameaça 1, a string de busca foi elaborada sistematicamente seguindo o framework PICOC (KITCHENHAM; CHARTERS, 2007), garantindo rastreabilidade entre os termos de busca e os objetivos da pesquisa. A ameaça 1 é diretamente relacionada à ameaça 2, uma vez que estudos relevantes podem não ter sido recuperados caso empreguem terminologia distinta da adotada na string canônica. Essa limitação é parcialmente atenuada pela inclusão do termo "Generative AI" como hiperônimo, pela cobertura complementar das três bases selecionadas (ACM Digital Library, IEEE Xplore e Scopus) e pelo fato de o Scopus indexar publicações das demais bases, ampliando a cobertura indireta.</w:t>
       </w:r>
     </w:p>
     <w:p>
@@ -8463,15 +4318,7 @@
         <w:jc w:val="both"/>
       </w:pPr>
       <w:r>
-        <w:t xml:space="preserve">A ameaça 5 decorre da inacessibilidade ao texto completo de 4 artigos após esgotadas as alternativas de acesso disponíveis (CAPES/UFG, Google Scholar e </w:t>
-      </w:r>
-      <w:proofErr w:type="spellStart"/>
-      <w:r>
-        <w:t>ResearchGate</w:t>
-      </w:r>
-      <w:proofErr w:type="spellEnd"/>
-      <w:r>
-        <w:t>). Estes estudos foram excluídos por inacessibilidade (CE8), seguindo prática aceita na literatura (KITCHENHAM; CHARTERS, 2007). É possível que artigos relevantes tenham sido descartados por restrição de acesso, o que pode introduzir viés de seleção na amostra final.</w:t>
+        <w:t>A ameaça 5 decorre da inacessibilidade ao texto completo de 4 artigos após esgotadas as alternativas de acesso disponíveis (CAPES/UFG, Google Scholar e ResearchGate). Estes estudos foram excluídos por inacessibilidade (CE8), seguindo prática aceita na literatura (KITCHENHAM; CHARTERS, 2007). É possível que artigos relevantes tenham sido descartados por restrição de acesso, o que pode introduzir viés de seleção na amostra final.</w:t>
       </w:r>
     </w:p>
     <w:p/>
@@ -8544,145 +4391,23 @@
       </w:r>
       <w:proofErr w:type="gramEnd"/>
       <w:r>
-        <w:t xml:space="preserve"> Software </w:t>
-      </w:r>
-      <w:proofErr w:type="spellStart"/>
-      <w:r>
-        <w:t>Modeling</w:t>
-      </w:r>
-      <w:proofErr w:type="spellEnd"/>
-      <w:r>
-        <w:t xml:space="preserve"> </w:t>
-      </w:r>
-      <w:proofErr w:type="spellStart"/>
-      <w:r>
-        <w:t>and</w:t>
-      </w:r>
-      <w:proofErr w:type="spellEnd"/>
-      <w:r>
-        <w:t xml:space="preserve"> </w:t>
-      </w:r>
-      <w:proofErr w:type="spellStart"/>
-      <w:r>
-        <w:t>Measurement</w:t>
-      </w:r>
-      <w:proofErr w:type="spellEnd"/>
-      <w:r>
-        <w:t xml:space="preserve">: The </w:t>
-      </w:r>
-      <w:proofErr w:type="spellStart"/>
-      <w:r>
-        <w:t>Goal</w:t>
-      </w:r>
-      <w:proofErr w:type="spellEnd"/>
-      <w:r>
-        <w:t>/</w:t>
-      </w:r>
-      <w:proofErr w:type="spellStart"/>
-      <w:r>
-        <w:t>Question</w:t>
-      </w:r>
-      <w:proofErr w:type="spellEnd"/>
-      <w:r>
-        <w:t>/</w:t>
-      </w:r>
-      <w:proofErr w:type="spellStart"/>
-      <w:r>
-        <w:t>Metric</w:t>
-      </w:r>
-      <w:proofErr w:type="spellEnd"/>
-      <w:r>
-        <w:t xml:space="preserve"> </w:t>
-      </w:r>
-      <w:proofErr w:type="spellStart"/>
-      <w:r>
-        <w:t>Paradigm</w:t>
-      </w:r>
-      <w:proofErr w:type="spellEnd"/>
-      <w:r>
-        <w:t xml:space="preserve">. </w:t>
-      </w:r>
-      <w:proofErr w:type="spellStart"/>
-      <w:r>
-        <w:rPr>
-          <w:b/>
-          <w:bCs/>
-        </w:rPr>
-        <w:t>Institute</w:t>
-      </w:r>
-      <w:proofErr w:type="spellEnd"/>
-      <w:r>
-        <w:rPr>
-          <w:b/>
-          <w:bCs/>
-        </w:rPr>
-        <w:t xml:space="preserve"> for </w:t>
-      </w:r>
-      <w:proofErr w:type="spellStart"/>
-      <w:r>
-        <w:rPr>
-          <w:b/>
-          <w:bCs/>
-        </w:rPr>
-        <w:t>Advanced</w:t>
-      </w:r>
-      <w:proofErr w:type="spellEnd"/>
-      <w:r>
-        <w:rPr>
-          <w:b/>
-          <w:bCs/>
-        </w:rPr>
-        <w:t xml:space="preserve"> Computer </w:t>
-      </w:r>
-      <w:proofErr w:type="spellStart"/>
-      <w:r>
-        <w:rPr>
-          <w:b/>
-          <w:bCs/>
-        </w:rPr>
-        <w:t>Studies</w:t>
-      </w:r>
-      <w:proofErr w:type="spellEnd"/>
+        <w:t xml:space="preserve"> Software Modeling and Measurement: The Goal/Question/Metric Paradigm. </w:t>
+      </w:r>
+      <w:r>
+        <w:rPr>
+          <w:b/>
+          <w:bCs/>
+        </w:rPr>
+        <w:t>Institute for Advanced Computer Studies</w:t>
+      </w:r>
       <w:r>
         <w:t>,</w:t>
       </w:r>
       <w:r>
-        <w:t xml:space="preserve"> </w:t>
-      </w:r>
-      <w:proofErr w:type="spellStart"/>
-      <w:r>
-        <w:t>Department</w:t>
-      </w:r>
-      <w:proofErr w:type="spellEnd"/>
-      <w:r>
-        <w:t xml:space="preserve"> </w:t>
-      </w:r>
-      <w:proofErr w:type="spellStart"/>
-      <w:r>
-        <w:t>of</w:t>
-      </w:r>
-      <w:proofErr w:type="spellEnd"/>
-      <w:r>
-        <w:t xml:space="preserve"> Computer Science,</w:t>
-      </w:r>
-      <w:r>
-        <w:t xml:space="preserve"> </w:t>
-      </w:r>
-      <w:proofErr w:type="spellStart"/>
-      <w:r>
-        <w:t>University</w:t>
-      </w:r>
-      <w:proofErr w:type="spellEnd"/>
-      <w:r>
-        <w:t xml:space="preserve"> </w:t>
-      </w:r>
-      <w:proofErr w:type="spellStart"/>
-      <w:r>
-        <w:t>of</w:t>
-      </w:r>
-      <w:proofErr w:type="spellEnd"/>
-      <w:r>
-        <w:t xml:space="preserve"> Maryland, 1992.</w:t>
+        <w:t xml:space="preserve"> Department of Computer Science,</w:t>
+      </w:r>
+      <w:r>
+        <w:t xml:space="preserve"> University of Maryland, 1992.</w:t>
       </w:r>
     </w:p>
     <w:p>
@@ -8703,72 +4428,15 @@
       </w:r>
       <w:proofErr w:type="gramEnd"/>
       <w:r>
-        <w:t xml:space="preserve"> A </w:t>
-      </w:r>
-      <w:proofErr w:type="spellStart"/>
-      <w:r>
-        <w:t>Methodology</w:t>
-      </w:r>
-      <w:proofErr w:type="spellEnd"/>
-      <w:r>
-        <w:t xml:space="preserve"> for </w:t>
-      </w:r>
-      <w:proofErr w:type="spellStart"/>
-      <w:r>
-        <w:t>Collecting</w:t>
-      </w:r>
-      <w:proofErr w:type="spellEnd"/>
-      <w:r>
-        <w:t xml:space="preserve"> </w:t>
-      </w:r>
-      <w:proofErr w:type="spellStart"/>
-      <w:r>
-        <w:t>Valid</w:t>
-      </w:r>
-      <w:proofErr w:type="spellEnd"/>
-      <w:r>
-        <w:t xml:space="preserve"> Software </w:t>
-      </w:r>
-      <w:proofErr w:type="spellStart"/>
-      <w:r>
-        <w:t>Engineering</w:t>
-      </w:r>
-      <w:proofErr w:type="spellEnd"/>
-      <w:r>
-        <w:t xml:space="preserve"> Data. </w:t>
-      </w:r>
-      <w:r>
-        <w:rPr>
-          <w:b/>
-          <w:bCs/>
-        </w:rPr>
-        <w:t xml:space="preserve">IEEE </w:t>
-      </w:r>
-      <w:proofErr w:type="spellStart"/>
-      <w:r>
-        <w:rPr>
-          <w:b/>
-          <w:bCs/>
-        </w:rPr>
-        <w:t>Transactions</w:t>
-      </w:r>
-      <w:proofErr w:type="spellEnd"/>
-      <w:r>
-        <w:rPr>
-          <w:b/>
-          <w:bCs/>
-        </w:rPr>
-        <w:t xml:space="preserve"> on Software </w:t>
-      </w:r>
-      <w:proofErr w:type="spellStart"/>
-      <w:r>
-        <w:rPr>
-          <w:b/>
-          <w:bCs/>
-        </w:rPr>
-        <w:t>Engineering</w:t>
-      </w:r>
-      <w:proofErr w:type="spellEnd"/>
+        <w:t xml:space="preserve"> A Methodology for Collecting Valid Software Engineering Data. </w:t>
+      </w:r>
+      <w:r>
+        <w:rPr>
+          <w:b/>
+          <w:bCs/>
+        </w:rPr>
+        <w:t>IEEE Transactions on Software Engineering</w:t>
+      </w:r>
       <w:r>
         <w:t xml:space="preserve">, v. </w:t>
       </w:r>
@@ -8795,31 +4463,7 @@
         <w:jc w:val="both"/>
       </w:pPr>
       <w:r>
-        <w:t xml:space="preserve">DYBA, Tore; KITCHENHAM, Barbara; JORGENSEN, Magne. </w:t>
-      </w:r>
-      <w:proofErr w:type="spellStart"/>
-      <w:r>
-        <w:t>Evidence-based</w:t>
-      </w:r>
-      <w:proofErr w:type="spellEnd"/>
-      <w:r>
-        <w:t xml:space="preserve"> software </w:t>
-      </w:r>
-      <w:proofErr w:type="spellStart"/>
-      <w:r>
-        <w:t>engineering</w:t>
-      </w:r>
-      <w:proofErr w:type="spellEnd"/>
-      <w:r>
-        <w:t xml:space="preserve"> for </w:t>
-      </w:r>
-      <w:proofErr w:type="spellStart"/>
-      <w:r>
-        <w:t>practitioners</w:t>
-      </w:r>
-      <w:proofErr w:type="spellEnd"/>
-      <w:r>
-        <w:t xml:space="preserve">. </w:t>
+        <w:t xml:space="preserve">DYBA, Tore; KITCHENHAM, Barbara; JORGENSEN, Magne. Evidence-based software engineering for practitioners. </w:t>
       </w:r>
       <w:r>
         <w:rPr>
@@ -8850,45 +4494,19 @@
         <w:t>tuart</w:t>
       </w:r>
       <w:r>
-        <w:t xml:space="preserve">. </w:t>
-      </w:r>
-      <w:proofErr w:type="spellStart"/>
-      <w:r>
-        <w:t>Guidelines</w:t>
-      </w:r>
-      <w:proofErr w:type="spellEnd"/>
-      <w:r>
-        <w:t xml:space="preserve"> for </w:t>
-      </w:r>
-      <w:proofErr w:type="spellStart"/>
-      <w:r>
-        <w:t>performing</w:t>
-      </w:r>
-      <w:proofErr w:type="spellEnd"/>
-      <w:r>
-        <w:t xml:space="preserve"> </w:t>
-      </w:r>
-      <w:proofErr w:type="spellStart"/>
+        <w:t xml:space="preserve">. Guidelines for performing </w:t>
+      </w:r>
       <w:r>
         <w:t>S</w:t>
       </w:r>
       <w:r>
-        <w:t>ystematic</w:t>
-      </w:r>
-      <w:proofErr w:type="spellEnd"/>
-      <w:r>
-        <w:t xml:space="preserve"> </w:t>
-      </w:r>
-      <w:proofErr w:type="spellStart"/>
+        <w:t xml:space="preserve">ystematic </w:t>
+      </w:r>
       <w:r>
         <w:t>L</w:t>
       </w:r>
       <w:r>
-        <w:t>iterature</w:t>
-      </w:r>
-      <w:proofErr w:type="spellEnd"/>
-      <w:r>
-        <w:t xml:space="preserve"> </w:t>
+        <w:t xml:space="preserve">iterature </w:t>
       </w:r>
       <w:r>
         <w:t>R</w:t>
@@ -8902,58 +4520,21 @@
       <w:r>
         <w:t xml:space="preserve">oftware </w:t>
       </w:r>
-      <w:proofErr w:type="spellStart"/>
       <w:r>
         <w:t>E</w:t>
       </w:r>
       <w:r>
-        <w:t>ngineering</w:t>
-      </w:r>
-      <w:proofErr w:type="spellEnd"/>
-      <w:r>
-        <w:t xml:space="preserve">. </w:t>
-      </w:r>
-      <w:r>
-        <w:rPr>
-          <w:b/>
-          <w:bCs/>
-        </w:rPr>
-        <w:t xml:space="preserve">EBSE </w:t>
-      </w:r>
-      <w:proofErr w:type="spellStart"/>
-      <w:r>
-        <w:rPr>
-          <w:b/>
-          <w:bCs/>
-        </w:rPr>
-        <w:t>Technical</w:t>
-      </w:r>
-      <w:proofErr w:type="spellEnd"/>
-      <w:r>
-        <w:rPr>
-          <w:b/>
-          <w:bCs/>
-        </w:rPr>
-        <w:t xml:space="preserve"> Report EBSE-2007-01</w:t>
-      </w:r>
-      <w:r>
-        <w:t xml:space="preserve">, </w:t>
-      </w:r>
-      <w:proofErr w:type="spellStart"/>
-      <w:r>
-        <w:t>Keele</w:t>
-      </w:r>
-      <w:proofErr w:type="spellEnd"/>
-      <w:r>
-        <w:t xml:space="preserve"> </w:t>
-      </w:r>
-      <w:proofErr w:type="spellStart"/>
-      <w:r>
-        <w:t>University</w:t>
-      </w:r>
-      <w:proofErr w:type="spellEnd"/>
-      <w:r>
-        <w:t>,</w:t>
+        <w:t xml:space="preserve">ngineering. </w:t>
+      </w:r>
+      <w:r>
+        <w:rPr>
+          <w:b/>
+          <w:bCs/>
+        </w:rPr>
+        <w:t>EBSE Technical Report EBSE-2007-01</w:t>
+      </w:r>
+      <w:r>
+        <w:t>, Keele University,</w:t>
       </w:r>
       <w:r>
         <w:t xml:space="preserve"> v. 2.3,</w:t>
@@ -8968,47 +4549,17 @@
         <w:jc w:val="both"/>
       </w:pPr>
       <w:r>
-        <w:t xml:space="preserve">OUZZANI, Mourad et al. </w:t>
-      </w:r>
-      <w:proofErr w:type="spellStart"/>
-      <w:r>
-        <w:t>Rayyan</w:t>
-      </w:r>
-      <w:proofErr w:type="spellEnd"/>
-      <w:r>
-        <w:t xml:space="preserve"> – a web </w:t>
-      </w:r>
-      <w:proofErr w:type="spellStart"/>
-      <w:r>
-        <w:t>and</w:t>
-      </w:r>
-      <w:proofErr w:type="spellEnd"/>
-      <w:r>
-        <w:t xml:space="preserve"> mobile app for </w:t>
-      </w:r>
-      <w:proofErr w:type="spellStart"/>
-      <w:r>
-        <w:t>systematic</w:t>
-      </w:r>
-      <w:proofErr w:type="spellEnd"/>
-      <w:r>
-        <w:t xml:space="preserve"> reviews. </w:t>
-      </w:r>
-      <w:proofErr w:type="spellStart"/>
-      <w:r>
-        <w:rPr>
-          <w:b/>
-          <w:bCs/>
-        </w:rPr>
-        <w:t>Systematic</w:t>
-      </w:r>
-      <w:proofErr w:type="spellEnd"/>
-      <w:r>
-        <w:rPr>
-          <w:b/>
-          <w:bCs/>
-        </w:rPr>
-        <w:t xml:space="preserve"> Reviews</w:t>
+        <w:t>OUZZANI, Mourad et al. Rayyan</w:t>
+      </w:r>
+      <w:r>
+        <w:t xml:space="preserve"> – a web and mobile app for systematic reviews. </w:t>
+      </w:r>
+      <w:r>
+        <w:rPr>
+          <w:b/>
+          <w:bCs/>
+        </w:rPr>
+        <w:t>Systematic Reviews</w:t>
       </w:r>
       <w:r>
         <w:t>, 2016.</w:t>
@@ -9020,95 +4571,17 @@
         <w:jc w:val="both"/>
       </w:pPr>
       <w:r>
-        <w:t xml:space="preserve">PETERSEN, Kai; VAKKALANKA, </w:t>
-      </w:r>
-      <w:proofErr w:type="spellStart"/>
-      <w:r>
-        <w:t>Sairam</w:t>
-      </w:r>
-      <w:proofErr w:type="spellEnd"/>
-      <w:r>
-        <w:t xml:space="preserve">; KUZNIARZ, Ludwik. </w:t>
-      </w:r>
-      <w:proofErr w:type="spellStart"/>
-      <w:r>
-        <w:t>Guidelines</w:t>
-      </w:r>
-      <w:proofErr w:type="spellEnd"/>
-      <w:r>
-        <w:t xml:space="preserve"> for </w:t>
-      </w:r>
-      <w:proofErr w:type="spellStart"/>
-      <w:r>
-        <w:t>conducting</w:t>
-      </w:r>
-      <w:proofErr w:type="spellEnd"/>
-      <w:r>
-        <w:t xml:space="preserve"> </w:t>
-      </w:r>
-      <w:proofErr w:type="spellStart"/>
-      <w:r>
-        <w:t>systematic</w:t>
-      </w:r>
-      <w:proofErr w:type="spellEnd"/>
-      <w:r>
-        <w:t xml:space="preserve"> mapping </w:t>
-      </w:r>
-      <w:proofErr w:type="spellStart"/>
-      <w:r>
-        <w:t>studies</w:t>
-      </w:r>
-      <w:proofErr w:type="spellEnd"/>
-      <w:r>
-        <w:t xml:space="preserve"> in software </w:t>
-      </w:r>
-      <w:proofErr w:type="spellStart"/>
-      <w:r>
-        <w:t>engineering</w:t>
-      </w:r>
-      <w:proofErr w:type="spellEnd"/>
-      <w:r>
-        <w:t xml:space="preserve">: </w:t>
-      </w:r>
-      <w:proofErr w:type="spellStart"/>
-      <w:r>
-        <w:t>An</w:t>
-      </w:r>
-      <w:proofErr w:type="spellEnd"/>
-      <w:r>
-        <w:t xml:space="preserve"> update. </w:t>
-      </w:r>
-      <w:proofErr w:type="spellStart"/>
-      <w:r>
-        <w:rPr>
-          <w:b/>
-          <w:bCs/>
-        </w:rPr>
-        <w:t>Information</w:t>
-      </w:r>
-      <w:proofErr w:type="spellEnd"/>
-      <w:r>
-        <w:rPr>
-          <w:b/>
-          <w:bCs/>
-        </w:rPr>
-        <w:t xml:space="preserve"> </w:t>
-      </w:r>
-      <w:proofErr w:type="spellStart"/>
-      <w:r>
-        <w:rPr>
-          <w:b/>
-          <w:bCs/>
-        </w:rPr>
-        <w:t>and</w:t>
-      </w:r>
-      <w:proofErr w:type="spellEnd"/>
-      <w:r>
-        <w:rPr>
-          <w:b/>
-          <w:bCs/>
-        </w:rPr>
-        <w:t xml:space="preserve"> Software Technology</w:t>
+        <w:t xml:space="preserve">PETERSEN, Kai; VAKKALANKA, Sairam; KUZNIARZ, Ludwik. </w:t>
+      </w:r>
+      <w:r>
+        <w:t xml:space="preserve">Guidelines for conducting systematic mapping studies in software engineering: An update. </w:t>
+      </w:r>
+      <w:r>
+        <w:rPr>
+          <w:b/>
+          <w:bCs/>
+        </w:rPr>
+        <w:t>Information and Software Technology</w:t>
       </w:r>
       <w:r>
         <w:t>, v. 64, p. 1</w:t>
